--- a/docs/Trabajo_de_Grado_Entrega_Plantilla_28jul.docx
+++ b/docs/Trabajo_de_Grado_Entrega_Plantilla_28jul.docx
@@ -1073,7 +1073,7 @@
           <w:r>
             <w:fldChar w:fldCharType="separate"/>
           </w:r>
-          <w:hyperlink w:anchor="_Toc241791019" w:history="1">
+          <w:hyperlink w:anchor="_Toc242188013" w:history="1">
             <w:r>
               <w:rPr>
                 <w:rStyle w:val="Hipervnculo"/>
@@ -1103,7 +1103,7 @@
                 <w:noProof/>
                 <w:webHidden/>
               </w:rPr>
-              <w:instrText xml:space="preserve"> PAGEREF _Toc241791019 \h </w:instrText>
+              <w:instrText xml:space="preserve"> PAGEREF _Toc242188013 \h </w:instrText>
             </w:r>
             <w:r>
               <w:rPr>
@@ -1145,7 +1145,7 @@
               <w14:ligatures w14:val="standardContextual"/>
             </w:rPr>
           </w:pPr>
-          <w:hyperlink w:anchor="_Toc241791020" w:history="1">
+          <w:hyperlink w:anchor="_Toc242188014" w:history="1">
             <w:r>
               <w:rPr>
                 <w:rStyle w:val="Hipervnculo"/>
@@ -1175,7 +1175,7 @@
                 <w:noProof/>
                 <w:webHidden/>
               </w:rPr>
-              <w:instrText xml:space="preserve"> PAGEREF _Toc241791020 \h </w:instrText>
+              <w:instrText xml:space="preserve"> PAGEREF _Toc242188014 \h </w:instrText>
             </w:r>
             <w:r>
               <w:rPr>
@@ -1220,7 +1220,7 @@
               <w14:ligatures w14:val="standardContextual"/>
             </w:rPr>
           </w:pPr>
-          <w:hyperlink w:anchor="_Toc241791021" w:history="1">
+          <w:hyperlink w:anchor="_Toc242188015" w:history="1">
             <w:r>
               <w:rPr>
                 <w:rStyle w:val="Hipervnculo"/>
@@ -1247,7 +1247,7 @@
                 <w:noProof/>
                 <w:webHidden/>
               </w:rPr>
-              <w:instrText xml:space="preserve"> PAGEREF _Toc241791021 \h </w:instrText>
+              <w:instrText xml:space="preserve"> PAGEREF _Toc242188015 \h </w:instrText>
             </w:r>
             <w:r>
               <w:rPr>
@@ -1292,7 +1292,7 @@
               <w14:ligatures w14:val="standardContextual"/>
             </w:rPr>
           </w:pPr>
-          <w:hyperlink w:anchor="_Toc241791022" w:history="1">
+          <w:hyperlink w:anchor="_Toc242188016" w:history="1">
             <w:r>
               <w:rPr>
                 <w:rStyle w:val="Hipervnculo"/>
@@ -1319,7 +1319,7 @@
                 <w:noProof/>
                 <w:webHidden/>
               </w:rPr>
-              <w:instrText xml:space="preserve"> PAGEREF _Toc241791022 \h </w:instrText>
+              <w:instrText xml:space="preserve"> PAGEREF _Toc242188016 \h </w:instrText>
             </w:r>
             <w:r>
               <w:rPr>
@@ -1364,7 +1364,7 @@
               <w14:ligatures w14:val="standardContextual"/>
             </w:rPr>
           </w:pPr>
-          <w:hyperlink w:anchor="_Toc241791023" w:history="1">
+          <w:hyperlink w:anchor="_Toc242188017" w:history="1">
             <w:r>
               <w:rPr>
                 <w:rStyle w:val="Hipervnculo"/>
@@ -1391,7 +1391,7 @@
                 <w:noProof/>
                 <w:webHidden/>
               </w:rPr>
-              <w:instrText xml:space="preserve"> PAGEREF _Toc241791023 \h </w:instrText>
+              <w:instrText xml:space="preserve"> PAGEREF _Toc242188017 \h </w:instrText>
             </w:r>
             <w:r>
               <w:rPr>
@@ -1436,7 +1436,7 @@
               <w14:ligatures w14:val="standardContextual"/>
             </w:rPr>
           </w:pPr>
-          <w:hyperlink w:anchor="_Toc241791024" w:history="1">
+          <w:hyperlink w:anchor="_Toc242188018" w:history="1">
             <w:r>
               <w:rPr>
                 <w:rStyle w:val="Hipervnculo"/>
@@ -1463,7 +1463,7 @@
                 <w:noProof/>
                 <w:webHidden/>
               </w:rPr>
-              <w:instrText xml:space="preserve"> PAGEREF _Toc241791024 \h </w:instrText>
+              <w:instrText xml:space="preserve"> PAGEREF _Toc242188018 \h </w:instrText>
             </w:r>
             <w:r>
               <w:rPr>
@@ -1505,7 +1505,7 @@
               <w14:ligatures w14:val="standardContextual"/>
             </w:rPr>
           </w:pPr>
-          <w:hyperlink w:anchor="_Toc241791025" w:history="1">
+          <w:hyperlink w:anchor="_Toc242188019" w:history="1">
             <w:r>
               <w:rPr>
                 <w:rStyle w:val="Hipervnculo"/>
@@ -1535,7 +1535,7 @@
                 <w:noProof/>
                 <w:webHidden/>
               </w:rPr>
-              <w:instrText xml:space="preserve"> PAGEREF _Toc241791025 \h </w:instrText>
+              <w:instrText xml:space="preserve"> PAGEREF _Toc242188019 \h </w:instrText>
             </w:r>
             <w:r>
               <w:rPr>
@@ -1580,7 +1580,7 @@
               <w14:ligatures w14:val="standardContextual"/>
             </w:rPr>
           </w:pPr>
-          <w:hyperlink w:anchor="_Toc241791026" w:history="1">
+          <w:hyperlink w:anchor="_Toc242188020" w:history="1">
             <w:r>
               <w:rPr>
                 <w:rStyle w:val="Hipervnculo"/>
@@ -1607,7 +1607,7 @@
                 <w:noProof/>
                 <w:webHidden/>
               </w:rPr>
-              <w:instrText xml:space="preserve"> PAGEREF _Toc241791026 \h </w:instrText>
+              <w:instrText xml:space="preserve"> PAGEREF _Toc242188020 \h </w:instrText>
             </w:r>
             <w:r>
               <w:rPr>
@@ -1652,7 +1652,7 @@
               <w14:ligatures w14:val="standardContextual"/>
             </w:rPr>
           </w:pPr>
-          <w:hyperlink w:anchor="_Toc241791027" w:history="1">
+          <w:hyperlink w:anchor="_Toc242188021" w:history="1">
             <w:r>
               <w:rPr>
                 <w:rStyle w:val="Hipervnculo"/>
@@ -1679,7 +1679,7 @@
                 <w:noProof/>
                 <w:webHidden/>
               </w:rPr>
-              <w:instrText xml:space="preserve"> PAGEREF _Toc241791027 \h </w:instrText>
+              <w:instrText xml:space="preserve"> PAGEREF _Toc242188021 \h </w:instrText>
             </w:r>
             <w:r>
               <w:rPr>
@@ -1721,7 +1721,7 @@
               <w14:ligatures w14:val="standardContextual"/>
             </w:rPr>
           </w:pPr>
-          <w:hyperlink w:anchor="_Toc241791028" w:history="1">
+          <w:hyperlink w:anchor="_Toc242188022" w:history="1">
             <w:r>
               <w:rPr>
                 <w:rStyle w:val="Hipervnculo"/>
@@ -1751,7 +1751,7 @@
                 <w:noProof/>
                 <w:webHidden/>
               </w:rPr>
-              <w:instrText xml:space="preserve"> PAGEREF _Toc241791028 \h </w:instrText>
+              <w:instrText xml:space="preserve"> PAGEREF _Toc242188022 \h </w:instrText>
             </w:r>
             <w:r>
               <w:rPr>
@@ -1796,7 +1796,7 @@
               <w14:ligatures w14:val="standardContextual"/>
             </w:rPr>
           </w:pPr>
-          <w:hyperlink w:anchor="_Toc241791029" w:history="1">
+          <w:hyperlink w:anchor="_Toc242188023" w:history="1">
             <w:r>
               <w:rPr>
                 <w:rStyle w:val="Hipervnculo"/>
@@ -1823,7 +1823,7 @@
                 <w:noProof/>
                 <w:webHidden/>
               </w:rPr>
-              <w:instrText xml:space="preserve"> PAGEREF _Toc241791029 \h </w:instrText>
+              <w:instrText xml:space="preserve"> PAGEREF _Toc242188023 \h </w:instrText>
             </w:r>
             <w:r>
               <w:rPr>
@@ -1865,7 +1865,7 @@
               <w14:ligatures w14:val="standardContextual"/>
             </w:rPr>
           </w:pPr>
-          <w:hyperlink w:anchor="_Toc241791030" w:history="1">
+          <w:hyperlink w:anchor="_Toc242188024" w:history="1">
             <w:r>
               <w:rPr>
                 <w:rStyle w:val="Hipervnculo"/>
@@ -1892,7 +1892,7 @@
                 <w:noProof/>
                 <w:webHidden/>
               </w:rPr>
-              <w:instrText xml:space="preserve"> PAGEREF _Toc241791030 \h </w:instrText>
+              <w:instrText xml:space="preserve"> PAGEREF _Toc242188024 \h </w:instrText>
             </w:r>
             <w:r>
               <w:rPr>
@@ -1934,7 +1934,7 @@
               <w14:ligatures w14:val="standardContextual"/>
             </w:rPr>
           </w:pPr>
-          <w:hyperlink w:anchor="_Toc241791031" w:history="1">
+          <w:hyperlink w:anchor="_Toc242188025" w:history="1">
             <w:r>
               <w:rPr>
                 <w:rStyle w:val="Hipervnculo"/>
@@ -1961,7 +1961,7 @@
                 <w:noProof/>
                 <w:webHidden/>
               </w:rPr>
-              <w:instrText xml:space="preserve"> PAGEREF _Toc241791031 \h </w:instrText>
+              <w:instrText xml:space="preserve"> PAGEREF _Toc242188025 \h </w:instrText>
             </w:r>
             <w:r>
               <w:rPr>
@@ -2003,7 +2003,7 @@
               <w14:ligatures w14:val="standardContextual"/>
             </w:rPr>
           </w:pPr>
-          <w:hyperlink w:anchor="_Toc241791032" w:history="1">
+          <w:hyperlink w:anchor="_Toc242188026" w:history="1">
             <w:r>
               <w:rPr>
                 <w:rStyle w:val="Hipervnculo"/>
@@ -2030,7 +2030,7 @@
                 <w:noProof/>
                 <w:webHidden/>
               </w:rPr>
-              <w:instrText xml:space="preserve"> PAGEREF _Toc241791032 \h </w:instrText>
+              <w:instrText xml:space="preserve"> PAGEREF _Toc242188026 \h </w:instrText>
             </w:r>
             <w:r>
               <w:rPr>
@@ -2072,7 +2072,7 @@
               <w14:ligatures w14:val="standardContextual"/>
             </w:rPr>
           </w:pPr>
-          <w:hyperlink w:anchor="_Toc241791033" w:history="1">
+          <w:hyperlink w:anchor="_Toc242188027" w:history="1">
             <w:r>
               <w:rPr>
                 <w:rStyle w:val="Hipervnculo"/>
@@ -2099,7 +2099,7 @@
                 <w:noProof/>
                 <w:webHidden/>
               </w:rPr>
-              <w:instrText xml:space="preserve"> PAGEREF _Toc241791033 \h </w:instrText>
+              <w:instrText xml:space="preserve"> PAGEREF _Toc242188027 \h </w:instrText>
             </w:r>
             <w:r>
               <w:rPr>
@@ -2141,7 +2141,7 @@
               <w14:ligatures w14:val="standardContextual"/>
             </w:rPr>
           </w:pPr>
-          <w:hyperlink w:anchor="_Toc241791034" w:history="1">
+          <w:hyperlink w:anchor="_Toc242188028" w:history="1">
             <w:r>
               <w:rPr>
                 <w:rStyle w:val="Hipervnculo"/>
@@ -2168,7 +2168,7 @@
                 <w:noProof/>
                 <w:webHidden/>
               </w:rPr>
-              <w:instrText xml:space="preserve"> PAGEREF _Toc241791034 \h </w:instrText>
+              <w:instrText xml:space="preserve"> PAGEREF _Toc242188028 \h </w:instrText>
             </w:r>
             <w:r>
               <w:rPr>
@@ -2210,7 +2210,7 @@
               <w14:ligatures w14:val="standardContextual"/>
             </w:rPr>
           </w:pPr>
-          <w:hyperlink w:anchor="_Toc241791035" w:history="1">
+          <w:hyperlink w:anchor="_Toc242188029" w:history="1">
             <w:r>
               <w:rPr>
                 <w:rStyle w:val="Hipervnculo"/>
@@ -2237,7 +2237,7 @@
                 <w:noProof/>
                 <w:webHidden/>
               </w:rPr>
-              <w:instrText xml:space="preserve"> PAGEREF _Toc241791035 \h </w:instrText>
+              <w:instrText xml:space="preserve"> PAGEREF _Toc242188029 \h </w:instrText>
             </w:r>
             <w:r>
               <w:rPr>
@@ -2282,7 +2282,7 @@
               <w14:ligatures w14:val="standardContextual"/>
             </w:rPr>
           </w:pPr>
-          <w:hyperlink w:anchor="_Toc241791036" w:history="1">
+          <w:hyperlink w:anchor="_Toc242188030" w:history="1">
             <w:r>
               <w:rPr>
                 <w:rStyle w:val="Hipervnculo"/>
@@ -2309,7 +2309,7 @@
                 <w:noProof/>
                 <w:webHidden/>
               </w:rPr>
-              <w:instrText xml:space="preserve"> PAGEREF _Toc241791036 \h </w:instrText>
+              <w:instrText xml:space="preserve"> PAGEREF _Toc242188030 \h </w:instrText>
             </w:r>
             <w:r>
               <w:rPr>
@@ -2351,7 +2351,7 @@
               <w14:ligatures w14:val="standardContextual"/>
             </w:rPr>
           </w:pPr>
-          <w:hyperlink w:anchor="_Toc241791037" w:history="1">
+          <w:hyperlink w:anchor="_Toc242188031" w:history="1">
             <w:r>
               <w:rPr>
                 <w:rStyle w:val="Hipervnculo"/>
@@ -2378,7 +2378,7 @@
                 <w:noProof/>
                 <w:webHidden/>
               </w:rPr>
-              <w:instrText xml:space="preserve"> PAGEREF _Toc241791037 \h </w:instrText>
+              <w:instrText xml:space="preserve"> PAGEREF _Toc242188031 \h </w:instrText>
             </w:r>
             <w:r>
               <w:rPr>
@@ -2420,7 +2420,7 @@
               <w14:ligatures w14:val="standardContextual"/>
             </w:rPr>
           </w:pPr>
-          <w:hyperlink w:anchor="_Toc241791038" w:history="1">
+          <w:hyperlink w:anchor="_Toc242188032" w:history="1">
             <w:r>
               <w:rPr>
                 <w:rStyle w:val="Hipervnculo"/>
@@ -2447,7 +2447,7 @@
                 <w:noProof/>
                 <w:webHidden/>
               </w:rPr>
-              <w:instrText xml:space="preserve"> PAGEREF _Toc241791038 \h </w:instrText>
+              <w:instrText xml:space="preserve"> PAGEREF _Toc242188032 \h </w:instrText>
             </w:r>
             <w:r>
               <w:rPr>
@@ -2489,7 +2489,7 @@
               <w14:ligatures w14:val="standardContextual"/>
             </w:rPr>
           </w:pPr>
-          <w:hyperlink w:anchor="_Toc241791039" w:history="1">
+          <w:hyperlink w:anchor="_Toc242188033" w:history="1">
             <w:r>
               <w:rPr>
                 <w:rStyle w:val="Hipervnculo"/>
@@ -2516,7 +2516,7 @@
                 <w:noProof/>
                 <w:webHidden/>
               </w:rPr>
-              <w:instrText xml:space="preserve"> PAGEREF _Toc241791039 \h </w:instrText>
+              <w:instrText xml:space="preserve"> PAGEREF _Toc242188033 \h </w:instrText>
             </w:r>
             <w:r>
               <w:rPr>
@@ -2558,7 +2558,7 @@
               <w14:ligatures w14:val="standardContextual"/>
             </w:rPr>
           </w:pPr>
-          <w:hyperlink w:anchor="_Toc241791040" w:history="1">
+          <w:hyperlink w:anchor="_Toc242188034" w:history="1">
             <w:r>
               <w:rPr>
                 <w:rStyle w:val="Hipervnculo"/>
@@ -2585,7 +2585,7 @@
                 <w:noProof/>
                 <w:webHidden/>
               </w:rPr>
-              <w:instrText xml:space="preserve"> PAGEREF _Toc241791040 \h </w:instrText>
+              <w:instrText xml:space="preserve"> PAGEREF _Toc242188034 \h </w:instrText>
             </w:r>
             <w:r>
               <w:rPr>
@@ -2627,7 +2627,7 @@
               <w14:ligatures w14:val="standardContextual"/>
             </w:rPr>
           </w:pPr>
-          <w:hyperlink w:anchor="_Toc241791041" w:history="1">
+          <w:hyperlink w:anchor="_Toc242188035" w:history="1">
             <w:r>
               <w:rPr>
                 <w:rStyle w:val="Hipervnculo"/>
@@ -2654,7 +2654,7 @@
                 <w:noProof/>
                 <w:webHidden/>
               </w:rPr>
-              <w:instrText xml:space="preserve"> PAGEREF _Toc241791041 \h </w:instrText>
+              <w:instrText xml:space="preserve"> PAGEREF _Toc242188035 \h </w:instrText>
             </w:r>
             <w:r>
               <w:rPr>
@@ -2696,7 +2696,7 @@
               <w14:ligatures w14:val="standardContextual"/>
             </w:rPr>
           </w:pPr>
-          <w:hyperlink w:anchor="_Toc241791042" w:history="1">
+          <w:hyperlink w:anchor="_Toc242188036" w:history="1">
             <w:r>
               <w:rPr>
                 <w:rStyle w:val="Hipervnculo"/>
@@ -2723,7 +2723,7 @@
                 <w:noProof/>
                 <w:webHidden/>
               </w:rPr>
-              <w:instrText xml:space="preserve"> PAGEREF _Toc241791042 \h </w:instrText>
+              <w:instrText xml:space="preserve"> PAGEREF _Toc242188036 \h </w:instrText>
             </w:r>
             <w:r>
               <w:rPr>
@@ -2765,7 +2765,7 @@
               <w14:ligatures w14:val="standardContextual"/>
             </w:rPr>
           </w:pPr>
-          <w:hyperlink w:anchor="_Toc241791043" w:history="1">
+          <w:hyperlink w:anchor="_Toc242188037" w:history="1">
             <w:r>
               <w:rPr>
                 <w:rStyle w:val="Hipervnculo"/>
@@ -2792,7 +2792,7 @@
                 <w:noProof/>
                 <w:webHidden/>
               </w:rPr>
-              <w:instrText xml:space="preserve"> PAGEREF _Toc241791043 \h </w:instrText>
+              <w:instrText xml:space="preserve"> PAGEREF _Toc242188037 \h </w:instrText>
             </w:r>
             <w:r>
               <w:rPr>
@@ -2837,7 +2837,7 @@
               <w14:ligatures w14:val="standardContextual"/>
             </w:rPr>
           </w:pPr>
-          <w:hyperlink w:anchor="_Toc241791044" w:history="1">
+          <w:hyperlink w:anchor="_Toc242188038" w:history="1">
             <w:r>
               <w:rPr>
                 <w:rStyle w:val="Hipervnculo"/>
@@ -2864,7 +2864,7 @@
                 <w:noProof/>
                 <w:webHidden/>
               </w:rPr>
-              <w:instrText xml:space="preserve"> PAGEREF _Toc241791044 \h </w:instrText>
+              <w:instrText xml:space="preserve"> PAGEREF _Toc242188038 \h </w:instrText>
             </w:r>
             <w:r>
               <w:rPr>
@@ -2906,7 +2906,7 @@
               <w14:ligatures w14:val="standardContextual"/>
             </w:rPr>
           </w:pPr>
-          <w:hyperlink w:anchor="_Toc241791045" w:history="1">
+          <w:hyperlink w:anchor="_Toc242188039" w:history="1">
             <w:r>
               <w:rPr>
                 <w:rStyle w:val="Hipervnculo"/>
@@ -2933,7 +2933,7 @@
                 <w:noProof/>
                 <w:webHidden/>
               </w:rPr>
-              <w:instrText xml:space="preserve"> PAGEREF _Toc241791045 \h </w:instrText>
+              <w:instrText xml:space="preserve"> PAGEREF _Toc242188039 \h </w:instrText>
             </w:r>
             <w:r>
               <w:rPr>
@@ -2975,7 +2975,7 @@
               <w14:ligatures w14:val="standardContextual"/>
             </w:rPr>
           </w:pPr>
-          <w:hyperlink w:anchor="_Toc241791046" w:history="1">
+          <w:hyperlink w:anchor="_Toc242188040" w:history="1">
             <w:r>
               <w:rPr>
                 <w:rStyle w:val="Hipervnculo"/>
@@ -3002,7 +3002,7 @@
                 <w:noProof/>
                 <w:webHidden/>
               </w:rPr>
-              <w:instrText xml:space="preserve"> PAGEREF _Toc241791046 \h </w:instrText>
+              <w:instrText xml:space="preserve"> PAGEREF _Toc242188040 \h </w:instrText>
             </w:r>
             <w:r>
               <w:rPr>
@@ -3047,7 +3047,7 @@
               <w14:ligatures w14:val="standardContextual"/>
             </w:rPr>
           </w:pPr>
-          <w:hyperlink w:anchor="_Toc241791047" w:history="1">
+          <w:hyperlink w:anchor="_Toc242188041" w:history="1">
             <w:r>
               <w:rPr>
                 <w:rStyle w:val="Hipervnculo"/>
@@ -3074,7 +3074,7 @@
                 <w:noProof/>
                 <w:webHidden/>
               </w:rPr>
-              <w:instrText xml:space="preserve"> PAGEREF _Toc241791047 \h </w:instrText>
+              <w:instrText xml:space="preserve"> PAGEREF _Toc242188041 \h </w:instrText>
             </w:r>
             <w:r>
               <w:rPr>
@@ -3116,7 +3116,7 @@
               <w14:ligatures w14:val="standardContextual"/>
             </w:rPr>
           </w:pPr>
-          <w:hyperlink w:anchor="_Toc241791048" w:history="1">
+          <w:hyperlink w:anchor="_Toc242188042" w:history="1">
             <w:r>
               <w:rPr>
                 <w:rStyle w:val="Hipervnculo"/>
@@ -3146,7 +3146,7 @@
                 <w:noProof/>
                 <w:webHidden/>
               </w:rPr>
-              <w:instrText xml:space="preserve"> PAGEREF _Toc241791048 \h </w:instrText>
+              <w:instrText xml:space="preserve"> PAGEREF _Toc242188042 \h </w:instrText>
             </w:r>
             <w:r>
               <w:rPr>
@@ -3188,7 +3188,7 @@
               <w14:ligatures w14:val="standardContextual"/>
             </w:rPr>
           </w:pPr>
-          <w:hyperlink w:anchor="_Toc241791049" w:history="1">
+          <w:hyperlink w:anchor="_Toc242188043" w:history="1">
             <w:r>
               <w:rPr>
                 <w:rStyle w:val="Hipervnculo"/>
@@ -3218,7 +3218,7 @@
                 <w:noProof/>
                 <w:webHidden/>
               </w:rPr>
-              <w:instrText xml:space="preserve"> PAGEREF _Toc241791049 \h </w:instrText>
+              <w:instrText xml:space="preserve"> PAGEREF _Toc242188043 \h </w:instrText>
             </w:r>
             <w:r>
               <w:rPr>
@@ -3263,13 +3263,13 @@
               <w14:ligatures w14:val="standardContextual"/>
             </w:rPr>
           </w:pPr>
-          <w:hyperlink w:anchor="_Toc241791050" w:history="1">
+          <w:hyperlink w:anchor="_Toc242188044" w:history="1">
             <w:r>
               <w:rPr>
                 <w:rStyle w:val="Hipervnculo"/>
                 <w:noProof/>
               </w:rPr>
-              <w:t>5.1 Instrumentos o herramientas utilizadas</w:t>
+              <w:t>5.1 Fases del trabajo de grado</w:t>
             </w:r>
             <w:r>
               <w:rPr>
@@ -3290,7 +3290,7 @@
                 <w:noProof/>
                 <w:webHidden/>
               </w:rPr>
-              <w:instrText xml:space="preserve"> PAGEREF _Toc241791050 \h </w:instrText>
+              <w:instrText xml:space="preserve"> PAGEREF _Toc242188044 \h </w:instrText>
             </w:r>
             <w:r>
               <w:rPr>
@@ -3311,6 +3311,420 @@
                 <w:webHidden/>
               </w:rPr>
               <w:t>42</w:t>
+            </w:r>
+            <w:r>
+              <w:rPr>
+                <w:noProof/>
+                <w:webHidden/>
+              </w:rPr>
+              <w:fldChar w:fldCharType="end"/>
+            </w:r>
+          </w:hyperlink>
+        </w:p>
+        <w:p>
+          <w:pPr>
+            <w:pStyle w:val="TDC3"/>
+            <w:rPr>
+              <w:rFonts w:asciiTheme="minorHAnsi" w:eastAsiaTheme="minorEastAsia" w:hAnsiTheme="minorHAnsi" w:cstheme="minorBidi"/>
+              <w:noProof/>
+              <w:color w:val="auto"/>
+              <w:kern w:val="2"/>
+              <w14:ligatures w14:val="standardContextual"/>
+            </w:rPr>
+          </w:pPr>
+          <w:hyperlink w:anchor="_Toc242188045" w:history="1">
+            <w:r>
+              <w:rPr>
+                <w:rStyle w:val="Hipervnculo"/>
+                <w:noProof/>
+              </w:rPr>
+              <w:t>5.1.1 Apertura del trabajo con Árcade y Kanban</w:t>
+            </w:r>
+            <w:r>
+              <w:rPr>
+                <w:noProof/>
+                <w:webHidden/>
+              </w:rPr>
+              <w:tab/>
+            </w:r>
+            <w:r>
+              <w:rPr>
+                <w:noProof/>
+                <w:webHidden/>
+              </w:rPr>
+              <w:fldChar w:fldCharType="begin"/>
+            </w:r>
+            <w:r>
+              <w:rPr>
+                <w:noProof/>
+                <w:webHidden/>
+              </w:rPr>
+              <w:instrText xml:space="preserve"> PAGEREF _Toc242188045 \h </w:instrText>
+            </w:r>
+            <w:r>
+              <w:rPr>
+                <w:noProof/>
+                <w:webHidden/>
+              </w:rPr>
+            </w:r>
+            <w:r>
+              <w:rPr>
+                <w:noProof/>
+                <w:webHidden/>
+              </w:rPr>
+              <w:fldChar w:fldCharType="separate"/>
+            </w:r>
+            <w:r>
+              <w:rPr>
+                <w:noProof/>
+                <w:webHidden/>
+              </w:rPr>
+              <w:t>42</w:t>
+            </w:r>
+            <w:r>
+              <w:rPr>
+                <w:noProof/>
+                <w:webHidden/>
+              </w:rPr>
+              <w:fldChar w:fldCharType="end"/>
+            </w:r>
+          </w:hyperlink>
+        </w:p>
+        <w:p>
+          <w:pPr>
+            <w:pStyle w:val="TDC3"/>
+            <w:rPr>
+              <w:rFonts w:asciiTheme="minorHAnsi" w:eastAsiaTheme="minorEastAsia" w:hAnsiTheme="minorHAnsi" w:cstheme="minorBidi"/>
+              <w:noProof/>
+              <w:color w:val="auto"/>
+              <w:kern w:val="2"/>
+              <w14:ligatures w14:val="standardContextual"/>
+            </w:rPr>
+          </w:pPr>
+          <w:hyperlink w:anchor="_Toc242188046" w:history="1">
+            <w:r>
+              <w:rPr>
+                <w:rStyle w:val="Hipervnculo"/>
+                <w:noProof/>
+              </w:rPr>
+              <w:t>5.1.2 Diseño del guion</w:t>
+            </w:r>
+            <w:r>
+              <w:rPr>
+                <w:noProof/>
+                <w:webHidden/>
+              </w:rPr>
+              <w:tab/>
+            </w:r>
+            <w:r>
+              <w:rPr>
+                <w:noProof/>
+                <w:webHidden/>
+              </w:rPr>
+              <w:fldChar w:fldCharType="begin"/>
+            </w:r>
+            <w:r>
+              <w:rPr>
+                <w:noProof/>
+                <w:webHidden/>
+              </w:rPr>
+              <w:instrText xml:space="preserve"> PAGEREF _Toc242188046 \h </w:instrText>
+            </w:r>
+            <w:r>
+              <w:rPr>
+                <w:noProof/>
+                <w:webHidden/>
+              </w:rPr>
+            </w:r>
+            <w:r>
+              <w:rPr>
+                <w:noProof/>
+                <w:webHidden/>
+              </w:rPr>
+              <w:fldChar w:fldCharType="separate"/>
+            </w:r>
+            <w:r>
+              <w:rPr>
+                <w:noProof/>
+                <w:webHidden/>
+              </w:rPr>
+              <w:t>43</w:t>
+            </w:r>
+            <w:r>
+              <w:rPr>
+                <w:noProof/>
+                <w:webHidden/>
+              </w:rPr>
+              <w:fldChar w:fldCharType="end"/>
+            </w:r>
+          </w:hyperlink>
+        </w:p>
+        <w:p>
+          <w:pPr>
+            <w:pStyle w:val="TDC3"/>
+            <w:rPr>
+              <w:rFonts w:asciiTheme="minorHAnsi" w:eastAsiaTheme="minorEastAsia" w:hAnsiTheme="minorHAnsi" w:cstheme="minorBidi"/>
+              <w:noProof/>
+              <w:color w:val="auto"/>
+              <w:kern w:val="2"/>
+              <w14:ligatures w14:val="standardContextual"/>
+            </w:rPr>
+          </w:pPr>
+          <w:hyperlink w:anchor="_Toc242188047" w:history="1">
+            <w:r>
+              <w:rPr>
+                <w:rStyle w:val="Hipervnculo"/>
+                <w:noProof/>
+              </w:rPr>
+              <w:t>5.1.3 Especificación de requerimientos (objetivo 1)</w:t>
+            </w:r>
+            <w:r>
+              <w:rPr>
+                <w:noProof/>
+                <w:webHidden/>
+              </w:rPr>
+              <w:tab/>
+            </w:r>
+            <w:r>
+              <w:rPr>
+                <w:noProof/>
+                <w:webHidden/>
+              </w:rPr>
+              <w:fldChar w:fldCharType="begin"/>
+            </w:r>
+            <w:r>
+              <w:rPr>
+                <w:noProof/>
+                <w:webHidden/>
+              </w:rPr>
+              <w:instrText xml:space="preserve"> PAGEREF _Toc242188047 \h </w:instrText>
+            </w:r>
+            <w:r>
+              <w:rPr>
+                <w:noProof/>
+                <w:webHidden/>
+              </w:rPr>
+            </w:r>
+            <w:r>
+              <w:rPr>
+                <w:noProof/>
+                <w:webHidden/>
+              </w:rPr>
+              <w:fldChar w:fldCharType="separate"/>
+            </w:r>
+            <w:r>
+              <w:rPr>
+                <w:noProof/>
+                <w:webHidden/>
+              </w:rPr>
+              <w:t>44</w:t>
+            </w:r>
+            <w:r>
+              <w:rPr>
+                <w:noProof/>
+                <w:webHidden/>
+              </w:rPr>
+              <w:fldChar w:fldCharType="end"/>
+            </w:r>
+          </w:hyperlink>
+        </w:p>
+        <w:p>
+          <w:pPr>
+            <w:pStyle w:val="TDC3"/>
+            <w:rPr>
+              <w:rFonts w:asciiTheme="minorHAnsi" w:eastAsiaTheme="minorEastAsia" w:hAnsiTheme="minorHAnsi" w:cstheme="minorBidi"/>
+              <w:noProof/>
+              <w:color w:val="auto"/>
+              <w:kern w:val="2"/>
+              <w14:ligatures w14:val="standardContextual"/>
+            </w:rPr>
+          </w:pPr>
+          <w:hyperlink w:anchor="_Toc242188048" w:history="1">
+            <w:r>
+              <w:rPr>
+                <w:rStyle w:val="Hipervnculo"/>
+                <w:noProof/>
+              </w:rPr>
+              <w:t>5.1.4 Diseño del videojuego (objetivo 2)</w:t>
+            </w:r>
+            <w:r>
+              <w:rPr>
+                <w:noProof/>
+                <w:webHidden/>
+              </w:rPr>
+              <w:tab/>
+            </w:r>
+            <w:r>
+              <w:rPr>
+                <w:noProof/>
+                <w:webHidden/>
+              </w:rPr>
+              <w:fldChar w:fldCharType="begin"/>
+            </w:r>
+            <w:r>
+              <w:rPr>
+                <w:noProof/>
+                <w:webHidden/>
+              </w:rPr>
+              <w:instrText xml:space="preserve"> PAGEREF _Toc242188048 \h </w:instrText>
+            </w:r>
+            <w:r>
+              <w:rPr>
+                <w:noProof/>
+                <w:webHidden/>
+              </w:rPr>
+            </w:r>
+            <w:r>
+              <w:rPr>
+                <w:noProof/>
+                <w:webHidden/>
+              </w:rPr>
+              <w:fldChar w:fldCharType="separate"/>
+            </w:r>
+            <w:r>
+              <w:rPr>
+                <w:noProof/>
+                <w:webHidden/>
+              </w:rPr>
+              <w:t>45</w:t>
+            </w:r>
+            <w:r>
+              <w:rPr>
+                <w:noProof/>
+                <w:webHidden/>
+              </w:rPr>
+              <w:fldChar w:fldCharType="end"/>
+            </w:r>
+          </w:hyperlink>
+        </w:p>
+        <w:p>
+          <w:pPr>
+            <w:pStyle w:val="TDC3"/>
+            <w:rPr>
+              <w:rFonts w:asciiTheme="minorHAnsi" w:eastAsiaTheme="minorEastAsia" w:hAnsiTheme="minorHAnsi" w:cstheme="minorBidi"/>
+              <w:noProof/>
+              <w:color w:val="auto"/>
+              <w:kern w:val="2"/>
+              <w14:ligatures w14:val="standardContextual"/>
+            </w:rPr>
+          </w:pPr>
+          <w:hyperlink w:anchor="_Toc242188049" w:history="1">
+            <w:r>
+              <w:rPr>
+                <w:rStyle w:val="Hipervnculo"/>
+                <w:noProof/>
+              </w:rPr>
+              <w:t>5.1.5 Ciclo Diseño ↔ Desarrollo ↔ Pruebas (objetivo 3)</w:t>
+            </w:r>
+            <w:r>
+              <w:rPr>
+                <w:noProof/>
+                <w:webHidden/>
+              </w:rPr>
+              <w:tab/>
+            </w:r>
+            <w:r>
+              <w:rPr>
+                <w:noProof/>
+                <w:webHidden/>
+              </w:rPr>
+              <w:fldChar w:fldCharType="begin"/>
+            </w:r>
+            <w:r>
+              <w:rPr>
+                <w:noProof/>
+                <w:webHidden/>
+              </w:rPr>
+              <w:instrText xml:space="preserve"> PAGEREF _Toc242188049 \h </w:instrText>
+            </w:r>
+            <w:r>
+              <w:rPr>
+                <w:noProof/>
+                <w:webHidden/>
+              </w:rPr>
+            </w:r>
+            <w:r>
+              <w:rPr>
+                <w:noProof/>
+                <w:webHidden/>
+              </w:rPr>
+              <w:fldChar w:fldCharType="separate"/>
+            </w:r>
+            <w:r>
+              <w:rPr>
+                <w:noProof/>
+                <w:webHidden/>
+              </w:rPr>
+              <w:t>46</w:t>
+            </w:r>
+            <w:r>
+              <w:rPr>
+                <w:noProof/>
+                <w:webHidden/>
+              </w:rPr>
+              <w:fldChar w:fldCharType="end"/>
+            </w:r>
+          </w:hyperlink>
+        </w:p>
+        <w:p>
+          <w:pPr>
+            <w:pStyle w:val="TDC3"/>
+            <w:rPr>
+              <w:rFonts w:asciiTheme="minorHAnsi" w:eastAsiaTheme="minorEastAsia" w:hAnsiTheme="minorHAnsi" w:cstheme="minorBidi"/>
+              <w:noProof/>
+              <w:color w:val="auto"/>
+              <w:kern w:val="2"/>
+              <w14:ligatures w14:val="standardContextual"/>
+            </w:rPr>
+          </w:pPr>
+          <w:hyperlink w:anchor="_Toc242188050" w:history="1">
+            <w:r>
+              <w:rPr>
+                <w:rStyle w:val="Hipervnculo"/>
+                <w:noProof/>
+              </w:rPr>
+              <w:t>5.1.6 Evaluación del prototipo (objetivo 4)</w:t>
+            </w:r>
+            <w:r>
+              <w:rPr>
+                <w:noProof/>
+                <w:webHidden/>
+              </w:rPr>
+              <w:tab/>
+            </w:r>
+            <w:r>
+              <w:rPr>
+                <w:noProof/>
+                <w:webHidden/>
+              </w:rPr>
+              <w:fldChar w:fldCharType="begin"/>
+            </w:r>
+            <w:r>
+              <w:rPr>
+                <w:noProof/>
+                <w:webHidden/>
+              </w:rPr>
+              <w:instrText xml:space="preserve"> PAGEREF _Toc242188050 \h </w:instrText>
+            </w:r>
+            <w:r>
+              <w:rPr>
+                <w:noProof/>
+                <w:webHidden/>
+              </w:rPr>
+            </w:r>
+            <w:r>
+              <w:rPr>
+                <w:noProof/>
+                <w:webHidden/>
+              </w:rPr>
+              <w:fldChar w:fldCharType="separate"/>
+            </w:r>
+            <w:r>
+              <w:rPr>
+                <w:noProof/>
+                <w:webHidden/>
+              </w:rPr>
+              <w:t>48</w:t>
             </w:r>
             <w:r>
               <w:rPr>
@@ -3335,13 +3749,13 @@
               <w14:ligatures w14:val="standardContextual"/>
             </w:rPr>
           </w:pPr>
-          <w:hyperlink w:anchor="_Toc241791051" w:history="1">
+          <w:hyperlink w:anchor="_Toc242188051" w:history="1">
             <w:r>
               <w:rPr>
                 <w:rStyle w:val="Hipervnculo"/>
                 <w:noProof/>
               </w:rPr>
-              <w:t>5.2 Población y muestra</w:t>
+              <w:t>5.2 Instrumentos o herramientas utilizadas</w:t>
             </w:r>
             <w:r>
               <w:rPr>
@@ -3362,7 +3776,7 @@
                 <w:noProof/>
                 <w:webHidden/>
               </w:rPr>
-              <w:instrText xml:space="preserve"> PAGEREF _Toc241791051 \h </w:instrText>
+              <w:instrText xml:space="preserve"> PAGEREF _Toc242188051 \h </w:instrText>
             </w:r>
             <w:r>
               <w:rPr>
@@ -3382,78 +3796,7 @@
                 <w:noProof/>
                 <w:webHidden/>
               </w:rPr>
-              <w:t>42</w:t>
-            </w:r>
-            <w:r>
-              <w:rPr>
-                <w:noProof/>
-                <w:webHidden/>
-              </w:rPr>
-              <w:fldChar w:fldCharType="end"/>
-            </w:r>
-          </w:hyperlink>
-        </w:p>
-        <w:p>
-          <w:pPr>
-            <w:pStyle w:val="TDC1"/>
-            <w:rPr>
-              <w:rFonts w:asciiTheme="minorHAnsi" w:eastAsiaTheme="minorEastAsia" w:hAnsiTheme="minorHAnsi" w:cstheme="minorBidi"/>
-              <w:noProof/>
-              <w:color w:val="auto"/>
-              <w:kern w:val="2"/>
-              <w14:ligatures w14:val="standardContextual"/>
-            </w:rPr>
-          </w:pPr>
-          <w:hyperlink w:anchor="_Toc241791052" w:history="1">
-            <w:r>
-              <w:rPr>
-                <w:rStyle w:val="Hipervnculo"/>
-                <w:rFonts w:cs="Arial"/>
-                <w:b/>
-                <w:noProof/>
-              </w:rPr>
-              <w:t>6. LINEAMIENTOS Y REQUERIMIENTOS DEL VIDEOJUEGO</w:t>
-            </w:r>
-            <w:r>
-              <w:rPr>
-                <w:noProof/>
-                <w:webHidden/>
-              </w:rPr>
-              <w:tab/>
-            </w:r>
-            <w:r>
-              <w:rPr>
-                <w:noProof/>
-                <w:webHidden/>
-              </w:rPr>
-              <w:fldChar w:fldCharType="begin"/>
-            </w:r>
-            <w:r>
-              <w:rPr>
-                <w:noProof/>
-                <w:webHidden/>
-              </w:rPr>
-              <w:instrText xml:space="preserve"> PAGEREF _Toc241791052 \h </w:instrText>
-            </w:r>
-            <w:r>
-              <w:rPr>
-                <w:noProof/>
-                <w:webHidden/>
-              </w:rPr>
-            </w:r>
-            <w:r>
-              <w:rPr>
-                <w:noProof/>
-                <w:webHidden/>
-              </w:rPr>
-              <w:fldChar w:fldCharType="separate"/>
-            </w:r>
-            <w:r>
-              <w:rPr>
-                <w:noProof/>
-                <w:webHidden/>
-              </w:rPr>
-              <w:t>44</w:t>
+              <w:t>49</w:t>
             </w:r>
             <w:r>
               <w:rPr>
@@ -3478,13 +3821,13 @@
               <w14:ligatures w14:val="standardContextual"/>
             </w:rPr>
           </w:pPr>
-          <w:hyperlink w:anchor="_Toc241791053" w:history="1">
+          <w:hyperlink w:anchor="_Toc242188052" w:history="1">
             <w:r>
               <w:rPr>
                 <w:rStyle w:val="Hipervnculo"/>
                 <w:noProof/>
               </w:rPr>
-              <w:t>6.1 Desarrollo</w:t>
+              <w:t>5.3 Población y muestra</w:t>
             </w:r>
             <w:r>
               <w:rPr>
@@ -3505,7 +3848,7 @@
                 <w:noProof/>
                 <w:webHidden/>
               </w:rPr>
-              <w:instrText xml:space="preserve"> PAGEREF _Toc241791053 \h </w:instrText>
+              <w:instrText xml:space="preserve"> PAGEREF _Toc242188052 \h </w:instrText>
             </w:r>
             <w:r>
               <w:rPr>
@@ -3525,7 +3868,7 @@
                 <w:noProof/>
                 <w:webHidden/>
               </w:rPr>
-              <w:t>44</w:t>
+              <w:t>50</w:t>
             </w:r>
             <w:r>
               <w:rPr>
@@ -3538,7 +3881,7 @@
         </w:p>
         <w:p>
           <w:pPr>
-            <w:pStyle w:val="TDC3"/>
+            <w:pStyle w:val="TDC1"/>
             <w:rPr>
               <w:rFonts w:asciiTheme="minorHAnsi" w:eastAsiaTheme="minorEastAsia" w:hAnsiTheme="minorHAnsi" w:cstheme="minorBidi"/>
               <w:noProof/>
@@ -3547,14 +3890,15 @@
               <w14:ligatures w14:val="standardContextual"/>
             </w:rPr>
           </w:pPr>
-          <w:hyperlink w:anchor="_Toc241791054" w:history="1">
+          <w:hyperlink w:anchor="_Toc242188053" w:history="1">
             <w:r>
               <w:rPr>
                 <w:rStyle w:val="Hipervnculo"/>
                 <w:rFonts w:cs="Arial"/>
-                <w:noProof/>
-              </w:rPr>
-              <w:t>6.1.1 De la revisión teórica a los lineamientos</w:t>
+                <w:b/>
+                <w:noProof/>
+              </w:rPr>
+              <w:t>6. LINEAMIENTOS Y REQUERIMIENTOS DEL VIDEOJUEGO</w:t>
             </w:r>
             <w:r>
               <w:rPr>
@@ -3575,7 +3919,7 @@
                 <w:noProof/>
                 <w:webHidden/>
               </w:rPr>
-              <w:instrText xml:space="preserve"> PAGEREF _Toc241791054 \h </w:instrText>
+              <w:instrText xml:space="preserve"> PAGEREF _Toc242188053 \h </w:instrText>
             </w:r>
             <w:r>
               <w:rPr>
@@ -3595,147 +3939,7 @@
                 <w:noProof/>
                 <w:webHidden/>
               </w:rPr>
-              <w:t>44</w:t>
-            </w:r>
-            <w:r>
-              <w:rPr>
-                <w:noProof/>
-                <w:webHidden/>
-              </w:rPr>
-              <w:fldChar w:fldCharType="end"/>
-            </w:r>
-          </w:hyperlink>
-        </w:p>
-        <w:p>
-          <w:pPr>
-            <w:pStyle w:val="TDC3"/>
-            <w:rPr>
-              <w:rFonts w:asciiTheme="minorHAnsi" w:eastAsiaTheme="minorEastAsia" w:hAnsiTheme="minorHAnsi" w:cstheme="minorBidi"/>
-              <w:noProof/>
-              <w:color w:val="auto"/>
-              <w:kern w:val="2"/>
-              <w14:ligatures w14:val="standardContextual"/>
-            </w:rPr>
-          </w:pPr>
-          <w:hyperlink w:anchor="_Toc241791055" w:history="1">
-            <w:r>
-              <w:rPr>
-                <w:rStyle w:val="Hipervnculo"/>
-                <w:rFonts w:cs="Arial"/>
-                <w:noProof/>
-              </w:rPr>
-              <w:t>6.1.2 Especificación de requerimientos</w:t>
-            </w:r>
-            <w:r>
-              <w:rPr>
-                <w:noProof/>
-                <w:webHidden/>
-              </w:rPr>
-              <w:tab/>
-            </w:r>
-            <w:r>
-              <w:rPr>
-                <w:noProof/>
-                <w:webHidden/>
-              </w:rPr>
-              <w:fldChar w:fldCharType="begin"/>
-            </w:r>
-            <w:r>
-              <w:rPr>
-                <w:noProof/>
-                <w:webHidden/>
-              </w:rPr>
-              <w:instrText xml:space="preserve"> PAGEREF _Toc241791055 \h </w:instrText>
-            </w:r>
-            <w:r>
-              <w:rPr>
-                <w:noProof/>
-                <w:webHidden/>
-              </w:rPr>
-            </w:r>
-            <w:r>
-              <w:rPr>
-                <w:noProof/>
-                <w:webHidden/>
-              </w:rPr>
-              <w:fldChar w:fldCharType="separate"/>
-            </w:r>
-            <w:r>
-              <w:rPr>
-                <w:noProof/>
-                <w:webHidden/>
-              </w:rPr>
-              <w:t>45</w:t>
-            </w:r>
-            <w:r>
-              <w:rPr>
-                <w:noProof/>
-                <w:webHidden/>
-              </w:rPr>
-              <w:fldChar w:fldCharType="end"/>
-            </w:r>
-          </w:hyperlink>
-        </w:p>
-        <w:p>
-          <w:pPr>
-            <w:pStyle w:val="TDC3"/>
-            <w:rPr>
-              <w:rFonts w:asciiTheme="minorHAnsi" w:eastAsiaTheme="minorEastAsia" w:hAnsiTheme="minorHAnsi" w:cstheme="minorBidi"/>
-              <w:noProof/>
-              <w:color w:val="auto"/>
-              <w:kern w:val="2"/>
-              <w14:ligatures w14:val="standardContextual"/>
-            </w:rPr>
-          </w:pPr>
-          <w:hyperlink w:anchor="_Toc241791056" w:history="1">
-            <w:r>
-              <w:rPr>
-                <w:rStyle w:val="Hipervnculo"/>
-                <w:rFonts w:cs="Arial"/>
-                <w:noProof/>
-              </w:rPr>
-              <w:t>6.1.3 Un documento que se corrigió con el juego</w:t>
-            </w:r>
-            <w:r>
-              <w:rPr>
-                <w:noProof/>
-                <w:webHidden/>
-              </w:rPr>
-              <w:tab/>
-            </w:r>
-            <w:r>
-              <w:rPr>
-                <w:noProof/>
-                <w:webHidden/>
-              </w:rPr>
-              <w:fldChar w:fldCharType="begin"/>
-            </w:r>
-            <w:r>
-              <w:rPr>
-                <w:noProof/>
-                <w:webHidden/>
-              </w:rPr>
-              <w:instrText xml:space="preserve"> PAGEREF _Toc241791056 \h </w:instrText>
-            </w:r>
-            <w:r>
-              <w:rPr>
-                <w:noProof/>
-                <w:webHidden/>
-              </w:rPr>
-            </w:r>
-            <w:r>
-              <w:rPr>
-                <w:noProof/>
-                <w:webHidden/>
-              </w:rPr>
-              <w:fldChar w:fldCharType="separate"/>
-            </w:r>
-            <w:r>
-              <w:rPr>
-                <w:noProof/>
-                <w:webHidden/>
-              </w:rPr>
-              <w:t>46</w:t>
+              <w:t>51</w:t>
             </w:r>
             <w:r>
               <w:rPr>
@@ -3760,13 +3964,13 @@
               <w14:ligatures w14:val="standardContextual"/>
             </w:rPr>
           </w:pPr>
-          <w:hyperlink w:anchor="_Toc241791057" w:history="1">
+          <w:hyperlink w:anchor="_Toc242188054" w:history="1">
             <w:r>
               <w:rPr>
                 <w:rStyle w:val="Hipervnculo"/>
                 <w:noProof/>
               </w:rPr>
-              <w:t>6.2 Resultados</w:t>
+              <w:t>6.1 Desarrollo</w:t>
             </w:r>
             <w:r>
               <w:rPr>
@@ -3787,7 +3991,7 @@
                 <w:noProof/>
                 <w:webHidden/>
               </w:rPr>
-              <w:instrText xml:space="preserve"> PAGEREF _Toc241791057 \h </w:instrText>
+              <w:instrText xml:space="preserve"> PAGEREF _Toc242188054 \h </w:instrText>
             </w:r>
             <w:r>
               <w:rPr>
@@ -3807,7 +4011,217 @@
                 <w:noProof/>
                 <w:webHidden/>
               </w:rPr>
-              <w:t>46</w:t>
+              <w:t>51</w:t>
+            </w:r>
+            <w:r>
+              <w:rPr>
+                <w:noProof/>
+                <w:webHidden/>
+              </w:rPr>
+              <w:fldChar w:fldCharType="end"/>
+            </w:r>
+          </w:hyperlink>
+        </w:p>
+        <w:p>
+          <w:pPr>
+            <w:pStyle w:val="TDC3"/>
+            <w:rPr>
+              <w:rFonts w:asciiTheme="minorHAnsi" w:eastAsiaTheme="minorEastAsia" w:hAnsiTheme="minorHAnsi" w:cstheme="minorBidi"/>
+              <w:noProof/>
+              <w:color w:val="auto"/>
+              <w:kern w:val="2"/>
+              <w14:ligatures w14:val="standardContextual"/>
+            </w:rPr>
+          </w:pPr>
+          <w:hyperlink w:anchor="_Toc242188055" w:history="1">
+            <w:r>
+              <w:rPr>
+                <w:rStyle w:val="Hipervnculo"/>
+                <w:rFonts w:cs="Arial"/>
+                <w:noProof/>
+              </w:rPr>
+              <w:t>6.1.1 De la revisión teórica a los lineamientos</w:t>
+            </w:r>
+            <w:r>
+              <w:rPr>
+                <w:noProof/>
+                <w:webHidden/>
+              </w:rPr>
+              <w:tab/>
+            </w:r>
+            <w:r>
+              <w:rPr>
+                <w:noProof/>
+                <w:webHidden/>
+              </w:rPr>
+              <w:fldChar w:fldCharType="begin"/>
+            </w:r>
+            <w:r>
+              <w:rPr>
+                <w:noProof/>
+                <w:webHidden/>
+              </w:rPr>
+              <w:instrText xml:space="preserve"> PAGEREF _Toc242188055 \h </w:instrText>
+            </w:r>
+            <w:r>
+              <w:rPr>
+                <w:noProof/>
+                <w:webHidden/>
+              </w:rPr>
+            </w:r>
+            <w:r>
+              <w:rPr>
+                <w:noProof/>
+                <w:webHidden/>
+              </w:rPr>
+              <w:fldChar w:fldCharType="separate"/>
+            </w:r>
+            <w:r>
+              <w:rPr>
+                <w:noProof/>
+                <w:webHidden/>
+              </w:rPr>
+              <w:t>51</w:t>
+            </w:r>
+            <w:r>
+              <w:rPr>
+                <w:noProof/>
+                <w:webHidden/>
+              </w:rPr>
+              <w:fldChar w:fldCharType="end"/>
+            </w:r>
+          </w:hyperlink>
+        </w:p>
+        <w:p>
+          <w:pPr>
+            <w:pStyle w:val="TDC3"/>
+            <w:rPr>
+              <w:rFonts w:asciiTheme="minorHAnsi" w:eastAsiaTheme="minorEastAsia" w:hAnsiTheme="minorHAnsi" w:cstheme="minorBidi"/>
+              <w:noProof/>
+              <w:color w:val="auto"/>
+              <w:kern w:val="2"/>
+              <w14:ligatures w14:val="standardContextual"/>
+            </w:rPr>
+          </w:pPr>
+          <w:hyperlink w:anchor="_Toc242188056" w:history="1">
+            <w:r>
+              <w:rPr>
+                <w:rStyle w:val="Hipervnculo"/>
+                <w:rFonts w:cs="Arial"/>
+                <w:noProof/>
+              </w:rPr>
+              <w:t>6.1.2 Especificación de requerimientos</w:t>
+            </w:r>
+            <w:r>
+              <w:rPr>
+                <w:noProof/>
+                <w:webHidden/>
+              </w:rPr>
+              <w:tab/>
+            </w:r>
+            <w:r>
+              <w:rPr>
+                <w:noProof/>
+                <w:webHidden/>
+              </w:rPr>
+              <w:fldChar w:fldCharType="begin"/>
+            </w:r>
+            <w:r>
+              <w:rPr>
+                <w:noProof/>
+                <w:webHidden/>
+              </w:rPr>
+              <w:instrText xml:space="preserve"> PAGEREF _Toc242188056 \h </w:instrText>
+            </w:r>
+            <w:r>
+              <w:rPr>
+                <w:noProof/>
+                <w:webHidden/>
+              </w:rPr>
+            </w:r>
+            <w:r>
+              <w:rPr>
+                <w:noProof/>
+                <w:webHidden/>
+              </w:rPr>
+              <w:fldChar w:fldCharType="separate"/>
+            </w:r>
+            <w:r>
+              <w:rPr>
+                <w:noProof/>
+                <w:webHidden/>
+              </w:rPr>
+              <w:t>52</w:t>
+            </w:r>
+            <w:r>
+              <w:rPr>
+                <w:noProof/>
+                <w:webHidden/>
+              </w:rPr>
+              <w:fldChar w:fldCharType="end"/>
+            </w:r>
+          </w:hyperlink>
+        </w:p>
+        <w:p>
+          <w:pPr>
+            <w:pStyle w:val="TDC3"/>
+            <w:rPr>
+              <w:rFonts w:asciiTheme="minorHAnsi" w:eastAsiaTheme="minorEastAsia" w:hAnsiTheme="minorHAnsi" w:cstheme="minorBidi"/>
+              <w:noProof/>
+              <w:color w:val="auto"/>
+              <w:kern w:val="2"/>
+              <w14:ligatures w14:val="standardContextual"/>
+            </w:rPr>
+          </w:pPr>
+          <w:hyperlink w:anchor="_Toc242188057" w:history="1">
+            <w:r>
+              <w:rPr>
+                <w:rStyle w:val="Hipervnculo"/>
+                <w:rFonts w:cs="Arial"/>
+                <w:noProof/>
+              </w:rPr>
+              <w:t>6.1.3 Un documento que se corrigió con el juego</w:t>
+            </w:r>
+            <w:r>
+              <w:rPr>
+                <w:noProof/>
+                <w:webHidden/>
+              </w:rPr>
+              <w:tab/>
+            </w:r>
+            <w:r>
+              <w:rPr>
+                <w:noProof/>
+                <w:webHidden/>
+              </w:rPr>
+              <w:fldChar w:fldCharType="begin"/>
+            </w:r>
+            <w:r>
+              <w:rPr>
+                <w:noProof/>
+                <w:webHidden/>
+              </w:rPr>
+              <w:instrText xml:space="preserve"> PAGEREF _Toc242188057 \h </w:instrText>
+            </w:r>
+            <w:r>
+              <w:rPr>
+                <w:noProof/>
+                <w:webHidden/>
+              </w:rPr>
+            </w:r>
+            <w:r>
+              <w:rPr>
+                <w:noProof/>
+                <w:webHidden/>
+              </w:rPr>
+              <w:fldChar w:fldCharType="separate"/>
+            </w:r>
+            <w:r>
+              <w:rPr>
+                <w:noProof/>
+                <w:webHidden/>
+              </w:rPr>
+              <w:t>53</w:t>
             </w:r>
             <w:r>
               <w:rPr>
@@ -3832,13 +4246,13 @@
               <w14:ligatures w14:val="standardContextual"/>
             </w:rPr>
           </w:pPr>
-          <w:hyperlink w:anchor="_Toc241791058" w:history="1">
+          <w:hyperlink w:anchor="_Toc242188058" w:history="1">
             <w:r>
               <w:rPr>
                 <w:rStyle w:val="Hipervnculo"/>
                 <w:noProof/>
               </w:rPr>
-              <w:t>6.3 Conclusiones del objetivo</w:t>
+              <w:t>6.2 Resultados</w:t>
             </w:r>
             <w:r>
               <w:rPr>
@@ -3859,7 +4273,7 @@
                 <w:noProof/>
                 <w:webHidden/>
               </w:rPr>
-              <w:instrText xml:space="preserve"> PAGEREF _Toc241791058 \h </w:instrText>
+              <w:instrText xml:space="preserve"> PAGEREF _Toc242188058 \h </w:instrText>
             </w:r>
             <w:r>
               <w:rPr>
@@ -3879,78 +4293,7 @@
                 <w:noProof/>
                 <w:webHidden/>
               </w:rPr>
-              <w:t>47</w:t>
-            </w:r>
-            <w:r>
-              <w:rPr>
-                <w:noProof/>
-                <w:webHidden/>
-              </w:rPr>
-              <w:fldChar w:fldCharType="end"/>
-            </w:r>
-          </w:hyperlink>
-        </w:p>
-        <w:p>
-          <w:pPr>
-            <w:pStyle w:val="TDC1"/>
-            <w:rPr>
-              <w:rFonts w:asciiTheme="minorHAnsi" w:eastAsiaTheme="minorEastAsia" w:hAnsiTheme="minorHAnsi" w:cstheme="minorBidi"/>
-              <w:noProof/>
-              <w:color w:val="auto"/>
-              <w:kern w:val="2"/>
-              <w14:ligatures w14:val="standardContextual"/>
-            </w:rPr>
-          </w:pPr>
-          <w:hyperlink w:anchor="_Toc241791059" w:history="1">
-            <w:r>
-              <w:rPr>
-                <w:rStyle w:val="Hipervnculo"/>
-                <w:rFonts w:cs="Arial"/>
-                <w:b/>
-                <w:noProof/>
-              </w:rPr>
-              <w:t>7. DISEÑO PEDAGÓGICO Y NARRATIVO DEL VIDEOJUEGO</w:t>
-            </w:r>
-            <w:r>
-              <w:rPr>
-                <w:noProof/>
-                <w:webHidden/>
-              </w:rPr>
-              <w:tab/>
-            </w:r>
-            <w:r>
-              <w:rPr>
-                <w:noProof/>
-                <w:webHidden/>
-              </w:rPr>
-              <w:fldChar w:fldCharType="begin"/>
-            </w:r>
-            <w:r>
-              <w:rPr>
-                <w:noProof/>
-                <w:webHidden/>
-              </w:rPr>
-              <w:instrText xml:space="preserve"> PAGEREF _Toc241791059 \h </w:instrText>
-            </w:r>
-            <w:r>
-              <w:rPr>
-                <w:noProof/>
-                <w:webHidden/>
-              </w:rPr>
-            </w:r>
-            <w:r>
-              <w:rPr>
-                <w:noProof/>
-                <w:webHidden/>
-              </w:rPr>
-              <w:fldChar w:fldCharType="separate"/>
-            </w:r>
-            <w:r>
-              <w:rPr>
-                <w:noProof/>
-                <w:webHidden/>
-              </w:rPr>
-              <w:t>48</w:t>
+              <w:t>53</w:t>
             </w:r>
             <w:r>
               <w:rPr>
@@ -3975,13 +4318,13 @@
               <w14:ligatures w14:val="standardContextual"/>
             </w:rPr>
           </w:pPr>
-          <w:hyperlink w:anchor="_Toc241791060" w:history="1">
+          <w:hyperlink w:anchor="_Toc242188059" w:history="1">
             <w:r>
               <w:rPr>
                 <w:rStyle w:val="Hipervnculo"/>
                 <w:noProof/>
               </w:rPr>
-              <w:t>7.1 Desarrollo</w:t>
+              <w:t>6.3 Conclusiones del objetivo</w:t>
             </w:r>
             <w:r>
               <w:rPr>
@@ -4002,7 +4345,7 @@
                 <w:noProof/>
                 <w:webHidden/>
               </w:rPr>
-              <w:instrText xml:space="preserve"> PAGEREF _Toc241791060 \h </w:instrText>
+              <w:instrText xml:space="preserve"> PAGEREF _Toc242188059 \h </w:instrText>
             </w:r>
             <w:r>
               <w:rPr>
@@ -4022,7 +4365,7 @@
                 <w:noProof/>
                 <w:webHidden/>
               </w:rPr>
-              <w:t>48</w:t>
+              <w:t>54</w:t>
             </w:r>
             <w:r>
               <w:rPr>
@@ -4035,7 +4378,7 @@
         </w:p>
         <w:p>
           <w:pPr>
-            <w:pStyle w:val="TDC3"/>
+            <w:pStyle w:val="TDC1"/>
             <w:rPr>
               <w:rFonts w:asciiTheme="minorHAnsi" w:eastAsiaTheme="minorEastAsia" w:hAnsiTheme="minorHAnsi" w:cstheme="minorBidi"/>
               <w:noProof/>
@@ -4044,14 +4387,15 @@
               <w14:ligatures w14:val="standardContextual"/>
             </w:rPr>
           </w:pPr>
-          <w:hyperlink w:anchor="_Toc241791061" w:history="1">
+          <w:hyperlink w:anchor="_Toc242188060" w:history="1">
             <w:r>
               <w:rPr>
                 <w:rStyle w:val="Hipervnculo"/>
                 <w:rFonts w:cs="Arial"/>
-                <w:noProof/>
-              </w:rPr>
-              <w:t>7.1.1 Premisa y hilo narrativo</w:t>
+                <w:b/>
+                <w:noProof/>
+              </w:rPr>
+              <w:t>7. DISEÑO PEDAGÓGICO Y NARRATIVO DEL VIDEOJUEGO</w:t>
             </w:r>
             <w:r>
               <w:rPr>
@@ -4072,7 +4416,7 @@
                 <w:noProof/>
                 <w:webHidden/>
               </w:rPr>
-              <w:instrText xml:space="preserve"> PAGEREF _Toc241791061 \h </w:instrText>
+              <w:instrText xml:space="preserve"> PAGEREF _Toc242188060 \h </w:instrText>
             </w:r>
             <w:r>
               <w:rPr>
@@ -4092,217 +4436,7 @@
                 <w:noProof/>
                 <w:webHidden/>
               </w:rPr>
-              <w:t>48</w:t>
-            </w:r>
-            <w:r>
-              <w:rPr>
-                <w:noProof/>
-                <w:webHidden/>
-              </w:rPr>
-              <w:fldChar w:fldCharType="end"/>
-            </w:r>
-          </w:hyperlink>
-        </w:p>
-        <w:p>
-          <w:pPr>
-            <w:pStyle w:val="TDC3"/>
-            <w:rPr>
-              <w:rFonts w:asciiTheme="minorHAnsi" w:eastAsiaTheme="minorEastAsia" w:hAnsiTheme="minorHAnsi" w:cstheme="minorBidi"/>
-              <w:noProof/>
-              <w:color w:val="auto"/>
-              <w:kern w:val="2"/>
-              <w14:ligatures w14:val="standardContextual"/>
-            </w:rPr>
-          </w:pPr>
-          <w:hyperlink w:anchor="_Toc241791062" w:history="1">
-            <w:r>
-              <w:rPr>
-                <w:rStyle w:val="Hipervnculo"/>
-                <w:rFonts w:cs="Arial"/>
-                <w:noProof/>
-              </w:rPr>
-              <w:t>7.1.2 Niveles, facetas y retos</w:t>
-            </w:r>
-            <w:r>
-              <w:rPr>
-                <w:noProof/>
-                <w:webHidden/>
-              </w:rPr>
-              <w:tab/>
-            </w:r>
-            <w:r>
-              <w:rPr>
-                <w:noProof/>
-                <w:webHidden/>
-              </w:rPr>
-              <w:fldChar w:fldCharType="begin"/>
-            </w:r>
-            <w:r>
-              <w:rPr>
-                <w:noProof/>
-                <w:webHidden/>
-              </w:rPr>
-              <w:instrText xml:space="preserve"> PAGEREF _Toc241791062 \h </w:instrText>
-            </w:r>
-            <w:r>
-              <w:rPr>
-                <w:noProof/>
-                <w:webHidden/>
-              </w:rPr>
-            </w:r>
-            <w:r>
-              <w:rPr>
-                <w:noProof/>
-                <w:webHidden/>
-              </w:rPr>
-              <w:fldChar w:fldCharType="separate"/>
-            </w:r>
-            <w:r>
-              <w:rPr>
-                <w:noProof/>
-                <w:webHidden/>
-              </w:rPr>
-              <w:t>48</w:t>
-            </w:r>
-            <w:r>
-              <w:rPr>
-                <w:noProof/>
-                <w:webHidden/>
-              </w:rPr>
-              <w:fldChar w:fldCharType="end"/>
-            </w:r>
-          </w:hyperlink>
-        </w:p>
-        <w:p>
-          <w:pPr>
-            <w:pStyle w:val="TDC3"/>
-            <w:rPr>
-              <w:rFonts w:asciiTheme="minorHAnsi" w:eastAsiaTheme="minorEastAsia" w:hAnsiTheme="minorHAnsi" w:cstheme="minorBidi"/>
-              <w:noProof/>
-              <w:color w:val="auto"/>
-              <w:kern w:val="2"/>
-              <w14:ligatures w14:val="standardContextual"/>
-            </w:rPr>
-          </w:pPr>
-          <w:hyperlink w:anchor="_Toc241791063" w:history="1">
-            <w:r>
-              <w:rPr>
-                <w:rStyle w:val="Hipervnculo"/>
-                <w:rFonts w:cs="Arial"/>
-                <w:noProof/>
-              </w:rPr>
-              <w:t>7.1.3 Andamiaje y retroalimentación</w:t>
-            </w:r>
-            <w:r>
-              <w:rPr>
-                <w:noProof/>
-                <w:webHidden/>
-              </w:rPr>
-              <w:tab/>
-            </w:r>
-            <w:r>
-              <w:rPr>
-                <w:noProof/>
-                <w:webHidden/>
-              </w:rPr>
-              <w:fldChar w:fldCharType="begin"/>
-            </w:r>
-            <w:r>
-              <w:rPr>
-                <w:noProof/>
-                <w:webHidden/>
-              </w:rPr>
-              <w:instrText xml:space="preserve"> PAGEREF _Toc241791063 \h </w:instrText>
-            </w:r>
-            <w:r>
-              <w:rPr>
-                <w:noProof/>
-                <w:webHidden/>
-              </w:rPr>
-            </w:r>
-            <w:r>
-              <w:rPr>
-                <w:noProof/>
-                <w:webHidden/>
-              </w:rPr>
-              <w:fldChar w:fldCharType="separate"/>
-            </w:r>
-            <w:r>
-              <w:rPr>
-                <w:noProof/>
-                <w:webHidden/>
-              </w:rPr>
-              <w:t>49</w:t>
-            </w:r>
-            <w:r>
-              <w:rPr>
-                <w:noProof/>
-                <w:webHidden/>
-              </w:rPr>
-              <w:fldChar w:fldCharType="end"/>
-            </w:r>
-          </w:hyperlink>
-        </w:p>
-        <w:p>
-          <w:pPr>
-            <w:pStyle w:val="TDC3"/>
-            <w:rPr>
-              <w:rFonts w:asciiTheme="minorHAnsi" w:eastAsiaTheme="minorEastAsia" w:hAnsiTheme="minorHAnsi" w:cstheme="minorBidi"/>
-              <w:noProof/>
-              <w:color w:val="auto"/>
-              <w:kern w:val="2"/>
-              <w14:ligatures w14:val="standardContextual"/>
-            </w:rPr>
-          </w:pPr>
-          <w:hyperlink w:anchor="_Toc241791064" w:history="1">
-            <w:r>
-              <w:rPr>
-                <w:rStyle w:val="Hipervnculo"/>
-                <w:rFonts w:cs="Arial"/>
-                <w:noProof/>
-              </w:rPr>
-              <w:t>7.1.4 Casos de uso, historias de usuario y arquitectura</w:t>
-            </w:r>
-            <w:r>
-              <w:rPr>
-                <w:noProof/>
-                <w:webHidden/>
-              </w:rPr>
-              <w:tab/>
-            </w:r>
-            <w:r>
-              <w:rPr>
-                <w:noProof/>
-                <w:webHidden/>
-              </w:rPr>
-              <w:fldChar w:fldCharType="begin"/>
-            </w:r>
-            <w:r>
-              <w:rPr>
-                <w:noProof/>
-                <w:webHidden/>
-              </w:rPr>
-              <w:instrText xml:space="preserve"> PAGEREF _Toc241791064 \h </w:instrText>
-            </w:r>
-            <w:r>
-              <w:rPr>
-                <w:noProof/>
-                <w:webHidden/>
-              </w:rPr>
-            </w:r>
-            <w:r>
-              <w:rPr>
-                <w:noProof/>
-                <w:webHidden/>
-              </w:rPr>
-              <w:fldChar w:fldCharType="separate"/>
-            </w:r>
-            <w:r>
-              <w:rPr>
-                <w:noProof/>
-                <w:webHidden/>
-              </w:rPr>
-              <w:t>50</w:t>
+              <w:t>55</w:t>
             </w:r>
             <w:r>
               <w:rPr>
@@ -4327,13 +4461,13 @@
               <w14:ligatures w14:val="standardContextual"/>
             </w:rPr>
           </w:pPr>
-          <w:hyperlink w:anchor="_Toc241791065" w:history="1">
+          <w:hyperlink w:anchor="_Toc242188061" w:history="1">
             <w:r>
               <w:rPr>
                 <w:rStyle w:val="Hipervnculo"/>
                 <w:noProof/>
               </w:rPr>
-              <w:t>7.2 Resultados</w:t>
+              <w:t>7.1 Desarrollo</w:t>
             </w:r>
             <w:r>
               <w:rPr>
@@ -4354,7 +4488,7 @@
                 <w:noProof/>
                 <w:webHidden/>
               </w:rPr>
-              <w:instrText xml:space="preserve"> PAGEREF _Toc241791065 \h </w:instrText>
+              <w:instrText xml:space="preserve"> PAGEREF _Toc242188061 \h </w:instrText>
             </w:r>
             <w:r>
               <w:rPr>
@@ -4374,7 +4508,287 @@
                 <w:noProof/>
                 <w:webHidden/>
               </w:rPr>
-              <w:t>50</w:t>
+              <w:t>55</w:t>
+            </w:r>
+            <w:r>
+              <w:rPr>
+                <w:noProof/>
+                <w:webHidden/>
+              </w:rPr>
+              <w:fldChar w:fldCharType="end"/>
+            </w:r>
+          </w:hyperlink>
+        </w:p>
+        <w:p>
+          <w:pPr>
+            <w:pStyle w:val="TDC3"/>
+            <w:rPr>
+              <w:rFonts w:asciiTheme="minorHAnsi" w:eastAsiaTheme="minorEastAsia" w:hAnsiTheme="minorHAnsi" w:cstheme="minorBidi"/>
+              <w:noProof/>
+              <w:color w:val="auto"/>
+              <w:kern w:val="2"/>
+              <w14:ligatures w14:val="standardContextual"/>
+            </w:rPr>
+          </w:pPr>
+          <w:hyperlink w:anchor="_Toc242188062" w:history="1">
+            <w:r>
+              <w:rPr>
+                <w:rStyle w:val="Hipervnculo"/>
+                <w:rFonts w:cs="Arial"/>
+                <w:noProof/>
+              </w:rPr>
+              <w:t>7.1.1 Premisa y hilo narrativo</w:t>
+            </w:r>
+            <w:r>
+              <w:rPr>
+                <w:noProof/>
+                <w:webHidden/>
+              </w:rPr>
+              <w:tab/>
+            </w:r>
+            <w:r>
+              <w:rPr>
+                <w:noProof/>
+                <w:webHidden/>
+              </w:rPr>
+              <w:fldChar w:fldCharType="begin"/>
+            </w:r>
+            <w:r>
+              <w:rPr>
+                <w:noProof/>
+                <w:webHidden/>
+              </w:rPr>
+              <w:instrText xml:space="preserve"> PAGEREF _Toc242188062 \h </w:instrText>
+            </w:r>
+            <w:r>
+              <w:rPr>
+                <w:noProof/>
+                <w:webHidden/>
+              </w:rPr>
+            </w:r>
+            <w:r>
+              <w:rPr>
+                <w:noProof/>
+                <w:webHidden/>
+              </w:rPr>
+              <w:fldChar w:fldCharType="separate"/>
+            </w:r>
+            <w:r>
+              <w:rPr>
+                <w:noProof/>
+                <w:webHidden/>
+              </w:rPr>
+              <w:t>55</w:t>
+            </w:r>
+            <w:r>
+              <w:rPr>
+                <w:noProof/>
+                <w:webHidden/>
+              </w:rPr>
+              <w:fldChar w:fldCharType="end"/>
+            </w:r>
+          </w:hyperlink>
+        </w:p>
+        <w:p>
+          <w:pPr>
+            <w:pStyle w:val="TDC3"/>
+            <w:rPr>
+              <w:rFonts w:asciiTheme="minorHAnsi" w:eastAsiaTheme="minorEastAsia" w:hAnsiTheme="minorHAnsi" w:cstheme="minorBidi"/>
+              <w:noProof/>
+              <w:color w:val="auto"/>
+              <w:kern w:val="2"/>
+              <w14:ligatures w14:val="standardContextual"/>
+            </w:rPr>
+          </w:pPr>
+          <w:hyperlink w:anchor="_Toc242188063" w:history="1">
+            <w:r>
+              <w:rPr>
+                <w:rStyle w:val="Hipervnculo"/>
+                <w:rFonts w:cs="Arial"/>
+                <w:noProof/>
+              </w:rPr>
+              <w:t>7.1.2 Niveles, facetas y retos</w:t>
+            </w:r>
+            <w:r>
+              <w:rPr>
+                <w:noProof/>
+                <w:webHidden/>
+              </w:rPr>
+              <w:tab/>
+            </w:r>
+            <w:r>
+              <w:rPr>
+                <w:noProof/>
+                <w:webHidden/>
+              </w:rPr>
+              <w:fldChar w:fldCharType="begin"/>
+            </w:r>
+            <w:r>
+              <w:rPr>
+                <w:noProof/>
+                <w:webHidden/>
+              </w:rPr>
+              <w:instrText xml:space="preserve"> PAGEREF _Toc242188063 \h </w:instrText>
+            </w:r>
+            <w:r>
+              <w:rPr>
+                <w:noProof/>
+                <w:webHidden/>
+              </w:rPr>
+            </w:r>
+            <w:r>
+              <w:rPr>
+                <w:noProof/>
+                <w:webHidden/>
+              </w:rPr>
+              <w:fldChar w:fldCharType="separate"/>
+            </w:r>
+            <w:r>
+              <w:rPr>
+                <w:noProof/>
+                <w:webHidden/>
+              </w:rPr>
+              <w:t>55</w:t>
+            </w:r>
+            <w:r>
+              <w:rPr>
+                <w:noProof/>
+                <w:webHidden/>
+              </w:rPr>
+              <w:fldChar w:fldCharType="end"/>
+            </w:r>
+          </w:hyperlink>
+        </w:p>
+        <w:p>
+          <w:pPr>
+            <w:pStyle w:val="TDC3"/>
+            <w:rPr>
+              <w:rFonts w:asciiTheme="minorHAnsi" w:eastAsiaTheme="minorEastAsia" w:hAnsiTheme="minorHAnsi" w:cstheme="minorBidi"/>
+              <w:noProof/>
+              <w:color w:val="auto"/>
+              <w:kern w:val="2"/>
+              <w14:ligatures w14:val="standardContextual"/>
+            </w:rPr>
+          </w:pPr>
+          <w:hyperlink w:anchor="_Toc242188064" w:history="1">
+            <w:r>
+              <w:rPr>
+                <w:rStyle w:val="Hipervnculo"/>
+                <w:rFonts w:cs="Arial"/>
+                <w:noProof/>
+              </w:rPr>
+              <w:t>7.1.3 Andamiaje y retroalimentación</w:t>
+            </w:r>
+            <w:r>
+              <w:rPr>
+                <w:noProof/>
+                <w:webHidden/>
+              </w:rPr>
+              <w:tab/>
+            </w:r>
+            <w:r>
+              <w:rPr>
+                <w:noProof/>
+                <w:webHidden/>
+              </w:rPr>
+              <w:fldChar w:fldCharType="begin"/>
+            </w:r>
+            <w:r>
+              <w:rPr>
+                <w:noProof/>
+                <w:webHidden/>
+              </w:rPr>
+              <w:instrText xml:space="preserve"> PAGEREF _Toc242188064 \h </w:instrText>
+            </w:r>
+            <w:r>
+              <w:rPr>
+                <w:noProof/>
+                <w:webHidden/>
+              </w:rPr>
+            </w:r>
+            <w:r>
+              <w:rPr>
+                <w:noProof/>
+                <w:webHidden/>
+              </w:rPr>
+              <w:fldChar w:fldCharType="separate"/>
+            </w:r>
+            <w:r>
+              <w:rPr>
+                <w:noProof/>
+                <w:webHidden/>
+              </w:rPr>
+              <w:t>56</w:t>
+            </w:r>
+            <w:r>
+              <w:rPr>
+                <w:noProof/>
+                <w:webHidden/>
+              </w:rPr>
+              <w:fldChar w:fldCharType="end"/>
+            </w:r>
+          </w:hyperlink>
+        </w:p>
+        <w:p>
+          <w:pPr>
+            <w:pStyle w:val="TDC3"/>
+            <w:rPr>
+              <w:rFonts w:asciiTheme="minorHAnsi" w:eastAsiaTheme="minorEastAsia" w:hAnsiTheme="minorHAnsi" w:cstheme="minorBidi"/>
+              <w:noProof/>
+              <w:color w:val="auto"/>
+              <w:kern w:val="2"/>
+              <w14:ligatures w14:val="standardContextual"/>
+            </w:rPr>
+          </w:pPr>
+          <w:hyperlink w:anchor="_Toc242188065" w:history="1">
+            <w:r>
+              <w:rPr>
+                <w:rStyle w:val="Hipervnculo"/>
+                <w:rFonts w:cs="Arial"/>
+                <w:noProof/>
+              </w:rPr>
+              <w:t>7.1.4 Casos de uso, historias de usuario y arquitectura</w:t>
+            </w:r>
+            <w:r>
+              <w:rPr>
+                <w:noProof/>
+                <w:webHidden/>
+              </w:rPr>
+              <w:tab/>
+            </w:r>
+            <w:r>
+              <w:rPr>
+                <w:noProof/>
+                <w:webHidden/>
+              </w:rPr>
+              <w:fldChar w:fldCharType="begin"/>
+            </w:r>
+            <w:r>
+              <w:rPr>
+                <w:noProof/>
+                <w:webHidden/>
+              </w:rPr>
+              <w:instrText xml:space="preserve"> PAGEREF _Toc242188065 \h </w:instrText>
+            </w:r>
+            <w:r>
+              <w:rPr>
+                <w:noProof/>
+                <w:webHidden/>
+              </w:rPr>
+            </w:r>
+            <w:r>
+              <w:rPr>
+                <w:noProof/>
+                <w:webHidden/>
+              </w:rPr>
+              <w:fldChar w:fldCharType="separate"/>
+            </w:r>
+            <w:r>
+              <w:rPr>
+                <w:noProof/>
+                <w:webHidden/>
+              </w:rPr>
+              <w:t>57</w:t>
             </w:r>
             <w:r>
               <w:rPr>
@@ -4399,13 +4813,13 @@
               <w14:ligatures w14:val="standardContextual"/>
             </w:rPr>
           </w:pPr>
-          <w:hyperlink w:anchor="_Toc241791066" w:history="1">
+          <w:hyperlink w:anchor="_Toc242188066" w:history="1">
             <w:r>
               <w:rPr>
                 <w:rStyle w:val="Hipervnculo"/>
                 <w:noProof/>
               </w:rPr>
-              <w:t>7.3 Conclusiones del objetivo</w:t>
+              <w:t>7.2 Resultados</w:t>
             </w:r>
             <w:r>
               <w:rPr>
@@ -4426,7 +4840,7 @@
                 <w:noProof/>
                 <w:webHidden/>
               </w:rPr>
-              <w:instrText xml:space="preserve"> PAGEREF _Toc241791066 \h </w:instrText>
+              <w:instrText xml:space="preserve"> PAGEREF _Toc242188066 \h </w:instrText>
             </w:r>
             <w:r>
               <w:rPr>
@@ -4446,78 +4860,7 @@
                 <w:noProof/>
                 <w:webHidden/>
               </w:rPr>
-              <w:t>51</w:t>
-            </w:r>
-            <w:r>
-              <w:rPr>
-                <w:noProof/>
-                <w:webHidden/>
-              </w:rPr>
-              <w:fldChar w:fldCharType="end"/>
-            </w:r>
-          </w:hyperlink>
-        </w:p>
-        <w:p>
-          <w:pPr>
-            <w:pStyle w:val="TDC1"/>
-            <w:rPr>
-              <w:rFonts w:asciiTheme="minorHAnsi" w:eastAsiaTheme="minorEastAsia" w:hAnsiTheme="minorHAnsi" w:cstheme="minorBidi"/>
-              <w:noProof/>
-              <w:color w:val="auto"/>
-              <w:kern w:val="2"/>
-              <w14:ligatures w14:val="standardContextual"/>
-            </w:rPr>
-          </w:pPr>
-          <w:hyperlink w:anchor="_Toc241791067" w:history="1">
-            <w:r>
-              <w:rPr>
-                <w:rStyle w:val="Hipervnculo"/>
-                <w:rFonts w:cs="Arial"/>
-                <w:b/>
-                <w:noProof/>
-              </w:rPr>
-              <w:t>8. DESARROLLO DEL PROTOTIPO FUNCIONAL</w:t>
-            </w:r>
-            <w:r>
-              <w:rPr>
-                <w:noProof/>
-                <w:webHidden/>
-              </w:rPr>
-              <w:tab/>
-            </w:r>
-            <w:r>
-              <w:rPr>
-                <w:noProof/>
-                <w:webHidden/>
-              </w:rPr>
-              <w:fldChar w:fldCharType="begin"/>
-            </w:r>
-            <w:r>
-              <w:rPr>
-                <w:noProof/>
-                <w:webHidden/>
-              </w:rPr>
-              <w:instrText xml:space="preserve"> PAGEREF _Toc241791067 \h </w:instrText>
-            </w:r>
-            <w:r>
-              <w:rPr>
-                <w:noProof/>
-                <w:webHidden/>
-              </w:rPr>
-            </w:r>
-            <w:r>
-              <w:rPr>
-                <w:noProof/>
-                <w:webHidden/>
-              </w:rPr>
-              <w:fldChar w:fldCharType="separate"/>
-            </w:r>
-            <w:r>
-              <w:rPr>
-                <w:noProof/>
-                <w:webHidden/>
-              </w:rPr>
-              <w:t>52</w:t>
+              <w:t>57</w:t>
             </w:r>
             <w:r>
               <w:rPr>
@@ -4542,13 +4885,13 @@
               <w14:ligatures w14:val="standardContextual"/>
             </w:rPr>
           </w:pPr>
-          <w:hyperlink w:anchor="_Toc241791068" w:history="1">
+          <w:hyperlink w:anchor="_Toc242188067" w:history="1">
             <w:r>
               <w:rPr>
                 <w:rStyle w:val="Hipervnculo"/>
                 <w:noProof/>
               </w:rPr>
-              <w:t>8.1 Desarrollo</w:t>
+              <w:t>7.3 Conclusiones del objetivo</w:t>
             </w:r>
             <w:r>
               <w:rPr>
@@ -4569,7 +4912,7 @@
                 <w:noProof/>
                 <w:webHidden/>
               </w:rPr>
-              <w:instrText xml:space="preserve"> PAGEREF _Toc241791068 \h </w:instrText>
+              <w:instrText xml:space="preserve"> PAGEREF _Toc242188067 \h </w:instrText>
             </w:r>
             <w:r>
               <w:rPr>
@@ -4589,7 +4932,7 @@
                 <w:noProof/>
                 <w:webHidden/>
               </w:rPr>
-              <w:t>52</w:t>
+              <w:t>58</w:t>
             </w:r>
             <w:r>
               <w:rPr>
@@ -4602,7 +4945,7 @@
         </w:p>
         <w:p>
           <w:pPr>
-            <w:pStyle w:val="TDC3"/>
+            <w:pStyle w:val="TDC1"/>
             <w:rPr>
               <w:rFonts w:asciiTheme="minorHAnsi" w:eastAsiaTheme="minorEastAsia" w:hAnsiTheme="minorHAnsi" w:cstheme="minorBidi"/>
               <w:noProof/>
@@ -4611,14 +4954,15 @@
               <w14:ligatures w14:val="standardContextual"/>
             </w:rPr>
           </w:pPr>
-          <w:hyperlink w:anchor="_Toc241791069" w:history="1">
+          <w:hyperlink w:anchor="_Toc242188068" w:history="1">
             <w:r>
               <w:rPr>
                 <w:rStyle w:val="Hipervnculo"/>
                 <w:rFonts w:cs="Arial"/>
-                <w:noProof/>
-              </w:rPr>
-              <w:t>8.1.1 Organización del trabajo</w:t>
+                <w:b/>
+                <w:noProof/>
+              </w:rPr>
+              <w:t>8. DESARROLLO DEL PROTOTIPO FUNCIONAL</w:t>
             </w:r>
             <w:r>
               <w:rPr>
@@ -4639,7 +4983,7 @@
                 <w:noProof/>
                 <w:webHidden/>
               </w:rPr>
-              <w:instrText xml:space="preserve"> PAGEREF _Toc241791069 \h </w:instrText>
+              <w:instrText xml:space="preserve"> PAGEREF _Toc242188068 \h </w:instrText>
             </w:r>
             <w:r>
               <w:rPr>
@@ -4659,217 +5003,7 @@
                 <w:noProof/>
                 <w:webHidden/>
               </w:rPr>
-              <w:t>52</w:t>
-            </w:r>
-            <w:r>
-              <w:rPr>
-                <w:noProof/>
-                <w:webHidden/>
-              </w:rPr>
-              <w:fldChar w:fldCharType="end"/>
-            </w:r>
-          </w:hyperlink>
-        </w:p>
-        <w:p>
-          <w:pPr>
-            <w:pStyle w:val="TDC3"/>
-            <w:rPr>
-              <w:rFonts w:asciiTheme="minorHAnsi" w:eastAsiaTheme="minorEastAsia" w:hAnsiTheme="minorHAnsi" w:cstheme="minorBidi"/>
-              <w:noProof/>
-              <w:color w:val="auto"/>
-              <w:kern w:val="2"/>
-              <w14:ligatures w14:val="standardContextual"/>
-            </w:rPr>
-          </w:pPr>
-          <w:hyperlink w:anchor="_Toc241791070" w:history="1">
-            <w:r>
-              <w:rPr>
-                <w:rStyle w:val="Hipervnculo"/>
-                <w:rFonts w:cs="Arial"/>
-                <w:noProof/>
-              </w:rPr>
-              <w:t>8.1.2 Arquitectura implementada</w:t>
-            </w:r>
-            <w:r>
-              <w:rPr>
-                <w:noProof/>
-                <w:webHidden/>
-              </w:rPr>
-              <w:tab/>
-            </w:r>
-            <w:r>
-              <w:rPr>
-                <w:noProof/>
-                <w:webHidden/>
-              </w:rPr>
-              <w:fldChar w:fldCharType="begin"/>
-            </w:r>
-            <w:r>
-              <w:rPr>
-                <w:noProof/>
-                <w:webHidden/>
-              </w:rPr>
-              <w:instrText xml:space="preserve"> PAGEREF _Toc241791070 \h </w:instrText>
-            </w:r>
-            <w:r>
-              <w:rPr>
-                <w:noProof/>
-                <w:webHidden/>
-              </w:rPr>
-            </w:r>
-            <w:r>
-              <w:rPr>
-                <w:noProof/>
-                <w:webHidden/>
-              </w:rPr>
-              <w:fldChar w:fldCharType="separate"/>
-            </w:r>
-            <w:r>
-              <w:rPr>
-                <w:noProof/>
-                <w:webHidden/>
-              </w:rPr>
-              <w:t>53</w:t>
-            </w:r>
-            <w:r>
-              <w:rPr>
-                <w:noProof/>
-                <w:webHidden/>
-              </w:rPr>
-              <w:fldChar w:fldCharType="end"/>
-            </w:r>
-          </w:hyperlink>
-        </w:p>
-        <w:p>
-          <w:pPr>
-            <w:pStyle w:val="TDC3"/>
-            <w:rPr>
-              <w:rFonts w:asciiTheme="minorHAnsi" w:eastAsiaTheme="minorEastAsia" w:hAnsiTheme="minorHAnsi" w:cstheme="minorBidi"/>
-              <w:noProof/>
-              <w:color w:val="auto"/>
-              <w:kern w:val="2"/>
-              <w14:ligatures w14:val="standardContextual"/>
-            </w:rPr>
-          </w:pPr>
-          <w:hyperlink w:anchor="_Toc241791071" w:history="1">
-            <w:r>
-              <w:rPr>
-                <w:rStyle w:val="Hipervnculo"/>
-                <w:rFonts w:cs="Arial"/>
-                <w:noProof/>
-              </w:rPr>
-              <w:t>8.1.3 Los tres niveles implementados</w:t>
-            </w:r>
-            <w:r>
-              <w:rPr>
-                <w:noProof/>
-                <w:webHidden/>
-              </w:rPr>
-              <w:tab/>
-            </w:r>
-            <w:r>
-              <w:rPr>
-                <w:noProof/>
-                <w:webHidden/>
-              </w:rPr>
-              <w:fldChar w:fldCharType="begin"/>
-            </w:r>
-            <w:r>
-              <w:rPr>
-                <w:noProof/>
-                <w:webHidden/>
-              </w:rPr>
-              <w:instrText xml:space="preserve"> PAGEREF _Toc241791071 \h </w:instrText>
-            </w:r>
-            <w:r>
-              <w:rPr>
-                <w:noProof/>
-                <w:webHidden/>
-              </w:rPr>
-            </w:r>
-            <w:r>
-              <w:rPr>
-                <w:noProof/>
-                <w:webHidden/>
-              </w:rPr>
-              <w:fldChar w:fldCharType="separate"/>
-            </w:r>
-            <w:r>
-              <w:rPr>
-                <w:noProof/>
-                <w:webHidden/>
-              </w:rPr>
-              <w:t>53</w:t>
-            </w:r>
-            <w:r>
-              <w:rPr>
-                <w:noProof/>
-                <w:webHidden/>
-              </w:rPr>
-              <w:fldChar w:fldCharType="end"/>
-            </w:r>
-          </w:hyperlink>
-        </w:p>
-        <w:p>
-          <w:pPr>
-            <w:pStyle w:val="TDC3"/>
-            <w:rPr>
-              <w:rFonts w:asciiTheme="minorHAnsi" w:eastAsiaTheme="minorEastAsia" w:hAnsiTheme="minorHAnsi" w:cstheme="minorBidi"/>
-              <w:noProof/>
-              <w:color w:val="auto"/>
-              <w:kern w:val="2"/>
-              <w14:ligatures w14:val="standardContextual"/>
-            </w:rPr>
-          </w:pPr>
-          <w:hyperlink w:anchor="_Toc241791072" w:history="1">
-            <w:r>
-              <w:rPr>
-                <w:rStyle w:val="Hipervnculo"/>
-                <w:rFonts w:cs="Arial"/>
-                <w:noProof/>
-              </w:rPr>
-              <w:t>8.1.4 Rendimiento</w:t>
-            </w:r>
-            <w:r>
-              <w:rPr>
-                <w:noProof/>
-                <w:webHidden/>
-              </w:rPr>
-              <w:tab/>
-            </w:r>
-            <w:r>
-              <w:rPr>
-                <w:noProof/>
-                <w:webHidden/>
-              </w:rPr>
-              <w:fldChar w:fldCharType="begin"/>
-            </w:r>
-            <w:r>
-              <w:rPr>
-                <w:noProof/>
-                <w:webHidden/>
-              </w:rPr>
-              <w:instrText xml:space="preserve"> PAGEREF _Toc241791072 \h </w:instrText>
-            </w:r>
-            <w:r>
-              <w:rPr>
-                <w:noProof/>
-                <w:webHidden/>
-              </w:rPr>
-            </w:r>
-            <w:r>
-              <w:rPr>
-                <w:noProof/>
-                <w:webHidden/>
-              </w:rPr>
-              <w:fldChar w:fldCharType="separate"/>
-            </w:r>
-            <w:r>
-              <w:rPr>
-                <w:noProof/>
-                <w:webHidden/>
-              </w:rPr>
-              <w:t>55</w:t>
+              <w:t>59</w:t>
             </w:r>
             <w:r>
               <w:rPr>
@@ -4894,13 +5028,13 @@
               <w14:ligatures w14:val="standardContextual"/>
             </w:rPr>
           </w:pPr>
-          <w:hyperlink w:anchor="_Toc241791073" w:history="1">
+          <w:hyperlink w:anchor="_Toc242188069" w:history="1">
             <w:r>
               <w:rPr>
                 <w:rStyle w:val="Hipervnculo"/>
                 <w:noProof/>
               </w:rPr>
-              <w:t>8.2 Resultados</w:t>
+              <w:t>8.1 Desarrollo</w:t>
             </w:r>
             <w:r>
               <w:rPr>
@@ -4921,7 +5055,7 @@
                 <w:noProof/>
                 <w:webHidden/>
               </w:rPr>
-              <w:instrText xml:space="preserve"> PAGEREF _Toc241791073 \h </w:instrText>
+              <w:instrText xml:space="preserve"> PAGEREF _Toc242188069 \h </w:instrText>
             </w:r>
             <w:r>
               <w:rPr>
@@ -4941,7 +5075,287 @@
                 <w:noProof/>
                 <w:webHidden/>
               </w:rPr>
-              <w:t>56</w:t>
+              <w:t>59</w:t>
+            </w:r>
+            <w:r>
+              <w:rPr>
+                <w:noProof/>
+                <w:webHidden/>
+              </w:rPr>
+              <w:fldChar w:fldCharType="end"/>
+            </w:r>
+          </w:hyperlink>
+        </w:p>
+        <w:p>
+          <w:pPr>
+            <w:pStyle w:val="TDC3"/>
+            <w:rPr>
+              <w:rFonts w:asciiTheme="minorHAnsi" w:eastAsiaTheme="minorEastAsia" w:hAnsiTheme="minorHAnsi" w:cstheme="minorBidi"/>
+              <w:noProof/>
+              <w:color w:val="auto"/>
+              <w:kern w:val="2"/>
+              <w14:ligatures w14:val="standardContextual"/>
+            </w:rPr>
+          </w:pPr>
+          <w:hyperlink w:anchor="_Toc242188070" w:history="1">
+            <w:r>
+              <w:rPr>
+                <w:rStyle w:val="Hipervnculo"/>
+                <w:rFonts w:cs="Arial"/>
+                <w:noProof/>
+              </w:rPr>
+              <w:t>8.1.1 Organización del trabajo</w:t>
+            </w:r>
+            <w:r>
+              <w:rPr>
+                <w:noProof/>
+                <w:webHidden/>
+              </w:rPr>
+              <w:tab/>
+            </w:r>
+            <w:r>
+              <w:rPr>
+                <w:noProof/>
+                <w:webHidden/>
+              </w:rPr>
+              <w:fldChar w:fldCharType="begin"/>
+            </w:r>
+            <w:r>
+              <w:rPr>
+                <w:noProof/>
+                <w:webHidden/>
+              </w:rPr>
+              <w:instrText xml:space="preserve"> PAGEREF _Toc242188070 \h </w:instrText>
+            </w:r>
+            <w:r>
+              <w:rPr>
+                <w:noProof/>
+                <w:webHidden/>
+              </w:rPr>
+            </w:r>
+            <w:r>
+              <w:rPr>
+                <w:noProof/>
+                <w:webHidden/>
+              </w:rPr>
+              <w:fldChar w:fldCharType="separate"/>
+            </w:r>
+            <w:r>
+              <w:rPr>
+                <w:noProof/>
+                <w:webHidden/>
+              </w:rPr>
+              <w:t>59</w:t>
+            </w:r>
+            <w:r>
+              <w:rPr>
+                <w:noProof/>
+                <w:webHidden/>
+              </w:rPr>
+              <w:fldChar w:fldCharType="end"/>
+            </w:r>
+          </w:hyperlink>
+        </w:p>
+        <w:p>
+          <w:pPr>
+            <w:pStyle w:val="TDC3"/>
+            <w:rPr>
+              <w:rFonts w:asciiTheme="minorHAnsi" w:eastAsiaTheme="minorEastAsia" w:hAnsiTheme="minorHAnsi" w:cstheme="minorBidi"/>
+              <w:noProof/>
+              <w:color w:val="auto"/>
+              <w:kern w:val="2"/>
+              <w14:ligatures w14:val="standardContextual"/>
+            </w:rPr>
+          </w:pPr>
+          <w:hyperlink w:anchor="_Toc242188071" w:history="1">
+            <w:r>
+              <w:rPr>
+                <w:rStyle w:val="Hipervnculo"/>
+                <w:rFonts w:cs="Arial"/>
+                <w:noProof/>
+              </w:rPr>
+              <w:t>8.1.2 Arquitectura implementada</w:t>
+            </w:r>
+            <w:r>
+              <w:rPr>
+                <w:noProof/>
+                <w:webHidden/>
+              </w:rPr>
+              <w:tab/>
+            </w:r>
+            <w:r>
+              <w:rPr>
+                <w:noProof/>
+                <w:webHidden/>
+              </w:rPr>
+              <w:fldChar w:fldCharType="begin"/>
+            </w:r>
+            <w:r>
+              <w:rPr>
+                <w:noProof/>
+                <w:webHidden/>
+              </w:rPr>
+              <w:instrText xml:space="preserve"> PAGEREF _Toc242188071 \h </w:instrText>
+            </w:r>
+            <w:r>
+              <w:rPr>
+                <w:noProof/>
+                <w:webHidden/>
+              </w:rPr>
+            </w:r>
+            <w:r>
+              <w:rPr>
+                <w:noProof/>
+                <w:webHidden/>
+              </w:rPr>
+              <w:fldChar w:fldCharType="separate"/>
+            </w:r>
+            <w:r>
+              <w:rPr>
+                <w:noProof/>
+                <w:webHidden/>
+              </w:rPr>
+              <w:t>60</w:t>
+            </w:r>
+            <w:r>
+              <w:rPr>
+                <w:noProof/>
+                <w:webHidden/>
+              </w:rPr>
+              <w:fldChar w:fldCharType="end"/>
+            </w:r>
+          </w:hyperlink>
+        </w:p>
+        <w:p>
+          <w:pPr>
+            <w:pStyle w:val="TDC3"/>
+            <w:rPr>
+              <w:rFonts w:asciiTheme="minorHAnsi" w:eastAsiaTheme="minorEastAsia" w:hAnsiTheme="minorHAnsi" w:cstheme="minorBidi"/>
+              <w:noProof/>
+              <w:color w:val="auto"/>
+              <w:kern w:val="2"/>
+              <w14:ligatures w14:val="standardContextual"/>
+            </w:rPr>
+          </w:pPr>
+          <w:hyperlink w:anchor="_Toc242188072" w:history="1">
+            <w:r>
+              <w:rPr>
+                <w:rStyle w:val="Hipervnculo"/>
+                <w:rFonts w:cs="Arial"/>
+                <w:noProof/>
+              </w:rPr>
+              <w:t>8.1.3 Los tres niveles implementados</w:t>
+            </w:r>
+            <w:r>
+              <w:rPr>
+                <w:noProof/>
+                <w:webHidden/>
+              </w:rPr>
+              <w:tab/>
+            </w:r>
+            <w:r>
+              <w:rPr>
+                <w:noProof/>
+                <w:webHidden/>
+              </w:rPr>
+              <w:fldChar w:fldCharType="begin"/>
+            </w:r>
+            <w:r>
+              <w:rPr>
+                <w:noProof/>
+                <w:webHidden/>
+              </w:rPr>
+              <w:instrText xml:space="preserve"> PAGEREF _Toc242188072 \h </w:instrText>
+            </w:r>
+            <w:r>
+              <w:rPr>
+                <w:noProof/>
+                <w:webHidden/>
+              </w:rPr>
+            </w:r>
+            <w:r>
+              <w:rPr>
+                <w:noProof/>
+                <w:webHidden/>
+              </w:rPr>
+              <w:fldChar w:fldCharType="separate"/>
+            </w:r>
+            <w:r>
+              <w:rPr>
+                <w:noProof/>
+                <w:webHidden/>
+              </w:rPr>
+              <w:t>60</w:t>
+            </w:r>
+            <w:r>
+              <w:rPr>
+                <w:noProof/>
+                <w:webHidden/>
+              </w:rPr>
+              <w:fldChar w:fldCharType="end"/>
+            </w:r>
+          </w:hyperlink>
+        </w:p>
+        <w:p>
+          <w:pPr>
+            <w:pStyle w:val="TDC3"/>
+            <w:rPr>
+              <w:rFonts w:asciiTheme="minorHAnsi" w:eastAsiaTheme="minorEastAsia" w:hAnsiTheme="minorHAnsi" w:cstheme="minorBidi"/>
+              <w:noProof/>
+              <w:color w:val="auto"/>
+              <w:kern w:val="2"/>
+              <w14:ligatures w14:val="standardContextual"/>
+            </w:rPr>
+          </w:pPr>
+          <w:hyperlink w:anchor="_Toc242188073" w:history="1">
+            <w:r>
+              <w:rPr>
+                <w:rStyle w:val="Hipervnculo"/>
+                <w:rFonts w:cs="Arial"/>
+                <w:noProof/>
+              </w:rPr>
+              <w:t>8.1.4 Rendimiento</w:t>
+            </w:r>
+            <w:r>
+              <w:rPr>
+                <w:noProof/>
+                <w:webHidden/>
+              </w:rPr>
+              <w:tab/>
+            </w:r>
+            <w:r>
+              <w:rPr>
+                <w:noProof/>
+                <w:webHidden/>
+              </w:rPr>
+              <w:fldChar w:fldCharType="begin"/>
+            </w:r>
+            <w:r>
+              <w:rPr>
+                <w:noProof/>
+                <w:webHidden/>
+              </w:rPr>
+              <w:instrText xml:space="preserve"> PAGEREF _Toc242188073 \h </w:instrText>
+            </w:r>
+            <w:r>
+              <w:rPr>
+                <w:noProof/>
+                <w:webHidden/>
+              </w:rPr>
+            </w:r>
+            <w:r>
+              <w:rPr>
+                <w:noProof/>
+                <w:webHidden/>
+              </w:rPr>
+              <w:fldChar w:fldCharType="separate"/>
+            </w:r>
+            <w:r>
+              <w:rPr>
+                <w:noProof/>
+                <w:webHidden/>
+              </w:rPr>
+              <w:t>62</w:t>
             </w:r>
             <w:r>
               <w:rPr>
@@ -4966,12 +5380,84 @@
               <w14:ligatures w14:val="standardContextual"/>
             </w:rPr>
           </w:pPr>
-          <w:hyperlink w:anchor="_Toc241791074" w:history="1">
+          <w:hyperlink w:anchor="_Toc242188074" w:history="1">
             <w:r>
               <w:rPr>
                 <w:rStyle w:val="Hipervnculo"/>
                 <w:noProof/>
               </w:rPr>
+              <w:t>8.2 Resultados</w:t>
+            </w:r>
+            <w:r>
+              <w:rPr>
+                <w:noProof/>
+                <w:webHidden/>
+              </w:rPr>
+              <w:tab/>
+            </w:r>
+            <w:r>
+              <w:rPr>
+                <w:noProof/>
+                <w:webHidden/>
+              </w:rPr>
+              <w:fldChar w:fldCharType="begin"/>
+            </w:r>
+            <w:r>
+              <w:rPr>
+                <w:noProof/>
+                <w:webHidden/>
+              </w:rPr>
+              <w:instrText xml:space="preserve"> PAGEREF _Toc242188074 \h </w:instrText>
+            </w:r>
+            <w:r>
+              <w:rPr>
+                <w:noProof/>
+                <w:webHidden/>
+              </w:rPr>
+            </w:r>
+            <w:r>
+              <w:rPr>
+                <w:noProof/>
+                <w:webHidden/>
+              </w:rPr>
+              <w:fldChar w:fldCharType="separate"/>
+            </w:r>
+            <w:r>
+              <w:rPr>
+                <w:noProof/>
+                <w:webHidden/>
+              </w:rPr>
+              <w:t>63</w:t>
+            </w:r>
+            <w:r>
+              <w:rPr>
+                <w:noProof/>
+                <w:webHidden/>
+              </w:rPr>
+              <w:fldChar w:fldCharType="end"/>
+            </w:r>
+          </w:hyperlink>
+        </w:p>
+        <w:p>
+          <w:pPr>
+            <w:pStyle w:val="TDC2"/>
+            <w:tabs>
+              <w:tab w:val="right" w:leader="dot" w:pos="9964"/>
+            </w:tabs>
+            <w:rPr>
+              <w:rFonts w:asciiTheme="minorHAnsi" w:eastAsiaTheme="minorEastAsia" w:hAnsiTheme="minorHAnsi" w:cstheme="minorBidi"/>
+              <w:noProof/>
+              <w:color w:val="auto"/>
+              <w:kern w:val="2"/>
+              <w14:ligatures w14:val="standardContextual"/>
+            </w:rPr>
+          </w:pPr>
+          <w:hyperlink w:anchor="_Toc242188075" w:history="1">
+            <w:r>
+              <w:rPr>
+                <w:rStyle w:val="Hipervnculo"/>
+                <w:noProof/>
+              </w:rPr>
               <w:t>8.3 Conclusiones del objetivo</w:t>
             </w:r>
             <w:r>
@@ -4993,7 +5479,7 @@
                 <w:noProof/>
                 <w:webHidden/>
               </w:rPr>
-              <w:instrText xml:space="preserve"> PAGEREF _Toc241791074 \h </w:instrText>
+              <w:instrText xml:space="preserve"> PAGEREF _Toc242188075 \h </w:instrText>
             </w:r>
             <w:r>
               <w:rPr>
@@ -5013,7 +5499,7 @@
                 <w:noProof/>
                 <w:webHidden/>
               </w:rPr>
-              <w:t>58</w:t>
+              <w:t>65</w:t>
             </w:r>
             <w:r>
               <w:rPr>
@@ -5035,7 +5521,7 @@
               <w14:ligatures w14:val="standardContextual"/>
             </w:rPr>
           </w:pPr>
-          <w:hyperlink w:anchor="_Toc241791075" w:history="1">
+          <w:hyperlink w:anchor="_Toc242188076" w:history="1">
             <w:r>
               <w:rPr>
                 <w:rStyle w:val="Hipervnculo"/>
@@ -5065,7 +5551,7 @@
                 <w:noProof/>
                 <w:webHidden/>
               </w:rPr>
-              <w:instrText xml:space="preserve"> PAGEREF _Toc241791075 \h </w:instrText>
+              <w:instrText xml:space="preserve"> PAGEREF _Toc242188076 \h </w:instrText>
             </w:r>
             <w:r>
               <w:rPr>
@@ -5085,7 +5571,7 @@
                 <w:noProof/>
                 <w:webHidden/>
               </w:rPr>
-              <w:t>59</w:t>
+              <w:t>66</w:t>
             </w:r>
             <w:r>
               <w:rPr>
@@ -5226,7 +5712,7 @@
         </w:rPr>
         <w:fldChar w:fldCharType="separate"/>
       </w:r>
-      <w:hyperlink w:anchor="_Toc241791076" w:history="1">
+      <w:hyperlink w:anchor="_Toc242188077" w:history="1">
         <w:r>
           <w:rPr>
             <w:rStyle w:val="Hipervnculo"/>
@@ -5254,463 +5740,7 @@
             <w:noProof/>
             <w:webHidden/>
           </w:rPr>
-          <w:instrText xml:space="preserve"> PAGEREF _Toc241791076 \h </w:instrText>
-        </w:r>
-        <w:r>
-          <w:rPr>
-            <w:noProof/>
-            <w:webHidden/>
-          </w:rPr>
-        </w:r>
-        <w:r>
-          <w:rPr>
-            <w:noProof/>
-            <w:webHidden/>
-          </w:rPr>
-          <w:fldChar w:fldCharType="separate"/>
-        </w:r>
-        <w:r>
-          <w:rPr>
-            <w:noProof/>
-            <w:webHidden/>
-          </w:rPr>
-          <w:t>44</w:t>
-        </w:r>
-        <w:r>
-          <w:rPr>
-            <w:noProof/>
-            <w:webHidden/>
-          </w:rPr>
-          <w:fldChar w:fldCharType="end"/>
-        </w:r>
-      </w:hyperlink>
-    </w:p>
-    <w:p>
-      <w:pPr>
-        <w:pStyle w:val="Tabladeilustraciones"/>
-        <w:tabs>
-          <w:tab w:val="right" w:leader="dot" w:pos="9964"/>
-        </w:tabs>
-        <w:rPr>
-          <w:rFonts w:eastAsiaTheme="minorEastAsia" w:cstheme="minorBidi"/>
-          <w:smallCaps w:val="0"/>
-          <w:noProof/>
-          <w:color w:val="auto"/>
-          <w:kern w:val="2"/>
-          <w:sz w:val="24"/>
-          <w:szCs w:val="24"/>
-          <w14:ligatures w14:val="standardContextual"/>
-        </w:rPr>
-      </w:pPr>
-      <w:hyperlink w:anchor="_Toc241791077" w:history="1">
-        <w:r>
-          <w:rPr>
-            <w:rStyle w:val="Hipervnculo"/>
-            <w:rFonts w:cs="Arial"/>
-            <w:noProof/>
-          </w:rPr>
-          <w:t>Tabla 2. Módulos funcionales y requerimientos que agrupan</w:t>
-        </w:r>
-        <w:r>
-          <w:rPr>
-            <w:noProof/>
-            <w:webHidden/>
-          </w:rPr>
-          <w:tab/>
-        </w:r>
-        <w:r>
-          <w:rPr>
-            <w:noProof/>
-            <w:webHidden/>
-          </w:rPr>
-          <w:fldChar w:fldCharType="begin"/>
-        </w:r>
-        <w:r>
-          <w:rPr>
-            <w:noProof/>
-            <w:webHidden/>
-          </w:rPr>
-          <w:instrText xml:space="preserve"> PAGEREF _Toc241791077 \h </w:instrText>
-        </w:r>
-        <w:r>
-          <w:rPr>
-            <w:noProof/>
-            <w:webHidden/>
-          </w:rPr>
-        </w:r>
-        <w:r>
-          <w:rPr>
-            <w:noProof/>
-            <w:webHidden/>
-          </w:rPr>
-          <w:fldChar w:fldCharType="separate"/>
-        </w:r>
-        <w:r>
-          <w:rPr>
-            <w:noProof/>
-            <w:webHidden/>
-          </w:rPr>
-          <w:t>45</w:t>
-        </w:r>
-        <w:r>
-          <w:rPr>
-            <w:noProof/>
-            <w:webHidden/>
-          </w:rPr>
-          <w:fldChar w:fldCharType="end"/>
-        </w:r>
-      </w:hyperlink>
-    </w:p>
-    <w:p>
-      <w:pPr>
-        <w:pStyle w:val="Tabladeilustraciones"/>
-        <w:tabs>
-          <w:tab w:val="right" w:leader="dot" w:pos="9964"/>
-        </w:tabs>
-        <w:rPr>
-          <w:rFonts w:eastAsiaTheme="minorEastAsia" w:cstheme="minorBidi"/>
-          <w:smallCaps w:val="0"/>
-          <w:noProof/>
-          <w:color w:val="auto"/>
-          <w:kern w:val="2"/>
-          <w:sz w:val="24"/>
-          <w:szCs w:val="24"/>
-          <w14:ligatures w14:val="standardContextual"/>
-        </w:rPr>
-      </w:pPr>
-      <w:hyperlink w:anchor="_Toc241791078" w:history="1">
-        <w:r>
-          <w:rPr>
-            <w:rStyle w:val="Hipervnculo"/>
-            <w:rFonts w:cs="Arial"/>
-            <w:noProof/>
-          </w:rPr>
-          <w:t>Tabla 3. Facetas del pensamiento computacional, nivel donde se ejercitan y requerimientos que las implementan</w:t>
-        </w:r>
-        <w:r>
-          <w:rPr>
-            <w:noProof/>
-            <w:webHidden/>
-          </w:rPr>
-          <w:tab/>
-        </w:r>
-        <w:r>
-          <w:rPr>
-            <w:noProof/>
-            <w:webHidden/>
-          </w:rPr>
-          <w:fldChar w:fldCharType="begin"/>
-        </w:r>
-        <w:r>
-          <w:rPr>
-            <w:noProof/>
-            <w:webHidden/>
-          </w:rPr>
-          <w:instrText xml:space="preserve"> PAGEREF _Toc241791078 \h </w:instrText>
-        </w:r>
-        <w:r>
-          <w:rPr>
-            <w:noProof/>
-            <w:webHidden/>
-          </w:rPr>
-        </w:r>
-        <w:r>
-          <w:rPr>
-            <w:noProof/>
-            <w:webHidden/>
-          </w:rPr>
-          <w:fldChar w:fldCharType="separate"/>
-        </w:r>
-        <w:r>
-          <w:rPr>
-            <w:noProof/>
-            <w:webHidden/>
-          </w:rPr>
-          <w:t>46</w:t>
-        </w:r>
-        <w:r>
-          <w:rPr>
-            <w:noProof/>
-            <w:webHidden/>
-          </w:rPr>
-          <w:fldChar w:fldCharType="end"/>
-        </w:r>
-      </w:hyperlink>
-    </w:p>
-    <w:p>
-      <w:pPr>
-        <w:pStyle w:val="Tabladeilustraciones"/>
-        <w:tabs>
-          <w:tab w:val="right" w:leader="dot" w:pos="9964"/>
-        </w:tabs>
-        <w:rPr>
-          <w:rFonts w:eastAsiaTheme="minorEastAsia" w:cstheme="minorBidi"/>
-          <w:smallCaps w:val="0"/>
-          <w:noProof/>
-          <w:color w:val="auto"/>
-          <w:kern w:val="2"/>
-          <w:sz w:val="24"/>
-          <w:szCs w:val="24"/>
-          <w14:ligatures w14:val="standardContextual"/>
-        </w:rPr>
-      </w:pPr>
-      <w:hyperlink w:anchor="_Toc241791079" w:history="1">
-        <w:r>
-          <w:rPr>
-            <w:rStyle w:val="Hipervnculo"/>
-            <w:rFonts w:cs="Arial"/>
-            <w:noProof/>
-          </w:rPr>
-          <w:t>Tabla 4. Metas del primer objetivo y resultado obtenido</w:t>
-        </w:r>
-        <w:r>
-          <w:rPr>
-            <w:noProof/>
-            <w:webHidden/>
-          </w:rPr>
-          <w:tab/>
-        </w:r>
-        <w:r>
-          <w:rPr>
-            <w:noProof/>
-            <w:webHidden/>
-          </w:rPr>
-          <w:fldChar w:fldCharType="begin"/>
-        </w:r>
-        <w:r>
-          <w:rPr>
-            <w:noProof/>
-            <w:webHidden/>
-          </w:rPr>
-          <w:instrText xml:space="preserve"> PAGEREF _Toc241791079 \h </w:instrText>
-        </w:r>
-        <w:r>
-          <w:rPr>
-            <w:noProof/>
-            <w:webHidden/>
-          </w:rPr>
-        </w:r>
-        <w:r>
-          <w:rPr>
-            <w:noProof/>
-            <w:webHidden/>
-          </w:rPr>
-          <w:fldChar w:fldCharType="separate"/>
-        </w:r>
-        <w:r>
-          <w:rPr>
-            <w:noProof/>
-            <w:webHidden/>
-          </w:rPr>
-          <w:t>47</w:t>
-        </w:r>
-        <w:r>
-          <w:rPr>
-            <w:noProof/>
-            <w:webHidden/>
-          </w:rPr>
-          <w:fldChar w:fldCharType="end"/>
-        </w:r>
-      </w:hyperlink>
-    </w:p>
-    <w:p>
-      <w:pPr>
-        <w:pStyle w:val="Tabladeilustraciones"/>
-        <w:tabs>
-          <w:tab w:val="right" w:leader="dot" w:pos="9964"/>
-        </w:tabs>
-        <w:rPr>
-          <w:rFonts w:eastAsiaTheme="minorEastAsia" w:cstheme="minorBidi"/>
-          <w:smallCaps w:val="0"/>
-          <w:noProof/>
-          <w:color w:val="auto"/>
-          <w:kern w:val="2"/>
-          <w:sz w:val="24"/>
-          <w:szCs w:val="24"/>
-          <w14:ligatures w14:val="standardContextual"/>
-        </w:rPr>
-      </w:pPr>
-      <w:hyperlink w:anchor="_Toc241791080" w:history="1">
-        <w:r>
-          <w:rPr>
-            <w:rStyle w:val="Hipervnculo"/>
-            <w:rFonts w:cs="Arial"/>
-            <w:noProof/>
-          </w:rPr>
-          <w:t>Tabla 5. Estructura pedagógica de los tres niveles</w:t>
-        </w:r>
-        <w:r>
-          <w:rPr>
-            <w:noProof/>
-            <w:webHidden/>
-          </w:rPr>
-          <w:tab/>
-        </w:r>
-        <w:r>
-          <w:rPr>
-            <w:noProof/>
-            <w:webHidden/>
-          </w:rPr>
-          <w:fldChar w:fldCharType="begin"/>
-        </w:r>
-        <w:r>
-          <w:rPr>
-            <w:noProof/>
-            <w:webHidden/>
-          </w:rPr>
-          <w:instrText xml:space="preserve"> PAGEREF _Toc241791080 \h </w:instrText>
-        </w:r>
-        <w:r>
-          <w:rPr>
-            <w:noProof/>
-            <w:webHidden/>
-          </w:rPr>
-        </w:r>
-        <w:r>
-          <w:rPr>
-            <w:noProof/>
-            <w:webHidden/>
-          </w:rPr>
-          <w:fldChar w:fldCharType="separate"/>
-        </w:r>
-        <w:r>
-          <w:rPr>
-            <w:noProof/>
-            <w:webHidden/>
-          </w:rPr>
-          <w:t>49</w:t>
-        </w:r>
-        <w:r>
-          <w:rPr>
-            <w:noProof/>
-            <w:webHidden/>
-          </w:rPr>
-          <w:fldChar w:fldCharType="end"/>
-        </w:r>
-      </w:hyperlink>
-    </w:p>
-    <w:p>
-      <w:pPr>
-        <w:pStyle w:val="Tabladeilustraciones"/>
-        <w:tabs>
-          <w:tab w:val="right" w:leader="dot" w:pos="9964"/>
-        </w:tabs>
-        <w:rPr>
-          <w:rFonts w:eastAsiaTheme="minorEastAsia" w:cstheme="minorBidi"/>
-          <w:smallCaps w:val="0"/>
-          <w:noProof/>
-          <w:color w:val="auto"/>
-          <w:kern w:val="2"/>
-          <w:sz w:val="24"/>
-          <w:szCs w:val="24"/>
-          <w14:ligatures w14:val="standardContextual"/>
-        </w:rPr>
-      </w:pPr>
-      <w:hyperlink w:anchor="_Toc241791081" w:history="1">
-        <w:r>
-          <w:rPr>
-            <w:rStyle w:val="Hipervnculo"/>
-            <w:rFonts w:cs="Arial"/>
-            <w:noProof/>
-          </w:rPr>
-          <w:t>Tabla 6. Comparación de la dificultad entre niveles</w:t>
-        </w:r>
-        <w:r>
-          <w:rPr>
-            <w:noProof/>
-            <w:webHidden/>
-          </w:rPr>
-          <w:tab/>
-        </w:r>
-        <w:r>
-          <w:rPr>
-            <w:noProof/>
-            <w:webHidden/>
-          </w:rPr>
-          <w:fldChar w:fldCharType="begin"/>
-        </w:r>
-        <w:r>
-          <w:rPr>
-            <w:noProof/>
-            <w:webHidden/>
-          </w:rPr>
-          <w:instrText xml:space="preserve"> PAGEREF _Toc241791081 \h </w:instrText>
-        </w:r>
-        <w:r>
-          <w:rPr>
-            <w:noProof/>
-            <w:webHidden/>
-          </w:rPr>
-        </w:r>
-        <w:r>
-          <w:rPr>
-            <w:noProof/>
-            <w:webHidden/>
-          </w:rPr>
-          <w:fldChar w:fldCharType="separate"/>
-        </w:r>
-        <w:r>
-          <w:rPr>
-            <w:noProof/>
-            <w:webHidden/>
-          </w:rPr>
-          <w:t>50</w:t>
-        </w:r>
-        <w:r>
-          <w:rPr>
-            <w:noProof/>
-            <w:webHidden/>
-          </w:rPr>
-          <w:fldChar w:fldCharType="end"/>
-        </w:r>
-      </w:hyperlink>
-    </w:p>
-    <w:p>
-      <w:pPr>
-        <w:pStyle w:val="Tabladeilustraciones"/>
-        <w:tabs>
-          <w:tab w:val="right" w:leader="dot" w:pos="9964"/>
-        </w:tabs>
-        <w:rPr>
-          <w:rFonts w:eastAsiaTheme="minorEastAsia" w:cstheme="minorBidi"/>
-          <w:smallCaps w:val="0"/>
-          <w:noProof/>
-          <w:color w:val="auto"/>
-          <w:kern w:val="2"/>
-          <w:sz w:val="24"/>
-          <w:szCs w:val="24"/>
-          <w14:ligatures w14:val="standardContextual"/>
-        </w:rPr>
-      </w:pPr>
-      <w:hyperlink w:anchor="_Toc241791082" w:history="1">
-        <w:r>
-          <w:rPr>
-            <w:rStyle w:val="Hipervnculo"/>
-            <w:rFonts w:cs="Arial"/>
-            <w:noProof/>
-          </w:rPr>
-          <w:t>Tabla 7. Metas del segundo objetivo y resultado obtenido</w:t>
-        </w:r>
-        <w:r>
-          <w:rPr>
-            <w:noProof/>
-            <w:webHidden/>
-          </w:rPr>
-          <w:tab/>
-        </w:r>
-        <w:r>
-          <w:rPr>
-            <w:noProof/>
-            <w:webHidden/>
-          </w:rPr>
-          <w:fldChar w:fldCharType="begin"/>
-        </w:r>
-        <w:r>
-          <w:rPr>
-            <w:noProof/>
-            <w:webHidden/>
-          </w:rPr>
-          <w:instrText xml:space="preserve"> PAGEREF _Toc241791082 \h </w:instrText>
+          <w:instrText xml:space="preserve"> PAGEREF _Toc242188077 \h </w:instrText>
         </w:r>
         <w:r>
           <w:rPr>
@@ -5758,14 +5788,14 @@
           <w14:ligatures w14:val="standardContextual"/>
         </w:rPr>
       </w:pPr>
-      <w:hyperlink w:anchor="_Toc241791083" w:history="1">
+      <w:hyperlink w:anchor="_Toc242188078" w:history="1">
         <w:r>
           <w:rPr>
             <w:rStyle w:val="Hipervnculo"/>
             <w:rFonts w:cs="Arial"/>
             <w:noProof/>
           </w:rPr>
-          <w:t>Tabla 8. Incrementos del desarrollo</w:t>
+          <w:t>Tabla 2. Módulos funcionales y requerimientos que agrupan</w:t>
         </w:r>
         <w:r>
           <w:rPr>
@@ -5786,7 +5816,7 @@
             <w:noProof/>
             <w:webHidden/>
           </w:rPr>
-          <w:instrText xml:space="preserve"> PAGEREF _Toc241791083 \h </w:instrText>
+          <w:instrText xml:space="preserve"> PAGEREF _Toc242188078 \h </w:instrText>
         </w:r>
         <w:r>
           <w:rPr>
@@ -5834,14 +5864,14 @@
           <w14:ligatures w14:val="standardContextual"/>
         </w:rPr>
       </w:pPr>
-      <w:hyperlink w:anchor="_Toc241791084" w:history="1">
+      <w:hyperlink w:anchor="_Toc242188079" w:history="1">
         <w:r>
           <w:rPr>
             <w:rStyle w:val="Hipervnculo"/>
             <w:rFonts w:cs="Arial"/>
             <w:noProof/>
           </w:rPr>
-          <w:t>Tabla 9. Metas del tercer objetivo y resultado obtenido</w:t>
+          <w:t>Tabla 3. Facetas del pensamiento computacional, nivel donde se ejercitan y requerimientos que las implementan</w:t>
         </w:r>
         <w:r>
           <w:rPr>
@@ -5862,7 +5892,235 @@
             <w:noProof/>
             <w:webHidden/>
           </w:rPr>
-          <w:instrText xml:space="preserve"> PAGEREF _Toc241791084 \h </w:instrText>
+          <w:instrText xml:space="preserve"> PAGEREF _Toc242188079 \h </w:instrText>
+        </w:r>
+        <w:r>
+          <w:rPr>
+            <w:noProof/>
+            <w:webHidden/>
+          </w:rPr>
+        </w:r>
+        <w:r>
+          <w:rPr>
+            <w:noProof/>
+            <w:webHidden/>
+          </w:rPr>
+          <w:fldChar w:fldCharType="separate"/>
+        </w:r>
+        <w:r>
+          <w:rPr>
+            <w:noProof/>
+            <w:webHidden/>
+          </w:rPr>
+          <w:t>53</w:t>
+        </w:r>
+        <w:r>
+          <w:rPr>
+            <w:noProof/>
+            <w:webHidden/>
+          </w:rPr>
+          <w:fldChar w:fldCharType="end"/>
+        </w:r>
+      </w:hyperlink>
+    </w:p>
+    <w:p>
+      <w:pPr>
+        <w:pStyle w:val="Tabladeilustraciones"/>
+        <w:tabs>
+          <w:tab w:val="right" w:leader="dot" w:pos="9964"/>
+        </w:tabs>
+        <w:rPr>
+          <w:rFonts w:eastAsiaTheme="minorEastAsia" w:cstheme="minorBidi"/>
+          <w:smallCaps w:val="0"/>
+          <w:noProof/>
+          <w:color w:val="auto"/>
+          <w:kern w:val="2"/>
+          <w:sz w:val="24"/>
+          <w:szCs w:val="24"/>
+          <w14:ligatures w14:val="standardContextual"/>
+        </w:rPr>
+      </w:pPr>
+      <w:hyperlink w:anchor="_Toc242188080" w:history="1">
+        <w:r>
+          <w:rPr>
+            <w:rStyle w:val="Hipervnculo"/>
+            <w:rFonts w:cs="Arial"/>
+            <w:noProof/>
+          </w:rPr>
+          <w:t>Tabla 4. Metas del primer objetivo y resultado obtenido</w:t>
+        </w:r>
+        <w:r>
+          <w:rPr>
+            <w:noProof/>
+            <w:webHidden/>
+          </w:rPr>
+          <w:tab/>
+        </w:r>
+        <w:r>
+          <w:rPr>
+            <w:noProof/>
+            <w:webHidden/>
+          </w:rPr>
+          <w:fldChar w:fldCharType="begin"/>
+        </w:r>
+        <w:r>
+          <w:rPr>
+            <w:noProof/>
+            <w:webHidden/>
+          </w:rPr>
+          <w:instrText xml:space="preserve"> PAGEREF _Toc242188080 \h </w:instrText>
+        </w:r>
+        <w:r>
+          <w:rPr>
+            <w:noProof/>
+            <w:webHidden/>
+          </w:rPr>
+        </w:r>
+        <w:r>
+          <w:rPr>
+            <w:noProof/>
+            <w:webHidden/>
+          </w:rPr>
+          <w:fldChar w:fldCharType="separate"/>
+        </w:r>
+        <w:r>
+          <w:rPr>
+            <w:noProof/>
+            <w:webHidden/>
+          </w:rPr>
+          <w:t>54</w:t>
+        </w:r>
+        <w:r>
+          <w:rPr>
+            <w:noProof/>
+            <w:webHidden/>
+          </w:rPr>
+          <w:fldChar w:fldCharType="end"/>
+        </w:r>
+      </w:hyperlink>
+    </w:p>
+    <w:p>
+      <w:pPr>
+        <w:pStyle w:val="Tabladeilustraciones"/>
+        <w:tabs>
+          <w:tab w:val="right" w:leader="dot" w:pos="9964"/>
+        </w:tabs>
+        <w:rPr>
+          <w:rFonts w:eastAsiaTheme="minorEastAsia" w:cstheme="minorBidi"/>
+          <w:smallCaps w:val="0"/>
+          <w:noProof/>
+          <w:color w:val="auto"/>
+          <w:kern w:val="2"/>
+          <w:sz w:val="24"/>
+          <w:szCs w:val="24"/>
+          <w14:ligatures w14:val="standardContextual"/>
+        </w:rPr>
+      </w:pPr>
+      <w:hyperlink w:anchor="_Toc242188081" w:history="1">
+        <w:r>
+          <w:rPr>
+            <w:rStyle w:val="Hipervnculo"/>
+            <w:rFonts w:cs="Arial"/>
+            <w:noProof/>
+          </w:rPr>
+          <w:t>Tabla 5. Estructura pedagógica de los tres niveles</w:t>
+        </w:r>
+        <w:r>
+          <w:rPr>
+            <w:noProof/>
+            <w:webHidden/>
+          </w:rPr>
+          <w:tab/>
+        </w:r>
+        <w:r>
+          <w:rPr>
+            <w:noProof/>
+            <w:webHidden/>
+          </w:rPr>
+          <w:fldChar w:fldCharType="begin"/>
+        </w:r>
+        <w:r>
+          <w:rPr>
+            <w:noProof/>
+            <w:webHidden/>
+          </w:rPr>
+          <w:instrText xml:space="preserve"> PAGEREF _Toc242188081 \h </w:instrText>
+        </w:r>
+        <w:r>
+          <w:rPr>
+            <w:noProof/>
+            <w:webHidden/>
+          </w:rPr>
+        </w:r>
+        <w:r>
+          <w:rPr>
+            <w:noProof/>
+            <w:webHidden/>
+          </w:rPr>
+          <w:fldChar w:fldCharType="separate"/>
+        </w:r>
+        <w:r>
+          <w:rPr>
+            <w:noProof/>
+            <w:webHidden/>
+          </w:rPr>
+          <w:t>56</w:t>
+        </w:r>
+        <w:r>
+          <w:rPr>
+            <w:noProof/>
+            <w:webHidden/>
+          </w:rPr>
+          <w:fldChar w:fldCharType="end"/>
+        </w:r>
+      </w:hyperlink>
+    </w:p>
+    <w:p>
+      <w:pPr>
+        <w:pStyle w:val="Tabladeilustraciones"/>
+        <w:tabs>
+          <w:tab w:val="right" w:leader="dot" w:pos="9964"/>
+        </w:tabs>
+        <w:rPr>
+          <w:rFonts w:eastAsiaTheme="minorEastAsia" w:cstheme="minorBidi"/>
+          <w:smallCaps w:val="0"/>
+          <w:noProof/>
+          <w:color w:val="auto"/>
+          <w:kern w:val="2"/>
+          <w:sz w:val="24"/>
+          <w:szCs w:val="24"/>
+          <w14:ligatures w14:val="standardContextual"/>
+        </w:rPr>
+      </w:pPr>
+      <w:hyperlink w:anchor="_Toc242188082" w:history="1">
+        <w:r>
+          <w:rPr>
+            <w:rStyle w:val="Hipervnculo"/>
+            <w:rFonts w:cs="Arial"/>
+            <w:noProof/>
+          </w:rPr>
+          <w:t>Tabla 6. Comparación de la dificultad entre niveles</w:t>
+        </w:r>
+        <w:r>
+          <w:rPr>
+            <w:noProof/>
+            <w:webHidden/>
+          </w:rPr>
+          <w:tab/>
+        </w:r>
+        <w:r>
+          <w:rPr>
+            <w:noProof/>
+            <w:webHidden/>
+          </w:rPr>
+          <w:fldChar w:fldCharType="begin"/>
+        </w:r>
+        <w:r>
+          <w:rPr>
+            <w:noProof/>
+            <w:webHidden/>
+          </w:rPr>
+          <w:instrText xml:space="preserve"> PAGEREF _Toc242188082 \h </w:instrText>
         </w:r>
         <w:r>
           <w:rPr>
@@ -5910,7 +6168,235 @@
           <w14:ligatures w14:val="standardContextual"/>
         </w:rPr>
       </w:pPr>
-      <w:hyperlink w:anchor="_Toc241791085" w:history="1">
+      <w:hyperlink w:anchor="_Toc242188083" w:history="1">
+        <w:r>
+          <w:rPr>
+            <w:rStyle w:val="Hipervnculo"/>
+            <w:rFonts w:cs="Arial"/>
+            <w:noProof/>
+          </w:rPr>
+          <w:t>Tabla 7. Metas del segundo objetivo y resultado obtenido</w:t>
+        </w:r>
+        <w:r>
+          <w:rPr>
+            <w:noProof/>
+            <w:webHidden/>
+          </w:rPr>
+          <w:tab/>
+        </w:r>
+        <w:r>
+          <w:rPr>
+            <w:noProof/>
+            <w:webHidden/>
+          </w:rPr>
+          <w:fldChar w:fldCharType="begin"/>
+        </w:r>
+        <w:r>
+          <w:rPr>
+            <w:noProof/>
+            <w:webHidden/>
+          </w:rPr>
+          <w:instrText xml:space="preserve"> PAGEREF _Toc242188083 \h </w:instrText>
+        </w:r>
+        <w:r>
+          <w:rPr>
+            <w:noProof/>
+            <w:webHidden/>
+          </w:rPr>
+        </w:r>
+        <w:r>
+          <w:rPr>
+            <w:noProof/>
+            <w:webHidden/>
+          </w:rPr>
+          <w:fldChar w:fldCharType="separate"/>
+        </w:r>
+        <w:r>
+          <w:rPr>
+            <w:noProof/>
+            <w:webHidden/>
+          </w:rPr>
+          <w:t>58</w:t>
+        </w:r>
+        <w:r>
+          <w:rPr>
+            <w:noProof/>
+            <w:webHidden/>
+          </w:rPr>
+          <w:fldChar w:fldCharType="end"/>
+        </w:r>
+      </w:hyperlink>
+    </w:p>
+    <w:p>
+      <w:pPr>
+        <w:pStyle w:val="Tabladeilustraciones"/>
+        <w:tabs>
+          <w:tab w:val="right" w:leader="dot" w:pos="9964"/>
+        </w:tabs>
+        <w:rPr>
+          <w:rFonts w:eastAsiaTheme="minorEastAsia" w:cstheme="minorBidi"/>
+          <w:smallCaps w:val="0"/>
+          <w:noProof/>
+          <w:color w:val="auto"/>
+          <w:kern w:val="2"/>
+          <w:sz w:val="24"/>
+          <w:szCs w:val="24"/>
+          <w14:ligatures w14:val="standardContextual"/>
+        </w:rPr>
+      </w:pPr>
+      <w:hyperlink w:anchor="_Toc242188084" w:history="1">
+        <w:r>
+          <w:rPr>
+            <w:rStyle w:val="Hipervnculo"/>
+            <w:rFonts w:cs="Arial"/>
+            <w:noProof/>
+          </w:rPr>
+          <w:t>Tabla 8. Incrementos del desarrollo</w:t>
+        </w:r>
+        <w:r>
+          <w:rPr>
+            <w:noProof/>
+            <w:webHidden/>
+          </w:rPr>
+          <w:tab/>
+        </w:r>
+        <w:r>
+          <w:rPr>
+            <w:noProof/>
+            <w:webHidden/>
+          </w:rPr>
+          <w:fldChar w:fldCharType="begin"/>
+        </w:r>
+        <w:r>
+          <w:rPr>
+            <w:noProof/>
+            <w:webHidden/>
+          </w:rPr>
+          <w:instrText xml:space="preserve"> PAGEREF _Toc242188084 \h </w:instrText>
+        </w:r>
+        <w:r>
+          <w:rPr>
+            <w:noProof/>
+            <w:webHidden/>
+          </w:rPr>
+        </w:r>
+        <w:r>
+          <w:rPr>
+            <w:noProof/>
+            <w:webHidden/>
+          </w:rPr>
+          <w:fldChar w:fldCharType="separate"/>
+        </w:r>
+        <w:r>
+          <w:rPr>
+            <w:noProof/>
+            <w:webHidden/>
+          </w:rPr>
+          <w:t>59</w:t>
+        </w:r>
+        <w:r>
+          <w:rPr>
+            <w:noProof/>
+            <w:webHidden/>
+          </w:rPr>
+          <w:fldChar w:fldCharType="end"/>
+        </w:r>
+      </w:hyperlink>
+    </w:p>
+    <w:p>
+      <w:pPr>
+        <w:pStyle w:val="Tabladeilustraciones"/>
+        <w:tabs>
+          <w:tab w:val="right" w:leader="dot" w:pos="9964"/>
+        </w:tabs>
+        <w:rPr>
+          <w:rFonts w:eastAsiaTheme="minorEastAsia" w:cstheme="minorBidi"/>
+          <w:smallCaps w:val="0"/>
+          <w:noProof/>
+          <w:color w:val="auto"/>
+          <w:kern w:val="2"/>
+          <w:sz w:val="24"/>
+          <w:szCs w:val="24"/>
+          <w14:ligatures w14:val="standardContextual"/>
+        </w:rPr>
+      </w:pPr>
+      <w:hyperlink w:anchor="_Toc242188085" w:history="1">
+        <w:r>
+          <w:rPr>
+            <w:rStyle w:val="Hipervnculo"/>
+            <w:rFonts w:cs="Arial"/>
+            <w:noProof/>
+          </w:rPr>
+          <w:t>Tabla 9. Metas del tercer objetivo y resultado obtenido</w:t>
+        </w:r>
+        <w:r>
+          <w:rPr>
+            <w:noProof/>
+            <w:webHidden/>
+          </w:rPr>
+          <w:tab/>
+        </w:r>
+        <w:r>
+          <w:rPr>
+            <w:noProof/>
+            <w:webHidden/>
+          </w:rPr>
+          <w:fldChar w:fldCharType="begin"/>
+        </w:r>
+        <w:r>
+          <w:rPr>
+            <w:noProof/>
+            <w:webHidden/>
+          </w:rPr>
+          <w:instrText xml:space="preserve"> PAGEREF _Toc242188085 \h </w:instrText>
+        </w:r>
+        <w:r>
+          <w:rPr>
+            <w:noProof/>
+            <w:webHidden/>
+          </w:rPr>
+        </w:r>
+        <w:r>
+          <w:rPr>
+            <w:noProof/>
+            <w:webHidden/>
+          </w:rPr>
+          <w:fldChar w:fldCharType="separate"/>
+        </w:r>
+        <w:r>
+          <w:rPr>
+            <w:noProof/>
+            <w:webHidden/>
+          </w:rPr>
+          <w:t>64</w:t>
+        </w:r>
+        <w:r>
+          <w:rPr>
+            <w:noProof/>
+            <w:webHidden/>
+          </w:rPr>
+          <w:fldChar w:fldCharType="end"/>
+        </w:r>
+      </w:hyperlink>
+    </w:p>
+    <w:p>
+      <w:pPr>
+        <w:pStyle w:val="Tabladeilustraciones"/>
+        <w:tabs>
+          <w:tab w:val="right" w:leader="dot" w:pos="9964"/>
+        </w:tabs>
+        <w:rPr>
+          <w:rFonts w:eastAsiaTheme="minorEastAsia" w:cstheme="minorBidi"/>
+          <w:smallCaps w:val="0"/>
+          <w:noProof/>
+          <w:color w:val="auto"/>
+          <w:kern w:val="2"/>
+          <w:sz w:val="24"/>
+          <w:szCs w:val="24"/>
+          <w14:ligatures w14:val="standardContextual"/>
+        </w:rPr>
+      </w:pPr>
+      <w:hyperlink w:anchor="_Toc242188086" w:history="1">
         <w:r>
           <w:rPr>
             <w:rStyle w:val="Hipervnculo"/>
@@ -5938,7 +6424,7 @@
             <w:noProof/>
             <w:webHidden/>
           </w:rPr>
-          <w:instrText xml:space="preserve"> PAGEREF _Toc241791085 \h </w:instrText>
+          <w:instrText xml:space="preserve"> PAGEREF _Toc242188086 \h </w:instrText>
         </w:r>
         <w:r>
           <w:rPr>
@@ -5958,7 +6444,7 @@
             <w:noProof/>
             <w:webHidden/>
           </w:rPr>
-          <w:t>57</w:t>
+          <w:t>64</w:t>
         </w:r>
         <w:r>
           <w:rPr>
@@ -5986,7 +6472,7 @@
           <w14:ligatures w14:val="standardContextual"/>
         </w:rPr>
       </w:pPr>
-      <w:hyperlink w:anchor="_Toc241791086" w:history="1">
+      <w:hyperlink w:anchor="_Toc242188087" w:history="1">
         <w:r>
           <w:rPr>
             <w:rStyle w:val="Hipervnculo"/>
@@ -6014,7 +6500,7 @@
             <w:noProof/>
             <w:webHidden/>
           </w:rPr>
-          <w:instrText xml:space="preserve"> PAGEREF _Toc241791086 \h </w:instrText>
+          <w:instrText xml:space="preserve"> PAGEREF _Toc242188087 \h </w:instrText>
         </w:r>
         <w:r>
           <w:rPr>
@@ -6034,7 +6520,7 @@
             <w:noProof/>
             <w:webHidden/>
           </w:rPr>
-          <w:t>57</w:t>
+          <w:t>64</w:t>
         </w:r>
         <w:r>
           <w:rPr>
@@ -6253,7 +6739,7 @@
         </w:rPr>
         <w:fldChar w:fldCharType="separate"/>
       </w:r>
-      <w:hyperlink w:anchor="_Toc241791087" w:history="1">
+      <w:hyperlink w:anchor="_Toc242188088" w:history="1">
         <w:r>
           <w:rPr>
             <w:rStyle w:val="Hipervnculo"/>
@@ -6281,7 +6767,7 @@
             <w:noProof/>
             <w:webHidden/>
           </w:rPr>
-          <w:instrText xml:space="preserve"> PAGEREF _Toc241791087 \h </w:instrText>
+          <w:instrText xml:space="preserve"> PAGEREF _Toc242188088 \h </w:instrText>
         </w:r>
         <w:r>
           <w:rPr>
@@ -6329,7 +6815,7 @@
           <w14:ligatures w14:val="standardContextual"/>
         </w:rPr>
       </w:pPr>
-      <w:hyperlink w:anchor="_Toc241791088" w:history="1">
+      <w:hyperlink w:anchor="_Toc242188089" w:history="1">
         <w:r>
           <w:rPr>
             <w:rStyle w:val="Hipervnculo"/>
@@ -6357,7 +6843,7 @@
             <w:noProof/>
             <w:webHidden/>
           </w:rPr>
-          <w:instrText xml:space="preserve"> PAGEREF _Toc241791088 \h </w:instrText>
+          <w:instrText xml:space="preserve"> PAGEREF _Toc242188089 \h </w:instrText>
         </w:r>
         <w:r>
           <w:rPr>
@@ -6405,7 +6891,7 @@
           <w14:ligatures w14:val="standardContextual"/>
         </w:rPr>
       </w:pPr>
-      <w:hyperlink w:anchor="_Toc241791089" w:history="1">
+      <w:hyperlink w:anchor="_Toc242188090" w:history="1">
         <w:r>
           <w:rPr>
             <w:rStyle w:val="Hipervnculo"/>
@@ -6441,7 +6927,7 @@
             <w:noProof/>
             <w:webHidden/>
           </w:rPr>
-          <w:instrText xml:space="preserve"> PAGEREF _Toc241791089 \h </w:instrText>
+          <w:instrText xml:space="preserve"> PAGEREF _Toc242188090 \h </w:instrText>
         </w:r>
         <w:r>
           <w:rPr>
@@ -6489,7 +6975,7 @@
           <w14:ligatures w14:val="standardContextual"/>
         </w:rPr>
       </w:pPr>
-      <w:hyperlink w:anchor="_Toc241791090" w:history="1">
+      <w:hyperlink w:anchor="_Toc242188091" w:history="1">
         <w:r>
           <w:rPr>
             <w:rStyle w:val="Hipervnculo"/>
@@ -6525,7 +7011,7 @@
             <w:noProof/>
             <w:webHidden/>
           </w:rPr>
-          <w:instrText xml:space="preserve"> PAGEREF _Toc241791090 \h </w:instrText>
+          <w:instrText xml:space="preserve"> PAGEREF _Toc242188091 \h </w:instrText>
         </w:r>
         <w:r>
           <w:rPr>
@@ -6573,7 +7059,7 @@
           <w14:ligatures w14:val="standardContextual"/>
         </w:rPr>
       </w:pPr>
-      <w:hyperlink w:anchor="_Toc241791091" w:history="1">
+      <w:hyperlink w:anchor="_Toc242188092" w:history="1">
         <w:r>
           <w:rPr>
             <w:rStyle w:val="Hipervnculo"/>
@@ -6601,7 +7087,7 @@
             <w:noProof/>
             <w:webHidden/>
           </w:rPr>
-          <w:instrText xml:space="preserve"> PAGEREF _Toc241791091 \h </w:instrText>
+          <w:instrText xml:space="preserve"> PAGEREF _Toc242188092 \h </w:instrText>
         </w:r>
         <w:r>
           <w:rPr>
@@ -6649,7 +7135,7 @@
           <w14:ligatures w14:val="standardContextual"/>
         </w:rPr>
       </w:pPr>
-      <w:hyperlink w:anchor="_Toc241791092" w:history="1">
+      <w:hyperlink w:anchor="_Toc242188093" w:history="1">
         <w:r>
           <w:rPr>
             <w:rStyle w:val="Hipervnculo"/>
@@ -6677,7 +7163,7 @@
             <w:noProof/>
             <w:webHidden/>
           </w:rPr>
-          <w:instrText xml:space="preserve"> PAGEREF _Toc241791092 \h </w:instrText>
+          <w:instrText xml:space="preserve"> PAGEREF _Toc242188093 \h </w:instrText>
         </w:r>
         <w:r>
           <w:rPr>
@@ -6697,7 +7183,7 @@
             <w:noProof/>
             <w:webHidden/>
           </w:rPr>
-          <w:t>54</w:t>
+          <w:t>61</w:t>
         </w:r>
         <w:r>
           <w:rPr>
@@ -6725,7 +7211,7 @@
           <w14:ligatures w14:val="standardContextual"/>
         </w:rPr>
       </w:pPr>
-      <w:hyperlink w:anchor="_Toc241791093" w:history="1">
+      <w:hyperlink w:anchor="_Toc242188094" w:history="1">
         <w:r>
           <w:rPr>
             <w:rStyle w:val="Hipervnculo"/>
@@ -6753,7 +7239,7 @@
             <w:noProof/>
             <w:webHidden/>
           </w:rPr>
-          <w:instrText xml:space="preserve"> PAGEREF _Toc241791093 \h </w:instrText>
+          <w:instrText xml:space="preserve"> PAGEREF _Toc242188094 \h </w:instrText>
         </w:r>
         <w:r>
           <w:rPr>
@@ -6773,7 +7259,7 @@
             <w:noProof/>
             <w:webHidden/>
           </w:rPr>
-          <w:t>54</w:t>
+          <w:t>61</w:t>
         </w:r>
         <w:r>
           <w:rPr>
@@ -6801,7 +7287,7 @@
           <w14:ligatures w14:val="standardContextual"/>
         </w:rPr>
       </w:pPr>
-      <w:hyperlink w:anchor="_Toc241791094" w:history="1">
+      <w:hyperlink w:anchor="_Toc242188095" w:history="1">
         <w:r>
           <w:rPr>
             <w:rStyle w:val="Hipervnculo"/>
@@ -6829,7 +7315,7 @@
             <w:noProof/>
             <w:webHidden/>
           </w:rPr>
-          <w:instrText xml:space="preserve"> PAGEREF _Toc241791094 \h </w:instrText>
+          <w:instrText xml:space="preserve"> PAGEREF _Toc242188095 \h </w:instrText>
         </w:r>
         <w:r>
           <w:rPr>
@@ -6849,7 +7335,7 @@
             <w:noProof/>
             <w:webHidden/>
           </w:rPr>
-          <w:t>55</w:t>
+          <w:t>62</w:t>
         </w:r>
         <w:r>
           <w:rPr>
@@ -8018,7 +8504,7 @@
       </w:pPr>
       <w:bookmarkStart w:id="3" w:name="_Toc475112151"/>
       <w:bookmarkStart w:id="4" w:name="_Toc475115507"/>
-      <w:bookmarkStart w:id="5" w:name="_Toc241791019"/>
+      <w:bookmarkStart w:id="5" w:name="_Toc242188013"/>
       <w:r>
         <w:rPr>
           <w:rFonts w:cs="Arial"/>
@@ -8170,7 +8656,7 @@
           <w:caps w:val="0"/>
         </w:rPr>
       </w:pPr>
-      <w:bookmarkStart w:id="6" w:name="_Toc241791020"/>
+      <w:bookmarkStart w:id="6" w:name="_Toc242188014"/>
       <w:r>
         <w:rPr>
           <w:rFonts w:cs="Arial"/>
@@ -8219,7 +8705,7 @@
       </w:pPr>
       <w:bookmarkStart w:id="7" w:name="_Toc475112154"/>
       <w:bookmarkStart w:id="8" w:name="_Toc475115510"/>
-      <w:bookmarkStart w:id="9" w:name="_Toc241791021"/>
+      <w:bookmarkStart w:id="9" w:name="_Toc242188015"/>
       <w:r>
         <w:t>1.1 Planteamiento del problema</w:t>
       </w:r>
@@ -8276,7 +8762,7 @@
           <w:iCs w:val="0"/>
         </w:rPr>
       </w:pPr>
-      <w:bookmarkStart w:id="10" w:name="_Toc241791087"/>
+      <w:bookmarkStart w:id="10" w:name="_Toc242188088"/>
       <w:r>
         <w:rPr>
           <w:rFonts w:cs="Arial"/>
@@ -8497,7 +8983,7 @@
           <w:iCs w:val="0"/>
         </w:rPr>
       </w:pPr>
-      <w:bookmarkStart w:id="11" w:name="_Toc241791088"/>
+      <w:bookmarkStart w:id="11" w:name="_Toc242188089"/>
       <w:r>
         <w:rPr>
           <w:rFonts w:cs="Arial"/>
@@ -8645,7 +9131,7 @@
           <w:rFonts w:eastAsia="Arial" w:cs="Arial"/>
         </w:rPr>
       </w:pPr>
-      <w:bookmarkStart w:id="12" w:name="_Toc241791089"/>
+      <w:bookmarkStart w:id="12" w:name="_Toc242188090"/>
       <w:r>
         <w:rPr>
           <w:rFonts w:cs="Arial"/>
@@ -8896,7 +9382,7 @@
       </w:pPr>
       <w:bookmarkStart w:id="13" w:name="_Toc475112156"/>
       <w:bookmarkStart w:id="14" w:name="_Toc475115512"/>
-      <w:bookmarkStart w:id="15" w:name="_Toc241791022"/>
+      <w:bookmarkStart w:id="15" w:name="_Toc242188016"/>
       <w:r>
         <w:t>1.2 Pregunta de investigación</w:t>
       </w:r>
@@ -8947,7 +9433,7 @@
       <w:pPr>
         <w:pStyle w:val="Ttulo2"/>
       </w:pPr>
-      <w:bookmarkStart w:id="16" w:name="_Toc241791023"/>
+      <w:bookmarkStart w:id="16" w:name="_Toc242188017"/>
       <w:r>
         <w:t>1.3 Justificación</w:t>
       </w:r>
@@ -9076,7 +9562,7 @@
           <w:iCs w:val="0"/>
         </w:rPr>
       </w:pPr>
-      <w:bookmarkStart w:id="17" w:name="_Toc241791090"/>
+      <w:bookmarkStart w:id="17" w:name="_Toc242188091"/>
       <w:r>
         <w:rPr>
           <w:rFonts w:cs="Arial"/>
@@ -9251,7 +9737,7 @@
       </w:pPr>
       <w:bookmarkStart w:id="18" w:name="_Toc475112155"/>
       <w:bookmarkStart w:id="19" w:name="_Toc475115511"/>
-      <w:bookmarkStart w:id="20" w:name="_Toc241791024"/>
+      <w:bookmarkStart w:id="20" w:name="_Toc242188018"/>
       <w:r>
         <w:t>1.4 Antecedentes del</w:t>
       </w:r>
@@ -9405,7 +9891,7 @@
           <w:caps w:val="0"/>
         </w:rPr>
       </w:pPr>
-      <w:bookmarkStart w:id="21" w:name="_Toc241791025"/>
+      <w:bookmarkStart w:id="21" w:name="_Toc242188019"/>
       <w:r>
         <w:rPr>
           <w:rFonts w:cs="Arial"/>
@@ -9446,7 +9932,7 @@
       </w:pPr>
       <w:bookmarkStart w:id="22" w:name="_Toc475112161"/>
       <w:bookmarkStart w:id="23" w:name="_Toc475115517"/>
-      <w:bookmarkStart w:id="24" w:name="_Toc241791026"/>
+      <w:bookmarkStart w:id="24" w:name="_Toc242188020"/>
       <w:r>
         <w:t>2.1 Objetivo general</w:t>
       </w:r>
@@ -9505,7 +9991,7 @@
         <w:pStyle w:val="Ttulo2"/>
         <w:ind w:left="567" w:hanging="576"/>
       </w:pPr>
-      <w:bookmarkStart w:id="27" w:name="_Toc241791027"/>
+      <w:bookmarkStart w:id="27" w:name="_Toc242188021"/>
       <w:r>
         <w:t>2.2 Objetivos específicos</w:t>
       </w:r>
@@ -9631,7 +10117,7 @@
       </w:pPr>
       <w:bookmarkStart w:id="28" w:name="_Toc475112165"/>
       <w:bookmarkStart w:id="29" w:name="_Toc475115521"/>
-      <w:bookmarkStart w:id="30" w:name="_Toc241791028"/>
+      <w:bookmarkStart w:id="30" w:name="_Toc242188022"/>
       <w:r>
         <w:rPr>
           <w:rFonts w:cs="Arial"/>
@@ -9660,7 +10146,7 @@
       </w:pPr>
       <w:bookmarkStart w:id="31" w:name="_Toc475112166"/>
       <w:bookmarkStart w:id="32" w:name="_Toc475115522"/>
-      <w:bookmarkStart w:id="33" w:name="_Toc241791029"/>
+      <w:bookmarkStart w:id="33" w:name="_Toc242188023"/>
       <w:r>
         <w:t>3.1 Marco conceptual</w:t>
       </w:r>
@@ -9682,7 +10168,7 @@
           <w:rFonts w:cs="Arial"/>
         </w:rPr>
       </w:pPr>
-      <w:bookmarkStart w:id="34" w:name="_Toc241791030"/>
+      <w:bookmarkStart w:id="34" w:name="_Toc242188024"/>
       <w:r>
         <w:t>3.1.1 El pensamiento computacional (PC):</w:t>
       </w:r>
@@ -9975,7 +10461,7 @@
           <w:bCs/>
         </w:rPr>
       </w:pPr>
-      <w:bookmarkStart w:id="35" w:name="_Toc241791031"/>
+      <w:bookmarkStart w:id="35" w:name="_Toc242188025"/>
       <w:r>
         <w:t>3.1.2. Pruebas Bebras:</w:t>
       </w:r>
@@ -10011,7 +10497,7 @@
           <w:rFonts w:cs="Arial"/>
         </w:rPr>
       </w:pPr>
-      <w:bookmarkStart w:id="36" w:name="_Toc241791032"/>
+      <w:bookmarkStart w:id="36" w:name="_Toc242188026"/>
       <w:r>
         <w:t>3.1.3. teoría del flujo</w:t>
       </w:r>
@@ -10033,7 +10519,7 @@
           <w:iCs w:val="0"/>
         </w:rPr>
       </w:pPr>
-      <w:bookmarkStart w:id="37" w:name="_Toc241791091"/>
+      <w:bookmarkStart w:id="37" w:name="_Toc242188092"/>
       <w:r>
         <w:rPr>
           <w:rFonts w:cs="Arial"/>
@@ -10179,7 +10665,7 @@
       <w:pPr>
         <w:pStyle w:val="Ttulo3"/>
       </w:pPr>
-      <w:bookmarkStart w:id="38" w:name="_Toc241791033"/>
+      <w:bookmarkStart w:id="38" w:name="_Toc242188027"/>
       <w:r>
         <w:t>3.1.4. Teoría de la Autodeterminación</w:t>
       </w:r>
@@ -10679,7 +11165,7 @@
           <w:rFonts w:eastAsia="Arial" w:cs="Arial"/>
         </w:rPr>
       </w:pPr>
-      <w:bookmarkStart w:id="39" w:name="_Toc241791034"/>
+      <w:bookmarkStart w:id="39" w:name="_Toc242188028"/>
       <w:r>
         <w:t>3.1.6 GOLDEN PATH</w:t>
       </w:r>
@@ -10720,7 +11206,7 @@
           <w:rFonts w:eastAsia="Arial" w:cs="Arial"/>
         </w:rPr>
       </w:pPr>
-      <w:bookmarkStart w:id="40" w:name="_Toc241791035"/>
+      <w:bookmarkStart w:id="40" w:name="_Toc242188029"/>
       <w:r>
         <w:t>3.1.7 Gamificación</w:t>
       </w:r>
@@ -10778,7 +11264,7 @@
       </w:pPr>
       <w:bookmarkStart w:id="41" w:name="_Toc475112167"/>
       <w:bookmarkStart w:id="42" w:name="_Toc475115523"/>
-      <w:bookmarkStart w:id="43" w:name="_Toc241791036"/>
+      <w:bookmarkStart w:id="43" w:name="_Toc242188030"/>
       <w:r>
         <w:t>3.2 Marco teórico</w:t>
       </w:r>
@@ -10800,7 +11286,7 @@
           <w:rFonts w:cs="Arial"/>
         </w:rPr>
       </w:pPr>
-      <w:bookmarkStart w:id="44" w:name="_Toc241791037"/>
+      <w:bookmarkStart w:id="44" w:name="_Toc242188031"/>
       <w:r>
         <w:t>3.2.1 Aprendizaje basado en juegos (ABJ)</w:t>
       </w:r>
@@ -11018,7 +11504,7 @@
           <w:caps w:val="0"/>
         </w:rPr>
       </w:pPr>
-      <w:bookmarkStart w:id="45" w:name="_Toc241791038"/>
+      <w:bookmarkStart w:id="45" w:name="_Toc242188032"/>
       <w:r>
         <w:t xml:space="preserve">3.2.2. </w:t>
       </w:r>
@@ -11063,7 +11549,7 @@
           <w:caps w:val="0"/>
         </w:rPr>
       </w:pPr>
-      <w:bookmarkStart w:id="46" w:name="_Toc241791039"/>
+      <w:bookmarkStart w:id="46" w:name="_Toc242188033"/>
       <w:r>
         <w:t xml:space="preserve">3.2.3 </w:t>
       </w:r>
@@ -11426,7 +11912,7 @@
       <w:pPr>
         <w:pStyle w:val="Ttulo3"/>
       </w:pPr>
-      <w:bookmarkStart w:id="47" w:name="_Toc241791040"/>
+      <w:bookmarkStart w:id="47" w:name="_Toc242188034"/>
       <w:r>
         <w:t>3.2.</w:t>
       </w:r>
@@ -11566,7 +12052,7 @@
           <w:bCs/>
         </w:rPr>
       </w:pPr>
-      <w:bookmarkStart w:id="48" w:name="_Toc241791041"/>
+      <w:bookmarkStart w:id="48" w:name="_Toc242188035"/>
       <w:r>
         <w:t>3.2.</w:t>
       </w:r>
@@ -11691,7 +12177,7 @@
           <w:rFonts w:cs="Arial"/>
         </w:rPr>
       </w:pPr>
-      <w:bookmarkStart w:id="49" w:name="_Toc241791042"/>
+      <w:bookmarkStart w:id="49" w:name="_Toc242188036"/>
       <w:r>
         <w:t>3.2.</w:t>
       </w:r>
@@ -11810,7 +12296,7 @@
           <w:rFonts w:cs="Arial"/>
         </w:rPr>
       </w:pPr>
-      <w:bookmarkStart w:id="50" w:name="_Toc241791043"/>
+      <w:bookmarkStart w:id="50" w:name="_Toc242188037"/>
       <w:r>
         <w:t>3.2.</w:t>
       </w:r>
@@ -11876,7 +12362,7 @@
       </w:pPr>
       <w:bookmarkStart w:id="51" w:name="_Toc475112168"/>
       <w:bookmarkStart w:id="52" w:name="_Toc475115524"/>
-      <w:bookmarkStart w:id="53" w:name="_Toc241791044"/>
+      <w:bookmarkStart w:id="53" w:name="_Toc242188038"/>
       <w:r>
         <w:t>3.3 Marco jurídico</w:t>
       </w:r>
@@ -11907,7 +12393,7 @@
           <w:rFonts w:cs="Arial"/>
         </w:rPr>
       </w:pPr>
-      <w:bookmarkStart w:id="54" w:name="_Toc241791045"/>
+      <w:bookmarkStart w:id="54" w:name="_Toc242188039"/>
       <w:r>
         <w:t>3.3.1. Tratamiento de datos personales y régimen de habeas data</w:t>
       </w:r>
@@ -12272,7 +12758,7 @@
       <w:pPr>
         <w:pStyle w:val="Ttulo3"/>
       </w:pPr>
-      <w:bookmarkStart w:id="55" w:name="_Toc241791046"/>
+      <w:bookmarkStart w:id="55" w:name="_Toc242188040"/>
       <w:r>
         <w:t>3.3.2. Derechos de autor sobre los personajes utilizados</w:t>
       </w:r>
@@ -12523,7 +13009,7 @@
       </w:pPr>
       <w:bookmarkStart w:id="56" w:name="_Toc475112170"/>
       <w:bookmarkStart w:id="57" w:name="_Toc475115526"/>
-      <w:bookmarkStart w:id="58" w:name="_Toc241791047"/>
+      <w:bookmarkStart w:id="58" w:name="_Toc242188041"/>
       <w:r>
         <w:rPr>
           <w:color w:val="auto"/>
@@ -12609,7 +13095,7 @@
           <w:caps w:val="0"/>
         </w:rPr>
       </w:pPr>
-      <w:bookmarkStart w:id="61" w:name="_Toc241791048"/>
+      <w:bookmarkStart w:id="61" w:name="_Toc242188042"/>
       <w:r>
         <w:rPr>
           <w:rFonts w:cs="Arial"/>
@@ -13012,7 +13498,7 @@
       </w:pPr>
       <w:bookmarkStart w:id="62" w:name="_Toc475112172"/>
       <w:bookmarkStart w:id="63" w:name="_Toc475115528"/>
-      <w:bookmarkStart w:id="64" w:name="_Toc241791049"/>
+      <w:bookmarkStart w:id="64" w:name="_Toc242188043"/>
       <w:r>
         <w:rPr>
           <w:rFonts w:cs="Arial"/>
@@ -13164,16 +13650,441 @@
         <w:pStyle w:val="Ttulo2"/>
         <w:ind w:left="567" w:hanging="576"/>
       </w:pPr>
-      <w:bookmarkStart w:id="65" w:name="_Toc475112174"/>
-      <w:bookmarkStart w:id="66" w:name="_Toc475115530"/>
-      <w:bookmarkStart w:id="67" w:name="_Toc241791050"/>
+      <w:bookmarkStart w:id="65" w:name="_Toc242188044"/>
       <w:r>
         <w:lastRenderedPageBreak/>
-        <w:t>5.1 Instrumentos o herramientas utilizadas</w:t>
+        <w:t>5.1 Fases del trabajo de grado</w:t>
       </w:r>
       <w:bookmarkEnd w:id="65"/>
+    </w:p>
+    <w:p>
+      <w:pPr>
+        <w:spacing w:before="240" w:after="240"/>
+      </w:pPr>
+      <w:r>
+        <w:t>Las cuatro fases de Árcade (apartado 3.2.3.2) no se recorrieron una vez cada una ni en el orden en que el marco teórico las enumera. Cada acta del proyecto declara en su encabezado la fase en curso y, en una sección propia, anota los compromisos de la sesión como tarjetas de un tablero Kanban con las columnas «por hacer», «en proceso» y «finalizado»: es la sección 5 en las actas de seguimiento y la sección 6 en las demás series. Con esos dos datos se reconstruye qué se hizo en cada fase y cómo se gestionó. Se conservan 33 actas: diez de seguimiento (10/04 a 12/06/2026), ocho de la serie R (R01 a R03 y R06 a R10), cinco de la serie O (O01 a O05) y diez de la serie D (D01 a D10).</w:t>
+      </w:r>
+    </w:p>
+    <w:p>
+      <w:pPr>
+        <w:spacing w:before="240" w:after="240"/>
+      </w:pPr>
+      <w:r>
+        <w:t>Las actas no van anexas y se citan por su código y su fecha [53]. La serie de seguimiento se nombra «acta de seguimiento 01» a «acta de seguimiento 10» para no confundirla con la R01 ni con la D01, y cada tarjeta lleva el código de la serie que la abrió: G en el seguimiento y R, O o D en las otras.</w:t>
+      </w:r>
+    </w:p>
+    <w:p>
+      <w:pPr>
+        <w:spacing w:before="240" w:after="240"/>
+      </w:pPr>
+      <w:r>
+        <w:t>La correspondencia con los objetivos es la siguiente. Las dos primeras fases y la escritura del guion se hicieron antes de la serie R y se narran en los apartados 5.1.1 y 5.1.2; el guion forma parte del documento de diseño del objetivo 2 (capítulo 7), de modo que los apartados 5.1.2 y 5.1.4 describen dos momentos de la misma fase. La Especificación es el objetivo 1 y el capítulo 6 (5.1.3), el Diseño es el objetivo 2 y el capítulo 7 (5.1.4), el ciclo Diseño ↔ Desarrollo ↔ Pruebas es el objetivo 3 y el capítulo 8 (5.1.5), y la evaluación del prototipo es el objetivo 4, que todavía no tiene capítulo (5.1.6).</w:t>
+      </w:r>
+    </w:p>
+    <w:p>
+      <w:pPr>
+        <w:spacing w:before="240" w:after="240"/>
+      </w:pPr>
+      <w:r>
+        <w:t>El orden no fue lineal. El guion, que Árcade ubica en el Diseño, quedó consolidado el 12/06/2026 (acta de seguimiento 10), un día antes de que la serie R empezara a derivar los requerimientos, y las series O y D se solaparon entre el 02/09 y el 06/09/2026 (actas D01 a D03, O04 y O05). Es la iteración entre fases que anuncia el comienzo de este capítulo. Las actas la dejan a la vista porque varias corrigen lo que otra había fijado, y los casos se señalan en cada fase.</w:t>
+      </w:r>
+    </w:p>
+    <w:p>
+      <w:pPr>
+        <w:pStyle w:val="Ttulo3"/>
+        <w:spacing w:before="240"/>
+      </w:pPr>
+      <w:bookmarkStart w:id="66" w:name="_Toc242188045"/>
+      <w:r>
+        <w:t>5.1.1 Apertura del trabajo con Árcade y Kanban</w:t>
+      </w:r>
       <w:bookmarkEnd w:id="66"/>
+    </w:p>
+    <w:p>
+      <w:pPr>
+        <w:spacing w:before="240" w:after="240"/>
+      </w:pPr>
+      <w:r>
+        <w:t>La primera sesión de seguimiento se hizo el 10/04/2026, en la semana 1 de 14 del cronograma, por Microsoft Teams y con dos participantes externos a los autores: la asesora, doctora en Psicología, y la docente del Colegio El Libertador IED. Las nueve sesiones siguientes ocurrieron cada viernes de 2:00 a 3:30 p. m. hasta el 12/06/2026. El acta de seguimiento 01 declara como fase «Sensibilización y Especificación» y toma allí las dos decisiones de método: conducir el trabajo con Árcade y gestionarlo con Kanban. El tablero se creó en esa sesión con las tres columnas, y se acordó que cada compromiso de acta fuera una tarjeta «de modo que el avance pueda verse en el tablero y no solo en la memoria de las sesiones».</w:t>
+      </w:r>
+    </w:p>
+    <w:p>
+      <w:pPr>
+        <w:spacing w:before="240" w:after="240"/>
+      </w:pPr>
+      <w:r>
+        <w:t xml:space="preserve">Lo decidido en esa acta es especificación. El problema es que el pensamiento computacional se practica y no se explica, por lo que el guion tenía que ser una historia en la que resolver el reto fuera usar la habilidad. Se evaluaron tres formatos: un juego de destreza se descartó porque premia el reflejo y no deja rastro del razonamiento, y un cuestionario ilustrado porque convierte el reto en una pregunta con respuesta correcta. Se adoptó una aventura narrativa con puzles, para un jugador, de 9 a 11 años y de 20 a 40 minutos. La docente observó que un contexto escolar haría leer el reto como tarea, y los estudiantes propusieron una familia </w:t>
+      </w:r>
+      <w:r>
+        <w:lastRenderedPageBreak/>
+        <w:t>prehistórica, aceptada como premisa de trabajo.</w:t>
+      </w:r>
+    </w:p>
+    <w:p>
+      <w:pPr>
+        <w:spacing w:before="240" w:after="240"/>
+      </w:pPr>
+      <w:r>
+        <w:t>El acta de seguimiento 02 (17/04/2026), rotulada «Especificación», fijó el registro de lenguaje para el destinatario, las habilidades que la historia debía hacer practicar, una historia única y lineal sin misiones secundarias y un esquema de interacción limitado a clic y clic sostenido, origen de la restricción de entrada que el documento de requerimientos recoge como RNF-02 (Anexo C). Movió a «finalizado» las dos tarjetas que la 01 había pasado a «en proceso», G01-1 (desarrollar la premisa) y G01-2 (caracterizar el lenguaje para lectores de grado cuarto), y abrió otras dos. Desde la segunda sesión el tablero mostró, entonces, el recorrido completo de una tarjeta.</w:t>
+      </w:r>
+    </w:p>
+    <w:p>
+      <w:pPr>
+        <w:spacing w:before="240" w:after="240"/>
+      </w:pPr>
+      <w:r>
+        <w:t>De la Sensibilización, en cambio, las actas no registran las actividades que el marco teórico describe, que son la edición de imágenes y la composición visual. Lo que dejan de esa fase es el tratamiento de los derechos de autor. La autorización escrita para usar personajes de terceros, con su plan alterno de personajes originales, quedó como punto abierto en el acta de seguimiento 10 (12/06/2026), pasó a ser una restricción del documento de requerimientos en el acta R01 (13/06/2026) y dio origen al reconocimiento de autoría de la pantalla de créditos en el acta R02 (20/06/2026).</w:t>
+      </w:r>
+    </w:p>
+    <w:p>
+      <w:pPr>
+        <w:pStyle w:val="Ttulo3"/>
+        <w:spacing w:before="240"/>
+      </w:pPr>
+      <w:bookmarkStart w:id="67" w:name="_Toc242188046"/>
+      <w:r>
+        <w:t>5.1.2 Diseño del guion</w:t>
+      </w:r>
       <w:bookmarkEnd w:id="67"/>
+    </w:p>
+    <w:p>
+      <w:pPr>
+        <w:spacing w:before="240" w:after="240"/>
+      </w:pPr>
+      <w:r>
+        <w:t>Con el acta de seguimiento 03 (24/04/2026) el rótulo de fase pasa a «Diseño» (estructura lúdico-narrativa), el segundo momento del Diseño en Árcade. Se adoptaron tres niveles, uno por descubrimiento (el fuego, la rueda y la balsa), tras descartar cinco niveles cortos, que obligaban a repetir habilidades y a volver triviales los retos, y dos largos, que dejaban sin nivel una de las habilidades. También se fijó la cadena causal que une los niveles, porque el problema de cada uno debía nacer del éxito del anterior, y dos escenas puente no jugables. Ninguna acta nombra el modelo MDA que el marco teórico asigna al primer momento del Diseño; reglas, dinámicas y estética se decidieron sin esa etiqueta, desde las actas de seguimiento 01 y 02.</w:t>
+      </w:r>
+    </w:p>
+    <w:p>
+      <w:pPr>
+        <w:spacing w:before="240" w:after="240"/>
+      </w:pPr>
+      <w:r>
+        <w:t>De la 04 a la 09 el rótulo es «Diseño» (construcción del guion) y las sesiones avanzan nivel por nivel. La 04 (01/05/2026) aprobó la caracterización de la familia y del guía con la condición de que cada rasgo tuviera función narrativa, la rotación del personaje jugable por nivel y la mecánica del nivel 1, en la que la posición de las piedras (la hipótesis) no produce efecto hasta ejecutar el golpe (el experimento). La 05 (08/05/2026) fijó la iteración como habilidad principal de ese nivel y la depuración como secundaria, y descartó el puntaje, el contador de errores visible y la medición de tiempo porque convertirían el ensayo en pérdida. La 06 (15/05/2026) hizo lo propio con las tres fases del nivel 2, y la 07 (22/05/2026) y la 08 (29/05/2026) con el nivel 3. En la 08 la asesora insistió en que las fases aprobadas no se pierden tras un fallo, porque si este deshiciera lo aprobado la lección sería no arriesgarse; el acta la llama la decisión pedagógica central del nivel.</w:t>
+      </w:r>
+    </w:p>
+    <w:p>
+      <w:pPr>
+        <w:spacing w:before="240" w:after="240"/>
+      </w:pPr>
+      <w:r>
+        <w:t xml:space="preserve">La 09 (05/06/2026) leyó seguidos los tres cierres reflexivos y el final para comprobar que siguieran una misma fórmula, y excluyó del guion un nivel avanzado con presión de tiempo porque contradecía el tratamiento del error; quedó escrito como propuesta de trabajo futuro, con su razón. La 10 (12/06/2026) leyó el guion completo y lo dio por consolidado. Aplicó tres ajustes que se habían acordado en sesiones anteriores (el guía permanece como brasa viva al cierre del nivel 1, el golpe desde una posición incorrecta produce chispas visibles y la escena </w:t>
+      </w:r>
+      <w:r>
+        <w:lastRenderedPageBreak/>
+        <w:t>del primer fallo del nivel 3 solo se reproduce si la prueba falla) y registró cinco puntos abiertos: el título, el nombre del guía, la homogeneidad del esquema de control entre niveles, los valores de configuración del nivel 1 y la autorización de uso de los personajes. Dos de ellos reaparecen en el acta D10 (30/09/2026) como PG-05 y PG-06, que exigen observar a estudiantes jugando, y el de la autorización sigue pendiente de un dato de uno de los autores. El título se fijó con carácter provisional en el acta D03 (06/09/2026).</w:t>
+      </w:r>
+    </w:p>
+    <w:p>
+      <w:pPr>
+        <w:spacing w:before="240" w:after="240"/>
+      </w:pPr>
+      <w:r>
+        <w:t>Del 10/04 al 12/06/2026 el tablero siguió una rutina. Cada acta cerró las dos tarjetas de la sesión anterior, con la fecha límite puesta en el viernes siguiente, y abrió dos nuevas, una a cada autor. Entre la G01-1 y la G10-2 se abrieron 20 tarjetas y 19 llegaron a «finalizado» en la sesión siguiente a la que las abrió. La excepción es la G10-2 (gestionar los puntos abiertos que exigían decisión externa al equipo), que el acta R01 dejó «en proceso» y que no vuelve a aparecer en las actas conservadas. Ninguna acta fija un número máximo de tarjetas simultáneas. Las tablas de movimientos muestran que al cerrar cada sesión había exactamente dos en proceso, de modo que el trabajo en curso quedó acotado en la práctica sin que se escribiera como regla.</w:t>
+      </w:r>
+    </w:p>
+    <w:p>
+      <w:pPr>
+        <w:pStyle w:val="Ttulo3"/>
+        <w:spacing w:before="240"/>
+      </w:pPr>
+      <w:bookmarkStart w:id="68" w:name="_Toc242188047"/>
+      <w:r>
+        <w:t>5.1.3 Especificación de requerimientos (objetivo 1)</w:t>
+      </w:r>
+      <w:bookmarkEnd w:id="68"/>
+    </w:p>
+    <w:p>
+      <w:pPr>
+        <w:spacing w:before="240" w:after="240"/>
+      </w:pPr>
+      <w:r>
+        <w:t>La serie R vuelve al rótulo «Especificación» (identificación del problema y definición de requerimientos). Son sesiones de tres horas entre los dos autores, casi siempre en sábado (la última fue un domingo), sin la asesora ni la docente. Parten del guion ya consolidado, según el acta R01 (13/06/2026), que fijó el método: cada requerimiento debía poder señalarse en un apartado del guion o justificarse en un lineamiento pedagógico (CP), técnico (CT) o narrativo (CN), y se descartó redactar requerimientos «por completitud». La misma acta fijó seis módulos, de la A a la F, y tres prioridades, Alta, Media y Baja.</w:t>
+      </w:r>
+    </w:p>
+    <w:p>
+      <w:pPr>
+        <w:spacing w:before="240" w:after="240"/>
+      </w:pPr>
+      <w:r>
+        <w:t>El acta R02 (20/06/2026) derivó los RF-01 a RF-09 del módulo A, que el guion da por supuestos (pantalla de inicio, perfil, guardado y pausa), y decidió que el perfil se creara solo con un nombre o alias. Dejó la omisión de escenas ya vistas en prioridad Media a partir de la advertencia de la docente de que repetir un nivel no debía obligar a releer la misma escena. La R03 (27/06/2026) trató el andamiaje: el guía pasó a ser un módulo transversal y no un requerimiento por nivel, para que la regla de que no resuelve no quedara escrita tres veces, y se amplió el guion con un botón de ayuda que repite la instrucción, porque un estudiante que olvidó la instrucción sin haber fallado no tenía cómo recuperarla (RF-13). La ampliación se anotó como decisión del documento de requerimientos y no como algo que el guion ya dijera: es retroalimentación de la Especificación hacia el Diseño.</w:t>
+      </w:r>
+    </w:p>
+    <w:p>
+      <w:pPr>
+        <w:spacing w:before="240" w:after="240"/>
+      </w:pPr>
+      <w:r>
+        <w:t>Las sesiones R04 y R05 no se citan porque su acta no se conserva en el archivo del proyecto. Se sabe de ellas lo que dicen otras: la R03 anuncia para el 04/07/2026 el módulo C, y la R06 cierra las tarjetas R05-1 (fichas de RF-22 a RF-34) y R05-2. La R06 (18/07/2026) derivó los RF-35 a RF-44 del nivel 3 y precisó en qué momento se marca cada tarea de la lista, porque sin ese dato dos implementadores producirían listas que se marcan en momentos distintos. La R07 (25/07/2026) cerró el módulo F con los RF-45 a RF-47 y fijó una lista cerrada de cuatro indicadores («intentos», «errores corregidos», «pasos utilizados» y «tiempo de resolución») por perfil, nivel y fase, con la regla de que ninguno se muestre al estudiante como cifra.</w:t>
+      </w:r>
+    </w:p>
+    <w:p>
+      <w:pPr>
+        <w:spacing w:before="240" w:after="240"/>
+      </w:pPr>
+      <w:r>
+        <w:t xml:space="preserve">La R08 (01/08/2026) exigió que ningún requerimiento no funcional entrara sin su criterio de verificación, construyó la matriz que vincula cada faceta del pensamiento computacional con </w:t>
+      </w:r>
+      <w:r>
+        <w:lastRenderedPageBreak/>
+        <w:t>su nivel y sus requerimientos, y dio por completo el documento con 47 RF y 23 RNF. La R09 (15/08/2026), rotulada «Especificación» (refinamiento del entregable), releyó el borrador en voz alta con cuatro preguntas por requerimiento (si se entiende sin el guion, si describe una sola capacidad, si puede comprobarse y si tiene origen). Con ellas unificó la redacción, suprimió tres requerimientos por solaparse o contradecir un lineamiento, fusionó las fases de mástil y vela del ensamblaje e incorporó tres que faltaban: la salida con guardado previo, la consulta del progreso por el docente y la eliminación definitiva de datos. La R10 (16/08/2026) renumeró, verificó el origen de cada requerimiento y cerró el entregable con 47 RF y 22 RNF, con la primera entrega fechada el 17/08/2026.</w:t>
+      </w:r>
+    </w:p>
+    <w:p>
+      <w:pPr>
+        <w:spacing w:before="240" w:after="240"/>
+      </w:pPr>
+      <w:r>
+        <w:t>El conteo de RNF muestra la iteración dentro de la fase. La R08 contaba 23 porque ya incluía la parametrización de contenidos como requerimiento propio, la R09 dejó la decisión abierta y la R10 volvió a 22. El punto se resolvió después, ya en el Diseño: el acta O01 (22/08/2026) acordó añadir el RNF-18, que entró en el documento de requerimientos con las correcciones del 24/08/2026.</w:t>
+      </w:r>
+    </w:p>
+    <w:p>
+      <w:pPr>
+        <w:spacing w:before="240" w:after="240"/>
+      </w:pPr>
+      <w:r>
+        <w:t>En cuanto a Kanban, el tablero pasó de la serie de seguimiento a la serie R sin interrupción: la R01 movió a «finalizado» la G10-1, que había quedado abierta, y dejó la G10-2 «en proceso». El ritmo de dos tarjetas por sesión se mantuvo. Las R01-1 a R03-2 y las R06-1 a R10-2 figuran en sus actas, las R05-1 y R05-2 solo en los movimientos de la R06, y las R04-1 y R04-2 en ningún documento conservado. Cada tarjeta era un fragmento del documento (las fichas de un módulo, los lineamientos, la matriz), de modo que cerrar una equivalía a entregar una parte del Anexo C. La R08 estableció que todo cambio posterior de un requerimiento se anotara en el control de cambios del documento, y la R10 abrió allí la primera fila.</w:t>
+      </w:r>
+    </w:p>
+    <w:p>
+      <w:pPr>
+        <w:pStyle w:val="Ttulo3"/>
+        <w:spacing w:before="240"/>
+      </w:pPr>
+      <w:bookmarkStart w:id="69" w:name="_Toc242188048"/>
+      <w:r>
+        <w:t>5.1.4 Diseño del videojuego (objetivo 2)</w:t>
+      </w:r>
+      <w:bookmarkEnd w:id="69"/>
+    </w:p>
+    <w:p>
+      <w:pPr>
+        <w:spacing w:before="240" w:after="240"/>
+      </w:pPr>
+      <w:r>
+        <w:t>El acta O01 (22/08/2026) hace de bisagra entre las dos fases, y su rótulo lo dice: cierra las correcciones de la «Especificación» y abre la fase de «Diseño». Revisó las observaciones a la primera entrega, todas de precisión de redacción y de numeración, y las trató como una revisión del documento registrada en su control de cambios, sin reabrir la discusión de los requerimientos: se re-enumeraron los RF, se reescribieron seis y se añadió el RNF-18. De ese acuerdo salió una regla de verificación de citas que se hace contra el nombre del requerimiento y no contra su número, porque un desplazamiento mal aplicado produce identificadores que existen y parecen correctos. La O01 creó también el repositorio Git y fijó dos reglas de gestión: cada commit de código se asocia a su tarjeta del tablero y los documentos fuente no se editan desde el código. La primera ata el Kanban al repositorio, y el acta D10 (30/09/2026) todavía la invoca al exigir que cada mensaje de commit cite su tarjeta D10.</w:t>
+      </w:r>
+    </w:p>
+    <w:p>
+      <w:pPr>
+        <w:spacing w:before="240" w:after="240"/>
+      </w:pPr>
+      <w:r>
+        <w:t>La O02 (29/08/2026), rotulada «Diseño» (momento 2, estructura lúdico-narrativa y historias de usuario), aprobó las 18 historias de usuario en su versión 1.0 (26/08/2026), con la condición de que ninguna describiera la solución técnica, y detectó seis contradicciones entre el guion, los requerimientos y las historias. La más grave era la del RF-19, que volvía a condicionar el soplo a la posición del deslizante después de habilitarlo y hacía perder un avance ya conseguido. Para no discutir cada conflicto por separado se adoptó un orden de precedencia entre los documentos y se abrió un registro de inconsistencias con el conflicto, el documento que prevalece, la corrección y su fecha.</w:t>
+      </w:r>
+    </w:p>
+    <w:p>
+      <w:pPr>
+        <w:spacing w:before="240" w:after="240"/>
+      </w:pPr>
+      <w:r>
+        <w:t xml:space="preserve">La O03 (30/08/2026) aplicó el segundo lote de correcciones y dio por cerrado el entregable del </w:t>
+      </w:r>
+      <w:r>
+        <w:lastRenderedPageBreak/>
+        <w:t>objetivo: comprobó que los tres niveles tuvieran dificultad ascendente, que el desbloqueo dependiera del nivel anterior y no del tiempo ni de una cifra, y que todo reto que hace avanzar la historia exigiera una acción de pensamiento computacional, con una meta de más del 85 % que el acta declara cumplida. Esa misma sesión planteó la arquitectura. Descartó un controlador central único, porque impediría verificar la independencia entre niveles, y un bus de eventos global, porque oculta quién escucha qué; fijó una máquina de estados sin estado de derrota y mapeó los módulos contra el tablero Kanban «de modo que cada tarjeta corresponda a una porción identificable del sistema».</w:t>
+      </w:r>
+    </w:p>
+    <w:p>
+      <w:pPr>
+        <w:spacing w:before="240" w:after="240"/>
+      </w:pPr>
+      <w:r>
+        <w:t>El acta D01 (02/09/2026) lleva el rótulo «Diseño» (momento 4, identificación y elaboración de assets). Vinculó a una colaboradora, estudiante de animación y diseño, y le entregó la dirección de arte. Quedó asentado que su participación es de diseño y asesoría gráfica y que las decisiones pedagógicas y de mecánica permanecen en los autores, y se fijó una sesión de revisión de assets cada miércoles a la 1:00 p. m. hasta el 30/09/2026. Su encabezado asigna ya la sesión al objetivo 3, de modo que es una de las actas que muestran el solape entre objetivos.</w:t>
+      </w:r>
+    </w:p>
+    <w:p>
+      <w:pPr>
+        <w:spacing w:before="240" w:after="240"/>
+      </w:pPr>
+      <w:r>
+        <w:t>La O04 (05/09/2026), rotulada «Diseño» (momento 2, estructura software-hardware), volvió sobre la arquitectura para consolidarla con la tabla que vincula cada decisión con el requerimiento que la exige. La O05 (06/09/2026), cuyo rótulo cierra el Diseño y abre el Ciclo Diseño ↔ Desarrollo ↔ Pruebas, planeó el desarrollo en cuatro incrementos verticales, comprobó que entre los cuatro cubrían los 47 RF y que las 18 historias tenían slice asignado, y dio otra vez por cumplido el objetivo, ahora con la arquitectura consolidada el 05/09 y la planeación aprobada el 06/09 entre sus entregables. La O03 ya lo había cerrado con la arquitectura apenas planteada; el documento completo se consolidó el 05/09.</w:t>
+      </w:r>
+    </w:p>
+    <w:p>
+      <w:pPr>
+        <w:spacing w:before="240" w:after="240"/>
+      </w:pPr>
+      <w:r>
+        <w:t>En el tablero, la O01 cerró las tarjetas R10-1 y R10-2 y abrió dos. La O02 abrió tres (aplicar las correcciones, consolidar la dirección de arte y preparar la presentación para la colaboradora), y la O03 cerró la O02-1 y dejó la O02-2 y la O02-3 «en proceso»; las dos se cerraron en la D01. Entre el 30/08 y el 02/09/2026 el código O03 designó dos juegos de tarjetas distintos, los del acta O03 y los de la D01, cuyo encabezado conserva ese código, y la D02 renumeró estos últimos como D01-1 a D01-3. La O04 todavía cita con el código O03 las tarjetas de la D01, y es el único caso de código repetido que se advierte en las actas.</w:t>
+      </w:r>
+    </w:p>
+    <w:p>
+      <w:pPr>
+        <w:pStyle w:val="Ttulo3"/>
+        <w:spacing w:before="240"/>
+      </w:pPr>
+      <w:bookmarkStart w:id="70" w:name="_Toc242188049"/>
+      <w:r>
+        <w:t>5.1.5 Ciclo Diseño ↔ Desarrollo ↔ Pruebas (objetivo 3)</w:t>
+      </w:r>
+      <w:bookmarkEnd w:id="70"/>
+    </w:p>
+    <w:p>
+      <w:pPr>
+        <w:spacing w:before="240" w:after="240"/>
+      </w:pPr>
+      <w:r>
+        <w:t>Del acta D02 (05/09/2026) a la D10 (30/09/2026) el rótulo es «Desarrollo» (ejecución del ciclo Diseño ↔ Desarrollo ↔ Pruebas), y en la D02 habla de planeación del ciclo. Tres de las nueve sesiones (D04, D06 y D09) fueron con la colaboradora y las demás entre los autores; a la D10 asistió uno solo.</w:t>
+      </w:r>
+    </w:p>
+    <w:p>
+      <w:pPr>
+        <w:spacing w:before="240" w:after="240"/>
+      </w:pPr>
+      <w:r>
+        <w:t xml:space="preserve">La D02 retomó la planeación en cuatro incrementos de la O05, la contrastó con los 47 RF y revisó la fase de cimientos del primer slice, ya ejecutada a partir de la tarjeta O03-3 del 30/08/2026: 23 pruebas de lógica y 3 de integración superadas, con el tiempo de carga declarado como no verificado porque la ejecución por lotes no sirve para medirlo. Resolvió dos puntos que ningún documento fijaba. Reconfirmar una fase no sobrescribe el registro anterior, porque acumular inflaría los pasos utilizados, y se rechaza el nombre de perfil que no sirva como nombre de archivo, porque un nombre con separadores de ruta escribiría fuera de la carpeta portable. De las cuatro tareas de la fase siguiente (T05 a T08) se comprometieron solo </w:t>
+      </w:r>
+      <w:r>
+        <w:lastRenderedPageBreak/>
+        <w:t>las dos primeras, que se sostienen mutuamente y obligan a conectar por primera vez la persistencia con el disco.</w:t>
+      </w:r>
+    </w:p>
+    <w:p>
+      <w:pPr>
+        <w:spacing w:before="240" w:after="240"/>
+      </w:pPr>
+      <w:r>
+        <w:t>La D03 (06/09/2026) ejecutó esas dos tareas y conectó el corredor de pruebas al editor abierto, con lo que quedó habilitado escribir la prueba antes que el código; la O03, la O04, la O05 y la D02 habían dejado esa instalación como pendiente. Resolvió por precedencia del contrato del proyecto que la selección de perfil fuera un panel y no una escena, fijó con carácter provisional el título «Algoritm» y adoptó o descartó tres bocetos de entornos (la vista cenital del nivel 1 no se adoptó y se reservó para la fase 3 del nivel 2). Registró tres defectos hallados al ejecutar, entre ellos una prueba del tiempo de carga que podía pasar sin medir nada. Cerró con 34 de 34 pruebas de lógica y 16 de 16 de integración, y declaró que el punto de control de la fase no se cerraba porque faltaban el menú de niveles, los créditos y comprobaciones manuales.</w:t>
+      </w:r>
+    </w:p>
+    <w:p>
+      <w:pPr>
+        <w:spacing w:before="240" w:after="240"/>
+      </w:pPr>
+      <w:r>
+        <w:t>La D04 (09/09/2026), sesión de los miércoles con la colaboradora, tomó decisiones de arte con una medida real: el ejecutable portable armado el 08/09 pesaba 137 MB frente al máximo de 500 MB, de modo que los entornos se entregarían a 2048 × 1152 sin apretar la calidad. Resolvió la progresión de luz del nivel 1 con una máscara de opacidad variable sobre una sola pieza y no con cuatro entornos, para no multiplicar por cuatro el peso. Registró también que el ejecutable dejaba un archivo de registro y archivos de telemetría fuera de su carpeta de datos, defecto que exigía dos decisiones. La respuesta llegó el 29/09/2026 (decisión D3, acta D10): la analítica quedó apagada sin retirar ningún paquete.</w:t>
+      </w:r>
+    </w:p>
+    <w:p>
+      <w:pPr>
+        <w:spacing w:before="240" w:after="240"/>
+      </w:pPr>
+      <w:r>
+        <w:t>La D05 (13/09/2026) revisó la puesta en escena de los niveles 1 y 2 y halló dos escenas del guion que existían como contenido y que nada reproducía, y objetos que el texto nombra y quedaban bajo el cuadro de diálogo. Cuando objeto y encuadre no concordaban, se movió el objeto y no la cámara, porque los encuadres son el diseño registrado; se dejó una comprobación automática y se generaron hojas gráficas de verificación. La misma acta repartió el trabajo y arrastró la tarjeta D04-4, que abre el slice 2 «en paralelo de la finalización del primer Slice». La regla de orden estricto que habían fijado la O05 y la D02 dejó así de regir, como describe el apartado 8.1.1.</w:t>
+      </w:r>
+    </w:p>
+    <w:p>
+      <w:pPr>
+        <w:spacing w:before="240" w:after="240"/>
+      </w:pPr>
+      <w:r>
+        <w:t>Los entornos finalizados llegaron en la D06 (15/09/2026), que definió los props sobre los marcadores provisionales, ya medidos en sus encuadres. Entre los dos autores se aprobaron dos cambios: el nivel 1 pasó a dos fases (reunir las piezas y encender con dos deslizantes, hallazgo 47 del registro de inconsistencias) y el empuje del bosque del nivel 2 salió a la escena narrativa (hallazgo 50). Declaró el resultado de la suite tal cual: 221 de 221 pruebas de edición y 144 de 153 de juego, con seis omitidas porque el modo por lotes no puede capturarlas y tres fallos de disposición que ese modo provoca por su resolución reducida y que ya existían antes del cambio. Con ese resultado se acordó fusionar la rama del slice 2, que la D07 da por fusionada.</w:t>
+      </w:r>
+    </w:p>
+    <w:p>
+      <w:pPr>
+        <w:spacing w:before="240" w:after="240"/>
+      </w:pPr>
+      <w:r>
+        <w:t>El ensamblaje de la balsa del nivel 3 se definió en la D07 (19/09/2026). Se juega sobre el río y no en una ventana superpuesta, porque el estudiante debe ver de dónde salió cada material, y se arma en tres partes que se bloquean entre sí. Entre los materiales hay un tronco más largo que, usado en la base, hunde la balsa y vuelve la prueba una ocasión de depurar. Colocar una pieza no valida nada; valida el botón. La escena del primer fallo aparece solo la primera vez. La D07 cambió también el encargo de arte: componer la balsa en el motor con ocho piezas en lugar de pedir treinta y cuatro láminas de estado. Fijó que ningún efecto de sonido pueda sonar a derrota, error o castigo, regla que el capítulo 6 cita.</w:t>
+      </w:r>
+    </w:p>
+    <w:p>
+      <w:pPr>
+        <w:spacing w:before="240" w:after="240"/>
+      </w:pPr>
+      <w:r>
+        <w:lastRenderedPageBreak/>
+        <w:t>La D08 (23/09/2026) se adelantó a la sesión prevista del 27/09 porque el slice 3 cerró el 21/09, seis días antes del plazo de su tarjeta D07-1, y el carril de arte y sonido quedó integrado a la rama principal el mismo 23/09. Aprobó que el nivel 2 transcurra del amanecer a la noche con luz aplicada sobre la ilustración y no con un dibujo por hora, de modo que el encargo de arte no crece, y que la pantalla funda a negro, a cuatro décimas de segundo por mitad, entre narrativa y juego. Abrió el slice 4 con un módulo de informe que depende solo del núcleo. Repartió lo que quedaba: un autor lleva el slice 4 y el otro los sprites y sonidos. La D09 (24/09/2026) presentó a la colaboradora el juego con corte al último commit, con el slice 4 cerrado y fusionado (RF-01 a RF-47 implementados, 321 de 321 pruebas de edición según su documento de resultados) y los personajes animados en las 18 secuencias narrativas y las cinco escenas jugables, y acordó que los troncos del nivel 2 rodaran en el motor y no como secuencia de cuadros.</w:t>
+      </w:r>
+    </w:p>
+    <w:p>
+      <w:pPr>
+        <w:spacing w:before="240" w:after="240"/>
+      </w:pPr>
+      <w:r>
+        <w:t>La D10 (30/09/2026) cerró los tableros del ciclo. Ratificó el cierre general de inconsistencias del 29/09, hecho con una sola regla: ante un conflicto gana el juego y se corrige el documento, lo que solo pide el documento se implementa y lo que solo tiene el juego se escribe en el documento. Revisó una por una las 119 casillas sin cerrar de los tableros de los cuatro slices (103 sin marcar y 16 parciales), y registró con las tarjetas D10-1 a D10-4 las correcciones de los tres niveles y la verificación del arte, y con la D10-5 y la D10-6 la medición de cargas y el arnés de la evaluación.</w:t>
+      </w:r>
+    </w:p>
+    <w:p>
+      <w:pPr>
+        <w:spacing w:before="240" w:after="240"/>
+      </w:pPr>
+      <w:r>
+        <w:t>El Kanban operó aquí en dos niveles. El primero es el tablero de las actas. El segundo, que la D02 dejó fijado, es el tablero de tareas de cada slice, con casillas verificables y puntos de control, junto a un plan con el alcance y el grafo de dependencias; la D10 los cerró todos salvo ocho casillas. Las tablas de movimientos aparecen en las actas hasta la D04 (09/09/2026); desde la D05 las actas listan los compromisos y los cierres se dicen en el texto (D06-3 en la D07, D07-1 en la D08, D08-1 en la D09, D09-1 en la D10). El tablero hizo visible lo que se atascaba: la D01-3 (habilitar la carpeta de assets) figura «en proceso» en las actas D02, D03 y D04, y la D06-1 (seguimiento de los props, a cargo de la colaboradora) aparece sin cerrar de la D06 a la D09. Las tarjetas D06-2, D07-2 y D08-2 se arrastran a la D10 con la nota «Continúa». La D10 dice también que no revisó las D06-1, D07-3, D09-2, D09-3 y D09-4, porque dependen de personas que no asistieron.</w:t>
+      </w:r>
+    </w:p>
+    <w:p>
+      <w:pPr>
+        <w:spacing w:before="240" w:after="240"/>
+      </w:pPr>
+      <w:r>
+        <w:t>Ninguna de estas actas fija un límite numérico de trabajo en curso; lo más cercano es la decisión de la D02 de comprometer dos de las cuatro tareas de la fase de navegación.</w:t>
+      </w:r>
+    </w:p>
+    <w:p>
+      <w:pPr>
+        <w:spacing w:before="240" w:after="240"/>
+      </w:pPr>
+      <w:r>
+        <w:t>La iteración que el marco teórico atribuye al ciclo se ve en lo que cada acta devolvió al diseño. La D03 corrigió pruebas que podían pasar sin verificar nada, la D04 sustituyó cuatro entornos por una máscara al medir el paquete, la D05 movió objetos de lugar, la D06 rehízo la mecánica del nivel 1 y la adenda del 01/10/2026 a la D10 registra que los cuadros del fuego pasaron a importarse a 1024 px porque el primer ejecutable de doce escenas pesó 866,7 MB frente al tope de 500 MB de RNF-06.</w:t>
+      </w:r>
+    </w:p>
+    <w:p>
+      <w:pPr>
+        <w:pStyle w:val="Ttulo3"/>
+        <w:spacing w:before="240"/>
+      </w:pPr>
+      <w:bookmarkStart w:id="71" w:name="_Toc242188050"/>
+      <w:r>
+        <w:t>5.1.6 Evaluación del prototipo (objetivo 4)</w:t>
+      </w:r>
+      <w:bookmarkEnd w:id="71"/>
+    </w:p>
+    <w:p>
+      <w:pPr>
+        <w:spacing w:before="240" w:after="240"/>
+      </w:pPr>
+      <w:r>
+        <w:t>El objetivo 4 no tiene serie de actas propia. Lo que el archivo de actas registra de esta fase está en la D10 y en su adenda del 01/10/2026, que la tratan como parte del ciclo y no como una fase aparte, y en los documentos de resultados del objetivo que la adenda cita.</w:t>
+      </w:r>
+    </w:p>
+    <w:p>
+      <w:pPr>
+        <w:spacing w:before="240" w:after="240"/>
+      </w:pPr>
+      <w:r>
+        <w:lastRenderedPageBreak/>
+        <w:t>La D10 recoge que el 29/09/2026 entró el plan de pruebas, con unos 120 casos y seis puntos de control, y fija cómo se ejecuta: sobre el ejecutable compilado y con un arnés que lo maneja como caja negra, e incluye dos recorridos completos de la ruta principal, cierres forzados en seis momentos, borrado de un perfil, comprobación de residuos fuera de la carpeta de datos, ejecución desde una ruta con espacios, tres mediciones de la carga de cada escena y la prueba de exclusión de RNF-16. La D10 preveía un segundo candidato si la primera pasada hallaba un defecto bloqueante o mayor, y la adenda registra que esa pasada, sobre el candidato rc1, halló defectos que se corrigieron antes de la entrega: entre ellos, las conexiones de red de los servicios de Unity, que ahora se apagan al compilar. El primer ejecutable de doce escenas pesaba 866,7 MB y quedó en 479,0 MB. El segundo candidato, rc2, se reverificó con un tercer recorrido completo, y quedaron 103 casos con veredicto: 89 con P, 13 con P parcial, ninguno con F y uno con NE. Otros 24 casos siguen sin ejecutar, entre ellos todos los de verificación manual.</w:t>
+      </w:r>
+    </w:p>
+    <w:p>
+      <w:pPr>
+        <w:spacing w:before="240" w:after="240"/>
+      </w:pPr>
+      <w:r>
+        <w:t>En el tablero, la D10 cerró los cuatro tableros de slices salvo ocho casillas que dependen de uno de los autores: la observación de estudiantes jugando (PG-05 y PG-06) y tres ejecuciones: en un segundo equipo (RNF-07), con el adaptador de red deshabilitado (RNF-08) y en un equipo sin tarjeta gráfica dedicada (CT-02). Se marcarán cuando entregue los resultados y no pasan a trabajos futuros. Para la sesión con estudiantes (apartado 5.3) tiene un guion y el formato de consentimiento informado (RNF-12). En términos de Árcade, esa sesión es la parte del ciclo que el marco teórico asigna a la técnica Thinking Aloud (apartado 3.2.3.2), y a la fecha de la adenda sigue pendiente.</w:t>
+      </w:r>
+    </w:p>
+    <w:p>
+      <w:pPr>
+        <w:rPr>
+          <w:rFonts w:cs="Arial"/>
+          <w:color w:val="auto"/>
+        </w:rPr>
+      </w:pPr>
+    </w:p>
+    <w:p>
+      <w:pPr>
+        <w:pStyle w:val="Ttulo2"/>
+        <w:ind w:left="567" w:hanging="576"/>
+      </w:pPr>
+      <w:bookmarkStart w:id="72" w:name="_Toc475112174"/>
+      <w:bookmarkStart w:id="73" w:name="_Toc475115530"/>
+      <w:bookmarkStart w:id="74" w:name="_Toc242188051"/>
+      <w:r>
+        <w:t>5.</w:t>
+      </w:r>
+      <w:r>
+        <w:t>2</w:t>
+      </w:r>
+      <w:r>
+        <w:t xml:space="preserve"> Instrumentos o herramientas utilizadas</w:t>
+      </w:r>
+      <w:bookmarkEnd w:id="72"/>
+      <w:bookmarkEnd w:id="73"/>
+      <w:bookmarkEnd w:id="74"/>
     </w:p>
     <w:p>
       <w:pPr>
@@ -13372,7 +14283,11 @@
         <w:t xml:space="preserve">, se hará uso del libro “Tecnología Para niños”, </w:t>
       </w:r>
       <w:r>
-        <w:t>cuyos personajes e ilustraciones servirán como base para el diseño visual de los personajes del videojuego</w:t>
+        <w:t xml:space="preserve">cuyos </w:t>
+      </w:r>
+      <w:r>
+        <w:lastRenderedPageBreak/>
+        <w:t>personajes e ilustraciones servirán como base para el diseño visual de los personajes del videojuego</w:t>
       </w:r>
       <w:r>
         <w:t>, con la autorización escrita de sus autores (3.3.2)</w:t>
@@ -13400,7 +14315,7 @@
         </w:rPr>
         <w:t xml:space="preserve">Adobe </w:t>
       </w:r>
-      <w:bookmarkStart w:id="68" w:name="_Int_veL2b2Fl"/>
+      <w:bookmarkStart w:id="75" w:name="_Int_veL2b2Fl"/>
       <w:r>
         <w:rPr>
           <w:b/>
@@ -13408,7 +14323,7 @@
         </w:rPr>
         <w:t>Illustrator</w:t>
       </w:r>
-      <w:bookmarkEnd w:id="68"/>
+      <w:bookmarkEnd w:id="75"/>
       <w:r>
         <w:rPr>
           <w:b/>
@@ -13432,13 +14347,19 @@
         <w:pStyle w:val="Ttulo2"/>
         <w:ind w:left="567" w:hanging="576"/>
       </w:pPr>
-      <w:bookmarkStart w:id="69" w:name="_Toc475115531"/>
-      <w:bookmarkStart w:id="70" w:name="_Toc241791051"/>
-      <w:r>
-        <w:t>5.2 Población y muestra</w:t>
-      </w:r>
-      <w:bookmarkEnd w:id="69"/>
-      <w:bookmarkEnd w:id="70"/>
+      <w:bookmarkStart w:id="76" w:name="_Toc475115531"/>
+      <w:bookmarkStart w:id="77" w:name="_Toc242188052"/>
+      <w:r>
+        <w:t>5.</w:t>
+      </w:r>
+      <w:r>
+        <w:t>3</w:t>
+      </w:r>
+      <w:r>
+        <w:t xml:space="preserve"> Población y muestra</w:t>
+      </w:r>
+      <w:bookmarkEnd w:id="76"/>
+      <w:bookmarkEnd w:id="77"/>
     </w:p>
     <w:p>
       <w:pPr>
@@ -13487,7 +14408,6 @@
         <w:rPr>
           <w:rFonts w:eastAsia="Arial" w:cs="Arial"/>
         </w:rPr>
-        <w:lastRenderedPageBreak/>
         <w:t>La muestra estará compuesta por un grupo de estudiantes de grado cuarto de primaria disponibles para participar en las sesiones de prueba del prototipo, seleccionados según criterios de accesibilidad y disposición de la institución educativa</w:t>
       </w:r>
       <w:r>
@@ -13529,7 +14449,7 @@
           <w:b/>
         </w:rPr>
       </w:pPr>
-      <w:bookmarkStart w:id="71" w:name="_Toc241791052"/>
+      <w:bookmarkStart w:id="78" w:name="_Toc242188053"/>
       <w:r>
         <w:rPr>
           <w:rFonts w:cs="Arial"/>
@@ -13538,7 +14458,7 @@
         <w:lastRenderedPageBreak/>
         <w:t>6. LINEAMIENTOS Y REQUERIMIENTOS DEL VIDEOJUEGO</w:t>
       </w:r>
-      <w:bookmarkEnd w:id="71"/>
+      <w:bookmarkEnd w:id="78"/>
     </w:p>
     <w:p>
       <w:pPr>
@@ -13564,14 +14484,14 @@
           <w:color w:val="auto"/>
         </w:rPr>
       </w:pPr>
-      <w:bookmarkStart w:id="72" w:name="_Toc241791053"/>
+      <w:bookmarkStart w:id="79" w:name="_Toc242188054"/>
       <w:r>
         <w:rPr>
           <w:color w:val="auto"/>
         </w:rPr>
         <w:t>6.1 Desarrollo</w:t>
       </w:r>
-      <w:bookmarkEnd w:id="72"/>
+      <w:bookmarkEnd w:id="79"/>
     </w:p>
     <w:p>
       <w:pPr>
@@ -13581,14 +14501,14 @@
           <w:rFonts w:cs="Arial"/>
         </w:rPr>
       </w:pPr>
-      <w:bookmarkStart w:id="73" w:name="_Toc241791054"/>
+      <w:bookmarkStart w:id="80" w:name="_Toc242188055"/>
       <w:r>
         <w:rPr>
           <w:rFonts w:cs="Arial"/>
         </w:rPr>
         <w:t>6.1.1 De la revisión teórica a los lineamientos</w:t>
       </w:r>
-      <w:bookmarkEnd w:id="73"/>
+      <w:bookmarkEnd w:id="80"/>
     </w:p>
     <w:p>
       <w:pPr>
@@ -13633,7 +14553,7 @@
           <w:color w:val="auto"/>
         </w:rPr>
       </w:pPr>
-      <w:bookmarkStart w:id="74" w:name="_Toc241791076"/>
+      <w:bookmarkStart w:id="81" w:name="_Toc242188077"/>
       <w:r>
         <w:rPr>
           <w:rFonts w:cs="Arial"/>
@@ -13692,7 +14612,7 @@
         </w:rPr>
         <w:t>Lineamientos conceptuales del videojuego</w:t>
       </w:r>
-      <w:bookmarkEnd w:id="74"/>
+      <w:bookmarkEnd w:id="81"/>
     </w:p>
     <w:tbl>
       <w:tblPr>
@@ -13981,14 +14901,14 @@
           <w:rFonts w:cs="Arial"/>
         </w:rPr>
       </w:pPr>
-      <w:bookmarkStart w:id="75" w:name="_Toc241791055"/>
+      <w:bookmarkStart w:id="82" w:name="_Toc242188056"/>
       <w:r>
         <w:rPr>
           <w:rFonts w:cs="Arial"/>
         </w:rPr>
         <w:t>6.1.2 Especificación de requerimientos</w:t>
       </w:r>
-      <w:bookmarkEnd w:id="75"/>
+      <w:bookmarkEnd w:id="82"/>
     </w:p>
     <w:p>
       <w:pPr>
@@ -14017,7 +14937,7 @@
           <w:color w:val="auto"/>
         </w:rPr>
       </w:pPr>
-      <w:bookmarkStart w:id="76" w:name="_Toc241791077"/>
+      <w:bookmarkStart w:id="83" w:name="_Toc242188078"/>
       <w:r>
         <w:rPr>
           <w:rFonts w:cs="Arial"/>
@@ -14076,7 +14996,7 @@
         </w:rPr>
         <w:t>Módulos funcionales y requerimientos que agrupan</w:t>
       </w:r>
-      <w:bookmarkEnd w:id="76"/>
+      <w:bookmarkEnd w:id="83"/>
     </w:p>
     <w:tbl>
       <w:tblPr>
@@ -14723,7 +15643,7 @@
           <w:rFonts w:cs="Arial"/>
         </w:rPr>
       </w:pPr>
-      <w:bookmarkStart w:id="77" w:name="_Toc241791056"/>
+      <w:bookmarkStart w:id="84" w:name="_Toc242188057"/>
       <w:r>
         <w:rPr>
           <w:rFonts w:cs="Arial"/>
@@ -14731,7 +15651,7 @@
         <w:lastRenderedPageBreak/>
         <w:t>6.1.3 Un documento que se corrigió con el juego</w:t>
       </w:r>
-      <w:bookmarkEnd w:id="77"/>
+      <w:bookmarkEnd w:id="84"/>
     </w:p>
     <w:p>
       <w:pPr>
@@ -14799,14 +15719,14 @@
           <w:color w:val="auto"/>
         </w:rPr>
       </w:pPr>
-      <w:bookmarkStart w:id="78" w:name="_Toc241791057"/>
+      <w:bookmarkStart w:id="85" w:name="_Toc242188058"/>
       <w:r>
         <w:rPr>
           <w:color w:val="auto"/>
         </w:rPr>
         <w:t>6.2 Resultados</w:t>
       </w:r>
-      <w:bookmarkEnd w:id="78"/>
+      <w:bookmarkEnd w:id="85"/>
     </w:p>
     <w:p>
       <w:pPr>
@@ -14835,7 +15755,7 @@
           <w:color w:val="auto"/>
         </w:rPr>
       </w:pPr>
-      <w:bookmarkStart w:id="79" w:name="_Toc241791078"/>
+      <w:bookmarkStart w:id="86" w:name="_Toc242188079"/>
       <w:r>
         <w:rPr>
           <w:rFonts w:cs="Arial"/>
@@ -14894,7 +15814,7 @@
         </w:rPr>
         <w:t>Facetas del pensamiento computacional, nivel donde se ejercitan y requerimientos que las implementan</w:t>
       </w:r>
-      <w:bookmarkEnd w:id="79"/>
+      <w:bookmarkEnd w:id="86"/>
     </w:p>
     <w:tbl>
       <w:tblPr>
@@ -15619,7 +16539,7 @@
           <w:color w:val="auto"/>
         </w:rPr>
       </w:pPr>
-      <w:bookmarkStart w:id="80" w:name="_Toc241791079"/>
+      <w:bookmarkStart w:id="87" w:name="_Toc242188080"/>
       <w:r>
         <w:rPr>
           <w:rFonts w:cs="Arial"/>
@@ -15678,7 +16598,7 @@
         </w:rPr>
         <w:t>Metas del primer objetivo y resultado obtenido</w:t>
       </w:r>
-      <w:bookmarkEnd w:id="80"/>
+      <w:bookmarkEnd w:id="87"/>
     </w:p>
     <w:tbl>
       <w:tblPr>
@@ -15969,14 +16889,14 @@
           <w:color w:val="auto"/>
         </w:rPr>
       </w:pPr>
-      <w:bookmarkStart w:id="81" w:name="_Toc241791058"/>
+      <w:bookmarkStart w:id="88" w:name="_Toc242188059"/>
       <w:r>
         <w:rPr>
           <w:color w:val="auto"/>
         </w:rPr>
         <w:t>6.3 Conclusiones del objetivo</w:t>
       </w:r>
-      <w:bookmarkEnd w:id="81"/>
+      <w:bookmarkEnd w:id="88"/>
     </w:p>
     <w:p>
       <w:pPr>
@@ -16068,7 +16988,7 @@
           <w:b/>
         </w:rPr>
       </w:pPr>
-      <w:bookmarkStart w:id="82" w:name="_Toc241791059"/>
+      <w:bookmarkStart w:id="89" w:name="_Toc242188060"/>
       <w:r>
         <w:rPr>
           <w:rFonts w:cs="Arial"/>
@@ -16077,7 +16997,7 @@
         <w:lastRenderedPageBreak/>
         <w:t>7. DISEÑO PEDAGÓGICO Y NARRATIVO DEL VIDEOJUEGO</w:t>
       </w:r>
-      <w:bookmarkEnd w:id="82"/>
+      <w:bookmarkEnd w:id="89"/>
     </w:p>
     <w:p>
       <w:pPr>
@@ -16103,14 +17023,14 @@
           <w:color w:val="auto"/>
         </w:rPr>
       </w:pPr>
-      <w:bookmarkStart w:id="83" w:name="_Toc241791060"/>
+      <w:bookmarkStart w:id="90" w:name="_Toc242188061"/>
       <w:r>
         <w:rPr>
           <w:color w:val="auto"/>
         </w:rPr>
         <w:t>7.1 Desarrollo</w:t>
       </w:r>
-      <w:bookmarkEnd w:id="83"/>
+      <w:bookmarkEnd w:id="90"/>
     </w:p>
     <w:p>
       <w:pPr>
@@ -16120,14 +17040,14 @@
           <w:rFonts w:cs="Arial"/>
         </w:rPr>
       </w:pPr>
-      <w:bookmarkStart w:id="84" w:name="_Toc241791061"/>
+      <w:bookmarkStart w:id="91" w:name="_Toc242188062"/>
       <w:r>
         <w:rPr>
           <w:rFonts w:cs="Arial"/>
         </w:rPr>
         <w:t>7.1.1 Premisa y hilo narrativo</w:t>
       </w:r>
-      <w:bookmarkEnd w:id="84"/>
+      <w:bookmarkEnd w:id="91"/>
     </w:p>
     <w:p>
       <w:pPr>
@@ -16217,14 +17137,14 @@
           <w:rFonts w:cs="Arial"/>
         </w:rPr>
       </w:pPr>
-      <w:bookmarkStart w:id="85" w:name="_Toc241791062"/>
+      <w:bookmarkStart w:id="92" w:name="_Toc242188063"/>
       <w:r>
         <w:rPr>
           <w:rFonts w:cs="Arial"/>
         </w:rPr>
         <w:t>7.1.2 Niveles, facetas y retos</w:t>
       </w:r>
-      <w:bookmarkEnd w:id="85"/>
+      <w:bookmarkEnd w:id="92"/>
     </w:p>
     <w:p>
       <w:pPr>
@@ -16253,7 +17173,7 @@
           <w:color w:val="auto"/>
         </w:rPr>
       </w:pPr>
-      <w:bookmarkStart w:id="86" w:name="_Toc241791080"/>
+      <w:bookmarkStart w:id="93" w:name="_Toc242188081"/>
       <w:r>
         <w:rPr>
           <w:rFonts w:cs="Arial"/>
@@ -16313,7 +17233,7 @@
         </w:rPr>
         <w:t>Estructura pedagógica de los tres niveles</w:t>
       </w:r>
-      <w:bookmarkEnd w:id="86"/>
+      <w:bookmarkEnd w:id="93"/>
     </w:p>
     <w:tbl>
       <w:tblPr>
@@ -16919,14 +17839,14 @@
           <w:rFonts w:cs="Arial"/>
         </w:rPr>
       </w:pPr>
-      <w:bookmarkStart w:id="87" w:name="_Toc241791063"/>
+      <w:bookmarkStart w:id="94" w:name="_Toc242188064"/>
       <w:r>
         <w:rPr>
           <w:rFonts w:cs="Arial"/>
         </w:rPr>
         <w:t>7.1.3 Andamiaje y retroalimentación</w:t>
       </w:r>
-      <w:bookmarkEnd w:id="87"/>
+      <w:bookmarkEnd w:id="94"/>
     </w:p>
     <w:p>
       <w:pPr>
@@ -16992,14 +17912,14 @@
           <w:rFonts w:cs="Arial"/>
         </w:rPr>
       </w:pPr>
-      <w:bookmarkStart w:id="88" w:name="_Toc241791064"/>
+      <w:bookmarkStart w:id="95" w:name="_Toc242188065"/>
       <w:r>
         <w:rPr>
           <w:rFonts w:cs="Arial"/>
         </w:rPr>
         <w:t>7.1.4 Casos de uso, historias de usuario y arquitectura</w:t>
       </w:r>
-      <w:bookmarkEnd w:id="88"/>
+      <w:bookmarkEnd w:id="95"/>
     </w:p>
     <w:p>
       <w:pPr>
@@ -17041,14 +17961,14 @@
           <w:color w:val="auto"/>
         </w:rPr>
       </w:pPr>
-      <w:bookmarkStart w:id="89" w:name="_Toc241791065"/>
+      <w:bookmarkStart w:id="96" w:name="_Toc242188066"/>
       <w:r>
         <w:rPr>
           <w:color w:val="auto"/>
         </w:rPr>
         <w:t>7.2 Resultados</w:t>
       </w:r>
-      <w:bookmarkEnd w:id="89"/>
+      <w:bookmarkEnd w:id="96"/>
     </w:p>
     <w:p>
       <w:pPr>
@@ -17093,7 +18013,7 @@
           <w:color w:val="auto"/>
         </w:rPr>
       </w:pPr>
-      <w:bookmarkStart w:id="90" w:name="_Toc241791081"/>
+      <w:bookmarkStart w:id="97" w:name="_Toc242188082"/>
       <w:r>
         <w:rPr>
           <w:rFonts w:cs="Arial"/>
@@ -17152,7 +18072,7 @@
         </w:rPr>
         <w:t>Comparación de la dificultad entre niveles</w:t>
       </w:r>
-      <w:bookmarkEnd w:id="90"/>
+      <w:bookmarkEnd w:id="97"/>
     </w:p>
     <w:tbl>
       <w:tblPr>
@@ -17764,7 +18684,7 @@
           <w:color w:val="auto"/>
         </w:rPr>
       </w:pPr>
-      <w:bookmarkStart w:id="91" w:name="_Toc241791082"/>
+      <w:bookmarkStart w:id="98" w:name="_Toc242188083"/>
       <w:r>
         <w:rPr>
           <w:rFonts w:cs="Arial"/>
@@ -17823,7 +18743,7 @@
         </w:rPr>
         <w:t>Metas del segundo objetivo y resultado obtenido</w:t>
       </w:r>
-      <w:bookmarkEnd w:id="91"/>
+      <w:bookmarkEnd w:id="98"/>
     </w:p>
     <w:tbl>
       <w:tblPr>
@@ -18130,14 +19050,14 @@
           <w:color w:val="auto"/>
         </w:rPr>
       </w:pPr>
-      <w:bookmarkStart w:id="92" w:name="_Toc241791066"/>
+      <w:bookmarkStart w:id="99" w:name="_Toc242188067"/>
       <w:r>
         <w:rPr>
           <w:color w:val="auto"/>
         </w:rPr>
         <w:t>7.3 Conclusiones del objetivo</w:t>
       </w:r>
-      <w:bookmarkEnd w:id="92"/>
+      <w:bookmarkEnd w:id="99"/>
     </w:p>
     <w:p>
       <w:pPr>
@@ -18229,7 +19149,7 @@
           <w:b/>
         </w:rPr>
       </w:pPr>
-      <w:bookmarkStart w:id="93" w:name="_Toc241791067"/>
+      <w:bookmarkStart w:id="100" w:name="_Toc242188068"/>
       <w:r>
         <w:rPr>
           <w:rFonts w:cs="Arial"/>
@@ -18238,7 +19158,7 @@
         <w:lastRenderedPageBreak/>
         <w:t>8. DESARROLLO DEL PROTOTIPO FUNCIONAL</w:t>
       </w:r>
-      <w:bookmarkEnd w:id="93"/>
+      <w:bookmarkEnd w:id="100"/>
     </w:p>
     <w:p>
       <w:pPr>
@@ -18278,14 +19198,14 @@
           <w:color w:val="auto"/>
         </w:rPr>
       </w:pPr>
-      <w:bookmarkStart w:id="94" w:name="_Toc241791068"/>
+      <w:bookmarkStart w:id="101" w:name="_Toc242188069"/>
       <w:r>
         <w:rPr>
           <w:color w:val="auto"/>
         </w:rPr>
         <w:t>8.1 Desarrollo</w:t>
       </w:r>
-      <w:bookmarkEnd w:id="94"/>
+      <w:bookmarkEnd w:id="101"/>
     </w:p>
     <w:p>
       <w:pPr>
@@ -18295,14 +19215,14 @@
           <w:rFonts w:cs="Arial"/>
         </w:rPr>
       </w:pPr>
-      <w:bookmarkStart w:id="95" w:name="_Toc241791069"/>
+      <w:bookmarkStart w:id="102" w:name="_Toc242188070"/>
       <w:r>
         <w:rPr>
           <w:rFonts w:cs="Arial"/>
         </w:rPr>
         <w:t>8.1.1 Organización del trabajo</w:t>
       </w:r>
-      <w:bookmarkEnd w:id="95"/>
+      <w:bookmarkEnd w:id="102"/>
     </w:p>
     <w:p>
       <w:pPr>
@@ -18375,7 +19295,7 @@
           <w:color w:val="auto"/>
         </w:rPr>
       </w:pPr>
-      <w:bookmarkStart w:id="96" w:name="_Toc241791083"/>
+      <w:bookmarkStart w:id="103" w:name="_Toc242188084"/>
       <w:r>
         <w:rPr>
           <w:rFonts w:cs="Arial"/>
@@ -18434,7 +19354,7 @@
         </w:rPr>
         <w:t>Incrementos del desarrollo</w:t>
       </w:r>
-      <w:bookmarkEnd w:id="96"/>
+      <w:bookmarkEnd w:id="103"/>
     </w:p>
     <w:tbl>
       <w:tblPr>
@@ -19082,14 +20002,14 @@
           <w:rFonts w:cs="Arial"/>
         </w:rPr>
       </w:pPr>
-      <w:bookmarkStart w:id="97" w:name="_Toc241791070"/>
+      <w:bookmarkStart w:id="104" w:name="_Toc242188071"/>
       <w:r>
         <w:rPr>
           <w:rFonts w:cs="Arial"/>
         </w:rPr>
         <w:t>8.1.2 Arquitectura implementada</w:t>
       </w:r>
-      <w:bookmarkEnd w:id="97"/>
+      <w:bookmarkEnd w:id="104"/>
     </w:p>
     <w:p>
       <w:pPr>
@@ -19203,14 +20123,14 @@
           <w:rFonts w:cs="Arial"/>
         </w:rPr>
       </w:pPr>
-      <w:bookmarkStart w:id="98" w:name="_Toc241791071"/>
+      <w:bookmarkStart w:id="105" w:name="_Toc242188072"/>
       <w:r>
         <w:rPr>
           <w:rFonts w:cs="Arial"/>
         </w:rPr>
         <w:t>8.1.3 Los tres niveles implementados</w:t>
       </w:r>
-      <w:bookmarkEnd w:id="98"/>
+      <w:bookmarkEnd w:id="105"/>
     </w:p>
     <w:p>
       <w:pPr>
@@ -19275,7 +20195,7 @@
           <w:color w:val="auto"/>
         </w:rPr>
       </w:pPr>
-      <w:bookmarkStart w:id="99" w:name="_Toc241791092"/>
+      <w:bookmarkStart w:id="106" w:name="_Toc242188093"/>
       <w:r>
         <w:rPr>
           <w:rFonts w:cs="Arial"/>
@@ -19334,7 +20254,7 @@
         </w:rPr>
         <w:t>Panel de encendido del Nivel 1</w:t>
       </w:r>
-      <w:bookmarkEnd w:id="99"/>
+      <w:bookmarkEnd w:id="106"/>
     </w:p>
     <w:p>
       <w:pPr>
@@ -19463,7 +20383,7 @@
           <w:color w:val="auto"/>
         </w:rPr>
       </w:pPr>
-      <w:bookmarkStart w:id="100" w:name="_Toc241791093"/>
+      <w:bookmarkStart w:id="107" w:name="_Toc242188094"/>
       <w:r>
         <w:rPr>
           <w:rFonts w:cs="Arial"/>
@@ -19522,7 +20442,7 @@
         </w:rPr>
         <w:t>Laberinto del Nivel 2 con el editor de bloques</w:t>
       </w:r>
-      <w:bookmarkEnd w:id="100"/>
+      <w:bookmarkEnd w:id="107"/>
     </w:p>
     <w:p>
       <w:pPr>
@@ -19652,7 +20572,7 @@
           <w:color w:val="auto"/>
         </w:rPr>
       </w:pPr>
-      <w:bookmarkStart w:id="101" w:name="_Toc241791094"/>
+      <w:bookmarkStart w:id="108" w:name="_Toc242188095"/>
       <w:r>
         <w:rPr>
           <w:rFonts w:cs="Arial"/>
@@ -19711,7 +20631,7 @@
         </w:rPr>
         <w:t>Recolección de materiales en el Nivel 3, con la lista de tareas y las flechas en pantalla</w:t>
       </w:r>
-      <w:bookmarkEnd w:id="101"/>
+      <w:bookmarkEnd w:id="108"/>
     </w:p>
     <w:p>
       <w:pPr>
@@ -19807,14 +20727,14 @@
           <w:rFonts w:cs="Arial"/>
         </w:rPr>
       </w:pPr>
-      <w:bookmarkStart w:id="102" w:name="_Toc241791072"/>
+      <w:bookmarkStart w:id="109" w:name="_Toc242188073"/>
       <w:r>
         <w:rPr>
           <w:rFonts w:cs="Arial"/>
         </w:rPr>
         <w:t>8.1.4 Rendimiento</w:t>
       </w:r>
-      <w:bookmarkEnd w:id="102"/>
+      <w:bookmarkEnd w:id="109"/>
     </w:p>
     <w:p>
       <w:pPr>
@@ -19863,7 +20783,7 @@
           <w:color w:val="auto"/>
         </w:rPr>
       </w:pPr>
-      <w:bookmarkStart w:id="103" w:name="_Toc241791073"/>
+      <w:bookmarkStart w:id="110" w:name="_Toc242188074"/>
       <w:r>
         <w:rPr>
           <w:color w:val="auto"/>
@@ -19871,7 +20791,7 @@
         <w:lastRenderedPageBreak/>
         <w:t>8.2 Resultados</w:t>
       </w:r>
-      <w:bookmarkEnd w:id="103"/>
+      <w:bookmarkEnd w:id="110"/>
     </w:p>
     <w:p>
       <w:pPr>
@@ -20103,7 +21023,7 @@
           <w:color w:val="auto"/>
         </w:rPr>
       </w:pPr>
-      <w:bookmarkStart w:id="104" w:name="_Toc241791084"/>
+      <w:bookmarkStart w:id="111" w:name="_Toc242188085"/>
       <w:r>
         <w:rPr>
           <w:rFonts w:cs="Arial"/>
@@ -20162,7 +21082,7 @@
         </w:rPr>
         <w:t>Metas del tercer objetivo y resultado obtenido</w:t>
       </w:r>
-      <w:bookmarkEnd w:id="104"/>
+      <w:bookmarkEnd w:id="111"/>
     </w:p>
     <w:tbl>
       <w:tblPr>
@@ -20516,7 +21436,7 @@
           <w:color w:val="auto"/>
         </w:rPr>
       </w:pPr>
-      <w:bookmarkStart w:id="105" w:name="_Toc241791085"/>
+      <w:bookmarkStart w:id="112" w:name="_Toc242188086"/>
       <w:r>
         <w:rPr>
           <w:rFonts w:cs="Arial"/>
@@ -20591,7 +21511,7 @@
         </w:rPr>
         <w:t>bre de 2026</w:t>
       </w:r>
-      <w:bookmarkEnd w:id="105"/>
+      <w:bookmarkEnd w:id="112"/>
     </w:p>
     <w:tbl>
       <w:tblPr>
@@ -21245,7 +22165,7 @@
           <w:color w:val="auto"/>
         </w:rPr>
       </w:pPr>
-      <w:bookmarkStart w:id="106" w:name="_Toc241791086"/>
+      <w:bookmarkStart w:id="113" w:name="_Toc242188087"/>
       <w:r>
         <w:rPr>
           <w:rFonts w:cs="Arial"/>
@@ -21304,7 +22224,7 @@
         </w:rPr>
         <w:t>Presupuestos de rendimiento y estado de su medición</w:t>
       </w:r>
-      <w:bookmarkEnd w:id="106"/>
+      <w:bookmarkEnd w:id="113"/>
     </w:p>
     <w:tbl>
       <w:tblPr>
@@ -21984,14 +22904,14 @@
           <w:color w:val="auto"/>
         </w:rPr>
       </w:pPr>
-      <w:bookmarkStart w:id="107" w:name="_Toc241791074"/>
+      <w:bookmarkStart w:id="114" w:name="_Toc242188075"/>
       <w:r>
         <w:rPr>
           <w:color w:val="auto"/>
         </w:rPr>
         <w:t>8.3 Conclusiones del objetivo</w:t>
       </w:r>
-      <w:bookmarkEnd w:id="107"/>
+      <w:bookmarkEnd w:id="114"/>
     </w:p>
     <w:p>
       <w:pPr>
@@ -22144,8 +23064,8 @@
           <w:caps w:val="0"/>
         </w:rPr>
       </w:pPr>
-      <w:bookmarkStart w:id="108" w:name="_Toc379905744"/>
-      <w:bookmarkStart w:id="109" w:name="_Toc241791075"/>
+      <w:bookmarkStart w:id="115" w:name="_Toc379905744"/>
+      <w:bookmarkStart w:id="116" w:name="_Toc242188076"/>
       <w:r>
         <w:rPr>
           <w:rFonts w:cs="Arial"/>
@@ -22156,8 +23076,8 @@
         <w:lastRenderedPageBreak/>
         <w:t>BIBLIOGRAFÍA</w:t>
       </w:r>
-      <w:bookmarkEnd w:id="108"/>
-      <w:bookmarkEnd w:id="109"/>
+      <w:bookmarkEnd w:id="115"/>
+      <w:bookmarkEnd w:id="116"/>
     </w:p>
     <w:p>
       <w:pPr>
@@ -23104,6 +24024,21 @@
           <w:rFonts w:cs="Arial"/>
         </w:rPr>
         <w:t>[52] D. K. Sánchez Barrientos y Y. P. Valdez Cardona, «Fortalecimiento del pensamiento computacional en niños de grado segundo de primaria de la Institución Educativa Vida para Todos del municipio de Medellín a través de la gamificación como estrategia didáctica mediada por TIC», trabajo de grado de maestría, Universidad de Cartagena, Medellín, Colombia, 2024. [En línea]. Disponible en: https://repositorio.unicartagena.edu.co/entities/publication/4f74f6b2-db57-4511-99ba-63c88852fe82</w:t>
+      </w:r>
+    </w:p>
+    <w:p>
+      <w:pPr>
+        <w:spacing w:after="120"/>
+        <w:ind w:left="624" w:hanging="624"/>
+        <w:rPr>
+          <w:rFonts w:cs="Arial"/>
+        </w:rPr>
+      </w:pPr>
+      <w:r>
+        <w:rPr>
+          <w:rFonts w:cs="Arial"/>
+        </w:rPr>
+        <w:t>[53] S. Benavides Rey y S. Valdiri García, «Actas de seguimiento y de sesiones de trabajo del trabajo de grado (seguimiento 01 a 10 y series R, O y D)», Universidad Católica de Colombia, Bogotá, Colombia, 10 de abril a 1 de octubre de 2026. Documentos internos no publicados.</w:t>
       </w:r>
     </w:p>
     <w:p>
@@ -31111,7 +32046,6 @@
   <w:style w:type="character" w:default="1" w:styleId="Fuentedeprrafopredeter">
     <w:name w:val="Default Paragraph Font"/>
     <w:uiPriority w:val="1"/>
-    <w:semiHidden/>
     <w:unhideWhenUsed/>
   </w:style>
   <w:style w:type="table" w:default="1" w:styleId="Tablanormal">
@@ -32420,6 +33354,10 @@
 </file>
 
 <file path=customXml/item1.xml><?xml version="1.0" encoding="utf-8"?>
+<b:Sources xmlns:b="http://schemas.openxmlformats.org/officeDocument/2006/bibliography" xmlns="http://schemas.openxmlformats.org/officeDocument/2006/bibliography" SelectedStyle="\IEEE2006OfficeOnline.xsl" StyleName="IEEE" Version="2006"/>
+</file>
+
+<file path=customXml/item2.xml><?xml version="1.0" encoding="utf-8"?>
 <PERRLA xmlns="PERRLAReferences" id="1" gen="1772897757446_fz0nj9rbg">
   <References>
     <Reference>
@@ -34812,22 +35750,18 @@
 </PERRLA>
 </file>
 
-<file path=customXml/item2.xml><?xml version="1.0" encoding="utf-8"?>
-<b:Sources xmlns:b="http://schemas.openxmlformats.org/officeDocument/2006/bibliography" xmlns="http://schemas.openxmlformats.org/officeDocument/2006/bibliography" SelectedStyle="\IEEE2006OfficeOnline.xsl" StyleName="IEEE" Version="2006"/>
+<file path=customXml/itemProps1.xml><?xml version="1.0" encoding="utf-8"?>
+<ds:datastoreItem xmlns:ds="http://schemas.openxmlformats.org/officeDocument/2006/customXml" ds:itemID="{5C672598-A095-4690-A035-71B3EC7C3A93}">
+  <ds:schemaRefs>
+    <ds:schemaRef ds:uri="http://schemas.openxmlformats.org/officeDocument/2006/bibliography"/>
+  </ds:schemaRefs>
+</ds:datastoreItem>
 </file>
 
-<file path=customXml/itemProps1.xml><?xml version="1.0" encoding="utf-8"?>
+<file path=customXml/itemProps2.xml><?xml version="1.0" encoding="utf-8"?>
 <ds:datastoreItem xmlns:ds="http://schemas.openxmlformats.org/officeDocument/2006/customXml" ds:itemID="{75E55BB1-1658-473A-8BA5-374477F37E7C}">
   <ds:schemaRefs>
     <ds:schemaRef ds:uri="PERRLAReferences"/>
   </ds:schemaRefs>
 </ds:datastoreItem>
-</file>
-
-<file path=customXml/itemProps2.xml><?xml version="1.0" encoding="utf-8"?>
-<ds:datastoreItem xmlns:ds="http://schemas.openxmlformats.org/officeDocument/2006/customXml" ds:itemID="{5C672598-A095-4690-A035-71B3EC7C3A93}">
-  <ds:schemaRefs>
-    <ds:schemaRef ds:uri="http://schemas.openxmlformats.org/officeDocument/2006/bibliography"/>
-  </ds:schemaRefs>
-</ds:datastoreItem>
 </file>
--- a/docs/Trabajo_de_Grado_Entrega_Plantilla_28jul.docx
+++ b/docs/Trabajo_de_Grado_Entrega_Plantilla_28jul.docx
@@ -1073,7 +1073,7 @@
           <w:r>
             <w:fldChar w:fldCharType="separate"/>
           </w:r>
-          <w:hyperlink w:anchor="_Toc242188013" w:history="1">
+          <w:hyperlink w:anchor="_Toc242198036" w:history="1">
             <w:r>
               <w:rPr>
                 <w:rStyle w:val="Hipervnculo"/>
@@ -1103,7 +1103,7 @@
                 <w:noProof/>
                 <w:webHidden/>
               </w:rPr>
-              <w:instrText xml:space="preserve"> PAGEREF _Toc242188013 \h </w:instrText>
+              <w:instrText xml:space="preserve"> PAGEREF _Toc242198036 \h </w:instrText>
             </w:r>
             <w:r>
               <w:rPr>
@@ -1145,7 +1145,7 @@
               <w14:ligatures w14:val="standardContextual"/>
             </w:rPr>
           </w:pPr>
-          <w:hyperlink w:anchor="_Toc242188014" w:history="1">
+          <w:hyperlink w:anchor="_Toc242198037" w:history="1">
             <w:r>
               <w:rPr>
                 <w:rStyle w:val="Hipervnculo"/>
@@ -1175,7 +1175,7 @@
                 <w:noProof/>
                 <w:webHidden/>
               </w:rPr>
-              <w:instrText xml:space="preserve"> PAGEREF _Toc242188014 \h </w:instrText>
+              <w:instrText xml:space="preserve"> PAGEREF _Toc242198037 \h </w:instrText>
             </w:r>
             <w:r>
               <w:rPr>
@@ -1220,7 +1220,7 @@
               <w14:ligatures w14:val="standardContextual"/>
             </w:rPr>
           </w:pPr>
-          <w:hyperlink w:anchor="_Toc242188015" w:history="1">
+          <w:hyperlink w:anchor="_Toc242198038" w:history="1">
             <w:r>
               <w:rPr>
                 <w:rStyle w:val="Hipervnculo"/>
@@ -1247,7 +1247,7 @@
                 <w:noProof/>
                 <w:webHidden/>
               </w:rPr>
-              <w:instrText xml:space="preserve"> PAGEREF _Toc242188015 \h </w:instrText>
+              <w:instrText xml:space="preserve"> PAGEREF _Toc242198038 \h </w:instrText>
             </w:r>
             <w:r>
               <w:rPr>
@@ -1292,7 +1292,7 @@
               <w14:ligatures w14:val="standardContextual"/>
             </w:rPr>
           </w:pPr>
-          <w:hyperlink w:anchor="_Toc242188016" w:history="1">
+          <w:hyperlink w:anchor="_Toc242198039" w:history="1">
             <w:r>
               <w:rPr>
                 <w:rStyle w:val="Hipervnculo"/>
@@ -1319,7 +1319,7 @@
                 <w:noProof/>
                 <w:webHidden/>
               </w:rPr>
-              <w:instrText xml:space="preserve"> PAGEREF _Toc242188016 \h </w:instrText>
+              <w:instrText xml:space="preserve"> PAGEREF _Toc242198039 \h </w:instrText>
             </w:r>
             <w:r>
               <w:rPr>
@@ -1364,7 +1364,7 @@
               <w14:ligatures w14:val="standardContextual"/>
             </w:rPr>
           </w:pPr>
-          <w:hyperlink w:anchor="_Toc242188017" w:history="1">
+          <w:hyperlink w:anchor="_Toc242198040" w:history="1">
             <w:r>
               <w:rPr>
                 <w:rStyle w:val="Hipervnculo"/>
@@ -1391,7 +1391,7 @@
                 <w:noProof/>
                 <w:webHidden/>
               </w:rPr>
-              <w:instrText xml:space="preserve"> PAGEREF _Toc242188017 \h </w:instrText>
+              <w:instrText xml:space="preserve"> PAGEREF _Toc242198040 \h </w:instrText>
             </w:r>
             <w:r>
               <w:rPr>
@@ -1436,7 +1436,7 @@
               <w14:ligatures w14:val="standardContextual"/>
             </w:rPr>
           </w:pPr>
-          <w:hyperlink w:anchor="_Toc242188018" w:history="1">
+          <w:hyperlink w:anchor="_Toc242198041" w:history="1">
             <w:r>
               <w:rPr>
                 <w:rStyle w:val="Hipervnculo"/>
@@ -1463,7 +1463,7 @@
                 <w:noProof/>
                 <w:webHidden/>
               </w:rPr>
-              <w:instrText xml:space="preserve"> PAGEREF _Toc242188018 \h </w:instrText>
+              <w:instrText xml:space="preserve"> PAGEREF _Toc242198041 \h </w:instrText>
             </w:r>
             <w:r>
               <w:rPr>
@@ -1505,7 +1505,7 @@
               <w14:ligatures w14:val="standardContextual"/>
             </w:rPr>
           </w:pPr>
-          <w:hyperlink w:anchor="_Toc242188019" w:history="1">
+          <w:hyperlink w:anchor="_Toc242198042" w:history="1">
             <w:r>
               <w:rPr>
                 <w:rStyle w:val="Hipervnculo"/>
@@ -1535,7 +1535,7 @@
                 <w:noProof/>
                 <w:webHidden/>
               </w:rPr>
-              <w:instrText xml:space="preserve"> PAGEREF _Toc242188019 \h </w:instrText>
+              <w:instrText xml:space="preserve"> PAGEREF _Toc242198042 \h </w:instrText>
             </w:r>
             <w:r>
               <w:rPr>
@@ -1580,7 +1580,7 @@
               <w14:ligatures w14:val="standardContextual"/>
             </w:rPr>
           </w:pPr>
-          <w:hyperlink w:anchor="_Toc242188020" w:history="1">
+          <w:hyperlink w:anchor="_Toc242198043" w:history="1">
             <w:r>
               <w:rPr>
                 <w:rStyle w:val="Hipervnculo"/>
@@ -1607,7 +1607,7 @@
                 <w:noProof/>
                 <w:webHidden/>
               </w:rPr>
-              <w:instrText xml:space="preserve"> PAGEREF _Toc242188020 \h </w:instrText>
+              <w:instrText xml:space="preserve"> PAGEREF _Toc242198043 \h </w:instrText>
             </w:r>
             <w:r>
               <w:rPr>
@@ -1652,7 +1652,7 @@
               <w14:ligatures w14:val="standardContextual"/>
             </w:rPr>
           </w:pPr>
-          <w:hyperlink w:anchor="_Toc242188021" w:history="1">
+          <w:hyperlink w:anchor="_Toc242198044" w:history="1">
             <w:r>
               <w:rPr>
                 <w:rStyle w:val="Hipervnculo"/>
@@ -1679,7 +1679,7 @@
                 <w:noProof/>
                 <w:webHidden/>
               </w:rPr>
-              <w:instrText xml:space="preserve"> PAGEREF _Toc242188021 \h </w:instrText>
+              <w:instrText xml:space="preserve"> PAGEREF _Toc242198044 \h </w:instrText>
             </w:r>
             <w:r>
               <w:rPr>
@@ -1721,7 +1721,7 @@
               <w14:ligatures w14:val="standardContextual"/>
             </w:rPr>
           </w:pPr>
-          <w:hyperlink w:anchor="_Toc242188022" w:history="1">
+          <w:hyperlink w:anchor="_Toc242198045" w:history="1">
             <w:r>
               <w:rPr>
                 <w:rStyle w:val="Hipervnculo"/>
@@ -1751,7 +1751,7 @@
                 <w:noProof/>
                 <w:webHidden/>
               </w:rPr>
-              <w:instrText xml:space="preserve"> PAGEREF _Toc242188022 \h </w:instrText>
+              <w:instrText xml:space="preserve"> PAGEREF _Toc242198045 \h </w:instrText>
             </w:r>
             <w:r>
               <w:rPr>
@@ -1796,7 +1796,7 @@
               <w14:ligatures w14:val="standardContextual"/>
             </w:rPr>
           </w:pPr>
-          <w:hyperlink w:anchor="_Toc242188023" w:history="1">
+          <w:hyperlink w:anchor="_Toc242198046" w:history="1">
             <w:r>
               <w:rPr>
                 <w:rStyle w:val="Hipervnculo"/>
@@ -1823,7 +1823,7 @@
                 <w:noProof/>
                 <w:webHidden/>
               </w:rPr>
-              <w:instrText xml:space="preserve"> PAGEREF _Toc242188023 \h </w:instrText>
+              <w:instrText xml:space="preserve"> PAGEREF _Toc242198046 \h </w:instrText>
             </w:r>
             <w:r>
               <w:rPr>
@@ -1865,7 +1865,7 @@
               <w14:ligatures w14:val="standardContextual"/>
             </w:rPr>
           </w:pPr>
-          <w:hyperlink w:anchor="_Toc242188024" w:history="1">
+          <w:hyperlink w:anchor="_Toc242198047" w:history="1">
             <w:r>
               <w:rPr>
                 <w:rStyle w:val="Hipervnculo"/>
@@ -1892,7 +1892,7 @@
                 <w:noProof/>
                 <w:webHidden/>
               </w:rPr>
-              <w:instrText xml:space="preserve"> PAGEREF _Toc242188024 \h </w:instrText>
+              <w:instrText xml:space="preserve"> PAGEREF _Toc242198047 \h </w:instrText>
             </w:r>
             <w:r>
               <w:rPr>
@@ -1934,7 +1934,7 @@
               <w14:ligatures w14:val="standardContextual"/>
             </w:rPr>
           </w:pPr>
-          <w:hyperlink w:anchor="_Toc242188025" w:history="1">
+          <w:hyperlink w:anchor="_Toc242198048" w:history="1">
             <w:r>
               <w:rPr>
                 <w:rStyle w:val="Hipervnculo"/>
@@ -1961,7 +1961,7 @@
                 <w:noProof/>
                 <w:webHidden/>
               </w:rPr>
-              <w:instrText xml:space="preserve"> PAGEREF _Toc242188025 \h </w:instrText>
+              <w:instrText xml:space="preserve"> PAGEREF _Toc242198048 \h </w:instrText>
             </w:r>
             <w:r>
               <w:rPr>
@@ -2003,7 +2003,7 @@
               <w14:ligatures w14:val="standardContextual"/>
             </w:rPr>
           </w:pPr>
-          <w:hyperlink w:anchor="_Toc242188026" w:history="1">
+          <w:hyperlink w:anchor="_Toc242198049" w:history="1">
             <w:r>
               <w:rPr>
                 <w:rStyle w:val="Hipervnculo"/>
@@ -2030,7 +2030,7 @@
                 <w:noProof/>
                 <w:webHidden/>
               </w:rPr>
-              <w:instrText xml:space="preserve"> PAGEREF _Toc242188026 \h </w:instrText>
+              <w:instrText xml:space="preserve"> PAGEREF _Toc242198049 \h </w:instrText>
             </w:r>
             <w:r>
               <w:rPr>
@@ -2072,7 +2072,7 @@
               <w14:ligatures w14:val="standardContextual"/>
             </w:rPr>
           </w:pPr>
-          <w:hyperlink w:anchor="_Toc242188027" w:history="1">
+          <w:hyperlink w:anchor="_Toc242198050" w:history="1">
             <w:r>
               <w:rPr>
                 <w:rStyle w:val="Hipervnculo"/>
@@ -2099,7 +2099,7 @@
                 <w:noProof/>
                 <w:webHidden/>
               </w:rPr>
-              <w:instrText xml:space="preserve"> PAGEREF _Toc242188027 \h </w:instrText>
+              <w:instrText xml:space="preserve"> PAGEREF _Toc242198050 \h </w:instrText>
             </w:r>
             <w:r>
               <w:rPr>
@@ -2141,7 +2141,7 @@
               <w14:ligatures w14:val="standardContextual"/>
             </w:rPr>
           </w:pPr>
-          <w:hyperlink w:anchor="_Toc242188028" w:history="1">
+          <w:hyperlink w:anchor="_Toc242198051" w:history="1">
             <w:r>
               <w:rPr>
                 <w:rStyle w:val="Hipervnculo"/>
@@ -2168,7 +2168,7 @@
                 <w:noProof/>
                 <w:webHidden/>
               </w:rPr>
-              <w:instrText xml:space="preserve"> PAGEREF _Toc242188028 \h </w:instrText>
+              <w:instrText xml:space="preserve"> PAGEREF _Toc242198051 \h </w:instrText>
             </w:r>
             <w:r>
               <w:rPr>
@@ -2210,7 +2210,7 @@
               <w14:ligatures w14:val="standardContextual"/>
             </w:rPr>
           </w:pPr>
-          <w:hyperlink w:anchor="_Toc242188029" w:history="1">
+          <w:hyperlink w:anchor="_Toc242198052" w:history="1">
             <w:r>
               <w:rPr>
                 <w:rStyle w:val="Hipervnculo"/>
@@ -2237,7 +2237,7 @@
                 <w:noProof/>
                 <w:webHidden/>
               </w:rPr>
-              <w:instrText xml:space="preserve"> PAGEREF _Toc242188029 \h </w:instrText>
+              <w:instrText xml:space="preserve"> PAGEREF _Toc242198052 \h </w:instrText>
             </w:r>
             <w:r>
               <w:rPr>
@@ -2282,7 +2282,7 @@
               <w14:ligatures w14:val="standardContextual"/>
             </w:rPr>
           </w:pPr>
-          <w:hyperlink w:anchor="_Toc242188030" w:history="1">
+          <w:hyperlink w:anchor="_Toc242198053" w:history="1">
             <w:r>
               <w:rPr>
                 <w:rStyle w:val="Hipervnculo"/>
@@ -2309,7 +2309,7 @@
                 <w:noProof/>
                 <w:webHidden/>
               </w:rPr>
-              <w:instrText xml:space="preserve"> PAGEREF _Toc242188030 \h </w:instrText>
+              <w:instrText xml:space="preserve"> PAGEREF _Toc242198053 \h </w:instrText>
             </w:r>
             <w:r>
               <w:rPr>
@@ -2351,7 +2351,7 @@
               <w14:ligatures w14:val="standardContextual"/>
             </w:rPr>
           </w:pPr>
-          <w:hyperlink w:anchor="_Toc242188031" w:history="1">
+          <w:hyperlink w:anchor="_Toc242198054" w:history="1">
             <w:r>
               <w:rPr>
                 <w:rStyle w:val="Hipervnculo"/>
@@ -2378,7 +2378,7 @@
                 <w:noProof/>
                 <w:webHidden/>
               </w:rPr>
-              <w:instrText xml:space="preserve"> PAGEREF _Toc242188031 \h </w:instrText>
+              <w:instrText xml:space="preserve"> PAGEREF _Toc242198054 \h </w:instrText>
             </w:r>
             <w:r>
               <w:rPr>
@@ -2420,7 +2420,7 @@
               <w14:ligatures w14:val="standardContextual"/>
             </w:rPr>
           </w:pPr>
-          <w:hyperlink w:anchor="_Toc242188032" w:history="1">
+          <w:hyperlink w:anchor="_Toc242198055" w:history="1">
             <w:r>
               <w:rPr>
                 <w:rStyle w:val="Hipervnculo"/>
@@ -2447,7 +2447,7 @@
                 <w:noProof/>
                 <w:webHidden/>
               </w:rPr>
-              <w:instrText xml:space="preserve"> PAGEREF _Toc242188032 \h </w:instrText>
+              <w:instrText xml:space="preserve"> PAGEREF _Toc242198055 \h </w:instrText>
             </w:r>
             <w:r>
               <w:rPr>
@@ -2489,7 +2489,7 @@
               <w14:ligatures w14:val="standardContextual"/>
             </w:rPr>
           </w:pPr>
-          <w:hyperlink w:anchor="_Toc242188033" w:history="1">
+          <w:hyperlink w:anchor="_Toc242198056" w:history="1">
             <w:r>
               <w:rPr>
                 <w:rStyle w:val="Hipervnculo"/>
@@ -2516,7 +2516,7 @@
                 <w:noProof/>
                 <w:webHidden/>
               </w:rPr>
-              <w:instrText xml:space="preserve"> PAGEREF _Toc242188033 \h </w:instrText>
+              <w:instrText xml:space="preserve"> PAGEREF _Toc242198056 \h </w:instrText>
             </w:r>
             <w:r>
               <w:rPr>
@@ -2558,7 +2558,7 @@
               <w14:ligatures w14:val="standardContextual"/>
             </w:rPr>
           </w:pPr>
-          <w:hyperlink w:anchor="_Toc242188034" w:history="1">
+          <w:hyperlink w:anchor="_Toc242198057" w:history="1">
             <w:r>
               <w:rPr>
                 <w:rStyle w:val="Hipervnculo"/>
@@ -2585,7 +2585,7 @@
                 <w:noProof/>
                 <w:webHidden/>
               </w:rPr>
-              <w:instrText xml:space="preserve"> PAGEREF _Toc242188034 \h </w:instrText>
+              <w:instrText xml:space="preserve"> PAGEREF _Toc242198057 \h </w:instrText>
             </w:r>
             <w:r>
               <w:rPr>
@@ -2627,7 +2627,7 @@
               <w14:ligatures w14:val="standardContextual"/>
             </w:rPr>
           </w:pPr>
-          <w:hyperlink w:anchor="_Toc242188035" w:history="1">
+          <w:hyperlink w:anchor="_Toc242198058" w:history="1">
             <w:r>
               <w:rPr>
                 <w:rStyle w:val="Hipervnculo"/>
@@ -2654,7 +2654,7 @@
                 <w:noProof/>
                 <w:webHidden/>
               </w:rPr>
-              <w:instrText xml:space="preserve"> PAGEREF _Toc242188035 \h </w:instrText>
+              <w:instrText xml:space="preserve"> PAGEREF _Toc242198058 \h </w:instrText>
             </w:r>
             <w:r>
               <w:rPr>
@@ -2696,7 +2696,7 @@
               <w14:ligatures w14:val="standardContextual"/>
             </w:rPr>
           </w:pPr>
-          <w:hyperlink w:anchor="_Toc242188036" w:history="1">
+          <w:hyperlink w:anchor="_Toc242198059" w:history="1">
             <w:r>
               <w:rPr>
                 <w:rStyle w:val="Hipervnculo"/>
@@ -2723,7 +2723,7 @@
                 <w:noProof/>
                 <w:webHidden/>
               </w:rPr>
-              <w:instrText xml:space="preserve"> PAGEREF _Toc242188036 \h </w:instrText>
+              <w:instrText xml:space="preserve"> PAGEREF _Toc242198059 \h </w:instrText>
             </w:r>
             <w:r>
               <w:rPr>
@@ -2765,7 +2765,7 @@
               <w14:ligatures w14:val="standardContextual"/>
             </w:rPr>
           </w:pPr>
-          <w:hyperlink w:anchor="_Toc242188037" w:history="1">
+          <w:hyperlink w:anchor="_Toc242198060" w:history="1">
             <w:r>
               <w:rPr>
                 <w:rStyle w:val="Hipervnculo"/>
@@ -2792,7 +2792,7 @@
                 <w:noProof/>
                 <w:webHidden/>
               </w:rPr>
-              <w:instrText xml:space="preserve"> PAGEREF _Toc242188037 \h </w:instrText>
+              <w:instrText xml:space="preserve"> PAGEREF _Toc242198060 \h </w:instrText>
             </w:r>
             <w:r>
               <w:rPr>
@@ -2837,7 +2837,7 @@
               <w14:ligatures w14:val="standardContextual"/>
             </w:rPr>
           </w:pPr>
-          <w:hyperlink w:anchor="_Toc242188038" w:history="1">
+          <w:hyperlink w:anchor="_Toc242198061" w:history="1">
             <w:r>
               <w:rPr>
                 <w:rStyle w:val="Hipervnculo"/>
@@ -2864,7 +2864,7 @@
                 <w:noProof/>
                 <w:webHidden/>
               </w:rPr>
-              <w:instrText xml:space="preserve"> PAGEREF _Toc242188038 \h </w:instrText>
+              <w:instrText xml:space="preserve"> PAGEREF _Toc242198061 \h </w:instrText>
             </w:r>
             <w:r>
               <w:rPr>
@@ -2906,7 +2906,7 @@
               <w14:ligatures w14:val="standardContextual"/>
             </w:rPr>
           </w:pPr>
-          <w:hyperlink w:anchor="_Toc242188039" w:history="1">
+          <w:hyperlink w:anchor="_Toc242198062" w:history="1">
             <w:r>
               <w:rPr>
                 <w:rStyle w:val="Hipervnculo"/>
@@ -2933,7 +2933,7 @@
                 <w:noProof/>
                 <w:webHidden/>
               </w:rPr>
-              <w:instrText xml:space="preserve"> PAGEREF _Toc242188039 \h </w:instrText>
+              <w:instrText xml:space="preserve"> PAGEREF _Toc242198062 \h </w:instrText>
             </w:r>
             <w:r>
               <w:rPr>
@@ -2975,7 +2975,7 @@
               <w14:ligatures w14:val="standardContextual"/>
             </w:rPr>
           </w:pPr>
-          <w:hyperlink w:anchor="_Toc242188040" w:history="1">
+          <w:hyperlink w:anchor="_Toc242198063" w:history="1">
             <w:r>
               <w:rPr>
                 <w:rStyle w:val="Hipervnculo"/>
@@ -3002,7 +3002,7 @@
                 <w:noProof/>
                 <w:webHidden/>
               </w:rPr>
-              <w:instrText xml:space="preserve"> PAGEREF _Toc242188040 \h </w:instrText>
+              <w:instrText xml:space="preserve"> PAGEREF _Toc242198063 \h </w:instrText>
             </w:r>
             <w:r>
               <w:rPr>
@@ -3047,7 +3047,7 @@
               <w14:ligatures w14:val="standardContextual"/>
             </w:rPr>
           </w:pPr>
-          <w:hyperlink w:anchor="_Toc242188041" w:history="1">
+          <w:hyperlink w:anchor="_Toc242198064" w:history="1">
             <w:r>
               <w:rPr>
                 <w:rStyle w:val="Hipervnculo"/>
@@ -3074,7 +3074,7 @@
                 <w:noProof/>
                 <w:webHidden/>
               </w:rPr>
-              <w:instrText xml:space="preserve"> PAGEREF _Toc242188041 \h </w:instrText>
+              <w:instrText xml:space="preserve"> PAGEREF _Toc242198064 \h </w:instrText>
             </w:r>
             <w:r>
               <w:rPr>
@@ -3116,7 +3116,7 @@
               <w14:ligatures w14:val="standardContextual"/>
             </w:rPr>
           </w:pPr>
-          <w:hyperlink w:anchor="_Toc242188042" w:history="1">
+          <w:hyperlink w:anchor="_Toc242198065" w:history="1">
             <w:r>
               <w:rPr>
                 <w:rStyle w:val="Hipervnculo"/>
@@ -3146,7 +3146,7 @@
                 <w:noProof/>
                 <w:webHidden/>
               </w:rPr>
-              <w:instrText xml:space="preserve"> PAGEREF _Toc242188042 \h </w:instrText>
+              <w:instrText xml:space="preserve"> PAGEREF _Toc242198065 \h </w:instrText>
             </w:r>
             <w:r>
               <w:rPr>
@@ -3188,7 +3188,7 @@
               <w14:ligatures w14:val="standardContextual"/>
             </w:rPr>
           </w:pPr>
-          <w:hyperlink w:anchor="_Toc242188043" w:history="1">
+          <w:hyperlink w:anchor="_Toc242198066" w:history="1">
             <w:r>
               <w:rPr>
                 <w:rStyle w:val="Hipervnculo"/>
@@ -3218,7 +3218,7 @@
                 <w:noProof/>
                 <w:webHidden/>
               </w:rPr>
-              <w:instrText xml:space="preserve"> PAGEREF _Toc242188043 \h </w:instrText>
+              <w:instrText xml:space="preserve"> PAGEREF _Toc242198066 \h </w:instrText>
             </w:r>
             <w:r>
               <w:rPr>
@@ -3263,7 +3263,7 @@
               <w14:ligatures w14:val="standardContextual"/>
             </w:rPr>
           </w:pPr>
-          <w:hyperlink w:anchor="_Toc242188044" w:history="1">
+          <w:hyperlink w:anchor="_Toc242198067" w:history="1">
             <w:r>
               <w:rPr>
                 <w:rStyle w:val="Hipervnculo"/>
@@ -3290,7 +3290,7 @@
                 <w:noProof/>
                 <w:webHidden/>
               </w:rPr>
-              <w:instrText xml:space="preserve"> PAGEREF _Toc242188044 \h </w:instrText>
+              <w:instrText xml:space="preserve"> PAGEREF _Toc242198067 \h </w:instrText>
             </w:r>
             <w:r>
               <w:rPr>
@@ -3332,7 +3332,7 @@
               <w14:ligatures w14:val="standardContextual"/>
             </w:rPr>
           </w:pPr>
-          <w:hyperlink w:anchor="_Toc242188045" w:history="1">
+          <w:hyperlink w:anchor="_Toc242198068" w:history="1">
             <w:r>
               <w:rPr>
                 <w:rStyle w:val="Hipervnculo"/>
@@ -3359,7 +3359,7 @@
                 <w:noProof/>
                 <w:webHidden/>
               </w:rPr>
-              <w:instrText xml:space="preserve"> PAGEREF _Toc242188045 \h </w:instrText>
+              <w:instrText xml:space="preserve"> PAGEREF _Toc242198068 \h </w:instrText>
             </w:r>
             <w:r>
               <w:rPr>
@@ -3401,7 +3401,7 @@
               <w14:ligatures w14:val="standardContextual"/>
             </w:rPr>
           </w:pPr>
-          <w:hyperlink w:anchor="_Toc242188046" w:history="1">
+          <w:hyperlink w:anchor="_Toc242198069" w:history="1">
             <w:r>
               <w:rPr>
                 <w:rStyle w:val="Hipervnculo"/>
@@ -3428,7 +3428,7 @@
                 <w:noProof/>
                 <w:webHidden/>
               </w:rPr>
-              <w:instrText xml:space="preserve"> PAGEREF _Toc242188046 \h </w:instrText>
+              <w:instrText xml:space="preserve"> PAGEREF _Toc242198069 \h </w:instrText>
             </w:r>
             <w:r>
               <w:rPr>
@@ -3470,7 +3470,7 @@
               <w14:ligatures w14:val="standardContextual"/>
             </w:rPr>
           </w:pPr>
-          <w:hyperlink w:anchor="_Toc242188047" w:history="1">
+          <w:hyperlink w:anchor="_Toc242198070" w:history="1">
             <w:r>
               <w:rPr>
                 <w:rStyle w:val="Hipervnculo"/>
@@ -3497,7 +3497,7 @@
                 <w:noProof/>
                 <w:webHidden/>
               </w:rPr>
-              <w:instrText xml:space="preserve"> PAGEREF _Toc242188047 \h </w:instrText>
+              <w:instrText xml:space="preserve"> PAGEREF _Toc242198070 \h </w:instrText>
             </w:r>
             <w:r>
               <w:rPr>
@@ -3539,7 +3539,7 @@
               <w14:ligatures w14:val="standardContextual"/>
             </w:rPr>
           </w:pPr>
-          <w:hyperlink w:anchor="_Toc242188048" w:history="1">
+          <w:hyperlink w:anchor="_Toc242198071" w:history="1">
             <w:r>
               <w:rPr>
                 <w:rStyle w:val="Hipervnculo"/>
@@ -3566,7 +3566,7 @@
                 <w:noProof/>
                 <w:webHidden/>
               </w:rPr>
-              <w:instrText xml:space="preserve"> PAGEREF _Toc242188048 \h </w:instrText>
+              <w:instrText xml:space="preserve"> PAGEREF _Toc242198071 \h </w:instrText>
             </w:r>
             <w:r>
               <w:rPr>
@@ -3608,7 +3608,7 @@
               <w14:ligatures w14:val="standardContextual"/>
             </w:rPr>
           </w:pPr>
-          <w:hyperlink w:anchor="_Toc242188049" w:history="1">
+          <w:hyperlink w:anchor="_Toc242198072" w:history="1">
             <w:r>
               <w:rPr>
                 <w:rStyle w:val="Hipervnculo"/>
@@ -3635,7 +3635,7 @@
                 <w:noProof/>
                 <w:webHidden/>
               </w:rPr>
-              <w:instrText xml:space="preserve"> PAGEREF _Toc242188049 \h </w:instrText>
+              <w:instrText xml:space="preserve"> PAGEREF _Toc242198072 \h </w:instrText>
             </w:r>
             <w:r>
               <w:rPr>
@@ -3677,7 +3677,7 @@
               <w14:ligatures w14:val="standardContextual"/>
             </w:rPr>
           </w:pPr>
-          <w:hyperlink w:anchor="_Toc242188050" w:history="1">
+          <w:hyperlink w:anchor="_Toc242198073" w:history="1">
             <w:r>
               <w:rPr>
                 <w:rStyle w:val="Hipervnculo"/>
@@ -3704,7 +3704,7 @@
                 <w:noProof/>
                 <w:webHidden/>
               </w:rPr>
-              <w:instrText xml:space="preserve"> PAGEREF _Toc242188050 \h </w:instrText>
+              <w:instrText xml:space="preserve"> PAGEREF _Toc242198073 \h </w:instrText>
             </w:r>
             <w:r>
               <w:rPr>
@@ -3749,7 +3749,7 @@
               <w14:ligatures w14:val="standardContextual"/>
             </w:rPr>
           </w:pPr>
-          <w:hyperlink w:anchor="_Toc242188051" w:history="1">
+          <w:hyperlink w:anchor="_Toc242198074" w:history="1">
             <w:r>
               <w:rPr>
                 <w:rStyle w:val="Hipervnculo"/>
@@ -3776,7 +3776,7 @@
                 <w:noProof/>
                 <w:webHidden/>
               </w:rPr>
-              <w:instrText xml:space="preserve"> PAGEREF _Toc242188051 \h </w:instrText>
+              <w:instrText xml:space="preserve"> PAGEREF _Toc242198074 \h </w:instrText>
             </w:r>
             <w:r>
               <w:rPr>
@@ -3821,7 +3821,7 @@
               <w14:ligatures w14:val="standardContextual"/>
             </w:rPr>
           </w:pPr>
-          <w:hyperlink w:anchor="_Toc242188052" w:history="1">
+          <w:hyperlink w:anchor="_Toc242198075" w:history="1">
             <w:r>
               <w:rPr>
                 <w:rStyle w:val="Hipervnculo"/>
@@ -3848,7 +3848,7 @@
                 <w:noProof/>
                 <w:webHidden/>
               </w:rPr>
-              <w:instrText xml:space="preserve"> PAGEREF _Toc242188052 \h </w:instrText>
+              <w:instrText xml:space="preserve"> PAGEREF _Toc242198075 \h </w:instrText>
             </w:r>
             <w:r>
               <w:rPr>
@@ -3890,7 +3890,7 @@
               <w14:ligatures w14:val="standardContextual"/>
             </w:rPr>
           </w:pPr>
-          <w:hyperlink w:anchor="_Toc242188053" w:history="1">
+          <w:hyperlink w:anchor="_Toc242198076" w:history="1">
             <w:r>
               <w:rPr>
                 <w:rStyle w:val="Hipervnculo"/>
@@ -3919,7 +3919,7 @@
                 <w:noProof/>
                 <w:webHidden/>
               </w:rPr>
-              <w:instrText xml:space="preserve"> PAGEREF _Toc242188053 \h </w:instrText>
+              <w:instrText xml:space="preserve"> PAGEREF _Toc242198076 \h </w:instrText>
             </w:r>
             <w:r>
               <w:rPr>
@@ -3964,7 +3964,7 @@
               <w14:ligatures w14:val="standardContextual"/>
             </w:rPr>
           </w:pPr>
-          <w:hyperlink w:anchor="_Toc242188054" w:history="1">
+          <w:hyperlink w:anchor="_Toc242198077" w:history="1">
             <w:r>
               <w:rPr>
                 <w:rStyle w:val="Hipervnculo"/>
@@ -3991,7 +3991,7 @@
                 <w:noProof/>
                 <w:webHidden/>
               </w:rPr>
-              <w:instrText xml:space="preserve"> PAGEREF _Toc242188054 \h </w:instrText>
+              <w:instrText xml:space="preserve"> PAGEREF _Toc242198077 \h </w:instrText>
             </w:r>
             <w:r>
               <w:rPr>
@@ -4033,7 +4033,7 @@
               <w14:ligatures w14:val="standardContextual"/>
             </w:rPr>
           </w:pPr>
-          <w:hyperlink w:anchor="_Toc242188055" w:history="1">
+          <w:hyperlink w:anchor="_Toc242198078" w:history="1">
             <w:r>
               <w:rPr>
                 <w:rStyle w:val="Hipervnculo"/>
@@ -4061,7 +4061,7 @@
                 <w:noProof/>
                 <w:webHidden/>
               </w:rPr>
-              <w:instrText xml:space="preserve"> PAGEREF _Toc242188055 \h </w:instrText>
+              <w:instrText xml:space="preserve"> PAGEREF _Toc242198078 \h </w:instrText>
             </w:r>
             <w:r>
               <w:rPr>
@@ -4103,7 +4103,7 @@
               <w14:ligatures w14:val="standardContextual"/>
             </w:rPr>
           </w:pPr>
-          <w:hyperlink w:anchor="_Toc242188056" w:history="1">
+          <w:hyperlink w:anchor="_Toc242198079" w:history="1">
             <w:r>
               <w:rPr>
                 <w:rStyle w:val="Hipervnculo"/>
@@ -4131,7 +4131,7 @@
                 <w:noProof/>
                 <w:webHidden/>
               </w:rPr>
-              <w:instrText xml:space="preserve"> PAGEREF _Toc242188056 \h </w:instrText>
+              <w:instrText xml:space="preserve"> PAGEREF _Toc242198079 \h </w:instrText>
             </w:r>
             <w:r>
               <w:rPr>
@@ -4173,7 +4173,7 @@
               <w14:ligatures w14:val="standardContextual"/>
             </w:rPr>
           </w:pPr>
-          <w:hyperlink w:anchor="_Toc242188057" w:history="1">
+          <w:hyperlink w:anchor="_Toc242198080" w:history="1">
             <w:r>
               <w:rPr>
                 <w:rStyle w:val="Hipervnculo"/>
@@ -4201,7 +4201,7 @@
                 <w:noProof/>
                 <w:webHidden/>
               </w:rPr>
-              <w:instrText xml:space="preserve"> PAGEREF _Toc242188057 \h </w:instrText>
+              <w:instrText xml:space="preserve"> PAGEREF _Toc242198080 \h </w:instrText>
             </w:r>
             <w:r>
               <w:rPr>
@@ -4246,7 +4246,7 @@
               <w14:ligatures w14:val="standardContextual"/>
             </w:rPr>
           </w:pPr>
-          <w:hyperlink w:anchor="_Toc242188058" w:history="1">
+          <w:hyperlink w:anchor="_Toc242198081" w:history="1">
             <w:r>
               <w:rPr>
                 <w:rStyle w:val="Hipervnculo"/>
@@ -4273,7 +4273,7 @@
                 <w:noProof/>
                 <w:webHidden/>
               </w:rPr>
-              <w:instrText xml:space="preserve"> PAGEREF _Toc242188058 \h </w:instrText>
+              <w:instrText xml:space="preserve"> PAGEREF _Toc242198081 \h </w:instrText>
             </w:r>
             <w:r>
               <w:rPr>
@@ -4318,7 +4318,7 @@
               <w14:ligatures w14:val="standardContextual"/>
             </w:rPr>
           </w:pPr>
-          <w:hyperlink w:anchor="_Toc242188059" w:history="1">
+          <w:hyperlink w:anchor="_Toc242198082" w:history="1">
             <w:r>
               <w:rPr>
                 <w:rStyle w:val="Hipervnculo"/>
@@ -4345,7 +4345,7 @@
                 <w:noProof/>
                 <w:webHidden/>
               </w:rPr>
-              <w:instrText xml:space="preserve"> PAGEREF _Toc242188059 \h </w:instrText>
+              <w:instrText xml:space="preserve"> PAGEREF _Toc242198082 \h </w:instrText>
             </w:r>
             <w:r>
               <w:rPr>
@@ -4387,7 +4387,7 @@
               <w14:ligatures w14:val="standardContextual"/>
             </w:rPr>
           </w:pPr>
-          <w:hyperlink w:anchor="_Toc242188060" w:history="1">
+          <w:hyperlink w:anchor="_Toc242198083" w:history="1">
             <w:r>
               <w:rPr>
                 <w:rStyle w:val="Hipervnculo"/>
@@ -4416,7 +4416,7 @@
                 <w:noProof/>
                 <w:webHidden/>
               </w:rPr>
-              <w:instrText xml:space="preserve"> PAGEREF _Toc242188060 \h </w:instrText>
+              <w:instrText xml:space="preserve"> PAGEREF _Toc242198083 \h </w:instrText>
             </w:r>
             <w:r>
               <w:rPr>
@@ -4461,7 +4461,7 @@
               <w14:ligatures w14:val="standardContextual"/>
             </w:rPr>
           </w:pPr>
-          <w:hyperlink w:anchor="_Toc242188061" w:history="1">
+          <w:hyperlink w:anchor="_Toc242198084" w:history="1">
             <w:r>
               <w:rPr>
                 <w:rStyle w:val="Hipervnculo"/>
@@ -4488,7 +4488,7 @@
                 <w:noProof/>
                 <w:webHidden/>
               </w:rPr>
-              <w:instrText xml:space="preserve"> PAGEREF _Toc242188061 \h </w:instrText>
+              <w:instrText xml:space="preserve"> PAGEREF _Toc242198084 \h </w:instrText>
             </w:r>
             <w:r>
               <w:rPr>
@@ -4530,7 +4530,7 @@
               <w14:ligatures w14:val="standardContextual"/>
             </w:rPr>
           </w:pPr>
-          <w:hyperlink w:anchor="_Toc242188062" w:history="1">
+          <w:hyperlink w:anchor="_Toc242198085" w:history="1">
             <w:r>
               <w:rPr>
                 <w:rStyle w:val="Hipervnculo"/>
@@ -4558,7 +4558,7 @@
                 <w:noProof/>
                 <w:webHidden/>
               </w:rPr>
-              <w:instrText xml:space="preserve"> PAGEREF _Toc242188062 \h </w:instrText>
+              <w:instrText xml:space="preserve"> PAGEREF _Toc242198085 \h </w:instrText>
             </w:r>
             <w:r>
               <w:rPr>
@@ -4600,7 +4600,7 @@
               <w14:ligatures w14:val="standardContextual"/>
             </w:rPr>
           </w:pPr>
-          <w:hyperlink w:anchor="_Toc242188063" w:history="1">
+          <w:hyperlink w:anchor="_Toc242198086" w:history="1">
             <w:r>
               <w:rPr>
                 <w:rStyle w:val="Hipervnculo"/>
@@ -4628,7 +4628,7 @@
                 <w:noProof/>
                 <w:webHidden/>
               </w:rPr>
-              <w:instrText xml:space="preserve"> PAGEREF _Toc242188063 \h </w:instrText>
+              <w:instrText xml:space="preserve"> PAGEREF _Toc242198086 \h </w:instrText>
             </w:r>
             <w:r>
               <w:rPr>
@@ -4670,7 +4670,7 @@
               <w14:ligatures w14:val="standardContextual"/>
             </w:rPr>
           </w:pPr>
-          <w:hyperlink w:anchor="_Toc242188064" w:history="1">
+          <w:hyperlink w:anchor="_Toc242198087" w:history="1">
             <w:r>
               <w:rPr>
                 <w:rStyle w:val="Hipervnculo"/>
@@ -4698,7 +4698,7 @@
                 <w:noProof/>
                 <w:webHidden/>
               </w:rPr>
-              <w:instrText xml:space="preserve"> PAGEREF _Toc242188064 \h </w:instrText>
+              <w:instrText xml:space="preserve"> PAGEREF _Toc242198087 \h </w:instrText>
             </w:r>
             <w:r>
               <w:rPr>
@@ -4740,7 +4740,7 @@
               <w14:ligatures w14:val="standardContextual"/>
             </w:rPr>
           </w:pPr>
-          <w:hyperlink w:anchor="_Toc242188065" w:history="1">
+          <w:hyperlink w:anchor="_Toc242198088" w:history="1">
             <w:r>
               <w:rPr>
                 <w:rStyle w:val="Hipervnculo"/>
@@ -4768,7 +4768,7 @@
                 <w:noProof/>
                 <w:webHidden/>
               </w:rPr>
-              <w:instrText xml:space="preserve"> PAGEREF _Toc242188065 \h </w:instrText>
+              <w:instrText xml:space="preserve"> PAGEREF _Toc242198088 \h </w:instrText>
             </w:r>
             <w:r>
               <w:rPr>
@@ -4813,7 +4813,7 @@
               <w14:ligatures w14:val="standardContextual"/>
             </w:rPr>
           </w:pPr>
-          <w:hyperlink w:anchor="_Toc242188066" w:history="1">
+          <w:hyperlink w:anchor="_Toc242198089" w:history="1">
             <w:r>
               <w:rPr>
                 <w:rStyle w:val="Hipervnculo"/>
@@ -4840,7 +4840,7 @@
                 <w:noProof/>
                 <w:webHidden/>
               </w:rPr>
-              <w:instrText xml:space="preserve"> PAGEREF _Toc242188066 \h </w:instrText>
+              <w:instrText xml:space="preserve"> PAGEREF _Toc242198089 \h </w:instrText>
             </w:r>
             <w:r>
               <w:rPr>
@@ -4885,7 +4885,7 @@
               <w14:ligatures w14:val="standardContextual"/>
             </w:rPr>
           </w:pPr>
-          <w:hyperlink w:anchor="_Toc242188067" w:history="1">
+          <w:hyperlink w:anchor="_Toc242198090" w:history="1">
             <w:r>
               <w:rPr>
                 <w:rStyle w:val="Hipervnculo"/>
@@ -4912,7 +4912,7 @@
                 <w:noProof/>
                 <w:webHidden/>
               </w:rPr>
-              <w:instrText xml:space="preserve"> PAGEREF _Toc242188067 \h </w:instrText>
+              <w:instrText xml:space="preserve"> PAGEREF _Toc242198090 \h </w:instrText>
             </w:r>
             <w:r>
               <w:rPr>
@@ -4954,7 +4954,7 @@
               <w14:ligatures w14:val="standardContextual"/>
             </w:rPr>
           </w:pPr>
-          <w:hyperlink w:anchor="_Toc242188068" w:history="1">
+          <w:hyperlink w:anchor="_Toc242198091" w:history="1">
             <w:r>
               <w:rPr>
                 <w:rStyle w:val="Hipervnculo"/>
@@ -4983,7 +4983,7 @@
                 <w:noProof/>
                 <w:webHidden/>
               </w:rPr>
-              <w:instrText xml:space="preserve"> PAGEREF _Toc242188068 \h </w:instrText>
+              <w:instrText xml:space="preserve"> PAGEREF _Toc242198091 \h </w:instrText>
             </w:r>
             <w:r>
               <w:rPr>
@@ -5028,7 +5028,7 @@
               <w14:ligatures w14:val="standardContextual"/>
             </w:rPr>
           </w:pPr>
-          <w:hyperlink w:anchor="_Toc242188069" w:history="1">
+          <w:hyperlink w:anchor="_Toc242198092" w:history="1">
             <w:r>
               <w:rPr>
                 <w:rStyle w:val="Hipervnculo"/>
@@ -5055,7 +5055,7 @@
                 <w:noProof/>
                 <w:webHidden/>
               </w:rPr>
-              <w:instrText xml:space="preserve"> PAGEREF _Toc242188069 \h </w:instrText>
+              <w:instrText xml:space="preserve"> PAGEREF _Toc242198092 \h </w:instrText>
             </w:r>
             <w:r>
               <w:rPr>
@@ -5097,7 +5097,7 @@
               <w14:ligatures w14:val="standardContextual"/>
             </w:rPr>
           </w:pPr>
-          <w:hyperlink w:anchor="_Toc242188070" w:history="1">
+          <w:hyperlink w:anchor="_Toc242198093" w:history="1">
             <w:r>
               <w:rPr>
                 <w:rStyle w:val="Hipervnculo"/>
@@ -5125,7 +5125,7 @@
                 <w:noProof/>
                 <w:webHidden/>
               </w:rPr>
-              <w:instrText xml:space="preserve"> PAGEREF _Toc242188070 \h </w:instrText>
+              <w:instrText xml:space="preserve"> PAGEREF _Toc242198093 \h </w:instrText>
             </w:r>
             <w:r>
               <w:rPr>
@@ -5167,7 +5167,7 @@
               <w14:ligatures w14:val="standardContextual"/>
             </w:rPr>
           </w:pPr>
-          <w:hyperlink w:anchor="_Toc242188071" w:history="1">
+          <w:hyperlink w:anchor="_Toc242198094" w:history="1">
             <w:r>
               <w:rPr>
                 <w:rStyle w:val="Hipervnculo"/>
@@ -5195,7 +5195,7 @@
                 <w:noProof/>
                 <w:webHidden/>
               </w:rPr>
-              <w:instrText xml:space="preserve"> PAGEREF _Toc242188071 \h </w:instrText>
+              <w:instrText xml:space="preserve"> PAGEREF _Toc242198094 \h </w:instrText>
             </w:r>
             <w:r>
               <w:rPr>
@@ -5237,7 +5237,7 @@
               <w14:ligatures w14:val="standardContextual"/>
             </w:rPr>
           </w:pPr>
-          <w:hyperlink w:anchor="_Toc242188072" w:history="1">
+          <w:hyperlink w:anchor="_Toc242198095" w:history="1">
             <w:r>
               <w:rPr>
                 <w:rStyle w:val="Hipervnculo"/>
@@ -5265,7 +5265,7 @@
                 <w:noProof/>
                 <w:webHidden/>
               </w:rPr>
-              <w:instrText xml:space="preserve"> PAGEREF _Toc242188072 \h </w:instrText>
+              <w:instrText xml:space="preserve"> PAGEREF _Toc242198095 \h </w:instrText>
             </w:r>
             <w:r>
               <w:rPr>
@@ -5307,7 +5307,7 @@
               <w14:ligatures w14:val="standardContextual"/>
             </w:rPr>
           </w:pPr>
-          <w:hyperlink w:anchor="_Toc242188073" w:history="1">
+          <w:hyperlink w:anchor="_Toc242198096" w:history="1">
             <w:r>
               <w:rPr>
                 <w:rStyle w:val="Hipervnculo"/>
@@ -5335,7 +5335,7 @@
                 <w:noProof/>
                 <w:webHidden/>
               </w:rPr>
-              <w:instrText xml:space="preserve"> PAGEREF _Toc242188073 \h </w:instrText>
+              <w:instrText xml:space="preserve"> PAGEREF _Toc242198096 \h </w:instrText>
             </w:r>
             <w:r>
               <w:rPr>
@@ -5380,7 +5380,7 @@
               <w14:ligatures w14:val="standardContextual"/>
             </w:rPr>
           </w:pPr>
-          <w:hyperlink w:anchor="_Toc242188074" w:history="1">
+          <w:hyperlink w:anchor="_Toc242198097" w:history="1">
             <w:r>
               <w:rPr>
                 <w:rStyle w:val="Hipervnculo"/>
@@ -5407,7 +5407,7 @@
                 <w:noProof/>
                 <w:webHidden/>
               </w:rPr>
-              <w:instrText xml:space="preserve"> PAGEREF _Toc242188074 \h </w:instrText>
+              <w:instrText xml:space="preserve"> PAGEREF _Toc242198097 \h </w:instrText>
             </w:r>
             <w:r>
               <w:rPr>
@@ -5452,7 +5452,7 @@
               <w14:ligatures w14:val="standardContextual"/>
             </w:rPr>
           </w:pPr>
-          <w:hyperlink w:anchor="_Toc242188075" w:history="1">
+          <w:hyperlink w:anchor="_Toc242198098" w:history="1">
             <w:r>
               <w:rPr>
                 <w:rStyle w:val="Hipervnculo"/>
@@ -5479,7 +5479,7 @@
                 <w:noProof/>
                 <w:webHidden/>
               </w:rPr>
-              <w:instrText xml:space="preserve"> PAGEREF _Toc242188075 \h </w:instrText>
+              <w:instrText xml:space="preserve"> PAGEREF _Toc242198098 \h </w:instrText>
             </w:r>
             <w:r>
               <w:rPr>
@@ -5521,7 +5521,7 @@
               <w14:ligatures w14:val="standardContextual"/>
             </w:rPr>
           </w:pPr>
-          <w:hyperlink w:anchor="_Toc242188076" w:history="1">
+          <w:hyperlink w:anchor="_Toc242198099" w:history="1">
             <w:r>
               <w:rPr>
                 <w:rStyle w:val="Hipervnculo"/>
@@ -5551,7 +5551,7 @@
                 <w:noProof/>
                 <w:webHidden/>
               </w:rPr>
-              <w:instrText xml:space="preserve"> PAGEREF _Toc242188076 \h </w:instrText>
+              <w:instrText xml:space="preserve"> PAGEREF _Toc242198099 \h </w:instrText>
             </w:r>
             <w:r>
               <w:rPr>
@@ -5712,7 +5712,7 @@
         </w:rPr>
         <w:fldChar w:fldCharType="separate"/>
       </w:r>
-      <w:hyperlink w:anchor="_Toc242188077" w:history="1">
+      <w:hyperlink w:anchor="_Toc242198100" w:history="1">
         <w:r>
           <w:rPr>
             <w:rStyle w:val="Hipervnculo"/>
@@ -5740,7 +5740,7 @@
             <w:noProof/>
             <w:webHidden/>
           </w:rPr>
-          <w:instrText xml:space="preserve"> PAGEREF _Toc242188077 \h </w:instrText>
+          <w:instrText xml:space="preserve"> PAGEREF _Toc242198100 \h </w:instrText>
         </w:r>
         <w:r>
           <w:rPr>
@@ -5788,7 +5788,7 @@
           <w14:ligatures w14:val="standardContextual"/>
         </w:rPr>
       </w:pPr>
-      <w:hyperlink w:anchor="_Toc242188078" w:history="1">
+      <w:hyperlink w:anchor="_Toc242198101" w:history="1">
         <w:r>
           <w:rPr>
             <w:rStyle w:val="Hipervnculo"/>
@@ -5816,7 +5816,7 @@
             <w:noProof/>
             <w:webHidden/>
           </w:rPr>
-          <w:instrText xml:space="preserve"> PAGEREF _Toc242188078 \h </w:instrText>
+          <w:instrText xml:space="preserve"> PAGEREF _Toc242198101 \h </w:instrText>
         </w:r>
         <w:r>
           <w:rPr>
@@ -5864,7 +5864,7 @@
           <w14:ligatures w14:val="standardContextual"/>
         </w:rPr>
       </w:pPr>
-      <w:hyperlink w:anchor="_Toc242188079" w:history="1">
+      <w:hyperlink w:anchor="_Toc242198102" w:history="1">
         <w:r>
           <w:rPr>
             <w:rStyle w:val="Hipervnculo"/>
@@ -5892,7 +5892,7 @@
             <w:noProof/>
             <w:webHidden/>
           </w:rPr>
-          <w:instrText xml:space="preserve"> PAGEREF _Toc242188079 \h </w:instrText>
+          <w:instrText xml:space="preserve"> PAGEREF _Toc242198102 \h </w:instrText>
         </w:r>
         <w:r>
           <w:rPr>
@@ -5940,7 +5940,7 @@
           <w14:ligatures w14:val="standardContextual"/>
         </w:rPr>
       </w:pPr>
-      <w:hyperlink w:anchor="_Toc242188080" w:history="1">
+      <w:hyperlink w:anchor="_Toc242198103" w:history="1">
         <w:r>
           <w:rPr>
             <w:rStyle w:val="Hipervnculo"/>
@@ -5968,7 +5968,7 @@
             <w:noProof/>
             <w:webHidden/>
           </w:rPr>
-          <w:instrText xml:space="preserve"> PAGEREF _Toc242188080 \h </w:instrText>
+          <w:instrText xml:space="preserve"> PAGEREF _Toc242198103 \h </w:instrText>
         </w:r>
         <w:r>
           <w:rPr>
@@ -6016,7 +6016,7 @@
           <w14:ligatures w14:val="standardContextual"/>
         </w:rPr>
       </w:pPr>
-      <w:hyperlink w:anchor="_Toc242188081" w:history="1">
+      <w:hyperlink w:anchor="_Toc242198104" w:history="1">
         <w:r>
           <w:rPr>
             <w:rStyle w:val="Hipervnculo"/>
@@ -6044,7 +6044,7 @@
             <w:noProof/>
             <w:webHidden/>
           </w:rPr>
-          <w:instrText xml:space="preserve"> PAGEREF _Toc242188081 \h </w:instrText>
+          <w:instrText xml:space="preserve"> PAGEREF _Toc242198104 \h </w:instrText>
         </w:r>
         <w:r>
           <w:rPr>
@@ -6092,7 +6092,7 @@
           <w14:ligatures w14:val="standardContextual"/>
         </w:rPr>
       </w:pPr>
-      <w:hyperlink w:anchor="_Toc242188082" w:history="1">
+      <w:hyperlink w:anchor="_Toc242198105" w:history="1">
         <w:r>
           <w:rPr>
             <w:rStyle w:val="Hipervnculo"/>
@@ -6120,7 +6120,7 @@
             <w:noProof/>
             <w:webHidden/>
           </w:rPr>
-          <w:instrText xml:space="preserve"> PAGEREF _Toc242188082 \h </w:instrText>
+          <w:instrText xml:space="preserve"> PAGEREF _Toc242198105 \h </w:instrText>
         </w:r>
         <w:r>
           <w:rPr>
@@ -6168,7 +6168,7 @@
           <w14:ligatures w14:val="standardContextual"/>
         </w:rPr>
       </w:pPr>
-      <w:hyperlink w:anchor="_Toc242188083" w:history="1">
+      <w:hyperlink w:anchor="_Toc242198106" w:history="1">
         <w:r>
           <w:rPr>
             <w:rStyle w:val="Hipervnculo"/>
@@ -6196,7 +6196,7 @@
             <w:noProof/>
             <w:webHidden/>
           </w:rPr>
-          <w:instrText xml:space="preserve"> PAGEREF _Toc242188083 \h </w:instrText>
+          <w:instrText xml:space="preserve"> PAGEREF _Toc242198106 \h </w:instrText>
         </w:r>
         <w:r>
           <w:rPr>
@@ -6244,7 +6244,7 @@
           <w14:ligatures w14:val="standardContextual"/>
         </w:rPr>
       </w:pPr>
-      <w:hyperlink w:anchor="_Toc242188084" w:history="1">
+      <w:hyperlink w:anchor="_Toc242198107" w:history="1">
         <w:r>
           <w:rPr>
             <w:rStyle w:val="Hipervnculo"/>
@@ -6272,7 +6272,7 @@
             <w:noProof/>
             <w:webHidden/>
           </w:rPr>
-          <w:instrText xml:space="preserve"> PAGEREF _Toc242188084 \h </w:instrText>
+          <w:instrText xml:space="preserve"> PAGEREF _Toc242198107 \h </w:instrText>
         </w:r>
         <w:r>
           <w:rPr>
@@ -6320,7 +6320,7 @@
           <w14:ligatures w14:val="standardContextual"/>
         </w:rPr>
       </w:pPr>
-      <w:hyperlink w:anchor="_Toc242188085" w:history="1">
+      <w:hyperlink w:anchor="_Toc242198108" w:history="1">
         <w:r>
           <w:rPr>
             <w:rStyle w:val="Hipervnculo"/>
@@ -6348,7 +6348,7 @@
             <w:noProof/>
             <w:webHidden/>
           </w:rPr>
-          <w:instrText xml:space="preserve"> PAGEREF _Toc242188085 \h </w:instrText>
+          <w:instrText xml:space="preserve"> PAGEREF _Toc242198108 \h </w:instrText>
         </w:r>
         <w:r>
           <w:rPr>
@@ -6396,7 +6396,7 @@
           <w14:ligatures w14:val="standardContextual"/>
         </w:rPr>
       </w:pPr>
-      <w:hyperlink w:anchor="_Toc242188086" w:history="1">
+      <w:hyperlink w:anchor="_Toc242198109" w:history="1">
         <w:r>
           <w:rPr>
             <w:rStyle w:val="Hipervnculo"/>
@@ -6424,7 +6424,7 @@
             <w:noProof/>
             <w:webHidden/>
           </w:rPr>
-          <w:instrText xml:space="preserve"> PAGEREF _Toc242188086 \h </w:instrText>
+          <w:instrText xml:space="preserve"> PAGEREF _Toc242198109 \h </w:instrText>
         </w:r>
         <w:r>
           <w:rPr>
@@ -6472,7 +6472,7 @@
           <w14:ligatures w14:val="standardContextual"/>
         </w:rPr>
       </w:pPr>
-      <w:hyperlink w:anchor="_Toc242188087" w:history="1">
+      <w:hyperlink w:anchor="_Toc242198110" w:history="1">
         <w:r>
           <w:rPr>
             <w:rStyle w:val="Hipervnculo"/>
@@ -6500,7 +6500,7 @@
             <w:noProof/>
             <w:webHidden/>
           </w:rPr>
-          <w:instrText xml:space="preserve"> PAGEREF _Toc242188087 \h </w:instrText>
+          <w:instrText xml:space="preserve"> PAGEREF _Toc242198110 \h </w:instrText>
         </w:r>
         <w:r>
           <w:rPr>
@@ -6739,7 +6739,7 @@
         </w:rPr>
         <w:fldChar w:fldCharType="separate"/>
       </w:r>
-      <w:hyperlink w:anchor="_Toc242188088" w:history="1">
+      <w:hyperlink w:anchor="_Toc242198111" w:history="1">
         <w:r>
           <w:rPr>
             <w:rStyle w:val="Hipervnculo"/>
@@ -6767,7 +6767,7 @@
             <w:noProof/>
             <w:webHidden/>
           </w:rPr>
-          <w:instrText xml:space="preserve"> PAGEREF _Toc242188088 \h </w:instrText>
+          <w:instrText xml:space="preserve"> PAGEREF _Toc242198111 \h </w:instrText>
         </w:r>
         <w:r>
           <w:rPr>
@@ -6815,7 +6815,7 @@
           <w14:ligatures w14:val="standardContextual"/>
         </w:rPr>
       </w:pPr>
-      <w:hyperlink w:anchor="_Toc242188089" w:history="1">
+      <w:hyperlink w:anchor="_Toc242198112" w:history="1">
         <w:r>
           <w:rPr>
             <w:rStyle w:val="Hipervnculo"/>
@@ -6843,7 +6843,7 @@
             <w:noProof/>
             <w:webHidden/>
           </w:rPr>
-          <w:instrText xml:space="preserve"> PAGEREF _Toc242188089 \h </w:instrText>
+          <w:instrText xml:space="preserve"> PAGEREF _Toc242198112 \h </w:instrText>
         </w:r>
         <w:r>
           <w:rPr>
@@ -6891,7 +6891,7 @@
           <w14:ligatures w14:val="standardContextual"/>
         </w:rPr>
       </w:pPr>
-      <w:hyperlink w:anchor="_Toc242188090" w:history="1">
+      <w:hyperlink w:anchor="_Toc242198113" w:history="1">
         <w:r>
           <w:rPr>
             <w:rStyle w:val="Hipervnculo"/>
@@ -6927,7 +6927,7 @@
             <w:noProof/>
             <w:webHidden/>
           </w:rPr>
-          <w:instrText xml:space="preserve"> PAGEREF _Toc242188090 \h </w:instrText>
+          <w:instrText xml:space="preserve"> PAGEREF _Toc242198113 \h </w:instrText>
         </w:r>
         <w:r>
           <w:rPr>
@@ -6975,7 +6975,7 @@
           <w14:ligatures w14:val="standardContextual"/>
         </w:rPr>
       </w:pPr>
-      <w:hyperlink w:anchor="_Toc242188091" w:history="1">
+      <w:hyperlink w:anchor="_Toc242198114" w:history="1">
         <w:r>
           <w:rPr>
             <w:rStyle w:val="Hipervnculo"/>
@@ -7011,7 +7011,7 @@
             <w:noProof/>
             <w:webHidden/>
           </w:rPr>
-          <w:instrText xml:space="preserve"> PAGEREF _Toc242188091 \h </w:instrText>
+          <w:instrText xml:space="preserve"> PAGEREF _Toc242198114 \h </w:instrText>
         </w:r>
         <w:r>
           <w:rPr>
@@ -7059,7 +7059,7 @@
           <w14:ligatures w14:val="standardContextual"/>
         </w:rPr>
       </w:pPr>
-      <w:hyperlink w:anchor="_Toc242188092" w:history="1">
+      <w:hyperlink w:anchor="_Toc242198115" w:history="1">
         <w:r>
           <w:rPr>
             <w:rStyle w:val="Hipervnculo"/>
@@ -7087,7 +7087,7 @@
             <w:noProof/>
             <w:webHidden/>
           </w:rPr>
-          <w:instrText xml:space="preserve"> PAGEREF _Toc242188092 \h </w:instrText>
+          <w:instrText xml:space="preserve"> PAGEREF _Toc242198115 \h </w:instrText>
         </w:r>
         <w:r>
           <w:rPr>
@@ -7135,7 +7135,7 @@
           <w14:ligatures w14:val="standardContextual"/>
         </w:rPr>
       </w:pPr>
-      <w:hyperlink w:anchor="_Toc242188093" w:history="1">
+      <w:hyperlink w:anchor="_Toc242198116" w:history="1">
         <w:r>
           <w:rPr>
             <w:rStyle w:val="Hipervnculo"/>
@@ -7163,7 +7163,7 @@
             <w:noProof/>
             <w:webHidden/>
           </w:rPr>
-          <w:instrText xml:space="preserve"> PAGEREF _Toc242188093 \h </w:instrText>
+          <w:instrText xml:space="preserve"> PAGEREF _Toc242198116 \h </w:instrText>
         </w:r>
         <w:r>
           <w:rPr>
@@ -7211,7 +7211,7 @@
           <w14:ligatures w14:val="standardContextual"/>
         </w:rPr>
       </w:pPr>
-      <w:hyperlink w:anchor="_Toc242188094" w:history="1">
+      <w:hyperlink w:anchor="_Toc242198117" w:history="1">
         <w:r>
           <w:rPr>
             <w:rStyle w:val="Hipervnculo"/>
@@ -7239,7 +7239,7 @@
             <w:noProof/>
             <w:webHidden/>
           </w:rPr>
-          <w:instrText xml:space="preserve"> PAGEREF _Toc242188094 \h </w:instrText>
+          <w:instrText xml:space="preserve"> PAGEREF _Toc242198117 \h </w:instrText>
         </w:r>
         <w:r>
           <w:rPr>
@@ -7287,7 +7287,7 @@
           <w14:ligatures w14:val="standardContextual"/>
         </w:rPr>
       </w:pPr>
-      <w:hyperlink w:anchor="_Toc242188095" w:history="1">
+      <w:hyperlink w:anchor="_Toc242198118" w:history="1">
         <w:r>
           <w:rPr>
             <w:rStyle w:val="Hipervnculo"/>
@@ -7315,7 +7315,7 @@
             <w:noProof/>
             <w:webHidden/>
           </w:rPr>
-          <w:instrText xml:space="preserve"> PAGEREF _Toc242188095 \h </w:instrText>
+          <w:instrText xml:space="preserve"> PAGEREF _Toc242198118 \h </w:instrText>
         </w:r>
         <w:r>
           <w:rPr>
@@ -8504,7 +8504,7 @@
       </w:pPr>
       <w:bookmarkStart w:id="3" w:name="_Toc475112151"/>
       <w:bookmarkStart w:id="4" w:name="_Toc475115507"/>
-      <w:bookmarkStart w:id="5" w:name="_Toc242188013"/>
+      <w:bookmarkStart w:id="5" w:name="_Toc242198036"/>
       <w:r>
         <w:rPr>
           <w:rFonts w:cs="Arial"/>
@@ -8656,7 +8656,7 @@
           <w:caps w:val="0"/>
         </w:rPr>
       </w:pPr>
-      <w:bookmarkStart w:id="6" w:name="_Toc242188014"/>
+      <w:bookmarkStart w:id="6" w:name="_Toc242198037"/>
       <w:r>
         <w:rPr>
           <w:rFonts w:cs="Arial"/>
@@ -8705,7 +8705,7 @@
       </w:pPr>
       <w:bookmarkStart w:id="7" w:name="_Toc475112154"/>
       <w:bookmarkStart w:id="8" w:name="_Toc475115510"/>
-      <w:bookmarkStart w:id="9" w:name="_Toc242188015"/>
+      <w:bookmarkStart w:id="9" w:name="_Toc242198038"/>
       <w:r>
         <w:t>1.1 Planteamiento del problema</w:t>
       </w:r>
@@ -8762,7 +8762,7 @@
           <w:iCs w:val="0"/>
         </w:rPr>
       </w:pPr>
-      <w:bookmarkStart w:id="10" w:name="_Toc242188088"/>
+      <w:bookmarkStart w:id="10" w:name="_Toc242198111"/>
       <w:r>
         <w:rPr>
           <w:rFonts w:cs="Arial"/>
@@ -8983,7 +8983,7 @@
           <w:iCs w:val="0"/>
         </w:rPr>
       </w:pPr>
-      <w:bookmarkStart w:id="11" w:name="_Toc242188089"/>
+      <w:bookmarkStart w:id="11" w:name="_Toc242198112"/>
       <w:r>
         <w:rPr>
           <w:rFonts w:cs="Arial"/>
@@ -9131,7 +9131,7 @@
           <w:rFonts w:eastAsia="Arial" w:cs="Arial"/>
         </w:rPr>
       </w:pPr>
-      <w:bookmarkStart w:id="12" w:name="_Toc242188090"/>
+      <w:bookmarkStart w:id="12" w:name="_Toc242198113"/>
       <w:r>
         <w:rPr>
           <w:rFonts w:cs="Arial"/>
@@ -9382,7 +9382,7 @@
       </w:pPr>
       <w:bookmarkStart w:id="13" w:name="_Toc475112156"/>
       <w:bookmarkStart w:id="14" w:name="_Toc475115512"/>
-      <w:bookmarkStart w:id="15" w:name="_Toc242188016"/>
+      <w:bookmarkStart w:id="15" w:name="_Toc242198039"/>
       <w:r>
         <w:t>1.2 Pregunta de investigación</w:t>
       </w:r>
@@ -9433,7 +9433,7 @@
       <w:pPr>
         <w:pStyle w:val="Ttulo2"/>
       </w:pPr>
-      <w:bookmarkStart w:id="16" w:name="_Toc242188017"/>
+      <w:bookmarkStart w:id="16" w:name="_Toc242198040"/>
       <w:r>
         <w:t>1.3 Justificación</w:t>
       </w:r>
@@ -9562,7 +9562,7 @@
           <w:iCs w:val="0"/>
         </w:rPr>
       </w:pPr>
-      <w:bookmarkStart w:id="17" w:name="_Toc242188091"/>
+      <w:bookmarkStart w:id="17" w:name="_Toc242198114"/>
       <w:r>
         <w:rPr>
           <w:rFonts w:cs="Arial"/>
@@ -9737,7 +9737,7 @@
       </w:pPr>
       <w:bookmarkStart w:id="18" w:name="_Toc475112155"/>
       <w:bookmarkStart w:id="19" w:name="_Toc475115511"/>
-      <w:bookmarkStart w:id="20" w:name="_Toc242188018"/>
+      <w:bookmarkStart w:id="20" w:name="_Toc242198041"/>
       <w:r>
         <w:t>1.4 Antecedentes del</w:t>
       </w:r>
@@ -9891,7 +9891,7 @@
           <w:caps w:val="0"/>
         </w:rPr>
       </w:pPr>
-      <w:bookmarkStart w:id="21" w:name="_Toc242188019"/>
+      <w:bookmarkStart w:id="21" w:name="_Toc242198042"/>
       <w:r>
         <w:rPr>
           <w:rFonts w:cs="Arial"/>
@@ -9932,7 +9932,7 @@
       </w:pPr>
       <w:bookmarkStart w:id="22" w:name="_Toc475112161"/>
       <w:bookmarkStart w:id="23" w:name="_Toc475115517"/>
-      <w:bookmarkStart w:id="24" w:name="_Toc242188020"/>
+      <w:bookmarkStart w:id="24" w:name="_Toc242198043"/>
       <w:r>
         <w:t>2.1 Objetivo general</w:t>
       </w:r>
@@ -9991,7 +9991,7 @@
         <w:pStyle w:val="Ttulo2"/>
         <w:ind w:left="567" w:hanging="576"/>
       </w:pPr>
-      <w:bookmarkStart w:id="27" w:name="_Toc242188021"/>
+      <w:bookmarkStart w:id="27" w:name="_Toc242198044"/>
       <w:r>
         <w:t>2.2 Objetivos específicos</w:t>
       </w:r>
@@ -10117,7 +10117,7 @@
       </w:pPr>
       <w:bookmarkStart w:id="28" w:name="_Toc475112165"/>
       <w:bookmarkStart w:id="29" w:name="_Toc475115521"/>
-      <w:bookmarkStart w:id="30" w:name="_Toc242188022"/>
+      <w:bookmarkStart w:id="30" w:name="_Toc242198045"/>
       <w:r>
         <w:rPr>
           <w:rFonts w:cs="Arial"/>
@@ -10146,7 +10146,7 @@
       </w:pPr>
       <w:bookmarkStart w:id="31" w:name="_Toc475112166"/>
       <w:bookmarkStart w:id="32" w:name="_Toc475115522"/>
-      <w:bookmarkStart w:id="33" w:name="_Toc242188023"/>
+      <w:bookmarkStart w:id="33" w:name="_Toc242198046"/>
       <w:r>
         <w:t>3.1 Marco conceptual</w:t>
       </w:r>
@@ -10168,7 +10168,7 @@
           <w:rFonts w:cs="Arial"/>
         </w:rPr>
       </w:pPr>
-      <w:bookmarkStart w:id="34" w:name="_Toc242188024"/>
+      <w:bookmarkStart w:id="34" w:name="_Toc242198047"/>
       <w:r>
         <w:t>3.1.1 El pensamiento computacional (PC):</w:t>
       </w:r>
@@ -10461,7 +10461,7 @@
           <w:bCs/>
         </w:rPr>
       </w:pPr>
-      <w:bookmarkStart w:id="35" w:name="_Toc242188025"/>
+      <w:bookmarkStart w:id="35" w:name="_Toc242198048"/>
       <w:r>
         <w:t>3.1.2. Pruebas Bebras:</w:t>
       </w:r>
@@ -10497,7 +10497,7 @@
           <w:rFonts w:cs="Arial"/>
         </w:rPr>
       </w:pPr>
-      <w:bookmarkStart w:id="36" w:name="_Toc242188026"/>
+      <w:bookmarkStart w:id="36" w:name="_Toc242198049"/>
       <w:r>
         <w:t>3.1.3. teoría del flujo</w:t>
       </w:r>
@@ -10519,7 +10519,7 @@
           <w:iCs w:val="0"/>
         </w:rPr>
       </w:pPr>
-      <w:bookmarkStart w:id="37" w:name="_Toc242188092"/>
+      <w:bookmarkStart w:id="37" w:name="_Toc242198115"/>
       <w:r>
         <w:rPr>
           <w:rFonts w:cs="Arial"/>
@@ -10665,7 +10665,7 @@
       <w:pPr>
         <w:pStyle w:val="Ttulo3"/>
       </w:pPr>
-      <w:bookmarkStart w:id="38" w:name="_Toc242188027"/>
+      <w:bookmarkStart w:id="38" w:name="_Toc242198050"/>
       <w:r>
         <w:t>3.1.4. Teoría de la Autodeterminación</w:t>
       </w:r>
@@ -11165,7 +11165,7 @@
           <w:rFonts w:eastAsia="Arial" w:cs="Arial"/>
         </w:rPr>
       </w:pPr>
-      <w:bookmarkStart w:id="39" w:name="_Toc242188028"/>
+      <w:bookmarkStart w:id="39" w:name="_Toc242198051"/>
       <w:r>
         <w:t>3.1.6 GOLDEN PATH</w:t>
       </w:r>
@@ -11206,7 +11206,7 @@
           <w:rFonts w:eastAsia="Arial" w:cs="Arial"/>
         </w:rPr>
       </w:pPr>
-      <w:bookmarkStart w:id="40" w:name="_Toc242188029"/>
+      <w:bookmarkStart w:id="40" w:name="_Toc242198052"/>
       <w:r>
         <w:t>3.1.7 Gamificación</w:t>
       </w:r>
@@ -11264,7 +11264,7 @@
       </w:pPr>
       <w:bookmarkStart w:id="41" w:name="_Toc475112167"/>
       <w:bookmarkStart w:id="42" w:name="_Toc475115523"/>
-      <w:bookmarkStart w:id="43" w:name="_Toc242188030"/>
+      <w:bookmarkStart w:id="43" w:name="_Toc242198053"/>
       <w:r>
         <w:t>3.2 Marco teórico</w:t>
       </w:r>
@@ -11286,7 +11286,7 @@
           <w:rFonts w:cs="Arial"/>
         </w:rPr>
       </w:pPr>
-      <w:bookmarkStart w:id="44" w:name="_Toc242188031"/>
+      <w:bookmarkStart w:id="44" w:name="_Toc242198054"/>
       <w:r>
         <w:t>3.2.1 Aprendizaje basado en juegos (ABJ)</w:t>
       </w:r>
@@ -11504,7 +11504,7 @@
           <w:caps w:val="0"/>
         </w:rPr>
       </w:pPr>
-      <w:bookmarkStart w:id="45" w:name="_Toc242188032"/>
+      <w:bookmarkStart w:id="45" w:name="_Toc242198055"/>
       <w:r>
         <w:t xml:space="preserve">3.2.2. </w:t>
       </w:r>
@@ -11549,7 +11549,7 @@
           <w:caps w:val="0"/>
         </w:rPr>
       </w:pPr>
-      <w:bookmarkStart w:id="46" w:name="_Toc242188033"/>
+      <w:bookmarkStart w:id="46" w:name="_Toc242198056"/>
       <w:r>
         <w:t xml:space="preserve">3.2.3 </w:t>
       </w:r>
@@ -11912,7 +11912,7 @@
       <w:pPr>
         <w:pStyle w:val="Ttulo3"/>
       </w:pPr>
-      <w:bookmarkStart w:id="47" w:name="_Toc242188034"/>
+      <w:bookmarkStart w:id="47" w:name="_Toc242198057"/>
       <w:r>
         <w:t>3.2.</w:t>
       </w:r>
@@ -12052,7 +12052,7 @@
           <w:bCs/>
         </w:rPr>
       </w:pPr>
-      <w:bookmarkStart w:id="48" w:name="_Toc242188035"/>
+      <w:bookmarkStart w:id="48" w:name="_Toc242198058"/>
       <w:r>
         <w:t>3.2.</w:t>
       </w:r>
@@ -12177,7 +12177,7 @@
           <w:rFonts w:cs="Arial"/>
         </w:rPr>
       </w:pPr>
-      <w:bookmarkStart w:id="49" w:name="_Toc242188036"/>
+      <w:bookmarkStart w:id="49" w:name="_Toc242198059"/>
       <w:r>
         <w:t>3.2.</w:t>
       </w:r>
@@ -12296,7 +12296,7 @@
           <w:rFonts w:cs="Arial"/>
         </w:rPr>
       </w:pPr>
-      <w:bookmarkStart w:id="50" w:name="_Toc242188037"/>
+      <w:bookmarkStart w:id="50" w:name="_Toc242198060"/>
       <w:r>
         <w:t>3.2.</w:t>
       </w:r>
@@ -12362,7 +12362,7 @@
       </w:pPr>
       <w:bookmarkStart w:id="51" w:name="_Toc475112168"/>
       <w:bookmarkStart w:id="52" w:name="_Toc475115524"/>
-      <w:bookmarkStart w:id="53" w:name="_Toc242188038"/>
+      <w:bookmarkStart w:id="53" w:name="_Toc242198061"/>
       <w:r>
         <w:t>3.3 Marco jurídico</w:t>
       </w:r>
@@ -12393,7 +12393,7 @@
           <w:rFonts w:cs="Arial"/>
         </w:rPr>
       </w:pPr>
-      <w:bookmarkStart w:id="54" w:name="_Toc242188039"/>
+      <w:bookmarkStart w:id="54" w:name="_Toc242198062"/>
       <w:r>
         <w:t>3.3.1. Tratamiento de datos personales y régimen de habeas data</w:t>
       </w:r>
@@ -12758,7 +12758,7 @@
       <w:pPr>
         <w:pStyle w:val="Ttulo3"/>
       </w:pPr>
-      <w:bookmarkStart w:id="55" w:name="_Toc242188040"/>
+      <w:bookmarkStart w:id="55" w:name="_Toc242198063"/>
       <w:r>
         <w:t>3.3.2. Derechos de autor sobre los personajes utilizados</w:t>
       </w:r>
@@ -13009,7 +13009,7 @@
       </w:pPr>
       <w:bookmarkStart w:id="56" w:name="_Toc475112170"/>
       <w:bookmarkStart w:id="57" w:name="_Toc475115526"/>
-      <w:bookmarkStart w:id="58" w:name="_Toc242188041"/>
+      <w:bookmarkStart w:id="58" w:name="_Toc242198064"/>
       <w:r>
         <w:rPr>
           <w:color w:val="auto"/>
@@ -13095,7 +13095,7 @@
           <w:caps w:val="0"/>
         </w:rPr>
       </w:pPr>
-      <w:bookmarkStart w:id="61" w:name="_Toc242188042"/>
+      <w:bookmarkStart w:id="61" w:name="_Toc242198065"/>
       <w:r>
         <w:rPr>
           <w:rFonts w:cs="Arial"/>
@@ -13498,7 +13498,7 @@
       </w:pPr>
       <w:bookmarkStart w:id="62" w:name="_Toc475112172"/>
       <w:bookmarkStart w:id="63" w:name="_Toc475115528"/>
-      <w:bookmarkStart w:id="64" w:name="_Toc242188043"/>
+      <w:bookmarkStart w:id="64" w:name="_Toc242198066"/>
       <w:r>
         <w:rPr>
           <w:rFonts w:cs="Arial"/>
@@ -13650,7 +13650,7 @@
         <w:pStyle w:val="Ttulo2"/>
         <w:ind w:left="567" w:hanging="576"/>
       </w:pPr>
-      <w:bookmarkStart w:id="65" w:name="_Toc242188044"/>
+      <w:bookmarkStart w:id="65" w:name="_Toc242198067"/>
       <w:r>
         <w:lastRenderedPageBreak/>
         <w:t>5.1 Fases del trabajo de grado</w:t>
@@ -13694,7 +13694,7 @@
         <w:pStyle w:val="Ttulo3"/>
         <w:spacing w:before="240"/>
       </w:pPr>
-      <w:bookmarkStart w:id="66" w:name="_Toc242188045"/>
+      <w:bookmarkStart w:id="66" w:name="_Toc242198068"/>
       <w:r>
         <w:t>5.1.1 Apertura del trabajo con Árcade y Kanban</w:t>
       </w:r>
@@ -13741,7 +13741,7 @@
         <w:pStyle w:val="Ttulo3"/>
         <w:spacing w:before="240"/>
       </w:pPr>
-      <w:bookmarkStart w:id="67" w:name="_Toc242188046"/>
+      <w:bookmarkStart w:id="67" w:name="_Toc242198069"/>
       <w:r>
         <w:t>5.1.2 Diseño del guion</w:t>
       </w:r>
@@ -13788,7 +13788,7 @@
         <w:pStyle w:val="Ttulo3"/>
         <w:spacing w:before="240"/>
       </w:pPr>
-      <w:bookmarkStart w:id="68" w:name="_Toc242188047"/>
+      <w:bookmarkStart w:id="68" w:name="_Toc242198070"/>
       <w:r>
         <w:t>5.1.3 Especificación de requerimientos (objetivo 1)</w:t>
       </w:r>
@@ -13851,7 +13851,7 @@
         <w:pStyle w:val="Ttulo3"/>
         <w:spacing w:before="240"/>
       </w:pPr>
-      <w:bookmarkStart w:id="69" w:name="_Toc242188048"/>
+      <w:bookmarkStart w:id="69" w:name="_Toc242198071"/>
       <w:r>
         <w:t>5.1.4 Diseño del videojuego (objetivo 2)</w:t>
       </w:r>
@@ -13906,7 +13906,13 @@
         <w:spacing w:before="240" w:after="240"/>
       </w:pPr>
       <w:r>
-        <w:t>En el tablero, la O01 cerró las tarjetas R10-1 y R10-2 y abrió dos. La O02 abrió tres (aplicar las correcciones, consolidar la dirección de arte y preparar la presentación para la colaboradora), y la O03 cerró la O02-1 y dejó la O02-2 y la O02-3 «en proceso»; las dos se cerraron en la D01. Entre el 30/08 y el 02/09/2026 el código O03 designó dos juegos de tarjetas distintos, los del acta O03 y los de la D01, cuyo encabezado conserva ese código, y la D02 renumeró estos últimos como D01-1 a D01-3. La O04 todavía cita con el código O03 las tarjetas de la D01, y es el único caso de código repetido que se advierte en las actas.</w:t>
+        <w:t xml:space="preserve">En el tablero, la O01 cerró las tarjetas R10-1 y R10-2 y abrió dos. La O02 abrió tres (aplicar las correcciones, consolidar la dirección de arte y preparar la presentación para la colaboradora), y la O03 cerró la O02-1 y dejó la O02-2 y la O02-3 «en proceso»; las dos se cerraron en la D01. </w:t>
+      </w:r>
+      <w:r>
+        <w:t>La D01 abrió las tarjetas D01-1 a D01-3, que la O04 y la D02 citan con ese código</w:t>
+      </w:r>
+      <w:r>
+        <w:t>.</w:t>
       </w:r>
     </w:p>
     <w:p>
@@ -13914,7 +13920,7 @@
         <w:pStyle w:val="Ttulo3"/>
         <w:spacing w:before="240"/>
       </w:pPr>
-      <w:bookmarkStart w:id="70" w:name="_Toc242188049"/>
+      <w:bookmarkStart w:id="70" w:name="_Toc242198072"/>
       <w:r>
         <w:t>5.1.5 Ciclo Diseño ↔ Desarrollo ↔ Pruebas (objetivo 3)</w:t>
       </w:r>
@@ -13933,11 +13939,16 @@
         <w:spacing w:before="240" w:after="240"/>
       </w:pPr>
       <w:r>
-        <w:t xml:space="preserve">La D02 retomó la planeación en cuatro incrementos de la O05, la contrastó con los 47 RF y revisó la fase de cimientos del primer slice, ya ejecutada a partir de la tarjeta O03-3 del 30/08/2026: 23 pruebas de lógica y 3 de integración superadas, con el tiempo de carga declarado como no verificado porque la ejecución por lotes no sirve para medirlo. Resolvió dos puntos que ningún documento fijaba. Reconfirmar una fase no sobrescribe el registro anterior, porque acumular inflaría los pasos utilizados, y se rechaza el nombre de perfil que no sirva como nombre de archivo, porque un nombre con separadores de ruta escribiría fuera de la carpeta portable. De las cuatro tareas de la fase siguiente (T05 a T08) se comprometieron solo </w:t>
-      </w:r>
+        <w:t>La D02 retomó la planeación en cuatro incrementos de la O05, la contrastó con los 47 RF y revisó la fase de cimientos del primer slice, ya ejecutada a partir de la tarjeta O03-3 del 30/08/2026: 23 pruebas de lógica y 3 de integración superadas, con el tiempo de carga declarado como no verificado porque la ejecución por lotes no sirve para medirlo. Resolvió dos puntos que ningún documento fijaba. Reconfirmar una fase no sobrescribe el registro anterior, porque acumular inflaría los pasos utilizados, y se rechaza el nombre de perfil que no sirva como nombre de archivo, porque un nombre con separadores de ruta escribiría fuera de la carpeta portable. De las cuatro tareas de la fase siguiente (T05 a T08) se comprometieron solo las dos primeras, que se sostienen mutuamente y obligan a conectar por primera vez la persistencia con el disco.</w:t>
+      </w:r>
+    </w:p>
+    <w:p>
+      <w:pPr>
+        <w:spacing w:before="240" w:after="240"/>
+      </w:pPr>
       <w:r>
         <w:lastRenderedPageBreak/>
-        <w:t>las dos primeras, que se sostienen mutuamente y obligan a conectar por primera vez la persistencia con el disco.</w:t>
+        <w:t>La D03 (06/09/2026) ejecutó esas dos tareas y conectó el corredor de pruebas al editor abierto, con lo que quedó habilitado escribir la prueba antes que el código; la O03, la O04, la O05 y la D02 habían dejado esa instalación como pendiente. Resolvió por precedencia del contrato del proyecto que la selección de perfil fuera un panel y no una escena, fijó con carácter provisional el título «Algoritm» y adoptó o descartó tres bocetos de entornos (la vista cenital del nivel 1 no se adoptó y se reservó para la fase 3 del nivel 2). Registró tres defectos hallados al ejecutar, entre ellos una prueba del tiempo de carga que podía pasar sin medir nada. Cerró con 34 de 34 pruebas de lógica y 16 de 16 de integración, y declaró que el punto de control de la fase no se cerraba porque faltaban el menú de niveles, los créditos y comprobaciones manuales.</w:t>
       </w:r>
     </w:p>
     <w:p>
@@ -13945,7 +13956,7 @@
         <w:spacing w:before="240" w:after="240"/>
       </w:pPr>
       <w:r>
-        <w:t>La D03 (06/09/2026) ejecutó esas dos tareas y conectó el corredor de pruebas al editor abierto, con lo que quedó habilitado escribir la prueba antes que el código; la O03, la O04, la O05 y la D02 habían dejado esa instalación como pendiente. Resolvió por precedencia del contrato del proyecto que la selección de perfil fuera un panel y no una escena, fijó con carácter provisional el título «Algoritm» y adoptó o descartó tres bocetos de entornos (la vista cenital del nivel 1 no se adoptó y se reservó para la fase 3 del nivel 2). Registró tres defectos hallados al ejecutar, entre ellos una prueba del tiempo de carga que podía pasar sin medir nada. Cerró con 34 de 34 pruebas de lógica y 16 de 16 de integración, y declaró que el punto de control de la fase no se cerraba porque faltaban el menú de niveles, los créditos y comprobaciones manuales.</w:t>
+        <w:t>La D04 (09/09/2026), sesión de los miércoles con la colaboradora, tomó decisiones de arte con una medida real: el ejecutable portable armado el 08/09 pesaba 137 MB frente al máximo de 500 MB, de modo que los entornos se entregarían a 2048 × 1152 sin apretar la calidad. Resolvió la progresión de luz del nivel 1 con una máscara de opacidad variable sobre una sola pieza y no con cuatro entornos, para no multiplicar por cuatro el peso. Registró también que el ejecutable dejaba un archivo de registro y archivos de telemetría fuera de su carpeta de datos, defecto que exigía dos decisiones. La respuesta llegó el 29/09/2026 (decisión D3, acta D10): la analítica quedó apagada sin retirar ningún paquete.</w:t>
       </w:r>
     </w:p>
     <w:p>
@@ -13953,7 +13964,13 @@
         <w:spacing w:before="240" w:after="240"/>
       </w:pPr>
       <w:r>
-        <w:t>La D04 (09/09/2026), sesión de los miércoles con la colaboradora, tomó decisiones de arte con una medida real: el ejecutable portable armado el 08/09 pesaba 137 MB frente al máximo de 500 MB, de modo que los entornos se entregarían a 2048 × 1152 sin apretar la calidad. Resolvió la progresión de luz del nivel 1 con una máscara de opacidad variable sobre una sola pieza y no con cuatro entornos, para no multiplicar por cuatro el peso. Registró también que el ejecutable dejaba un archivo de registro y archivos de telemetría fuera de su carpeta de datos, defecto que exigía dos decisiones. La respuesta llegó el 29/09/2026 (decisión D3, acta D10): la analítica quedó apagada sin retirar ningún paquete.</w:t>
+        <w:t>La D05 (13/09/2026) revisó la puesta en escena de los niveles 1 y 2 y halló dos escenas del guion que existían como contenido y que nada reproducía, y objetos que el texto nombra y quedaban bajo el cuadro de diálogo. Cuando objeto y encuadre no concordaban, se movió el objeto y no la cámara, porque los encuadres son el diseño registrado; se dejó una comprobación automática y se generaron hojas gráficas de verificación. La misma acta repartió el trabajo y arrastró la tarjeta D0</w:t>
+      </w:r>
+      <w:r>
+        <w:t>5-1</w:t>
+      </w:r>
+      <w:r>
+        <w:t>, que abre el slice 2 «en paralelo de la finalización del primer Slice». La regla de orden estricto que habían fijado la O05 y la D02 dejó así de regir, como describe el apartado 8.1.1.</w:t>
       </w:r>
     </w:p>
     <w:p>
@@ -13961,7 +13978,7 @@
         <w:spacing w:before="240" w:after="240"/>
       </w:pPr>
       <w:r>
-        <w:t>La D05 (13/09/2026) revisó la puesta en escena de los niveles 1 y 2 y halló dos escenas del guion que existían como contenido y que nada reproducía, y objetos que el texto nombra y quedaban bajo el cuadro de diálogo. Cuando objeto y encuadre no concordaban, se movió el objeto y no la cámara, porque los encuadres son el diseño registrado; se dejó una comprobación automática y se generaron hojas gráficas de verificación. La misma acta repartió el trabajo y arrastró la tarjeta D04-4, que abre el slice 2 «en paralelo de la finalización del primer Slice». La regla de orden estricto que habían fijado la O05 y la D02 dejó así de regir, como describe el apartado 8.1.1.</w:t>
+        <w:t>Los entornos finalizados llegaron en la D06 (15/09/2026), que definió los props sobre los marcadores provisionales, ya medidos en sus encuadres. Entre los dos autores se aprobaron dos cambios: el nivel 1 pasó a dos fases (reunir las piezas y encender con dos deslizantes, hallazgo 47 del registro de inconsistencias) y el empuje del bosque del nivel 2 salió a la escena narrativa (hallazgo 50). Declaró el resultado de la suite tal cual: 221 de 221 pruebas de edición y 144 de 153 de juego, con seis omitidas porque el modo por lotes no puede capturarlas y tres fallos de disposición que ese modo provoca por su resolución reducida y que ya existían antes del cambio. Con ese resultado se acordó fusionar la rama del slice 2, que la D07 da por fusionada.</w:t>
       </w:r>
     </w:p>
     <w:p>
@@ -13969,7 +13986,7 @@
         <w:spacing w:before="240" w:after="240"/>
       </w:pPr>
       <w:r>
-        <w:t>Los entornos finalizados llegaron en la D06 (15/09/2026), que definió los props sobre los marcadores provisionales, ya medidos en sus encuadres. Entre los dos autores se aprobaron dos cambios: el nivel 1 pasó a dos fases (reunir las piezas y encender con dos deslizantes, hallazgo 47 del registro de inconsistencias) y el empuje del bosque del nivel 2 salió a la escena narrativa (hallazgo 50). Declaró el resultado de la suite tal cual: 221 de 221 pruebas de edición y 144 de 153 de juego, con seis omitidas porque el modo por lotes no puede capturarlas y tres fallos de disposición que ese modo provoca por su resolución reducida y que ya existían antes del cambio. Con ese resultado se acordó fusionar la rama del slice 2, que la D07 da por fusionada.</w:t>
+        <w:t>El ensamblaje de la balsa del nivel 3 se definió en la D07 (19/09/2026). Se juega sobre el río y no en una ventana superpuesta, porque el estudiante debe ver de dónde salió cada material, y se arma en tres partes que se bloquean entre sí. Entre los materiales hay un tronco más largo que, usado en la base, hunde la balsa y vuelve la prueba una ocasión de depurar. Colocar una pieza no valida nada; valida el botón. La escena del primer fallo aparece solo la primera vez. La D07 cambió también el encargo de arte: componer la balsa en el motor con ocho piezas en lugar de pedir treinta y cuatro láminas de estado. Fijó que ningún efecto de sonido pueda sonar a derrota, error o castigo, regla que el capítulo 6 cita.</w:t>
       </w:r>
     </w:p>
     <w:p>
@@ -13977,16 +13994,11 @@
         <w:spacing w:before="240" w:after="240"/>
       </w:pPr>
       <w:r>
-        <w:t>El ensamblaje de la balsa del nivel 3 se definió en la D07 (19/09/2026). Se juega sobre el río y no en una ventana superpuesta, porque el estudiante debe ver de dónde salió cada material, y se arma en tres partes que se bloquean entre sí. Entre los materiales hay un tronco más largo que, usado en la base, hunde la balsa y vuelve la prueba una ocasión de depurar. Colocar una pieza no valida nada; valida el botón. La escena del primer fallo aparece solo la primera vez. La D07 cambió también el encargo de arte: componer la balsa en el motor con ocho piezas en lugar de pedir treinta y cuatro láminas de estado. Fijó que ningún efecto de sonido pueda sonar a derrota, error o castigo, regla que el capítulo 6 cita.</w:t>
-      </w:r>
-    </w:p>
-    <w:p>
-      <w:pPr>
-        <w:spacing w:before="240" w:after="240"/>
-      </w:pPr>
+        <w:t xml:space="preserve">La D08 (23/09/2026) se adelantó a la sesión prevista del 27/09 porque el slice 3 cerró el 21/09, seis días antes del plazo de su tarjeta D07-1, y el carril de arte y sonido quedó integrado a la </w:t>
+      </w:r>
       <w:r>
         <w:lastRenderedPageBreak/>
-        <w:t>La D08 (23/09/2026) se adelantó a la sesión prevista del 27/09 porque el slice 3 cerró el 21/09, seis días antes del plazo de su tarjeta D07-1, y el carril de arte y sonido quedó integrado a la rama principal el mismo 23/09. Aprobó que el nivel 2 transcurra del amanecer a la noche con luz aplicada sobre la ilustración y no con un dibujo por hora, de modo que el encargo de arte no crece, y que la pantalla funda a negro, a cuatro décimas de segundo por mitad, entre narrativa y juego. Abrió el slice 4 con un módulo de informe que depende solo del núcleo. Repartió lo que quedaba: un autor lleva el slice 4 y el otro los sprites y sonidos. La D09 (24/09/2026) presentó a la colaboradora el juego con corte al último commit, con el slice 4 cerrado y fusionado (RF-01 a RF-47 implementados, 321 de 321 pruebas de edición según su documento de resultados) y los personajes animados en las 18 secuencias narrativas y las cinco escenas jugables, y acordó que los troncos del nivel 2 rodaran en el motor y no como secuencia de cuadros.</w:t>
+        <w:t>rama principal el mismo 23/09. Aprobó que el nivel 2 transcurra del amanecer a la noche con luz aplicada sobre la ilustración y no con un dibujo por hora, de modo que el encargo de arte no crece, y que la pantalla funda a negro, a cuatro décimas de segundo por mitad, entre narrativa y juego. Abrió el slice 4 con un módulo de informe que depende solo del núcleo. Repartió lo que quedaba: un autor lleva el slice 4 y el otro los sprites y sonidos. La D09 (24/09/2026) presentó a la colaboradora el juego con corte al último commit, con el slice 4 cerrado y fusionado (RF-01 a RF-47 implementados, 321 de 321 pruebas de edición según su documento de resultados) y los personajes animados en las 18 secuencias narrativas y las cinco escenas jugables, y acordó que los troncos del nivel 2 rodaran en el motor y no como secuencia de cuadros.</w:t>
       </w:r>
     </w:p>
     <w:p>
@@ -14026,7 +14038,7 @@
         <w:pStyle w:val="Ttulo3"/>
         <w:spacing w:before="240"/>
       </w:pPr>
-      <w:bookmarkStart w:id="71" w:name="_Toc242188050"/>
+      <w:bookmarkStart w:id="71" w:name="_Toc242198073"/>
       <w:r>
         <w:t>5.1.6 Evaluación del prototipo (objetivo 4)</w:t>
       </w:r>
@@ -14045,8 +14057,11 @@
         <w:spacing w:before="240" w:after="240"/>
       </w:pPr>
       <w:r>
+        <w:t xml:space="preserve">La D10 recoge que el 29/09/2026 entró el plan de pruebas, con unos 120 casos y seis puntos de control, y fija cómo se ejecuta: sobre el ejecutable compilado y con un arnés que lo maneja </w:t>
+      </w:r>
+      <w:r>
         <w:lastRenderedPageBreak/>
-        <w:t>La D10 recoge que el 29/09/2026 entró el plan de pruebas, con unos 120 casos y seis puntos de control, y fija cómo se ejecuta: sobre el ejecutable compilado y con un arnés que lo maneja como caja negra, e incluye dos recorridos completos de la ruta principal, cierres forzados en seis momentos, borrado de un perfil, comprobación de residuos fuera de la carpeta de datos, ejecución desde una ruta con espacios, tres mediciones de la carga de cada escena y la prueba de exclusión de RNF-16. La D10 preveía un segundo candidato si la primera pasada hallaba un defecto bloqueante o mayor, y la adenda registra que esa pasada, sobre el candidato rc1, halló defectos que se corrigieron antes de la entrega: entre ellos, las conexiones de red de los servicios de Unity, que ahora se apagan al compilar. El primer ejecutable de doce escenas pesaba 866,7 MB y quedó en 479,0 MB. El segundo candidato, rc2, se reverificó con un tercer recorrido completo, y quedaron 103 casos con veredicto: 89 con P, 13 con P parcial, ninguno con F y uno con NE. Otros 24 casos siguen sin ejecutar, entre ellos todos los de verificación manual.</w:t>
+        <w:t>como caja negra, e incluye dos recorridos completos de la ruta principal, cierres forzados en seis momentos, borrado de un perfil, comprobación de residuos fuera de la carpeta de datos, ejecución desde una ruta con espacios, tres mediciones de la carga de cada escena y la prueba de exclusión de RNF-16. La D10 preveía un segundo candidato si la primera pasada hallaba un defecto bloqueante o mayor, y la adenda registra que esa pasada, sobre el candidato rc1, halló defectos que se corrigieron antes de la entrega: entre ellos, las conexiones de red de los servicios de Unity, que ahora se apagan al compilar. El primer ejecutable de doce escenas pesaba 866,7 MB y quedó en 479,0 MB. El segundo candidato, rc2, se reverificó con un tercer recorrido completo, y quedaron 103 casos con veredicto: 89 con P, 13 con P parcial, ninguno con F y uno con NE. Otros 24 casos siguen sin ejecutar, entre ellos todos los de verificación manual.</w:t>
       </w:r>
     </w:p>
     <w:p>
@@ -14072,7 +14087,7 @@
       </w:pPr>
       <w:bookmarkStart w:id="72" w:name="_Toc475112174"/>
       <w:bookmarkStart w:id="73" w:name="_Toc475115530"/>
-      <w:bookmarkStart w:id="74" w:name="_Toc242188051"/>
+      <w:bookmarkStart w:id="74" w:name="_Toc242198074"/>
       <w:r>
         <w:t>5.</w:t>
       </w:r>
@@ -14283,17 +14298,17 @@
         <w:t xml:space="preserve">, se hará uso del libro “Tecnología Para niños”, </w:t>
       </w:r>
       <w:r>
-        <w:t xml:space="preserve">cuyos </w:t>
+        <w:t>cuyos personajes e ilustraciones servirán como base para el diseño visual de los personajes del videojuego</w:t>
+      </w:r>
+      <w:r>
+        <w:t>, con la autorización escrita de sus autores (3.3.2)</w:t>
+      </w:r>
+      <w:r>
+        <w:t xml:space="preserve">, asegurando </w:t>
       </w:r>
       <w:r>
         <w:lastRenderedPageBreak/>
-        <w:t>personajes e ilustraciones servirán como base para el diseño visual de los personajes del videojuego</w:t>
-      </w:r>
-      <w:r>
-        <w:t>, con la autorización escrita de sus autores (3.3.2)</w:t>
-      </w:r>
-      <w:r>
-        <w:t>, asegurando coherencia entre la propuesta narrativa y los elementos gráficos del proyecto.</w:t>
+        <w:t>coherencia entre la propuesta narrativa y los elementos gráficos del proyecto.</w:t>
       </w:r>
     </w:p>
     <w:p>
@@ -14348,7 +14363,7 @@
         <w:ind w:left="567" w:hanging="576"/>
       </w:pPr>
       <w:bookmarkStart w:id="76" w:name="_Toc475115531"/>
-      <w:bookmarkStart w:id="77" w:name="_Toc242188052"/>
+      <w:bookmarkStart w:id="77" w:name="_Toc242198075"/>
       <w:r>
         <w:t>5.</w:t>
       </w:r>
@@ -14449,7 +14464,7 @@
           <w:b/>
         </w:rPr>
       </w:pPr>
-      <w:bookmarkStart w:id="78" w:name="_Toc242188053"/>
+      <w:bookmarkStart w:id="78" w:name="_Toc242198076"/>
       <w:r>
         <w:rPr>
           <w:rFonts w:cs="Arial"/>
@@ -14484,7 +14499,7 @@
           <w:color w:val="auto"/>
         </w:rPr>
       </w:pPr>
-      <w:bookmarkStart w:id="79" w:name="_Toc242188054"/>
+      <w:bookmarkStart w:id="79" w:name="_Toc242198077"/>
       <w:r>
         <w:rPr>
           <w:color w:val="auto"/>
@@ -14501,7 +14516,7 @@
           <w:rFonts w:cs="Arial"/>
         </w:rPr>
       </w:pPr>
-      <w:bookmarkStart w:id="80" w:name="_Toc242188055"/>
+      <w:bookmarkStart w:id="80" w:name="_Toc242198078"/>
       <w:r>
         <w:rPr>
           <w:rFonts w:cs="Arial"/>
@@ -14553,7 +14568,7 @@
           <w:color w:val="auto"/>
         </w:rPr>
       </w:pPr>
-      <w:bookmarkStart w:id="81" w:name="_Toc242188077"/>
+      <w:bookmarkStart w:id="81" w:name="_Toc242198100"/>
       <w:r>
         <w:rPr>
           <w:rFonts w:cs="Arial"/>
@@ -14901,7 +14916,7 @@
           <w:rFonts w:cs="Arial"/>
         </w:rPr>
       </w:pPr>
-      <w:bookmarkStart w:id="82" w:name="_Toc242188056"/>
+      <w:bookmarkStart w:id="82" w:name="_Toc242198079"/>
       <w:r>
         <w:rPr>
           <w:rFonts w:cs="Arial"/>
@@ -14937,7 +14952,7 @@
           <w:color w:val="auto"/>
         </w:rPr>
       </w:pPr>
-      <w:bookmarkStart w:id="83" w:name="_Toc242188078"/>
+      <w:bookmarkStart w:id="83" w:name="_Toc242198101"/>
       <w:r>
         <w:rPr>
           <w:rFonts w:cs="Arial"/>
@@ -15643,7 +15658,7 @@
           <w:rFonts w:cs="Arial"/>
         </w:rPr>
       </w:pPr>
-      <w:bookmarkStart w:id="84" w:name="_Toc242188057"/>
+      <w:bookmarkStart w:id="84" w:name="_Toc242198080"/>
       <w:r>
         <w:rPr>
           <w:rFonts w:cs="Arial"/>
@@ -15719,7 +15734,7 @@
           <w:color w:val="auto"/>
         </w:rPr>
       </w:pPr>
-      <w:bookmarkStart w:id="85" w:name="_Toc242188058"/>
+      <w:bookmarkStart w:id="85" w:name="_Toc242198081"/>
       <w:r>
         <w:rPr>
           <w:color w:val="auto"/>
@@ -15755,7 +15770,7 @@
           <w:color w:val="auto"/>
         </w:rPr>
       </w:pPr>
-      <w:bookmarkStart w:id="86" w:name="_Toc242188079"/>
+      <w:bookmarkStart w:id="86" w:name="_Toc242198102"/>
       <w:r>
         <w:rPr>
           <w:rFonts w:cs="Arial"/>
@@ -16539,7 +16554,7 @@
           <w:color w:val="auto"/>
         </w:rPr>
       </w:pPr>
-      <w:bookmarkStart w:id="87" w:name="_Toc242188080"/>
+      <w:bookmarkStart w:id="87" w:name="_Toc242198103"/>
       <w:r>
         <w:rPr>
           <w:rFonts w:cs="Arial"/>
@@ -16889,7 +16904,7 @@
           <w:color w:val="auto"/>
         </w:rPr>
       </w:pPr>
-      <w:bookmarkStart w:id="88" w:name="_Toc242188059"/>
+      <w:bookmarkStart w:id="88" w:name="_Toc242198082"/>
       <w:r>
         <w:rPr>
           <w:color w:val="auto"/>
@@ -16988,7 +17003,7 @@
           <w:b/>
         </w:rPr>
       </w:pPr>
-      <w:bookmarkStart w:id="89" w:name="_Toc242188060"/>
+      <w:bookmarkStart w:id="89" w:name="_Toc242198083"/>
       <w:r>
         <w:rPr>
           <w:rFonts w:cs="Arial"/>
@@ -17023,7 +17038,7 @@
           <w:color w:val="auto"/>
         </w:rPr>
       </w:pPr>
-      <w:bookmarkStart w:id="90" w:name="_Toc242188061"/>
+      <w:bookmarkStart w:id="90" w:name="_Toc242198084"/>
       <w:r>
         <w:rPr>
           <w:color w:val="auto"/>
@@ -17040,7 +17055,7 @@
           <w:rFonts w:cs="Arial"/>
         </w:rPr>
       </w:pPr>
-      <w:bookmarkStart w:id="91" w:name="_Toc242188062"/>
+      <w:bookmarkStart w:id="91" w:name="_Toc242198085"/>
       <w:r>
         <w:rPr>
           <w:rFonts w:cs="Arial"/>
@@ -17137,7 +17152,7 @@
           <w:rFonts w:cs="Arial"/>
         </w:rPr>
       </w:pPr>
-      <w:bookmarkStart w:id="92" w:name="_Toc242188063"/>
+      <w:bookmarkStart w:id="92" w:name="_Toc242198086"/>
       <w:r>
         <w:rPr>
           <w:rFonts w:cs="Arial"/>
@@ -17173,7 +17188,7 @@
           <w:color w:val="auto"/>
         </w:rPr>
       </w:pPr>
-      <w:bookmarkStart w:id="93" w:name="_Toc242188081"/>
+      <w:bookmarkStart w:id="93" w:name="_Toc242198104"/>
       <w:r>
         <w:rPr>
           <w:rFonts w:cs="Arial"/>
@@ -17839,7 +17854,7 @@
           <w:rFonts w:cs="Arial"/>
         </w:rPr>
       </w:pPr>
-      <w:bookmarkStart w:id="94" w:name="_Toc242188064"/>
+      <w:bookmarkStart w:id="94" w:name="_Toc242198087"/>
       <w:r>
         <w:rPr>
           <w:rFonts w:cs="Arial"/>
@@ -17912,7 +17927,7 @@
           <w:rFonts w:cs="Arial"/>
         </w:rPr>
       </w:pPr>
-      <w:bookmarkStart w:id="95" w:name="_Toc242188065"/>
+      <w:bookmarkStart w:id="95" w:name="_Toc242198088"/>
       <w:r>
         <w:rPr>
           <w:rFonts w:cs="Arial"/>
@@ -17961,7 +17976,7 @@
           <w:color w:val="auto"/>
         </w:rPr>
       </w:pPr>
-      <w:bookmarkStart w:id="96" w:name="_Toc242188066"/>
+      <w:bookmarkStart w:id="96" w:name="_Toc242198089"/>
       <w:r>
         <w:rPr>
           <w:color w:val="auto"/>
@@ -18013,7 +18028,7 @@
           <w:color w:val="auto"/>
         </w:rPr>
       </w:pPr>
-      <w:bookmarkStart w:id="97" w:name="_Toc242188082"/>
+      <w:bookmarkStart w:id="97" w:name="_Toc242198105"/>
       <w:r>
         <w:rPr>
           <w:rFonts w:cs="Arial"/>
@@ -18684,7 +18699,7 @@
           <w:color w:val="auto"/>
         </w:rPr>
       </w:pPr>
-      <w:bookmarkStart w:id="98" w:name="_Toc242188083"/>
+      <w:bookmarkStart w:id="98" w:name="_Toc242198106"/>
       <w:r>
         <w:rPr>
           <w:rFonts w:cs="Arial"/>
@@ -19050,7 +19065,7 @@
           <w:color w:val="auto"/>
         </w:rPr>
       </w:pPr>
-      <w:bookmarkStart w:id="99" w:name="_Toc242188067"/>
+      <w:bookmarkStart w:id="99" w:name="_Toc242198090"/>
       <w:r>
         <w:rPr>
           <w:color w:val="auto"/>
@@ -19149,7 +19164,7 @@
           <w:b/>
         </w:rPr>
       </w:pPr>
-      <w:bookmarkStart w:id="100" w:name="_Toc242188068"/>
+      <w:bookmarkStart w:id="100" w:name="_Toc242198091"/>
       <w:r>
         <w:rPr>
           <w:rFonts w:cs="Arial"/>
@@ -19198,7 +19213,7 @@
           <w:color w:val="auto"/>
         </w:rPr>
       </w:pPr>
-      <w:bookmarkStart w:id="101" w:name="_Toc242188069"/>
+      <w:bookmarkStart w:id="101" w:name="_Toc242198092"/>
       <w:r>
         <w:rPr>
           <w:color w:val="auto"/>
@@ -19215,7 +19230,7 @@
           <w:rFonts w:cs="Arial"/>
         </w:rPr>
       </w:pPr>
-      <w:bookmarkStart w:id="102" w:name="_Toc242188070"/>
+      <w:bookmarkStart w:id="102" w:name="_Toc242198093"/>
       <w:r>
         <w:rPr>
           <w:rFonts w:cs="Arial"/>
@@ -19295,7 +19310,7 @@
           <w:color w:val="auto"/>
         </w:rPr>
       </w:pPr>
-      <w:bookmarkStart w:id="103" w:name="_Toc242188084"/>
+      <w:bookmarkStart w:id="103" w:name="_Toc242198107"/>
       <w:r>
         <w:rPr>
           <w:rFonts w:cs="Arial"/>
@@ -20002,7 +20017,7 @@
           <w:rFonts w:cs="Arial"/>
         </w:rPr>
       </w:pPr>
-      <w:bookmarkStart w:id="104" w:name="_Toc242188071"/>
+      <w:bookmarkStart w:id="104" w:name="_Toc242198094"/>
       <w:r>
         <w:rPr>
           <w:rFonts w:cs="Arial"/>
@@ -20123,7 +20138,7 @@
           <w:rFonts w:cs="Arial"/>
         </w:rPr>
       </w:pPr>
-      <w:bookmarkStart w:id="105" w:name="_Toc242188072"/>
+      <w:bookmarkStart w:id="105" w:name="_Toc242198095"/>
       <w:r>
         <w:rPr>
           <w:rFonts w:cs="Arial"/>
@@ -20195,7 +20210,7 @@
           <w:color w:val="auto"/>
         </w:rPr>
       </w:pPr>
-      <w:bookmarkStart w:id="106" w:name="_Toc242188093"/>
+      <w:bookmarkStart w:id="106" w:name="_Toc242198116"/>
       <w:r>
         <w:rPr>
           <w:rFonts w:cs="Arial"/>
@@ -20383,7 +20398,7 @@
           <w:color w:val="auto"/>
         </w:rPr>
       </w:pPr>
-      <w:bookmarkStart w:id="107" w:name="_Toc242188094"/>
+      <w:bookmarkStart w:id="107" w:name="_Toc242198117"/>
       <w:r>
         <w:rPr>
           <w:rFonts w:cs="Arial"/>
@@ -20572,7 +20587,7 @@
           <w:color w:val="auto"/>
         </w:rPr>
       </w:pPr>
-      <w:bookmarkStart w:id="108" w:name="_Toc242188095"/>
+      <w:bookmarkStart w:id="108" w:name="_Toc242198118"/>
       <w:r>
         <w:rPr>
           <w:rFonts w:cs="Arial"/>
@@ -20727,7 +20742,7 @@
           <w:rFonts w:cs="Arial"/>
         </w:rPr>
       </w:pPr>
-      <w:bookmarkStart w:id="109" w:name="_Toc242188073"/>
+      <w:bookmarkStart w:id="109" w:name="_Toc242198096"/>
       <w:r>
         <w:rPr>
           <w:rFonts w:cs="Arial"/>
@@ -20783,7 +20798,7 @@
           <w:color w:val="auto"/>
         </w:rPr>
       </w:pPr>
-      <w:bookmarkStart w:id="110" w:name="_Toc242188074"/>
+      <w:bookmarkStart w:id="110" w:name="_Toc242198097"/>
       <w:r>
         <w:rPr>
           <w:color w:val="auto"/>
@@ -21023,7 +21038,7 @@
           <w:color w:val="auto"/>
         </w:rPr>
       </w:pPr>
-      <w:bookmarkStart w:id="111" w:name="_Toc242188085"/>
+      <w:bookmarkStart w:id="111" w:name="_Toc242198108"/>
       <w:r>
         <w:rPr>
           <w:rFonts w:cs="Arial"/>
@@ -21436,7 +21451,7 @@
           <w:color w:val="auto"/>
         </w:rPr>
       </w:pPr>
-      <w:bookmarkStart w:id="112" w:name="_Toc242188086"/>
+      <w:bookmarkStart w:id="112" w:name="_Toc242198109"/>
       <w:r>
         <w:rPr>
           <w:rFonts w:cs="Arial"/>
@@ -22165,7 +22180,7 @@
           <w:color w:val="auto"/>
         </w:rPr>
       </w:pPr>
-      <w:bookmarkStart w:id="113" w:name="_Toc242188087"/>
+      <w:bookmarkStart w:id="113" w:name="_Toc242198110"/>
       <w:r>
         <w:rPr>
           <w:rFonts w:cs="Arial"/>
@@ -22904,7 +22919,7 @@
           <w:color w:val="auto"/>
         </w:rPr>
       </w:pPr>
-      <w:bookmarkStart w:id="114" w:name="_Toc242188075"/>
+      <w:bookmarkStart w:id="114" w:name="_Toc242198098"/>
       <w:r>
         <w:rPr>
           <w:color w:val="auto"/>
@@ -23065,7 +23080,7 @@
         </w:rPr>
       </w:pPr>
       <w:bookmarkStart w:id="115" w:name="_Toc379905744"/>
-      <w:bookmarkStart w:id="116" w:name="_Toc242188076"/>
+      <w:bookmarkStart w:id="116" w:name="_Toc242198099"/>
       <w:r>
         <w:rPr>
           <w:rFonts w:cs="Arial"/>
@@ -32046,6 +32061,7 @@
   <w:style w:type="character" w:default="1" w:styleId="Fuentedeprrafopredeter">
     <w:name w:val="Default Paragraph Font"/>
     <w:uiPriority w:val="1"/>
+    <w:semiHidden/>
     <w:unhideWhenUsed/>
   </w:style>
   <w:style w:type="table" w:default="1" w:styleId="Tablanormal">
@@ -33354,10 +33370,6 @@
 </file>
 
 <file path=customXml/item1.xml><?xml version="1.0" encoding="utf-8"?>
-<b:Sources xmlns:b="http://schemas.openxmlformats.org/officeDocument/2006/bibliography" xmlns="http://schemas.openxmlformats.org/officeDocument/2006/bibliography" SelectedStyle="\IEEE2006OfficeOnline.xsl" StyleName="IEEE" Version="2006"/>
-</file>
-
-<file path=customXml/item2.xml><?xml version="1.0" encoding="utf-8"?>
 <PERRLA xmlns="PERRLAReferences" id="1" gen="1772897757446_fz0nj9rbg">
   <References>
     <Reference>
@@ -35750,18 +35762,22 @@
 </PERRLA>
 </file>
 
+<file path=customXml/item2.xml><?xml version="1.0" encoding="utf-8"?>
+<b:Sources xmlns:b="http://schemas.openxmlformats.org/officeDocument/2006/bibliography" xmlns="http://schemas.openxmlformats.org/officeDocument/2006/bibliography" SelectedStyle="\IEEE2006OfficeOnline.xsl" StyleName="IEEE" Version="2006"/>
+</file>
+
 <file path=customXml/itemProps1.xml><?xml version="1.0" encoding="utf-8"?>
+<ds:datastoreItem xmlns:ds="http://schemas.openxmlformats.org/officeDocument/2006/customXml" ds:itemID="{75E55BB1-1658-473A-8BA5-374477F37E7C}">
+  <ds:schemaRefs>
+    <ds:schemaRef ds:uri="PERRLAReferences"/>
+  </ds:schemaRefs>
+</ds:datastoreItem>
+</file>
+
+<file path=customXml/itemProps2.xml><?xml version="1.0" encoding="utf-8"?>
 <ds:datastoreItem xmlns:ds="http://schemas.openxmlformats.org/officeDocument/2006/customXml" ds:itemID="{5C672598-A095-4690-A035-71B3EC7C3A93}">
   <ds:schemaRefs>
     <ds:schemaRef ds:uri="http://schemas.openxmlformats.org/officeDocument/2006/bibliography"/>
   </ds:schemaRefs>
 </ds:datastoreItem>
-</file>
-
-<file path=customXml/itemProps2.xml><?xml version="1.0" encoding="utf-8"?>
-<ds:datastoreItem xmlns:ds="http://schemas.openxmlformats.org/officeDocument/2006/customXml" ds:itemID="{75E55BB1-1658-473A-8BA5-374477F37E7C}">
-  <ds:schemaRefs>
-    <ds:schemaRef ds:uri="PERRLAReferences"/>
-  </ds:schemaRefs>
-</ds:datastoreItem>
 </file>
--- a/docs/Trabajo_de_Grado_Entrega_Plantilla_28jul.docx
+++ b/docs/Trabajo_de_Grado_Entrega_Plantilla_28jul.docx
@@ -1073,7 +1073,7 @@
           <w:r>
             <w:fldChar w:fldCharType="separate"/>
           </w:r>
-          <w:hyperlink w:anchor="_Toc242198036" w:history="1">
+          <w:hyperlink w:anchor="_Toc242400644" w:history="1">
             <w:r>
               <w:rPr>
                 <w:rStyle w:val="Hipervnculo"/>
@@ -1103,7 +1103,7 @@
                 <w:noProof/>
                 <w:webHidden/>
               </w:rPr>
-              <w:instrText xml:space="preserve"> PAGEREF _Toc242198036 \h </w:instrText>
+              <w:instrText xml:space="preserve"> PAGEREF _Toc242400644 \h </w:instrText>
             </w:r>
             <w:r>
               <w:rPr>
@@ -1145,7 +1145,7 @@
               <w14:ligatures w14:val="standardContextual"/>
             </w:rPr>
           </w:pPr>
-          <w:hyperlink w:anchor="_Toc242198037" w:history="1">
+          <w:hyperlink w:anchor="_Toc242400645" w:history="1">
             <w:r>
               <w:rPr>
                 <w:rStyle w:val="Hipervnculo"/>
@@ -1175,7 +1175,7 @@
                 <w:noProof/>
                 <w:webHidden/>
               </w:rPr>
-              <w:instrText xml:space="preserve"> PAGEREF _Toc242198037 \h </w:instrText>
+              <w:instrText xml:space="preserve"> PAGEREF _Toc242400645 \h </w:instrText>
             </w:r>
             <w:r>
               <w:rPr>
@@ -1220,7 +1220,7 @@
               <w14:ligatures w14:val="standardContextual"/>
             </w:rPr>
           </w:pPr>
-          <w:hyperlink w:anchor="_Toc242198038" w:history="1">
+          <w:hyperlink w:anchor="_Toc242400646" w:history="1">
             <w:r>
               <w:rPr>
                 <w:rStyle w:val="Hipervnculo"/>
@@ -1247,7 +1247,7 @@
                 <w:noProof/>
                 <w:webHidden/>
               </w:rPr>
-              <w:instrText xml:space="preserve"> PAGEREF _Toc242198038 \h </w:instrText>
+              <w:instrText xml:space="preserve"> PAGEREF _Toc242400646 \h </w:instrText>
             </w:r>
             <w:r>
               <w:rPr>
@@ -1292,7 +1292,7 @@
               <w14:ligatures w14:val="standardContextual"/>
             </w:rPr>
           </w:pPr>
-          <w:hyperlink w:anchor="_Toc242198039" w:history="1">
+          <w:hyperlink w:anchor="_Toc242400647" w:history="1">
             <w:r>
               <w:rPr>
                 <w:rStyle w:val="Hipervnculo"/>
@@ -1319,7 +1319,7 @@
                 <w:noProof/>
                 <w:webHidden/>
               </w:rPr>
-              <w:instrText xml:space="preserve"> PAGEREF _Toc242198039 \h </w:instrText>
+              <w:instrText xml:space="preserve"> PAGEREF _Toc242400647 \h </w:instrText>
             </w:r>
             <w:r>
               <w:rPr>
@@ -1364,7 +1364,7 @@
               <w14:ligatures w14:val="standardContextual"/>
             </w:rPr>
           </w:pPr>
-          <w:hyperlink w:anchor="_Toc242198040" w:history="1">
+          <w:hyperlink w:anchor="_Toc242400648" w:history="1">
             <w:r>
               <w:rPr>
                 <w:rStyle w:val="Hipervnculo"/>
@@ -1391,7 +1391,7 @@
                 <w:noProof/>
                 <w:webHidden/>
               </w:rPr>
-              <w:instrText xml:space="preserve"> PAGEREF _Toc242198040 \h </w:instrText>
+              <w:instrText xml:space="preserve"> PAGEREF _Toc242400648 \h </w:instrText>
             </w:r>
             <w:r>
               <w:rPr>
@@ -1436,7 +1436,7 @@
               <w14:ligatures w14:val="standardContextual"/>
             </w:rPr>
           </w:pPr>
-          <w:hyperlink w:anchor="_Toc242198041" w:history="1">
+          <w:hyperlink w:anchor="_Toc242400649" w:history="1">
             <w:r>
               <w:rPr>
                 <w:rStyle w:val="Hipervnculo"/>
@@ -1463,7 +1463,7 @@
                 <w:noProof/>
                 <w:webHidden/>
               </w:rPr>
-              <w:instrText xml:space="preserve"> PAGEREF _Toc242198041 \h </w:instrText>
+              <w:instrText xml:space="preserve"> PAGEREF _Toc242400649 \h </w:instrText>
             </w:r>
             <w:r>
               <w:rPr>
@@ -1505,7 +1505,7 @@
               <w14:ligatures w14:val="standardContextual"/>
             </w:rPr>
           </w:pPr>
-          <w:hyperlink w:anchor="_Toc242198042" w:history="1">
+          <w:hyperlink w:anchor="_Toc242400650" w:history="1">
             <w:r>
               <w:rPr>
                 <w:rStyle w:val="Hipervnculo"/>
@@ -1535,7 +1535,7 @@
                 <w:noProof/>
                 <w:webHidden/>
               </w:rPr>
-              <w:instrText xml:space="preserve"> PAGEREF _Toc242198042 \h </w:instrText>
+              <w:instrText xml:space="preserve"> PAGEREF _Toc242400650 \h </w:instrText>
             </w:r>
             <w:r>
               <w:rPr>
@@ -1580,7 +1580,7 @@
               <w14:ligatures w14:val="standardContextual"/>
             </w:rPr>
           </w:pPr>
-          <w:hyperlink w:anchor="_Toc242198043" w:history="1">
+          <w:hyperlink w:anchor="_Toc242400651" w:history="1">
             <w:r>
               <w:rPr>
                 <w:rStyle w:val="Hipervnculo"/>
@@ -1607,7 +1607,7 @@
                 <w:noProof/>
                 <w:webHidden/>
               </w:rPr>
-              <w:instrText xml:space="preserve"> PAGEREF _Toc242198043 \h </w:instrText>
+              <w:instrText xml:space="preserve"> PAGEREF _Toc242400651 \h </w:instrText>
             </w:r>
             <w:r>
               <w:rPr>
@@ -1652,7 +1652,7 @@
               <w14:ligatures w14:val="standardContextual"/>
             </w:rPr>
           </w:pPr>
-          <w:hyperlink w:anchor="_Toc242198044" w:history="1">
+          <w:hyperlink w:anchor="_Toc242400652" w:history="1">
             <w:r>
               <w:rPr>
                 <w:rStyle w:val="Hipervnculo"/>
@@ -1679,7 +1679,7 @@
                 <w:noProof/>
                 <w:webHidden/>
               </w:rPr>
-              <w:instrText xml:space="preserve"> PAGEREF _Toc242198044 \h </w:instrText>
+              <w:instrText xml:space="preserve"> PAGEREF _Toc242400652 \h </w:instrText>
             </w:r>
             <w:r>
               <w:rPr>
@@ -1721,7 +1721,7 @@
               <w14:ligatures w14:val="standardContextual"/>
             </w:rPr>
           </w:pPr>
-          <w:hyperlink w:anchor="_Toc242198045" w:history="1">
+          <w:hyperlink w:anchor="_Toc242400653" w:history="1">
             <w:r>
               <w:rPr>
                 <w:rStyle w:val="Hipervnculo"/>
@@ -1751,7 +1751,7 @@
                 <w:noProof/>
                 <w:webHidden/>
               </w:rPr>
-              <w:instrText xml:space="preserve"> PAGEREF _Toc242198045 \h </w:instrText>
+              <w:instrText xml:space="preserve"> PAGEREF _Toc242400653 \h </w:instrText>
             </w:r>
             <w:r>
               <w:rPr>
@@ -1796,7 +1796,7 @@
               <w14:ligatures w14:val="standardContextual"/>
             </w:rPr>
           </w:pPr>
-          <w:hyperlink w:anchor="_Toc242198046" w:history="1">
+          <w:hyperlink w:anchor="_Toc242400654" w:history="1">
             <w:r>
               <w:rPr>
                 <w:rStyle w:val="Hipervnculo"/>
@@ -1823,7 +1823,7 @@
                 <w:noProof/>
                 <w:webHidden/>
               </w:rPr>
-              <w:instrText xml:space="preserve"> PAGEREF _Toc242198046 \h </w:instrText>
+              <w:instrText xml:space="preserve"> PAGEREF _Toc242400654 \h </w:instrText>
             </w:r>
             <w:r>
               <w:rPr>
@@ -1865,7 +1865,7 @@
               <w14:ligatures w14:val="standardContextual"/>
             </w:rPr>
           </w:pPr>
-          <w:hyperlink w:anchor="_Toc242198047" w:history="1">
+          <w:hyperlink w:anchor="_Toc242400655" w:history="1">
             <w:r>
               <w:rPr>
                 <w:rStyle w:val="Hipervnculo"/>
@@ -1892,7 +1892,7 @@
                 <w:noProof/>
                 <w:webHidden/>
               </w:rPr>
-              <w:instrText xml:space="preserve"> PAGEREF _Toc242198047 \h </w:instrText>
+              <w:instrText xml:space="preserve"> PAGEREF _Toc242400655 \h </w:instrText>
             </w:r>
             <w:r>
               <w:rPr>
@@ -1934,7 +1934,7 @@
               <w14:ligatures w14:val="standardContextual"/>
             </w:rPr>
           </w:pPr>
-          <w:hyperlink w:anchor="_Toc242198048" w:history="1">
+          <w:hyperlink w:anchor="_Toc242400656" w:history="1">
             <w:r>
               <w:rPr>
                 <w:rStyle w:val="Hipervnculo"/>
@@ -1961,7 +1961,7 @@
                 <w:noProof/>
                 <w:webHidden/>
               </w:rPr>
-              <w:instrText xml:space="preserve"> PAGEREF _Toc242198048 \h </w:instrText>
+              <w:instrText xml:space="preserve"> PAGEREF _Toc242400656 \h </w:instrText>
             </w:r>
             <w:r>
               <w:rPr>
@@ -2003,7 +2003,7 @@
               <w14:ligatures w14:val="standardContextual"/>
             </w:rPr>
           </w:pPr>
-          <w:hyperlink w:anchor="_Toc242198049" w:history="1">
+          <w:hyperlink w:anchor="_Toc242400657" w:history="1">
             <w:r>
               <w:rPr>
                 <w:rStyle w:val="Hipervnculo"/>
@@ -2030,7 +2030,7 @@
                 <w:noProof/>
                 <w:webHidden/>
               </w:rPr>
-              <w:instrText xml:space="preserve"> PAGEREF _Toc242198049 \h </w:instrText>
+              <w:instrText xml:space="preserve"> PAGEREF _Toc242400657 \h </w:instrText>
             </w:r>
             <w:r>
               <w:rPr>
@@ -2072,7 +2072,7 @@
               <w14:ligatures w14:val="standardContextual"/>
             </w:rPr>
           </w:pPr>
-          <w:hyperlink w:anchor="_Toc242198050" w:history="1">
+          <w:hyperlink w:anchor="_Toc242400658" w:history="1">
             <w:r>
               <w:rPr>
                 <w:rStyle w:val="Hipervnculo"/>
@@ -2099,7 +2099,7 @@
                 <w:noProof/>
                 <w:webHidden/>
               </w:rPr>
-              <w:instrText xml:space="preserve"> PAGEREF _Toc242198050 \h </w:instrText>
+              <w:instrText xml:space="preserve"> PAGEREF _Toc242400658 \h </w:instrText>
             </w:r>
             <w:r>
               <w:rPr>
@@ -2141,7 +2141,7 @@
               <w14:ligatures w14:val="standardContextual"/>
             </w:rPr>
           </w:pPr>
-          <w:hyperlink w:anchor="_Toc242198051" w:history="1">
+          <w:hyperlink w:anchor="_Toc242400659" w:history="1">
             <w:r>
               <w:rPr>
                 <w:rStyle w:val="Hipervnculo"/>
@@ -2168,7 +2168,7 @@
                 <w:noProof/>
                 <w:webHidden/>
               </w:rPr>
-              <w:instrText xml:space="preserve"> PAGEREF _Toc242198051 \h </w:instrText>
+              <w:instrText xml:space="preserve"> PAGEREF _Toc242400659 \h </w:instrText>
             </w:r>
             <w:r>
               <w:rPr>
@@ -2210,7 +2210,7 @@
               <w14:ligatures w14:val="standardContextual"/>
             </w:rPr>
           </w:pPr>
-          <w:hyperlink w:anchor="_Toc242198052" w:history="1">
+          <w:hyperlink w:anchor="_Toc242400660" w:history="1">
             <w:r>
               <w:rPr>
                 <w:rStyle w:val="Hipervnculo"/>
@@ -2237,7 +2237,7 @@
                 <w:noProof/>
                 <w:webHidden/>
               </w:rPr>
-              <w:instrText xml:space="preserve"> PAGEREF _Toc242198052 \h </w:instrText>
+              <w:instrText xml:space="preserve"> PAGEREF _Toc242400660 \h </w:instrText>
             </w:r>
             <w:r>
               <w:rPr>
@@ -2282,7 +2282,7 @@
               <w14:ligatures w14:val="standardContextual"/>
             </w:rPr>
           </w:pPr>
-          <w:hyperlink w:anchor="_Toc242198053" w:history="1">
+          <w:hyperlink w:anchor="_Toc242400661" w:history="1">
             <w:r>
               <w:rPr>
                 <w:rStyle w:val="Hipervnculo"/>
@@ -2309,7 +2309,7 @@
                 <w:noProof/>
                 <w:webHidden/>
               </w:rPr>
-              <w:instrText xml:space="preserve"> PAGEREF _Toc242198053 \h </w:instrText>
+              <w:instrText xml:space="preserve"> PAGEREF _Toc242400661 \h </w:instrText>
             </w:r>
             <w:r>
               <w:rPr>
@@ -2351,7 +2351,7 @@
               <w14:ligatures w14:val="standardContextual"/>
             </w:rPr>
           </w:pPr>
-          <w:hyperlink w:anchor="_Toc242198054" w:history="1">
+          <w:hyperlink w:anchor="_Toc242400662" w:history="1">
             <w:r>
               <w:rPr>
                 <w:rStyle w:val="Hipervnculo"/>
@@ -2378,7 +2378,7 @@
                 <w:noProof/>
                 <w:webHidden/>
               </w:rPr>
-              <w:instrText xml:space="preserve"> PAGEREF _Toc242198054 \h </w:instrText>
+              <w:instrText xml:space="preserve"> PAGEREF _Toc242400662 \h </w:instrText>
             </w:r>
             <w:r>
               <w:rPr>
@@ -2420,7 +2420,7 @@
               <w14:ligatures w14:val="standardContextual"/>
             </w:rPr>
           </w:pPr>
-          <w:hyperlink w:anchor="_Toc242198055" w:history="1">
+          <w:hyperlink w:anchor="_Toc242400663" w:history="1">
             <w:r>
               <w:rPr>
                 <w:rStyle w:val="Hipervnculo"/>
@@ -2447,7 +2447,7 @@
                 <w:noProof/>
                 <w:webHidden/>
               </w:rPr>
-              <w:instrText xml:space="preserve"> PAGEREF _Toc242198055 \h </w:instrText>
+              <w:instrText xml:space="preserve"> PAGEREF _Toc242400663 \h </w:instrText>
             </w:r>
             <w:r>
               <w:rPr>
@@ -2489,7 +2489,7 @@
               <w14:ligatures w14:val="standardContextual"/>
             </w:rPr>
           </w:pPr>
-          <w:hyperlink w:anchor="_Toc242198056" w:history="1">
+          <w:hyperlink w:anchor="_Toc242400664" w:history="1">
             <w:r>
               <w:rPr>
                 <w:rStyle w:val="Hipervnculo"/>
@@ -2516,7 +2516,7 @@
                 <w:noProof/>
                 <w:webHidden/>
               </w:rPr>
-              <w:instrText xml:space="preserve"> PAGEREF _Toc242198056 \h </w:instrText>
+              <w:instrText xml:space="preserve"> PAGEREF _Toc242400664 \h </w:instrText>
             </w:r>
             <w:r>
               <w:rPr>
@@ -2558,7 +2558,7 @@
               <w14:ligatures w14:val="standardContextual"/>
             </w:rPr>
           </w:pPr>
-          <w:hyperlink w:anchor="_Toc242198057" w:history="1">
+          <w:hyperlink w:anchor="_Toc242400665" w:history="1">
             <w:r>
               <w:rPr>
                 <w:rStyle w:val="Hipervnculo"/>
@@ -2585,7 +2585,7 @@
                 <w:noProof/>
                 <w:webHidden/>
               </w:rPr>
-              <w:instrText xml:space="preserve"> PAGEREF _Toc242198057 \h </w:instrText>
+              <w:instrText xml:space="preserve"> PAGEREF _Toc242400665 \h </w:instrText>
             </w:r>
             <w:r>
               <w:rPr>
@@ -2627,7 +2627,7 @@
               <w14:ligatures w14:val="standardContextual"/>
             </w:rPr>
           </w:pPr>
-          <w:hyperlink w:anchor="_Toc242198058" w:history="1">
+          <w:hyperlink w:anchor="_Toc242400666" w:history="1">
             <w:r>
               <w:rPr>
                 <w:rStyle w:val="Hipervnculo"/>
@@ -2654,7 +2654,7 @@
                 <w:noProof/>
                 <w:webHidden/>
               </w:rPr>
-              <w:instrText xml:space="preserve"> PAGEREF _Toc242198058 \h </w:instrText>
+              <w:instrText xml:space="preserve"> PAGEREF _Toc242400666 \h </w:instrText>
             </w:r>
             <w:r>
               <w:rPr>
@@ -2696,7 +2696,7 @@
               <w14:ligatures w14:val="standardContextual"/>
             </w:rPr>
           </w:pPr>
-          <w:hyperlink w:anchor="_Toc242198059" w:history="1">
+          <w:hyperlink w:anchor="_Toc242400667" w:history="1">
             <w:r>
               <w:rPr>
                 <w:rStyle w:val="Hipervnculo"/>
@@ -2723,7 +2723,7 @@
                 <w:noProof/>
                 <w:webHidden/>
               </w:rPr>
-              <w:instrText xml:space="preserve"> PAGEREF _Toc242198059 \h </w:instrText>
+              <w:instrText xml:space="preserve"> PAGEREF _Toc242400667 \h </w:instrText>
             </w:r>
             <w:r>
               <w:rPr>
@@ -2765,7 +2765,7 @@
               <w14:ligatures w14:val="standardContextual"/>
             </w:rPr>
           </w:pPr>
-          <w:hyperlink w:anchor="_Toc242198060" w:history="1">
+          <w:hyperlink w:anchor="_Toc242400668" w:history="1">
             <w:r>
               <w:rPr>
                 <w:rStyle w:val="Hipervnculo"/>
@@ -2792,7 +2792,7 @@
                 <w:noProof/>
                 <w:webHidden/>
               </w:rPr>
-              <w:instrText xml:space="preserve"> PAGEREF _Toc242198060 \h </w:instrText>
+              <w:instrText xml:space="preserve"> PAGEREF _Toc242400668 \h </w:instrText>
             </w:r>
             <w:r>
               <w:rPr>
@@ -2837,7 +2837,7 @@
               <w14:ligatures w14:val="standardContextual"/>
             </w:rPr>
           </w:pPr>
-          <w:hyperlink w:anchor="_Toc242198061" w:history="1">
+          <w:hyperlink w:anchor="_Toc242400669" w:history="1">
             <w:r>
               <w:rPr>
                 <w:rStyle w:val="Hipervnculo"/>
@@ -2864,7 +2864,7 @@
                 <w:noProof/>
                 <w:webHidden/>
               </w:rPr>
-              <w:instrText xml:space="preserve"> PAGEREF _Toc242198061 \h </w:instrText>
+              <w:instrText xml:space="preserve"> PAGEREF _Toc242400669 \h </w:instrText>
             </w:r>
             <w:r>
               <w:rPr>
@@ -2906,7 +2906,7 @@
               <w14:ligatures w14:val="standardContextual"/>
             </w:rPr>
           </w:pPr>
-          <w:hyperlink w:anchor="_Toc242198062" w:history="1">
+          <w:hyperlink w:anchor="_Toc242400670" w:history="1">
             <w:r>
               <w:rPr>
                 <w:rStyle w:val="Hipervnculo"/>
@@ -2933,7 +2933,7 @@
                 <w:noProof/>
                 <w:webHidden/>
               </w:rPr>
-              <w:instrText xml:space="preserve"> PAGEREF _Toc242198062 \h </w:instrText>
+              <w:instrText xml:space="preserve"> PAGEREF _Toc242400670 \h </w:instrText>
             </w:r>
             <w:r>
               <w:rPr>
@@ -2975,7 +2975,7 @@
               <w14:ligatures w14:val="standardContextual"/>
             </w:rPr>
           </w:pPr>
-          <w:hyperlink w:anchor="_Toc242198063" w:history="1">
+          <w:hyperlink w:anchor="_Toc242400671" w:history="1">
             <w:r>
               <w:rPr>
                 <w:rStyle w:val="Hipervnculo"/>
@@ -3002,7 +3002,7 @@
                 <w:noProof/>
                 <w:webHidden/>
               </w:rPr>
-              <w:instrText xml:space="preserve"> PAGEREF _Toc242198063 \h </w:instrText>
+              <w:instrText xml:space="preserve"> PAGEREF _Toc242400671 \h </w:instrText>
             </w:r>
             <w:r>
               <w:rPr>
@@ -3047,7 +3047,7 @@
               <w14:ligatures w14:val="standardContextual"/>
             </w:rPr>
           </w:pPr>
-          <w:hyperlink w:anchor="_Toc242198064" w:history="1">
+          <w:hyperlink w:anchor="_Toc242400672" w:history="1">
             <w:r>
               <w:rPr>
                 <w:rStyle w:val="Hipervnculo"/>
@@ -3074,7 +3074,7 @@
                 <w:noProof/>
                 <w:webHidden/>
               </w:rPr>
-              <w:instrText xml:space="preserve"> PAGEREF _Toc242198064 \h </w:instrText>
+              <w:instrText xml:space="preserve"> PAGEREF _Toc242400672 \h </w:instrText>
             </w:r>
             <w:r>
               <w:rPr>
@@ -3116,7 +3116,7 @@
               <w14:ligatures w14:val="standardContextual"/>
             </w:rPr>
           </w:pPr>
-          <w:hyperlink w:anchor="_Toc242198065" w:history="1">
+          <w:hyperlink w:anchor="_Toc242400673" w:history="1">
             <w:r>
               <w:rPr>
                 <w:rStyle w:val="Hipervnculo"/>
@@ -3146,7 +3146,7 @@
                 <w:noProof/>
                 <w:webHidden/>
               </w:rPr>
-              <w:instrText xml:space="preserve"> PAGEREF _Toc242198065 \h </w:instrText>
+              <w:instrText xml:space="preserve"> PAGEREF _Toc242400673 \h </w:instrText>
             </w:r>
             <w:r>
               <w:rPr>
@@ -3188,7 +3188,7 @@
               <w14:ligatures w14:val="standardContextual"/>
             </w:rPr>
           </w:pPr>
-          <w:hyperlink w:anchor="_Toc242198066" w:history="1">
+          <w:hyperlink w:anchor="_Toc242400674" w:history="1">
             <w:r>
               <w:rPr>
                 <w:rStyle w:val="Hipervnculo"/>
@@ -3218,7 +3218,7 @@
                 <w:noProof/>
                 <w:webHidden/>
               </w:rPr>
-              <w:instrText xml:space="preserve"> PAGEREF _Toc242198066 \h </w:instrText>
+              <w:instrText xml:space="preserve"> PAGEREF _Toc242400674 \h </w:instrText>
             </w:r>
             <w:r>
               <w:rPr>
@@ -3263,7 +3263,7 @@
               <w14:ligatures w14:val="standardContextual"/>
             </w:rPr>
           </w:pPr>
-          <w:hyperlink w:anchor="_Toc242198067" w:history="1">
+          <w:hyperlink w:anchor="_Toc242400675" w:history="1">
             <w:r>
               <w:rPr>
                 <w:rStyle w:val="Hipervnculo"/>
@@ -3290,7 +3290,7 @@
                 <w:noProof/>
                 <w:webHidden/>
               </w:rPr>
-              <w:instrText xml:space="preserve"> PAGEREF _Toc242198067 \h </w:instrText>
+              <w:instrText xml:space="preserve"> PAGEREF _Toc242400675 \h </w:instrText>
             </w:r>
             <w:r>
               <w:rPr>
@@ -3332,7 +3332,7 @@
               <w14:ligatures w14:val="standardContextual"/>
             </w:rPr>
           </w:pPr>
-          <w:hyperlink w:anchor="_Toc242198068" w:history="1">
+          <w:hyperlink w:anchor="_Toc242400676" w:history="1">
             <w:r>
               <w:rPr>
                 <w:rStyle w:val="Hipervnculo"/>
@@ -3359,7 +3359,7 @@
                 <w:noProof/>
                 <w:webHidden/>
               </w:rPr>
-              <w:instrText xml:space="preserve"> PAGEREF _Toc242198068 \h </w:instrText>
+              <w:instrText xml:space="preserve"> PAGEREF _Toc242400676 \h </w:instrText>
             </w:r>
             <w:r>
               <w:rPr>
@@ -3401,7 +3401,7 @@
               <w14:ligatures w14:val="standardContextual"/>
             </w:rPr>
           </w:pPr>
-          <w:hyperlink w:anchor="_Toc242198069" w:history="1">
+          <w:hyperlink w:anchor="_Toc242400677" w:history="1">
             <w:r>
               <w:rPr>
                 <w:rStyle w:val="Hipervnculo"/>
@@ -3428,7 +3428,7 @@
                 <w:noProof/>
                 <w:webHidden/>
               </w:rPr>
-              <w:instrText xml:space="preserve"> PAGEREF _Toc242198069 \h </w:instrText>
+              <w:instrText xml:space="preserve"> PAGEREF _Toc242400677 \h </w:instrText>
             </w:r>
             <w:r>
               <w:rPr>
@@ -3470,7 +3470,7 @@
               <w14:ligatures w14:val="standardContextual"/>
             </w:rPr>
           </w:pPr>
-          <w:hyperlink w:anchor="_Toc242198070" w:history="1">
+          <w:hyperlink w:anchor="_Toc242400678" w:history="1">
             <w:r>
               <w:rPr>
                 <w:rStyle w:val="Hipervnculo"/>
@@ -3497,7 +3497,7 @@
                 <w:noProof/>
                 <w:webHidden/>
               </w:rPr>
-              <w:instrText xml:space="preserve"> PAGEREF _Toc242198070 \h </w:instrText>
+              <w:instrText xml:space="preserve"> PAGEREF _Toc242400678 \h </w:instrText>
             </w:r>
             <w:r>
               <w:rPr>
@@ -3539,7 +3539,7 @@
               <w14:ligatures w14:val="standardContextual"/>
             </w:rPr>
           </w:pPr>
-          <w:hyperlink w:anchor="_Toc242198071" w:history="1">
+          <w:hyperlink w:anchor="_Toc242400679" w:history="1">
             <w:r>
               <w:rPr>
                 <w:rStyle w:val="Hipervnculo"/>
@@ -3566,7 +3566,7 @@
                 <w:noProof/>
                 <w:webHidden/>
               </w:rPr>
-              <w:instrText xml:space="preserve"> PAGEREF _Toc242198071 \h </w:instrText>
+              <w:instrText xml:space="preserve"> PAGEREF _Toc242400679 \h </w:instrText>
             </w:r>
             <w:r>
               <w:rPr>
@@ -3608,7 +3608,7 @@
               <w14:ligatures w14:val="standardContextual"/>
             </w:rPr>
           </w:pPr>
-          <w:hyperlink w:anchor="_Toc242198072" w:history="1">
+          <w:hyperlink w:anchor="_Toc242400680" w:history="1">
             <w:r>
               <w:rPr>
                 <w:rStyle w:val="Hipervnculo"/>
@@ -3635,7 +3635,7 @@
                 <w:noProof/>
                 <w:webHidden/>
               </w:rPr>
-              <w:instrText xml:space="preserve"> PAGEREF _Toc242198072 \h </w:instrText>
+              <w:instrText xml:space="preserve"> PAGEREF _Toc242400680 \h </w:instrText>
             </w:r>
             <w:r>
               <w:rPr>
@@ -3677,7 +3677,7 @@
               <w14:ligatures w14:val="standardContextual"/>
             </w:rPr>
           </w:pPr>
-          <w:hyperlink w:anchor="_Toc242198073" w:history="1">
+          <w:hyperlink w:anchor="_Toc242400681" w:history="1">
             <w:r>
               <w:rPr>
                 <w:rStyle w:val="Hipervnculo"/>
@@ -3704,7 +3704,7 @@
                 <w:noProof/>
                 <w:webHidden/>
               </w:rPr>
-              <w:instrText xml:space="preserve"> PAGEREF _Toc242198073 \h </w:instrText>
+              <w:instrText xml:space="preserve"> PAGEREF _Toc242400681 \h </w:instrText>
             </w:r>
             <w:r>
               <w:rPr>
@@ -3749,7 +3749,7 @@
               <w14:ligatures w14:val="standardContextual"/>
             </w:rPr>
           </w:pPr>
-          <w:hyperlink w:anchor="_Toc242198074" w:history="1">
+          <w:hyperlink w:anchor="_Toc242400682" w:history="1">
             <w:r>
               <w:rPr>
                 <w:rStyle w:val="Hipervnculo"/>
@@ -3776,7 +3776,7 @@
                 <w:noProof/>
                 <w:webHidden/>
               </w:rPr>
-              <w:instrText xml:space="preserve"> PAGEREF _Toc242198074 \h </w:instrText>
+              <w:instrText xml:space="preserve"> PAGEREF _Toc242400682 \h </w:instrText>
             </w:r>
             <w:r>
               <w:rPr>
@@ -3821,7 +3821,7 @@
               <w14:ligatures w14:val="standardContextual"/>
             </w:rPr>
           </w:pPr>
-          <w:hyperlink w:anchor="_Toc242198075" w:history="1">
+          <w:hyperlink w:anchor="_Toc242400683" w:history="1">
             <w:r>
               <w:rPr>
                 <w:rStyle w:val="Hipervnculo"/>
@@ -3848,7 +3848,7 @@
                 <w:noProof/>
                 <w:webHidden/>
               </w:rPr>
-              <w:instrText xml:space="preserve"> PAGEREF _Toc242198075 \h </w:instrText>
+              <w:instrText xml:space="preserve"> PAGEREF _Toc242400683 \h </w:instrText>
             </w:r>
             <w:r>
               <w:rPr>
@@ -3890,7 +3890,7 @@
               <w14:ligatures w14:val="standardContextual"/>
             </w:rPr>
           </w:pPr>
-          <w:hyperlink w:anchor="_Toc242198076" w:history="1">
+          <w:hyperlink w:anchor="_Toc242400684" w:history="1">
             <w:r>
               <w:rPr>
                 <w:rStyle w:val="Hipervnculo"/>
@@ -3919,7 +3919,7 @@
                 <w:noProof/>
                 <w:webHidden/>
               </w:rPr>
-              <w:instrText xml:space="preserve"> PAGEREF _Toc242198076 \h </w:instrText>
+              <w:instrText xml:space="preserve"> PAGEREF _Toc242400684 \h </w:instrText>
             </w:r>
             <w:r>
               <w:rPr>
@@ -3964,7 +3964,7 @@
               <w14:ligatures w14:val="standardContextual"/>
             </w:rPr>
           </w:pPr>
-          <w:hyperlink w:anchor="_Toc242198077" w:history="1">
+          <w:hyperlink w:anchor="_Toc242400685" w:history="1">
             <w:r>
               <w:rPr>
                 <w:rStyle w:val="Hipervnculo"/>
@@ -3991,7 +3991,7 @@
                 <w:noProof/>
                 <w:webHidden/>
               </w:rPr>
-              <w:instrText xml:space="preserve"> PAGEREF _Toc242198077 \h </w:instrText>
+              <w:instrText xml:space="preserve"> PAGEREF _Toc242400685 \h </w:instrText>
             </w:r>
             <w:r>
               <w:rPr>
@@ -4033,7 +4033,7 @@
               <w14:ligatures w14:val="standardContextual"/>
             </w:rPr>
           </w:pPr>
-          <w:hyperlink w:anchor="_Toc242198078" w:history="1">
+          <w:hyperlink w:anchor="_Toc242400686" w:history="1">
             <w:r>
               <w:rPr>
                 <w:rStyle w:val="Hipervnculo"/>
@@ -4061,7 +4061,7 @@
                 <w:noProof/>
                 <w:webHidden/>
               </w:rPr>
-              <w:instrText xml:space="preserve"> PAGEREF _Toc242198078 \h </w:instrText>
+              <w:instrText xml:space="preserve"> PAGEREF _Toc242400686 \h </w:instrText>
             </w:r>
             <w:r>
               <w:rPr>
@@ -4103,7 +4103,7 @@
               <w14:ligatures w14:val="standardContextual"/>
             </w:rPr>
           </w:pPr>
-          <w:hyperlink w:anchor="_Toc242198079" w:history="1">
+          <w:hyperlink w:anchor="_Toc242400687" w:history="1">
             <w:r>
               <w:rPr>
                 <w:rStyle w:val="Hipervnculo"/>
@@ -4131,7 +4131,7 @@
                 <w:noProof/>
                 <w:webHidden/>
               </w:rPr>
-              <w:instrText xml:space="preserve"> PAGEREF _Toc242198079 \h </w:instrText>
+              <w:instrText xml:space="preserve"> PAGEREF _Toc242400687 \h </w:instrText>
             </w:r>
             <w:r>
               <w:rPr>
@@ -4173,7 +4173,7 @@
               <w14:ligatures w14:val="standardContextual"/>
             </w:rPr>
           </w:pPr>
-          <w:hyperlink w:anchor="_Toc242198080" w:history="1">
+          <w:hyperlink w:anchor="_Toc242400688" w:history="1">
             <w:r>
               <w:rPr>
                 <w:rStyle w:val="Hipervnculo"/>
@@ -4201,7 +4201,7 @@
                 <w:noProof/>
                 <w:webHidden/>
               </w:rPr>
-              <w:instrText xml:space="preserve"> PAGEREF _Toc242198080 \h </w:instrText>
+              <w:instrText xml:space="preserve"> PAGEREF _Toc242400688 \h </w:instrText>
             </w:r>
             <w:r>
               <w:rPr>
@@ -4246,7 +4246,7 @@
               <w14:ligatures w14:val="standardContextual"/>
             </w:rPr>
           </w:pPr>
-          <w:hyperlink w:anchor="_Toc242198081" w:history="1">
+          <w:hyperlink w:anchor="_Toc242400689" w:history="1">
             <w:r>
               <w:rPr>
                 <w:rStyle w:val="Hipervnculo"/>
@@ -4273,7 +4273,7 @@
                 <w:noProof/>
                 <w:webHidden/>
               </w:rPr>
-              <w:instrText xml:space="preserve"> PAGEREF _Toc242198081 \h </w:instrText>
+              <w:instrText xml:space="preserve"> PAGEREF _Toc242400689 \h </w:instrText>
             </w:r>
             <w:r>
               <w:rPr>
@@ -4318,7 +4318,7 @@
               <w14:ligatures w14:val="standardContextual"/>
             </w:rPr>
           </w:pPr>
-          <w:hyperlink w:anchor="_Toc242198082" w:history="1">
+          <w:hyperlink w:anchor="_Toc242400690" w:history="1">
             <w:r>
               <w:rPr>
                 <w:rStyle w:val="Hipervnculo"/>
@@ -4345,7 +4345,7 @@
                 <w:noProof/>
                 <w:webHidden/>
               </w:rPr>
-              <w:instrText xml:space="preserve"> PAGEREF _Toc242198082 \h </w:instrText>
+              <w:instrText xml:space="preserve"> PAGEREF _Toc242400690 \h </w:instrText>
             </w:r>
             <w:r>
               <w:rPr>
@@ -4387,7 +4387,7 @@
               <w14:ligatures w14:val="standardContextual"/>
             </w:rPr>
           </w:pPr>
-          <w:hyperlink w:anchor="_Toc242198083" w:history="1">
+          <w:hyperlink w:anchor="_Toc242400691" w:history="1">
             <w:r>
               <w:rPr>
                 <w:rStyle w:val="Hipervnculo"/>
@@ -4416,7 +4416,7 @@
                 <w:noProof/>
                 <w:webHidden/>
               </w:rPr>
-              <w:instrText xml:space="preserve"> PAGEREF _Toc242198083 \h </w:instrText>
+              <w:instrText xml:space="preserve"> PAGEREF _Toc242400691 \h </w:instrText>
             </w:r>
             <w:r>
               <w:rPr>
@@ -4461,7 +4461,7 @@
               <w14:ligatures w14:val="standardContextual"/>
             </w:rPr>
           </w:pPr>
-          <w:hyperlink w:anchor="_Toc242198084" w:history="1">
+          <w:hyperlink w:anchor="_Toc242400692" w:history="1">
             <w:r>
               <w:rPr>
                 <w:rStyle w:val="Hipervnculo"/>
@@ -4488,7 +4488,7 @@
                 <w:noProof/>
                 <w:webHidden/>
               </w:rPr>
-              <w:instrText xml:space="preserve"> PAGEREF _Toc242198084 \h </w:instrText>
+              <w:instrText xml:space="preserve"> PAGEREF _Toc242400692 \h </w:instrText>
             </w:r>
             <w:r>
               <w:rPr>
@@ -4530,7 +4530,7 @@
               <w14:ligatures w14:val="standardContextual"/>
             </w:rPr>
           </w:pPr>
-          <w:hyperlink w:anchor="_Toc242198085" w:history="1">
+          <w:hyperlink w:anchor="_Toc242400693" w:history="1">
             <w:r>
               <w:rPr>
                 <w:rStyle w:val="Hipervnculo"/>
@@ -4558,7 +4558,7 @@
                 <w:noProof/>
                 <w:webHidden/>
               </w:rPr>
-              <w:instrText xml:space="preserve"> PAGEREF _Toc242198085 \h </w:instrText>
+              <w:instrText xml:space="preserve"> PAGEREF _Toc242400693 \h </w:instrText>
             </w:r>
             <w:r>
               <w:rPr>
@@ -4600,7 +4600,7 @@
               <w14:ligatures w14:val="standardContextual"/>
             </w:rPr>
           </w:pPr>
-          <w:hyperlink w:anchor="_Toc242198086" w:history="1">
+          <w:hyperlink w:anchor="_Toc242400694" w:history="1">
             <w:r>
               <w:rPr>
                 <w:rStyle w:val="Hipervnculo"/>
@@ -4628,7 +4628,7 @@
                 <w:noProof/>
                 <w:webHidden/>
               </w:rPr>
-              <w:instrText xml:space="preserve"> PAGEREF _Toc242198086 \h </w:instrText>
+              <w:instrText xml:space="preserve"> PAGEREF _Toc242400694 \h </w:instrText>
             </w:r>
             <w:r>
               <w:rPr>
@@ -4670,7 +4670,7 @@
               <w14:ligatures w14:val="standardContextual"/>
             </w:rPr>
           </w:pPr>
-          <w:hyperlink w:anchor="_Toc242198087" w:history="1">
+          <w:hyperlink w:anchor="_Toc242400695" w:history="1">
             <w:r>
               <w:rPr>
                 <w:rStyle w:val="Hipervnculo"/>
@@ -4698,7 +4698,7 @@
                 <w:noProof/>
                 <w:webHidden/>
               </w:rPr>
-              <w:instrText xml:space="preserve"> PAGEREF _Toc242198087 \h </w:instrText>
+              <w:instrText xml:space="preserve"> PAGEREF _Toc242400695 \h </w:instrText>
             </w:r>
             <w:r>
               <w:rPr>
@@ -4740,7 +4740,7 @@
               <w14:ligatures w14:val="standardContextual"/>
             </w:rPr>
           </w:pPr>
-          <w:hyperlink w:anchor="_Toc242198088" w:history="1">
+          <w:hyperlink w:anchor="_Toc242400696" w:history="1">
             <w:r>
               <w:rPr>
                 <w:rStyle w:val="Hipervnculo"/>
@@ -4768,7 +4768,7 @@
                 <w:noProof/>
                 <w:webHidden/>
               </w:rPr>
-              <w:instrText xml:space="preserve"> PAGEREF _Toc242198088 \h </w:instrText>
+              <w:instrText xml:space="preserve"> PAGEREF _Toc242400696 \h </w:instrText>
             </w:r>
             <w:r>
               <w:rPr>
@@ -4813,7 +4813,7 @@
               <w14:ligatures w14:val="standardContextual"/>
             </w:rPr>
           </w:pPr>
-          <w:hyperlink w:anchor="_Toc242198089" w:history="1">
+          <w:hyperlink w:anchor="_Toc242400697" w:history="1">
             <w:r>
               <w:rPr>
                 <w:rStyle w:val="Hipervnculo"/>
@@ -4840,7 +4840,7 @@
                 <w:noProof/>
                 <w:webHidden/>
               </w:rPr>
-              <w:instrText xml:space="preserve"> PAGEREF _Toc242198089 \h </w:instrText>
+              <w:instrText xml:space="preserve"> PAGEREF _Toc242400697 \h </w:instrText>
             </w:r>
             <w:r>
               <w:rPr>
@@ -4885,7 +4885,7 @@
               <w14:ligatures w14:val="standardContextual"/>
             </w:rPr>
           </w:pPr>
-          <w:hyperlink w:anchor="_Toc242198090" w:history="1">
+          <w:hyperlink w:anchor="_Toc242400698" w:history="1">
             <w:r>
               <w:rPr>
                 <w:rStyle w:val="Hipervnculo"/>
@@ -4912,7 +4912,7 @@
                 <w:noProof/>
                 <w:webHidden/>
               </w:rPr>
-              <w:instrText xml:space="preserve"> PAGEREF _Toc242198090 \h </w:instrText>
+              <w:instrText xml:space="preserve"> PAGEREF _Toc242400698 \h </w:instrText>
             </w:r>
             <w:r>
               <w:rPr>
@@ -4954,7 +4954,7 @@
               <w14:ligatures w14:val="standardContextual"/>
             </w:rPr>
           </w:pPr>
-          <w:hyperlink w:anchor="_Toc242198091" w:history="1">
+          <w:hyperlink w:anchor="_Toc242400699" w:history="1">
             <w:r>
               <w:rPr>
                 <w:rStyle w:val="Hipervnculo"/>
@@ -4983,7 +4983,7 @@
                 <w:noProof/>
                 <w:webHidden/>
               </w:rPr>
-              <w:instrText xml:space="preserve"> PAGEREF _Toc242198091 \h </w:instrText>
+              <w:instrText xml:space="preserve"> PAGEREF _Toc242400699 \h </w:instrText>
             </w:r>
             <w:r>
               <w:rPr>
@@ -5028,7 +5028,7 @@
               <w14:ligatures w14:val="standardContextual"/>
             </w:rPr>
           </w:pPr>
-          <w:hyperlink w:anchor="_Toc242198092" w:history="1">
+          <w:hyperlink w:anchor="_Toc242400700" w:history="1">
             <w:r>
               <w:rPr>
                 <w:rStyle w:val="Hipervnculo"/>
@@ -5055,7 +5055,7 @@
                 <w:noProof/>
                 <w:webHidden/>
               </w:rPr>
-              <w:instrText xml:space="preserve"> PAGEREF _Toc242198092 \h </w:instrText>
+              <w:instrText xml:space="preserve"> PAGEREF _Toc242400700 \h </w:instrText>
             </w:r>
             <w:r>
               <w:rPr>
@@ -5097,7 +5097,7 @@
               <w14:ligatures w14:val="standardContextual"/>
             </w:rPr>
           </w:pPr>
-          <w:hyperlink w:anchor="_Toc242198093" w:history="1">
+          <w:hyperlink w:anchor="_Toc242400701" w:history="1">
             <w:r>
               <w:rPr>
                 <w:rStyle w:val="Hipervnculo"/>
@@ -5125,7 +5125,7 @@
                 <w:noProof/>
                 <w:webHidden/>
               </w:rPr>
-              <w:instrText xml:space="preserve"> PAGEREF _Toc242198093 \h </w:instrText>
+              <w:instrText xml:space="preserve"> PAGEREF _Toc242400701 \h </w:instrText>
             </w:r>
             <w:r>
               <w:rPr>
@@ -5167,7 +5167,7 @@
               <w14:ligatures w14:val="standardContextual"/>
             </w:rPr>
           </w:pPr>
-          <w:hyperlink w:anchor="_Toc242198094" w:history="1">
+          <w:hyperlink w:anchor="_Toc242400702" w:history="1">
             <w:r>
               <w:rPr>
                 <w:rStyle w:val="Hipervnculo"/>
@@ -5195,7 +5195,7 @@
                 <w:noProof/>
                 <w:webHidden/>
               </w:rPr>
-              <w:instrText xml:space="preserve"> PAGEREF _Toc242198094 \h </w:instrText>
+              <w:instrText xml:space="preserve"> PAGEREF _Toc242400702 \h </w:instrText>
             </w:r>
             <w:r>
               <w:rPr>
@@ -5237,7 +5237,7 @@
               <w14:ligatures w14:val="standardContextual"/>
             </w:rPr>
           </w:pPr>
-          <w:hyperlink w:anchor="_Toc242198095" w:history="1">
+          <w:hyperlink w:anchor="_Toc242400703" w:history="1">
             <w:r>
               <w:rPr>
                 <w:rStyle w:val="Hipervnculo"/>
@@ -5265,7 +5265,7 @@
                 <w:noProof/>
                 <w:webHidden/>
               </w:rPr>
-              <w:instrText xml:space="preserve"> PAGEREF _Toc242198095 \h </w:instrText>
+              <w:instrText xml:space="preserve"> PAGEREF _Toc242400703 \h </w:instrText>
             </w:r>
             <w:r>
               <w:rPr>
@@ -5285,7 +5285,7 @@
                 <w:noProof/>
                 <w:webHidden/>
               </w:rPr>
-              <w:t>60</w:t>
+              <w:t>61</w:t>
             </w:r>
             <w:r>
               <w:rPr>
@@ -5307,7 +5307,7 @@
               <w14:ligatures w14:val="standardContextual"/>
             </w:rPr>
           </w:pPr>
-          <w:hyperlink w:anchor="_Toc242198096" w:history="1">
+          <w:hyperlink w:anchor="_Toc242400704" w:history="1">
             <w:r>
               <w:rPr>
                 <w:rStyle w:val="Hipervnculo"/>
@@ -5335,7 +5335,7 @@
                 <w:noProof/>
                 <w:webHidden/>
               </w:rPr>
-              <w:instrText xml:space="preserve"> PAGEREF _Toc242198096 \h </w:instrText>
+              <w:instrText xml:space="preserve"> PAGEREF _Toc242400704 \h </w:instrText>
             </w:r>
             <w:r>
               <w:rPr>
@@ -5355,7 +5355,7 @@
                 <w:noProof/>
                 <w:webHidden/>
               </w:rPr>
-              <w:t>62</w:t>
+              <w:t>63</w:t>
             </w:r>
             <w:r>
               <w:rPr>
@@ -5380,7 +5380,7 @@
               <w14:ligatures w14:val="standardContextual"/>
             </w:rPr>
           </w:pPr>
-          <w:hyperlink w:anchor="_Toc242198097" w:history="1">
+          <w:hyperlink w:anchor="_Toc242400705" w:history="1">
             <w:r>
               <w:rPr>
                 <w:rStyle w:val="Hipervnculo"/>
@@ -5407,7 +5407,7 @@
                 <w:noProof/>
                 <w:webHidden/>
               </w:rPr>
-              <w:instrText xml:space="preserve"> PAGEREF _Toc242198097 \h </w:instrText>
+              <w:instrText xml:space="preserve"> PAGEREF _Toc242400705 \h </w:instrText>
             </w:r>
             <w:r>
               <w:rPr>
@@ -5452,7 +5452,7 @@
               <w14:ligatures w14:val="standardContextual"/>
             </w:rPr>
           </w:pPr>
-          <w:hyperlink w:anchor="_Toc242198098" w:history="1">
+          <w:hyperlink w:anchor="_Toc242400706" w:history="1">
             <w:r>
               <w:rPr>
                 <w:rStyle w:val="Hipervnculo"/>
@@ -5479,7 +5479,7 @@
                 <w:noProof/>
                 <w:webHidden/>
               </w:rPr>
-              <w:instrText xml:space="preserve"> PAGEREF _Toc242198098 \h </w:instrText>
+              <w:instrText xml:space="preserve"> PAGEREF _Toc242400706 \h </w:instrText>
             </w:r>
             <w:r>
               <w:rPr>
@@ -5499,7 +5499,7 @@
                 <w:noProof/>
                 <w:webHidden/>
               </w:rPr>
-              <w:t>65</w:t>
+              <w:t>66</w:t>
             </w:r>
             <w:r>
               <w:rPr>
@@ -5521,7 +5521,7 @@
               <w14:ligatures w14:val="standardContextual"/>
             </w:rPr>
           </w:pPr>
-          <w:hyperlink w:anchor="_Toc242198099" w:history="1">
+          <w:hyperlink w:anchor="_Toc242400707" w:history="1">
             <w:r>
               <w:rPr>
                 <w:rStyle w:val="Hipervnculo"/>
@@ -5551,7 +5551,7 @@
                 <w:noProof/>
                 <w:webHidden/>
               </w:rPr>
-              <w:instrText xml:space="preserve"> PAGEREF _Toc242198099 \h </w:instrText>
+              <w:instrText xml:space="preserve"> PAGEREF _Toc242400707 \h </w:instrText>
             </w:r>
             <w:r>
               <w:rPr>
@@ -5571,7 +5571,7 @@
                 <w:noProof/>
                 <w:webHidden/>
               </w:rPr>
-              <w:t>66</w:t>
+              <w:t>67</w:t>
             </w:r>
             <w:r>
               <w:rPr>
@@ -5712,7 +5712,7 @@
         </w:rPr>
         <w:fldChar w:fldCharType="separate"/>
       </w:r>
-      <w:hyperlink w:anchor="_Toc242198100" w:history="1">
+      <w:hyperlink w:anchor="_Toc242400708" w:history="1">
         <w:r>
           <w:rPr>
             <w:rStyle w:val="Hipervnculo"/>
@@ -5740,7 +5740,7 @@
             <w:noProof/>
             <w:webHidden/>
           </w:rPr>
-          <w:instrText xml:space="preserve"> PAGEREF _Toc242198100 \h </w:instrText>
+          <w:instrText xml:space="preserve"> PAGEREF _Toc242400708 \h </w:instrText>
         </w:r>
         <w:r>
           <w:rPr>
@@ -5788,7 +5788,7 @@
           <w14:ligatures w14:val="standardContextual"/>
         </w:rPr>
       </w:pPr>
-      <w:hyperlink w:anchor="_Toc242198101" w:history="1">
+      <w:hyperlink w:anchor="_Toc242400709" w:history="1">
         <w:r>
           <w:rPr>
             <w:rStyle w:val="Hipervnculo"/>
@@ -5816,7 +5816,7 @@
             <w:noProof/>
             <w:webHidden/>
           </w:rPr>
-          <w:instrText xml:space="preserve"> PAGEREF _Toc242198101 \h </w:instrText>
+          <w:instrText xml:space="preserve"> PAGEREF _Toc242400709 \h </w:instrText>
         </w:r>
         <w:r>
           <w:rPr>
@@ -5864,7 +5864,7 @@
           <w14:ligatures w14:val="standardContextual"/>
         </w:rPr>
       </w:pPr>
-      <w:hyperlink w:anchor="_Toc242198102" w:history="1">
+      <w:hyperlink w:anchor="_Toc242400710" w:history="1">
         <w:r>
           <w:rPr>
             <w:rStyle w:val="Hipervnculo"/>
@@ -5892,7 +5892,7 @@
             <w:noProof/>
             <w:webHidden/>
           </w:rPr>
-          <w:instrText xml:space="preserve"> PAGEREF _Toc242198102 \h </w:instrText>
+          <w:instrText xml:space="preserve"> PAGEREF _Toc242400710 \h </w:instrText>
         </w:r>
         <w:r>
           <w:rPr>
@@ -5940,7 +5940,7 @@
           <w14:ligatures w14:val="standardContextual"/>
         </w:rPr>
       </w:pPr>
-      <w:hyperlink w:anchor="_Toc242198103" w:history="1">
+      <w:hyperlink w:anchor="_Toc242400711" w:history="1">
         <w:r>
           <w:rPr>
             <w:rStyle w:val="Hipervnculo"/>
@@ -5968,7 +5968,7 @@
             <w:noProof/>
             <w:webHidden/>
           </w:rPr>
-          <w:instrText xml:space="preserve"> PAGEREF _Toc242198103 \h </w:instrText>
+          <w:instrText xml:space="preserve"> PAGEREF _Toc242400711 \h </w:instrText>
         </w:r>
         <w:r>
           <w:rPr>
@@ -6016,7 +6016,7 @@
           <w14:ligatures w14:val="standardContextual"/>
         </w:rPr>
       </w:pPr>
-      <w:hyperlink w:anchor="_Toc242198104" w:history="1">
+      <w:hyperlink w:anchor="_Toc242400712" w:history="1">
         <w:r>
           <w:rPr>
             <w:rStyle w:val="Hipervnculo"/>
@@ -6044,7 +6044,7 @@
             <w:noProof/>
             <w:webHidden/>
           </w:rPr>
-          <w:instrText xml:space="preserve"> PAGEREF _Toc242198104 \h </w:instrText>
+          <w:instrText xml:space="preserve"> PAGEREF _Toc242400712 \h </w:instrText>
         </w:r>
         <w:r>
           <w:rPr>
@@ -6092,7 +6092,7 @@
           <w14:ligatures w14:val="standardContextual"/>
         </w:rPr>
       </w:pPr>
-      <w:hyperlink w:anchor="_Toc242198105" w:history="1">
+      <w:hyperlink w:anchor="_Toc242400713" w:history="1">
         <w:r>
           <w:rPr>
             <w:rStyle w:val="Hipervnculo"/>
@@ -6120,7 +6120,7 @@
             <w:noProof/>
             <w:webHidden/>
           </w:rPr>
-          <w:instrText xml:space="preserve"> PAGEREF _Toc242198105 \h </w:instrText>
+          <w:instrText xml:space="preserve"> PAGEREF _Toc242400713 \h </w:instrText>
         </w:r>
         <w:r>
           <w:rPr>
@@ -6168,7 +6168,7 @@
           <w14:ligatures w14:val="standardContextual"/>
         </w:rPr>
       </w:pPr>
-      <w:hyperlink w:anchor="_Toc242198106" w:history="1">
+      <w:hyperlink w:anchor="_Toc242400714" w:history="1">
         <w:r>
           <w:rPr>
             <w:rStyle w:val="Hipervnculo"/>
@@ -6196,7 +6196,7 @@
             <w:noProof/>
             <w:webHidden/>
           </w:rPr>
-          <w:instrText xml:space="preserve"> PAGEREF _Toc242198106 \h </w:instrText>
+          <w:instrText xml:space="preserve"> PAGEREF _Toc242400714 \h </w:instrText>
         </w:r>
         <w:r>
           <w:rPr>
@@ -6244,7 +6244,7 @@
           <w14:ligatures w14:val="standardContextual"/>
         </w:rPr>
       </w:pPr>
-      <w:hyperlink w:anchor="_Toc242198107" w:history="1">
+      <w:hyperlink w:anchor="_Toc242400715" w:history="1">
         <w:r>
           <w:rPr>
             <w:rStyle w:val="Hipervnculo"/>
@@ -6272,7 +6272,7 @@
             <w:noProof/>
             <w:webHidden/>
           </w:rPr>
-          <w:instrText xml:space="preserve"> PAGEREF _Toc242198107 \h </w:instrText>
+          <w:instrText xml:space="preserve"> PAGEREF _Toc242400715 \h </w:instrText>
         </w:r>
         <w:r>
           <w:rPr>
@@ -6320,7 +6320,7 @@
           <w14:ligatures w14:val="standardContextual"/>
         </w:rPr>
       </w:pPr>
-      <w:hyperlink w:anchor="_Toc242198108" w:history="1">
+      <w:hyperlink w:anchor="_Toc242400716" w:history="1">
         <w:r>
           <w:rPr>
             <w:rStyle w:val="Hipervnculo"/>
@@ -6348,7 +6348,7 @@
             <w:noProof/>
             <w:webHidden/>
           </w:rPr>
-          <w:instrText xml:space="preserve"> PAGEREF _Toc242198108 \h </w:instrText>
+          <w:instrText xml:space="preserve"> PAGEREF _Toc242400716 \h </w:instrText>
         </w:r>
         <w:r>
           <w:rPr>
@@ -6396,7 +6396,7 @@
           <w14:ligatures w14:val="standardContextual"/>
         </w:rPr>
       </w:pPr>
-      <w:hyperlink w:anchor="_Toc242198109" w:history="1">
+      <w:hyperlink w:anchor="_Toc242400717" w:history="1">
         <w:r>
           <w:rPr>
             <w:rStyle w:val="Hipervnculo"/>
@@ -6424,7 +6424,7 @@
             <w:noProof/>
             <w:webHidden/>
           </w:rPr>
-          <w:instrText xml:space="preserve"> PAGEREF _Toc242198109 \h </w:instrText>
+          <w:instrText xml:space="preserve"> PAGEREF _Toc242400717 \h </w:instrText>
         </w:r>
         <w:r>
           <w:rPr>
@@ -6444,7 +6444,7 @@
             <w:noProof/>
             <w:webHidden/>
           </w:rPr>
-          <w:t>64</w:t>
+          <w:t>65</w:t>
         </w:r>
         <w:r>
           <w:rPr>
@@ -6472,7 +6472,7 @@
           <w14:ligatures w14:val="standardContextual"/>
         </w:rPr>
       </w:pPr>
-      <w:hyperlink w:anchor="_Toc242198110" w:history="1">
+      <w:hyperlink w:anchor="_Toc242400718" w:history="1">
         <w:r>
           <w:rPr>
             <w:rStyle w:val="Hipervnculo"/>
@@ -6500,7 +6500,7 @@
             <w:noProof/>
             <w:webHidden/>
           </w:rPr>
-          <w:instrText xml:space="preserve"> PAGEREF _Toc242198110 \h </w:instrText>
+          <w:instrText xml:space="preserve"> PAGEREF _Toc242400718 \h </w:instrText>
         </w:r>
         <w:r>
           <w:rPr>
@@ -6520,7 +6520,7 @@
             <w:noProof/>
             <w:webHidden/>
           </w:rPr>
-          <w:t>64</w:t>
+          <w:t>65</w:t>
         </w:r>
         <w:r>
           <w:rPr>
@@ -6739,7 +6739,7 @@
         </w:rPr>
         <w:fldChar w:fldCharType="separate"/>
       </w:r>
-      <w:hyperlink w:anchor="_Toc242198111" w:history="1">
+      <w:hyperlink w:anchor="_Toc242400719" w:history="1">
         <w:r>
           <w:rPr>
             <w:rStyle w:val="Hipervnculo"/>
@@ -6767,7 +6767,7 @@
             <w:noProof/>
             <w:webHidden/>
           </w:rPr>
-          <w:instrText xml:space="preserve"> PAGEREF _Toc242198111 \h </w:instrText>
+          <w:instrText xml:space="preserve"> PAGEREF _Toc242400719 \h </w:instrText>
         </w:r>
         <w:r>
           <w:rPr>
@@ -6815,7 +6815,7 @@
           <w14:ligatures w14:val="standardContextual"/>
         </w:rPr>
       </w:pPr>
-      <w:hyperlink w:anchor="_Toc242198112" w:history="1">
+      <w:hyperlink w:anchor="_Toc242400720" w:history="1">
         <w:r>
           <w:rPr>
             <w:rStyle w:val="Hipervnculo"/>
@@ -6843,7 +6843,7 @@
             <w:noProof/>
             <w:webHidden/>
           </w:rPr>
-          <w:instrText xml:space="preserve"> PAGEREF _Toc242198112 \h </w:instrText>
+          <w:instrText xml:space="preserve"> PAGEREF _Toc242400720 \h </w:instrText>
         </w:r>
         <w:r>
           <w:rPr>
@@ -6891,7 +6891,7 @@
           <w14:ligatures w14:val="standardContextual"/>
         </w:rPr>
       </w:pPr>
-      <w:hyperlink w:anchor="_Toc242198113" w:history="1">
+      <w:hyperlink w:anchor="_Toc242400721" w:history="1">
         <w:r>
           <w:rPr>
             <w:rStyle w:val="Hipervnculo"/>
@@ -6927,7 +6927,7 @@
             <w:noProof/>
             <w:webHidden/>
           </w:rPr>
-          <w:instrText xml:space="preserve"> PAGEREF _Toc242198113 \h </w:instrText>
+          <w:instrText xml:space="preserve"> PAGEREF _Toc242400721 \h </w:instrText>
         </w:r>
         <w:r>
           <w:rPr>
@@ -6975,7 +6975,7 @@
           <w14:ligatures w14:val="standardContextual"/>
         </w:rPr>
       </w:pPr>
-      <w:hyperlink w:anchor="_Toc242198114" w:history="1">
+      <w:hyperlink w:anchor="_Toc242400722" w:history="1">
         <w:r>
           <w:rPr>
             <w:rStyle w:val="Hipervnculo"/>
@@ -7011,7 +7011,7 @@
             <w:noProof/>
             <w:webHidden/>
           </w:rPr>
-          <w:instrText xml:space="preserve"> PAGEREF _Toc242198114 \h </w:instrText>
+          <w:instrText xml:space="preserve"> PAGEREF _Toc242400722 \h </w:instrText>
         </w:r>
         <w:r>
           <w:rPr>
@@ -7059,7 +7059,7 @@
           <w14:ligatures w14:val="standardContextual"/>
         </w:rPr>
       </w:pPr>
-      <w:hyperlink w:anchor="_Toc242198115" w:history="1">
+      <w:hyperlink w:anchor="_Toc242400723" w:history="1">
         <w:r>
           <w:rPr>
             <w:rStyle w:val="Hipervnculo"/>
@@ -7087,7 +7087,7 @@
             <w:noProof/>
             <w:webHidden/>
           </w:rPr>
-          <w:instrText xml:space="preserve"> PAGEREF _Toc242198115 \h </w:instrText>
+          <w:instrText xml:space="preserve"> PAGEREF _Toc242400723 \h </w:instrText>
         </w:r>
         <w:r>
           <w:rPr>
@@ -7135,7 +7135,7 @@
           <w14:ligatures w14:val="standardContextual"/>
         </w:rPr>
       </w:pPr>
-      <w:hyperlink w:anchor="_Toc242198116" w:history="1">
+      <w:hyperlink w:anchor="_Toc242400724" w:history="1">
         <w:r>
           <w:rPr>
             <w:rStyle w:val="Hipervnculo"/>
@@ -7163,7 +7163,7 @@
             <w:noProof/>
             <w:webHidden/>
           </w:rPr>
-          <w:instrText xml:space="preserve"> PAGEREF _Toc242198116 \h </w:instrText>
+          <w:instrText xml:space="preserve"> PAGEREF _Toc242400724 \h </w:instrText>
         </w:r>
         <w:r>
           <w:rPr>
@@ -7211,7 +7211,7 @@
           <w14:ligatures w14:val="standardContextual"/>
         </w:rPr>
       </w:pPr>
-      <w:hyperlink w:anchor="_Toc242198117" w:history="1">
+      <w:hyperlink w:anchor="_Toc242400725" w:history="1">
         <w:r>
           <w:rPr>
             <w:rStyle w:val="Hipervnculo"/>
@@ -7239,83 +7239,7 @@
             <w:noProof/>
             <w:webHidden/>
           </w:rPr>
-          <w:instrText xml:space="preserve"> PAGEREF _Toc242198117 \h </w:instrText>
-        </w:r>
-        <w:r>
-          <w:rPr>
-            <w:noProof/>
-            <w:webHidden/>
-          </w:rPr>
-        </w:r>
-        <w:r>
-          <w:rPr>
-            <w:noProof/>
-            <w:webHidden/>
-          </w:rPr>
-          <w:fldChar w:fldCharType="separate"/>
-        </w:r>
-        <w:r>
-          <w:rPr>
-            <w:noProof/>
-            <w:webHidden/>
-          </w:rPr>
-          <w:t>61</w:t>
-        </w:r>
-        <w:r>
-          <w:rPr>
-            <w:noProof/>
-            <w:webHidden/>
-          </w:rPr>
-          <w:fldChar w:fldCharType="end"/>
-        </w:r>
-      </w:hyperlink>
-    </w:p>
-    <w:p>
-      <w:pPr>
-        <w:pStyle w:val="Tabladeilustraciones"/>
-        <w:tabs>
-          <w:tab w:val="right" w:leader="dot" w:pos="9964"/>
-        </w:tabs>
-        <w:rPr>
-          <w:rFonts w:eastAsiaTheme="minorEastAsia" w:cstheme="minorBidi"/>
-          <w:smallCaps w:val="0"/>
-          <w:noProof/>
-          <w:color w:val="auto"/>
-          <w:kern w:val="2"/>
-          <w:sz w:val="24"/>
-          <w:szCs w:val="24"/>
-          <w14:ligatures w14:val="standardContextual"/>
-        </w:rPr>
-      </w:pPr>
-      <w:hyperlink w:anchor="_Toc242198118" w:history="1">
-        <w:r>
-          <w:rPr>
-            <w:rStyle w:val="Hipervnculo"/>
-            <w:rFonts w:cs="Arial"/>
-            <w:noProof/>
-          </w:rPr>
-          <w:t>Figura 8. Recolección de materiales en el Nivel 3, con la lista de tareas y las flechas en pantalla</w:t>
-        </w:r>
-        <w:r>
-          <w:rPr>
-            <w:noProof/>
-            <w:webHidden/>
-          </w:rPr>
-          <w:tab/>
-        </w:r>
-        <w:r>
-          <w:rPr>
-            <w:noProof/>
-            <w:webHidden/>
-          </w:rPr>
-          <w:fldChar w:fldCharType="begin"/>
-        </w:r>
-        <w:r>
-          <w:rPr>
-            <w:noProof/>
-            <w:webHidden/>
-          </w:rPr>
-          <w:instrText xml:space="preserve"> PAGEREF _Toc242198118 \h </w:instrText>
+          <w:instrText xml:space="preserve"> PAGEREF _Toc242400725 \h </w:instrText>
         </w:r>
         <w:r>
           <w:rPr>
@@ -7348,6 +7272,82 @@
     </w:p>
     <w:p>
       <w:pPr>
+        <w:pStyle w:val="Tabladeilustraciones"/>
+        <w:tabs>
+          <w:tab w:val="right" w:leader="dot" w:pos="9964"/>
+        </w:tabs>
+        <w:rPr>
+          <w:rFonts w:eastAsiaTheme="minorEastAsia" w:cstheme="minorBidi"/>
+          <w:smallCaps w:val="0"/>
+          <w:noProof/>
+          <w:color w:val="auto"/>
+          <w:kern w:val="2"/>
+          <w:sz w:val="24"/>
+          <w:szCs w:val="24"/>
+          <w14:ligatures w14:val="standardContextual"/>
+        </w:rPr>
+      </w:pPr>
+      <w:hyperlink w:anchor="_Toc242400726" w:history="1">
+        <w:r>
+          <w:rPr>
+            <w:rStyle w:val="Hipervnculo"/>
+            <w:rFonts w:cs="Arial"/>
+            <w:noProof/>
+          </w:rPr>
+          <w:t>Figura 8. Recolección de materiales en el Nivel 3, con la lista de tareas y las flechas en pantalla</w:t>
+        </w:r>
+        <w:r>
+          <w:rPr>
+            <w:noProof/>
+            <w:webHidden/>
+          </w:rPr>
+          <w:tab/>
+        </w:r>
+        <w:r>
+          <w:rPr>
+            <w:noProof/>
+            <w:webHidden/>
+          </w:rPr>
+          <w:fldChar w:fldCharType="begin"/>
+        </w:r>
+        <w:r>
+          <w:rPr>
+            <w:noProof/>
+            <w:webHidden/>
+          </w:rPr>
+          <w:instrText xml:space="preserve"> PAGEREF _Toc242400726 \h </w:instrText>
+        </w:r>
+        <w:r>
+          <w:rPr>
+            <w:noProof/>
+            <w:webHidden/>
+          </w:rPr>
+        </w:r>
+        <w:r>
+          <w:rPr>
+            <w:noProof/>
+            <w:webHidden/>
+          </w:rPr>
+          <w:fldChar w:fldCharType="separate"/>
+        </w:r>
+        <w:r>
+          <w:rPr>
+            <w:noProof/>
+            <w:webHidden/>
+          </w:rPr>
+          <w:t>62</w:t>
+        </w:r>
+        <w:r>
+          <w:rPr>
+            <w:noProof/>
+            <w:webHidden/>
+          </w:rPr>
+          <w:fldChar w:fldCharType="end"/>
+        </w:r>
+      </w:hyperlink>
+    </w:p>
+    <w:p>
+      <w:pPr>
         <w:tabs>
           <w:tab w:val="right" w:pos="9352"/>
         </w:tabs>
@@ -8504,7 +8504,7 @@
       </w:pPr>
       <w:bookmarkStart w:id="3" w:name="_Toc475112151"/>
       <w:bookmarkStart w:id="4" w:name="_Toc475115507"/>
-      <w:bookmarkStart w:id="5" w:name="_Toc242198036"/>
+      <w:bookmarkStart w:id="5" w:name="_Toc242400644"/>
       <w:r>
         <w:rPr>
           <w:rFonts w:cs="Arial"/>
@@ -8656,7 +8656,7 @@
           <w:caps w:val="0"/>
         </w:rPr>
       </w:pPr>
-      <w:bookmarkStart w:id="6" w:name="_Toc242198037"/>
+      <w:bookmarkStart w:id="6" w:name="_Toc242400645"/>
       <w:r>
         <w:rPr>
           <w:rFonts w:cs="Arial"/>
@@ -8705,7 +8705,7 @@
       </w:pPr>
       <w:bookmarkStart w:id="7" w:name="_Toc475112154"/>
       <w:bookmarkStart w:id="8" w:name="_Toc475115510"/>
-      <w:bookmarkStart w:id="9" w:name="_Toc242198038"/>
+      <w:bookmarkStart w:id="9" w:name="_Toc242400646"/>
       <w:r>
         <w:t>1.1 Planteamiento del problema</w:t>
       </w:r>
@@ -8762,7 +8762,7 @@
           <w:iCs w:val="0"/>
         </w:rPr>
       </w:pPr>
-      <w:bookmarkStart w:id="10" w:name="_Toc242198111"/>
+      <w:bookmarkStart w:id="10" w:name="_Toc242400719"/>
       <w:r>
         <w:rPr>
           <w:rFonts w:cs="Arial"/>
@@ -8983,7 +8983,7 @@
           <w:iCs w:val="0"/>
         </w:rPr>
       </w:pPr>
-      <w:bookmarkStart w:id="11" w:name="_Toc242198112"/>
+      <w:bookmarkStart w:id="11" w:name="_Toc242400720"/>
       <w:r>
         <w:rPr>
           <w:rFonts w:cs="Arial"/>
@@ -9131,7 +9131,7 @@
           <w:rFonts w:eastAsia="Arial" w:cs="Arial"/>
         </w:rPr>
       </w:pPr>
-      <w:bookmarkStart w:id="12" w:name="_Toc242198113"/>
+      <w:bookmarkStart w:id="12" w:name="_Toc242400721"/>
       <w:r>
         <w:rPr>
           <w:rFonts w:cs="Arial"/>
@@ -9382,7 +9382,7 @@
       </w:pPr>
       <w:bookmarkStart w:id="13" w:name="_Toc475112156"/>
       <w:bookmarkStart w:id="14" w:name="_Toc475115512"/>
-      <w:bookmarkStart w:id="15" w:name="_Toc242198039"/>
+      <w:bookmarkStart w:id="15" w:name="_Toc242400647"/>
       <w:r>
         <w:t>1.2 Pregunta de investigación</w:t>
       </w:r>
@@ -9433,7 +9433,7 @@
       <w:pPr>
         <w:pStyle w:val="Ttulo2"/>
       </w:pPr>
-      <w:bookmarkStart w:id="16" w:name="_Toc242198040"/>
+      <w:bookmarkStart w:id="16" w:name="_Toc242400648"/>
       <w:r>
         <w:t>1.3 Justificación</w:t>
       </w:r>
@@ -9562,7 +9562,7 @@
           <w:iCs w:val="0"/>
         </w:rPr>
       </w:pPr>
-      <w:bookmarkStart w:id="17" w:name="_Toc242198114"/>
+      <w:bookmarkStart w:id="17" w:name="_Toc242400722"/>
       <w:r>
         <w:rPr>
           <w:rFonts w:cs="Arial"/>
@@ -9737,7 +9737,7 @@
       </w:pPr>
       <w:bookmarkStart w:id="18" w:name="_Toc475112155"/>
       <w:bookmarkStart w:id="19" w:name="_Toc475115511"/>
-      <w:bookmarkStart w:id="20" w:name="_Toc242198041"/>
+      <w:bookmarkStart w:id="20" w:name="_Toc242400649"/>
       <w:r>
         <w:t>1.4 Antecedentes del</w:t>
       </w:r>
@@ -9891,7 +9891,7 @@
           <w:caps w:val="0"/>
         </w:rPr>
       </w:pPr>
-      <w:bookmarkStart w:id="21" w:name="_Toc242198042"/>
+      <w:bookmarkStart w:id="21" w:name="_Toc242400650"/>
       <w:r>
         <w:rPr>
           <w:rFonts w:cs="Arial"/>
@@ -9932,7 +9932,7 @@
       </w:pPr>
       <w:bookmarkStart w:id="22" w:name="_Toc475112161"/>
       <w:bookmarkStart w:id="23" w:name="_Toc475115517"/>
-      <w:bookmarkStart w:id="24" w:name="_Toc242198043"/>
+      <w:bookmarkStart w:id="24" w:name="_Toc242400651"/>
       <w:r>
         <w:t>2.1 Objetivo general</w:t>
       </w:r>
@@ -9991,7 +9991,7 @@
         <w:pStyle w:val="Ttulo2"/>
         <w:ind w:left="567" w:hanging="576"/>
       </w:pPr>
-      <w:bookmarkStart w:id="27" w:name="_Toc242198044"/>
+      <w:bookmarkStart w:id="27" w:name="_Toc242400652"/>
       <w:r>
         <w:t>2.2 Objetivos específicos</w:t>
       </w:r>
@@ -10117,7 +10117,7 @@
       </w:pPr>
       <w:bookmarkStart w:id="28" w:name="_Toc475112165"/>
       <w:bookmarkStart w:id="29" w:name="_Toc475115521"/>
-      <w:bookmarkStart w:id="30" w:name="_Toc242198045"/>
+      <w:bookmarkStart w:id="30" w:name="_Toc242400653"/>
       <w:r>
         <w:rPr>
           <w:rFonts w:cs="Arial"/>
@@ -10146,7 +10146,7 @@
       </w:pPr>
       <w:bookmarkStart w:id="31" w:name="_Toc475112166"/>
       <w:bookmarkStart w:id="32" w:name="_Toc475115522"/>
-      <w:bookmarkStart w:id="33" w:name="_Toc242198046"/>
+      <w:bookmarkStart w:id="33" w:name="_Toc242400654"/>
       <w:r>
         <w:t>3.1 Marco conceptual</w:t>
       </w:r>
@@ -10168,7 +10168,7 @@
           <w:rFonts w:cs="Arial"/>
         </w:rPr>
       </w:pPr>
-      <w:bookmarkStart w:id="34" w:name="_Toc242198047"/>
+      <w:bookmarkStart w:id="34" w:name="_Toc242400655"/>
       <w:r>
         <w:t>3.1.1 El pensamiento computacional (PC):</w:t>
       </w:r>
@@ -10461,7 +10461,7 @@
           <w:bCs/>
         </w:rPr>
       </w:pPr>
-      <w:bookmarkStart w:id="35" w:name="_Toc242198048"/>
+      <w:bookmarkStart w:id="35" w:name="_Toc242400656"/>
       <w:r>
         <w:t>3.1.2. Pruebas Bebras:</w:t>
       </w:r>
@@ -10497,7 +10497,7 @@
           <w:rFonts w:cs="Arial"/>
         </w:rPr>
       </w:pPr>
-      <w:bookmarkStart w:id="36" w:name="_Toc242198049"/>
+      <w:bookmarkStart w:id="36" w:name="_Toc242400657"/>
       <w:r>
         <w:t>3.1.3. teoría del flujo</w:t>
       </w:r>
@@ -10519,7 +10519,7 @@
           <w:iCs w:val="0"/>
         </w:rPr>
       </w:pPr>
-      <w:bookmarkStart w:id="37" w:name="_Toc242198115"/>
+      <w:bookmarkStart w:id="37" w:name="_Toc242400723"/>
       <w:r>
         <w:rPr>
           <w:rFonts w:cs="Arial"/>
@@ -10665,7 +10665,7 @@
       <w:pPr>
         <w:pStyle w:val="Ttulo3"/>
       </w:pPr>
-      <w:bookmarkStart w:id="38" w:name="_Toc242198050"/>
+      <w:bookmarkStart w:id="38" w:name="_Toc242400658"/>
       <w:r>
         <w:t>3.1.4. Teoría de la Autodeterminación</w:t>
       </w:r>
@@ -11165,7 +11165,7 @@
           <w:rFonts w:eastAsia="Arial" w:cs="Arial"/>
         </w:rPr>
       </w:pPr>
-      <w:bookmarkStart w:id="39" w:name="_Toc242198051"/>
+      <w:bookmarkStart w:id="39" w:name="_Toc242400659"/>
       <w:r>
         <w:t>3.1.6 GOLDEN PATH</w:t>
       </w:r>
@@ -11206,7 +11206,7 @@
           <w:rFonts w:eastAsia="Arial" w:cs="Arial"/>
         </w:rPr>
       </w:pPr>
-      <w:bookmarkStart w:id="40" w:name="_Toc242198052"/>
+      <w:bookmarkStart w:id="40" w:name="_Toc242400660"/>
       <w:r>
         <w:t>3.1.7 Gamificación</w:t>
       </w:r>
@@ -11264,7 +11264,7 @@
       </w:pPr>
       <w:bookmarkStart w:id="41" w:name="_Toc475112167"/>
       <w:bookmarkStart w:id="42" w:name="_Toc475115523"/>
-      <w:bookmarkStart w:id="43" w:name="_Toc242198053"/>
+      <w:bookmarkStart w:id="43" w:name="_Toc242400661"/>
       <w:r>
         <w:t>3.2 Marco teórico</w:t>
       </w:r>
@@ -11286,7 +11286,7 @@
           <w:rFonts w:cs="Arial"/>
         </w:rPr>
       </w:pPr>
-      <w:bookmarkStart w:id="44" w:name="_Toc242198054"/>
+      <w:bookmarkStart w:id="44" w:name="_Toc242400662"/>
       <w:r>
         <w:t>3.2.1 Aprendizaje basado en juegos (ABJ)</w:t>
       </w:r>
@@ -11504,7 +11504,7 @@
           <w:caps w:val="0"/>
         </w:rPr>
       </w:pPr>
-      <w:bookmarkStart w:id="45" w:name="_Toc242198055"/>
+      <w:bookmarkStart w:id="45" w:name="_Toc242400663"/>
       <w:r>
         <w:t xml:space="preserve">3.2.2. </w:t>
       </w:r>
@@ -11549,7 +11549,7 @@
           <w:caps w:val="0"/>
         </w:rPr>
       </w:pPr>
-      <w:bookmarkStart w:id="46" w:name="_Toc242198056"/>
+      <w:bookmarkStart w:id="46" w:name="_Toc242400664"/>
       <w:r>
         <w:t xml:space="preserve">3.2.3 </w:t>
       </w:r>
@@ -11912,7 +11912,7 @@
       <w:pPr>
         <w:pStyle w:val="Ttulo3"/>
       </w:pPr>
-      <w:bookmarkStart w:id="47" w:name="_Toc242198057"/>
+      <w:bookmarkStart w:id="47" w:name="_Toc242400665"/>
       <w:r>
         <w:t>3.2.</w:t>
       </w:r>
@@ -12052,7 +12052,7 @@
           <w:bCs/>
         </w:rPr>
       </w:pPr>
-      <w:bookmarkStart w:id="48" w:name="_Toc242198058"/>
+      <w:bookmarkStart w:id="48" w:name="_Toc242400666"/>
       <w:r>
         <w:t>3.2.</w:t>
       </w:r>
@@ -12177,7 +12177,7 @@
           <w:rFonts w:cs="Arial"/>
         </w:rPr>
       </w:pPr>
-      <w:bookmarkStart w:id="49" w:name="_Toc242198059"/>
+      <w:bookmarkStart w:id="49" w:name="_Toc242400667"/>
       <w:r>
         <w:t>3.2.</w:t>
       </w:r>
@@ -12296,7 +12296,7 @@
           <w:rFonts w:cs="Arial"/>
         </w:rPr>
       </w:pPr>
-      <w:bookmarkStart w:id="50" w:name="_Toc242198060"/>
+      <w:bookmarkStart w:id="50" w:name="_Toc242400668"/>
       <w:r>
         <w:t>3.2.</w:t>
       </w:r>
@@ -12362,7 +12362,7 @@
       </w:pPr>
       <w:bookmarkStart w:id="51" w:name="_Toc475112168"/>
       <w:bookmarkStart w:id="52" w:name="_Toc475115524"/>
-      <w:bookmarkStart w:id="53" w:name="_Toc242198061"/>
+      <w:bookmarkStart w:id="53" w:name="_Toc242400669"/>
       <w:r>
         <w:t>3.3 Marco jurídico</w:t>
       </w:r>
@@ -12393,7 +12393,7 @@
           <w:rFonts w:cs="Arial"/>
         </w:rPr>
       </w:pPr>
-      <w:bookmarkStart w:id="54" w:name="_Toc242198062"/>
+      <w:bookmarkStart w:id="54" w:name="_Toc242400670"/>
       <w:r>
         <w:t>3.3.1. Tratamiento de datos personales y régimen de habeas data</w:t>
       </w:r>
@@ -12758,7 +12758,7 @@
       <w:pPr>
         <w:pStyle w:val="Ttulo3"/>
       </w:pPr>
-      <w:bookmarkStart w:id="55" w:name="_Toc242198063"/>
+      <w:bookmarkStart w:id="55" w:name="_Toc242400671"/>
       <w:r>
         <w:t>3.3.2. Derechos de autor sobre los personajes utilizados</w:t>
       </w:r>
@@ -13009,7 +13009,7 @@
       </w:pPr>
       <w:bookmarkStart w:id="56" w:name="_Toc475112170"/>
       <w:bookmarkStart w:id="57" w:name="_Toc475115526"/>
-      <w:bookmarkStart w:id="58" w:name="_Toc242198064"/>
+      <w:bookmarkStart w:id="58" w:name="_Toc242400672"/>
       <w:r>
         <w:rPr>
           <w:color w:val="auto"/>
@@ -13095,7 +13095,7 @@
           <w:caps w:val="0"/>
         </w:rPr>
       </w:pPr>
-      <w:bookmarkStart w:id="61" w:name="_Toc242198065"/>
+      <w:bookmarkStart w:id="61" w:name="_Toc242400673"/>
       <w:r>
         <w:rPr>
           <w:rFonts w:cs="Arial"/>
@@ -13498,7 +13498,7 @@
       </w:pPr>
       <w:bookmarkStart w:id="62" w:name="_Toc475112172"/>
       <w:bookmarkStart w:id="63" w:name="_Toc475115528"/>
-      <w:bookmarkStart w:id="64" w:name="_Toc242198066"/>
+      <w:bookmarkStart w:id="64" w:name="_Toc242400674"/>
       <w:r>
         <w:rPr>
           <w:rFonts w:cs="Arial"/>
@@ -13650,7 +13650,7 @@
         <w:pStyle w:val="Ttulo2"/>
         <w:ind w:left="567" w:hanging="576"/>
       </w:pPr>
-      <w:bookmarkStart w:id="65" w:name="_Toc242198067"/>
+      <w:bookmarkStart w:id="65" w:name="_Toc242400675"/>
       <w:r>
         <w:lastRenderedPageBreak/>
         <w:t>5.1 Fases del trabajo de grado</w:t>
@@ -13694,7 +13694,7 @@
         <w:pStyle w:val="Ttulo3"/>
         <w:spacing w:before="240"/>
       </w:pPr>
-      <w:bookmarkStart w:id="66" w:name="_Toc242198068"/>
+      <w:bookmarkStart w:id="66" w:name="_Toc242400676"/>
       <w:r>
         <w:t>5.1.1 Apertura del trabajo con Árcade y Kanban</w:t>
       </w:r>
@@ -13741,7 +13741,7 @@
         <w:pStyle w:val="Ttulo3"/>
         <w:spacing w:before="240"/>
       </w:pPr>
-      <w:bookmarkStart w:id="67" w:name="_Toc242198069"/>
+      <w:bookmarkStart w:id="67" w:name="_Toc242400677"/>
       <w:r>
         <w:t>5.1.2 Diseño del guion</w:t>
       </w:r>
@@ -13788,7 +13788,7 @@
         <w:pStyle w:val="Ttulo3"/>
         <w:spacing w:before="240"/>
       </w:pPr>
-      <w:bookmarkStart w:id="68" w:name="_Toc242198070"/>
+      <w:bookmarkStart w:id="68" w:name="_Toc242400678"/>
       <w:r>
         <w:t>5.1.3 Especificación de requerimientos (objetivo 1)</w:t>
       </w:r>
@@ -13851,7 +13851,7 @@
         <w:pStyle w:val="Ttulo3"/>
         <w:spacing w:before="240"/>
       </w:pPr>
-      <w:bookmarkStart w:id="69" w:name="_Toc242198071"/>
+      <w:bookmarkStart w:id="69" w:name="_Toc242400679"/>
       <w:r>
         <w:t>5.1.4 Diseño del videojuego (objetivo 2)</w:t>
       </w:r>
@@ -13890,7 +13890,13 @@
         <w:spacing w:before="240" w:after="240"/>
       </w:pPr>
       <w:r>
-        <w:t>El acta D01 (02/09/2026) lleva el rótulo «Diseño» (momento 4, identificación y elaboración de assets). Vinculó a una colaboradora, estudiante de animación y diseño, y le entregó la dirección de arte. Quedó asentado que su participación es de diseño y asesoría gráfica y que las decisiones pedagógicas y de mecánica permanecen en los autores, y se fijó una sesión de revisión de assets cada miércoles a la 1:00 p. m. hasta el 30/09/2026. Su encabezado asigna ya la sesión al objetivo 3, de modo que es una de las actas que muestran el solape entre objetivos.</w:t>
+        <w:t xml:space="preserve">El acta D01 (02/09/2026) lleva el rótulo «Diseño» (momento 4, identificación y elaboración de assets). Vinculó a </w:t>
+      </w:r>
+      <w:r>
+        <w:t>Sofía Valentina Giraldo Segovia, estudiante de animación y diseño, contratada para el diseño y la asesoría de los sprites, y le entregó la dirección de arte. Quedó asentado que su participación es de diseño y asesoría gráfica y que la autoría del trabajo y las decisiones pedagógicas y de mecánica permanecen en los autores, y se fijó una sesión de revisión de assets cada miércoles a la 1:00 p. m. hasta el 30/09/2026. Su encabezado asigna ya la sesión al objetivo 3, de modo que es una de las actas que muestran el solape entre objetivos. El apartado 8.1.1 cuenta cómo se produjo cada sprite</w:t>
+      </w:r>
+      <w:r>
+        <w:t>.</w:t>
       </w:r>
     </w:p>
     <w:p>
@@ -13920,7 +13926,7 @@
         <w:pStyle w:val="Ttulo3"/>
         <w:spacing w:before="240"/>
       </w:pPr>
-      <w:bookmarkStart w:id="70" w:name="_Toc242198072"/>
+      <w:bookmarkStart w:id="70" w:name="_Toc242400680"/>
       <w:r>
         <w:t>5.1.5 Ciclo Diseño ↔ Desarrollo ↔ Pruebas (objetivo 3)</w:t>
       </w:r>
@@ -13939,7 +13945,11 @@
         <w:spacing w:before="240" w:after="240"/>
       </w:pPr>
       <w:r>
-        <w:t>La D02 retomó la planeación en cuatro incrementos de la O05, la contrastó con los 47 RF y revisó la fase de cimientos del primer slice, ya ejecutada a partir de la tarjeta O03-3 del 30/08/2026: 23 pruebas de lógica y 3 de integración superadas, con el tiempo de carga declarado como no verificado porque la ejecución por lotes no sirve para medirlo. Resolvió dos puntos que ningún documento fijaba. Reconfirmar una fase no sobrescribe el registro anterior, porque acumular inflaría los pasos utilizados, y se rechaza el nombre de perfil que no sirva como nombre de archivo, porque un nombre con separadores de ruta escribiría fuera de la carpeta portable. De las cuatro tareas de la fase siguiente (T05 a T08) se comprometieron solo las dos primeras, que se sostienen mutuamente y obligan a conectar por primera vez la persistencia con el disco.</w:t>
+        <w:t xml:space="preserve">La D02 retomó la planeación en cuatro incrementos de la O05, la contrastó con los 47 RF y revisó la fase de cimientos del primer slice, ya ejecutada a partir de la tarjeta O03-3 del 30/08/2026: 23 pruebas de lógica y 3 de integración superadas, con el tiempo de carga declarado como no verificado porque la ejecución por lotes no sirve para medirlo. Resolvió dos puntos que ningún documento fijaba. Reconfirmar una fase no sobrescribe el registro anterior, porque acumular inflaría los pasos utilizados, y se rechaza el nombre de perfil que no sirva como nombre de archivo, porque un nombre con separadores de ruta escribiría fuera de la carpeta portable. De las cuatro tareas de la fase siguiente (T05 a T08) se comprometieron solo las dos primeras, que se sostienen mutuamente y obligan a conectar por primera vez la </w:t>
+      </w:r>
+      <w:r>
+        <w:lastRenderedPageBreak/>
+        <w:t>persistencia con el disco.</w:t>
       </w:r>
     </w:p>
     <w:p>
@@ -13947,8 +13957,54 @@
         <w:spacing w:before="240" w:after="240"/>
       </w:pPr>
       <w:r>
+        <w:t>La D03 (06/09/2026) ejecutó esas dos tareas y conectó el corredor de pruebas al editor abierto, con lo que quedó habilitado escribir la prueba antes que el código; la O03, la O04, la O05 y la D02 habían dejado esa instalación como pendiente. Resolvió por precedencia del contrato del proyecto que la selección de perfil fuera un panel y no una escena, fijó con carácter provisional el título «Algoritm» y adoptó o descartó tres bocetos de entornos (la vista cenital del nivel 1 no se adoptó y se reservó para la fase 3 del nivel 2). Registró tres defectos hallados al ejecutar, entre ellos una prueba del tiempo de carga que podía pasar sin medir nada. Cerró con 34 de 34 pruebas de lógica y 16 de 16 de integración, y declaró que el punto de control de la fase no se cerraba porque faltaban el menú de niveles, los créditos y comprobaciones manuales.</w:t>
+      </w:r>
+    </w:p>
+    <w:p>
+      <w:pPr>
+        <w:spacing w:before="240" w:after="240"/>
+      </w:pPr>
+      <w:r>
+        <w:t>La D04 (09/09/2026), sesión de los miércoles con la colaboradora, tomó decisiones de arte con una medida real: el ejecutable portable armado el 08/09 pesaba 137 MB frente al máximo de 500 MB, de modo que los entornos se entregarían a 2048 × 1152 sin apretar la calidad. Resolvió la progresión de luz del nivel 1 con una máscara de opacidad variable sobre una sola pieza y no con cuatro entornos, para no multiplicar por cuatro el peso. Registró también que el ejecutable dejaba un archivo de registro y archivos de telemetría fuera de su carpeta de datos, defecto que exigía dos decisiones. La respuesta llegó el 29/09/2026 (decisión D3, acta D10): la analítica quedó apagada sin retirar ningún paquete.</w:t>
+      </w:r>
+    </w:p>
+    <w:p>
+      <w:pPr>
+        <w:spacing w:before="240" w:after="240"/>
+      </w:pPr>
+      <w:r>
+        <w:t>La D05 (13/09/2026) revisó la puesta en escena de los niveles 1 y 2 y halló dos escenas del guion que existían como contenido y que nada reproducía, y objetos que el texto nombra y quedaban bajo el cuadro de diálogo. Cuando objeto y encuadre no concordaban, se movió el objeto y no la cámara, porque los encuadres son el diseño registrado; se dejó una comprobación automática y se generaron hojas gráficas de verificación. La misma acta repartió el trabajo y arrastró la tarjeta D0</w:t>
+      </w:r>
+      <w:r>
+        <w:t>5-1</w:t>
+      </w:r>
+      <w:r>
+        <w:t>, que abre el slice 2 «en paralelo de la finalización del primer Slice». La regla de orden estricto que habían fijado la O05 y la D02 dejó así de regir, como describe el apartado 8.1.1.</w:t>
+      </w:r>
+    </w:p>
+    <w:p>
+      <w:pPr>
+        <w:spacing w:before="240" w:after="240"/>
+      </w:pPr>
+      <w:r>
+        <w:t>Los entornos finalizados llegaron en la D06 (15/09/2026), que definió los props sobre los marcadores provisionales, ya medidos en sus encuadres. Entre los dos autores se aprobaron dos cambios: el nivel 1 pasó a dos fases (reunir las piezas y encender con dos deslizantes, hallazgo 47 del registro de inconsistencias) y el empuje del bosque del nivel 2 salió a la escena narrativa (hallazgo 50). Declaró el resultado de la suite tal cual: 221 de 221 pruebas de edición y 144 de 153 de juego, con seis omitidas porque el modo por lotes no puede capturarlas y tres fallos de disposición que ese modo provoca por su resolución reducida y que ya existían antes del cambio. Con ese resultado se acordó fusionar la rama del slice 2, que la D07 da por fusionada.</w:t>
+      </w:r>
+    </w:p>
+    <w:p>
+      <w:pPr>
+        <w:spacing w:before="240" w:after="240"/>
+      </w:pPr>
+      <w:r>
+        <w:t>El ensamblaje de la balsa del nivel 3 se definió en la D07 (19/09/2026). Se juega sobre el río y no en una ventana superpuesta, porque el estudiante debe ver de dónde salió cada material, y se arma en tres partes que se bloquean entre sí. Entre los materiales hay un tronco más largo que, usado en la base, hunde la balsa y vuelve la prueba una ocasión de depurar. Colocar una pieza no valida nada; valida el botón. La escena del primer fallo aparece solo la primera vez. La D07 cambió también el encargo de arte: componer la balsa en el motor con ocho piezas en lugar de pedir treinta y cuatro láminas de estado. Fijó que ningún efecto de sonido pueda sonar a derrota, error o castigo, regla que el capítulo 6 cita.</w:t>
+      </w:r>
+    </w:p>
+    <w:p>
+      <w:pPr>
+        <w:spacing w:before="240" w:after="240"/>
+      </w:pPr>
+      <w:r>
         <w:lastRenderedPageBreak/>
-        <w:t>La D03 (06/09/2026) ejecutó esas dos tareas y conectó el corredor de pruebas al editor abierto, con lo que quedó habilitado escribir la prueba antes que el código; la O03, la O04, la O05 y la D02 habían dejado esa instalación como pendiente. Resolvió por precedencia del contrato del proyecto que la selección de perfil fuera un panel y no una escena, fijó con carácter provisional el título «Algoritm» y adoptó o descartó tres bocetos de entornos (la vista cenital del nivel 1 no se adoptó y se reservó para la fase 3 del nivel 2). Registró tres defectos hallados al ejecutar, entre ellos una prueba del tiempo de carga que podía pasar sin medir nada. Cerró con 34 de 34 pruebas de lógica y 16 de 16 de integración, y declaró que el punto de control de la fase no se cerraba porque faltaban el menú de niveles, los créditos y comprobaciones manuales.</w:t>
+        <w:t>La D08 (23/09/2026) se adelantó a la sesión prevista del 27/09 porque el slice 3 cerró el 21/09, seis días antes del plazo de su tarjeta D07-1, y el carril de arte y sonido quedó integrado a la rama principal el mismo 23/09. Aprobó que el nivel 2 transcurra del amanecer a la noche con luz aplicada sobre la ilustración y no con un dibujo por hora, de modo que el encargo de arte no crece, y que la pantalla funda a negro, a cuatro décimas de segundo por mitad, entre narrativa y juego. Abrió el slice 4 con un módulo de informe que depende solo del núcleo. Repartió lo que quedaba: un autor lleva el slice 4 y el otro los sprites y sonidos. La D09 (24/09/2026) presentó a la colaboradora el juego con corte al último commit, con el slice 4 cerrado y fusionado (RF-01 a RF-47 implementados, 321 de 321 pruebas de edición según su documento de resultados) y los personajes animados en las 18 secuencias narrativas y las cinco escenas jugables, y acordó que los troncos del nivel 2 rodaran en el motor y no como secuencia de cuadros.</w:t>
       </w:r>
     </w:p>
     <w:p>
@@ -13956,7 +14012,7 @@
         <w:spacing w:before="240" w:after="240"/>
       </w:pPr>
       <w:r>
-        <w:t>La D04 (09/09/2026), sesión de los miércoles con la colaboradora, tomó decisiones de arte con una medida real: el ejecutable portable armado el 08/09 pesaba 137 MB frente al máximo de 500 MB, de modo que los entornos se entregarían a 2048 × 1152 sin apretar la calidad. Resolvió la progresión de luz del nivel 1 con una máscara de opacidad variable sobre una sola pieza y no con cuatro entornos, para no multiplicar por cuatro el peso. Registró también que el ejecutable dejaba un archivo de registro y archivos de telemetría fuera de su carpeta de datos, defecto que exigía dos decisiones. La respuesta llegó el 29/09/2026 (decisión D3, acta D10): la analítica quedó apagada sin retirar ningún paquete.</w:t>
+        <w:t>La D10 (30/09/2026) cerró los tableros del ciclo. Ratificó el cierre general de inconsistencias del 29/09, hecho con una sola regla: ante un conflicto gana el juego y se corrige el documento, lo que solo pide el documento se implementa y lo que solo tiene el juego se escribe en el documento. Revisó una por una las 119 casillas sin cerrar de los tableros de los cuatro slices (103 sin marcar y 16 parciales), y registró con las tarjetas D10-1 a D10-4 las correcciones de los tres niveles y la verificación del arte, y con la D10-5 y la D10-6 la medición de cargas y el arnés de la evaluación.</w:t>
       </w:r>
     </w:p>
     <w:p>
@@ -13964,13 +14020,7 @@
         <w:spacing w:before="240" w:after="240"/>
       </w:pPr>
       <w:r>
-        <w:t>La D05 (13/09/2026) revisó la puesta en escena de los niveles 1 y 2 y halló dos escenas del guion que existían como contenido y que nada reproducía, y objetos que el texto nombra y quedaban bajo el cuadro de diálogo. Cuando objeto y encuadre no concordaban, se movió el objeto y no la cámara, porque los encuadres son el diseño registrado; se dejó una comprobación automática y se generaron hojas gráficas de verificación. La misma acta repartió el trabajo y arrastró la tarjeta D0</w:t>
-      </w:r>
-      <w:r>
-        <w:t>5-1</w:t>
-      </w:r>
-      <w:r>
-        <w:t>, que abre el slice 2 «en paralelo de la finalización del primer Slice». La regla de orden estricto que habían fijado la O05 y la D02 dejó así de regir, como describe el apartado 8.1.1.</w:t>
+        <w:t>El Kanban operó aquí en dos niveles. El primero es el tablero de las actas. El segundo, que la D02 dejó fijado, es el tablero de tareas de cada slice, con casillas verificables y puntos de control, junto a un plan con el alcance y el grafo de dependencias; la D10 los cerró todos salvo ocho casillas. Las tablas de movimientos aparecen en las actas hasta la D04 (09/09/2026); desde la D05 las actas listan los compromisos y los cierres se dicen en el texto (D06-3 en la D07, D07-1 en la D08, D08-1 en la D09, D09-1 en la D10). El tablero hizo visible lo que se atascaba: la D01-3 (habilitar la carpeta de assets) figura «en proceso» en las actas D02, D03 y D04, y la D06-1 (seguimiento de los props, a cargo de la colaboradora) aparece sin cerrar de la D06 a la D09. Las tarjetas D06-2, D07-2 y D08-2 se arrastran a la D10 con la nota «Continúa». La D10 dice también que no revisó las D06-1, D07-3, D09-2, D09-3 y D09-4, porque dependen de personas que no asistieron.</w:t>
       </w:r>
     </w:p>
     <w:p>
@@ -13978,7 +14028,7 @@
         <w:spacing w:before="240" w:after="240"/>
       </w:pPr>
       <w:r>
-        <w:t>Los entornos finalizados llegaron en la D06 (15/09/2026), que definió los props sobre los marcadores provisionales, ya medidos en sus encuadres. Entre los dos autores se aprobaron dos cambios: el nivel 1 pasó a dos fases (reunir las piezas y encender con dos deslizantes, hallazgo 47 del registro de inconsistencias) y el empuje del bosque del nivel 2 salió a la escena narrativa (hallazgo 50). Declaró el resultado de la suite tal cual: 221 de 221 pruebas de edición y 144 de 153 de juego, con seis omitidas porque el modo por lotes no puede capturarlas y tres fallos de disposición que ese modo provoca por su resolución reducida y que ya existían antes del cambio. Con ese resultado se acordó fusionar la rama del slice 2, que la D07 da por fusionada.</w:t>
+        <w:t>Ninguna de estas actas fija un límite numérico de trabajo en curso; lo más cercano es la decisión de la D02 de comprometer dos de las cuatro tareas de la fase de navegación.</w:t>
       </w:r>
     </w:p>
     <w:p>
@@ -13986,51 +14036,10 @@
         <w:spacing w:before="240" w:after="240"/>
       </w:pPr>
       <w:r>
-        <w:t>El ensamblaje de la balsa del nivel 3 se definió en la D07 (19/09/2026). Se juega sobre el río y no en una ventana superpuesta, porque el estudiante debe ver de dónde salió cada material, y se arma en tres partes que se bloquean entre sí. Entre los materiales hay un tronco más largo que, usado en la base, hunde la balsa y vuelve la prueba una ocasión de depurar. Colocar una pieza no valida nada; valida el botón. La escena del primer fallo aparece solo la primera vez. La D07 cambió también el encargo de arte: componer la balsa en el motor con ocho piezas en lugar de pedir treinta y cuatro láminas de estado. Fijó que ningún efecto de sonido pueda sonar a derrota, error o castigo, regla que el capítulo 6 cita.</w:t>
-      </w:r>
-    </w:p>
-    <w:p>
-      <w:pPr>
-        <w:spacing w:before="240" w:after="240"/>
-      </w:pPr>
-      <w:r>
-        <w:t xml:space="preserve">La D08 (23/09/2026) se adelantó a la sesión prevista del 27/09 porque el slice 3 cerró el 21/09, seis días antes del plazo de su tarjeta D07-1, y el carril de arte y sonido quedó integrado a la </w:t>
-      </w:r>
-      <w:r>
-        <w:lastRenderedPageBreak/>
-        <w:t>rama principal el mismo 23/09. Aprobó que el nivel 2 transcurra del amanecer a la noche con luz aplicada sobre la ilustración y no con un dibujo por hora, de modo que el encargo de arte no crece, y que la pantalla funda a negro, a cuatro décimas de segundo por mitad, entre narrativa y juego. Abrió el slice 4 con un módulo de informe que depende solo del núcleo. Repartió lo que quedaba: un autor lleva el slice 4 y el otro los sprites y sonidos. La D09 (24/09/2026) presentó a la colaboradora el juego con corte al último commit, con el slice 4 cerrado y fusionado (RF-01 a RF-47 implementados, 321 de 321 pruebas de edición según su documento de resultados) y los personajes animados en las 18 secuencias narrativas y las cinco escenas jugables, y acordó que los troncos del nivel 2 rodaran en el motor y no como secuencia de cuadros.</w:t>
-      </w:r>
-    </w:p>
-    <w:p>
-      <w:pPr>
-        <w:spacing w:before="240" w:after="240"/>
-      </w:pPr>
-      <w:r>
-        <w:t>La D10 (30/09/2026) cerró los tableros del ciclo. Ratificó el cierre general de inconsistencias del 29/09, hecho con una sola regla: ante un conflicto gana el juego y se corrige el documento, lo que solo pide el documento se implementa y lo que solo tiene el juego se escribe en el documento. Revisó una por una las 119 casillas sin cerrar de los tableros de los cuatro slices (103 sin marcar y 16 parciales), y registró con las tarjetas D10-1 a D10-4 las correcciones de los tres niveles y la verificación del arte, y con la D10-5 y la D10-6 la medición de cargas y el arnés de la evaluación.</w:t>
-      </w:r>
-    </w:p>
-    <w:p>
-      <w:pPr>
-        <w:spacing w:before="240" w:after="240"/>
-      </w:pPr>
-      <w:r>
-        <w:t>El Kanban operó aquí en dos niveles. El primero es el tablero de las actas. El segundo, que la D02 dejó fijado, es el tablero de tareas de cada slice, con casillas verificables y puntos de control, junto a un plan con el alcance y el grafo de dependencias; la D10 los cerró todos salvo ocho casillas. Las tablas de movimientos aparecen en las actas hasta la D04 (09/09/2026); desde la D05 las actas listan los compromisos y los cierres se dicen en el texto (D06-3 en la D07, D07-1 en la D08, D08-1 en la D09, D09-1 en la D10). El tablero hizo visible lo que se atascaba: la D01-3 (habilitar la carpeta de assets) figura «en proceso» en las actas D02, D03 y D04, y la D06-1 (seguimiento de los props, a cargo de la colaboradora) aparece sin cerrar de la D06 a la D09. Las tarjetas D06-2, D07-2 y D08-2 se arrastran a la D10 con la nota «Continúa». La D10 dice también que no revisó las D06-1, D07-3, D09-2, D09-3 y D09-4, porque dependen de personas que no asistieron.</w:t>
-      </w:r>
-    </w:p>
-    <w:p>
-      <w:pPr>
-        <w:spacing w:before="240" w:after="240"/>
-      </w:pPr>
-      <w:r>
-        <w:t>Ninguna de estas actas fija un límite numérico de trabajo en curso; lo más cercano es la decisión de la D02 de comprometer dos de las cuatro tareas de la fase de navegación.</w:t>
-      </w:r>
-    </w:p>
-    <w:p>
-      <w:pPr>
-        <w:spacing w:before="240" w:after="240"/>
-      </w:pPr>
-      <w:r>
         <w:t>La iteración que el marco teórico atribuye al ciclo se ve en lo que cada acta devolvió al diseño. La D03 corrigió pruebas que podían pasar sin verificar nada, la D04 sustituyó cuatro entornos por una máscara al medir el paquete, la D05 movió objetos de lugar, la D06 rehízo la mecánica del nivel 1 y la adenda del 01/10/2026 a la D10 registra que los cuadros del fuego pasaron a importarse a 1024 px porque el primer ejecutable de doce escenas pesó 866,7 MB frente al tope de 500 MB de RNF-06.</w:t>
+      </w:r>
+      <w:r>
+        <w:t xml:space="preserve"> La ronda de ajustes del 8 de octubre volvió sobre pantallas ya terminadas, como la portada del menú, el laberinto y el cuadro de diálogo, y se cuenta en el apartado 8.1.3.</w:t>
       </w:r>
     </w:p>
     <w:p>
@@ -14038,7 +14047,7 @@
         <w:pStyle w:val="Ttulo3"/>
         <w:spacing w:before="240"/>
       </w:pPr>
-      <w:bookmarkStart w:id="71" w:name="_Toc242198073"/>
+      <w:bookmarkStart w:id="71" w:name="_Toc242400681"/>
       <w:r>
         <w:t>5.1.6 Evaluación del prototipo (objetivo 4)</w:t>
       </w:r>
@@ -14049,7 +14058,11 @@
         <w:spacing w:before="240" w:after="240"/>
       </w:pPr>
       <w:r>
-        <w:t>El objetivo 4 no tiene serie de actas propia. Lo que el archivo de actas registra de esta fase está en la D10 y en su adenda del 01/10/2026, que la tratan como parte del ciclo y no como una fase aparte, y en los documentos de resultados del objetivo que la adenda cita.</w:t>
+        <w:t xml:space="preserve">El objetivo 4 no tiene serie de actas propia. Lo que el archivo de actas registra de esta fase está en la D10 y en su adenda del 01/10/2026, que la tratan como parte del ciclo y no como </w:t>
+      </w:r>
+      <w:r>
+        <w:lastRenderedPageBreak/>
+        <w:t>una fase aparte, y en los documentos de resultados del objetivo que la adenda cita.</w:t>
       </w:r>
     </w:p>
     <w:p>
@@ -14057,11 +14070,7 @@
         <w:spacing w:before="240" w:after="240"/>
       </w:pPr>
       <w:r>
-        <w:t xml:space="preserve">La D10 recoge que el 29/09/2026 entró el plan de pruebas, con unos 120 casos y seis puntos de control, y fija cómo se ejecuta: sobre el ejecutable compilado y con un arnés que lo maneja </w:t>
-      </w:r>
-      <w:r>
-        <w:lastRenderedPageBreak/>
-        <w:t>como caja negra, e incluye dos recorridos completos de la ruta principal, cierres forzados en seis momentos, borrado de un perfil, comprobación de residuos fuera de la carpeta de datos, ejecución desde una ruta con espacios, tres mediciones de la carga de cada escena y la prueba de exclusión de RNF-16. La D10 preveía un segundo candidato si la primera pasada hallaba un defecto bloqueante o mayor, y la adenda registra que esa pasada, sobre el candidato rc1, halló defectos que se corrigieron antes de la entrega: entre ellos, las conexiones de red de los servicios de Unity, que ahora se apagan al compilar. El primer ejecutable de doce escenas pesaba 866,7 MB y quedó en 479,0 MB. El segundo candidato, rc2, se reverificó con un tercer recorrido completo, y quedaron 103 casos con veredicto: 89 con P, 13 con P parcial, ninguno con F y uno con NE. Otros 24 casos siguen sin ejecutar, entre ellos todos los de verificación manual.</w:t>
+        <w:t>La D10 recoge que el 29/09/2026 entró el plan de pruebas, con unos 120 casos y seis puntos de control, y fija cómo se ejecuta: sobre el ejecutable compilado y con un arnés que lo maneja como caja negra, e incluye dos recorridos completos de la ruta principal, cierres forzados en seis momentos, borrado de un perfil, comprobación de residuos fuera de la carpeta de datos, ejecución desde una ruta con espacios, tres mediciones de la carga de cada escena y la prueba de exclusión de RNF-16. La D10 preveía un segundo candidato si la primera pasada hallaba un defecto bloqueante o mayor, y la adenda registra que esa pasada, sobre el candidato rc1, halló defectos que se corrigieron antes de la entrega: entre ellos, las conexiones de red de los servicios de Unity, que ahora se apagan al compilar. El primer ejecutable de doce escenas pesaba 866,7 MB y quedó en 479,0 MB. El segundo candidato, rc2, se reverificó con un tercer recorrido completo, y quedaron 103 casos con veredicto: 89 con P, 13 con P parcial, ninguno con F y uno con NE. Otros 24 casos siguen sin ejecutar, entre ellos todos los de verificación manual.</w:t>
       </w:r>
     </w:p>
     <w:p>
@@ -14087,7 +14096,7 @@
       </w:pPr>
       <w:bookmarkStart w:id="72" w:name="_Toc475112174"/>
       <w:bookmarkStart w:id="73" w:name="_Toc475115530"/>
-      <w:bookmarkStart w:id="74" w:name="_Toc242198074"/>
+      <w:bookmarkStart w:id="74" w:name="_Toc242400682"/>
       <w:r>
         <w:t>5.</w:t>
       </w:r>
@@ -14276,7 +14285,14 @@
         <w:rPr>
           <w:rFonts w:eastAsia="Arial" w:cs="Arial"/>
         </w:rPr>
-        <w:t xml:space="preserve"> (Anthropic) servirá como asistente de programación con inteligencia artificial para escribir código y documentación, bajo la revisión de los autores, que responden por lo que entra al proyecto.</w:t>
+        <w:t xml:space="preserve"> (Anthropic) servirá como asistente de programación con inteligencia artificial para escribir código y documentación, bajo la revisión de los autores, que </w:t>
+      </w:r>
+      <w:r>
+        <w:rPr>
+          <w:rFonts w:eastAsia="Arial" w:cs="Arial"/>
+        </w:rPr>
+        <w:lastRenderedPageBreak/>
+        <w:t>responden por lo que entra al proyecto.</w:t>
       </w:r>
     </w:p>
     <w:p>
@@ -14304,11 +14320,7 @@
         <w:t>, con la autorización escrita de sus autores (3.3.2)</w:t>
       </w:r>
       <w:r>
-        <w:t xml:space="preserve">, asegurando </w:t>
-      </w:r>
-      <w:r>
-        <w:lastRenderedPageBreak/>
-        <w:t>coherencia entre la propuesta narrativa y los elementos gráficos del proyecto.</w:t>
+        <w:t>, asegurando coherencia entre la propuesta narrativa y los elementos gráficos del proyecto.</w:t>
       </w:r>
     </w:p>
     <w:p>
@@ -14328,26 +14340,16 @@
           <w:b/>
           <w:bCs/>
         </w:rPr>
-        <w:t xml:space="preserve">Adobe </w:t>
-      </w:r>
-      <w:bookmarkStart w:id="75" w:name="_Int_veL2b2Fl"/>
-      <w:r>
-        <w:rPr>
-          <w:b/>
+        <w:t>CLIP Studio</w:t>
+      </w:r>
+      <w:r>
+        <w:rPr>
           <w:bCs/>
         </w:rPr>
-        <w:t>Illustrator</w:t>
-      </w:r>
-      <w:bookmarkEnd w:id="75"/>
-      <w:r>
-        <w:rPr>
-          <w:b/>
-          <w:bCs/>
-        </w:rPr>
-        <w:t xml:space="preserve"> y Adobe Photoshop</w:t>
-      </w:r>
-      <w:r>
-        <w:t xml:space="preserve"> serán utilizados para el diseño y la creación de los recursos gráficos del videojuego, incluyendo personajes, fondos e interfaces visuales, garantizando una identidad visual coherente y alineada con los objetivos educativos del proyecto.</w:t>
+        <w:t xml:space="preserve"> se empleará para ilustrar los sprites del videojuego, incluyendo personajes, fondos e interfaces visuales, con los cinco pasos que describe el apartado 8.1.1 y una identidad visual coherente con la dirección de arte</w:t>
+      </w:r>
+      <w:r>
+        <w:t>.</w:t>
       </w:r>
     </w:p>
     <w:p>
@@ -14362,8 +14364,8 @@
         <w:pStyle w:val="Ttulo2"/>
         <w:ind w:left="567" w:hanging="576"/>
       </w:pPr>
-      <w:bookmarkStart w:id="76" w:name="_Toc475115531"/>
-      <w:bookmarkStart w:id="77" w:name="_Toc242198075"/>
+      <w:bookmarkStart w:id="75" w:name="_Toc475115531"/>
+      <w:bookmarkStart w:id="76" w:name="_Toc242400683"/>
       <w:r>
         <w:t>5.</w:t>
       </w:r>
@@ -14373,8 +14375,8 @@
       <w:r>
         <w:t xml:space="preserve"> Población y muestra</w:t>
       </w:r>
+      <w:bookmarkEnd w:id="75"/>
       <w:bookmarkEnd w:id="76"/>
-      <w:bookmarkEnd w:id="77"/>
     </w:p>
     <w:p>
       <w:pPr>
@@ -14464,7 +14466,7 @@
           <w:b/>
         </w:rPr>
       </w:pPr>
-      <w:bookmarkStart w:id="78" w:name="_Toc242198076"/>
+      <w:bookmarkStart w:id="77" w:name="_Toc242400684"/>
       <w:r>
         <w:rPr>
           <w:rFonts w:cs="Arial"/>
@@ -14473,7 +14475,7 @@
         <w:lastRenderedPageBreak/>
         <w:t>6. LINEAMIENTOS Y REQUERIMIENTOS DEL VIDEOJUEGO</w:t>
       </w:r>
-      <w:bookmarkEnd w:id="78"/>
+      <w:bookmarkEnd w:id="77"/>
     </w:p>
     <w:p>
       <w:pPr>
@@ -14499,14 +14501,14 @@
           <w:color w:val="auto"/>
         </w:rPr>
       </w:pPr>
-      <w:bookmarkStart w:id="79" w:name="_Toc242198077"/>
+      <w:bookmarkStart w:id="78" w:name="_Toc242400685"/>
       <w:r>
         <w:rPr>
           <w:color w:val="auto"/>
         </w:rPr>
         <w:t>6.1 Desarrollo</w:t>
       </w:r>
-      <w:bookmarkEnd w:id="79"/>
+      <w:bookmarkEnd w:id="78"/>
     </w:p>
     <w:p>
       <w:pPr>
@@ -14516,14 +14518,14 @@
           <w:rFonts w:cs="Arial"/>
         </w:rPr>
       </w:pPr>
-      <w:bookmarkStart w:id="80" w:name="_Toc242198078"/>
+      <w:bookmarkStart w:id="79" w:name="_Toc242400686"/>
       <w:r>
         <w:rPr>
           <w:rFonts w:cs="Arial"/>
         </w:rPr>
         <w:t>6.1.1 De la revisión teórica a los lineamientos</w:t>
       </w:r>
-      <w:bookmarkEnd w:id="80"/>
+      <w:bookmarkEnd w:id="79"/>
     </w:p>
     <w:p>
       <w:pPr>
@@ -14568,7 +14570,7 @@
           <w:color w:val="auto"/>
         </w:rPr>
       </w:pPr>
-      <w:bookmarkStart w:id="81" w:name="_Toc242198100"/>
+      <w:bookmarkStart w:id="80" w:name="_Toc242400708"/>
       <w:r>
         <w:rPr>
           <w:rFonts w:cs="Arial"/>
@@ -14627,7 +14629,7 @@
         </w:rPr>
         <w:t>Lineamientos conceptuales del videojuego</w:t>
       </w:r>
-      <w:bookmarkEnd w:id="81"/>
+      <w:bookmarkEnd w:id="80"/>
     </w:p>
     <w:tbl>
       <w:tblPr>
@@ -14916,14 +14918,14 @@
           <w:rFonts w:cs="Arial"/>
         </w:rPr>
       </w:pPr>
-      <w:bookmarkStart w:id="82" w:name="_Toc242198079"/>
+      <w:bookmarkStart w:id="81" w:name="_Toc242400687"/>
       <w:r>
         <w:rPr>
           <w:rFonts w:cs="Arial"/>
         </w:rPr>
         <w:t>6.1.2 Especificación de requerimientos</w:t>
       </w:r>
-      <w:bookmarkEnd w:id="82"/>
+      <w:bookmarkEnd w:id="81"/>
     </w:p>
     <w:p>
       <w:pPr>
@@ -14952,7 +14954,7 @@
           <w:color w:val="auto"/>
         </w:rPr>
       </w:pPr>
-      <w:bookmarkStart w:id="83" w:name="_Toc242198101"/>
+      <w:bookmarkStart w:id="82" w:name="_Toc242400709"/>
       <w:r>
         <w:rPr>
           <w:rFonts w:cs="Arial"/>
@@ -15011,7 +15013,7 @@
         </w:rPr>
         <w:t>Módulos funcionales y requerimientos que agrupan</w:t>
       </w:r>
-      <w:bookmarkEnd w:id="83"/>
+      <w:bookmarkEnd w:id="82"/>
     </w:p>
     <w:tbl>
       <w:tblPr>
@@ -15658,7 +15660,7 @@
           <w:rFonts w:cs="Arial"/>
         </w:rPr>
       </w:pPr>
-      <w:bookmarkStart w:id="84" w:name="_Toc242198080"/>
+      <w:bookmarkStart w:id="83" w:name="_Toc242400688"/>
       <w:r>
         <w:rPr>
           <w:rFonts w:cs="Arial"/>
@@ -15666,7 +15668,7 @@
         <w:lastRenderedPageBreak/>
         <w:t>6.1.3 Un documento que se corrigió con el juego</w:t>
       </w:r>
-      <w:bookmarkEnd w:id="84"/>
+      <w:bookmarkEnd w:id="83"/>
     </w:p>
     <w:p>
       <w:pPr>
@@ -15734,14 +15736,14 @@
           <w:color w:val="auto"/>
         </w:rPr>
       </w:pPr>
-      <w:bookmarkStart w:id="85" w:name="_Toc242198081"/>
+      <w:bookmarkStart w:id="84" w:name="_Toc242400689"/>
       <w:r>
         <w:rPr>
           <w:color w:val="auto"/>
         </w:rPr>
         <w:t>6.2 Resultados</w:t>
       </w:r>
-      <w:bookmarkEnd w:id="85"/>
+      <w:bookmarkEnd w:id="84"/>
     </w:p>
     <w:p>
       <w:pPr>
@@ -15770,7 +15772,7 @@
           <w:color w:val="auto"/>
         </w:rPr>
       </w:pPr>
-      <w:bookmarkStart w:id="86" w:name="_Toc242198102"/>
+      <w:bookmarkStart w:id="85" w:name="_Toc242400710"/>
       <w:r>
         <w:rPr>
           <w:rFonts w:cs="Arial"/>
@@ -15829,7 +15831,7 @@
         </w:rPr>
         <w:t>Facetas del pensamiento computacional, nivel donde se ejercitan y requerimientos que las implementan</w:t>
       </w:r>
-      <w:bookmarkEnd w:id="86"/>
+      <w:bookmarkEnd w:id="85"/>
     </w:p>
     <w:tbl>
       <w:tblPr>
@@ -16554,7 +16556,7 @@
           <w:color w:val="auto"/>
         </w:rPr>
       </w:pPr>
-      <w:bookmarkStart w:id="87" w:name="_Toc242198103"/>
+      <w:bookmarkStart w:id="86" w:name="_Toc242400711"/>
       <w:r>
         <w:rPr>
           <w:rFonts w:cs="Arial"/>
@@ -16613,7 +16615,7 @@
         </w:rPr>
         <w:t>Metas del primer objetivo y resultado obtenido</w:t>
       </w:r>
-      <w:bookmarkEnd w:id="87"/>
+      <w:bookmarkEnd w:id="86"/>
     </w:p>
     <w:tbl>
       <w:tblPr>
@@ -16904,14 +16906,14 @@
           <w:color w:val="auto"/>
         </w:rPr>
       </w:pPr>
-      <w:bookmarkStart w:id="88" w:name="_Toc242198082"/>
+      <w:bookmarkStart w:id="87" w:name="_Toc242400690"/>
       <w:r>
         <w:rPr>
           <w:color w:val="auto"/>
         </w:rPr>
         <w:t>6.3 Conclusiones del objetivo</w:t>
       </w:r>
-      <w:bookmarkEnd w:id="88"/>
+      <w:bookmarkEnd w:id="87"/>
     </w:p>
     <w:p>
       <w:pPr>
@@ -17003,7 +17005,7 @@
           <w:b/>
         </w:rPr>
       </w:pPr>
-      <w:bookmarkStart w:id="89" w:name="_Toc242198083"/>
+      <w:bookmarkStart w:id="88" w:name="_Toc242400691"/>
       <w:r>
         <w:rPr>
           <w:rFonts w:cs="Arial"/>
@@ -17012,7 +17014,7 @@
         <w:lastRenderedPageBreak/>
         <w:t>7. DISEÑO PEDAGÓGICO Y NARRATIVO DEL VIDEOJUEGO</w:t>
       </w:r>
-      <w:bookmarkEnd w:id="89"/>
+      <w:bookmarkEnd w:id="88"/>
     </w:p>
     <w:p>
       <w:pPr>
@@ -17038,14 +17040,14 @@
           <w:color w:val="auto"/>
         </w:rPr>
       </w:pPr>
-      <w:bookmarkStart w:id="90" w:name="_Toc242198084"/>
+      <w:bookmarkStart w:id="89" w:name="_Toc242400692"/>
       <w:r>
         <w:rPr>
           <w:color w:val="auto"/>
         </w:rPr>
         <w:t>7.1 Desarrollo</w:t>
       </w:r>
-      <w:bookmarkEnd w:id="90"/>
+      <w:bookmarkEnd w:id="89"/>
     </w:p>
     <w:p>
       <w:pPr>
@@ -17055,14 +17057,14 @@
           <w:rFonts w:cs="Arial"/>
         </w:rPr>
       </w:pPr>
-      <w:bookmarkStart w:id="91" w:name="_Toc242198085"/>
+      <w:bookmarkStart w:id="90" w:name="_Toc242400693"/>
       <w:r>
         <w:rPr>
           <w:rFonts w:cs="Arial"/>
         </w:rPr>
         <w:t>7.1.1 Premisa y hilo narrativo</w:t>
       </w:r>
-      <w:bookmarkEnd w:id="91"/>
+      <w:bookmarkEnd w:id="90"/>
     </w:p>
     <w:p>
       <w:pPr>
@@ -17152,14 +17154,14 @@
           <w:rFonts w:cs="Arial"/>
         </w:rPr>
       </w:pPr>
-      <w:bookmarkStart w:id="92" w:name="_Toc242198086"/>
+      <w:bookmarkStart w:id="91" w:name="_Toc242400694"/>
       <w:r>
         <w:rPr>
           <w:rFonts w:cs="Arial"/>
         </w:rPr>
         <w:t>7.1.2 Niveles, facetas y retos</w:t>
       </w:r>
-      <w:bookmarkEnd w:id="92"/>
+      <w:bookmarkEnd w:id="91"/>
     </w:p>
     <w:p>
       <w:pPr>
@@ -17188,7 +17190,7 @@
           <w:color w:val="auto"/>
         </w:rPr>
       </w:pPr>
-      <w:bookmarkStart w:id="93" w:name="_Toc242198104"/>
+      <w:bookmarkStart w:id="92" w:name="_Toc242400712"/>
       <w:r>
         <w:rPr>
           <w:rFonts w:cs="Arial"/>
@@ -17248,7 +17250,7 @@
         </w:rPr>
         <w:t>Estructura pedagógica de los tres niveles</w:t>
       </w:r>
-      <w:bookmarkEnd w:id="93"/>
+      <w:bookmarkEnd w:id="92"/>
     </w:p>
     <w:tbl>
       <w:tblPr>
@@ -17854,14 +17856,14 @@
           <w:rFonts w:cs="Arial"/>
         </w:rPr>
       </w:pPr>
-      <w:bookmarkStart w:id="94" w:name="_Toc242198087"/>
+      <w:bookmarkStart w:id="93" w:name="_Toc242400695"/>
       <w:r>
         <w:rPr>
           <w:rFonts w:cs="Arial"/>
         </w:rPr>
         <w:t>7.1.3 Andamiaje y retroalimentación</w:t>
       </w:r>
-      <w:bookmarkEnd w:id="94"/>
+      <w:bookmarkEnd w:id="93"/>
     </w:p>
     <w:p>
       <w:pPr>
@@ -17927,14 +17929,14 @@
           <w:rFonts w:cs="Arial"/>
         </w:rPr>
       </w:pPr>
-      <w:bookmarkStart w:id="95" w:name="_Toc242198088"/>
+      <w:bookmarkStart w:id="94" w:name="_Toc242400696"/>
       <w:r>
         <w:rPr>
           <w:rFonts w:cs="Arial"/>
         </w:rPr>
         <w:t>7.1.4 Casos de uso, historias de usuario y arquitectura</w:t>
       </w:r>
-      <w:bookmarkEnd w:id="95"/>
+      <w:bookmarkEnd w:id="94"/>
     </w:p>
     <w:p>
       <w:pPr>
@@ -17976,14 +17978,14 @@
           <w:color w:val="auto"/>
         </w:rPr>
       </w:pPr>
-      <w:bookmarkStart w:id="96" w:name="_Toc242198089"/>
+      <w:bookmarkStart w:id="95" w:name="_Toc242400697"/>
       <w:r>
         <w:rPr>
           <w:color w:val="auto"/>
         </w:rPr>
         <w:t>7.2 Resultados</w:t>
       </w:r>
-      <w:bookmarkEnd w:id="96"/>
+      <w:bookmarkEnd w:id="95"/>
     </w:p>
     <w:p>
       <w:pPr>
@@ -18028,7 +18030,7 @@
           <w:color w:val="auto"/>
         </w:rPr>
       </w:pPr>
-      <w:bookmarkStart w:id="97" w:name="_Toc242198105"/>
+      <w:bookmarkStart w:id="96" w:name="_Toc242400713"/>
       <w:r>
         <w:rPr>
           <w:rFonts w:cs="Arial"/>
@@ -18087,7 +18089,7 @@
         </w:rPr>
         <w:t>Comparación de la dificultad entre niveles</w:t>
       </w:r>
-      <w:bookmarkEnd w:id="97"/>
+      <w:bookmarkEnd w:id="96"/>
     </w:p>
     <w:tbl>
       <w:tblPr>
@@ -18699,7 +18701,7 @@
           <w:color w:val="auto"/>
         </w:rPr>
       </w:pPr>
-      <w:bookmarkStart w:id="98" w:name="_Toc242198106"/>
+      <w:bookmarkStart w:id="97" w:name="_Toc242400714"/>
       <w:r>
         <w:rPr>
           <w:rFonts w:cs="Arial"/>
@@ -18758,7 +18760,7 @@
         </w:rPr>
         <w:t>Metas del segundo objetivo y resultado obtenido</w:t>
       </w:r>
-      <w:bookmarkEnd w:id="98"/>
+      <w:bookmarkEnd w:id="97"/>
     </w:p>
     <w:tbl>
       <w:tblPr>
@@ -19065,14 +19067,14 @@
           <w:color w:val="auto"/>
         </w:rPr>
       </w:pPr>
-      <w:bookmarkStart w:id="99" w:name="_Toc242198090"/>
+      <w:bookmarkStart w:id="98" w:name="_Toc242400698"/>
       <w:r>
         <w:rPr>
           <w:color w:val="auto"/>
         </w:rPr>
         <w:t>7.3 Conclusiones del objetivo</w:t>
       </w:r>
-      <w:bookmarkEnd w:id="99"/>
+      <w:bookmarkEnd w:id="98"/>
     </w:p>
     <w:p>
       <w:pPr>
@@ -19164,7 +19166,7 @@
           <w:b/>
         </w:rPr>
       </w:pPr>
-      <w:bookmarkStart w:id="100" w:name="_Toc242198091"/>
+      <w:bookmarkStart w:id="99" w:name="_Toc242400699"/>
       <w:r>
         <w:rPr>
           <w:rFonts w:cs="Arial"/>
@@ -19173,7 +19175,7 @@
         <w:lastRenderedPageBreak/>
         <w:t>8. DESARROLLO DEL PROTOTIPO FUNCIONAL</w:t>
       </w:r>
-      <w:bookmarkEnd w:id="100"/>
+      <w:bookmarkEnd w:id="99"/>
     </w:p>
     <w:p>
       <w:pPr>
@@ -19213,14 +19215,14 @@
           <w:color w:val="auto"/>
         </w:rPr>
       </w:pPr>
-      <w:bookmarkStart w:id="101" w:name="_Toc242198092"/>
+      <w:bookmarkStart w:id="100" w:name="_Toc242400700"/>
       <w:r>
         <w:rPr>
           <w:color w:val="auto"/>
         </w:rPr>
         <w:t>8.1 Desarrollo</w:t>
       </w:r>
-      <w:bookmarkEnd w:id="101"/>
+      <w:bookmarkEnd w:id="100"/>
     </w:p>
     <w:p>
       <w:pPr>
@@ -19230,14 +19232,14 @@
           <w:rFonts w:cs="Arial"/>
         </w:rPr>
       </w:pPr>
-      <w:bookmarkStart w:id="102" w:name="_Toc242198093"/>
+      <w:bookmarkStart w:id="101" w:name="_Toc242400701"/>
       <w:r>
         <w:rPr>
           <w:rFonts w:cs="Arial"/>
         </w:rPr>
         <w:t>8.1.1 Organización del trabajo</w:t>
       </w:r>
-      <w:bookmarkEnd w:id="102"/>
+      <w:bookmarkEnd w:id="101"/>
     </w:p>
     <w:p>
       <w:pPr>
@@ -19310,7 +19312,7 @@
           <w:color w:val="auto"/>
         </w:rPr>
       </w:pPr>
-      <w:bookmarkStart w:id="103" w:name="_Toc242198107"/>
+      <w:bookmarkStart w:id="102" w:name="_Toc242400715"/>
       <w:r>
         <w:rPr>
           <w:rFonts w:cs="Arial"/>
@@ -19369,7 +19371,7 @@
         </w:rPr>
         <w:t>Incrementos del desarrollo</w:t>
       </w:r>
-      <w:bookmarkEnd w:id="103"/>
+      <w:bookmarkEnd w:id="102"/>
     </w:p>
     <w:tbl>
       <w:tblPr>
@@ -19961,16 +19963,26 @@
           <w:rFonts w:cs="Arial"/>
           <w:color w:val="auto"/>
         </w:rPr>
-        <w:t>. Los recursos gráficos los produjo una colaboradora externa, estudiante de animación y diseño, y las decisiones pedagógicas y de mecánica quedaron en manos de los autores.</w:t>
+        <w:t>. Los recursos gráficos los produjo una colaboradora externa, estudiante de animación y diseño, y la</w:t>
+      </w:r>
+      <w:r>
+        <w:rPr>
+          <w:rFonts w:cs="Arial"/>
+          <w:color w:val="auto"/>
+        </w:rPr>
+        <w:t xml:space="preserve"> autoría del trabajo, junto con las decisiones pedagógicas y de mecánica, quedó</w:t>
+      </w:r>
+      <w:r>
+        <w:rPr>
+          <w:rFonts w:cs="Arial"/>
+          <w:color w:val="auto"/>
+        </w:rPr>
+        <w:t xml:space="preserve"> en manos de los autores.</w:t>
       </w:r>
     </w:p>
     <w:p>
       <w:pPr>
         <w:spacing w:before="240" w:after="240"/>
-        <w:rPr>
-          <w:rFonts w:cs="Arial"/>
-          <w:color w:val="auto"/>
-        </w:rPr>
       </w:pPr>
       <w:r>
         <w:rPr>
@@ -19978,6 +19990,22 @@
           <w:color w:val="auto"/>
         </w:rPr>
         <w:lastRenderedPageBreak/>
+        <w:t>La colaboradora es Sofía Valentina Giraldo Segovia, vinculada el 2 de septiembre de 2026 (acta D01) para el diseño y la asesoría gráfica de los sprites, que dibujó con CLIP Studio. Cada sprite pasó por cinco pasos. Empezaba con una búsqueda de inspiración en equipo, una lluvia de ideas a partir de la dirección de arte. De ahí salía el boceto, y del boceto la limpieza de la línea, seguida de la aplicación del color y las sombras, que el acta D04 pidió planas y de un solo tono, sin degradado, para no romper el sombreado del resto del juego. El quinto paso era la entrega y las correcciones: en la sesión de los miércoles, que corrió hasta el 30 de septiembre, los autores revisaban cómo se leía la pieza en pantalla y cómo entraba en el motor, en tamaño, capas y nomenclatura, y ningún boceto pasaba a arte final sin resolver las dos cosas. Como las piezas llevan el nombre que fija la dirección de arte, mientras la composición se conserve la versión corregida entra sustituyendo el archivo, sin tocar código ni escenas.</w:t>
+      </w:r>
+    </w:p>
+    <w:p>
+      <w:pPr>
+        <w:spacing w:before="240" w:after="240"/>
+        <w:rPr>
+          <w:rFonts w:cs="Arial"/>
+          <w:color w:val="auto"/>
+        </w:rPr>
+      </w:pPr>
+      <w:r>
+        <w:rPr>
+          <w:rFonts w:cs="Arial"/>
+          <w:color w:val="auto"/>
+        </w:rPr>
         <w:t xml:space="preserve">El contrato de desarrollo exigía escribir la prueba antes que el código: diseñar los casos, escribir la prueba, verla fallar y solo entonces implementar. El nombre de cada prueba incluye el requerimiento que verifica; GameFlow_CP02_NoExisteEstadoDeDerrota, por ejemplo, comprueba que la máquina de estados no tiene estado de derrota. El entorno fue Unity 6000.5.10f1 con la plantilla 2D y el Universal Render Pipeline 17.6.0, con Input System 1.20.0 para la entrada y Unity Test Framework 1.7.0 para las pruebas. El código se versionó en Git y GitHub, con </w:t>
       </w:r>
       <w:r>
@@ -20017,14 +20045,14 @@
           <w:rFonts w:cs="Arial"/>
         </w:rPr>
       </w:pPr>
-      <w:bookmarkStart w:id="104" w:name="_Toc242198094"/>
+      <w:bookmarkStart w:id="103" w:name="_Toc242400702"/>
       <w:r>
         <w:rPr>
           <w:rFonts w:cs="Arial"/>
         </w:rPr>
         <w:t>8.1.2 Arquitectura implementada</w:t>
       </w:r>
-      <w:bookmarkEnd w:id="104"/>
+      <w:bookmarkEnd w:id="103"/>
     </w:p>
     <w:p>
       <w:pPr>
@@ -20106,7 +20134,15 @@
           <w:rFonts w:cs="Arial"/>
           <w:color w:val="auto"/>
         </w:rPr>
-        <w:t xml:space="preserve"> Cada guardado escribe primero un archivo temporal y después lo pone en el lugar del perfil, de modo que un cierre forzado al guardar no deja un perfil truncado. Si un perfil no se puede leer, el juego lo avisa sin cerrarse y permite borrarlo. El panel de perfiles los presenta de tres en tres, con flechas para pasar de página.</w:t>
+        <w:t xml:space="preserve"> Cada guardado escribe primero un archivo temporal y después lo pone en el lugar del perfil, de modo </w:t>
+      </w:r>
+      <w:r>
+        <w:rPr>
+          <w:rFonts w:cs="Arial"/>
+          <w:color w:val="auto"/>
+        </w:rPr>
+        <w:lastRenderedPageBreak/>
+        <w:t>que un cierre forzado al guardar no deja un perfil truncado. Si un perfil no se puede leer, el juego lo avisa sin cerrarse y permite borrarlo. El panel de perfiles los presenta de tres en tres, con flechas para pasar de página.</w:t>
       </w:r>
       <w:r>
         <w:rPr>
@@ -20138,14 +20174,14 @@
           <w:rFonts w:cs="Arial"/>
         </w:rPr>
       </w:pPr>
-      <w:bookmarkStart w:id="105" w:name="_Toc242198095"/>
+      <w:bookmarkStart w:id="104" w:name="_Toc242400703"/>
       <w:r>
         <w:rPr>
           <w:rFonts w:cs="Arial"/>
         </w:rPr>
         <w:t>8.1.3 Los tres niveles implementados</w:t>
       </w:r>
-      <w:bookmarkEnd w:id="105"/>
+      <w:bookmarkEnd w:id="104"/>
     </w:p>
     <w:p>
       <w:pPr>
@@ -20181,15 +20217,7 @@
           <w:rFonts w:cs="Arial"/>
           <w:color w:val="auto"/>
         </w:rPr>
-        <w:t xml:space="preserve">; desde </w:t>
-      </w:r>
-      <w:r>
-        <w:rPr>
-          <w:rFonts w:cs="Arial"/>
-          <w:color w:val="auto"/>
-        </w:rPr>
-        <w:lastRenderedPageBreak/>
-        <w:t>ese momento los mandos se atenúan y dejan de responder, para que un segundo clic no repita el encendido</w:t>
+        <w:t>; desde ese momento los mandos se atenúan y dejan de responder, para que un segundo clic no repita el encendido</w:t>
       </w:r>
       <w:r>
         <w:rPr>
@@ -20210,7 +20238,7 @@
           <w:color w:val="auto"/>
         </w:rPr>
       </w:pPr>
-      <w:bookmarkStart w:id="106" w:name="_Toc242198116"/>
+      <w:bookmarkStart w:id="105" w:name="_Toc242400724"/>
       <w:r>
         <w:rPr>
           <w:rFonts w:cs="Arial"/>
@@ -20269,7 +20297,7 @@
         </w:rPr>
         <w:t>Panel de encendido del Nivel 1</w:t>
       </w:r>
-      <w:bookmarkEnd w:id="106"/>
+      <w:bookmarkEnd w:id="105"/>
     </w:p>
     <w:p>
       <w:pPr>
@@ -20398,12 +20426,13 @@
           <w:color w:val="auto"/>
         </w:rPr>
       </w:pPr>
-      <w:bookmarkStart w:id="107" w:name="_Toc242198117"/>
-      <w:r>
-        <w:rPr>
-          <w:rFonts w:cs="Arial"/>
-          <w:color w:val="auto"/>
-        </w:rPr>
+      <w:bookmarkStart w:id="106" w:name="_Toc242400725"/>
+      <w:r>
+        <w:rPr>
+          <w:rFonts w:cs="Arial"/>
+          <w:color w:val="auto"/>
+        </w:rPr>
+        <w:lastRenderedPageBreak/>
         <w:t xml:space="preserve">Figura </w:t>
       </w:r>
       <w:r>
@@ -20457,7 +20486,7 @@
         </w:rPr>
         <w:t>Laberinto del Nivel 2 con el editor de bloques</w:t>
       </w:r>
-      <w:bookmarkEnd w:id="107"/>
+      <w:bookmarkEnd w:id="106"/>
     </w:p>
     <w:p>
       <w:pPr>
@@ -20469,10 +20498,10 @@
           <w:noProof/>
         </w:rPr>
         <w:drawing>
-          <wp:inline distT="0" distB="0" distL="0" distR="0" wp14:anchorId="5591E45E" wp14:editId="045C5C9D">
-            <wp:extent cx="3810000" cy="2142565"/>
+          <wp:inline distT="0" distB="0" distL="0" distR="0" wp14:anchorId="09F67712" wp14:editId="33866BFE">
+            <wp:extent cx="3810000" cy="2142982"/>
             <wp:effectExtent l="0" t="0" r="0" b="0"/>
-            <wp:docPr id="5" name="Imagen 5"/>
+            <wp:docPr id="1" name="Imagen 1"/>
             <wp:cNvGraphicFramePr>
               <a:graphicFrameLocks xmlns:a="http://schemas.openxmlformats.org/drawingml/2006/main" noChangeAspect="1"/>
             </wp:cNvGraphicFramePr>
@@ -20480,7 +20509,7 @@
               <a:graphicData uri="http://schemas.openxmlformats.org/drawingml/2006/picture">
                 <pic:pic xmlns:pic="http://schemas.openxmlformats.org/drawingml/2006/picture">
                   <pic:nvPicPr>
-                    <pic:cNvPr id="5" name=""/>
+                    <pic:cNvPr id="1" name=""/>
                     <pic:cNvPicPr/>
                   </pic:nvPicPr>
                   <pic:blipFill>
@@ -20498,7 +20527,7 @@
                   <pic:spPr>
                     <a:xfrm>
                       <a:off x="0" y="0"/>
-                      <a:ext cx="3810000" cy="2142565"/>
+                      <a:ext cx="3810000" cy="2142982"/>
                     </a:xfrm>
                     <a:prstGeom prst="rect">
                       <a:avLst/>
@@ -20526,7 +20555,7 @@
           <w:color w:val="auto"/>
           <w:sz w:val="18"/>
         </w:rPr>
-        <w:t xml:space="preserve">Fuente: captura del prototipo, </w:t>
+        <w:t xml:space="preserve">Fuente: captura del </w:t>
       </w:r>
       <w:r>
         <w:rPr>
@@ -20534,7 +20563,7 @@
           <w:color w:val="auto"/>
           <w:sz w:val="18"/>
         </w:rPr>
-        <w:t>01/10/2026 (Anexo E, figura 4.7)</w:t>
+        <w:t>Editor, 08</w:t>
       </w:r>
       <w:r>
         <w:rPr>
@@ -20542,6 +20571,14 @@
           <w:color w:val="auto"/>
           <w:sz w:val="18"/>
         </w:rPr>
+        <w:t>/10/2026 (Anexo E, figura 4.7)</w:t>
+      </w:r>
+      <w:r>
+        <w:rPr>
+          <w:rFonts w:cs="Arial"/>
+          <w:color w:val="auto"/>
+          <w:sz w:val="18"/>
+        </w:rPr>
         <w:t>.</w:t>
       </w:r>
     </w:p>
@@ -20558,7 +20595,6 @@
           <w:rFonts w:cs="Arial"/>
           <w:color w:val="auto"/>
         </w:rPr>
-        <w:lastRenderedPageBreak/>
         <w:t>El Nivel 3 empieza en la orilla del río (Figura 8). Mamá se mueve con cuatro flechas en pantalla que responden al clic sostenido y recoge ocho materiales, que el inventario agrupa en cuatro casillas, mientras una lista de cuatro tareas marca lo que ya se hizo. Después la balsa se arma sobre el agua, en diecisiete espacios repartidos en tres fases que se habilitan en orden: base, amarre, y mástil con vela. Colocar una pieza no la valida, y el veredicto llega al pulsar «Listo» o «Probar balsa». Entre los troncos hay uno más largo, el mástil, puesto a propósito como trampa para la base. Cuando la balsa falla, el juego señala el espacio exacto</w:t>
       </w:r>
       <w:r>
@@ -20587,7 +20623,7 @@
           <w:color w:val="auto"/>
         </w:rPr>
       </w:pPr>
-      <w:bookmarkStart w:id="108" w:name="_Toc242198118"/>
+      <w:bookmarkStart w:id="107" w:name="_Toc242400726"/>
       <w:r>
         <w:rPr>
           <w:rFonts w:cs="Arial"/>
@@ -20646,7 +20682,7 @@
         </w:rPr>
         <w:t>Recolección de materiales en el Nivel 3, con la lista de tareas y las flechas en pantalla</w:t>
       </w:r>
-      <w:bookmarkEnd w:id="108"/>
+      <w:bookmarkEnd w:id="107"/>
     </w:p>
     <w:p>
       <w:pPr>
@@ -20736,20 +20772,66 @@
     </w:p>
     <w:p>
       <w:pPr>
+        <w:spacing w:before="240" w:after="240"/>
+      </w:pPr>
+      <w:r>
+        <w:rPr>
+          <w:rFonts w:cs="Arial"/>
+          <w:color w:val="auto"/>
+        </w:rPr>
+        <w:t xml:space="preserve">Una ronda de ajustes de diseño, decidida por los autores el 8 de octubre, cambió después del corte la presentación de varias pantallas sin tocar las mecánicas. La portada del menú es ahora la mitad izquierda del bosque del Nivel 2 con los cinco personajes en reposo, cada uno en un punto distinto de su ciclo para que no respiren al unísono; el título, blanco de 112 px con contorno de 4 px, quedó encima de una tarjeta que se redujo de 280 a 120 px y conserva solo el lema. En el laberinto, el entorno y la tarjeta comparten un único fondo ámbar (#E8A33D) y </w:t>
+      </w:r>
+      <w:r>
+        <w:rPr>
+          <w:rFonts w:cs="Arial"/>
+          <w:color w:val="auto"/>
+        </w:rPr>
+        <w:lastRenderedPageBreak/>
+        <w:t xml:space="preserve">un marco redondeado de 8 px; la Figura 7 muestra el </w:t>
+      </w:r>
+      <w:r>
+        <w:rPr>
+          <w:rFonts w:cs="Arial"/>
+          <w:color w:val="auto"/>
+        </w:rPr>
+        <w:t>laberinto con ese fondo y esos marcos</w:t>
+      </w:r>
+      <w:r>
+        <w:rPr>
+          <w:rFonts w:cs="Arial"/>
+          <w:color w:val="auto"/>
+        </w:rPr>
+        <w:t>. El texto del cuadro de diálogo pasó de 26 a 30 px y a un tono más oscuro, y el cuadro de 180 a 216 px de alto, todavía dentro del cuarto inferior de la pantalla: la más alta de las 139 líneas mide 131 px en una caja de 137. En el cruce del Nivel 3 la cámara sigue a la balsa, que antes terminaba 204 px fuera del encuadre, y las nueve llamas de las escenas narrativas y la cenital del Nivel 1 tienen un halo naranja tenue que late cada 2 s, sin destellos (RNF-21).</w:t>
+      </w:r>
+    </w:p>
+    <w:p>
+      <w:pPr>
+        <w:spacing w:before="240" w:after="240"/>
+      </w:pPr>
+      <w:r>
+        <w:rPr>
+          <w:rFonts w:cs="Arial"/>
+          <w:color w:val="auto"/>
+        </w:rPr>
+        <w:t>Los personajes también cambiaron. Algoritm se recortó de su arte provisional en nueve piezas por forma (fuego, madera y agua), de modo que mueve brazos y piernas en todas sus escenas, y el arte final las sustituye con los mismos nombres; en los créditos saluda con una acción nueva, Wave, un bucle de 4,8 s con pausa de reposo, y la tarjeta que lo enmarcaba se retiró. En Papá se subió el húmero y se bajaron 37 px los antebrazos para que el hueso no asome por el codo al doblarlo.</w:t>
+      </w:r>
+    </w:p>
+    <w:p>
+      <w:pPr>
         <w:pStyle w:val="Ttulo3"/>
         <w:spacing w:before="240"/>
         <w:rPr>
           <w:rFonts w:cs="Arial"/>
         </w:rPr>
       </w:pPr>
-      <w:bookmarkStart w:id="109" w:name="_Toc242198096"/>
+      <w:bookmarkStart w:id="108" w:name="_Toc242400704"/>
       <w:r>
         <w:rPr>
           <w:rFonts w:cs="Arial"/>
         </w:rPr>
         <w:t>8.1.4 Rendimiento</w:t>
       </w:r>
-      <w:bookmarkEnd w:id="109"/>
+      <w:bookmarkEnd w:id="108"/>
     </w:p>
     <w:p>
       <w:pPr>
@@ -20798,15 +20880,108 @@
           <w:color w:val="auto"/>
         </w:rPr>
       </w:pPr>
-      <w:bookmarkStart w:id="110" w:name="_Toc242198097"/>
-      <w:r>
-        <w:rPr>
+      <w:bookmarkStart w:id="109" w:name="_Toc242400705"/>
+      <w:r>
+        <w:rPr>
+          <w:color w:val="auto"/>
+        </w:rPr>
+        <w:t>8.2 Resultados</w:t>
+      </w:r>
+      <w:bookmarkEnd w:id="109"/>
+    </w:p>
+    <w:p>
+      <w:pPr>
+        <w:spacing w:before="240" w:after="240"/>
+        <w:rPr>
+          <w:rFonts w:cs="Arial"/>
+          <w:color w:val="auto"/>
+        </w:rPr>
+      </w:pPr>
+      <w:r>
+        <w:rPr>
+          <w:rFonts w:cs="Arial"/>
+          <w:color w:val="auto"/>
+        </w:rPr>
+        <w:t>El resultado del objetivo es el prototipo, que se compila como una carpeta ejecutable para Windows</w:t>
+      </w:r>
+      <w:r>
+        <w:rPr>
+          <w:rFonts w:cs="Arial"/>
+          <w:color w:val="auto"/>
+        </w:rPr>
+        <w:t xml:space="preserve">, funciona sin instalación y </w:t>
+      </w:r>
+      <w:r>
+        <w:rPr>
+          <w:rFonts w:cs="Arial"/>
+          <w:color w:val="auto"/>
+        </w:rPr>
+        <w:t>está hecho para no usar</w:t>
+      </w:r>
+      <w:r>
+        <w:rPr>
+          <w:rFonts w:cs="Arial"/>
+          <w:color w:val="auto"/>
+        </w:rPr>
+        <w:t xml:space="preserve"> la red</w:t>
+      </w:r>
+      <w:r>
+        <w:rPr>
+          <w:rFonts w:cs="Arial"/>
+          <w:color w:val="auto"/>
+        </w:rPr>
+        <w:t xml:space="preserve">. Tiene doce escenas, tres niveles, siete fases jugables y dieciocho secuencias narrativas, y los 47 requerimientos funcionales quedaron implementados, incluidos los dos que no eran de prioridad alta. El </w:t>
+      </w:r>
+      <w:r>
+        <w:rPr>
+          <w:rFonts w:cs="Arial"/>
+          <w:color w:val="auto"/>
+        </w:rPr>
+        <w:t xml:space="preserve">ejecutable vigente se compiló el 1 de octubre con las doce escenas y es la segunda versión candidata a entrega: los defectos que mostró la primera, del mismo día, se corrigieron con una prueba nueva cada uno, y sobre la segunda se repitieron los casos afectados y las mediciones. Los servicios en línea de Unity, como la analítica, quedan apagados al compilar, y si el juego resultante nombra sus servidores la compilación se detiene con error. En siete lanzamientos de la versión vigente, con </w:t>
+      </w:r>
+      <w:r>
+        <w:rPr>
+          <w:rFonts w:cs="Arial"/>
+          <w:color w:val="auto"/>
+        </w:rPr>
+        <w:t>una muestra cada dos segundos a partir de los primeros segundos de cada arranque, no se observ</w:t>
+      </w:r>
+      <w:r>
+        <w:rPr>
+          <w:rFonts w:cs="Arial"/>
+          <w:color w:val="auto"/>
+        </w:rPr>
+        <w:t xml:space="preserve">ó ninguna conexión de red (RNF-10); la primera abría tres con servidores de Google Cloud. Fuera de la carpeta Datos solo quedan el Player.log del </w:t>
+      </w:r>
+      <w:r>
+        <w:rPr>
+          <w:rFonts w:cs="Arial"/>
           <w:color w:val="auto"/>
         </w:rPr>
         <w:lastRenderedPageBreak/>
-        <w:t>8.2 Resultados</w:t>
-      </w:r>
-      <w:bookmarkEnd w:id="110"/>
+        <w:t>reproductor y, en el Registro de Windows, las preferencias de pantalla, un contador y unos identificadores de sesión y de instalación que el motor genera aun con los servicios desactivados. Ninguno guarda datos del estudiante, y un perfil borrado no deja su nombre en ning</w:t>
+      </w:r>
+      <w:r>
+        <w:rPr>
+          <w:rFonts w:cs="Arial"/>
+          <w:color w:val="auto"/>
+        </w:rPr>
+        <w:t>uno de los sitios revisados, que fueron la carpeta portable, LocalLow, la carpeta temporal de Windows y el Registro</w:t>
+      </w:r>
+      <w:r>
+        <w:rPr>
+          <w:rFonts w:cs="Arial"/>
+          <w:color w:val="auto"/>
+        </w:rPr>
+        <w:t xml:space="preserve"> (RNF-11)</w:t>
+      </w:r>
+      <w:r>
+        <w:rPr>
+          <w:rFonts w:cs="Arial"/>
+          <w:color w:val="auto"/>
+        </w:rPr>
+        <w:t>.</w:t>
+      </w:r>
     </w:p>
     <w:p>
       <w:pPr>
@@ -20821,70 +20996,14 @@
           <w:rFonts w:cs="Arial"/>
           <w:color w:val="auto"/>
         </w:rPr>
-        <w:t>El resultado del objetivo es el prototipo, que se compila como una carpeta ejecutable para Windows</w:t>
-      </w:r>
-      <w:r>
-        <w:rPr>
-          <w:rFonts w:cs="Arial"/>
-          <w:color w:val="auto"/>
-        </w:rPr>
-        <w:t xml:space="preserve">, funciona sin instalación y </w:t>
-      </w:r>
-      <w:r>
-        <w:rPr>
-          <w:rFonts w:cs="Arial"/>
-          <w:color w:val="auto"/>
-        </w:rPr>
-        <w:t>está hecho para no usar</w:t>
-      </w:r>
-      <w:r>
-        <w:rPr>
-          <w:rFonts w:cs="Arial"/>
-          <w:color w:val="auto"/>
-        </w:rPr>
-        <w:t xml:space="preserve"> la red</w:t>
-      </w:r>
-      <w:r>
-        <w:rPr>
-          <w:rFonts w:cs="Arial"/>
-          <w:color w:val="auto"/>
-        </w:rPr>
-        <w:t xml:space="preserve">. Tiene doce escenas, tres niveles, siete fases jugables y dieciocho secuencias narrativas, y los 47 requerimientos funcionales quedaron implementados, incluidos los dos que no eran de prioridad alta. El </w:t>
-      </w:r>
-      <w:r>
-        <w:rPr>
-          <w:rFonts w:cs="Arial"/>
-          <w:color w:val="auto"/>
-        </w:rPr>
-        <w:t xml:space="preserve">ejecutable vigente se compiló el 1 de octubre con las doce escenas y es la segunda versión candidata a entrega: los defectos que mostró la primera, del mismo día, se corrigieron con una prueba nueva cada uno, y sobre la segunda se repitieron los casos afectados y las mediciones. Los servicios en línea de Unity, como la analítica, quedan apagados al compilar, y si el juego resultante nombra sus servidores la compilación se detiene con error. En siete lanzamientos de la versión vigente, con </w:t>
-      </w:r>
-      <w:r>
-        <w:rPr>
-          <w:rFonts w:cs="Arial"/>
-          <w:color w:val="auto"/>
-        </w:rPr>
-        <w:t>una muestra cada dos segundos a partir de los primeros segundos de cada arranque, no se observ</w:t>
-      </w:r>
-      <w:r>
-        <w:rPr>
-          <w:rFonts w:cs="Arial"/>
-          <w:color w:val="auto"/>
-        </w:rPr>
-        <w:t>ó ninguna conexión de red (RNF-10); la primera abría tres con servidores de Google Cloud. Fuera de la carpeta Datos solo quedan el Player.log del reproductor y, en el Registro de Windows, las preferencias de pantalla, un contador y unos identificadores de sesión y de instalación que el motor genera aun con los servicios desactivados. Ninguno guarda datos del estudiante, y un perfil borrado no deja su nombre en ning</w:t>
-      </w:r>
-      <w:r>
-        <w:rPr>
-          <w:rFonts w:cs="Arial"/>
-          <w:color w:val="auto"/>
-        </w:rPr>
-        <w:t>uno de los sitios revisados, que fueron la carpeta portable, LocalLow, la carpeta temporal de Windows y el Registro</w:t>
-      </w:r>
-      <w:r>
-        <w:rPr>
-          <w:rFonts w:cs="Arial"/>
-          <w:color w:val="auto"/>
-        </w:rPr>
-        <w:t xml:space="preserve"> (RNF-11)</w:t>
+        <w:t>Para este objetivo había dos indicadores (Tabla 9). El primero pedía al menos tres mecánicas principales. El guion especificaba siete y las siete se implementaron: el encendido del fuego, la selección por patrón, el armado de la carretilla, la programación por bloques, la recolección con desplazamiento, el ensamblaje por fases y la prueba y depuración de la balsa. C</w:t>
+      </w:r>
+      <w:r>
+        <w:rPr>
+          <w:rFonts w:cs="Arial"/>
+          <w:color w:val="auto"/>
+        </w:rPr>
+        <w:t>inco de ellas cambiaron durante el desarrollo por decisiones documentadas, como la del Nivel 1 (INC-47) o la prueba anticipada de la balsa (INC-122), y desde las correcciones del 29 de septiembre y del 1 de octubre los documentos radicados describen lo implementado</w:t>
       </w:r>
       <w:r>
         <w:rPr>
@@ -20907,21 +21026,56 @@
           <w:rFonts w:cs="Arial"/>
           <w:color w:val="auto"/>
         </w:rPr>
-        <w:t>Para este objetivo había dos indicadores (Tabla 9). El primero pedía al menos tres mecánicas principales. El guion especificaba siete y las siete se implementaron: el encendido del fuego, la selección por patrón, el armado de la carretilla, la programación por bloques, la recolección con desplazamiento, el ensamblaje por fases y la prueba y depuración de la balsa. C</w:t>
-      </w:r>
-      <w:r>
-        <w:rPr>
-          <w:rFonts w:cs="Arial"/>
-          <w:color w:val="auto"/>
-        </w:rPr>
-        <w:t>inco de ellas cambiaron durante el desarrollo por decisiones documentadas, como la del Nivel 1 (INC-47) o la prueba anticipada de la balsa (INC-122), y desde las correcciones del 29 de septiembre y del 1 de octubre los documentos radicados describen lo implementado</w:t>
-      </w:r>
-      <w:r>
-        <w:rPr>
-          <w:rFonts w:cs="Arial"/>
-          <w:color w:val="auto"/>
-        </w:rPr>
-        <w:t>.</w:t>
+        <w:t xml:space="preserve">El segundo pedía una ruta principal sin bloqueos en los tres niveles. </w:t>
+      </w:r>
+      <w:r>
+        <w:rPr>
+          <w:rFonts w:cs="Arial"/>
+          <w:color w:val="auto"/>
+        </w:rPr>
+        <w:t>Las pruebas automáticas que la recorren en el editor pasaron en la corrida completa del 1 de octu</w:t>
+      </w:r>
+      <w:r>
+        <w:rPr>
+          <w:rFonts w:cs="Arial"/>
+          <w:color w:val="auto"/>
+        </w:rPr>
+        <w:t xml:space="preserve">bre. Los niveles 2 y 3 </w:t>
+      </w:r>
+      <w:r>
+        <w:rPr>
+          <w:rFonts w:cs="Arial"/>
+          <w:color w:val="auto"/>
+        </w:rPr>
+        <w:t>cuentan con dos pruebas cada uno que los juegan de principio a fin a partir de la escena de arranque, y en una de las del Nivel 3</w:t>
+      </w:r>
+      <w:r>
+        <w:rPr>
+          <w:rFonts w:cs="Arial"/>
+          <w:color w:val="auto"/>
+        </w:rPr>
+        <w:t xml:space="preserve"> la balsa se hunde, aparece la escena 3.2 y el estudiante corrige. E</w:t>
+      </w:r>
+      <w:r>
+        <w:rPr>
+          <w:rFonts w:cs="Arial"/>
+          <w:color w:val="auto"/>
+        </w:rPr>
+        <w:t>n el editor, el Nivel 1 se prueba en dos partes, la apertura y el cierre, que por sí solas no suman</w:t>
+      </w:r>
+      <w:r>
+        <w:rPr>
+          <w:rFonts w:cs="Arial"/>
+          <w:color w:val="auto"/>
+        </w:rPr>
+        <w:t xml:space="preserve"> los dos recorridos completos que pide RNF-13. Esas pruebas llaman directamente a los controladores de cada escena en lugar de simular el puntero, </w:t>
+      </w:r>
+      <w:r>
+        <w:rPr>
+          <w:rFonts w:cs="Arial"/>
+          <w:color w:val="auto"/>
+        </w:rPr>
+        <w:t>y por eso el juego se recorrió además sobre el ejecutable.</w:t>
       </w:r>
     </w:p>
     <w:p>
@@ -20937,80 +21091,7 @@
           <w:rFonts w:cs="Arial"/>
           <w:color w:val="auto"/>
         </w:rPr>
-        <w:t xml:space="preserve">El segundo pedía una ruta principal sin bloqueos en los tres niveles. </w:t>
-      </w:r>
-      <w:r>
-        <w:rPr>
-          <w:rFonts w:cs="Arial"/>
-          <w:color w:val="auto"/>
-        </w:rPr>
-        <w:t>Las pruebas automáticas que la recorren en el editor pasaron en la corrida completa del 1 de octu</w:t>
-      </w:r>
-      <w:r>
-        <w:rPr>
-          <w:rFonts w:cs="Arial"/>
-          <w:color w:val="auto"/>
-        </w:rPr>
-        <w:t xml:space="preserve">bre. Los niveles 2 y 3 </w:t>
-      </w:r>
-      <w:r>
-        <w:rPr>
-          <w:rFonts w:cs="Arial"/>
-          <w:color w:val="auto"/>
-        </w:rPr>
-        <w:t>cuentan con dos pruebas cada uno que los juegan de principio a fin a partir de la escena de arranque, y en una de las del Nivel 3</w:t>
-      </w:r>
-      <w:r>
-        <w:rPr>
-          <w:rFonts w:cs="Arial"/>
-          <w:color w:val="auto"/>
-        </w:rPr>
-        <w:t xml:space="preserve"> la balsa se hunde, aparece la escena 3.2 y el estudiante corrige. E</w:t>
-      </w:r>
-      <w:r>
-        <w:rPr>
-          <w:rFonts w:cs="Arial"/>
-          <w:color w:val="auto"/>
-        </w:rPr>
-        <w:t>n el editor, el Nivel 1 se prueba en dos partes, la apertura y el cierre, que por sí solas no suman</w:t>
-      </w:r>
-      <w:r>
-        <w:rPr>
-          <w:rFonts w:cs="Arial"/>
-          <w:color w:val="auto"/>
-        </w:rPr>
-        <w:t xml:space="preserve"> los dos recorridos completos que pide RNF-13. Esas pruebas llaman directamente a los controladores de cada escena en lugar de simular el puntero, </w:t>
-      </w:r>
-      <w:r>
-        <w:rPr>
-          <w:rFonts w:cs="Arial"/>
-          <w:color w:val="auto"/>
-        </w:rPr>
-        <w:t>y por eso el juego se recorrió además sobre el ejecutable.</w:t>
-      </w:r>
-    </w:p>
-    <w:p>
-      <w:pPr>
-        <w:spacing w:before="240" w:after="240"/>
-        <w:rPr>
-          <w:rFonts w:cs="Arial"/>
-          <w:color w:val="auto"/>
-        </w:rPr>
-      </w:pPr>
-      <w:r>
-        <w:rPr>
-          <w:rFonts w:cs="Arial"/>
-          <w:color w:val="auto"/>
-        </w:rPr>
-        <w:t xml:space="preserve">El arnés preparado para el cuarto objetivo juega con los mismos gestos que un estudiante: escribe el nombre de un perfil nuevo, entra a cada nivel desde el menú y resuelve las mecánicas solo con clic y clic sostenido sobre la ventana, sin tocar el código. Recorrió el juego entero tres veces, desde la pantalla de inicio hasta los créditos, en 87 y 33 minutos sobre la primera versión y en 16 sobre la vigente, las dos últimas a pantalla completa. Ningún recorrido se bloqueó, se cerró de forma inesperada ni dejó el juego sin salida. Los dos primeros encontraron dos defectos del laberinto que no impedían terminarlo, un bloque que se quedaba pegado al cursor y otro que se ejecutaba fuera de la vista, y el tercero ya no los vio. Esas duraciones dependen del ritmo del arnés y no miden a un niño; la de un estudiante, que OE1 sitúa entre 20 y 40 minutos, se cronometra en el cuarto objetivo. El cierre forzado (RNF-14) se probó en nueve momentos, dos de ellos justo cuando el juego guardaba, y en todos el perfil </w:t>
-      </w:r>
-      <w:r>
-        <w:rPr>
-          <w:rFonts w:cs="Arial"/>
-          <w:color w:val="auto"/>
-        </w:rPr>
-        <w:lastRenderedPageBreak/>
-        <w:t xml:space="preserve">se abrió sin error y sin truncarse, </w:t>
+        <w:t xml:space="preserve">El arnés preparado para el cuarto objetivo juega con los mismos gestos que un estudiante: escribe el nombre de un perfil nuevo, entra a cada nivel desde el menú y resuelve las mecánicas solo con clic y clic sostenido sobre la ventana, sin tocar el código. Recorrió el juego entero tres veces, desde la pantalla de inicio hasta los créditos, en 87 y 33 minutos sobre la primera versión y en 16 sobre la vigente, las dos últimas a pantalla completa. Ningún recorrido se bloqueó, se cerró de forma inesperada ni dejó el juego sin salida. Los dos primeros encontraron dos defectos del laberinto que no impedían terminarlo, un bloque que se quedaba pegado al cursor y otro que se ejecutaba fuera de la vista, y el tercero ya no los vio. Esas duraciones dependen del ritmo del arnés y no miden a un niño; la de un estudiante, que OE1 sitúa entre 20 y 40 minutos, se cronometra en el cuarto objetivo. El cierre forzado (RNF-14) se probó en nueve momentos, dos de ellos justo cuando el juego guardaba, y en todos el perfil se abrió sin error y sin truncarse, </w:t>
       </w:r>
       <w:r>
         <w:rPr>
@@ -21038,7 +21119,7 @@
           <w:color w:val="auto"/>
         </w:rPr>
       </w:pPr>
-      <w:bookmarkStart w:id="111" w:name="_Toc242198108"/>
+      <w:bookmarkStart w:id="110" w:name="_Toc242400716"/>
       <w:r>
         <w:rPr>
           <w:rFonts w:cs="Arial"/>
@@ -21097,7 +21178,7 @@
         </w:rPr>
         <w:t>Metas del tercer objetivo y resultado obtenido</w:t>
       </w:r>
-      <w:bookmarkEnd w:id="111"/>
+      <w:bookmarkEnd w:id="110"/>
     </w:p>
     <w:tbl>
       <w:tblPr>
@@ -21409,6 +21490,7 @@
           <w:rFonts w:cs="Arial"/>
           <w:color w:val="auto"/>
         </w:rPr>
+        <w:lastRenderedPageBreak/>
         <w:t xml:space="preserve">La corrida completa de la suite se hizo el </w:t>
       </w:r>
       <w:r>
@@ -21438,6 +21520,13 @@
           <w:color w:val="auto"/>
         </w:rPr>
         <w:t>. El caso omitido necesita una carpeta de solo lectura que el equipo donde se corrió no permitió simular.</w:t>
+      </w:r>
+      <w:r>
+        <w:rPr>
+          <w:rFonts w:cs="Arial"/>
+          <w:color w:val="auto"/>
+        </w:rPr>
+        <w:t xml:space="preserve"> Después, el 9 de octubre, con la ronda de ajustes de diseño ya integrada y sin compilar un ejecutable nuevo, otra corrida completa listó 1 128 casos: en EditMode pasaron 706 de 711, con una omisión por entorno y cuatro pruebas en rojo a propósito, y en PlayMode pasaron 416 de 417, con una inconclusiva. Las cinco pruebas restantes son del carril de los personajes de perfil y esperan su arte.</w:t>
       </w:r>
     </w:p>
     <w:p>
@@ -21451,7 +21540,7 @@
           <w:color w:val="auto"/>
         </w:rPr>
       </w:pPr>
-      <w:bookmarkStart w:id="112" w:name="_Toc242198109"/>
+      <w:bookmarkStart w:id="111" w:name="_Toc242400717"/>
       <w:r>
         <w:rPr>
           <w:rFonts w:cs="Arial"/>
@@ -21526,7 +21615,7 @@
         </w:rPr>
         <w:t>bre de 2026</w:t>
       </w:r>
-      <w:bookmarkEnd w:id="112"/>
+      <w:bookmarkEnd w:id="111"/>
     </w:p>
     <w:tbl>
       <w:tblPr>
@@ -22129,21 +22218,21 @@
           <w:rFonts w:cs="Arial"/>
           <w:color w:val="auto"/>
         </w:rPr>
-        <w:t xml:space="preserve">Los 47 requerimientos funcionales tienen al menos una prueba que los nombra, y una prueba de trazabilidad lo verifica en cada corrida. De los </w:t>
-      </w:r>
-      <w:r>
-        <w:rPr>
-          <w:rFonts w:cs="Arial"/>
-          <w:color w:val="auto"/>
-        </w:rPr>
-        <w:t>721 métodos de prueba, 381 citan un requerimiento funcional, y 36</w:t>
-      </w:r>
-      <w:r>
-        <w:rPr>
-          <w:rFonts w:cs="Arial"/>
-          <w:color w:val="auto"/>
-        </w:rPr>
-        <w:t xml:space="preserve"> de los 47 requerimientos se comprueban tanto en su lógica como en la escena real.</w:t>
+        <w:t xml:space="preserve">Los 47 requerimientos funcionales tienen al menos una prueba que los nombra, y una prueba de trazabilidad lo verifica en cada corrida. </w:t>
+      </w:r>
+      <w:r>
+        <w:rPr>
+          <w:rFonts w:cs="Arial"/>
+          <w:color w:val="auto"/>
+        </w:rPr>
+        <w:t>Al 1 de octubre, de los 721 métodos de prueba, 381 citaban un requerimiento funcional, y 36 de los 47 requerimientos se comprobaban tanto en su lógica como en la escena real; el 9 de octubre son 416 de 857 métodos y 37 de los 47</w:t>
+      </w:r>
+      <w:r>
+        <w:rPr>
+          <w:rFonts w:cs="Arial"/>
+          <w:color w:val="auto"/>
+        </w:rPr>
+        <w:t>.</w:t>
       </w:r>
     </w:p>
     <w:p>
@@ -22180,7 +22269,7 @@
           <w:color w:val="auto"/>
         </w:rPr>
       </w:pPr>
-      <w:bookmarkStart w:id="113" w:name="_Toc242198110"/>
+      <w:bookmarkStart w:id="112" w:name="_Toc242400718"/>
       <w:r>
         <w:rPr>
           <w:rFonts w:cs="Arial"/>
@@ -22239,7 +22328,7 @@
         </w:rPr>
         <w:t>Presupuestos de rendimiento y estado de su medición</w:t>
       </w:r>
-      <w:bookmarkEnd w:id="113"/>
+      <w:bookmarkEnd w:id="112"/>
     </w:p>
     <w:tbl>
       <w:tblPr>
@@ -22524,7 +22613,6 @@
                 <w:color w:val="auto"/>
                 <w:sz w:val="20"/>
               </w:rPr>
-              <w:lastRenderedPageBreak/>
               <w:t>RNF-05, memoria</w:t>
             </w:r>
           </w:p>
@@ -22887,7 +22975,15 @@
           <w:rFonts w:cs="Arial"/>
           <w:color w:val="auto"/>
         </w:rPr>
-        <w:t>Los días 29 y 30 de septiembre y 1 de octubre se contrastaron todos los documentos con el juego y se cerraron los hallazgos que seguían abiertos, junto con los que esa revisión y el cierre encontraron, hasta INC-130</w:t>
+        <w:t xml:space="preserve">Los días 29 y 30 de septiembre y 1 de octubre se contrastaron todos los documentos con el juego y se cerraron los hallazgos que seguían abiertos, junto con los que esa revisión y el </w:t>
+      </w:r>
+      <w:r>
+        <w:rPr>
+          <w:rFonts w:cs="Arial"/>
+          <w:color w:val="auto"/>
+        </w:rPr>
+        <w:lastRenderedPageBreak/>
+        <w:t>cierre encontraron, hasta INC-130</w:t>
       </w:r>
       <w:r>
         <w:rPr>
@@ -22919,14 +23015,14 @@
           <w:color w:val="auto"/>
         </w:rPr>
       </w:pPr>
-      <w:bookmarkStart w:id="114" w:name="_Toc242198098"/>
+      <w:bookmarkStart w:id="113" w:name="_Toc242400706"/>
       <w:r>
         <w:rPr>
           <w:color w:val="auto"/>
         </w:rPr>
         <w:t>8.3 Conclusiones del objetivo</w:t>
       </w:r>
-      <w:bookmarkEnd w:id="114"/>
+      <w:bookmarkEnd w:id="113"/>
     </w:p>
     <w:p>
       <w:pPr>
@@ -22964,14 +23060,21 @@
           <w:rFonts w:cs="Arial"/>
           <w:color w:val="auto"/>
         </w:rPr>
-        <w:t>470 casos de EditMode corran en menos de veinte</w:t>
-      </w:r>
-      <w:r>
-        <w:rPr>
-          <w:rFonts w:cs="Arial"/>
-          <w:color w:val="auto"/>
-        </w:rPr>
-        <w:t xml:space="preserve"> segundos.</w:t>
+        <w:t xml:space="preserve">470 casos de EditMode </w:t>
+      </w:r>
+      <w:r>
+        <w:rPr>
+          <w:rFonts w:cs="Arial"/>
+          <w:color w:val="auto"/>
+        </w:rPr>
+        <w:t xml:space="preserve">del corte corrieran en menos de veinte segundos, y los 711 del 9 de octubre, en 16,4 </w:t>
+      </w:r>
+      <w:r>
+        <w:rPr>
+          <w:rFonts w:cs="Arial"/>
+          <w:color w:val="auto"/>
+        </w:rPr>
+        <w:t>s.</w:t>
       </w:r>
     </w:p>
     <w:p>
@@ -23079,8 +23182,8 @@
           <w:caps w:val="0"/>
         </w:rPr>
       </w:pPr>
-      <w:bookmarkStart w:id="115" w:name="_Toc379905744"/>
-      <w:bookmarkStart w:id="116" w:name="_Toc242198099"/>
+      <w:bookmarkStart w:id="114" w:name="_Toc379905744"/>
+      <w:bookmarkStart w:id="115" w:name="_Toc242400707"/>
       <w:r>
         <w:rPr>
           <w:rFonts w:cs="Arial"/>
@@ -23091,8 +23194,8 @@
         <w:lastRenderedPageBreak/>
         <w:t>BIBLIOGRAFÍA</w:t>
       </w:r>
+      <w:bookmarkEnd w:id="114"/>
       <w:bookmarkEnd w:id="115"/>
-      <w:bookmarkEnd w:id="116"/>
     </w:p>
     <w:p>
       <w:pPr>
@@ -25885,9 +25988,6 @@
     <int2:textHash int2:hashCode="vdL7msMIst+jiO" int2:id="BKcE0bcU">
       <int2:state int2:value="Rejected" int2:type="spell"/>
     </int2:textHash>
-    <int2:bookmark int2:bookmarkName="_Int_veL2b2Fl" int2:invalidationBookmarkName="" int2:hashCode="GuSMVS4xICnn3U" int2:id="658BFl7j">
-      <int2:state int2:value="Rejected" int2:type="spell"/>
-    </int2:bookmark>
   </int2:observations>
   <int2:intelligenceSettings/>
   <int2:onDemandWorkflows/>

--- a/docs/Trabajo_de_Grado_Entrega_Plantilla_28jul.docx
+++ b/docs/Trabajo_de_Grado_Entrega_Plantilla_28jul.docx
@@ -1073,7 +1073,7 @@
           <w:r>
             <w:fldChar w:fldCharType="separate"/>
           </w:r>
-          <w:hyperlink w:anchor="_Toc242400644" w:history="1">
+          <w:hyperlink w:anchor="_Toc242442965" w:history="1">
             <w:r>
               <w:rPr>
                 <w:rStyle w:val="Hipervnculo"/>
@@ -1103,7 +1103,7 @@
                 <w:noProof/>
                 <w:webHidden/>
               </w:rPr>
-              <w:instrText xml:space="preserve"> PAGEREF _Toc242400644 \h </w:instrText>
+              <w:instrText xml:space="preserve"> PAGEREF _Toc242442965 \h </w:instrText>
             </w:r>
             <w:r>
               <w:rPr>
@@ -1145,7 +1145,7 @@
               <w14:ligatures w14:val="standardContextual"/>
             </w:rPr>
           </w:pPr>
-          <w:hyperlink w:anchor="_Toc242400645" w:history="1">
+          <w:hyperlink w:anchor="_Toc242442966" w:history="1">
             <w:r>
               <w:rPr>
                 <w:rStyle w:val="Hipervnculo"/>
@@ -1175,7 +1175,7 @@
                 <w:noProof/>
                 <w:webHidden/>
               </w:rPr>
-              <w:instrText xml:space="preserve"> PAGEREF _Toc242400645 \h </w:instrText>
+              <w:instrText xml:space="preserve"> PAGEREF _Toc242442966 \h </w:instrText>
             </w:r>
             <w:r>
               <w:rPr>
@@ -1220,7 +1220,7 @@
               <w14:ligatures w14:val="standardContextual"/>
             </w:rPr>
           </w:pPr>
-          <w:hyperlink w:anchor="_Toc242400646" w:history="1">
+          <w:hyperlink w:anchor="_Toc242442967" w:history="1">
             <w:r>
               <w:rPr>
                 <w:rStyle w:val="Hipervnculo"/>
@@ -1247,7 +1247,7 @@
                 <w:noProof/>
                 <w:webHidden/>
               </w:rPr>
-              <w:instrText xml:space="preserve"> PAGEREF _Toc242400646 \h </w:instrText>
+              <w:instrText xml:space="preserve"> PAGEREF _Toc242442967 \h </w:instrText>
             </w:r>
             <w:r>
               <w:rPr>
@@ -1292,7 +1292,7 @@
               <w14:ligatures w14:val="standardContextual"/>
             </w:rPr>
           </w:pPr>
-          <w:hyperlink w:anchor="_Toc242400647" w:history="1">
+          <w:hyperlink w:anchor="_Toc242442968" w:history="1">
             <w:r>
               <w:rPr>
                 <w:rStyle w:val="Hipervnculo"/>
@@ -1319,7 +1319,7 @@
                 <w:noProof/>
                 <w:webHidden/>
               </w:rPr>
-              <w:instrText xml:space="preserve"> PAGEREF _Toc242400647 \h </w:instrText>
+              <w:instrText xml:space="preserve"> PAGEREF _Toc242442968 \h </w:instrText>
             </w:r>
             <w:r>
               <w:rPr>
@@ -1364,7 +1364,7 @@
               <w14:ligatures w14:val="standardContextual"/>
             </w:rPr>
           </w:pPr>
-          <w:hyperlink w:anchor="_Toc242400648" w:history="1">
+          <w:hyperlink w:anchor="_Toc242442969" w:history="1">
             <w:r>
               <w:rPr>
                 <w:rStyle w:val="Hipervnculo"/>
@@ -1391,7 +1391,7 @@
                 <w:noProof/>
                 <w:webHidden/>
               </w:rPr>
-              <w:instrText xml:space="preserve"> PAGEREF _Toc242400648 \h </w:instrText>
+              <w:instrText xml:space="preserve"> PAGEREF _Toc242442969 \h </w:instrText>
             </w:r>
             <w:r>
               <w:rPr>
@@ -1436,7 +1436,7 @@
               <w14:ligatures w14:val="standardContextual"/>
             </w:rPr>
           </w:pPr>
-          <w:hyperlink w:anchor="_Toc242400649" w:history="1">
+          <w:hyperlink w:anchor="_Toc242442970" w:history="1">
             <w:r>
               <w:rPr>
                 <w:rStyle w:val="Hipervnculo"/>
@@ -1463,7 +1463,7 @@
                 <w:noProof/>
                 <w:webHidden/>
               </w:rPr>
-              <w:instrText xml:space="preserve"> PAGEREF _Toc242400649 \h </w:instrText>
+              <w:instrText xml:space="preserve"> PAGEREF _Toc242442970 \h </w:instrText>
             </w:r>
             <w:r>
               <w:rPr>
@@ -1505,7 +1505,7 @@
               <w14:ligatures w14:val="standardContextual"/>
             </w:rPr>
           </w:pPr>
-          <w:hyperlink w:anchor="_Toc242400650" w:history="1">
+          <w:hyperlink w:anchor="_Toc242442971" w:history="1">
             <w:r>
               <w:rPr>
                 <w:rStyle w:val="Hipervnculo"/>
@@ -1535,7 +1535,7 @@
                 <w:noProof/>
                 <w:webHidden/>
               </w:rPr>
-              <w:instrText xml:space="preserve"> PAGEREF _Toc242400650 \h </w:instrText>
+              <w:instrText xml:space="preserve"> PAGEREF _Toc242442971 \h </w:instrText>
             </w:r>
             <w:r>
               <w:rPr>
@@ -1580,7 +1580,7 @@
               <w14:ligatures w14:val="standardContextual"/>
             </w:rPr>
           </w:pPr>
-          <w:hyperlink w:anchor="_Toc242400651" w:history="1">
+          <w:hyperlink w:anchor="_Toc242442972" w:history="1">
             <w:r>
               <w:rPr>
                 <w:rStyle w:val="Hipervnculo"/>
@@ -1607,7 +1607,7 @@
                 <w:noProof/>
                 <w:webHidden/>
               </w:rPr>
-              <w:instrText xml:space="preserve"> PAGEREF _Toc242400651 \h </w:instrText>
+              <w:instrText xml:space="preserve"> PAGEREF _Toc242442972 \h </w:instrText>
             </w:r>
             <w:r>
               <w:rPr>
@@ -1652,7 +1652,7 @@
               <w14:ligatures w14:val="standardContextual"/>
             </w:rPr>
           </w:pPr>
-          <w:hyperlink w:anchor="_Toc242400652" w:history="1">
+          <w:hyperlink w:anchor="_Toc242442973" w:history="1">
             <w:r>
               <w:rPr>
                 <w:rStyle w:val="Hipervnculo"/>
@@ -1679,7 +1679,7 @@
                 <w:noProof/>
                 <w:webHidden/>
               </w:rPr>
-              <w:instrText xml:space="preserve"> PAGEREF _Toc242400652 \h </w:instrText>
+              <w:instrText xml:space="preserve"> PAGEREF _Toc242442973 \h </w:instrText>
             </w:r>
             <w:r>
               <w:rPr>
@@ -1721,7 +1721,7 @@
               <w14:ligatures w14:val="standardContextual"/>
             </w:rPr>
           </w:pPr>
-          <w:hyperlink w:anchor="_Toc242400653" w:history="1">
+          <w:hyperlink w:anchor="_Toc242442974" w:history="1">
             <w:r>
               <w:rPr>
                 <w:rStyle w:val="Hipervnculo"/>
@@ -1751,7 +1751,7 @@
                 <w:noProof/>
                 <w:webHidden/>
               </w:rPr>
-              <w:instrText xml:space="preserve"> PAGEREF _Toc242400653 \h </w:instrText>
+              <w:instrText xml:space="preserve"> PAGEREF _Toc242442974 \h </w:instrText>
             </w:r>
             <w:r>
               <w:rPr>
@@ -1796,7 +1796,7 @@
               <w14:ligatures w14:val="standardContextual"/>
             </w:rPr>
           </w:pPr>
-          <w:hyperlink w:anchor="_Toc242400654" w:history="1">
+          <w:hyperlink w:anchor="_Toc242442975" w:history="1">
             <w:r>
               <w:rPr>
                 <w:rStyle w:val="Hipervnculo"/>
@@ -1823,7 +1823,7 @@
                 <w:noProof/>
                 <w:webHidden/>
               </w:rPr>
-              <w:instrText xml:space="preserve"> PAGEREF _Toc242400654 \h </w:instrText>
+              <w:instrText xml:space="preserve"> PAGEREF _Toc242442975 \h </w:instrText>
             </w:r>
             <w:r>
               <w:rPr>
@@ -1865,7 +1865,7 @@
               <w14:ligatures w14:val="standardContextual"/>
             </w:rPr>
           </w:pPr>
-          <w:hyperlink w:anchor="_Toc242400655" w:history="1">
+          <w:hyperlink w:anchor="_Toc242442976" w:history="1">
             <w:r>
               <w:rPr>
                 <w:rStyle w:val="Hipervnculo"/>
@@ -1892,7 +1892,7 @@
                 <w:noProof/>
                 <w:webHidden/>
               </w:rPr>
-              <w:instrText xml:space="preserve"> PAGEREF _Toc242400655 \h </w:instrText>
+              <w:instrText xml:space="preserve"> PAGEREF _Toc242442976 \h </w:instrText>
             </w:r>
             <w:r>
               <w:rPr>
@@ -1934,7 +1934,7 @@
               <w14:ligatures w14:val="standardContextual"/>
             </w:rPr>
           </w:pPr>
-          <w:hyperlink w:anchor="_Toc242400656" w:history="1">
+          <w:hyperlink w:anchor="_Toc242442977" w:history="1">
             <w:r>
               <w:rPr>
                 <w:rStyle w:val="Hipervnculo"/>
@@ -1961,7 +1961,7 @@
                 <w:noProof/>
                 <w:webHidden/>
               </w:rPr>
-              <w:instrText xml:space="preserve"> PAGEREF _Toc242400656 \h </w:instrText>
+              <w:instrText xml:space="preserve"> PAGEREF _Toc242442977 \h </w:instrText>
             </w:r>
             <w:r>
               <w:rPr>
@@ -2003,7 +2003,7 @@
               <w14:ligatures w14:val="standardContextual"/>
             </w:rPr>
           </w:pPr>
-          <w:hyperlink w:anchor="_Toc242400657" w:history="1">
+          <w:hyperlink w:anchor="_Toc242442978" w:history="1">
             <w:r>
               <w:rPr>
                 <w:rStyle w:val="Hipervnculo"/>
@@ -2030,7 +2030,7 @@
                 <w:noProof/>
                 <w:webHidden/>
               </w:rPr>
-              <w:instrText xml:space="preserve"> PAGEREF _Toc242400657 \h </w:instrText>
+              <w:instrText xml:space="preserve"> PAGEREF _Toc242442978 \h </w:instrText>
             </w:r>
             <w:r>
               <w:rPr>
@@ -2072,7 +2072,7 @@
               <w14:ligatures w14:val="standardContextual"/>
             </w:rPr>
           </w:pPr>
-          <w:hyperlink w:anchor="_Toc242400658" w:history="1">
+          <w:hyperlink w:anchor="_Toc242442979" w:history="1">
             <w:r>
               <w:rPr>
                 <w:rStyle w:val="Hipervnculo"/>
@@ -2099,7 +2099,7 @@
                 <w:noProof/>
                 <w:webHidden/>
               </w:rPr>
-              <w:instrText xml:space="preserve"> PAGEREF _Toc242400658 \h </w:instrText>
+              <w:instrText xml:space="preserve"> PAGEREF _Toc242442979 \h </w:instrText>
             </w:r>
             <w:r>
               <w:rPr>
@@ -2141,7 +2141,7 @@
               <w14:ligatures w14:val="standardContextual"/>
             </w:rPr>
           </w:pPr>
-          <w:hyperlink w:anchor="_Toc242400659" w:history="1">
+          <w:hyperlink w:anchor="_Toc242442980" w:history="1">
             <w:r>
               <w:rPr>
                 <w:rStyle w:val="Hipervnculo"/>
@@ -2168,7 +2168,7 @@
                 <w:noProof/>
                 <w:webHidden/>
               </w:rPr>
-              <w:instrText xml:space="preserve"> PAGEREF _Toc242400659 \h </w:instrText>
+              <w:instrText xml:space="preserve"> PAGEREF _Toc242442980 \h </w:instrText>
             </w:r>
             <w:r>
               <w:rPr>
@@ -2210,7 +2210,7 @@
               <w14:ligatures w14:val="standardContextual"/>
             </w:rPr>
           </w:pPr>
-          <w:hyperlink w:anchor="_Toc242400660" w:history="1">
+          <w:hyperlink w:anchor="_Toc242442981" w:history="1">
             <w:r>
               <w:rPr>
                 <w:rStyle w:val="Hipervnculo"/>
@@ -2237,7 +2237,7 @@
                 <w:noProof/>
                 <w:webHidden/>
               </w:rPr>
-              <w:instrText xml:space="preserve"> PAGEREF _Toc242400660 \h </w:instrText>
+              <w:instrText xml:space="preserve"> PAGEREF _Toc242442981 \h </w:instrText>
             </w:r>
             <w:r>
               <w:rPr>
@@ -2282,7 +2282,7 @@
               <w14:ligatures w14:val="standardContextual"/>
             </w:rPr>
           </w:pPr>
-          <w:hyperlink w:anchor="_Toc242400661" w:history="1">
+          <w:hyperlink w:anchor="_Toc242442982" w:history="1">
             <w:r>
               <w:rPr>
                 <w:rStyle w:val="Hipervnculo"/>
@@ -2309,7 +2309,7 @@
                 <w:noProof/>
                 <w:webHidden/>
               </w:rPr>
-              <w:instrText xml:space="preserve"> PAGEREF _Toc242400661 \h </w:instrText>
+              <w:instrText xml:space="preserve"> PAGEREF _Toc242442982 \h </w:instrText>
             </w:r>
             <w:r>
               <w:rPr>
@@ -2351,7 +2351,7 @@
               <w14:ligatures w14:val="standardContextual"/>
             </w:rPr>
           </w:pPr>
-          <w:hyperlink w:anchor="_Toc242400662" w:history="1">
+          <w:hyperlink w:anchor="_Toc242442983" w:history="1">
             <w:r>
               <w:rPr>
                 <w:rStyle w:val="Hipervnculo"/>
@@ -2378,7 +2378,7 @@
                 <w:noProof/>
                 <w:webHidden/>
               </w:rPr>
-              <w:instrText xml:space="preserve"> PAGEREF _Toc242400662 \h </w:instrText>
+              <w:instrText xml:space="preserve"> PAGEREF _Toc242442983 \h </w:instrText>
             </w:r>
             <w:r>
               <w:rPr>
@@ -2420,7 +2420,7 @@
               <w14:ligatures w14:val="standardContextual"/>
             </w:rPr>
           </w:pPr>
-          <w:hyperlink w:anchor="_Toc242400663" w:history="1">
+          <w:hyperlink w:anchor="_Toc242442984" w:history="1">
             <w:r>
               <w:rPr>
                 <w:rStyle w:val="Hipervnculo"/>
@@ -2447,7 +2447,7 @@
                 <w:noProof/>
                 <w:webHidden/>
               </w:rPr>
-              <w:instrText xml:space="preserve"> PAGEREF _Toc242400663 \h </w:instrText>
+              <w:instrText xml:space="preserve"> PAGEREF _Toc242442984 \h </w:instrText>
             </w:r>
             <w:r>
               <w:rPr>
@@ -2489,7 +2489,7 @@
               <w14:ligatures w14:val="standardContextual"/>
             </w:rPr>
           </w:pPr>
-          <w:hyperlink w:anchor="_Toc242400664" w:history="1">
+          <w:hyperlink w:anchor="_Toc242442985" w:history="1">
             <w:r>
               <w:rPr>
                 <w:rStyle w:val="Hipervnculo"/>
@@ -2516,7 +2516,7 @@
                 <w:noProof/>
                 <w:webHidden/>
               </w:rPr>
-              <w:instrText xml:space="preserve"> PAGEREF _Toc242400664 \h </w:instrText>
+              <w:instrText xml:space="preserve"> PAGEREF _Toc242442985 \h </w:instrText>
             </w:r>
             <w:r>
               <w:rPr>
@@ -2558,7 +2558,7 @@
               <w14:ligatures w14:val="standardContextual"/>
             </w:rPr>
           </w:pPr>
-          <w:hyperlink w:anchor="_Toc242400665" w:history="1">
+          <w:hyperlink w:anchor="_Toc242442986" w:history="1">
             <w:r>
               <w:rPr>
                 <w:rStyle w:val="Hipervnculo"/>
@@ -2585,7 +2585,7 @@
                 <w:noProof/>
                 <w:webHidden/>
               </w:rPr>
-              <w:instrText xml:space="preserve"> PAGEREF _Toc242400665 \h </w:instrText>
+              <w:instrText xml:space="preserve"> PAGEREF _Toc242442986 \h </w:instrText>
             </w:r>
             <w:r>
               <w:rPr>
@@ -2627,7 +2627,7 @@
               <w14:ligatures w14:val="standardContextual"/>
             </w:rPr>
           </w:pPr>
-          <w:hyperlink w:anchor="_Toc242400666" w:history="1">
+          <w:hyperlink w:anchor="_Toc242442987" w:history="1">
             <w:r>
               <w:rPr>
                 <w:rStyle w:val="Hipervnculo"/>
@@ -2654,7 +2654,7 @@
                 <w:noProof/>
                 <w:webHidden/>
               </w:rPr>
-              <w:instrText xml:space="preserve"> PAGEREF _Toc242400666 \h </w:instrText>
+              <w:instrText xml:space="preserve"> PAGEREF _Toc242442987 \h </w:instrText>
             </w:r>
             <w:r>
               <w:rPr>
@@ -2696,7 +2696,7 @@
               <w14:ligatures w14:val="standardContextual"/>
             </w:rPr>
           </w:pPr>
-          <w:hyperlink w:anchor="_Toc242400667" w:history="1">
+          <w:hyperlink w:anchor="_Toc242442988" w:history="1">
             <w:r>
               <w:rPr>
                 <w:rStyle w:val="Hipervnculo"/>
@@ -2723,7 +2723,7 @@
                 <w:noProof/>
                 <w:webHidden/>
               </w:rPr>
-              <w:instrText xml:space="preserve"> PAGEREF _Toc242400667 \h </w:instrText>
+              <w:instrText xml:space="preserve"> PAGEREF _Toc242442988 \h </w:instrText>
             </w:r>
             <w:r>
               <w:rPr>
@@ -2765,7 +2765,7 @@
               <w14:ligatures w14:val="standardContextual"/>
             </w:rPr>
           </w:pPr>
-          <w:hyperlink w:anchor="_Toc242400668" w:history="1">
+          <w:hyperlink w:anchor="_Toc242442989" w:history="1">
             <w:r>
               <w:rPr>
                 <w:rStyle w:val="Hipervnculo"/>
@@ -2792,7 +2792,7 @@
                 <w:noProof/>
                 <w:webHidden/>
               </w:rPr>
-              <w:instrText xml:space="preserve"> PAGEREF _Toc242400668 \h </w:instrText>
+              <w:instrText xml:space="preserve"> PAGEREF _Toc242442989 \h </w:instrText>
             </w:r>
             <w:r>
               <w:rPr>
@@ -2837,7 +2837,7 @@
               <w14:ligatures w14:val="standardContextual"/>
             </w:rPr>
           </w:pPr>
-          <w:hyperlink w:anchor="_Toc242400669" w:history="1">
+          <w:hyperlink w:anchor="_Toc242442990" w:history="1">
             <w:r>
               <w:rPr>
                 <w:rStyle w:val="Hipervnculo"/>
@@ -2864,7 +2864,7 @@
                 <w:noProof/>
                 <w:webHidden/>
               </w:rPr>
-              <w:instrText xml:space="preserve"> PAGEREF _Toc242400669 \h </w:instrText>
+              <w:instrText xml:space="preserve"> PAGEREF _Toc242442990 \h </w:instrText>
             </w:r>
             <w:r>
               <w:rPr>
@@ -2906,7 +2906,7 @@
               <w14:ligatures w14:val="standardContextual"/>
             </w:rPr>
           </w:pPr>
-          <w:hyperlink w:anchor="_Toc242400670" w:history="1">
+          <w:hyperlink w:anchor="_Toc242442991" w:history="1">
             <w:r>
               <w:rPr>
                 <w:rStyle w:val="Hipervnculo"/>
@@ -2933,7 +2933,7 @@
                 <w:noProof/>
                 <w:webHidden/>
               </w:rPr>
-              <w:instrText xml:space="preserve"> PAGEREF _Toc242400670 \h </w:instrText>
+              <w:instrText xml:space="preserve"> PAGEREF _Toc242442991 \h </w:instrText>
             </w:r>
             <w:r>
               <w:rPr>
@@ -2975,7 +2975,7 @@
               <w14:ligatures w14:val="standardContextual"/>
             </w:rPr>
           </w:pPr>
-          <w:hyperlink w:anchor="_Toc242400671" w:history="1">
+          <w:hyperlink w:anchor="_Toc242442992" w:history="1">
             <w:r>
               <w:rPr>
                 <w:rStyle w:val="Hipervnculo"/>
@@ -3002,7 +3002,7 @@
                 <w:noProof/>
                 <w:webHidden/>
               </w:rPr>
-              <w:instrText xml:space="preserve"> PAGEREF _Toc242400671 \h </w:instrText>
+              <w:instrText xml:space="preserve"> PAGEREF _Toc242442992 \h </w:instrText>
             </w:r>
             <w:r>
               <w:rPr>
@@ -3047,7 +3047,7 @@
               <w14:ligatures w14:val="standardContextual"/>
             </w:rPr>
           </w:pPr>
-          <w:hyperlink w:anchor="_Toc242400672" w:history="1">
+          <w:hyperlink w:anchor="_Toc242442993" w:history="1">
             <w:r>
               <w:rPr>
                 <w:rStyle w:val="Hipervnculo"/>
@@ -3074,7 +3074,7 @@
                 <w:noProof/>
                 <w:webHidden/>
               </w:rPr>
-              <w:instrText xml:space="preserve"> PAGEREF _Toc242400672 \h </w:instrText>
+              <w:instrText xml:space="preserve"> PAGEREF _Toc242442993 \h </w:instrText>
             </w:r>
             <w:r>
               <w:rPr>
@@ -3116,7 +3116,7 @@
               <w14:ligatures w14:val="standardContextual"/>
             </w:rPr>
           </w:pPr>
-          <w:hyperlink w:anchor="_Toc242400673" w:history="1">
+          <w:hyperlink w:anchor="_Toc242442994" w:history="1">
             <w:r>
               <w:rPr>
                 <w:rStyle w:val="Hipervnculo"/>
@@ -3146,7 +3146,7 @@
                 <w:noProof/>
                 <w:webHidden/>
               </w:rPr>
-              <w:instrText xml:space="preserve"> PAGEREF _Toc242400673 \h </w:instrText>
+              <w:instrText xml:space="preserve"> PAGEREF _Toc242442994 \h </w:instrText>
             </w:r>
             <w:r>
               <w:rPr>
@@ -3188,7 +3188,7 @@
               <w14:ligatures w14:val="standardContextual"/>
             </w:rPr>
           </w:pPr>
-          <w:hyperlink w:anchor="_Toc242400674" w:history="1">
+          <w:hyperlink w:anchor="_Toc242442995" w:history="1">
             <w:r>
               <w:rPr>
                 <w:rStyle w:val="Hipervnculo"/>
@@ -3218,7 +3218,7 @@
                 <w:noProof/>
                 <w:webHidden/>
               </w:rPr>
-              <w:instrText xml:space="preserve"> PAGEREF _Toc242400674 \h </w:instrText>
+              <w:instrText xml:space="preserve"> PAGEREF _Toc242442995 \h </w:instrText>
             </w:r>
             <w:r>
               <w:rPr>
@@ -3263,7 +3263,7 @@
               <w14:ligatures w14:val="standardContextual"/>
             </w:rPr>
           </w:pPr>
-          <w:hyperlink w:anchor="_Toc242400675" w:history="1">
+          <w:hyperlink w:anchor="_Toc242442996" w:history="1">
             <w:r>
               <w:rPr>
                 <w:rStyle w:val="Hipervnculo"/>
@@ -3290,7 +3290,7 @@
                 <w:noProof/>
                 <w:webHidden/>
               </w:rPr>
-              <w:instrText xml:space="preserve"> PAGEREF _Toc242400675 \h </w:instrText>
+              <w:instrText xml:space="preserve"> PAGEREF _Toc242442996 \h </w:instrText>
             </w:r>
             <w:r>
               <w:rPr>
@@ -3332,7 +3332,7 @@
               <w14:ligatures w14:val="standardContextual"/>
             </w:rPr>
           </w:pPr>
-          <w:hyperlink w:anchor="_Toc242400676" w:history="1">
+          <w:hyperlink w:anchor="_Toc242442997" w:history="1">
             <w:r>
               <w:rPr>
                 <w:rStyle w:val="Hipervnculo"/>
@@ -3359,7 +3359,7 @@
                 <w:noProof/>
                 <w:webHidden/>
               </w:rPr>
-              <w:instrText xml:space="preserve"> PAGEREF _Toc242400676 \h </w:instrText>
+              <w:instrText xml:space="preserve"> PAGEREF _Toc242442997 \h </w:instrText>
             </w:r>
             <w:r>
               <w:rPr>
@@ -3401,7 +3401,7 @@
               <w14:ligatures w14:val="standardContextual"/>
             </w:rPr>
           </w:pPr>
-          <w:hyperlink w:anchor="_Toc242400677" w:history="1">
+          <w:hyperlink w:anchor="_Toc242442998" w:history="1">
             <w:r>
               <w:rPr>
                 <w:rStyle w:val="Hipervnculo"/>
@@ -3428,7 +3428,7 @@
                 <w:noProof/>
                 <w:webHidden/>
               </w:rPr>
-              <w:instrText xml:space="preserve"> PAGEREF _Toc242400677 \h </w:instrText>
+              <w:instrText xml:space="preserve"> PAGEREF _Toc242442998 \h </w:instrText>
             </w:r>
             <w:r>
               <w:rPr>
@@ -3470,7 +3470,7 @@
               <w14:ligatures w14:val="standardContextual"/>
             </w:rPr>
           </w:pPr>
-          <w:hyperlink w:anchor="_Toc242400678" w:history="1">
+          <w:hyperlink w:anchor="_Toc242442999" w:history="1">
             <w:r>
               <w:rPr>
                 <w:rStyle w:val="Hipervnculo"/>
@@ -3497,7 +3497,7 @@
                 <w:noProof/>
                 <w:webHidden/>
               </w:rPr>
-              <w:instrText xml:space="preserve"> PAGEREF _Toc242400678 \h </w:instrText>
+              <w:instrText xml:space="preserve"> PAGEREF _Toc242442999 \h </w:instrText>
             </w:r>
             <w:r>
               <w:rPr>
@@ -3539,7 +3539,7 @@
               <w14:ligatures w14:val="standardContextual"/>
             </w:rPr>
           </w:pPr>
-          <w:hyperlink w:anchor="_Toc242400679" w:history="1">
+          <w:hyperlink w:anchor="_Toc242443000" w:history="1">
             <w:r>
               <w:rPr>
                 <w:rStyle w:val="Hipervnculo"/>
@@ -3566,7 +3566,7 @@
                 <w:noProof/>
                 <w:webHidden/>
               </w:rPr>
-              <w:instrText xml:space="preserve"> PAGEREF _Toc242400679 \h </w:instrText>
+              <w:instrText xml:space="preserve"> PAGEREF _Toc242443000 \h </w:instrText>
             </w:r>
             <w:r>
               <w:rPr>
@@ -3608,7 +3608,7 @@
               <w14:ligatures w14:val="standardContextual"/>
             </w:rPr>
           </w:pPr>
-          <w:hyperlink w:anchor="_Toc242400680" w:history="1">
+          <w:hyperlink w:anchor="_Toc242443001" w:history="1">
             <w:r>
               <w:rPr>
                 <w:rStyle w:val="Hipervnculo"/>
@@ -3635,7 +3635,7 @@
                 <w:noProof/>
                 <w:webHidden/>
               </w:rPr>
-              <w:instrText xml:space="preserve"> PAGEREF _Toc242400680 \h </w:instrText>
+              <w:instrText xml:space="preserve"> PAGEREF _Toc242443001 \h </w:instrText>
             </w:r>
             <w:r>
               <w:rPr>
@@ -3677,7 +3677,7 @@
               <w14:ligatures w14:val="standardContextual"/>
             </w:rPr>
           </w:pPr>
-          <w:hyperlink w:anchor="_Toc242400681" w:history="1">
+          <w:hyperlink w:anchor="_Toc242443002" w:history="1">
             <w:r>
               <w:rPr>
                 <w:rStyle w:val="Hipervnculo"/>
@@ -3704,7 +3704,7 @@
                 <w:noProof/>
                 <w:webHidden/>
               </w:rPr>
-              <w:instrText xml:space="preserve"> PAGEREF _Toc242400681 \h </w:instrText>
+              <w:instrText xml:space="preserve"> PAGEREF _Toc242443002 \h </w:instrText>
             </w:r>
             <w:r>
               <w:rPr>
@@ -3724,7 +3724,7 @@
                 <w:noProof/>
                 <w:webHidden/>
               </w:rPr>
-              <w:t>48</w:t>
+              <w:t>49</w:t>
             </w:r>
             <w:r>
               <w:rPr>
@@ -3749,7 +3749,7 @@
               <w14:ligatures w14:val="standardContextual"/>
             </w:rPr>
           </w:pPr>
-          <w:hyperlink w:anchor="_Toc242400682" w:history="1">
+          <w:hyperlink w:anchor="_Toc242443003" w:history="1">
             <w:r>
               <w:rPr>
                 <w:rStyle w:val="Hipervnculo"/>
@@ -3776,7 +3776,7 @@
                 <w:noProof/>
                 <w:webHidden/>
               </w:rPr>
-              <w:instrText xml:space="preserve"> PAGEREF _Toc242400682 \h </w:instrText>
+              <w:instrText xml:space="preserve"> PAGEREF _Toc242443003 \h </w:instrText>
             </w:r>
             <w:r>
               <w:rPr>
@@ -3821,7 +3821,7 @@
               <w14:ligatures w14:val="standardContextual"/>
             </w:rPr>
           </w:pPr>
-          <w:hyperlink w:anchor="_Toc242400683" w:history="1">
+          <w:hyperlink w:anchor="_Toc242443004" w:history="1">
             <w:r>
               <w:rPr>
                 <w:rStyle w:val="Hipervnculo"/>
@@ -3848,7 +3848,7 @@
                 <w:noProof/>
                 <w:webHidden/>
               </w:rPr>
-              <w:instrText xml:space="preserve"> PAGEREF _Toc242400683 \h </w:instrText>
+              <w:instrText xml:space="preserve"> PAGEREF _Toc242443004 \h </w:instrText>
             </w:r>
             <w:r>
               <w:rPr>
@@ -3890,7 +3890,7 @@
               <w14:ligatures w14:val="standardContextual"/>
             </w:rPr>
           </w:pPr>
-          <w:hyperlink w:anchor="_Toc242400684" w:history="1">
+          <w:hyperlink w:anchor="_Toc242443005" w:history="1">
             <w:r>
               <w:rPr>
                 <w:rStyle w:val="Hipervnculo"/>
@@ -3919,7 +3919,7 @@
                 <w:noProof/>
                 <w:webHidden/>
               </w:rPr>
-              <w:instrText xml:space="preserve"> PAGEREF _Toc242400684 \h </w:instrText>
+              <w:instrText xml:space="preserve"> PAGEREF _Toc242443005 \h </w:instrText>
             </w:r>
             <w:r>
               <w:rPr>
@@ -3964,7 +3964,7 @@
               <w14:ligatures w14:val="standardContextual"/>
             </w:rPr>
           </w:pPr>
-          <w:hyperlink w:anchor="_Toc242400685" w:history="1">
+          <w:hyperlink w:anchor="_Toc242443006" w:history="1">
             <w:r>
               <w:rPr>
                 <w:rStyle w:val="Hipervnculo"/>
@@ -3991,7 +3991,7 @@
                 <w:noProof/>
                 <w:webHidden/>
               </w:rPr>
-              <w:instrText xml:space="preserve"> PAGEREF _Toc242400685 \h </w:instrText>
+              <w:instrText xml:space="preserve"> PAGEREF _Toc242443006 \h </w:instrText>
             </w:r>
             <w:r>
               <w:rPr>
@@ -4033,7 +4033,7 @@
               <w14:ligatures w14:val="standardContextual"/>
             </w:rPr>
           </w:pPr>
-          <w:hyperlink w:anchor="_Toc242400686" w:history="1">
+          <w:hyperlink w:anchor="_Toc242443007" w:history="1">
             <w:r>
               <w:rPr>
                 <w:rStyle w:val="Hipervnculo"/>
@@ -4061,7 +4061,7 @@
                 <w:noProof/>
                 <w:webHidden/>
               </w:rPr>
-              <w:instrText xml:space="preserve"> PAGEREF _Toc242400686 \h </w:instrText>
+              <w:instrText xml:space="preserve"> PAGEREF _Toc242443007 \h </w:instrText>
             </w:r>
             <w:r>
               <w:rPr>
@@ -4103,7 +4103,7 @@
               <w14:ligatures w14:val="standardContextual"/>
             </w:rPr>
           </w:pPr>
-          <w:hyperlink w:anchor="_Toc242400687" w:history="1">
+          <w:hyperlink w:anchor="_Toc242443008" w:history="1">
             <w:r>
               <w:rPr>
                 <w:rStyle w:val="Hipervnculo"/>
@@ -4131,7 +4131,7 @@
                 <w:noProof/>
                 <w:webHidden/>
               </w:rPr>
-              <w:instrText xml:space="preserve"> PAGEREF _Toc242400687 \h </w:instrText>
+              <w:instrText xml:space="preserve"> PAGEREF _Toc242443008 \h </w:instrText>
             </w:r>
             <w:r>
               <w:rPr>
@@ -4173,7 +4173,7 @@
               <w14:ligatures w14:val="standardContextual"/>
             </w:rPr>
           </w:pPr>
-          <w:hyperlink w:anchor="_Toc242400688" w:history="1">
+          <w:hyperlink w:anchor="_Toc242443009" w:history="1">
             <w:r>
               <w:rPr>
                 <w:rStyle w:val="Hipervnculo"/>
@@ -4201,7 +4201,7 @@
                 <w:noProof/>
                 <w:webHidden/>
               </w:rPr>
-              <w:instrText xml:space="preserve"> PAGEREF _Toc242400688 \h </w:instrText>
+              <w:instrText xml:space="preserve"> PAGEREF _Toc242443009 \h </w:instrText>
             </w:r>
             <w:r>
               <w:rPr>
@@ -4246,7 +4246,7 @@
               <w14:ligatures w14:val="standardContextual"/>
             </w:rPr>
           </w:pPr>
-          <w:hyperlink w:anchor="_Toc242400689" w:history="1">
+          <w:hyperlink w:anchor="_Toc242443010" w:history="1">
             <w:r>
               <w:rPr>
                 <w:rStyle w:val="Hipervnculo"/>
@@ -4273,7 +4273,7 @@
                 <w:noProof/>
                 <w:webHidden/>
               </w:rPr>
-              <w:instrText xml:space="preserve"> PAGEREF _Toc242400689 \h </w:instrText>
+              <w:instrText xml:space="preserve"> PAGEREF _Toc242443010 \h </w:instrText>
             </w:r>
             <w:r>
               <w:rPr>
@@ -4318,7 +4318,7 @@
               <w14:ligatures w14:val="standardContextual"/>
             </w:rPr>
           </w:pPr>
-          <w:hyperlink w:anchor="_Toc242400690" w:history="1">
+          <w:hyperlink w:anchor="_Toc242443011" w:history="1">
             <w:r>
               <w:rPr>
                 <w:rStyle w:val="Hipervnculo"/>
@@ -4345,7 +4345,7 @@
                 <w:noProof/>
                 <w:webHidden/>
               </w:rPr>
-              <w:instrText xml:space="preserve"> PAGEREF _Toc242400690 \h </w:instrText>
+              <w:instrText xml:space="preserve"> PAGEREF _Toc242443011 \h </w:instrText>
             </w:r>
             <w:r>
               <w:rPr>
@@ -4387,7 +4387,7 @@
               <w14:ligatures w14:val="standardContextual"/>
             </w:rPr>
           </w:pPr>
-          <w:hyperlink w:anchor="_Toc242400691" w:history="1">
+          <w:hyperlink w:anchor="_Toc242443012" w:history="1">
             <w:r>
               <w:rPr>
                 <w:rStyle w:val="Hipervnculo"/>
@@ -4416,7 +4416,7 @@
                 <w:noProof/>
                 <w:webHidden/>
               </w:rPr>
-              <w:instrText xml:space="preserve"> PAGEREF _Toc242400691 \h </w:instrText>
+              <w:instrText xml:space="preserve"> PAGEREF _Toc242443012 \h </w:instrText>
             </w:r>
             <w:r>
               <w:rPr>
@@ -4461,7 +4461,7 @@
               <w14:ligatures w14:val="standardContextual"/>
             </w:rPr>
           </w:pPr>
-          <w:hyperlink w:anchor="_Toc242400692" w:history="1">
+          <w:hyperlink w:anchor="_Toc242443013" w:history="1">
             <w:r>
               <w:rPr>
                 <w:rStyle w:val="Hipervnculo"/>
@@ -4488,7 +4488,7 @@
                 <w:noProof/>
                 <w:webHidden/>
               </w:rPr>
-              <w:instrText xml:space="preserve"> PAGEREF _Toc242400692 \h </w:instrText>
+              <w:instrText xml:space="preserve"> PAGEREF _Toc242443013 \h </w:instrText>
             </w:r>
             <w:r>
               <w:rPr>
@@ -4530,7 +4530,7 @@
               <w14:ligatures w14:val="standardContextual"/>
             </w:rPr>
           </w:pPr>
-          <w:hyperlink w:anchor="_Toc242400693" w:history="1">
+          <w:hyperlink w:anchor="_Toc242443014" w:history="1">
             <w:r>
               <w:rPr>
                 <w:rStyle w:val="Hipervnculo"/>
@@ -4558,7 +4558,7 @@
                 <w:noProof/>
                 <w:webHidden/>
               </w:rPr>
-              <w:instrText xml:space="preserve"> PAGEREF _Toc242400693 \h </w:instrText>
+              <w:instrText xml:space="preserve"> PAGEREF _Toc242443014 \h </w:instrText>
             </w:r>
             <w:r>
               <w:rPr>
@@ -4600,7 +4600,7 @@
               <w14:ligatures w14:val="standardContextual"/>
             </w:rPr>
           </w:pPr>
-          <w:hyperlink w:anchor="_Toc242400694" w:history="1">
+          <w:hyperlink w:anchor="_Toc242443015" w:history="1">
             <w:r>
               <w:rPr>
                 <w:rStyle w:val="Hipervnculo"/>
@@ -4628,7 +4628,7 @@
                 <w:noProof/>
                 <w:webHidden/>
               </w:rPr>
-              <w:instrText xml:space="preserve"> PAGEREF _Toc242400694 \h </w:instrText>
+              <w:instrText xml:space="preserve"> PAGEREF _Toc242443015 \h </w:instrText>
             </w:r>
             <w:r>
               <w:rPr>
@@ -4670,7 +4670,7 @@
               <w14:ligatures w14:val="standardContextual"/>
             </w:rPr>
           </w:pPr>
-          <w:hyperlink w:anchor="_Toc242400695" w:history="1">
+          <w:hyperlink w:anchor="_Toc242443016" w:history="1">
             <w:r>
               <w:rPr>
                 <w:rStyle w:val="Hipervnculo"/>
@@ -4698,7 +4698,7 @@
                 <w:noProof/>
                 <w:webHidden/>
               </w:rPr>
-              <w:instrText xml:space="preserve"> PAGEREF _Toc242400695 \h </w:instrText>
+              <w:instrText xml:space="preserve"> PAGEREF _Toc242443016 \h </w:instrText>
             </w:r>
             <w:r>
               <w:rPr>
@@ -4740,7 +4740,7 @@
               <w14:ligatures w14:val="standardContextual"/>
             </w:rPr>
           </w:pPr>
-          <w:hyperlink w:anchor="_Toc242400696" w:history="1">
+          <w:hyperlink w:anchor="_Toc242443017" w:history="1">
             <w:r>
               <w:rPr>
                 <w:rStyle w:val="Hipervnculo"/>
@@ -4768,7 +4768,7 @@
                 <w:noProof/>
                 <w:webHidden/>
               </w:rPr>
-              <w:instrText xml:space="preserve"> PAGEREF _Toc242400696 \h </w:instrText>
+              <w:instrText xml:space="preserve"> PAGEREF _Toc242443017 \h </w:instrText>
             </w:r>
             <w:r>
               <w:rPr>
@@ -4813,7 +4813,7 @@
               <w14:ligatures w14:val="standardContextual"/>
             </w:rPr>
           </w:pPr>
-          <w:hyperlink w:anchor="_Toc242400697" w:history="1">
+          <w:hyperlink w:anchor="_Toc242443018" w:history="1">
             <w:r>
               <w:rPr>
                 <w:rStyle w:val="Hipervnculo"/>
@@ -4840,7 +4840,7 @@
                 <w:noProof/>
                 <w:webHidden/>
               </w:rPr>
-              <w:instrText xml:space="preserve"> PAGEREF _Toc242400697 \h </w:instrText>
+              <w:instrText xml:space="preserve"> PAGEREF _Toc242443018 \h </w:instrText>
             </w:r>
             <w:r>
               <w:rPr>
@@ -4885,7 +4885,7 @@
               <w14:ligatures w14:val="standardContextual"/>
             </w:rPr>
           </w:pPr>
-          <w:hyperlink w:anchor="_Toc242400698" w:history="1">
+          <w:hyperlink w:anchor="_Toc242443019" w:history="1">
             <w:r>
               <w:rPr>
                 <w:rStyle w:val="Hipervnculo"/>
@@ -4912,7 +4912,7 @@
                 <w:noProof/>
                 <w:webHidden/>
               </w:rPr>
-              <w:instrText xml:space="preserve"> PAGEREF _Toc242400698 \h </w:instrText>
+              <w:instrText xml:space="preserve"> PAGEREF _Toc242443019 \h </w:instrText>
             </w:r>
             <w:r>
               <w:rPr>
@@ -4954,7 +4954,7 @@
               <w14:ligatures w14:val="standardContextual"/>
             </w:rPr>
           </w:pPr>
-          <w:hyperlink w:anchor="_Toc242400699" w:history="1">
+          <w:hyperlink w:anchor="_Toc242443020" w:history="1">
             <w:r>
               <w:rPr>
                 <w:rStyle w:val="Hipervnculo"/>
@@ -4983,7 +4983,7 @@
                 <w:noProof/>
                 <w:webHidden/>
               </w:rPr>
-              <w:instrText xml:space="preserve"> PAGEREF _Toc242400699 \h </w:instrText>
+              <w:instrText xml:space="preserve"> PAGEREF _Toc242443020 \h </w:instrText>
             </w:r>
             <w:r>
               <w:rPr>
@@ -5028,7 +5028,7 @@
               <w14:ligatures w14:val="standardContextual"/>
             </w:rPr>
           </w:pPr>
-          <w:hyperlink w:anchor="_Toc242400700" w:history="1">
+          <w:hyperlink w:anchor="_Toc242443021" w:history="1">
             <w:r>
               <w:rPr>
                 <w:rStyle w:val="Hipervnculo"/>
@@ -5055,7 +5055,7 @@
                 <w:noProof/>
                 <w:webHidden/>
               </w:rPr>
-              <w:instrText xml:space="preserve"> PAGEREF _Toc242400700 \h </w:instrText>
+              <w:instrText xml:space="preserve"> PAGEREF _Toc242443021 \h </w:instrText>
             </w:r>
             <w:r>
               <w:rPr>
@@ -5097,7 +5097,7 @@
               <w14:ligatures w14:val="standardContextual"/>
             </w:rPr>
           </w:pPr>
-          <w:hyperlink w:anchor="_Toc242400701" w:history="1">
+          <w:hyperlink w:anchor="_Toc242443022" w:history="1">
             <w:r>
               <w:rPr>
                 <w:rStyle w:val="Hipervnculo"/>
@@ -5125,7 +5125,7 @@
                 <w:noProof/>
                 <w:webHidden/>
               </w:rPr>
-              <w:instrText xml:space="preserve"> PAGEREF _Toc242400701 \h </w:instrText>
+              <w:instrText xml:space="preserve"> PAGEREF _Toc242443022 \h </w:instrText>
             </w:r>
             <w:r>
               <w:rPr>
@@ -5167,7 +5167,7 @@
               <w14:ligatures w14:val="standardContextual"/>
             </w:rPr>
           </w:pPr>
-          <w:hyperlink w:anchor="_Toc242400702" w:history="1">
+          <w:hyperlink w:anchor="_Toc242443023" w:history="1">
             <w:r>
               <w:rPr>
                 <w:rStyle w:val="Hipervnculo"/>
@@ -5195,7 +5195,7 @@
                 <w:noProof/>
                 <w:webHidden/>
               </w:rPr>
-              <w:instrText xml:space="preserve"> PAGEREF _Toc242400702 \h </w:instrText>
+              <w:instrText xml:space="preserve"> PAGEREF _Toc242443023 \h </w:instrText>
             </w:r>
             <w:r>
               <w:rPr>
@@ -5237,7 +5237,7 @@
               <w14:ligatures w14:val="standardContextual"/>
             </w:rPr>
           </w:pPr>
-          <w:hyperlink w:anchor="_Toc242400703" w:history="1">
+          <w:hyperlink w:anchor="_Toc242443024" w:history="1">
             <w:r>
               <w:rPr>
                 <w:rStyle w:val="Hipervnculo"/>
@@ -5265,7 +5265,7 @@
                 <w:noProof/>
                 <w:webHidden/>
               </w:rPr>
-              <w:instrText xml:space="preserve"> PAGEREF _Toc242400703 \h </w:instrText>
+              <w:instrText xml:space="preserve"> PAGEREF _Toc242443024 \h </w:instrText>
             </w:r>
             <w:r>
               <w:rPr>
@@ -5307,7 +5307,7 @@
               <w14:ligatures w14:val="standardContextual"/>
             </w:rPr>
           </w:pPr>
-          <w:hyperlink w:anchor="_Toc242400704" w:history="1">
+          <w:hyperlink w:anchor="_Toc242443025" w:history="1">
             <w:r>
               <w:rPr>
                 <w:rStyle w:val="Hipervnculo"/>
@@ -5335,7 +5335,7 @@
                 <w:noProof/>
                 <w:webHidden/>
               </w:rPr>
-              <w:instrText xml:space="preserve"> PAGEREF _Toc242400704 \h </w:instrText>
+              <w:instrText xml:space="preserve"> PAGEREF _Toc242443025 \h </w:instrText>
             </w:r>
             <w:r>
               <w:rPr>
@@ -5380,7 +5380,7 @@
               <w14:ligatures w14:val="standardContextual"/>
             </w:rPr>
           </w:pPr>
-          <w:hyperlink w:anchor="_Toc242400705" w:history="1">
+          <w:hyperlink w:anchor="_Toc242443026" w:history="1">
             <w:r>
               <w:rPr>
                 <w:rStyle w:val="Hipervnculo"/>
@@ -5407,7 +5407,7 @@
                 <w:noProof/>
                 <w:webHidden/>
               </w:rPr>
-              <w:instrText xml:space="preserve"> PAGEREF _Toc242400705 \h </w:instrText>
+              <w:instrText xml:space="preserve"> PAGEREF _Toc242443026 \h </w:instrText>
             </w:r>
             <w:r>
               <w:rPr>
@@ -5427,7 +5427,7 @@
                 <w:noProof/>
                 <w:webHidden/>
               </w:rPr>
-              <w:t>63</w:t>
+              <w:t>64</w:t>
             </w:r>
             <w:r>
               <w:rPr>
@@ -5452,7 +5452,7 @@
               <w14:ligatures w14:val="standardContextual"/>
             </w:rPr>
           </w:pPr>
-          <w:hyperlink w:anchor="_Toc242400706" w:history="1">
+          <w:hyperlink w:anchor="_Toc242443027" w:history="1">
             <w:r>
               <w:rPr>
                 <w:rStyle w:val="Hipervnculo"/>
@@ -5479,7 +5479,7 @@
                 <w:noProof/>
                 <w:webHidden/>
               </w:rPr>
-              <w:instrText xml:space="preserve"> PAGEREF _Toc242400706 \h </w:instrText>
+              <w:instrText xml:space="preserve"> PAGEREF _Toc242443027 \h </w:instrText>
             </w:r>
             <w:r>
               <w:rPr>
@@ -5521,7 +5521,7 @@
               <w14:ligatures w14:val="standardContextual"/>
             </w:rPr>
           </w:pPr>
-          <w:hyperlink w:anchor="_Toc242400707" w:history="1">
+          <w:hyperlink w:anchor="_Toc242443028" w:history="1">
             <w:r>
               <w:rPr>
                 <w:rStyle w:val="Hipervnculo"/>
@@ -5551,7 +5551,7 @@
                 <w:noProof/>
                 <w:webHidden/>
               </w:rPr>
-              <w:instrText xml:space="preserve"> PAGEREF _Toc242400707 \h </w:instrText>
+              <w:instrText xml:space="preserve"> PAGEREF _Toc242443028 \h </w:instrText>
             </w:r>
             <w:r>
               <w:rPr>
@@ -5571,7 +5571,7 @@
                 <w:noProof/>
                 <w:webHidden/>
               </w:rPr>
-              <w:t>67</w:t>
+              <w:t>68</w:t>
             </w:r>
             <w:r>
               <w:rPr>
@@ -5712,7 +5712,7 @@
         </w:rPr>
         <w:fldChar w:fldCharType="separate"/>
       </w:r>
-      <w:hyperlink w:anchor="_Toc242400708" w:history="1">
+      <w:hyperlink w:anchor="_Toc242443029" w:history="1">
         <w:r>
           <w:rPr>
             <w:rStyle w:val="Hipervnculo"/>
@@ -5740,7 +5740,7 @@
             <w:noProof/>
             <w:webHidden/>
           </w:rPr>
-          <w:instrText xml:space="preserve"> PAGEREF _Toc242400708 \h </w:instrText>
+          <w:instrText xml:space="preserve"> PAGEREF _Toc242443029 \h </w:instrText>
         </w:r>
         <w:r>
           <w:rPr>
@@ -5788,7 +5788,7 @@
           <w14:ligatures w14:val="standardContextual"/>
         </w:rPr>
       </w:pPr>
-      <w:hyperlink w:anchor="_Toc242400709" w:history="1">
+      <w:hyperlink w:anchor="_Toc242443030" w:history="1">
         <w:r>
           <w:rPr>
             <w:rStyle w:val="Hipervnculo"/>
@@ -5816,7 +5816,7 @@
             <w:noProof/>
             <w:webHidden/>
           </w:rPr>
-          <w:instrText xml:space="preserve"> PAGEREF _Toc242400709 \h </w:instrText>
+          <w:instrText xml:space="preserve"> PAGEREF _Toc242443030 \h </w:instrText>
         </w:r>
         <w:r>
           <w:rPr>
@@ -5864,7 +5864,7 @@
           <w14:ligatures w14:val="standardContextual"/>
         </w:rPr>
       </w:pPr>
-      <w:hyperlink w:anchor="_Toc242400710" w:history="1">
+      <w:hyperlink w:anchor="_Toc242443031" w:history="1">
         <w:r>
           <w:rPr>
             <w:rStyle w:val="Hipervnculo"/>
@@ -5892,7 +5892,7 @@
             <w:noProof/>
             <w:webHidden/>
           </w:rPr>
-          <w:instrText xml:space="preserve"> PAGEREF _Toc242400710 \h </w:instrText>
+          <w:instrText xml:space="preserve"> PAGEREF _Toc242443031 \h </w:instrText>
         </w:r>
         <w:r>
           <w:rPr>
@@ -5940,7 +5940,7 @@
           <w14:ligatures w14:val="standardContextual"/>
         </w:rPr>
       </w:pPr>
-      <w:hyperlink w:anchor="_Toc242400711" w:history="1">
+      <w:hyperlink w:anchor="_Toc242443032" w:history="1">
         <w:r>
           <w:rPr>
             <w:rStyle w:val="Hipervnculo"/>
@@ -5968,7 +5968,7 @@
             <w:noProof/>
             <w:webHidden/>
           </w:rPr>
-          <w:instrText xml:space="preserve"> PAGEREF _Toc242400711 \h </w:instrText>
+          <w:instrText xml:space="preserve"> PAGEREF _Toc242443032 \h </w:instrText>
         </w:r>
         <w:r>
           <w:rPr>
@@ -6016,7 +6016,7 @@
           <w14:ligatures w14:val="standardContextual"/>
         </w:rPr>
       </w:pPr>
-      <w:hyperlink w:anchor="_Toc242400712" w:history="1">
+      <w:hyperlink w:anchor="_Toc242443033" w:history="1">
         <w:r>
           <w:rPr>
             <w:rStyle w:val="Hipervnculo"/>
@@ -6044,7 +6044,7 @@
             <w:noProof/>
             <w:webHidden/>
           </w:rPr>
-          <w:instrText xml:space="preserve"> PAGEREF _Toc242400712 \h </w:instrText>
+          <w:instrText xml:space="preserve"> PAGEREF _Toc242443033 \h </w:instrText>
         </w:r>
         <w:r>
           <w:rPr>
@@ -6092,7 +6092,7 @@
           <w14:ligatures w14:val="standardContextual"/>
         </w:rPr>
       </w:pPr>
-      <w:hyperlink w:anchor="_Toc242400713" w:history="1">
+      <w:hyperlink w:anchor="_Toc242443034" w:history="1">
         <w:r>
           <w:rPr>
             <w:rStyle w:val="Hipervnculo"/>
@@ -6120,7 +6120,7 @@
             <w:noProof/>
             <w:webHidden/>
           </w:rPr>
-          <w:instrText xml:space="preserve"> PAGEREF _Toc242400713 \h </w:instrText>
+          <w:instrText xml:space="preserve"> PAGEREF _Toc242443034 \h </w:instrText>
         </w:r>
         <w:r>
           <w:rPr>
@@ -6168,7 +6168,7 @@
           <w14:ligatures w14:val="standardContextual"/>
         </w:rPr>
       </w:pPr>
-      <w:hyperlink w:anchor="_Toc242400714" w:history="1">
+      <w:hyperlink w:anchor="_Toc242443035" w:history="1">
         <w:r>
           <w:rPr>
             <w:rStyle w:val="Hipervnculo"/>
@@ -6196,7 +6196,7 @@
             <w:noProof/>
             <w:webHidden/>
           </w:rPr>
-          <w:instrText xml:space="preserve"> PAGEREF _Toc242400714 \h </w:instrText>
+          <w:instrText xml:space="preserve"> PAGEREF _Toc242443035 \h </w:instrText>
         </w:r>
         <w:r>
           <w:rPr>
@@ -6244,7 +6244,7 @@
           <w14:ligatures w14:val="standardContextual"/>
         </w:rPr>
       </w:pPr>
-      <w:hyperlink w:anchor="_Toc242400715" w:history="1">
+      <w:hyperlink w:anchor="_Toc242443036" w:history="1">
         <w:r>
           <w:rPr>
             <w:rStyle w:val="Hipervnculo"/>
@@ -6272,7 +6272,7 @@
             <w:noProof/>
             <w:webHidden/>
           </w:rPr>
-          <w:instrText xml:space="preserve"> PAGEREF _Toc242400715 \h </w:instrText>
+          <w:instrText xml:space="preserve"> PAGEREF _Toc242443036 \h </w:instrText>
         </w:r>
         <w:r>
           <w:rPr>
@@ -6320,7 +6320,7 @@
           <w14:ligatures w14:val="standardContextual"/>
         </w:rPr>
       </w:pPr>
-      <w:hyperlink w:anchor="_Toc242400716" w:history="1">
+      <w:hyperlink w:anchor="_Toc242443037" w:history="1">
         <w:r>
           <w:rPr>
             <w:rStyle w:val="Hipervnculo"/>
@@ -6348,83 +6348,7 @@
             <w:noProof/>
             <w:webHidden/>
           </w:rPr>
-          <w:instrText xml:space="preserve"> PAGEREF _Toc242400716 \h </w:instrText>
-        </w:r>
-        <w:r>
-          <w:rPr>
-            <w:noProof/>
-            <w:webHidden/>
-          </w:rPr>
-        </w:r>
-        <w:r>
-          <w:rPr>
-            <w:noProof/>
-            <w:webHidden/>
-          </w:rPr>
-          <w:fldChar w:fldCharType="separate"/>
-        </w:r>
-        <w:r>
-          <w:rPr>
-            <w:noProof/>
-            <w:webHidden/>
-          </w:rPr>
-          <w:t>64</w:t>
-        </w:r>
-        <w:r>
-          <w:rPr>
-            <w:noProof/>
-            <w:webHidden/>
-          </w:rPr>
-          <w:fldChar w:fldCharType="end"/>
-        </w:r>
-      </w:hyperlink>
-    </w:p>
-    <w:p>
-      <w:pPr>
-        <w:pStyle w:val="Tabladeilustraciones"/>
-        <w:tabs>
-          <w:tab w:val="right" w:leader="dot" w:pos="9964"/>
-        </w:tabs>
-        <w:rPr>
-          <w:rFonts w:eastAsiaTheme="minorEastAsia" w:cstheme="minorBidi"/>
-          <w:smallCaps w:val="0"/>
-          <w:noProof/>
-          <w:color w:val="auto"/>
-          <w:kern w:val="2"/>
-          <w:sz w:val="24"/>
-          <w:szCs w:val="24"/>
-          <w14:ligatures w14:val="standardContextual"/>
-        </w:rPr>
-      </w:pPr>
-      <w:hyperlink w:anchor="_Toc242400717" w:history="1">
-        <w:r>
-          <w:rPr>
-            <w:rStyle w:val="Hipervnculo"/>
-            <w:rFonts w:cs="Arial"/>
-            <w:noProof/>
-          </w:rPr>
-          <w:t>Tabla 10. Resultado de la suite de pruebas del 1 de octubre de 2026</w:t>
-        </w:r>
-        <w:r>
-          <w:rPr>
-            <w:noProof/>
-            <w:webHidden/>
-          </w:rPr>
-          <w:tab/>
-        </w:r>
-        <w:r>
-          <w:rPr>
-            <w:noProof/>
-            <w:webHidden/>
-          </w:rPr>
-          <w:fldChar w:fldCharType="begin"/>
-        </w:r>
-        <w:r>
-          <w:rPr>
-            <w:noProof/>
-            <w:webHidden/>
-          </w:rPr>
-          <w:instrText xml:space="preserve"> PAGEREF _Toc242400717 \h </w:instrText>
+          <w:instrText xml:space="preserve"> PAGEREF _Toc242443037 \h </w:instrText>
         </w:r>
         <w:r>
           <w:rPr>
@@ -6472,14 +6396,14 @@
           <w14:ligatures w14:val="standardContextual"/>
         </w:rPr>
       </w:pPr>
-      <w:hyperlink w:anchor="_Toc242400718" w:history="1">
+      <w:hyperlink w:anchor="_Toc242443038" w:history="1">
         <w:r>
           <w:rPr>
             <w:rStyle w:val="Hipervnculo"/>
             <w:rFonts w:cs="Arial"/>
             <w:noProof/>
           </w:rPr>
-          <w:t>Tabla 11. Presupuestos de rendimiento y estado de su medición</w:t>
+          <w:t>Tabla 10. Resultado de la suite de pruebas del 1 de octubre de 2026</w:t>
         </w:r>
         <w:r>
           <w:rPr>
@@ -6500,7 +6424,7 @@
             <w:noProof/>
             <w:webHidden/>
           </w:rPr>
-          <w:instrText xml:space="preserve"> PAGEREF _Toc242400718 \h </w:instrText>
+          <w:instrText xml:space="preserve"> PAGEREF _Toc242443038 \h </w:instrText>
         </w:r>
         <w:r>
           <w:rPr>
@@ -6533,171 +6457,6 @@
     </w:p>
     <w:p>
       <w:pPr>
-        <w:pStyle w:val="TDC1"/>
-        <w:rPr>
-          <w:rFonts w:eastAsia="Arial" w:cs="Arial"/>
-        </w:rPr>
-      </w:pPr>
-      <w:r>
-        <w:rPr>
-          <w:rStyle w:val="Hipervnculo"/>
-          <w:rFonts w:cs="Arial"/>
-          <w:noProof/>
-        </w:rPr>
-        <w:fldChar w:fldCharType="end"/>
-      </w:r>
-      <w:r>
-        <w:rPr>
-          <w:rFonts w:cs="Arial"/>
-        </w:rPr>
-        <w:t xml:space="preserve"> </w:t>
-      </w:r>
-    </w:p>
-    <w:p>
-      <w:pPr>
-        <w:ind w:firstLine="431"/>
-        <w:jc w:val="right"/>
-        <w:rPr>
-          <w:rFonts w:eastAsia="Arial" w:cs="Arial"/>
-        </w:rPr>
-      </w:pPr>
-    </w:p>
-    <w:p>
-      <w:pPr>
-        <w:ind w:firstLine="431"/>
-        <w:jc w:val="right"/>
-        <w:rPr>
-          <w:rFonts w:eastAsia="Arial" w:cs="Arial"/>
-        </w:rPr>
-      </w:pPr>
-    </w:p>
-    <w:p>
-      <w:pPr>
-        <w:spacing w:after="240"/>
-        <w:jc w:val="center"/>
-        <w:rPr>
-          <w:rFonts w:cs="Arial"/>
-          <w:b/>
-          <w:bCs/>
-        </w:rPr>
-      </w:pPr>
-      <w:r>
-        <w:rPr>
-          <w:rFonts w:cs="Arial"/>
-          <w:b/>
-          <w:bCs/>
-        </w:rPr>
-        <w:t>LISTA DE CUADROS</w:t>
-      </w:r>
-    </w:p>
-    <w:p>
-      <w:pPr>
-        <w:spacing w:after="240"/>
-        <w:jc w:val="right"/>
-        <w:rPr>
-          <w:rFonts w:cs="Arial"/>
-        </w:rPr>
-      </w:pPr>
-      <w:r>
-        <w:rPr>
-          <w:rFonts w:cs="Arial"/>
-        </w:rPr>
-        <w:t>Pág.</w:t>
-      </w:r>
-    </w:p>
-    <w:p>
-      <w:pPr>
-        <w:spacing w:after="240"/>
-        <w:jc w:val="left"/>
-        <w:rPr>
-          <w:rFonts w:cs="Arial"/>
-        </w:rPr>
-      </w:pPr>
-      <w:r>
-        <w:rPr>
-          <w:rFonts w:cs="Arial"/>
-        </w:rPr>
-        <w:t>El presente trabajo de grado no incluye cuadros.</w:t>
-      </w:r>
-    </w:p>
-    <w:p>
-      <w:pPr>
-        <w:spacing w:before="240" w:after="480"/>
-        <w:ind w:firstLine="709"/>
-        <w:rPr>
-          <w:rFonts w:cs="Arial"/>
-        </w:rPr>
-      </w:pPr>
-      <w:r>
-        <w:rPr>
-          <w:rFonts w:cs="Arial"/>
-        </w:rPr>
-        <w:br w:type="page"/>
-      </w:r>
-    </w:p>
-    <w:p>
-      <w:pPr>
-        <w:jc w:val="center"/>
-        <w:rPr>
-          <w:rFonts w:cs="Arial"/>
-          <w:b/>
-          <w:bCs/>
-        </w:rPr>
-      </w:pPr>
-      <w:r>
-        <w:rPr>
-          <w:rFonts w:cs="Arial"/>
-          <w:b/>
-          <w:bCs/>
-        </w:rPr>
-        <w:lastRenderedPageBreak/>
-        <w:t>LISTA DE FIGURAS</w:t>
-      </w:r>
-    </w:p>
-    <w:p>
-      <w:pPr>
-        <w:ind w:firstLine="431"/>
-        <w:jc w:val="right"/>
-        <w:rPr>
-          <w:rFonts w:eastAsia="Arial" w:cs="Arial"/>
-        </w:rPr>
-      </w:pPr>
-    </w:p>
-    <w:p>
-      <w:pPr>
-        <w:ind w:firstLine="431"/>
-        <w:jc w:val="right"/>
-        <w:rPr>
-          <w:rFonts w:eastAsia="Arial" w:cs="Arial"/>
-        </w:rPr>
-      </w:pPr>
-    </w:p>
-    <w:p>
-      <w:pPr>
-        <w:ind w:firstLine="431"/>
-        <w:jc w:val="right"/>
-        <w:rPr>
-          <w:rFonts w:eastAsia="Arial" w:cs="Arial"/>
-        </w:rPr>
-      </w:pPr>
-      <w:r>
-        <w:rPr>
-          <w:rFonts w:eastAsia="Arial" w:cs="Arial"/>
-        </w:rPr>
-        <w:t>Pág.</w:t>
-      </w:r>
-    </w:p>
-    <w:p>
-      <w:pPr>
-        <w:ind w:firstLine="431"/>
-        <w:jc w:val="right"/>
-        <w:rPr>
-          <w:rFonts w:eastAsia="Arial" w:cs="Arial"/>
-        </w:rPr>
-      </w:pPr>
-    </w:p>
-    <w:p>
-      <w:pPr>
         <w:pStyle w:val="Tabladeilustraciones"/>
         <w:tabs>
           <w:tab w:val="right" w:leader="dot" w:pos="9964"/>
@@ -6713,6 +6472,247 @@
           <w14:ligatures w14:val="standardContextual"/>
         </w:rPr>
       </w:pPr>
+      <w:hyperlink w:anchor="_Toc242443039" w:history="1">
+        <w:r>
+          <w:rPr>
+            <w:rStyle w:val="Hipervnculo"/>
+            <w:rFonts w:cs="Arial"/>
+            <w:noProof/>
+          </w:rPr>
+          <w:t>Tabla 11. Presupuestos de rendimiento y estado de su medición</w:t>
+        </w:r>
+        <w:r>
+          <w:rPr>
+            <w:noProof/>
+            <w:webHidden/>
+          </w:rPr>
+          <w:tab/>
+        </w:r>
+        <w:r>
+          <w:rPr>
+            <w:noProof/>
+            <w:webHidden/>
+          </w:rPr>
+          <w:fldChar w:fldCharType="begin"/>
+        </w:r>
+        <w:r>
+          <w:rPr>
+            <w:noProof/>
+            <w:webHidden/>
+          </w:rPr>
+          <w:instrText xml:space="preserve"> PAGEREF _Toc242443039 \h </w:instrText>
+        </w:r>
+        <w:r>
+          <w:rPr>
+            <w:noProof/>
+            <w:webHidden/>
+          </w:rPr>
+        </w:r>
+        <w:r>
+          <w:rPr>
+            <w:noProof/>
+            <w:webHidden/>
+          </w:rPr>
+          <w:fldChar w:fldCharType="separate"/>
+        </w:r>
+        <w:r>
+          <w:rPr>
+            <w:noProof/>
+            <w:webHidden/>
+          </w:rPr>
+          <w:t>66</w:t>
+        </w:r>
+        <w:r>
+          <w:rPr>
+            <w:noProof/>
+            <w:webHidden/>
+          </w:rPr>
+          <w:fldChar w:fldCharType="end"/>
+        </w:r>
+      </w:hyperlink>
+    </w:p>
+    <w:p>
+      <w:pPr>
+        <w:pStyle w:val="TDC1"/>
+        <w:rPr>
+          <w:rFonts w:eastAsia="Arial" w:cs="Arial"/>
+        </w:rPr>
+      </w:pPr>
+      <w:r>
+        <w:rPr>
+          <w:rStyle w:val="Hipervnculo"/>
+          <w:rFonts w:cs="Arial"/>
+          <w:noProof/>
+        </w:rPr>
+        <w:fldChar w:fldCharType="end"/>
+      </w:r>
+      <w:r>
+        <w:rPr>
+          <w:rFonts w:cs="Arial"/>
+        </w:rPr>
+        <w:t xml:space="preserve"> </w:t>
+      </w:r>
+    </w:p>
+    <w:p>
+      <w:pPr>
+        <w:ind w:firstLine="431"/>
+        <w:jc w:val="right"/>
+        <w:rPr>
+          <w:rFonts w:eastAsia="Arial" w:cs="Arial"/>
+        </w:rPr>
+      </w:pPr>
+    </w:p>
+    <w:p>
+      <w:pPr>
+        <w:ind w:firstLine="431"/>
+        <w:jc w:val="right"/>
+        <w:rPr>
+          <w:rFonts w:eastAsia="Arial" w:cs="Arial"/>
+        </w:rPr>
+      </w:pPr>
+    </w:p>
+    <w:p>
+      <w:pPr>
+        <w:spacing w:after="240"/>
+        <w:jc w:val="center"/>
+        <w:rPr>
+          <w:rFonts w:cs="Arial"/>
+          <w:b/>
+          <w:bCs/>
+        </w:rPr>
+      </w:pPr>
+      <w:r>
+        <w:rPr>
+          <w:rFonts w:cs="Arial"/>
+          <w:b/>
+          <w:bCs/>
+        </w:rPr>
+        <w:t>LISTA DE CUADROS</w:t>
+      </w:r>
+    </w:p>
+    <w:p>
+      <w:pPr>
+        <w:spacing w:after="240"/>
+        <w:jc w:val="right"/>
+        <w:rPr>
+          <w:rFonts w:cs="Arial"/>
+        </w:rPr>
+      </w:pPr>
+      <w:r>
+        <w:rPr>
+          <w:rFonts w:cs="Arial"/>
+        </w:rPr>
+        <w:t>Pág.</w:t>
+      </w:r>
+    </w:p>
+    <w:p>
+      <w:pPr>
+        <w:spacing w:after="240"/>
+        <w:jc w:val="left"/>
+        <w:rPr>
+          <w:rFonts w:cs="Arial"/>
+        </w:rPr>
+      </w:pPr>
+      <w:r>
+        <w:rPr>
+          <w:rFonts w:cs="Arial"/>
+        </w:rPr>
+        <w:t>El presente trabajo de grado no incluye cuadros.</w:t>
+      </w:r>
+    </w:p>
+    <w:p>
+      <w:pPr>
+        <w:spacing w:before="240" w:after="480"/>
+        <w:ind w:firstLine="709"/>
+        <w:rPr>
+          <w:rFonts w:cs="Arial"/>
+        </w:rPr>
+      </w:pPr>
+      <w:r>
+        <w:rPr>
+          <w:rFonts w:cs="Arial"/>
+        </w:rPr>
+        <w:br w:type="page"/>
+      </w:r>
+    </w:p>
+    <w:p>
+      <w:pPr>
+        <w:jc w:val="center"/>
+        <w:rPr>
+          <w:rFonts w:cs="Arial"/>
+          <w:b/>
+          <w:bCs/>
+        </w:rPr>
+      </w:pPr>
+      <w:r>
+        <w:rPr>
+          <w:rFonts w:cs="Arial"/>
+          <w:b/>
+          <w:bCs/>
+        </w:rPr>
+        <w:lastRenderedPageBreak/>
+        <w:t>LISTA DE FIGURAS</w:t>
+      </w:r>
+    </w:p>
+    <w:p>
+      <w:pPr>
+        <w:ind w:firstLine="431"/>
+        <w:jc w:val="right"/>
+        <w:rPr>
+          <w:rFonts w:eastAsia="Arial" w:cs="Arial"/>
+        </w:rPr>
+      </w:pPr>
+    </w:p>
+    <w:p>
+      <w:pPr>
+        <w:ind w:firstLine="431"/>
+        <w:jc w:val="right"/>
+        <w:rPr>
+          <w:rFonts w:eastAsia="Arial" w:cs="Arial"/>
+        </w:rPr>
+      </w:pPr>
+    </w:p>
+    <w:p>
+      <w:pPr>
+        <w:ind w:firstLine="431"/>
+        <w:jc w:val="right"/>
+        <w:rPr>
+          <w:rFonts w:eastAsia="Arial" w:cs="Arial"/>
+        </w:rPr>
+      </w:pPr>
+      <w:r>
+        <w:rPr>
+          <w:rFonts w:eastAsia="Arial" w:cs="Arial"/>
+        </w:rPr>
+        <w:t>Pág.</w:t>
+      </w:r>
+    </w:p>
+    <w:p>
+      <w:pPr>
+        <w:ind w:firstLine="431"/>
+        <w:jc w:val="right"/>
+        <w:rPr>
+          <w:rFonts w:eastAsia="Arial" w:cs="Arial"/>
+        </w:rPr>
+      </w:pPr>
+    </w:p>
+    <w:p>
+      <w:pPr>
+        <w:pStyle w:val="Tabladeilustraciones"/>
+        <w:tabs>
+          <w:tab w:val="right" w:leader="dot" w:pos="9964"/>
+        </w:tabs>
+        <w:rPr>
+          <w:rFonts w:eastAsiaTheme="minorEastAsia" w:cstheme="minorBidi"/>
+          <w:smallCaps w:val="0"/>
+          <w:noProof/>
+          <w:color w:val="auto"/>
+          <w:kern w:val="2"/>
+          <w:sz w:val="24"/>
+          <w:szCs w:val="24"/>
+          <w14:ligatures w14:val="standardContextual"/>
+        </w:rPr>
+      </w:pPr>
       <w:r>
         <w:rPr>
           <w:rFonts w:cs="Arial"/>
@@ -6739,7 +6739,7 @@
         </w:rPr>
         <w:fldChar w:fldCharType="separate"/>
       </w:r>
-      <w:hyperlink w:anchor="_Toc242400719" w:history="1">
+      <w:hyperlink w:anchor="_Toc242443040" w:history="1">
         <w:r>
           <w:rPr>
             <w:rStyle w:val="Hipervnculo"/>
@@ -6767,7 +6767,7 @@
             <w:noProof/>
             <w:webHidden/>
           </w:rPr>
-          <w:instrText xml:space="preserve"> PAGEREF _Toc242400719 \h </w:instrText>
+          <w:instrText xml:space="preserve"> PAGEREF _Toc242443040 \h </w:instrText>
         </w:r>
         <w:r>
           <w:rPr>
@@ -6815,7 +6815,7 @@
           <w14:ligatures w14:val="standardContextual"/>
         </w:rPr>
       </w:pPr>
-      <w:hyperlink w:anchor="_Toc242400720" w:history="1">
+      <w:hyperlink w:anchor="_Toc242443041" w:history="1">
         <w:r>
           <w:rPr>
             <w:rStyle w:val="Hipervnculo"/>
@@ -6843,7 +6843,7 @@
             <w:noProof/>
             <w:webHidden/>
           </w:rPr>
-          <w:instrText xml:space="preserve"> PAGEREF _Toc242400720 \h </w:instrText>
+          <w:instrText xml:space="preserve"> PAGEREF _Toc242443041 \h </w:instrText>
         </w:r>
         <w:r>
           <w:rPr>
@@ -6891,7 +6891,7 @@
           <w14:ligatures w14:val="standardContextual"/>
         </w:rPr>
       </w:pPr>
-      <w:hyperlink w:anchor="_Toc242400721" w:history="1">
+      <w:hyperlink w:anchor="_Toc242443042" w:history="1">
         <w:r>
           <w:rPr>
             <w:rStyle w:val="Hipervnculo"/>
@@ -6927,7 +6927,7 @@
             <w:noProof/>
             <w:webHidden/>
           </w:rPr>
-          <w:instrText xml:space="preserve"> PAGEREF _Toc242400721 \h </w:instrText>
+          <w:instrText xml:space="preserve"> PAGEREF _Toc242443042 \h </w:instrText>
         </w:r>
         <w:r>
           <w:rPr>
@@ -6975,7 +6975,7 @@
           <w14:ligatures w14:val="standardContextual"/>
         </w:rPr>
       </w:pPr>
-      <w:hyperlink w:anchor="_Toc242400722" w:history="1">
+      <w:hyperlink w:anchor="_Toc242443043" w:history="1">
         <w:r>
           <w:rPr>
             <w:rStyle w:val="Hipervnculo"/>
@@ -7011,7 +7011,7 @@
             <w:noProof/>
             <w:webHidden/>
           </w:rPr>
-          <w:instrText xml:space="preserve"> PAGEREF _Toc242400722 \h </w:instrText>
+          <w:instrText xml:space="preserve"> PAGEREF _Toc242443043 \h </w:instrText>
         </w:r>
         <w:r>
           <w:rPr>
@@ -7059,7 +7059,7 @@
           <w14:ligatures w14:val="standardContextual"/>
         </w:rPr>
       </w:pPr>
-      <w:hyperlink w:anchor="_Toc242400723" w:history="1">
+      <w:hyperlink w:anchor="_Toc242443044" w:history="1">
         <w:r>
           <w:rPr>
             <w:rStyle w:val="Hipervnculo"/>
@@ -7087,7 +7087,7 @@
             <w:noProof/>
             <w:webHidden/>
           </w:rPr>
-          <w:instrText xml:space="preserve"> PAGEREF _Toc242400723 \h </w:instrText>
+          <w:instrText xml:space="preserve"> PAGEREF _Toc242443044 \h </w:instrText>
         </w:r>
         <w:r>
           <w:rPr>
@@ -7135,7 +7135,7 @@
           <w14:ligatures w14:val="standardContextual"/>
         </w:rPr>
       </w:pPr>
-      <w:hyperlink w:anchor="_Toc242400724" w:history="1">
+      <w:hyperlink w:anchor="_Toc242443045" w:history="1">
         <w:r>
           <w:rPr>
             <w:rStyle w:val="Hipervnculo"/>
@@ -7163,7 +7163,7 @@
             <w:noProof/>
             <w:webHidden/>
           </w:rPr>
-          <w:instrText xml:space="preserve"> PAGEREF _Toc242400724 \h </w:instrText>
+          <w:instrText xml:space="preserve"> PAGEREF _Toc242443045 \h </w:instrText>
         </w:r>
         <w:r>
           <w:rPr>
@@ -7211,7 +7211,7 @@
           <w14:ligatures w14:val="standardContextual"/>
         </w:rPr>
       </w:pPr>
-      <w:hyperlink w:anchor="_Toc242400725" w:history="1">
+      <w:hyperlink w:anchor="_Toc242443046" w:history="1">
         <w:r>
           <w:rPr>
             <w:rStyle w:val="Hipervnculo"/>
@@ -7239,7 +7239,7 @@
             <w:noProof/>
             <w:webHidden/>
           </w:rPr>
-          <w:instrText xml:space="preserve"> PAGEREF _Toc242400725 \h </w:instrText>
+          <w:instrText xml:space="preserve"> PAGEREF _Toc242443046 \h </w:instrText>
         </w:r>
         <w:r>
           <w:rPr>
@@ -7287,7 +7287,7 @@
           <w14:ligatures w14:val="standardContextual"/>
         </w:rPr>
       </w:pPr>
-      <w:hyperlink w:anchor="_Toc242400726" w:history="1">
+      <w:hyperlink w:anchor="_Toc242443047" w:history="1">
         <w:r>
           <w:rPr>
             <w:rStyle w:val="Hipervnculo"/>
@@ -7315,7 +7315,7 @@
             <w:noProof/>
             <w:webHidden/>
           </w:rPr>
-          <w:instrText xml:space="preserve"> PAGEREF _Toc242400726 \h </w:instrText>
+          <w:instrText xml:space="preserve"> PAGEREF _Toc242443047 \h </w:instrText>
         </w:r>
         <w:r>
           <w:rPr>
@@ -8504,7 +8504,7 @@
       </w:pPr>
       <w:bookmarkStart w:id="3" w:name="_Toc475112151"/>
       <w:bookmarkStart w:id="4" w:name="_Toc475115507"/>
-      <w:bookmarkStart w:id="5" w:name="_Toc242400644"/>
+      <w:bookmarkStart w:id="5" w:name="_Toc242442965"/>
       <w:r>
         <w:rPr>
           <w:rFonts w:cs="Arial"/>
@@ -8656,7 +8656,7 @@
           <w:caps w:val="0"/>
         </w:rPr>
       </w:pPr>
-      <w:bookmarkStart w:id="6" w:name="_Toc242400645"/>
+      <w:bookmarkStart w:id="6" w:name="_Toc242442966"/>
       <w:r>
         <w:rPr>
           <w:rFonts w:cs="Arial"/>
@@ -8705,7 +8705,7 @@
       </w:pPr>
       <w:bookmarkStart w:id="7" w:name="_Toc475112154"/>
       <w:bookmarkStart w:id="8" w:name="_Toc475115510"/>
-      <w:bookmarkStart w:id="9" w:name="_Toc242400646"/>
+      <w:bookmarkStart w:id="9" w:name="_Toc242442967"/>
       <w:r>
         <w:t>1.1 Planteamiento del problema</w:t>
       </w:r>
@@ -8762,7 +8762,7 @@
           <w:iCs w:val="0"/>
         </w:rPr>
       </w:pPr>
-      <w:bookmarkStart w:id="10" w:name="_Toc242400719"/>
+      <w:bookmarkStart w:id="10" w:name="_Toc242443040"/>
       <w:r>
         <w:rPr>
           <w:rFonts w:cs="Arial"/>
@@ -8983,7 +8983,7 @@
           <w:iCs w:val="0"/>
         </w:rPr>
       </w:pPr>
-      <w:bookmarkStart w:id="11" w:name="_Toc242400720"/>
+      <w:bookmarkStart w:id="11" w:name="_Toc242443041"/>
       <w:r>
         <w:rPr>
           <w:rFonts w:cs="Arial"/>
@@ -9131,7 +9131,7 @@
           <w:rFonts w:eastAsia="Arial" w:cs="Arial"/>
         </w:rPr>
       </w:pPr>
-      <w:bookmarkStart w:id="12" w:name="_Toc242400721"/>
+      <w:bookmarkStart w:id="12" w:name="_Toc242443042"/>
       <w:r>
         <w:rPr>
           <w:rFonts w:cs="Arial"/>
@@ -9382,7 +9382,7 @@
       </w:pPr>
       <w:bookmarkStart w:id="13" w:name="_Toc475112156"/>
       <w:bookmarkStart w:id="14" w:name="_Toc475115512"/>
-      <w:bookmarkStart w:id="15" w:name="_Toc242400647"/>
+      <w:bookmarkStart w:id="15" w:name="_Toc242442968"/>
       <w:r>
         <w:t>1.2 Pregunta de investigación</w:t>
       </w:r>
@@ -9433,7 +9433,7 @@
       <w:pPr>
         <w:pStyle w:val="Ttulo2"/>
       </w:pPr>
-      <w:bookmarkStart w:id="16" w:name="_Toc242400648"/>
+      <w:bookmarkStart w:id="16" w:name="_Toc242442969"/>
       <w:r>
         <w:t>1.3 Justificación</w:t>
       </w:r>
@@ -9562,7 +9562,7 @@
           <w:iCs w:val="0"/>
         </w:rPr>
       </w:pPr>
-      <w:bookmarkStart w:id="17" w:name="_Toc242400722"/>
+      <w:bookmarkStart w:id="17" w:name="_Toc242443043"/>
       <w:r>
         <w:rPr>
           <w:rFonts w:cs="Arial"/>
@@ -9737,7 +9737,7 @@
       </w:pPr>
       <w:bookmarkStart w:id="18" w:name="_Toc475112155"/>
       <w:bookmarkStart w:id="19" w:name="_Toc475115511"/>
-      <w:bookmarkStart w:id="20" w:name="_Toc242400649"/>
+      <w:bookmarkStart w:id="20" w:name="_Toc242442970"/>
       <w:r>
         <w:t>1.4 Antecedentes del</w:t>
       </w:r>
@@ -9891,7 +9891,7 @@
           <w:caps w:val="0"/>
         </w:rPr>
       </w:pPr>
-      <w:bookmarkStart w:id="21" w:name="_Toc242400650"/>
+      <w:bookmarkStart w:id="21" w:name="_Toc242442971"/>
       <w:r>
         <w:rPr>
           <w:rFonts w:cs="Arial"/>
@@ -9932,7 +9932,7 @@
       </w:pPr>
       <w:bookmarkStart w:id="22" w:name="_Toc475112161"/>
       <w:bookmarkStart w:id="23" w:name="_Toc475115517"/>
-      <w:bookmarkStart w:id="24" w:name="_Toc242400651"/>
+      <w:bookmarkStart w:id="24" w:name="_Toc242442972"/>
       <w:r>
         <w:t>2.1 Objetivo general</w:t>
       </w:r>
@@ -9991,7 +9991,7 @@
         <w:pStyle w:val="Ttulo2"/>
         <w:ind w:left="567" w:hanging="576"/>
       </w:pPr>
-      <w:bookmarkStart w:id="27" w:name="_Toc242400652"/>
+      <w:bookmarkStart w:id="27" w:name="_Toc242442973"/>
       <w:r>
         <w:t>2.2 Objetivos específicos</w:t>
       </w:r>
@@ -10117,7 +10117,7 @@
       </w:pPr>
       <w:bookmarkStart w:id="28" w:name="_Toc475112165"/>
       <w:bookmarkStart w:id="29" w:name="_Toc475115521"/>
-      <w:bookmarkStart w:id="30" w:name="_Toc242400653"/>
+      <w:bookmarkStart w:id="30" w:name="_Toc242442974"/>
       <w:r>
         <w:rPr>
           <w:rFonts w:cs="Arial"/>
@@ -10146,7 +10146,7 @@
       </w:pPr>
       <w:bookmarkStart w:id="31" w:name="_Toc475112166"/>
       <w:bookmarkStart w:id="32" w:name="_Toc475115522"/>
-      <w:bookmarkStart w:id="33" w:name="_Toc242400654"/>
+      <w:bookmarkStart w:id="33" w:name="_Toc242442975"/>
       <w:r>
         <w:t>3.1 Marco conceptual</w:t>
       </w:r>
@@ -10168,7 +10168,7 @@
           <w:rFonts w:cs="Arial"/>
         </w:rPr>
       </w:pPr>
-      <w:bookmarkStart w:id="34" w:name="_Toc242400655"/>
+      <w:bookmarkStart w:id="34" w:name="_Toc242442976"/>
       <w:r>
         <w:t>3.1.1 El pensamiento computacional (PC):</w:t>
       </w:r>
@@ -10461,7 +10461,7 @@
           <w:bCs/>
         </w:rPr>
       </w:pPr>
-      <w:bookmarkStart w:id="35" w:name="_Toc242400656"/>
+      <w:bookmarkStart w:id="35" w:name="_Toc242442977"/>
       <w:r>
         <w:t>3.1.2. Pruebas Bebras:</w:t>
       </w:r>
@@ -10497,7 +10497,7 @@
           <w:rFonts w:cs="Arial"/>
         </w:rPr>
       </w:pPr>
-      <w:bookmarkStart w:id="36" w:name="_Toc242400657"/>
+      <w:bookmarkStart w:id="36" w:name="_Toc242442978"/>
       <w:r>
         <w:t>3.1.3. teoría del flujo</w:t>
       </w:r>
@@ -10519,7 +10519,7 @@
           <w:iCs w:val="0"/>
         </w:rPr>
       </w:pPr>
-      <w:bookmarkStart w:id="37" w:name="_Toc242400723"/>
+      <w:bookmarkStart w:id="37" w:name="_Toc242443044"/>
       <w:r>
         <w:rPr>
           <w:rFonts w:cs="Arial"/>
@@ -10665,7 +10665,7 @@
       <w:pPr>
         <w:pStyle w:val="Ttulo3"/>
       </w:pPr>
-      <w:bookmarkStart w:id="38" w:name="_Toc242400658"/>
+      <w:bookmarkStart w:id="38" w:name="_Toc242442979"/>
       <w:r>
         <w:t>3.1.4. Teoría de la Autodeterminación</w:t>
       </w:r>
@@ -11165,7 +11165,7 @@
           <w:rFonts w:eastAsia="Arial" w:cs="Arial"/>
         </w:rPr>
       </w:pPr>
-      <w:bookmarkStart w:id="39" w:name="_Toc242400659"/>
+      <w:bookmarkStart w:id="39" w:name="_Toc242442980"/>
       <w:r>
         <w:t>3.1.6 GOLDEN PATH</w:t>
       </w:r>
@@ -11206,7 +11206,7 @@
           <w:rFonts w:eastAsia="Arial" w:cs="Arial"/>
         </w:rPr>
       </w:pPr>
-      <w:bookmarkStart w:id="40" w:name="_Toc242400660"/>
+      <w:bookmarkStart w:id="40" w:name="_Toc242442981"/>
       <w:r>
         <w:t>3.1.7 Gamificación</w:t>
       </w:r>
@@ -11264,7 +11264,7 @@
       </w:pPr>
       <w:bookmarkStart w:id="41" w:name="_Toc475112167"/>
       <w:bookmarkStart w:id="42" w:name="_Toc475115523"/>
-      <w:bookmarkStart w:id="43" w:name="_Toc242400661"/>
+      <w:bookmarkStart w:id="43" w:name="_Toc242442982"/>
       <w:r>
         <w:t>3.2 Marco teórico</w:t>
       </w:r>
@@ -11286,7 +11286,7 @@
           <w:rFonts w:cs="Arial"/>
         </w:rPr>
       </w:pPr>
-      <w:bookmarkStart w:id="44" w:name="_Toc242400662"/>
+      <w:bookmarkStart w:id="44" w:name="_Toc242442983"/>
       <w:r>
         <w:t>3.2.1 Aprendizaje basado en juegos (ABJ)</w:t>
       </w:r>
@@ -11504,7 +11504,7 @@
           <w:caps w:val="0"/>
         </w:rPr>
       </w:pPr>
-      <w:bookmarkStart w:id="45" w:name="_Toc242400663"/>
+      <w:bookmarkStart w:id="45" w:name="_Toc242442984"/>
       <w:r>
         <w:t xml:space="preserve">3.2.2. </w:t>
       </w:r>
@@ -11549,7 +11549,7 @@
           <w:caps w:val="0"/>
         </w:rPr>
       </w:pPr>
-      <w:bookmarkStart w:id="46" w:name="_Toc242400664"/>
+      <w:bookmarkStart w:id="46" w:name="_Toc242442985"/>
       <w:r>
         <w:t xml:space="preserve">3.2.3 </w:t>
       </w:r>
@@ -11912,7 +11912,7 @@
       <w:pPr>
         <w:pStyle w:val="Ttulo3"/>
       </w:pPr>
-      <w:bookmarkStart w:id="47" w:name="_Toc242400665"/>
+      <w:bookmarkStart w:id="47" w:name="_Toc242442986"/>
       <w:r>
         <w:t>3.2.</w:t>
       </w:r>
@@ -12052,7 +12052,7 @@
           <w:bCs/>
         </w:rPr>
       </w:pPr>
-      <w:bookmarkStart w:id="48" w:name="_Toc242400666"/>
+      <w:bookmarkStart w:id="48" w:name="_Toc242442987"/>
       <w:r>
         <w:t>3.2.</w:t>
       </w:r>
@@ -12177,7 +12177,7 @@
           <w:rFonts w:cs="Arial"/>
         </w:rPr>
       </w:pPr>
-      <w:bookmarkStart w:id="49" w:name="_Toc242400667"/>
+      <w:bookmarkStart w:id="49" w:name="_Toc242442988"/>
       <w:r>
         <w:t>3.2.</w:t>
       </w:r>
@@ -12296,7 +12296,7 @@
           <w:rFonts w:cs="Arial"/>
         </w:rPr>
       </w:pPr>
-      <w:bookmarkStart w:id="50" w:name="_Toc242400668"/>
+      <w:bookmarkStart w:id="50" w:name="_Toc242442989"/>
       <w:r>
         <w:t>3.2.</w:t>
       </w:r>
@@ -12362,7 +12362,7 @@
       </w:pPr>
       <w:bookmarkStart w:id="51" w:name="_Toc475112168"/>
       <w:bookmarkStart w:id="52" w:name="_Toc475115524"/>
-      <w:bookmarkStart w:id="53" w:name="_Toc242400669"/>
+      <w:bookmarkStart w:id="53" w:name="_Toc242442990"/>
       <w:r>
         <w:t>3.3 Marco jurídico</w:t>
       </w:r>
@@ -12393,7 +12393,7 @@
           <w:rFonts w:cs="Arial"/>
         </w:rPr>
       </w:pPr>
-      <w:bookmarkStart w:id="54" w:name="_Toc242400670"/>
+      <w:bookmarkStart w:id="54" w:name="_Toc242442991"/>
       <w:r>
         <w:t>3.3.1. Tratamiento de datos personales y régimen de habeas data</w:t>
       </w:r>
@@ -12758,7 +12758,7 @@
       <w:pPr>
         <w:pStyle w:val="Ttulo3"/>
       </w:pPr>
-      <w:bookmarkStart w:id="55" w:name="_Toc242400671"/>
+      <w:bookmarkStart w:id="55" w:name="_Toc242442992"/>
       <w:r>
         <w:t>3.3.2. Derechos de autor sobre los personajes utilizados</w:t>
       </w:r>
@@ -13009,7 +13009,7 @@
       </w:pPr>
       <w:bookmarkStart w:id="56" w:name="_Toc475112170"/>
       <w:bookmarkStart w:id="57" w:name="_Toc475115526"/>
-      <w:bookmarkStart w:id="58" w:name="_Toc242400672"/>
+      <w:bookmarkStart w:id="58" w:name="_Toc242442993"/>
       <w:r>
         <w:rPr>
           <w:color w:val="auto"/>
@@ -13095,7 +13095,7 @@
           <w:caps w:val="0"/>
         </w:rPr>
       </w:pPr>
-      <w:bookmarkStart w:id="61" w:name="_Toc242400673"/>
+      <w:bookmarkStart w:id="61" w:name="_Toc242442994"/>
       <w:r>
         <w:rPr>
           <w:rFonts w:cs="Arial"/>
@@ -13498,7 +13498,7 @@
       </w:pPr>
       <w:bookmarkStart w:id="62" w:name="_Toc475112172"/>
       <w:bookmarkStart w:id="63" w:name="_Toc475115528"/>
-      <w:bookmarkStart w:id="64" w:name="_Toc242400674"/>
+      <w:bookmarkStart w:id="64" w:name="_Toc242442995"/>
       <w:r>
         <w:rPr>
           <w:rFonts w:cs="Arial"/>
@@ -13650,7 +13650,7 @@
         <w:pStyle w:val="Ttulo2"/>
         <w:ind w:left="567" w:hanging="576"/>
       </w:pPr>
-      <w:bookmarkStart w:id="65" w:name="_Toc242400675"/>
+      <w:bookmarkStart w:id="65" w:name="_Toc242442996"/>
       <w:r>
         <w:lastRenderedPageBreak/>
         <w:t>5.1 Fases del trabajo de grado</w:t>
@@ -13694,7 +13694,7 @@
         <w:pStyle w:val="Ttulo3"/>
         <w:spacing w:before="240"/>
       </w:pPr>
-      <w:bookmarkStart w:id="66" w:name="_Toc242400676"/>
+      <w:bookmarkStart w:id="66" w:name="_Toc242442997"/>
       <w:r>
         <w:t>5.1.1 Apertura del trabajo con Árcade y Kanban</w:t>
       </w:r>
@@ -13741,7 +13741,7 @@
         <w:pStyle w:val="Ttulo3"/>
         <w:spacing w:before="240"/>
       </w:pPr>
-      <w:bookmarkStart w:id="67" w:name="_Toc242400677"/>
+      <w:bookmarkStart w:id="67" w:name="_Toc242442998"/>
       <w:r>
         <w:t>5.1.2 Diseño del guion</w:t>
       </w:r>
@@ -13788,7 +13788,7 @@
         <w:pStyle w:val="Ttulo3"/>
         <w:spacing w:before="240"/>
       </w:pPr>
-      <w:bookmarkStart w:id="68" w:name="_Toc242400678"/>
+      <w:bookmarkStart w:id="68" w:name="_Toc242442999"/>
       <w:r>
         <w:t>5.1.3 Especificación de requerimientos (objetivo 1)</w:t>
       </w:r>
@@ -13851,7 +13851,7 @@
         <w:pStyle w:val="Ttulo3"/>
         <w:spacing w:before="240"/>
       </w:pPr>
-      <w:bookmarkStart w:id="69" w:name="_Toc242400679"/>
+      <w:bookmarkStart w:id="69" w:name="_Toc242443000"/>
       <w:r>
         <w:t>5.1.4 Diseño del videojuego (objetivo 2)</w:t>
       </w:r>
@@ -13926,7 +13926,7 @@
         <w:pStyle w:val="Ttulo3"/>
         <w:spacing w:before="240"/>
       </w:pPr>
-      <w:bookmarkStart w:id="70" w:name="_Toc242400680"/>
+      <w:bookmarkStart w:id="70" w:name="_Toc242443001"/>
       <w:r>
         <w:t>5.1.5 Ciclo Diseño ↔ Desarrollo ↔ Pruebas (objetivo 3)</w:t>
       </w:r>
@@ -14041,14 +14041,18 @@
       <w:r>
         <w:t xml:space="preserve"> La ronda de ajustes del 8 de octubre volvió sobre pantallas ya terminadas, como la portada del menú, el laberinto y el cuadro de diálogo, y se cuenta en el apartado 8.1.3.</w:t>
       </w:r>
+      <w:r>
+        <w:t xml:space="preserve"> El 9 de octubre se repitió el movimiento con el arte final de los personajes: el peso del paquete, medido en un ejecutable, llevó a importar cinco imágenes del Nivel 1 a 256 px (INC-146), como se cuenta en el apartado 8.1.4.</w:t>
+      </w:r>
     </w:p>
     <w:p>
       <w:pPr>
         <w:pStyle w:val="Ttulo3"/>
         <w:spacing w:before="240"/>
       </w:pPr>
-      <w:bookmarkStart w:id="71" w:name="_Toc242400681"/>
-      <w:r>
+      <w:bookmarkStart w:id="71" w:name="_Toc242443002"/>
+      <w:r>
+        <w:lastRenderedPageBreak/>
         <w:t>5.1.6 Evaluación del prototipo (objetivo 4)</w:t>
       </w:r>
       <w:bookmarkEnd w:id="71"/>
@@ -14058,11 +14062,7 @@
         <w:spacing w:before="240" w:after="240"/>
       </w:pPr>
       <w:r>
-        <w:t xml:space="preserve">El objetivo 4 no tiene serie de actas propia. Lo que el archivo de actas registra de esta fase está en la D10 y en su adenda del 01/10/2026, que la tratan como parte del ciclo y no como </w:t>
-      </w:r>
-      <w:r>
-        <w:lastRenderedPageBreak/>
-        <w:t>una fase aparte, y en los documentos de resultados del objetivo que la adenda cita.</w:t>
+        <w:t>El objetivo 4 no tiene serie de actas propia. Lo que el archivo de actas registra de esta fase está en la D10 y en su adenda del 01/10/2026, que la tratan como parte del ciclo y no como una fase aparte, y en los documentos de resultados del objetivo que la adenda cita.</w:t>
       </w:r>
     </w:p>
     <w:p>
@@ -14096,7 +14096,7 @@
       </w:pPr>
       <w:bookmarkStart w:id="72" w:name="_Toc475112174"/>
       <w:bookmarkStart w:id="73" w:name="_Toc475115530"/>
-      <w:bookmarkStart w:id="74" w:name="_Toc242400682"/>
+      <w:bookmarkStart w:id="74" w:name="_Toc242443003"/>
       <w:r>
         <w:t>5.</w:t>
       </w:r>
@@ -14253,6 +14253,7 @@
           <w:rFonts w:eastAsia="Arial" w:cs="Arial"/>
           <w:b/>
         </w:rPr>
+        <w:lastRenderedPageBreak/>
         <w:t>Git</w:t>
       </w:r>
       <w:r>
@@ -14285,14 +14286,7 @@
         <w:rPr>
           <w:rFonts w:eastAsia="Arial" w:cs="Arial"/>
         </w:rPr>
-        <w:t xml:space="preserve"> (Anthropic) servirá como asistente de programación con inteligencia artificial para escribir código y documentación, bajo la revisión de los autores, que </w:t>
-      </w:r>
-      <w:r>
-        <w:rPr>
-          <w:rFonts w:eastAsia="Arial" w:cs="Arial"/>
-        </w:rPr>
-        <w:lastRenderedPageBreak/>
-        <w:t>responden por lo que entra al proyecto.</w:t>
+        <w:t xml:space="preserve"> (Anthropic) servirá como asistente de programación con inteligencia artificial para escribir código y documentación, bajo la revisión de los autores, que responden por lo que entra al proyecto.</w:t>
       </w:r>
     </w:p>
     <w:p>
@@ -14365,7 +14359,7 @@
         <w:ind w:left="567" w:hanging="576"/>
       </w:pPr>
       <w:bookmarkStart w:id="75" w:name="_Toc475115531"/>
-      <w:bookmarkStart w:id="76" w:name="_Toc242400683"/>
+      <w:bookmarkStart w:id="76" w:name="_Toc242443004"/>
       <w:r>
         <w:t>5.</w:t>
       </w:r>
@@ -14466,7 +14460,7 @@
           <w:b/>
         </w:rPr>
       </w:pPr>
-      <w:bookmarkStart w:id="77" w:name="_Toc242400684"/>
+      <w:bookmarkStart w:id="77" w:name="_Toc242443005"/>
       <w:r>
         <w:rPr>
           <w:rFonts w:cs="Arial"/>
@@ -14501,7 +14495,7 @@
           <w:color w:val="auto"/>
         </w:rPr>
       </w:pPr>
-      <w:bookmarkStart w:id="78" w:name="_Toc242400685"/>
+      <w:bookmarkStart w:id="78" w:name="_Toc242443006"/>
       <w:r>
         <w:rPr>
           <w:color w:val="auto"/>
@@ -14518,7 +14512,7 @@
           <w:rFonts w:cs="Arial"/>
         </w:rPr>
       </w:pPr>
-      <w:bookmarkStart w:id="79" w:name="_Toc242400686"/>
+      <w:bookmarkStart w:id="79" w:name="_Toc242443007"/>
       <w:r>
         <w:rPr>
           <w:rFonts w:cs="Arial"/>
@@ -14570,7 +14564,7 @@
           <w:color w:val="auto"/>
         </w:rPr>
       </w:pPr>
-      <w:bookmarkStart w:id="80" w:name="_Toc242400708"/>
+      <w:bookmarkStart w:id="80" w:name="_Toc242443029"/>
       <w:r>
         <w:rPr>
           <w:rFonts w:cs="Arial"/>
@@ -14918,7 +14912,7 @@
           <w:rFonts w:cs="Arial"/>
         </w:rPr>
       </w:pPr>
-      <w:bookmarkStart w:id="81" w:name="_Toc242400687"/>
+      <w:bookmarkStart w:id="81" w:name="_Toc242443008"/>
       <w:r>
         <w:rPr>
           <w:rFonts w:cs="Arial"/>
@@ -14954,7 +14948,7 @@
           <w:color w:val="auto"/>
         </w:rPr>
       </w:pPr>
-      <w:bookmarkStart w:id="82" w:name="_Toc242400709"/>
+      <w:bookmarkStart w:id="82" w:name="_Toc242443030"/>
       <w:r>
         <w:rPr>
           <w:rFonts w:cs="Arial"/>
@@ -15660,7 +15654,7 @@
           <w:rFonts w:cs="Arial"/>
         </w:rPr>
       </w:pPr>
-      <w:bookmarkStart w:id="83" w:name="_Toc242400688"/>
+      <w:bookmarkStart w:id="83" w:name="_Toc242443009"/>
       <w:r>
         <w:rPr>
           <w:rFonts w:cs="Arial"/>
@@ -15736,7 +15730,7 @@
           <w:color w:val="auto"/>
         </w:rPr>
       </w:pPr>
-      <w:bookmarkStart w:id="84" w:name="_Toc242400689"/>
+      <w:bookmarkStart w:id="84" w:name="_Toc242443010"/>
       <w:r>
         <w:rPr>
           <w:color w:val="auto"/>
@@ -15772,7 +15766,7 @@
           <w:color w:val="auto"/>
         </w:rPr>
       </w:pPr>
-      <w:bookmarkStart w:id="85" w:name="_Toc242400710"/>
+      <w:bookmarkStart w:id="85" w:name="_Toc242443031"/>
       <w:r>
         <w:rPr>
           <w:rFonts w:cs="Arial"/>
@@ -16556,7 +16550,7 @@
           <w:color w:val="auto"/>
         </w:rPr>
       </w:pPr>
-      <w:bookmarkStart w:id="86" w:name="_Toc242400711"/>
+      <w:bookmarkStart w:id="86" w:name="_Toc242443032"/>
       <w:r>
         <w:rPr>
           <w:rFonts w:cs="Arial"/>
@@ -16906,7 +16900,7 @@
           <w:color w:val="auto"/>
         </w:rPr>
       </w:pPr>
-      <w:bookmarkStart w:id="87" w:name="_Toc242400690"/>
+      <w:bookmarkStart w:id="87" w:name="_Toc242443011"/>
       <w:r>
         <w:rPr>
           <w:color w:val="auto"/>
@@ -17005,7 +16999,7 @@
           <w:b/>
         </w:rPr>
       </w:pPr>
-      <w:bookmarkStart w:id="88" w:name="_Toc242400691"/>
+      <w:bookmarkStart w:id="88" w:name="_Toc242443012"/>
       <w:r>
         <w:rPr>
           <w:rFonts w:cs="Arial"/>
@@ -17040,7 +17034,7 @@
           <w:color w:val="auto"/>
         </w:rPr>
       </w:pPr>
-      <w:bookmarkStart w:id="89" w:name="_Toc242400692"/>
+      <w:bookmarkStart w:id="89" w:name="_Toc242443013"/>
       <w:r>
         <w:rPr>
           <w:color w:val="auto"/>
@@ -17057,7 +17051,7 @@
           <w:rFonts w:cs="Arial"/>
         </w:rPr>
       </w:pPr>
-      <w:bookmarkStart w:id="90" w:name="_Toc242400693"/>
+      <w:bookmarkStart w:id="90" w:name="_Toc242443014"/>
       <w:r>
         <w:rPr>
           <w:rFonts w:cs="Arial"/>
@@ -17127,7 +17121,21 @@
           <w:rFonts w:cs="Arial"/>
           <w:color w:val="auto"/>
         </w:rPr>
-        <w:t>Algoritm, el guía, acompaña los tres niveles. Es una llamita con brazos y piernas que conserva el cuerpo y cambia de material según el nivel: fuego en la cueva, madera en el bosque, agua en el río. El guion le asigna una función pedagógica que se repite en los tres niveles. Al abrir plantea el objetivo, durante el juego da la instrucción de cada tarea, formula una pista si el estudiante falla tres veces seguidas y, al cerrar, nombra la habilidad que se acaba de practicar. Nunca da la respuesta.</w:t>
+        <w:t>Algoritm, el guía, acompaña los tres niveles. Es un</w:t>
+      </w:r>
+      <w:r>
+        <w:rPr>
+          <w:rFonts w:cs="Arial"/>
+          <w:color w:val="auto"/>
+        </w:rPr>
+        <w:t xml:space="preserve"> solo personaje con una silueta por nivel: una llama en la cueva, un disco de madera en el bosque y una gota de agua en el río, con brazos y piernas gruesos y una pantaloneta de cuadros que cambia de color con la forma. Así lo dibuja el diseño final del 9 de octubre (INC-136), y así lo describe desde ese día el guion</w:t>
+      </w:r>
+      <w:r>
+        <w:rPr>
+          <w:rFonts w:cs="Arial"/>
+          <w:color w:val="auto"/>
+        </w:rPr>
+        <w:t>. El guion le asigna una función pedagógica que se repite en los tres niveles. Al abrir plantea el objetivo, durante el juego da la instrucción de cada tarea, formula una pista si el estudiante falla tres veces seguidas y, al cerrar, nombra la habilidad que se acaba de practicar. Nunca da la respuesta.</w:t>
       </w:r>
     </w:p>
     <w:p>
@@ -17154,7 +17162,7 @@
           <w:rFonts w:cs="Arial"/>
         </w:rPr>
       </w:pPr>
-      <w:bookmarkStart w:id="91" w:name="_Toc242400694"/>
+      <w:bookmarkStart w:id="91" w:name="_Toc242443015"/>
       <w:r>
         <w:rPr>
           <w:rFonts w:cs="Arial"/>
@@ -17190,7 +17198,7 @@
           <w:color w:val="auto"/>
         </w:rPr>
       </w:pPr>
-      <w:bookmarkStart w:id="92" w:name="_Toc242400712"/>
+      <w:bookmarkStart w:id="92" w:name="_Toc242443033"/>
       <w:r>
         <w:rPr>
           <w:rFonts w:cs="Arial"/>
@@ -17856,7 +17864,7 @@
           <w:rFonts w:cs="Arial"/>
         </w:rPr>
       </w:pPr>
-      <w:bookmarkStart w:id="93" w:name="_Toc242400695"/>
+      <w:bookmarkStart w:id="93" w:name="_Toc242443016"/>
       <w:r>
         <w:rPr>
           <w:rFonts w:cs="Arial"/>
@@ -17929,7 +17937,7 @@
           <w:rFonts w:cs="Arial"/>
         </w:rPr>
       </w:pPr>
-      <w:bookmarkStart w:id="94" w:name="_Toc242400696"/>
+      <w:bookmarkStart w:id="94" w:name="_Toc242443017"/>
       <w:r>
         <w:rPr>
           <w:rFonts w:cs="Arial"/>
@@ -17978,7 +17986,7 @@
           <w:color w:val="auto"/>
         </w:rPr>
       </w:pPr>
-      <w:bookmarkStart w:id="95" w:name="_Toc242400697"/>
+      <w:bookmarkStart w:id="95" w:name="_Toc242443018"/>
       <w:r>
         <w:rPr>
           <w:color w:val="auto"/>
@@ -18030,7 +18038,7 @@
           <w:color w:val="auto"/>
         </w:rPr>
       </w:pPr>
-      <w:bookmarkStart w:id="96" w:name="_Toc242400713"/>
+      <w:bookmarkStart w:id="96" w:name="_Toc242443034"/>
       <w:r>
         <w:rPr>
           <w:rFonts w:cs="Arial"/>
@@ -18701,7 +18709,7 @@
           <w:color w:val="auto"/>
         </w:rPr>
       </w:pPr>
-      <w:bookmarkStart w:id="97" w:name="_Toc242400714"/>
+      <w:bookmarkStart w:id="97" w:name="_Toc242443035"/>
       <w:r>
         <w:rPr>
           <w:rFonts w:cs="Arial"/>
@@ -19067,7 +19075,7 @@
           <w:color w:val="auto"/>
         </w:rPr>
       </w:pPr>
-      <w:bookmarkStart w:id="98" w:name="_Toc242400698"/>
+      <w:bookmarkStart w:id="98" w:name="_Toc242443019"/>
       <w:r>
         <w:rPr>
           <w:color w:val="auto"/>
@@ -19166,7 +19174,7 @@
           <w:b/>
         </w:rPr>
       </w:pPr>
-      <w:bookmarkStart w:id="99" w:name="_Toc242400699"/>
+      <w:bookmarkStart w:id="99" w:name="_Toc242443020"/>
       <w:r>
         <w:rPr>
           <w:rFonts w:cs="Arial"/>
@@ -19215,7 +19223,7 @@
           <w:color w:val="auto"/>
         </w:rPr>
       </w:pPr>
-      <w:bookmarkStart w:id="100" w:name="_Toc242400700"/>
+      <w:bookmarkStart w:id="100" w:name="_Toc242443021"/>
       <w:r>
         <w:rPr>
           <w:color w:val="auto"/>
@@ -19232,7 +19240,7 @@
           <w:rFonts w:cs="Arial"/>
         </w:rPr>
       </w:pPr>
-      <w:bookmarkStart w:id="101" w:name="_Toc242400701"/>
+      <w:bookmarkStart w:id="101" w:name="_Toc242443022"/>
       <w:r>
         <w:rPr>
           <w:rFonts w:cs="Arial"/>
@@ -19312,7 +19320,7 @@
           <w:color w:val="auto"/>
         </w:rPr>
       </w:pPr>
-      <w:bookmarkStart w:id="102" w:name="_Toc242400715"/>
+      <w:bookmarkStart w:id="102" w:name="_Toc242443036"/>
       <w:r>
         <w:rPr>
           <w:rFonts w:cs="Arial"/>
@@ -20045,7 +20053,7 @@
           <w:rFonts w:cs="Arial"/>
         </w:rPr>
       </w:pPr>
-      <w:bookmarkStart w:id="103" w:name="_Toc242400702"/>
+      <w:bookmarkStart w:id="103" w:name="_Toc242443023"/>
       <w:r>
         <w:rPr>
           <w:rFonts w:cs="Arial"/>
@@ -20174,7 +20182,7 @@
           <w:rFonts w:cs="Arial"/>
         </w:rPr>
       </w:pPr>
-      <w:bookmarkStart w:id="104" w:name="_Toc242400703"/>
+      <w:bookmarkStart w:id="104" w:name="_Toc242443024"/>
       <w:r>
         <w:rPr>
           <w:rFonts w:cs="Arial"/>
@@ -20238,7 +20246,7 @@
           <w:color w:val="auto"/>
         </w:rPr>
       </w:pPr>
-      <w:bookmarkStart w:id="105" w:name="_Toc242400724"/>
+      <w:bookmarkStart w:id="105" w:name="_Toc242443045"/>
       <w:r>
         <w:rPr>
           <w:rFonts w:cs="Arial"/>
@@ -20426,7 +20434,7 @@
           <w:color w:val="auto"/>
         </w:rPr>
       </w:pPr>
-      <w:bookmarkStart w:id="106" w:name="_Toc242400725"/>
+      <w:bookmarkStart w:id="106" w:name="_Toc242443046"/>
       <w:r>
         <w:rPr>
           <w:rFonts w:cs="Arial"/>
@@ -20623,7 +20631,7 @@
           <w:color w:val="auto"/>
         </w:rPr>
       </w:pPr>
-      <w:bookmarkStart w:id="107" w:name="_Toc242400726"/>
+      <w:bookmarkStart w:id="107" w:name="_Toc242443047"/>
       <w:r>
         <w:rPr>
           <w:rFonts w:cs="Arial"/>
@@ -20813,7 +20821,33 @@
           <w:rFonts w:cs="Arial"/>
           <w:color w:val="auto"/>
         </w:rPr>
-        <w:t>Los personajes también cambiaron. Algoritm se recortó de su arte provisional en nueve piezas por forma (fuego, madera y agua), de modo que mueve brazos y piernas en todas sus escenas, y el arte final las sustituye con los mismos nombres; en los créditos saluda con una acción nueva, Wave, un bucle de 4,8 s con pausa de reposo, y la tarjeta que lo enmarcaba se retiró. En Papá se subió el húmero y se bajaron 37 px los antebrazos para que el hueso no asome por el codo al doblarlo.</w:t>
+        <w:t>Los personajes también cambiaron. Algoritm se recortó de su arte provisional en nueve piezas por forma (fuego, madera y agua), de modo que mueve brazos y piernas en todas sus escenas, y el arte final las sustituy</w:t>
+      </w:r>
+      <w:r>
+        <w:rPr>
+          <w:rFonts w:cs="Arial"/>
+          <w:color w:val="auto"/>
+        </w:rPr>
+        <w:t>ó el 9 de octubr</w:t>
+      </w:r>
+      <w:r>
+        <w:rPr>
+          <w:rFonts w:cs="Arial"/>
+          <w:color w:val="auto"/>
+        </w:rPr>
+        <w:t>e con los mismos nombres; en los créditos saluda con una acción nueva, Wave, un bucle de 4,8 s con pausa de reposo, y la tarjeta que lo enmarcaba se retiró. En Papá se subió el húmero y se bajaron 37 px los antebrazos para que el hueso no asome por el codo al doblarlo.</w:t>
+      </w:r>
+    </w:p>
+    <w:p>
+      <w:pPr>
+        <w:spacing w:before="240" w:after="240"/>
+      </w:pPr>
+      <w:r>
+        <w:rPr>
+          <w:rFonts w:cs="Arial"/>
+          <w:color w:val="auto"/>
+        </w:rPr>
+        <w:t>El 9 de octubre llegaron de la colaboradora el arte de perfil de Papá, Mamá, la Niña y el Niño y el diseño final de Algoritm, y Santiago Benavides Rey decidió cómo entraban al juego (INC-134 a INC-136 e INC-147). La familia se ve de perfil mientras camina, corre, carga, empuja, recoge, se arrodilla o sopla, y de frente en reposo y en los demás gestos. El lado lo da el rumbo, a la izquierda si va a la izquierda o hacia arriba y a la derecha si va a la derecha o hacia abajo, y las dos piernas se dibujan siempre detrás del torso. El parpadeo es de dos cuadros, ojos abiertos y ojos cerrados. Algoritm es ahora una llama, un disco de madera y una gota con pantaloneta de cuadros, en siete piezas por forma en lugar de nueve, y sus brazos van detrás de todo el cuerpo para que ninguna mano le tape la cara. De la colaboradora faltan la cara de Algoritm, que lleva por ahora los ojos y la boca del dibujo anterior y no parpadea ni mueve la boca, y los ojos cerrados de frente de la familia, que por eso solo parpadea de perfil.</w:t>
       </w:r>
     </w:p>
     <w:p>
@@ -20824,7 +20858,7 @@
           <w:rFonts w:cs="Arial"/>
         </w:rPr>
       </w:pPr>
-      <w:bookmarkStart w:id="108" w:name="_Toc242400704"/>
+      <w:bookmarkStart w:id="108" w:name="_Toc242443025"/>
       <w:r>
         <w:rPr>
           <w:rFonts w:cs="Arial"/>
@@ -20846,7 +20880,21 @@
           <w:rFonts w:cs="Arial"/>
           <w:color w:val="auto"/>
         </w:rPr>
-        <w:t>Varias decisiones buscaron que el juego corriera en los equipos del colegio. Las escenas narrativas se resolvieron con ilustración y diálogo, sin empaquetar video, y todas las escenas cargan de forma asíncrona. La animación del fuego llegó exportada a 30 cuadros por segundo pero dibujada cada seis u ocho cuadros, y muchos archivos repetían el mismo dibujo. Al conservar un solo cuadro por cada dibujo distinto, 249 archivos se redujeron a 34 dibujos y la memoria de texturas bajó de 1469 MB a 235 MB. Los troncos del Nivel 2 ruedan dibujados por el motor a partir de una sola textura. Los personajes se animan moviendo sus partes, y todo su arte ocupa 16,3 MB en memoria. La oscuridad de la cueva es un único material a pantalla completa, y ninguna escena usa luces 2D.</w:t>
+        <w:t>Varias decisiones buscaron que el juego corriera en los equipos del colegio. Las escenas narrativas se resolvieron con ilustración y diálogo, sin empaquetar video, y todas las escenas cargan de forma asíncrona. La animación del fuego llegó exportada a 30 cuadros por segundo pero dibujada cada seis u ocho cuadros, y muchos archivos repetían el mismo dibujo. Al conservar un solo cuadro por cada dibujo distinto, 249 archivos se redujeron a 34 dibujos y la memoria de texturas bajó de 1469 MB a 235 MB. Los troncos del Nivel 2 ruedan dibujados por el motor a partir de una sola textura. Los personajes se animan moviendo sus partes, y todo su arte ocupa</w:t>
+      </w:r>
+      <w:r>
+        <w:rPr>
+          <w:rFonts w:cs="Arial"/>
+          <w:color w:val="auto"/>
+        </w:rPr>
+        <w:t>ba 16,3 MB en memoria en el corte del 1 de octubre, antes del arte de perfil y del diseño final de Algoritm</w:t>
+      </w:r>
+      <w:r>
+        <w:rPr>
+          <w:rFonts w:cs="Arial"/>
+          <w:color w:val="auto"/>
+        </w:rPr>
+        <w:t>. La oscuridad de la cueva es un único material a pantalla completa, y ninguna escena usa luces 2D.</w:t>
       </w:r>
     </w:p>
     <w:p>
@@ -20870,6 +20918,21 @@
           <w:color w:val="auto"/>
         </w:rPr>
         <w:t xml:space="preserve"> El costo llegó también al paquete. Con las 67 imágenes de la animación del fuego y del humo a su resolución original, la primera compilación con las doce escenas llegó a 866,7 MB, y esas imágenes pasaron a importarse a 1024 píxeles como máximo, todavía sin comprimir (INC-130). El fuego se ve en pantalla a unos 650 píxeles como mucho, y comparando capturas ampliadas tomadas antes y después del cambio no se vio diferencia. El paquete bajó a 479,0 MB.</w:t>
+      </w:r>
+      <w:r>
+        <w:rPr>
+          <w:rFonts w:cs="Arial"/>
+          <w:color w:val="auto"/>
+        </w:rPr>
+        <w:t xml:space="preserve"> El 9 de octubre el peso volvió a ser un problema: un ejecutable con el arte de perfil de la familia y el diseño final de Algoritm pesó 499,3 MB, 0,7 MB por debajo del tope. Lo más pesado eran cinco imágenes del Nivel 1 de 2000 por 2000 </w:t>
+      </w:r>
+      <w:r>
+        <w:rPr>
+          <w:rFonts w:cs="Arial"/>
+          <w:color w:val="auto"/>
+        </w:rPr>
+        <w:lastRenderedPageBreak/>
+        <w:t>píxeles (el pedernal, el sílex, la hoja y los dos montones de hojas), de 15,3 MB cada una, que en pantalla miden de 72 a 300 píxeles. Santiago Benavides Rey decidió importarlas a 256 píxeles, todavía sin comprimir (INC-146), y el paquete bajó a 420,6 MB. Los dos ejecutables se compilaron solo para medir el peso y no son candidatos: la carga y la memoria con el arte nuevo no se midieron en ellos.</w:t>
       </w:r>
     </w:p>
     <w:p>
@@ -20880,7 +20943,7 @@
           <w:color w:val="auto"/>
         </w:rPr>
       </w:pPr>
-      <w:bookmarkStart w:id="109" w:name="_Toc242400705"/>
+      <w:bookmarkStart w:id="109" w:name="_Toc242443026"/>
       <w:r>
         <w:rPr>
           <w:color w:val="auto"/>
@@ -20951,7 +21014,139 @@
           <w:rFonts w:cs="Arial"/>
           <w:color w:val="auto"/>
         </w:rPr>
-        <w:t xml:space="preserve">ó ninguna conexión de red (RNF-10); la primera abría tres con servidores de Google Cloud. Fuera de la carpeta Datos solo quedan el Player.log del </w:t>
+        <w:t>ó ninguna conexión de red (RNF-10); la primera abría tres con servidores de Google Cloud. Fuera de la carpeta Datos solo quedan el Player.log del reproductor y, en el Registro de Windows, las preferencias de pantalla, un contador y unos identificadores de sesión y de instalación que el motor genera aun con los servicios desactivados. Ninguno guarda datos del estudiante, y un perfil borrado no deja su nombre en ning</w:t>
+      </w:r>
+      <w:r>
+        <w:rPr>
+          <w:rFonts w:cs="Arial"/>
+          <w:color w:val="auto"/>
+        </w:rPr>
+        <w:t>uno de los sitios revisados, que fueron la carpeta portable, LocalLow, la carpeta temporal de Windows y el Registro</w:t>
+      </w:r>
+      <w:r>
+        <w:rPr>
+          <w:rFonts w:cs="Arial"/>
+          <w:color w:val="auto"/>
+        </w:rPr>
+        <w:t xml:space="preserve"> (RNF-11)</w:t>
+      </w:r>
+      <w:r>
+        <w:rPr>
+          <w:rFonts w:cs="Arial"/>
+          <w:color w:val="auto"/>
+        </w:rPr>
+        <w:t>.</w:t>
+      </w:r>
+    </w:p>
+    <w:p>
+      <w:pPr>
+        <w:spacing w:before="240" w:after="240"/>
+        <w:rPr>
+          <w:rFonts w:cs="Arial"/>
+          <w:color w:val="auto"/>
+        </w:rPr>
+      </w:pPr>
+      <w:r>
+        <w:rPr>
+          <w:rFonts w:cs="Arial"/>
+          <w:color w:val="auto"/>
+        </w:rPr>
+        <w:t>Para este objetivo había dos indicadores (Tabla 9). El primero pedía al menos tres mecánicas principales. El guion especificaba siete y las siete se implementaron: el encendido del fuego, la selección por patrón, el armado de la carretilla, la programación por bloques, la recolección con desplazamiento, el ensamblaje por fases y la prueba y depuración de la balsa. C</w:t>
+      </w:r>
+      <w:r>
+        <w:rPr>
+          <w:rFonts w:cs="Arial"/>
+          <w:color w:val="auto"/>
+        </w:rPr>
+        <w:t>inco de ellas cambiaron durante el desarrollo por decisiones documentadas, como la del Nivel 1 (INC-47) o la prueba anticipada de la balsa (INC-122), y desde las correcciones del 29 de septiembre y del 1 de octubre los documentos radicados describen lo implementado</w:t>
+      </w:r>
+      <w:r>
+        <w:rPr>
+          <w:rFonts w:cs="Arial"/>
+          <w:color w:val="auto"/>
+        </w:rPr>
+        <w:t>.</w:t>
+      </w:r>
+    </w:p>
+    <w:p>
+      <w:pPr>
+        <w:spacing w:before="240" w:after="240"/>
+        <w:rPr>
+          <w:rFonts w:cs="Arial"/>
+          <w:color w:val="auto"/>
+        </w:rPr>
+      </w:pPr>
+      <w:r>
+        <w:rPr>
+          <w:rFonts w:cs="Arial"/>
+          <w:color w:val="auto"/>
+        </w:rPr>
+        <w:t xml:space="preserve">El segundo pedía una ruta principal sin bloqueos en los tres niveles. </w:t>
+      </w:r>
+      <w:r>
+        <w:rPr>
+          <w:rFonts w:cs="Arial"/>
+          <w:color w:val="auto"/>
+        </w:rPr>
+        <w:t>Las pruebas automáticas que la recorren en el editor pasaron en la corrida completa del 1 de octu</w:t>
+      </w:r>
+      <w:r>
+        <w:rPr>
+          <w:rFonts w:cs="Arial"/>
+          <w:color w:val="auto"/>
+        </w:rPr>
+        <w:t xml:space="preserve">bre. Los niveles 2 y 3 </w:t>
+      </w:r>
+      <w:r>
+        <w:rPr>
+          <w:rFonts w:cs="Arial"/>
+          <w:color w:val="auto"/>
+        </w:rPr>
+        <w:t>cuentan con dos pruebas cada uno que los juegan de principio a fin a partir de la escena de arranque, y en una de las del Nivel 3</w:t>
+      </w:r>
+      <w:r>
+        <w:rPr>
+          <w:rFonts w:cs="Arial"/>
+          <w:color w:val="auto"/>
+        </w:rPr>
+        <w:t xml:space="preserve"> la balsa se hunde, aparece la escena 3.2 y el estudiante corrige. E</w:t>
+      </w:r>
+      <w:r>
+        <w:rPr>
+          <w:rFonts w:cs="Arial"/>
+          <w:color w:val="auto"/>
+        </w:rPr>
+        <w:t>n el editor, el Nivel 1 se prueba en dos partes, la apertura y el cierre, que por sí solas no suman</w:t>
+      </w:r>
+      <w:r>
+        <w:rPr>
+          <w:rFonts w:cs="Arial"/>
+          <w:color w:val="auto"/>
+        </w:rPr>
+        <w:t xml:space="preserve"> los dos recorridos completos que pide RNF-13. Esas pruebas llaman directamente a los controladores de cada escena en lugar de simular el puntero, </w:t>
+      </w:r>
+      <w:r>
+        <w:rPr>
+          <w:rFonts w:cs="Arial"/>
+          <w:color w:val="auto"/>
+        </w:rPr>
+        <w:t>y por eso el juego se recorrió además sobre el ejecutable.</w:t>
+      </w:r>
+    </w:p>
+    <w:p>
+      <w:pPr>
+        <w:spacing w:before="240" w:after="240"/>
+        <w:rPr>
+          <w:rFonts w:cs="Arial"/>
+          <w:color w:val="auto"/>
+        </w:rPr>
+      </w:pPr>
+      <w:r>
+        <w:rPr>
+          <w:rFonts w:cs="Arial"/>
+          <w:color w:val="auto"/>
+        </w:rPr>
+        <w:t xml:space="preserve">El arnés preparado para el cuarto objetivo juega con los mismos gestos que un estudiante: escribe el nombre de un perfil nuevo, entra a cada nivel desde el menú y resuelve las mecánicas solo con clic y clic sostenido sobre la ventana, sin tocar el código. Recorrió el juego entero tres veces, desde la pantalla de inicio hasta los créditos, en 87 y 33 minutos sobre la primera versión y en 16 sobre la vigente, las dos últimas a pantalla completa. Ningún recorrido se bloqueó, se cerró de forma inesperada ni dejó el juego sin salida. Los dos primeros </w:t>
       </w:r>
       <w:r>
         <w:rPr>
@@ -20959,139 +21154,7 @@
           <w:color w:val="auto"/>
         </w:rPr>
         <w:lastRenderedPageBreak/>
-        <w:t>reproductor y, en el Registro de Windows, las preferencias de pantalla, un contador y unos identificadores de sesión y de instalación que el motor genera aun con los servicios desactivados. Ninguno guarda datos del estudiante, y un perfil borrado no deja su nombre en ning</w:t>
-      </w:r>
-      <w:r>
-        <w:rPr>
-          <w:rFonts w:cs="Arial"/>
-          <w:color w:val="auto"/>
-        </w:rPr>
-        <w:t>uno de los sitios revisados, que fueron la carpeta portable, LocalLow, la carpeta temporal de Windows y el Registro</w:t>
-      </w:r>
-      <w:r>
-        <w:rPr>
-          <w:rFonts w:cs="Arial"/>
-          <w:color w:val="auto"/>
-        </w:rPr>
-        <w:t xml:space="preserve"> (RNF-11)</w:t>
-      </w:r>
-      <w:r>
-        <w:rPr>
-          <w:rFonts w:cs="Arial"/>
-          <w:color w:val="auto"/>
-        </w:rPr>
-        <w:t>.</w:t>
-      </w:r>
-    </w:p>
-    <w:p>
-      <w:pPr>
-        <w:spacing w:before="240" w:after="240"/>
-        <w:rPr>
-          <w:rFonts w:cs="Arial"/>
-          <w:color w:val="auto"/>
-        </w:rPr>
-      </w:pPr>
-      <w:r>
-        <w:rPr>
-          <w:rFonts w:cs="Arial"/>
-          <w:color w:val="auto"/>
-        </w:rPr>
-        <w:t>Para este objetivo había dos indicadores (Tabla 9). El primero pedía al menos tres mecánicas principales. El guion especificaba siete y las siete se implementaron: el encendido del fuego, la selección por patrón, el armado de la carretilla, la programación por bloques, la recolección con desplazamiento, el ensamblaje por fases y la prueba y depuración de la balsa. C</w:t>
-      </w:r>
-      <w:r>
-        <w:rPr>
-          <w:rFonts w:cs="Arial"/>
-          <w:color w:val="auto"/>
-        </w:rPr>
-        <w:t>inco de ellas cambiaron durante el desarrollo por decisiones documentadas, como la del Nivel 1 (INC-47) o la prueba anticipada de la balsa (INC-122), y desde las correcciones del 29 de septiembre y del 1 de octubre los documentos radicados describen lo implementado</w:t>
-      </w:r>
-      <w:r>
-        <w:rPr>
-          <w:rFonts w:cs="Arial"/>
-          <w:color w:val="auto"/>
-        </w:rPr>
-        <w:t>.</w:t>
-      </w:r>
-    </w:p>
-    <w:p>
-      <w:pPr>
-        <w:spacing w:before="240" w:after="240"/>
-        <w:rPr>
-          <w:rFonts w:cs="Arial"/>
-          <w:color w:val="auto"/>
-        </w:rPr>
-      </w:pPr>
-      <w:r>
-        <w:rPr>
-          <w:rFonts w:cs="Arial"/>
-          <w:color w:val="auto"/>
-        </w:rPr>
-        <w:t xml:space="preserve">El segundo pedía una ruta principal sin bloqueos en los tres niveles. </w:t>
-      </w:r>
-      <w:r>
-        <w:rPr>
-          <w:rFonts w:cs="Arial"/>
-          <w:color w:val="auto"/>
-        </w:rPr>
-        <w:t>Las pruebas automáticas que la recorren en el editor pasaron en la corrida completa del 1 de octu</w:t>
-      </w:r>
-      <w:r>
-        <w:rPr>
-          <w:rFonts w:cs="Arial"/>
-          <w:color w:val="auto"/>
-        </w:rPr>
-        <w:t xml:space="preserve">bre. Los niveles 2 y 3 </w:t>
-      </w:r>
-      <w:r>
-        <w:rPr>
-          <w:rFonts w:cs="Arial"/>
-          <w:color w:val="auto"/>
-        </w:rPr>
-        <w:t>cuentan con dos pruebas cada uno que los juegan de principio a fin a partir de la escena de arranque, y en una de las del Nivel 3</w:t>
-      </w:r>
-      <w:r>
-        <w:rPr>
-          <w:rFonts w:cs="Arial"/>
-          <w:color w:val="auto"/>
-        </w:rPr>
-        <w:t xml:space="preserve"> la balsa se hunde, aparece la escena 3.2 y el estudiante corrige. E</w:t>
-      </w:r>
-      <w:r>
-        <w:rPr>
-          <w:rFonts w:cs="Arial"/>
-          <w:color w:val="auto"/>
-        </w:rPr>
-        <w:t>n el editor, el Nivel 1 se prueba en dos partes, la apertura y el cierre, que por sí solas no suman</w:t>
-      </w:r>
-      <w:r>
-        <w:rPr>
-          <w:rFonts w:cs="Arial"/>
-          <w:color w:val="auto"/>
-        </w:rPr>
-        <w:t xml:space="preserve"> los dos recorridos completos que pide RNF-13. Esas pruebas llaman directamente a los controladores de cada escena en lugar de simular el puntero, </w:t>
-      </w:r>
-      <w:r>
-        <w:rPr>
-          <w:rFonts w:cs="Arial"/>
-          <w:color w:val="auto"/>
-        </w:rPr>
-        <w:t>y por eso el juego se recorrió además sobre el ejecutable.</w:t>
-      </w:r>
-    </w:p>
-    <w:p>
-      <w:pPr>
-        <w:spacing w:before="240" w:after="240"/>
-        <w:rPr>
-          <w:rFonts w:cs="Arial"/>
-          <w:color w:val="auto"/>
-        </w:rPr>
-      </w:pPr>
-      <w:r>
-        <w:rPr>
-          <w:rFonts w:cs="Arial"/>
-          <w:color w:val="auto"/>
-        </w:rPr>
-        <w:t xml:space="preserve">El arnés preparado para el cuarto objetivo juega con los mismos gestos que un estudiante: escribe el nombre de un perfil nuevo, entra a cada nivel desde el menú y resuelve las mecánicas solo con clic y clic sostenido sobre la ventana, sin tocar el código. Recorrió el juego entero tres veces, desde la pantalla de inicio hasta los créditos, en 87 y 33 minutos sobre la primera versión y en 16 sobre la vigente, las dos últimas a pantalla completa. Ningún recorrido se bloqueó, se cerró de forma inesperada ni dejó el juego sin salida. Los dos primeros encontraron dos defectos del laberinto que no impedían terminarlo, un bloque que se quedaba pegado al cursor y otro que se ejecutaba fuera de la vista, y el tercero ya no los vio. Esas duraciones dependen del ritmo del arnés y no miden a un niño; la de un estudiante, que OE1 sitúa entre 20 y 40 minutos, se cronometra en el cuarto objetivo. El cierre forzado (RNF-14) se probó en nueve momentos, dos de ellos justo cuando el juego guardaba, y en todos el perfil se abrió sin error y sin truncarse, </w:t>
+        <w:t xml:space="preserve">encontraron dos defectos del laberinto que no impedían terminarlo, un bloque que se quedaba pegado al cursor y otro que se ejecutaba fuera de la vista, y el tercero ya no los vio. Esas duraciones dependen del ritmo del arnés y no miden a un niño; la de un estudiante, que OE1 sitúa entre 20 y 40 minutos, se cronometra en el cuarto objetivo. El cierre forzado (RNF-14) se probó en nueve momentos, dos de ellos justo cuando el juego guardaba, y en todos el perfil se abrió sin error y sin truncarse, </w:t>
       </w:r>
       <w:r>
         <w:rPr>
@@ -21119,7 +21182,7 @@
           <w:color w:val="auto"/>
         </w:rPr>
       </w:pPr>
-      <w:bookmarkStart w:id="110" w:name="_Toc242400716"/>
+      <w:bookmarkStart w:id="110" w:name="_Toc242443037"/>
       <w:r>
         <w:rPr>
           <w:rFonts w:cs="Arial"/>
@@ -21490,7 +21553,6 @@
           <w:rFonts w:cs="Arial"/>
           <w:color w:val="auto"/>
         </w:rPr>
-        <w:lastRenderedPageBreak/>
         <w:t xml:space="preserve">La corrida completa de la suite se hizo el </w:t>
       </w:r>
       <w:r>
@@ -21526,7 +21588,21 @@
           <w:rFonts w:cs="Arial"/>
           <w:color w:val="auto"/>
         </w:rPr>
-        <w:t xml:space="preserve"> Después, el 9 de octubre, con la ronda de ajustes de diseño ya integrada y sin compilar un ejecutable nuevo, otra corrida completa listó 1 128 casos: en EditMode pasaron 706 de 711, con una omisión por entorno y cuatro pruebas en rojo a propósito, y en PlayMode pasaron 416 de 417, con una inconclusiva. Las cinco pruebas restantes son del carril de los personajes de perfil y esperan su arte.</w:t>
+        <w:t xml:space="preserve"> Después, el 9 de octubre, con la ronda de ajustes de diseño ya integrada y sin compilar un ejecutable nuevo, otra corrida completa listó 1 128 casos: en EditMode pasaron 706 de 711, con una omisión por entorno y cuatro pruebas en rojo a propósito, y en PlayMode pasaron 416 de 417, con una inconclusiva. Las cinco pruebas restantes </w:t>
+      </w:r>
+      <w:r>
+        <w:rPr>
+          <w:rFonts w:cs="Arial"/>
+          <w:color w:val="auto"/>
+        </w:rPr>
+        <w:t>eran del carril de los personajes de perfil y esperaban su arte. Cuando ese arte entró, el mismo día, la suite completa se corrió otra vez con los mismos 1 128 casos: en EditMode pasaron 710 de 711, con la misma omisión por entorno, y en PlayMode pasaron 417 de 417, sin pruebas en rojo ni inconclusas. El cambio posterior de INC-147, que solo reordena los hijos de tres prefabs, se comprobó con los grupos de pruebas afectados y no con la suite completa</w:t>
+      </w:r>
+      <w:r>
+        <w:rPr>
+          <w:rFonts w:cs="Arial"/>
+          <w:color w:val="auto"/>
+        </w:rPr>
+        <w:t>.</w:t>
       </w:r>
     </w:p>
     <w:p>
@@ -21540,7 +21616,7 @@
           <w:color w:val="auto"/>
         </w:rPr>
       </w:pPr>
-      <w:bookmarkStart w:id="111" w:name="_Toc242400717"/>
+      <w:bookmarkStart w:id="111" w:name="_Toc242443038"/>
       <w:r>
         <w:rPr>
           <w:rFonts w:cs="Arial"/>
@@ -22248,7 +22324,15 @@
           <w:rFonts w:cs="Arial"/>
           <w:color w:val="auto"/>
         </w:rPr>
-        <w:t>Los tres presupuestos se midieron sobre el ejecutable, en el equipo de desarrollo (Tabla 11). El cargador de escenas escribe en el Player.log cuánto tardó cada carga, y la más lenta, la de la primera narrativa al crear un perfil nuevo, duró 0,78 s; ninguna otra escena pasó de 0,16 s. La memoria la muestreó el arnés cada dos segundos durante las sesiones de juego, y el paquete quedó 21 MB por debajo del límite. Repetir esas medidas en otro equipo, y en uno que no tenga tarjeta gráfica dedicada, queda para el cuarto objetivo</w:t>
+        <w:t xml:space="preserve">Los tres presupuestos se midieron sobre el ejecutable, en el equipo de desarrollo (Tabla 11). </w:t>
+      </w:r>
+      <w:r>
+        <w:rPr>
+          <w:rFonts w:cs="Arial"/>
+          <w:color w:val="auto"/>
+        </w:rPr>
+        <w:lastRenderedPageBreak/>
+        <w:t>El cargador de escenas escribe en el Player.log cuánto tardó cada carga, y la más lenta, la de la primera narrativa al crear un perfil nuevo, duró 0,78 s; ninguna otra escena pasó de 0,16 s. La memoria la muestreó el arnés cada dos segundos durante las sesiones de juego, y el paquete quedó 21 MB por debajo del límite. Repetir esas medidas en otro equipo, y en uno que no tenga tarjeta gráfica dedicada, queda para el cuarto objetivo</w:t>
       </w:r>
       <w:r>
         <w:rPr>
@@ -22256,6 +22340,13 @@
           <w:color w:val="auto"/>
         </w:rPr>
         <w:t>.</w:t>
+      </w:r>
+      <w:r>
+        <w:rPr>
+          <w:rFonts w:cs="Arial"/>
+          <w:color w:val="auto"/>
+        </w:rPr>
+        <w:t xml:space="preserve"> Esas cifras son las del ejecutable del 1 de octubre; los dos ejecutables del 9 de octubre solo se pesaron.</w:t>
       </w:r>
     </w:p>
     <w:p>
@@ -22269,7 +22360,7 @@
           <w:color w:val="auto"/>
         </w:rPr>
       </w:pPr>
-      <w:bookmarkStart w:id="112" w:name="_Toc242400718"/>
+      <w:bookmarkStart w:id="112" w:name="_Toc242443039"/>
       <w:r>
         <w:rPr>
           <w:rFonts w:cs="Arial"/>
@@ -22975,15 +23066,7 @@
           <w:rFonts w:cs="Arial"/>
           <w:color w:val="auto"/>
         </w:rPr>
-        <w:t xml:space="preserve">Los días 29 y 30 de septiembre y 1 de octubre se contrastaron todos los documentos con el juego y se cerraron los hallazgos que seguían abiertos, junto con los que esa revisión y el </w:t>
-      </w:r>
-      <w:r>
-        <w:rPr>
-          <w:rFonts w:cs="Arial"/>
-          <w:color w:val="auto"/>
-        </w:rPr>
-        <w:lastRenderedPageBreak/>
-        <w:t>cierre encontraron, hasta INC-130</w:t>
+        <w:t>Los días 29 y 30 de septiembre y 1 de octubre se contrastaron todos los documentos con el juego y se cerraron los hallazgos que seguían abiertos, junto con los que esa revisión y el cierre encontraron, hasta INC-130</w:t>
       </w:r>
       <w:r>
         <w:rPr>
@@ -23005,6 +23088,13 @@
           <w:color w:val="auto"/>
         </w:rPr>
         <w:t>.</w:t>
+      </w:r>
+      <w:r>
+        <w:rPr>
+          <w:rFonts w:cs="Arial"/>
+          <w:color w:val="auto"/>
+        </w:rPr>
+        <w:t xml:space="preserve"> Después se registraron y cerraron otros diecisiete, INC-131 a INC-147, sobre los personajes, la interfaz, la cámara del cruce y el peso del paquete; el último es del 9 de octubre.</w:t>
       </w:r>
     </w:p>
     <w:p>
@@ -23015,7 +23105,7 @@
           <w:color w:val="auto"/>
         </w:rPr>
       </w:pPr>
-      <w:bookmarkStart w:id="113" w:name="_Toc242400706"/>
+      <w:bookmarkStart w:id="113" w:name="_Toc242443027"/>
       <w:r>
         <w:rPr>
           <w:color w:val="auto"/>
@@ -23106,6 +23196,7 @@
           <w:rFonts w:cs="Arial"/>
           <w:color w:val="auto"/>
         </w:rPr>
+        <w:lastRenderedPageBreak/>
         <w:t xml:space="preserve">Medir sobre el juego compilado cambió dos resultados. La primera compilación de doce escenas superaba el límite de tamaño de RNF-06, y la primera versión candidata abría conexiones de red que las pruebas no detectaban, porque leían la configuración guardada en el repositorio y no la que quedaba dentro del ejecutable. Ambas se corrigieron antes de la entrega, y desde entonces una prueba vigila la importación de </w:t>
       </w:r>
       <w:r>
@@ -23121,6 +23212,13 @@
           <w:color w:val="auto"/>
         </w:rPr>
         <w:t xml:space="preserve"> y la compilación se detiene si el juego vuelve a nombrar los servidores de Unity.</w:t>
+      </w:r>
+      <w:r>
+        <w:rPr>
+          <w:rFonts w:cs="Arial"/>
+          <w:color w:val="auto"/>
+        </w:rPr>
+        <w:t xml:space="preserve"> Volvió a ocurrir el 9 de octubre: con el arte final de los personajes el ejecutable llegó a 499,3 MB, y bajarlo a 420,6 MB exigió importar cinco imágenes del Nivel 1 a 256 píxeles, que ahora vigila la prueba ArtImport_RNF06_LosCincoPropsDelN1SeImportanA256SinComprimir.</w:t>
       </w:r>
     </w:p>
     <w:p>
@@ -23183,7 +23281,7 @@
         </w:rPr>
       </w:pPr>
       <w:bookmarkStart w:id="114" w:name="_Toc379905744"/>
-      <w:bookmarkStart w:id="115" w:name="_Toc242400707"/>
+      <w:bookmarkStart w:id="115" w:name="_Toc242443028"/>
       <w:r>
         <w:rPr>
           <w:rFonts w:cs="Arial"/>

--- a/docs/Trabajo_de_Grado_Entrega_Plantilla_28jul.docx
+++ b/docs/Trabajo_de_Grado_Entrega_Plantilla_28jul.docx
@@ -1073,7 +1073,7 @@
           <w:r>
             <w:fldChar w:fldCharType="separate"/>
           </w:r>
-          <w:hyperlink w:anchor="_Toc242442965" w:history="1">
+          <w:hyperlink w:anchor="_Toc242545626" w:history="1">
             <w:r>
               <w:rPr>
                 <w:rStyle w:val="Hipervnculo"/>
@@ -1103,7 +1103,7 @@
                 <w:noProof/>
                 <w:webHidden/>
               </w:rPr>
-              <w:instrText xml:space="preserve"> PAGEREF _Toc242442965 \h </w:instrText>
+              <w:instrText xml:space="preserve"> PAGEREF _Toc242545626 \h </w:instrText>
             </w:r>
             <w:r>
               <w:rPr>
@@ -1145,7 +1145,7 @@
               <w14:ligatures w14:val="standardContextual"/>
             </w:rPr>
           </w:pPr>
-          <w:hyperlink w:anchor="_Toc242442966" w:history="1">
+          <w:hyperlink w:anchor="_Toc242545627" w:history="1">
             <w:r>
               <w:rPr>
                 <w:rStyle w:val="Hipervnculo"/>
@@ -1175,7 +1175,7 @@
                 <w:noProof/>
                 <w:webHidden/>
               </w:rPr>
-              <w:instrText xml:space="preserve"> PAGEREF _Toc242442966 \h </w:instrText>
+              <w:instrText xml:space="preserve"> PAGEREF _Toc242545627 \h </w:instrText>
             </w:r>
             <w:r>
               <w:rPr>
@@ -1220,7 +1220,7 @@
               <w14:ligatures w14:val="standardContextual"/>
             </w:rPr>
           </w:pPr>
-          <w:hyperlink w:anchor="_Toc242442967" w:history="1">
+          <w:hyperlink w:anchor="_Toc242545628" w:history="1">
             <w:r>
               <w:rPr>
                 <w:rStyle w:val="Hipervnculo"/>
@@ -1247,7 +1247,7 @@
                 <w:noProof/>
                 <w:webHidden/>
               </w:rPr>
-              <w:instrText xml:space="preserve"> PAGEREF _Toc242442967 \h </w:instrText>
+              <w:instrText xml:space="preserve"> PAGEREF _Toc242545628 \h </w:instrText>
             </w:r>
             <w:r>
               <w:rPr>
@@ -1292,7 +1292,7 @@
               <w14:ligatures w14:val="standardContextual"/>
             </w:rPr>
           </w:pPr>
-          <w:hyperlink w:anchor="_Toc242442968" w:history="1">
+          <w:hyperlink w:anchor="_Toc242545629" w:history="1">
             <w:r>
               <w:rPr>
                 <w:rStyle w:val="Hipervnculo"/>
@@ -1319,7 +1319,7 @@
                 <w:noProof/>
                 <w:webHidden/>
               </w:rPr>
-              <w:instrText xml:space="preserve"> PAGEREF _Toc242442968 \h </w:instrText>
+              <w:instrText xml:space="preserve"> PAGEREF _Toc242545629 \h </w:instrText>
             </w:r>
             <w:r>
               <w:rPr>
@@ -1364,7 +1364,7 @@
               <w14:ligatures w14:val="standardContextual"/>
             </w:rPr>
           </w:pPr>
-          <w:hyperlink w:anchor="_Toc242442969" w:history="1">
+          <w:hyperlink w:anchor="_Toc242545630" w:history="1">
             <w:r>
               <w:rPr>
                 <w:rStyle w:val="Hipervnculo"/>
@@ -1391,7 +1391,7 @@
                 <w:noProof/>
                 <w:webHidden/>
               </w:rPr>
-              <w:instrText xml:space="preserve"> PAGEREF _Toc242442969 \h </w:instrText>
+              <w:instrText xml:space="preserve"> PAGEREF _Toc242545630 \h </w:instrText>
             </w:r>
             <w:r>
               <w:rPr>
@@ -1436,7 +1436,7 @@
               <w14:ligatures w14:val="standardContextual"/>
             </w:rPr>
           </w:pPr>
-          <w:hyperlink w:anchor="_Toc242442970" w:history="1">
+          <w:hyperlink w:anchor="_Toc242545631" w:history="1">
             <w:r>
               <w:rPr>
                 <w:rStyle w:val="Hipervnculo"/>
@@ -1463,7 +1463,7 @@
                 <w:noProof/>
                 <w:webHidden/>
               </w:rPr>
-              <w:instrText xml:space="preserve"> PAGEREF _Toc242442970 \h </w:instrText>
+              <w:instrText xml:space="preserve"> PAGEREF _Toc242545631 \h </w:instrText>
             </w:r>
             <w:r>
               <w:rPr>
@@ -1505,7 +1505,7 @@
               <w14:ligatures w14:val="standardContextual"/>
             </w:rPr>
           </w:pPr>
-          <w:hyperlink w:anchor="_Toc242442971" w:history="1">
+          <w:hyperlink w:anchor="_Toc242545632" w:history="1">
             <w:r>
               <w:rPr>
                 <w:rStyle w:val="Hipervnculo"/>
@@ -1535,7 +1535,7 @@
                 <w:noProof/>
                 <w:webHidden/>
               </w:rPr>
-              <w:instrText xml:space="preserve"> PAGEREF _Toc242442971 \h </w:instrText>
+              <w:instrText xml:space="preserve"> PAGEREF _Toc242545632 \h </w:instrText>
             </w:r>
             <w:r>
               <w:rPr>
@@ -1580,7 +1580,7 @@
               <w14:ligatures w14:val="standardContextual"/>
             </w:rPr>
           </w:pPr>
-          <w:hyperlink w:anchor="_Toc242442972" w:history="1">
+          <w:hyperlink w:anchor="_Toc242545633" w:history="1">
             <w:r>
               <w:rPr>
                 <w:rStyle w:val="Hipervnculo"/>
@@ -1607,7 +1607,7 @@
                 <w:noProof/>
                 <w:webHidden/>
               </w:rPr>
-              <w:instrText xml:space="preserve"> PAGEREF _Toc242442972 \h </w:instrText>
+              <w:instrText xml:space="preserve"> PAGEREF _Toc242545633 \h </w:instrText>
             </w:r>
             <w:r>
               <w:rPr>
@@ -1652,7 +1652,7 @@
               <w14:ligatures w14:val="standardContextual"/>
             </w:rPr>
           </w:pPr>
-          <w:hyperlink w:anchor="_Toc242442973" w:history="1">
+          <w:hyperlink w:anchor="_Toc242545634" w:history="1">
             <w:r>
               <w:rPr>
                 <w:rStyle w:val="Hipervnculo"/>
@@ -1679,7 +1679,7 @@
                 <w:noProof/>
                 <w:webHidden/>
               </w:rPr>
-              <w:instrText xml:space="preserve"> PAGEREF _Toc242442973 \h </w:instrText>
+              <w:instrText xml:space="preserve"> PAGEREF _Toc242545634 \h </w:instrText>
             </w:r>
             <w:r>
               <w:rPr>
@@ -1721,7 +1721,7 @@
               <w14:ligatures w14:val="standardContextual"/>
             </w:rPr>
           </w:pPr>
-          <w:hyperlink w:anchor="_Toc242442974" w:history="1">
+          <w:hyperlink w:anchor="_Toc242545635" w:history="1">
             <w:r>
               <w:rPr>
                 <w:rStyle w:val="Hipervnculo"/>
@@ -1751,7 +1751,7 @@
                 <w:noProof/>
                 <w:webHidden/>
               </w:rPr>
-              <w:instrText xml:space="preserve"> PAGEREF _Toc242442974 \h </w:instrText>
+              <w:instrText xml:space="preserve"> PAGEREF _Toc242545635 \h </w:instrText>
             </w:r>
             <w:r>
               <w:rPr>
@@ -1796,7 +1796,7 @@
               <w14:ligatures w14:val="standardContextual"/>
             </w:rPr>
           </w:pPr>
-          <w:hyperlink w:anchor="_Toc242442975" w:history="1">
+          <w:hyperlink w:anchor="_Toc242545636" w:history="1">
             <w:r>
               <w:rPr>
                 <w:rStyle w:val="Hipervnculo"/>
@@ -1823,7 +1823,7 @@
                 <w:noProof/>
                 <w:webHidden/>
               </w:rPr>
-              <w:instrText xml:space="preserve"> PAGEREF _Toc242442975 \h </w:instrText>
+              <w:instrText xml:space="preserve"> PAGEREF _Toc242545636 \h </w:instrText>
             </w:r>
             <w:r>
               <w:rPr>
@@ -1865,7 +1865,7 @@
               <w14:ligatures w14:val="standardContextual"/>
             </w:rPr>
           </w:pPr>
-          <w:hyperlink w:anchor="_Toc242442976" w:history="1">
+          <w:hyperlink w:anchor="_Toc242545637" w:history="1">
             <w:r>
               <w:rPr>
                 <w:rStyle w:val="Hipervnculo"/>
@@ -1892,7 +1892,7 @@
                 <w:noProof/>
                 <w:webHidden/>
               </w:rPr>
-              <w:instrText xml:space="preserve"> PAGEREF _Toc242442976 \h </w:instrText>
+              <w:instrText xml:space="preserve"> PAGEREF _Toc242545637 \h </w:instrText>
             </w:r>
             <w:r>
               <w:rPr>
@@ -1934,7 +1934,7 @@
               <w14:ligatures w14:val="standardContextual"/>
             </w:rPr>
           </w:pPr>
-          <w:hyperlink w:anchor="_Toc242442977" w:history="1">
+          <w:hyperlink w:anchor="_Toc242545638" w:history="1">
             <w:r>
               <w:rPr>
                 <w:rStyle w:val="Hipervnculo"/>
@@ -1961,7 +1961,7 @@
                 <w:noProof/>
                 <w:webHidden/>
               </w:rPr>
-              <w:instrText xml:space="preserve"> PAGEREF _Toc242442977 \h </w:instrText>
+              <w:instrText xml:space="preserve"> PAGEREF _Toc242545638 \h </w:instrText>
             </w:r>
             <w:r>
               <w:rPr>
@@ -2003,7 +2003,7 @@
               <w14:ligatures w14:val="standardContextual"/>
             </w:rPr>
           </w:pPr>
-          <w:hyperlink w:anchor="_Toc242442978" w:history="1">
+          <w:hyperlink w:anchor="_Toc242545639" w:history="1">
             <w:r>
               <w:rPr>
                 <w:rStyle w:val="Hipervnculo"/>
@@ -2030,7 +2030,7 @@
                 <w:noProof/>
                 <w:webHidden/>
               </w:rPr>
-              <w:instrText xml:space="preserve"> PAGEREF _Toc242442978 \h </w:instrText>
+              <w:instrText xml:space="preserve"> PAGEREF _Toc242545639 \h </w:instrText>
             </w:r>
             <w:r>
               <w:rPr>
@@ -2072,7 +2072,7 @@
               <w14:ligatures w14:val="standardContextual"/>
             </w:rPr>
           </w:pPr>
-          <w:hyperlink w:anchor="_Toc242442979" w:history="1">
+          <w:hyperlink w:anchor="_Toc242545640" w:history="1">
             <w:r>
               <w:rPr>
                 <w:rStyle w:val="Hipervnculo"/>
@@ -2099,7 +2099,7 @@
                 <w:noProof/>
                 <w:webHidden/>
               </w:rPr>
-              <w:instrText xml:space="preserve"> PAGEREF _Toc242442979 \h </w:instrText>
+              <w:instrText xml:space="preserve"> PAGEREF _Toc242545640 \h </w:instrText>
             </w:r>
             <w:r>
               <w:rPr>
@@ -2141,7 +2141,7 @@
               <w14:ligatures w14:val="standardContextual"/>
             </w:rPr>
           </w:pPr>
-          <w:hyperlink w:anchor="_Toc242442980" w:history="1">
+          <w:hyperlink w:anchor="_Toc242545641" w:history="1">
             <w:r>
               <w:rPr>
                 <w:rStyle w:val="Hipervnculo"/>
@@ -2168,7 +2168,7 @@
                 <w:noProof/>
                 <w:webHidden/>
               </w:rPr>
-              <w:instrText xml:space="preserve"> PAGEREF _Toc242442980 \h </w:instrText>
+              <w:instrText xml:space="preserve"> PAGEREF _Toc242545641 \h </w:instrText>
             </w:r>
             <w:r>
               <w:rPr>
@@ -2210,7 +2210,7 @@
               <w14:ligatures w14:val="standardContextual"/>
             </w:rPr>
           </w:pPr>
-          <w:hyperlink w:anchor="_Toc242442981" w:history="1">
+          <w:hyperlink w:anchor="_Toc242545642" w:history="1">
             <w:r>
               <w:rPr>
                 <w:rStyle w:val="Hipervnculo"/>
@@ -2237,7 +2237,7 @@
                 <w:noProof/>
                 <w:webHidden/>
               </w:rPr>
-              <w:instrText xml:space="preserve"> PAGEREF _Toc242442981 \h </w:instrText>
+              <w:instrText xml:space="preserve"> PAGEREF _Toc242545642 \h </w:instrText>
             </w:r>
             <w:r>
               <w:rPr>
@@ -2282,7 +2282,7 @@
               <w14:ligatures w14:val="standardContextual"/>
             </w:rPr>
           </w:pPr>
-          <w:hyperlink w:anchor="_Toc242442982" w:history="1">
+          <w:hyperlink w:anchor="_Toc242545643" w:history="1">
             <w:r>
               <w:rPr>
                 <w:rStyle w:val="Hipervnculo"/>
@@ -2309,7 +2309,7 @@
                 <w:noProof/>
                 <w:webHidden/>
               </w:rPr>
-              <w:instrText xml:space="preserve"> PAGEREF _Toc242442982 \h </w:instrText>
+              <w:instrText xml:space="preserve"> PAGEREF _Toc242545643 \h </w:instrText>
             </w:r>
             <w:r>
               <w:rPr>
@@ -2351,7 +2351,7 @@
               <w14:ligatures w14:val="standardContextual"/>
             </w:rPr>
           </w:pPr>
-          <w:hyperlink w:anchor="_Toc242442983" w:history="1">
+          <w:hyperlink w:anchor="_Toc242545644" w:history="1">
             <w:r>
               <w:rPr>
                 <w:rStyle w:val="Hipervnculo"/>
@@ -2378,7 +2378,7 @@
                 <w:noProof/>
                 <w:webHidden/>
               </w:rPr>
-              <w:instrText xml:space="preserve"> PAGEREF _Toc242442983 \h </w:instrText>
+              <w:instrText xml:space="preserve"> PAGEREF _Toc242545644 \h </w:instrText>
             </w:r>
             <w:r>
               <w:rPr>
@@ -2420,7 +2420,7 @@
               <w14:ligatures w14:val="standardContextual"/>
             </w:rPr>
           </w:pPr>
-          <w:hyperlink w:anchor="_Toc242442984" w:history="1">
+          <w:hyperlink w:anchor="_Toc242545645" w:history="1">
             <w:r>
               <w:rPr>
                 <w:rStyle w:val="Hipervnculo"/>
@@ -2447,7 +2447,7 @@
                 <w:noProof/>
                 <w:webHidden/>
               </w:rPr>
-              <w:instrText xml:space="preserve"> PAGEREF _Toc242442984 \h </w:instrText>
+              <w:instrText xml:space="preserve"> PAGEREF _Toc242545645 \h </w:instrText>
             </w:r>
             <w:r>
               <w:rPr>
@@ -2489,7 +2489,7 @@
               <w14:ligatures w14:val="standardContextual"/>
             </w:rPr>
           </w:pPr>
-          <w:hyperlink w:anchor="_Toc242442985" w:history="1">
+          <w:hyperlink w:anchor="_Toc242545646" w:history="1">
             <w:r>
               <w:rPr>
                 <w:rStyle w:val="Hipervnculo"/>
@@ -2516,7 +2516,7 @@
                 <w:noProof/>
                 <w:webHidden/>
               </w:rPr>
-              <w:instrText xml:space="preserve"> PAGEREF _Toc242442985 \h </w:instrText>
+              <w:instrText xml:space="preserve"> PAGEREF _Toc242545646 \h </w:instrText>
             </w:r>
             <w:r>
               <w:rPr>
@@ -2558,7 +2558,7 @@
               <w14:ligatures w14:val="standardContextual"/>
             </w:rPr>
           </w:pPr>
-          <w:hyperlink w:anchor="_Toc242442986" w:history="1">
+          <w:hyperlink w:anchor="_Toc242545647" w:history="1">
             <w:r>
               <w:rPr>
                 <w:rStyle w:val="Hipervnculo"/>
@@ -2585,7 +2585,7 @@
                 <w:noProof/>
                 <w:webHidden/>
               </w:rPr>
-              <w:instrText xml:space="preserve"> PAGEREF _Toc242442986 \h </w:instrText>
+              <w:instrText xml:space="preserve"> PAGEREF _Toc242545647 \h </w:instrText>
             </w:r>
             <w:r>
               <w:rPr>
@@ -2627,7 +2627,7 @@
               <w14:ligatures w14:val="standardContextual"/>
             </w:rPr>
           </w:pPr>
-          <w:hyperlink w:anchor="_Toc242442987" w:history="1">
+          <w:hyperlink w:anchor="_Toc242545648" w:history="1">
             <w:r>
               <w:rPr>
                 <w:rStyle w:val="Hipervnculo"/>
@@ -2654,7 +2654,7 @@
                 <w:noProof/>
                 <w:webHidden/>
               </w:rPr>
-              <w:instrText xml:space="preserve"> PAGEREF _Toc242442987 \h </w:instrText>
+              <w:instrText xml:space="preserve"> PAGEREF _Toc242545648 \h </w:instrText>
             </w:r>
             <w:r>
               <w:rPr>
@@ -2696,7 +2696,7 @@
               <w14:ligatures w14:val="standardContextual"/>
             </w:rPr>
           </w:pPr>
-          <w:hyperlink w:anchor="_Toc242442988" w:history="1">
+          <w:hyperlink w:anchor="_Toc242545649" w:history="1">
             <w:r>
               <w:rPr>
                 <w:rStyle w:val="Hipervnculo"/>
@@ -2723,7 +2723,7 @@
                 <w:noProof/>
                 <w:webHidden/>
               </w:rPr>
-              <w:instrText xml:space="preserve"> PAGEREF _Toc242442988 \h </w:instrText>
+              <w:instrText xml:space="preserve"> PAGEREF _Toc242545649 \h </w:instrText>
             </w:r>
             <w:r>
               <w:rPr>
@@ -2765,7 +2765,7 @@
               <w14:ligatures w14:val="standardContextual"/>
             </w:rPr>
           </w:pPr>
-          <w:hyperlink w:anchor="_Toc242442989" w:history="1">
+          <w:hyperlink w:anchor="_Toc242545650" w:history="1">
             <w:r>
               <w:rPr>
                 <w:rStyle w:val="Hipervnculo"/>
@@ -2792,7 +2792,7 @@
                 <w:noProof/>
                 <w:webHidden/>
               </w:rPr>
-              <w:instrText xml:space="preserve"> PAGEREF _Toc242442989 \h </w:instrText>
+              <w:instrText xml:space="preserve"> PAGEREF _Toc242545650 \h </w:instrText>
             </w:r>
             <w:r>
               <w:rPr>
@@ -2837,7 +2837,7 @@
               <w14:ligatures w14:val="standardContextual"/>
             </w:rPr>
           </w:pPr>
-          <w:hyperlink w:anchor="_Toc242442990" w:history="1">
+          <w:hyperlink w:anchor="_Toc242545651" w:history="1">
             <w:r>
               <w:rPr>
                 <w:rStyle w:val="Hipervnculo"/>
@@ -2864,7 +2864,7 @@
                 <w:noProof/>
                 <w:webHidden/>
               </w:rPr>
-              <w:instrText xml:space="preserve"> PAGEREF _Toc242442990 \h </w:instrText>
+              <w:instrText xml:space="preserve"> PAGEREF _Toc242545651 \h </w:instrText>
             </w:r>
             <w:r>
               <w:rPr>
@@ -2906,7 +2906,7 @@
               <w14:ligatures w14:val="standardContextual"/>
             </w:rPr>
           </w:pPr>
-          <w:hyperlink w:anchor="_Toc242442991" w:history="1">
+          <w:hyperlink w:anchor="_Toc242545652" w:history="1">
             <w:r>
               <w:rPr>
                 <w:rStyle w:val="Hipervnculo"/>
@@ -2933,7 +2933,7 @@
                 <w:noProof/>
                 <w:webHidden/>
               </w:rPr>
-              <w:instrText xml:space="preserve"> PAGEREF _Toc242442991 \h </w:instrText>
+              <w:instrText xml:space="preserve"> PAGEREF _Toc242545652 \h </w:instrText>
             </w:r>
             <w:r>
               <w:rPr>
@@ -2975,7 +2975,7 @@
               <w14:ligatures w14:val="standardContextual"/>
             </w:rPr>
           </w:pPr>
-          <w:hyperlink w:anchor="_Toc242442992" w:history="1">
+          <w:hyperlink w:anchor="_Toc242545653" w:history="1">
             <w:r>
               <w:rPr>
                 <w:rStyle w:val="Hipervnculo"/>
@@ -3002,7 +3002,7 @@
                 <w:noProof/>
                 <w:webHidden/>
               </w:rPr>
-              <w:instrText xml:space="preserve"> PAGEREF _Toc242442992 \h </w:instrText>
+              <w:instrText xml:space="preserve"> PAGEREF _Toc242545653 \h </w:instrText>
             </w:r>
             <w:r>
               <w:rPr>
@@ -3047,7 +3047,7 @@
               <w14:ligatures w14:val="standardContextual"/>
             </w:rPr>
           </w:pPr>
-          <w:hyperlink w:anchor="_Toc242442993" w:history="1">
+          <w:hyperlink w:anchor="_Toc242545654" w:history="1">
             <w:r>
               <w:rPr>
                 <w:rStyle w:val="Hipervnculo"/>
@@ -3074,7 +3074,7 @@
                 <w:noProof/>
                 <w:webHidden/>
               </w:rPr>
-              <w:instrText xml:space="preserve"> PAGEREF _Toc242442993 \h </w:instrText>
+              <w:instrText xml:space="preserve"> PAGEREF _Toc242545654 \h </w:instrText>
             </w:r>
             <w:r>
               <w:rPr>
@@ -3116,7 +3116,7 @@
               <w14:ligatures w14:val="standardContextual"/>
             </w:rPr>
           </w:pPr>
-          <w:hyperlink w:anchor="_Toc242442994" w:history="1">
+          <w:hyperlink w:anchor="_Toc242545655" w:history="1">
             <w:r>
               <w:rPr>
                 <w:rStyle w:val="Hipervnculo"/>
@@ -3146,7 +3146,7 @@
                 <w:noProof/>
                 <w:webHidden/>
               </w:rPr>
-              <w:instrText xml:space="preserve"> PAGEREF _Toc242442994 \h </w:instrText>
+              <w:instrText xml:space="preserve"> PAGEREF _Toc242545655 \h </w:instrText>
             </w:r>
             <w:r>
               <w:rPr>
@@ -3188,7 +3188,7 @@
               <w14:ligatures w14:val="standardContextual"/>
             </w:rPr>
           </w:pPr>
-          <w:hyperlink w:anchor="_Toc242442995" w:history="1">
+          <w:hyperlink w:anchor="_Toc242545656" w:history="1">
             <w:r>
               <w:rPr>
                 <w:rStyle w:val="Hipervnculo"/>
@@ -3218,7 +3218,7 @@
                 <w:noProof/>
                 <w:webHidden/>
               </w:rPr>
-              <w:instrText xml:space="preserve"> PAGEREF _Toc242442995 \h </w:instrText>
+              <w:instrText xml:space="preserve"> PAGEREF _Toc242545656 \h </w:instrText>
             </w:r>
             <w:r>
               <w:rPr>
@@ -3263,7 +3263,7 @@
               <w14:ligatures w14:val="standardContextual"/>
             </w:rPr>
           </w:pPr>
-          <w:hyperlink w:anchor="_Toc242442996" w:history="1">
+          <w:hyperlink w:anchor="_Toc242545657" w:history="1">
             <w:r>
               <w:rPr>
                 <w:rStyle w:val="Hipervnculo"/>
@@ -3290,7 +3290,7 @@
                 <w:noProof/>
                 <w:webHidden/>
               </w:rPr>
-              <w:instrText xml:space="preserve"> PAGEREF _Toc242442996 \h </w:instrText>
+              <w:instrText xml:space="preserve"> PAGEREF _Toc242545657 \h </w:instrText>
             </w:r>
             <w:r>
               <w:rPr>
@@ -3332,7 +3332,7 @@
               <w14:ligatures w14:val="standardContextual"/>
             </w:rPr>
           </w:pPr>
-          <w:hyperlink w:anchor="_Toc242442997" w:history="1">
+          <w:hyperlink w:anchor="_Toc242545658" w:history="1">
             <w:r>
               <w:rPr>
                 <w:rStyle w:val="Hipervnculo"/>
@@ -3359,7 +3359,7 @@
                 <w:noProof/>
                 <w:webHidden/>
               </w:rPr>
-              <w:instrText xml:space="preserve"> PAGEREF _Toc242442997 \h </w:instrText>
+              <w:instrText xml:space="preserve"> PAGEREF _Toc242545658 \h </w:instrText>
             </w:r>
             <w:r>
               <w:rPr>
@@ -3401,7 +3401,7 @@
               <w14:ligatures w14:val="standardContextual"/>
             </w:rPr>
           </w:pPr>
-          <w:hyperlink w:anchor="_Toc242442998" w:history="1">
+          <w:hyperlink w:anchor="_Toc242545659" w:history="1">
             <w:r>
               <w:rPr>
                 <w:rStyle w:val="Hipervnculo"/>
@@ -3428,7 +3428,7 @@
                 <w:noProof/>
                 <w:webHidden/>
               </w:rPr>
-              <w:instrText xml:space="preserve"> PAGEREF _Toc242442998 \h </w:instrText>
+              <w:instrText xml:space="preserve"> PAGEREF _Toc242545659 \h </w:instrText>
             </w:r>
             <w:r>
               <w:rPr>
@@ -3470,7 +3470,7 @@
               <w14:ligatures w14:val="standardContextual"/>
             </w:rPr>
           </w:pPr>
-          <w:hyperlink w:anchor="_Toc242442999" w:history="1">
+          <w:hyperlink w:anchor="_Toc242545660" w:history="1">
             <w:r>
               <w:rPr>
                 <w:rStyle w:val="Hipervnculo"/>
@@ -3497,7 +3497,7 @@
                 <w:noProof/>
                 <w:webHidden/>
               </w:rPr>
-              <w:instrText xml:space="preserve"> PAGEREF _Toc242442999 \h </w:instrText>
+              <w:instrText xml:space="preserve"> PAGEREF _Toc242545660 \h </w:instrText>
             </w:r>
             <w:r>
               <w:rPr>
@@ -3539,7 +3539,7 @@
               <w14:ligatures w14:val="standardContextual"/>
             </w:rPr>
           </w:pPr>
-          <w:hyperlink w:anchor="_Toc242443000" w:history="1">
+          <w:hyperlink w:anchor="_Toc242545661" w:history="1">
             <w:r>
               <w:rPr>
                 <w:rStyle w:val="Hipervnculo"/>
@@ -3566,7 +3566,7 @@
                 <w:noProof/>
                 <w:webHidden/>
               </w:rPr>
-              <w:instrText xml:space="preserve"> PAGEREF _Toc242443000 \h </w:instrText>
+              <w:instrText xml:space="preserve"> PAGEREF _Toc242545661 \h </w:instrText>
             </w:r>
             <w:r>
               <w:rPr>
@@ -3608,7 +3608,7 @@
               <w14:ligatures w14:val="standardContextual"/>
             </w:rPr>
           </w:pPr>
-          <w:hyperlink w:anchor="_Toc242443001" w:history="1">
+          <w:hyperlink w:anchor="_Toc242545662" w:history="1">
             <w:r>
               <w:rPr>
                 <w:rStyle w:val="Hipervnculo"/>
@@ -3635,7 +3635,7 @@
                 <w:noProof/>
                 <w:webHidden/>
               </w:rPr>
-              <w:instrText xml:space="preserve"> PAGEREF _Toc242443001 \h </w:instrText>
+              <w:instrText xml:space="preserve"> PAGEREF _Toc242545662 \h </w:instrText>
             </w:r>
             <w:r>
               <w:rPr>
@@ -3677,7 +3677,7 @@
               <w14:ligatures w14:val="standardContextual"/>
             </w:rPr>
           </w:pPr>
-          <w:hyperlink w:anchor="_Toc242443002" w:history="1">
+          <w:hyperlink w:anchor="_Toc242545663" w:history="1">
             <w:r>
               <w:rPr>
                 <w:rStyle w:val="Hipervnculo"/>
@@ -3704,7 +3704,7 @@
                 <w:noProof/>
                 <w:webHidden/>
               </w:rPr>
-              <w:instrText xml:space="preserve"> PAGEREF _Toc242443002 \h </w:instrText>
+              <w:instrText xml:space="preserve"> PAGEREF _Toc242545663 \h </w:instrText>
             </w:r>
             <w:r>
               <w:rPr>
@@ -3749,7 +3749,7 @@
               <w14:ligatures w14:val="standardContextual"/>
             </w:rPr>
           </w:pPr>
-          <w:hyperlink w:anchor="_Toc242443003" w:history="1">
+          <w:hyperlink w:anchor="_Toc242545664" w:history="1">
             <w:r>
               <w:rPr>
                 <w:rStyle w:val="Hipervnculo"/>
@@ -3776,7 +3776,7 @@
                 <w:noProof/>
                 <w:webHidden/>
               </w:rPr>
-              <w:instrText xml:space="preserve"> PAGEREF _Toc242443003 \h </w:instrText>
+              <w:instrText xml:space="preserve"> PAGEREF _Toc242545664 \h </w:instrText>
             </w:r>
             <w:r>
               <w:rPr>
@@ -3821,7 +3821,7 @@
               <w14:ligatures w14:val="standardContextual"/>
             </w:rPr>
           </w:pPr>
-          <w:hyperlink w:anchor="_Toc242443004" w:history="1">
+          <w:hyperlink w:anchor="_Toc242545665" w:history="1">
             <w:r>
               <w:rPr>
                 <w:rStyle w:val="Hipervnculo"/>
@@ -3848,7 +3848,7 @@
                 <w:noProof/>
                 <w:webHidden/>
               </w:rPr>
-              <w:instrText xml:space="preserve"> PAGEREF _Toc242443004 \h </w:instrText>
+              <w:instrText xml:space="preserve"> PAGEREF _Toc242545665 \h </w:instrText>
             </w:r>
             <w:r>
               <w:rPr>
@@ -3890,7 +3890,7 @@
               <w14:ligatures w14:val="standardContextual"/>
             </w:rPr>
           </w:pPr>
-          <w:hyperlink w:anchor="_Toc242443005" w:history="1">
+          <w:hyperlink w:anchor="_Toc242545666" w:history="1">
             <w:r>
               <w:rPr>
                 <w:rStyle w:val="Hipervnculo"/>
@@ -3919,7 +3919,7 @@
                 <w:noProof/>
                 <w:webHidden/>
               </w:rPr>
-              <w:instrText xml:space="preserve"> PAGEREF _Toc242443005 \h </w:instrText>
+              <w:instrText xml:space="preserve"> PAGEREF _Toc242545666 \h </w:instrText>
             </w:r>
             <w:r>
               <w:rPr>
@@ -3964,7 +3964,7 @@
               <w14:ligatures w14:val="standardContextual"/>
             </w:rPr>
           </w:pPr>
-          <w:hyperlink w:anchor="_Toc242443006" w:history="1">
+          <w:hyperlink w:anchor="_Toc242545667" w:history="1">
             <w:r>
               <w:rPr>
                 <w:rStyle w:val="Hipervnculo"/>
@@ -3991,7 +3991,7 @@
                 <w:noProof/>
                 <w:webHidden/>
               </w:rPr>
-              <w:instrText xml:space="preserve"> PAGEREF _Toc242443006 \h </w:instrText>
+              <w:instrText xml:space="preserve"> PAGEREF _Toc242545667 \h </w:instrText>
             </w:r>
             <w:r>
               <w:rPr>
@@ -4033,7 +4033,7 @@
               <w14:ligatures w14:val="standardContextual"/>
             </w:rPr>
           </w:pPr>
-          <w:hyperlink w:anchor="_Toc242443007" w:history="1">
+          <w:hyperlink w:anchor="_Toc242545668" w:history="1">
             <w:r>
               <w:rPr>
                 <w:rStyle w:val="Hipervnculo"/>
@@ -4061,7 +4061,7 @@
                 <w:noProof/>
                 <w:webHidden/>
               </w:rPr>
-              <w:instrText xml:space="preserve"> PAGEREF _Toc242443007 \h </w:instrText>
+              <w:instrText xml:space="preserve"> PAGEREF _Toc242545668 \h </w:instrText>
             </w:r>
             <w:r>
               <w:rPr>
@@ -4103,7 +4103,7 @@
               <w14:ligatures w14:val="standardContextual"/>
             </w:rPr>
           </w:pPr>
-          <w:hyperlink w:anchor="_Toc242443008" w:history="1">
+          <w:hyperlink w:anchor="_Toc242545669" w:history="1">
             <w:r>
               <w:rPr>
                 <w:rStyle w:val="Hipervnculo"/>
@@ -4131,7 +4131,7 @@
                 <w:noProof/>
                 <w:webHidden/>
               </w:rPr>
-              <w:instrText xml:space="preserve"> PAGEREF _Toc242443008 \h </w:instrText>
+              <w:instrText xml:space="preserve"> PAGEREF _Toc242545669 \h </w:instrText>
             </w:r>
             <w:r>
               <w:rPr>
@@ -4173,7 +4173,7 @@
               <w14:ligatures w14:val="standardContextual"/>
             </w:rPr>
           </w:pPr>
-          <w:hyperlink w:anchor="_Toc242443009" w:history="1">
+          <w:hyperlink w:anchor="_Toc242545670" w:history="1">
             <w:r>
               <w:rPr>
                 <w:rStyle w:val="Hipervnculo"/>
@@ -4201,7 +4201,7 @@
                 <w:noProof/>
                 <w:webHidden/>
               </w:rPr>
-              <w:instrText xml:space="preserve"> PAGEREF _Toc242443009 \h </w:instrText>
+              <w:instrText xml:space="preserve"> PAGEREF _Toc242545670 \h </w:instrText>
             </w:r>
             <w:r>
               <w:rPr>
@@ -4246,7 +4246,7 @@
               <w14:ligatures w14:val="standardContextual"/>
             </w:rPr>
           </w:pPr>
-          <w:hyperlink w:anchor="_Toc242443010" w:history="1">
+          <w:hyperlink w:anchor="_Toc242545671" w:history="1">
             <w:r>
               <w:rPr>
                 <w:rStyle w:val="Hipervnculo"/>
@@ -4273,7 +4273,7 @@
                 <w:noProof/>
                 <w:webHidden/>
               </w:rPr>
-              <w:instrText xml:space="preserve"> PAGEREF _Toc242443010 \h </w:instrText>
+              <w:instrText xml:space="preserve"> PAGEREF _Toc242545671 \h </w:instrText>
             </w:r>
             <w:r>
               <w:rPr>
@@ -4318,7 +4318,7 @@
               <w14:ligatures w14:val="standardContextual"/>
             </w:rPr>
           </w:pPr>
-          <w:hyperlink w:anchor="_Toc242443011" w:history="1">
+          <w:hyperlink w:anchor="_Toc242545672" w:history="1">
             <w:r>
               <w:rPr>
                 <w:rStyle w:val="Hipervnculo"/>
@@ -4345,7 +4345,7 @@
                 <w:noProof/>
                 <w:webHidden/>
               </w:rPr>
-              <w:instrText xml:space="preserve"> PAGEREF _Toc242443011 \h </w:instrText>
+              <w:instrText xml:space="preserve"> PAGEREF _Toc242545672 \h </w:instrText>
             </w:r>
             <w:r>
               <w:rPr>
@@ -4387,7 +4387,7 @@
               <w14:ligatures w14:val="standardContextual"/>
             </w:rPr>
           </w:pPr>
-          <w:hyperlink w:anchor="_Toc242443012" w:history="1">
+          <w:hyperlink w:anchor="_Toc242545673" w:history="1">
             <w:r>
               <w:rPr>
                 <w:rStyle w:val="Hipervnculo"/>
@@ -4416,7 +4416,7 @@
                 <w:noProof/>
                 <w:webHidden/>
               </w:rPr>
-              <w:instrText xml:space="preserve"> PAGEREF _Toc242443012 \h </w:instrText>
+              <w:instrText xml:space="preserve"> PAGEREF _Toc242545673 \h </w:instrText>
             </w:r>
             <w:r>
               <w:rPr>
@@ -4461,7 +4461,7 @@
               <w14:ligatures w14:val="standardContextual"/>
             </w:rPr>
           </w:pPr>
-          <w:hyperlink w:anchor="_Toc242443013" w:history="1">
+          <w:hyperlink w:anchor="_Toc242545674" w:history="1">
             <w:r>
               <w:rPr>
                 <w:rStyle w:val="Hipervnculo"/>
@@ -4488,7 +4488,7 @@
                 <w:noProof/>
                 <w:webHidden/>
               </w:rPr>
-              <w:instrText xml:space="preserve"> PAGEREF _Toc242443013 \h </w:instrText>
+              <w:instrText xml:space="preserve"> PAGEREF _Toc242545674 \h </w:instrText>
             </w:r>
             <w:r>
               <w:rPr>
@@ -4530,7 +4530,7 @@
               <w14:ligatures w14:val="standardContextual"/>
             </w:rPr>
           </w:pPr>
-          <w:hyperlink w:anchor="_Toc242443014" w:history="1">
+          <w:hyperlink w:anchor="_Toc242545675" w:history="1">
             <w:r>
               <w:rPr>
                 <w:rStyle w:val="Hipervnculo"/>
@@ -4558,7 +4558,7 @@
                 <w:noProof/>
                 <w:webHidden/>
               </w:rPr>
-              <w:instrText xml:space="preserve"> PAGEREF _Toc242443014 \h </w:instrText>
+              <w:instrText xml:space="preserve"> PAGEREF _Toc242545675 \h </w:instrText>
             </w:r>
             <w:r>
               <w:rPr>
@@ -4600,7 +4600,7 @@
               <w14:ligatures w14:val="standardContextual"/>
             </w:rPr>
           </w:pPr>
-          <w:hyperlink w:anchor="_Toc242443015" w:history="1">
+          <w:hyperlink w:anchor="_Toc242545676" w:history="1">
             <w:r>
               <w:rPr>
                 <w:rStyle w:val="Hipervnculo"/>
@@ -4628,7 +4628,7 @@
                 <w:noProof/>
                 <w:webHidden/>
               </w:rPr>
-              <w:instrText xml:space="preserve"> PAGEREF _Toc242443015 \h </w:instrText>
+              <w:instrText xml:space="preserve"> PAGEREF _Toc242545676 \h </w:instrText>
             </w:r>
             <w:r>
               <w:rPr>
@@ -4670,7 +4670,7 @@
               <w14:ligatures w14:val="standardContextual"/>
             </w:rPr>
           </w:pPr>
-          <w:hyperlink w:anchor="_Toc242443016" w:history="1">
+          <w:hyperlink w:anchor="_Toc242545677" w:history="1">
             <w:r>
               <w:rPr>
                 <w:rStyle w:val="Hipervnculo"/>
@@ -4698,7 +4698,7 @@
                 <w:noProof/>
                 <w:webHidden/>
               </w:rPr>
-              <w:instrText xml:space="preserve"> PAGEREF _Toc242443016 \h </w:instrText>
+              <w:instrText xml:space="preserve"> PAGEREF _Toc242545677 \h </w:instrText>
             </w:r>
             <w:r>
               <w:rPr>
@@ -4740,7 +4740,7 @@
               <w14:ligatures w14:val="standardContextual"/>
             </w:rPr>
           </w:pPr>
-          <w:hyperlink w:anchor="_Toc242443017" w:history="1">
+          <w:hyperlink w:anchor="_Toc242545678" w:history="1">
             <w:r>
               <w:rPr>
                 <w:rStyle w:val="Hipervnculo"/>
@@ -4768,7 +4768,7 @@
                 <w:noProof/>
                 <w:webHidden/>
               </w:rPr>
-              <w:instrText xml:space="preserve"> PAGEREF _Toc242443017 \h </w:instrText>
+              <w:instrText xml:space="preserve"> PAGEREF _Toc242545678 \h </w:instrText>
             </w:r>
             <w:r>
               <w:rPr>
@@ -4813,7 +4813,7 @@
               <w14:ligatures w14:val="standardContextual"/>
             </w:rPr>
           </w:pPr>
-          <w:hyperlink w:anchor="_Toc242443018" w:history="1">
+          <w:hyperlink w:anchor="_Toc242545679" w:history="1">
             <w:r>
               <w:rPr>
                 <w:rStyle w:val="Hipervnculo"/>
@@ -4840,7 +4840,7 @@
                 <w:noProof/>
                 <w:webHidden/>
               </w:rPr>
-              <w:instrText xml:space="preserve"> PAGEREF _Toc242443018 \h </w:instrText>
+              <w:instrText xml:space="preserve"> PAGEREF _Toc242545679 \h </w:instrText>
             </w:r>
             <w:r>
               <w:rPr>
@@ -4885,7 +4885,7 @@
               <w14:ligatures w14:val="standardContextual"/>
             </w:rPr>
           </w:pPr>
-          <w:hyperlink w:anchor="_Toc242443019" w:history="1">
+          <w:hyperlink w:anchor="_Toc242545680" w:history="1">
             <w:r>
               <w:rPr>
                 <w:rStyle w:val="Hipervnculo"/>
@@ -4912,7 +4912,7 @@
                 <w:noProof/>
                 <w:webHidden/>
               </w:rPr>
-              <w:instrText xml:space="preserve"> PAGEREF _Toc242443019 \h </w:instrText>
+              <w:instrText xml:space="preserve"> PAGEREF _Toc242545680 \h </w:instrText>
             </w:r>
             <w:r>
               <w:rPr>
@@ -4954,7 +4954,7 @@
               <w14:ligatures w14:val="standardContextual"/>
             </w:rPr>
           </w:pPr>
-          <w:hyperlink w:anchor="_Toc242443020" w:history="1">
+          <w:hyperlink w:anchor="_Toc242545681" w:history="1">
             <w:r>
               <w:rPr>
                 <w:rStyle w:val="Hipervnculo"/>
@@ -4983,7 +4983,7 @@
                 <w:noProof/>
                 <w:webHidden/>
               </w:rPr>
-              <w:instrText xml:space="preserve"> PAGEREF _Toc242443020 \h </w:instrText>
+              <w:instrText xml:space="preserve"> PAGEREF _Toc242545681 \h </w:instrText>
             </w:r>
             <w:r>
               <w:rPr>
@@ -5028,7 +5028,7 @@
               <w14:ligatures w14:val="standardContextual"/>
             </w:rPr>
           </w:pPr>
-          <w:hyperlink w:anchor="_Toc242443021" w:history="1">
+          <w:hyperlink w:anchor="_Toc242545682" w:history="1">
             <w:r>
               <w:rPr>
                 <w:rStyle w:val="Hipervnculo"/>
@@ -5055,7 +5055,7 @@
                 <w:noProof/>
                 <w:webHidden/>
               </w:rPr>
-              <w:instrText xml:space="preserve"> PAGEREF _Toc242443021 \h </w:instrText>
+              <w:instrText xml:space="preserve"> PAGEREF _Toc242545682 \h </w:instrText>
             </w:r>
             <w:r>
               <w:rPr>
@@ -5097,7 +5097,7 @@
               <w14:ligatures w14:val="standardContextual"/>
             </w:rPr>
           </w:pPr>
-          <w:hyperlink w:anchor="_Toc242443022" w:history="1">
+          <w:hyperlink w:anchor="_Toc242545683" w:history="1">
             <w:r>
               <w:rPr>
                 <w:rStyle w:val="Hipervnculo"/>
@@ -5125,7 +5125,7 @@
                 <w:noProof/>
                 <w:webHidden/>
               </w:rPr>
-              <w:instrText xml:space="preserve"> PAGEREF _Toc242443022 \h </w:instrText>
+              <w:instrText xml:space="preserve"> PAGEREF _Toc242545683 \h </w:instrText>
             </w:r>
             <w:r>
               <w:rPr>
@@ -5167,7 +5167,7 @@
               <w14:ligatures w14:val="standardContextual"/>
             </w:rPr>
           </w:pPr>
-          <w:hyperlink w:anchor="_Toc242443023" w:history="1">
+          <w:hyperlink w:anchor="_Toc242545684" w:history="1">
             <w:r>
               <w:rPr>
                 <w:rStyle w:val="Hipervnculo"/>
@@ -5195,7 +5195,7 @@
                 <w:noProof/>
                 <w:webHidden/>
               </w:rPr>
-              <w:instrText xml:space="preserve"> PAGEREF _Toc242443023 \h </w:instrText>
+              <w:instrText xml:space="preserve"> PAGEREF _Toc242545684 \h </w:instrText>
             </w:r>
             <w:r>
               <w:rPr>
@@ -5237,7 +5237,7 @@
               <w14:ligatures w14:val="standardContextual"/>
             </w:rPr>
           </w:pPr>
-          <w:hyperlink w:anchor="_Toc242443024" w:history="1">
+          <w:hyperlink w:anchor="_Toc242545685" w:history="1">
             <w:r>
               <w:rPr>
                 <w:rStyle w:val="Hipervnculo"/>
@@ -5265,7 +5265,7 @@
                 <w:noProof/>
                 <w:webHidden/>
               </w:rPr>
-              <w:instrText xml:space="preserve"> PAGEREF _Toc242443024 \h </w:instrText>
+              <w:instrText xml:space="preserve"> PAGEREF _Toc242545685 \h </w:instrText>
             </w:r>
             <w:r>
               <w:rPr>
@@ -5307,7 +5307,7 @@
               <w14:ligatures w14:val="standardContextual"/>
             </w:rPr>
           </w:pPr>
-          <w:hyperlink w:anchor="_Toc242443025" w:history="1">
+          <w:hyperlink w:anchor="_Toc242545686" w:history="1">
             <w:r>
               <w:rPr>
                 <w:rStyle w:val="Hipervnculo"/>
@@ -5335,7 +5335,7 @@
                 <w:noProof/>
                 <w:webHidden/>
               </w:rPr>
-              <w:instrText xml:space="preserve"> PAGEREF _Toc242443025 \h </w:instrText>
+              <w:instrText xml:space="preserve"> PAGEREF _Toc242545686 \h </w:instrText>
             </w:r>
             <w:r>
               <w:rPr>
@@ -5380,7 +5380,7 @@
               <w14:ligatures w14:val="standardContextual"/>
             </w:rPr>
           </w:pPr>
-          <w:hyperlink w:anchor="_Toc242443026" w:history="1">
+          <w:hyperlink w:anchor="_Toc242545687" w:history="1">
             <w:r>
               <w:rPr>
                 <w:rStyle w:val="Hipervnculo"/>
@@ -5407,7 +5407,7 @@
                 <w:noProof/>
                 <w:webHidden/>
               </w:rPr>
-              <w:instrText xml:space="preserve"> PAGEREF _Toc242443026 \h </w:instrText>
+              <w:instrText xml:space="preserve"> PAGEREF _Toc242545687 \h </w:instrText>
             </w:r>
             <w:r>
               <w:rPr>
@@ -5452,7 +5452,7 @@
               <w14:ligatures w14:val="standardContextual"/>
             </w:rPr>
           </w:pPr>
-          <w:hyperlink w:anchor="_Toc242443027" w:history="1">
+          <w:hyperlink w:anchor="_Toc242545688" w:history="1">
             <w:r>
               <w:rPr>
                 <w:rStyle w:val="Hipervnculo"/>
@@ -5479,7 +5479,7 @@
                 <w:noProof/>
                 <w:webHidden/>
               </w:rPr>
-              <w:instrText xml:space="preserve"> PAGEREF _Toc242443027 \h </w:instrText>
+              <w:instrText xml:space="preserve"> PAGEREF _Toc242545688 \h </w:instrText>
             </w:r>
             <w:r>
               <w:rPr>
@@ -5521,7 +5521,7 @@
               <w14:ligatures w14:val="standardContextual"/>
             </w:rPr>
           </w:pPr>
-          <w:hyperlink w:anchor="_Toc242443028" w:history="1">
+          <w:hyperlink w:anchor="_Toc242545689" w:history="1">
             <w:r>
               <w:rPr>
                 <w:rStyle w:val="Hipervnculo"/>
@@ -5551,7 +5551,7 @@
                 <w:noProof/>
                 <w:webHidden/>
               </w:rPr>
-              <w:instrText xml:space="preserve"> PAGEREF _Toc242443028 \h </w:instrText>
+              <w:instrText xml:space="preserve"> PAGEREF _Toc242545689 \h </w:instrText>
             </w:r>
             <w:r>
               <w:rPr>
@@ -5712,7 +5712,7 @@
         </w:rPr>
         <w:fldChar w:fldCharType="separate"/>
       </w:r>
-      <w:hyperlink w:anchor="_Toc242443029" w:history="1">
+      <w:hyperlink w:anchor="_Toc242545690" w:history="1">
         <w:r>
           <w:rPr>
             <w:rStyle w:val="Hipervnculo"/>
@@ -5740,7 +5740,7 @@
             <w:noProof/>
             <w:webHidden/>
           </w:rPr>
-          <w:instrText xml:space="preserve"> PAGEREF _Toc242443029 \h </w:instrText>
+          <w:instrText xml:space="preserve"> PAGEREF _Toc242545690 \h </w:instrText>
         </w:r>
         <w:r>
           <w:rPr>
@@ -5788,7 +5788,7 @@
           <w14:ligatures w14:val="standardContextual"/>
         </w:rPr>
       </w:pPr>
-      <w:hyperlink w:anchor="_Toc242443030" w:history="1">
+      <w:hyperlink w:anchor="_Toc242545691" w:history="1">
         <w:r>
           <w:rPr>
             <w:rStyle w:val="Hipervnculo"/>
@@ -5816,7 +5816,7 @@
             <w:noProof/>
             <w:webHidden/>
           </w:rPr>
-          <w:instrText xml:space="preserve"> PAGEREF _Toc242443030 \h </w:instrText>
+          <w:instrText xml:space="preserve"> PAGEREF _Toc242545691 \h </w:instrText>
         </w:r>
         <w:r>
           <w:rPr>
@@ -5864,7 +5864,7 @@
           <w14:ligatures w14:val="standardContextual"/>
         </w:rPr>
       </w:pPr>
-      <w:hyperlink w:anchor="_Toc242443031" w:history="1">
+      <w:hyperlink w:anchor="_Toc242545692" w:history="1">
         <w:r>
           <w:rPr>
             <w:rStyle w:val="Hipervnculo"/>
@@ -5892,7 +5892,7 @@
             <w:noProof/>
             <w:webHidden/>
           </w:rPr>
-          <w:instrText xml:space="preserve"> PAGEREF _Toc242443031 \h </w:instrText>
+          <w:instrText xml:space="preserve"> PAGEREF _Toc242545692 \h </w:instrText>
         </w:r>
         <w:r>
           <w:rPr>
@@ -5940,7 +5940,7 @@
           <w14:ligatures w14:val="standardContextual"/>
         </w:rPr>
       </w:pPr>
-      <w:hyperlink w:anchor="_Toc242443032" w:history="1">
+      <w:hyperlink w:anchor="_Toc242545693" w:history="1">
         <w:r>
           <w:rPr>
             <w:rStyle w:val="Hipervnculo"/>
@@ -5968,7 +5968,7 @@
             <w:noProof/>
             <w:webHidden/>
           </w:rPr>
-          <w:instrText xml:space="preserve"> PAGEREF _Toc242443032 \h </w:instrText>
+          <w:instrText xml:space="preserve"> PAGEREF _Toc242545693 \h </w:instrText>
         </w:r>
         <w:r>
           <w:rPr>
@@ -6016,7 +6016,7 @@
           <w14:ligatures w14:val="standardContextual"/>
         </w:rPr>
       </w:pPr>
-      <w:hyperlink w:anchor="_Toc242443033" w:history="1">
+      <w:hyperlink w:anchor="_Toc242545694" w:history="1">
         <w:r>
           <w:rPr>
             <w:rStyle w:val="Hipervnculo"/>
@@ -6044,7 +6044,7 @@
             <w:noProof/>
             <w:webHidden/>
           </w:rPr>
-          <w:instrText xml:space="preserve"> PAGEREF _Toc242443033 \h </w:instrText>
+          <w:instrText xml:space="preserve"> PAGEREF _Toc242545694 \h </w:instrText>
         </w:r>
         <w:r>
           <w:rPr>
@@ -6092,7 +6092,7 @@
           <w14:ligatures w14:val="standardContextual"/>
         </w:rPr>
       </w:pPr>
-      <w:hyperlink w:anchor="_Toc242443034" w:history="1">
+      <w:hyperlink w:anchor="_Toc242545695" w:history="1">
         <w:r>
           <w:rPr>
             <w:rStyle w:val="Hipervnculo"/>
@@ -6120,7 +6120,7 @@
             <w:noProof/>
             <w:webHidden/>
           </w:rPr>
-          <w:instrText xml:space="preserve"> PAGEREF _Toc242443034 \h </w:instrText>
+          <w:instrText xml:space="preserve"> PAGEREF _Toc242545695 \h </w:instrText>
         </w:r>
         <w:r>
           <w:rPr>
@@ -6168,7 +6168,7 @@
           <w14:ligatures w14:val="standardContextual"/>
         </w:rPr>
       </w:pPr>
-      <w:hyperlink w:anchor="_Toc242443035" w:history="1">
+      <w:hyperlink w:anchor="_Toc242545696" w:history="1">
         <w:r>
           <w:rPr>
             <w:rStyle w:val="Hipervnculo"/>
@@ -6196,7 +6196,7 @@
             <w:noProof/>
             <w:webHidden/>
           </w:rPr>
-          <w:instrText xml:space="preserve"> PAGEREF _Toc242443035 \h </w:instrText>
+          <w:instrText xml:space="preserve"> PAGEREF _Toc242545696 \h </w:instrText>
         </w:r>
         <w:r>
           <w:rPr>
@@ -6244,7 +6244,7 @@
           <w14:ligatures w14:val="standardContextual"/>
         </w:rPr>
       </w:pPr>
-      <w:hyperlink w:anchor="_Toc242443036" w:history="1">
+      <w:hyperlink w:anchor="_Toc242545697" w:history="1">
         <w:r>
           <w:rPr>
             <w:rStyle w:val="Hipervnculo"/>
@@ -6272,7 +6272,7 @@
             <w:noProof/>
             <w:webHidden/>
           </w:rPr>
-          <w:instrText xml:space="preserve"> PAGEREF _Toc242443036 \h </w:instrText>
+          <w:instrText xml:space="preserve"> PAGEREF _Toc242545697 \h </w:instrText>
         </w:r>
         <w:r>
           <w:rPr>
@@ -6320,7 +6320,7 @@
           <w14:ligatures w14:val="standardContextual"/>
         </w:rPr>
       </w:pPr>
-      <w:hyperlink w:anchor="_Toc242443037" w:history="1">
+      <w:hyperlink w:anchor="_Toc242545698" w:history="1">
         <w:r>
           <w:rPr>
             <w:rStyle w:val="Hipervnculo"/>
@@ -6348,7 +6348,7 @@
             <w:noProof/>
             <w:webHidden/>
           </w:rPr>
-          <w:instrText xml:space="preserve"> PAGEREF _Toc242443037 \h </w:instrText>
+          <w:instrText xml:space="preserve"> PAGEREF _Toc242545698 \h </w:instrText>
         </w:r>
         <w:r>
           <w:rPr>
@@ -6396,7 +6396,7 @@
           <w14:ligatures w14:val="standardContextual"/>
         </w:rPr>
       </w:pPr>
-      <w:hyperlink w:anchor="_Toc242443038" w:history="1">
+      <w:hyperlink w:anchor="_Toc242545699" w:history="1">
         <w:r>
           <w:rPr>
             <w:rStyle w:val="Hipervnculo"/>
@@ -6424,83 +6424,7 @@
             <w:noProof/>
             <w:webHidden/>
           </w:rPr>
-          <w:instrText xml:space="preserve"> PAGEREF _Toc242443038 \h </w:instrText>
-        </w:r>
-        <w:r>
-          <w:rPr>
-            <w:noProof/>
-            <w:webHidden/>
-          </w:rPr>
-        </w:r>
-        <w:r>
-          <w:rPr>
-            <w:noProof/>
-            <w:webHidden/>
-          </w:rPr>
-          <w:fldChar w:fldCharType="separate"/>
-        </w:r>
-        <w:r>
-          <w:rPr>
-            <w:noProof/>
-            <w:webHidden/>
-          </w:rPr>
-          <w:t>65</w:t>
-        </w:r>
-        <w:r>
-          <w:rPr>
-            <w:noProof/>
-            <w:webHidden/>
-          </w:rPr>
-          <w:fldChar w:fldCharType="end"/>
-        </w:r>
-      </w:hyperlink>
-    </w:p>
-    <w:p>
-      <w:pPr>
-        <w:pStyle w:val="Tabladeilustraciones"/>
-        <w:tabs>
-          <w:tab w:val="right" w:leader="dot" w:pos="9964"/>
-        </w:tabs>
-        <w:rPr>
-          <w:rFonts w:eastAsiaTheme="minorEastAsia" w:cstheme="minorBidi"/>
-          <w:smallCaps w:val="0"/>
-          <w:noProof/>
-          <w:color w:val="auto"/>
-          <w:kern w:val="2"/>
-          <w:sz w:val="24"/>
-          <w:szCs w:val="24"/>
-          <w14:ligatures w14:val="standardContextual"/>
-        </w:rPr>
-      </w:pPr>
-      <w:hyperlink w:anchor="_Toc242443039" w:history="1">
-        <w:r>
-          <w:rPr>
-            <w:rStyle w:val="Hipervnculo"/>
-            <w:rFonts w:cs="Arial"/>
-            <w:noProof/>
-          </w:rPr>
-          <w:t>Tabla 11. Presupuestos de rendimiento y estado de su medición</w:t>
-        </w:r>
-        <w:r>
-          <w:rPr>
-            <w:noProof/>
-            <w:webHidden/>
-          </w:rPr>
-          <w:tab/>
-        </w:r>
-        <w:r>
-          <w:rPr>
-            <w:noProof/>
-            <w:webHidden/>
-          </w:rPr>
-          <w:fldChar w:fldCharType="begin"/>
-        </w:r>
-        <w:r>
-          <w:rPr>
-            <w:noProof/>
-            <w:webHidden/>
-          </w:rPr>
-          <w:instrText xml:space="preserve"> PAGEREF _Toc242443039 \h </w:instrText>
+          <w:instrText xml:space="preserve"> PAGEREF _Toc242545699 \h </w:instrText>
         </w:r>
         <w:r>
           <w:rPr>
@@ -6533,171 +6457,6 @@
     </w:p>
     <w:p>
       <w:pPr>
-        <w:pStyle w:val="TDC1"/>
-        <w:rPr>
-          <w:rFonts w:eastAsia="Arial" w:cs="Arial"/>
-        </w:rPr>
-      </w:pPr>
-      <w:r>
-        <w:rPr>
-          <w:rStyle w:val="Hipervnculo"/>
-          <w:rFonts w:cs="Arial"/>
-          <w:noProof/>
-        </w:rPr>
-        <w:fldChar w:fldCharType="end"/>
-      </w:r>
-      <w:r>
-        <w:rPr>
-          <w:rFonts w:cs="Arial"/>
-        </w:rPr>
-        <w:t xml:space="preserve"> </w:t>
-      </w:r>
-    </w:p>
-    <w:p>
-      <w:pPr>
-        <w:ind w:firstLine="431"/>
-        <w:jc w:val="right"/>
-        <w:rPr>
-          <w:rFonts w:eastAsia="Arial" w:cs="Arial"/>
-        </w:rPr>
-      </w:pPr>
-    </w:p>
-    <w:p>
-      <w:pPr>
-        <w:ind w:firstLine="431"/>
-        <w:jc w:val="right"/>
-        <w:rPr>
-          <w:rFonts w:eastAsia="Arial" w:cs="Arial"/>
-        </w:rPr>
-      </w:pPr>
-    </w:p>
-    <w:p>
-      <w:pPr>
-        <w:spacing w:after="240"/>
-        <w:jc w:val="center"/>
-        <w:rPr>
-          <w:rFonts w:cs="Arial"/>
-          <w:b/>
-          <w:bCs/>
-        </w:rPr>
-      </w:pPr>
-      <w:r>
-        <w:rPr>
-          <w:rFonts w:cs="Arial"/>
-          <w:b/>
-          <w:bCs/>
-        </w:rPr>
-        <w:t>LISTA DE CUADROS</w:t>
-      </w:r>
-    </w:p>
-    <w:p>
-      <w:pPr>
-        <w:spacing w:after="240"/>
-        <w:jc w:val="right"/>
-        <w:rPr>
-          <w:rFonts w:cs="Arial"/>
-        </w:rPr>
-      </w:pPr>
-      <w:r>
-        <w:rPr>
-          <w:rFonts w:cs="Arial"/>
-        </w:rPr>
-        <w:t>Pág.</w:t>
-      </w:r>
-    </w:p>
-    <w:p>
-      <w:pPr>
-        <w:spacing w:after="240"/>
-        <w:jc w:val="left"/>
-        <w:rPr>
-          <w:rFonts w:cs="Arial"/>
-        </w:rPr>
-      </w:pPr>
-      <w:r>
-        <w:rPr>
-          <w:rFonts w:cs="Arial"/>
-        </w:rPr>
-        <w:t>El presente trabajo de grado no incluye cuadros.</w:t>
-      </w:r>
-    </w:p>
-    <w:p>
-      <w:pPr>
-        <w:spacing w:before="240" w:after="480"/>
-        <w:ind w:firstLine="709"/>
-        <w:rPr>
-          <w:rFonts w:cs="Arial"/>
-        </w:rPr>
-      </w:pPr>
-      <w:r>
-        <w:rPr>
-          <w:rFonts w:cs="Arial"/>
-        </w:rPr>
-        <w:br w:type="page"/>
-      </w:r>
-    </w:p>
-    <w:p>
-      <w:pPr>
-        <w:jc w:val="center"/>
-        <w:rPr>
-          <w:rFonts w:cs="Arial"/>
-          <w:b/>
-          <w:bCs/>
-        </w:rPr>
-      </w:pPr>
-      <w:r>
-        <w:rPr>
-          <w:rFonts w:cs="Arial"/>
-          <w:b/>
-          <w:bCs/>
-        </w:rPr>
-        <w:lastRenderedPageBreak/>
-        <w:t>LISTA DE FIGURAS</w:t>
-      </w:r>
-    </w:p>
-    <w:p>
-      <w:pPr>
-        <w:ind w:firstLine="431"/>
-        <w:jc w:val="right"/>
-        <w:rPr>
-          <w:rFonts w:eastAsia="Arial" w:cs="Arial"/>
-        </w:rPr>
-      </w:pPr>
-    </w:p>
-    <w:p>
-      <w:pPr>
-        <w:ind w:firstLine="431"/>
-        <w:jc w:val="right"/>
-        <w:rPr>
-          <w:rFonts w:eastAsia="Arial" w:cs="Arial"/>
-        </w:rPr>
-      </w:pPr>
-    </w:p>
-    <w:p>
-      <w:pPr>
-        <w:ind w:firstLine="431"/>
-        <w:jc w:val="right"/>
-        <w:rPr>
-          <w:rFonts w:eastAsia="Arial" w:cs="Arial"/>
-        </w:rPr>
-      </w:pPr>
-      <w:r>
-        <w:rPr>
-          <w:rFonts w:eastAsia="Arial" w:cs="Arial"/>
-        </w:rPr>
-        <w:t>Pág.</w:t>
-      </w:r>
-    </w:p>
-    <w:p>
-      <w:pPr>
-        <w:ind w:firstLine="431"/>
-        <w:jc w:val="right"/>
-        <w:rPr>
-          <w:rFonts w:eastAsia="Arial" w:cs="Arial"/>
-        </w:rPr>
-      </w:pPr>
-    </w:p>
-    <w:p>
-      <w:pPr>
         <w:pStyle w:val="Tabladeilustraciones"/>
         <w:tabs>
           <w:tab w:val="right" w:leader="dot" w:pos="9964"/>
@@ -6713,6 +6472,247 @@
           <w14:ligatures w14:val="standardContextual"/>
         </w:rPr>
       </w:pPr>
+      <w:hyperlink w:anchor="_Toc242545700" w:history="1">
+        <w:r>
+          <w:rPr>
+            <w:rStyle w:val="Hipervnculo"/>
+            <w:rFonts w:cs="Arial"/>
+            <w:noProof/>
+          </w:rPr>
+          <w:t>Tabla 11. Presupuestos de rendimiento y estado de su medición</w:t>
+        </w:r>
+        <w:r>
+          <w:rPr>
+            <w:noProof/>
+            <w:webHidden/>
+          </w:rPr>
+          <w:tab/>
+        </w:r>
+        <w:r>
+          <w:rPr>
+            <w:noProof/>
+            <w:webHidden/>
+          </w:rPr>
+          <w:fldChar w:fldCharType="begin"/>
+        </w:r>
+        <w:r>
+          <w:rPr>
+            <w:noProof/>
+            <w:webHidden/>
+          </w:rPr>
+          <w:instrText xml:space="preserve"> PAGEREF _Toc242545700 \h </w:instrText>
+        </w:r>
+        <w:r>
+          <w:rPr>
+            <w:noProof/>
+            <w:webHidden/>
+          </w:rPr>
+        </w:r>
+        <w:r>
+          <w:rPr>
+            <w:noProof/>
+            <w:webHidden/>
+          </w:rPr>
+          <w:fldChar w:fldCharType="separate"/>
+        </w:r>
+        <w:r>
+          <w:rPr>
+            <w:noProof/>
+            <w:webHidden/>
+          </w:rPr>
+          <w:t>66</w:t>
+        </w:r>
+        <w:r>
+          <w:rPr>
+            <w:noProof/>
+            <w:webHidden/>
+          </w:rPr>
+          <w:fldChar w:fldCharType="end"/>
+        </w:r>
+      </w:hyperlink>
+    </w:p>
+    <w:p>
+      <w:pPr>
+        <w:pStyle w:val="TDC1"/>
+        <w:rPr>
+          <w:rFonts w:eastAsia="Arial" w:cs="Arial"/>
+        </w:rPr>
+      </w:pPr>
+      <w:r>
+        <w:rPr>
+          <w:rStyle w:val="Hipervnculo"/>
+          <w:rFonts w:cs="Arial"/>
+          <w:noProof/>
+        </w:rPr>
+        <w:fldChar w:fldCharType="end"/>
+      </w:r>
+      <w:r>
+        <w:rPr>
+          <w:rFonts w:cs="Arial"/>
+        </w:rPr>
+        <w:t xml:space="preserve"> </w:t>
+      </w:r>
+    </w:p>
+    <w:p>
+      <w:pPr>
+        <w:ind w:firstLine="431"/>
+        <w:jc w:val="right"/>
+        <w:rPr>
+          <w:rFonts w:eastAsia="Arial" w:cs="Arial"/>
+        </w:rPr>
+      </w:pPr>
+    </w:p>
+    <w:p>
+      <w:pPr>
+        <w:ind w:firstLine="431"/>
+        <w:jc w:val="right"/>
+        <w:rPr>
+          <w:rFonts w:eastAsia="Arial" w:cs="Arial"/>
+        </w:rPr>
+      </w:pPr>
+    </w:p>
+    <w:p>
+      <w:pPr>
+        <w:spacing w:after="240"/>
+        <w:jc w:val="center"/>
+        <w:rPr>
+          <w:rFonts w:cs="Arial"/>
+          <w:b/>
+          <w:bCs/>
+        </w:rPr>
+      </w:pPr>
+      <w:r>
+        <w:rPr>
+          <w:rFonts w:cs="Arial"/>
+          <w:b/>
+          <w:bCs/>
+        </w:rPr>
+        <w:t>LISTA DE CUADROS</w:t>
+      </w:r>
+    </w:p>
+    <w:p>
+      <w:pPr>
+        <w:spacing w:after="240"/>
+        <w:jc w:val="right"/>
+        <w:rPr>
+          <w:rFonts w:cs="Arial"/>
+        </w:rPr>
+      </w:pPr>
+      <w:r>
+        <w:rPr>
+          <w:rFonts w:cs="Arial"/>
+        </w:rPr>
+        <w:t>Pág.</w:t>
+      </w:r>
+    </w:p>
+    <w:p>
+      <w:pPr>
+        <w:spacing w:after="240"/>
+        <w:jc w:val="left"/>
+        <w:rPr>
+          <w:rFonts w:cs="Arial"/>
+        </w:rPr>
+      </w:pPr>
+      <w:r>
+        <w:rPr>
+          <w:rFonts w:cs="Arial"/>
+        </w:rPr>
+        <w:t>El presente trabajo de grado no incluye cuadros.</w:t>
+      </w:r>
+    </w:p>
+    <w:p>
+      <w:pPr>
+        <w:spacing w:before="240" w:after="480"/>
+        <w:ind w:firstLine="709"/>
+        <w:rPr>
+          <w:rFonts w:cs="Arial"/>
+        </w:rPr>
+      </w:pPr>
+      <w:r>
+        <w:rPr>
+          <w:rFonts w:cs="Arial"/>
+        </w:rPr>
+        <w:br w:type="page"/>
+      </w:r>
+    </w:p>
+    <w:p>
+      <w:pPr>
+        <w:jc w:val="center"/>
+        <w:rPr>
+          <w:rFonts w:cs="Arial"/>
+          <w:b/>
+          <w:bCs/>
+        </w:rPr>
+      </w:pPr>
+      <w:r>
+        <w:rPr>
+          <w:rFonts w:cs="Arial"/>
+          <w:b/>
+          <w:bCs/>
+        </w:rPr>
+        <w:lastRenderedPageBreak/>
+        <w:t>LISTA DE FIGURAS</w:t>
+      </w:r>
+    </w:p>
+    <w:p>
+      <w:pPr>
+        <w:ind w:firstLine="431"/>
+        <w:jc w:val="right"/>
+        <w:rPr>
+          <w:rFonts w:eastAsia="Arial" w:cs="Arial"/>
+        </w:rPr>
+      </w:pPr>
+    </w:p>
+    <w:p>
+      <w:pPr>
+        <w:ind w:firstLine="431"/>
+        <w:jc w:val="right"/>
+        <w:rPr>
+          <w:rFonts w:eastAsia="Arial" w:cs="Arial"/>
+        </w:rPr>
+      </w:pPr>
+    </w:p>
+    <w:p>
+      <w:pPr>
+        <w:ind w:firstLine="431"/>
+        <w:jc w:val="right"/>
+        <w:rPr>
+          <w:rFonts w:eastAsia="Arial" w:cs="Arial"/>
+        </w:rPr>
+      </w:pPr>
+      <w:r>
+        <w:rPr>
+          <w:rFonts w:eastAsia="Arial" w:cs="Arial"/>
+        </w:rPr>
+        <w:t>Pág.</w:t>
+      </w:r>
+    </w:p>
+    <w:p>
+      <w:pPr>
+        <w:ind w:firstLine="431"/>
+        <w:jc w:val="right"/>
+        <w:rPr>
+          <w:rFonts w:eastAsia="Arial" w:cs="Arial"/>
+        </w:rPr>
+      </w:pPr>
+    </w:p>
+    <w:p>
+      <w:pPr>
+        <w:pStyle w:val="Tabladeilustraciones"/>
+        <w:tabs>
+          <w:tab w:val="right" w:leader="dot" w:pos="9964"/>
+        </w:tabs>
+        <w:rPr>
+          <w:rFonts w:eastAsiaTheme="minorEastAsia" w:cstheme="minorBidi"/>
+          <w:smallCaps w:val="0"/>
+          <w:noProof/>
+          <w:color w:val="auto"/>
+          <w:kern w:val="2"/>
+          <w:sz w:val="24"/>
+          <w:szCs w:val="24"/>
+          <w14:ligatures w14:val="standardContextual"/>
+        </w:rPr>
+      </w:pPr>
       <w:r>
         <w:rPr>
           <w:rFonts w:cs="Arial"/>
@@ -6739,7 +6739,7 @@
         </w:rPr>
         <w:fldChar w:fldCharType="separate"/>
       </w:r>
-      <w:hyperlink w:anchor="_Toc242443040" w:history="1">
+      <w:hyperlink w:anchor="_Toc242545701" w:history="1">
         <w:r>
           <w:rPr>
             <w:rStyle w:val="Hipervnculo"/>
@@ -6767,7 +6767,7 @@
             <w:noProof/>
             <w:webHidden/>
           </w:rPr>
-          <w:instrText xml:space="preserve"> PAGEREF _Toc242443040 \h </w:instrText>
+          <w:instrText xml:space="preserve"> PAGEREF _Toc242545701 \h </w:instrText>
         </w:r>
         <w:r>
           <w:rPr>
@@ -6815,7 +6815,7 @@
           <w14:ligatures w14:val="standardContextual"/>
         </w:rPr>
       </w:pPr>
-      <w:hyperlink w:anchor="_Toc242443041" w:history="1">
+      <w:hyperlink w:anchor="_Toc242545702" w:history="1">
         <w:r>
           <w:rPr>
             <w:rStyle w:val="Hipervnculo"/>
@@ -6843,7 +6843,7 @@
             <w:noProof/>
             <w:webHidden/>
           </w:rPr>
-          <w:instrText xml:space="preserve"> PAGEREF _Toc242443041 \h </w:instrText>
+          <w:instrText xml:space="preserve"> PAGEREF _Toc242545702 \h </w:instrText>
         </w:r>
         <w:r>
           <w:rPr>
@@ -6891,7 +6891,7 @@
           <w14:ligatures w14:val="standardContextual"/>
         </w:rPr>
       </w:pPr>
-      <w:hyperlink w:anchor="_Toc242443042" w:history="1">
+      <w:hyperlink w:anchor="_Toc242545703" w:history="1">
         <w:r>
           <w:rPr>
             <w:rStyle w:val="Hipervnculo"/>
@@ -6927,7 +6927,7 @@
             <w:noProof/>
             <w:webHidden/>
           </w:rPr>
-          <w:instrText xml:space="preserve"> PAGEREF _Toc242443042 \h </w:instrText>
+          <w:instrText xml:space="preserve"> PAGEREF _Toc242545703 \h </w:instrText>
         </w:r>
         <w:r>
           <w:rPr>
@@ -6975,7 +6975,7 @@
           <w14:ligatures w14:val="standardContextual"/>
         </w:rPr>
       </w:pPr>
-      <w:hyperlink w:anchor="_Toc242443043" w:history="1">
+      <w:hyperlink w:anchor="_Toc242545704" w:history="1">
         <w:r>
           <w:rPr>
             <w:rStyle w:val="Hipervnculo"/>
@@ -7011,7 +7011,7 @@
             <w:noProof/>
             <w:webHidden/>
           </w:rPr>
-          <w:instrText xml:space="preserve"> PAGEREF _Toc242443043 \h </w:instrText>
+          <w:instrText xml:space="preserve"> PAGEREF _Toc242545704 \h </w:instrText>
         </w:r>
         <w:r>
           <w:rPr>
@@ -7059,7 +7059,7 @@
           <w14:ligatures w14:val="standardContextual"/>
         </w:rPr>
       </w:pPr>
-      <w:hyperlink w:anchor="_Toc242443044" w:history="1">
+      <w:hyperlink w:anchor="_Toc242545705" w:history="1">
         <w:r>
           <w:rPr>
             <w:rStyle w:val="Hipervnculo"/>
@@ -7087,7 +7087,7 @@
             <w:noProof/>
             <w:webHidden/>
           </w:rPr>
-          <w:instrText xml:space="preserve"> PAGEREF _Toc242443044 \h </w:instrText>
+          <w:instrText xml:space="preserve"> PAGEREF _Toc242545705 \h </w:instrText>
         </w:r>
         <w:r>
           <w:rPr>
@@ -7135,7 +7135,7 @@
           <w14:ligatures w14:val="standardContextual"/>
         </w:rPr>
       </w:pPr>
-      <w:hyperlink w:anchor="_Toc242443045" w:history="1">
+      <w:hyperlink w:anchor="_Toc242545706" w:history="1">
         <w:r>
           <w:rPr>
             <w:rStyle w:val="Hipervnculo"/>
@@ -7163,7 +7163,7 @@
             <w:noProof/>
             <w:webHidden/>
           </w:rPr>
-          <w:instrText xml:space="preserve"> PAGEREF _Toc242443045 \h </w:instrText>
+          <w:instrText xml:space="preserve"> PAGEREF _Toc242545706 \h </w:instrText>
         </w:r>
         <w:r>
           <w:rPr>
@@ -7211,7 +7211,7 @@
           <w14:ligatures w14:val="standardContextual"/>
         </w:rPr>
       </w:pPr>
-      <w:hyperlink w:anchor="_Toc242443046" w:history="1">
+      <w:hyperlink w:anchor="_Toc242545707" w:history="1">
         <w:r>
           <w:rPr>
             <w:rStyle w:val="Hipervnculo"/>
@@ -7239,7 +7239,7 @@
             <w:noProof/>
             <w:webHidden/>
           </w:rPr>
-          <w:instrText xml:space="preserve"> PAGEREF _Toc242443046 \h </w:instrText>
+          <w:instrText xml:space="preserve"> PAGEREF _Toc242545707 \h </w:instrText>
         </w:r>
         <w:r>
           <w:rPr>
@@ -7287,7 +7287,7 @@
           <w14:ligatures w14:val="standardContextual"/>
         </w:rPr>
       </w:pPr>
-      <w:hyperlink w:anchor="_Toc242443047" w:history="1">
+      <w:hyperlink w:anchor="_Toc242545708" w:history="1">
         <w:r>
           <w:rPr>
             <w:rStyle w:val="Hipervnculo"/>
@@ -7315,7 +7315,7 @@
             <w:noProof/>
             <w:webHidden/>
           </w:rPr>
-          <w:instrText xml:space="preserve"> PAGEREF _Toc242443047 \h </w:instrText>
+          <w:instrText xml:space="preserve"> PAGEREF _Toc242545708 \h </w:instrText>
         </w:r>
         <w:r>
           <w:rPr>
@@ -8504,7 +8504,7 @@
       </w:pPr>
       <w:bookmarkStart w:id="3" w:name="_Toc475112151"/>
       <w:bookmarkStart w:id="4" w:name="_Toc475115507"/>
-      <w:bookmarkStart w:id="5" w:name="_Toc242442965"/>
+      <w:bookmarkStart w:id="5" w:name="_Toc242545626"/>
       <w:r>
         <w:rPr>
           <w:rFonts w:cs="Arial"/>
@@ -8656,7 +8656,7 @@
           <w:caps w:val="0"/>
         </w:rPr>
       </w:pPr>
-      <w:bookmarkStart w:id="6" w:name="_Toc242442966"/>
+      <w:bookmarkStart w:id="6" w:name="_Toc242545627"/>
       <w:r>
         <w:rPr>
           <w:rFonts w:cs="Arial"/>
@@ -8705,7 +8705,7 @@
       </w:pPr>
       <w:bookmarkStart w:id="7" w:name="_Toc475112154"/>
       <w:bookmarkStart w:id="8" w:name="_Toc475115510"/>
-      <w:bookmarkStart w:id="9" w:name="_Toc242442967"/>
+      <w:bookmarkStart w:id="9" w:name="_Toc242545628"/>
       <w:r>
         <w:t>1.1 Planteamiento del problema</w:t>
       </w:r>
@@ -8762,7 +8762,7 @@
           <w:iCs w:val="0"/>
         </w:rPr>
       </w:pPr>
-      <w:bookmarkStart w:id="10" w:name="_Toc242443040"/>
+      <w:bookmarkStart w:id="10" w:name="_Toc242545701"/>
       <w:r>
         <w:rPr>
           <w:rFonts w:cs="Arial"/>
@@ -8983,7 +8983,7 @@
           <w:iCs w:val="0"/>
         </w:rPr>
       </w:pPr>
-      <w:bookmarkStart w:id="11" w:name="_Toc242443041"/>
+      <w:bookmarkStart w:id="11" w:name="_Toc242545702"/>
       <w:r>
         <w:rPr>
           <w:rFonts w:cs="Arial"/>
@@ -9131,7 +9131,7 @@
           <w:rFonts w:eastAsia="Arial" w:cs="Arial"/>
         </w:rPr>
       </w:pPr>
-      <w:bookmarkStart w:id="12" w:name="_Toc242443042"/>
+      <w:bookmarkStart w:id="12" w:name="_Toc242545703"/>
       <w:r>
         <w:rPr>
           <w:rFonts w:cs="Arial"/>
@@ -9382,7 +9382,7 @@
       </w:pPr>
       <w:bookmarkStart w:id="13" w:name="_Toc475112156"/>
       <w:bookmarkStart w:id="14" w:name="_Toc475115512"/>
-      <w:bookmarkStart w:id="15" w:name="_Toc242442968"/>
+      <w:bookmarkStart w:id="15" w:name="_Toc242545629"/>
       <w:r>
         <w:t>1.2 Pregunta de investigación</w:t>
       </w:r>
@@ -9433,7 +9433,7 @@
       <w:pPr>
         <w:pStyle w:val="Ttulo2"/>
       </w:pPr>
-      <w:bookmarkStart w:id="16" w:name="_Toc242442969"/>
+      <w:bookmarkStart w:id="16" w:name="_Toc242545630"/>
       <w:r>
         <w:t>1.3 Justificación</w:t>
       </w:r>
@@ -9562,7 +9562,7 @@
           <w:iCs w:val="0"/>
         </w:rPr>
       </w:pPr>
-      <w:bookmarkStart w:id="17" w:name="_Toc242443043"/>
+      <w:bookmarkStart w:id="17" w:name="_Toc242545704"/>
       <w:r>
         <w:rPr>
           <w:rFonts w:cs="Arial"/>
@@ -9737,7 +9737,7 @@
       </w:pPr>
       <w:bookmarkStart w:id="18" w:name="_Toc475112155"/>
       <w:bookmarkStart w:id="19" w:name="_Toc475115511"/>
-      <w:bookmarkStart w:id="20" w:name="_Toc242442970"/>
+      <w:bookmarkStart w:id="20" w:name="_Toc242545631"/>
       <w:r>
         <w:t>1.4 Antecedentes del</w:t>
       </w:r>
@@ -9891,7 +9891,7 @@
           <w:caps w:val="0"/>
         </w:rPr>
       </w:pPr>
-      <w:bookmarkStart w:id="21" w:name="_Toc242442971"/>
+      <w:bookmarkStart w:id="21" w:name="_Toc242545632"/>
       <w:r>
         <w:rPr>
           <w:rFonts w:cs="Arial"/>
@@ -9932,7 +9932,7 @@
       </w:pPr>
       <w:bookmarkStart w:id="22" w:name="_Toc475112161"/>
       <w:bookmarkStart w:id="23" w:name="_Toc475115517"/>
-      <w:bookmarkStart w:id="24" w:name="_Toc242442972"/>
+      <w:bookmarkStart w:id="24" w:name="_Toc242545633"/>
       <w:r>
         <w:t>2.1 Objetivo general</w:t>
       </w:r>
@@ -9991,7 +9991,7 @@
         <w:pStyle w:val="Ttulo2"/>
         <w:ind w:left="567" w:hanging="576"/>
       </w:pPr>
-      <w:bookmarkStart w:id="27" w:name="_Toc242442973"/>
+      <w:bookmarkStart w:id="27" w:name="_Toc242545634"/>
       <w:r>
         <w:t>2.2 Objetivos específicos</w:t>
       </w:r>
@@ -10117,7 +10117,7 @@
       </w:pPr>
       <w:bookmarkStart w:id="28" w:name="_Toc475112165"/>
       <w:bookmarkStart w:id="29" w:name="_Toc475115521"/>
-      <w:bookmarkStart w:id="30" w:name="_Toc242442974"/>
+      <w:bookmarkStart w:id="30" w:name="_Toc242545635"/>
       <w:r>
         <w:rPr>
           <w:rFonts w:cs="Arial"/>
@@ -10146,7 +10146,7 @@
       </w:pPr>
       <w:bookmarkStart w:id="31" w:name="_Toc475112166"/>
       <w:bookmarkStart w:id="32" w:name="_Toc475115522"/>
-      <w:bookmarkStart w:id="33" w:name="_Toc242442975"/>
+      <w:bookmarkStart w:id="33" w:name="_Toc242545636"/>
       <w:r>
         <w:t>3.1 Marco conceptual</w:t>
       </w:r>
@@ -10168,7 +10168,7 @@
           <w:rFonts w:cs="Arial"/>
         </w:rPr>
       </w:pPr>
-      <w:bookmarkStart w:id="34" w:name="_Toc242442976"/>
+      <w:bookmarkStart w:id="34" w:name="_Toc242545637"/>
       <w:r>
         <w:t>3.1.1 El pensamiento computacional (PC):</w:t>
       </w:r>
@@ -10461,7 +10461,7 @@
           <w:bCs/>
         </w:rPr>
       </w:pPr>
-      <w:bookmarkStart w:id="35" w:name="_Toc242442977"/>
+      <w:bookmarkStart w:id="35" w:name="_Toc242545638"/>
       <w:r>
         <w:t>3.1.2. Pruebas Bebras:</w:t>
       </w:r>
@@ -10497,7 +10497,7 @@
           <w:rFonts w:cs="Arial"/>
         </w:rPr>
       </w:pPr>
-      <w:bookmarkStart w:id="36" w:name="_Toc242442978"/>
+      <w:bookmarkStart w:id="36" w:name="_Toc242545639"/>
       <w:r>
         <w:t>3.1.3. teoría del flujo</w:t>
       </w:r>
@@ -10519,7 +10519,7 @@
           <w:iCs w:val="0"/>
         </w:rPr>
       </w:pPr>
-      <w:bookmarkStart w:id="37" w:name="_Toc242443044"/>
+      <w:bookmarkStart w:id="37" w:name="_Toc242545705"/>
       <w:r>
         <w:rPr>
           <w:rFonts w:cs="Arial"/>
@@ -10665,7 +10665,7 @@
       <w:pPr>
         <w:pStyle w:val="Ttulo3"/>
       </w:pPr>
-      <w:bookmarkStart w:id="38" w:name="_Toc242442979"/>
+      <w:bookmarkStart w:id="38" w:name="_Toc242545640"/>
       <w:r>
         <w:t>3.1.4. Teoría de la Autodeterminación</w:t>
       </w:r>
@@ -11165,7 +11165,7 @@
           <w:rFonts w:eastAsia="Arial" w:cs="Arial"/>
         </w:rPr>
       </w:pPr>
-      <w:bookmarkStart w:id="39" w:name="_Toc242442980"/>
+      <w:bookmarkStart w:id="39" w:name="_Toc242545641"/>
       <w:r>
         <w:t>3.1.6 GOLDEN PATH</w:t>
       </w:r>
@@ -11206,7 +11206,7 @@
           <w:rFonts w:eastAsia="Arial" w:cs="Arial"/>
         </w:rPr>
       </w:pPr>
-      <w:bookmarkStart w:id="40" w:name="_Toc242442981"/>
+      <w:bookmarkStart w:id="40" w:name="_Toc242545642"/>
       <w:r>
         <w:t>3.1.7 Gamificación</w:t>
       </w:r>
@@ -11264,7 +11264,7 @@
       </w:pPr>
       <w:bookmarkStart w:id="41" w:name="_Toc475112167"/>
       <w:bookmarkStart w:id="42" w:name="_Toc475115523"/>
-      <w:bookmarkStart w:id="43" w:name="_Toc242442982"/>
+      <w:bookmarkStart w:id="43" w:name="_Toc242545643"/>
       <w:r>
         <w:t>3.2 Marco teórico</w:t>
       </w:r>
@@ -11286,7 +11286,7 @@
           <w:rFonts w:cs="Arial"/>
         </w:rPr>
       </w:pPr>
-      <w:bookmarkStart w:id="44" w:name="_Toc242442983"/>
+      <w:bookmarkStart w:id="44" w:name="_Toc242545644"/>
       <w:r>
         <w:t>3.2.1 Aprendizaje basado en juegos (ABJ)</w:t>
       </w:r>
@@ -11504,7 +11504,7 @@
           <w:caps w:val="0"/>
         </w:rPr>
       </w:pPr>
-      <w:bookmarkStart w:id="45" w:name="_Toc242442984"/>
+      <w:bookmarkStart w:id="45" w:name="_Toc242545645"/>
       <w:r>
         <w:t xml:space="preserve">3.2.2. </w:t>
       </w:r>
@@ -11549,7 +11549,7 @@
           <w:caps w:val="0"/>
         </w:rPr>
       </w:pPr>
-      <w:bookmarkStart w:id="46" w:name="_Toc242442985"/>
+      <w:bookmarkStart w:id="46" w:name="_Toc242545646"/>
       <w:r>
         <w:t xml:space="preserve">3.2.3 </w:t>
       </w:r>
@@ -11912,7 +11912,7 @@
       <w:pPr>
         <w:pStyle w:val="Ttulo3"/>
       </w:pPr>
-      <w:bookmarkStart w:id="47" w:name="_Toc242442986"/>
+      <w:bookmarkStart w:id="47" w:name="_Toc242545647"/>
       <w:r>
         <w:t>3.2.</w:t>
       </w:r>
@@ -12052,7 +12052,7 @@
           <w:bCs/>
         </w:rPr>
       </w:pPr>
-      <w:bookmarkStart w:id="48" w:name="_Toc242442987"/>
+      <w:bookmarkStart w:id="48" w:name="_Toc242545648"/>
       <w:r>
         <w:t>3.2.</w:t>
       </w:r>
@@ -12177,7 +12177,7 @@
           <w:rFonts w:cs="Arial"/>
         </w:rPr>
       </w:pPr>
-      <w:bookmarkStart w:id="49" w:name="_Toc242442988"/>
+      <w:bookmarkStart w:id="49" w:name="_Toc242545649"/>
       <w:r>
         <w:t>3.2.</w:t>
       </w:r>
@@ -12296,7 +12296,7 @@
           <w:rFonts w:cs="Arial"/>
         </w:rPr>
       </w:pPr>
-      <w:bookmarkStart w:id="50" w:name="_Toc242442989"/>
+      <w:bookmarkStart w:id="50" w:name="_Toc242545650"/>
       <w:r>
         <w:t>3.2.</w:t>
       </w:r>
@@ -12362,7 +12362,7 @@
       </w:pPr>
       <w:bookmarkStart w:id="51" w:name="_Toc475112168"/>
       <w:bookmarkStart w:id="52" w:name="_Toc475115524"/>
-      <w:bookmarkStart w:id="53" w:name="_Toc242442990"/>
+      <w:bookmarkStart w:id="53" w:name="_Toc242545651"/>
       <w:r>
         <w:t>3.3 Marco jurídico</w:t>
       </w:r>
@@ -12393,7 +12393,7 @@
           <w:rFonts w:cs="Arial"/>
         </w:rPr>
       </w:pPr>
-      <w:bookmarkStart w:id="54" w:name="_Toc242442991"/>
+      <w:bookmarkStart w:id="54" w:name="_Toc242545652"/>
       <w:r>
         <w:t>3.3.1. Tratamiento de datos personales y régimen de habeas data</w:t>
       </w:r>
@@ -12758,7 +12758,7 @@
       <w:pPr>
         <w:pStyle w:val="Ttulo3"/>
       </w:pPr>
-      <w:bookmarkStart w:id="55" w:name="_Toc242442992"/>
+      <w:bookmarkStart w:id="55" w:name="_Toc242545653"/>
       <w:r>
         <w:t>3.3.2. Derechos de autor sobre los personajes utilizados</w:t>
       </w:r>
@@ -13009,7 +13009,7 @@
       </w:pPr>
       <w:bookmarkStart w:id="56" w:name="_Toc475112170"/>
       <w:bookmarkStart w:id="57" w:name="_Toc475115526"/>
-      <w:bookmarkStart w:id="58" w:name="_Toc242442993"/>
+      <w:bookmarkStart w:id="58" w:name="_Toc242545654"/>
       <w:r>
         <w:rPr>
           <w:color w:val="auto"/>
@@ -13095,7 +13095,7 @@
           <w:caps w:val="0"/>
         </w:rPr>
       </w:pPr>
-      <w:bookmarkStart w:id="61" w:name="_Toc242442994"/>
+      <w:bookmarkStart w:id="61" w:name="_Toc242545655"/>
       <w:r>
         <w:rPr>
           <w:rFonts w:cs="Arial"/>
@@ -13498,7 +13498,7 @@
       </w:pPr>
       <w:bookmarkStart w:id="62" w:name="_Toc475112172"/>
       <w:bookmarkStart w:id="63" w:name="_Toc475115528"/>
-      <w:bookmarkStart w:id="64" w:name="_Toc242442995"/>
+      <w:bookmarkStart w:id="64" w:name="_Toc242545656"/>
       <w:r>
         <w:rPr>
           <w:rFonts w:cs="Arial"/>
@@ -13650,7 +13650,7 @@
         <w:pStyle w:val="Ttulo2"/>
         <w:ind w:left="567" w:hanging="576"/>
       </w:pPr>
-      <w:bookmarkStart w:id="65" w:name="_Toc242442996"/>
+      <w:bookmarkStart w:id="65" w:name="_Toc242545657"/>
       <w:r>
         <w:lastRenderedPageBreak/>
         <w:t>5.1 Fases del trabajo de grado</w:t>
@@ -13694,7 +13694,7 @@
         <w:pStyle w:val="Ttulo3"/>
         <w:spacing w:before="240"/>
       </w:pPr>
-      <w:bookmarkStart w:id="66" w:name="_Toc242442997"/>
+      <w:bookmarkStart w:id="66" w:name="_Toc242545658"/>
       <w:r>
         <w:t>5.1.1 Apertura del trabajo con Árcade y Kanban</w:t>
       </w:r>
@@ -13741,7 +13741,7 @@
         <w:pStyle w:val="Ttulo3"/>
         <w:spacing w:before="240"/>
       </w:pPr>
-      <w:bookmarkStart w:id="67" w:name="_Toc242442998"/>
+      <w:bookmarkStart w:id="67" w:name="_Toc242545659"/>
       <w:r>
         <w:t>5.1.2 Diseño del guion</w:t>
       </w:r>
@@ -13788,7 +13788,7 @@
         <w:pStyle w:val="Ttulo3"/>
         <w:spacing w:before="240"/>
       </w:pPr>
-      <w:bookmarkStart w:id="68" w:name="_Toc242442999"/>
+      <w:bookmarkStart w:id="68" w:name="_Toc242545660"/>
       <w:r>
         <w:t>5.1.3 Especificación de requerimientos (objetivo 1)</w:t>
       </w:r>
@@ -13851,7 +13851,7 @@
         <w:pStyle w:val="Ttulo3"/>
         <w:spacing w:before="240"/>
       </w:pPr>
-      <w:bookmarkStart w:id="69" w:name="_Toc242443000"/>
+      <w:bookmarkStart w:id="69" w:name="_Toc242545661"/>
       <w:r>
         <w:t>5.1.4 Diseño del videojuego (objetivo 2)</w:t>
       </w:r>
@@ -13926,7 +13926,7 @@
         <w:pStyle w:val="Ttulo3"/>
         <w:spacing w:before="240"/>
       </w:pPr>
-      <w:bookmarkStart w:id="70" w:name="_Toc242443001"/>
+      <w:bookmarkStart w:id="70" w:name="_Toc242545662"/>
       <w:r>
         <w:t>5.1.5 Ciclo Diseño ↔ Desarrollo ↔ Pruebas (objetivo 3)</w:t>
       </w:r>
@@ -14050,7 +14050,7 @@
         <w:pStyle w:val="Ttulo3"/>
         <w:spacing w:before="240"/>
       </w:pPr>
-      <w:bookmarkStart w:id="71" w:name="_Toc242443002"/>
+      <w:bookmarkStart w:id="71" w:name="_Toc242545663"/>
       <w:r>
         <w:lastRenderedPageBreak/>
         <w:t>5.1.6 Evaluación del prototipo (objetivo 4)</w:t>
@@ -14096,7 +14096,7 @@
       </w:pPr>
       <w:bookmarkStart w:id="72" w:name="_Toc475112174"/>
       <w:bookmarkStart w:id="73" w:name="_Toc475115530"/>
-      <w:bookmarkStart w:id="74" w:name="_Toc242443003"/>
+      <w:bookmarkStart w:id="74" w:name="_Toc242545664"/>
       <w:r>
         <w:t>5.</w:t>
       </w:r>
@@ -14359,7 +14359,7 @@
         <w:ind w:left="567" w:hanging="576"/>
       </w:pPr>
       <w:bookmarkStart w:id="75" w:name="_Toc475115531"/>
-      <w:bookmarkStart w:id="76" w:name="_Toc242443004"/>
+      <w:bookmarkStart w:id="76" w:name="_Toc242545665"/>
       <w:r>
         <w:t>5.</w:t>
       </w:r>
@@ -14460,7 +14460,7 @@
           <w:b/>
         </w:rPr>
       </w:pPr>
-      <w:bookmarkStart w:id="77" w:name="_Toc242443005"/>
+      <w:bookmarkStart w:id="77" w:name="_Toc242545666"/>
       <w:r>
         <w:rPr>
           <w:rFonts w:cs="Arial"/>
@@ -14495,7 +14495,7 @@
           <w:color w:val="auto"/>
         </w:rPr>
       </w:pPr>
-      <w:bookmarkStart w:id="78" w:name="_Toc242443006"/>
+      <w:bookmarkStart w:id="78" w:name="_Toc242545667"/>
       <w:r>
         <w:rPr>
           <w:color w:val="auto"/>
@@ -14512,7 +14512,7 @@
           <w:rFonts w:cs="Arial"/>
         </w:rPr>
       </w:pPr>
-      <w:bookmarkStart w:id="79" w:name="_Toc242443007"/>
+      <w:bookmarkStart w:id="79" w:name="_Toc242545668"/>
       <w:r>
         <w:rPr>
           <w:rFonts w:cs="Arial"/>
@@ -14564,7 +14564,7 @@
           <w:color w:val="auto"/>
         </w:rPr>
       </w:pPr>
-      <w:bookmarkStart w:id="80" w:name="_Toc242443029"/>
+      <w:bookmarkStart w:id="80" w:name="_Toc242545690"/>
       <w:r>
         <w:rPr>
           <w:rFonts w:cs="Arial"/>
@@ -14912,7 +14912,7 @@
           <w:rFonts w:cs="Arial"/>
         </w:rPr>
       </w:pPr>
-      <w:bookmarkStart w:id="81" w:name="_Toc242443008"/>
+      <w:bookmarkStart w:id="81" w:name="_Toc242545669"/>
       <w:r>
         <w:rPr>
           <w:rFonts w:cs="Arial"/>
@@ -14948,7 +14948,7 @@
           <w:color w:val="auto"/>
         </w:rPr>
       </w:pPr>
-      <w:bookmarkStart w:id="82" w:name="_Toc242443030"/>
+      <w:bookmarkStart w:id="82" w:name="_Toc242545691"/>
       <w:r>
         <w:rPr>
           <w:rFonts w:cs="Arial"/>
@@ -15654,7 +15654,7 @@
           <w:rFonts w:cs="Arial"/>
         </w:rPr>
       </w:pPr>
-      <w:bookmarkStart w:id="83" w:name="_Toc242443009"/>
+      <w:bookmarkStart w:id="83" w:name="_Toc242545670"/>
       <w:r>
         <w:rPr>
           <w:rFonts w:cs="Arial"/>
@@ -15730,7 +15730,7 @@
           <w:color w:val="auto"/>
         </w:rPr>
       </w:pPr>
-      <w:bookmarkStart w:id="84" w:name="_Toc242443010"/>
+      <w:bookmarkStart w:id="84" w:name="_Toc242545671"/>
       <w:r>
         <w:rPr>
           <w:color w:val="auto"/>
@@ -15766,7 +15766,7 @@
           <w:color w:val="auto"/>
         </w:rPr>
       </w:pPr>
-      <w:bookmarkStart w:id="85" w:name="_Toc242443031"/>
+      <w:bookmarkStart w:id="85" w:name="_Toc242545692"/>
       <w:r>
         <w:rPr>
           <w:rFonts w:cs="Arial"/>
@@ -16550,7 +16550,7 @@
           <w:color w:val="auto"/>
         </w:rPr>
       </w:pPr>
-      <w:bookmarkStart w:id="86" w:name="_Toc242443032"/>
+      <w:bookmarkStart w:id="86" w:name="_Toc242545693"/>
       <w:r>
         <w:rPr>
           <w:rFonts w:cs="Arial"/>
@@ -16900,7 +16900,7 @@
           <w:color w:val="auto"/>
         </w:rPr>
       </w:pPr>
-      <w:bookmarkStart w:id="87" w:name="_Toc242443011"/>
+      <w:bookmarkStart w:id="87" w:name="_Toc242545672"/>
       <w:r>
         <w:rPr>
           <w:color w:val="auto"/>
@@ -16999,7 +16999,7 @@
           <w:b/>
         </w:rPr>
       </w:pPr>
-      <w:bookmarkStart w:id="88" w:name="_Toc242443012"/>
+      <w:bookmarkStart w:id="88" w:name="_Toc242545673"/>
       <w:r>
         <w:rPr>
           <w:rFonts w:cs="Arial"/>
@@ -17034,7 +17034,7 @@
           <w:color w:val="auto"/>
         </w:rPr>
       </w:pPr>
-      <w:bookmarkStart w:id="89" w:name="_Toc242443013"/>
+      <w:bookmarkStart w:id="89" w:name="_Toc242545674"/>
       <w:r>
         <w:rPr>
           <w:color w:val="auto"/>
@@ -17051,7 +17051,7 @@
           <w:rFonts w:cs="Arial"/>
         </w:rPr>
       </w:pPr>
-      <w:bookmarkStart w:id="90" w:name="_Toc242443014"/>
+      <w:bookmarkStart w:id="90" w:name="_Toc242545675"/>
       <w:r>
         <w:rPr>
           <w:rFonts w:cs="Arial"/>
@@ -17162,7 +17162,7 @@
           <w:rFonts w:cs="Arial"/>
         </w:rPr>
       </w:pPr>
-      <w:bookmarkStart w:id="91" w:name="_Toc242443015"/>
+      <w:bookmarkStart w:id="91" w:name="_Toc242545676"/>
       <w:r>
         <w:rPr>
           <w:rFonts w:cs="Arial"/>
@@ -17198,7 +17198,7 @@
           <w:color w:val="auto"/>
         </w:rPr>
       </w:pPr>
-      <w:bookmarkStart w:id="92" w:name="_Toc242443033"/>
+      <w:bookmarkStart w:id="92" w:name="_Toc242545694"/>
       <w:r>
         <w:rPr>
           <w:rFonts w:cs="Arial"/>
@@ -17864,7 +17864,7 @@
           <w:rFonts w:cs="Arial"/>
         </w:rPr>
       </w:pPr>
-      <w:bookmarkStart w:id="93" w:name="_Toc242443016"/>
+      <w:bookmarkStart w:id="93" w:name="_Toc242545677"/>
       <w:r>
         <w:rPr>
           <w:rFonts w:cs="Arial"/>
@@ -17937,7 +17937,7 @@
           <w:rFonts w:cs="Arial"/>
         </w:rPr>
       </w:pPr>
-      <w:bookmarkStart w:id="94" w:name="_Toc242443017"/>
+      <w:bookmarkStart w:id="94" w:name="_Toc242545678"/>
       <w:r>
         <w:rPr>
           <w:rFonts w:cs="Arial"/>
@@ -17986,7 +17986,7 @@
           <w:color w:val="auto"/>
         </w:rPr>
       </w:pPr>
-      <w:bookmarkStart w:id="95" w:name="_Toc242443018"/>
+      <w:bookmarkStart w:id="95" w:name="_Toc242545679"/>
       <w:r>
         <w:rPr>
           <w:color w:val="auto"/>
@@ -18038,7 +18038,7 @@
           <w:color w:val="auto"/>
         </w:rPr>
       </w:pPr>
-      <w:bookmarkStart w:id="96" w:name="_Toc242443034"/>
+      <w:bookmarkStart w:id="96" w:name="_Toc242545695"/>
       <w:r>
         <w:rPr>
           <w:rFonts w:cs="Arial"/>
@@ -18709,7 +18709,7 @@
           <w:color w:val="auto"/>
         </w:rPr>
       </w:pPr>
-      <w:bookmarkStart w:id="97" w:name="_Toc242443035"/>
+      <w:bookmarkStart w:id="97" w:name="_Toc242545696"/>
       <w:r>
         <w:rPr>
           <w:rFonts w:cs="Arial"/>
@@ -19075,7 +19075,7 @@
           <w:color w:val="auto"/>
         </w:rPr>
       </w:pPr>
-      <w:bookmarkStart w:id="98" w:name="_Toc242443019"/>
+      <w:bookmarkStart w:id="98" w:name="_Toc242545680"/>
       <w:r>
         <w:rPr>
           <w:color w:val="auto"/>
@@ -19174,7 +19174,7 @@
           <w:b/>
         </w:rPr>
       </w:pPr>
-      <w:bookmarkStart w:id="99" w:name="_Toc242443020"/>
+      <w:bookmarkStart w:id="99" w:name="_Toc242545681"/>
       <w:r>
         <w:rPr>
           <w:rFonts w:cs="Arial"/>
@@ -19223,7 +19223,7 @@
           <w:color w:val="auto"/>
         </w:rPr>
       </w:pPr>
-      <w:bookmarkStart w:id="100" w:name="_Toc242443021"/>
+      <w:bookmarkStart w:id="100" w:name="_Toc242545682"/>
       <w:r>
         <w:rPr>
           <w:color w:val="auto"/>
@@ -19240,7 +19240,7 @@
           <w:rFonts w:cs="Arial"/>
         </w:rPr>
       </w:pPr>
-      <w:bookmarkStart w:id="101" w:name="_Toc242443022"/>
+      <w:bookmarkStart w:id="101" w:name="_Toc242545683"/>
       <w:r>
         <w:rPr>
           <w:rFonts w:cs="Arial"/>
@@ -19320,7 +19320,7 @@
           <w:color w:val="auto"/>
         </w:rPr>
       </w:pPr>
-      <w:bookmarkStart w:id="102" w:name="_Toc242443036"/>
+      <w:bookmarkStart w:id="102" w:name="_Toc242545697"/>
       <w:r>
         <w:rPr>
           <w:rFonts w:cs="Arial"/>
@@ -20053,7 +20053,7 @@
           <w:rFonts w:cs="Arial"/>
         </w:rPr>
       </w:pPr>
-      <w:bookmarkStart w:id="103" w:name="_Toc242443023"/>
+      <w:bookmarkStart w:id="103" w:name="_Toc242545684"/>
       <w:r>
         <w:rPr>
           <w:rFonts w:cs="Arial"/>
@@ -20182,7 +20182,7 @@
           <w:rFonts w:cs="Arial"/>
         </w:rPr>
       </w:pPr>
-      <w:bookmarkStart w:id="104" w:name="_Toc242443024"/>
+      <w:bookmarkStart w:id="104" w:name="_Toc242545685"/>
       <w:r>
         <w:rPr>
           <w:rFonts w:cs="Arial"/>
@@ -20246,7 +20246,7 @@
           <w:color w:val="auto"/>
         </w:rPr>
       </w:pPr>
-      <w:bookmarkStart w:id="105" w:name="_Toc242443045"/>
+      <w:bookmarkStart w:id="105" w:name="_Toc242545706"/>
       <w:r>
         <w:rPr>
           <w:rFonts w:cs="Arial"/>
@@ -20434,7 +20434,7 @@
           <w:color w:val="auto"/>
         </w:rPr>
       </w:pPr>
-      <w:bookmarkStart w:id="106" w:name="_Toc242443046"/>
+      <w:bookmarkStart w:id="106" w:name="_Toc242545707"/>
       <w:r>
         <w:rPr>
           <w:rFonts w:cs="Arial"/>
@@ -20631,7 +20631,7 @@
           <w:color w:val="auto"/>
         </w:rPr>
       </w:pPr>
-      <w:bookmarkStart w:id="107" w:name="_Toc242443047"/>
+      <w:bookmarkStart w:id="107" w:name="_Toc242545708"/>
       <w:r>
         <w:rPr>
           <w:rFonts w:cs="Arial"/>
@@ -20847,7 +20847,21 @@
           <w:rFonts w:cs="Arial"/>
           <w:color w:val="auto"/>
         </w:rPr>
-        <w:t>El 9 de octubre llegaron de la colaboradora el arte de perfil de Papá, Mamá, la Niña y el Niño y el diseño final de Algoritm, y Santiago Benavides Rey decidió cómo entraban al juego (INC-134 a INC-136 e INC-147). La familia se ve de perfil mientras camina, corre, carga, empuja, recoge, se arrodilla o sopla, y de frente en reposo y en los demás gestos. El lado lo da el rumbo, a la izquierda si va a la izquierda o hacia arriba y a la derecha si va a la derecha o hacia abajo, y las dos piernas se dibujan siempre detrás del torso. El parpadeo es de dos cuadros, ojos abiertos y ojos cerrados. Algoritm es ahora una llama, un disco de madera y una gota con pantaloneta de cuadros, en siete piezas por forma en lugar de nueve, y sus brazos van detrás de todo el cuerpo para que ninguna mano le tape la cara. De la colaboradora faltan la cara de Algoritm, que lleva por ahora los ojos y la boca del dibujo anterior y no parpadea ni mueve la boca, y los ojos cerrados de frente de la familia, que por eso solo parpadea de perfil.</w:t>
+        <w:t xml:space="preserve">El 9 de octubre llegaron de la colaboradora el arte de perfil de Papá, Mamá, la Niña y el Niño y el diseño final de Algoritm, y Santiago Benavides Rey decidió cómo entraban al juego (INC-134 a INC-136 e INC-147). La familia se ve de perfil mientras camina, corre, carga, empuja, recoge, se arrodilla o sopla, y de frente en reposo y en los demás gestos. El lado lo da el rumbo, a la izquierda si va a la izquierda o hacia arriba y a la derecha si va a la derecha o hacia abajo, y las dos piernas se dibujan siempre detrás del torso. El parpadeo es de dos cuadros, ojos abiertos y ojos cerrados. Algoritm es ahora una llama, un disco de madera y una gota con pantaloneta de cuadros, en siete piezas por forma en lugar de nueve, y sus brazos van detrás de todo el cuerpo para que ninguna mano le tape la cara. </w:t>
+      </w:r>
+      <w:r>
+        <w:rPr>
+          <w:rFonts w:cs="Arial"/>
+          <w:color w:val="auto"/>
+        </w:rPr>
+        <w:t>El 10 de octubre llegaron de la colaboradora las expresiones de frente de los cinco personajes (neutra, concentración, preocupación y sorpresa, una boca de hablar y los ojos cerrados) y la cara final de Algoritm, y Santiago Benavides Rey tomó tres decisiones (INC-148 a INC-150). Cada línea de las dieciocho secuencias narrativas se dice con la expresión que pide el guion, y el retrato del cuadro de diálogo pasó de una imagen fija a una cara que cambia de expresión según la línea, parpadea y mueve la boca mientras la línea está en pantalla. Con los ojos cerrados de frente la familia parpadea también de frente, y Algoritm parpadea y habla como ella. Las caras y los retratos se importan recortados y a 256 píxeles como máximo. Además, Papá, Mamá y la Niña dejaron de dar la espalda a la fogata en dos secuencias, porque el rumbo de esos pasos se fijó en los datos. De la colaboradora faltan la alegría y el sueño de los cinco personajes: por ahora los momentos alegres se ven con la cara neutra y el sueño, con los ojos cerrados. La carga y la memoria con el arte nuevo no se han medido sobre un ejecutable</w:t>
+      </w:r>
+      <w:r>
+        <w:rPr>
+          <w:rFonts w:cs="Arial"/>
+          <w:color w:val="auto"/>
+        </w:rPr>
+        <w:t>.</w:t>
       </w:r>
     </w:p>
     <w:p>
@@ -20858,7 +20872,7 @@
           <w:rFonts w:cs="Arial"/>
         </w:rPr>
       </w:pPr>
-      <w:bookmarkStart w:id="108" w:name="_Toc242443025"/>
+      <w:bookmarkStart w:id="108" w:name="_Toc242545686"/>
       <w:r>
         <w:rPr>
           <w:rFonts w:cs="Arial"/>
@@ -20910,6 +20924,7 @@
           <w:rFonts w:cs="Arial"/>
           <w:color w:val="auto"/>
         </w:rPr>
+        <w:lastRenderedPageBreak/>
         <w:t>Importar el arte sin comprimir tiene un costo en memoria. Se aceptó porque, comprimidas, las ilustraciones planas mostraban una rejilla de bloques que la capa de oscuridad del Nivel 1 hacía todavía más visible.</w:t>
       </w:r>
       <w:r>
@@ -20924,15 +20939,14 @@
           <w:rFonts w:cs="Arial"/>
           <w:color w:val="auto"/>
         </w:rPr>
-        <w:t xml:space="preserve"> El 9 de octubre el peso volvió a ser un problema: un ejecutable con el arte de perfil de la familia y el diseño final de Algoritm pesó 499,3 MB, 0,7 MB por debajo del tope. Lo más pesado eran cinco imágenes del Nivel 1 de 2000 por 2000 </w:t>
-      </w:r>
-      <w:r>
-        <w:rPr>
-          <w:rFonts w:cs="Arial"/>
-          <w:color w:val="auto"/>
-        </w:rPr>
-        <w:lastRenderedPageBreak/>
-        <w:t>píxeles (el pedernal, el sílex, la hoja y los dos montones de hojas), de 15,3 MB cada una, que en pantalla miden de 72 a 300 píxeles. Santiago Benavides Rey decidió importarlas a 256 píxeles, todavía sin comprimir (INC-146), y el paquete bajó a 420,6 MB. Los dos ejecutables se compilaron solo para medir el peso y no son candidatos: la carga y la memoria con el arte nuevo no se midieron en ellos.</w:t>
+        <w:t xml:space="preserve"> El 9 de octubre el peso volvió a ser un problema: un ejecutable con el arte de perfil de la familia y el diseño final de Algoritm pesó 499,3 MB, 0,7 MB por debajo del tope. Lo más pesado eran cinco imágenes del Nivel 1 de 2000 por 2000 píxeles (el pedernal, el sílex, la hoja y los dos montones de hojas), de 15,3 MB cada una, que en pantalla miden de 72 a 300 píxeles. Santiago Benavides Rey decidió importarlas a 256 píxeles, todavía sin comprimir (INC-146), y el paquete bajó a 420,6 MB. Los dos ejecutables se compilaron solo para medir el peso y no son candidatos: la carga y la memoria con el arte nuevo no se midieron en ellos.</w:t>
+      </w:r>
+      <w:r>
+        <w:rPr>
+          <w:rFonts w:cs="Arial"/>
+          <w:color w:val="auto"/>
+        </w:rPr>
+        <w:t xml:space="preserve"> El 10 de octubre las caras y los retratos de los personajes, recortados a la unión de las cajas de sus expresiones, entraron también a 256 píxeles como máximo, sin comprimir (INC-149); un tercer ejecutable, compilado el 10 de octubre solo para medir el peso, pesó 426,6 MB, 6,0 MB más que el anterior y 73,4 MB por debajo del tope. Tampoco es un candidato: la carga y la memoria siguen sin medirse en un ejecutable.</w:t>
       </w:r>
     </w:p>
     <w:p>
@@ -20943,7 +20957,7 @@
           <w:color w:val="auto"/>
         </w:rPr>
       </w:pPr>
-      <w:bookmarkStart w:id="109" w:name="_Toc242443026"/>
+      <w:bookmarkStart w:id="109" w:name="_Toc242545687"/>
       <w:r>
         <w:rPr>
           <w:color w:val="auto"/>
@@ -21081,6 +21095,7 @@
           <w:rFonts w:cs="Arial"/>
           <w:color w:val="auto"/>
         </w:rPr>
+        <w:lastRenderedPageBreak/>
         <w:t xml:space="preserve">El segundo pedía una ruta principal sin bloqueos en los tres niveles. </w:t>
       </w:r>
       <w:r>
@@ -21146,15 +21161,7 @@
           <w:rFonts w:cs="Arial"/>
           <w:color w:val="auto"/>
         </w:rPr>
-        <w:t xml:space="preserve">El arnés preparado para el cuarto objetivo juega con los mismos gestos que un estudiante: escribe el nombre de un perfil nuevo, entra a cada nivel desde el menú y resuelve las mecánicas solo con clic y clic sostenido sobre la ventana, sin tocar el código. Recorrió el juego entero tres veces, desde la pantalla de inicio hasta los créditos, en 87 y 33 minutos sobre la primera versión y en 16 sobre la vigente, las dos últimas a pantalla completa. Ningún recorrido se bloqueó, se cerró de forma inesperada ni dejó el juego sin salida. Los dos primeros </w:t>
-      </w:r>
-      <w:r>
-        <w:rPr>
-          <w:rFonts w:cs="Arial"/>
-          <w:color w:val="auto"/>
-        </w:rPr>
-        <w:lastRenderedPageBreak/>
-        <w:t xml:space="preserve">encontraron dos defectos del laberinto que no impedían terminarlo, un bloque que se quedaba pegado al cursor y otro que se ejecutaba fuera de la vista, y el tercero ya no los vio. Esas duraciones dependen del ritmo del arnés y no miden a un niño; la de un estudiante, que OE1 sitúa entre 20 y 40 minutos, se cronometra en el cuarto objetivo. El cierre forzado (RNF-14) se probó en nueve momentos, dos de ellos justo cuando el juego guardaba, y en todos el perfil se abrió sin error y sin truncarse, </w:t>
+        <w:t xml:space="preserve">El arnés preparado para el cuarto objetivo juega con los mismos gestos que un estudiante: escribe el nombre de un perfil nuevo, entra a cada nivel desde el menú y resuelve las mecánicas solo con clic y clic sostenido sobre la ventana, sin tocar el código. Recorrió el juego entero tres veces, desde la pantalla de inicio hasta los créditos, en 87 y 33 minutos sobre la primera versión y en 16 sobre la vigente, las dos últimas a pantalla completa. Ningún recorrido se bloqueó, se cerró de forma inesperada ni dejó el juego sin salida. Los dos primeros encontraron dos defectos del laberinto que no impedían terminarlo, un bloque que se quedaba pegado al cursor y otro que se ejecutaba fuera de la vista, y el tercero ya no los vio. Esas duraciones dependen del ritmo del arnés y no miden a un niño; la de un estudiante, que OE1 sitúa entre 20 y 40 minutos, se cronometra en el cuarto objetivo. El cierre forzado (RNF-14) se probó en nueve momentos, dos de ellos justo cuando el juego guardaba, y en todos el perfil se abrió sin error y sin truncarse, </w:t>
       </w:r>
       <w:r>
         <w:rPr>
@@ -21182,7 +21189,7 @@
           <w:color w:val="auto"/>
         </w:rPr>
       </w:pPr>
-      <w:bookmarkStart w:id="110" w:name="_Toc242443037"/>
+      <w:bookmarkStart w:id="110" w:name="_Toc242545698"/>
       <w:r>
         <w:rPr>
           <w:rFonts w:cs="Arial"/>
@@ -21616,12 +21623,13 @@
           <w:color w:val="auto"/>
         </w:rPr>
       </w:pPr>
-      <w:bookmarkStart w:id="111" w:name="_Toc242443038"/>
-      <w:r>
-        <w:rPr>
-          <w:rFonts w:cs="Arial"/>
-          <w:color w:val="auto"/>
-        </w:rPr>
+      <w:bookmarkStart w:id="111" w:name="_Toc242545699"/>
+      <w:r>
+        <w:rPr>
+          <w:rFonts w:cs="Arial"/>
+          <w:color w:val="auto"/>
+        </w:rPr>
+        <w:lastRenderedPageBreak/>
         <w:t xml:space="preserve">Tabla </w:t>
       </w:r>
       <w:r>
@@ -22324,15 +22332,7 @@
           <w:rFonts w:cs="Arial"/>
           <w:color w:val="auto"/>
         </w:rPr>
-        <w:t xml:space="preserve">Los tres presupuestos se midieron sobre el ejecutable, en el equipo de desarrollo (Tabla 11). </w:t>
-      </w:r>
-      <w:r>
-        <w:rPr>
-          <w:rFonts w:cs="Arial"/>
-          <w:color w:val="auto"/>
-        </w:rPr>
-        <w:lastRenderedPageBreak/>
-        <w:t>El cargador de escenas escribe en el Player.log cuánto tardó cada carga, y la más lenta, la de la primera narrativa al crear un perfil nuevo, duró 0,78 s; ninguna otra escena pasó de 0,16 s. La memoria la muestreó el arnés cada dos segundos durante las sesiones de juego, y el paquete quedó 21 MB por debajo del límite. Repetir esas medidas en otro equipo, y en uno que no tenga tarjeta gráfica dedicada, queda para el cuarto objetivo</w:t>
+        <w:t>Los tres presupuestos se midieron sobre el ejecutable, en el equipo de desarrollo (Tabla 11). El cargador de escenas escribe en el Player.log cuánto tardó cada carga, y la más lenta, la de la primera narrativa al crear un perfil nuevo, duró 0,78 s; ninguna otra escena pasó de 0,16 s. La memoria la muestreó el arnés cada dos segundos durante las sesiones de juego, y el paquete quedó 21 MB por debajo del límite. Repetir esas medidas en otro equipo, y en uno que no tenga tarjeta gráfica dedicada, queda para el cuarto objetivo</w:t>
       </w:r>
       <w:r>
         <w:rPr>
@@ -22360,7 +22360,7 @@
           <w:color w:val="auto"/>
         </w:rPr>
       </w:pPr>
-      <w:bookmarkStart w:id="112" w:name="_Toc242443039"/>
+      <w:bookmarkStart w:id="112" w:name="_Toc242545700"/>
       <w:r>
         <w:rPr>
           <w:rFonts w:cs="Arial"/>
@@ -23094,7 +23094,21 @@
           <w:rFonts w:cs="Arial"/>
           <w:color w:val="auto"/>
         </w:rPr>
-        <w:t xml:space="preserve"> Después se registraron y cerraron otros diecisiete, INC-131 a INC-147, sobre los personajes, la interfaz, la cámara del cruce y el peso del paquete; el último es del 9 de octubre.</w:t>
+        <w:t xml:space="preserve"> Después se registraron y cerraron otros </w:t>
+      </w:r>
+      <w:r>
+        <w:rPr>
+          <w:rFonts w:cs="Arial"/>
+          <w:color w:val="auto"/>
+        </w:rPr>
+        <w:t>veinte, INC-131 a INC-150, sobre los personajes, la interfaz, la cámara del cruce, el peso del paquete y las expresiones de los personajes; el último es del 10</w:t>
+      </w:r>
+      <w:r>
+        <w:rPr>
+          <w:rFonts w:cs="Arial"/>
+          <w:color w:val="auto"/>
+        </w:rPr>
+        <w:t xml:space="preserve"> de octubre.</w:t>
       </w:r>
     </w:p>
     <w:p>
@@ -23105,7 +23119,7 @@
           <w:color w:val="auto"/>
         </w:rPr>
       </w:pPr>
-      <w:bookmarkStart w:id="113" w:name="_Toc242443027"/>
+      <w:bookmarkStart w:id="113" w:name="_Toc242545688"/>
       <w:r>
         <w:rPr>
           <w:color w:val="auto"/>
@@ -23127,7 +23141,15 @@
           <w:rFonts w:cs="Arial"/>
           <w:color w:val="auto"/>
         </w:rPr>
-        <w:t>El prototipo llevó a un programa el diseño de los dos primeros objetivos, con tres niveles cuyos retos lógicos cambian de naturaleza de uno a otro. Los criterios pedagógicos quedaron fijados en pruebas automáticas: ninguna derrota, ninguna cifra ante el estudiante y pistas que no dan la respuesta.</w:t>
+        <w:t xml:space="preserve">El prototipo llevó a un programa el diseño de los dos primeros objetivos, con tres niveles cuyos </w:t>
+      </w:r>
+      <w:r>
+        <w:rPr>
+          <w:rFonts w:cs="Arial"/>
+          <w:color w:val="auto"/>
+        </w:rPr>
+        <w:lastRenderedPageBreak/>
+        <w:t>retos lógicos cambian de naturaleza de uno a otro. Los criterios pedagógicos quedaron fijados en pruebas automáticas: ninguna derrota, ninguna cifra ante el estudiante y pistas que no dan la respuesta.</w:t>
       </w:r>
     </w:p>
     <w:p>
@@ -23196,7 +23218,6 @@
           <w:rFonts w:cs="Arial"/>
           <w:color w:val="auto"/>
         </w:rPr>
-        <w:lastRenderedPageBreak/>
         <w:t xml:space="preserve">Medir sobre el juego compilado cambió dos resultados. La primera compilación de doce escenas superaba el límite de tamaño de RNF-06, y la primera versión candidata abría conexiones de red que las pruebas no detectaban, porque leían la configuración guardada en el repositorio y no la que quedaba dentro del ejecutable. Ambas se corrigieron antes de la entrega, y desde entonces una prueba vigila la importación de </w:t>
       </w:r>
       <w:r>
@@ -23281,7 +23302,7 @@
         </w:rPr>
       </w:pPr>
       <w:bookmarkStart w:id="114" w:name="_Toc379905744"/>
-      <w:bookmarkStart w:id="115" w:name="_Toc242443028"/>
+      <w:bookmarkStart w:id="115" w:name="_Toc242545689"/>
       <w:r>
         <w:rPr>
           <w:rFonts w:cs="Arial"/>
@@ -33568,6 +33589,10 @@
 </file>
 
 <file path=customXml/item1.xml><?xml version="1.0" encoding="utf-8"?>
+<b:Sources xmlns:b="http://schemas.openxmlformats.org/officeDocument/2006/bibliography" xmlns="http://schemas.openxmlformats.org/officeDocument/2006/bibliography" SelectedStyle="\IEEE2006OfficeOnline.xsl" StyleName="IEEE" Version="2006"/>
+</file>
+
+<file path=customXml/item2.xml><?xml version="1.0" encoding="utf-8"?>
 <PERRLA xmlns="PERRLAReferences" id="1" gen="1772897757446_fz0nj9rbg">
   <References>
     <Reference>
@@ -35960,22 +35985,18 @@
 </PERRLA>
 </file>
 
-<file path=customXml/item2.xml><?xml version="1.0" encoding="utf-8"?>
-<b:Sources xmlns:b="http://schemas.openxmlformats.org/officeDocument/2006/bibliography" xmlns="http://schemas.openxmlformats.org/officeDocument/2006/bibliography" SelectedStyle="\IEEE2006OfficeOnline.xsl" StyleName="IEEE" Version="2006"/>
+<file path=customXml/itemProps1.xml><?xml version="1.0" encoding="utf-8"?>
+<ds:datastoreItem xmlns:ds="http://schemas.openxmlformats.org/officeDocument/2006/customXml" ds:itemID="{5C672598-A095-4690-A035-71B3EC7C3A93}">
+  <ds:schemaRefs>
+    <ds:schemaRef ds:uri="http://schemas.openxmlformats.org/officeDocument/2006/bibliography"/>
+  </ds:schemaRefs>
+</ds:datastoreItem>
 </file>
 
-<file path=customXml/itemProps1.xml><?xml version="1.0" encoding="utf-8"?>
+<file path=customXml/itemProps2.xml><?xml version="1.0" encoding="utf-8"?>
 <ds:datastoreItem xmlns:ds="http://schemas.openxmlformats.org/officeDocument/2006/customXml" ds:itemID="{75E55BB1-1658-473A-8BA5-374477F37E7C}">
   <ds:schemaRefs>
     <ds:schemaRef ds:uri="PERRLAReferences"/>
   </ds:schemaRefs>
 </ds:datastoreItem>
-</file>
-
-<file path=customXml/itemProps2.xml><?xml version="1.0" encoding="utf-8"?>
-<ds:datastoreItem xmlns:ds="http://schemas.openxmlformats.org/officeDocument/2006/customXml" ds:itemID="{5C672598-A095-4690-A035-71B3EC7C3A93}">
-  <ds:schemaRefs>
-    <ds:schemaRef ds:uri="http://schemas.openxmlformats.org/officeDocument/2006/bibliography"/>
-  </ds:schemaRefs>
-</ds:datastoreItem>
 </file>
--- a/docs/Trabajo_de_Grado_Entrega_Plantilla_28jul.docx
+++ b/docs/Trabajo_de_Grado_Entrega_Plantilla_28jul.docx
@@ -1073,7 +1073,7 @@
           <w:r>
             <w:fldChar w:fldCharType="separate"/>
           </w:r>
-          <w:hyperlink w:anchor="_Toc242545626" w:history="1">
+          <w:hyperlink w:anchor="_Toc242564761" w:history="1">
             <w:r>
               <w:rPr>
                 <w:rStyle w:val="Hipervnculo"/>
@@ -1103,7 +1103,7 @@
                 <w:noProof/>
                 <w:webHidden/>
               </w:rPr>
-              <w:instrText xml:space="preserve"> PAGEREF _Toc242545626 \h </w:instrText>
+              <w:instrText xml:space="preserve"> PAGEREF _Toc242564761 \h </w:instrText>
             </w:r>
             <w:r>
               <w:rPr>
@@ -1123,7 +1123,7 @@
                 <w:noProof/>
                 <w:webHidden/>
               </w:rPr>
-              <w:t>14</w:t>
+              <w:t>15</w:t>
             </w:r>
             <w:r>
               <w:rPr>
@@ -1145,7 +1145,7 @@
               <w14:ligatures w14:val="standardContextual"/>
             </w:rPr>
           </w:pPr>
-          <w:hyperlink w:anchor="_Toc242545627" w:history="1">
+          <w:hyperlink w:anchor="_Toc242564762" w:history="1">
             <w:r>
               <w:rPr>
                 <w:rStyle w:val="Hipervnculo"/>
@@ -1175,7 +1175,7 @@
                 <w:noProof/>
                 <w:webHidden/>
               </w:rPr>
-              <w:instrText xml:space="preserve"> PAGEREF _Toc242545627 \h </w:instrText>
+              <w:instrText xml:space="preserve"> PAGEREF _Toc242564762 \h </w:instrText>
             </w:r>
             <w:r>
               <w:rPr>
@@ -1195,7 +1195,7 @@
                 <w:noProof/>
                 <w:webHidden/>
               </w:rPr>
-              <w:t>16</w:t>
+              <w:t>17</w:t>
             </w:r>
             <w:r>
               <w:rPr>
@@ -1220,7 +1220,7 @@
               <w14:ligatures w14:val="standardContextual"/>
             </w:rPr>
           </w:pPr>
-          <w:hyperlink w:anchor="_Toc242545628" w:history="1">
+          <w:hyperlink w:anchor="_Toc242564763" w:history="1">
             <w:r>
               <w:rPr>
                 <w:rStyle w:val="Hipervnculo"/>
@@ -1247,7 +1247,7 @@
                 <w:noProof/>
                 <w:webHidden/>
               </w:rPr>
-              <w:instrText xml:space="preserve"> PAGEREF _Toc242545628 \h </w:instrText>
+              <w:instrText xml:space="preserve"> PAGEREF _Toc242564763 \h </w:instrText>
             </w:r>
             <w:r>
               <w:rPr>
@@ -1267,7 +1267,7 @@
                 <w:noProof/>
                 <w:webHidden/>
               </w:rPr>
-              <w:t>16</w:t>
+              <w:t>17</w:t>
             </w:r>
             <w:r>
               <w:rPr>
@@ -1292,7 +1292,7 @@
               <w14:ligatures w14:val="standardContextual"/>
             </w:rPr>
           </w:pPr>
-          <w:hyperlink w:anchor="_Toc242545629" w:history="1">
+          <w:hyperlink w:anchor="_Toc242564764" w:history="1">
             <w:r>
               <w:rPr>
                 <w:rStyle w:val="Hipervnculo"/>
@@ -1319,7 +1319,7 @@
                 <w:noProof/>
                 <w:webHidden/>
               </w:rPr>
-              <w:instrText xml:space="preserve"> PAGEREF _Toc242545629 \h </w:instrText>
+              <w:instrText xml:space="preserve"> PAGEREF _Toc242564764 \h </w:instrText>
             </w:r>
             <w:r>
               <w:rPr>
@@ -1339,7 +1339,7 @@
                 <w:noProof/>
                 <w:webHidden/>
               </w:rPr>
-              <w:t>19</w:t>
+              <w:t>20</w:t>
             </w:r>
             <w:r>
               <w:rPr>
@@ -1364,7 +1364,7 @@
               <w14:ligatures w14:val="standardContextual"/>
             </w:rPr>
           </w:pPr>
-          <w:hyperlink w:anchor="_Toc242545630" w:history="1">
+          <w:hyperlink w:anchor="_Toc242564765" w:history="1">
             <w:r>
               <w:rPr>
                 <w:rStyle w:val="Hipervnculo"/>
@@ -1391,7 +1391,7 @@
                 <w:noProof/>
                 <w:webHidden/>
               </w:rPr>
-              <w:instrText xml:space="preserve"> PAGEREF _Toc242545630 \h </w:instrText>
+              <w:instrText xml:space="preserve"> PAGEREF _Toc242564765 \h </w:instrText>
             </w:r>
             <w:r>
               <w:rPr>
@@ -1411,7 +1411,7 @@
                 <w:noProof/>
                 <w:webHidden/>
               </w:rPr>
-              <w:t>19</w:t>
+              <w:t>20</w:t>
             </w:r>
             <w:r>
               <w:rPr>
@@ -1436,7 +1436,7 @@
               <w14:ligatures w14:val="standardContextual"/>
             </w:rPr>
           </w:pPr>
-          <w:hyperlink w:anchor="_Toc242545631" w:history="1">
+          <w:hyperlink w:anchor="_Toc242564766" w:history="1">
             <w:r>
               <w:rPr>
                 <w:rStyle w:val="Hipervnculo"/>
@@ -1463,7 +1463,7 @@
                 <w:noProof/>
                 <w:webHidden/>
               </w:rPr>
-              <w:instrText xml:space="preserve"> PAGEREF _Toc242545631 \h </w:instrText>
+              <w:instrText xml:space="preserve"> PAGEREF _Toc242564766 \h </w:instrText>
             </w:r>
             <w:r>
               <w:rPr>
@@ -1483,7 +1483,7 @@
                 <w:noProof/>
                 <w:webHidden/>
               </w:rPr>
-              <w:t>21</w:t>
+              <w:t>22</w:t>
             </w:r>
             <w:r>
               <w:rPr>
@@ -1505,7 +1505,7 @@
               <w14:ligatures w14:val="standardContextual"/>
             </w:rPr>
           </w:pPr>
-          <w:hyperlink w:anchor="_Toc242545632" w:history="1">
+          <w:hyperlink w:anchor="_Toc242564767" w:history="1">
             <w:r>
               <w:rPr>
                 <w:rStyle w:val="Hipervnculo"/>
@@ -1535,7 +1535,7 @@
                 <w:noProof/>
                 <w:webHidden/>
               </w:rPr>
-              <w:instrText xml:space="preserve"> PAGEREF _Toc242545632 \h </w:instrText>
+              <w:instrText xml:space="preserve"> PAGEREF _Toc242564767 \h </w:instrText>
             </w:r>
             <w:r>
               <w:rPr>
@@ -1555,7 +1555,7 @@
                 <w:noProof/>
                 <w:webHidden/>
               </w:rPr>
-              <w:t>23</w:t>
+              <w:t>24</w:t>
             </w:r>
             <w:r>
               <w:rPr>
@@ -1580,7 +1580,7 @@
               <w14:ligatures w14:val="standardContextual"/>
             </w:rPr>
           </w:pPr>
-          <w:hyperlink w:anchor="_Toc242545633" w:history="1">
+          <w:hyperlink w:anchor="_Toc242564768" w:history="1">
             <w:r>
               <w:rPr>
                 <w:rStyle w:val="Hipervnculo"/>
@@ -1607,7 +1607,7 @@
                 <w:noProof/>
                 <w:webHidden/>
               </w:rPr>
-              <w:instrText xml:space="preserve"> PAGEREF _Toc242545633 \h </w:instrText>
+              <w:instrText xml:space="preserve"> PAGEREF _Toc242564768 \h </w:instrText>
             </w:r>
             <w:r>
               <w:rPr>
@@ -1627,7 +1627,7 @@
                 <w:noProof/>
                 <w:webHidden/>
               </w:rPr>
-              <w:t>23</w:t>
+              <w:t>24</w:t>
             </w:r>
             <w:r>
               <w:rPr>
@@ -1652,7 +1652,7 @@
               <w14:ligatures w14:val="standardContextual"/>
             </w:rPr>
           </w:pPr>
-          <w:hyperlink w:anchor="_Toc242545634" w:history="1">
+          <w:hyperlink w:anchor="_Toc242564769" w:history="1">
             <w:r>
               <w:rPr>
                 <w:rStyle w:val="Hipervnculo"/>
@@ -1679,7 +1679,7 @@
                 <w:noProof/>
                 <w:webHidden/>
               </w:rPr>
-              <w:instrText xml:space="preserve"> PAGEREF _Toc242545634 \h </w:instrText>
+              <w:instrText xml:space="preserve"> PAGEREF _Toc242564769 \h </w:instrText>
             </w:r>
             <w:r>
               <w:rPr>
@@ -1699,7 +1699,7 @@
                 <w:noProof/>
                 <w:webHidden/>
               </w:rPr>
-              <w:t>23</w:t>
+              <w:t>24</w:t>
             </w:r>
             <w:r>
               <w:rPr>
@@ -1721,7 +1721,7 @@
               <w14:ligatures w14:val="standardContextual"/>
             </w:rPr>
           </w:pPr>
-          <w:hyperlink w:anchor="_Toc242545635" w:history="1">
+          <w:hyperlink w:anchor="_Toc242564770" w:history="1">
             <w:r>
               <w:rPr>
                 <w:rStyle w:val="Hipervnculo"/>
@@ -1751,7 +1751,7 @@
                 <w:noProof/>
                 <w:webHidden/>
               </w:rPr>
-              <w:instrText xml:space="preserve"> PAGEREF _Toc242545635 \h </w:instrText>
+              <w:instrText xml:space="preserve"> PAGEREF _Toc242564770 \h </w:instrText>
             </w:r>
             <w:r>
               <w:rPr>
@@ -1771,7 +1771,7 @@
                 <w:noProof/>
                 <w:webHidden/>
               </w:rPr>
-              <w:t>24</w:t>
+              <w:t>25</w:t>
             </w:r>
             <w:r>
               <w:rPr>
@@ -1796,7 +1796,7 @@
               <w14:ligatures w14:val="standardContextual"/>
             </w:rPr>
           </w:pPr>
-          <w:hyperlink w:anchor="_Toc242545636" w:history="1">
+          <w:hyperlink w:anchor="_Toc242564771" w:history="1">
             <w:r>
               <w:rPr>
                 <w:rStyle w:val="Hipervnculo"/>
@@ -1823,7 +1823,7 @@
                 <w:noProof/>
                 <w:webHidden/>
               </w:rPr>
-              <w:instrText xml:space="preserve"> PAGEREF _Toc242545636 \h </w:instrText>
+              <w:instrText xml:space="preserve"> PAGEREF _Toc242564771 \h </w:instrText>
             </w:r>
             <w:r>
               <w:rPr>
@@ -1843,7 +1843,7 @@
                 <w:noProof/>
                 <w:webHidden/>
               </w:rPr>
-              <w:t>24</w:t>
+              <w:t>25</w:t>
             </w:r>
             <w:r>
               <w:rPr>
@@ -1865,7 +1865,7 @@
               <w14:ligatures w14:val="standardContextual"/>
             </w:rPr>
           </w:pPr>
-          <w:hyperlink w:anchor="_Toc242545637" w:history="1">
+          <w:hyperlink w:anchor="_Toc242564772" w:history="1">
             <w:r>
               <w:rPr>
                 <w:rStyle w:val="Hipervnculo"/>
@@ -1892,7 +1892,7 @@
                 <w:noProof/>
                 <w:webHidden/>
               </w:rPr>
-              <w:instrText xml:space="preserve"> PAGEREF _Toc242545637 \h </w:instrText>
+              <w:instrText xml:space="preserve"> PAGEREF _Toc242564772 \h </w:instrText>
             </w:r>
             <w:r>
               <w:rPr>
@@ -1912,7 +1912,7 @@
                 <w:noProof/>
                 <w:webHidden/>
               </w:rPr>
-              <w:t>24</w:t>
+              <w:t>25</w:t>
             </w:r>
             <w:r>
               <w:rPr>
@@ -1934,7 +1934,7 @@
               <w14:ligatures w14:val="standardContextual"/>
             </w:rPr>
           </w:pPr>
-          <w:hyperlink w:anchor="_Toc242545638" w:history="1">
+          <w:hyperlink w:anchor="_Toc242564773" w:history="1">
             <w:r>
               <w:rPr>
                 <w:rStyle w:val="Hipervnculo"/>
@@ -1961,7 +1961,7 @@
                 <w:noProof/>
                 <w:webHidden/>
               </w:rPr>
-              <w:instrText xml:space="preserve"> PAGEREF _Toc242545638 \h </w:instrText>
+              <w:instrText xml:space="preserve"> PAGEREF _Toc242564773 \h </w:instrText>
             </w:r>
             <w:r>
               <w:rPr>
@@ -1981,7 +1981,7 @@
                 <w:noProof/>
                 <w:webHidden/>
               </w:rPr>
-              <w:t>25</w:t>
+              <w:t>26</w:t>
             </w:r>
             <w:r>
               <w:rPr>
@@ -2003,7 +2003,7 @@
               <w14:ligatures w14:val="standardContextual"/>
             </w:rPr>
           </w:pPr>
-          <w:hyperlink w:anchor="_Toc242545639" w:history="1">
+          <w:hyperlink w:anchor="_Toc242564774" w:history="1">
             <w:r>
               <w:rPr>
                 <w:rStyle w:val="Hipervnculo"/>
@@ -2030,7 +2030,7 @@
                 <w:noProof/>
                 <w:webHidden/>
               </w:rPr>
-              <w:instrText xml:space="preserve"> PAGEREF _Toc242545639 \h </w:instrText>
+              <w:instrText xml:space="preserve"> PAGEREF _Toc242564774 \h </w:instrText>
             </w:r>
             <w:r>
               <w:rPr>
@@ -2050,7 +2050,7 @@
                 <w:noProof/>
                 <w:webHidden/>
               </w:rPr>
-              <w:t>25</w:t>
+              <w:t>26</w:t>
             </w:r>
             <w:r>
               <w:rPr>
@@ -2072,7 +2072,7 @@
               <w14:ligatures w14:val="standardContextual"/>
             </w:rPr>
           </w:pPr>
-          <w:hyperlink w:anchor="_Toc242545640" w:history="1">
+          <w:hyperlink w:anchor="_Toc242564775" w:history="1">
             <w:r>
               <w:rPr>
                 <w:rStyle w:val="Hipervnculo"/>
@@ -2099,7 +2099,7 @@
                 <w:noProof/>
                 <w:webHidden/>
               </w:rPr>
-              <w:instrText xml:space="preserve"> PAGEREF _Toc242545640 \h </w:instrText>
+              <w:instrText xml:space="preserve"> PAGEREF _Toc242564775 \h </w:instrText>
             </w:r>
             <w:r>
               <w:rPr>
@@ -2119,7 +2119,7 @@
                 <w:noProof/>
                 <w:webHidden/>
               </w:rPr>
-              <w:t>26</w:t>
+              <w:t>27</w:t>
             </w:r>
             <w:r>
               <w:rPr>
@@ -2141,7 +2141,7 @@
               <w14:ligatures w14:val="standardContextual"/>
             </w:rPr>
           </w:pPr>
-          <w:hyperlink w:anchor="_Toc242545641" w:history="1">
+          <w:hyperlink w:anchor="_Toc242564776" w:history="1">
             <w:r>
               <w:rPr>
                 <w:rStyle w:val="Hipervnculo"/>
@@ -2168,7 +2168,7 @@
                 <w:noProof/>
                 <w:webHidden/>
               </w:rPr>
-              <w:instrText xml:space="preserve"> PAGEREF _Toc242545641 \h </w:instrText>
+              <w:instrText xml:space="preserve"> PAGEREF _Toc242564776 \h </w:instrText>
             </w:r>
             <w:r>
               <w:rPr>
@@ -2188,7 +2188,7 @@
                 <w:noProof/>
                 <w:webHidden/>
               </w:rPr>
-              <w:t>27</w:t>
+              <w:t>28</w:t>
             </w:r>
             <w:r>
               <w:rPr>
@@ -2210,7 +2210,7 @@
               <w14:ligatures w14:val="standardContextual"/>
             </w:rPr>
           </w:pPr>
-          <w:hyperlink w:anchor="_Toc242545642" w:history="1">
+          <w:hyperlink w:anchor="_Toc242564777" w:history="1">
             <w:r>
               <w:rPr>
                 <w:rStyle w:val="Hipervnculo"/>
@@ -2237,7 +2237,7 @@
                 <w:noProof/>
                 <w:webHidden/>
               </w:rPr>
-              <w:instrText xml:space="preserve"> PAGEREF _Toc242545642 \h </w:instrText>
+              <w:instrText xml:space="preserve"> PAGEREF _Toc242564777 \h </w:instrText>
             </w:r>
             <w:r>
               <w:rPr>
@@ -2257,7 +2257,7 @@
                 <w:noProof/>
                 <w:webHidden/>
               </w:rPr>
-              <w:t>28</w:t>
+              <w:t>29</w:t>
             </w:r>
             <w:r>
               <w:rPr>
@@ -2282,7 +2282,7 @@
               <w14:ligatures w14:val="standardContextual"/>
             </w:rPr>
           </w:pPr>
-          <w:hyperlink w:anchor="_Toc242545643" w:history="1">
+          <w:hyperlink w:anchor="_Toc242564778" w:history="1">
             <w:r>
               <w:rPr>
                 <w:rStyle w:val="Hipervnculo"/>
@@ -2309,7 +2309,7 @@
                 <w:noProof/>
                 <w:webHidden/>
               </w:rPr>
-              <w:instrText xml:space="preserve"> PAGEREF _Toc242545643 \h </w:instrText>
+              <w:instrText xml:space="preserve"> PAGEREF _Toc242564778 \h </w:instrText>
             </w:r>
             <w:r>
               <w:rPr>
@@ -2329,7 +2329,7 @@
                 <w:noProof/>
                 <w:webHidden/>
               </w:rPr>
-              <w:t>28</w:t>
+              <w:t>29</w:t>
             </w:r>
             <w:r>
               <w:rPr>
@@ -2351,7 +2351,7 @@
               <w14:ligatures w14:val="standardContextual"/>
             </w:rPr>
           </w:pPr>
-          <w:hyperlink w:anchor="_Toc242545644" w:history="1">
+          <w:hyperlink w:anchor="_Toc242564779" w:history="1">
             <w:r>
               <w:rPr>
                 <w:rStyle w:val="Hipervnculo"/>
@@ -2378,7 +2378,7 @@
                 <w:noProof/>
                 <w:webHidden/>
               </w:rPr>
-              <w:instrText xml:space="preserve"> PAGEREF _Toc242545644 \h </w:instrText>
+              <w:instrText xml:space="preserve"> PAGEREF _Toc242564779 \h </w:instrText>
             </w:r>
             <w:r>
               <w:rPr>
@@ -2398,7 +2398,7 @@
                 <w:noProof/>
                 <w:webHidden/>
               </w:rPr>
-              <w:t>28</w:t>
+              <w:t>29</w:t>
             </w:r>
             <w:r>
               <w:rPr>
@@ -2420,7 +2420,7 @@
               <w14:ligatures w14:val="standardContextual"/>
             </w:rPr>
           </w:pPr>
-          <w:hyperlink w:anchor="_Toc242545645" w:history="1">
+          <w:hyperlink w:anchor="_Toc242564780" w:history="1">
             <w:r>
               <w:rPr>
                 <w:rStyle w:val="Hipervnculo"/>
@@ -2447,7 +2447,7 @@
                 <w:noProof/>
                 <w:webHidden/>
               </w:rPr>
-              <w:instrText xml:space="preserve"> PAGEREF _Toc242545645 \h </w:instrText>
+              <w:instrText xml:space="preserve"> PAGEREF _Toc242564780 \h </w:instrText>
             </w:r>
             <w:r>
               <w:rPr>
@@ -2467,7 +2467,7 @@
                 <w:noProof/>
                 <w:webHidden/>
               </w:rPr>
-              <w:t>29</w:t>
+              <w:t>30</w:t>
             </w:r>
             <w:r>
               <w:rPr>
@@ -2489,7 +2489,7 @@
               <w14:ligatures w14:val="standardContextual"/>
             </w:rPr>
           </w:pPr>
-          <w:hyperlink w:anchor="_Toc242545646" w:history="1">
+          <w:hyperlink w:anchor="_Toc242564781" w:history="1">
             <w:r>
               <w:rPr>
                 <w:rStyle w:val="Hipervnculo"/>
@@ -2516,7 +2516,7 @@
                 <w:noProof/>
                 <w:webHidden/>
               </w:rPr>
-              <w:instrText xml:space="preserve"> PAGEREF _Toc242545646 \h </w:instrText>
+              <w:instrText xml:space="preserve"> PAGEREF _Toc242564781 \h </w:instrText>
             </w:r>
             <w:r>
               <w:rPr>
@@ -2536,7 +2536,7 @@
                 <w:noProof/>
                 <w:webHidden/>
               </w:rPr>
-              <w:t>29</w:t>
+              <w:t>30</w:t>
             </w:r>
             <w:r>
               <w:rPr>
@@ -2558,7 +2558,7 @@
               <w14:ligatures w14:val="standardContextual"/>
             </w:rPr>
           </w:pPr>
-          <w:hyperlink w:anchor="_Toc242545647" w:history="1">
+          <w:hyperlink w:anchor="_Toc242564782" w:history="1">
             <w:r>
               <w:rPr>
                 <w:rStyle w:val="Hipervnculo"/>
@@ -2585,7 +2585,7 @@
                 <w:noProof/>
                 <w:webHidden/>
               </w:rPr>
-              <w:instrText xml:space="preserve"> PAGEREF _Toc242545647 \h </w:instrText>
+              <w:instrText xml:space="preserve"> PAGEREF _Toc242564782 \h </w:instrText>
             </w:r>
             <w:r>
               <w:rPr>
@@ -2605,7 +2605,7 @@
                 <w:noProof/>
                 <w:webHidden/>
               </w:rPr>
-              <w:t>31</w:t>
+              <w:t>32</w:t>
             </w:r>
             <w:r>
               <w:rPr>
@@ -2627,7 +2627,7 @@
               <w14:ligatures w14:val="standardContextual"/>
             </w:rPr>
           </w:pPr>
-          <w:hyperlink w:anchor="_Toc242545648" w:history="1">
+          <w:hyperlink w:anchor="_Toc242564783" w:history="1">
             <w:r>
               <w:rPr>
                 <w:rStyle w:val="Hipervnculo"/>
@@ -2654,7 +2654,7 @@
                 <w:noProof/>
                 <w:webHidden/>
               </w:rPr>
-              <w:instrText xml:space="preserve"> PAGEREF _Toc242545648 \h </w:instrText>
+              <w:instrText xml:space="preserve"> PAGEREF _Toc242564783 \h </w:instrText>
             </w:r>
             <w:r>
               <w:rPr>
@@ -2674,7 +2674,7 @@
                 <w:noProof/>
                 <w:webHidden/>
               </w:rPr>
-              <w:t>32</w:t>
+              <w:t>33</w:t>
             </w:r>
             <w:r>
               <w:rPr>
@@ -2696,7 +2696,7 @@
               <w14:ligatures w14:val="standardContextual"/>
             </w:rPr>
           </w:pPr>
-          <w:hyperlink w:anchor="_Toc242545649" w:history="1">
+          <w:hyperlink w:anchor="_Toc242564784" w:history="1">
             <w:r>
               <w:rPr>
                 <w:rStyle w:val="Hipervnculo"/>
@@ -2723,7 +2723,7 @@
                 <w:noProof/>
                 <w:webHidden/>
               </w:rPr>
-              <w:instrText xml:space="preserve"> PAGEREF _Toc242545649 \h </w:instrText>
+              <w:instrText xml:space="preserve"> PAGEREF _Toc242564784 \h </w:instrText>
             </w:r>
             <w:r>
               <w:rPr>
@@ -2743,7 +2743,7 @@
                 <w:noProof/>
                 <w:webHidden/>
               </w:rPr>
-              <w:t>32</w:t>
+              <w:t>33</w:t>
             </w:r>
             <w:r>
               <w:rPr>
@@ -2765,7 +2765,7 @@
               <w14:ligatures w14:val="standardContextual"/>
             </w:rPr>
           </w:pPr>
-          <w:hyperlink w:anchor="_Toc242545650" w:history="1">
+          <w:hyperlink w:anchor="_Toc242564785" w:history="1">
             <w:r>
               <w:rPr>
                 <w:rStyle w:val="Hipervnculo"/>
@@ -2792,7 +2792,7 @@
                 <w:noProof/>
                 <w:webHidden/>
               </w:rPr>
-              <w:instrText xml:space="preserve"> PAGEREF _Toc242545650 \h </w:instrText>
+              <w:instrText xml:space="preserve"> PAGEREF _Toc242564785 \h </w:instrText>
             </w:r>
             <w:r>
               <w:rPr>
@@ -2812,7 +2812,7 @@
                 <w:noProof/>
                 <w:webHidden/>
               </w:rPr>
-              <w:t>32</w:t>
+              <w:t>33</w:t>
             </w:r>
             <w:r>
               <w:rPr>
@@ -2837,7 +2837,7 @@
               <w14:ligatures w14:val="standardContextual"/>
             </w:rPr>
           </w:pPr>
-          <w:hyperlink w:anchor="_Toc242545651" w:history="1">
+          <w:hyperlink w:anchor="_Toc242564786" w:history="1">
             <w:r>
               <w:rPr>
                 <w:rStyle w:val="Hipervnculo"/>
@@ -2864,7 +2864,7 @@
                 <w:noProof/>
                 <w:webHidden/>
               </w:rPr>
-              <w:instrText xml:space="preserve"> PAGEREF _Toc242545651 \h </w:instrText>
+              <w:instrText xml:space="preserve"> PAGEREF _Toc242564786 \h </w:instrText>
             </w:r>
             <w:r>
               <w:rPr>
@@ -2884,7 +2884,7 @@
                 <w:noProof/>
                 <w:webHidden/>
               </w:rPr>
-              <w:t>33</w:t>
+              <w:t>34</w:t>
             </w:r>
             <w:r>
               <w:rPr>
@@ -2906,7 +2906,7 @@
               <w14:ligatures w14:val="standardContextual"/>
             </w:rPr>
           </w:pPr>
-          <w:hyperlink w:anchor="_Toc242545652" w:history="1">
+          <w:hyperlink w:anchor="_Toc242564787" w:history="1">
             <w:r>
               <w:rPr>
                 <w:rStyle w:val="Hipervnculo"/>
@@ -2933,7 +2933,7 @@
                 <w:noProof/>
                 <w:webHidden/>
               </w:rPr>
-              <w:instrText xml:space="preserve"> PAGEREF _Toc242545652 \h </w:instrText>
+              <w:instrText xml:space="preserve"> PAGEREF _Toc242564787 \h </w:instrText>
             </w:r>
             <w:r>
               <w:rPr>
@@ -2953,7 +2953,7 @@
                 <w:noProof/>
                 <w:webHidden/>
               </w:rPr>
-              <w:t>33</w:t>
+              <w:t>34</w:t>
             </w:r>
             <w:r>
               <w:rPr>
@@ -2975,7 +2975,7 @@
               <w14:ligatures w14:val="standardContextual"/>
             </w:rPr>
           </w:pPr>
-          <w:hyperlink w:anchor="_Toc242545653" w:history="1">
+          <w:hyperlink w:anchor="_Toc242564788" w:history="1">
             <w:r>
               <w:rPr>
                 <w:rStyle w:val="Hipervnculo"/>
@@ -3002,7 +3002,7 @@
                 <w:noProof/>
                 <w:webHidden/>
               </w:rPr>
-              <w:instrText xml:space="preserve"> PAGEREF _Toc242545653 \h </w:instrText>
+              <w:instrText xml:space="preserve"> PAGEREF _Toc242564788 \h </w:instrText>
             </w:r>
             <w:r>
               <w:rPr>
@@ -3022,7 +3022,7 @@
                 <w:noProof/>
                 <w:webHidden/>
               </w:rPr>
-              <w:t>35</w:t>
+              <w:t>36</w:t>
             </w:r>
             <w:r>
               <w:rPr>
@@ -3047,7 +3047,7 @@
               <w14:ligatures w14:val="standardContextual"/>
             </w:rPr>
           </w:pPr>
-          <w:hyperlink w:anchor="_Toc242545654" w:history="1">
+          <w:hyperlink w:anchor="_Toc242564789" w:history="1">
             <w:r>
               <w:rPr>
                 <w:rStyle w:val="Hipervnculo"/>
@@ -3074,7 +3074,7 @@
                 <w:noProof/>
                 <w:webHidden/>
               </w:rPr>
-              <w:instrText xml:space="preserve"> PAGEREF _Toc242545654 \h </w:instrText>
+              <w:instrText xml:space="preserve"> PAGEREF _Toc242564789 \h </w:instrText>
             </w:r>
             <w:r>
               <w:rPr>
@@ -3094,7 +3094,7 @@
                 <w:noProof/>
                 <w:webHidden/>
               </w:rPr>
-              <w:t>36</w:t>
+              <w:t>37</w:t>
             </w:r>
             <w:r>
               <w:rPr>
@@ -3116,7 +3116,7 @@
               <w14:ligatures w14:val="standardContextual"/>
             </w:rPr>
           </w:pPr>
-          <w:hyperlink w:anchor="_Toc242545655" w:history="1">
+          <w:hyperlink w:anchor="_Toc242564790" w:history="1">
             <w:r>
               <w:rPr>
                 <w:rStyle w:val="Hipervnculo"/>
@@ -3146,7 +3146,7 @@
                 <w:noProof/>
                 <w:webHidden/>
               </w:rPr>
-              <w:instrText xml:space="preserve"> PAGEREF _Toc242545655 \h </w:instrText>
+              <w:instrText xml:space="preserve"> PAGEREF _Toc242564790 \h </w:instrText>
             </w:r>
             <w:r>
               <w:rPr>
@@ -3166,7 +3166,7 @@
                 <w:noProof/>
                 <w:webHidden/>
               </w:rPr>
-              <w:t>37</w:t>
+              <w:t>38</w:t>
             </w:r>
             <w:r>
               <w:rPr>
@@ -3188,7 +3188,7 @@
               <w14:ligatures w14:val="standardContextual"/>
             </w:rPr>
           </w:pPr>
-          <w:hyperlink w:anchor="_Toc242545656" w:history="1">
+          <w:hyperlink w:anchor="_Toc242564791" w:history="1">
             <w:r>
               <w:rPr>
                 <w:rStyle w:val="Hipervnculo"/>
@@ -3218,7 +3218,7 @@
                 <w:noProof/>
                 <w:webHidden/>
               </w:rPr>
-              <w:instrText xml:space="preserve"> PAGEREF _Toc242545656 \h </w:instrText>
+              <w:instrText xml:space="preserve"> PAGEREF _Toc242564791 \h </w:instrText>
             </w:r>
             <w:r>
               <w:rPr>
@@ -3238,7 +3238,7 @@
                 <w:noProof/>
                 <w:webHidden/>
               </w:rPr>
-              <w:t>41</w:t>
+              <w:t>42</w:t>
             </w:r>
             <w:r>
               <w:rPr>
@@ -3263,7 +3263,7 @@
               <w14:ligatures w14:val="standardContextual"/>
             </w:rPr>
           </w:pPr>
-          <w:hyperlink w:anchor="_Toc242545657" w:history="1">
+          <w:hyperlink w:anchor="_Toc242564792" w:history="1">
             <w:r>
               <w:rPr>
                 <w:rStyle w:val="Hipervnculo"/>
@@ -3290,7 +3290,7 @@
                 <w:noProof/>
                 <w:webHidden/>
               </w:rPr>
-              <w:instrText xml:space="preserve"> PAGEREF _Toc242545657 \h </w:instrText>
+              <w:instrText xml:space="preserve"> PAGEREF _Toc242564792 \h </w:instrText>
             </w:r>
             <w:r>
               <w:rPr>
@@ -3310,7 +3310,7 @@
                 <w:noProof/>
                 <w:webHidden/>
               </w:rPr>
-              <w:t>42</w:t>
+              <w:t>43</w:t>
             </w:r>
             <w:r>
               <w:rPr>
@@ -3332,7 +3332,7 @@
               <w14:ligatures w14:val="standardContextual"/>
             </w:rPr>
           </w:pPr>
-          <w:hyperlink w:anchor="_Toc242545658" w:history="1">
+          <w:hyperlink w:anchor="_Toc242564793" w:history="1">
             <w:r>
               <w:rPr>
                 <w:rStyle w:val="Hipervnculo"/>
@@ -3359,7 +3359,7 @@
                 <w:noProof/>
                 <w:webHidden/>
               </w:rPr>
-              <w:instrText xml:space="preserve"> PAGEREF _Toc242545658 \h </w:instrText>
+              <w:instrText xml:space="preserve"> PAGEREF _Toc242564793 \h </w:instrText>
             </w:r>
             <w:r>
               <w:rPr>
@@ -3379,7 +3379,7 @@
                 <w:noProof/>
                 <w:webHidden/>
               </w:rPr>
-              <w:t>42</w:t>
+              <w:t>43</w:t>
             </w:r>
             <w:r>
               <w:rPr>
@@ -3401,7 +3401,7 @@
               <w14:ligatures w14:val="standardContextual"/>
             </w:rPr>
           </w:pPr>
-          <w:hyperlink w:anchor="_Toc242545659" w:history="1">
+          <w:hyperlink w:anchor="_Toc242564794" w:history="1">
             <w:r>
               <w:rPr>
                 <w:rStyle w:val="Hipervnculo"/>
@@ -3428,7 +3428,7 @@
                 <w:noProof/>
                 <w:webHidden/>
               </w:rPr>
-              <w:instrText xml:space="preserve"> PAGEREF _Toc242545659 \h </w:instrText>
+              <w:instrText xml:space="preserve"> PAGEREF _Toc242564794 \h </w:instrText>
             </w:r>
             <w:r>
               <w:rPr>
@@ -3448,7 +3448,7 @@
                 <w:noProof/>
                 <w:webHidden/>
               </w:rPr>
-              <w:t>43</w:t>
+              <w:t>44</w:t>
             </w:r>
             <w:r>
               <w:rPr>
@@ -3470,7 +3470,7 @@
               <w14:ligatures w14:val="standardContextual"/>
             </w:rPr>
           </w:pPr>
-          <w:hyperlink w:anchor="_Toc242545660" w:history="1">
+          <w:hyperlink w:anchor="_Toc242564795" w:history="1">
             <w:r>
               <w:rPr>
                 <w:rStyle w:val="Hipervnculo"/>
@@ -3497,7 +3497,7 @@
                 <w:noProof/>
                 <w:webHidden/>
               </w:rPr>
-              <w:instrText xml:space="preserve"> PAGEREF _Toc242545660 \h </w:instrText>
+              <w:instrText xml:space="preserve"> PAGEREF _Toc242564795 \h </w:instrText>
             </w:r>
             <w:r>
               <w:rPr>
@@ -3517,7 +3517,7 @@
                 <w:noProof/>
                 <w:webHidden/>
               </w:rPr>
-              <w:t>44</w:t>
+              <w:t>45</w:t>
             </w:r>
             <w:r>
               <w:rPr>
@@ -3539,7 +3539,7 @@
               <w14:ligatures w14:val="standardContextual"/>
             </w:rPr>
           </w:pPr>
-          <w:hyperlink w:anchor="_Toc242545661" w:history="1">
+          <w:hyperlink w:anchor="_Toc242564796" w:history="1">
             <w:r>
               <w:rPr>
                 <w:rStyle w:val="Hipervnculo"/>
@@ -3566,7 +3566,7 @@
                 <w:noProof/>
                 <w:webHidden/>
               </w:rPr>
-              <w:instrText xml:space="preserve"> PAGEREF _Toc242545661 \h </w:instrText>
+              <w:instrText xml:space="preserve"> PAGEREF _Toc242564796 \h </w:instrText>
             </w:r>
             <w:r>
               <w:rPr>
@@ -3586,7 +3586,7 @@
                 <w:noProof/>
                 <w:webHidden/>
               </w:rPr>
-              <w:t>45</w:t>
+              <w:t>46</w:t>
             </w:r>
             <w:r>
               <w:rPr>
@@ -3608,7 +3608,7 @@
               <w14:ligatures w14:val="standardContextual"/>
             </w:rPr>
           </w:pPr>
-          <w:hyperlink w:anchor="_Toc242545662" w:history="1">
+          <w:hyperlink w:anchor="_Toc242564797" w:history="1">
             <w:r>
               <w:rPr>
                 <w:rStyle w:val="Hipervnculo"/>
@@ -3635,7 +3635,7 @@
                 <w:noProof/>
                 <w:webHidden/>
               </w:rPr>
-              <w:instrText xml:space="preserve"> PAGEREF _Toc242545662 \h </w:instrText>
+              <w:instrText xml:space="preserve"> PAGEREF _Toc242564797 \h </w:instrText>
             </w:r>
             <w:r>
               <w:rPr>
@@ -3655,7 +3655,7 @@
                 <w:noProof/>
                 <w:webHidden/>
               </w:rPr>
-              <w:t>46</w:t>
+              <w:t>47</w:t>
             </w:r>
             <w:r>
               <w:rPr>
@@ -3677,7 +3677,7 @@
               <w14:ligatures w14:val="standardContextual"/>
             </w:rPr>
           </w:pPr>
-          <w:hyperlink w:anchor="_Toc242545663" w:history="1">
+          <w:hyperlink w:anchor="_Toc242564798" w:history="1">
             <w:r>
               <w:rPr>
                 <w:rStyle w:val="Hipervnculo"/>
@@ -3704,7 +3704,7 @@
                 <w:noProof/>
                 <w:webHidden/>
               </w:rPr>
-              <w:instrText xml:space="preserve"> PAGEREF _Toc242545663 \h </w:instrText>
+              <w:instrText xml:space="preserve"> PAGEREF _Toc242564798 \h </w:instrText>
             </w:r>
             <w:r>
               <w:rPr>
@@ -3724,7 +3724,7 @@
                 <w:noProof/>
                 <w:webHidden/>
               </w:rPr>
-              <w:t>49</w:t>
+              <w:t>50</w:t>
             </w:r>
             <w:r>
               <w:rPr>
@@ -3749,7 +3749,7 @@
               <w14:ligatures w14:val="standardContextual"/>
             </w:rPr>
           </w:pPr>
-          <w:hyperlink w:anchor="_Toc242545664" w:history="1">
+          <w:hyperlink w:anchor="_Toc242564799" w:history="1">
             <w:r>
               <w:rPr>
                 <w:rStyle w:val="Hipervnculo"/>
@@ -3776,7 +3776,7 @@
                 <w:noProof/>
                 <w:webHidden/>
               </w:rPr>
-              <w:instrText xml:space="preserve"> PAGEREF _Toc242545664 \h </w:instrText>
+              <w:instrText xml:space="preserve"> PAGEREF _Toc242564799 \h </w:instrText>
             </w:r>
             <w:r>
               <w:rPr>
@@ -3796,7 +3796,7 @@
                 <w:noProof/>
                 <w:webHidden/>
               </w:rPr>
-              <w:t>49</w:t>
+              <w:t>50</w:t>
             </w:r>
             <w:r>
               <w:rPr>
@@ -3821,7 +3821,7 @@
               <w14:ligatures w14:val="standardContextual"/>
             </w:rPr>
           </w:pPr>
-          <w:hyperlink w:anchor="_Toc242545665" w:history="1">
+          <w:hyperlink w:anchor="_Toc242564800" w:history="1">
             <w:r>
               <w:rPr>
                 <w:rStyle w:val="Hipervnculo"/>
@@ -3848,7 +3848,7 @@
                 <w:noProof/>
                 <w:webHidden/>
               </w:rPr>
-              <w:instrText xml:space="preserve"> PAGEREF _Toc242545665 \h </w:instrText>
+              <w:instrText xml:space="preserve"> PAGEREF _Toc242564800 \h </w:instrText>
             </w:r>
             <w:r>
               <w:rPr>
@@ -3868,7 +3868,7 @@
                 <w:noProof/>
                 <w:webHidden/>
               </w:rPr>
-              <w:t>50</w:t>
+              <w:t>51</w:t>
             </w:r>
             <w:r>
               <w:rPr>
@@ -3890,7 +3890,7 @@
               <w14:ligatures w14:val="standardContextual"/>
             </w:rPr>
           </w:pPr>
-          <w:hyperlink w:anchor="_Toc242545666" w:history="1">
+          <w:hyperlink w:anchor="_Toc242564801" w:history="1">
             <w:r>
               <w:rPr>
                 <w:rStyle w:val="Hipervnculo"/>
@@ -3919,7 +3919,7 @@
                 <w:noProof/>
                 <w:webHidden/>
               </w:rPr>
-              <w:instrText xml:space="preserve"> PAGEREF _Toc242545666 \h </w:instrText>
+              <w:instrText xml:space="preserve"> PAGEREF _Toc242564801 \h </w:instrText>
             </w:r>
             <w:r>
               <w:rPr>
@@ -3939,7 +3939,7 @@
                 <w:noProof/>
                 <w:webHidden/>
               </w:rPr>
-              <w:t>51</w:t>
+              <w:t>52</w:t>
             </w:r>
             <w:r>
               <w:rPr>
@@ -3964,7 +3964,7 @@
               <w14:ligatures w14:val="standardContextual"/>
             </w:rPr>
           </w:pPr>
-          <w:hyperlink w:anchor="_Toc242545667" w:history="1">
+          <w:hyperlink w:anchor="_Toc242564802" w:history="1">
             <w:r>
               <w:rPr>
                 <w:rStyle w:val="Hipervnculo"/>
@@ -3991,7 +3991,7 @@
                 <w:noProof/>
                 <w:webHidden/>
               </w:rPr>
-              <w:instrText xml:space="preserve"> PAGEREF _Toc242545667 \h </w:instrText>
+              <w:instrText xml:space="preserve"> PAGEREF _Toc242564802 \h </w:instrText>
             </w:r>
             <w:r>
               <w:rPr>
@@ -4011,7 +4011,7 @@
                 <w:noProof/>
                 <w:webHidden/>
               </w:rPr>
-              <w:t>51</w:t>
+              <w:t>52</w:t>
             </w:r>
             <w:r>
               <w:rPr>
@@ -4033,7 +4033,7 @@
               <w14:ligatures w14:val="standardContextual"/>
             </w:rPr>
           </w:pPr>
-          <w:hyperlink w:anchor="_Toc242545668" w:history="1">
+          <w:hyperlink w:anchor="_Toc242564803" w:history="1">
             <w:r>
               <w:rPr>
                 <w:rStyle w:val="Hipervnculo"/>
@@ -4061,7 +4061,7 @@
                 <w:noProof/>
                 <w:webHidden/>
               </w:rPr>
-              <w:instrText xml:space="preserve"> PAGEREF _Toc242545668 \h </w:instrText>
+              <w:instrText xml:space="preserve"> PAGEREF _Toc242564803 \h </w:instrText>
             </w:r>
             <w:r>
               <w:rPr>
@@ -4081,7 +4081,7 @@
                 <w:noProof/>
                 <w:webHidden/>
               </w:rPr>
-              <w:t>51</w:t>
+              <w:t>52</w:t>
             </w:r>
             <w:r>
               <w:rPr>
@@ -4103,7 +4103,7 @@
               <w14:ligatures w14:val="standardContextual"/>
             </w:rPr>
           </w:pPr>
-          <w:hyperlink w:anchor="_Toc242545669" w:history="1">
+          <w:hyperlink w:anchor="_Toc242564804" w:history="1">
             <w:r>
               <w:rPr>
                 <w:rStyle w:val="Hipervnculo"/>
@@ -4131,7 +4131,7 @@
                 <w:noProof/>
                 <w:webHidden/>
               </w:rPr>
-              <w:instrText xml:space="preserve"> PAGEREF _Toc242545669 \h </w:instrText>
+              <w:instrText xml:space="preserve"> PAGEREF _Toc242564804 \h </w:instrText>
             </w:r>
             <w:r>
               <w:rPr>
@@ -4151,7 +4151,7 @@
                 <w:noProof/>
                 <w:webHidden/>
               </w:rPr>
-              <w:t>52</w:t>
+              <w:t>53</w:t>
             </w:r>
             <w:r>
               <w:rPr>
@@ -4173,7 +4173,7 @@
               <w14:ligatures w14:val="standardContextual"/>
             </w:rPr>
           </w:pPr>
-          <w:hyperlink w:anchor="_Toc242545670" w:history="1">
+          <w:hyperlink w:anchor="_Toc242564805" w:history="1">
             <w:r>
               <w:rPr>
                 <w:rStyle w:val="Hipervnculo"/>
@@ -4201,7 +4201,7 @@
                 <w:noProof/>
                 <w:webHidden/>
               </w:rPr>
-              <w:instrText xml:space="preserve"> PAGEREF _Toc242545670 \h </w:instrText>
+              <w:instrText xml:space="preserve"> PAGEREF _Toc242564805 \h </w:instrText>
             </w:r>
             <w:r>
               <w:rPr>
@@ -4221,7 +4221,7 @@
                 <w:noProof/>
                 <w:webHidden/>
               </w:rPr>
-              <w:t>53</w:t>
+              <w:t>54</w:t>
             </w:r>
             <w:r>
               <w:rPr>
@@ -4246,7 +4246,7 @@
               <w14:ligatures w14:val="standardContextual"/>
             </w:rPr>
           </w:pPr>
-          <w:hyperlink w:anchor="_Toc242545671" w:history="1">
+          <w:hyperlink w:anchor="_Toc242564806" w:history="1">
             <w:r>
               <w:rPr>
                 <w:rStyle w:val="Hipervnculo"/>
@@ -4273,7 +4273,7 @@
                 <w:noProof/>
                 <w:webHidden/>
               </w:rPr>
-              <w:instrText xml:space="preserve"> PAGEREF _Toc242545671 \h </w:instrText>
+              <w:instrText xml:space="preserve"> PAGEREF _Toc242564806 \h </w:instrText>
             </w:r>
             <w:r>
               <w:rPr>
@@ -4293,7 +4293,7 @@
                 <w:noProof/>
                 <w:webHidden/>
               </w:rPr>
-              <w:t>53</w:t>
+              <w:t>54</w:t>
             </w:r>
             <w:r>
               <w:rPr>
@@ -4318,7 +4318,7 @@
               <w14:ligatures w14:val="standardContextual"/>
             </w:rPr>
           </w:pPr>
-          <w:hyperlink w:anchor="_Toc242545672" w:history="1">
+          <w:hyperlink w:anchor="_Toc242564807" w:history="1">
             <w:r>
               <w:rPr>
                 <w:rStyle w:val="Hipervnculo"/>
@@ -4345,7 +4345,7 @@
                 <w:noProof/>
                 <w:webHidden/>
               </w:rPr>
-              <w:instrText xml:space="preserve"> PAGEREF _Toc242545672 \h </w:instrText>
+              <w:instrText xml:space="preserve"> PAGEREF _Toc242564807 \h </w:instrText>
             </w:r>
             <w:r>
               <w:rPr>
@@ -4365,7 +4365,7 @@
                 <w:noProof/>
                 <w:webHidden/>
               </w:rPr>
-              <w:t>54</w:t>
+              <w:t>55</w:t>
             </w:r>
             <w:r>
               <w:rPr>
@@ -4387,7 +4387,7 @@
               <w14:ligatures w14:val="standardContextual"/>
             </w:rPr>
           </w:pPr>
-          <w:hyperlink w:anchor="_Toc242545673" w:history="1">
+          <w:hyperlink w:anchor="_Toc242564808" w:history="1">
             <w:r>
               <w:rPr>
                 <w:rStyle w:val="Hipervnculo"/>
@@ -4416,7 +4416,7 @@
                 <w:noProof/>
                 <w:webHidden/>
               </w:rPr>
-              <w:instrText xml:space="preserve"> PAGEREF _Toc242545673 \h </w:instrText>
+              <w:instrText xml:space="preserve"> PAGEREF _Toc242564808 \h </w:instrText>
             </w:r>
             <w:r>
               <w:rPr>
@@ -4436,7 +4436,7 @@
                 <w:noProof/>
                 <w:webHidden/>
               </w:rPr>
-              <w:t>55</w:t>
+              <w:t>56</w:t>
             </w:r>
             <w:r>
               <w:rPr>
@@ -4461,7 +4461,7 @@
               <w14:ligatures w14:val="standardContextual"/>
             </w:rPr>
           </w:pPr>
-          <w:hyperlink w:anchor="_Toc242545674" w:history="1">
+          <w:hyperlink w:anchor="_Toc242564809" w:history="1">
             <w:r>
               <w:rPr>
                 <w:rStyle w:val="Hipervnculo"/>
@@ -4488,7 +4488,7 @@
                 <w:noProof/>
                 <w:webHidden/>
               </w:rPr>
-              <w:instrText xml:space="preserve"> PAGEREF _Toc242545674 \h </w:instrText>
+              <w:instrText xml:space="preserve"> PAGEREF _Toc242564809 \h </w:instrText>
             </w:r>
             <w:r>
               <w:rPr>
@@ -4508,7 +4508,7 @@
                 <w:noProof/>
                 <w:webHidden/>
               </w:rPr>
-              <w:t>55</w:t>
+              <w:t>56</w:t>
             </w:r>
             <w:r>
               <w:rPr>
@@ -4530,7 +4530,7 @@
               <w14:ligatures w14:val="standardContextual"/>
             </w:rPr>
           </w:pPr>
-          <w:hyperlink w:anchor="_Toc242545675" w:history="1">
+          <w:hyperlink w:anchor="_Toc242564810" w:history="1">
             <w:r>
               <w:rPr>
                 <w:rStyle w:val="Hipervnculo"/>
@@ -4558,7 +4558,7 @@
                 <w:noProof/>
                 <w:webHidden/>
               </w:rPr>
-              <w:instrText xml:space="preserve"> PAGEREF _Toc242545675 \h </w:instrText>
+              <w:instrText xml:space="preserve"> PAGEREF _Toc242564810 \h </w:instrText>
             </w:r>
             <w:r>
               <w:rPr>
@@ -4578,7 +4578,7 @@
                 <w:noProof/>
                 <w:webHidden/>
               </w:rPr>
-              <w:t>55</w:t>
+              <w:t>56</w:t>
             </w:r>
             <w:r>
               <w:rPr>
@@ -4600,7 +4600,7 @@
               <w14:ligatures w14:val="standardContextual"/>
             </w:rPr>
           </w:pPr>
-          <w:hyperlink w:anchor="_Toc242545676" w:history="1">
+          <w:hyperlink w:anchor="_Toc242564811" w:history="1">
             <w:r>
               <w:rPr>
                 <w:rStyle w:val="Hipervnculo"/>
@@ -4628,7 +4628,7 @@
                 <w:noProof/>
                 <w:webHidden/>
               </w:rPr>
-              <w:instrText xml:space="preserve"> PAGEREF _Toc242545676 \h </w:instrText>
+              <w:instrText xml:space="preserve"> PAGEREF _Toc242564811 \h </w:instrText>
             </w:r>
             <w:r>
               <w:rPr>
@@ -4648,7 +4648,7 @@
                 <w:noProof/>
                 <w:webHidden/>
               </w:rPr>
-              <w:t>55</w:t>
+              <w:t>56</w:t>
             </w:r>
             <w:r>
               <w:rPr>
@@ -4670,7 +4670,7 @@
               <w14:ligatures w14:val="standardContextual"/>
             </w:rPr>
           </w:pPr>
-          <w:hyperlink w:anchor="_Toc242545677" w:history="1">
+          <w:hyperlink w:anchor="_Toc242564812" w:history="1">
             <w:r>
               <w:rPr>
                 <w:rStyle w:val="Hipervnculo"/>
@@ -4698,7 +4698,7 @@
                 <w:noProof/>
                 <w:webHidden/>
               </w:rPr>
-              <w:instrText xml:space="preserve"> PAGEREF _Toc242545677 \h </w:instrText>
+              <w:instrText xml:space="preserve"> PAGEREF _Toc242564812 \h </w:instrText>
             </w:r>
             <w:r>
               <w:rPr>
@@ -4718,7 +4718,7 @@
                 <w:noProof/>
                 <w:webHidden/>
               </w:rPr>
-              <w:t>56</w:t>
+              <w:t>57</w:t>
             </w:r>
             <w:r>
               <w:rPr>
@@ -4740,7 +4740,7 @@
               <w14:ligatures w14:val="standardContextual"/>
             </w:rPr>
           </w:pPr>
-          <w:hyperlink w:anchor="_Toc242545678" w:history="1">
+          <w:hyperlink w:anchor="_Toc242564813" w:history="1">
             <w:r>
               <w:rPr>
                 <w:rStyle w:val="Hipervnculo"/>
@@ -4768,7 +4768,7 @@
                 <w:noProof/>
                 <w:webHidden/>
               </w:rPr>
-              <w:instrText xml:space="preserve"> PAGEREF _Toc242545678 \h </w:instrText>
+              <w:instrText xml:space="preserve"> PAGEREF _Toc242564813 \h </w:instrText>
             </w:r>
             <w:r>
               <w:rPr>
@@ -4788,7 +4788,7 @@
                 <w:noProof/>
                 <w:webHidden/>
               </w:rPr>
-              <w:t>57</w:t>
+              <w:t>58</w:t>
             </w:r>
             <w:r>
               <w:rPr>
@@ -4813,7 +4813,7 @@
               <w14:ligatures w14:val="standardContextual"/>
             </w:rPr>
           </w:pPr>
-          <w:hyperlink w:anchor="_Toc242545679" w:history="1">
+          <w:hyperlink w:anchor="_Toc242564814" w:history="1">
             <w:r>
               <w:rPr>
                 <w:rStyle w:val="Hipervnculo"/>
@@ -4840,7 +4840,7 @@
                 <w:noProof/>
                 <w:webHidden/>
               </w:rPr>
-              <w:instrText xml:space="preserve"> PAGEREF _Toc242545679 \h </w:instrText>
+              <w:instrText xml:space="preserve"> PAGEREF _Toc242564814 \h </w:instrText>
             </w:r>
             <w:r>
               <w:rPr>
@@ -4860,7 +4860,7 @@
                 <w:noProof/>
                 <w:webHidden/>
               </w:rPr>
-              <w:t>57</w:t>
+              <w:t>58</w:t>
             </w:r>
             <w:r>
               <w:rPr>
@@ -4885,7 +4885,7 @@
               <w14:ligatures w14:val="standardContextual"/>
             </w:rPr>
           </w:pPr>
-          <w:hyperlink w:anchor="_Toc242545680" w:history="1">
+          <w:hyperlink w:anchor="_Toc242564815" w:history="1">
             <w:r>
               <w:rPr>
                 <w:rStyle w:val="Hipervnculo"/>
@@ -4912,7 +4912,7 @@
                 <w:noProof/>
                 <w:webHidden/>
               </w:rPr>
-              <w:instrText xml:space="preserve"> PAGEREF _Toc242545680 \h </w:instrText>
+              <w:instrText xml:space="preserve"> PAGEREF _Toc242564815 \h </w:instrText>
             </w:r>
             <w:r>
               <w:rPr>
@@ -4932,7 +4932,7 @@
                 <w:noProof/>
                 <w:webHidden/>
               </w:rPr>
-              <w:t>58</w:t>
+              <w:t>59</w:t>
             </w:r>
             <w:r>
               <w:rPr>
@@ -4954,7 +4954,7 @@
               <w14:ligatures w14:val="standardContextual"/>
             </w:rPr>
           </w:pPr>
-          <w:hyperlink w:anchor="_Toc242545681" w:history="1">
+          <w:hyperlink w:anchor="_Toc242564816" w:history="1">
             <w:r>
               <w:rPr>
                 <w:rStyle w:val="Hipervnculo"/>
@@ -4983,7 +4983,7 @@
                 <w:noProof/>
                 <w:webHidden/>
               </w:rPr>
-              <w:instrText xml:space="preserve"> PAGEREF _Toc242545681 \h </w:instrText>
+              <w:instrText xml:space="preserve"> PAGEREF _Toc242564816 \h </w:instrText>
             </w:r>
             <w:r>
               <w:rPr>
@@ -5003,7 +5003,7 @@
                 <w:noProof/>
                 <w:webHidden/>
               </w:rPr>
-              <w:t>59</w:t>
+              <w:t>60</w:t>
             </w:r>
             <w:r>
               <w:rPr>
@@ -5028,7 +5028,7 @@
               <w14:ligatures w14:val="standardContextual"/>
             </w:rPr>
           </w:pPr>
-          <w:hyperlink w:anchor="_Toc242545682" w:history="1">
+          <w:hyperlink w:anchor="_Toc242564817" w:history="1">
             <w:r>
               <w:rPr>
                 <w:rStyle w:val="Hipervnculo"/>
@@ -5055,7 +5055,7 @@
                 <w:noProof/>
                 <w:webHidden/>
               </w:rPr>
-              <w:instrText xml:space="preserve"> PAGEREF _Toc242545682 \h </w:instrText>
+              <w:instrText xml:space="preserve"> PAGEREF _Toc242564817 \h </w:instrText>
             </w:r>
             <w:r>
               <w:rPr>
@@ -5075,7 +5075,7 @@
                 <w:noProof/>
                 <w:webHidden/>
               </w:rPr>
-              <w:t>59</w:t>
+              <w:t>60</w:t>
             </w:r>
             <w:r>
               <w:rPr>
@@ -5097,7 +5097,7 @@
               <w14:ligatures w14:val="standardContextual"/>
             </w:rPr>
           </w:pPr>
-          <w:hyperlink w:anchor="_Toc242545683" w:history="1">
+          <w:hyperlink w:anchor="_Toc242564818" w:history="1">
             <w:r>
               <w:rPr>
                 <w:rStyle w:val="Hipervnculo"/>
@@ -5125,7 +5125,7 @@
                 <w:noProof/>
                 <w:webHidden/>
               </w:rPr>
-              <w:instrText xml:space="preserve"> PAGEREF _Toc242545683 \h </w:instrText>
+              <w:instrText xml:space="preserve"> PAGEREF _Toc242564818 \h </w:instrText>
             </w:r>
             <w:r>
               <w:rPr>
@@ -5145,7 +5145,7 @@
                 <w:noProof/>
                 <w:webHidden/>
               </w:rPr>
-              <w:t>59</w:t>
+              <w:t>60</w:t>
             </w:r>
             <w:r>
               <w:rPr>
@@ -5167,7 +5167,7 @@
               <w14:ligatures w14:val="standardContextual"/>
             </w:rPr>
           </w:pPr>
-          <w:hyperlink w:anchor="_Toc242545684" w:history="1">
+          <w:hyperlink w:anchor="_Toc242564819" w:history="1">
             <w:r>
               <w:rPr>
                 <w:rStyle w:val="Hipervnculo"/>
@@ -5195,7 +5195,7 @@
                 <w:noProof/>
                 <w:webHidden/>
               </w:rPr>
-              <w:instrText xml:space="preserve"> PAGEREF _Toc242545684 \h </w:instrText>
+              <w:instrText xml:space="preserve"> PAGEREF _Toc242564819 \h </w:instrText>
             </w:r>
             <w:r>
               <w:rPr>
@@ -5215,7 +5215,7 @@
                 <w:noProof/>
                 <w:webHidden/>
               </w:rPr>
-              <w:t>60</w:t>
+              <w:t>61</w:t>
             </w:r>
             <w:r>
               <w:rPr>
@@ -5237,7 +5237,7 @@
               <w14:ligatures w14:val="standardContextual"/>
             </w:rPr>
           </w:pPr>
-          <w:hyperlink w:anchor="_Toc242545685" w:history="1">
+          <w:hyperlink w:anchor="_Toc242564820" w:history="1">
             <w:r>
               <w:rPr>
                 <w:rStyle w:val="Hipervnculo"/>
@@ -5265,7 +5265,7 @@
                 <w:noProof/>
                 <w:webHidden/>
               </w:rPr>
-              <w:instrText xml:space="preserve"> PAGEREF _Toc242545685 \h </w:instrText>
+              <w:instrText xml:space="preserve"> PAGEREF _Toc242564820 \h </w:instrText>
             </w:r>
             <w:r>
               <w:rPr>
@@ -5285,7 +5285,7 @@
                 <w:noProof/>
                 <w:webHidden/>
               </w:rPr>
-              <w:t>61</w:t>
+              <w:t>62</w:t>
             </w:r>
             <w:r>
               <w:rPr>
@@ -5307,7 +5307,7 @@
               <w14:ligatures w14:val="standardContextual"/>
             </w:rPr>
           </w:pPr>
-          <w:hyperlink w:anchor="_Toc242545686" w:history="1">
+          <w:hyperlink w:anchor="_Toc242564821" w:history="1">
             <w:r>
               <w:rPr>
                 <w:rStyle w:val="Hipervnculo"/>
@@ -5335,7 +5335,7 @@
                 <w:noProof/>
                 <w:webHidden/>
               </w:rPr>
-              <w:instrText xml:space="preserve"> PAGEREF _Toc242545686 \h </w:instrText>
+              <w:instrText xml:space="preserve"> PAGEREF _Toc242564821 \h </w:instrText>
             </w:r>
             <w:r>
               <w:rPr>
@@ -5355,7 +5355,7 @@
                 <w:noProof/>
                 <w:webHidden/>
               </w:rPr>
-              <w:t>63</w:t>
+              <w:t>64</w:t>
             </w:r>
             <w:r>
               <w:rPr>
@@ -5380,7 +5380,7 @@
               <w14:ligatures w14:val="standardContextual"/>
             </w:rPr>
           </w:pPr>
-          <w:hyperlink w:anchor="_Toc242545687" w:history="1">
+          <w:hyperlink w:anchor="_Toc242564822" w:history="1">
             <w:r>
               <w:rPr>
                 <w:rStyle w:val="Hipervnculo"/>
@@ -5407,7 +5407,7 @@
                 <w:noProof/>
                 <w:webHidden/>
               </w:rPr>
-              <w:instrText xml:space="preserve"> PAGEREF _Toc242545687 \h </w:instrText>
+              <w:instrText xml:space="preserve"> PAGEREF _Toc242564822 \h </w:instrText>
             </w:r>
             <w:r>
               <w:rPr>
@@ -5427,7 +5427,7 @@
                 <w:noProof/>
                 <w:webHidden/>
               </w:rPr>
-              <w:t>64</w:t>
+              <w:t>65</w:t>
             </w:r>
             <w:r>
               <w:rPr>
@@ -5452,7 +5452,7 @@
               <w14:ligatures w14:val="standardContextual"/>
             </w:rPr>
           </w:pPr>
-          <w:hyperlink w:anchor="_Toc242545688" w:history="1">
+          <w:hyperlink w:anchor="_Toc242564823" w:history="1">
             <w:r>
               <w:rPr>
                 <w:rStyle w:val="Hipervnculo"/>
@@ -5479,7 +5479,7 @@
                 <w:noProof/>
                 <w:webHidden/>
               </w:rPr>
-              <w:instrText xml:space="preserve"> PAGEREF _Toc242545688 \h </w:instrText>
+              <w:instrText xml:space="preserve"> PAGEREF _Toc242564823 \h </w:instrText>
             </w:r>
             <w:r>
               <w:rPr>
@@ -5499,7 +5499,7 @@
                 <w:noProof/>
                 <w:webHidden/>
               </w:rPr>
-              <w:t>66</w:t>
+              <w:t>67</w:t>
             </w:r>
             <w:r>
               <w:rPr>
@@ -5521,7 +5521,643 @@
               <w14:ligatures w14:val="standardContextual"/>
             </w:rPr>
           </w:pPr>
-          <w:hyperlink w:anchor="_Toc242545689" w:history="1">
+          <w:hyperlink w:anchor="_Toc242564824" w:history="1">
+            <w:r>
+              <w:rPr>
+                <w:rStyle w:val="Hipervnculo"/>
+                <w:rFonts w:cs="Arial"/>
+                <w:noProof/>
+              </w:rPr>
+              <w:t>9. EVALUACIÓN DEL PROTOTIPO</w:t>
+            </w:r>
+            <w:r>
+              <w:rPr>
+                <w:noProof/>
+                <w:webHidden/>
+              </w:rPr>
+              <w:tab/>
+            </w:r>
+            <w:r>
+              <w:rPr>
+                <w:noProof/>
+                <w:webHidden/>
+              </w:rPr>
+              <w:fldChar w:fldCharType="begin"/>
+            </w:r>
+            <w:r>
+              <w:rPr>
+                <w:noProof/>
+                <w:webHidden/>
+              </w:rPr>
+              <w:instrText xml:space="preserve"> PAGEREF _Toc242564824 \h </w:instrText>
+            </w:r>
+            <w:r>
+              <w:rPr>
+                <w:noProof/>
+                <w:webHidden/>
+              </w:rPr>
+            </w:r>
+            <w:r>
+              <w:rPr>
+                <w:noProof/>
+                <w:webHidden/>
+              </w:rPr>
+              <w:fldChar w:fldCharType="separate"/>
+            </w:r>
+            <w:r>
+              <w:rPr>
+                <w:noProof/>
+                <w:webHidden/>
+              </w:rPr>
+              <w:t>68</w:t>
+            </w:r>
+            <w:r>
+              <w:rPr>
+                <w:noProof/>
+                <w:webHidden/>
+              </w:rPr>
+              <w:fldChar w:fldCharType="end"/>
+            </w:r>
+          </w:hyperlink>
+        </w:p>
+        <w:p>
+          <w:pPr>
+            <w:pStyle w:val="TDC2"/>
+            <w:tabs>
+              <w:tab w:val="right" w:leader="dot" w:pos="9964"/>
+            </w:tabs>
+            <w:rPr>
+              <w:rFonts w:asciiTheme="minorHAnsi" w:eastAsiaTheme="minorEastAsia" w:hAnsiTheme="minorHAnsi" w:cstheme="minorBidi"/>
+              <w:noProof/>
+              <w:color w:val="auto"/>
+              <w:kern w:val="2"/>
+              <w14:ligatures w14:val="standardContextual"/>
+            </w:rPr>
+          </w:pPr>
+          <w:hyperlink w:anchor="_Toc242564825" w:history="1">
+            <w:r>
+              <w:rPr>
+                <w:rStyle w:val="Hipervnculo"/>
+                <w:noProof/>
+              </w:rPr>
+              <w:t>9.1 Desarrollo</w:t>
+            </w:r>
+            <w:r>
+              <w:rPr>
+                <w:noProof/>
+                <w:webHidden/>
+              </w:rPr>
+              <w:tab/>
+            </w:r>
+            <w:r>
+              <w:rPr>
+                <w:noProof/>
+                <w:webHidden/>
+              </w:rPr>
+              <w:fldChar w:fldCharType="begin"/>
+            </w:r>
+            <w:r>
+              <w:rPr>
+                <w:noProof/>
+                <w:webHidden/>
+              </w:rPr>
+              <w:instrText xml:space="preserve"> PAGEREF _Toc242564825 \h </w:instrText>
+            </w:r>
+            <w:r>
+              <w:rPr>
+                <w:noProof/>
+                <w:webHidden/>
+              </w:rPr>
+            </w:r>
+            <w:r>
+              <w:rPr>
+                <w:noProof/>
+                <w:webHidden/>
+              </w:rPr>
+              <w:fldChar w:fldCharType="separate"/>
+            </w:r>
+            <w:r>
+              <w:rPr>
+                <w:noProof/>
+                <w:webHidden/>
+              </w:rPr>
+              <w:t>68</w:t>
+            </w:r>
+            <w:r>
+              <w:rPr>
+                <w:noProof/>
+                <w:webHidden/>
+              </w:rPr>
+              <w:fldChar w:fldCharType="end"/>
+            </w:r>
+          </w:hyperlink>
+        </w:p>
+        <w:p>
+          <w:pPr>
+            <w:pStyle w:val="TDC3"/>
+            <w:rPr>
+              <w:rFonts w:asciiTheme="minorHAnsi" w:eastAsiaTheme="minorEastAsia" w:hAnsiTheme="minorHAnsi" w:cstheme="minorBidi"/>
+              <w:noProof/>
+              <w:color w:val="auto"/>
+              <w:kern w:val="2"/>
+              <w14:ligatures w14:val="standardContextual"/>
+            </w:rPr>
+          </w:pPr>
+          <w:hyperlink w:anchor="_Toc242564826" w:history="1">
+            <w:r>
+              <w:rPr>
+                <w:rStyle w:val="Hipervnculo"/>
+                <w:rFonts w:cs="Arial"/>
+                <w:noProof/>
+              </w:rPr>
+              <w:t>9.1.1 Catálogo de casos</w:t>
+            </w:r>
+            <w:r>
+              <w:rPr>
+                <w:noProof/>
+                <w:webHidden/>
+              </w:rPr>
+              <w:tab/>
+            </w:r>
+            <w:r>
+              <w:rPr>
+                <w:noProof/>
+                <w:webHidden/>
+              </w:rPr>
+              <w:fldChar w:fldCharType="begin"/>
+            </w:r>
+            <w:r>
+              <w:rPr>
+                <w:noProof/>
+                <w:webHidden/>
+              </w:rPr>
+              <w:instrText xml:space="preserve"> PAGEREF _Toc242564826 \h </w:instrText>
+            </w:r>
+            <w:r>
+              <w:rPr>
+                <w:noProof/>
+                <w:webHidden/>
+              </w:rPr>
+            </w:r>
+            <w:r>
+              <w:rPr>
+                <w:noProof/>
+                <w:webHidden/>
+              </w:rPr>
+              <w:fldChar w:fldCharType="separate"/>
+            </w:r>
+            <w:r>
+              <w:rPr>
+                <w:noProof/>
+                <w:webHidden/>
+              </w:rPr>
+              <w:t>68</w:t>
+            </w:r>
+            <w:r>
+              <w:rPr>
+                <w:noProof/>
+                <w:webHidden/>
+              </w:rPr>
+              <w:fldChar w:fldCharType="end"/>
+            </w:r>
+          </w:hyperlink>
+        </w:p>
+        <w:p>
+          <w:pPr>
+            <w:pStyle w:val="TDC3"/>
+            <w:rPr>
+              <w:rFonts w:asciiTheme="minorHAnsi" w:eastAsiaTheme="minorEastAsia" w:hAnsiTheme="minorHAnsi" w:cstheme="minorBidi"/>
+              <w:noProof/>
+              <w:color w:val="auto"/>
+              <w:kern w:val="2"/>
+              <w14:ligatures w14:val="standardContextual"/>
+            </w:rPr>
+          </w:pPr>
+          <w:hyperlink w:anchor="_Toc242564827" w:history="1">
+            <w:r>
+              <w:rPr>
+                <w:rStyle w:val="Hipervnculo"/>
+                <w:rFonts w:cs="Arial"/>
+                <w:noProof/>
+              </w:rPr>
+              <w:t>9.1.2 Quién ejecuta y cómo se observa</w:t>
+            </w:r>
+            <w:r>
+              <w:rPr>
+                <w:noProof/>
+                <w:webHidden/>
+              </w:rPr>
+              <w:tab/>
+            </w:r>
+            <w:r>
+              <w:rPr>
+                <w:noProof/>
+                <w:webHidden/>
+              </w:rPr>
+              <w:fldChar w:fldCharType="begin"/>
+            </w:r>
+            <w:r>
+              <w:rPr>
+                <w:noProof/>
+                <w:webHidden/>
+              </w:rPr>
+              <w:instrText xml:space="preserve"> PAGEREF _Toc242564827 \h </w:instrText>
+            </w:r>
+            <w:r>
+              <w:rPr>
+                <w:noProof/>
+                <w:webHidden/>
+              </w:rPr>
+            </w:r>
+            <w:r>
+              <w:rPr>
+                <w:noProof/>
+                <w:webHidden/>
+              </w:rPr>
+              <w:fldChar w:fldCharType="separate"/>
+            </w:r>
+            <w:r>
+              <w:rPr>
+                <w:noProof/>
+                <w:webHidden/>
+              </w:rPr>
+              <w:t>69</w:t>
+            </w:r>
+            <w:r>
+              <w:rPr>
+                <w:noProof/>
+                <w:webHidden/>
+              </w:rPr>
+              <w:fldChar w:fldCharType="end"/>
+            </w:r>
+          </w:hyperlink>
+        </w:p>
+        <w:p>
+          <w:pPr>
+            <w:pStyle w:val="TDC3"/>
+            <w:rPr>
+              <w:rFonts w:asciiTheme="minorHAnsi" w:eastAsiaTheme="minorEastAsia" w:hAnsiTheme="minorHAnsi" w:cstheme="minorBidi"/>
+              <w:noProof/>
+              <w:color w:val="auto"/>
+              <w:kern w:val="2"/>
+              <w14:ligatures w14:val="standardContextual"/>
+            </w:rPr>
+          </w:pPr>
+          <w:hyperlink w:anchor="_Toc242564828" w:history="1">
+            <w:r>
+              <w:rPr>
+                <w:rStyle w:val="Hipervnculo"/>
+                <w:rFonts w:cs="Arial"/>
+                <w:noProof/>
+              </w:rPr>
+              <w:t>9.1.3 El candidato rc3</w:t>
+            </w:r>
+            <w:r>
+              <w:rPr>
+                <w:noProof/>
+                <w:webHidden/>
+              </w:rPr>
+              <w:tab/>
+            </w:r>
+            <w:r>
+              <w:rPr>
+                <w:noProof/>
+                <w:webHidden/>
+              </w:rPr>
+              <w:fldChar w:fldCharType="begin"/>
+            </w:r>
+            <w:r>
+              <w:rPr>
+                <w:noProof/>
+                <w:webHidden/>
+              </w:rPr>
+              <w:instrText xml:space="preserve"> PAGEREF _Toc242564828 \h </w:instrText>
+            </w:r>
+            <w:r>
+              <w:rPr>
+                <w:noProof/>
+                <w:webHidden/>
+              </w:rPr>
+            </w:r>
+            <w:r>
+              <w:rPr>
+                <w:noProof/>
+                <w:webHidden/>
+              </w:rPr>
+              <w:fldChar w:fldCharType="separate"/>
+            </w:r>
+            <w:r>
+              <w:rPr>
+                <w:noProof/>
+                <w:webHidden/>
+              </w:rPr>
+              <w:t>69</w:t>
+            </w:r>
+            <w:r>
+              <w:rPr>
+                <w:noProof/>
+                <w:webHidden/>
+              </w:rPr>
+              <w:fldChar w:fldCharType="end"/>
+            </w:r>
+          </w:hyperlink>
+        </w:p>
+        <w:p>
+          <w:pPr>
+            <w:pStyle w:val="TDC3"/>
+            <w:rPr>
+              <w:rFonts w:asciiTheme="minorHAnsi" w:eastAsiaTheme="minorEastAsia" w:hAnsiTheme="minorHAnsi" w:cstheme="minorBidi"/>
+              <w:noProof/>
+              <w:color w:val="auto"/>
+              <w:kern w:val="2"/>
+              <w14:ligatures w14:val="standardContextual"/>
+            </w:rPr>
+          </w:pPr>
+          <w:hyperlink w:anchor="_Toc242564829" w:history="1">
+            <w:r>
+              <w:rPr>
+                <w:rStyle w:val="Hipervnculo"/>
+                <w:rFonts w:cs="Arial"/>
+                <w:noProof/>
+              </w:rPr>
+              <w:t>9.1.4 Criterios de veredicto</w:t>
+            </w:r>
+            <w:r>
+              <w:rPr>
+                <w:noProof/>
+                <w:webHidden/>
+              </w:rPr>
+              <w:tab/>
+            </w:r>
+            <w:r>
+              <w:rPr>
+                <w:noProof/>
+                <w:webHidden/>
+              </w:rPr>
+              <w:fldChar w:fldCharType="begin"/>
+            </w:r>
+            <w:r>
+              <w:rPr>
+                <w:noProof/>
+                <w:webHidden/>
+              </w:rPr>
+              <w:instrText xml:space="preserve"> PAGEREF _Toc242564829 \h </w:instrText>
+            </w:r>
+            <w:r>
+              <w:rPr>
+                <w:noProof/>
+                <w:webHidden/>
+              </w:rPr>
+            </w:r>
+            <w:r>
+              <w:rPr>
+                <w:noProof/>
+                <w:webHidden/>
+              </w:rPr>
+              <w:fldChar w:fldCharType="separate"/>
+            </w:r>
+            <w:r>
+              <w:rPr>
+                <w:noProof/>
+                <w:webHidden/>
+              </w:rPr>
+              <w:t>70</w:t>
+            </w:r>
+            <w:r>
+              <w:rPr>
+                <w:noProof/>
+                <w:webHidden/>
+              </w:rPr>
+              <w:fldChar w:fldCharType="end"/>
+            </w:r>
+          </w:hyperlink>
+        </w:p>
+        <w:p>
+          <w:pPr>
+            <w:pStyle w:val="TDC2"/>
+            <w:tabs>
+              <w:tab w:val="right" w:leader="dot" w:pos="9964"/>
+            </w:tabs>
+            <w:rPr>
+              <w:rFonts w:asciiTheme="minorHAnsi" w:eastAsiaTheme="minorEastAsia" w:hAnsiTheme="minorHAnsi" w:cstheme="minorBidi"/>
+              <w:noProof/>
+              <w:color w:val="auto"/>
+              <w:kern w:val="2"/>
+              <w14:ligatures w14:val="standardContextual"/>
+            </w:rPr>
+          </w:pPr>
+          <w:hyperlink w:anchor="_Toc242564830" w:history="1">
+            <w:r>
+              <w:rPr>
+                <w:rStyle w:val="Hipervnculo"/>
+                <w:noProof/>
+              </w:rPr>
+              <w:t>9.2 Resultados</w:t>
+            </w:r>
+            <w:r>
+              <w:rPr>
+                <w:noProof/>
+                <w:webHidden/>
+              </w:rPr>
+              <w:tab/>
+            </w:r>
+            <w:r>
+              <w:rPr>
+                <w:noProof/>
+                <w:webHidden/>
+              </w:rPr>
+              <w:fldChar w:fldCharType="begin"/>
+            </w:r>
+            <w:r>
+              <w:rPr>
+                <w:noProof/>
+                <w:webHidden/>
+              </w:rPr>
+              <w:instrText xml:space="preserve"> PAGEREF _Toc242564830 \h </w:instrText>
+            </w:r>
+            <w:r>
+              <w:rPr>
+                <w:noProof/>
+                <w:webHidden/>
+              </w:rPr>
+            </w:r>
+            <w:r>
+              <w:rPr>
+                <w:noProof/>
+                <w:webHidden/>
+              </w:rPr>
+              <w:fldChar w:fldCharType="separate"/>
+            </w:r>
+            <w:r>
+              <w:rPr>
+                <w:noProof/>
+                <w:webHidden/>
+              </w:rPr>
+              <w:t>70</w:t>
+            </w:r>
+            <w:r>
+              <w:rPr>
+                <w:noProof/>
+                <w:webHidden/>
+              </w:rPr>
+              <w:fldChar w:fldCharType="end"/>
+            </w:r>
+          </w:hyperlink>
+        </w:p>
+        <w:p>
+          <w:pPr>
+            <w:pStyle w:val="TDC2"/>
+            <w:tabs>
+              <w:tab w:val="right" w:leader="dot" w:pos="9964"/>
+            </w:tabs>
+            <w:rPr>
+              <w:rFonts w:asciiTheme="minorHAnsi" w:eastAsiaTheme="minorEastAsia" w:hAnsiTheme="minorHAnsi" w:cstheme="minorBidi"/>
+              <w:noProof/>
+              <w:color w:val="auto"/>
+              <w:kern w:val="2"/>
+              <w14:ligatures w14:val="standardContextual"/>
+            </w:rPr>
+          </w:pPr>
+          <w:hyperlink w:anchor="_Toc242564831" w:history="1">
+            <w:r>
+              <w:rPr>
+                <w:rStyle w:val="Hipervnculo"/>
+                <w:noProof/>
+              </w:rPr>
+              <w:t>9.3 Conclusiones del objetivo</w:t>
+            </w:r>
+            <w:r>
+              <w:rPr>
+                <w:noProof/>
+                <w:webHidden/>
+              </w:rPr>
+              <w:tab/>
+            </w:r>
+            <w:r>
+              <w:rPr>
+                <w:noProof/>
+                <w:webHidden/>
+              </w:rPr>
+              <w:fldChar w:fldCharType="begin"/>
+            </w:r>
+            <w:r>
+              <w:rPr>
+                <w:noProof/>
+                <w:webHidden/>
+              </w:rPr>
+              <w:instrText xml:space="preserve"> PAGEREF _Toc242564831 \h </w:instrText>
+            </w:r>
+            <w:r>
+              <w:rPr>
+                <w:noProof/>
+                <w:webHidden/>
+              </w:rPr>
+            </w:r>
+            <w:r>
+              <w:rPr>
+                <w:noProof/>
+                <w:webHidden/>
+              </w:rPr>
+              <w:fldChar w:fldCharType="separate"/>
+            </w:r>
+            <w:r>
+              <w:rPr>
+                <w:noProof/>
+                <w:webHidden/>
+              </w:rPr>
+              <w:t>73</w:t>
+            </w:r>
+            <w:r>
+              <w:rPr>
+                <w:noProof/>
+                <w:webHidden/>
+              </w:rPr>
+              <w:fldChar w:fldCharType="end"/>
+            </w:r>
+          </w:hyperlink>
+        </w:p>
+        <w:p>
+          <w:pPr>
+            <w:pStyle w:val="TDC3"/>
+            <w:rPr>
+              <w:rFonts w:asciiTheme="minorHAnsi" w:eastAsiaTheme="minorEastAsia" w:hAnsiTheme="minorHAnsi" w:cstheme="minorBidi"/>
+              <w:noProof/>
+              <w:color w:val="auto"/>
+              <w:kern w:val="2"/>
+              <w14:ligatures w14:val="standardContextual"/>
+            </w:rPr>
+          </w:pPr>
+          <w:hyperlink w:anchor="_Toc242564832" w:history="1">
+            <w:r>
+              <w:rPr>
+                <w:rStyle w:val="Hipervnculo"/>
+                <w:rFonts w:cs="Arial"/>
+                <w:noProof/>
+              </w:rPr>
+              <w:t>9.3.1 Oportunidades de mejora para trabajos futuros</w:t>
+            </w:r>
+            <w:r>
+              <w:rPr>
+                <w:noProof/>
+                <w:webHidden/>
+              </w:rPr>
+              <w:tab/>
+            </w:r>
+            <w:r>
+              <w:rPr>
+                <w:noProof/>
+                <w:webHidden/>
+              </w:rPr>
+              <w:fldChar w:fldCharType="begin"/>
+            </w:r>
+            <w:r>
+              <w:rPr>
+                <w:noProof/>
+                <w:webHidden/>
+              </w:rPr>
+              <w:instrText xml:space="preserve"> PAGEREF _Toc242564832 \h </w:instrText>
+            </w:r>
+            <w:r>
+              <w:rPr>
+                <w:noProof/>
+                <w:webHidden/>
+              </w:rPr>
+            </w:r>
+            <w:r>
+              <w:rPr>
+                <w:noProof/>
+                <w:webHidden/>
+              </w:rPr>
+              <w:fldChar w:fldCharType="separate"/>
+            </w:r>
+            <w:r>
+              <w:rPr>
+                <w:noProof/>
+                <w:webHidden/>
+              </w:rPr>
+              <w:t>74</w:t>
+            </w:r>
+            <w:r>
+              <w:rPr>
+                <w:noProof/>
+                <w:webHidden/>
+              </w:rPr>
+              <w:fldChar w:fldCharType="end"/>
+            </w:r>
+          </w:hyperlink>
+        </w:p>
+        <w:p>
+          <w:pPr>
+            <w:pStyle w:val="TDC1"/>
+            <w:rPr>
+              <w:rFonts w:asciiTheme="minorHAnsi" w:eastAsiaTheme="minorEastAsia" w:hAnsiTheme="minorHAnsi" w:cstheme="minorBidi"/>
+              <w:noProof/>
+              <w:color w:val="auto"/>
+              <w:kern w:val="2"/>
+              <w14:ligatures w14:val="standardContextual"/>
+            </w:rPr>
+          </w:pPr>
+          <w:hyperlink w:anchor="_Toc242564833" w:history="1">
             <w:r>
               <w:rPr>
                 <w:rStyle w:val="Hipervnculo"/>
@@ -5551,7 +6187,7 @@
                 <w:noProof/>
                 <w:webHidden/>
               </w:rPr>
-              <w:instrText xml:space="preserve"> PAGEREF _Toc242545689 \h </w:instrText>
+              <w:instrText xml:space="preserve"> PAGEREF _Toc242564833 \h </w:instrText>
             </w:r>
             <w:r>
               <w:rPr>
@@ -5571,7 +6207,7 @@
                 <w:noProof/>
                 <w:webHidden/>
               </w:rPr>
-              <w:t>68</w:t>
+              <w:t>75</w:t>
             </w:r>
             <w:r>
               <w:rPr>
@@ -5712,7 +6348,7 @@
         </w:rPr>
         <w:fldChar w:fldCharType="separate"/>
       </w:r>
-      <w:hyperlink w:anchor="_Toc242545690" w:history="1">
+      <w:hyperlink w:anchor="_Toc242564834" w:history="1">
         <w:r>
           <w:rPr>
             <w:rStyle w:val="Hipervnculo"/>
@@ -5740,83 +6376,7 @@
             <w:noProof/>
             <w:webHidden/>
           </w:rPr>
-          <w:instrText xml:space="preserve"> PAGEREF _Toc242545690 \h </w:instrText>
-        </w:r>
-        <w:r>
-          <w:rPr>
-            <w:noProof/>
-            <w:webHidden/>
-          </w:rPr>
-        </w:r>
-        <w:r>
-          <w:rPr>
-            <w:noProof/>
-            <w:webHidden/>
-          </w:rPr>
-          <w:fldChar w:fldCharType="separate"/>
-        </w:r>
-        <w:r>
-          <w:rPr>
-            <w:noProof/>
-            <w:webHidden/>
-          </w:rPr>
-          <w:t>51</w:t>
-        </w:r>
-        <w:r>
-          <w:rPr>
-            <w:noProof/>
-            <w:webHidden/>
-          </w:rPr>
-          <w:fldChar w:fldCharType="end"/>
-        </w:r>
-      </w:hyperlink>
-    </w:p>
-    <w:p>
-      <w:pPr>
-        <w:pStyle w:val="Tabladeilustraciones"/>
-        <w:tabs>
-          <w:tab w:val="right" w:leader="dot" w:pos="9964"/>
-        </w:tabs>
-        <w:rPr>
-          <w:rFonts w:eastAsiaTheme="minorEastAsia" w:cstheme="minorBidi"/>
-          <w:smallCaps w:val="0"/>
-          <w:noProof/>
-          <w:color w:val="auto"/>
-          <w:kern w:val="2"/>
-          <w:sz w:val="24"/>
-          <w:szCs w:val="24"/>
-          <w14:ligatures w14:val="standardContextual"/>
-        </w:rPr>
-      </w:pPr>
-      <w:hyperlink w:anchor="_Toc242545691" w:history="1">
-        <w:r>
-          <w:rPr>
-            <w:rStyle w:val="Hipervnculo"/>
-            <w:rFonts w:cs="Arial"/>
-            <w:noProof/>
-          </w:rPr>
-          <w:t>Tabla 2. Módulos funcionales y requerimientos que agrupan</w:t>
-        </w:r>
-        <w:r>
-          <w:rPr>
-            <w:noProof/>
-            <w:webHidden/>
-          </w:rPr>
-          <w:tab/>
-        </w:r>
-        <w:r>
-          <w:rPr>
-            <w:noProof/>
-            <w:webHidden/>
-          </w:rPr>
-          <w:fldChar w:fldCharType="begin"/>
-        </w:r>
-        <w:r>
-          <w:rPr>
-            <w:noProof/>
-            <w:webHidden/>
-          </w:rPr>
-          <w:instrText xml:space="preserve"> PAGEREF _Toc242545691 \h </w:instrText>
+          <w:instrText xml:space="preserve"> PAGEREF _Toc242564834 \h </w:instrText>
         </w:r>
         <w:r>
           <w:rPr>
@@ -5864,14 +6424,14 @@
           <w14:ligatures w14:val="standardContextual"/>
         </w:rPr>
       </w:pPr>
-      <w:hyperlink w:anchor="_Toc242545692" w:history="1">
+      <w:hyperlink w:anchor="_Toc242564835" w:history="1">
         <w:r>
           <w:rPr>
             <w:rStyle w:val="Hipervnculo"/>
             <w:rFonts w:cs="Arial"/>
             <w:noProof/>
           </w:rPr>
-          <w:t>Tabla 3. Facetas del pensamiento computacional, nivel donde se ejercitan y requerimientos que las implementan</w:t>
+          <w:t>Tabla 2. Módulos funcionales y requerimientos que agrupan</w:t>
         </w:r>
         <w:r>
           <w:rPr>
@@ -5892,7 +6452,7 @@
             <w:noProof/>
             <w:webHidden/>
           </w:rPr>
-          <w:instrText xml:space="preserve"> PAGEREF _Toc242545692 \h </w:instrText>
+          <w:instrText xml:space="preserve"> PAGEREF _Toc242564835 \h </w:instrText>
         </w:r>
         <w:r>
           <w:rPr>
@@ -5940,14 +6500,14 @@
           <w14:ligatures w14:val="standardContextual"/>
         </w:rPr>
       </w:pPr>
-      <w:hyperlink w:anchor="_Toc242545693" w:history="1">
+      <w:hyperlink w:anchor="_Toc242564836" w:history="1">
         <w:r>
           <w:rPr>
             <w:rStyle w:val="Hipervnculo"/>
             <w:rFonts w:cs="Arial"/>
             <w:noProof/>
           </w:rPr>
-          <w:t>Tabla 4. Metas del primer objetivo y resultado obtenido</w:t>
+          <w:t>Tabla 3. Facetas del pensamiento computacional, nivel donde se ejercitan y requerimientos que las implementan</w:t>
         </w:r>
         <w:r>
           <w:rPr>
@@ -5968,7 +6528,7 @@
             <w:noProof/>
             <w:webHidden/>
           </w:rPr>
-          <w:instrText xml:space="preserve"> PAGEREF _Toc242545693 \h </w:instrText>
+          <w:instrText xml:space="preserve"> PAGEREF _Toc242564836 \h </w:instrText>
         </w:r>
         <w:r>
           <w:rPr>
@@ -6016,7 +6576,83 @@
           <w14:ligatures w14:val="standardContextual"/>
         </w:rPr>
       </w:pPr>
-      <w:hyperlink w:anchor="_Toc242545694" w:history="1">
+      <w:hyperlink w:anchor="_Toc242564837" w:history="1">
+        <w:r>
+          <w:rPr>
+            <w:rStyle w:val="Hipervnculo"/>
+            <w:rFonts w:cs="Arial"/>
+            <w:noProof/>
+          </w:rPr>
+          <w:t>Tabla 4. Metas del primer objetivo y resultado obtenido</w:t>
+        </w:r>
+        <w:r>
+          <w:rPr>
+            <w:noProof/>
+            <w:webHidden/>
+          </w:rPr>
+          <w:tab/>
+        </w:r>
+        <w:r>
+          <w:rPr>
+            <w:noProof/>
+            <w:webHidden/>
+          </w:rPr>
+          <w:fldChar w:fldCharType="begin"/>
+        </w:r>
+        <w:r>
+          <w:rPr>
+            <w:noProof/>
+            <w:webHidden/>
+          </w:rPr>
+          <w:instrText xml:space="preserve"> PAGEREF _Toc242564837 \h </w:instrText>
+        </w:r>
+        <w:r>
+          <w:rPr>
+            <w:noProof/>
+            <w:webHidden/>
+          </w:rPr>
+        </w:r>
+        <w:r>
+          <w:rPr>
+            <w:noProof/>
+            <w:webHidden/>
+          </w:rPr>
+          <w:fldChar w:fldCharType="separate"/>
+        </w:r>
+        <w:r>
+          <w:rPr>
+            <w:noProof/>
+            <w:webHidden/>
+          </w:rPr>
+          <w:t>55</w:t>
+        </w:r>
+        <w:r>
+          <w:rPr>
+            <w:noProof/>
+            <w:webHidden/>
+          </w:rPr>
+          <w:fldChar w:fldCharType="end"/>
+        </w:r>
+      </w:hyperlink>
+    </w:p>
+    <w:p>
+      <w:pPr>
+        <w:pStyle w:val="Tabladeilustraciones"/>
+        <w:tabs>
+          <w:tab w:val="right" w:leader="dot" w:pos="9964"/>
+        </w:tabs>
+        <w:rPr>
+          <w:rFonts w:eastAsiaTheme="minorEastAsia" w:cstheme="minorBidi"/>
+          <w:smallCaps w:val="0"/>
+          <w:noProof/>
+          <w:color w:val="auto"/>
+          <w:kern w:val="2"/>
+          <w:sz w:val="24"/>
+          <w:szCs w:val="24"/>
+          <w14:ligatures w14:val="standardContextual"/>
+        </w:rPr>
+      </w:pPr>
+      <w:hyperlink w:anchor="_Toc242564838" w:history="1">
         <w:r>
           <w:rPr>
             <w:rStyle w:val="Hipervnculo"/>
@@ -6044,83 +6680,7 @@
             <w:noProof/>
             <w:webHidden/>
           </w:rPr>
-          <w:instrText xml:space="preserve"> PAGEREF _Toc242545694 \h </w:instrText>
-        </w:r>
-        <w:r>
-          <w:rPr>
-            <w:noProof/>
-            <w:webHidden/>
-          </w:rPr>
-        </w:r>
-        <w:r>
-          <w:rPr>
-            <w:noProof/>
-            <w:webHidden/>
-          </w:rPr>
-          <w:fldChar w:fldCharType="separate"/>
-        </w:r>
-        <w:r>
-          <w:rPr>
-            <w:noProof/>
-            <w:webHidden/>
-          </w:rPr>
-          <w:t>56</w:t>
-        </w:r>
-        <w:r>
-          <w:rPr>
-            <w:noProof/>
-            <w:webHidden/>
-          </w:rPr>
-          <w:fldChar w:fldCharType="end"/>
-        </w:r>
-      </w:hyperlink>
-    </w:p>
-    <w:p>
-      <w:pPr>
-        <w:pStyle w:val="Tabladeilustraciones"/>
-        <w:tabs>
-          <w:tab w:val="right" w:leader="dot" w:pos="9964"/>
-        </w:tabs>
-        <w:rPr>
-          <w:rFonts w:eastAsiaTheme="minorEastAsia" w:cstheme="minorBidi"/>
-          <w:smallCaps w:val="0"/>
-          <w:noProof/>
-          <w:color w:val="auto"/>
-          <w:kern w:val="2"/>
-          <w:sz w:val="24"/>
-          <w:szCs w:val="24"/>
-          <w14:ligatures w14:val="standardContextual"/>
-        </w:rPr>
-      </w:pPr>
-      <w:hyperlink w:anchor="_Toc242545695" w:history="1">
-        <w:r>
-          <w:rPr>
-            <w:rStyle w:val="Hipervnculo"/>
-            <w:rFonts w:cs="Arial"/>
-            <w:noProof/>
-          </w:rPr>
-          <w:t>Tabla 6. Comparación de la dificultad entre niveles</w:t>
-        </w:r>
-        <w:r>
-          <w:rPr>
-            <w:noProof/>
-            <w:webHidden/>
-          </w:rPr>
-          <w:tab/>
-        </w:r>
-        <w:r>
-          <w:rPr>
-            <w:noProof/>
-            <w:webHidden/>
-          </w:rPr>
-          <w:fldChar w:fldCharType="begin"/>
-        </w:r>
-        <w:r>
-          <w:rPr>
-            <w:noProof/>
-            <w:webHidden/>
-          </w:rPr>
-          <w:instrText xml:space="preserve"> PAGEREF _Toc242545695 \h </w:instrText>
+          <w:instrText xml:space="preserve"> PAGEREF _Toc242564838 \h </w:instrText>
         </w:r>
         <w:r>
           <w:rPr>
@@ -6168,14 +6728,14 @@
           <w14:ligatures w14:val="standardContextual"/>
         </w:rPr>
       </w:pPr>
-      <w:hyperlink w:anchor="_Toc242545696" w:history="1">
+      <w:hyperlink w:anchor="_Toc242564839" w:history="1">
         <w:r>
           <w:rPr>
             <w:rStyle w:val="Hipervnculo"/>
             <w:rFonts w:cs="Arial"/>
             <w:noProof/>
           </w:rPr>
-          <w:t>Tabla 7. Metas del segundo objetivo y resultado obtenido</w:t>
+          <w:t>Tabla 6. Comparación de la dificultad entre niveles</w:t>
         </w:r>
         <w:r>
           <w:rPr>
@@ -6196,7 +6756,7 @@
             <w:noProof/>
             <w:webHidden/>
           </w:rPr>
-          <w:instrText xml:space="preserve"> PAGEREF _Toc242545696 \h </w:instrText>
+          <w:instrText xml:space="preserve"> PAGEREF _Toc242564839 \h </w:instrText>
         </w:r>
         <w:r>
           <w:rPr>
@@ -6244,14 +6804,14 @@
           <w14:ligatures w14:val="standardContextual"/>
         </w:rPr>
       </w:pPr>
-      <w:hyperlink w:anchor="_Toc242545697" w:history="1">
+      <w:hyperlink w:anchor="_Toc242564840" w:history="1">
         <w:r>
           <w:rPr>
             <w:rStyle w:val="Hipervnculo"/>
             <w:rFonts w:cs="Arial"/>
             <w:noProof/>
           </w:rPr>
-          <w:t>Tabla 8. Incrementos del desarrollo</w:t>
+          <w:t>Tabla 7. Metas del segundo objetivo y resultado obtenido</w:t>
         </w:r>
         <w:r>
           <w:rPr>
@@ -6272,7 +6832,7 @@
             <w:noProof/>
             <w:webHidden/>
           </w:rPr>
-          <w:instrText xml:space="preserve"> PAGEREF _Toc242545697 \h </w:instrText>
+          <w:instrText xml:space="preserve"> PAGEREF _Toc242564840 \h </w:instrText>
         </w:r>
         <w:r>
           <w:rPr>
@@ -6320,7 +6880,83 @@
           <w14:ligatures w14:val="standardContextual"/>
         </w:rPr>
       </w:pPr>
-      <w:hyperlink w:anchor="_Toc242545698" w:history="1">
+      <w:hyperlink w:anchor="_Toc242564841" w:history="1">
+        <w:r>
+          <w:rPr>
+            <w:rStyle w:val="Hipervnculo"/>
+            <w:rFonts w:cs="Arial"/>
+            <w:noProof/>
+          </w:rPr>
+          <w:t>Tabla 8. Incrementos del desarrollo</w:t>
+        </w:r>
+        <w:r>
+          <w:rPr>
+            <w:noProof/>
+            <w:webHidden/>
+          </w:rPr>
+          <w:tab/>
+        </w:r>
+        <w:r>
+          <w:rPr>
+            <w:noProof/>
+            <w:webHidden/>
+          </w:rPr>
+          <w:fldChar w:fldCharType="begin"/>
+        </w:r>
+        <w:r>
+          <w:rPr>
+            <w:noProof/>
+            <w:webHidden/>
+          </w:rPr>
+          <w:instrText xml:space="preserve"> PAGEREF _Toc242564841 \h </w:instrText>
+        </w:r>
+        <w:r>
+          <w:rPr>
+            <w:noProof/>
+            <w:webHidden/>
+          </w:rPr>
+        </w:r>
+        <w:r>
+          <w:rPr>
+            <w:noProof/>
+            <w:webHidden/>
+          </w:rPr>
+          <w:fldChar w:fldCharType="separate"/>
+        </w:r>
+        <w:r>
+          <w:rPr>
+            <w:noProof/>
+            <w:webHidden/>
+          </w:rPr>
+          <w:t>60</w:t>
+        </w:r>
+        <w:r>
+          <w:rPr>
+            <w:noProof/>
+            <w:webHidden/>
+          </w:rPr>
+          <w:fldChar w:fldCharType="end"/>
+        </w:r>
+      </w:hyperlink>
+    </w:p>
+    <w:p>
+      <w:pPr>
+        <w:pStyle w:val="Tabladeilustraciones"/>
+        <w:tabs>
+          <w:tab w:val="right" w:leader="dot" w:pos="9964"/>
+        </w:tabs>
+        <w:rPr>
+          <w:rFonts w:eastAsiaTheme="minorEastAsia" w:cstheme="minorBidi"/>
+          <w:smallCaps w:val="0"/>
+          <w:noProof/>
+          <w:color w:val="auto"/>
+          <w:kern w:val="2"/>
+          <w:sz w:val="24"/>
+          <w:szCs w:val="24"/>
+          <w14:ligatures w14:val="standardContextual"/>
+        </w:rPr>
+      </w:pPr>
+      <w:hyperlink w:anchor="_Toc242564842" w:history="1">
         <w:r>
           <w:rPr>
             <w:rStyle w:val="Hipervnculo"/>
@@ -6348,83 +6984,7 @@
             <w:noProof/>
             <w:webHidden/>
           </w:rPr>
-          <w:instrText xml:space="preserve"> PAGEREF _Toc242545698 \h </w:instrText>
-        </w:r>
-        <w:r>
-          <w:rPr>
-            <w:noProof/>
-            <w:webHidden/>
-          </w:rPr>
-        </w:r>
-        <w:r>
-          <w:rPr>
-            <w:noProof/>
-            <w:webHidden/>
-          </w:rPr>
-          <w:fldChar w:fldCharType="separate"/>
-        </w:r>
-        <w:r>
-          <w:rPr>
-            <w:noProof/>
-            <w:webHidden/>
-          </w:rPr>
-          <w:t>65</w:t>
-        </w:r>
-        <w:r>
-          <w:rPr>
-            <w:noProof/>
-            <w:webHidden/>
-          </w:rPr>
-          <w:fldChar w:fldCharType="end"/>
-        </w:r>
-      </w:hyperlink>
-    </w:p>
-    <w:p>
-      <w:pPr>
-        <w:pStyle w:val="Tabladeilustraciones"/>
-        <w:tabs>
-          <w:tab w:val="right" w:leader="dot" w:pos="9964"/>
-        </w:tabs>
-        <w:rPr>
-          <w:rFonts w:eastAsiaTheme="minorEastAsia" w:cstheme="minorBidi"/>
-          <w:smallCaps w:val="0"/>
-          <w:noProof/>
-          <w:color w:val="auto"/>
-          <w:kern w:val="2"/>
-          <w:sz w:val="24"/>
-          <w:szCs w:val="24"/>
-          <w14:ligatures w14:val="standardContextual"/>
-        </w:rPr>
-      </w:pPr>
-      <w:hyperlink w:anchor="_Toc242545699" w:history="1">
-        <w:r>
-          <w:rPr>
-            <w:rStyle w:val="Hipervnculo"/>
-            <w:rFonts w:cs="Arial"/>
-            <w:noProof/>
-          </w:rPr>
-          <w:t>Tabla 10. Resultado de la suite de pruebas del 1 de octubre de 2026</w:t>
-        </w:r>
-        <w:r>
-          <w:rPr>
-            <w:noProof/>
-            <w:webHidden/>
-          </w:rPr>
-          <w:tab/>
-        </w:r>
-        <w:r>
-          <w:rPr>
-            <w:noProof/>
-            <w:webHidden/>
-          </w:rPr>
-          <w:fldChar w:fldCharType="begin"/>
-        </w:r>
-        <w:r>
-          <w:rPr>
-            <w:noProof/>
-            <w:webHidden/>
-          </w:rPr>
-          <w:instrText xml:space="preserve"> PAGEREF _Toc242545699 \h </w:instrText>
+          <w:instrText xml:space="preserve"> PAGEREF _Toc242564842 \h </w:instrText>
         </w:r>
         <w:r>
           <w:rPr>
@@ -6472,7 +7032,83 @@
           <w14:ligatures w14:val="standardContextual"/>
         </w:rPr>
       </w:pPr>
-      <w:hyperlink w:anchor="_Toc242545700" w:history="1">
+      <w:hyperlink w:anchor="_Toc242564843" w:history="1">
+        <w:r>
+          <w:rPr>
+            <w:rStyle w:val="Hipervnculo"/>
+            <w:rFonts w:cs="Arial"/>
+            <w:noProof/>
+          </w:rPr>
+          <w:t>Tabla 10. Resultado de la suite de pruebas del 1 de octubre de 2026</w:t>
+        </w:r>
+        <w:r>
+          <w:rPr>
+            <w:noProof/>
+            <w:webHidden/>
+          </w:rPr>
+          <w:tab/>
+        </w:r>
+        <w:r>
+          <w:rPr>
+            <w:noProof/>
+            <w:webHidden/>
+          </w:rPr>
+          <w:fldChar w:fldCharType="begin"/>
+        </w:r>
+        <w:r>
+          <w:rPr>
+            <w:noProof/>
+            <w:webHidden/>
+          </w:rPr>
+          <w:instrText xml:space="preserve"> PAGEREF _Toc242564843 \h </w:instrText>
+        </w:r>
+        <w:r>
+          <w:rPr>
+            <w:noProof/>
+            <w:webHidden/>
+          </w:rPr>
+        </w:r>
+        <w:r>
+          <w:rPr>
+            <w:noProof/>
+            <w:webHidden/>
+          </w:rPr>
+          <w:fldChar w:fldCharType="separate"/>
+        </w:r>
+        <w:r>
+          <w:rPr>
+            <w:noProof/>
+            <w:webHidden/>
+          </w:rPr>
+          <w:t>67</w:t>
+        </w:r>
+        <w:r>
+          <w:rPr>
+            <w:noProof/>
+            <w:webHidden/>
+          </w:rPr>
+          <w:fldChar w:fldCharType="end"/>
+        </w:r>
+      </w:hyperlink>
+    </w:p>
+    <w:p>
+      <w:pPr>
+        <w:pStyle w:val="Tabladeilustraciones"/>
+        <w:tabs>
+          <w:tab w:val="right" w:leader="dot" w:pos="9964"/>
+        </w:tabs>
+        <w:rPr>
+          <w:rFonts w:eastAsiaTheme="minorEastAsia" w:cstheme="minorBidi"/>
+          <w:smallCaps w:val="0"/>
+          <w:noProof/>
+          <w:color w:val="auto"/>
+          <w:kern w:val="2"/>
+          <w:sz w:val="24"/>
+          <w:szCs w:val="24"/>
+          <w14:ligatures w14:val="standardContextual"/>
+        </w:rPr>
+      </w:pPr>
+      <w:hyperlink w:anchor="_Toc242564844" w:history="1">
         <w:r>
           <w:rPr>
             <w:rStyle w:val="Hipervnculo"/>
@@ -6500,7 +7136,7 @@
             <w:noProof/>
             <w:webHidden/>
           </w:rPr>
-          <w:instrText xml:space="preserve"> PAGEREF _Toc242545700 \h </w:instrText>
+          <w:instrText xml:space="preserve"> PAGEREF _Toc242564844 \h </w:instrText>
         </w:r>
         <w:r>
           <w:rPr>
@@ -6520,7 +7156,7 @@
             <w:noProof/>
             <w:webHidden/>
           </w:rPr>
-          <w:t>66</w:t>
+          <w:t>67</w:t>
         </w:r>
         <w:r>
           <w:rPr>
@@ -6533,171 +7169,6 @@
     </w:p>
     <w:p>
       <w:pPr>
-        <w:pStyle w:val="TDC1"/>
-        <w:rPr>
-          <w:rFonts w:eastAsia="Arial" w:cs="Arial"/>
-        </w:rPr>
-      </w:pPr>
-      <w:r>
-        <w:rPr>
-          <w:rStyle w:val="Hipervnculo"/>
-          <w:rFonts w:cs="Arial"/>
-          <w:noProof/>
-        </w:rPr>
-        <w:fldChar w:fldCharType="end"/>
-      </w:r>
-      <w:r>
-        <w:rPr>
-          <w:rFonts w:cs="Arial"/>
-        </w:rPr>
-        <w:t xml:space="preserve"> </w:t>
-      </w:r>
-    </w:p>
-    <w:p>
-      <w:pPr>
-        <w:ind w:firstLine="431"/>
-        <w:jc w:val="right"/>
-        <w:rPr>
-          <w:rFonts w:eastAsia="Arial" w:cs="Arial"/>
-        </w:rPr>
-      </w:pPr>
-    </w:p>
-    <w:p>
-      <w:pPr>
-        <w:ind w:firstLine="431"/>
-        <w:jc w:val="right"/>
-        <w:rPr>
-          <w:rFonts w:eastAsia="Arial" w:cs="Arial"/>
-        </w:rPr>
-      </w:pPr>
-    </w:p>
-    <w:p>
-      <w:pPr>
-        <w:spacing w:after="240"/>
-        <w:jc w:val="center"/>
-        <w:rPr>
-          <w:rFonts w:cs="Arial"/>
-          <w:b/>
-          <w:bCs/>
-        </w:rPr>
-      </w:pPr>
-      <w:r>
-        <w:rPr>
-          <w:rFonts w:cs="Arial"/>
-          <w:b/>
-          <w:bCs/>
-        </w:rPr>
-        <w:t>LISTA DE CUADROS</w:t>
-      </w:r>
-    </w:p>
-    <w:p>
-      <w:pPr>
-        <w:spacing w:after="240"/>
-        <w:jc w:val="right"/>
-        <w:rPr>
-          <w:rFonts w:cs="Arial"/>
-        </w:rPr>
-      </w:pPr>
-      <w:r>
-        <w:rPr>
-          <w:rFonts w:cs="Arial"/>
-        </w:rPr>
-        <w:t>Pág.</w:t>
-      </w:r>
-    </w:p>
-    <w:p>
-      <w:pPr>
-        <w:spacing w:after="240"/>
-        <w:jc w:val="left"/>
-        <w:rPr>
-          <w:rFonts w:cs="Arial"/>
-        </w:rPr>
-      </w:pPr>
-      <w:r>
-        <w:rPr>
-          <w:rFonts w:cs="Arial"/>
-        </w:rPr>
-        <w:t>El presente trabajo de grado no incluye cuadros.</w:t>
-      </w:r>
-    </w:p>
-    <w:p>
-      <w:pPr>
-        <w:spacing w:before="240" w:after="480"/>
-        <w:ind w:firstLine="709"/>
-        <w:rPr>
-          <w:rFonts w:cs="Arial"/>
-        </w:rPr>
-      </w:pPr>
-      <w:r>
-        <w:rPr>
-          <w:rFonts w:cs="Arial"/>
-        </w:rPr>
-        <w:br w:type="page"/>
-      </w:r>
-    </w:p>
-    <w:p>
-      <w:pPr>
-        <w:jc w:val="center"/>
-        <w:rPr>
-          <w:rFonts w:cs="Arial"/>
-          <w:b/>
-          <w:bCs/>
-        </w:rPr>
-      </w:pPr>
-      <w:r>
-        <w:rPr>
-          <w:rFonts w:cs="Arial"/>
-          <w:b/>
-          <w:bCs/>
-        </w:rPr>
-        <w:lastRenderedPageBreak/>
-        <w:t>LISTA DE FIGURAS</w:t>
-      </w:r>
-    </w:p>
-    <w:p>
-      <w:pPr>
-        <w:ind w:firstLine="431"/>
-        <w:jc w:val="right"/>
-        <w:rPr>
-          <w:rFonts w:eastAsia="Arial" w:cs="Arial"/>
-        </w:rPr>
-      </w:pPr>
-    </w:p>
-    <w:p>
-      <w:pPr>
-        <w:ind w:firstLine="431"/>
-        <w:jc w:val="right"/>
-        <w:rPr>
-          <w:rFonts w:eastAsia="Arial" w:cs="Arial"/>
-        </w:rPr>
-      </w:pPr>
-    </w:p>
-    <w:p>
-      <w:pPr>
-        <w:ind w:firstLine="431"/>
-        <w:jc w:val="right"/>
-        <w:rPr>
-          <w:rFonts w:eastAsia="Arial" w:cs="Arial"/>
-        </w:rPr>
-      </w:pPr>
-      <w:r>
-        <w:rPr>
-          <w:rFonts w:eastAsia="Arial" w:cs="Arial"/>
-        </w:rPr>
-        <w:t>Pág.</w:t>
-      </w:r>
-    </w:p>
-    <w:p>
-      <w:pPr>
-        <w:ind w:firstLine="431"/>
-        <w:jc w:val="right"/>
-        <w:rPr>
-          <w:rFonts w:eastAsia="Arial" w:cs="Arial"/>
-        </w:rPr>
-      </w:pPr>
-    </w:p>
-    <w:p>
-      <w:pPr>
         <w:pStyle w:val="Tabladeilustraciones"/>
         <w:tabs>
           <w:tab w:val="right" w:leader="dot" w:pos="9964"/>
@@ -6713,6 +7184,551 @@
           <w14:ligatures w14:val="standardContextual"/>
         </w:rPr>
       </w:pPr>
+      <w:hyperlink w:anchor="_Toc242564845" w:history="1">
+        <w:r>
+          <w:rPr>
+            <w:rStyle w:val="Hipervnculo"/>
+            <w:rFonts w:cs="Arial"/>
+            <w:noProof/>
+          </w:rPr>
+          <w:t>Tabla 12. Metas del cuarto objetivo y resultado obtenido</w:t>
+        </w:r>
+        <w:r>
+          <w:rPr>
+            <w:noProof/>
+            <w:webHidden/>
+          </w:rPr>
+          <w:tab/>
+        </w:r>
+        <w:r>
+          <w:rPr>
+            <w:noProof/>
+            <w:webHidden/>
+          </w:rPr>
+          <w:fldChar w:fldCharType="begin"/>
+        </w:r>
+        <w:r>
+          <w:rPr>
+            <w:noProof/>
+            <w:webHidden/>
+          </w:rPr>
+          <w:instrText xml:space="preserve"> PAGEREF _Toc242564845 \h </w:instrText>
+        </w:r>
+        <w:r>
+          <w:rPr>
+            <w:noProof/>
+            <w:webHidden/>
+          </w:rPr>
+        </w:r>
+        <w:r>
+          <w:rPr>
+            <w:noProof/>
+            <w:webHidden/>
+          </w:rPr>
+          <w:fldChar w:fldCharType="separate"/>
+        </w:r>
+        <w:r>
+          <w:rPr>
+            <w:noProof/>
+            <w:webHidden/>
+          </w:rPr>
+          <w:t>70</w:t>
+        </w:r>
+        <w:r>
+          <w:rPr>
+            <w:noProof/>
+            <w:webHidden/>
+          </w:rPr>
+          <w:fldChar w:fldCharType="end"/>
+        </w:r>
+      </w:hyperlink>
+    </w:p>
+    <w:p>
+      <w:pPr>
+        <w:pStyle w:val="Tabladeilustraciones"/>
+        <w:tabs>
+          <w:tab w:val="right" w:leader="dot" w:pos="9964"/>
+        </w:tabs>
+        <w:rPr>
+          <w:rFonts w:eastAsiaTheme="minorEastAsia" w:cstheme="minorBidi"/>
+          <w:smallCaps w:val="0"/>
+          <w:noProof/>
+          <w:color w:val="auto"/>
+          <w:kern w:val="2"/>
+          <w:sz w:val="24"/>
+          <w:szCs w:val="24"/>
+          <w14:ligatures w14:val="standardContextual"/>
+        </w:rPr>
+      </w:pPr>
+      <w:hyperlink w:anchor="_Toc242564846" w:history="1">
+        <w:r>
+          <w:rPr>
+            <w:rStyle w:val="Hipervnculo"/>
+            <w:rFonts w:cs="Arial"/>
+            <w:noProof/>
+          </w:rPr>
+          <w:t>Tabla 13. Veredictos de rc3 por sesión</w:t>
+        </w:r>
+        <w:r>
+          <w:rPr>
+            <w:noProof/>
+            <w:webHidden/>
+          </w:rPr>
+          <w:tab/>
+        </w:r>
+        <w:r>
+          <w:rPr>
+            <w:noProof/>
+            <w:webHidden/>
+          </w:rPr>
+          <w:fldChar w:fldCharType="begin"/>
+        </w:r>
+        <w:r>
+          <w:rPr>
+            <w:noProof/>
+            <w:webHidden/>
+          </w:rPr>
+          <w:instrText xml:space="preserve"> PAGEREF _Toc242564846 \h </w:instrText>
+        </w:r>
+        <w:r>
+          <w:rPr>
+            <w:noProof/>
+            <w:webHidden/>
+          </w:rPr>
+        </w:r>
+        <w:r>
+          <w:rPr>
+            <w:noProof/>
+            <w:webHidden/>
+          </w:rPr>
+          <w:fldChar w:fldCharType="separate"/>
+        </w:r>
+        <w:r>
+          <w:rPr>
+            <w:noProof/>
+            <w:webHidden/>
+          </w:rPr>
+          <w:t>71</w:t>
+        </w:r>
+        <w:r>
+          <w:rPr>
+            <w:noProof/>
+            <w:webHidden/>
+          </w:rPr>
+          <w:fldChar w:fldCharType="end"/>
+        </w:r>
+      </w:hyperlink>
+    </w:p>
+    <w:p>
+      <w:pPr>
+        <w:pStyle w:val="Tabladeilustraciones"/>
+        <w:tabs>
+          <w:tab w:val="right" w:leader="dot" w:pos="9964"/>
+        </w:tabs>
+        <w:rPr>
+          <w:rFonts w:eastAsiaTheme="minorEastAsia" w:cstheme="minorBidi"/>
+          <w:smallCaps w:val="0"/>
+          <w:noProof/>
+          <w:color w:val="auto"/>
+          <w:kern w:val="2"/>
+          <w:sz w:val="24"/>
+          <w:szCs w:val="24"/>
+          <w14:ligatures w14:val="standardContextual"/>
+        </w:rPr>
+      </w:pPr>
+      <w:hyperlink w:anchor="_Toc242564847" w:history="1">
+        <w:r>
+          <w:rPr>
+            <w:rStyle w:val="Hipervnculo"/>
+            <w:rFonts w:cs="Arial"/>
+            <w:noProof/>
+          </w:rPr>
+          <w:t>Tabla 14. Presupuestos de rendimiento y de paquete en rc3</w:t>
+        </w:r>
+        <w:r>
+          <w:rPr>
+            <w:noProof/>
+            <w:webHidden/>
+          </w:rPr>
+          <w:tab/>
+        </w:r>
+        <w:r>
+          <w:rPr>
+            <w:noProof/>
+            <w:webHidden/>
+          </w:rPr>
+          <w:fldChar w:fldCharType="begin"/>
+        </w:r>
+        <w:r>
+          <w:rPr>
+            <w:noProof/>
+            <w:webHidden/>
+          </w:rPr>
+          <w:instrText xml:space="preserve"> PAGEREF _Toc242564847 \h </w:instrText>
+        </w:r>
+        <w:r>
+          <w:rPr>
+            <w:noProof/>
+            <w:webHidden/>
+          </w:rPr>
+        </w:r>
+        <w:r>
+          <w:rPr>
+            <w:noProof/>
+            <w:webHidden/>
+          </w:rPr>
+          <w:fldChar w:fldCharType="separate"/>
+        </w:r>
+        <w:r>
+          <w:rPr>
+            <w:noProof/>
+            <w:webHidden/>
+          </w:rPr>
+          <w:t>72</w:t>
+        </w:r>
+        <w:r>
+          <w:rPr>
+            <w:noProof/>
+            <w:webHidden/>
+          </w:rPr>
+          <w:fldChar w:fldCharType="end"/>
+        </w:r>
+      </w:hyperlink>
+    </w:p>
+    <w:p>
+      <w:pPr>
+        <w:pStyle w:val="Tabladeilustraciones"/>
+        <w:tabs>
+          <w:tab w:val="right" w:leader="dot" w:pos="9964"/>
+        </w:tabs>
+        <w:rPr>
+          <w:rFonts w:eastAsiaTheme="minorEastAsia" w:cstheme="minorBidi"/>
+          <w:smallCaps w:val="0"/>
+          <w:noProof/>
+          <w:color w:val="auto"/>
+          <w:kern w:val="2"/>
+          <w:sz w:val="24"/>
+          <w:szCs w:val="24"/>
+          <w14:ligatures w14:val="standardContextual"/>
+        </w:rPr>
+      </w:pPr>
+      <w:hyperlink w:anchor="_Toc242564848" w:history="1">
+        <w:r>
+          <w:rPr>
+            <w:rStyle w:val="Hipervnculo"/>
+            <w:rFonts w:cs="Arial"/>
+            <w:noProof/>
+          </w:rPr>
+          <w:t>Tabla 15. Defectos hallados por severidad y estado al cierre de la pasada sobre rc3</w:t>
+        </w:r>
+        <w:r>
+          <w:rPr>
+            <w:noProof/>
+            <w:webHidden/>
+          </w:rPr>
+          <w:tab/>
+        </w:r>
+        <w:r>
+          <w:rPr>
+            <w:noProof/>
+            <w:webHidden/>
+          </w:rPr>
+          <w:fldChar w:fldCharType="begin"/>
+        </w:r>
+        <w:r>
+          <w:rPr>
+            <w:noProof/>
+            <w:webHidden/>
+          </w:rPr>
+          <w:instrText xml:space="preserve"> PAGEREF _Toc242564848 \h </w:instrText>
+        </w:r>
+        <w:r>
+          <w:rPr>
+            <w:noProof/>
+            <w:webHidden/>
+          </w:rPr>
+        </w:r>
+        <w:r>
+          <w:rPr>
+            <w:noProof/>
+            <w:webHidden/>
+          </w:rPr>
+          <w:fldChar w:fldCharType="separate"/>
+        </w:r>
+        <w:r>
+          <w:rPr>
+            <w:noProof/>
+            <w:webHidden/>
+          </w:rPr>
+          <w:t>73</w:t>
+        </w:r>
+        <w:r>
+          <w:rPr>
+            <w:noProof/>
+            <w:webHidden/>
+          </w:rPr>
+          <w:fldChar w:fldCharType="end"/>
+        </w:r>
+      </w:hyperlink>
+    </w:p>
+    <w:p>
+      <w:pPr>
+        <w:pStyle w:val="Tabladeilustraciones"/>
+        <w:tabs>
+          <w:tab w:val="right" w:leader="dot" w:pos="9964"/>
+        </w:tabs>
+        <w:rPr>
+          <w:rFonts w:eastAsiaTheme="minorEastAsia" w:cstheme="minorBidi"/>
+          <w:smallCaps w:val="0"/>
+          <w:noProof/>
+          <w:color w:val="auto"/>
+          <w:kern w:val="2"/>
+          <w:sz w:val="24"/>
+          <w:szCs w:val="24"/>
+          <w14:ligatures w14:val="standardContextual"/>
+        </w:rPr>
+      </w:pPr>
+      <w:hyperlink w:anchor="_Toc242564849" w:history="1">
+        <w:r>
+          <w:rPr>
+            <w:rStyle w:val="Hipervnculo"/>
+            <w:rFonts w:cs="Arial"/>
+            <w:noProof/>
+          </w:rPr>
+          <w:t>Tabla 16. Comprobaciones pendientes de Santiago Benavides Rey al 10 de octubre de 2026 y espacio para sus resultados</w:t>
+        </w:r>
+        <w:r>
+          <w:rPr>
+            <w:noProof/>
+            <w:webHidden/>
+          </w:rPr>
+          <w:tab/>
+        </w:r>
+        <w:r>
+          <w:rPr>
+            <w:noProof/>
+            <w:webHidden/>
+          </w:rPr>
+          <w:fldChar w:fldCharType="begin"/>
+        </w:r>
+        <w:r>
+          <w:rPr>
+            <w:noProof/>
+            <w:webHidden/>
+          </w:rPr>
+          <w:instrText xml:space="preserve"> PAGEREF _Toc242564849 \h </w:instrText>
+        </w:r>
+        <w:r>
+          <w:rPr>
+            <w:noProof/>
+            <w:webHidden/>
+          </w:rPr>
+        </w:r>
+        <w:r>
+          <w:rPr>
+            <w:noProof/>
+            <w:webHidden/>
+          </w:rPr>
+          <w:fldChar w:fldCharType="separate"/>
+        </w:r>
+        <w:r>
+          <w:rPr>
+            <w:noProof/>
+            <w:webHidden/>
+          </w:rPr>
+          <w:t>73</w:t>
+        </w:r>
+        <w:r>
+          <w:rPr>
+            <w:noProof/>
+            <w:webHidden/>
+          </w:rPr>
+          <w:fldChar w:fldCharType="end"/>
+        </w:r>
+      </w:hyperlink>
+    </w:p>
+    <w:p>
+      <w:pPr>
+        <w:pStyle w:val="TDC1"/>
+        <w:rPr>
+          <w:rFonts w:eastAsia="Arial" w:cs="Arial"/>
+        </w:rPr>
+      </w:pPr>
+      <w:r>
+        <w:rPr>
+          <w:rStyle w:val="Hipervnculo"/>
+          <w:rFonts w:cs="Arial"/>
+          <w:noProof/>
+        </w:rPr>
+        <w:fldChar w:fldCharType="end"/>
+      </w:r>
+      <w:r>
+        <w:rPr>
+          <w:rFonts w:cs="Arial"/>
+        </w:rPr>
+        <w:t xml:space="preserve"> </w:t>
+      </w:r>
+    </w:p>
+    <w:p>
+      <w:pPr>
+        <w:ind w:firstLine="431"/>
+        <w:jc w:val="right"/>
+        <w:rPr>
+          <w:rFonts w:eastAsia="Arial" w:cs="Arial"/>
+        </w:rPr>
+      </w:pPr>
+    </w:p>
+    <w:p>
+      <w:pPr>
+        <w:ind w:firstLine="431"/>
+        <w:jc w:val="right"/>
+        <w:rPr>
+          <w:rFonts w:eastAsia="Arial" w:cs="Arial"/>
+        </w:rPr>
+      </w:pPr>
+    </w:p>
+    <w:p>
+      <w:pPr>
+        <w:spacing w:after="240"/>
+        <w:jc w:val="center"/>
+        <w:rPr>
+          <w:rFonts w:cs="Arial"/>
+          <w:b/>
+          <w:bCs/>
+        </w:rPr>
+      </w:pPr>
+      <w:r>
+        <w:rPr>
+          <w:rFonts w:cs="Arial"/>
+          <w:b/>
+          <w:bCs/>
+        </w:rPr>
+        <w:t>LISTA DE CUADROS</w:t>
+      </w:r>
+    </w:p>
+    <w:p>
+      <w:pPr>
+        <w:spacing w:after="240"/>
+        <w:jc w:val="right"/>
+        <w:rPr>
+          <w:rFonts w:cs="Arial"/>
+        </w:rPr>
+      </w:pPr>
+      <w:r>
+        <w:rPr>
+          <w:rFonts w:cs="Arial"/>
+        </w:rPr>
+        <w:t>Pág.</w:t>
+      </w:r>
+    </w:p>
+    <w:p>
+      <w:pPr>
+        <w:spacing w:after="240"/>
+        <w:jc w:val="left"/>
+        <w:rPr>
+          <w:rFonts w:cs="Arial"/>
+        </w:rPr>
+      </w:pPr>
+      <w:r>
+        <w:rPr>
+          <w:rFonts w:cs="Arial"/>
+        </w:rPr>
+        <w:t>El presente trabajo de grado no incluye cuadros.</w:t>
+      </w:r>
+    </w:p>
+    <w:p>
+      <w:pPr>
+        <w:spacing w:before="240" w:after="480"/>
+        <w:ind w:firstLine="709"/>
+        <w:rPr>
+          <w:rFonts w:cs="Arial"/>
+        </w:rPr>
+      </w:pPr>
+      <w:r>
+        <w:rPr>
+          <w:rFonts w:cs="Arial"/>
+        </w:rPr>
+        <w:br w:type="page"/>
+      </w:r>
+    </w:p>
+    <w:p>
+      <w:pPr>
+        <w:jc w:val="center"/>
+        <w:rPr>
+          <w:rFonts w:cs="Arial"/>
+          <w:b/>
+          <w:bCs/>
+        </w:rPr>
+      </w:pPr>
+      <w:r>
+        <w:rPr>
+          <w:rFonts w:cs="Arial"/>
+          <w:b/>
+          <w:bCs/>
+        </w:rPr>
+        <w:lastRenderedPageBreak/>
+        <w:t>LISTA DE FIGURAS</w:t>
+      </w:r>
+    </w:p>
+    <w:p>
+      <w:pPr>
+        <w:ind w:firstLine="431"/>
+        <w:jc w:val="right"/>
+        <w:rPr>
+          <w:rFonts w:eastAsia="Arial" w:cs="Arial"/>
+        </w:rPr>
+      </w:pPr>
+    </w:p>
+    <w:p>
+      <w:pPr>
+        <w:ind w:firstLine="431"/>
+        <w:jc w:val="right"/>
+        <w:rPr>
+          <w:rFonts w:eastAsia="Arial" w:cs="Arial"/>
+        </w:rPr>
+      </w:pPr>
+    </w:p>
+    <w:p>
+      <w:pPr>
+        <w:ind w:firstLine="431"/>
+        <w:jc w:val="right"/>
+        <w:rPr>
+          <w:rFonts w:eastAsia="Arial" w:cs="Arial"/>
+        </w:rPr>
+      </w:pPr>
+      <w:r>
+        <w:rPr>
+          <w:rFonts w:eastAsia="Arial" w:cs="Arial"/>
+        </w:rPr>
+        <w:t>Pág.</w:t>
+      </w:r>
+    </w:p>
+    <w:p>
+      <w:pPr>
+        <w:ind w:firstLine="431"/>
+        <w:jc w:val="right"/>
+        <w:rPr>
+          <w:rFonts w:eastAsia="Arial" w:cs="Arial"/>
+        </w:rPr>
+      </w:pPr>
+    </w:p>
+    <w:p>
+      <w:pPr>
+        <w:pStyle w:val="Tabladeilustraciones"/>
+        <w:tabs>
+          <w:tab w:val="right" w:leader="dot" w:pos="9964"/>
+        </w:tabs>
+        <w:rPr>
+          <w:rFonts w:eastAsiaTheme="minorEastAsia" w:cstheme="minorBidi"/>
+          <w:smallCaps w:val="0"/>
+          <w:noProof/>
+          <w:color w:val="auto"/>
+          <w:kern w:val="2"/>
+          <w:sz w:val="24"/>
+          <w:szCs w:val="24"/>
+          <w14:ligatures w14:val="standardContextual"/>
+        </w:rPr>
+      </w:pPr>
       <w:r>
         <w:rPr>
           <w:rFonts w:cs="Arial"/>
@@ -6739,7 +7755,7 @@
         </w:rPr>
         <w:fldChar w:fldCharType="separate"/>
       </w:r>
-      <w:hyperlink w:anchor="_Toc242545701" w:history="1">
+      <w:hyperlink w:anchor="_Toc242564850" w:history="1">
         <w:r>
           <w:rPr>
             <w:rStyle w:val="Hipervnculo"/>
@@ -6767,83 +7783,7 @@
             <w:noProof/>
             <w:webHidden/>
           </w:rPr>
-          <w:instrText xml:space="preserve"> PAGEREF _Toc242545701 \h </w:instrText>
-        </w:r>
-        <w:r>
-          <w:rPr>
-            <w:noProof/>
-            <w:webHidden/>
-          </w:rPr>
-        </w:r>
-        <w:r>
-          <w:rPr>
-            <w:noProof/>
-            <w:webHidden/>
-          </w:rPr>
-          <w:fldChar w:fldCharType="separate"/>
-        </w:r>
-        <w:r>
-          <w:rPr>
-            <w:noProof/>
-            <w:webHidden/>
-          </w:rPr>
-          <w:t>16</w:t>
-        </w:r>
-        <w:r>
-          <w:rPr>
-            <w:noProof/>
-            <w:webHidden/>
-          </w:rPr>
-          <w:fldChar w:fldCharType="end"/>
-        </w:r>
-      </w:hyperlink>
-    </w:p>
-    <w:p>
-      <w:pPr>
-        <w:pStyle w:val="Tabladeilustraciones"/>
-        <w:tabs>
-          <w:tab w:val="right" w:leader="dot" w:pos="9964"/>
-        </w:tabs>
-        <w:rPr>
-          <w:rFonts w:eastAsiaTheme="minorEastAsia" w:cstheme="minorBidi"/>
-          <w:smallCaps w:val="0"/>
-          <w:noProof/>
-          <w:color w:val="auto"/>
-          <w:kern w:val="2"/>
-          <w:sz w:val="24"/>
-          <w:szCs w:val="24"/>
-          <w14:ligatures w14:val="standardContextual"/>
-        </w:rPr>
-      </w:pPr>
-      <w:hyperlink w:anchor="_Toc242545702" w:history="1">
-        <w:r>
-          <w:rPr>
-            <w:rStyle w:val="Hipervnculo"/>
-            <w:rFonts w:cs="Arial"/>
-            <w:noProof/>
-          </w:rPr>
-          <w:t>Figura 2. Promedio Bebras por año desde 2022.</w:t>
-        </w:r>
-        <w:r>
-          <w:rPr>
-            <w:noProof/>
-            <w:webHidden/>
-          </w:rPr>
-          <w:tab/>
-        </w:r>
-        <w:r>
-          <w:rPr>
-            <w:noProof/>
-            <w:webHidden/>
-          </w:rPr>
-          <w:fldChar w:fldCharType="begin"/>
-        </w:r>
-        <w:r>
-          <w:rPr>
-            <w:noProof/>
-            <w:webHidden/>
-          </w:rPr>
-          <w:instrText xml:space="preserve"> PAGEREF _Toc242545702 \h </w:instrText>
+          <w:instrText xml:space="preserve"> PAGEREF _Toc242564850 \h </w:instrText>
         </w:r>
         <w:r>
           <w:rPr>
@@ -6891,7 +7831,83 @@
           <w14:ligatures w14:val="standardContextual"/>
         </w:rPr>
       </w:pPr>
-      <w:hyperlink w:anchor="_Toc242545703" w:history="1">
+      <w:hyperlink w:anchor="_Toc242564851" w:history="1">
+        <w:r>
+          <w:rPr>
+            <w:rStyle w:val="Hipervnculo"/>
+            <w:rFonts w:cs="Arial"/>
+            <w:noProof/>
+          </w:rPr>
+          <w:t>Figura 2. Promedio Bebras por año desde 2022.</w:t>
+        </w:r>
+        <w:r>
+          <w:rPr>
+            <w:noProof/>
+            <w:webHidden/>
+          </w:rPr>
+          <w:tab/>
+        </w:r>
+        <w:r>
+          <w:rPr>
+            <w:noProof/>
+            <w:webHidden/>
+          </w:rPr>
+          <w:fldChar w:fldCharType="begin"/>
+        </w:r>
+        <w:r>
+          <w:rPr>
+            <w:noProof/>
+            <w:webHidden/>
+          </w:rPr>
+          <w:instrText xml:space="preserve"> PAGEREF _Toc242564851 \h </w:instrText>
+        </w:r>
+        <w:r>
+          <w:rPr>
+            <w:noProof/>
+            <w:webHidden/>
+          </w:rPr>
+        </w:r>
+        <w:r>
+          <w:rPr>
+            <w:noProof/>
+            <w:webHidden/>
+          </w:rPr>
+          <w:fldChar w:fldCharType="separate"/>
+        </w:r>
+        <w:r>
+          <w:rPr>
+            <w:noProof/>
+            <w:webHidden/>
+          </w:rPr>
+          <w:t>18</w:t>
+        </w:r>
+        <w:r>
+          <w:rPr>
+            <w:noProof/>
+            <w:webHidden/>
+          </w:rPr>
+          <w:fldChar w:fldCharType="end"/>
+        </w:r>
+      </w:hyperlink>
+    </w:p>
+    <w:p>
+      <w:pPr>
+        <w:pStyle w:val="Tabladeilustraciones"/>
+        <w:tabs>
+          <w:tab w:val="right" w:leader="dot" w:pos="9964"/>
+        </w:tabs>
+        <w:rPr>
+          <w:rFonts w:eastAsiaTheme="minorEastAsia" w:cstheme="minorBidi"/>
+          <w:smallCaps w:val="0"/>
+          <w:noProof/>
+          <w:color w:val="auto"/>
+          <w:kern w:val="2"/>
+          <w:sz w:val="24"/>
+          <w:szCs w:val="24"/>
+          <w14:ligatures w14:val="standardContextual"/>
+        </w:rPr>
+      </w:pPr>
+      <w:hyperlink w:anchor="_Toc242564852" w:history="1">
         <w:r>
           <w:rPr>
             <w:rStyle w:val="Hipervnculo"/>
@@ -6927,7 +7943,7 @@
             <w:noProof/>
             <w:webHidden/>
           </w:rPr>
-          <w:instrText xml:space="preserve"> PAGEREF _Toc242545703 \h </w:instrText>
+          <w:instrText xml:space="preserve"> PAGEREF _Toc242564852 \h </w:instrText>
         </w:r>
         <w:r>
           <w:rPr>
@@ -6947,7 +7963,7 @@
             <w:noProof/>
             <w:webHidden/>
           </w:rPr>
-          <w:t>17</w:t>
+          <w:t>18</w:t>
         </w:r>
         <w:r>
           <w:rPr>
@@ -6975,7 +7991,7 @@
           <w14:ligatures w14:val="standardContextual"/>
         </w:rPr>
       </w:pPr>
-      <w:hyperlink w:anchor="_Toc242545704" w:history="1">
+      <w:hyperlink w:anchor="_Toc242564853" w:history="1">
         <w:r>
           <w:rPr>
             <w:rStyle w:val="Hipervnculo"/>
@@ -7011,7 +8027,7 @@
             <w:noProof/>
             <w:webHidden/>
           </w:rPr>
-          <w:instrText xml:space="preserve"> PAGEREF _Toc242545704 \h </w:instrText>
+          <w:instrText xml:space="preserve"> PAGEREF _Toc242564853 \h </w:instrText>
         </w:r>
         <w:r>
           <w:rPr>
@@ -7031,7 +8047,7 @@
             <w:noProof/>
             <w:webHidden/>
           </w:rPr>
-          <w:t>20</w:t>
+          <w:t>21</w:t>
         </w:r>
         <w:r>
           <w:rPr>
@@ -7059,7 +8075,7 @@
           <w14:ligatures w14:val="standardContextual"/>
         </w:rPr>
       </w:pPr>
-      <w:hyperlink w:anchor="_Toc242545705" w:history="1">
+      <w:hyperlink w:anchor="_Toc242564854" w:history="1">
         <w:r>
           <w:rPr>
             <w:rStyle w:val="Hipervnculo"/>
@@ -7087,7 +8103,7 @@
             <w:noProof/>
             <w:webHidden/>
           </w:rPr>
-          <w:instrText xml:space="preserve"> PAGEREF _Toc242545705 \h </w:instrText>
+          <w:instrText xml:space="preserve"> PAGEREF _Toc242564854 \h </w:instrText>
         </w:r>
         <w:r>
           <w:rPr>
@@ -7107,7 +8123,7 @@
             <w:noProof/>
             <w:webHidden/>
           </w:rPr>
-          <w:t>25</w:t>
+          <w:t>26</w:t>
         </w:r>
         <w:r>
           <w:rPr>
@@ -7135,7 +8151,7 @@
           <w14:ligatures w14:val="standardContextual"/>
         </w:rPr>
       </w:pPr>
-      <w:hyperlink w:anchor="_Toc242545706" w:history="1">
+      <w:hyperlink w:anchor="_Toc242564855" w:history="1">
         <w:r>
           <w:rPr>
             <w:rStyle w:val="Hipervnculo"/>
@@ -7163,83 +8179,7 @@
             <w:noProof/>
             <w:webHidden/>
           </w:rPr>
-          <w:instrText xml:space="preserve"> PAGEREF _Toc242545706 \h </w:instrText>
-        </w:r>
-        <w:r>
-          <w:rPr>
-            <w:noProof/>
-            <w:webHidden/>
-          </w:rPr>
-        </w:r>
-        <w:r>
-          <w:rPr>
-            <w:noProof/>
-            <w:webHidden/>
-          </w:rPr>
-          <w:fldChar w:fldCharType="separate"/>
-        </w:r>
-        <w:r>
-          <w:rPr>
-            <w:noProof/>
-            <w:webHidden/>
-          </w:rPr>
-          <w:t>61</w:t>
-        </w:r>
-        <w:r>
-          <w:rPr>
-            <w:noProof/>
-            <w:webHidden/>
-          </w:rPr>
-          <w:fldChar w:fldCharType="end"/>
-        </w:r>
-      </w:hyperlink>
-    </w:p>
-    <w:p>
-      <w:pPr>
-        <w:pStyle w:val="Tabladeilustraciones"/>
-        <w:tabs>
-          <w:tab w:val="right" w:leader="dot" w:pos="9964"/>
-        </w:tabs>
-        <w:rPr>
-          <w:rFonts w:eastAsiaTheme="minorEastAsia" w:cstheme="minorBidi"/>
-          <w:smallCaps w:val="0"/>
-          <w:noProof/>
-          <w:color w:val="auto"/>
-          <w:kern w:val="2"/>
-          <w:sz w:val="24"/>
-          <w:szCs w:val="24"/>
-          <w14:ligatures w14:val="standardContextual"/>
-        </w:rPr>
-      </w:pPr>
-      <w:hyperlink w:anchor="_Toc242545707" w:history="1">
-        <w:r>
-          <w:rPr>
-            <w:rStyle w:val="Hipervnculo"/>
-            <w:rFonts w:cs="Arial"/>
-            <w:noProof/>
-          </w:rPr>
-          <w:t>Figura 7. Laberinto del Nivel 2 con el editor de bloques</w:t>
-        </w:r>
-        <w:r>
-          <w:rPr>
-            <w:noProof/>
-            <w:webHidden/>
-          </w:rPr>
-          <w:tab/>
-        </w:r>
-        <w:r>
-          <w:rPr>
-            <w:noProof/>
-            <w:webHidden/>
-          </w:rPr>
-          <w:fldChar w:fldCharType="begin"/>
-        </w:r>
-        <w:r>
-          <w:rPr>
-            <w:noProof/>
-            <w:webHidden/>
-          </w:rPr>
-          <w:instrText xml:space="preserve"> PAGEREF _Toc242545707 \h </w:instrText>
+          <w:instrText xml:space="preserve"> PAGEREF _Toc242564855 \h </w:instrText>
         </w:r>
         <w:r>
           <w:rPr>
@@ -7287,7 +8227,83 @@
           <w14:ligatures w14:val="standardContextual"/>
         </w:rPr>
       </w:pPr>
-      <w:hyperlink w:anchor="_Toc242545708" w:history="1">
+      <w:hyperlink w:anchor="_Toc242564856" w:history="1">
+        <w:r>
+          <w:rPr>
+            <w:rStyle w:val="Hipervnculo"/>
+            <w:rFonts w:cs="Arial"/>
+            <w:noProof/>
+          </w:rPr>
+          <w:t>Figura 7. Laberinto del Nivel 2 con el editor de bloques</w:t>
+        </w:r>
+        <w:r>
+          <w:rPr>
+            <w:noProof/>
+            <w:webHidden/>
+          </w:rPr>
+          <w:tab/>
+        </w:r>
+        <w:r>
+          <w:rPr>
+            <w:noProof/>
+            <w:webHidden/>
+          </w:rPr>
+          <w:fldChar w:fldCharType="begin"/>
+        </w:r>
+        <w:r>
+          <w:rPr>
+            <w:noProof/>
+            <w:webHidden/>
+          </w:rPr>
+          <w:instrText xml:space="preserve"> PAGEREF _Toc242564856 \h </w:instrText>
+        </w:r>
+        <w:r>
+          <w:rPr>
+            <w:noProof/>
+            <w:webHidden/>
+          </w:rPr>
+        </w:r>
+        <w:r>
+          <w:rPr>
+            <w:noProof/>
+            <w:webHidden/>
+          </w:rPr>
+          <w:fldChar w:fldCharType="separate"/>
+        </w:r>
+        <w:r>
+          <w:rPr>
+            <w:noProof/>
+            <w:webHidden/>
+          </w:rPr>
+          <w:t>63</w:t>
+        </w:r>
+        <w:r>
+          <w:rPr>
+            <w:noProof/>
+            <w:webHidden/>
+          </w:rPr>
+          <w:fldChar w:fldCharType="end"/>
+        </w:r>
+      </w:hyperlink>
+    </w:p>
+    <w:p>
+      <w:pPr>
+        <w:pStyle w:val="Tabladeilustraciones"/>
+        <w:tabs>
+          <w:tab w:val="right" w:leader="dot" w:pos="9964"/>
+        </w:tabs>
+        <w:rPr>
+          <w:rFonts w:eastAsiaTheme="minorEastAsia" w:cstheme="minorBidi"/>
+          <w:smallCaps w:val="0"/>
+          <w:noProof/>
+          <w:color w:val="auto"/>
+          <w:kern w:val="2"/>
+          <w:sz w:val="24"/>
+          <w:szCs w:val="24"/>
+          <w14:ligatures w14:val="standardContextual"/>
+        </w:rPr>
+      </w:pPr>
+      <w:hyperlink w:anchor="_Toc242564857" w:history="1">
         <w:r>
           <w:rPr>
             <w:rStyle w:val="Hipervnculo"/>
@@ -7315,7 +8331,7 @@
             <w:noProof/>
             <w:webHidden/>
           </w:rPr>
-          <w:instrText xml:space="preserve"> PAGEREF _Toc242545708 \h </w:instrText>
+          <w:instrText xml:space="preserve"> PAGEREF _Toc242564857 \h </w:instrText>
         </w:r>
         <w:r>
           <w:rPr>
@@ -7335,7 +8351,7 @@
             <w:noProof/>
             <w:webHidden/>
           </w:rPr>
-          <w:t>62</w:t>
+          <w:t>63</w:t>
         </w:r>
         <w:r>
           <w:rPr>
@@ -7497,6 +8513,22 @@
     </w:p>
     <w:p>
       <w:pPr>
+        <w:spacing w:after="240"/>
+        <w:jc w:val="left"/>
+        <w:rPr>
+          <w:rFonts w:eastAsia="Arial"/>
+        </w:rPr>
+      </w:pPr>
+      <w:r>
+        <w:rPr>
+          <w:rFonts w:eastAsia="Arial" w:cs="Arial"/>
+          <w:color w:val="auto"/>
+        </w:rPr>
+        <w:t>Anexo G. Solución del cuarto objetivo específico: evaluación del prototipo (Solucion_OE4_Evaluacion_prototipo.docx)</w:t>
+      </w:r>
+    </w:p>
+    <w:p>
+      <w:pPr>
         <w:jc w:val="center"/>
         <w:rPr>
           <w:rFonts w:eastAsia="Arial" w:cs="Arial"/>
@@ -7910,6 +8942,7 @@
           <w:b/>
           <w:bCs/>
         </w:rPr>
+        <w:lastRenderedPageBreak/>
         <w:t>HABEAS DATA:</w:t>
       </w:r>
       <w:r>
@@ -7926,7 +8959,6 @@
           <w:b/>
           <w:bCs/>
         </w:rPr>
-        <w:lastRenderedPageBreak/>
         <w:t>ITERACIÓN:</w:t>
       </w:r>
       <w:r>
@@ -8504,7 +9536,7 @@
       </w:pPr>
       <w:bookmarkStart w:id="3" w:name="_Toc475112151"/>
       <w:bookmarkStart w:id="4" w:name="_Toc475115507"/>
-      <w:bookmarkStart w:id="5" w:name="_Toc242545626"/>
+      <w:bookmarkStart w:id="5" w:name="_Toc242564761"/>
       <w:r>
         <w:rPr>
           <w:rFonts w:cs="Arial"/>
@@ -8656,7 +9688,7 @@
           <w:caps w:val="0"/>
         </w:rPr>
       </w:pPr>
-      <w:bookmarkStart w:id="6" w:name="_Toc242545627"/>
+      <w:bookmarkStart w:id="6" w:name="_Toc242564762"/>
       <w:r>
         <w:rPr>
           <w:rFonts w:cs="Arial"/>
@@ -8705,7 +9737,7 @@
       </w:pPr>
       <w:bookmarkStart w:id="7" w:name="_Toc475112154"/>
       <w:bookmarkStart w:id="8" w:name="_Toc475115510"/>
-      <w:bookmarkStart w:id="9" w:name="_Toc242545628"/>
+      <w:bookmarkStart w:id="9" w:name="_Toc242564763"/>
       <w:r>
         <w:t>1.1 Planteamiento del problema</w:t>
       </w:r>
@@ -8762,7 +9794,7 @@
           <w:iCs w:val="0"/>
         </w:rPr>
       </w:pPr>
-      <w:bookmarkStart w:id="10" w:name="_Toc242545701"/>
+      <w:bookmarkStart w:id="10" w:name="_Toc242564850"/>
       <w:r>
         <w:rPr>
           <w:rFonts w:cs="Arial"/>
@@ -8983,7 +10015,7 @@
           <w:iCs w:val="0"/>
         </w:rPr>
       </w:pPr>
-      <w:bookmarkStart w:id="11" w:name="_Toc242545702"/>
+      <w:bookmarkStart w:id="11" w:name="_Toc242564851"/>
       <w:r>
         <w:rPr>
           <w:rFonts w:cs="Arial"/>
@@ -9131,7 +10163,7 @@
           <w:rFonts w:eastAsia="Arial" w:cs="Arial"/>
         </w:rPr>
       </w:pPr>
-      <w:bookmarkStart w:id="12" w:name="_Toc242545703"/>
+      <w:bookmarkStart w:id="12" w:name="_Toc242564852"/>
       <w:r>
         <w:rPr>
           <w:rFonts w:cs="Arial"/>
@@ -9382,7 +10414,7 @@
       </w:pPr>
       <w:bookmarkStart w:id="13" w:name="_Toc475112156"/>
       <w:bookmarkStart w:id="14" w:name="_Toc475115512"/>
-      <w:bookmarkStart w:id="15" w:name="_Toc242545629"/>
+      <w:bookmarkStart w:id="15" w:name="_Toc242564764"/>
       <w:r>
         <w:t>1.2 Pregunta de investigación</w:t>
       </w:r>
@@ -9433,7 +10465,7 @@
       <w:pPr>
         <w:pStyle w:val="Ttulo2"/>
       </w:pPr>
-      <w:bookmarkStart w:id="16" w:name="_Toc242545630"/>
+      <w:bookmarkStart w:id="16" w:name="_Toc242564765"/>
       <w:r>
         <w:t>1.3 Justificación</w:t>
       </w:r>
@@ -9562,7 +10594,7 @@
           <w:iCs w:val="0"/>
         </w:rPr>
       </w:pPr>
-      <w:bookmarkStart w:id="17" w:name="_Toc242545704"/>
+      <w:bookmarkStart w:id="17" w:name="_Toc242564853"/>
       <w:r>
         <w:rPr>
           <w:rFonts w:cs="Arial"/>
@@ -9737,7 +10769,7 @@
       </w:pPr>
       <w:bookmarkStart w:id="18" w:name="_Toc475112155"/>
       <w:bookmarkStart w:id="19" w:name="_Toc475115511"/>
-      <w:bookmarkStart w:id="20" w:name="_Toc242545631"/>
+      <w:bookmarkStart w:id="20" w:name="_Toc242564766"/>
       <w:r>
         <w:t>1.4 Antecedentes del</w:t>
       </w:r>
@@ -9891,7 +10923,7 @@
           <w:caps w:val="0"/>
         </w:rPr>
       </w:pPr>
-      <w:bookmarkStart w:id="21" w:name="_Toc242545632"/>
+      <w:bookmarkStart w:id="21" w:name="_Toc242564767"/>
       <w:r>
         <w:rPr>
           <w:rFonts w:cs="Arial"/>
@@ -9932,7 +10964,7 @@
       </w:pPr>
       <w:bookmarkStart w:id="22" w:name="_Toc475112161"/>
       <w:bookmarkStart w:id="23" w:name="_Toc475115517"/>
-      <w:bookmarkStart w:id="24" w:name="_Toc242545633"/>
+      <w:bookmarkStart w:id="24" w:name="_Toc242564768"/>
       <w:r>
         <w:t>2.1 Objetivo general</w:t>
       </w:r>
@@ -9991,7 +11023,7 @@
         <w:pStyle w:val="Ttulo2"/>
         <w:ind w:left="567" w:hanging="576"/>
       </w:pPr>
-      <w:bookmarkStart w:id="27" w:name="_Toc242545634"/>
+      <w:bookmarkStart w:id="27" w:name="_Toc242564769"/>
       <w:r>
         <w:t>2.2 Objetivos específicos</w:t>
       </w:r>
@@ -10117,7 +11149,7 @@
       </w:pPr>
       <w:bookmarkStart w:id="28" w:name="_Toc475112165"/>
       <w:bookmarkStart w:id="29" w:name="_Toc475115521"/>
-      <w:bookmarkStart w:id="30" w:name="_Toc242545635"/>
+      <w:bookmarkStart w:id="30" w:name="_Toc242564770"/>
       <w:r>
         <w:rPr>
           <w:rFonts w:cs="Arial"/>
@@ -10146,7 +11178,7 @@
       </w:pPr>
       <w:bookmarkStart w:id="31" w:name="_Toc475112166"/>
       <w:bookmarkStart w:id="32" w:name="_Toc475115522"/>
-      <w:bookmarkStart w:id="33" w:name="_Toc242545636"/>
+      <w:bookmarkStart w:id="33" w:name="_Toc242564771"/>
       <w:r>
         <w:t>3.1 Marco conceptual</w:t>
       </w:r>
@@ -10168,7 +11200,7 @@
           <w:rFonts w:cs="Arial"/>
         </w:rPr>
       </w:pPr>
-      <w:bookmarkStart w:id="34" w:name="_Toc242545637"/>
+      <w:bookmarkStart w:id="34" w:name="_Toc242564772"/>
       <w:r>
         <w:t>3.1.1 El pensamiento computacional (PC):</w:t>
       </w:r>
@@ -10461,7 +11493,7 @@
           <w:bCs/>
         </w:rPr>
       </w:pPr>
-      <w:bookmarkStart w:id="35" w:name="_Toc242545638"/>
+      <w:bookmarkStart w:id="35" w:name="_Toc242564773"/>
       <w:r>
         <w:t>3.1.2. Pruebas Bebras:</w:t>
       </w:r>
@@ -10497,7 +11529,7 @@
           <w:rFonts w:cs="Arial"/>
         </w:rPr>
       </w:pPr>
-      <w:bookmarkStart w:id="36" w:name="_Toc242545639"/>
+      <w:bookmarkStart w:id="36" w:name="_Toc242564774"/>
       <w:r>
         <w:t>3.1.3. teoría del flujo</w:t>
       </w:r>
@@ -10519,7 +11551,7 @@
           <w:iCs w:val="0"/>
         </w:rPr>
       </w:pPr>
-      <w:bookmarkStart w:id="37" w:name="_Toc242545705"/>
+      <w:bookmarkStart w:id="37" w:name="_Toc242564854"/>
       <w:r>
         <w:rPr>
           <w:rFonts w:cs="Arial"/>
@@ -10665,7 +11697,7 @@
       <w:pPr>
         <w:pStyle w:val="Ttulo3"/>
       </w:pPr>
-      <w:bookmarkStart w:id="38" w:name="_Toc242545640"/>
+      <w:bookmarkStart w:id="38" w:name="_Toc242564775"/>
       <w:r>
         <w:t>3.1.4. Teoría de la Autodeterminación</w:t>
       </w:r>
@@ -11165,7 +12197,7 @@
           <w:rFonts w:eastAsia="Arial" w:cs="Arial"/>
         </w:rPr>
       </w:pPr>
-      <w:bookmarkStart w:id="39" w:name="_Toc242545641"/>
+      <w:bookmarkStart w:id="39" w:name="_Toc242564776"/>
       <w:r>
         <w:t>3.1.6 GOLDEN PATH</w:t>
       </w:r>
@@ -11206,7 +12238,7 @@
           <w:rFonts w:eastAsia="Arial" w:cs="Arial"/>
         </w:rPr>
       </w:pPr>
-      <w:bookmarkStart w:id="40" w:name="_Toc242545642"/>
+      <w:bookmarkStart w:id="40" w:name="_Toc242564777"/>
       <w:r>
         <w:t>3.1.7 Gamificación</w:t>
       </w:r>
@@ -11264,7 +12296,7 @@
       </w:pPr>
       <w:bookmarkStart w:id="41" w:name="_Toc475112167"/>
       <w:bookmarkStart w:id="42" w:name="_Toc475115523"/>
-      <w:bookmarkStart w:id="43" w:name="_Toc242545643"/>
+      <w:bookmarkStart w:id="43" w:name="_Toc242564778"/>
       <w:r>
         <w:t>3.2 Marco teórico</w:t>
       </w:r>
@@ -11286,7 +12318,7 @@
           <w:rFonts w:cs="Arial"/>
         </w:rPr>
       </w:pPr>
-      <w:bookmarkStart w:id="44" w:name="_Toc242545644"/>
+      <w:bookmarkStart w:id="44" w:name="_Toc242564779"/>
       <w:r>
         <w:t>3.2.1 Aprendizaje basado en juegos (ABJ)</w:t>
       </w:r>
@@ -11504,7 +12536,7 @@
           <w:caps w:val="0"/>
         </w:rPr>
       </w:pPr>
-      <w:bookmarkStart w:id="45" w:name="_Toc242545645"/>
+      <w:bookmarkStart w:id="45" w:name="_Toc242564780"/>
       <w:r>
         <w:t xml:space="preserve">3.2.2. </w:t>
       </w:r>
@@ -11549,7 +12581,7 @@
           <w:caps w:val="0"/>
         </w:rPr>
       </w:pPr>
-      <w:bookmarkStart w:id="46" w:name="_Toc242545646"/>
+      <w:bookmarkStart w:id="46" w:name="_Toc242564781"/>
       <w:r>
         <w:t xml:space="preserve">3.2.3 </w:t>
       </w:r>
@@ -11912,7 +12944,7 @@
       <w:pPr>
         <w:pStyle w:val="Ttulo3"/>
       </w:pPr>
-      <w:bookmarkStart w:id="47" w:name="_Toc242545647"/>
+      <w:bookmarkStart w:id="47" w:name="_Toc242564782"/>
       <w:r>
         <w:t>3.2.</w:t>
       </w:r>
@@ -12052,7 +13084,7 @@
           <w:bCs/>
         </w:rPr>
       </w:pPr>
-      <w:bookmarkStart w:id="48" w:name="_Toc242545648"/>
+      <w:bookmarkStart w:id="48" w:name="_Toc242564783"/>
       <w:r>
         <w:t>3.2.</w:t>
       </w:r>
@@ -12177,7 +13209,7 @@
           <w:rFonts w:cs="Arial"/>
         </w:rPr>
       </w:pPr>
-      <w:bookmarkStart w:id="49" w:name="_Toc242545649"/>
+      <w:bookmarkStart w:id="49" w:name="_Toc242564784"/>
       <w:r>
         <w:t>3.2.</w:t>
       </w:r>
@@ -12296,7 +13328,7 @@
           <w:rFonts w:cs="Arial"/>
         </w:rPr>
       </w:pPr>
-      <w:bookmarkStart w:id="50" w:name="_Toc242545650"/>
+      <w:bookmarkStart w:id="50" w:name="_Toc242564785"/>
       <w:r>
         <w:t>3.2.</w:t>
       </w:r>
@@ -12362,7 +13394,7 @@
       </w:pPr>
       <w:bookmarkStart w:id="51" w:name="_Toc475112168"/>
       <w:bookmarkStart w:id="52" w:name="_Toc475115524"/>
-      <w:bookmarkStart w:id="53" w:name="_Toc242545651"/>
+      <w:bookmarkStart w:id="53" w:name="_Toc242564786"/>
       <w:r>
         <w:t>3.3 Marco jurídico</w:t>
       </w:r>
@@ -12393,7 +13425,7 @@
           <w:rFonts w:cs="Arial"/>
         </w:rPr>
       </w:pPr>
-      <w:bookmarkStart w:id="54" w:name="_Toc242545652"/>
+      <w:bookmarkStart w:id="54" w:name="_Toc242564787"/>
       <w:r>
         <w:t>3.3.1. Tratamiento de datos personales y régimen de habeas data</w:t>
       </w:r>
@@ -12758,7 +13790,7 @@
       <w:pPr>
         <w:pStyle w:val="Ttulo3"/>
       </w:pPr>
-      <w:bookmarkStart w:id="55" w:name="_Toc242545653"/>
+      <w:bookmarkStart w:id="55" w:name="_Toc242564788"/>
       <w:r>
         <w:t>3.3.2. Derechos de autor sobre los personajes utilizados</w:t>
       </w:r>
@@ -13009,7 +14041,7 @@
       </w:pPr>
       <w:bookmarkStart w:id="56" w:name="_Toc475112170"/>
       <w:bookmarkStart w:id="57" w:name="_Toc475115526"/>
-      <w:bookmarkStart w:id="58" w:name="_Toc242545654"/>
+      <w:bookmarkStart w:id="58" w:name="_Toc242564789"/>
       <w:r>
         <w:rPr>
           <w:color w:val="auto"/>
@@ -13095,7 +14127,7 @@
           <w:caps w:val="0"/>
         </w:rPr>
       </w:pPr>
-      <w:bookmarkStart w:id="61" w:name="_Toc242545655"/>
+      <w:bookmarkStart w:id="61" w:name="_Toc242564790"/>
       <w:r>
         <w:rPr>
           <w:rFonts w:cs="Arial"/>
@@ -13498,7 +14530,7 @@
       </w:pPr>
       <w:bookmarkStart w:id="62" w:name="_Toc475112172"/>
       <w:bookmarkStart w:id="63" w:name="_Toc475115528"/>
-      <w:bookmarkStart w:id="64" w:name="_Toc242545656"/>
+      <w:bookmarkStart w:id="64" w:name="_Toc242564791"/>
       <w:r>
         <w:rPr>
           <w:rFonts w:cs="Arial"/>
@@ -13650,7 +14682,7 @@
         <w:pStyle w:val="Ttulo2"/>
         <w:ind w:left="567" w:hanging="576"/>
       </w:pPr>
-      <w:bookmarkStart w:id="65" w:name="_Toc242545657"/>
+      <w:bookmarkStart w:id="65" w:name="_Toc242564792"/>
       <w:r>
         <w:lastRenderedPageBreak/>
         <w:t>5.1 Fases del trabajo de grado</w:t>
@@ -13678,7 +14710,13 @@
         <w:spacing w:before="240" w:after="240"/>
       </w:pPr>
       <w:r>
-        <w:t>La correspondencia con los objetivos es la siguiente. Las dos primeras fases y la escritura del guion se hicieron antes de la serie R y se narran en los apartados 5.1.1 y 5.1.2; el guion forma parte del documento de diseño del objetivo 2 (capítulo 7), de modo que los apartados 5.1.2 y 5.1.4 describen dos momentos de la misma fase. La Especificación es el objetivo 1 y el capítulo 6 (5.1.3), el Diseño es el objetivo 2 y el capítulo 7 (5.1.4), el ciclo Diseño ↔ Desarrollo ↔ Pruebas es el objetivo 3 y el capítulo 8 (5.1.5), y la evaluación del prototipo es el objetivo 4, que todavía no tiene capítulo (5.1.6).</w:t>
+        <w:t>La correspondencia con los objetivos es la siguiente. Las dos primeras fases y la escritura del guion se hicieron antes de la serie R y se narran en los apartados 5.1.1 y 5.1.2; el guion forma parte del documento de diseño del objetivo 2 (capítulo 7), de modo que los apartados 5.1.2 y 5.1.4 describen dos momentos de la misma fase. La Especificación es el objetivo 1 y el capítulo 6 (5.1.3), el Diseño es el objetivo 2 y el capítulo 7 (5.1.4), el ciclo Diseño ↔ Desarrollo ↔ Pruebas es el objetivo 3 y el capítulo 8 (5.1.5), y la evaluación del prototipo es el objetivo 4</w:t>
+      </w:r>
+      <w:r>
+        <w:t xml:space="preserve"> y el capítulo 9</w:t>
+      </w:r>
+      <w:r>
+        <w:t xml:space="preserve"> (5.1.6).</w:t>
       </w:r>
     </w:p>
     <w:p>
@@ -13694,7 +14732,7 @@
         <w:pStyle w:val="Ttulo3"/>
         <w:spacing w:before="240"/>
       </w:pPr>
-      <w:bookmarkStart w:id="66" w:name="_Toc242545658"/>
+      <w:bookmarkStart w:id="66" w:name="_Toc242564793"/>
       <w:r>
         <w:t>5.1.1 Apertura del trabajo con Árcade y Kanban</w:t>
       </w:r>
@@ -13741,7 +14779,7 @@
         <w:pStyle w:val="Ttulo3"/>
         <w:spacing w:before="240"/>
       </w:pPr>
-      <w:bookmarkStart w:id="67" w:name="_Toc242545659"/>
+      <w:bookmarkStart w:id="67" w:name="_Toc242564794"/>
       <w:r>
         <w:t>5.1.2 Diseño del guion</w:t>
       </w:r>
@@ -13788,7 +14826,7 @@
         <w:pStyle w:val="Ttulo3"/>
         <w:spacing w:before="240"/>
       </w:pPr>
-      <w:bookmarkStart w:id="68" w:name="_Toc242545660"/>
+      <w:bookmarkStart w:id="68" w:name="_Toc242564795"/>
       <w:r>
         <w:t>5.1.3 Especificación de requerimientos (objetivo 1)</w:t>
       </w:r>
@@ -13851,7 +14889,7 @@
         <w:pStyle w:val="Ttulo3"/>
         <w:spacing w:before="240"/>
       </w:pPr>
-      <w:bookmarkStart w:id="69" w:name="_Toc242545661"/>
+      <w:bookmarkStart w:id="69" w:name="_Toc242564796"/>
       <w:r>
         <w:t>5.1.4 Diseño del videojuego (objetivo 2)</w:t>
       </w:r>
@@ -13926,7 +14964,7 @@
         <w:pStyle w:val="Ttulo3"/>
         <w:spacing w:before="240"/>
       </w:pPr>
-      <w:bookmarkStart w:id="70" w:name="_Toc242545662"/>
+      <w:bookmarkStart w:id="70" w:name="_Toc242564797"/>
       <w:r>
         <w:t>5.1.5 Ciclo Diseño ↔ Desarrollo ↔ Pruebas (objetivo 3)</w:t>
       </w:r>
@@ -14050,7 +15088,7 @@
         <w:pStyle w:val="Ttulo3"/>
         <w:spacing w:before="240"/>
       </w:pPr>
-      <w:bookmarkStart w:id="71" w:name="_Toc242545663"/>
+      <w:bookmarkStart w:id="71" w:name="_Toc242564798"/>
       <w:r>
         <w:lastRenderedPageBreak/>
         <w:t>5.1.6 Evaluación del prototipo (objetivo 4)</w:t>
@@ -14070,7 +15108,13 @@
         <w:spacing w:before="240" w:after="240"/>
       </w:pPr>
       <w:r>
-        <w:t>La D10 recoge que el 29/09/2026 entró el plan de pruebas, con unos 120 casos y seis puntos de control, y fija cómo se ejecuta: sobre el ejecutable compilado y con un arnés que lo maneja como caja negra, e incluye dos recorridos completos de la ruta principal, cierres forzados en seis momentos, borrado de un perfil, comprobación de residuos fuera de la carpeta de datos, ejecución desde una ruta con espacios, tres mediciones de la carga de cada escena y la prueba de exclusión de RNF-16. La D10 preveía un segundo candidato si la primera pasada hallaba un defecto bloqueante o mayor, y la adenda registra que esa pasada, sobre el candidato rc1, halló defectos que se corrigieron antes de la entrega: entre ellos, las conexiones de red de los servicios de Unity, que ahora se apagan al compilar. El primer ejecutable de doce escenas pesaba 866,7 MB y quedó en 479,0 MB. El segundo candidato, rc2, se reverificó con un tercer recorrido completo, y quedaron 103 casos con veredicto: 89 con P, 13 con P parcial, ninguno con F y uno con NE. Otros 24 casos siguen sin ejecutar, entre ellos todos los de verificación manual.</w:t>
+        <w:t>La D10 recoge que el 29/09/2026 entró el plan de pruebas, con unos 120 casos y seis puntos de control, y fija cómo se ejecuta: sobre el ejecutable compilado y con un arnés que lo maneja como caja negra, e incluye dos recorridos completos de la ruta principal, cierres forzados en seis momentos, borrado de un perfil, comprobación de residuos fuera de la carpeta de datos, ejecución desde una ruta con espacios, tres mediciones de la carga de cada escena y la prueba de exclusión de RNF-16. La D10 preveía un segundo candidato si la primera pasada hallaba un defecto bloqueante o mayor, y la adenda registra que esa pasada, sobre el candidato rc1, halló defectos que se corrigieron antes de la entrega: entre ellos, las conexiones de red de los servicios de Unity, que ahora se apagan al compilar. El primer ejecutable de doce escenas pesaba 866,7 MB y quedó en 479,0 MB. El segundo candidato, rc2, se reverificó con un tercer recorrido completo</w:t>
+      </w:r>
+      <w:r>
+        <w:t>. El 10/10/2026 una tercera versión, rc3, compilada desde el commit f49ccc9 con el arte final de los personajes y un paquete de 426,6 MB, recibió los 136 casos del catálogo: 126 tienen veredicto, con 122 aprobados y 4 fallidos de severidad Menor, y 10 esperan a uno de los autores, entre ellos todos los de verificación manual. El capítulo 9 presenta esos resultados</w:t>
+      </w:r>
+      <w:r>
+        <w:t>.</w:t>
       </w:r>
     </w:p>
     <w:p>
@@ -14078,7 +15122,13 @@
         <w:spacing w:before="240" w:after="240"/>
       </w:pPr>
       <w:r>
-        <w:t>En el tablero, la D10 cerró los cuatro tableros de slices salvo ocho casillas que dependen de uno de los autores: la observación de estudiantes jugando (PG-05 y PG-06) y tres ejecuciones: en un segundo equipo (RNF-07), con el adaptador de red deshabilitado (RNF-08) y en un equipo sin tarjeta gráfica dedicada (CT-02). Se marcarán cuando entregue los resultados y no pasan a trabajos futuros. Para la sesión con estudiantes (apartado 5.3) tiene un guion y el formato de consentimiento informado (RNF-12). En términos de Árcade, esa sesión es la parte del ciclo que el marco teórico asigna a la técnica Thinking Aloud (apartado 3.2.3.2), y a la fecha de la adenda sigue pendiente.</w:t>
+        <w:t>En el tablero, la D10 cerró los cuatro tableros de slices salvo ocho casillas que dependen de uno de los autores: la observación de estudiantes jugando (PG-05 y PG-06) y tres ejecuciones: en un segundo equipo (RNF-07), con el adaptador de red deshabilitado (RNF-08) y en un equipo sin tarjeta gráfica dedicada (CT-02). Se marcarán cuando entregue los resultados y no pasan a trabajos futuros. Para la sesión con estudiantes (apartado 5.3) tiene un guion y el formato de consentimiento informado (RNF-12). En términos de Árcade, esa sesión es la parte del ciclo que el marco teórico asigna a la técnica Thinking Aloud (apartado 3.2.3.2)</w:t>
+      </w:r>
+      <w:r>
+        <w:t>; al 10/10/2026 sigue pendiente, igual que las tres ejecuciones, y el capítulo 9 deja sus resultados como espacios por completar (Tabla 16)</w:t>
+      </w:r>
+      <w:r>
+        <w:t>.</w:t>
       </w:r>
     </w:p>
     <w:p>
@@ -14096,7 +15146,7 @@
       </w:pPr>
       <w:bookmarkStart w:id="72" w:name="_Toc475112174"/>
       <w:bookmarkStart w:id="73" w:name="_Toc475115530"/>
-      <w:bookmarkStart w:id="74" w:name="_Toc242545664"/>
+      <w:bookmarkStart w:id="74" w:name="_Toc242564799"/>
       <w:r>
         <w:t>5.</w:t>
       </w:r>
@@ -14233,7 +15283,14 @@
         <w:rPr>
           <w:rFonts w:eastAsia="Arial" w:cs="Arial"/>
         </w:rPr>
-        <w:t>, el paquete de entrada de Unity, gestionará los controles del juego, limitados a clic y clic sostenido; la única excepción es escribir el nombre o alias al crear un perfil.</w:t>
+        <w:t xml:space="preserve">, el paquete de entrada de Unity, gestionará los controles del juego, </w:t>
+      </w:r>
+      <w:r>
+        <w:rPr>
+          <w:rFonts w:eastAsia="Arial" w:cs="Arial"/>
+        </w:rPr>
+        <w:lastRenderedPageBreak/>
+        <w:t>limitados a clic y clic sostenido; la única excepción es escribir el nombre o alias al crear un perfil.</w:t>
       </w:r>
     </w:p>
     <w:p>
@@ -14253,7 +15310,6 @@
           <w:rFonts w:eastAsia="Arial" w:cs="Arial"/>
           <w:b/>
         </w:rPr>
-        <w:lastRenderedPageBreak/>
         <w:t>Git</w:t>
       </w:r>
       <w:r>
@@ -14359,7 +15415,7 @@
         <w:ind w:left="567" w:hanging="576"/>
       </w:pPr>
       <w:bookmarkStart w:id="75" w:name="_Toc475115531"/>
-      <w:bookmarkStart w:id="76" w:name="_Toc242545665"/>
+      <w:bookmarkStart w:id="76" w:name="_Toc242564800"/>
       <w:r>
         <w:t>5.</w:t>
       </w:r>
@@ -14460,7 +15516,7 @@
           <w:b/>
         </w:rPr>
       </w:pPr>
-      <w:bookmarkStart w:id="77" w:name="_Toc242545666"/>
+      <w:bookmarkStart w:id="77" w:name="_Toc242564801"/>
       <w:r>
         <w:rPr>
           <w:rFonts w:cs="Arial"/>
@@ -14495,7 +15551,7 @@
           <w:color w:val="auto"/>
         </w:rPr>
       </w:pPr>
-      <w:bookmarkStart w:id="78" w:name="_Toc242545667"/>
+      <w:bookmarkStart w:id="78" w:name="_Toc242564802"/>
       <w:r>
         <w:rPr>
           <w:color w:val="auto"/>
@@ -14512,7 +15568,7 @@
           <w:rFonts w:cs="Arial"/>
         </w:rPr>
       </w:pPr>
-      <w:bookmarkStart w:id="79" w:name="_Toc242545668"/>
+      <w:bookmarkStart w:id="79" w:name="_Toc242564803"/>
       <w:r>
         <w:rPr>
           <w:rFonts w:cs="Arial"/>
@@ -14564,7 +15620,7 @@
           <w:color w:val="auto"/>
         </w:rPr>
       </w:pPr>
-      <w:bookmarkStart w:id="80" w:name="_Toc242545690"/>
+      <w:bookmarkStart w:id="80" w:name="_Toc242564834"/>
       <w:r>
         <w:rPr>
           <w:rFonts w:cs="Arial"/>
@@ -14912,7 +15968,7 @@
           <w:rFonts w:cs="Arial"/>
         </w:rPr>
       </w:pPr>
-      <w:bookmarkStart w:id="81" w:name="_Toc242545669"/>
+      <w:bookmarkStart w:id="81" w:name="_Toc242564804"/>
       <w:r>
         <w:rPr>
           <w:rFonts w:cs="Arial"/>
@@ -14948,7 +16004,7 @@
           <w:color w:val="auto"/>
         </w:rPr>
       </w:pPr>
-      <w:bookmarkStart w:id="82" w:name="_Toc242545691"/>
+      <w:bookmarkStart w:id="82" w:name="_Toc242564835"/>
       <w:r>
         <w:rPr>
           <w:rFonts w:cs="Arial"/>
@@ -15654,7 +16710,7 @@
           <w:rFonts w:cs="Arial"/>
         </w:rPr>
       </w:pPr>
-      <w:bookmarkStart w:id="83" w:name="_Toc242545670"/>
+      <w:bookmarkStart w:id="83" w:name="_Toc242564805"/>
       <w:r>
         <w:rPr>
           <w:rFonts w:cs="Arial"/>
@@ -15730,7 +16786,7 @@
           <w:color w:val="auto"/>
         </w:rPr>
       </w:pPr>
-      <w:bookmarkStart w:id="84" w:name="_Toc242545671"/>
+      <w:bookmarkStart w:id="84" w:name="_Toc242564806"/>
       <w:r>
         <w:rPr>
           <w:color w:val="auto"/>
@@ -15766,7 +16822,7 @@
           <w:color w:val="auto"/>
         </w:rPr>
       </w:pPr>
-      <w:bookmarkStart w:id="85" w:name="_Toc242545692"/>
+      <w:bookmarkStart w:id="85" w:name="_Toc242564836"/>
       <w:r>
         <w:rPr>
           <w:rFonts w:cs="Arial"/>
@@ -16550,7 +17606,7 @@
           <w:color w:val="auto"/>
         </w:rPr>
       </w:pPr>
-      <w:bookmarkStart w:id="86" w:name="_Toc242545693"/>
+      <w:bookmarkStart w:id="86" w:name="_Toc242564837"/>
       <w:r>
         <w:rPr>
           <w:rFonts w:cs="Arial"/>
@@ -16900,7 +17956,7 @@
           <w:color w:val="auto"/>
         </w:rPr>
       </w:pPr>
-      <w:bookmarkStart w:id="87" w:name="_Toc242545672"/>
+      <w:bookmarkStart w:id="87" w:name="_Toc242564807"/>
       <w:r>
         <w:rPr>
           <w:color w:val="auto"/>
@@ -16999,7 +18055,7 @@
           <w:b/>
         </w:rPr>
       </w:pPr>
-      <w:bookmarkStart w:id="88" w:name="_Toc242545673"/>
+      <w:bookmarkStart w:id="88" w:name="_Toc242564808"/>
       <w:r>
         <w:rPr>
           <w:rFonts w:cs="Arial"/>
@@ -17034,7 +18090,7 @@
           <w:color w:val="auto"/>
         </w:rPr>
       </w:pPr>
-      <w:bookmarkStart w:id="89" w:name="_Toc242545674"/>
+      <w:bookmarkStart w:id="89" w:name="_Toc242564809"/>
       <w:r>
         <w:rPr>
           <w:color w:val="auto"/>
@@ -17051,7 +18107,7 @@
           <w:rFonts w:cs="Arial"/>
         </w:rPr>
       </w:pPr>
-      <w:bookmarkStart w:id="90" w:name="_Toc242545675"/>
+      <w:bookmarkStart w:id="90" w:name="_Toc242564810"/>
       <w:r>
         <w:rPr>
           <w:rFonts w:cs="Arial"/>
@@ -17162,7 +18218,7 @@
           <w:rFonts w:cs="Arial"/>
         </w:rPr>
       </w:pPr>
-      <w:bookmarkStart w:id="91" w:name="_Toc242545676"/>
+      <w:bookmarkStart w:id="91" w:name="_Toc242564811"/>
       <w:r>
         <w:rPr>
           <w:rFonts w:cs="Arial"/>
@@ -17198,7 +18254,7 @@
           <w:color w:val="auto"/>
         </w:rPr>
       </w:pPr>
-      <w:bookmarkStart w:id="92" w:name="_Toc242545694"/>
+      <w:bookmarkStart w:id="92" w:name="_Toc242564838"/>
       <w:r>
         <w:rPr>
           <w:rFonts w:cs="Arial"/>
@@ -17864,7 +18920,7 @@
           <w:rFonts w:cs="Arial"/>
         </w:rPr>
       </w:pPr>
-      <w:bookmarkStart w:id="93" w:name="_Toc242545677"/>
+      <w:bookmarkStart w:id="93" w:name="_Toc242564812"/>
       <w:r>
         <w:rPr>
           <w:rFonts w:cs="Arial"/>
@@ -17937,7 +18993,7 @@
           <w:rFonts w:cs="Arial"/>
         </w:rPr>
       </w:pPr>
-      <w:bookmarkStart w:id="94" w:name="_Toc242545678"/>
+      <w:bookmarkStart w:id="94" w:name="_Toc242564813"/>
       <w:r>
         <w:rPr>
           <w:rFonts w:cs="Arial"/>
@@ -17986,7 +19042,7 @@
           <w:color w:val="auto"/>
         </w:rPr>
       </w:pPr>
-      <w:bookmarkStart w:id="95" w:name="_Toc242545679"/>
+      <w:bookmarkStart w:id="95" w:name="_Toc242564814"/>
       <w:r>
         <w:rPr>
           <w:color w:val="auto"/>
@@ -18038,7 +19094,7 @@
           <w:color w:val="auto"/>
         </w:rPr>
       </w:pPr>
-      <w:bookmarkStart w:id="96" w:name="_Toc242545695"/>
+      <w:bookmarkStart w:id="96" w:name="_Toc242564839"/>
       <w:r>
         <w:rPr>
           <w:rFonts w:cs="Arial"/>
@@ -18709,7 +19765,7 @@
           <w:color w:val="auto"/>
         </w:rPr>
       </w:pPr>
-      <w:bookmarkStart w:id="97" w:name="_Toc242545696"/>
+      <w:bookmarkStart w:id="97" w:name="_Toc242564840"/>
       <w:r>
         <w:rPr>
           <w:rFonts w:cs="Arial"/>
@@ -19075,7 +20131,7 @@
           <w:color w:val="auto"/>
         </w:rPr>
       </w:pPr>
-      <w:bookmarkStart w:id="98" w:name="_Toc242545680"/>
+      <w:bookmarkStart w:id="98" w:name="_Toc242564815"/>
       <w:r>
         <w:rPr>
           <w:color w:val="auto"/>
@@ -19174,7 +20230,7 @@
           <w:b/>
         </w:rPr>
       </w:pPr>
-      <w:bookmarkStart w:id="99" w:name="_Toc242545681"/>
+      <w:bookmarkStart w:id="99" w:name="_Toc242564816"/>
       <w:r>
         <w:rPr>
           <w:rFonts w:cs="Arial"/>
@@ -19223,7 +20279,7 @@
           <w:color w:val="auto"/>
         </w:rPr>
       </w:pPr>
-      <w:bookmarkStart w:id="100" w:name="_Toc242545682"/>
+      <w:bookmarkStart w:id="100" w:name="_Toc242564817"/>
       <w:r>
         <w:rPr>
           <w:color w:val="auto"/>
@@ -19240,7 +20296,7 @@
           <w:rFonts w:cs="Arial"/>
         </w:rPr>
       </w:pPr>
-      <w:bookmarkStart w:id="101" w:name="_Toc242545683"/>
+      <w:bookmarkStart w:id="101" w:name="_Toc242564818"/>
       <w:r>
         <w:rPr>
           <w:rFonts w:cs="Arial"/>
@@ -19320,7 +20376,7 @@
           <w:color w:val="auto"/>
         </w:rPr>
       </w:pPr>
-      <w:bookmarkStart w:id="102" w:name="_Toc242545697"/>
+      <w:bookmarkStart w:id="102" w:name="_Toc242564841"/>
       <w:r>
         <w:rPr>
           <w:rFonts w:cs="Arial"/>
@@ -20053,7 +21109,7 @@
           <w:rFonts w:cs="Arial"/>
         </w:rPr>
       </w:pPr>
-      <w:bookmarkStart w:id="103" w:name="_Toc242545684"/>
+      <w:bookmarkStart w:id="103" w:name="_Toc242564819"/>
       <w:r>
         <w:rPr>
           <w:rFonts w:cs="Arial"/>
@@ -20182,7 +21238,7 @@
           <w:rFonts w:cs="Arial"/>
         </w:rPr>
       </w:pPr>
-      <w:bookmarkStart w:id="104" w:name="_Toc242545685"/>
+      <w:bookmarkStart w:id="104" w:name="_Toc242564820"/>
       <w:r>
         <w:rPr>
           <w:rFonts w:cs="Arial"/>
@@ -20246,7 +21302,7 @@
           <w:color w:val="auto"/>
         </w:rPr>
       </w:pPr>
-      <w:bookmarkStart w:id="105" w:name="_Toc242545706"/>
+      <w:bookmarkStart w:id="105" w:name="_Toc242564855"/>
       <w:r>
         <w:rPr>
           <w:rFonts w:cs="Arial"/>
@@ -20434,7 +21490,7 @@
           <w:color w:val="auto"/>
         </w:rPr>
       </w:pPr>
-      <w:bookmarkStart w:id="106" w:name="_Toc242545707"/>
+      <w:bookmarkStart w:id="106" w:name="_Toc242564856"/>
       <w:r>
         <w:rPr>
           <w:rFonts w:cs="Arial"/>
@@ -20631,7 +21687,7 @@
           <w:color w:val="auto"/>
         </w:rPr>
       </w:pPr>
-      <w:bookmarkStart w:id="107" w:name="_Toc242545708"/>
+      <w:bookmarkStart w:id="107" w:name="_Toc242564857"/>
       <w:r>
         <w:rPr>
           <w:rFonts w:cs="Arial"/>
@@ -20872,7 +21928,7 @@
           <w:rFonts w:cs="Arial"/>
         </w:rPr>
       </w:pPr>
-      <w:bookmarkStart w:id="108" w:name="_Toc242545686"/>
+      <w:bookmarkStart w:id="108" w:name="_Toc242564821"/>
       <w:r>
         <w:rPr>
           <w:rFonts w:cs="Arial"/>
@@ -20957,7 +22013,7 @@
           <w:color w:val="auto"/>
         </w:rPr>
       </w:pPr>
-      <w:bookmarkStart w:id="109" w:name="_Toc242545687"/>
+      <w:bookmarkStart w:id="109" w:name="_Toc242564822"/>
       <w:r>
         <w:rPr>
           <w:color w:val="auto"/>
@@ -21189,7 +22245,7 @@
           <w:color w:val="auto"/>
         </w:rPr>
       </w:pPr>
-      <w:bookmarkStart w:id="110" w:name="_Toc242545698"/>
+      <w:bookmarkStart w:id="110" w:name="_Toc242564842"/>
       <w:r>
         <w:rPr>
           <w:rFonts w:cs="Arial"/>
@@ -21623,7 +22679,7 @@
           <w:color w:val="auto"/>
         </w:rPr>
       </w:pPr>
-      <w:bookmarkStart w:id="111" w:name="_Toc242545699"/>
+      <w:bookmarkStart w:id="111" w:name="_Toc242564843"/>
       <w:r>
         <w:rPr>
           <w:rFonts w:cs="Arial"/>
@@ -22360,7 +23416,7 @@
           <w:color w:val="auto"/>
         </w:rPr>
       </w:pPr>
-      <w:bookmarkStart w:id="112" w:name="_Toc242545700"/>
+      <w:bookmarkStart w:id="112" w:name="_Toc242564844"/>
       <w:r>
         <w:rPr>
           <w:rFonts w:cs="Arial"/>
@@ -23119,7 +24175,7 @@
           <w:color w:val="auto"/>
         </w:rPr>
       </w:pPr>
-      <w:bookmarkStart w:id="113" w:name="_Toc242545688"/>
+      <w:bookmarkStart w:id="113" w:name="_Toc242564823"/>
       <w:r>
         <w:rPr>
           <w:color w:val="auto"/>
@@ -23284,6 +24340,4264 @@
           <w:color w:val="auto"/>
         </w:rPr>
         <w:t>).</w:t>
+      </w:r>
+    </w:p>
+    <w:p>
+      <w:pPr>
+        <w:pStyle w:val="Ttulo1"/>
+        <w:spacing w:after="240"/>
+      </w:pPr>
+      <w:bookmarkStart w:id="114" w:name="_Toc242564824"/>
+      <w:r>
+        <w:rPr>
+          <w:rFonts w:cs="Arial"/>
+        </w:rPr>
+        <w:t>9. EVALUACIÓN DEL PROTOTIPO</w:t>
+      </w:r>
+      <w:bookmarkEnd w:id="114"/>
+    </w:p>
+    <w:p>
+      <w:pPr>
+        <w:spacing w:before="240" w:after="240"/>
+      </w:pPr>
+      <w:r>
+        <w:rPr>
+          <w:rFonts w:cs="Arial"/>
+          <w:color w:val="auto"/>
+        </w:rPr>
+        <w:t>El cuarto objetivo pedía comprobar el funcionamiento del prototipo con pruebas funcionales basadas en los requerimientos del primero e identificar oportunidades de mejora para trabajos futuros. Para cumplirlo se aplicó un catálogo de 136 casos al ejecutable portable de Windows, y no al Editor de Unity, en su tercera versión candidata (rc3, 10 de octubre de 2026). El Anexo G reúne el catálogo completo, los resultados y el registro de cada sesión; la matriz de casos por requerimiento es su Anexo A (Anexo_A_Matriz_casos.docx), que se entrega dentro del Anexo G.</w:t>
+      </w:r>
+    </w:p>
+    <w:p>
+      <w:pPr>
+        <w:pStyle w:val="Ttulo2"/>
+        <w:spacing w:before="240"/>
+      </w:pPr>
+      <w:bookmarkStart w:id="115" w:name="_Toc242564825"/>
+      <w:r>
+        <w:rPr>
+          <w:b w:val="0"/>
+          <w:color w:val="auto"/>
+        </w:rPr>
+        <w:t>9.1 Desarrollo</w:t>
+      </w:r>
+      <w:bookmarkEnd w:id="115"/>
+    </w:p>
+    <w:p>
+      <w:pPr>
+        <w:pStyle w:val="Ttulo3"/>
+        <w:spacing w:before="240"/>
+      </w:pPr>
+      <w:bookmarkStart w:id="116" w:name="_Toc242564826"/>
+      <w:r>
+        <w:rPr>
+          <w:rFonts w:cs="Arial"/>
+        </w:rPr>
+        <w:t>9.1.1 Catálogo de casos</w:t>
+      </w:r>
+      <w:bookmarkEnd w:id="116"/>
+    </w:p>
+    <w:p>
+      <w:pPr>
+        <w:spacing w:before="240" w:after="240"/>
+      </w:pPr>
+      <w:r>
+        <w:rPr>
+          <w:rFonts w:cs="Arial"/>
+          <w:color w:val="auto"/>
+        </w:rPr>
+        <w:t xml:space="preserve">El plan de pruebas entró al proyecto el 29 de septiembre de 2026, con unos 120 casos y seis puntos de control, y el acta D10 lo recogió [53]. El resultado esperado de cada caso sale del requerimiento radicado, de los criterios de aceptación de la historia de usuario y del caso de uso que lo trazan y, si un hallazgo de consistencia cambió el comportamiento, de la decisión de ese hallazgo; si un criterio vive solo en una historia y el juego no lo cumple, el caso falla </w:t>
+      </w:r>
+      <w:r>
+        <w:rPr>
+          <w:rFonts w:cs="Arial"/>
+          <w:color w:val="auto"/>
+        </w:rPr>
+        <w:lastRenderedPageBreak/>
+        <w:t>igual.</w:t>
+      </w:r>
+    </w:p>
+    <w:p>
+      <w:pPr>
+        <w:spacing w:before="240" w:after="240"/>
+      </w:pPr>
+      <w:r>
+        <w:rPr>
+          <w:rFonts w:cs="Arial"/>
+          <w:color w:val="auto"/>
+        </w:rPr>
+        <w:t>El catálogo vigente tiene 136 casos. El identificador lleva el requerimiento y un consecutivo: PF-RF34-02 es el segundo caso de RF-34. Los 47 requerimientos funcionales y los 23 no funcionales tienen al menos uno, como exige la restricción CT-10, y se suman uno de CT-02 (equipo sin tarjeta gráfica dedicada) y tres de sonido, porque el indicador de eficacia nombra los sonidos y ningún requerimiento no funcional los prueba. Eran 126 casos el 1 de octubre; los diez restantes entraron después, nueve de ellos el 10 de octubre por lo que cambió el juego. Cada uno trae un guion paso a paso y una etiqueta: NAV (navegación y saltos de nivel), BOT (botones), SON (sonido), RETO (mecánica), DAT (perfil, guardado, informe y borrado) o RNF (rendimiento, portabilidad, accesibilidad y contenido). Trece sesiones los reparten (Tabla 13): seis recorren un tramo jugable y siete son transversales.</w:t>
+      </w:r>
+    </w:p>
+    <w:p>
+      <w:pPr>
+        <w:pStyle w:val="Ttulo3"/>
+        <w:spacing w:before="240"/>
+      </w:pPr>
+      <w:bookmarkStart w:id="117" w:name="_Toc242564827"/>
+      <w:r>
+        <w:rPr>
+          <w:rFonts w:cs="Arial"/>
+        </w:rPr>
+        <w:t>9.1.2 Quién ejecuta y cómo se observa</w:t>
+      </w:r>
+      <w:bookmarkEnd w:id="117"/>
+    </w:p>
+    <w:p>
+      <w:pPr>
+        <w:spacing w:before="240" w:after="240"/>
+      </w:pPr>
+      <w:r>
+        <w:rPr>
+          <w:rFonts w:cs="Arial"/>
+          <w:color w:val="auto"/>
+        </w:rPr>
+        <w:t>El principal de los cinco ejecutores previstos, EXE, es un arnés de caja negra en PowerShell (oe4.ps1) que lanza Algoritmia.exe tras comprobar su huella SHA-256 y lo maneja como un jugador: clic, clic sostenido y arrastre en coordenadas relativas a la ventana, y texto solo en el nombre del perfil. No lee el código ni la memoria del juego, así que ve lo mismo que un estudiante, que es lo que define una prueba de caja negra [29], y cada 2 s muestrea la memoria y las conexiones de red del proceso. INSP inspecciona archivos, código e historial de git; SUITE corre la suite automatizada con el Editor cerrado; EDIT abriría el Editor para RNF-18 y no se usó (apartado 9.2); HUM es Santiago Benavides Rey, con una hoja de 13 comprobaciones de la que se registra solo lo que él reporta.</w:t>
+      </w:r>
+    </w:p>
+    <w:p>
+      <w:pPr>
+        <w:spacing w:before="240" w:after="240"/>
+      </w:pPr>
+      <w:r>
+        <w:rPr>
+          <w:rFonts w:cs="Arial"/>
+          <w:color w:val="auto"/>
+        </w:rPr>
+        <w:t>Claude Code, el agente de programación que ya intervino en el desarrollo (apartado 8.1.1), ejecuta las sesiones EXE, INSP y SUITE bajo la supervisión de los autores, que deciden el triaje de cada defecto. Tres reglas impiden que un veredicto se invente: se observa y no se infiere, con una captura leída tras cada acción que cuenta para un caso; se separa el error del probador del error del juego; y durante las sesiones no se toca código, escenas ni assets.</w:t>
+      </w:r>
+    </w:p>
+    <w:p>
+      <w:pPr>
+        <w:pStyle w:val="Ttulo3"/>
+        <w:spacing w:before="240"/>
+      </w:pPr>
+      <w:bookmarkStart w:id="118" w:name="_Toc242564828"/>
+      <w:r>
+        <w:rPr>
+          <w:rFonts w:cs="Arial"/>
+        </w:rPr>
+        <w:t>9.1.3 El candidato rc3</w:t>
+      </w:r>
+      <w:bookmarkEnd w:id="118"/>
+    </w:p>
+    <w:p>
+      <w:pPr>
+        <w:spacing w:before="240" w:after="240"/>
+      </w:pPr>
+      <w:r>
+        <w:rPr>
+          <w:rFonts w:cs="Arial"/>
+          <w:color w:val="auto"/>
+        </w:rPr>
+        <w:t>El objeto de prueba es el ejecutable portable de Windows de 64 bits, compilado con Unity 6000.5.10f1 sin development build y con las doce escenas del juego. rc1 y rc2 se compilaron el 1 de octubre de 2026 desde el árbol de trabajo de la rama, sin etiqueta ni commit; rc2 dejó 103 de 127 casos con veredicto (89 aprobados, 13 aprobados parcialmente, ninguno fallido y uno sin ejecutar). Esos veredictos no se heredaron: entre rc2 y la pasada actual hubo 108 commits que cambiaron lo que ve el estudiante, entre ellos el rig de los personajes con codos y rodillas (INC-131), la familia de perfil al moverse (INC-134), el diseño final de Algoritm (INC-136 e INC-147) y las expresiones y el retrato animado del diálogo (INC-148 a INC-150). Cada caso se ejecutó de nuevo sobre rc3 y cada veredicto lleva la versión en que se obtuvo.</w:t>
+      </w:r>
+    </w:p>
+    <w:p>
+      <w:pPr>
+        <w:spacing w:before="240" w:after="240"/>
+      </w:pPr>
+      <w:r>
+        <w:rPr>
+          <w:rFonts w:cs="Arial"/>
+          <w:color w:val="auto"/>
+        </w:rPr>
+        <w:t xml:space="preserve">rc3 se compiló el 10 de octubre de 2026 en 1 min 39 s, desde el commit f49ccc9 de la rama feat/personajes-animados y con el árbol de trabajo limpio, lo que rc1 y rc2 no tuvieron. Algoritmia.exe es solo el lanzador y conserva la huella SHA-256 de los candidatos anteriores, así que cada uno se distingue por la huella del contenido de Algoritmia_Data (b8e30db6…). La carpeta entregable tiene 253 archivos y pesa 426,6 MB frente a los 479,0 MB de rc2, aunque ya incluye el arte final de los personajes, porque cinco imágenes del Nivel 1 pasaron a </w:t>
+      </w:r>
+      <w:r>
+        <w:rPr>
+          <w:rFonts w:cs="Arial"/>
+          <w:color w:val="auto"/>
+        </w:rPr>
+        <w:lastRenderedPageBreak/>
+        <w:t>importarse a 256 px (INC-146). Las sesiones corrieron en el equipo de desarrollo, un AMD Ryzen 5 7600X con 32 GB de RAM, una NVIDIA GeForce RTX 5070 Ti y Windows 11 Home de 64 bits, con la ventana a 1920 × 1080.</w:t>
+      </w:r>
+    </w:p>
+    <w:p>
+      <w:pPr>
+        <w:pStyle w:val="Ttulo3"/>
+        <w:spacing w:before="240"/>
+      </w:pPr>
+      <w:bookmarkStart w:id="119" w:name="_Toc242564829"/>
+      <w:r>
+        <w:rPr>
+          <w:rFonts w:cs="Arial"/>
+        </w:rPr>
+        <w:t>9.1.4 Criterios de veredicto</w:t>
+      </w:r>
+      <w:bookmarkEnd w:id="119"/>
+    </w:p>
+    <w:p>
+      <w:pPr>
+        <w:spacing w:before="240" w:after="240"/>
+      </w:pPr>
+      <w:r>
+        <w:rPr>
+          <w:rFonts w:cs="Arial"/>
+          <w:color w:val="auto"/>
+        </w:rPr>
+        <w:t>Un caso termina en uno de cinco veredictos: aprobado (P) si se observan todos los resultados esperados de sus pasos; aprobado con desviación documentada (PD) si lo observado sigue la decisión de un hallazgo de consistencia; fallido (F) si alguno no se observa, y se abre un defecto; bloqueado (B) si la precondición o el entorno impidieron ejecutarlo; y no aplica (NA) si el requerimiento lo deja fuera de un prototipo sin usuarios, como RNF-12. B, NA y los casos pendientes de Santiago Benavides Rey (PS) quedan fuera del denominador.</w:t>
+      </w:r>
+    </w:p>
+    <w:p>
+      <w:pPr>
+        <w:spacing w:before="240" w:after="240"/>
+      </w:pPr>
+      <w:r>
+        <w:rPr>
+          <w:rFonts w:cs="Arial"/>
+          <w:color w:val="auto"/>
+        </w:rPr>
+        <w:t>La eficacia es (P + PD) / (P + PD + F) × 100, con meta de 90 % o más, y se publica global y por etiqueta porque el indicador nombra botones, sonidos y saltos de nivel y un promedio podría esconder una etiqueta bajo la meta. El cumplimiento exige que los 45 RF de prioridad Alta (RF-06 es Media y RF-21 Baja, según el OE1) estén implementados, y un RF lo está si ninguno de sus casos termina en F Bloqueante o Mayor; un F Menor resta eficacia, pero no niega que el requerimiento exista.</w:t>
+      </w:r>
+    </w:p>
+    <w:p>
+      <w:pPr>
+        <w:spacing w:before="240" w:after="240"/>
+      </w:pPr>
+      <w:r>
+        <w:rPr>
+          <w:rFonts w:cs="Arial"/>
+          <w:color w:val="auto"/>
+        </w:rPr>
+        <w:t>La severidad es Bloqueante si el defecto impide terminar la ruta principal, cierra el juego, pierde progreso confirmado o deja un estado sin salida; Mayor si no se cumple un RF o un criterio de aceptación pero el juego sigue; y Menor si toca un texto, el aspecto o un criterio secundario. Lo que se anota sin incumplir ningún criterio es una observación. Los Bloqueantes y Mayores se corrigen dentro del objetivo y los demás los decide Santiago Benavides Rey. Si el juego y un documento radicado discrepan, la evaluación propone un hallazgo nuevo en el registro de inconsistencias y no edita el documento.</w:t>
+      </w:r>
+    </w:p>
+    <w:p>
+      <w:pPr>
+        <w:pStyle w:val="Ttulo2"/>
+        <w:spacing w:before="240"/>
+      </w:pPr>
+      <w:bookmarkStart w:id="120" w:name="_Toc242564830"/>
+      <w:r>
+        <w:rPr>
+          <w:b w:val="0"/>
+          <w:color w:val="auto"/>
+        </w:rPr>
+        <w:t>9.2 Resultados</w:t>
+      </w:r>
+      <w:bookmarkEnd w:id="120"/>
+    </w:p>
+    <w:p>
+      <w:pPr>
+        <w:spacing w:before="240" w:after="240"/>
+      </w:pPr>
+      <w:r>
+        <w:rPr>
+          <w:rFonts w:cs="Arial"/>
+          <w:color w:val="auto"/>
+        </w:rPr>
+        <w:t>Los veredictos son los de rc3. El objetivo tenía dos indicadores (Tabla 12), una eficacia de 90 % o más en botones, sonidos y saltos de nivel y los RF de prioridad Alta implementados, y se añade la cobertura de CT-10 como condición de partida.</w:t>
+      </w:r>
+    </w:p>
+    <w:p>
+      <w:pPr>
+        <w:pStyle w:val="Descripcin"/>
+        <w:keepNext/>
+        <w:spacing w:before="120" w:after="120"/>
+        <w:rPr>
+          <w:rFonts w:cs="Arial"/>
+          <w:i w:val="0"/>
+          <w:color w:val="auto"/>
+        </w:rPr>
+      </w:pPr>
+      <w:bookmarkStart w:id="121" w:name="_Toc242564845"/>
+      <w:r>
+        <w:rPr>
+          <w:rFonts w:cs="Arial"/>
+          <w:i w:val="0"/>
+          <w:color w:val="auto"/>
+        </w:rPr>
+        <w:t xml:space="preserve">Tabla </w:t>
+      </w:r>
+      <w:r>
+        <w:rPr>
+          <w:rFonts w:cs="Arial"/>
+          <w:i w:val="0"/>
+          <w:color w:val="auto"/>
+        </w:rPr>
+        <w:fldChar w:fldCharType="begin"/>
+      </w:r>
+      <w:r>
+        <w:rPr>
+          <w:rFonts w:cs="Arial"/>
+          <w:i w:val="0"/>
+          <w:color w:val="auto"/>
+        </w:rPr>
+        <w:instrText xml:space="preserve"> SEQ Tabla \* ARABIC </w:instrText>
+      </w:r>
+      <w:r>
+        <w:rPr>
+          <w:rFonts w:cs="Arial"/>
+          <w:i w:val="0"/>
+          <w:color w:val="auto"/>
+        </w:rPr>
+        <w:fldChar w:fldCharType="separate"/>
+      </w:r>
+      <w:r>
+        <w:rPr>
+          <w:rFonts w:cs="Arial"/>
+          <w:i w:val="0"/>
+          <w:noProof/>
+          <w:color w:val="auto"/>
+        </w:rPr>
+        <w:t>12</w:t>
+      </w:r>
+      <w:r>
+        <w:rPr>
+          <w:rFonts w:cs="Arial"/>
+          <w:i w:val="0"/>
+          <w:color w:val="auto"/>
+        </w:rPr>
+        <w:fldChar w:fldCharType="end"/>
+      </w:r>
+      <w:r>
+        <w:rPr>
+          <w:rFonts w:cs="Arial"/>
+          <w:i w:val="0"/>
+          <w:color w:val="auto"/>
+        </w:rPr>
+        <w:t>. Metas del cuarto objetivo y resultado obtenido</w:t>
+      </w:r>
+      <w:bookmarkEnd w:id="121"/>
+    </w:p>
+    <w:tbl>
+      <w:tblPr>
+        <w:tblW w:w="5000" w:type="pct"/>
+        <w:tblBorders>
+          <w:top w:val="single" w:sz="4" w:space="0" w:color="auto"/>
+          <w:left w:val="single" w:sz="4" w:space="0" w:color="auto"/>
+          <w:bottom w:val="single" w:sz="4" w:space="0" w:color="auto"/>
+          <w:right w:val="single" w:sz="4" w:space="0" w:color="auto"/>
+          <w:insideH w:val="single" w:sz="4" w:space="0" w:color="auto"/>
+          <w:insideV w:val="single" w:sz="4" w:space="0" w:color="auto"/>
+        </w:tblBorders>
+        <w:tblCellMar>
+          <w:left w:w="70" w:type="dxa"/>
+          <w:right w:w="70" w:type="dxa"/>
+        </w:tblCellMar>
+        <w:tblLook w:val="0000" w:firstRow="0" w:lastRow="0" w:firstColumn="0" w:lastColumn="0" w:noHBand="0" w:noVBand="0"/>
+      </w:tblPr>
+      <w:tblGrid>
+        <w:gridCol w:w="2989"/>
+        <w:gridCol w:w="2491"/>
+        <w:gridCol w:w="4484"/>
+      </w:tblGrid>
+      <w:tr>
+        <w:trPr>
+          <w:tblHeader/>
+        </w:trPr>
+        <w:tc>
+          <w:tcPr>
+            <w:tcW w:w="1500" w:type="pct"/>
+            <w:shd w:val="clear" w:color="auto" w:fill="D9D9D9"/>
+          </w:tcPr>
+          <w:p>
+            <w:pPr>
+              <w:spacing w:before="40" w:after="40"/>
+              <w:jc w:val="left"/>
+              <w:rPr>
+                <w:rFonts w:cs="Arial"/>
+                <w:b/>
+                <w:color w:val="auto"/>
+                <w:sz w:val="20"/>
+              </w:rPr>
+            </w:pPr>
+            <w:r>
+              <w:rPr>
+                <w:rFonts w:cs="Arial"/>
+                <w:b/>
+                <w:color w:val="auto"/>
+                <w:sz w:val="20"/>
+              </w:rPr>
+              <w:t>Indicador</w:t>
+            </w:r>
+          </w:p>
+        </w:tc>
+        <w:tc>
+          <w:tcPr>
+            <w:tcW w:w="1250" w:type="pct"/>
+            <w:shd w:val="clear" w:color="auto" w:fill="D9D9D9"/>
+          </w:tcPr>
+          <w:p>
+            <w:pPr>
+              <w:spacing w:before="40" w:after="40"/>
+              <w:jc w:val="left"/>
+              <w:rPr>
+                <w:rFonts w:cs="Arial"/>
+                <w:b/>
+                <w:color w:val="auto"/>
+                <w:sz w:val="20"/>
+              </w:rPr>
+            </w:pPr>
+            <w:r>
+              <w:rPr>
+                <w:rFonts w:cs="Arial"/>
+                <w:b/>
+                <w:color w:val="auto"/>
+                <w:sz w:val="20"/>
+              </w:rPr>
+              <w:t>Meta</w:t>
+            </w:r>
+          </w:p>
+        </w:tc>
+        <w:tc>
+          <w:tcPr>
+            <w:tcW w:w="2250" w:type="pct"/>
+            <w:shd w:val="clear" w:color="auto" w:fill="D9D9D9"/>
+          </w:tcPr>
+          <w:p>
+            <w:pPr>
+              <w:spacing w:before="40" w:after="40"/>
+              <w:jc w:val="left"/>
+              <w:rPr>
+                <w:rFonts w:cs="Arial"/>
+                <w:b/>
+                <w:color w:val="auto"/>
+                <w:sz w:val="20"/>
+              </w:rPr>
+            </w:pPr>
+            <w:r>
+              <w:rPr>
+                <w:rFonts w:cs="Arial"/>
+                <w:b/>
+                <w:color w:val="auto"/>
+                <w:sz w:val="20"/>
+              </w:rPr>
+              <w:t>Resultado</w:t>
+            </w:r>
+          </w:p>
+        </w:tc>
+      </w:tr>
+      <w:tr>
+        <w:tc>
+          <w:tcPr>
+            <w:tcW w:w="1500" w:type="pct"/>
+            <w:shd w:val="clear" w:color="auto" w:fill="auto"/>
+          </w:tcPr>
+          <w:p>
+            <w:pPr>
+              <w:spacing w:before="40" w:after="40"/>
+              <w:jc w:val="left"/>
+              <w:rPr>
+                <w:rFonts w:cs="Arial"/>
+                <w:color w:val="auto"/>
+                <w:sz w:val="20"/>
+              </w:rPr>
+            </w:pPr>
+            <w:r>
+              <w:rPr>
+                <w:rFonts w:cs="Arial"/>
+                <w:color w:val="auto"/>
+                <w:sz w:val="20"/>
+              </w:rPr>
+              <w:t>Eficacia de las pruebas funcionales</w:t>
+            </w:r>
+          </w:p>
+        </w:tc>
+        <w:tc>
+          <w:tcPr>
+            <w:tcW w:w="1250" w:type="pct"/>
+            <w:shd w:val="clear" w:color="auto" w:fill="auto"/>
+          </w:tcPr>
+          <w:p>
+            <w:pPr>
+              <w:spacing w:before="40" w:after="40"/>
+              <w:jc w:val="left"/>
+              <w:rPr>
+                <w:rFonts w:cs="Arial"/>
+                <w:color w:val="auto"/>
+                <w:sz w:val="20"/>
+              </w:rPr>
+            </w:pPr>
+            <w:r>
+              <w:rPr>
+                <w:rFonts w:cs="Arial"/>
+                <w:color w:val="auto"/>
+                <w:sz w:val="20"/>
+              </w:rPr>
+              <w:t>90 % o más</w:t>
+            </w:r>
+          </w:p>
+        </w:tc>
+        <w:tc>
+          <w:tcPr>
+            <w:tcW w:w="2250" w:type="pct"/>
+            <w:shd w:val="clear" w:color="auto" w:fill="auto"/>
+          </w:tcPr>
+          <w:p>
+            <w:pPr>
+              <w:spacing w:before="40" w:after="40"/>
+              <w:jc w:val="left"/>
+              <w:rPr>
+                <w:rFonts w:cs="Arial"/>
+                <w:color w:val="auto"/>
+                <w:sz w:val="20"/>
+              </w:rPr>
+            </w:pPr>
+            <w:r>
+              <w:rPr>
+                <w:rFonts w:cs="Arial"/>
+                <w:color w:val="auto"/>
+                <w:sz w:val="20"/>
+              </w:rPr>
+              <w:t>96,8 % (122 de 126 casos con veredicto)</w:t>
+            </w:r>
+          </w:p>
+        </w:tc>
+      </w:tr>
+      <w:tr>
+        <w:tc>
+          <w:tcPr>
+            <w:tcW w:w="1500" w:type="pct"/>
+            <w:shd w:val="clear" w:color="auto" w:fill="auto"/>
+          </w:tcPr>
+          <w:p>
+            <w:pPr>
+              <w:spacing w:before="40" w:after="40"/>
+              <w:jc w:val="left"/>
+              <w:rPr>
+                <w:rFonts w:cs="Arial"/>
+                <w:color w:val="auto"/>
+                <w:sz w:val="20"/>
+              </w:rPr>
+            </w:pPr>
+            <w:r>
+              <w:rPr>
+                <w:rFonts w:cs="Arial"/>
+                <w:color w:val="auto"/>
+                <w:sz w:val="20"/>
+              </w:rPr>
+              <w:t>Eficacia en las etiquetas NAV, BOT y SON</w:t>
+            </w:r>
+          </w:p>
+        </w:tc>
+        <w:tc>
+          <w:tcPr>
+            <w:tcW w:w="1250" w:type="pct"/>
+            <w:shd w:val="clear" w:color="auto" w:fill="auto"/>
+          </w:tcPr>
+          <w:p>
+            <w:pPr>
+              <w:spacing w:before="40" w:after="40"/>
+              <w:jc w:val="left"/>
+              <w:rPr>
+                <w:rFonts w:cs="Arial"/>
+                <w:color w:val="auto"/>
+                <w:sz w:val="20"/>
+              </w:rPr>
+            </w:pPr>
+            <w:r>
+              <w:rPr>
+                <w:rFonts w:cs="Arial"/>
+                <w:color w:val="auto"/>
+                <w:sz w:val="20"/>
+              </w:rPr>
+              <w:t>90 % o más en cada una</w:t>
+            </w:r>
+          </w:p>
+        </w:tc>
+        <w:tc>
+          <w:tcPr>
+            <w:tcW w:w="2250" w:type="pct"/>
+            <w:shd w:val="clear" w:color="auto" w:fill="auto"/>
+          </w:tcPr>
+          <w:p>
+            <w:pPr>
+              <w:spacing w:before="40" w:after="40"/>
+              <w:jc w:val="left"/>
+              <w:rPr>
+                <w:rFonts w:cs="Arial"/>
+                <w:color w:val="auto"/>
+                <w:sz w:val="20"/>
+              </w:rPr>
+            </w:pPr>
+            <w:r>
+              <w:rPr>
+                <w:rFonts w:cs="Arial"/>
+                <w:color w:val="auto"/>
+                <w:sz w:val="20"/>
+              </w:rPr>
+              <w:t>NAV 94,1 % y BOT 100 %; SON sin calcular, con sus 3 casos de oído pendientes [Pendiente: resultado de H6, H7 y H12]</w:t>
+            </w:r>
+          </w:p>
+        </w:tc>
+      </w:tr>
+      <w:tr>
+        <w:tc>
+          <w:tcPr>
+            <w:tcW w:w="1500" w:type="pct"/>
+            <w:shd w:val="clear" w:color="auto" w:fill="auto"/>
+          </w:tcPr>
+          <w:p>
+            <w:pPr>
+              <w:spacing w:before="40" w:after="40"/>
+              <w:jc w:val="left"/>
+              <w:rPr>
+                <w:rFonts w:cs="Arial"/>
+                <w:color w:val="auto"/>
+                <w:sz w:val="20"/>
+              </w:rPr>
+            </w:pPr>
+            <w:r>
+              <w:rPr>
+                <w:rFonts w:cs="Arial"/>
+                <w:color w:val="auto"/>
+                <w:sz w:val="20"/>
+              </w:rPr>
+              <w:t>RF de prioridad Alta implementados</w:t>
+            </w:r>
+          </w:p>
+        </w:tc>
+        <w:tc>
+          <w:tcPr>
+            <w:tcW w:w="1250" w:type="pct"/>
+            <w:shd w:val="clear" w:color="auto" w:fill="auto"/>
+          </w:tcPr>
+          <w:p>
+            <w:pPr>
+              <w:spacing w:before="40" w:after="40"/>
+              <w:jc w:val="left"/>
+              <w:rPr>
+                <w:rFonts w:cs="Arial"/>
+                <w:color w:val="auto"/>
+                <w:sz w:val="20"/>
+              </w:rPr>
+            </w:pPr>
+            <w:r>
+              <w:rPr>
+                <w:rFonts w:cs="Arial"/>
+                <w:color w:val="auto"/>
+                <w:sz w:val="20"/>
+              </w:rPr>
+              <w:t>45 de 45</w:t>
+            </w:r>
+          </w:p>
+        </w:tc>
+        <w:tc>
+          <w:tcPr>
+            <w:tcW w:w="2250" w:type="pct"/>
+            <w:shd w:val="clear" w:color="auto" w:fill="auto"/>
+          </w:tcPr>
+          <w:p>
+            <w:pPr>
+              <w:spacing w:before="40" w:after="40"/>
+              <w:jc w:val="left"/>
+              <w:rPr>
+                <w:rFonts w:cs="Arial"/>
+                <w:color w:val="auto"/>
+                <w:sz w:val="20"/>
+              </w:rPr>
+            </w:pPr>
+            <w:r>
+              <w:rPr>
+                <w:rFonts w:cs="Arial"/>
+                <w:color w:val="auto"/>
+                <w:sz w:val="20"/>
+              </w:rPr>
+              <w:t>45 de 45, sin defecto Bloqueante ni Mayor</w:t>
+            </w:r>
+          </w:p>
+        </w:tc>
+      </w:tr>
+      <w:tr>
+        <w:tc>
+          <w:tcPr>
+            <w:tcW w:w="1500" w:type="pct"/>
+            <w:shd w:val="clear" w:color="auto" w:fill="auto"/>
+          </w:tcPr>
+          <w:p>
+            <w:pPr>
+              <w:spacing w:before="40" w:after="40"/>
+              <w:jc w:val="left"/>
+              <w:rPr>
+                <w:rFonts w:cs="Arial"/>
+                <w:color w:val="auto"/>
+                <w:sz w:val="20"/>
+              </w:rPr>
+            </w:pPr>
+            <w:r>
+              <w:rPr>
+                <w:rFonts w:cs="Arial"/>
+                <w:color w:val="auto"/>
+                <w:sz w:val="20"/>
+              </w:rPr>
+              <w:t>Requerimientos con al menos un caso de prueba (CT-10)</w:t>
+            </w:r>
+          </w:p>
+        </w:tc>
+        <w:tc>
+          <w:tcPr>
+            <w:tcW w:w="1250" w:type="pct"/>
+            <w:shd w:val="clear" w:color="auto" w:fill="auto"/>
+          </w:tcPr>
+          <w:p>
+            <w:pPr>
+              <w:spacing w:before="40" w:after="40"/>
+              <w:jc w:val="left"/>
+              <w:rPr>
+                <w:rFonts w:cs="Arial"/>
+                <w:color w:val="auto"/>
+                <w:sz w:val="20"/>
+              </w:rPr>
+            </w:pPr>
+            <w:r>
+              <w:rPr>
+                <w:rFonts w:cs="Arial"/>
+                <w:color w:val="auto"/>
+                <w:sz w:val="20"/>
+              </w:rPr>
+              <w:t>47 RF y 23 RNF</w:t>
+            </w:r>
+          </w:p>
+        </w:tc>
+        <w:tc>
+          <w:tcPr>
+            <w:tcW w:w="2250" w:type="pct"/>
+            <w:shd w:val="clear" w:color="auto" w:fill="auto"/>
+          </w:tcPr>
+          <w:p>
+            <w:pPr>
+              <w:spacing w:before="40" w:after="40"/>
+              <w:jc w:val="left"/>
+              <w:rPr>
+                <w:rFonts w:cs="Arial"/>
+                <w:color w:val="auto"/>
+                <w:sz w:val="20"/>
+              </w:rPr>
+            </w:pPr>
+            <w:r>
+              <w:rPr>
+                <w:rFonts w:cs="Arial"/>
+                <w:color w:val="auto"/>
+                <w:sz w:val="20"/>
+              </w:rPr>
+              <w:t>47 de 47 RF y 23 de 23 RNF, con 136 casos</w:t>
+            </w:r>
+          </w:p>
+        </w:tc>
+      </w:tr>
+    </w:tbl>
+    <w:p>
+      <w:pPr>
+        <w:spacing w:before="80" w:after="240"/>
+      </w:pPr>
+      <w:r>
+        <w:rPr>
+          <w:rFonts w:cs="Arial"/>
+          <w:color w:val="auto"/>
+          <w:sz w:val="18"/>
+        </w:rPr>
+        <w:t>Fuente: elaboración propia a partir de la pasada de pruebas sobre rc3 (Anexo G).</w:t>
+      </w:r>
+    </w:p>
+    <w:p>
+      <w:pPr>
+        <w:spacing w:before="240" w:after="240"/>
+      </w:pPr>
+      <w:r>
+        <w:rPr>
+          <w:rFonts w:cs="Arial"/>
+          <w:color w:val="auto"/>
+        </w:rPr>
+        <w:t xml:space="preserve">Antes de la pasada se corrió la suite completa, el 10 de octubre: 1 167 pruebas, con 1 165 aprobadas, una omitida y una fallida. En EditMode pasan 748 de 749 (una omisión por entorno) </w:t>
+      </w:r>
+      <w:r>
+        <w:rPr>
+          <w:rFonts w:cs="Arial"/>
+          <w:color w:val="auto"/>
+        </w:rPr>
+        <w:lastRenderedPageBreak/>
+        <w:t>y en PlayMode 417 de 418; el fallo es RiverLevel_RNF21, sensible al tiempo, que pasa corrida sola. Son 321 pruebas más que las 846 del 1 de octubre (Tabla 10). Se corrió sobre el commit 292b108 y no sobre el contenido exacto de rc3, que solo difiere en una escena reserializada y seis imágenes sin referencias (DEF-RC3-I04). Es evidencia de apoyo y no cuenta en los indicadores, porque los casos se juzgan sobre el ejecutable.</w:t>
+      </w:r>
+    </w:p>
+    <w:p>
+      <w:pPr>
+        <w:spacing w:before="240" w:after="240"/>
+      </w:pPr>
+      <w:r>
+        <w:rPr>
+          <w:rFonts w:cs="Arial"/>
+          <w:color w:val="auto"/>
+        </w:rPr>
+        <w:t>De los 136 casos, 122 terminaron en P, 4 en F y 10 quedaron pendientes de Santiago Benavides Rey, sin PD, B ni NA (Tabla 13). Los fallidos son PF-RF45-05, de la sesión de omisión, y PF-RNF03-01, PF-RNF15-01 y PF-RNF17-01, de la de inspecciones; las demás sesiones aprobaron todos sus casos.</w:t>
+      </w:r>
+    </w:p>
+    <w:p>
+      <w:pPr>
+        <w:pStyle w:val="Descripcin"/>
+        <w:keepNext/>
+        <w:spacing w:before="120" w:after="120"/>
+        <w:rPr>
+          <w:rFonts w:cs="Arial"/>
+          <w:i w:val="0"/>
+          <w:color w:val="auto"/>
+        </w:rPr>
+      </w:pPr>
+      <w:bookmarkStart w:id="122" w:name="_Toc242564846"/>
+      <w:r>
+        <w:rPr>
+          <w:rFonts w:cs="Arial"/>
+          <w:i w:val="0"/>
+          <w:color w:val="auto"/>
+        </w:rPr>
+        <w:t xml:space="preserve">Tabla </w:t>
+      </w:r>
+      <w:r>
+        <w:rPr>
+          <w:rFonts w:cs="Arial"/>
+          <w:i w:val="0"/>
+          <w:color w:val="auto"/>
+        </w:rPr>
+        <w:fldChar w:fldCharType="begin"/>
+      </w:r>
+      <w:r>
+        <w:rPr>
+          <w:rFonts w:cs="Arial"/>
+          <w:i w:val="0"/>
+          <w:color w:val="auto"/>
+        </w:rPr>
+        <w:instrText xml:space="preserve"> SEQ Tabla \* ARABIC </w:instrText>
+      </w:r>
+      <w:r>
+        <w:rPr>
+          <w:rFonts w:cs="Arial"/>
+          <w:i w:val="0"/>
+          <w:color w:val="auto"/>
+        </w:rPr>
+        <w:fldChar w:fldCharType="separate"/>
+      </w:r>
+      <w:r>
+        <w:rPr>
+          <w:rFonts w:cs="Arial"/>
+          <w:i w:val="0"/>
+          <w:noProof/>
+          <w:color w:val="auto"/>
+        </w:rPr>
+        <w:t>13</w:t>
+      </w:r>
+      <w:r>
+        <w:rPr>
+          <w:rFonts w:cs="Arial"/>
+          <w:i w:val="0"/>
+          <w:color w:val="auto"/>
+        </w:rPr>
+        <w:fldChar w:fldCharType="end"/>
+      </w:r>
+      <w:r>
+        <w:rPr>
+          <w:rFonts w:cs="Arial"/>
+          <w:i w:val="0"/>
+          <w:color w:val="auto"/>
+        </w:rPr>
+        <w:t>. Veredictos de rc3 por sesión</w:t>
+      </w:r>
+      <w:bookmarkEnd w:id="122"/>
+    </w:p>
+    <w:tbl>
+      <w:tblPr>
+        <w:tblW w:w="5000" w:type="pct"/>
+        <w:tblBorders>
+          <w:top w:val="single" w:sz="4" w:space="0" w:color="auto"/>
+          <w:left w:val="single" w:sz="4" w:space="0" w:color="auto"/>
+          <w:bottom w:val="single" w:sz="4" w:space="0" w:color="auto"/>
+          <w:right w:val="single" w:sz="4" w:space="0" w:color="auto"/>
+          <w:insideH w:val="single" w:sz="4" w:space="0" w:color="auto"/>
+          <w:insideV w:val="single" w:sz="4" w:space="0" w:color="auto"/>
+        </w:tblBorders>
+        <w:tblCellMar>
+          <w:left w:w="70" w:type="dxa"/>
+          <w:right w:w="70" w:type="dxa"/>
+        </w:tblCellMar>
+        <w:tblLook w:val="0000" w:firstRow="0" w:lastRow="0" w:firstColumn="0" w:lastColumn="0" w:noHBand="0" w:noVBand="0"/>
+      </w:tblPr>
+      <w:tblGrid>
+        <w:gridCol w:w="5779"/>
+        <w:gridCol w:w="1196"/>
+        <w:gridCol w:w="2989"/>
+      </w:tblGrid>
+      <w:tr>
+        <w:trPr>
+          <w:tblHeader/>
+        </w:trPr>
+        <w:tc>
+          <w:tcPr>
+            <w:tcW w:w="2900" w:type="pct"/>
+            <w:shd w:val="clear" w:color="auto" w:fill="D9D9D9"/>
+          </w:tcPr>
+          <w:p>
+            <w:pPr>
+              <w:spacing w:before="40" w:after="40"/>
+              <w:jc w:val="left"/>
+              <w:rPr>
+                <w:rFonts w:cs="Arial"/>
+                <w:b/>
+                <w:color w:val="auto"/>
+                <w:sz w:val="20"/>
+              </w:rPr>
+            </w:pPr>
+            <w:r>
+              <w:rPr>
+                <w:rFonts w:cs="Arial"/>
+                <w:b/>
+                <w:color w:val="auto"/>
+                <w:sz w:val="20"/>
+              </w:rPr>
+              <w:t>Sesión</w:t>
+            </w:r>
+          </w:p>
+        </w:tc>
+        <w:tc>
+          <w:tcPr>
+            <w:tcW w:w="600" w:type="pct"/>
+            <w:shd w:val="clear" w:color="auto" w:fill="D9D9D9"/>
+          </w:tcPr>
+          <w:p>
+            <w:pPr>
+              <w:spacing w:before="40" w:after="40"/>
+              <w:jc w:val="left"/>
+              <w:rPr>
+                <w:rFonts w:cs="Arial"/>
+                <w:b/>
+                <w:color w:val="auto"/>
+                <w:sz w:val="20"/>
+              </w:rPr>
+            </w:pPr>
+            <w:r>
+              <w:rPr>
+                <w:rFonts w:cs="Arial"/>
+                <w:b/>
+                <w:color w:val="auto"/>
+                <w:sz w:val="20"/>
+              </w:rPr>
+              <w:t>Casos</w:t>
+            </w:r>
+          </w:p>
+        </w:tc>
+        <w:tc>
+          <w:tcPr>
+            <w:tcW w:w="1500" w:type="pct"/>
+            <w:shd w:val="clear" w:color="auto" w:fill="D9D9D9"/>
+          </w:tcPr>
+          <w:p>
+            <w:pPr>
+              <w:spacing w:before="40" w:after="40"/>
+              <w:jc w:val="left"/>
+              <w:rPr>
+                <w:rFonts w:cs="Arial"/>
+                <w:b/>
+                <w:color w:val="auto"/>
+                <w:sz w:val="20"/>
+              </w:rPr>
+            </w:pPr>
+            <w:r>
+              <w:rPr>
+                <w:rFonts w:cs="Arial"/>
+                <w:b/>
+                <w:color w:val="auto"/>
+                <w:sz w:val="20"/>
+              </w:rPr>
+              <w:t>Veredictos (P · F · pendientes)</w:t>
+            </w:r>
+          </w:p>
+        </w:tc>
+      </w:tr>
+      <w:tr>
+        <w:tc>
+          <w:tcPr>
+            <w:tcW w:w="2900" w:type="pct"/>
+            <w:shd w:val="clear" w:color="auto" w:fill="auto"/>
+          </w:tcPr>
+          <w:p>
+            <w:pPr>
+              <w:spacing w:before="40" w:after="40"/>
+              <w:jc w:val="left"/>
+              <w:rPr>
+                <w:rFonts w:cs="Arial"/>
+                <w:color w:val="auto"/>
+                <w:sz w:val="20"/>
+              </w:rPr>
+            </w:pPr>
+            <w:r>
+              <w:rPr>
+                <w:rFonts w:cs="Arial"/>
+                <w:color w:val="auto"/>
+                <w:sz w:val="20"/>
+              </w:rPr>
+              <w:t>S-INI, inicio, perfiles, créditos y salida</w:t>
+            </w:r>
+          </w:p>
+        </w:tc>
+        <w:tc>
+          <w:tcPr>
+            <w:tcW w:w="600" w:type="pct"/>
+            <w:shd w:val="clear" w:color="auto" w:fill="auto"/>
+          </w:tcPr>
+          <w:p>
+            <w:pPr>
+              <w:spacing w:before="40" w:after="40"/>
+              <w:jc w:val="left"/>
+              <w:rPr>
+                <w:rFonts w:cs="Arial"/>
+                <w:color w:val="auto"/>
+                <w:sz w:val="20"/>
+              </w:rPr>
+            </w:pPr>
+            <w:r>
+              <w:rPr>
+                <w:rFonts w:cs="Arial"/>
+                <w:color w:val="auto"/>
+                <w:sz w:val="20"/>
+              </w:rPr>
+              <w:t>14</w:t>
+            </w:r>
+          </w:p>
+        </w:tc>
+        <w:tc>
+          <w:tcPr>
+            <w:tcW w:w="1500" w:type="pct"/>
+            <w:shd w:val="clear" w:color="auto" w:fill="auto"/>
+          </w:tcPr>
+          <w:p>
+            <w:pPr>
+              <w:spacing w:before="40" w:after="40"/>
+              <w:jc w:val="left"/>
+              <w:rPr>
+                <w:rFonts w:cs="Arial"/>
+                <w:color w:val="auto"/>
+                <w:sz w:val="20"/>
+              </w:rPr>
+            </w:pPr>
+            <w:r>
+              <w:rPr>
+                <w:rFonts w:cs="Arial"/>
+                <w:color w:val="auto"/>
+                <w:sz w:val="20"/>
+              </w:rPr>
+              <w:t>14 · 0 · 0</w:t>
+            </w:r>
+          </w:p>
+        </w:tc>
+      </w:tr>
+      <w:tr>
+        <w:tc>
+          <w:tcPr>
+            <w:tcW w:w="2900" w:type="pct"/>
+            <w:shd w:val="clear" w:color="auto" w:fill="auto"/>
+          </w:tcPr>
+          <w:p>
+            <w:pPr>
+              <w:spacing w:before="40" w:after="40"/>
+              <w:jc w:val="left"/>
+              <w:rPr>
+                <w:rFonts w:cs="Arial"/>
+                <w:color w:val="auto"/>
+                <w:sz w:val="20"/>
+              </w:rPr>
+            </w:pPr>
+            <w:r>
+              <w:rPr>
+                <w:rFonts w:cs="Arial"/>
+                <w:color w:val="auto"/>
+                <w:sz w:val="20"/>
+              </w:rPr>
+              <w:t>S-N1, Nivel 1 completo</w:t>
+            </w:r>
+          </w:p>
+        </w:tc>
+        <w:tc>
+          <w:tcPr>
+            <w:tcW w:w="600" w:type="pct"/>
+            <w:shd w:val="clear" w:color="auto" w:fill="auto"/>
+          </w:tcPr>
+          <w:p>
+            <w:pPr>
+              <w:spacing w:before="40" w:after="40"/>
+              <w:jc w:val="left"/>
+              <w:rPr>
+                <w:rFonts w:cs="Arial"/>
+                <w:color w:val="auto"/>
+                <w:sz w:val="20"/>
+              </w:rPr>
+            </w:pPr>
+            <w:r>
+              <w:rPr>
+                <w:rFonts w:cs="Arial"/>
+                <w:color w:val="auto"/>
+                <w:sz w:val="20"/>
+              </w:rPr>
+              <w:t>25</w:t>
+            </w:r>
+          </w:p>
+        </w:tc>
+        <w:tc>
+          <w:tcPr>
+            <w:tcW w:w="1500" w:type="pct"/>
+            <w:shd w:val="clear" w:color="auto" w:fill="auto"/>
+          </w:tcPr>
+          <w:p>
+            <w:pPr>
+              <w:spacing w:before="40" w:after="40"/>
+              <w:jc w:val="left"/>
+              <w:rPr>
+                <w:rFonts w:cs="Arial"/>
+                <w:color w:val="auto"/>
+                <w:sz w:val="20"/>
+              </w:rPr>
+            </w:pPr>
+            <w:r>
+              <w:rPr>
+                <w:rFonts w:cs="Arial"/>
+                <w:color w:val="auto"/>
+                <w:sz w:val="20"/>
+              </w:rPr>
+              <w:t>25 · 0 · 0</w:t>
+            </w:r>
+          </w:p>
+        </w:tc>
+      </w:tr>
+      <w:tr>
+        <w:tc>
+          <w:tcPr>
+            <w:tcW w:w="2900" w:type="pct"/>
+            <w:shd w:val="clear" w:color="auto" w:fill="auto"/>
+          </w:tcPr>
+          <w:p>
+            <w:pPr>
+              <w:spacing w:before="40" w:after="40"/>
+              <w:jc w:val="left"/>
+              <w:rPr>
+                <w:rFonts w:cs="Arial"/>
+                <w:color w:val="auto"/>
+                <w:sz w:val="20"/>
+              </w:rPr>
+            </w:pPr>
+            <w:r>
+              <w:rPr>
+                <w:rFonts w:cs="Arial"/>
+                <w:color w:val="auto"/>
+                <w:sz w:val="20"/>
+              </w:rPr>
+              <w:t>S-N2A, bosque</w:t>
+            </w:r>
+          </w:p>
+        </w:tc>
+        <w:tc>
+          <w:tcPr>
+            <w:tcW w:w="600" w:type="pct"/>
+            <w:shd w:val="clear" w:color="auto" w:fill="auto"/>
+          </w:tcPr>
+          <w:p>
+            <w:pPr>
+              <w:spacing w:before="40" w:after="40"/>
+              <w:jc w:val="left"/>
+              <w:rPr>
+                <w:rFonts w:cs="Arial"/>
+                <w:color w:val="auto"/>
+                <w:sz w:val="20"/>
+              </w:rPr>
+            </w:pPr>
+            <w:r>
+              <w:rPr>
+                <w:rFonts w:cs="Arial"/>
+                <w:color w:val="auto"/>
+                <w:sz w:val="20"/>
+              </w:rPr>
+              <w:t>10</w:t>
+            </w:r>
+          </w:p>
+        </w:tc>
+        <w:tc>
+          <w:tcPr>
+            <w:tcW w:w="1500" w:type="pct"/>
+            <w:shd w:val="clear" w:color="auto" w:fill="auto"/>
+          </w:tcPr>
+          <w:p>
+            <w:pPr>
+              <w:spacing w:before="40" w:after="40"/>
+              <w:jc w:val="left"/>
+              <w:rPr>
+                <w:rFonts w:cs="Arial"/>
+                <w:color w:val="auto"/>
+                <w:sz w:val="20"/>
+              </w:rPr>
+            </w:pPr>
+            <w:r>
+              <w:rPr>
+                <w:rFonts w:cs="Arial"/>
+                <w:color w:val="auto"/>
+                <w:sz w:val="20"/>
+              </w:rPr>
+              <w:t>10 · 0 · 0</w:t>
+            </w:r>
+          </w:p>
+        </w:tc>
+      </w:tr>
+      <w:tr>
+        <w:tc>
+          <w:tcPr>
+            <w:tcW w:w="2900" w:type="pct"/>
+            <w:shd w:val="clear" w:color="auto" w:fill="auto"/>
+          </w:tcPr>
+          <w:p>
+            <w:pPr>
+              <w:spacing w:before="40" w:after="40"/>
+              <w:jc w:val="left"/>
+              <w:rPr>
+                <w:rFonts w:cs="Arial"/>
+                <w:color w:val="auto"/>
+                <w:sz w:val="20"/>
+              </w:rPr>
+            </w:pPr>
+            <w:r>
+              <w:rPr>
+                <w:rFonts w:cs="Arial"/>
+                <w:color w:val="auto"/>
+                <w:sz w:val="20"/>
+              </w:rPr>
+              <w:t>S-N2B, taller</w:t>
+            </w:r>
+          </w:p>
+        </w:tc>
+        <w:tc>
+          <w:tcPr>
+            <w:tcW w:w="600" w:type="pct"/>
+            <w:shd w:val="clear" w:color="auto" w:fill="auto"/>
+          </w:tcPr>
+          <w:p>
+            <w:pPr>
+              <w:spacing w:before="40" w:after="40"/>
+              <w:jc w:val="left"/>
+              <w:rPr>
+                <w:rFonts w:cs="Arial"/>
+                <w:color w:val="auto"/>
+                <w:sz w:val="20"/>
+              </w:rPr>
+            </w:pPr>
+            <w:r>
+              <w:rPr>
+                <w:rFonts w:cs="Arial"/>
+                <w:color w:val="auto"/>
+                <w:sz w:val="20"/>
+              </w:rPr>
+              <w:t>4</w:t>
+            </w:r>
+          </w:p>
+        </w:tc>
+        <w:tc>
+          <w:tcPr>
+            <w:tcW w:w="1500" w:type="pct"/>
+            <w:shd w:val="clear" w:color="auto" w:fill="auto"/>
+          </w:tcPr>
+          <w:p>
+            <w:pPr>
+              <w:spacing w:before="40" w:after="40"/>
+              <w:jc w:val="left"/>
+              <w:rPr>
+                <w:rFonts w:cs="Arial"/>
+                <w:color w:val="auto"/>
+                <w:sz w:val="20"/>
+              </w:rPr>
+            </w:pPr>
+            <w:r>
+              <w:rPr>
+                <w:rFonts w:cs="Arial"/>
+                <w:color w:val="auto"/>
+                <w:sz w:val="20"/>
+              </w:rPr>
+              <w:t>4 · 0 · 0</w:t>
+            </w:r>
+          </w:p>
+        </w:tc>
+      </w:tr>
+      <w:tr>
+        <w:tc>
+          <w:tcPr>
+            <w:tcW w:w="2900" w:type="pct"/>
+            <w:shd w:val="clear" w:color="auto" w:fill="auto"/>
+          </w:tcPr>
+          <w:p>
+            <w:pPr>
+              <w:spacing w:before="40" w:after="40"/>
+              <w:jc w:val="left"/>
+              <w:rPr>
+                <w:rFonts w:cs="Arial"/>
+                <w:color w:val="auto"/>
+                <w:sz w:val="20"/>
+              </w:rPr>
+            </w:pPr>
+            <w:r>
+              <w:rPr>
+                <w:rFonts w:cs="Arial"/>
+                <w:color w:val="auto"/>
+                <w:sz w:val="20"/>
+              </w:rPr>
+              <w:t>S-N2C, laberinto y cierre del Nivel 2</w:t>
+            </w:r>
+          </w:p>
+        </w:tc>
+        <w:tc>
+          <w:tcPr>
+            <w:tcW w:w="600" w:type="pct"/>
+            <w:shd w:val="clear" w:color="auto" w:fill="auto"/>
+          </w:tcPr>
+          <w:p>
+            <w:pPr>
+              <w:spacing w:before="40" w:after="40"/>
+              <w:jc w:val="left"/>
+              <w:rPr>
+                <w:rFonts w:cs="Arial"/>
+                <w:color w:val="auto"/>
+                <w:sz w:val="20"/>
+              </w:rPr>
+            </w:pPr>
+            <w:r>
+              <w:rPr>
+                <w:rFonts w:cs="Arial"/>
+                <w:color w:val="auto"/>
+                <w:sz w:val="20"/>
+              </w:rPr>
+              <w:t>10</w:t>
+            </w:r>
+          </w:p>
+        </w:tc>
+        <w:tc>
+          <w:tcPr>
+            <w:tcW w:w="1500" w:type="pct"/>
+            <w:shd w:val="clear" w:color="auto" w:fill="auto"/>
+          </w:tcPr>
+          <w:p>
+            <w:pPr>
+              <w:spacing w:before="40" w:after="40"/>
+              <w:jc w:val="left"/>
+              <w:rPr>
+                <w:rFonts w:cs="Arial"/>
+                <w:color w:val="auto"/>
+                <w:sz w:val="20"/>
+              </w:rPr>
+            </w:pPr>
+            <w:r>
+              <w:rPr>
+                <w:rFonts w:cs="Arial"/>
+                <w:color w:val="auto"/>
+                <w:sz w:val="20"/>
+              </w:rPr>
+              <w:t>10 · 0 · 0</w:t>
+            </w:r>
+          </w:p>
+        </w:tc>
+      </w:tr>
+      <w:tr>
+        <w:tc>
+          <w:tcPr>
+            <w:tcW w:w="2900" w:type="pct"/>
+            <w:shd w:val="clear" w:color="auto" w:fill="auto"/>
+          </w:tcPr>
+          <w:p>
+            <w:pPr>
+              <w:spacing w:before="40" w:after="40"/>
+              <w:jc w:val="left"/>
+              <w:rPr>
+                <w:rFonts w:cs="Arial"/>
+                <w:color w:val="auto"/>
+                <w:sz w:val="20"/>
+              </w:rPr>
+            </w:pPr>
+            <w:r>
+              <w:rPr>
+                <w:rFonts w:cs="Arial"/>
+                <w:color w:val="auto"/>
+                <w:sz w:val="20"/>
+              </w:rPr>
+              <w:t>S-N3, Nivel 3 y cierre del juego</w:t>
+            </w:r>
+          </w:p>
+        </w:tc>
+        <w:tc>
+          <w:tcPr>
+            <w:tcW w:w="600" w:type="pct"/>
+            <w:shd w:val="clear" w:color="auto" w:fill="auto"/>
+          </w:tcPr>
+          <w:p>
+            <w:pPr>
+              <w:spacing w:before="40" w:after="40"/>
+              <w:jc w:val="left"/>
+              <w:rPr>
+                <w:rFonts w:cs="Arial"/>
+                <w:color w:val="auto"/>
+                <w:sz w:val="20"/>
+              </w:rPr>
+            </w:pPr>
+            <w:r>
+              <w:rPr>
+                <w:rFonts w:cs="Arial"/>
+                <w:color w:val="auto"/>
+                <w:sz w:val="20"/>
+              </w:rPr>
+              <w:t>20</w:t>
+            </w:r>
+          </w:p>
+        </w:tc>
+        <w:tc>
+          <w:tcPr>
+            <w:tcW w:w="1500" w:type="pct"/>
+            <w:shd w:val="clear" w:color="auto" w:fill="auto"/>
+          </w:tcPr>
+          <w:p>
+            <w:pPr>
+              <w:spacing w:before="40" w:after="40"/>
+              <w:jc w:val="left"/>
+              <w:rPr>
+                <w:rFonts w:cs="Arial"/>
+                <w:color w:val="auto"/>
+                <w:sz w:val="20"/>
+              </w:rPr>
+            </w:pPr>
+            <w:r>
+              <w:rPr>
+                <w:rFonts w:cs="Arial"/>
+                <w:color w:val="auto"/>
+                <w:sz w:val="20"/>
+              </w:rPr>
+              <w:t>20 · 0 · 0</w:t>
+            </w:r>
+          </w:p>
+        </w:tc>
+      </w:tr>
+      <w:tr>
+        <w:tc>
+          <w:tcPr>
+            <w:tcW w:w="2900" w:type="pct"/>
+            <w:shd w:val="clear" w:color="auto" w:fill="auto"/>
+          </w:tcPr>
+          <w:p>
+            <w:pPr>
+              <w:spacing w:before="40" w:after="40"/>
+              <w:jc w:val="left"/>
+              <w:rPr>
+                <w:rFonts w:cs="Arial"/>
+                <w:color w:val="auto"/>
+                <w:sz w:val="20"/>
+              </w:rPr>
+            </w:pPr>
+            <w:r>
+              <w:rPr>
+                <w:rFonts w:cs="Arial"/>
+                <w:color w:val="auto"/>
+                <w:sz w:val="20"/>
+              </w:rPr>
+              <w:t>S-PAU, pausa y reinicio</w:t>
+            </w:r>
+          </w:p>
+        </w:tc>
+        <w:tc>
+          <w:tcPr>
+            <w:tcW w:w="600" w:type="pct"/>
+            <w:shd w:val="clear" w:color="auto" w:fill="auto"/>
+          </w:tcPr>
+          <w:p>
+            <w:pPr>
+              <w:spacing w:before="40" w:after="40"/>
+              <w:jc w:val="left"/>
+              <w:rPr>
+                <w:rFonts w:cs="Arial"/>
+                <w:color w:val="auto"/>
+                <w:sz w:val="20"/>
+              </w:rPr>
+            </w:pPr>
+            <w:r>
+              <w:rPr>
+                <w:rFonts w:cs="Arial"/>
+                <w:color w:val="auto"/>
+                <w:sz w:val="20"/>
+              </w:rPr>
+              <w:t>4</w:t>
+            </w:r>
+          </w:p>
+        </w:tc>
+        <w:tc>
+          <w:tcPr>
+            <w:tcW w:w="1500" w:type="pct"/>
+            <w:shd w:val="clear" w:color="auto" w:fill="auto"/>
+          </w:tcPr>
+          <w:p>
+            <w:pPr>
+              <w:spacing w:before="40" w:after="40"/>
+              <w:jc w:val="left"/>
+              <w:rPr>
+                <w:rFonts w:cs="Arial"/>
+                <w:color w:val="auto"/>
+                <w:sz w:val="20"/>
+              </w:rPr>
+            </w:pPr>
+            <w:r>
+              <w:rPr>
+                <w:rFonts w:cs="Arial"/>
+                <w:color w:val="auto"/>
+                <w:sz w:val="20"/>
+              </w:rPr>
+              <w:t>4 · 0 · 0</w:t>
+            </w:r>
+          </w:p>
+        </w:tc>
+      </w:tr>
+      <w:tr>
+        <w:tc>
+          <w:tcPr>
+            <w:tcW w:w="2900" w:type="pct"/>
+            <w:shd w:val="clear" w:color="auto" w:fill="auto"/>
+          </w:tcPr>
+          <w:p>
+            <w:pPr>
+              <w:spacing w:before="40" w:after="40"/>
+              <w:jc w:val="left"/>
+              <w:rPr>
+                <w:rFonts w:cs="Arial"/>
+                <w:color w:val="auto"/>
+                <w:sz w:val="20"/>
+              </w:rPr>
+            </w:pPr>
+            <w:r>
+              <w:rPr>
+                <w:rFonts w:cs="Arial"/>
+                <w:color w:val="auto"/>
+                <w:sz w:val="20"/>
+              </w:rPr>
+              <w:t>S-OMI, omisión, rejuego y casos negativos</w:t>
+            </w:r>
+          </w:p>
+        </w:tc>
+        <w:tc>
+          <w:tcPr>
+            <w:tcW w:w="600" w:type="pct"/>
+            <w:shd w:val="clear" w:color="auto" w:fill="auto"/>
+          </w:tcPr>
+          <w:p>
+            <w:pPr>
+              <w:spacing w:before="40" w:after="40"/>
+              <w:jc w:val="left"/>
+              <w:rPr>
+                <w:rFonts w:cs="Arial"/>
+                <w:color w:val="auto"/>
+                <w:sz w:val="20"/>
+              </w:rPr>
+            </w:pPr>
+            <w:r>
+              <w:rPr>
+                <w:rFonts w:cs="Arial"/>
+                <w:color w:val="auto"/>
+                <w:sz w:val="20"/>
+              </w:rPr>
+              <w:t>8</w:t>
+            </w:r>
+          </w:p>
+        </w:tc>
+        <w:tc>
+          <w:tcPr>
+            <w:tcW w:w="1500" w:type="pct"/>
+            <w:shd w:val="clear" w:color="auto" w:fill="auto"/>
+          </w:tcPr>
+          <w:p>
+            <w:pPr>
+              <w:spacing w:before="40" w:after="40"/>
+              <w:jc w:val="left"/>
+              <w:rPr>
+                <w:rFonts w:cs="Arial"/>
+                <w:color w:val="auto"/>
+                <w:sz w:val="20"/>
+              </w:rPr>
+            </w:pPr>
+            <w:r>
+              <w:rPr>
+                <w:rFonts w:cs="Arial"/>
+                <w:color w:val="auto"/>
+                <w:sz w:val="20"/>
+              </w:rPr>
+              <w:t>7 · 1 · 0</w:t>
+            </w:r>
+          </w:p>
+        </w:tc>
+      </w:tr>
+      <w:tr>
+        <w:tc>
+          <w:tcPr>
+            <w:tcW w:w="2900" w:type="pct"/>
+            <w:shd w:val="clear" w:color="auto" w:fill="auto"/>
+          </w:tcPr>
+          <w:p>
+            <w:pPr>
+              <w:spacing w:before="40" w:after="40"/>
+              <w:jc w:val="left"/>
+              <w:rPr>
+                <w:rFonts w:cs="Arial"/>
+                <w:color w:val="auto"/>
+                <w:sz w:val="20"/>
+              </w:rPr>
+            </w:pPr>
+            <w:r>
+              <w:rPr>
+                <w:rFonts w:cs="Arial"/>
+                <w:color w:val="auto"/>
+                <w:sz w:val="20"/>
+              </w:rPr>
+              <w:t>S-PER, persistencia y cierre forzado</w:t>
+            </w:r>
+          </w:p>
+        </w:tc>
+        <w:tc>
+          <w:tcPr>
+            <w:tcW w:w="600" w:type="pct"/>
+            <w:shd w:val="clear" w:color="auto" w:fill="auto"/>
+          </w:tcPr>
+          <w:p>
+            <w:pPr>
+              <w:spacing w:before="40" w:after="40"/>
+              <w:jc w:val="left"/>
+              <w:rPr>
+                <w:rFonts w:cs="Arial"/>
+                <w:color w:val="auto"/>
+                <w:sz w:val="20"/>
+              </w:rPr>
+            </w:pPr>
+            <w:r>
+              <w:rPr>
+                <w:rFonts w:cs="Arial"/>
+                <w:color w:val="auto"/>
+                <w:sz w:val="20"/>
+              </w:rPr>
+              <w:t>7</w:t>
+            </w:r>
+          </w:p>
+        </w:tc>
+        <w:tc>
+          <w:tcPr>
+            <w:tcW w:w="1500" w:type="pct"/>
+            <w:shd w:val="clear" w:color="auto" w:fill="auto"/>
+          </w:tcPr>
+          <w:p>
+            <w:pPr>
+              <w:spacing w:before="40" w:after="40"/>
+              <w:jc w:val="left"/>
+              <w:rPr>
+                <w:rFonts w:cs="Arial"/>
+                <w:color w:val="auto"/>
+                <w:sz w:val="20"/>
+              </w:rPr>
+            </w:pPr>
+            <w:r>
+              <w:rPr>
+                <w:rFonts w:cs="Arial"/>
+                <w:color w:val="auto"/>
+                <w:sz w:val="20"/>
+              </w:rPr>
+              <w:t>7 · 0 · 0</w:t>
+            </w:r>
+          </w:p>
+        </w:tc>
+      </w:tr>
+      <w:tr>
+        <w:tc>
+          <w:tcPr>
+            <w:tcW w:w="2900" w:type="pct"/>
+            <w:shd w:val="clear" w:color="auto" w:fill="auto"/>
+          </w:tcPr>
+          <w:p>
+            <w:pPr>
+              <w:spacing w:before="40" w:after="40"/>
+              <w:jc w:val="left"/>
+              <w:rPr>
+                <w:rFonts w:cs="Arial"/>
+                <w:color w:val="auto"/>
+                <w:sz w:val="20"/>
+              </w:rPr>
+            </w:pPr>
+            <w:r>
+              <w:rPr>
+                <w:rFonts w:cs="Arial"/>
+                <w:color w:val="auto"/>
+                <w:sz w:val="20"/>
+              </w:rPr>
+              <w:t>S-DOC, informe docente y borrado</w:t>
+            </w:r>
+          </w:p>
+        </w:tc>
+        <w:tc>
+          <w:tcPr>
+            <w:tcW w:w="600" w:type="pct"/>
+            <w:shd w:val="clear" w:color="auto" w:fill="auto"/>
+          </w:tcPr>
+          <w:p>
+            <w:pPr>
+              <w:spacing w:before="40" w:after="40"/>
+              <w:jc w:val="left"/>
+              <w:rPr>
+                <w:rFonts w:cs="Arial"/>
+                <w:color w:val="auto"/>
+                <w:sz w:val="20"/>
+              </w:rPr>
+            </w:pPr>
+            <w:r>
+              <w:rPr>
+                <w:rFonts w:cs="Arial"/>
+                <w:color w:val="auto"/>
+                <w:sz w:val="20"/>
+              </w:rPr>
+              <w:t>9</w:t>
+            </w:r>
+          </w:p>
+        </w:tc>
+        <w:tc>
+          <w:tcPr>
+            <w:tcW w:w="1500" w:type="pct"/>
+            <w:shd w:val="clear" w:color="auto" w:fill="auto"/>
+          </w:tcPr>
+          <w:p>
+            <w:pPr>
+              <w:spacing w:before="40" w:after="40"/>
+              <w:jc w:val="left"/>
+              <w:rPr>
+                <w:rFonts w:cs="Arial"/>
+                <w:color w:val="auto"/>
+                <w:sz w:val="20"/>
+              </w:rPr>
+            </w:pPr>
+            <w:r>
+              <w:rPr>
+                <w:rFonts w:cs="Arial"/>
+                <w:color w:val="auto"/>
+                <w:sz w:val="20"/>
+              </w:rPr>
+              <w:t>9 · 0 · 0</w:t>
+            </w:r>
+          </w:p>
+        </w:tc>
+      </w:tr>
+      <w:tr>
+        <w:tc>
+          <w:tcPr>
+            <w:tcW w:w="2900" w:type="pct"/>
+            <w:shd w:val="clear" w:color="auto" w:fill="auto"/>
+          </w:tcPr>
+          <w:p>
+            <w:pPr>
+              <w:spacing w:before="40" w:after="40"/>
+              <w:jc w:val="left"/>
+              <w:rPr>
+                <w:rFonts w:cs="Arial"/>
+                <w:color w:val="auto"/>
+                <w:sz w:val="20"/>
+              </w:rPr>
+            </w:pPr>
+            <w:r>
+              <w:rPr>
+                <w:rFonts w:cs="Arial"/>
+                <w:color w:val="auto"/>
+                <w:sz w:val="20"/>
+              </w:rPr>
+              <w:t>S-RNF, medidas sobre el ejecutable</w:t>
+            </w:r>
+          </w:p>
+        </w:tc>
+        <w:tc>
+          <w:tcPr>
+            <w:tcW w:w="600" w:type="pct"/>
+            <w:shd w:val="clear" w:color="auto" w:fill="auto"/>
+          </w:tcPr>
+          <w:p>
+            <w:pPr>
+              <w:spacing w:before="40" w:after="40"/>
+              <w:jc w:val="left"/>
+              <w:rPr>
+                <w:rFonts w:cs="Arial"/>
+                <w:color w:val="auto"/>
+                <w:sz w:val="20"/>
+              </w:rPr>
+            </w:pPr>
+            <w:r>
+              <w:rPr>
+                <w:rFonts w:cs="Arial"/>
+                <w:color w:val="auto"/>
+                <w:sz w:val="20"/>
+              </w:rPr>
+              <w:t>6</w:t>
+            </w:r>
+          </w:p>
+        </w:tc>
+        <w:tc>
+          <w:tcPr>
+            <w:tcW w:w="1500" w:type="pct"/>
+            <w:shd w:val="clear" w:color="auto" w:fill="auto"/>
+          </w:tcPr>
+          <w:p>
+            <w:pPr>
+              <w:spacing w:before="40" w:after="40"/>
+              <w:jc w:val="left"/>
+              <w:rPr>
+                <w:rFonts w:cs="Arial"/>
+                <w:color w:val="auto"/>
+                <w:sz w:val="20"/>
+              </w:rPr>
+            </w:pPr>
+            <w:r>
+              <w:rPr>
+                <w:rFonts w:cs="Arial"/>
+                <w:color w:val="auto"/>
+                <w:sz w:val="20"/>
+              </w:rPr>
+              <w:t>5 · 0 · 1</w:t>
+            </w:r>
+          </w:p>
+        </w:tc>
+      </w:tr>
+      <w:tr>
+        <w:tc>
+          <w:tcPr>
+            <w:tcW w:w="2900" w:type="pct"/>
+            <w:shd w:val="clear" w:color="auto" w:fill="auto"/>
+          </w:tcPr>
+          <w:p>
+            <w:pPr>
+              <w:spacing w:before="40" w:after="40"/>
+              <w:jc w:val="left"/>
+              <w:rPr>
+                <w:rFonts w:cs="Arial"/>
+                <w:color w:val="auto"/>
+                <w:sz w:val="20"/>
+              </w:rPr>
+            </w:pPr>
+            <w:r>
+              <w:rPr>
+                <w:rFonts w:cs="Arial"/>
+                <w:color w:val="auto"/>
+                <w:sz w:val="20"/>
+              </w:rPr>
+              <w:t>S-INSP, inspecciones y accesibilidad</w:t>
+            </w:r>
+          </w:p>
+        </w:tc>
+        <w:tc>
+          <w:tcPr>
+            <w:tcW w:w="600" w:type="pct"/>
+            <w:shd w:val="clear" w:color="auto" w:fill="auto"/>
+          </w:tcPr>
+          <w:p>
+            <w:pPr>
+              <w:spacing w:before="40" w:after="40"/>
+              <w:jc w:val="left"/>
+              <w:rPr>
+                <w:rFonts w:cs="Arial"/>
+                <w:color w:val="auto"/>
+                <w:sz w:val="20"/>
+              </w:rPr>
+            </w:pPr>
+            <w:r>
+              <w:rPr>
+                <w:rFonts w:cs="Arial"/>
+                <w:color w:val="auto"/>
+                <w:sz w:val="20"/>
+              </w:rPr>
+              <w:t>13</w:t>
+            </w:r>
+          </w:p>
+        </w:tc>
+        <w:tc>
+          <w:tcPr>
+            <w:tcW w:w="1500" w:type="pct"/>
+            <w:shd w:val="clear" w:color="auto" w:fill="auto"/>
+          </w:tcPr>
+          <w:p>
+            <w:pPr>
+              <w:spacing w:before="40" w:after="40"/>
+              <w:jc w:val="left"/>
+              <w:rPr>
+                <w:rFonts w:cs="Arial"/>
+                <w:color w:val="auto"/>
+                <w:sz w:val="20"/>
+              </w:rPr>
+            </w:pPr>
+            <w:r>
+              <w:rPr>
+                <w:rFonts w:cs="Arial"/>
+                <w:color w:val="auto"/>
+                <w:sz w:val="20"/>
+              </w:rPr>
+              <w:t>7 · 3 · 3</w:t>
+            </w:r>
+          </w:p>
+        </w:tc>
+      </w:tr>
+      <w:tr>
+        <w:tc>
+          <w:tcPr>
+            <w:tcW w:w="2900" w:type="pct"/>
+            <w:shd w:val="clear" w:color="auto" w:fill="auto"/>
+          </w:tcPr>
+          <w:p>
+            <w:pPr>
+              <w:spacing w:before="40" w:after="40"/>
+              <w:jc w:val="left"/>
+              <w:rPr>
+                <w:rFonts w:cs="Arial"/>
+                <w:color w:val="auto"/>
+                <w:sz w:val="20"/>
+              </w:rPr>
+            </w:pPr>
+            <w:r>
+              <w:rPr>
+                <w:rFonts w:cs="Arial"/>
+                <w:color w:val="auto"/>
+                <w:sz w:val="20"/>
+              </w:rPr>
+              <w:t>S-HUM, pruebas con personas y en otros equipos</w:t>
+            </w:r>
+          </w:p>
+        </w:tc>
+        <w:tc>
+          <w:tcPr>
+            <w:tcW w:w="600" w:type="pct"/>
+            <w:shd w:val="clear" w:color="auto" w:fill="auto"/>
+          </w:tcPr>
+          <w:p>
+            <w:pPr>
+              <w:spacing w:before="40" w:after="40"/>
+              <w:jc w:val="left"/>
+              <w:rPr>
+                <w:rFonts w:cs="Arial"/>
+                <w:color w:val="auto"/>
+                <w:sz w:val="20"/>
+              </w:rPr>
+            </w:pPr>
+            <w:r>
+              <w:rPr>
+                <w:rFonts w:cs="Arial"/>
+                <w:color w:val="auto"/>
+                <w:sz w:val="20"/>
+              </w:rPr>
+              <w:t>6</w:t>
+            </w:r>
+          </w:p>
+        </w:tc>
+        <w:tc>
+          <w:tcPr>
+            <w:tcW w:w="1500" w:type="pct"/>
+            <w:shd w:val="clear" w:color="auto" w:fill="auto"/>
+          </w:tcPr>
+          <w:p>
+            <w:pPr>
+              <w:spacing w:before="40" w:after="40"/>
+              <w:jc w:val="left"/>
+              <w:rPr>
+                <w:rFonts w:cs="Arial"/>
+                <w:color w:val="auto"/>
+                <w:sz w:val="20"/>
+              </w:rPr>
+            </w:pPr>
+            <w:r>
+              <w:rPr>
+                <w:rFonts w:cs="Arial"/>
+                <w:color w:val="auto"/>
+                <w:sz w:val="20"/>
+              </w:rPr>
+              <w:t>0 · 0 · 6</w:t>
+            </w:r>
+          </w:p>
+        </w:tc>
+      </w:tr>
+      <w:tr>
+        <w:tc>
+          <w:tcPr>
+            <w:tcW w:w="2900" w:type="pct"/>
+            <w:shd w:val="clear" w:color="auto" w:fill="auto"/>
+          </w:tcPr>
+          <w:p>
+            <w:pPr>
+              <w:spacing w:before="40" w:after="40"/>
+              <w:jc w:val="left"/>
+              <w:rPr>
+                <w:rFonts w:cs="Arial"/>
+                <w:color w:val="auto"/>
+                <w:sz w:val="20"/>
+              </w:rPr>
+            </w:pPr>
+            <w:r>
+              <w:rPr>
+                <w:rFonts w:cs="Arial"/>
+                <w:color w:val="auto"/>
+                <w:sz w:val="20"/>
+              </w:rPr>
+              <w:t>Total</w:t>
+            </w:r>
+          </w:p>
+        </w:tc>
+        <w:tc>
+          <w:tcPr>
+            <w:tcW w:w="600" w:type="pct"/>
+            <w:shd w:val="clear" w:color="auto" w:fill="auto"/>
+          </w:tcPr>
+          <w:p>
+            <w:pPr>
+              <w:spacing w:before="40" w:after="40"/>
+              <w:jc w:val="left"/>
+              <w:rPr>
+                <w:rFonts w:cs="Arial"/>
+                <w:color w:val="auto"/>
+                <w:sz w:val="20"/>
+              </w:rPr>
+            </w:pPr>
+            <w:r>
+              <w:rPr>
+                <w:rFonts w:cs="Arial"/>
+                <w:color w:val="auto"/>
+                <w:sz w:val="20"/>
+              </w:rPr>
+              <w:t>136</w:t>
+            </w:r>
+          </w:p>
+        </w:tc>
+        <w:tc>
+          <w:tcPr>
+            <w:tcW w:w="1500" w:type="pct"/>
+            <w:shd w:val="clear" w:color="auto" w:fill="auto"/>
+          </w:tcPr>
+          <w:p>
+            <w:pPr>
+              <w:spacing w:before="40" w:after="40"/>
+              <w:jc w:val="left"/>
+              <w:rPr>
+                <w:rFonts w:cs="Arial"/>
+                <w:color w:val="auto"/>
+                <w:sz w:val="20"/>
+              </w:rPr>
+            </w:pPr>
+            <w:r>
+              <w:rPr>
+                <w:rFonts w:cs="Arial"/>
+                <w:color w:val="auto"/>
+                <w:sz w:val="20"/>
+              </w:rPr>
+              <w:t>122 · 4 · 10</w:t>
+            </w:r>
+          </w:p>
+        </w:tc>
+      </w:tr>
+    </w:tbl>
+    <w:p>
+      <w:pPr>
+        <w:spacing w:before="80" w:after="240"/>
+      </w:pPr>
+      <w:r>
+        <w:rPr>
+          <w:rFonts w:cs="Arial"/>
+          <w:color w:val="auto"/>
+          <w:sz w:val="18"/>
+        </w:rPr>
+        <w:t>Fuente: elaboración propia a partir del catálogo de casos y de la pasada sobre rc3 (Anexo G). La matriz de casos por requerimiento está en el Anexo A del documento del OE4 (Anexo_A_Matriz_casos.docx), que se entrega dentro del Anexo G.</w:t>
+      </w:r>
+    </w:p>
+    <w:p>
+      <w:pPr>
+        <w:spacing w:before="240" w:after="240"/>
+      </w:pPr>
+      <w:r>
+        <w:rPr>
+          <w:rFonts w:cs="Arial"/>
+          <w:color w:val="auto"/>
+        </w:rPr>
+        <w:t>Por etiqueta, NAV alcanza 94,1 % (16 de 17), BOT 100 % (28 de 28), RETO 100 % (37 de 37) y DAT 100 % (30 de 30). SON no se puede calcular, porque sus tres casos son de oído y los hace Santiago Benavides Rey; RNF queda en 78,6 % (11 de 14) por los tres fallidos de la inspección.</w:t>
+      </w:r>
+    </w:p>
+    <w:p>
+      <w:pPr>
+        <w:spacing w:before="240" w:after="240"/>
+      </w:pPr>
+      <w:r>
+        <w:rPr>
+          <w:rFonts w:cs="Arial"/>
+          <w:color w:val="auto"/>
+        </w:rPr>
+        <w:t>PF-RNF13-01 pide recorrer el juego de la pantalla de inicio a los créditos sin omitir ninguna narrativa. Los dos recorridos del arnés no se repitieron sobre rc3 y el de Santiago Benavides Rey con cronómetro está pendiente, así que la referencia de 20 a 40 min del OE1 no se contrastó [Pendiente: duración e incidencias de la comprobación H8]. Cada nivel sí se jugó entero en su sesión, con perfiles y semillas distintos: ninguno se bloqueó y el Player.log de todos los lanzamientos quedó sin Exception. La resolución del Nivel 1 con un perfil nuevo duró 225,84 s, y los tres recorridos completos de versiones anteriores, 87, 33 y 16 min (apartado 8.2).</w:t>
+      </w:r>
+    </w:p>
+    <w:p>
+      <w:pPr>
+        <w:spacing w:before="240" w:after="240"/>
+      </w:pPr>
+      <w:r>
+        <w:rPr>
+          <w:rFonts w:cs="Arial"/>
+          <w:color w:val="auto"/>
+        </w:rPr>
+        <w:t xml:space="preserve">Los tres presupuestos duros se miden sobre el ejecutable (Tabla 14). La carga sale de la línea </w:t>
+      </w:r>
+      <w:r>
+        <w:rPr>
+          <w:rFonts w:cs="Arial"/>
+          <w:color w:val="auto"/>
+        </w:rPr>
+        <w:lastRenderedPageBreak/>
+        <w:t>RNF-04 del Player.log y mide la carga, no el primer cuadro visible; la peor fue la de una escena narrativa, con 0,268 s, las demás cargaron en 0,13 s o menos y el arranque, de Boot al menú, tarda cerca de 3,4 s. La memoria privada máxima fue de 1094 MiB, en la cueva del Nivel 1, y la de trabajo de 438 MiB, sobre 4 213 muestras de todas las sesiones. En RNF-10, 4 516 muestras de red tomadas cada 2 s no registraron ninguna conexión TCP ni UDP del proceso, y el ejecutable no nombra los servidores de Unity. Las cifras de rc2 no se heredan, porque el arte de perfil, las caras y los retratos entraron después.</w:t>
+      </w:r>
+    </w:p>
+    <w:p>
+      <w:pPr>
+        <w:pStyle w:val="Descripcin"/>
+        <w:keepNext/>
+        <w:spacing w:before="120" w:after="120"/>
+        <w:rPr>
+          <w:rFonts w:cs="Arial"/>
+          <w:i w:val="0"/>
+          <w:color w:val="auto"/>
+        </w:rPr>
+      </w:pPr>
+      <w:bookmarkStart w:id="123" w:name="_Toc242564847"/>
+      <w:r>
+        <w:rPr>
+          <w:rFonts w:cs="Arial"/>
+          <w:i w:val="0"/>
+          <w:color w:val="auto"/>
+        </w:rPr>
+        <w:t xml:space="preserve">Tabla </w:t>
+      </w:r>
+      <w:r>
+        <w:rPr>
+          <w:rFonts w:cs="Arial"/>
+          <w:i w:val="0"/>
+          <w:color w:val="auto"/>
+        </w:rPr>
+        <w:fldChar w:fldCharType="begin"/>
+      </w:r>
+      <w:r>
+        <w:rPr>
+          <w:rFonts w:cs="Arial"/>
+          <w:i w:val="0"/>
+          <w:color w:val="auto"/>
+        </w:rPr>
+        <w:instrText xml:space="preserve"> SEQ Tabla \* ARABIC </w:instrText>
+      </w:r>
+      <w:r>
+        <w:rPr>
+          <w:rFonts w:cs="Arial"/>
+          <w:i w:val="0"/>
+          <w:color w:val="auto"/>
+        </w:rPr>
+        <w:fldChar w:fldCharType="separate"/>
+      </w:r>
+      <w:r>
+        <w:rPr>
+          <w:rFonts w:cs="Arial"/>
+          <w:i w:val="0"/>
+          <w:noProof/>
+          <w:color w:val="auto"/>
+        </w:rPr>
+        <w:t>14</w:t>
+      </w:r>
+      <w:r>
+        <w:rPr>
+          <w:rFonts w:cs="Arial"/>
+          <w:i w:val="0"/>
+          <w:color w:val="auto"/>
+        </w:rPr>
+        <w:fldChar w:fldCharType="end"/>
+      </w:r>
+      <w:r>
+        <w:rPr>
+          <w:rFonts w:cs="Arial"/>
+          <w:i w:val="0"/>
+          <w:color w:val="auto"/>
+        </w:rPr>
+        <w:t>. Presupuestos de rendimiento y de paquete en rc3</w:t>
+      </w:r>
+      <w:bookmarkEnd w:id="123"/>
+    </w:p>
+    <w:tbl>
+      <w:tblPr>
+        <w:tblW w:w="5000" w:type="pct"/>
+        <w:tblBorders>
+          <w:top w:val="single" w:sz="4" w:space="0" w:color="auto"/>
+          <w:left w:val="single" w:sz="4" w:space="0" w:color="auto"/>
+          <w:bottom w:val="single" w:sz="4" w:space="0" w:color="auto"/>
+          <w:right w:val="single" w:sz="4" w:space="0" w:color="auto"/>
+          <w:insideH w:val="single" w:sz="4" w:space="0" w:color="auto"/>
+          <w:insideV w:val="single" w:sz="4" w:space="0" w:color="auto"/>
+        </w:tblBorders>
+        <w:tblCellMar>
+          <w:left w:w="70" w:type="dxa"/>
+          <w:right w:w="70" w:type="dxa"/>
+        </w:tblCellMar>
+        <w:tblLook w:val="0000" w:firstRow="0" w:lastRow="0" w:firstColumn="0" w:lastColumn="0" w:noHBand="0" w:noVBand="0"/>
+      </w:tblPr>
+      <w:tblGrid>
+        <w:gridCol w:w="2192"/>
+        <w:gridCol w:w="1196"/>
+        <w:gridCol w:w="3288"/>
+        <w:gridCol w:w="3288"/>
+      </w:tblGrid>
+      <w:tr>
+        <w:trPr>
+          <w:cantSplit/>
+          <w:tblHeader/>
+        </w:trPr>
+        <w:tc>
+          <w:tcPr>
+            <w:tcW w:w="1100" w:type="pct"/>
+            <w:shd w:val="clear" w:color="auto" w:fill="D9D9D9"/>
+          </w:tcPr>
+          <w:p>
+            <w:pPr>
+              <w:spacing w:before="40" w:after="40"/>
+              <w:jc w:val="left"/>
+              <w:rPr>
+                <w:rFonts w:cs="Arial"/>
+                <w:b/>
+                <w:color w:val="auto"/>
+                <w:sz w:val="20"/>
+              </w:rPr>
+            </w:pPr>
+            <w:r>
+              <w:rPr>
+                <w:rFonts w:cs="Arial"/>
+                <w:b/>
+                <w:color w:val="auto"/>
+                <w:sz w:val="20"/>
+              </w:rPr>
+              <w:t>Requerimiento</w:t>
+            </w:r>
+          </w:p>
+        </w:tc>
+        <w:tc>
+          <w:tcPr>
+            <w:tcW w:w="600" w:type="pct"/>
+            <w:shd w:val="clear" w:color="auto" w:fill="D9D9D9"/>
+          </w:tcPr>
+          <w:p>
+            <w:pPr>
+              <w:spacing w:before="40" w:after="40"/>
+              <w:jc w:val="left"/>
+              <w:rPr>
+                <w:rFonts w:cs="Arial"/>
+                <w:b/>
+                <w:color w:val="auto"/>
+                <w:sz w:val="20"/>
+              </w:rPr>
+            </w:pPr>
+            <w:r>
+              <w:rPr>
+                <w:rFonts w:cs="Arial"/>
+                <w:b/>
+                <w:color w:val="auto"/>
+                <w:sz w:val="20"/>
+              </w:rPr>
+              <w:t>Límite</w:t>
+            </w:r>
+          </w:p>
+        </w:tc>
+        <w:tc>
+          <w:tcPr>
+            <w:tcW w:w="1650" w:type="pct"/>
+            <w:shd w:val="clear" w:color="auto" w:fill="D9D9D9"/>
+          </w:tcPr>
+          <w:p>
+            <w:pPr>
+              <w:spacing w:before="40" w:after="40"/>
+              <w:jc w:val="left"/>
+              <w:rPr>
+                <w:rFonts w:cs="Arial"/>
+                <w:b/>
+                <w:color w:val="auto"/>
+                <w:sz w:val="20"/>
+              </w:rPr>
+            </w:pPr>
+            <w:r>
+              <w:rPr>
+                <w:rFonts w:cs="Arial"/>
+                <w:b/>
+                <w:color w:val="auto"/>
+                <w:sz w:val="20"/>
+              </w:rPr>
+              <w:t>rc2 (01/10/2026)</w:t>
+            </w:r>
+          </w:p>
+        </w:tc>
+        <w:tc>
+          <w:tcPr>
+            <w:tcW w:w="1650" w:type="pct"/>
+            <w:shd w:val="clear" w:color="auto" w:fill="D9D9D9"/>
+          </w:tcPr>
+          <w:p>
+            <w:pPr>
+              <w:spacing w:before="40" w:after="40"/>
+              <w:jc w:val="left"/>
+              <w:rPr>
+                <w:rFonts w:cs="Arial"/>
+                <w:b/>
+                <w:color w:val="auto"/>
+                <w:sz w:val="20"/>
+              </w:rPr>
+            </w:pPr>
+            <w:r>
+              <w:rPr>
+                <w:rFonts w:cs="Arial"/>
+                <w:b/>
+                <w:color w:val="auto"/>
+                <w:sz w:val="20"/>
+              </w:rPr>
+              <w:t>rc3 (10/10/2026)</w:t>
+            </w:r>
+          </w:p>
+        </w:tc>
+      </w:tr>
+      <w:tr>
+        <w:trPr>
+          <w:cantSplit/>
+        </w:trPr>
+        <w:tc>
+          <w:tcPr>
+            <w:tcW w:w="1100" w:type="pct"/>
+            <w:shd w:val="clear" w:color="auto" w:fill="auto"/>
+          </w:tcPr>
+          <w:p>
+            <w:pPr>
+              <w:spacing w:before="40" w:after="40"/>
+              <w:jc w:val="left"/>
+              <w:rPr>
+                <w:rFonts w:cs="Arial"/>
+                <w:color w:val="auto"/>
+                <w:sz w:val="20"/>
+              </w:rPr>
+            </w:pPr>
+            <w:r>
+              <w:rPr>
+                <w:rFonts w:cs="Arial"/>
+                <w:color w:val="auto"/>
+                <w:sz w:val="20"/>
+              </w:rPr>
+              <w:t>RNF-04, carga de escena</w:t>
+            </w:r>
+          </w:p>
+        </w:tc>
+        <w:tc>
+          <w:tcPr>
+            <w:tcW w:w="600" w:type="pct"/>
+            <w:shd w:val="clear" w:color="auto" w:fill="auto"/>
+          </w:tcPr>
+          <w:p>
+            <w:pPr>
+              <w:spacing w:before="40" w:after="40"/>
+              <w:jc w:val="left"/>
+              <w:rPr>
+                <w:rFonts w:cs="Arial"/>
+                <w:color w:val="auto"/>
+                <w:sz w:val="20"/>
+              </w:rPr>
+            </w:pPr>
+            <w:r>
+              <w:rPr>
+                <w:rFonts w:cs="Arial"/>
+                <w:color w:val="auto"/>
+                <w:sz w:val="20"/>
+              </w:rPr>
+              <w:t>10 s</w:t>
+            </w:r>
+          </w:p>
+        </w:tc>
+        <w:tc>
+          <w:tcPr>
+            <w:tcW w:w="1650" w:type="pct"/>
+            <w:shd w:val="clear" w:color="auto" w:fill="auto"/>
+          </w:tcPr>
+          <w:p>
+            <w:pPr>
+              <w:spacing w:before="40" w:after="40"/>
+              <w:jc w:val="left"/>
+              <w:rPr>
+                <w:rFonts w:cs="Arial"/>
+                <w:color w:val="auto"/>
+                <w:sz w:val="20"/>
+              </w:rPr>
+            </w:pPr>
+            <w:r>
+              <w:rPr>
+                <w:rFonts w:cs="Arial"/>
+                <w:color w:val="auto"/>
+                <w:sz w:val="20"/>
+              </w:rPr>
+              <w:t>0,78 s en la carga más lenta</w:t>
+            </w:r>
+          </w:p>
+        </w:tc>
+        <w:tc>
+          <w:tcPr>
+            <w:tcW w:w="1650" w:type="pct"/>
+            <w:shd w:val="clear" w:color="auto" w:fill="auto"/>
+          </w:tcPr>
+          <w:p>
+            <w:pPr>
+              <w:spacing w:before="40" w:after="40"/>
+              <w:jc w:val="left"/>
+              <w:rPr>
+                <w:rFonts w:cs="Arial"/>
+                <w:color w:val="auto"/>
+                <w:sz w:val="20"/>
+              </w:rPr>
+            </w:pPr>
+            <w:r>
+              <w:rPr>
+                <w:rFonts w:cs="Arial"/>
+                <w:color w:val="auto"/>
+                <w:sz w:val="20"/>
+              </w:rPr>
+              <w:t>0,268 s en la carga más lenta</w:t>
+            </w:r>
+          </w:p>
+        </w:tc>
+      </w:tr>
+      <w:tr>
+        <w:trPr>
+          <w:cantSplit/>
+        </w:trPr>
+        <w:tc>
+          <w:tcPr>
+            <w:tcW w:w="1100" w:type="pct"/>
+            <w:shd w:val="clear" w:color="auto" w:fill="auto"/>
+          </w:tcPr>
+          <w:p>
+            <w:pPr>
+              <w:spacing w:before="40" w:after="40"/>
+              <w:jc w:val="left"/>
+              <w:rPr>
+                <w:rFonts w:cs="Arial"/>
+                <w:color w:val="auto"/>
+                <w:sz w:val="20"/>
+              </w:rPr>
+            </w:pPr>
+            <w:r>
+              <w:rPr>
+                <w:rFonts w:cs="Arial"/>
+                <w:color w:val="auto"/>
+                <w:sz w:val="20"/>
+              </w:rPr>
+              <w:t>RNF-05, memoria</w:t>
+            </w:r>
+          </w:p>
+        </w:tc>
+        <w:tc>
+          <w:tcPr>
+            <w:tcW w:w="600" w:type="pct"/>
+            <w:shd w:val="clear" w:color="auto" w:fill="auto"/>
+          </w:tcPr>
+          <w:p>
+            <w:pPr>
+              <w:spacing w:before="40" w:after="40"/>
+              <w:jc w:val="left"/>
+              <w:rPr>
+                <w:rFonts w:cs="Arial"/>
+                <w:color w:val="auto"/>
+                <w:sz w:val="20"/>
+              </w:rPr>
+            </w:pPr>
+            <w:r>
+              <w:rPr>
+                <w:rFonts w:cs="Arial"/>
+                <w:color w:val="auto"/>
+                <w:sz w:val="20"/>
+              </w:rPr>
+              <w:t>2 GB</w:t>
+            </w:r>
+          </w:p>
+        </w:tc>
+        <w:tc>
+          <w:tcPr>
+            <w:tcW w:w="1650" w:type="pct"/>
+            <w:shd w:val="clear" w:color="auto" w:fill="auto"/>
+          </w:tcPr>
+          <w:p>
+            <w:pPr>
+              <w:spacing w:before="40" w:after="40"/>
+              <w:jc w:val="left"/>
+              <w:rPr>
+                <w:rFonts w:cs="Arial"/>
+                <w:color w:val="auto"/>
+                <w:sz w:val="20"/>
+              </w:rPr>
+            </w:pPr>
+            <w:r>
+              <w:rPr>
+                <w:rFonts w:cs="Arial"/>
+                <w:color w:val="auto"/>
+                <w:sz w:val="20"/>
+              </w:rPr>
+              <w:t>Máximos de 426 MiB de memoria de trabajo y 1125 MiB de memoria privada</w:t>
+            </w:r>
+          </w:p>
+        </w:tc>
+        <w:tc>
+          <w:tcPr>
+            <w:tcW w:w="1650" w:type="pct"/>
+            <w:shd w:val="clear" w:color="auto" w:fill="auto"/>
+          </w:tcPr>
+          <w:p>
+            <w:pPr>
+              <w:spacing w:before="40" w:after="40"/>
+              <w:jc w:val="left"/>
+              <w:rPr>
+                <w:rFonts w:cs="Arial"/>
+                <w:color w:val="auto"/>
+                <w:sz w:val="20"/>
+              </w:rPr>
+            </w:pPr>
+            <w:r>
+              <w:rPr>
+                <w:rFonts w:cs="Arial"/>
+                <w:color w:val="auto"/>
+                <w:sz w:val="20"/>
+              </w:rPr>
+              <w:t>Máximos de 438 MiB de memoria de trabajo y 1094 MiB de memoria privada</w:t>
+            </w:r>
+          </w:p>
+        </w:tc>
+      </w:tr>
+      <w:tr>
+        <w:trPr>
+          <w:cantSplit/>
+        </w:trPr>
+        <w:tc>
+          <w:tcPr>
+            <w:tcW w:w="1100" w:type="pct"/>
+            <w:shd w:val="clear" w:color="auto" w:fill="auto"/>
+          </w:tcPr>
+          <w:p>
+            <w:pPr>
+              <w:spacing w:before="40" w:after="40"/>
+              <w:jc w:val="left"/>
+              <w:rPr>
+                <w:rFonts w:cs="Arial"/>
+                <w:color w:val="auto"/>
+                <w:sz w:val="20"/>
+              </w:rPr>
+            </w:pPr>
+            <w:r>
+              <w:rPr>
+                <w:rFonts w:cs="Arial"/>
+                <w:color w:val="auto"/>
+                <w:sz w:val="20"/>
+              </w:rPr>
+              <w:t>RNF-06, tamaño del paquete</w:t>
+            </w:r>
+          </w:p>
+        </w:tc>
+        <w:tc>
+          <w:tcPr>
+            <w:tcW w:w="600" w:type="pct"/>
+            <w:shd w:val="clear" w:color="auto" w:fill="auto"/>
+          </w:tcPr>
+          <w:p>
+            <w:pPr>
+              <w:spacing w:before="40" w:after="40"/>
+              <w:jc w:val="left"/>
+              <w:rPr>
+                <w:rFonts w:cs="Arial"/>
+                <w:color w:val="auto"/>
+                <w:sz w:val="20"/>
+              </w:rPr>
+            </w:pPr>
+            <w:r>
+              <w:rPr>
+                <w:rFonts w:cs="Arial"/>
+                <w:color w:val="auto"/>
+                <w:sz w:val="20"/>
+              </w:rPr>
+              <w:t>500 MB</w:t>
+            </w:r>
+          </w:p>
+        </w:tc>
+        <w:tc>
+          <w:tcPr>
+            <w:tcW w:w="1650" w:type="pct"/>
+            <w:shd w:val="clear" w:color="auto" w:fill="auto"/>
+          </w:tcPr>
+          <w:p>
+            <w:pPr>
+              <w:spacing w:before="40" w:after="40"/>
+              <w:jc w:val="left"/>
+              <w:rPr>
+                <w:rFonts w:cs="Arial"/>
+                <w:color w:val="auto"/>
+                <w:sz w:val="20"/>
+              </w:rPr>
+            </w:pPr>
+            <w:r>
+              <w:rPr>
+                <w:rFonts w:cs="Arial"/>
+                <w:color w:val="auto"/>
+                <w:sz w:val="20"/>
+              </w:rPr>
+              <w:t>479,0 MB</w:t>
+            </w:r>
+          </w:p>
+        </w:tc>
+        <w:tc>
+          <w:tcPr>
+            <w:tcW w:w="1650" w:type="pct"/>
+            <w:shd w:val="clear" w:color="auto" w:fill="auto"/>
+          </w:tcPr>
+          <w:p>
+            <w:pPr>
+              <w:spacing w:before="40" w:after="40"/>
+              <w:jc w:val="left"/>
+              <w:rPr>
+                <w:rFonts w:cs="Arial"/>
+                <w:color w:val="auto"/>
+                <w:sz w:val="20"/>
+              </w:rPr>
+            </w:pPr>
+            <w:r>
+              <w:rPr>
+                <w:rFonts w:cs="Arial"/>
+                <w:color w:val="auto"/>
+                <w:sz w:val="20"/>
+              </w:rPr>
+              <w:t>426,6 MB, con 73,4 MB de margen</w:t>
+            </w:r>
+          </w:p>
+        </w:tc>
+      </w:tr>
+      <w:tr>
+        <w:trPr>
+          <w:cantSplit/>
+        </w:trPr>
+        <w:tc>
+          <w:tcPr>
+            <w:tcW w:w="1100" w:type="pct"/>
+            <w:shd w:val="clear" w:color="auto" w:fill="auto"/>
+          </w:tcPr>
+          <w:p>
+            <w:pPr>
+              <w:spacing w:before="40" w:after="40"/>
+              <w:jc w:val="left"/>
+              <w:rPr>
+                <w:rFonts w:cs="Arial"/>
+                <w:color w:val="auto"/>
+                <w:sz w:val="20"/>
+              </w:rPr>
+            </w:pPr>
+            <w:r>
+              <w:rPr>
+                <w:rFonts w:cs="Arial"/>
+                <w:color w:val="auto"/>
+                <w:sz w:val="20"/>
+              </w:rPr>
+              <w:t>CT-02, equipo sin tarjeta gráfica dedicada</w:t>
+            </w:r>
+          </w:p>
+        </w:tc>
+        <w:tc>
+          <w:tcPr>
+            <w:tcW w:w="600" w:type="pct"/>
+            <w:shd w:val="clear" w:color="auto" w:fill="auto"/>
+          </w:tcPr>
+          <w:p>
+            <w:pPr>
+              <w:spacing w:before="40" w:after="40"/>
+              <w:jc w:val="left"/>
+              <w:rPr>
+                <w:rFonts w:cs="Arial"/>
+                <w:color w:val="auto"/>
+                <w:sz w:val="20"/>
+              </w:rPr>
+            </w:pPr>
+            <w:r>
+              <w:rPr>
+                <w:rFonts w:cs="Arial"/>
+                <w:color w:val="auto"/>
+                <w:sz w:val="20"/>
+              </w:rPr>
+              <w:t>Ejecutar sin GPU dedicada</w:t>
+            </w:r>
+          </w:p>
+        </w:tc>
+        <w:tc>
+          <w:tcPr>
+            <w:tcW w:w="1650" w:type="pct"/>
+            <w:shd w:val="clear" w:color="auto" w:fill="auto"/>
+          </w:tcPr>
+          <w:p>
+            <w:pPr>
+              <w:spacing w:before="40" w:after="40"/>
+              <w:jc w:val="left"/>
+              <w:rPr>
+                <w:rFonts w:cs="Arial"/>
+                <w:color w:val="auto"/>
+                <w:sz w:val="20"/>
+              </w:rPr>
+            </w:pPr>
+            <w:r>
+              <w:rPr>
+                <w:rFonts w:cs="Arial"/>
+                <w:color w:val="auto"/>
+                <w:sz w:val="20"/>
+              </w:rPr>
+              <w:t>Sin medir</w:t>
+            </w:r>
+          </w:p>
+        </w:tc>
+        <w:tc>
+          <w:tcPr>
+            <w:tcW w:w="1650" w:type="pct"/>
+            <w:shd w:val="clear" w:color="auto" w:fill="auto"/>
+          </w:tcPr>
+          <w:p>
+            <w:pPr>
+              <w:spacing w:before="40" w:after="40"/>
+              <w:jc w:val="left"/>
+              <w:rPr>
+                <w:rFonts w:cs="Arial"/>
+                <w:color w:val="auto"/>
+                <w:sz w:val="20"/>
+              </w:rPr>
+            </w:pPr>
+            <w:r>
+              <w:rPr>
+                <w:rFonts w:cs="Arial"/>
+                <w:color w:val="auto"/>
+                <w:sz w:val="20"/>
+              </w:rPr>
+              <w:t>Sin medir [Pendiente: equipo y resultado de la comprobación H5]</w:t>
+            </w:r>
+          </w:p>
+        </w:tc>
+      </w:tr>
+    </w:tbl>
+    <w:p>
+      <w:pPr>
+        <w:spacing w:before="80" w:after="240"/>
+      </w:pPr>
+      <w:r>
+        <w:rPr>
+          <w:rFonts w:cs="Arial"/>
+          <w:color w:val="auto"/>
+          <w:sz w:val="18"/>
+        </w:rPr>
+        <w:t>Fuente: elaboración propia a partir de la pasada de pruebas (Anexo G) y de la Tabla 11 de este trabajo.</w:t>
+      </w:r>
+    </w:p>
+    <w:p>
+      <w:pPr>
+        <w:spacing w:before="240" w:after="240"/>
+      </w:pPr>
+      <w:r>
+        <w:rPr>
+          <w:rFonts w:cs="Arial"/>
+          <w:color w:val="auto"/>
+        </w:rPr>
+        <w:t>Esas medidas salen de un solo equipo. RNF-16 se probó con unity test en copias del proyecto sin un nivel, donde cinco pruebas de arquitectura que exigen los tres niveles fallan en los dos sentidos (DEF-RC3-12), y RNF-18 en un ejecutable aparte, no con el Editor abierto, porque el arnés no pudo conducir su ventana de juego.</w:t>
+      </w:r>
+    </w:p>
+    <w:p>
+      <w:pPr>
+        <w:spacing w:before="240" w:after="240"/>
+      </w:pPr>
+      <w:r>
+        <w:rPr>
+          <w:rFonts w:cs="Arial"/>
+          <w:color w:val="auto"/>
+        </w:rPr>
+        <w:t>La primera pasada, sobre rc1, halló nueve defectos: cuatro Mayores y cinco Menores, ninguno Bloqueante (Tabla 15). Los Mayores fueron las conexiones de red que abría el reproductor en cada arranque (RNF-10), el panel de perfiles, que con ocho dejaba sin acceso a los estudiantes del séptimo en adelante (RF-02), el bloque del laberinto pegado al cursor (RF-34) y el resaltado del bloque en curso, invisible con la lista desplazada (RF-32). Cada corrección llevó una prueba nueva que nombra su requerimiento, y rc2 reverificó los nueve sobre el ejecutable. Quedó DEF-RC2-01, un residuo del motor de severidad Menor: el reproductor escribe valores unity_connect en el registro de Windows, sin datos del estudiante, y persiste en rc3.</w:t>
+      </w:r>
+    </w:p>
+    <w:p>
+      <w:pPr>
+        <w:spacing w:before="240" w:after="240"/>
+      </w:pPr>
+      <w:r>
+        <w:rPr>
+          <w:rFonts w:cs="Arial"/>
+          <w:color w:val="auto"/>
+        </w:rPr>
+        <w:t>La pasada sobre rc3 registró 16 hallazgos, 7 Menores y 9 observaciones, ninguno Bloqueante ni Mayor y todos abiertos a la espera del triaje de Santiago Benavides Rey. De los Menores, tres tocan el juego: los iconos del informe docente montados sobre el texto de las cabeceras (DEF-RC3-05), la instrucción del bosque que se sale de su tablilla (DEF-RC3-10) y un doble clic en «Omitir» que lleva al menú de niveles sin mostrar el resumen, sin perder el progreso (DEF-RC3-09). Los otros cuatro vienen de la inspección: identificadores en español (DEF-RC3-I01), commits sin tarjeta (DEF-RC3-I02), un halo de croma en nueve imágenes de caras (DEF-RC3-I03) y una suite que no corrió sobre el contenido exacto de rc3 (DEF-RC3-I04). Las nueve observaciones no incumplen ningún criterio: cuatro piden corregir el documento de casos, tres esperan una decisión de arte o de diseño, una es de disposición y una atañe a las pruebas de arquitectura.</w:t>
+      </w:r>
+    </w:p>
+    <w:p>
+      <w:pPr>
+        <w:pStyle w:val="Descripcin"/>
+        <w:keepNext/>
+        <w:spacing w:before="120" w:after="120"/>
+        <w:rPr>
+          <w:rFonts w:cs="Arial"/>
+          <w:i w:val="0"/>
+          <w:color w:val="auto"/>
+        </w:rPr>
+      </w:pPr>
+      <w:bookmarkStart w:id="124" w:name="_Toc242564848"/>
+      <w:r>
+        <w:rPr>
+          <w:rFonts w:cs="Arial"/>
+          <w:i w:val="0"/>
+          <w:color w:val="auto"/>
+        </w:rPr>
+        <w:lastRenderedPageBreak/>
+        <w:t xml:space="preserve">Tabla </w:t>
+      </w:r>
+      <w:r>
+        <w:rPr>
+          <w:rFonts w:cs="Arial"/>
+          <w:i w:val="0"/>
+          <w:color w:val="auto"/>
+        </w:rPr>
+        <w:fldChar w:fldCharType="begin"/>
+      </w:r>
+      <w:r>
+        <w:rPr>
+          <w:rFonts w:cs="Arial"/>
+          <w:i w:val="0"/>
+          <w:color w:val="auto"/>
+        </w:rPr>
+        <w:instrText xml:space="preserve"> SEQ Tabla \* ARABIC </w:instrText>
+      </w:r>
+      <w:r>
+        <w:rPr>
+          <w:rFonts w:cs="Arial"/>
+          <w:i w:val="0"/>
+          <w:color w:val="auto"/>
+        </w:rPr>
+        <w:fldChar w:fldCharType="separate"/>
+      </w:r>
+      <w:r>
+        <w:rPr>
+          <w:rFonts w:cs="Arial"/>
+          <w:i w:val="0"/>
+          <w:noProof/>
+          <w:color w:val="auto"/>
+        </w:rPr>
+        <w:t>15</w:t>
+      </w:r>
+      <w:r>
+        <w:rPr>
+          <w:rFonts w:cs="Arial"/>
+          <w:i w:val="0"/>
+          <w:color w:val="auto"/>
+        </w:rPr>
+        <w:fldChar w:fldCharType="end"/>
+      </w:r>
+      <w:r>
+        <w:rPr>
+          <w:rFonts w:cs="Arial"/>
+          <w:i w:val="0"/>
+          <w:color w:val="auto"/>
+        </w:rPr>
+        <w:t>. Defectos hallados por severidad y estado al cierre de la pasada sobre rc3</w:t>
+      </w:r>
+      <w:bookmarkEnd w:id="124"/>
+    </w:p>
+    <w:tbl>
+      <w:tblPr>
+        <w:tblW w:w="5000" w:type="pct"/>
+        <w:tblBorders>
+          <w:top w:val="single" w:sz="4" w:space="0" w:color="auto"/>
+          <w:left w:val="single" w:sz="4" w:space="0" w:color="auto"/>
+          <w:bottom w:val="single" w:sz="4" w:space="0" w:color="auto"/>
+          <w:right w:val="single" w:sz="4" w:space="0" w:color="auto"/>
+          <w:insideH w:val="single" w:sz="4" w:space="0" w:color="auto"/>
+          <w:insideV w:val="single" w:sz="4" w:space="0" w:color="auto"/>
+        </w:tblBorders>
+        <w:tblCellMar>
+          <w:left w:w="70" w:type="dxa"/>
+          <w:right w:w="70" w:type="dxa"/>
+        </w:tblCellMar>
+        <w:tblLook w:val="0000" w:firstRow="0" w:lastRow="0" w:firstColumn="0" w:lastColumn="0" w:noHBand="0" w:noVBand="0"/>
+      </w:tblPr>
+      <w:tblGrid>
+        <w:gridCol w:w="1992"/>
+        <w:gridCol w:w="1993"/>
+        <w:gridCol w:w="1993"/>
+        <w:gridCol w:w="1993"/>
+        <w:gridCol w:w="1993"/>
+      </w:tblGrid>
+      <w:tr>
+        <w:trPr>
+          <w:tblHeader/>
+        </w:trPr>
+        <w:tc>
+          <w:tcPr>
+            <w:tcW w:w="1000" w:type="pct"/>
+            <w:shd w:val="clear" w:color="auto" w:fill="D9D9D9"/>
+          </w:tcPr>
+          <w:p>
+            <w:pPr>
+              <w:spacing w:before="40" w:after="40"/>
+              <w:jc w:val="left"/>
+              <w:rPr>
+                <w:rFonts w:cs="Arial"/>
+                <w:b/>
+                <w:color w:val="auto"/>
+                <w:sz w:val="20"/>
+              </w:rPr>
+            </w:pPr>
+            <w:r>
+              <w:rPr>
+                <w:rFonts w:cs="Arial"/>
+                <w:b/>
+                <w:color w:val="auto"/>
+                <w:sz w:val="20"/>
+              </w:rPr>
+              <w:t>Severidad</w:t>
+            </w:r>
+          </w:p>
+        </w:tc>
+        <w:tc>
+          <w:tcPr>
+            <w:tcW w:w="1000" w:type="pct"/>
+            <w:shd w:val="clear" w:color="auto" w:fill="D9D9D9"/>
+          </w:tcPr>
+          <w:p>
+            <w:pPr>
+              <w:spacing w:before="40" w:after="40"/>
+              <w:jc w:val="left"/>
+              <w:rPr>
+                <w:rFonts w:cs="Arial"/>
+                <w:b/>
+                <w:color w:val="auto"/>
+                <w:sz w:val="20"/>
+              </w:rPr>
+            </w:pPr>
+            <w:r>
+              <w:rPr>
+                <w:rFonts w:cs="Arial"/>
+                <w:b/>
+                <w:color w:val="auto"/>
+                <w:sz w:val="20"/>
+              </w:rPr>
+              <w:t>Hallados en rc1</w:t>
+            </w:r>
+          </w:p>
+        </w:tc>
+        <w:tc>
+          <w:tcPr>
+            <w:tcW w:w="1000" w:type="pct"/>
+            <w:shd w:val="clear" w:color="auto" w:fill="D9D9D9"/>
+          </w:tcPr>
+          <w:p>
+            <w:pPr>
+              <w:spacing w:before="40" w:after="40"/>
+              <w:jc w:val="left"/>
+              <w:rPr>
+                <w:rFonts w:cs="Arial"/>
+                <w:b/>
+                <w:color w:val="auto"/>
+                <w:sz w:val="20"/>
+              </w:rPr>
+            </w:pPr>
+            <w:r>
+              <w:rPr>
+                <w:rFonts w:cs="Arial"/>
+                <w:b/>
+                <w:color w:val="auto"/>
+                <w:sz w:val="20"/>
+              </w:rPr>
+              <w:t>Hallados en rc2</w:t>
+            </w:r>
+          </w:p>
+        </w:tc>
+        <w:tc>
+          <w:tcPr>
+            <w:tcW w:w="1000" w:type="pct"/>
+            <w:shd w:val="clear" w:color="auto" w:fill="D9D9D9"/>
+          </w:tcPr>
+          <w:p>
+            <w:pPr>
+              <w:spacing w:before="40" w:after="40"/>
+              <w:jc w:val="left"/>
+              <w:rPr>
+                <w:rFonts w:cs="Arial"/>
+                <w:b/>
+                <w:color w:val="auto"/>
+                <w:sz w:val="20"/>
+              </w:rPr>
+            </w:pPr>
+            <w:r>
+              <w:rPr>
+                <w:rFonts w:cs="Arial"/>
+                <w:b/>
+                <w:color w:val="auto"/>
+                <w:sz w:val="20"/>
+              </w:rPr>
+              <w:t>Hallados en rc3</w:t>
+            </w:r>
+          </w:p>
+        </w:tc>
+        <w:tc>
+          <w:tcPr>
+            <w:tcW w:w="1000" w:type="pct"/>
+            <w:shd w:val="clear" w:color="auto" w:fill="D9D9D9"/>
+          </w:tcPr>
+          <w:p>
+            <w:pPr>
+              <w:spacing w:before="40" w:after="40"/>
+              <w:jc w:val="left"/>
+              <w:rPr>
+                <w:rFonts w:cs="Arial"/>
+                <w:b/>
+                <w:color w:val="auto"/>
+                <w:sz w:val="20"/>
+              </w:rPr>
+            </w:pPr>
+            <w:r>
+              <w:rPr>
+                <w:rFonts w:cs="Arial"/>
+                <w:b/>
+                <w:color w:val="auto"/>
+                <w:sz w:val="20"/>
+              </w:rPr>
+              <w:t>Abiertos al cierre</w:t>
+            </w:r>
+          </w:p>
+        </w:tc>
+      </w:tr>
+      <w:tr>
+        <w:tc>
+          <w:tcPr>
+            <w:tcW w:w="1000" w:type="pct"/>
+            <w:shd w:val="clear" w:color="auto" w:fill="auto"/>
+          </w:tcPr>
+          <w:p>
+            <w:pPr>
+              <w:spacing w:before="40" w:after="40"/>
+              <w:jc w:val="left"/>
+              <w:rPr>
+                <w:rFonts w:cs="Arial"/>
+                <w:color w:val="auto"/>
+                <w:sz w:val="20"/>
+              </w:rPr>
+            </w:pPr>
+            <w:r>
+              <w:rPr>
+                <w:rFonts w:cs="Arial"/>
+                <w:color w:val="auto"/>
+                <w:sz w:val="20"/>
+              </w:rPr>
+              <w:t>Bloqueante</w:t>
+            </w:r>
+          </w:p>
+        </w:tc>
+        <w:tc>
+          <w:tcPr>
+            <w:tcW w:w="1000" w:type="pct"/>
+            <w:shd w:val="clear" w:color="auto" w:fill="auto"/>
+          </w:tcPr>
+          <w:p>
+            <w:pPr>
+              <w:spacing w:before="40" w:after="40"/>
+              <w:jc w:val="left"/>
+              <w:rPr>
+                <w:rFonts w:cs="Arial"/>
+                <w:color w:val="auto"/>
+                <w:sz w:val="20"/>
+              </w:rPr>
+            </w:pPr>
+            <w:r>
+              <w:rPr>
+                <w:rFonts w:cs="Arial"/>
+                <w:color w:val="auto"/>
+                <w:sz w:val="20"/>
+              </w:rPr>
+              <w:t>0</w:t>
+            </w:r>
+          </w:p>
+        </w:tc>
+        <w:tc>
+          <w:tcPr>
+            <w:tcW w:w="1000" w:type="pct"/>
+            <w:shd w:val="clear" w:color="auto" w:fill="auto"/>
+          </w:tcPr>
+          <w:p>
+            <w:pPr>
+              <w:spacing w:before="40" w:after="40"/>
+              <w:jc w:val="left"/>
+              <w:rPr>
+                <w:rFonts w:cs="Arial"/>
+                <w:color w:val="auto"/>
+                <w:sz w:val="20"/>
+              </w:rPr>
+            </w:pPr>
+            <w:r>
+              <w:rPr>
+                <w:rFonts w:cs="Arial"/>
+                <w:color w:val="auto"/>
+                <w:sz w:val="20"/>
+              </w:rPr>
+              <w:t>0</w:t>
+            </w:r>
+          </w:p>
+        </w:tc>
+        <w:tc>
+          <w:tcPr>
+            <w:tcW w:w="1000" w:type="pct"/>
+            <w:shd w:val="clear" w:color="auto" w:fill="auto"/>
+          </w:tcPr>
+          <w:p>
+            <w:pPr>
+              <w:spacing w:before="40" w:after="40"/>
+              <w:jc w:val="left"/>
+              <w:rPr>
+                <w:rFonts w:cs="Arial"/>
+                <w:color w:val="auto"/>
+                <w:sz w:val="20"/>
+              </w:rPr>
+            </w:pPr>
+            <w:r>
+              <w:rPr>
+                <w:rFonts w:cs="Arial"/>
+                <w:color w:val="auto"/>
+                <w:sz w:val="20"/>
+              </w:rPr>
+              <w:t>0</w:t>
+            </w:r>
+          </w:p>
+        </w:tc>
+        <w:tc>
+          <w:tcPr>
+            <w:tcW w:w="1000" w:type="pct"/>
+            <w:shd w:val="clear" w:color="auto" w:fill="auto"/>
+          </w:tcPr>
+          <w:p>
+            <w:pPr>
+              <w:spacing w:before="40" w:after="40"/>
+              <w:jc w:val="left"/>
+              <w:rPr>
+                <w:rFonts w:cs="Arial"/>
+                <w:color w:val="auto"/>
+                <w:sz w:val="20"/>
+              </w:rPr>
+            </w:pPr>
+            <w:r>
+              <w:rPr>
+                <w:rFonts w:cs="Arial"/>
+                <w:color w:val="auto"/>
+                <w:sz w:val="20"/>
+              </w:rPr>
+              <w:t>0</w:t>
+            </w:r>
+          </w:p>
+        </w:tc>
+      </w:tr>
+      <w:tr>
+        <w:tc>
+          <w:tcPr>
+            <w:tcW w:w="1000" w:type="pct"/>
+            <w:shd w:val="clear" w:color="auto" w:fill="auto"/>
+          </w:tcPr>
+          <w:p>
+            <w:pPr>
+              <w:spacing w:before="40" w:after="40"/>
+              <w:jc w:val="left"/>
+              <w:rPr>
+                <w:rFonts w:cs="Arial"/>
+                <w:color w:val="auto"/>
+                <w:sz w:val="20"/>
+              </w:rPr>
+            </w:pPr>
+            <w:r>
+              <w:rPr>
+                <w:rFonts w:cs="Arial"/>
+                <w:color w:val="auto"/>
+                <w:sz w:val="20"/>
+              </w:rPr>
+              <w:t>Mayor</w:t>
+            </w:r>
+          </w:p>
+        </w:tc>
+        <w:tc>
+          <w:tcPr>
+            <w:tcW w:w="1000" w:type="pct"/>
+            <w:shd w:val="clear" w:color="auto" w:fill="auto"/>
+          </w:tcPr>
+          <w:p>
+            <w:pPr>
+              <w:spacing w:before="40" w:after="40"/>
+              <w:jc w:val="left"/>
+              <w:rPr>
+                <w:rFonts w:cs="Arial"/>
+                <w:color w:val="auto"/>
+                <w:sz w:val="20"/>
+              </w:rPr>
+            </w:pPr>
+            <w:r>
+              <w:rPr>
+                <w:rFonts w:cs="Arial"/>
+                <w:color w:val="auto"/>
+                <w:sz w:val="20"/>
+              </w:rPr>
+              <w:t>4</w:t>
+            </w:r>
+          </w:p>
+        </w:tc>
+        <w:tc>
+          <w:tcPr>
+            <w:tcW w:w="1000" w:type="pct"/>
+            <w:shd w:val="clear" w:color="auto" w:fill="auto"/>
+          </w:tcPr>
+          <w:p>
+            <w:pPr>
+              <w:spacing w:before="40" w:after="40"/>
+              <w:jc w:val="left"/>
+              <w:rPr>
+                <w:rFonts w:cs="Arial"/>
+                <w:color w:val="auto"/>
+                <w:sz w:val="20"/>
+              </w:rPr>
+            </w:pPr>
+            <w:r>
+              <w:rPr>
+                <w:rFonts w:cs="Arial"/>
+                <w:color w:val="auto"/>
+                <w:sz w:val="20"/>
+              </w:rPr>
+              <w:t>0</w:t>
+            </w:r>
+          </w:p>
+        </w:tc>
+        <w:tc>
+          <w:tcPr>
+            <w:tcW w:w="1000" w:type="pct"/>
+            <w:shd w:val="clear" w:color="auto" w:fill="auto"/>
+          </w:tcPr>
+          <w:p>
+            <w:pPr>
+              <w:spacing w:before="40" w:after="40"/>
+              <w:jc w:val="left"/>
+              <w:rPr>
+                <w:rFonts w:cs="Arial"/>
+                <w:color w:val="auto"/>
+                <w:sz w:val="20"/>
+              </w:rPr>
+            </w:pPr>
+            <w:r>
+              <w:rPr>
+                <w:rFonts w:cs="Arial"/>
+                <w:color w:val="auto"/>
+                <w:sz w:val="20"/>
+              </w:rPr>
+              <w:t>0</w:t>
+            </w:r>
+          </w:p>
+        </w:tc>
+        <w:tc>
+          <w:tcPr>
+            <w:tcW w:w="1000" w:type="pct"/>
+            <w:shd w:val="clear" w:color="auto" w:fill="auto"/>
+          </w:tcPr>
+          <w:p>
+            <w:pPr>
+              <w:spacing w:before="40" w:after="40"/>
+              <w:jc w:val="left"/>
+              <w:rPr>
+                <w:rFonts w:cs="Arial"/>
+                <w:color w:val="auto"/>
+                <w:sz w:val="20"/>
+              </w:rPr>
+            </w:pPr>
+            <w:r>
+              <w:rPr>
+                <w:rFonts w:cs="Arial"/>
+                <w:color w:val="auto"/>
+                <w:sz w:val="20"/>
+              </w:rPr>
+              <w:t>0</w:t>
+            </w:r>
+          </w:p>
+        </w:tc>
+      </w:tr>
+      <w:tr>
+        <w:tc>
+          <w:tcPr>
+            <w:tcW w:w="1000" w:type="pct"/>
+            <w:shd w:val="clear" w:color="auto" w:fill="auto"/>
+          </w:tcPr>
+          <w:p>
+            <w:pPr>
+              <w:spacing w:before="40" w:after="40"/>
+              <w:jc w:val="left"/>
+              <w:rPr>
+                <w:rFonts w:cs="Arial"/>
+                <w:color w:val="auto"/>
+                <w:sz w:val="20"/>
+              </w:rPr>
+            </w:pPr>
+            <w:r>
+              <w:rPr>
+                <w:rFonts w:cs="Arial"/>
+                <w:color w:val="auto"/>
+                <w:sz w:val="20"/>
+              </w:rPr>
+              <w:t>Menor</w:t>
+            </w:r>
+          </w:p>
+        </w:tc>
+        <w:tc>
+          <w:tcPr>
+            <w:tcW w:w="1000" w:type="pct"/>
+            <w:shd w:val="clear" w:color="auto" w:fill="auto"/>
+          </w:tcPr>
+          <w:p>
+            <w:pPr>
+              <w:spacing w:before="40" w:after="40"/>
+              <w:jc w:val="left"/>
+              <w:rPr>
+                <w:rFonts w:cs="Arial"/>
+                <w:color w:val="auto"/>
+                <w:sz w:val="20"/>
+              </w:rPr>
+            </w:pPr>
+            <w:r>
+              <w:rPr>
+                <w:rFonts w:cs="Arial"/>
+                <w:color w:val="auto"/>
+                <w:sz w:val="20"/>
+              </w:rPr>
+              <w:t>5</w:t>
+            </w:r>
+          </w:p>
+        </w:tc>
+        <w:tc>
+          <w:tcPr>
+            <w:tcW w:w="1000" w:type="pct"/>
+            <w:shd w:val="clear" w:color="auto" w:fill="auto"/>
+          </w:tcPr>
+          <w:p>
+            <w:pPr>
+              <w:spacing w:before="40" w:after="40"/>
+              <w:jc w:val="left"/>
+              <w:rPr>
+                <w:rFonts w:cs="Arial"/>
+                <w:color w:val="auto"/>
+                <w:sz w:val="20"/>
+              </w:rPr>
+            </w:pPr>
+            <w:r>
+              <w:rPr>
+                <w:rFonts w:cs="Arial"/>
+                <w:color w:val="auto"/>
+                <w:sz w:val="20"/>
+              </w:rPr>
+              <w:t>1 (DEF-RC2-01)</w:t>
+            </w:r>
+          </w:p>
+        </w:tc>
+        <w:tc>
+          <w:tcPr>
+            <w:tcW w:w="1000" w:type="pct"/>
+            <w:shd w:val="clear" w:color="auto" w:fill="auto"/>
+          </w:tcPr>
+          <w:p>
+            <w:pPr>
+              <w:spacing w:before="40" w:after="40"/>
+              <w:jc w:val="left"/>
+              <w:rPr>
+                <w:rFonts w:cs="Arial"/>
+                <w:color w:val="auto"/>
+                <w:sz w:val="20"/>
+              </w:rPr>
+            </w:pPr>
+            <w:r>
+              <w:rPr>
+                <w:rFonts w:cs="Arial"/>
+                <w:color w:val="auto"/>
+                <w:sz w:val="20"/>
+              </w:rPr>
+              <w:t>7</w:t>
+            </w:r>
+          </w:p>
+        </w:tc>
+        <w:tc>
+          <w:tcPr>
+            <w:tcW w:w="1000" w:type="pct"/>
+            <w:shd w:val="clear" w:color="auto" w:fill="auto"/>
+          </w:tcPr>
+          <w:p>
+            <w:pPr>
+              <w:spacing w:before="40" w:after="40"/>
+              <w:jc w:val="left"/>
+              <w:rPr>
+                <w:rFonts w:cs="Arial"/>
+                <w:color w:val="auto"/>
+                <w:sz w:val="20"/>
+              </w:rPr>
+            </w:pPr>
+            <w:r>
+              <w:rPr>
+                <w:rFonts w:cs="Arial"/>
+                <w:color w:val="auto"/>
+                <w:sz w:val="20"/>
+              </w:rPr>
+              <w:t>8</w:t>
+            </w:r>
+          </w:p>
+        </w:tc>
+      </w:tr>
+    </w:tbl>
+    <w:p>
+      <w:pPr>
+        <w:spacing w:before="80" w:after="240"/>
+      </w:pPr>
+      <w:r>
+        <w:rPr>
+          <w:rFonts w:cs="Arial"/>
+          <w:color w:val="auto"/>
+          <w:sz w:val="18"/>
+        </w:rPr>
+        <w:t>Fuente: elaboración propia a partir del registro de defectos (Anexo G); no incluye las nueve observaciones de rc3.</w:t>
+      </w:r>
+    </w:p>
+    <w:p>
+      <w:pPr>
+        <w:spacing w:before="240" w:after="240"/>
+      </w:pPr>
+      <w:r>
+        <w:rPr>
+          <w:rFonts w:cs="Arial"/>
+          <w:color w:val="auto"/>
+        </w:rPr>
+        <w:t>Dos tipos de prueba quedan fuera del arnés: las que necesitan niños de grado cuarto jugando y las que necesitan los sentidos de una persona o un segundo equipo (Tabla 16). Son diez casos y dos puntos del guion, PG-05 y PG-06. La sesión con estudiantes los cierra con la técnica Thinking Aloud que la metodología Árcade asigna a esta fase [6], previo consentimiento informado de los acudientes según la Ley 1581 de 2012 [35] (RNF-12; el formato en blanco es el Anexo F). La muestra es no probabilística (apartado 5.3) y la sesión verifica que la interfaz se entienda y la ruta principal se complete, sin medir el efecto del juego. La sesión se hará después de esta entrega y sus resultados llenarán los espacios de la Tabla 16; mientras tanto PG-05, PG-06 y el consentimiento quedan pendientes y no pasan a trabajos futuros.</w:t>
+      </w:r>
+    </w:p>
+    <w:p>
+      <w:pPr>
+        <w:pStyle w:val="Descripcin"/>
+        <w:keepNext/>
+        <w:spacing w:before="120" w:after="120"/>
+        <w:rPr>
+          <w:rFonts w:cs="Arial"/>
+          <w:i w:val="0"/>
+          <w:color w:val="auto"/>
+        </w:rPr>
+      </w:pPr>
+      <w:bookmarkStart w:id="125" w:name="_Toc242564849"/>
+      <w:r>
+        <w:rPr>
+          <w:rFonts w:cs="Arial"/>
+          <w:i w:val="0"/>
+          <w:color w:val="auto"/>
+        </w:rPr>
+        <w:t xml:space="preserve">Tabla </w:t>
+      </w:r>
+      <w:r>
+        <w:rPr>
+          <w:rFonts w:cs="Arial"/>
+          <w:i w:val="0"/>
+          <w:color w:val="auto"/>
+        </w:rPr>
+        <w:fldChar w:fldCharType="begin"/>
+      </w:r>
+      <w:r>
+        <w:rPr>
+          <w:rFonts w:cs="Arial"/>
+          <w:i w:val="0"/>
+          <w:color w:val="auto"/>
+        </w:rPr>
+        <w:instrText xml:space="preserve"> SEQ Tabla \* ARABIC </w:instrText>
+      </w:r>
+      <w:r>
+        <w:rPr>
+          <w:rFonts w:cs="Arial"/>
+          <w:i w:val="0"/>
+          <w:color w:val="auto"/>
+        </w:rPr>
+        <w:fldChar w:fldCharType="separate"/>
+      </w:r>
+      <w:r>
+        <w:rPr>
+          <w:rFonts w:cs="Arial"/>
+          <w:i w:val="0"/>
+          <w:noProof/>
+          <w:color w:val="auto"/>
+        </w:rPr>
+        <w:t>16</w:t>
+      </w:r>
+      <w:r>
+        <w:rPr>
+          <w:rFonts w:cs="Arial"/>
+          <w:i w:val="0"/>
+          <w:color w:val="auto"/>
+        </w:rPr>
+        <w:fldChar w:fldCharType="end"/>
+      </w:r>
+      <w:r>
+        <w:rPr>
+          <w:rFonts w:cs="Arial"/>
+          <w:i w:val="0"/>
+          <w:color w:val="auto"/>
+        </w:rPr>
+        <w:t>. Comprobaciones pendientes de Santiago Benavides Rey al 10 de octubre de 2026 y espacio para sus resultados</w:t>
+      </w:r>
+      <w:bookmarkEnd w:id="125"/>
+    </w:p>
+    <w:tbl>
+      <w:tblPr>
+        <w:tblW w:w="5000" w:type="pct"/>
+        <w:tblBorders>
+          <w:top w:val="single" w:sz="4" w:space="0" w:color="auto"/>
+          <w:left w:val="single" w:sz="4" w:space="0" w:color="auto"/>
+          <w:bottom w:val="single" w:sz="4" w:space="0" w:color="auto"/>
+          <w:right w:val="single" w:sz="4" w:space="0" w:color="auto"/>
+          <w:insideH w:val="single" w:sz="4" w:space="0" w:color="auto"/>
+          <w:insideV w:val="single" w:sz="4" w:space="0" w:color="auto"/>
+        </w:tblBorders>
+        <w:tblCellMar>
+          <w:left w:w="70" w:type="dxa"/>
+          <w:right w:w="70" w:type="dxa"/>
+        </w:tblCellMar>
+        <w:tblLook w:val="0000" w:firstRow="0" w:lastRow="0" w:firstColumn="0" w:lastColumn="0" w:noHBand="0" w:noVBand="0"/>
+      </w:tblPr>
+      <w:tblGrid>
+        <w:gridCol w:w="3388"/>
+        <w:gridCol w:w="2391"/>
+        <w:gridCol w:w="4185"/>
+      </w:tblGrid>
+      <w:tr>
+        <w:trPr>
+          <w:tblHeader/>
+        </w:trPr>
+        <w:tc>
+          <w:tcPr>
+            <w:tcW w:w="1700" w:type="pct"/>
+            <w:shd w:val="clear" w:color="auto" w:fill="D9D9D9"/>
+          </w:tcPr>
+          <w:p>
+            <w:pPr>
+              <w:spacing w:before="40" w:after="40"/>
+              <w:jc w:val="left"/>
+              <w:rPr>
+                <w:rFonts w:cs="Arial"/>
+                <w:b/>
+                <w:color w:val="auto"/>
+                <w:sz w:val="20"/>
+              </w:rPr>
+            </w:pPr>
+            <w:r>
+              <w:rPr>
+                <w:rFonts w:cs="Arial"/>
+                <w:b/>
+                <w:color w:val="auto"/>
+                <w:sz w:val="20"/>
+              </w:rPr>
+              <w:t>Comprobación</w:t>
+            </w:r>
+          </w:p>
+        </w:tc>
+        <w:tc>
+          <w:tcPr>
+            <w:tcW w:w="1200" w:type="pct"/>
+            <w:shd w:val="clear" w:color="auto" w:fill="D9D9D9"/>
+          </w:tcPr>
+          <w:p>
+            <w:pPr>
+              <w:spacing w:before="40" w:after="40"/>
+              <w:jc w:val="left"/>
+              <w:rPr>
+                <w:rFonts w:cs="Arial"/>
+                <w:b/>
+                <w:color w:val="auto"/>
+                <w:sz w:val="20"/>
+              </w:rPr>
+            </w:pPr>
+            <w:r>
+              <w:rPr>
+                <w:rFonts w:cs="Arial"/>
+                <w:b/>
+                <w:color w:val="auto"/>
+                <w:sz w:val="20"/>
+              </w:rPr>
+              <w:t>Casos y hoja</w:t>
+            </w:r>
+          </w:p>
+        </w:tc>
+        <w:tc>
+          <w:tcPr>
+            <w:tcW w:w="2100" w:type="pct"/>
+            <w:shd w:val="clear" w:color="auto" w:fill="D9D9D9"/>
+          </w:tcPr>
+          <w:p>
+            <w:pPr>
+              <w:spacing w:before="40" w:after="40"/>
+              <w:jc w:val="left"/>
+              <w:rPr>
+                <w:rFonts w:cs="Arial"/>
+                <w:b/>
+                <w:color w:val="auto"/>
+                <w:sz w:val="20"/>
+              </w:rPr>
+            </w:pPr>
+            <w:r>
+              <w:rPr>
+                <w:rFonts w:cs="Arial"/>
+                <w:b/>
+                <w:color w:val="auto"/>
+                <w:sz w:val="20"/>
+              </w:rPr>
+              <w:t>Resultado</w:t>
+            </w:r>
+          </w:p>
+        </w:tc>
+      </w:tr>
+      <w:tr>
+        <w:tc>
+          <w:tcPr>
+            <w:tcW w:w="1700" w:type="pct"/>
+            <w:shd w:val="clear" w:color="auto" w:fill="auto"/>
+          </w:tcPr>
+          <w:p>
+            <w:pPr>
+              <w:spacing w:before="40" w:after="40"/>
+              <w:jc w:val="left"/>
+              <w:rPr>
+                <w:rFonts w:cs="Arial"/>
+                <w:color w:val="auto"/>
+                <w:sz w:val="20"/>
+              </w:rPr>
+            </w:pPr>
+            <w:r>
+              <w:rPr>
+                <w:rFonts w:cs="Arial"/>
+                <w:color w:val="auto"/>
+                <w:sz w:val="20"/>
+              </w:rPr>
+              <w:t>Estudiantes jugando: cambio de controles y valores del Nivel 1</w:t>
+            </w:r>
+          </w:p>
+        </w:tc>
+        <w:tc>
+          <w:tcPr>
+            <w:tcW w:w="1200" w:type="pct"/>
+            <w:shd w:val="clear" w:color="auto" w:fill="auto"/>
+          </w:tcPr>
+          <w:p>
+            <w:pPr>
+              <w:spacing w:before="40" w:after="40"/>
+              <w:jc w:val="left"/>
+              <w:rPr>
+                <w:rFonts w:cs="Arial"/>
+                <w:color w:val="auto"/>
+                <w:sz w:val="20"/>
+              </w:rPr>
+            </w:pPr>
+            <w:r>
+              <w:rPr>
+                <w:rFonts w:cs="Arial"/>
+                <w:color w:val="auto"/>
+                <w:sz w:val="20"/>
+              </w:rPr>
+              <w:t>PG-05 y PG-06, H1 y H2</w:t>
+            </w:r>
+          </w:p>
+        </w:tc>
+        <w:tc>
+          <w:tcPr>
+            <w:tcW w:w="2100" w:type="pct"/>
+            <w:shd w:val="clear" w:color="auto" w:fill="auto"/>
+          </w:tcPr>
+          <w:p>
+            <w:pPr>
+              <w:spacing w:before="40" w:after="40"/>
+              <w:jc w:val="left"/>
+              <w:rPr>
+                <w:rFonts w:cs="Arial"/>
+                <w:color w:val="auto"/>
+                <w:sz w:val="20"/>
+              </w:rPr>
+            </w:pPr>
+            <w:r>
+              <w:rPr>
+                <w:rFonts w:cs="Arial"/>
+                <w:color w:val="auto"/>
+                <w:sz w:val="20"/>
+              </w:rPr>
+              <w:t>[Pendiente: estudiantes del Colegio El Libertador IED, fecha, sede y resultado observado]</w:t>
+            </w:r>
+          </w:p>
+        </w:tc>
+      </w:tr>
+      <w:tr>
+        <w:tc>
+          <w:tcPr>
+            <w:tcW w:w="1700" w:type="pct"/>
+            <w:shd w:val="clear" w:color="auto" w:fill="auto"/>
+          </w:tcPr>
+          <w:p>
+            <w:pPr>
+              <w:spacing w:before="40" w:after="40"/>
+              <w:jc w:val="left"/>
+              <w:rPr>
+                <w:rFonts w:cs="Arial"/>
+                <w:color w:val="auto"/>
+                <w:sz w:val="20"/>
+              </w:rPr>
+            </w:pPr>
+            <w:r>
+              <w:rPr>
+                <w:rFonts w:cs="Arial"/>
+                <w:color w:val="auto"/>
+                <w:sz w:val="20"/>
+              </w:rPr>
+              <w:t>Consentimiento informado y asentimiento</w:t>
+            </w:r>
+          </w:p>
+        </w:tc>
+        <w:tc>
+          <w:tcPr>
+            <w:tcW w:w="1200" w:type="pct"/>
+            <w:shd w:val="clear" w:color="auto" w:fill="auto"/>
+          </w:tcPr>
+          <w:p>
+            <w:pPr>
+              <w:spacing w:before="40" w:after="40"/>
+              <w:jc w:val="left"/>
+              <w:rPr>
+                <w:rFonts w:cs="Arial"/>
+                <w:color w:val="auto"/>
+                <w:sz w:val="20"/>
+              </w:rPr>
+            </w:pPr>
+            <w:r>
+              <w:rPr>
+                <w:rFonts w:cs="Arial"/>
+                <w:color w:val="auto"/>
+                <w:sz w:val="20"/>
+              </w:rPr>
+              <w:t>PF-RNF12-01, Anexo F</w:t>
+            </w:r>
+          </w:p>
+        </w:tc>
+        <w:tc>
+          <w:tcPr>
+            <w:tcW w:w="2100" w:type="pct"/>
+            <w:shd w:val="clear" w:color="auto" w:fill="auto"/>
+          </w:tcPr>
+          <w:p>
+            <w:pPr>
+              <w:spacing w:before="40" w:after="40"/>
+              <w:jc w:val="left"/>
+              <w:rPr>
+                <w:rFonts w:cs="Arial"/>
+                <w:color w:val="auto"/>
+                <w:sz w:val="20"/>
+              </w:rPr>
+            </w:pPr>
+            <w:r>
+              <w:rPr>
+                <w:rFonts w:cs="Arial"/>
+                <w:color w:val="auto"/>
+                <w:sz w:val="20"/>
+              </w:rPr>
+              <w:t>[Pendiente: visto bueno del colegio y número de estudiantes con ambos documentos firmados]</w:t>
+            </w:r>
+          </w:p>
+        </w:tc>
+      </w:tr>
+      <w:tr>
+        <w:tc>
+          <w:tcPr>
+            <w:tcW w:w="1700" w:type="pct"/>
+            <w:shd w:val="clear" w:color="auto" w:fill="auto"/>
+          </w:tcPr>
+          <w:p>
+            <w:pPr>
+              <w:spacing w:before="40" w:after="40"/>
+              <w:jc w:val="left"/>
+              <w:rPr>
+                <w:rFonts w:cs="Arial"/>
+                <w:color w:val="auto"/>
+                <w:sz w:val="20"/>
+              </w:rPr>
+            </w:pPr>
+            <w:r>
+              <w:rPr>
+                <w:rFonts w:cs="Arial"/>
+                <w:color w:val="auto"/>
+                <w:sz w:val="20"/>
+              </w:rPr>
+              <w:t>Recorrido completo con cronómetro</w:t>
+            </w:r>
+          </w:p>
+        </w:tc>
+        <w:tc>
+          <w:tcPr>
+            <w:tcW w:w="1200" w:type="pct"/>
+            <w:shd w:val="clear" w:color="auto" w:fill="auto"/>
+          </w:tcPr>
+          <w:p>
+            <w:pPr>
+              <w:spacing w:before="40" w:after="40"/>
+              <w:jc w:val="left"/>
+              <w:rPr>
+                <w:rFonts w:cs="Arial"/>
+                <w:color w:val="auto"/>
+                <w:sz w:val="20"/>
+              </w:rPr>
+            </w:pPr>
+            <w:r>
+              <w:rPr>
+                <w:rFonts w:cs="Arial"/>
+                <w:color w:val="auto"/>
+                <w:sz w:val="20"/>
+              </w:rPr>
+              <w:t>PF-RNF13-01, H8</w:t>
+            </w:r>
+          </w:p>
+        </w:tc>
+        <w:tc>
+          <w:tcPr>
+            <w:tcW w:w="2100" w:type="pct"/>
+            <w:shd w:val="clear" w:color="auto" w:fill="auto"/>
+          </w:tcPr>
+          <w:p>
+            <w:pPr>
+              <w:spacing w:before="40" w:after="40"/>
+              <w:jc w:val="left"/>
+              <w:rPr>
+                <w:rFonts w:cs="Arial"/>
+                <w:color w:val="auto"/>
+                <w:sz w:val="20"/>
+              </w:rPr>
+            </w:pPr>
+            <w:r>
+              <w:rPr>
+                <w:rFonts w:cs="Arial"/>
+                <w:color w:val="auto"/>
+                <w:sz w:val="20"/>
+              </w:rPr>
+              <w:t>[Pendiente: duración e incidencias frente a la referencia de 20 a 40 min]</w:t>
+            </w:r>
+          </w:p>
+        </w:tc>
+      </w:tr>
+      <w:tr>
+        <w:tc>
+          <w:tcPr>
+            <w:tcW w:w="1700" w:type="pct"/>
+            <w:shd w:val="clear" w:color="auto" w:fill="auto"/>
+          </w:tcPr>
+          <w:p>
+            <w:pPr>
+              <w:spacing w:before="40" w:after="40"/>
+              <w:jc w:val="left"/>
+              <w:rPr>
+                <w:rFonts w:cs="Arial"/>
+                <w:color w:val="auto"/>
+                <w:sz w:val="20"/>
+              </w:rPr>
+            </w:pPr>
+            <w:r>
+              <w:rPr>
+                <w:rFonts w:cs="Arial"/>
+                <w:color w:val="auto"/>
+                <w:sz w:val="20"/>
+              </w:rPr>
+              <w:t>Segundo equipo y equipo sin tarjeta gráfica dedicada</w:t>
+            </w:r>
+          </w:p>
+        </w:tc>
+        <w:tc>
+          <w:tcPr>
+            <w:tcW w:w="1200" w:type="pct"/>
+            <w:shd w:val="clear" w:color="auto" w:fill="auto"/>
+          </w:tcPr>
+          <w:p>
+            <w:pPr>
+              <w:spacing w:before="40" w:after="40"/>
+              <w:jc w:val="left"/>
+              <w:rPr>
+                <w:rFonts w:cs="Arial"/>
+                <w:color w:val="auto"/>
+                <w:sz w:val="20"/>
+              </w:rPr>
+            </w:pPr>
+            <w:r>
+              <w:rPr>
+                <w:rFonts w:cs="Arial"/>
+                <w:color w:val="auto"/>
+                <w:sz w:val="20"/>
+              </w:rPr>
+              <w:t>PF-RNF07-02 y PF-CT02-01, H3 y H5</w:t>
+            </w:r>
+          </w:p>
+        </w:tc>
+        <w:tc>
+          <w:tcPr>
+            <w:tcW w:w="2100" w:type="pct"/>
+            <w:shd w:val="clear" w:color="auto" w:fill="auto"/>
+          </w:tcPr>
+          <w:p>
+            <w:pPr>
+              <w:spacing w:before="40" w:after="40"/>
+              <w:jc w:val="left"/>
+              <w:rPr>
+                <w:rFonts w:cs="Arial"/>
+                <w:color w:val="auto"/>
+                <w:sz w:val="20"/>
+              </w:rPr>
+            </w:pPr>
+            <w:r>
+              <w:rPr>
+                <w:rFonts w:cs="Arial"/>
+                <w:color w:val="auto"/>
+                <w:sz w:val="20"/>
+              </w:rPr>
+              <w:t>[Pendiente: equipos, cargas y memoria]</w:t>
+            </w:r>
+          </w:p>
+        </w:tc>
+      </w:tr>
+      <w:tr>
+        <w:tc>
+          <w:tcPr>
+            <w:tcW w:w="1700" w:type="pct"/>
+            <w:shd w:val="clear" w:color="auto" w:fill="auto"/>
+          </w:tcPr>
+          <w:p>
+            <w:pPr>
+              <w:spacing w:before="40" w:after="40"/>
+              <w:jc w:val="left"/>
+              <w:rPr>
+                <w:rFonts w:cs="Arial"/>
+                <w:color w:val="auto"/>
+                <w:sz w:val="20"/>
+              </w:rPr>
+            </w:pPr>
+            <w:r>
+              <w:rPr>
+                <w:rFonts w:cs="Arial"/>
+                <w:color w:val="auto"/>
+                <w:sz w:val="20"/>
+              </w:rPr>
+              <w:t>Ejecución con el adaptador de red deshabilitado</w:t>
+            </w:r>
+          </w:p>
+        </w:tc>
+        <w:tc>
+          <w:tcPr>
+            <w:tcW w:w="1200" w:type="pct"/>
+            <w:shd w:val="clear" w:color="auto" w:fill="auto"/>
+          </w:tcPr>
+          <w:p>
+            <w:pPr>
+              <w:spacing w:before="40" w:after="40"/>
+              <w:jc w:val="left"/>
+              <w:rPr>
+                <w:rFonts w:cs="Arial"/>
+                <w:color w:val="auto"/>
+                <w:sz w:val="20"/>
+              </w:rPr>
+            </w:pPr>
+            <w:r>
+              <w:rPr>
+                <w:rFonts w:cs="Arial"/>
+                <w:color w:val="auto"/>
+                <w:sz w:val="20"/>
+              </w:rPr>
+              <w:t>PF-RNF08-01, H4</w:t>
+            </w:r>
+          </w:p>
+        </w:tc>
+        <w:tc>
+          <w:tcPr>
+            <w:tcW w:w="2100" w:type="pct"/>
+            <w:shd w:val="clear" w:color="auto" w:fill="auto"/>
+          </w:tcPr>
+          <w:p>
+            <w:pPr>
+              <w:spacing w:before="40" w:after="40"/>
+              <w:jc w:val="left"/>
+              <w:rPr>
+                <w:rFonts w:cs="Arial"/>
+                <w:color w:val="auto"/>
+                <w:sz w:val="20"/>
+              </w:rPr>
+            </w:pPr>
+            <w:r>
+              <w:rPr>
+                <w:rFonts w:cs="Arial"/>
+                <w:color w:val="auto"/>
+                <w:sz w:val="20"/>
+              </w:rPr>
+              <w:t>[Pendiente: resultado con el adaptador de red deshabilitado]; el arnés no vio conexiones en 4 516 muestras</w:t>
+            </w:r>
+          </w:p>
+        </w:tc>
+      </w:tr>
+      <w:tr>
+        <w:tc>
+          <w:tcPr>
+            <w:tcW w:w="1700" w:type="pct"/>
+            <w:shd w:val="clear" w:color="auto" w:fill="auto"/>
+          </w:tcPr>
+          <w:p>
+            <w:pPr>
+              <w:spacing w:before="40" w:after="40"/>
+              <w:jc w:val="left"/>
+              <w:rPr>
+                <w:rFonts w:cs="Arial"/>
+                <w:color w:val="auto"/>
+                <w:sz w:val="20"/>
+              </w:rPr>
+            </w:pPr>
+            <w:r>
+              <w:rPr>
+                <w:rFonts w:cs="Arial"/>
+                <w:color w:val="auto"/>
+                <w:sz w:val="20"/>
+              </w:rPr>
+              <w:t>Sonido, vista y mano</w:t>
+            </w:r>
+          </w:p>
+        </w:tc>
+        <w:tc>
+          <w:tcPr>
+            <w:tcW w:w="1200" w:type="pct"/>
+            <w:shd w:val="clear" w:color="auto" w:fill="auto"/>
+          </w:tcPr>
+          <w:p>
+            <w:pPr>
+              <w:spacing w:before="40" w:after="40"/>
+              <w:jc w:val="left"/>
+              <w:rPr>
+                <w:rFonts w:cs="Arial"/>
+                <w:color w:val="auto"/>
+                <w:sz w:val="20"/>
+              </w:rPr>
+            </w:pPr>
+            <w:r>
+              <w:rPr>
+                <w:rFonts w:cs="Arial"/>
+                <w:color w:val="auto"/>
+                <w:sz w:val="20"/>
+              </w:rPr>
+              <w:t>PF-SON-01 a PF-SON-03, H6 a H7 y H9 a H13</w:t>
+            </w:r>
+          </w:p>
+        </w:tc>
+        <w:tc>
+          <w:tcPr>
+            <w:tcW w:w="2100" w:type="pct"/>
+            <w:shd w:val="clear" w:color="auto" w:fill="auto"/>
+          </w:tcPr>
+          <w:p>
+            <w:pPr>
+              <w:spacing w:before="40" w:after="40"/>
+              <w:jc w:val="left"/>
+              <w:rPr>
+                <w:rFonts w:cs="Arial"/>
+                <w:color w:val="auto"/>
+                <w:sz w:val="20"/>
+              </w:rPr>
+            </w:pPr>
+            <w:r>
+              <w:rPr>
+                <w:rFonts w:cs="Arial"/>
+                <w:color w:val="auto"/>
+                <w:sz w:val="20"/>
+              </w:rPr>
+              <w:t>[Pendiente: piezas que suenan y piezas que no, y resultado de cada comprobación]</w:t>
+            </w:r>
+          </w:p>
+        </w:tc>
+      </w:tr>
+      <w:tr>
+        <w:tc>
+          <w:tcPr>
+            <w:tcW w:w="1700" w:type="pct"/>
+            <w:shd w:val="clear" w:color="auto" w:fill="auto"/>
+          </w:tcPr>
+          <w:p>
+            <w:pPr>
+              <w:spacing w:before="40" w:after="40"/>
+              <w:jc w:val="left"/>
+              <w:rPr>
+                <w:rFonts w:cs="Arial"/>
+                <w:color w:val="auto"/>
+                <w:sz w:val="20"/>
+              </w:rPr>
+            </w:pPr>
+            <w:r>
+              <w:rPr>
+                <w:rFonts w:cs="Arial"/>
+                <w:color w:val="auto"/>
+                <w:sz w:val="20"/>
+              </w:rPr>
+              <w:t>Contenido y autorizaciones</w:t>
+            </w:r>
+          </w:p>
+        </w:tc>
+        <w:tc>
+          <w:tcPr>
+            <w:tcW w:w="1200" w:type="pct"/>
+            <w:shd w:val="clear" w:color="auto" w:fill="auto"/>
+          </w:tcPr>
+          <w:p>
+            <w:pPr>
+              <w:spacing w:before="40" w:after="40"/>
+              <w:jc w:val="left"/>
+              <w:rPr>
+                <w:rFonts w:cs="Arial"/>
+                <w:color w:val="auto"/>
+                <w:sz w:val="20"/>
+              </w:rPr>
+            </w:pPr>
+            <w:r>
+              <w:rPr>
+                <w:rFonts w:cs="Arial"/>
+                <w:color w:val="auto"/>
+                <w:sz w:val="20"/>
+              </w:rPr>
+              <w:t>PF-RNF22-01 y PF-RNF23-01</w:t>
+            </w:r>
+          </w:p>
+        </w:tc>
+        <w:tc>
+          <w:tcPr>
+            <w:tcW w:w="2100" w:type="pct"/>
+            <w:shd w:val="clear" w:color="auto" w:fill="auto"/>
+          </w:tcPr>
+          <w:p>
+            <w:pPr>
+              <w:spacing w:before="40" w:after="40"/>
+              <w:jc w:val="left"/>
+              <w:rPr>
+                <w:rFonts w:cs="Arial"/>
+                <w:color w:val="auto"/>
+                <w:sz w:val="20"/>
+              </w:rPr>
+            </w:pPr>
+            <w:r>
+              <w:rPr>
+                <w:rFonts w:cs="Arial"/>
+                <w:color w:val="auto"/>
+                <w:sz w:val="20"/>
+              </w:rPr>
+              <w:t>Inspección hecha; [Pendiente: confirmación del contenido y soporte escrito de la Familia Anonaky y de la colaboradora de arte]</w:t>
+            </w:r>
+          </w:p>
+        </w:tc>
+      </w:tr>
+    </w:tbl>
+    <w:p>
+      <w:pPr>
+        <w:spacing w:before="80" w:after="240"/>
+      </w:pPr>
+      <w:r>
+        <w:rPr>
+          <w:rFonts w:cs="Arial"/>
+          <w:color w:val="auto"/>
+          <w:sz w:val="18"/>
+        </w:rPr>
+        <w:t>Fuente: elaboración propia a partir de la hoja de comprobaciones humanas (Anexo G).</w:t>
+      </w:r>
+    </w:p>
+    <w:p>
+      <w:pPr>
+        <w:pStyle w:val="Ttulo2"/>
+        <w:spacing w:before="240"/>
+      </w:pPr>
+      <w:bookmarkStart w:id="126" w:name="_Toc242564831"/>
+      <w:r>
+        <w:rPr>
+          <w:b w:val="0"/>
+          <w:color w:val="auto"/>
+        </w:rPr>
+        <w:t>9.3 Conclusiones del objetivo</w:t>
+      </w:r>
+      <w:bookmarkEnd w:id="126"/>
+    </w:p>
+    <w:p>
+      <w:pPr>
+        <w:spacing w:before="240" w:after="240"/>
+      </w:pPr>
+      <w:r>
+        <w:rPr>
+          <w:rFonts w:cs="Arial"/>
+          <w:color w:val="auto"/>
+        </w:rPr>
+        <w:t>De los 136 casos, 122 terminan en P, 4 en F y 10 esperan a Santiago Benavides Rey. La eficacia es de 96,8 % frente a la meta de 90 %, y los 45 RF de prioridad Alta están implementados, porque ninguno tiene un defecto Bloqueante o Mayor; el único fallido que toca uno de ellos, PF-RF45-05, es Menor. De las etiquetas que el indicador nombra, NAV (94,1 %) y BOT (100 %) superan la meta y SON no se puede calcular hasta que Santiago Benavides Rey escuche las piezas; la más baja es RNF, con 78,6 %, por textos e iconos fuera de su caja (PF-RNF03-01), identificadores en español (PF-RNF15-01) y commits sin tarjeta (PF-RNF17-</w:t>
+      </w:r>
+      <w:r>
+        <w:rPr>
+          <w:rFonts w:cs="Arial"/>
+          <w:color w:val="auto"/>
+        </w:rPr>
+        <w:lastRenderedPageBreak/>
+        <w:t>01). Los dos indicadores se cumplen en lo medido, y el primero queda abierto en su parte de sonido.</w:t>
+      </w:r>
+    </w:p>
+    <w:p>
+      <w:pPr>
+        <w:spacing w:before="240" w:after="240"/>
+      </w:pPr>
+      <w:r>
+        <w:rPr>
+          <w:rFonts w:cs="Arial"/>
+          <w:color w:val="auto"/>
+        </w:rPr>
+        <w:t>Evaluar sobre el ejecutable y no sobre el Editor cambió resultados que la suite no podía mostrar. En la primera pasada aparecieron las conexiones de red del reproductor, porque las pruebas leían la configuración del repositorio y no la que queda dentro del ejecutable, y dos defectos del laberinto, porque las pruebas llaman a los controladores en vez de simular el puntero. Sobre rc3, con el arte final, la familia de perfil y las expresiones por línea, todas las sesiones jugables aprobaron y lo que apareció fue de disposición: iconos y textos fuera de su caja y un doble clic en «Omitir».</w:t>
+      </w:r>
+    </w:p>
+    <w:p>
+      <w:pPr>
+        <w:spacing w:before="240" w:after="240"/>
+      </w:pPr>
+      <w:r>
+        <w:rPr>
+          <w:rFonts w:cs="Arial"/>
+          <w:color w:val="auto"/>
+        </w:rPr>
+        <w:t>Lo que la evaluación no pudo observar tiene causa: el arnés no oye, no cronometra a un niño ni cambia de equipo, y PG-05 y PG-06 exigen estudiantes y el consentimiento de sus acudientes. Por eso RNF-07, RNF-08, CT-02, el sonido y la ruta de 20 a 40 min dependen de Santiago Benavides Rey. Los diez casos quedan fuera del denominador; cuando se ejecuten, la eficacia se recalcula con ellos y el indicador de sonidos se cierra con los tres de SON.</w:t>
+      </w:r>
+    </w:p>
+    <w:p>
+      <w:pPr>
+        <w:pStyle w:val="Ttulo3"/>
+        <w:spacing w:before="240"/>
+      </w:pPr>
+      <w:bookmarkStart w:id="127" w:name="_Toc242564832"/>
+      <w:r>
+        <w:rPr>
+          <w:rFonts w:cs="Arial"/>
+        </w:rPr>
+        <w:t>9.3.1 Oportunidades de mejora para trabajos futuros</w:t>
+      </w:r>
+      <w:bookmarkEnd w:id="127"/>
+    </w:p>
+    <w:p>
+      <w:pPr>
+        <w:spacing w:before="240" w:after="240"/>
+      </w:pPr>
+      <w:r>
+        <w:rPr>
+          <w:rFonts w:cs="Arial"/>
+          <w:color w:val="auto"/>
+        </w:rPr>
+        <w:t>Las oportunidades salen de los defectos abiertos, de las observaciones y de lo que quedó sin medir, y se ordenan por su efecto en el estudiante y en el docente. En la interfaz, la instrucción de tres líneas del bosque se sale de su tablilla (DEF-RC3-10); el informe docente necesita una altura propia para los iconos de la cabecera y un botón «Volver al menú» más ancho (DEF-RC3-05), y «Eliminar datos» parte su texto en dos líneas (DEF-RC3-11); el resumen de nivel muestra a Algoritm como un círculo con su nombre y no con su diseño final (DEF-RC3-01). En la mecánica, ignorar la entrada unos 300 ms tras cargar el resumen evita que un doble clic en «Omitir» llegue a «Volver al menú de niveles» (DEF-RC3-09), y una evaluación con estudiantes que pida partidas comparables exige fijar la distribución de las siete piezas del Nivel 1, hoy aleatoria (DEF-RC3-04).</w:t>
+      </w:r>
+    </w:p>
+    <w:p>
+      <w:pPr>
+        <w:spacing w:before="240" w:after="240"/>
+      </w:pPr>
+      <w:r>
+        <w:rPr>
+          <w:rFonts w:cs="Arial"/>
+          <w:color w:val="auto"/>
+        </w:rPr>
+        <w:t>La inspección del código y del historial halló tres. RNF-15 no se cumple en ForestSceneController, WorkshopSceneController y MazeSceneController, del Nivel 2, que conservan identificadores en español (DEF-RC3-I01). La trazabilidad entre commit y tarjeta del tablero (RNF-17) es débil: 9 de los 122 commits que tocan Assets llevan tarjeta (7,4 %), frente al 100 % que pide el criterio; no se corrige sin reescribir la historia, pero se evita desde ahora exigiéndola en la plantilla del mensaje (DEF-RC3-I02). Y nueve imágenes de caras conservan un halo tenue de croma (DEF-RC3-I03), que se limpia con la herramienta arte_check.py y copia de respaldo. Las pruebas de arquitectura deberían tolerar un nivel ausente para que RNF-16 pueda declarar cero fallos de acoplamiento (DEF-RC3-12), el laberinto debe correrse en PlayMode sobre el commit que se entregue (DEF-RC3-I04) y el paquete trae DirectML.dll, la carpeta D3D12 y módulos de red de Unity que nada del juego llama.</w:t>
+      </w:r>
+    </w:p>
+    <w:p>
+      <w:pPr>
+        <w:spacing w:before="240" w:after="240"/>
+      </w:pPr>
+      <w:r>
+        <w:rPr>
+          <w:rFonts w:cs="Arial"/>
+          <w:color w:val="auto"/>
+        </w:rPr>
+        <w:t>Los pendientes de la Tabla 16 no son trabajo futuro: se cierran con la sesión con estudiantes y las comprobaciones de Santiago Benavides Rey. Como trabajo futuro quedan el residuo que el motor escribe en el registro de Windows (DEF-RC2-01) y la música, el sonido del diálogo, el ambiente nocturno del Nivel 2 y el silencio de la escena final, del carril de sonido. Cuatro observaciones piden corregir el documento de casos y no el juego (DEF-RC3-02, 04, 06 y 07).</w:t>
       </w:r>
     </w:p>
     <w:p>
@@ -23301,8 +28615,8 @@
           <w:caps w:val="0"/>
         </w:rPr>
       </w:pPr>
-      <w:bookmarkStart w:id="114" w:name="_Toc379905744"/>
-      <w:bookmarkStart w:id="115" w:name="_Toc242545689"/>
+      <w:bookmarkStart w:id="128" w:name="_Toc379905744"/>
+      <w:bookmarkStart w:id="129" w:name="_Toc242564833"/>
       <w:r>
         <w:rPr>
           <w:rFonts w:cs="Arial"/>
@@ -23313,8 +28627,8 @@
         <w:lastRenderedPageBreak/>
         <w:t>BIBLIOGRAFÍA</w:t>
       </w:r>
-      <w:bookmarkEnd w:id="114"/>
-      <w:bookmarkEnd w:id="115"/>
+      <w:bookmarkEnd w:id="128"/>
+      <w:bookmarkEnd w:id="129"/>
     </w:p>
     <w:p>
       <w:pPr>
@@ -25958,6 +31272,15 @@
       </w:r>
       <w:r>
         <w:t xml:space="preserve"> Me lo leyó: ________________________________</w:t>
+      </w:r>
+    </w:p>
+    <w:p>
+      <w:r>
+        <w:rPr>
+          <w:rFonts w:cs="Arial"/>
+          <w:color w:val="auto"/>
+        </w:rPr>
+        <w:t>Anexo G. Solución del cuarto objetivo específico: evaluación del prototipo (Solucion_OE4_Evaluacion_prototipo.docx)</w:t>
       </w:r>
     </w:p>
     <w:p/>
@@ -33589,10 +38912,6 @@
 </file>
 
 <file path=customXml/item1.xml><?xml version="1.0" encoding="utf-8"?>
-<b:Sources xmlns:b="http://schemas.openxmlformats.org/officeDocument/2006/bibliography" xmlns="http://schemas.openxmlformats.org/officeDocument/2006/bibliography" SelectedStyle="\IEEE2006OfficeOnline.xsl" StyleName="IEEE" Version="2006"/>
-</file>
-
-<file path=customXml/item2.xml><?xml version="1.0" encoding="utf-8"?>
 <PERRLA xmlns="PERRLAReferences" id="1" gen="1772897757446_fz0nj9rbg">
   <References>
     <Reference>
@@ -35985,18 +41304,22 @@
 </PERRLA>
 </file>
 
+<file path=customXml/item2.xml><?xml version="1.0" encoding="utf-8"?>
+<b:Sources xmlns:b="http://schemas.openxmlformats.org/officeDocument/2006/bibliography" xmlns="http://schemas.openxmlformats.org/officeDocument/2006/bibliography" SelectedStyle="\IEEE2006OfficeOnline.xsl" StyleName="IEEE" Version="2006"/>
+</file>
+
 <file path=customXml/itemProps1.xml><?xml version="1.0" encoding="utf-8"?>
+<ds:datastoreItem xmlns:ds="http://schemas.openxmlformats.org/officeDocument/2006/customXml" ds:itemID="{75E55BB1-1658-473A-8BA5-374477F37E7C}">
+  <ds:schemaRefs>
+    <ds:schemaRef ds:uri="PERRLAReferences"/>
+  </ds:schemaRefs>
+</ds:datastoreItem>
+</file>
+
+<file path=customXml/itemProps2.xml><?xml version="1.0" encoding="utf-8"?>
 <ds:datastoreItem xmlns:ds="http://schemas.openxmlformats.org/officeDocument/2006/customXml" ds:itemID="{5C672598-A095-4690-A035-71B3EC7C3A93}">
   <ds:schemaRefs>
     <ds:schemaRef ds:uri="http://schemas.openxmlformats.org/officeDocument/2006/bibliography"/>
   </ds:schemaRefs>
 </ds:datastoreItem>
-</file>
-
-<file path=customXml/itemProps2.xml><?xml version="1.0" encoding="utf-8"?>
-<ds:datastoreItem xmlns:ds="http://schemas.openxmlformats.org/officeDocument/2006/customXml" ds:itemID="{75E55BB1-1658-473A-8BA5-374477F37E7C}">
-  <ds:schemaRefs>
-    <ds:schemaRef ds:uri="PERRLAReferences"/>
-  </ds:schemaRefs>
-</ds:datastoreItem>
 </file>
--- a/docs/Trabajo_de_Grado_Entrega_Plantilla_28jul.docx
+++ b/docs/Trabajo_de_Grado_Entrega_Plantilla_28jul.docx
@@ -110,7 +110,21 @@
           <w:rFonts w:cs="Arial"/>
           <w:color w:val="auto"/>
         </w:rPr>
-        <w:t>DESARROLLO DE UN PROTOTIPO DE VIDEOJUEGO EDUCATIVO COMO HERRAMIENTA TECNOLÓGICA DIDÁCTICA PARA INCENTIVAR EL PENSAMIENTO COMPUTACIONAL EN ESTUDIANTES DE GRADO CUARTO DE PRIMARIA DEL COLEGIO EL LIBERTADOR IED.</w:t>
+        <w:t xml:space="preserve">DESARROLLO DE UN PROTOTIPO DE VIDEOJUEGO EDUCATIVO COMO HERRAMIENTA TECNOLÓGICA DIDÁCTICA PARA INCENTIVAR EL PENSAMIENTO COMPUTACIONAL EN ESTUDIANTES DE GRADO </w:t>
+      </w:r>
+      <w:r>
+        <w:rPr>
+          <w:rFonts w:cs="Arial"/>
+          <w:color w:val="auto"/>
+        </w:rPr>
+        <w:t>QUIN</w:t>
+      </w:r>
+      <w:r>
+        <w:rPr>
+          <w:rFonts w:cs="Arial"/>
+          <w:color w:val="auto"/>
+        </w:rPr>
+        <w:t>TO DE PRIMARIA DEL COLEGIO EL LIBERTADOR IED.</w:t>
       </w:r>
     </w:p>
     <w:p>
@@ -338,7 +352,21 @@
           <w:rFonts w:cs="Arial"/>
           <w:color w:val="auto"/>
         </w:rPr>
-        <w:t>DESARROLLO DE UN PROTOTIPO DE VIDEOJUEGO EDUCATIVO COMO HERRAMIENTA TECNOLÓGICA DIDÁCTICA PARA INCENTIVAR EL PENSAMIENTO COMPUTACIONAL EN ESTUDIANTES DE GRADO CUARTO DE PRIMARIA DEL COLEGIO EL LIBERTADOR IED.</w:t>
+        <w:t xml:space="preserve">DESARROLLO DE UN PROTOTIPO DE VIDEOJUEGO EDUCATIVO COMO HERRAMIENTA TECNOLÓGICA DIDÁCTICA PARA INCENTIVAR EL PENSAMIENTO COMPUTACIONAL EN ESTUDIANTES DE GRADO </w:t>
+      </w:r>
+      <w:r>
+        <w:rPr>
+          <w:rFonts w:cs="Arial"/>
+          <w:color w:val="auto"/>
+        </w:rPr>
+        <w:t>QUIN</w:t>
+      </w:r>
+      <w:r>
+        <w:rPr>
+          <w:rFonts w:cs="Arial"/>
+          <w:color w:val="auto"/>
+        </w:rPr>
+        <w:t>TO DE PRIMARIA DEL COLEGIO EL LIBERTADOR IED.</w:t>
       </w:r>
     </w:p>
     <w:p>
@@ -1073,7 +1101,7 @@
           <w:r>
             <w:fldChar w:fldCharType="separate"/>
           </w:r>
-          <w:hyperlink w:anchor="_Toc242564761" w:history="1">
+          <w:hyperlink w:anchor="_Toc242806693" w:history="1">
             <w:r>
               <w:rPr>
                 <w:rStyle w:val="Hipervnculo"/>
@@ -1103,7 +1131,7 @@
                 <w:noProof/>
                 <w:webHidden/>
               </w:rPr>
-              <w:instrText xml:space="preserve"> PAGEREF _Toc242564761 \h </w:instrText>
+              <w:instrText xml:space="preserve"> PAGEREF _Toc242806693 \h </w:instrText>
             </w:r>
             <w:r>
               <w:rPr>
@@ -1145,7 +1173,7 @@
               <w14:ligatures w14:val="standardContextual"/>
             </w:rPr>
           </w:pPr>
-          <w:hyperlink w:anchor="_Toc242564762" w:history="1">
+          <w:hyperlink w:anchor="_Toc242806694" w:history="1">
             <w:r>
               <w:rPr>
                 <w:rStyle w:val="Hipervnculo"/>
@@ -1175,7 +1203,7 @@
                 <w:noProof/>
                 <w:webHidden/>
               </w:rPr>
-              <w:instrText xml:space="preserve"> PAGEREF _Toc242564762 \h </w:instrText>
+              <w:instrText xml:space="preserve"> PAGEREF _Toc242806694 \h </w:instrText>
             </w:r>
             <w:r>
               <w:rPr>
@@ -1220,7 +1248,7 @@
               <w14:ligatures w14:val="standardContextual"/>
             </w:rPr>
           </w:pPr>
-          <w:hyperlink w:anchor="_Toc242564763" w:history="1">
+          <w:hyperlink w:anchor="_Toc242806695" w:history="1">
             <w:r>
               <w:rPr>
                 <w:rStyle w:val="Hipervnculo"/>
@@ -1247,7 +1275,7 @@
                 <w:noProof/>
                 <w:webHidden/>
               </w:rPr>
-              <w:instrText xml:space="preserve"> PAGEREF _Toc242564763 \h </w:instrText>
+              <w:instrText xml:space="preserve"> PAGEREF _Toc242806695 \h </w:instrText>
             </w:r>
             <w:r>
               <w:rPr>
@@ -1292,7 +1320,7 @@
               <w14:ligatures w14:val="standardContextual"/>
             </w:rPr>
           </w:pPr>
-          <w:hyperlink w:anchor="_Toc242564764" w:history="1">
+          <w:hyperlink w:anchor="_Toc242806696" w:history="1">
             <w:r>
               <w:rPr>
                 <w:rStyle w:val="Hipervnculo"/>
@@ -1319,7 +1347,7 @@
                 <w:noProof/>
                 <w:webHidden/>
               </w:rPr>
-              <w:instrText xml:space="preserve"> PAGEREF _Toc242564764 \h </w:instrText>
+              <w:instrText xml:space="preserve"> PAGEREF _Toc242806696 \h </w:instrText>
             </w:r>
             <w:r>
               <w:rPr>
@@ -1364,7 +1392,7 @@
               <w14:ligatures w14:val="standardContextual"/>
             </w:rPr>
           </w:pPr>
-          <w:hyperlink w:anchor="_Toc242564765" w:history="1">
+          <w:hyperlink w:anchor="_Toc242806697" w:history="1">
             <w:r>
               <w:rPr>
                 <w:rStyle w:val="Hipervnculo"/>
@@ -1391,7 +1419,7 @@
                 <w:noProof/>
                 <w:webHidden/>
               </w:rPr>
-              <w:instrText xml:space="preserve"> PAGEREF _Toc242564765 \h </w:instrText>
+              <w:instrText xml:space="preserve"> PAGEREF _Toc242806697 \h </w:instrText>
             </w:r>
             <w:r>
               <w:rPr>
@@ -1436,7 +1464,7 @@
               <w14:ligatures w14:val="standardContextual"/>
             </w:rPr>
           </w:pPr>
-          <w:hyperlink w:anchor="_Toc242564766" w:history="1">
+          <w:hyperlink w:anchor="_Toc242806698" w:history="1">
             <w:r>
               <w:rPr>
                 <w:rStyle w:val="Hipervnculo"/>
@@ -1463,7 +1491,7 @@
                 <w:noProof/>
                 <w:webHidden/>
               </w:rPr>
-              <w:instrText xml:space="preserve"> PAGEREF _Toc242564766 \h </w:instrText>
+              <w:instrText xml:space="preserve"> PAGEREF _Toc242806698 \h </w:instrText>
             </w:r>
             <w:r>
               <w:rPr>
@@ -1505,7 +1533,7 @@
               <w14:ligatures w14:val="standardContextual"/>
             </w:rPr>
           </w:pPr>
-          <w:hyperlink w:anchor="_Toc242564767" w:history="1">
+          <w:hyperlink w:anchor="_Toc242806699" w:history="1">
             <w:r>
               <w:rPr>
                 <w:rStyle w:val="Hipervnculo"/>
@@ -1535,7 +1563,7 @@
                 <w:noProof/>
                 <w:webHidden/>
               </w:rPr>
-              <w:instrText xml:space="preserve"> PAGEREF _Toc242564767 \h </w:instrText>
+              <w:instrText xml:space="preserve"> PAGEREF _Toc242806699 \h </w:instrText>
             </w:r>
             <w:r>
               <w:rPr>
@@ -1580,7 +1608,7 @@
               <w14:ligatures w14:val="standardContextual"/>
             </w:rPr>
           </w:pPr>
-          <w:hyperlink w:anchor="_Toc242564768" w:history="1">
+          <w:hyperlink w:anchor="_Toc242806700" w:history="1">
             <w:r>
               <w:rPr>
                 <w:rStyle w:val="Hipervnculo"/>
@@ -1607,7 +1635,7 @@
                 <w:noProof/>
                 <w:webHidden/>
               </w:rPr>
-              <w:instrText xml:space="preserve"> PAGEREF _Toc242564768 \h </w:instrText>
+              <w:instrText xml:space="preserve"> PAGEREF _Toc242806700 \h </w:instrText>
             </w:r>
             <w:r>
               <w:rPr>
@@ -1652,7 +1680,7 @@
               <w14:ligatures w14:val="standardContextual"/>
             </w:rPr>
           </w:pPr>
-          <w:hyperlink w:anchor="_Toc242564769" w:history="1">
+          <w:hyperlink w:anchor="_Toc242806701" w:history="1">
             <w:r>
               <w:rPr>
                 <w:rStyle w:val="Hipervnculo"/>
@@ -1679,7 +1707,7 @@
                 <w:noProof/>
                 <w:webHidden/>
               </w:rPr>
-              <w:instrText xml:space="preserve"> PAGEREF _Toc242564769 \h </w:instrText>
+              <w:instrText xml:space="preserve"> PAGEREF _Toc242806701 \h </w:instrText>
             </w:r>
             <w:r>
               <w:rPr>
@@ -1721,7 +1749,7 @@
               <w14:ligatures w14:val="standardContextual"/>
             </w:rPr>
           </w:pPr>
-          <w:hyperlink w:anchor="_Toc242564770" w:history="1">
+          <w:hyperlink w:anchor="_Toc242806702" w:history="1">
             <w:r>
               <w:rPr>
                 <w:rStyle w:val="Hipervnculo"/>
@@ -1751,7 +1779,7 @@
                 <w:noProof/>
                 <w:webHidden/>
               </w:rPr>
-              <w:instrText xml:space="preserve"> PAGEREF _Toc242564770 \h </w:instrText>
+              <w:instrText xml:space="preserve"> PAGEREF _Toc242806702 \h </w:instrText>
             </w:r>
             <w:r>
               <w:rPr>
@@ -1796,7 +1824,7 @@
               <w14:ligatures w14:val="standardContextual"/>
             </w:rPr>
           </w:pPr>
-          <w:hyperlink w:anchor="_Toc242564771" w:history="1">
+          <w:hyperlink w:anchor="_Toc242806703" w:history="1">
             <w:r>
               <w:rPr>
                 <w:rStyle w:val="Hipervnculo"/>
@@ -1823,7 +1851,7 @@
                 <w:noProof/>
                 <w:webHidden/>
               </w:rPr>
-              <w:instrText xml:space="preserve"> PAGEREF _Toc242564771 \h </w:instrText>
+              <w:instrText xml:space="preserve"> PAGEREF _Toc242806703 \h </w:instrText>
             </w:r>
             <w:r>
               <w:rPr>
@@ -1865,7 +1893,7 @@
               <w14:ligatures w14:val="standardContextual"/>
             </w:rPr>
           </w:pPr>
-          <w:hyperlink w:anchor="_Toc242564772" w:history="1">
+          <w:hyperlink w:anchor="_Toc242806704" w:history="1">
             <w:r>
               <w:rPr>
                 <w:rStyle w:val="Hipervnculo"/>
@@ -1892,7 +1920,7 @@
                 <w:noProof/>
                 <w:webHidden/>
               </w:rPr>
-              <w:instrText xml:space="preserve"> PAGEREF _Toc242564772 \h </w:instrText>
+              <w:instrText xml:space="preserve"> PAGEREF _Toc242806704 \h </w:instrText>
             </w:r>
             <w:r>
               <w:rPr>
@@ -1934,7 +1962,7 @@
               <w14:ligatures w14:val="standardContextual"/>
             </w:rPr>
           </w:pPr>
-          <w:hyperlink w:anchor="_Toc242564773" w:history="1">
+          <w:hyperlink w:anchor="_Toc242806705" w:history="1">
             <w:r>
               <w:rPr>
                 <w:rStyle w:val="Hipervnculo"/>
@@ -1961,7 +1989,7 @@
                 <w:noProof/>
                 <w:webHidden/>
               </w:rPr>
-              <w:instrText xml:space="preserve"> PAGEREF _Toc242564773 \h </w:instrText>
+              <w:instrText xml:space="preserve"> PAGEREF _Toc242806705 \h </w:instrText>
             </w:r>
             <w:r>
               <w:rPr>
@@ -2003,7 +2031,7 @@
               <w14:ligatures w14:val="standardContextual"/>
             </w:rPr>
           </w:pPr>
-          <w:hyperlink w:anchor="_Toc242564774" w:history="1">
+          <w:hyperlink w:anchor="_Toc242806706" w:history="1">
             <w:r>
               <w:rPr>
                 <w:rStyle w:val="Hipervnculo"/>
@@ -2030,7 +2058,7 @@
                 <w:noProof/>
                 <w:webHidden/>
               </w:rPr>
-              <w:instrText xml:space="preserve"> PAGEREF _Toc242564774 \h </w:instrText>
+              <w:instrText xml:space="preserve"> PAGEREF _Toc242806706 \h </w:instrText>
             </w:r>
             <w:r>
               <w:rPr>
@@ -2072,7 +2100,7 @@
               <w14:ligatures w14:val="standardContextual"/>
             </w:rPr>
           </w:pPr>
-          <w:hyperlink w:anchor="_Toc242564775" w:history="1">
+          <w:hyperlink w:anchor="_Toc242806707" w:history="1">
             <w:r>
               <w:rPr>
                 <w:rStyle w:val="Hipervnculo"/>
@@ -2099,7 +2127,7 @@
                 <w:noProof/>
                 <w:webHidden/>
               </w:rPr>
-              <w:instrText xml:space="preserve"> PAGEREF _Toc242564775 \h </w:instrText>
+              <w:instrText xml:space="preserve"> PAGEREF _Toc242806707 \h </w:instrText>
             </w:r>
             <w:r>
               <w:rPr>
@@ -2141,7 +2169,7 @@
               <w14:ligatures w14:val="standardContextual"/>
             </w:rPr>
           </w:pPr>
-          <w:hyperlink w:anchor="_Toc242564776" w:history="1">
+          <w:hyperlink w:anchor="_Toc242806708" w:history="1">
             <w:r>
               <w:rPr>
                 <w:rStyle w:val="Hipervnculo"/>
@@ -2168,7 +2196,7 @@
                 <w:noProof/>
                 <w:webHidden/>
               </w:rPr>
-              <w:instrText xml:space="preserve"> PAGEREF _Toc242564776 \h </w:instrText>
+              <w:instrText xml:space="preserve"> PAGEREF _Toc242806708 \h </w:instrText>
             </w:r>
             <w:r>
               <w:rPr>
@@ -2210,7 +2238,7 @@
               <w14:ligatures w14:val="standardContextual"/>
             </w:rPr>
           </w:pPr>
-          <w:hyperlink w:anchor="_Toc242564777" w:history="1">
+          <w:hyperlink w:anchor="_Toc242806709" w:history="1">
             <w:r>
               <w:rPr>
                 <w:rStyle w:val="Hipervnculo"/>
@@ -2237,7 +2265,7 @@
                 <w:noProof/>
                 <w:webHidden/>
               </w:rPr>
-              <w:instrText xml:space="preserve"> PAGEREF _Toc242564777 \h </w:instrText>
+              <w:instrText xml:space="preserve"> PAGEREF _Toc242806709 \h </w:instrText>
             </w:r>
             <w:r>
               <w:rPr>
@@ -2282,7 +2310,7 @@
               <w14:ligatures w14:val="standardContextual"/>
             </w:rPr>
           </w:pPr>
-          <w:hyperlink w:anchor="_Toc242564778" w:history="1">
+          <w:hyperlink w:anchor="_Toc242806710" w:history="1">
             <w:r>
               <w:rPr>
                 <w:rStyle w:val="Hipervnculo"/>
@@ -2309,7 +2337,7 @@
                 <w:noProof/>
                 <w:webHidden/>
               </w:rPr>
-              <w:instrText xml:space="preserve"> PAGEREF _Toc242564778 \h </w:instrText>
+              <w:instrText xml:space="preserve"> PAGEREF _Toc242806710 \h </w:instrText>
             </w:r>
             <w:r>
               <w:rPr>
@@ -2351,7 +2379,7 @@
               <w14:ligatures w14:val="standardContextual"/>
             </w:rPr>
           </w:pPr>
-          <w:hyperlink w:anchor="_Toc242564779" w:history="1">
+          <w:hyperlink w:anchor="_Toc242806711" w:history="1">
             <w:r>
               <w:rPr>
                 <w:rStyle w:val="Hipervnculo"/>
@@ -2378,7 +2406,7 @@
                 <w:noProof/>
                 <w:webHidden/>
               </w:rPr>
-              <w:instrText xml:space="preserve"> PAGEREF _Toc242564779 \h </w:instrText>
+              <w:instrText xml:space="preserve"> PAGEREF _Toc242806711 \h </w:instrText>
             </w:r>
             <w:r>
               <w:rPr>
@@ -2420,7 +2448,7 @@
               <w14:ligatures w14:val="standardContextual"/>
             </w:rPr>
           </w:pPr>
-          <w:hyperlink w:anchor="_Toc242564780" w:history="1">
+          <w:hyperlink w:anchor="_Toc242806712" w:history="1">
             <w:r>
               <w:rPr>
                 <w:rStyle w:val="Hipervnculo"/>
@@ -2447,7 +2475,7 @@
                 <w:noProof/>
                 <w:webHidden/>
               </w:rPr>
-              <w:instrText xml:space="preserve"> PAGEREF _Toc242564780 \h </w:instrText>
+              <w:instrText xml:space="preserve"> PAGEREF _Toc242806712 \h </w:instrText>
             </w:r>
             <w:r>
               <w:rPr>
@@ -2489,7 +2517,7 @@
               <w14:ligatures w14:val="standardContextual"/>
             </w:rPr>
           </w:pPr>
-          <w:hyperlink w:anchor="_Toc242564781" w:history="1">
+          <w:hyperlink w:anchor="_Toc242806713" w:history="1">
             <w:r>
               <w:rPr>
                 <w:rStyle w:val="Hipervnculo"/>
@@ -2516,7 +2544,7 @@
                 <w:noProof/>
                 <w:webHidden/>
               </w:rPr>
-              <w:instrText xml:space="preserve"> PAGEREF _Toc242564781 \h </w:instrText>
+              <w:instrText xml:space="preserve"> PAGEREF _Toc242806713 \h </w:instrText>
             </w:r>
             <w:r>
               <w:rPr>
@@ -2558,7 +2586,7 @@
               <w14:ligatures w14:val="standardContextual"/>
             </w:rPr>
           </w:pPr>
-          <w:hyperlink w:anchor="_Toc242564782" w:history="1">
+          <w:hyperlink w:anchor="_Toc242806714" w:history="1">
             <w:r>
               <w:rPr>
                 <w:rStyle w:val="Hipervnculo"/>
@@ -2585,7 +2613,7 @@
                 <w:noProof/>
                 <w:webHidden/>
               </w:rPr>
-              <w:instrText xml:space="preserve"> PAGEREF _Toc242564782 \h </w:instrText>
+              <w:instrText xml:space="preserve"> PAGEREF _Toc242806714 \h </w:instrText>
             </w:r>
             <w:r>
               <w:rPr>
@@ -2627,7 +2655,7 @@
               <w14:ligatures w14:val="standardContextual"/>
             </w:rPr>
           </w:pPr>
-          <w:hyperlink w:anchor="_Toc242564783" w:history="1">
+          <w:hyperlink w:anchor="_Toc242806715" w:history="1">
             <w:r>
               <w:rPr>
                 <w:rStyle w:val="Hipervnculo"/>
@@ -2654,7 +2682,7 @@
                 <w:noProof/>
                 <w:webHidden/>
               </w:rPr>
-              <w:instrText xml:space="preserve"> PAGEREF _Toc242564783 \h </w:instrText>
+              <w:instrText xml:space="preserve"> PAGEREF _Toc242806715 \h </w:instrText>
             </w:r>
             <w:r>
               <w:rPr>
@@ -2696,7 +2724,7 @@
               <w14:ligatures w14:val="standardContextual"/>
             </w:rPr>
           </w:pPr>
-          <w:hyperlink w:anchor="_Toc242564784" w:history="1">
+          <w:hyperlink w:anchor="_Toc242806716" w:history="1">
             <w:r>
               <w:rPr>
                 <w:rStyle w:val="Hipervnculo"/>
@@ -2723,7 +2751,7 @@
                 <w:noProof/>
                 <w:webHidden/>
               </w:rPr>
-              <w:instrText xml:space="preserve"> PAGEREF _Toc242564784 \h </w:instrText>
+              <w:instrText xml:space="preserve"> PAGEREF _Toc242806716 \h </w:instrText>
             </w:r>
             <w:r>
               <w:rPr>
@@ -2765,7 +2793,7 @@
               <w14:ligatures w14:val="standardContextual"/>
             </w:rPr>
           </w:pPr>
-          <w:hyperlink w:anchor="_Toc242564785" w:history="1">
+          <w:hyperlink w:anchor="_Toc242806717" w:history="1">
             <w:r>
               <w:rPr>
                 <w:rStyle w:val="Hipervnculo"/>
@@ -2792,7 +2820,7 @@
                 <w:noProof/>
                 <w:webHidden/>
               </w:rPr>
-              <w:instrText xml:space="preserve"> PAGEREF _Toc242564785 \h </w:instrText>
+              <w:instrText xml:space="preserve"> PAGEREF _Toc242806717 \h </w:instrText>
             </w:r>
             <w:r>
               <w:rPr>
@@ -2837,7 +2865,7 @@
               <w14:ligatures w14:val="standardContextual"/>
             </w:rPr>
           </w:pPr>
-          <w:hyperlink w:anchor="_Toc242564786" w:history="1">
+          <w:hyperlink w:anchor="_Toc242806718" w:history="1">
             <w:r>
               <w:rPr>
                 <w:rStyle w:val="Hipervnculo"/>
@@ -2864,7 +2892,7 @@
                 <w:noProof/>
                 <w:webHidden/>
               </w:rPr>
-              <w:instrText xml:space="preserve"> PAGEREF _Toc242564786 \h </w:instrText>
+              <w:instrText xml:space="preserve"> PAGEREF _Toc242806718 \h </w:instrText>
             </w:r>
             <w:r>
               <w:rPr>
@@ -2906,7 +2934,7 @@
               <w14:ligatures w14:val="standardContextual"/>
             </w:rPr>
           </w:pPr>
-          <w:hyperlink w:anchor="_Toc242564787" w:history="1">
+          <w:hyperlink w:anchor="_Toc242806719" w:history="1">
             <w:r>
               <w:rPr>
                 <w:rStyle w:val="Hipervnculo"/>
@@ -2933,7 +2961,7 @@
                 <w:noProof/>
                 <w:webHidden/>
               </w:rPr>
-              <w:instrText xml:space="preserve"> PAGEREF _Toc242564787 \h </w:instrText>
+              <w:instrText xml:space="preserve"> PAGEREF _Toc242806719 \h </w:instrText>
             </w:r>
             <w:r>
               <w:rPr>
@@ -2975,7 +3003,7 @@
               <w14:ligatures w14:val="standardContextual"/>
             </w:rPr>
           </w:pPr>
-          <w:hyperlink w:anchor="_Toc242564788" w:history="1">
+          <w:hyperlink w:anchor="_Toc242806720" w:history="1">
             <w:r>
               <w:rPr>
                 <w:rStyle w:val="Hipervnculo"/>
@@ -3002,7 +3030,7 @@
                 <w:noProof/>
                 <w:webHidden/>
               </w:rPr>
-              <w:instrText xml:space="preserve"> PAGEREF _Toc242564788 \h </w:instrText>
+              <w:instrText xml:space="preserve"> PAGEREF _Toc242806720 \h </w:instrText>
             </w:r>
             <w:r>
               <w:rPr>
@@ -3047,7 +3075,7 @@
               <w14:ligatures w14:val="standardContextual"/>
             </w:rPr>
           </w:pPr>
-          <w:hyperlink w:anchor="_Toc242564789" w:history="1">
+          <w:hyperlink w:anchor="_Toc242806721" w:history="1">
             <w:r>
               <w:rPr>
                 <w:rStyle w:val="Hipervnculo"/>
@@ -3074,7 +3102,7 @@
                 <w:noProof/>
                 <w:webHidden/>
               </w:rPr>
-              <w:instrText xml:space="preserve"> PAGEREF _Toc242564789 \h </w:instrText>
+              <w:instrText xml:space="preserve"> PAGEREF _Toc242806721 \h </w:instrText>
             </w:r>
             <w:r>
               <w:rPr>
@@ -3116,7 +3144,7 @@
               <w14:ligatures w14:val="standardContextual"/>
             </w:rPr>
           </w:pPr>
-          <w:hyperlink w:anchor="_Toc242564790" w:history="1">
+          <w:hyperlink w:anchor="_Toc242806722" w:history="1">
             <w:r>
               <w:rPr>
                 <w:rStyle w:val="Hipervnculo"/>
@@ -3146,7 +3174,7 @@
                 <w:noProof/>
                 <w:webHidden/>
               </w:rPr>
-              <w:instrText xml:space="preserve"> PAGEREF _Toc242564790 \h </w:instrText>
+              <w:instrText xml:space="preserve"> PAGEREF _Toc242806722 \h </w:instrText>
             </w:r>
             <w:r>
               <w:rPr>
@@ -3188,7 +3216,7 @@
               <w14:ligatures w14:val="standardContextual"/>
             </w:rPr>
           </w:pPr>
-          <w:hyperlink w:anchor="_Toc242564791" w:history="1">
+          <w:hyperlink w:anchor="_Toc242806723" w:history="1">
             <w:r>
               <w:rPr>
                 <w:rStyle w:val="Hipervnculo"/>
@@ -3218,7 +3246,7 @@
                 <w:noProof/>
                 <w:webHidden/>
               </w:rPr>
-              <w:instrText xml:space="preserve"> PAGEREF _Toc242564791 \h </w:instrText>
+              <w:instrText xml:space="preserve"> PAGEREF _Toc242806723 \h </w:instrText>
             </w:r>
             <w:r>
               <w:rPr>
@@ -3263,7 +3291,7 @@
               <w14:ligatures w14:val="standardContextual"/>
             </w:rPr>
           </w:pPr>
-          <w:hyperlink w:anchor="_Toc242564792" w:history="1">
+          <w:hyperlink w:anchor="_Toc242806724" w:history="1">
             <w:r>
               <w:rPr>
                 <w:rStyle w:val="Hipervnculo"/>
@@ -3290,7 +3318,7 @@
                 <w:noProof/>
                 <w:webHidden/>
               </w:rPr>
-              <w:instrText xml:space="preserve"> PAGEREF _Toc242564792 \h </w:instrText>
+              <w:instrText xml:space="preserve"> PAGEREF _Toc242806724 \h </w:instrText>
             </w:r>
             <w:r>
               <w:rPr>
@@ -3332,7 +3360,7 @@
               <w14:ligatures w14:val="standardContextual"/>
             </w:rPr>
           </w:pPr>
-          <w:hyperlink w:anchor="_Toc242564793" w:history="1">
+          <w:hyperlink w:anchor="_Toc242806725" w:history="1">
             <w:r>
               <w:rPr>
                 <w:rStyle w:val="Hipervnculo"/>
@@ -3359,7 +3387,7 @@
                 <w:noProof/>
                 <w:webHidden/>
               </w:rPr>
-              <w:instrText xml:space="preserve"> PAGEREF _Toc242564793 \h </w:instrText>
+              <w:instrText xml:space="preserve"> PAGEREF _Toc242806725 \h </w:instrText>
             </w:r>
             <w:r>
               <w:rPr>
@@ -3401,7 +3429,7 @@
               <w14:ligatures w14:val="standardContextual"/>
             </w:rPr>
           </w:pPr>
-          <w:hyperlink w:anchor="_Toc242564794" w:history="1">
+          <w:hyperlink w:anchor="_Toc242806726" w:history="1">
             <w:r>
               <w:rPr>
                 <w:rStyle w:val="Hipervnculo"/>
@@ -3428,7 +3456,7 @@
                 <w:noProof/>
                 <w:webHidden/>
               </w:rPr>
-              <w:instrText xml:space="preserve"> PAGEREF _Toc242564794 \h </w:instrText>
+              <w:instrText xml:space="preserve"> PAGEREF _Toc242806726 \h </w:instrText>
             </w:r>
             <w:r>
               <w:rPr>
@@ -3470,7 +3498,7 @@
               <w14:ligatures w14:val="standardContextual"/>
             </w:rPr>
           </w:pPr>
-          <w:hyperlink w:anchor="_Toc242564795" w:history="1">
+          <w:hyperlink w:anchor="_Toc242806727" w:history="1">
             <w:r>
               <w:rPr>
                 <w:rStyle w:val="Hipervnculo"/>
@@ -3497,7 +3525,7 @@
                 <w:noProof/>
                 <w:webHidden/>
               </w:rPr>
-              <w:instrText xml:space="preserve"> PAGEREF _Toc242564795 \h </w:instrText>
+              <w:instrText xml:space="preserve"> PAGEREF _Toc242806727 \h </w:instrText>
             </w:r>
             <w:r>
               <w:rPr>
@@ -3539,7 +3567,7 @@
               <w14:ligatures w14:val="standardContextual"/>
             </w:rPr>
           </w:pPr>
-          <w:hyperlink w:anchor="_Toc242564796" w:history="1">
+          <w:hyperlink w:anchor="_Toc242806728" w:history="1">
             <w:r>
               <w:rPr>
                 <w:rStyle w:val="Hipervnculo"/>
@@ -3566,7 +3594,7 @@
                 <w:noProof/>
                 <w:webHidden/>
               </w:rPr>
-              <w:instrText xml:space="preserve"> PAGEREF _Toc242564796 \h </w:instrText>
+              <w:instrText xml:space="preserve"> PAGEREF _Toc242806728 \h </w:instrText>
             </w:r>
             <w:r>
               <w:rPr>
@@ -3608,7 +3636,7 @@
               <w14:ligatures w14:val="standardContextual"/>
             </w:rPr>
           </w:pPr>
-          <w:hyperlink w:anchor="_Toc242564797" w:history="1">
+          <w:hyperlink w:anchor="_Toc242806729" w:history="1">
             <w:r>
               <w:rPr>
                 <w:rStyle w:val="Hipervnculo"/>
@@ -3635,7 +3663,7 @@
                 <w:noProof/>
                 <w:webHidden/>
               </w:rPr>
-              <w:instrText xml:space="preserve"> PAGEREF _Toc242564797 \h </w:instrText>
+              <w:instrText xml:space="preserve"> PAGEREF _Toc242806729 \h </w:instrText>
             </w:r>
             <w:r>
               <w:rPr>
@@ -3677,7 +3705,7 @@
               <w14:ligatures w14:val="standardContextual"/>
             </w:rPr>
           </w:pPr>
-          <w:hyperlink w:anchor="_Toc242564798" w:history="1">
+          <w:hyperlink w:anchor="_Toc242806730" w:history="1">
             <w:r>
               <w:rPr>
                 <w:rStyle w:val="Hipervnculo"/>
@@ -3704,7 +3732,7 @@
                 <w:noProof/>
                 <w:webHidden/>
               </w:rPr>
-              <w:instrText xml:space="preserve"> PAGEREF _Toc242564798 \h </w:instrText>
+              <w:instrText xml:space="preserve"> PAGEREF _Toc242806730 \h </w:instrText>
             </w:r>
             <w:r>
               <w:rPr>
@@ -3749,7 +3777,7 @@
               <w14:ligatures w14:val="standardContextual"/>
             </w:rPr>
           </w:pPr>
-          <w:hyperlink w:anchor="_Toc242564799" w:history="1">
+          <w:hyperlink w:anchor="_Toc242806731" w:history="1">
             <w:r>
               <w:rPr>
                 <w:rStyle w:val="Hipervnculo"/>
@@ -3776,7 +3804,7 @@
                 <w:noProof/>
                 <w:webHidden/>
               </w:rPr>
-              <w:instrText xml:space="preserve"> PAGEREF _Toc242564799 \h </w:instrText>
+              <w:instrText xml:space="preserve"> PAGEREF _Toc242806731 \h </w:instrText>
             </w:r>
             <w:r>
               <w:rPr>
@@ -3821,7 +3849,7 @@
               <w14:ligatures w14:val="standardContextual"/>
             </w:rPr>
           </w:pPr>
-          <w:hyperlink w:anchor="_Toc242564800" w:history="1">
+          <w:hyperlink w:anchor="_Toc242806732" w:history="1">
             <w:r>
               <w:rPr>
                 <w:rStyle w:val="Hipervnculo"/>
@@ -3848,7 +3876,7 @@
                 <w:noProof/>
                 <w:webHidden/>
               </w:rPr>
-              <w:instrText xml:space="preserve"> PAGEREF _Toc242564800 \h </w:instrText>
+              <w:instrText xml:space="preserve"> PAGEREF _Toc242806732 \h </w:instrText>
             </w:r>
             <w:r>
               <w:rPr>
@@ -3890,7 +3918,7 @@
               <w14:ligatures w14:val="standardContextual"/>
             </w:rPr>
           </w:pPr>
-          <w:hyperlink w:anchor="_Toc242564801" w:history="1">
+          <w:hyperlink w:anchor="_Toc242806733" w:history="1">
             <w:r>
               <w:rPr>
                 <w:rStyle w:val="Hipervnculo"/>
@@ -3919,7 +3947,7 @@
                 <w:noProof/>
                 <w:webHidden/>
               </w:rPr>
-              <w:instrText xml:space="preserve"> PAGEREF _Toc242564801 \h </w:instrText>
+              <w:instrText xml:space="preserve"> PAGEREF _Toc242806733 \h </w:instrText>
             </w:r>
             <w:r>
               <w:rPr>
@@ -3964,7 +3992,7 @@
               <w14:ligatures w14:val="standardContextual"/>
             </w:rPr>
           </w:pPr>
-          <w:hyperlink w:anchor="_Toc242564802" w:history="1">
+          <w:hyperlink w:anchor="_Toc242806734" w:history="1">
             <w:r>
               <w:rPr>
                 <w:rStyle w:val="Hipervnculo"/>
@@ -3991,7 +4019,7 @@
                 <w:noProof/>
                 <w:webHidden/>
               </w:rPr>
-              <w:instrText xml:space="preserve"> PAGEREF _Toc242564802 \h </w:instrText>
+              <w:instrText xml:space="preserve"> PAGEREF _Toc242806734 \h </w:instrText>
             </w:r>
             <w:r>
               <w:rPr>
@@ -4033,7 +4061,7 @@
               <w14:ligatures w14:val="standardContextual"/>
             </w:rPr>
           </w:pPr>
-          <w:hyperlink w:anchor="_Toc242564803" w:history="1">
+          <w:hyperlink w:anchor="_Toc242806735" w:history="1">
             <w:r>
               <w:rPr>
                 <w:rStyle w:val="Hipervnculo"/>
@@ -4061,7 +4089,7 @@
                 <w:noProof/>
                 <w:webHidden/>
               </w:rPr>
-              <w:instrText xml:space="preserve"> PAGEREF _Toc242564803 \h </w:instrText>
+              <w:instrText xml:space="preserve"> PAGEREF _Toc242806735 \h </w:instrText>
             </w:r>
             <w:r>
               <w:rPr>
@@ -4103,7 +4131,7 @@
               <w14:ligatures w14:val="standardContextual"/>
             </w:rPr>
           </w:pPr>
-          <w:hyperlink w:anchor="_Toc242564804" w:history="1">
+          <w:hyperlink w:anchor="_Toc242806736" w:history="1">
             <w:r>
               <w:rPr>
                 <w:rStyle w:val="Hipervnculo"/>
@@ -4131,7 +4159,7 @@
                 <w:noProof/>
                 <w:webHidden/>
               </w:rPr>
-              <w:instrText xml:space="preserve"> PAGEREF _Toc242564804 \h </w:instrText>
+              <w:instrText xml:space="preserve"> PAGEREF _Toc242806736 \h </w:instrText>
             </w:r>
             <w:r>
               <w:rPr>
@@ -4173,7 +4201,7 @@
               <w14:ligatures w14:val="standardContextual"/>
             </w:rPr>
           </w:pPr>
-          <w:hyperlink w:anchor="_Toc242564805" w:history="1">
+          <w:hyperlink w:anchor="_Toc242806737" w:history="1">
             <w:r>
               <w:rPr>
                 <w:rStyle w:val="Hipervnculo"/>
@@ -4201,7 +4229,7 @@
                 <w:noProof/>
                 <w:webHidden/>
               </w:rPr>
-              <w:instrText xml:space="preserve"> PAGEREF _Toc242564805 \h </w:instrText>
+              <w:instrText xml:space="preserve"> PAGEREF _Toc242806737 \h </w:instrText>
             </w:r>
             <w:r>
               <w:rPr>
@@ -4246,7 +4274,7 @@
               <w14:ligatures w14:val="standardContextual"/>
             </w:rPr>
           </w:pPr>
-          <w:hyperlink w:anchor="_Toc242564806" w:history="1">
+          <w:hyperlink w:anchor="_Toc242806738" w:history="1">
             <w:r>
               <w:rPr>
                 <w:rStyle w:val="Hipervnculo"/>
@@ -4273,7 +4301,7 @@
                 <w:noProof/>
                 <w:webHidden/>
               </w:rPr>
-              <w:instrText xml:space="preserve"> PAGEREF _Toc242564806 \h </w:instrText>
+              <w:instrText xml:space="preserve"> PAGEREF _Toc242806738 \h </w:instrText>
             </w:r>
             <w:r>
               <w:rPr>
@@ -4318,7 +4346,7 @@
               <w14:ligatures w14:val="standardContextual"/>
             </w:rPr>
           </w:pPr>
-          <w:hyperlink w:anchor="_Toc242564807" w:history="1">
+          <w:hyperlink w:anchor="_Toc242806739" w:history="1">
             <w:r>
               <w:rPr>
                 <w:rStyle w:val="Hipervnculo"/>
@@ -4345,7 +4373,7 @@
                 <w:noProof/>
                 <w:webHidden/>
               </w:rPr>
-              <w:instrText xml:space="preserve"> PAGEREF _Toc242564807 \h </w:instrText>
+              <w:instrText xml:space="preserve"> PAGEREF _Toc242806739 \h </w:instrText>
             </w:r>
             <w:r>
               <w:rPr>
@@ -4387,7 +4415,7 @@
               <w14:ligatures w14:val="standardContextual"/>
             </w:rPr>
           </w:pPr>
-          <w:hyperlink w:anchor="_Toc242564808" w:history="1">
+          <w:hyperlink w:anchor="_Toc242806740" w:history="1">
             <w:r>
               <w:rPr>
                 <w:rStyle w:val="Hipervnculo"/>
@@ -4416,7 +4444,7 @@
                 <w:noProof/>
                 <w:webHidden/>
               </w:rPr>
-              <w:instrText xml:space="preserve"> PAGEREF _Toc242564808 \h </w:instrText>
+              <w:instrText xml:space="preserve"> PAGEREF _Toc242806740 \h </w:instrText>
             </w:r>
             <w:r>
               <w:rPr>
@@ -4461,7 +4489,7 @@
               <w14:ligatures w14:val="standardContextual"/>
             </w:rPr>
           </w:pPr>
-          <w:hyperlink w:anchor="_Toc242564809" w:history="1">
+          <w:hyperlink w:anchor="_Toc242806741" w:history="1">
             <w:r>
               <w:rPr>
                 <w:rStyle w:val="Hipervnculo"/>
@@ -4488,7 +4516,7 @@
                 <w:noProof/>
                 <w:webHidden/>
               </w:rPr>
-              <w:instrText xml:space="preserve"> PAGEREF _Toc242564809 \h </w:instrText>
+              <w:instrText xml:space="preserve"> PAGEREF _Toc242806741 \h </w:instrText>
             </w:r>
             <w:r>
               <w:rPr>
@@ -4530,7 +4558,7 @@
               <w14:ligatures w14:val="standardContextual"/>
             </w:rPr>
           </w:pPr>
-          <w:hyperlink w:anchor="_Toc242564810" w:history="1">
+          <w:hyperlink w:anchor="_Toc242806742" w:history="1">
             <w:r>
               <w:rPr>
                 <w:rStyle w:val="Hipervnculo"/>
@@ -4558,7 +4586,7 @@
                 <w:noProof/>
                 <w:webHidden/>
               </w:rPr>
-              <w:instrText xml:space="preserve"> PAGEREF _Toc242564810 \h </w:instrText>
+              <w:instrText xml:space="preserve"> PAGEREF _Toc242806742 \h </w:instrText>
             </w:r>
             <w:r>
               <w:rPr>
@@ -4600,7 +4628,7 @@
               <w14:ligatures w14:val="standardContextual"/>
             </w:rPr>
           </w:pPr>
-          <w:hyperlink w:anchor="_Toc242564811" w:history="1">
+          <w:hyperlink w:anchor="_Toc242806743" w:history="1">
             <w:r>
               <w:rPr>
                 <w:rStyle w:val="Hipervnculo"/>
@@ -4628,7 +4656,7 @@
                 <w:noProof/>
                 <w:webHidden/>
               </w:rPr>
-              <w:instrText xml:space="preserve"> PAGEREF _Toc242564811 \h </w:instrText>
+              <w:instrText xml:space="preserve"> PAGEREF _Toc242806743 \h </w:instrText>
             </w:r>
             <w:r>
               <w:rPr>
@@ -4670,7 +4698,7 @@
               <w14:ligatures w14:val="standardContextual"/>
             </w:rPr>
           </w:pPr>
-          <w:hyperlink w:anchor="_Toc242564812" w:history="1">
+          <w:hyperlink w:anchor="_Toc242806744" w:history="1">
             <w:r>
               <w:rPr>
                 <w:rStyle w:val="Hipervnculo"/>
@@ -4698,7 +4726,7 @@
                 <w:noProof/>
                 <w:webHidden/>
               </w:rPr>
-              <w:instrText xml:space="preserve"> PAGEREF _Toc242564812 \h </w:instrText>
+              <w:instrText xml:space="preserve"> PAGEREF _Toc242806744 \h </w:instrText>
             </w:r>
             <w:r>
               <w:rPr>
@@ -4740,7 +4768,7 @@
               <w14:ligatures w14:val="standardContextual"/>
             </w:rPr>
           </w:pPr>
-          <w:hyperlink w:anchor="_Toc242564813" w:history="1">
+          <w:hyperlink w:anchor="_Toc242806745" w:history="1">
             <w:r>
               <w:rPr>
                 <w:rStyle w:val="Hipervnculo"/>
@@ -4768,7 +4796,7 @@
                 <w:noProof/>
                 <w:webHidden/>
               </w:rPr>
-              <w:instrText xml:space="preserve"> PAGEREF _Toc242564813 \h </w:instrText>
+              <w:instrText xml:space="preserve"> PAGEREF _Toc242806745 \h </w:instrText>
             </w:r>
             <w:r>
               <w:rPr>
@@ -4813,7 +4841,7 @@
               <w14:ligatures w14:val="standardContextual"/>
             </w:rPr>
           </w:pPr>
-          <w:hyperlink w:anchor="_Toc242564814" w:history="1">
+          <w:hyperlink w:anchor="_Toc242806746" w:history="1">
             <w:r>
               <w:rPr>
                 <w:rStyle w:val="Hipervnculo"/>
@@ -4840,7 +4868,7 @@
                 <w:noProof/>
                 <w:webHidden/>
               </w:rPr>
-              <w:instrText xml:space="preserve"> PAGEREF _Toc242564814 \h </w:instrText>
+              <w:instrText xml:space="preserve"> PAGEREF _Toc242806746 \h </w:instrText>
             </w:r>
             <w:r>
               <w:rPr>
@@ -4885,7 +4913,7 @@
               <w14:ligatures w14:val="standardContextual"/>
             </w:rPr>
           </w:pPr>
-          <w:hyperlink w:anchor="_Toc242564815" w:history="1">
+          <w:hyperlink w:anchor="_Toc242806747" w:history="1">
             <w:r>
               <w:rPr>
                 <w:rStyle w:val="Hipervnculo"/>
@@ -4912,7 +4940,7 @@
                 <w:noProof/>
                 <w:webHidden/>
               </w:rPr>
-              <w:instrText xml:space="preserve"> PAGEREF _Toc242564815 \h </w:instrText>
+              <w:instrText xml:space="preserve"> PAGEREF _Toc242806747 \h </w:instrText>
             </w:r>
             <w:r>
               <w:rPr>
@@ -4954,7 +4982,7 @@
               <w14:ligatures w14:val="standardContextual"/>
             </w:rPr>
           </w:pPr>
-          <w:hyperlink w:anchor="_Toc242564816" w:history="1">
+          <w:hyperlink w:anchor="_Toc242806748" w:history="1">
             <w:r>
               <w:rPr>
                 <w:rStyle w:val="Hipervnculo"/>
@@ -4983,7 +5011,7 @@
                 <w:noProof/>
                 <w:webHidden/>
               </w:rPr>
-              <w:instrText xml:space="preserve"> PAGEREF _Toc242564816 \h </w:instrText>
+              <w:instrText xml:space="preserve"> PAGEREF _Toc242806748 \h </w:instrText>
             </w:r>
             <w:r>
               <w:rPr>
@@ -5028,7 +5056,7 @@
               <w14:ligatures w14:val="standardContextual"/>
             </w:rPr>
           </w:pPr>
-          <w:hyperlink w:anchor="_Toc242564817" w:history="1">
+          <w:hyperlink w:anchor="_Toc242806749" w:history="1">
             <w:r>
               <w:rPr>
                 <w:rStyle w:val="Hipervnculo"/>
@@ -5055,7 +5083,7 @@
                 <w:noProof/>
                 <w:webHidden/>
               </w:rPr>
-              <w:instrText xml:space="preserve"> PAGEREF _Toc242564817 \h </w:instrText>
+              <w:instrText xml:space="preserve"> PAGEREF _Toc242806749 \h </w:instrText>
             </w:r>
             <w:r>
               <w:rPr>
@@ -5097,7 +5125,7 @@
               <w14:ligatures w14:val="standardContextual"/>
             </w:rPr>
           </w:pPr>
-          <w:hyperlink w:anchor="_Toc242564818" w:history="1">
+          <w:hyperlink w:anchor="_Toc242806750" w:history="1">
             <w:r>
               <w:rPr>
                 <w:rStyle w:val="Hipervnculo"/>
@@ -5125,7 +5153,7 @@
                 <w:noProof/>
                 <w:webHidden/>
               </w:rPr>
-              <w:instrText xml:space="preserve"> PAGEREF _Toc242564818 \h </w:instrText>
+              <w:instrText xml:space="preserve"> PAGEREF _Toc242806750 \h </w:instrText>
             </w:r>
             <w:r>
               <w:rPr>
@@ -5167,7 +5195,7 @@
               <w14:ligatures w14:val="standardContextual"/>
             </w:rPr>
           </w:pPr>
-          <w:hyperlink w:anchor="_Toc242564819" w:history="1">
+          <w:hyperlink w:anchor="_Toc242806751" w:history="1">
             <w:r>
               <w:rPr>
                 <w:rStyle w:val="Hipervnculo"/>
@@ -5195,7 +5223,7 @@
                 <w:noProof/>
                 <w:webHidden/>
               </w:rPr>
-              <w:instrText xml:space="preserve"> PAGEREF _Toc242564819 \h </w:instrText>
+              <w:instrText xml:space="preserve"> PAGEREF _Toc242806751 \h </w:instrText>
             </w:r>
             <w:r>
               <w:rPr>
@@ -5237,7 +5265,7 @@
               <w14:ligatures w14:val="standardContextual"/>
             </w:rPr>
           </w:pPr>
-          <w:hyperlink w:anchor="_Toc242564820" w:history="1">
+          <w:hyperlink w:anchor="_Toc242806752" w:history="1">
             <w:r>
               <w:rPr>
                 <w:rStyle w:val="Hipervnculo"/>
@@ -5265,7 +5293,7 @@
                 <w:noProof/>
                 <w:webHidden/>
               </w:rPr>
-              <w:instrText xml:space="preserve"> PAGEREF _Toc242564820 \h </w:instrText>
+              <w:instrText xml:space="preserve"> PAGEREF _Toc242806752 \h </w:instrText>
             </w:r>
             <w:r>
               <w:rPr>
@@ -5307,7 +5335,7 @@
               <w14:ligatures w14:val="standardContextual"/>
             </w:rPr>
           </w:pPr>
-          <w:hyperlink w:anchor="_Toc242564821" w:history="1">
+          <w:hyperlink w:anchor="_Toc242806753" w:history="1">
             <w:r>
               <w:rPr>
                 <w:rStyle w:val="Hipervnculo"/>
@@ -5335,7 +5363,7 @@
                 <w:noProof/>
                 <w:webHidden/>
               </w:rPr>
-              <w:instrText xml:space="preserve"> PAGEREF _Toc242564821 \h </w:instrText>
+              <w:instrText xml:space="preserve"> PAGEREF _Toc242806753 \h </w:instrText>
             </w:r>
             <w:r>
               <w:rPr>
@@ -5380,7 +5408,7 @@
               <w14:ligatures w14:val="standardContextual"/>
             </w:rPr>
           </w:pPr>
-          <w:hyperlink w:anchor="_Toc242564822" w:history="1">
+          <w:hyperlink w:anchor="_Toc242806754" w:history="1">
             <w:r>
               <w:rPr>
                 <w:rStyle w:val="Hipervnculo"/>
@@ -5407,7 +5435,7 @@
                 <w:noProof/>
                 <w:webHidden/>
               </w:rPr>
-              <w:instrText xml:space="preserve"> PAGEREF _Toc242564822 \h </w:instrText>
+              <w:instrText xml:space="preserve"> PAGEREF _Toc242806754 \h </w:instrText>
             </w:r>
             <w:r>
               <w:rPr>
@@ -5452,7 +5480,7 @@
               <w14:ligatures w14:val="standardContextual"/>
             </w:rPr>
           </w:pPr>
-          <w:hyperlink w:anchor="_Toc242564823" w:history="1">
+          <w:hyperlink w:anchor="_Toc242806755" w:history="1">
             <w:r>
               <w:rPr>
                 <w:rStyle w:val="Hipervnculo"/>
@@ -5479,7 +5507,7 @@
                 <w:noProof/>
                 <w:webHidden/>
               </w:rPr>
-              <w:instrText xml:space="preserve"> PAGEREF _Toc242564823 \h </w:instrText>
+              <w:instrText xml:space="preserve"> PAGEREF _Toc242806755 \h </w:instrText>
             </w:r>
             <w:r>
               <w:rPr>
@@ -5521,7 +5549,7 @@
               <w14:ligatures w14:val="standardContextual"/>
             </w:rPr>
           </w:pPr>
-          <w:hyperlink w:anchor="_Toc242564824" w:history="1">
+          <w:hyperlink w:anchor="_Toc242806756" w:history="1">
             <w:r>
               <w:rPr>
                 <w:rStyle w:val="Hipervnculo"/>
@@ -5549,7 +5577,7 @@
                 <w:noProof/>
                 <w:webHidden/>
               </w:rPr>
-              <w:instrText xml:space="preserve"> PAGEREF _Toc242564824 \h </w:instrText>
+              <w:instrText xml:space="preserve"> PAGEREF _Toc242806756 \h </w:instrText>
             </w:r>
             <w:r>
               <w:rPr>
@@ -5594,7 +5622,7 @@
               <w14:ligatures w14:val="standardContextual"/>
             </w:rPr>
           </w:pPr>
-          <w:hyperlink w:anchor="_Toc242564825" w:history="1">
+          <w:hyperlink w:anchor="_Toc242806757" w:history="1">
             <w:r>
               <w:rPr>
                 <w:rStyle w:val="Hipervnculo"/>
@@ -5621,7 +5649,7 @@
                 <w:noProof/>
                 <w:webHidden/>
               </w:rPr>
-              <w:instrText xml:space="preserve"> PAGEREF _Toc242564825 \h </w:instrText>
+              <w:instrText xml:space="preserve"> PAGEREF _Toc242806757 \h </w:instrText>
             </w:r>
             <w:r>
               <w:rPr>
@@ -5663,7 +5691,7 @@
               <w14:ligatures w14:val="standardContextual"/>
             </w:rPr>
           </w:pPr>
-          <w:hyperlink w:anchor="_Toc242564826" w:history="1">
+          <w:hyperlink w:anchor="_Toc242806758" w:history="1">
             <w:r>
               <w:rPr>
                 <w:rStyle w:val="Hipervnculo"/>
@@ -5691,7 +5719,7 @@
                 <w:noProof/>
                 <w:webHidden/>
               </w:rPr>
-              <w:instrText xml:space="preserve"> PAGEREF _Toc242564826 \h </w:instrText>
+              <w:instrText xml:space="preserve"> PAGEREF _Toc242806758 \h </w:instrText>
             </w:r>
             <w:r>
               <w:rPr>
@@ -5733,7 +5761,7 @@
               <w14:ligatures w14:val="standardContextual"/>
             </w:rPr>
           </w:pPr>
-          <w:hyperlink w:anchor="_Toc242564827" w:history="1">
+          <w:hyperlink w:anchor="_Toc242806759" w:history="1">
             <w:r>
               <w:rPr>
                 <w:rStyle w:val="Hipervnculo"/>
@@ -5761,7 +5789,7 @@
                 <w:noProof/>
                 <w:webHidden/>
               </w:rPr>
-              <w:instrText xml:space="preserve"> PAGEREF _Toc242564827 \h </w:instrText>
+              <w:instrText xml:space="preserve"> PAGEREF _Toc242806759 \h </w:instrText>
             </w:r>
             <w:r>
               <w:rPr>
@@ -5803,7 +5831,7 @@
               <w14:ligatures w14:val="standardContextual"/>
             </w:rPr>
           </w:pPr>
-          <w:hyperlink w:anchor="_Toc242564828" w:history="1">
+          <w:hyperlink w:anchor="_Toc242806760" w:history="1">
             <w:r>
               <w:rPr>
                 <w:rStyle w:val="Hipervnculo"/>
@@ -5831,7 +5859,7 @@
                 <w:noProof/>
                 <w:webHidden/>
               </w:rPr>
-              <w:instrText xml:space="preserve"> PAGEREF _Toc242564828 \h </w:instrText>
+              <w:instrText xml:space="preserve"> PAGEREF _Toc242806760 \h </w:instrText>
             </w:r>
             <w:r>
               <w:rPr>
@@ -5873,7 +5901,7 @@
               <w14:ligatures w14:val="standardContextual"/>
             </w:rPr>
           </w:pPr>
-          <w:hyperlink w:anchor="_Toc242564829" w:history="1">
+          <w:hyperlink w:anchor="_Toc242806761" w:history="1">
             <w:r>
               <w:rPr>
                 <w:rStyle w:val="Hipervnculo"/>
@@ -5901,7 +5929,7 @@
                 <w:noProof/>
                 <w:webHidden/>
               </w:rPr>
-              <w:instrText xml:space="preserve"> PAGEREF _Toc242564829 \h </w:instrText>
+              <w:instrText xml:space="preserve"> PAGEREF _Toc242806761 \h </w:instrText>
             </w:r>
             <w:r>
               <w:rPr>
@@ -5946,7 +5974,7 @@
               <w14:ligatures w14:val="standardContextual"/>
             </w:rPr>
           </w:pPr>
-          <w:hyperlink w:anchor="_Toc242564830" w:history="1">
+          <w:hyperlink w:anchor="_Toc242806762" w:history="1">
             <w:r>
               <w:rPr>
                 <w:rStyle w:val="Hipervnculo"/>
@@ -5973,7 +6001,7 @@
                 <w:noProof/>
                 <w:webHidden/>
               </w:rPr>
-              <w:instrText xml:space="preserve"> PAGEREF _Toc242564830 \h </w:instrText>
+              <w:instrText xml:space="preserve"> PAGEREF _Toc242806762 \h </w:instrText>
             </w:r>
             <w:r>
               <w:rPr>
@@ -6018,7 +6046,7 @@
               <w14:ligatures w14:val="standardContextual"/>
             </w:rPr>
           </w:pPr>
-          <w:hyperlink w:anchor="_Toc242564831" w:history="1">
+          <w:hyperlink w:anchor="_Toc242806763" w:history="1">
             <w:r>
               <w:rPr>
                 <w:rStyle w:val="Hipervnculo"/>
@@ -6045,7 +6073,7 @@
                 <w:noProof/>
                 <w:webHidden/>
               </w:rPr>
-              <w:instrText xml:space="preserve"> PAGEREF _Toc242564831 \h </w:instrText>
+              <w:instrText xml:space="preserve"> PAGEREF _Toc242806763 \h </w:instrText>
             </w:r>
             <w:r>
               <w:rPr>
@@ -6065,7 +6093,7 @@
                 <w:noProof/>
                 <w:webHidden/>
               </w:rPr>
-              <w:t>73</w:t>
+              <w:t>74</w:t>
             </w:r>
             <w:r>
               <w:rPr>
@@ -6087,7 +6115,7 @@
               <w14:ligatures w14:val="standardContextual"/>
             </w:rPr>
           </w:pPr>
-          <w:hyperlink w:anchor="_Toc242564832" w:history="1">
+          <w:hyperlink w:anchor="_Toc242806764" w:history="1">
             <w:r>
               <w:rPr>
                 <w:rStyle w:val="Hipervnculo"/>
@@ -6115,7 +6143,7 @@
                 <w:noProof/>
                 <w:webHidden/>
               </w:rPr>
-              <w:instrText xml:space="preserve"> PAGEREF _Toc242564832 \h </w:instrText>
+              <w:instrText xml:space="preserve"> PAGEREF _Toc242806764 \h </w:instrText>
             </w:r>
             <w:r>
               <w:rPr>
@@ -6135,7 +6163,7 @@
                 <w:noProof/>
                 <w:webHidden/>
               </w:rPr>
-              <w:t>74</w:t>
+              <w:t>75</w:t>
             </w:r>
             <w:r>
               <w:rPr>
@@ -6157,7 +6185,7 @@
               <w14:ligatures w14:val="standardContextual"/>
             </w:rPr>
           </w:pPr>
-          <w:hyperlink w:anchor="_Toc242564833" w:history="1">
+          <w:hyperlink w:anchor="_Toc242806765" w:history="1">
             <w:r>
               <w:rPr>
                 <w:rStyle w:val="Hipervnculo"/>
@@ -6187,7 +6215,7 @@
                 <w:noProof/>
                 <w:webHidden/>
               </w:rPr>
-              <w:instrText xml:space="preserve"> PAGEREF _Toc242564833 \h </w:instrText>
+              <w:instrText xml:space="preserve"> PAGEREF _Toc242806765 \h </w:instrText>
             </w:r>
             <w:r>
               <w:rPr>
@@ -6207,7 +6235,7 @@
                 <w:noProof/>
                 <w:webHidden/>
               </w:rPr>
-              <w:t>75</w:t>
+              <w:t>76</w:t>
             </w:r>
             <w:r>
               <w:rPr>
@@ -6348,7 +6376,7 @@
         </w:rPr>
         <w:fldChar w:fldCharType="separate"/>
       </w:r>
-      <w:hyperlink w:anchor="_Toc242564834" w:history="1">
+      <w:hyperlink w:anchor="_Toc242806766" w:history="1">
         <w:r>
           <w:rPr>
             <w:rStyle w:val="Hipervnculo"/>
@@ -6376,7 +6404,7 @@
             <w:noProof/>
             <w:webHidden/>
           </w:rPr>
-          <w:instrText xml:space="preserve"> PAGEREF _Toc242564834 \h </w:instrText>
+          <w:instrText xml:space="preserve"> PAGEREF _Toc242806766 \h </w:instrText>
         </w:r>
         <w:r>
           <w:rPr>
@@ -6424,7 +6452,7 @@
           <w14:ligatures w14:val="standardContextual"/>
         </w:rPr>
       </w:pPr>
-      <w:hyperlink w:anchor="_Toc242564835" w:history="1">
+      <w:hyperlink w:anchor="_Toc242806767" w:history="1">
         <w:r>
           <w:rPr>
             <w:rStyle w:val="Hipervnculo"/>
@@ -6452,7 +6480,7 @@
             <w:noProof/>
             <w:webHidden/>
           </w:rPr>
-          <w:instrText xml:space="preserve"> PAGEREF _Toc242564835 \h </w:instrText>
+          <w:instrText xml:space="preserve"> PAGEREF _Toc242806767 \h </w:instrText>
         </w:r>
         <w:r>
           <w:rPr>
@@ -6500,7 +6528,7 @@
           <w14:ligatures w14:val="standardContextual"/>
         </w:rPr>
       </w:pPr>
-      <w:hyperlink w:anchor="_Toc242564836" w:history="1">
+      <w:hyperlink w:anchor="_Toc242806768" w:history="1">
         <w:r>
           <w:rPr>
             <w:rStyle w:val="Hipervnculo"/>
@@ -6528,7 +6556,7 @@
             <w:noProof/>
             <w:webHidden/>
           </w:rPr>
-          <w:instrText xml:space="preserve"> PAGEREF _Toc242564836 \h </w:instrText>
+          <w:instrText xml:space="preserve"> PAGEREF _Toc242806768 \h </w:instrText>
         </w:r>
         <w:r>
           <w:rPr>
@@ -6576,7 +6604,7 @@
           <w14:ligatures w14:val="standardContextual"/>
         </w:rPr>
       </w:pPr>
-      <w:hyperlink w:anchor="_Toc242564837" w:history="1">
+      <w:hyperlink w:anchor="_Toc242806769" w:history="1">
         <w:r>
           <w:rPr>
             <w:rStyle w:val="Hipervnculo"/>
@@ -6604,7 +6632,7 @@
             <w:noProof/>
             <w:webHidden/>
           </w:rPr>
-          <w:instrText xml:space="preserve"> PAGEREF _Toc242564837 \h </w:instrText>
+          <w:instrText xml:space="preserve"> PAGEREF _Toc242806769 \h </w:instrText>
         </w:r>
         <w:r>
           <w:rPr>
@@ -6652,7 +6680,7 @@
           <w14:ligatures w14:val="standardContextual"/>
         </w:rPr>
       </w:pPr>
-      <w:hyperlink w:anchor="_Toc242564838" w:history="1">
+      <w:hyperlink w:anchor="_Toc242806770" w:history="1">
         <w:r>
           <w:rPr>
             <w:rStyle w:val="Hipervnculo"/>
@@ -6680,7 +6708,7 @@
             <w:noProof/>
             <w:webHidden/>
           </w:rPr>
-          <w:instrText xml:space="preserve"> PAGEREF _Toc242564838 \h </w:instrText>
+          <w:instrText xml:space="preserve"> PAGEREF _Toc242806770 \h </w:instrText>
         </w:r>
         <w:r>
           <w:rPr>
@@ -6728,7 +6756,7 @@
           <w14:ligatures w14:val="standardContextual"/>
         </w:rPr>
       </w:pPr>
-      <w:hyperlink w:anchor="_Toc242564839" w:history="1">
+      <w:hyperlink w:anchor="_Toc242806771" w:history="1">
         <w:r>
           <w:rPr>
             <w:rStyle w:val="Hipervnculo"/>
@@ -6756,7 +6784,7 @@
             <w:noProof/>
             <w:webHidden/>
           </w:rPr>
-          <w:instrText xml:space="preserve"> PAGEREF _Toc242564839 \h </w:instrText>
+          <w:instrText xml:space="preserve"> PAGEREF _Toc242806771 \h </w:instrText>
         </w:r>
         <w:r>
           <w:rPr>
@@ -6804,7 +6832,7 @@
           <w14:ligatures w14:val="standardContextual"/>
         </w:rPr>
       </w:pPr>
-      <w:hyperlink w:anchor="_Toc242564840" w:history="1">
+      <w:hyperlink w:anchor="_Toc242806772" w:history="1">
         <w:r>
           <w:rPr>
             <w:rStyle w:val="Hipervnculo"/>
@@ -6832,7 +6860,7 @@
             <w:noProof/>
             <w:webHidden/>
           </w:rPr>
-          <w:instrText xml:space="preserve"> PAGEREF _Toc242564840 \h </w:instrText>
+          <w:instrText xml:space="preserve"> PAGEREF _Toc242806772 \h </w:instrText>
         </w:r>
         <w:r>
           <w:rPr>
@@ -6880,7 +6908,7 @@
           <w14:ligatures w14:val="standardContextual"/>
         </w:rPr>
       </w:pPr>
-      <w:hyperlink w:anchor="_Toc242564841" w:history="1">
+      <w:hyperlink w:anchor="_Toc242806773" w:history="1">
         <w:r>
           <w:rPr>
             <w:rStyle w:val="Hipervnculo"/>
@@ -6908,7 +6936,7 @@
             <w:noProof/>
             <w:webHidden/>
           </w:rPr>
-          <w:instrText xml:space="preserve"> PAGEREF _Toc242564841 \h </w:instrText>
+          <w:instrText xml:space="preserve"> PAGEREF _Toc242806773 \h </w:instrText>
         </w:r>
         <w:r>
           <w:rPr>
@@ -6956,7 +6984,7 @@
           <w14:ligatures w14:val="standardContextual"/>
         </w:rPr>
       </w:pPr>
-      <w:hyperlink w:anchor="_Toc242564842" w:history="1">
+      <w:hyperlink w:anchor="_Toc242806774" w:history="1">
         <w:r>
           <w:rPr>
             <w:rStyle w:val="Hipervnculo"/>
@@ -6984,7 +7012,7 @@
             <w:noProof/>
             <w:webHidden/>
           </w:rPr>
-          <w:instrText xml:space="preserve"> PAGEREF _Toc242564842 \h </w:instrText>
+          <w:instrText xml:space="preserve"> PAGEREF _Toc242806774 \h </w:instrText>
         </w:r>
         <w:r>
           <w:rPr>
@@ -7032,7 +7060,7 @@
           <w14:ligatures w14:val="standardContextual"/>
         </w:rPr>
       </w:pPr>
-      <w:hyperlink w:anchor="_Toc242564843" w:history="1">
+      <w:hyperlink w:anchor="_Toc242806775" w:history="1">
         <w:r>
           <w:rPr>
             <w:rStyle w:val="Hipervnculo"/>
@@ -7060,7 +7088,7 @@
             <w:noProof/>
             <w:webHidden/>
           </w:rPr>
-          <w:instrText xml:space="preserve"> PAGEREF _Toc242564843 \h </w:instrText>
+          <w:instrText xml:space="preserve"> PAGEREF _Toc242806775 \h </w:instrText>
         </w:r>
         <w:r>
           <w:rPr>
@@ -7108,7 +7136,7 @@
           <w14:ligatures w14:val="standardContextual"/>
         </w:rPr>
       </w:pPr>
-      <w:hyperlink w:anchor="_Toc242564844" w:history="1">
+      <w:hyperlink w:anchor="_Toc242806776" w:history="1">
         <w:r>
           <w:rPr>
             <w:rStyle w:val="Hipervnculo"/>
@@ -7136,7 +7164,7 @@
             <w:noProof/>
             <w:webHidden/>
           </w:rPr>
-          <w:instrText xml:space="preserve"> PAGEREF _Toc242564844 \h </w:instrText>
+          <w:instrText xml:space="preserve"> PAGEREF _Toc242806776 \h </w:instrText>
         </w:r>
         <w:r>
           <w:rPr>
@@ -7184,7 +7212,7 @@
           <w14:ligatures w14:val="standardContextual"/>
         </w:rPr>
       </w:pPr>
-      <w:hyperlink w:anchor="_Toc242564845" w:history="1">
+      <w:hyperlink w:anchor="_Toc242806777" w:history="1">
         <w:r>
           <w:rPr>
             <w:rStyle w:val="Hipervnculo"/>
@@ -7212,7 +7240,7 @@
             <w:noProof/>
             <w:webHidden/>
           </w:rPr>
-          <w:instrText xml:space="preserve"> PAGEREF _Toc242564845 \h </w:instrText>
+          <w:instrText xml:space="preserve"> PAGEREF _Toc242806777 \h </w:instrText>
         </w:r>
         <w:r>
           <w:rPr>
@@ -7260,7 +7288,7 @@
           <w14:ligatures w14:val="standardContextual"/>
         </w:rPr>
       </w:pPr>
-      <w:hyperlink w:anchor="_Toc242564846" w:history="1">
+      <w:hyperlink w:anchor="_Toc242806778" w:history="1">
         <w:r>
           <w:rPr>
             <w:rStyle w:val="Hipervnculo"/>
@@ -7288,7 +7316,7 @@
             <w:noProof/>
             <w:webHidden/>
           </w:rPr>
-          <w:instrText xml:space="preserve"> PAGEREF _Toc242564846 \h </w:instrText>
+          <w:instrText xml:space="preserve"> PAGEREF _Toc242806778 \h </w:instrText>
         </w:r>
         <w:r>
           <w:rPr>
@@ -7336,7 +7364,7 @@
           <w14:ligatures w14:val="standardContextual"/>
         </w:rPr>
       </w:pPr>
-      <w:hyperlink w:anchor="_Toc242564847" w:history="1">
+      <w:hyperlink w:anchor="_Toc242806779" w:history="1">
         <w:r>
           <w:rPr>
             <w:rStyle w:val="Hipervnculo"/>
@@ -7364,7 +7392,7 @@
             <w:noProof/>
             <w:webHidden/>
           </w:rPr>
-          <w:instrText xml:space="preserve"> PAGEREF _Toc242564847 \h </w:instrText>
+          <w:instrText xml:space="preserve"> PAGEREF _Toc242806779 \h </w:instrText>
         </w:r>
         <w:r>
           <w:rPr>
@@ -7412,7 +7440,7 @@
           <w14:ligatures w14:val="standardContextual"/>
         </w:rPr>
       </w:pPr>
-      <w:hyperlink w:anchor="_Toc242564848" w:history="1">
+      <w:hyperlink w:anchor="_Toc242806780" w:history="1">
         <w:r>
           <w:rPr>
             <w:rStyle w:val="Hipervnculo"/>
@@ -7440,7 +7468,7 @@
             <w:noProof/>
             <w:webHidden/>
           </w:rPr>
-          <w:instrText xml:space="preserve"> PAGEREF _Toc242564848 \h </w:instrText>
+          <w:instrText xml:space="preserve"> PAGEREF _Toc242806780 \h </w:instrText>
         </w:r>
         <w:r>
           <w:rPr>
@@ -7488,14 +7516,14 @@
           <w14:ligatures w14:val="standardContextual"/>
         </w:rPr>
       </w:pPr>
-      <w:hyperlink w:anchor="_Toc242564849" w:history="1">
+      <w:hyperlink w:anchor="_Toc242806781" w:history="1">
         <w:r>
           <w:rPr>
             <w:rStyle w:val="Hipervnculo"/>
             <w:rFonts w:cs="Arial"/>
             <w:noProof/>
           </w:rPr>
-          <w:t>Tabla 16. Comprobaciones pendientes de Santiago Benavides Rey al 10 de octubre de 2026 y espacio para sus resultados</w:t>
+          <w:t>Tabla 16. Comprobaciones con personas y su resultado al 13 de octubre de 2026</w:t>
         </w:r>
         <w:r>
           <w:rPr>
@@ -7516,7 +7544,7 @@
             <w:noProof/>
             <w:webHidden/>
           </w:rPr>
-          <w:instrText xml:space="preserve"> PAGEREF _Toc242564849 \h </w:instrText>
+          <w:instrText xml:space="preserve"> PAGEREF _Toc242806781 \h </w:instrText>
         </w:r>
         <w:r>
           <w:rPr>
@@ -7549,171 +7577,6 @@
     </w:p>
     <w:p>
       <w:pPr>
-        <w:pStyle w:val="TDC1"/>
-        <w:rPr>
-          <w:rFonts w:eastAsia="Arial" w:cs="Arial"/>
-        </w:rPr>
-      </w:pPr>
-      <w:r>
-        <w:rPr>
-          <w:rStyle w:val="Hipervnculo"/>
-          <w:rFonts w:cs="Arial"/>
-          <w:noProof/>
-        </w:rPr>
-        <w:fldChar w:fldCharType="end"/>
-      </w:r>
-      <w:r>
-        <w:rPr>
-          <w:rFonts w:cs="Arial"/>
-        </w:rPr>
-        <w:t xml:space="preserve"> </w:t>
-      </w:r>
-    </w:p>
-    <w:p>
-      <w:pPr>
-        <w:ind w:firstLine="431"/>
-        <w:jc w:val="right"/>
-        <w:rPr>
-          <w:rFonts w:eastAsia="Arial" w:cs="Arial"/>
-        </w:rPr>
-      </w:pPr>
-    </w:p>
-    <w:p>
-      <w:pPr>
-        <w:ind w:firstLine="431"/>
-        <w:jc w:val="right"/>
-        <w:rPr>
-          <w:rFonts w:eastAsia="Arial" w:cs="Arial"/>
-        </w:rPr>
-      </w:pPr>
-    </w:p>
-    <w:p>
-      <w:pPr>
-        <w:spacing w:after="240"/>
-        <w:jc w:val="center"/>
-        <w:rPr>
-          <w:rFonts w:cs="Arial"/>
-          <w:b/>
-          <w:bCs/>
-        </w:rPr>
-      </w:pPr>
-      <w:r>
-        <w:rPr>
-          <w:rFonts w:cs="Arial"/>
-          <w:b/>
-          <w:bCs/>
-        </w:rPr>
-        <w:t>LISTA DE CUADROS</w:t>
-      </w:r>
-    </w:p>
-    <w:p>
-      <w:pPr>
-        <w:spacing w:after="240"/>
-        <w:jc w:val="right"/>
-        <w:rPr>
-          <w:rFonts w:cs="Arial"/>
-        </w:rPr>
-      </w:pPr>
-      <w:r>
-        <w:rPr>
-          <w:rFonts w:cs="Arial"/>
-        </w:rPr>
-        <w:t>Pág.</w:t>
-      </w:r>
-    </w:p>
-    <w:p>
-      <w:pPr>
-        <w:spacing w:after="240"/>
-        <w:jc w:val="left"/>
-        <w:rPr>
-          <w:rFonts w:cs="Arial"/>
-        </w:rPr>
-      </w:pPr>
-      <w:r>
-        <w:rPr>
-          <w:rFonts w:cs="Arial"/>
-        </w:rPr>
-        <w:t>El presente trabajo de grado no incluye cuadros.</w:t>
-      </w:r>
-    </w:p>
-    <w:p>
-      <w:pPr>
-        <w:spacing w:before="240" w:after="480"/>
-        <w:ind w:firstLine="709"/>
-        <w:rPr>
-          <w:rFonts w:cs="Arial"/>
-        </w:rPr>
-      </w:pPr>
-      <w:r>
-        <w:rPr>
-          <w:rFonts w:cs="Arial"/>
-        </w:rPr>
-        <w:br w:type="page"/>
-      </w:r>
-    </w:p>
-    <w:p>
-      <w:pPr>
-        <w:jc w:val="center"/>
-        <w:rPr>
-          <w:rFonts w:cs="Arial"/>
-          <w:b/>
-          <w:bCs/>
-        </w:rPr>
-      </w:pPr>
-      <w:r>
-        <w:rPr>
-          <w:rFonts w:cs="Arial"/>
-          <w:b/>
-          <w:bCs/>
-        </w:rPr>
-        <w:lastRenderedPageBreak/>
-        <w:t>LISTA DE FIGURAS</w:t>
-      </w:r>
-    </w:p>
-    <w:p>
-      <w:pPr>
-        <w:ind w:firstLine="431"/>
-        <w:jc w:val="right"/>
-        <w:rPr>
-          <w:rFonts w:eastAsia="Arial" w:cs="Arial"/>
-        </w:rPr>
-      </w:pPr>
-    </w:p>
-    <w:p>
-      <w:pPr>
-        <w:ind w:firstLine="431"/>
-        <w:jc w:val="right"/>
-        <w:rPr>
-          <w:rFonts w:eastAsia="Arial" w:cs="Arial"/>
-        </w:rPr>
-      </w:pPr>
-    </w:p>
-    <w:p>
-      <w:pPr>
-        <w:ind w:firstLine="431"/>
-        <w:jc w:val="right"/>
-        <w:rPr>
-          <w:rFonts w:eastAsia="Arial" w:cs="Arial"/>
-        </w:rPr>
-      </w:pPr>
-      <w:r>
-        <w:rPr>
-          <w:rFonts w:eastAsia="Arial" w:cs="Arial"/>
-        </w:rPr>
-        <w:t>Pág.</w:t>
-      </w:r>
-    </w:p>
-    <w:p>
-      <w:pPr>
-        <w:ind w:firstLine="431"/>
-        <w:jc w:val="right"/>
-        <w:rPr>
-          <w:rFonts w:eastAsia="Arial" w:cs="Arial"/>
-        </w:rPr>
-      </w:pPr>
-    </w:p>
-    <w:p>
-      <w:pPr>
         <w:pStyle w:val="Tabladeilustraciones"/>
         <w:tabs>
           <w:tab w:val="right" w:leader="dot" w:pos="9964"/>
@@ -7729,6 +7592,247 @@
           <w14:ligatures w14:val="standardContextual"/>
         </w:rPr>
       </w:pPr>
+      <w:hyperlink w:anchor="_Toc242806782" w:history="1">
+        <w:r>
+          <w:rPr>
+            <w:rStyle w:val="Hipervnculo"/>
+            <w:rFonts w:cs="Arial"/>
+            <w:noProof/>
+          </w:rPr>
+          <w:t>Tabla 17. Equipos de la sesión del 13 de octubre de 2026</w:t>
+        </w:r>
+        <w:r>
+          <w:rPr>
+            <w:noProof/>
+            <w:webHidden/>
+          </w:rPr>
+          <w:tab/>
+        </w:r>
+        <w:r>
+          <w:rPr>
+            <w:noProof/>
+            <w:webHidden/>
+          </w:rPr>
+          <w:fldChar w:fldCharType="begin"/>
+        </w:r>
+        <w:r>
+          <w:rPr>
+            <w:noProof/>
+            <w:webHidden/>
+          </w:rPr>
+          <w:instrText xml:space="preserve"> PAGEREF _Toc242806782 \h </w:instrText>
+        </w:r>
+        <w:r>
+          <w:rPr>
+            <w:noProof/>
+            <w:webHidden/>
+          </w:rPr>
+        </w:r>
+        <w:r>
+          <w:rPr>
+            <w:noProof/>
+            <w:webHidden/>
+          </w:rPr>
+          <w:fldChar w:fldCharType="separate"/>
+        </w:r>
+        <w:r>
+          <w:rPr>
+            <w:noProof/>
+            <w:webHidden/>
+          </w:rPr>
+          <w:t>74</w:t>
+        </w:r>
+        <w:r>
+          <w:rPr>
+            <w:noProof/>
+            <w:webHidden/>
+          </w:rPr>
+          <w:fldChar w:fldCharType="end"/>
+        </w:r>
+      </w:hyperlink>
+    </w:p>
+    <w:p>
+      <w:pPr>
+        <w:pStyle w:val="TDC1"/>
+        <w:rPr>
+          <w:rFonts w:eastAsia="Arial" w:cs="Arial"/>
+        </w:rPr>
+      </w:pPr>
+      <w:r>
+        <w:rPr>
+          <w:rStyle w:val="Hipervnculo"/>
+          <w:rFonts w:cs="Arial"/>
+          <w:noProof/>
+        </w:rPr>
+        <w:fldChar w:fldCharType="end"/>
+      </w:r>
+      <w:r>
+        <w:rPr>
+          <w:rFonts w:cs="Arial"/>
+        </w:rPr>
+        <w:t xml:space="preserve"> </w:t>
+      </w:r>
+    </w:p>
+    <w:p>
+      <w:pPr>
+        <w:ind w:firstLine="431"/>
+        <w:jc w:val="right"/>
+        <w:rPr>
+          <w:rFonts w:eastAsia="Arial" w:cs="Arial"/>
+        </w:rPr>
+      </w:pPr>
+    </w:p>
+    <w:p>
+      <w:pPr>
+        <w:ind w:firstLine="431"/>
+        <w:jc w:val="right"/>
+        <w:rPr>
+          <w:rFonts w:eastAsia="Arial" w:cs="Arial"/>
+        </w:rPr>
+      </w:pPr>
+    </w:p>
+    <w:p>
+      <w:pPr>
+        <w:spacing w:after="240"/>
+        <w:jc w:val="center"/>
+        <w:rPr>
+          <w:rFonts w:cs="Arial"/>
+          <w:b/>
+          <w:bCs/>
+        </w:rPr>
+      </w:pPr>
+      <w:r>
+        <w:rPr>
+          <w:rFonts w:cs="Arial"/>
+          <w:b/>
+          <w:bCs/>
+        </w:rPr>
+        <w:t>LISTA DE CUADROS</w:t>
+      </w:r>
+    </w:p>
+    <w:p>
+      <w:pPr>
+        <w:spacing w:after="240"/>
+        <w:jc w:val="right"/>
+        <w:rPr>
+          <w:rFonts w:cs="Arial"/>
+        </w:rPr>
+      </w:pPr>
+      <w:r>
+        <w:rPr>
+          <w:rFonts w:cs="Arial"/>
+        </w:rPr>
+        <w:t>Pág.</w:t>
+      </w:r>
+    </w:p>
+    <w:p>
+      <w:pPr>
+        <w:spacing w:after="240"/>
+        <w:jc w:val="left"/>
+        <w:rPr>
+          <w:rFonts w:cs="Arial"/>
+        </w:rPr>
+      </w:pPr>
+      <w:r>
+        <w:rPr>
+          <w:rFonts w:cs="Arial"/>
+        </w:rPr>
+        <w:t>El presente trabajo de grado no incluye cuadros.</w:t>
+      </w:r>
+    </w:p>
+    <w:p>
+      <w:pPr>
+        <w:spacing w:before="240" w:after="480"/>
+        <w:ind w:firstLine="709"/>
+        <w:rPr>
+          <w:rFonts w:cs="Arial"/>
+        </w:rPr>
+      </w:pPr>
+      <w:r>
+        <w:rPr>
+          <w:rFonts w:cs="Arial"/>
+        </w:rPr>
+        <w:br w:type="page"/>
+      </w:r>
+    </w:p>
+    <w:p>
+      <w:pPr>
+        <w:jc w:val="center"/>
+        <w:rPr>
+          <w:rFonts w:cs="Arial"/>
+          <w:b/>
+          <w:bCs/>
+        </w:rPr>
+      </w:pPr>
+      <w:r>
+        <w:rPr>
+          <w:rFonts w:cs="Arial"/>
+          <w:b/>
+          <w:bCs/>
+        </w:rPr>
+        <w:lastRenderedPageBreak/>
+        <w:t>LISTA DE FIGURAS</w:t>
+      </w:r>
+    </w:p>
+    <w:p>
+      <w:pPr>
+        <w:ind w:firstLine="431"/>
+        <w:jc w:val="right"/>
+        <w:rPr>
+          <w:rFonts w:eastAsia="Arial" w:cs="Arial"/>
+        </w:rPr>
+      </w:pPr>
+    </w:p>
+    <w:p>
+      <w:pPr>
+        <w:ind w:firstLine="431"/>
+        <w:jc w:val="right"/>
+        <w:rPr>
+          <w:rFonts w:eastAsia="Arial" w:cs="Arial"/>
+        </w:rPr>
+      </w:pPr>
+    </w:p>
+    <w:p>
+      <w:pPr>
+        <w:ind w:firstLine="431"/>
+        <w:jc w:val="right"/>
+        <w:rPr>
+          <w:rFonts w:eastAsia="Arial" w:cs="Arial"/>
+        </w:rPr>
+      </w:pPr>
+      <w:r>
+        <w:rPr>
+          <w:rFonts w:eastAsia="Arial" w:cs="Arial"/>
+        </w:rPr>
+        <w:t>Pág.</w:t>
+      </w:r>
+    </w:p>
+    <w:p>
+      <w:pPr>
+        <w:ind w:firstLine="431"/>
+        <w:jc w:val="right"/>
+        <w:rPr>
+          <w:rFonts w:eastAsia="Arial" w:cs="Arial"/>
+        </w:rPr>
+      </w:pPr>
+    </w:p>
+    <w:p>
+      <w:pPr>
+        <w:pStyle w:val="Tabladeilustraciones"/>
+        <w:tabs>
+          <w:tab w:val="right" w:leader="dot" w:pos="9964"/>
+        </w:tabs>
+        <w:rPr>
+          <w:rFonts w:eastAsiaTheme="minorEastAsia" w:cstheme="minorBidi"/>
+          <w:smallCaps w:val="0"/>
+          <w:noProof/>
+          <w:color w:val="auto"/>
+          <w:kern w:val="2"/>
+          <w:sz w:val="24"/>
+          <w:szCs w:val="24"/>
+          <w14:ligatures w14:val="standardContextual"/>
+        </w:rPr>
+      </w:pPr>
       <w:r>
         <w:rPr>
           <w:rFonts w:cs="Arial"/>
@@ -7755,7 +7859,7 @@
         </w:rPr>
         <w:fldChar w:fldCharType="separate"/>
       </w:r>
-      <w:hyperlink w:anchor="_Toc242564850" w:history="1">
+      <w:hyperlink w:anchor="_Toc242806783" w:history="1">
         <w:r>
           <w:rPr>
             <w:rStyle w:val="Hipervnculo"/>
@@ -7783,7 +7887,7 @@
             <w:noProof/>
             <w:webHidden/>
           </w:rPr>
-          <w:instrText xml:space="preserve"> PAGEREF _Toc242564850 \h </w:instrText>
+          <w:instrText xml:space="preserve"> PAGEREF _Toc242806783 \h </w:instrText>
         </w:r>
         <w:r>
           <w:rPr>
@@ -7831,7 +7935,7 @@
           <w14:ligatures w14:val="standardContextual"/>
         </w:rPr>
       </w:pPr>
-      <w:hyperlink w:anchor="_Toc242564851" w:history="1">
+      <w:hyperlink w:anchor="_Toc242806784" w:history="1">
         <w:r>
           <w:rPr>
             <w:rStyle w:val="Hipervnculo"/>
@@ -7859,7 +7963,7 @@
             <w:noProof/>
             <w:webHidden/>
           </w:rPr>
-          <w:instrText xml:space="preserve"> PAGEREF _Toc242564851 \h </w:instrText>
+          <w:instrText xml:space="preserve"> PAGEREF _Toc242806784 \h </w:instrText>
         </w:r>
         <w:r>
           <w:rPr>
@@ -7907,7 +8011,7 @@
           <w14:ligatures w14:val="standardContextual"/>
         </w:rPr>
       </w:pPr>
-      <w:hyperlink w:anchor="_Toc242564852" w:history="1">
+      <w:hyperlink w:anchor="_Toc242806785" w:history="1">
         <w:r>
           <w:rPr>
             <w:rStyle w:val="Hipervnculo"/>
@@ -7943,7 +8047,7 @@
             <w:noProof/>
             <w:webHidden/>
           </w:rPr>
-          <w:instrText xml:space="preserve"> PAGEREF _Toc242564852 \h </w:instrText>
+          <w:instrText xml:space="preserve"> PAGEREF _Toc242806785 \h </w:instrText>
         </w:r>
         <w:r>
           <w:rPr>
@@ -7991,7 +8095,7 @@
           <w14:ligatures w14:val="standardContextual"/>
         </w:rPr>
       </w:pPr>
-      <w:hyperlink w:anchor="_Toc242564853" w:history="1">
+      <w:hyperlink w:anchor="_Toc242806786" w:history="1">
         <w:r>
           <w:rPr>
             <w:rStyle w:val="Hipervnculo"/>
@@ -8027,7 +8131,7 @@
             <w:noProof/>
             <w:webHidden/>
           </w:rPr>
-          <w:instrText xml:space="preserve"> PAGEREF _Toc242564853 \h </w:instrText>
+          <w:instrText xml:space="preserve"> PAGEREF _Toc242806786 \h </w:instrText>
         </w:r>
         <w:r>
           <w:rPr>
@@ -8075,7 +8179,7 @@
           <w14:ligatures w14:val="standardContextual"/>
         </w:rPr>
       </w:pPr>
-      <w:hyperlink w:anchor="_Toc242564854" w:history="1">
+      <w:hyperlink w:anchor="_Toc242806787" w:history="1">
         <w:r>
           <w:rPr>
             <w:rStyle w:val="Hipervnculo"/>
@@ -8103,7 +8207,7 @@
             <w:noProof/>
             <w:webHidden/>
           </w:rPr>
-          <w:instrText xml:space="preserve"> PAGEREF _Toc242564854 \h </w:instrText>
+          <w:instrText xml:space="preserve"> PAGEREF _Toc242806787 \h </w:instrText>
         </w:r>
         <w:r>
           <w:rPr>
@@ -8151,7 +8255,7 @@
           <w14:ligatures w14:val="standardContextual"/>
         </w:rPr>
       </w:pPr>
-      <w:hyperlink w:anchor="_Toc242564855" w:history="1">
+      <w:hyperlink w:anchor="_Toc242806788" w:history="1">
         <w:r>
           <w:rPr>
             <w:rStyle w:val="Hipervnculo"/>
@@ -8179,7 +8283,7 @@
             <w:noProof/>
             <w:webHidden/>
           </w:rPr>
-          <w:instrText xml:space="preserve"> PAGEREF _Toc242564855 \h </w:instrText>
+          <w:instrText xml:space="preserve"> PAGEREF _Toc242806788 \h </w:instrText>
         </w:r>
         <w:r>
           <w:rPr>
@@ -8227,7 +8331,7 @@
           <w14:ligatures w14:val="standardContextual"/>
         </w:rPr>
       </w:pPr>
-      <w:hyperlink w:anchor="_Toc242564856" w:history="1">
+      <w:hyperlink w:anchor="_Toc242806789" w:history="1">
         <w:r>
           <w:rPr>
             <w:rStyle w:val="Hipervnculo"/>
@@ -8255,7 +8359,7 @@
             <w:noProof/>
             <w:webHidden/>
           </w:rPr>
-          <w:instrText xml:space="preserve"> PAGEREF _Toc242564856 \h </w:instrText>
+          <w:instrText xml:space="preserve"> PAGEREF _Toc242806789 \h </w:instrText>
         </w:r>
         <w:r>
           <w:rPr>
@@ -8303,7 +8407,7 @@
           <w14:ligatures w14:val="standardContextual"/>
         </w:rPr>
       </w:pPr>
-      <w:hyperlink w:anchor="_Toc242564857" w:history="1">
+      <w:hyperlink w:anchor="_Toc242806790" w:history="1">
         <w:r>
           <w:rPr>
             <w:rStyle w:val="Hipervnculo"/>
@@ -8331,7 +8435,7 @@
             <w:noProof/>
             <w:webHidden/>
           </w:rPr>
-          <w:instrText xml:space="preserve"> PAGEREF _Toc242564857 \h </w:instrText>
+          <w:instrText xml:space="preserve"> PAGEREF _Toc242806790 \h </w:instrText>
         </w:r>
         <w:r>
           <w:rPr>
@@ -9202,7 +9306,19 @@
         <w:rPr>
           <w:rFonts w:eastAsia="Arial" w:cs="Arial"/>
         </w:rPr>
-        <w:t>En Colombia, muchos estudiantes de primaria llegan a grados superiores sin haber desarrollado habilidades básicas de razonamiento lógico y resolución estructurada de problemas, no porque les falte capacidad, sino porque pocas veces han tenido acceso a herramientas que trabajen estas competencias de forma deliberada en el aula. En el Colegio El Libertador IED, los docentes de grado cuarto han identificado precisamente esta situación: sus estudiantes presentan dificultades para analizar información, reconocer patrones y plantear soluciones paso a paso, lo que se refleja en su desempeño tanto en evaluaciones internas como en pruebas externas. Frente a eso, seguir haciendo lo mismo no parece una opción suficiente.</w:t>
+        <w:t xml:space="preserve">En Colombia, muchos estudiantes de primaria llegan a grados superiores sin haber desarrollado habilidades básicas de razonamiento lógico y resolución estructurada de problemas, no porque les falte capacidad, sino porque pocas veces han tenido acceso a herramientas que trabajen estas competencias de forma deliberada en el aula. En el Colegio El Libertador IED, los docentes de grado </w:t>
+      </w:r>
+      <w:r>
+        <w:rPr>
+          <w:rFonts w:eastAsia="Arial" w:cs="Arial"/>
+        </w:rPr>
+        <w:t>quin</w:t>
+      </w:r>
+      <w:r>
+        <w:rPr>
+          <w:rFonts w:eastAsia="Arial" w:cs="Arial"/>
+        </w:rPr>
+        <w:t>to han identificado precisamente esta situación: sus estudiantes presentan dificultades para analizar información, reconocer patrones y plantear soluciones paso a paso, lo que se refleja en su desempeño tanto en evaluaciones internas como en pruebas externas. Frente a eso, seguir haciendo lo mismo no parece una opción suficiente.</w:t>
       </w:r>
     </w:p>
     <w:p>
@@ -9536,7 +9652,7 @@
       </w:pPr>
       <w:bookmarkStart w:id="3" w:name="_Toc475112151"/>
       <w:bookmarkStart w:id="4" w:name="_Toc475115507"/>
-      <w:bookmarkStart w:id="5" w:name="_Toc242564761"/>
+      <w:bookmarkStart w:id="5" w:name="_Toc242806693"/>
       <w:r>
         <w:rPr>
           <w:rFonts w:cs="Arial"/>
@@ -9559,13 +9675,37 @@
         <w:rPr>
           <w:rFonts w:eastAsia="Arial" w:cs="Arial"/>
         </w:rPr>
-        <w:t>El pensamiento computacional se ha consolidado como una competencia fundamental para el siglo XXI, dado que trasciende la programación e integra procesos como la abstracción, la descomposición de problemas, el reconocimiento de patrones y el diseño de soluciones algorítmicas aplicables a múltiples disciplinas [1]. Sin embargo, su integración efectiva en las aulas colombianas sigue siendo limitada: los resultados de la prueba Bebras Colombia revelan que los estudiantes de grado cuarto alcanzaron un promedio de apenas 4,57 puntos sobre 15 en 2025, cifra considerablemente inferior al promedio de 7,5 registrado en Francia ese mismo año [2]. A esto se suman la escasa formación docente en el área, la brecha entre instituciones públicas y privadas, y la falta de integración pedagógica entre el pensamiento computacional y las áreas curriculares [3]. En el Colegio El Libertador IED, estos factores se evidencian en las dificultades que presentan los estudiantes de grado cuarto de primaria para interpretar secuencias lógicas, reconocer patrones y resolver problemas de manera estructurada.</w:t>
+        <w:t xml:space="preserve">El pensamiento computacional se ha consolidado como una competencia fundamental para el siglo XXI, dado que trasciende la programación e integra procesos como la abstracción, la descomposición de problemas, el reconocimiento de patrones y el diseño de soluciones algorítmicas aplicables a múltiples disciplinas [1]. Sin embargo, su integración efectiva en las aulas colombianas sigue siendo limitada: los resultados de la prueba Bebras Colombia revelan que los estudiantes de grado cuarto alcanzaron un promedio de apenas 4,57 puntos sobre 15 en 2025, cifra considerablemente inferior al promedio de 7,5 registrado en Francia ese mismo año [2]. A esto se suman la escasa formación docente en el área, la brecha entre instituciones públicas y privadas, y la falta de integración pedagógica entre el pensamiento computacional y las áreas curriculares [3]. En el Colegio El Libertador IED, estos factores se evidencian en las dificultades que presentan los estudiantes de grado </w:t>
       </w:r>
       <w:r>
         <w:rPr>
           <w:rFonts w:eastAsia="Arial" w:cs="Arial"/>
         </w:rPr>
-        <w:t xml:space="preserve"> Este panorama conduce al interrogante que orienta el presente trabajo: ¿de qué manera se puede desarrollar un videojuego educativo para incentivar el pensamiento computacional en estudiantes de grado cuarto de primaria del Colegio El Libertador IED?</w:t>
+        <w:t>quin</w:t>
+      </w:r>
+      <w:r>
+        <w:rPr>
+          <w:rFonts w:eastAsia="Arial" w:cs="Arial"/>
+        </w:rPr>
+        <w:t>to de primaria para interpretar secuencias lógicas, reconocer patrones y resolver problemas de manera estructurada.</w:t>
+      </w:r>
+      <w:r>
+        <w:rPr>
+          <w:rFonts w:eastAsia="Arial" w:cs="Arial"/>
+        </w:rPr>
+        <w:t xml:space="preserve"> Este panorama conduce al interrogante que orienta el presente trabajo: ¿de qué manera se puede desarrollar un videojuego educativo para incentivar el pensamiento computacional en estudiantes de grado </w:t>
+      </w:r>
+      <w:r>
+        <w:rPr>
+          <w:rFonts w:eastAsia="Arial" w:cs="Arial"/>
+        </w:rPr>
+        <w:t>quin</w:t>
+      </w:r>
+      <w:r>
+        <w:rPr>
+          <w:rFonts w:eastAsia="Arial" w:cs="Arial"/>
+        </w:rPr>
+        <w:t>to de primaria del Colegio El Libertador IED?</w:t>
       </w:r>
     </w:p>
     <w:p>
@@ -9576,7 +9716,19 @@
         <w:rPr>
           <w:rFonts w:eastAsia="Arial" w:cs="Arial"/>
         </w:rPr>
-        <w:t>Frente a esta problemática, el presente trabajo propone el desarrollo de un prototipo de videojuego educativo en 2D como herramienta tecnológica didáctica orientada a incentivar el pensamiento computacional en estudiantes de grado cuarto de primaria del Colegio El Libertador IED. La propuesta se sustenta en el Aprendizaje Basado en Juegos (ABJ), cuya efectividad ha sido ampliamente documentada: estudios experimentales han demostrado que el 100 % de los estudiantes que trabajaron con juegos didácticos alcanzaron los niveles de aprendizaje esperados, frente a más del 54 % que no los logró mediante métodos tradicionales [4]. El videojuego incorpora mecánicas de progresión por niveles, toma de decisiones y resolución de retos lógicos, enmarcadas en la Teoría del Flujo de Csíkszentmihályi y la Teoría de la Autodeterminación de Deci y Ryan, con el propósito de mantener la motivación intrínseca del estudiante durante el proceso de aprendizaje [5].</w:t>
+        <w:t xml:space="preserve">Frente a esta problemática, el presente trabajo propone el desarrollo de un prototipo de videojuego educativo en 2D como herramienta tecnológica didáctica orientada a incentivar el pensamiento computacional en estudiantes de grado </w:t>
+      </w:r>
+      <w:r>
+        <w:rPr>
+          <w:rFonts w:eastAsia="Arial" w:cs="Arial"/>
+        </w:rPr>
+        <w:t>quin</w:t>
+      </w:r>
+      <w:r>
+        <w:rPr>
+          <w:rFonts w:eastAsia="Arial" w:cs="Arial"/>
+        </w:rPr>
+        <w:t>to de primaria del Colegio El Libertador IED. La propuesta se sustenta en el Aprendizaje Basado en Juegos (ABJ), cuya efectividad ha sido ampliamente documentada: estudios experimentales han demostrado que el 100 % de los estudiantes que trabajaron con juegos didácticos alcanzaron los niveles de aprendizaje esperados, frente a más del 54 % que no los logró mediante métodos tradicionales [4]. El videojuego incorpora mecánicas de progresión por niveles, toma de decisiones y resolución de retos lógicos, enmarcadas en la Teoría del Flujo de Csíkszentmihályi y la Teoría de la Autodeterminación de Deci y Ryan, con el propósito de mantener la motivación intrínseca del estudiante durante el proceso de aprendizaje [5].</w:t>
       </w:r>
     </w:p>
     <w:p>
@@ -9688,7 +9840,7 @@
           <w:caps w:val="0"/>
         </w:rPr>
       </w:pPr>
-      <w:bookmarkStart w:id="6" w:name="_Toc242564762"/>
+      <w:bookmarkStart w:id="6" w:name="_Toc242806694"/>
       <w:r>
         <w:rPr>
           <w:rFonts w:cs="Arial"/>
@@ -9737,7 +9889,7 @@
       </w:pPr>
       <w:bookmarkStart w:id="7" w:name="_Toc475112154"/>
       <w:bookmarkStart w:id="8" w:name="_Toc475115510"/>
-      <w:bookmarkStart w:id="9" w:name="_Toc242564763"/>
+      <w:bookmarkStart w:id="9" w:name="_Toc242806695"/>
       <w:r>
         <w:t>1.1 Planteamiento del problema</w:t>
       </w:r>
@@ -9794,7 +9946,7 @@
           <w:iCs w:val="0"/>
         </w:rPr>
       </w:pPr>
-      <w:bookmarkStart w:id="10" w:name="_Toc242564850"/>
+      <w:bookmarkStart w:id="10" w:name="_Toc242806783"/>
       <w:r>
         <w:rPr>
           <w:rFonts w:cs="Arial"/>
@@ -10015,7 +10167,7 @@
           <w:iCs w:val="0"/>
         </w:rPr>
       </w:pPr>
-      <w:bookmarkStart w:id="11" w:name="_Toc242564851"/>
+      <w:bookmarkStart w:id="11" w:name="_Toc242806784"/>
       <w:r>
         <w:rPr>
           <w:rFonts w:cs="Arial"/>
@@ -10163,7 +10315,7 @@
           <w:rFonts w:eastAsia="Arial" w:cs="Arial"/>
         </w:rPr>
       </w:pPr>
-      <w:bookmarkStart w:id="12" w:name="_Toc242564852"/>
+      <w:bookmarkStart w:id="12" w:name="_Toc242806785"/>
       <w:r>
         <w:rPr>
           <w:rFonts w:cs="Arial"/>
@@ -10390,7 +10542,19 @@
         <w:rPr>
           <w:rFonts w:eastAsia="Arial" w:cs="Arial"/>
         </w:rPr>
-        <w:t>En este contexto, resulta pertinente explorar el uso de herramientas educativas basadas en videojuegos como estrategia pedagógica para fortalecer estas competencias desde edades tempranas. En particular, en los estudiantes de grado cuarto de primaria con edades entre 9 y 11 años del Colegio El Libertador IED, donde según observaciones de los docentes y el desempeño académico de los estudiantes se ha evidenciado la necesidad de fortalecer habilidades asociadas al razonamiento lógico y la resolución de problemas, el desarrollo de recursos didácticos interactivos puede representar una alternativa para apoyar los procesos de aprendizaje. Por ello, el presente trabajo plantea el desarrollo de un prototipo de videojuego educativo orientado a incentivar el pensamiento computacional, incorporando retos progresivos y dinámicas de resolución de problemas que permitan promover habilidades como la identificación de patrones, la estructuración de secuencias lógicas y el pensamiento algorítmico en los estudiantes.</w:t>
+        <w:t xml:space="preserve">En este contexto, resulta pertinente explorar el uso de herramientas educativas basadas en videojuegos como estrategia pedagógica para fortalecer estas competencias desde edades tempranas. En particular, en los estudiantes de grado </w:t>
+      </w:r>
+      <w:r>
+        <w:rPr>
+          <w:rFonts w:eastAsia="Arial" w:cs="Arial"/>
+        </w:rPr>
+        <w:t>quin</w:t>
+      </w:r>
+      <w:r>
+        <w:rPr>
+          <w:rFonts w:eastAsia="Arial" w:cs="Arial"/>
+        </w:rPr>
+        <w:t>to de primaria con edades entre 9 y 11 años del Colegio El Libertador IED, donde según observaciones de los docentes y el desempeño académico de los estudiantes se ha evidenciado la necesidad de fortalecer habilidades asociadas al razonamiento lógico y la resolución de problemas, el desarrollo de recursos didácticos interactivos puede representar una alternativa para apoyar los procesos de aprendizaje. Por ello, el presente trabajo plantea el desarrollo de un prototipo de videojuego educativo orientado a incentivar el pensamiento computacional, incorporando retos progresivos y dinámicas de resolución de problemas que permitan promover habilidades como la identificación de patrones, la estructuración de secuencias lógicas y el pensamiento algorítmico en los estudiantes.</w:t>
       </w:r>
     </w:p>
     <w:p>
@@ -10414,7 +10578,7 @@
       </w:pPr>
       <w:bookmarkStart w:id="13" w:name="_Toc475112156"/>
       <w:bookmarkStart w:id="14" w:name="_Toc475115512"/>
-      <w:bookmarkStart w:id="15" w:name="_Toc242564764"/>
+      <w:bookmarkStart w:id="15" w:name="_Toc242806696"/>
       <w:r>
         <w:t>1.2 Pregunta de investigación</w:t>
       </w:r>
@@ -10451,7 +10615,19 @@
         <w:rPr>
           <w:rFonts w:cs="Arial"/>
         </w:rPr>
-        <w:t>para incentivar el pensamiento computacional en estudiantes de grado cuarto de primaria del Colegio El Libertador IED?</w:t>
+        <w:t xml:space="preserve">para incentivar el pensamiento computacional en estudiantes de grado </w:t>
+      </w:r>
+      <w:r>
+        <w:rPr>
+          <w:rFonts w:cs="Arial"/>
+        </w:rPr>
+        <w:t>quin</w:t>
+      </w:r>
+      <w:r>
+        <w:rPr>
+          <w:rFonts w:cs="Arial"/>
+        </w:rPr>
+        <w:t>to de primaria del Colegio El Libertador IED?</w:t>
       </w:r>
     </w:p>
     <w:p>
@@ -10465,7 +10641,7 @@
       <w:pPr>
         <w:pStyle w:val="Ttulo2"/>
       </w:pPr>
-      <w:bookmarkStart w:id="16" w:name="_Toc242564765"/>
+      <w:bookmarkStart w:id="16" w:name="_Toc242806697"/>
       <w:r>
         <w:t>1.3 Justificación</w:t>
       </w:r>
@@ -10510,7 +10686,19 @@
           <w:rFonts w:cs="Arial"/>
         </w:rPr>
         <w:lastRenderedPageBreak/>
-        <w:t>profesores han identificado que los estudiantes de grado cuarto presentan dificultades significativas en la interpretación, análisis y resolución de problemas. Estas problemáticas se evidencian en el bajo desempeño en evaluaciones internas, así como en resultados descendentes en las Pruebas Saber y BEBRAS de grado quinto. Adicionalmente, se observan debilidades en habilidades cognitivas como el pensamiento lógico, el análisis de información, la relación de datos y la resolución de problemas de manera estructurada, lo que limita el desarrollo de habilidades del pensamiento computacional.</w:t>
+        <w:t xml:space="preserve">profesores han identificado que los estudiantes de grado </w:t>
+      </w:r>
+      <w:r>
+        <w:rPr>
+          <w:rFonts w:cs="Arial"/>
+        </w:rPr>
+        <w:t>quin</w:t>
+      </w:r>
+      <w:r>
+        <w:rPr>
+          <w:rFonts w:cs="Arial"/>
+        </w:rPr>
+        <w:t>to presentan dificultades significativas en la interpretación, análisis y resolución de problemas. Estas problemáticas se evidencian en el bajo desempeño en evaluaciones internas, así como en resultados descendentes en las Pruebas Saber y BEBRAS de grado quinto. Adicionalmente, se observan debilidades en habilidades cognitivas como el pensamiento lógico, el análisis de información, la relación de datos y la resolución de problemas de manera estructurada, lo que limita el desarrollo de habilidades del pensamiento computacional.</w:t>
       </w:r>
     </w:p>
     <w:p>
@@ -10594,7 +10782,7 @@
           <w:iCs w:val="0"/>
         </w:rPr>
       </w:pPr>
-      <w:bookmarkStart w:id="17" w:name="_Toc242564853"/>
+      <w:bookmarkStart w:id="17" w:name="_Toc242806786"/>
       <w:r>
         <w:rPr>
           <w:rFonts w:cs="Arial"/>
@@ -10754,7 +10942,19 @@
         <w:rPr>
           <w:rFonts w:eastAsia="Arial" w:cs="Arial"/>
         </w:rPr>
-        <w:t>trabajar de manera intencional el pensamiento computacional en estudiantes de grado cuarto, con retos lógicos situados en una historia de tres niveles que va del fuego a la balsa y que pueden servir de base para resolver problemas en otras áreas, entre ellas las matemáticas</w:t>
+        <w:t xml:space="preserve">trabajar de manera intencional el pensamiento computacional en estudiantes de grado </w:t>
+      </w:r>
+      <w:r>
+        <w:rPr>
+          <w:rFonts w:eastAsia="Arial" w:cs="Arial"/>
+        </w:rPr>
+        <w:t>quin</w:t>
+      </w:r>
+      <w:r>
+        <w:rPr>
+          <w:rFonts w:eastAsia="Arial" w:cs="Arial"/>
+        </w:rPr>
+        <w:t>to, con retos lógicos situados en una historia de tres niveles que va del fuego a la balsa y que pueden servir de base para resolver problemas en otras áreas, entre ellas las matemáticas</w:t>
       </w:r>
       <w:r>
         <w:rPr>
@@ -10769,7 +10969,7 @@
       </w:pPr>
       <w:bookmarkStart w:id="18" w:name="_Toc475112155"/>
       <w:bookmarkStart w:id="19" w:name="_Toc475115511"/>
-      <w:bookmarkStart w:id="20" w:name="_Toc242564766"/>
+      <w:bookmarkStart w:id="20" w:name="_Toc242806698"/>
       <w:r>
         <w:t>1.4 Antecedentes del</w:t>
       </w:r>
@@ -10923,7 +11123,7 @@
           <w:caps w:val="0"/>
         </w:rPr>
       </w:pPr>
-      <w:bookmarkStart w:id="21" w:name="_Toc242564767"/>
+      <w:bookmarkStart w:id="21" w:name="_Toc242806699"/>
       <w:r>
         <w:rPr>
           <w:rFonts w:cs="Arial"/>
@@ -10964,7 +11164,7 @@
       </w:pPr>
       <w:bookmarkStart w:id="22" w:name="_Toc475112161"/>
       <w:bookmarkStart w:id="23" w:name="_Toc475115517"/>
-      <w:bookmarkStart w:id="24" w:name="_Toc242564768"/>
+      <w:bookmarkStart w:id="24" w:name="_Toc242806700"/>
       <w:r>
         <w:t>2.1 Objetivo general</w:t>
       </w:r>
@@ -11005,7 +11205,19 @@
         <w:rPr>
           <w:rFonts w:eastAsia="Arial" w:cs="Arial"/>
         </w:rPr>
-        <w:t xml:space="preserve"> en estudiantes de grado cuarto de primaria del colegio El Libertador IED.</w:t>
+        <w:t xml:space="preserve"> en estudiantes de grado </w:t>
+      </w:r>
+      <w:r>
+        <w:rPr>
+          <w:rFonts w:eastAsia="Arial" w:cs="Arial"/>
+        </w:rPr>
+        <w:t>quin</w:t>
+      </w:r>
+      <w:r>
+        <w:rPr>
+          <w:rFonts w:eastAsia="Arial" w:cs="Arial"/>
+        </w:rPr>
+        <w:t>to de primaria del colegio El Libertador IED.</w:t>
       </w:r>
       <w:bookmarkStart w:id="25" w:name="_Toc475112162"/>
       <w:bookmarkStart w:id="26" w:name="_Toc475115518"/>
@@ -11023,7 +11235,7 @@
         <w:pStyle w:val="Ttulo2"/>
         <w:ind w:left="567" w:hanging="576"/>
       </w:pPr>
-      <w:bookmarkStart w:id="27" w:name="_Toc242564769"/>
+      <w:bookmarkStart w:id="27" w:name="_Toc242806701"/>
       <w:r>
         <w:t>2.2 Objetivos específicos</w:t>
       </w:r>
@@ -11149,7 +11361,7 @@
       </w:pPr>
       <w:bookmarkStart w:id="28" w:name="_Toc475112165"/>
       <w:bookmarkStart w:id="29" w:name="_Toc475115521"/>
-      <w:bookmarkStart w:id="30" w:name="_Toc242564770"/>
+      <w:bookmarkStart w:id="30" w:name="_Toc242806702"/>
       <w:r>
         <w:rPr>
           <w:rFonts w:cs="Arial"/>
@@ -11178,7 +11390,7 @@
       </w:pPr>
       <w:bookmarkStart w:id="31" w:name="_Toc475112166"/>
       <w:bookmarkStart w:id="32" w:name="_Toc475115522"/>
-      <w:bookmarkStart w:id="33" w:name="_Toc242564771"/>
+      <w:bookmarkStart w:id="33" w:name="_Toc242806703"/>
       <w:r>
         <w:t>3.1 Marco conceptual</w:t>
       </w:r>
@@ -11200,7 +11412,7 @@
           <w:rFonts w:cs="Arial"/>
         </w:rPr>
       </w:pPr>
-      <w:bookmarkStart w:id="34" w:name="_Toc242564772"/>
+      <w:bookmarkStart w:id="34" w:name="_Toc242806704"/>
       <w:r>
         <w:t>3.1.1 El pensamiento computacional (PC):</w:t>
       </w:r>
@@ -11493,7 +11705,7 @@
           <w:bCs/>
         </w:rPr>
       </w:pPr>
-      <w:bookmarkStart w:id="35" w:name="_Toc242564773"/>
+      <w:bookmarkStart w:id="35" w:name="_Toc242806705"/>
       <w:r>
         <w:t>3.1.2. Pruebas Bebras:</w:t>
       </w:r>
@@ -11529,7 +11741,7 @@
           <w:rFonts w:cs="Arial"/>
         </w:rPr>
       </w:pPr>
-      <w:bookmarkStart w:id="36" w:name="_Toc242564774"/>
+      <w:bookmarkStart w:id="36" w:name="_Toc242806706"/>
       <w:r>
         <w:t>3.1.3. teoría del flujo</w:t>
       </w:r>
@@ -11551,7 +11763,7 @@
           <w:iCs w:val="0"/>
         </w:rPr>
       </w:pPr>
-      <w:bookmarkStart w:id="37" w:name="_Toc242564854"/>
+      <w:bookmarkStart w:id="37" w:name="_Toc242806787"/>
       <w:r>
         <w:rPr>
           <w:rFonts w:cs="Arial"/>
@@ -11697,7 +11909,7 @@
       <w:pPr>
         <w:pStyle w:val="Ttulo3"/>
       </w:pPr>
-      <w:bookmarkStart w:id="38" w:name="_Toc242564775"/>
+      <w:bookmarkStart w:id="38" w:name="_Toc242806707"/>
       <w:r>
         <w:t>3.1.4. Teoría de la Autodeterminación</w:t>
       </w:r>
@@ -12197,7 +12409,7 @@
           <w:rFonts w:eastAsia="Arial" w:cs="Arial"/>
         </w:rPr>
       </w:pPr>
-      <w:bookmarkStart w:id="39" w:name="_Toc242564776"/>
+      <w:bookmarkStart w:id="39" w:name="_Toc242806708"/>
       <w:r>
         <w:t>3.1.6 GOLDEN PATH</w:t>
       </w:r>
@@ -12238,7 +12450,7 @@
           <w:rFonts w:eastAsia="Arial" w:cs="Arial"/>
         </w:rPr>
       </w:pPr>
-      <w:bookmarkStart w:id="40" w:name="_Toc242564777"/>
+      <w:bookmarkStart w:id="40" w:name="_Toc242806709"/>
       <w:r>
         <w:t>3.1.7 Gamificación</w:t>
       </w:r>
@@ -12296,7 +12508,7 @@
       </w:pPr>
       <w:bookmarkStart w:id="41" w:name="_Toc475112167"/>
       <w:bookmarkStart w:id="42" w:name="_Toc475115523"/>
-      <w:bookmarkStart w:id="43" w:name="_Toc242564778"/>
+      <w:bookmarkStart w:id="43" w:name="_Toc242806710"/>
       <w:r>
         <w:t>3.2 Marco teórico</w:t>
       </w:r>
@@ -12318,7 +12530,7 @@
           <w:rFonts w:cs="Arial"/>
         </w:rPr>
       </w:pPr>
-      <w:bookmarkStart w:id="44" w:name="_Toc242564779"/>
+      <w:bookmarkStart w:id="44" w:name="_Toc242806711"/>
       <w:r>
         <w:t>3.2.1 Aprendizaje basado en juegos (ABJ)</w:t>
       </w:r>
@@ -12536,7 +12748,7 @@
           <w:caps w:val="0"/>
         </w:rPr>
       </w:pPr>
-      <w:bookmarkStart w:id="45" w:name="_Toc242564780"/>
+      <w:bookmarkStart w:id="45" w:name="_Toc242806712"/>
       <w:r>
         <w:t xml:space="preserve">3.2.2. </w:t>
       </w:r>
@@ -12581,7 +12793,7 @@
           <w:caps w:val="0"/>
         </w:rPr>
       </w:pPr>
-      <w:bookmarkStart w:id="46" w:name="_Toc242564781"/>
+      <w:bookmarkStart w:id="46" w:name="_Toc242806713"/>
       <w:r>
         <w:t xml:space="preserve">3.2.3 </w:t>
       </w:r>
@@ -12944,7 +13156,7 @@
       <w:pPr>
         <w:pStyle w:val="Ttulo3"/>
       </w:pPr>
-      <w:bookmarkStart w:id="47" w:name="_Toc242564782"/>
+      <w:bookmarkStart w:id="47" w:name="_Toc242806714"/>
       <w:r>
         <w:t>3.2.</w:t>
       </w:r>
@@ -13056,8 +13268,22 @@
           <w:rFonts w:cs="Arial"/>
           <w:color w:val="auto"/>
         </w:rPr>
+        <w:t>quin</w:t>
+      </w:r>
+      <w:r>
+        <w:rPr>
+          <w:rFonts w:cs="Arial"/>
+          <w:color w:val="auto"/>
+        </w:rPr>
+        <w:t xml:space="preserve">to, </w:t>
+      </w:r>
+      <w:r>
+        <w:rPr>
+          <w:rFonts w:cs="Arial"/>
+          <w:color w:val="auto"/>
+        </w:rPr>
         <w:lastRenderedPageBreak/>
-        <w:t>cuarto, de 9 a 11 años, mantengan la ubicación espacial y el orden lógico de las actividades. En el prototipo, cada nivel se habilita al completar el anterior y las escenas narrativas avanzan con un clic</w:t>
+        <w:t>de 9 a 11 años, mantengan la ubicación espacial y el orden lógico de las actividades. En el prototipo, cada nivel se habilita al completar el anterior y las escenas narrativas avanzan con un clic</w:t>
       </w:r>
       <w:r>
         <w:rPr>
@@ -13084,7 +13310,7 @@
           <w:bCs/>
         </w:rPr>
       </w:pPr>
-      <w:bookmarkStart w:id="48" w:name="_Toc242564783"/>
+      <w:bookmarkStart w:id="48" w:name="_Toc242806715"/>
       <w:r>
         <w:t>3.2.</w:t>
       </w:r>
@@ -13209,7 +13435,7 @@
           <w:rFonts w:cs="Arial"/>
         </w:rPr>
       </w:pPr>
-      <w:bookmarkStart w:id="49" w:name="_Toc242564784"/>
+      <w:bookmarkStart w:id="49" w:name="_Toc242806716"/>
       <w:r>
         <w:t>3.2.</w:t>
       </w:r>
@@ -13328,7 +13554,7 @@
           <w:rFonts w:cs="Arial"/>
         </w:rPr>
       </w:pPr>
-      <w:bookmarkStart w:id="50" w:name="_Toc242564785"/>
+      <w:bookmarkStart w:id="50" w:name="_Toc242806717"/>
       <w:r>
         <w:t>3.2.</w:t>
       </w:r>
@@ -13394,7 +13620,7 @@
       </w:pPr>
       <w:bookmarkStart w:id="51" w:name="_Toc475112168"/>
       <w:bookmarkStart w:id="52" w:name="_Toc475115524"/>
-      <w:bookmarkStart w:id="53" w:name="_Toc242564786"/>
+      <w:bookmarkStart w:id="53" w:name="_Toc242806718"/>
       <w:r>
         <w:t>3.3 Marco jurídico</w:t>
       </w:r>
@@ -13425,7 +13651,7 @@
           <w:rFonts w:cs="Arial"/>
         </w:rPr>
       </w:pPr>
-      <w:bookmarkStart w:id="54" w:name="_Toc242564787"/>
+      <w:bookmarkStart w:id="54" w:name="_Toc242806719"/>
       <w:r>
         <w:t>3.3.1. Tratamiento de datos personales y régimen de habeas data</w:t>
       </w:r>
@@ -13437,7 +13663,19 @@
         <w:rPr>
           <w:rFonts w:eastAsia="Arial" w:cs="Arial"/>
         </w:rPr>
-        <w:t xml:space="preserve">El videojuego almacenará el nombre de los estudiantes de grado cuarto del Colegio El Libertador IED con el exclusivo fin de vincular el avance y </w:t>
+        <w:t xml:space="preserve">El videojuego almacenará el nombre de los estudiantes de grado </w:t>
+      </w:r>
+      <w:r>
+        <w:rPr>
+          <w:rFonts w:eastAsia="Arial" w:cs="Arial"/>
+        </w:rPr>
+        <w:t>quin</w:t>
+      </w:r>
+      <w:r>
+        <w:rPr>
+          <w:rFonts w:eastAsia="Arial" w:cs="Arial"/>
+        </w:rPr>
+        <w:t xml:space="preserve">to del Colegio El Libertador IED con el exclusivo fin de vincular el avance y </w:t>
       </w:r>
       <w:r>
         <w:rPr>
@@ -13790,7 +14028,7 @@
       <w:pPr>
         <w:pStyle w:val="Ttulo3"/>
       </w:pPr>
-      <w:bookmarkStart w:id="55" w:name="_Toc242564788"/>
+      <w:bookmarkStart w:id="55" w:name="_Toc242806720"/>
       <w:r>
         <w:t>3.3.2. Derechos de autor sobre los personajes utilizados</w:t>
       </w:r>
@@ -14041,7 +14279,7 @@
       </w:pPr>
       <w:bookmarkStart w:id="56" w:name="_Toc475112170"/>
       <w:bookmarkStart w:id="57" w:name="_Toc475115526"/>
-      <w:bookmarkStart w:id="58" w:name="_Toc242564789"/>
+      <w:bookmarkStart w:id="58" w:name="_Toc242806721"/>
       <w:r>
         <w:rPr>
           <w:color w:val="auto"/>
@@ -14060,7 +14298,19 @@
         <w:rPr>
           <w:rFonts w:eastAsia="Arial" w:cs="Arial"/>
         </w:rPr>
-        <w:t>La población objeto del presente proyecto corresponde a estudiantes de grado cuarto de primaria, con edades comprendidas entre los 9 y 11 años. Se trata de niños que se encuentran en una etapa de desarrollo cognitivo en la cual comienzan a consolidar habilidades de pensamiento lógico y resolución de problemas, lo que los convierte en un público idóneo para la introducción de conceptos relacionados con el pensamiento computacional a través de experiencias interactivas como el videojuego.</w:t>
+        <w:t xml:space="preserve">La población objeto del presente proyecto corresponde a estudiantes de grado </w:t>
+      </w:r>
+      <w:r>
+        <w:rPr>
+          <w:rFonts w:eastAsia="Arial" w:cs="Arial"/>
+        </w:rPr>
+        <w:t>quin</w:t>
+      </w:r>
+      <w:r>
+        <w:rPr>
+          <w:rFonts w:eastAsia="Arial" w:cs="Arial"/>
+        </w:rPr>
+        <w:t>to de primaria, con edades comprendidas entre los 9 y 11 años. Se trata de niños que se encuentran en una etapa de desarrollo cognitivo en la cual comienzan a consolidar habilidades de pensamiento lógico y resolución de problemas, lo que los convierte en un público idóneo para la introducción de conceptos relacionados con el pensamiento computacional a través de experiencias interactivas como el videojuego.</w:t>
       </w:r>
     </w:p>
     <w:p>
@@ -14127,7 +14377,7 @@
           <w:caps w:val="0"/>
         </w:rPr>
       </w:pPr>
-      <w:bookmarkStart w:id="61" w:name="_Toc242564790"/>
+      <w:bookmarkStart w:id="61" w:name="_Toc242806722"/>
       <w:r>
         <w:rPr>
           <w:rFonts w:cs="Arial"/>
@@ -14398,7 +14648,19 @@
         <w:rPr>
           <w:rFonts w:eastAsia="Arial" w:cs="Arial"/>
         </w:rPr>
-        <w:t xml:space="preserve"> una investigación sobre las desigualdades en pensamiento computacional entre estudiantes que ingresan a programas STEM en una universidad chilena. Sus datos muestran que estas brechas se originan en la educación básica. Este antecedente es relevante para justificar la pertinencia del proyecto: intervenir tempranamente, en grado cuarto, ayuda a reducir disparidades que después son difíciles de corregir [7].</w:t>
+        <w:t xml:space="preserve"> una investigación sobre las desigualdades en pensamiento computacional entre estudiantes que ingresan a programas STEM en una universidad chilena. Sus datos muestran que estas brechas se originan en la educación básica. Este antecedente es relevante para justificar la pertinencia del proyecto: intervenir tempranamente, en grado </w:t>
+      </w:r>
+      <w:r>
+        <w:rPr>
+          <w:rFonts w:eastAsia="Arial" w:cs="Arial"/>
+        </w:rPr>
+        <w:t>quin</w:t>
+      </w:r>
+      <w:r>
+        <w:rPr>
+          <w:rFonts w:eastAsia="Arial" w:cs="Arial"/>
+        </w:rPr>
+        <w:t>to, ayuda a reducir disparidades que después son difíciles de corregir [7].</w:t>
       </w:r>
     </w:p>
     <w:p>
@@ -14440,7 +14702,19 @@
         <w:rPr>
           <w:rFonts w:eastAsia="Arial" w:cs="Arial"/>
         </w:rPr>
-        <w:t>17. Mujica desarrolló una investigación aplicada centrada en la evaluación del pensamiento computacional en estudiantes de educación primaria y media general. Su estudio aporta evidencia sobre las diferencias en el dominio de habilidades entre niveles educativos, lo cual permite ubicar el grado cuarto como un momento adecuado para una intervención educativa, justo antes de que las brechas se consoliden [9].</w:t>
+        <w:t xml:space="preserve">17. Mujica desarrolló una investigación aplicada centrada en la evaluación del pensamiento computacional en estudiantes de educación primaria y media general. Su estudio aporta evidencia sobre las diferencias en el dominio de habilidades entre niveles educativos, lo cual permite ubicar el grado </w:t>
+      </w:r>
+      <w:r>
+        <w:rPr>
+          <w:rFonts w:eastAsia="Arial" w:cs="Arial"/>
+        </w:rPr>
+        <w:t>quin</w:t>
+      </w:r>
+      <w:r>
+        <w:rPr>
+          <w:rFonts w:eastAsia="Arial" w:cs="Arial"/>
+        </w:rPr>
+        <w:t>to como un momento adecuado para una intervención educativa, justo antes de que las brechas se consoliden [9].</w:t>
       </w:r>
     </w:p>
     <w:p>
@@ -14530,7 +14804,7 @@
       </w:pPr>
       <w:bookmarkStart w:id="62" w:name="_Toc475112172"/>
       <w:bookmarkStart w:id="63" w:name="_Toc475115528"/>
-      <w:bookmarkStart w:id="64" w:name="_Toc242564791"/>
+      <w:bookmarkStart w:id="64" w:name="_Toc242806723"/>
       <w:r>
         <w:rPr>
           <w:rFonts w:cs="Arial"/>
@@ -14682,7 +14956,7 @@
         <w:pStyle w:val="Ttulo2"/>
         <w:ind w:left="567" w:hanging="576"/>
       </w:pPr>
-      <w:bookmarkStart w:id="65" w:name="_Toc242564792"/>
+      <w:bookmarkStart w:id="65" w:name="_Toc242806724"/>
       <w:r>
         <w:lastRenderedPageBreak/>
         <w:t>5.1 Fases del trabajo de grado</w:t>
@@ -14732,7 +15006,7 @@
         <w:pStyle w:val="Ttulo3"/>
         <w:spacing w:before="240"/>
       </w:pPr>
-      <w:bookmarkStart w:id="66" w:name="_Toc242564793"/>
+      <w:bookmarkStart w:id="66" w:name="_Toc242806725"/>
       <w:r>
         <w:t>5.1.1 Apertura del trabajo con Árcade y Kanban</w:t>
       </w:r>
@@ -14779,7 +15053,7 @@
         <w:pStyle w:val="Ttulo3"/>
         <w:spacing w:before="240"/>
       </w:pPr>
-      <w:bookmarkStart w:id="67" w:name="_Toc242564794"/>
+      <w:bookmarkStart w:id="67" w:name="_Toc242806726"/>
       <w:r>
         <w:t>5.1.2 Diseño del guion</w:t>
       </w:r>
@@ -14810,7 +15084,13 @@
       </w:r>
       <w:r>
         <w:lastRenderedPageBreak/>
-        <w:t>del primer fallo del nivel 3 solo se reproduce si la prueba falla) y registró cinco puntos abiertos: el título, el nombre del guía, la homogeneidad del esquema de control entre niveles, los valores de configuración del nivel 1 y la autorización de uso de los personajes. Dos de ellos reaparecen en el acta D10 (30/09/2026) como PG-05 y PG-06, que exigen observar a estudiantes jugando, y el de la autorización sigue pendiente de un dato de uno de los autores. El título se fijó con carácter provisional en el acta D03 (06/09/2026).</w:t>
+        <w:t>del primer fallo del nivel 3 solo se reproduce si la prueba falla) y registró cinco puntos abiertos: el título, el nombre del guía, la homogeneidad del esquema de control entre niveles, los valores de configuración del nivel 1 y la autorización de uso de los personajes. Dos de ellos reaparecen en el acta D10 (30/09/2026) como PG-05 y PG-06, que exig</w:t>
+      </w:r>
+      <w:r>
+        <w:t>ían observar a estudiantes jugando y se cerraron en la sesión del 13/10/2026 (apartado 9.2)</w:t>
+      </w:r>
+      <w:r>
+        <w:t>, y el de la autorización sigue pendiente de un dato de uno de los autores. El título se fijó con carácter provisional en el acta D03 (06/09/2026).</w:t>
       </w:r>
     </w:p>
     <w:p>
@@ -14826,7 +15106,7 @@
         <w:pStyle w:val="Ttulo3"/>
         <w:spacing w:before="240"/>
       </w:pPr>
-      <w:bookmarkStart w:id="68" w:name="_Toc242564795"/>
+      <w:bookmarkStart w:id="68" w:name="_Toc242806727"/>
       <w:r>
         <w:t>5.1.3 Especificación de requerimientos (objetivo 1)</w:t>
       </w:r>
@@ -14861,11 +15141,11 @@
         <w:spacing w:before="240" w:after="240"/>
       </w:pPr>
       <w:r>
-        <w:t xml:space="preserve">La R08 (01/08/2026) exigió que ningún requerimiento no funcional entrara sin su criterio de verificación, construyó la matriz que vincula cada faceta del pensamiento computacional con </w:t>
+        <w:t xml:space="preserve">La R08 (01/08/2026) exigió que ningún requerimiento no funcional entrara sin su criterio de </w:t>
       </w:r>
       <w:r>
         <w:lastRenderedPageBreak/>
-        <w:t>su nivel y sus requerimientos, y dio por completo el documento con 47 RF y 23 RNF. La R09 (15/08/2026), rotulada «Especificación» (refinamiento del entregable), releyó el borrador en voz alta con cuatro preguntas por requerimiento (si se entiende sin el guion, si describe una sola capacidad, si puede comprobarse y si tiene origen). Con ellas unificó la redacción, suprimió tres requerimientos por solaparse o contradecir un lineamiento, fusionó las fases de mástil y vela del ensamblaje e incorporó tres que faltaban: la salida con guardado previo, la consulta del progreso por el docente y la eliminación definitiva de datos. La R10 (16/08/2026) renumeró, verificó el origen de cada requerimiento y cerró el entregable con 47 RF y 22 RNF, con la primera entrega fechada el 17/08/2026.</w:t>
+        <w:t>verificación, construyó la matriz que vincula cada faceta del pensamiento computacional con su nivel y sus requerimientos, y dio por completo el documento con 47 RF y 23 RNF. La R09 (15/08/2026), rotulada «Especificación» (refinamiento del entregable), releyó el borrador en voz alta con cuatro preguntas por requerimiento (si se entiende sin el guion, si describe una sola capacidad, si puede comprobarse y si tiene origen). Con ellas unificó la redacción, suprimió tres requerimientos por solaparse o contradecir un lineamiento, fusionó las fases de mástil y vela del ensamblaje e incorporó tres que faltaban: la salida con guardado previo, la consulta del progreso por el docente y la eliminación definitiva de datos. La R10 (16/08/2026) renumeró, verificó el origen de cada requerimiento y cerró el entregable con 47 RF y 22 RNF, con la primera entrega fechada el 17/08/2026.</w:t>
       </w:r>
     </w:p>
     <w:p>
@@ -14889,7 +15169,7 @@
         <w:pStyle w:val="Ttulo3"/>
         <w:spacing w:before="240"/>
       </w:pPr>
-      <w:bookmarkStart w:id="69" w:name="_Toc242564796"/>
+      <w:bookmarkStart w:id="69" w:name="_Toc242806728"/>
       <w:r>
         <w:t>5.1.4 Diseño del videojuego (objetivo 2)</w:t>
       </w:r>
@@ -14916,11 +15196,8 @@
         <w:spacing w:before="240" w:after="240"/>
       </w:pPr>
       <w:r>
-        <w:t xml:space="preserve">La O03 (30/08/2026) aplicó el segundo lote de correcciones y dio por cerrado el entregable del </w:t>
-      </w:r>
-      <w:r>
         <w:lastRenderedPageBreak/>
-        <w:t>objetivo: comprobó que los tres niveles tuvieran dificultad ascendente, que el desbloqueo dependiera del nivel anterior y no del tiempo ni de una cifra, y que todo reto que hace avanzar la historia exigiera una acción de pensamiento computacional, con una meta de más del 85 % que el acta declara cumplida. Esa misma sesión planteó la arquitectura. Descartó un controlador central único, porque impediría verificar la independencia entre niveles, y un bus de eventos global, porque oculta quién escucha qué; fijó una máquina de estados sin estado de derrota y mapeó los módulos contra el tablero Kanban «de modo que cada tarjeta corresponda a una porción identificable del sistema».</w:t>
+        <w:t>La O03 (30/08/2026) aplicó el segundo lote de correcciones y dio por cerrado el entregable del objetivo: comprobó que los tres niveles tuvieran dificultad ascendente, que el desbloqueo dependiera del nivel anterior y no del tiempo ni de una cifra, y que todo reto que hace avanzar la historia exigiera una acción de pensamiento computacional, con una meta de más del 85 % que el acta declara cumplida. Esa misma sesión planteó la arquitectura. Descartó un controlador central único, porque impediría verificar la independencia entre niveles, y un bus de eventos global, porque oculta quién escucha qué; fijó una máquina de estados sin estado de derrota y mapeó los módulos contra el tablero Kanban «de modo que cada tarjeta corresponda a una porción identificable del sistema».</w:t>
       </w:r>
     </w:p>
     <w:p>
@@ -14964,7 +15241,7 @@
         <w:pStyle w:val="Ttulo3"/>
         <w:spacing w:before="240"/>
       </w:pPr>
-      <w:bookmarkStart w:id="70" w:name="_Toc242564797"/>
+      <w:bookmarkStart w:id="70" w:name="_Toc242806729"/>
       <w:r>
         <w:t>5.1.5 Ciclo Diseño ↔ Desarrollo ↔ Pruebas (objetivo 3)</w:t>
       </w:r>
@@ -14983,11 +15260,11 @@
         <w:spacing w:before="240" w:after="240"/>
       </w:pPr>
       <w:r>
-        <w:t xml:space="preserve">La D02 retomó la planeación en cuatro incrementos de la O05, la contrastó con los 47 RF y revisó la fase de cimientos del primer slice, ya ejecutada a partir de la tarjeta O03-3 del 30/08/2026: 23 pruebas de lógica y 3 de integración superadas, con el tiempo de carga declarado como no verificado porque la ejecución por lotes no sirve para medirlo. Resolvió dos puntos que ningún documento fijaba. Reconfirmar una fase no sobrescribe el registro anterior, porque acumular inflaría los pasos utilizados, y se rechaza el nombre de perfil que no sirva como nombre de archivo, porque un nombre con separadores de ruta escribiría fuera de la carpeta portable. De las cuatro tareas de la fase siguiente (T05 a T08) se comprometieron solo las dos primeras, que se sostienen mutuamente y obligan a conectar por primera vez la </w:t>
+        <w:t xml:space="preserve">La D02 retomó la planeación en cuatro incrementos de la O05, la contrastó con los 47 RF y revisó la fase de cimientos del primer slice, ya ejecutada a partir de la tarjeta O03-3 del 30/08/2026: 23 pruebas de lógica y 3 de integración superadas, con el tiempo de carga declarado como no verificado porque la ejecución por lotes no sirve para medirlo. Resolvió dos puntos que ningún documento fijaba. Reconfirmar una fase no sobrescribe el registro anterior, porque acumular inflaría los pasos utilizados, y se rechaza el nombre de perfil que no sirva como nombre de archivo, porque un nombre con separadores de ruta escribiría fuera de la carpeta portable. De las cuatro tareas de la fase siguiente (T05 a T08) se comprometieron solo </w:t>
       </w:r>
       <w:r>
         <w:lastRenderedPageBreak/>
-        <w:t>persistencia con el disco.</w:t>
+        <w:t>las dos primeras, que se sostienen mutuamente y obligan a conectar por primera vez la persistencia con el disco.</w:t>
       </w:r>
     </w:p>
     <w:p>
@@ -15088,7 +15365,7 @@
         <w:pStyle w:val="Ttulo3"/>
         <w:spacing w:before="240"/>
       </w:pPr>
-      <w:bookmarkStart w:id="71" w:name="_Toc242564798"/>
+      <w:bookmarkStart w:id="71" w:name="_Toc242806730"/>
       <w:r>
         <w:lastRenderedPageBreak/>
         <w:t>5.1.6 Evaluación del prototipo (objetivo 4)</w:t>
@@ -15122,10 +15399,22 @@
         <w:spacing w:before="240" w:after="240"/>
       </w:pPr>
       <w:r>
-        <w:t>En el tablero, la D10 cerró los cuatro tableros de slices salvo ocho casillas que dependen de uno de los autores: la observación de estudiantes jugando (PG-05 y PG-06) y tres ejecuciones: en un segundo equipo (RNF-07), con el adaptador de red deshabilitado (RNF-08) y en un equipo sin tarjeta gráfica dedicada (CT-02). Se marcarán cuando entregue los resultados y no pasan a trabajos futuros. Para la sesión con estudiantes (apartado 5.3) tiene un guion y el formato de consentimiento informado (RNF-12). En términos de Árcade, esa sesión es la parte del ciclo que el marco teórico asigna a la técnica Thinking Aloud (apartado 3.2.3.2)</w:t>
-      </w:r>
-      <w:r>
-        <w:t>; al 10/10/2026 sigue pendiente, igual que las tres ejecuciones, y el capítulo 9 deja sus resultados como espacios por completar (Tabla 16)</w:t>
+        <w:t>En el tablero, la D10 cerró los cuatro tableros de slices salvo ocho casillas que dependen de uno de los autores: la observación de estudiantes jugando (PG-05 y PG-06) y tres ejecuciones: en un segundo equipo (RNF-07), con el adaptador de red deshabilitado (RNF-08) y en un equipo sin tarjeta gráfica dedicada (CT-02). Se marcar</w:t>
+      </w:r>
+      <w:r>
+        <w:t>on con los resultados del 13/10/2026 y no pasaro</w:t>
+      </w:r>
+      <w:r>
+        <w:t>n a trabajos futuros. Para la sesión con estudiantes (apartado 5.3) tiene un guion y el formato de consentimiento informado (RNF-12). En términos de Árcade, esa sesión es la parte del ciclo que el marco teórico asigna a la técnica Thinking Aloud (apartado 3.2.3.2)</w:t>
+      </w:r>
+      <w:r>
+        <w:t xml:space="preserve">; </w:t>
+      </w:r>
+      <w:r>
+        <w:t>se hizo el 13/10/2026 con 4 estudiantes de grado quinto y las tres ejecuciones se aprobaron en dos equipos sin conexión a internet; el capítulo 9 recoge sus resultados</w:t>
+      </w:r>
+      <w:r>
+        <w:t xml:space="preserve"> (Tabla 16)</w:t>
       </w:r>
       <w:r>
         <w:t>.</w:t>
@@ -15146,7 +15435,7 @@
       </w:pPr>
       <w:bookmarkStart w:id="72" w:name="_Toc475112174"/>
       <w:bookmarkStart w:id="73" w:name="_Toc475115530"/>
-      <w:bookmarkStart w:id="74" w:name="_Toc242564799"/>
+      <w:bookmarkStart w:id="74" w:name="_Toc242806731"/>
       <w:r>
         <w:t>5.</w:t>
       </w:r>
@@ -15415,7 +15704,7 @@
         <w:ind w:left="567" w:hanging="576"/>
       </w:pPr>
       <w:bookmarkStart w:id="75" w:name="_Toc475115531"/>
-      <w:bookmarkStart w:id="76" w:name="_Toc242564800"/>
+      <w:bookmarkStart w:id="76" w:name="_Toc242806732"/>
       <w:r>
         <w:t>5.</w:t>
       </w:r>
@@ -15439,7 +15728,19 @@
         <w:rPr>
           <w:rFonts w:eastAsia="Arial" w:cs="Arial"/>
         </w:rPr>
-        <w:t>La población objeto de estudio del presente proyecto está conformada por estudiantes de grado cuarto de primaria, con edades comprendidas entre los 9 y 11 años, quienes se encuentran en una etapa de desarrollo cognitivo propicia para la introducción de conceptos del pensamiento computacional mediante herramientas interactivas como el aprendizaje basado en juegos.</w:t>
+        <w:t xml:space="preserve">La población objeto de estudio del presente proyecto está conformada por estudiantes de grado </w:t>
+      </w:r>
+      <w:r>
+        <w:rPr>
+          <w:rFonts w:eastAsia="Arial" w:cs="Arial"/>
+        </w:rPr>
+        <w:t>quin</w:t>
+      </w:r>
+      <w:r>
+        <w:rPr>
+          <w:rFonts w:eastAsia="Arial" w:cs="Arial"/>
+        </w:rPr>
+        <w:t>to de primaria, con edades comprendidas entre los 9 y 11 años, quienes se encuentran en una etapa de desarrollo cognitivo propicia para la introducción de conceptos del pensamiento computacional mediante herramientas interactivas como el aprendizaje basado en juegos.</w:t>
       </w:r>
     </w:p>
     <w:p>
@@ -15475,7 +15776,19 @@
         <w:rPr>
           <w:rFonts w:eastAsia="Arial" w:cs="Arial"/>
         </w:rPr>
-        <w:t>La muestra estará compuesta por un grupo de estudiantes de grado cuarto de primaria disponibles para participar en las sesiones de prueba del prototipo, seleccionados según criterios de accesibilidad y disposición de la institución educativa</w:t>
+        <w:t xml:space="preserve">La muestra estará compuesta por un grupo de estudiantes de grado </w:t>
+      </w:r>
+      <w:r>
+        <w:rPr>
+          <w:rFonts w:eastAsia="Arial" w:cs="Arial"/>
+        </w:rPr>
+        <w:t>quin</w:t>
+      </w:r>
+      <w:r>
+        <w:rPr>
+          <w:rFonts w:eastAsia="Arial" w:cs="Arial"/>
+        </w:rPr>
+        <w:t>to de primaria disponibles para participar en las sesiones de prueba del prototipo, seleccionados según criterios de accesibilidad y disposición de la institución educativa</w:t>
       </w:r>
       <w:r>
         <w:rPr>
@@ -15516,7 +15829,7 @@
           <w:b/>
         </w:rPr>
       </w:pPr>
-      <w:bookmarkStart w:id="77" w:name="_Toc242564801"/>
+      <w:bookmarkStart w:id="77" w:name="_Toc242806733"/>
       <w:r>
         <w:rPr>
           <w:rFonts w:cs="Arial"/>
@@ -15551,7 +15864,7 @@
           <w:color w:val="auto"/>
         </w:rPr>
       </w:pPr>
-      <w:bookmarkStart w:id="78" w:name="_Toc242564802"/>
+      <w:bookmarkStart w:id="78" w:name="_Toc242806734"/>
       <w:r>
         <w:rPr>
           <w:color w:val="auto"/>
@@ -15568,7 +15881,7 @@
           <w:rFonts w:cs="Arial"/>
         </w:rPr>
       </w:pPr>
-      <w:bookmarkStart w:id="79" w:name="_Toc242564803"/>
+      <w:bookmarkStart w:id="79" w:name="_Toc242806735"/>
       <w:r>
         <w:rPr>
           <w:rFonts w:cs="Arial"/>
@@ -15620,7 +15933,7 @@
           <w:color w:val="auto"/>
         </w:rPr>
       </w:pPr>
-      <w:bookmarkStart w:id="80" w:name="_Toc242564834"/>
+      <w:bookmarkStart w:id="80" w:name="_Toc242806766"/>
       <w:r>
         <w:rPr>
           <w:rFonts w:cs="Arial"/>
@@ -15968,7 +16281,7 @@
           <w:rFonts w:cs="Arial"/>
         </w:rPr>
       </w:pPr>
-      <w:bookmarkStart w:id="81" w:name="_Toc242564804"/>
+      <w:bookmarkStart w:id="81" w:name="_Toc242806736"/>
       <w:r>
         <w:rPr>
           <w:rFonts w:cs="Arial"/>
@@ -16004,7 +16317,7 @@
           <w:color w:val="auto"/>
         </w:rPr>
       </w:pPr>
-      <w:bookmarkStart w:id="82" w:name="_Toc242564835"/>
+      <w:bookmarkStart w:id="82" w:name="_Toc242806767"/>
       <w:r>
         <w:rPr>
           <w:rFonts w:cs="Arial"/>
@@ -16710,7 +17023,7 @@
           <w:rFonts w:cs="Arial"/>
         </w:rPr>
       </w:pPr>
-      <w:bookmarkStart w:id="83" w:name="_Toc242564805"/>
+      <w:bookmarkStart w:id="83" w:name="_Toc242806737"/>
       <w:r>
         <w:rPr>
           <w:rFonts w:cs="Arial"/>
@@ -16786,7 +17099,7 @@
           <w:color w:val="auto"/>
         </w:rPr>
       </w:pPr>
-      <w:bookmarkStart w:id="84" w:name="_Toc242564806"/>
+      <w:bookmarkStart w:id="84" w:name="_Toc242806738"/>
       <w:r>
         <w:rPr>
           <w:color w:val="auto"/>
@@ -16822,7 +17135,7 @@
           <w:color w:val="auto"/>
         </w:rPr>
       </w:pPr>
-      <w:bookmarkStart w:id="85" w:name="_Toc242564836"/>
+      <w:bookmarkStart w:id="85" w:name="_Toc242806768"/>
       <w:r>
         <w:rPr>
           <w:rFonts w:cs="Arial"/>
@@ -17606,7 +17919,7 @@
           <w:color w:val="auto"/>
         </w:rPr>
       </w:pPr>
-      <w:bookmarkStart w:id="86" w:name="_Toc242564837"/>
+      <w:bookmarkStart w:id="86" w:name="_Toc242806769"/>
       <w:r>
         <w:rPr>
           <w:rFonts w:cs="Arial"/>
@@ -17956,7 +18269,7 @@
           <w:color w:val="auto"/>
         </w:rPr>
       </w:pPr>
-      <w:bookmarkStart w:id="87" w:name="_Toc242564807"/>
+      <w:bookmarkStart w:id="87" w:name="_Toc242806739"/>
       <w:r>
         <w:rPr>
           <w:color w:val="auto"/>
@@ -18055,7 +18368,7 @@
           <w:b/>
         </w:rPr>
       </w:pPr>
-      <w:bookmarkStart w:id="88" w:name="_Toc242564808"/>
+      <w:bookmarkStart w:id="88" w:name="_Toc242806740"/>
       <w:r>
         <w:rPr>
           <w:rFonts w:cs="Arial"/>
@@ -18090,7 +18403,7 @@
           <w:color w:val="auto"/>
         </w:rPr>
       </w:pPr>
-      <w:bookmarkStart w:id="89" w:name="_Toc242564809"/>
+      <w:bookmarkStart w:id="89" w:name="_Toc242806741"/>
       <w:r>
         <w:rPr>
           <w:color w:val="auto"/>
@@ -18107,7 +18420,7 @@
           <w:rFonts w:cs="Arial"/>
         </w:rPr>
       </w:pPr>
-      <w:bookmarkStart w:id="90" w:name="_Toc242564810"/>
+      <w:bookmarkStart w:id="90" w:name="_Toc242806742"/>
       <w:r>
         <w:rPr>
           <w:rFonts w:cs="Arial"/>
@@ -18218,7 +18531,7 @@
           <w:rFonts w:cs="Arial"/>
         </w:rPr>
       </w:pPr>
-      <w:bookmarkStart w:id="91" w:name="_Toc242564811"/>
+      <w:bookmarkStart w:id="91" w:name="_Toc242806743"/>
       <w:r>
         <w:rPr>
           <w:rFonts w:cs="Arial"/>
@@ -18254,7 +18567,7 @@
           <w:color w:val="auto"/>
         </w:rPr>
       </w:pPr>
-      <w:bookmarkStart w:id="92" w:name="_Toc242564838"/>
+      <w:bookmarkStart w:id="92" w:name="_Toc242806770"/>
       <w:r>
         <w:rPr>
           <w:rFonts w:cs="Arial"/>
@@ -18920,7 +19233,7 @@
           <w:rFonts w:cs="Arial"/>
         </w:rPr>
       </w:pPr>
-      <w:bookmarkStart w:id="93" w:name="_Toc242564812"/>
+      <w:bookmarkStart w:id="93" w:name="_Toc242806744"/>
       <w:r>
         <w:rPr>
           <w:rFonts w:cs="Arial"/>
@@ -18993,7 +19306,7 @@
           <w:rFonts w:cs="Arial"/>
         </w:rPr>
       </w:pPr>
-      <w:bookmarkStart w:id="94" w:name="_Toc242564813"/>
+      <w:bookmarkStart w:id="94" w:name="_Toc242806745"/>
       <w:r>
         <w:rPr>
           <w:rFonts w:cs="Arial"/>
@@ -19042,7 +19355,7 @@
           <w:color w:val="auto"/>
         </w:rPr>
       </w:pPr>
-      <w:bookmarkStart w:id="95" w:name="_Toc242564814"/>
+      <w:bookmarkStart w:id="95" w:name="_Toc242806746"/>
       <w:r>
         <w:rPr>
           <w:color w:val="auto"/>
@@ -19094,7 +19407,7 @@
           <w:color w:val="auto"/>
         </w:rPr>
       </w:pPr>
-      <w:bookmarkStart w:id="96" w:name="_Toc242564839"/>
+      <w:bookmarkStart w:id="96" w:name="_Toc242806771"/>
       <w:r>
         <w:rPr>
           <w:rFonts w:cs="Arial"/>
@@ -19765,7 +20078,7 @@
           <w:color w:val="auto"/>
         </w:rPr>
       </w:pPr>
-      <w:bookmarkStart w:id="97" w:name="_Toc242564840"/>
+      <w:bookmarkStart w:id="97" w:name="_Toc242806772"/>
       <w:r>
         <w:rPr>
           <w:rFonts w:cs="Arial"/>
@@ -20120,7 +20433,14 @@
           <w:rFonts w:cs="Arial"/>
           <w:color w:val="auto"/>
         </w:rPr>
-        <w:t>Dos puntos del guion siguen abiertos. PG-05 pide verificar que pasar de los deslizantes del Nivel 1 al arrastre y los bloques del Nivel 2 no confunda al estudiante. PG-06 pide ajustar con niños los valores del Nivel 1: cuántos golpes efectivos hacen falta, qué franja de fuerza funciona y qué cercanía es la correcta. Para los dos hay que ver a estudiantes jugando.</w:t>
+        <w:t>PG-05 pedía verificar que pasar de los deslizantes del Nivel 1 al arrastre y los bloques del Nivel 2 no confundiera al estudiante. PG-06 pedía ajustar con niños los valores del Nivel 1: cuántos golpes efectivos hacen falta, qué franja de fuerza funciona y qué cercanía es la correcta. Para los dos había que ver a estudiantes jugando, y se cerraron con resultado positivo en la sesión del 13/10/2026 con 4 estudiantes de grado quinto (comprobaciones H1 y H2, apartado 9.2)</w:t>
+      </w:r>
+      <w:r>
+        <w:rPr>
+          <w:rFonts w:cs="Arial"/>
+          <w:color w:val="auto"/>
+        </w:rPr>
+        <w:t>.</w:t>
       </w:r>
     </w:p>
     <w:p>
@@ -20131,7 +20451,7 @@
           <w:color w:val="auto"/>
         </w:rPr>
       </w:pPr>
-      <w:bookmarkStart w:id="98" w:name="_Toc242564815"/>
+      <w:bookmarkStart w:id="98" w:name="_Toc242806747"/>
       <w:r>
         <w:rPr>
           <w:color w:val="auto"/>
@@ -20201,7 +20521,14 @@
           <w:rFonts w:cs="Arial"/>
           <w:color w:val="auto"/>
         </w:rPr>
-        <w:t>El diseño todavía no se ha probado con niños. Los valores del Nivel 1 y el cambio de controles entre niveles siguen siendo hipótesis de los autores, y su validación queda para el cuarto objetivo o para trabajos futuros.</w:t>
+        <w:t>Antes de la sesión del 13/10/2026 el diseño no se había probado con niños. Los valores del Nivel 1 y el cambio de controles entre niveles eran hipótesis de los autores, y la sesión con 4 estudiantes de grado quinto los dio por positivos (comprobaciones H1 y H2, apartado 9.2)</w:t>
+      </w:r>
+      <w:r>
+        <w:rPr>
+          <w:rFonts w:cs="Arial"/>
+          <w:color w:val="auto"/>
+        </w:rPr>
+        <w:t>.</w:t>
       </w:r>
     </w:p>
     <w:p>
@@ -20230,7 +20557,7 @@
           <w:b/>
         </w:rPr>
       </w:pPr>
-      <w:bookmarkStart w:id="99" w:name="_Toc242564816"/>
+      <w:bookmarkStart w:id="99" w:name="_Toc242806748"/>
       <w:r>
         <w:rPr>
           <w:rFonts w:cs="Arial"/>
@@ -20279,7 +20606,7 @@
           <w:color w:val="auto"/>
         </w:rPr>
       </w:pPr>
-      <w:bookmarkStart w:id="100" w:name="_Toc242564817"/>
+      <w:bookmarkStart w:id="100" w:name="_Toc242806749"/>
       <w:r>
         <w:rPr>
           <w:color w:val="auto"/>
@@ -20296,7 +20623,7 @@
           <w:rFonts w:cs="Arial"/>
         </w:rPr>
       </w:pPr>
-      <w:bookmarkStart w:id="101" w:name="_Toc242564818"/>
+      <w:bookmarkStart w:id="101" w:name="_Toc242806750"/>
       <w:r>
         <w:rPr>
           <w:rFonts w:cs="Arial"/>
@@ -20376,7 +20703,7 @@
           <w:color w:val="auto"/>
         </w:rPr>
       </w:pPr>
-      <w:bookmarkStart w:id="102" w:name="_Toc242564841"/>
+      <w:bookmarkStart w:id="102" w:name="_Toc242806773"/>
       <w:r>
         <w:rPr>
           <w:rFonts w:cs="Arial"/>
@@ -21109,7 +21436,7 @@
           <w:rFonts w:cs="Arial"/>
         </w:rPr>
       </w:pPr>
-      <w:bookmarkStart w:id="103" w:name="_Toc242564819"/>
+      <w:bookmarkStart w:id="103" w:name="_Toc242806751"/>
       <w:r>
         <w:rPr>
           <w:rFonts w:cs="Arial"/>
@@ -21238,7 +21565,7 @@
           <w:rFonts w:cs="Arial"/>
         </w:rPr>
       </w:pPr>
-      <w:bookmarkStart w:id="104" w:name="_Toc242564820"/>
+      <w:bookmarkStart w:id="104" w:name="_Toc242806752"/>
       <w:r>
         <w:rPr>
           <w:rFonts w:cs="Arial"/>
@@ -21302,7 +21629,7 @@
           <w:color w:val="auto"/>
         </w:rPr>
       </w:pPr>
-      <w:bookmarkStart w:id="105" w:name="_Toc242564855"/>
+      <w:bookmarkStart w:id="105" w:name="_Toc242806788"/>
       <w:r>
         <w:rPr>
           <w:rFonts w:cs="Arial"/>
@@ -21490,7 +21817,7 @@
           <w:color w:val="auto"/>
         </w:rPr>
       </w:pPr>
-      <w:bookmarkStart w:id="106" w:name="_Toc242564856"/>
+      <w:bookmarkStart w:id="106" w:name="_Toc242806789"/>
       <w:r>
         <w:rPr>
           <w:rFonts w:cs="Arial"/>
@@ -21687,7 +22014,7 @@
           <w:color w:val="auto"/>
         </w:rPr>
       </w:pPr>
-      <w:bookmarkStart w:id="107" w:name="_Toc242564857"/>
+      <w:bookmarkStart w:id="107" w:name="_Toc242806790"/>
       <w:r>
         <w:rPr>
           <w:rFonts w:cs="Arial"/>
@@ -21903,14 +22230,21 @@
           <w:rFonts w:cs="Arial"/>
           <w:color w:val="auto"/>
         </w:rPr>
-        <w:t xml:space="preserve">El 9 de octubre llegaron de la colaboradora el arte de perfil de Papá, Mamá, la Niña y el Niño y el diseño final de Algoritm, y Santiago Benavides Rey decidió cómo entraban al juego (INC-134 a INC-136 e INC-147). La familia se ve de perfil mientras camina, corre, carga, empuja, recoge, se arrodilla o sopla, y de frente en reposo y en los demás gestos. El lado lo da el rumbo, a la izquierda si va a la izquierda o hacia arriba y a la derecha si va a la derecha o hacia abajo, y las dos piernas se dibujan siempre detrás del torso. El parpadeo es de dos cuadros, ojos abiertos y ojos cerrados. Algoritm es ahora una llama, un disco de madera y una gota con pantaloneta de cuadros, en siete piezas por forma en lugar de nueve, y sus brazos van detrás de todo el cuerpo para que ninguna mano le tape la cara. </w:t>
-      </w:r>
-      <w:r>
-        <w:rPr>
-          <w:rFonts w:cs="Arial"/>
-          <w:color w:val="auto"/>
-        </w:rPr>
-        <w:t>El 10 de octubre llegaron de la colaboradora las expresiones de frente de los cinco personajes (neutra, concentración, preocupación y sorpresa, una boca de hablar y los ojos cerrados) y la cara final de Algoritm, y Santiago Benavides Rey tomó tres decisiones (INC-148 a INC-150). Cada línea de las dieciocho secuencias narrativas se dice con la expresión que pide el guion, y el retrato del cuadro de diálogo pasó de una imagen fija a una cara que cambia de expresión según la línea, parpadea y mueve la boca mientras la línea está en pantalla. Con los ojos cerrados de frente la familia parpadea también de frente, y Algoritm parpadea y habla como ella. Las caras y los retratos se importan recortados y a 256 píxeles como máximo. Además, Papá, Mamá y la Niña dejaron de dar la espalda a la fogata en dos secuencias, porque el rumbo de esos pasos se fijó en los datos. De la colaboradora faltan la alegría y el sueño de los cinco personajes: por ahora los momentos alegres se ven con la cara neutra y el sueño, con los ojos cerrados. La carga y la memoria con el arte nuevo no se han medido sobre un ejecutable</w:t>
+        <w:t xml:space="preserve">El 9 de octubre llegaron de la colaboradora el arte de perfil de Papá, Mamá, la Niña y el Niño y el diseño final de Algoritm, y </w:t>
+      </w:r>
+      <w:r>
+        <w:rPr>
+          <w:rFonts w:cs="Arial"/>
+          <w:color w:val="auto"/>
+        </w:rPr>
+        <w:t>se decidió cómo entraban al juego (INC-134 a INC-136 e INC-147). La familia se ve de perfil mientras camina, corre, carga, empuja, recoge, se arrodilla o sopla, y de frente en reposo y en los demás gestos. El lado lo da el rumbo, a la izquierda si va a la izquierda o hacia arriba y a la derecha si va a la derecha o hacia abajo, y las dos piernas se dibujan siempre detrás del torso. El parpadeo es de dos cuadros, ojos abiertos y ojos cerrados. Algoritm es ahora una llama, un disco de madera y una gota con pantaloneta de cuadros, en siete piezas por forma en lugar de nueve, y sus brazos van detrás de todo el cuerpo para que ninguna mano le tape la cara. El 10 de octubre llegaron de la colaboradora las expresiones de frente de los cinco personajes (neutra, concentración, preocupación y sorpresa, una boca de hablar y los ojos cerrados) y la cara final de Algoritm, y se tomaron</w:t>
+      </w:r>
+      <w:r>
+        <w:rPr>
+          <w:rFonts w:cs="Arial"/>
+          <w:color w:val="auto"/>
+        </w:rPr>
+        <w:t xml:space="preserve"> tres decisiones (INC-148 a INC-150). Cada línea de las dieciocho secuencias narrativas se dice con la expresión que pide el guion, y el retrato del cuadro de diálogo pasó de una imagen fija a una cara que cambia de expresión según la línea, parpadea y mueve la boca mientras la línea está en pantalla. Con los ojos cerrados de frente la familia parpadea también de frente, y Algoritm parpadea y habla como ella. Las caras y los retratos se importan recortados y a 256 píxeles como máximo. Además, Papá, Mamá y la Niña dejaron de dar la espalda a la fogata en dos secuencias, porque el rumbo de esos pasos se fijó en los datos. De la colaboradora faltan la alegría y el sueño de los cinco personajes: por ahora los momentos alegres se ven con la cara neutra y el sueño, con los ojos cerrados. La carga y la memoria con el arte nuevo no se han medido sobre un ejecutable</w:t>
       </w:r>
       <w:r>
         <w:rPr>
@@ -21928,7 +22262,7 @@
           <w:rFonts w:cs="Arial"/>
         </w:rPr>
       </w:pPr>
-      <w:bookmarkStart w:id="108" w:name="_Toc242564821"/>
+      <w:bookmarkStart w:id="108" w:name="_Toc242806753"/>
       <w:r>
         <w:rPr>
           <w:rFonts w:cs="Arial"/>
@@ -21995,7 +22329,21 @@
           <w:rFonts w:cs="Arial"/>
           <w:color w:val="auto"/>
         </w:rPr>
-        <w:t xml:space="preserve"> El 9 de octubre el peso volvió a ser un problema: un ejecutable con el arte de perfil de la familia y el diseño final de Algoritm pesó 499,3 MB, 0,7 MB por debajo del tope. Lo más pesado eran cinco imágenes del Nivel 1 de 2000 por 2000 píxeles (el pedernal, el sílex, la hoja y los dos montones de hojas), de 15,3 MB cada una, que en pantalla miden de 72 a 300 píxeles. Santiago Benavides Rey decidió importarlas a 256 píxeles, todavía sin comprimir (INC-146), y el paquete bajó a 420,6 MB. Los dos ejecutables se compilaron solo para medir el peso y no son candidatos: la carga y la memoria con el arte nuevo no se midieron en ellos.</w:t>
+        <w:t xml:space="preserve"> El 9 de octubre el peso volvió a ser un problema: un ejecutable con el arte de perfil de la familia y el diseño final de Algoritm pesó 499,3 MB, 0,7 MB por debajo del tope. Lo más pesado eran cinco imágenes del Nivel 1 de 2000 por 2000 píxeles (el pedernal, el sílex, la hoja y los dos montones de hojas), de 15,3 MB cada una, que en pantalla miden de 72 a 300 píxeles. S</w:t>
+      </w:r>
+      <w:r>
+        <w:rPr>
+          <w:rFonts w:cs="Arial"/>
+          <w:color w:val="auto"/>
+        </w:rPr>
+        <w:t>e</w:t>
+      </w:r>
+      <w:r>
+        <w:rPr>
+          <w:rFonts w:cs="Arial"/>
+          <w:color w:val="auto"/>
+        </w:rPr>
+        <w:t xml:space="preserve"> decidió importarlas a 256 píxeles, todavía sin comprimir (INC-146), y el paquete bajó a 420,6 MB. Los dos ejecutables se compilaron solo para medir el peso y no son candidatos: la carga y la memoria con el arte nuevo no se midieron en ellos.</w:t>
       </w:r>
       <w:r>
         <w:rPr>
@@ -22013,7 +22361,7 @@
           <w:color w:val="auto"/>
         </w:rPr>
       </w:pPr>
-      <w:bookmarkStart w:id="109" w:name="_Toc242564822"/>
+      <w:bookmarkStart w:id="109" w:name="_Toc242806754"/>
       <w:r>
         <w:rPr>
           <w:color w:val="auto"/>
@@ -22245,7 +22593,7 @@
           <w:color w:val="auto"/>
         </w:rPr>
       </w:pPr>
-      <w:bookmarkStart w:id="110" w:name="_Toc242564842"/>
+      <w:bookmarkStart w:id="110" w:name="_Toc242806774"/>
       <w:r>
         <w:rPr>
           <w:rFonts w:cs="Arial"/>
@@ -22679,7 +23027,7 @@
           <w:color w:val="auto"/>
         </w:rPr>
       </w:pPr>
-      <w:bookmarkStart w:id="111" w:name="_Toc242564843"/>
+      <w:bookmarkStart w:id="111" w:name="_Toc242806775"/>
       <w:r>
         <w:rPr>
           <w:rFonts w:cs="Arial"/>
@@ -23416,7 +23764,7 @@
           <w:color w:val="auto"/>
         </w:rPr>
       </w:pPr>
-      <w:bookmarkStart w:id="112" w:name="_Toc242564844"/>
+      <w:bookmarkStart w:id="112" w:name="_Toc242806776"/>
       <w:r>
         <w:rPr>
           <w:rFonts w:cs="Arial"/>
@@ -24175,7 +24523,7 @@
           <w:color w:val="auto"/>
         </w:rPr>
       </w:pPr>
-      <w:bookmarkStart w:id="113" w:name="_Toc242564823"/>
+      <w:bookmarkStart w:id="113" w:name="_Toc242806755"/>
       <w:r>
         <w:rPr>
           <w:color w:val="auto"/>
@@ -24311,35 +24659,21 @@
           <w:rFonts w:cs="Arial"/>
           <w:color w:val="auto"/>
         </w:rPr>
-        <w:t xml:space="preserve">Lo pendiente pasa al cuarto objetivo: </w:t>
-      </w:r>
-      <w:r>
-        <w:rPr>
-          <w:rFonts w:cs="Arial"/>
-          <w:color w:val="auto"/>
-        </w:rPr>
-        <w:t>correr la carpeta portable en otro equipo y en uno sin tarjeta gráfica dedicada, repitiendo allí las medidas, jugar con el adaptador de red deshabilitado, cronometrar un recorrido completo hecho por una persona y observar a estudiantes jugando para cerrar PG-05 y PG-06</w:t>
-      </w:r>
-      <w:r>
-        <w:rPr>
-          <w:rFonts w:cs="Arial"/>
-          <w:color w:val="auto"/>
-        </w:rPr>
-        <w:t>, con el consentimiento informado de sus acudientes (RNF-12</w:t>
-      </w:r>
-      <w:r>
-        <w:rPr>
-          <w:rFonts w:cs="Arial"/>
-          <w:color w:val="auto"/>
-        </w:rPr>
-        <w:t>, Anexo F</w:t>
-      </w:r>
-      <w:r>
-        <w:rPr>
-          <w:rFonts w:cs="Arial"/>
-          <w:color w:val="auto"/>
-        </w:rPr>
-        <w:t>).</w:t>
+        <w:t>Lo pendiente pas</w:t>
+      </w:r>
+      <w:r>
+        <w:rPr>
+          <w:rFonts w:cs="Arial"/>
+          <w:color w:val="auto"/>
+        </w:rPr>
+        <w:t>ó al cuarto objetivo: correr la carpeta portable en otro equipo y en uno sin tarjeta gráfica dedicada, jugar sin conexión a internet, cronometrar un recorrido completo hecho por una persona y observar a estudiantes jugando para cerrar PG-05 y PG-06, con el consentimiento informado de sus acudientes (RNF-12, Anexo F). Esas comprobaciones se hicieron el 13/10/2026 y sus resultados están en el apartado 9.2</w:t>
+      </w:r>
+      <w:r>
+        <w:rPr>
+          <w:rFonts w:cs="Arial"/>
+          <w:color w:val="auto"/>
+        </w:rPr>
+        <w:t>.</w:t>
       </w:r>
     </w:p>
     <w:p>
@@ -24347,7 +24681,7 @@
         <w:pStyle w:val="Ttulo1"/>
         <w:spacing w:after="240"/>
       </w:pPr>
-      <w:bookmarkStart w:id="114" w:name="_Toc242564824"/>
+      <w:bookmarkStart w:id="114" w:name="_Toc242806756"/>
       <w:r>
         <w:rPr>
           <w:rFonts w:cs="Arial"/>
@@ -24366,6 +24700,13 @@
           <w:color w:val="auto"/>
         </w:rPr>
         <w:t>El cuarto objetivo pedía comprobar el funcionamiento del prototipo con pruebas funcionales basadas en los requerimientos del primero e identificar oportunidades de mejora para trabajos futuros. Para cumplirlo se aplicó un catálogo de 136 casos al ejecutable portable de Windows, y no al Editor de Unity, en su tercera versión candidata (rc3, 10 de octubre de 2026). El Anexo G reúne el catálogo completo, los resultados y el registro de cada sesión; la matriz de casos por requerimiento es su Anexo A (Anexo_A_Matriz_casos.docx), que se entrega dentro del Anexo G.</w:t>
+      </w:r>
+      <w:r>
+        <w:rPr>
+          <w:rFonts w:cs="Arial"/>
+          <w:color w:val="auto"/>
+        </w:rPr>
+        <w:t xml:space="preserve"> El 13 de octubre de 2026 se sumó una sesión con 4 estudiantes de grado quinto del Colegio El Libertador IED y la ejecución de la hoja de comprobaciones humanas (apartado 9.2).</w:t>
       </w:r>
     </w:p>
     <w:p>
@@ -24373,7 +24714,7 @@
         <w:pStyle w:val="Ttulo2"/>
         <w:spacing w:before="240"/>
       </w:pPr>
-      <w:bookmarkStart w:id="115" w:name="_Toc242564825"/>
+      <w:bookmarkStart w:id="115" w:name="_Toc242806757"/>
       <w:r>
         <w:rPr>
           <w:b w:val="0"/>
@@ -24388,7 +24729,7 @@
         <w:pStyle w:val="Ttulo3"/>
         <w:spacing w:before="240"/>
       </w:pPr>
-      <w:bookmarkStart w:id="116" w:name="_Toc242564826"/>
+      <w:bookmarkStart w:id="116" w:name="_Toc242806758"/>
       <w:r>
         <w:rPr>
           <w:rFonts w:cs="Arial"/>
@@ -24406,7 +24747,7 @@
           <w:rFonts w:cs="Arial"/>
           <w:color w:val="auto"/>
         </w:rPr>
-        <w:t xml:space="preserve">El plan de pruebas entró al proyecto el 29 de septiembre de 2026, con unos 120 casos y seis puntos de control, y el acta D10 lo recogió [53]. El resultado esperado de cada caso sale del requerimiento radicado, de los criterios de aceptación de la historia de usuario y del caso de uso que lo trazan y, si un hallazgo de consistencia cambió el comportamiento, de la decisión de ese hallazgo; si un criterio vive solo en una historia y el juego no lo cumple, el caso falla </w:t>
+        <w:t xml:space="preserve">El plan de pruebas entró al proyecto el 29 de septiembre de 2026, con unos 120 casos y seis puntos de control, y el acta D10 lo recogió [53]. El resultado esperado de cada caso sale del requerimiento radicado, de los criterios de aceptación de la historia de usuario y del caso de </w:t>
       </w:r>
       <w:r>
         <w:rPr>
@@ -24414,7 +24755,7 @@
           <w:color w:val="auto"/>
         </w:rPr>
         <w:lastRenderedPageBreak/>
-        <w:t>igual.</w:t>
+        <w:t>uso que lo trazan y, si un hallazgo de consistencia cambió el comportamiento, de la decisión de ese hallazgo; si un criterio vive solo en una historia y el juego no lo cumple, el caso falla igual.</w:t>
       </w:r>
     </w:p>
     <w:p>
@@ -24434,7 +24775,7 @@
         <w:pStyle w:val="Ttulo3"/>
         <w:spacing w:before="240"/>
       </w:pPr>
-      <w:bookmarkStart w:id="117" w:name="_Toc242564827"/>
+      <w:bookmarkStart w:id="117" w:name="_Toc242806759"/>
       <w:r>
         <w:rPr>
           <w:rFonts w:cs="Arial"/>
@@ -24452,7 +24793,21 @@
           <w:rFonts w:cs="Arial"/>
           <w:color w:val="auto"/>
         </w:rPr>
-        <w:t>El principal de los cinco ejecutores previstos, EXE, es un arnés de caja negra en PowerShell (oe4.ps1) que lanza Algoritmia.exe tras comprobar su huella SHA-256 y lo maneja como un jugador: clic, clic sostenido y arrastre en coordenadas relativas a la ventana, y texto solo en el nombre del perfil. No lee el código ni la memoria del juego, así que ve lo mismo que un estudiante, que es lo que define una prueba de caja negra [29], y cada 2 s muestrea la memoria y las conexiones de red del proceso. INSP inspecciona archivos, código e historial de git; SUITE corre la suite automatizada con el Editor cerrado; EDIT abriría el Editor para RNF-18 y no se usó (apartado 9.2); HUM es Santiago Benavides Rey, con una hoja de 13 comprobaciones de la que se registra solo lo que él reporta.</w:t>
+        <w:t xml:space="preserve">El principal de los cinco ejecutores previstos, EXE, es un arnés de caja negra en PowerShell (oe4.ps1) que lanza Algoritmia.exe tras comprobar su huella SHA-256 y lo maneja como un jugador: clic, clic sostenido y arrastre en coordenadas relativas a la ventana, y texto solo en el nombre del perfil. No lee el código ni la memoria del juego, así que ve lo mismo que un estudiante, que es lo que define una prueba de caja negra [29], y cada 2 s muestrea la memoria y las conexiones de red del proceso. INSP inspecciona archivos, código e historial de git; SUITE corre la suite automatizada con el Editor cerrado; EDIT abriría el Editor para RNF-18 y no se usó (apartado 9.2); HUM es </w:t>
+      </w:r>
+      <w:r>
+        <w:rPr>
+          <w:rFonts w:cs="Arial"/>
+          <w:color w:val="auto"/>
+        </w:rPr>
+        <w:t>una persona con una hoja de 13 comprobaciones, de la que se registra solo lo que</w:t>
+      </w:r>
+      <w:r>
+        <w:rPr>
+          <w:rFonts w:cs="Arial"/>
+          <w:color w:val="auto"/>
+        </w:rPr>
+        <w:t xml:space="preserve"> reporta.</w:t>
       </w:r>
     </w:p>
     <w:p>
@@ -24472,7 +24827,7 @@
         <w:pStyle w:val="Ttulo3"/>
         <w:spacing w:before="240"/>
       </w:pPr>
-      <w:bookmarkStart w:id="118" w:name="_Toc242564828"/>
+      <w:bookmarkStart w:id="118" w:name="_Toc242806760"/>
       <w:r>
         <w:rPr>
           <w:rFonts w:cs="Arial"/>
@@ -24502,7 +24857,7 @@
           <w:rFonts w:cs="Arial"/>
           <w:color w:val="auto"/>
         </w:rPr>
-        <w:t xml:space="preserve">rc3 se compiló el 10 de octubre de 2026 en 1 min 39 s, desde el commit f49ccc9 de la rama feat/personajes-animados y con el árbol de trabajo limpio, lo que rc1 y rc2 no tuvieron. Algoritmia.exe es solo el lanzador y conserva la huella SHA-256 de los candidatos anteriores, así que cada uno se distingue por la huella del contenido de Algoritmia_Data (b8e30db6…). La carpeta entregable tiene 253 archivos y pesa 426,6 MB frente a los 479,0 MB de rc2, aunque ya incluye el arte final de los personajes, porque cinco imágenes del Nivel 1 pasaron a </w:t>
+        <w:t xml:space="preserve">rc3 se compiló el 10 de octubre de 2026 en 1 min 39 s, desde el commit f49ccc9 de la rama feat/personajes-animados y con el árbol de trabajo limpio, lo que rc1 y rc2 no tuvieron. Algoritmia.exe es solo el lanzador y conserva la huella SHA-256 de los candidatos anteriores, así que cada uno se distingue por la huella del contenido de Algoritmia_Data (b8e30db6…). </w:t>
       </w:r>
       <w:r>
         <w:rPr>
@@ -24510,7 +24865,7 @@
           <w:color w:val="auto"/>
         </w:rPr>
         <w:lastRenderedPageBreak/>
-        <w:t>importarse a 256 px (INC-146). Las sesiones corrieron en el equipo de desarrollo, un AMD Ryzen 5 7600X con 32 GB de RAM, una NVIDIA GeForce RTX 5070 Ti y Windows 11 Home de 64 bits, con la ventana a 1920 × 1080.</w:t>
+        <w:t>La carpeta entregable tiene 253 archivos y pesa 426,6 MB frente a los 479,0 MB de rc2, aunque ya incluye el arte final de los personajes, porque cinco imágenes del Nivel 1 pasaron a importarse a 256 px (INC-146). Las sesiones corrieron en el equipo de desarrollo, un AMD Ryzen 5 7600X con 32 GB de RAM, una NVIDIA GeForce RTX 5070 Ti y Windows 11 Home de 64 bits, con la ventana a 1920 × 1080.</w:t>
       </w:r>
     </w:p>
     <w:p>
@@ -24518,7 +24873,7 @@
         <w:pStyle w:val="Ttulo3"/>
         <w:spacing w:before="240"/>
       </w:pPr>
-      <w:bookmarkStart w:id="119" w:name="_Toc242564829"/>
+      <w:bookmarkStart w:id="119" w:name="_Toc242806761"/>
       <w:r>
         <w:rPr>
           <w:rFonts w:cs="Arial"/>
@@ -24536,7 +24891,21 @@
           <w:rFonts w:cs="Arial"/>
           <w:color w:val="auto"/>
         </w:rPr>
-        <w:t>Un caso termina en uno de cinco veredictos: aprobado (P) si se observan todos los resultados esperados de sus pasos; aprobado con desviación documentada (PD) si lo observado sigue la decisión de un hallazgo de consistencia; fallido (F) si alguno no se observa, y se abre un defecto; bloqueado (B) si la precondición o el entorno impidieron ejecutarlo; y no aplica (NA) si el requerimiento lo deja fuera de un prototipo sin usuarios, como RNF-12. B, NA y los casos pendientes de Santiago Benavides Rey (PS) quedan fuera del denominador.</w:t>
+        <w:t xml:space="preserve">Un caso termina en uno de cinco veredictos: aprobado (P) si se observan todos los resultados esperados de sus pasos; aprobado con desviación documentada (PD) si lo observado sigue la decisión de un hallazgo de consistencia; fallido (F) si alguno no se observa, y se abre un defecto; bloqueado (B) si la precondición o el entorno impidieron ejecutarlo; y no aplica (NA) si el requerimiento lo deja fuera de un prototipo sin usuarios, como RNF-12. B, NA y los casos pendientes de </w:t>
+      </w:r>
+      <w:r>
+        <w:rPr>
+          <w:rFonts w:cs="Arial"/>
+          <w:color w:val="auto"/>
+        </w:rPr>
+        <w:t>una persona</w:t>
+      </w:r>
+      <w:r>
+        <w:rPr>
+          <w:rFonts w:cs="Arial"/>
+          <w:color w:val="auto"/>
+        </w:rPr>
+        <w:t xml:space="preserve"> (PS) quedan fuera del denominador.</w:t>
       </w:r>
     </w:p>
     <w:p>
@@ -24560,7 +24929,21 @@
           <w:rFonts w:cs="Arial"/>
           <w:color w:val="auto"/>
         </w:rPr>
-        <w:t>La severidad es Bloqueante si el defecto impide terminar la ruta principal, cierra el juego, pierde progreso confirmado o deja un estado sin salida; Mayor si no se cumple un RF o un criterio de aceptación pero el juego sigue; y Menor si toca un texto, el aspecto o un criterio secundario. Lo que se anota sin incumplir ningún criterio es una observación. Los Bloqueantes y Mayores se corrigen dentro del objetivo y los demás los decide Santiago Benavides Rey. Si el juego y un documento radicado discrepan, la evaluación propone un hallazgo nuevo en el registro de inconsistencias y no edita el documento.</w:t>
+        <w:t xml:space="preserve">La severidad es Bloqueante si el defecto impide terminar la ruta principal, cierra el juego, pierde progreso confirmado o deja un estado sin salida; Mayor si no se cumple un RF o un criterio de aceptación pero el juego sigue; y Menor si toca un texto, el aspecto o un criterio secundario. Lo que se anota sin incumplir ningún criterio es una observación. Los Bloqueantes y Mayores se corrigen dentro del objetivo y los demás </w:t>
+      </w:r>
+      <w:r>
+        <w:rPr>
+          <w:rFonts w:cs="Arial"/>
+          <w:color w:val="auto"/>
+        </w:rPr>
+        <w:t>se deciden en el triaje</w:t>
+      </w:r>
+      <w:r>
+        <w:rPr>
+          <w:rFonts w:cs="Arial"/>
+          <w:color w:val="auto"/>
+        </w:rPr>
+        <w:t>. Si el juego y un documento radicado discrepan, la evaluación propone un hallazgo nuevo en el registro de inconsistencias y no edita el documento.</w:t>
       </w:r>
     </w:p>
     <w:p>
@@ -24568,7 +24951,7 @@
         <w:pStyle w:val="Ttulo2"/>
         <w:spacing w:before="240"/>
       </w:pPr>
-      <w:bookmarkStart w:id="120" w:name="_Toc242564830"/>
+      <w:bookmarkStart w:id="120" w:name="_Toc242806762"/>
       <w:r>
         <w:rPr>
           <w:b w:val="0"/>
@@ -24601,7 +24984,7 @@
           <w:color w:val="auto"/>
         </w:rPr>
       </w:pPr>
-      <w:bookmarkStart w:id="121" w:name="_Toc242564845"/>
+      <w:bookmarkStart w:id="121" w:name="_Toc242806777"/>
       <w:r>
         <w:rPr>
           <w:rFonts w:cs="Arial"/>
@@ -24841,7 +25224,23 @@
                 <w:color w:val="auto"/>
                 <w:sz w:val="20"/>
               </w:rPr>
-              <w:t>96,8 % (122 de 126 casos con veredicto)</w:t>
+              <w:t>9</w:t>
+            </w:r>
+            <w:r>
+              <w:rPr>
+                <w:rFonts w:cs="Arial"/>
+                <w:color w:val="auto"/>
+                <w:sz w:val="20"/>
+              </w:rPr>
+              <w:t>7,0 % (128 de 132 casos con veredicto; 96,8 %, 122 de 126, en el corte del 10 de octubre</w:t>
+            </w:r>
+            <w:r>
+              <w:rPr>
+                <w:rFonts w:cs="Arial"/>
+                <w:color w:val="auto"/>
+                <w:sz w:val="20"/>
+              </w:rPr>
+              <w:t>)</w:t>
             </w:r>
           </w:p>
         </w:tc>
@@ -24918,7 +25317,23 @@
                 <w:color w:val="auto"/>
                 <w:sz w:val="20"/>
               </w:rPr>
-              <w:t>NAV 94,1 % y BOT 100 %; SON sin calcular, con sus 3 casos de oído pendientes [Pendiente: resultado de H6, H7 y H12]</w:t>
+              <w:t>NAV 94,1 %</w:t>
+            </w:r>
+            <w:r>
+              <w:rPr>
+                <w:rFonts w:cs="Arial"/>
+                <w:color w:val="auto"/>
+                <w:sz w:val="20"/>
+              </w:rPr>
+              <w:t>, BOT 100 % y SON 100 % (3 de 3, aprobados por una persona el 13 de octubre; sin calcular en el corte del 10 de octubre</w:t>
+            </w:r>
+            <w:r>
+              <w:rPr>
+                <w:rFonts w:cs="Arial"/>
+                <w:color w:val="auto"/>
+                <w:sz w:val="20"/>
+              </w:rPr>
+              <w:t>)</w:t>
             </w:r>
           </w:p>
         </w:tc>
@@ -25100,15 +25515,8 @@
           <w:rFonts w:cs="Arial"/>
           <w:color w:val="auto"/>
         </w:rPr>
-        <w:t xml:space="preserve">Antes de la pasada se corrió la suite completa, el 10 de octubre: 1 167 pruebas, con 1 165 aprobadas, una omitida y una fallida. En EditMode pasan 748 de 749 (una omisión por entorno) </w:t>
-      </w:r>
-      <w:r>
-        <w:rPr>
-          <w:rFonts w:cs="Arial"/>
-          <w:color w:val="auto"/>
-        </w:rPr>
         <w:lastRenderedPageBreak/>
-        <w:t>y en PlayMode 417 de 418; el fallo es RiverLevel_RNF21, sensible al tiempo, que pasa corrida sola. Son 321 pruebas más que las 846 del 1 de octubre (Tabla 10). Se corrió sobre el commit 292b108 y no sobre el contenido exacto de rc3, que solo difiere en una escena reserializada y seis imágenes sin referencias (DEF-RC3-I04). Es evidencia de apoyo y no cuenta en los indicadores, porque los casos se juzgan sobre el ejecutable.</w:t>
+        <w:t>Antes de la pasada se corrió la suite completa, el 10 de octubre: 1 167 pruebas, con 1 165 aprobadas, una omitida y una fallida. En EditMode pasan 748 de 749 (una omisión por entorno) y en PlayMode 417 de 418; el fallo es RiverLevel_RNF21, sensible al tiempo, que pasa corrida sola. Son 321 pruebas más que las 846 del 1 de octubre (Tabla 10). Se corrió sobre el commit 292b108 y no sobre el contenido exacto de rc3, que solo difiere en una escena reserializada y seis imágenes sin referencias (DEF-RC3-I04). Es evidencia de apoyo y no cuenta en los indicadores, porque los casos se juzgan sobre el ejecutable.</w:t>
       </w:r>
     </w:p>
     <w:p>
@@ -25120,7 +25528,21 @@
           <w:rFonts w:cs="Arial"/>
           <w:color w:val="auto"/>
         </w:rPr>
-        <w:t>De los 136 casos, 122 terminaron en P, 4 en F y 10 quedaron pendientes de Santiago Benavides Rey, sin PD, B ni NA (Tabla 13). Los fallidos son PF-RF45-05, de la sesión de omisión, y PF-RNF03-01, PF-RNF15-01 y PF-RNF17-01, de la de inspecciones; las demás sesiones aprobaron todos sus casos.</w:t>
+        <w:t>De los 136 casos, 12</w:t>
+      </w:r>
+      <w:r>
+        <w:rPr>
+          <w:rFonts w:cs="Arial"/>
+          <w:color w:val="auto"/>
+        </w:rPr>
+        <w:t>8 terminaron en P, 4 en F y 4 siguen pendientes (PF-RNF12-01, PF-RNF13-01, PF-RNF22-01 y PF-RNF23-01), sin PD, B ni NA (Tabla 13). Seis de los 128 P salen de la hoja de comprobaciones humanas, que se ejecutó el 13 de octubre en una sesión manual sobre rc3 y no con el arnés: PF-RNF07-02 (H3), PF-RNF08-01 (H4), PF-CT02-01 (H5) y PF-SON-01 a PF-SON-03 (H12, con H6 y H7). En el corte del 10 de octubre eran 122 P, 4 F y 10 pendientes</w:t>
+      </w:r>
+      <w:r>
+        <w:rPr>
+          <w:rFonts w:cs="Arial"/>
+          <w:color w:val="auto"/>
+        </w:rPr>
+        <w:t>. Los fallidos son PF-RF45-05, de la sesión de omisión, y PF-RNF03-01, PF-RNF15-01 y PF-RNF17-01, de la de inspecciones; las demás sesiones aprobaron todos sus casos.</w:t>
       </w:r>
     </w:p>
     <w:p>
@@ -25134,7 +25556,7 @@
           <w:color w:val="auto"/>
         </w:rPr>
       </w:pPr>
-      <w:bookmarkStart w:id="122" w:name="_Toc242564846"/>
+      <w:bookmarkStart w:id="122" w:name="_Toc242806778"/>
       <w:r>
         <w:rPr>
           <w:rFonts w:cs="Arial"/>
@@ -26144,7 +26566,7 @@
                 <w:color w:val="auto"/>
                 <w:sz w:val="20"/>
               </w:rPr>
-              <w:t>5 · 0 · 1</w:t>
+              <w:t>6 · 0 · 0</w:t>
             </w:r>
           </w:p>
         </w:tc>
@@ -26298,7 +26720,7 @@
                 <w:color w:val="auto"/>
                 <w:sz w:val="20"/>
               </w:rPr>
-              <w:t>0 · 0 · 6</w:t>
+              <w:t>5 · 0 · 1</w:t>
             </w:r>
           </w:p>
         </w:tc>
@@ -26375,7 +26797,15 @@
                 <w:color w:val="auto"/>
                 <w:sz w:val="20"/>
               </w:rPr>
-              <w:t>122 · 4 · 10</w:t>
+              <w:t>12</w:t>
+            </w:r>
+            <w:r>
+              <w:rPr>
+                <w:rFonts w:cs="Arial"/>
+                <w:color w:val="auto"/>
+                <w:sz w:val="20"/>
+              </w:rPr>
+              <w:t>8 · 4 · 4</w:t>
             </w:r>
           </w:p>
         </w:tc>
@@ -26403,7 +26833,21 @@
           <w:rFonts w:cs="Arial"/>
           <w:color w:val="auto"/>
         </w:rPr>
-        <w:t>Por etiqueta, NAV alcanza 94,1 % (16 de 17), BOT 100 % (28 de 28), RETO 100 % (37 de 37) y DAT 100 % (30 de 30). SON no se puede calcular, porque sus tres casos son de oído y los hace Santiago Benavides Rey; RNF queda en 78,6 % (11 de 14) por los tres fallidos de la inspección.</w:t>
+        <w:t xml:space="preserve">Por etiqueta, NAV alcanza 94,1 % (16 de 17), BOT 100 % (28 de 28), RETO 100 % (37 de 37) y DAT 100 % (30 de 30). SON </w:t>
+      </w:r>
+      <w:r>
+        <w:rPr>
+          <w:rFonts w:cs="Arial"/>
+          <w:color w:val="auto"/>
+        </w:rPr>
+        <w:t>queda en 100 % (3 de 3), porque sus tres casos son de oído y los aprobó una persona el 13 de octubre, lo que es un juicio y no una medición; RNF queda en 82,4 % (14 de 17) por los tres fallidos de la inspección, frente a 78,6 % (11 de 14) en el corte del 10 de octubre</w:t>
+      </w:r>
+      <w:r>
+        <w:rPr>
+          <w:rFonts w:cs="Arial"/>
+          <w:color w:val="auto"/>
+        </w:rPr>
+        <w:t>.</w:t>
       </w:r>
     </w:p>
     <w:p>
@@ -26415,7 +26859,29 @@
           <w:rFonts w:cs="Arial"/>
           <w:color w:val="auto"/>
         </w:rPr>
-        <w:t>PF-RNF13-01 pide recorrer el juego de la pantalla de inicio a los créditos sin omitir ninguna narrativa. Los dos recorridos del arnés no se repitieron sobre rc3 y el de Santiago Benavides Rey con cronómetro está pendiente, así que la referencia de 20 a 40 min del OE1 no se contrastó [Pendiente: duración e incidencias de la comprobación H8]. Cada nivel sí se jugó entero en su sesión, con perfiles y semillas distintos: ninguno se bloqueó y el Player.log de todos los lanzamientos quedó sin Exception. La resolución del Nivel 1 con un perfil nuevo duró 225,84 s, y los tres recorridos completos de versiones anteriores, 87, 33 y 16 min (apartado 8.2).</w:t>
+        <w:t xml:space="preserve">PF-RNF13-01 pide recorrer el juego de la pantalla de inicio a los créditos sin omitir ninguna narrativa. Los dos recorridos del arnés no se repitieron sobre rc3 y </w:t>
+      </w:r>
+      <w:r>
+        <w:rPr>
+          <w:rFonts w:cs="Arial"/>
+          <w:color w:val="auto"/>
+        </w:rPr>
+        <w:t>la comprobación H8, con cronómetro, dio el 13 de octubre entre 40 y 45 min, hasta 5 min por encima de la referencia de 20 a 40 min del OE1; no se registró la causa</w:t>
+      </w:r>
+      <w:r>
+        <w:rPr>
+          <w:rFonts w:cs="Arial"/>
+          <w:color w:val="auto"/>
+        </w:rPr>
+        <w:t xml:space="preserve">. Cada nivel sí se jugó entero en su sesión, con </w:t>
+      </w:r>
+      <w:r>
+        <w:rPr>
+          <w:rFonts w:cs="Arial"/>
+          <w:color w:val="auto"/>
+        </w:rPr>
+        <w:lastRenderedPageBreak/>
+        <w:t>perfiles y semillas distintos: ninguno se bloqueó y el Player.log de todos los lanzamientos quedó sin Exception. La resolución del Nivel 1 con un perfil nuevo duró 225,84 s, y los tres recorridos completos de versiones anteriores, 87, 33 y 16 min (apartado 8.2).</w:t>
       </w:r>
     </w:p>
     <w:p>
@@ -26427,15 +26893,7 @@
           <w:rFonts w:cs="Arial"/>
           <w:color w:val="auto"/>
         </w:rPr>
-        <w:t xml:space="preserve">Los tres presupuestos duros se miden sobre el ejecutable (Tabla 14). La carga sale de la línea </w:t>
-      </w:r>
-      <w:r>
-        <w:rPr>
-          <w:rFonts w:cs="Arial"/>
-          <w:color w:val="auto"/>
-        </w:rPr>
-        <w:lastRenderedPageBreak/>
-        <w:t>RNF-04 del Player.log y mide la carga, no el primer cuadro visible; la peor fue la de una escena narrativa, con 0,268 s, las demás cargaron en 0,13 s o menos y el arranque, de Boot al menú, tarda cerca de 3,4 s. La memoria privada máxima fue de 1094 MiB, en la cueva del Nivel 1, y la de trabajo de 438 MiB, sobre 4 213 muestras de todas las sesiones. En RNF-10, 4 516 muestras de red tomadas cada 2 s no registraron ninguna conexión TCP ni UDP del proceso, y el ejecutable no nombra los servidores de Unity. Las cifras de rc2 no se heredan, porque el arte de perfil, las caras y los retratos entraron después.</w:t>
+        <w:t>Los tres presupuestos duros se miden sobre el ejecutable (Tabla 14). La carga sale de la línea RNF-04 del Player.log y mide la carga, no el primer cuadro visible; la peor fue la de una escena narrativa, con 0,268 s, las demás cargaron en 0,13 s o menos y el arranque, de Boot al menú, tarda cerca de 3,4 s. La memoria privada máxima fue de 1094 MiB, en la cueva del Nivel 1, y la de trabajo de 438 MiB, sobre 4 213 muestras de todas las sesiones. En RNF-10, 4 516 muestras de red tomadas cada 2 s no registraron ninguna conexión TCP ni UDP del proceso, y el ejecutable no nombra los servidores de Unity. Las cifras de rc2 no se heredan, porque el arte de perfil, las caras y los retratos entraron después.</w:t>
       </w:r>
     </w:p>
     <w:p>
@@ -26449,7 +26907,7 @@
           <w:color w:val="auto"/>
         </w:rPr>
       </w:pPr>
-      <w:bookmarkStart w:id="123" w:name="_Toc242564847"/>
+      <w:bookmarkStart w:id="123" w:name="_Toc242806779"/>
       <w:r>
         <w:rPr>
           <w:rFonts w:cs="Arial"/>
@@ -27061,7 +27519,15 @@
                 <w:color w:val="auto"/>
                 <w:sz w:val="20"/>
               </w:rPr>
-              <w:t>Sin medir [Pendiente: equipo y resultado de la comprobación H5]</w:t>
+              <w:t xml:space="preserve">Sin </w:t>
+            </w:r>
+            <w:r>
+              <w:rPr>
+                <w:rFonts w:cs="Arial"/>
+                <w:color w:val="auto"/>
+                <w:sz w:val="20"/>
+              </w:rPr>
+              <w:t>cifra de carga ni de memoria; la comprobación H5 se aprobó el 13 de octubre en dos equipos sin conexión a internet (Tabla 17)</w:t>
             </w:r>
           </w:p>
         </w:tc>
@@ -27113,7 +27579,15 @@
           <w:rFonts w:cs="Arial"/>
           <w:color w:val="auto"/>
         </w:rPr>
-        <w:t>La pasada sobre rc3 registró 16 hallazgos, 7 Menores y 9 observaciones, ninguno Bloqueante ni Mayor y todos abiertos a la espera del triaje de Santiago Benavides Rey. De los Menores, tres tocan el juego: los iconos del informe docente montados sobre el texto de las cabeceras (DEF-RC3-05), la instrucción del bosque que se sale de su tablilla (DEF-RC3-10) y un doble clic en «Omitir» que lleva al menú de niveles sin mostrar el resumen, sin perder el progreso (DEF-RC3-09). Los otros cuatro vienen de la inspección: identificadores en español (DEF-RC3-I01), commits sin tarjeta (DEF-RC3-I02), un halo de croma en nueve imágenes de caras (DEF-RC3-I03) y una suite que no corrió sobre el contenido exacto de rc3 (DEF-RC3-I04). Las nueve observaciones no incumplen ningún criterio: cuatro piden corregir el documento de casos, tres esperan una decisión de arte o de diseño, una es de disposición y una atañe a las pruebas de arquitectura.</w:t>
+        <w:t xml:space="preserve">La pasada sobre rc3 registró 16 hallazgos, 7 Menores y 9 observaciones, ninguno Bloqueante ni Mayor y todos abiertos a la espera del triaje. De los Menores, tres tocan el juego: los iconos del informe docente montados sobre el texto de las cabeceras (DEF-RC3-05), la instrucción del bosque que se sale de su tablilla (DEF-RC3-10) y un doble clic en «Omitir» que lleva al menú de niveles sin mostrar el resumen, sin perder el progreso (DEF-RC3-09). Los otros cuatro vienen de la inspección: identificadores en español (DEF-RC3-I01), commits sin tarjeta (DEF-RC3-I02), un halo de croma en nueve imágenes de caras (DEF-RC3-I03) y una suite que no </w:t>
+      </w:r>
+      <w:r>
+        <w:rPr>
+          <w:rFonts w:cs="Arial"/>
+          <w:color w:val="auto"/>
+        </w:rPr>
+        <w:lastRenderedPageBreak/>
+        <w:t>corrió sobre el contenido exacto de rc3 (DEF-RC3-I04). Las nueve observaciones no incumplen ningún criterio: cuatro piden corregir el documento de casos, tres esperan una decisión de arte o de diseño, una es de disposición y una atañe a las pruebas de arquitectura.</w:t>
       </w:r>
     </w:p>
     <w:p>
@@ -27127,14 +27601,13 @@
           <w:color w:val="auto"/>
         </w:rPr>
       </w:pPr>
-      <w:bookmarkStart w:id="124" w:name="_Toc242564848"/>
+      <w:bookmarkStart w:id="124" w:name="_Toc242806780"/>
       <w:r>
         <w:rPr>
           <w:rFonts w:cs="Arial"/>
           <w:i w:val="0"/>
           <w:color w:val="auto"/>
         </w:rPr>
-        <w:lastRenderedPageBreak/>
         <w:t xml:space="preserve">Tabla </w:t>
       </w:r>
       <w:r>
@@ -27756,7 +28229,47 @@
           <w:rFonts w:cs="Arial"/>
           <w:color w:val="auto"/>
         </w:rPr>
-        <w:t>Dos tipos de prueba quedan fuera del arnés: las que necesitan niños de grado cuarto jugando y las que necesitan los sentidos de una persona o un segundo equipo (Tabla 16). Son diez casos y dos puntos del guion, PG-05 y PG-06. La sesión con estudiantes los cierra con la técnica Thinking Aloud que la metodología Árcade asigna a esta fase [6], previo consentimiento informado de los acudientes según la Ley 1581 de 2012 [35] (RNF-12; el formato en blanco es el Anexo F). La muestra es no probabilística (apartado 5.3) y la sesión verifica que la interfaz se entienda y la ruta principal se complete, sin medir el efecto del juego. La sesión se hará después de esta entrega y sus resultados llenarán los espacios de la Tabla 16; mientras tanto PG-05, PG-06 y el consentimiento quedan pendientes y no pasan a trabajos futuros.</w:t>
+        <w:t xml:space="preserve">Dos tipos de prueba quedan fuera del arnés: las que necesitan niños de grado </w:t>
+      </w:r>
+      <w:r>
+        <w:rPr>
+          <w:rFonts w:cs="Arial"/>
+          <w:color w:val="auto"/>
+        </w:rPr>
+        <w:t xml:space="preserve">quinto jugando y las que necesitan los sentidos de una persona o un segundo equipo (Tabla 16). </w:t>
+      </w:r>
+      <w:r>
+        <w:rPr>
+          <w:rFonts w:cs="Arial"/>
+          <w:color w:val="auto"/>
+        </w:rPr>
+        <w:t>Eran diez casos y dos puntos del guion, PG-05 y PG-06. La hoja de comprobaciones humanas se ejecutó</w:t>
+      </w:r>
+      <w:r>
+        <w:rPr>
+          <w:rFonts w:cs="Arial"/>
+          <w:color w:val="auto"/>
+        </w:rPr>
+        <w:t xml:space="preserve"> el 13 de octubre de 2026 en el Colegio El Libertador IED, sede A, con 4 estudiantes de grado quinto. Un observador miró cómo jugaban; los estudiantes pensaron en voz alta y comunicaron sus inquietudes al observador, la técnica Thinking Aloud que la metodología Árcade asigna a esta fase [6]. La muestra es no probabilística (apartado 5.3) y la sesión verifica que la interfaz se entienda y la ruta principal se complete, sin medir el efecto del juego</w:t>
+      </w:r>
+      <w:r>
+        <w:rPr>
+          <w:rFonts w:cs="Arial"/>
+          <w:color w:val="auto"/>
+        </w:rPr>
+        <w:t>.</w:t>
+      </w:r>
+    </w:p>
+    <w:p>
+      <w:pPr>
+        <w:spacing w:before="240" w:after="240"/>
+      </w:pPr>
+      <w:r>
+        <w:rPr>
+          <w:rFonts w:cs="Arial"/>
+          <w:color w:val="auto"/>
+        </w:rPr>
+        <w:t>La sesión tuvo dos autorizaciones. El colegio firmó el 17 de septiembre de 2026, por medio de su rector, Richard Maldonado, el Formato de autorización institucional, que permite la participación de estudiantes de grado quinto de primaria dentro de la investigación doctoral de la docente Bibiana Patricia Rey Barrote, contacto del equipo en el colegio, con la condición del consentimiento informado de padres o acudientes. Ese consentimiento, exigido por RNF-12 conforme a la Ley 1581 de 2012 [35], lo firma la madre, el padre o el acudiente que sea representante legal del estudiante. El firmante autoriza que el estudiante participe en una sesión de 20 a 40 minutos y que el juego guarde su perfil, su avance y los cuatro indicadores de cada fase; el perfil lleva un código o un apodo y no el nombre real. El formato prevé el retiro de la autorización en cualquier momento y el borrado de cada perfil con la función Eliminar datos del juego al terminar las pruebas. Los cuatro consentimientos firmados se custodian y no se anexan, porque traen nombres, documentos y firmas de menores y de sus familias; el formato en blanco es el Anexo F. Al terminar la sesión se borraron los perfiles y la carpeta Datos quedó vacía en los equipos. Esa autorización fija el grado de la evaluación: el grupo evaluado es de grado quinto, y este trabajo de grado habla de grado quinto en todo su texto; solo los documentos radicados del OE1 y del OE2 siguen diciendo grado cuarto.</w:t>
       </w:r>
     </w:p>
     <w:p>
@@ -27770,7 +28283,7 @@
           <w:color w:val="auto"/>
         </w:rPr>
       </w:pPr>
-      <w:bookmarkStart w:id="125" w:name="_Toc242564849"/>
+      <w:bookmarkStart w:id="125" w:name="_Toc242806781"/>
       <w:r>
         <w:rPr>
           <w:rFonts w:cs="Arial"/>
@@ -27826,7 +28339,7 @@
           <w:i w:val="0"/>
           <w:color w:val="auto"/>
         </w:rPr>
-        <w:t>. Comprobaciones pendientes de Santiago Benavides Rey al 10 de octubre de 2026 y espacio para sus resultados</w:t>
+        <w:t>. Comprobaciones con personas y su resultado al 13 de octubre de 2026</w:t>
       </w:r>
       <w:bookmarkEnd w:id="125"/>
     </w:p>
@@ -28010,7 +28523,7 @@
                 <w:color w:val="auto"/>
                 <w:sz w:val="20"/>
               </w:rPr>
-              <w:t>[Pendiente: estudiantes del Colegio El Libertador IED, fecha, sede y resultado observado]</w:t>
+              <w:t>Positivo en ambos, con 4 estudiantes de grado quinto del Colegio El Libertador IED, sede A, el 13 de octubre de 2026</w:t>
             </w:r>
           </w:p>
         </w:tc>
@@ -28037,7 +28550,15 @@
                 <w:color w:val="auto"/>
                 <w:sz w:val="20"/>
               </w:rPr>
-              <w:t>Consentimiento informado y asentimiento</w:t>
+              <w:t>Consentimiento informado y a</w:t>
+            </w:r>
+            <w:r>
+              <w:rPr>
+                <w:rFonts w:cs="Arial"/>
+                <w:color w:val="auto"/>
+                <w:sz w:val="20"/>
+              </w:rPr>
+              <w:t>utorización institucional</w:t>
             </w:r>
           </w:p>
         </w:tc>
@@ -28087,7 +28608,7 @@
                 <w:color w:val="auto"/>
                 <w:sz w:val="20"/>
               </w:rPr>
-              <w:t>[Pendiente: visto bueno del colegio y número de estudiantes con ambos documentos firmados]</w:t>
+              <w:t>Autorización institucional del 17 de septiembre de 2026 y 4 consentimientos firmados, custodiados; constancia de borrado de los perfiles positiva</w:t>
             </w:r>
           </w:p>
         </w:tc>
@@ -28164,7 +28685,16 @@
                 <w:color w:val="auto"/>
                 <w:sz w:val="20"/>
               </w:rPr>
-              <w:t>[Pendiente: duración e incidencias frente a la referencia de 20 a 40 min]</w:t>
+              <w:t xml:space="preserve">Entre 40 y 45 min frente a la referencia de 20 a 40 min; supera el tope en hasta 5 min, sin </w:t>
+            </w:r>
+            <w:r>
+              <w:rPr>
+                <w:rFonts w:cs="Arial"/>
+                <w:color w:val="auto"/>
+                <w:sz w:val="20"/>
+              </w:rPr>
+              <w:lastRenderedPageBreak/>
+              <w:t>causa registrada</w:t>
             </w:r>
           </w:p>
         </w:tc>
@@ -28191,6 +28721,7 @@
                 <w:color w:val="auto"/>
                 <w:sz w:val="20"/>
               </w:rPr>
+              <w:lastRenderedPageBreak/>
               <w:t>Segundo equipo y equipo sin tarjeta gráfica dedicada</w:t>
             </w:r>
           </w:p>
@@ -28241,7 +28772,7 @@
                 <w:color w:val="auto"/>
                 <w:sz w:val="20"/>
               </w:rPr>
-              <w:t>[Pendiente: equipos, cargas y memoria]</w:t>
+              <w:t>Aprobado; los equipos están en la Tabla 17</w:t>
             </w:r>
           </w:p>
         </w:tc>
@@ -28268,7 +28799,15 @@
                 <w:color w:val="auto"/>
                 <w:sz w:val="20"/>
               </w:rPr>
-              <w:t>Ejecución con el adaptador de red deshabilitado</w:t>
+              <w:t xml:space="preserve">Ejecución </w:t>
+            </w:r>
+            <w:r>
+              <w:rPr>
+                <w:rFonts w:cs="Arial"/>
+                <w:color w:val="auto"/>
+                <w:sz w:val="20"/>
+              </w:rPr>
+              <w:t>sin conexión a internet</w:t>
             </w:r>
           </w:p>
         </w:tc>
@@ -28318,7 +28857,15 @@
                 <w:color w:val="auto"/>
                 <w:sz w:val="20"/>
               </w:rPr>
-              <w:t>[Pendiente: resultado con el adaptador de red deshabilitado]; el arnés no vio conexiones en 4 516 muestras</w:t>
+              <w:t>Aprobado, con los dos equipos sin conexión</w:t>
+            </w:r>
+            <w:r>
+              <w:rPr>
+                <w:rFonts w:cs="Arial"/>
+                <w:color w:val="auto"/>
+                <w:sz w:val="20"/>
+              </w:rPr>
+              <w:t>; el arnés no vio conexiones en 4 516 muestras</w:t>
             </w:r>
           </w:p>
         </w:tc>
@@ -28345,7 +28892,15 @@
                 <w:color w:val="auto"/>
                 <w:sz w:val="20"/>
               </w:rPr>
-              <w:t>Sonido, vista y mano</w:t>
+              <w:t>Sonido</w:t>
+            </w:r>
+            <w:r>
+              <w:rPr>
+                <w:rFonts w:cs="Arial"/>
+                <w:color w:val="auto"/>
+                <w:sz w:val="20"/>
+              </w:rPr>
+              <w:t xml:space="preserve"> y vista</w:t>
             </w:r>
           </w:p>
         </w:tc>
@@ -28370,7 +28925,15 @@
                 <w:color w:val="auto"/>
                 <w:sz w:val="20"/>
               </w:rPr>
-              <w:t>PF-SON-01 a PF-SON-03, H6 a H7 y H9 a H13</w:t>
+              <w:t>PF-SON-01 a PF-SON-03, H6</w:t>
+            </w:r>
+            <w:r>
+              <w:rPr>
+                <w:rFonts w:cs="Arial"/>
+                <w:color w:val="auto"/>
+                <w:sz w:val="20"/>
+              </w:rPr>
+              <w:t>, H7 y H9 a H12</w:t>
             </w:r>
           </w:p>
         </w:tc>
@@ -28395,7 +28958,7 @@
                 <w:color w:val="auto"/>
                 <w:sz w:val="20"/>
               </w:rPr>
-              <w:t>[Pendiente: piezas que suenan y piezas que no, y resultado de cada comprobación]</w:t>
+              <w:t>Aprobado. H6: el sonido se escucha. H9, H10 y H12: sin comentarios, todo se comprendió. H11: la balsa se hundió, se comprendió por qué, se arregló y finalmente cruzó</w:t>
             </w:r>
           </w:p>
         </w:tc>
@@ -28422,7 +28985,7 @@
                 <w:color w:val="auto"/>
                 <w:sz w:val="20"/>
               </w:rPr>
-              <w:t>Contenido y autorizaciones</w:t>
+              <w:t>Mano: el clic tras cargar una escena, la papelera del laberinto y la octava fila del informe</w:t>
             </w:r>
           </w:p>
         </w:tc>
@@ -28447,7 +29010,15 @@
                 <w:color w:val="auto"/>
                 <w:sz w:val="20"/>
               </w:rPr>
-              <w:t>PF-RNF22-01 y PF-RNF23-01</w:t>
+              <w:t>PF-RNF</w:t>
+            </w:r>
+            <w:r>
+              <w:rPr>
+                <w:rFonts w:cs="Arial"/>
+                <w:color w:val="auto"/>
+                <w:sz w:val="20"/>
+              </w:rPr>
+              <w:t>02-01, PF-RF34-01 y PF-RF46-01, H13</w:t>
             </w:r>
           </w:p>
         </w:tc>
@@ -28472,6 +29043,83 @@
                 <w:color w:val="auto"/>
                 <w:sz w:val="20"/>
               </w:rPr>
+              <w:t>No se realizó en la sesión; pasa a trabajo futuro</w:t>
+            </w:r>
+          </w:p>
+        </w:tc>
+      </w:tr>
+      <w:tr>
+        <w:tc>
+          <w:tcPr>
+            <w:tcW w:w="1700" w:type="pct"/>
+            <w:shd w:val="clear" w:color="auto" w:fill="auto"/>
+          </w:tcPr>
+          <w:p>
+            <w:pPr>
+              <w:spacing w:before="40" w:after="40"/>
+              <w:jc w:val="left"/>
+              <w:rPr>
+                <w:rFonts w:cs="Arial"/>
+                <w:color w:val="auto"/>
+                <w:sz w:val="20"/>
+              </w:rPr>
+            </w:pPr>
+            <w:r>
+              <w:rPr>
+                <w:rFonts w:cs="Arial"/>
+                <w:color w:val="auto"/>
+                <w:sz w:val="20"/>
+              </w:rPr>
+              <w:t>Contenido y autorizaciones</w:t>
+            </w:r>
+          </w:p>
+        </w:tc>
+        <w:tc>
+          <w:tcPr>
+            <w:tcW w:w="1200" w:type="pct"/>
+            <w:shd w:val="clear" w:color="auto" w:fill="auto"/>
+          </w:tcPr>
+          <w:p>
+            <w:pPr>
+              <w:spacing w:before="40" w:after="40"/>
+              <w:jc w:val="left"/>
+              <w:rPr>
+                <w:rFonts w:cs="Arial"/>
+                <w:color w:val="auto"/>
+                <w:sz w:val="20"/>
+              </w:rPr>
+            </w:pPr>
+            <w:r>
+              <w:rPr>
+                <w:rFonts w:cs="Arial"/>
+                <w:color w:val="auto"/>
+                <w:sz w:val="20"/>
+              </w:rPr>
+              <w:t>PF-RNF22-01 y PF-RNF23-01</w:t>
+            </w:r>
+          </w:p>
+        </w:tc>
+        <w:tc>
+          <w:tcPr>
+            <w:tcW w:w="2100" w:type="pct"/>
+            <w:shd w:val="clear" w:color="auto" w:fill="auto"/>
+          </w:tcPr>
+          <w:p>
+            <w:pPr>
+              <w:spacing w:before="40" w:after="40"/>
+              <w:jc w:val="left"/>
+              <w:rPr>
+                <w:rFonts w:cs="Arial"/>
+                <w:color w:val="auto"/>
+                <w:sz w:val="20"/>
+              </w:rPr>
+            </w:pPr>
+            <w:r>
+              <w:rPr>
+                <w:rFonts w:cs="Arial"/>
+                <w:color w:val="auto"/>
+                <w:sz w:val="20"/>
+              </w:rPr>
               <w:t>Inspección hecha; [Pendiente: confirmación del contenido y soporte escrito de la Familia Anonaky y de la colaboradora de arte]</w:t>
             </w:r>
           </w:p>
@@ -28493,10 +29141,601 @@
     </w:p>
     <w:p>
       <w:pPr>
+        <w:spacing w:before="240" w:after="240"/>
+      </w:pPr>
+      <w:r>
+        <w:rPr>
+          <w:rFonts w:cs="Arial"/>
+          <w:color w:val="auto"/>
+        </w:rPr>
+        <w:t>Los dos equipos de la sesión no tenían conexión a internet. La sala disponía de internet, de 20 Mb/s de bajada y 7 Mb/s de subida, y no se usó. Las cifras de carga y de memoria de la Tabla 14 son las del equipo 1 de las mediciones sobre rc3 (Ryzen 5 7600X, RTX 5070 Ti).</w:t>
+      </w:r>
+    </w:p>
+    <w:p>
+      <w:pPr>
+        <w:pStyle w:val="Descripcin"/>
+        <w:keepNext/>
+        <w:spacing w:before="120" w:after="120"/>
+        <w:rPr>
+          <w:rFonts w:cs="Arial"/>
+          <w:i w:val="0"/>
+          <w:color w:val="auto"/>
+        </w:rPr>
+      </w:pPr>
+      <w:bookmarkStart w:id="126" w:name="_Toc242806782"/>
+      <w:r>
+        <w:rPr>
+          <w:rFonts w:cs="Arial"/>
+          <w:i w:val="0"/>
+          <w:color w:val="auto"/>
+        </w:rPr>
+        <w:t xml:space="preserve">Tabla </w:t>
+      </w:r>
+      <w:r>
+        <w:rPr>
+          <w:rFonts w:cs="Arial"/>
+          <w:i w:val="0"/>
+          <w:color w:val="auto"/>
+        </w:rPr>
+        <w:fldChar w:fldCharType="begin"/>
+      </w:r>
+      <w:r>
+        <w:rPr>
+          <w:rFonts w:cs="Arial"/>
+          <w:i w:val="0"/>
+          <w:color w:val="auto"/>
+        </w:rPr>
+        <w:instrText xml:space="preserve"> SEQ Tabla \* ARABIC </w:instrText>
+      </w:r>
+      <w:r>
+        <w:rPr>
+          <w:rFonts w:cs="Arial"/>
+          <w:i w:val="0"/>
+          <w:color w:val="auto"/>
+        </w:rPr>
+        <w:fldChar w:fldCharType="separate"/>
+      </w:r>
+      <w:r>
+        <w:rPr>
+          <w:rFonts w:cs="Arial"/>
+          <w:i w:val="0"/>
+          <w:noProof/>
+          <w:color w:val="auto"/>
+        </w:rPr>
+        <w:t>17</w:t>
+      </w:r>
+      <w:r>
+        <w:rPr>
+          <w:rFonts w:cs="Arial"/>
+          <w:i w:val="0"/>
+          <w:color w:val="auto"/>
+        </w:rPr>
+        <w:fldChar w:fldCharType="end"/>
+      </w:r>
+      <w:r>
+        <w:rPr>
+          <w:rFonts w:cs="Arial"/>
+          <w:i w:val="0"/>
+          <w:color w:val="auto"/>
+        </w:rPr>
+        <w:t>. Equipos de la sesión del 13 de octubre de 2026</w:t>
+      </w:r>
+      <w:bookmarkEnd w:id="126"/>
+    </w:p>
+    <w:tbl>
+      <w:tblPr>
+        <w:tblW w:w="5800" w:type="pct"/>
+        <w:tblBorders>
+          <w:top w:val="single" w:sz="4" w:space="0" w:color="auto"/>
+          <w:left w:val="single" w:sz="4" w:space="0" w:color="auto"/>
+          <w:bottom w:val="single" w:sz="4" w:space="0" w:color="auto"/>
+          <w:right w:val="single" w:sz="4" w:space="0" w:color="auto"/>
+          <w:insideH w:val="single" w:sz="4" w:space="0" w:color="auto"/>
+          <w:insideV w:val="single" w:sz="4" w:space="0" w:color="auto"/>
+        </w:tblBorders>
+        <w:tblCellMar>
+          <w:left w:w="70" w:type="dxa"/>
+          <w:right w:w="70" w:type="dxa"/>
+        </w:tblCellMar>
+        <w:tblLook w:val="0000" w:firstRow="0" w:lastRow="0" w:firstColumn="0" w:lastColumn="0" w:noHBand="0" w:noVBand="0"/>
+      </w:tblPr>
+      <w:tblGrid>
+        <w:gridCol w:w="1502"/>
+        <w:gridCol w:w="1964"/>
+        <w:gridCol w:w="2890"/>
+        <w:gridCol w:w="1503"/>
+        <w:gridCol w:w="1387"/>
+        <w:gridCol w:w="2312"/>
+      </w:tblGrid>
+      <w:tr>
+        <w:trPr>
+          <w:tblHeader/>
+        </w:trPr>
+        <w:tc>
+          <w:tcPr>
+            <w:tcW w:w="650" w:type="pct"/>
+            <w:shd w:val="clear" w:color="auto" w:fill="D9D9D9"/>
+          </w:tcPr>
+          <w:p>
+            <w:pPr>
+              <w:spacing w:before="40" w:after="40"/>
+              <w:jc w:val="left"/>
+              <w:rPr>
+                <w:rFonts w:cs="Arial"/>
+                <w:b/>
+                <w:color w:val="auto"/>
+                <w:sz w:val="20"/>
+              </w:rPr>
+            </w:pPr>
+            <w:r>
+              <w:rPr>
+                <w:rFonts w:cs="Arial"/>
+                <w:b/>
+                <w:color w:val="auto"/>
+                <w:sz w:val="20"/>
+              </w:rPr>
+              <w:t>Equipo</w:t>
+            </w:r>
+          </w:p>
+        </w:tc>
+        <w:tc>
+          <w:tcPr>
+            <w:tcW w:w="850" w:type="pct"/>
+            <w:shd w:val="clear" w:color="auto" w:fill="D9D9D9"/>
+          </w:tcPr>
+          <w:p>
+            <w:pPr>
+              <w:spacing w:before="40" w:after="40"/>
+              <w:jc w:val="left"/>
+              <w:rPr>
+                <w:rFonts w:cs="Arial"/>
+                <w:b/>
+                <w:color w:val="auto"/>
+                <w:sz w:val="20"/>
+              </w:rPr>
+            </w:pPr>
+            <w:r>
+              <w:rPr>
+                <w:rFonts w:cs="Arial"/>
+                <w:b/>
+                <w:color w:val="auto"/>
+                <w:sz w:val="20"/>
+              </w:rPr>
+              <w:t>Procesador</w:t>
+            </w:r>
+          </w:p>
+        </w:tc>
+        <w:tc>
+          <w:tcPr>
+            <w:tcW w:w="1250" w:type="pct"/>
+            <w:shd w:val="clear" w:color="auto" w:fill="D9D9D9"/>
+          </w:tcPr>
+          <w:p>
+            <w:pPr>
+              <w:spacing w:before="40" w:after="40"/>
+              <w:jc w:val="left"/>
+              <w:rPr>
+                <w:rFonts w:cs="Arial"/>
+                <w:b/>
+                <w:color w:val="auto"/>
+                <w:sz w:val="20"/>
+              </w:rPr>
+            </w:pPr>
+            <w:r>
+              <w:rPr>
+                <w:rFonts w:cs="Arial"/>
+                <w:b/>
+                <w:color w:val="auto"/>
+                <w:sz w:val="20"/>
+              </w:rPr>
+              <w:t>Gráficos</w:t>
+            </w:r>
+          </w:p>
+        </w:tc>
+        <w:tc>
+          <w:tcPr>
+            <w:tcW w:w="650" w:type="pct"/>
+            <w:shd w:val="clear" w:color="auto" w:fill="D9D9D9"/>
+          </w:tcPr>
+          <w:p>
+            <w:pPr>
+              <w:spacing w:before="40" w:after="40"/>
+              <w:jc w:val="left"/>
+              <w:rPr>
+                <w:rFonts w:cs="Arial"/>
+                <w:b/>
+                <w:color w:val="auto"/>
+                <w:sz w:val="20"/>
+              </w:rPr>
+            </w:pPr>
+            <w:r>
+              <w:rPr>
+                <w:rFonts w:cs="Arial"/>
+                <w:b/>
+                <w:color w:val="auto"/>
+                <w:sz w:val="20"/>
+              </w:rPr>
+              <w:t>Memoria</w:t>
+            </w:r>
+          </w:p>
+        </w:tc>
+        <w:tc>
+          <w:tcPr>
+            <w:tcW w:w="600" w:type="pct"/>
+            <w:shd w:val="clear" w:color="auto" w:fill="D9D9D9"/>
+          </w:tcPr>
+          <w:p>
+            <w:pPr>
+              <w:spacing w:before="40" w:after="40"/>
+              <w:jc w:val="left"/>
+              <w:rPr>
+                <w:rFonts w:cs="Arial"/>
+                <w:b/>
+                <w:color w:val="auto"/>
+                <w:sz w:val="20"/>
+              </w:rPr>
+            </w:pPr>
+            <w:r>
+              <w:rPr>
+                <w:rFonts w:cs="Arial"/>
+                <w:b/>
+                <w:color w:val="auto"/>
+                <w:sz w:val="20"/>
+              </w:rPr>
+              <w:t>Disco</w:t>
+            </w:r>
+          </w:p>
+        </w:tc>
+        <w:tc>
+          <w:tcPr>
+            <w:tcW w:w="1000" w:type="pct"/>
+            <w:shd w:val="clear" w:color="auto" w:fill="D9D9D9"/>
+          </w:tcPr>
+          <w:p>
+            <w:pPr>
+              <w:spacing w:before="40" w:after="40"/>
+              <w:jc w:val="left"/>
+              <w:rPr>
+                <w:rFonts w:cs="Arial"/>
+                <w:b/>
+                <w:color w:val="auto"/>
+                <w:sz w:val="20"/>
+              </w:rPr>
+            </w:pPr>
+            <w:r>
+              <w:rPr>
+                <w:rFonts w:cs="Arial"/>
+                <w:b/>
+                <w:color w:val="auto"/>
+                <w:sz w:val="20"/>
+              </w:rPr>
+              <w:t>Red</w:t>
+            </w:r>
+          </w:p>
+        </w:tc>
+      </w:tr>
+      <w:tr>
+        <w:tc>
+          <w:tcPr>
+            <w:tcW w:w="650" w:type="pct"/>
+            <w:shd w:val="clear" w:color="auto" w:fill="auto"/>
+          </w:tcPr>
+          <w:p>
+            <w:pPr>
+              <w:spacing w:before="40" w:after="40"/>
+              <w:jc w:val="left"/>
+              <w:rPr>
+                <w:rFonts w:cs="Arial"/>
+                <w:color w:val="auto"/>
+                <w:sz w:val="20"/>
+              </w:rPr>
+            </w:pPr>
+            <w:r>
+              <w:rPr>
+                <w:rFonts w:cs="Arial"/>
+                <w:color w:val="auto"/>
+                <w:sz w:val="20"/>
+              </w:rPr>
+              <w:t>Equipo A</w:t>
+            </w:r>
+          </w:p>
+        </w:tc>
+        <w:tc>
+          <w:tcPr>
+            <w:tcW w:w="850" w:type="pct"/>
+            <w:shd w:val="clear" w:color="auto" w:fill="auto"/>
+          </w:tcPr>
+          <w:p>
+            <w:pPr>
+              <w:spacing w:before="40" w:after="40"/>
+              <w:jc w:val="left"/>
+              <w:rPr>
+                <w:rFonts w:cs="Arial"/>
+                <w:color w:val="auto"/>
+                <w:sz w:val="20"/>
+              </w:rPr>
+            </w:pPr>
+            <w:r>
+              <w:rPr>
+                <w:rFonts w:cs="Arial"/>
+                <w:color w:val="auto"/>
+                <w:sz w:val="20"/>
+              </w:rPr>
+              <w:t>AMD A10-9600P</w:t>
+            </w:r>
+          </w:p>
+        </w:tc>
+        <w:tc>
+          <w:tcPr>
+            <w:tcW w:w="1250" w:type="pct"/>
+            <w:shd w:val="clear" w:color="auto" w:fill="auto"/>
+          </w:tcPr>
+          <w:p>
+            <w:pPr>
+              <w:spacing w:before="40" w:after="40"/>
+              <w:jc w:val="left"/>
+              <w:rPr>
+                <w:rFonts w:cs="Arial"/>
+                <w:color w:val="auto"/>
+                <w:sz w:val="20"/>
+              </w:rPr>
+            </w:pPr>
+            <w:r>
+              <w:rPr>
+                <w:rFonts w:cs="Arial"/>
+                <w:color w:val="auto"/>
+                <w:sz w:val="20"/>
+              </w:rPr>
+              <w:t>Radeon R5, 66 MB de VRAM</w:t>
+            </w:r>
+          </w:p>
+        </w:tc>
+        <w:tc>
+          <w:tcPr>
+            <w:tcW w:w="650" w:type="pct"/>
+            <w:shd w:val="clear" w:color="auto" w:fill="auto"/>
+          </w:tcPr>
+          <w:p>
+            <w:pPr>
+              <w:spacing w:before="40" w:after="40"/>
+              <w:jc w:val="left"/>
+              <w:rPr>
+                <w:rFonts w:cs="Arial"/>
+                <w:color w:val="auto"/>
+                <w:sz w:val="20"/>
+              </w:rPr>
+            </w:pPr>
+            <w:r>
+              <w:rPr>
+                <w:rFonts w:cs="Arial"/>
+                <w:color w:val="auto"/>
+                <w:sz w:val="20"/>
+              </w:rPr>
+              <w:t>4 GB de RAM</w:t>
+            </w:r>
+          </w:p>
+        </w:tc>
+        <w:tc>
+          <w:tcPr>
+            <w:tcW w:w="600" w:type="pct"/>
+            <w:shd w:val="clear" w:color="auto" w:fill="auto"/>
+          </w:tcPr>
+          <w:p>
+            <w:pPr>
+              <w:spacing w:before="40" w:after="40"/>
+              <w:jc w:val="left"/>
+              <w:rPr>
+                <w:rFonts w:cs="Arial"/>
+                <w:color w:val="auto"/>
+                <w:sz w:val="20"/>
+              </w:rPr>
+            </w:pPr>
+            <w:r>
+              <w:rPr>
+                <w:rFonts w:cs="Arial"/>
+                <w:color w:val="auto"/>
+                <w:sz w:val="20"/>
+              </w:rPr>
+              <w:t>512 GB</w:t>
+            </w:r>
+          </w:p>
+        </w:tc>
+        <w:tc>
+          <w:tcPr>
+            <w:tcW w:w="1000" w:type="pct"/>
+          </w:tcPr>
+          <w:p>
+            <w:pPr>
+              <w:spacing w:before="40" w:after="40"/>
+              <w:jc w:val="left"/>
+              <w:rPr>
+                <w:rFonts w:cs="Arial"/>
+                <w:color w:val="auto"/>
+                <w:sz w:val="20"/>
+              </w:rPr>
+            </w:pPr>
+            <w:r>
+              <w:rPr>
+                <w:rFonts w:cs="Arial"/>
+                <w:color w:val="auto"/>
+                <w:sz w:val="20"/>
+              </w:rPr>
+              <w:t>Sin conexión a internet</w:t>
+            </w:r>
+          </w:p>
+        </w:tc>
+      </w:tr>
+      <w:tr>
+        <w:tc>
+          <w:tcPr>
+            <w:tcW w:w="650" w:type="pct"/>
+            <w:shd w:val="clear" w:color="auto" w:fill="auto"/>
+          </w:tcPr>
+          <w:p>
+            <w:pPr>
+              <w:spacing w:before="40" w:after="40"/>
+              <w:jc w:val="left"/>
+              <w:rPr>
+                <w:rFonts w:cs="Arial"/>
+                <w:color w:val="auto"/>
+                <w:sz w:val="20"/>
+              </w:rPr>
+            </w:pPr>
+            <w:r>
+              <w:rPr>
+                <w:rFonts w:cs="Arial"/>
+                <w:color w:val="auto"/>
+                <w:sz w:val="20"/>
+              </w:rPr>
+              <w:t>Equipo B</w:t>
+            </w:r>
+          </w:p>
+        </w:tc>
+        <w:tc>
+          <w:tcPr>
+            <w:tcW w:w="850" w:type="pct"/>
+            <w:shd w:val="clear" w:color="auto" w:fill="auto"/>
+          </w:tcPr>
+          <w:p>
+            <w:pPr>
+              <w:spacing w:before="40" w:after="40"/>
+              <w:jc w:val="left"/>
+              <w:rPr>
+                <w:rFonts w:cs="Arial"/>
+                <w:color w:val="auto"/>
+                <w:sz w:val="20"/>
+              </w:rPr>
+            </w:pPr>
+            <w:r>
+              <w:rPr>
+                <w:rFonts w:cs="Arial"/>
+                <w:color w:val="auto"/>
+                <w:sz w:val="20"/>
+              </w:rPr>
+              <w:t>Intel Celeron B830</w:t>
+            </w:r>
+          </w:p>
+        </w:tc>
+        <w:tc>
+          <w:tcPr>
+            <w:tcW w:w="1250" w:type="pct"/>
+            <w:shd w:val="clear" w:color="auto" w:fill="auto"/>
+          </w:tcPr>
+          <w:p>
+            <w:pPr>
+              <w:spacing w:before="40" w:after="40"/>
+              <w:jc w:val="left"/>
+              <w:rPr>
+                <w:rFonts w:cs="Arial"/>
+                <w:color w:val="auto"/>
+                <w:sz w:val="20"/>
+              </w:rPr>
+            </w:pPr>
+            <w:r>
+              <w:rPr>
+                <w:rFonts w:cs="Arial"/>
+                <w:color w:val="auto"/>
+                <w:sz w:val="20"/>
+              </w:rPr>
+              <w:t>Intel HD Graphics, 32 MB</w:t>
+            </w:r>
+          </w:p>
+        </w:tc>
+        <w:tc>
+          <w:tcPr>
+            <w:tcW w:w="650" w:type="pct"/>
+            <w:shd w:val="clear" w:color="auto" w:fill="auto"/>
+          </w:tcPr>
+          <w:p>
+            <w:pPr>
+              <w:spacing w:before="40" w:after="40"/>
+              <w:jc w:val="left"/>
+              <w:rPr>
+                <w:rFonts w:cs="Arial"/>
+                <w:color w:val="auto"/>
+                <w:sz w:val="20"/>
+              </w:rPr>
+            </w:pPr>
+            <w:r>
+              <w:rPr>
+                <w:rFonts w:cs="Arial"/>
+                <w:color w:val="auto"/>
+                <w:sz w:val="20"/>
+              </w:rPr>
+              <w:t>4 GB de RAM</w:t>
+            </w:r>
+          </w:p>
+        </w:tc>
+        <w:tc>
+          <w:tcPr>
+            <w:tcW w:w="600" w:type="pct"/>
+            <w:shd w:val="clear" w:color="auto" w:fill="auto"/>
+          </w:tcPr>
+          <w:p>
+            <w:pPr>
+              <w:spacing w:before="40" w:after="40"/>
+              <w:jc w:val="left"/>
+              <w:rPr>
+                <w:rFonts w:cs="Arial"/>
+                <w:color w:val="auto"/>
+                <w:sz w:val="20"/>
+              </w:rPr>
+            </w:pPr>
+            <w:r>
+              <w:rPr>
+                <w:rFonts w:cs="Arial"/>
+                <w:color w:val="auto"/>
+                <w:sz w:val="20"/>
+              </w:rPr>
+              <w:t>512 GB</w:t>
+            </w:r>
+          </w:p>
+        </w:tc>
+        <w:tc>
+          <w:tcPr>
+            <w:tcW w:w="1000" w:type="pct"/>
+          </w:tcPr>
+          <w:p>
+            <w:pPr>
+              <w:spacing w:before="40" w:after="40"/>
+              <w:jc w:val="left"/>
+              <w:rPr>
+                <w:rFonts w:cs="Arial"/>
+                <w:color w:val="auto"/>
+                <w:sz w:val="20"/>
+              </w:rPr>
+            </w:pPr>
+            <w:r>
+              <w:rPr>
+                <w:rFonts w:cs="Arial"/>
+                <w:color w:val="auto"/>
+                <w:sz w:val="20"/>
+              </w:rPr>
+              <w:t>Sin conexión a internet</w:t>
+            </w:r>
+          </w:p>
+        </w:tc>
+      </w:tr>
+    </w:tbl>
+    <w:p>
+      <w:pPr>
+        <w:spacing w:before="80" w:after="240"/>
+      </w:pPr>
+      <w:r>
+        <w:rPr>
+          <w:rFonts w:cs="Arial"/>
+          <w:color w:val="auto"/>
+          <w:sz w:val="18"/>
+        </w:rPr>
+        <w:t>Fuente: elaboración propia a partir de la hoja de comprobaciones humanas (Anexo G).</w:t>
+      </w:r>
+    </w:p>
+    <w:p>
+      <w:pPr>
         <w:pStyle w:val="Ttulo2"/>
         <w:spacing w:before="240"/>
       </w:pPr>
-      <w:bookmarkStart w:id="126" w:name="_Toc242564831"/>
+      <w:bookmarkStart w:id="127" w:name="_Toc242806763"/>
       <w:r>
         <w:rPr>
           <w:b w:val="0"/>
@@ -28504,7 +29743,7 @@
         </w:rPr>
         <w:t>9.3 Conclusiones del objetivo</w:t>
       </w:r>
-      <w:bookmarkEnd w:id="126"/>
+      <w:bookmarkEnd w:id="127"/>
     </w:p>
     <w:p>
       <w:pPr>
@@ -28515,39 +29754,67 @@
           <w:rFonts w:cs="Arial"/>
           <w:color w:val="auto"/>
         </w:rPr>
-        <w:t>De los 136 casos, 122 terminan en P, 4 en F y 10 esperan a Santiago Benavides Rey. La eficacia es de 96,8 % frente a la meta de 90 %, y los 45 RF de prioridad Alta están implementados, porque ninguno tiene un defecto Bloqueante o Mayor; el único fallido que toca uno de ellos, PF-RF45-05, es Menor. De las etiquetas que el indicador nombra, NAV (94,1 %) y BOT (100 %) superan la meta y SON no se puede calcular hasta que Santiago Benavides Rey escuche las piezas; la más baja es RNF, con 78,6 %, por textos e iconos fuera de su caja (PF-RNF03-01), identificadores en español (PF-RNF15-01) y commits sin tarjeta (PF-RNF17-</w:t>
-      </w:r>
+        <w:t>De los 136 casos, 12</w:t>
+      </w:r>
+      <w:r>
+        <w:rPr>
+          <w:rFonts w:cs="Arial"/>
+          <w:color w:val="auto"/>
+        </w:rPr>
+        <w:t>8 terminan en P, 4 en F y 4 siguen pendientes. La eficacia es de 97,0 % (128 de 132) frente a la meta de 90 % (96,8 % en el corte del 10 de octubre), y los 45 RF de prioridad Alta están implementados, porque ninguno tiene un defecto Bloqueante o Mayor; el único fallido que toca uno de ellos, PF-RF45-05, es Menor. De las etiquetas que el indicador nombra, NAV (94,1 %), BOT (100 %) y SON (100 %, tres casos de oído aprobados el 13 de octubre en H6, H7 y H12) superan la meta; la más baja es RNF, con 82,4 %, por textos e iconos fuera de su caja (PF-RNF03-01), identificadores en español (PF-RNF15-01) y commits sin tarjeta (PF-RNF17-01). Los dos indicadores se cumplen; el de sonidos descansa en un juicio de oído y no en una medición</w:t>
+      </w:r>
+      <w:r>
+        <w:rPr>
+          <w:rFonts w:cs="Arial"/>
+          <w:color w:val="auto"/>
+        </w:rPr>
+        <w:t>.</w:t>
+      </w:r>
+    </w:p>
+    <w:p>
+      <w:pPr>
+        <w:spacing w:before="240" w:after="240"/>
+      </w:pPr>
+      <w:r>
+        <w:rPr>
+          <w:rFonts w:cs="Arial"/>
+          <w:color w:val="auto"/>
+        </w:rPr>
+        <w:t>Evaluar sobre el ejecutable y no sobre el Editor cambió resultados que la suite no podía mostrar. En la primera pasada aparecieron las conexiones de red del reproductor, porque las pruebas leían la configuración del repositorio y no la que queda dentro del ejecutable, y dos defectos del laberinto, porque las pruebas llaman a los controladores en vez de simular el puntero. Sobre rc3, con el arte final, la familia de perfil y las expresiones por línea, todas las sesiones jugables aprobaron y lo que apareció fue de disposición: iconos y textos fuera de su caja y un doble clic en «Omitir».</w:t>
+      </w:r>
+    </w:p>
+    <w:p>
+      <w:pPr>
+        <w:spacing w:before="240" w:after="240"/>
+      </w:pPr>
       <w:r>
         <w:rPr>
           <w:rFonts w:cs="Arial"/>
           <w:color w:val="auto"/>
         </w:rPr>
         <w:lastRenderedPageBreak/>
-        <w:t>01). Los dos indicadores se cumplen en lo medido, y el primero queda abierto en su parte de sonido.</w:t>
-      </w:r>
-    </w:p>
-    <w:p>
-      <w:pPr>
-        <w:spacing w:before="240" w:after="240"/>
-      </w:pPr>
-      <w:r>
-        <w:rPr>
-          <w:rFonts w:cs="Arial"/>
-          <w:color w:val="auto"/>
-        </w:rPr>
-        <w:t>Evaluar sobre el ejecutable y no sobre el Editor cambió resultados que la suite no podía mostrar. En la primera pasada aparecieron las conexiones de red del reproductor, porque las pruebas leían la configuración del repositorio y no la que queda dentro del ejecutable, y dos defectos del laberinto, porque las pruebas llaman a los controladores en vez de simular el puntero. Sobre rc3, con el arte final, la familia de perfil y las expresiones por línea, todas las sesiones jugables aprobaron y lo que apareció fue de disposición: iconos y textos fuera de su caja y un doble clic en «Omitir».</w:t>
-      </w:r>
-    </w:p>
-    <w:p>
-      <w:pPr>
-        <w:spacing w:before="240" w:after="240"/>
-      </w:pPr>
-      <w:r>
-        <w:rPr>
-          <w:rFonts w:cs="Arial"/>
-          <w:color w:val="auto"/>
-        </w:rPr>
-        <w:t>Lo que la evaluación no pudo observar tiene causa: el arnés no oye, no cronometra a un niño ni cambia de equipo, y PG-05 y PG-06 exigen estudiantes y el consentimiento de sus acudientes. Por eso RNF-07, RNF-08, CT-02, el sonido y la ruta de 20 a 40 min dependen de Santiago Benavides Rey. Los diez casos quedan fuera del denominador; cuando se ejecuten, la eficacia se recalcula con ellos y el indicador de sonidos se cierra con los tres de SON.</w:t>
+        <w:t>Lo que la evaluación no pudo observar tiene causa: el arnés no oye, no cronometra a un niño ni cambia de equipo, y PG-05 y PG-06 exigen estudiantes y el consentimiento de sus acudientes. Por eso RNF-07, RNF-08, CT-02, el sonido y la ruta de 20 a 40 min depend</w:t>
+      </w:r>
+      <w:r>
+        <w:rPr>
+          <w:rFonts w:cs="Arial"/>
+          <w:color w:val="auto"/>
+        </w:rPr>
+        <w:t xml:space="preserve">ían de la sesión del 13 de octubre, que dio PG-05 y PG-06 positivos y aprobó las comprobaciones H1 a H7 y H9 a H12; el recorrido de H8 duró entre 40 y 45 min y H13 no se realizó. </w:t>
+      </w:r>
+      <w:r>
+        <w:rPr>
+          <w:rFonts w:cs="Arial"/>
+          <w:color w:val="auto"/>
+        </w:rPr>
+        <w:t>Seis de los diez casos pasaron a P con esa sesión. Los cuatro que siguen pendientes quedan fuera del denominador: PF-RNF13-01, porque los dos recorridos del arnés sobre rc3 no se ejecutaron y H8 no cubre los tres recorridos que el caso pide; PF-RNF12-01, que ninguna comprobación de la hoja cubre; y PF-RNF22-01 y PF-RNF23-01, que esperan la confirmación del contenido y el soporte escrito de la Familia Anonaky y de la colaboradora de arte. Si los cuatro fallaran, la eficacia sería 94,1 % (128 de 136)</w:t>
+      </w:r>
+      <w:r>
+        <w:rPr>
+          <w:rFonts w:cs="Arial"/>
+          <w:color w:val="auto"/>
+        </w:rPr>
+        <w:t>.</w:t>
       </w:r>
     </w:p>
     <w:p>
@@ -28555,14 +29822,14 @@
         <w:pStyle w:val="Ttulo3"/>
         <w:spacing w:before="240"/>
       </w:pPr>
-      <w:bookmarkStart w:id="127" w:name="_Toc242564832"/>
+      <w:bookmarkStart w:id="128" w:name="_Toc242806764"/>
       <w:r>
         <w:rPr>
           <w:rFonts w:cs="Arial"/>
         </w:rPr>
         <w:t>9.3.1 Oportunidades de mejora para trabajos futuros</w:t>
       </w:r>
-      <w:bookmarkEnd w:id="127"/>
+      <w:bookmarkEnd w:id="128"/>
     </w:p>
     <w:p>
       <w:pPr>
@@ -28597,7 +29864,14 @@
           <w:rFonts w:cs="Arial"/>
           <w:color w:val="auto"/>
         </w:rPr>
-        <w:t>Los pendientes de la Tabla 16 no son trabajo futuro: se cierran con la sesión con estudiantes y las comprobaciones de Santiago Benavides Rey. Como trabajo futuro quedan el residuo que el motor escribe en el registro de Windows (DEF-RC2-01) y la música, el sonido del diálogo, el ambiente nocturno del Nivel 2 y el silencio de la escena final, del carril de sonido. Cuatro observaciones piden corregir el documento de casos y no el juego (DEF-RC3-02, 04, 06 y 07).</w:t>
+        <w:t>De la Tabla 16 pasan a trabajo futuro la comprobación de mano H13, que no se realizó, y la causa de que el recorrido de H8 superara la referencia de 20 a 40 min, que no se registró. Como trabajo futuro quedan tambié</w:t>
+      </w:r>
+      <w:r>
+        <w:rPr>
+          <w:rFonts w:cs="Arial"/>
+          <w:color w:val="auto"/>
+        </w:rPr>
+        <w:t>n el residuo que el motor escribe en el registro de Windows (DEF-RC2-01) y la música, el sonido del diálogo, el ambiente nocturno del Nivel 2 y el silencio de la escena final, del carril de sonido. Cuatro observaciones piden corregir el documento de casos y no el juego (DEF-RC3-02, 04, 06 y 07).</w:t>
       </w:r>
     </w:p>
     <w:p>
@@ -28615,8 +29889,8 @@
           <w:caps w:val="0"/>
         </w:rPr>
       </w:pPr>
-      <w:bookmarkStart w:id="128" w:name="_Toc379905744"/>
-      <w:bookmarkStart w:id="129" w:name="_Toc242564833"/>
+      <w:bookmarkStart w:id="129" w:name="_Toc379905744"/>
+      <w:bookmarkStart w:id="130" w:name="_Toc242806765"/>
       <w:r>
         <w:rPr>
           <w:rFonts w:cs="Arial"/>
@@ -28627,8 +29901,8 @@
         <w:lastRenderedPageBreak/>
         <w:t>BIBLIOGRAFÍA</w:t>
       </w:r>
-      <w:bookmarkEnd w:id="128"/>
       <w:bookmarkEnd w:id="129"/>
+      <w:bookmarkEnd w:id="130"/>
     </w:p>
     <w:p>
       <w:pPr>
@@ -29745,47 +31019,7 @@
         <w:jc w:val="center"/>
       </w:pPr>
       <w:r>
-        <w:t>Sesión de prueba del videojuego educativo «Algoritmia» con estudiantes de grado cuarto del Colegio El Libertador IED</w:t>
-      </w:r>
-    </w:p>
-    <w:p>
-      <w:pPr>
-        <w:spacing w:after="120"/>
-        <w:jc w:val="left"/>
-      </w:pPr>
-      <w:r>
-        <w:t>Bogotá D.C., ____ de ______________ de 2026</w:t>
-      </w:r>
-    </w:p>
-    <w:p>
-      <w:pPr>
-        <w:spacing w:after="120"/>
-      </w:pPr>
-      <w:r>
-        <w:t>Señora madre, señor padre o acudiente:</w:t>
-      </w:r>
-    </w:p>
-    <w:p>
-      <w:pPr>
-        <w:spacing w:after="120"/>
-      </w:pPr>
-      <w:r>
-        <w:t>Le solicitamos autorización para que su hijo o hija participe en una sesión de prueba del videojuego «Algoritmia» en el colegio. Lea este documento con calma y haga las preguntas que necesite antes de firmar. La decisión de firmar o no es libre.</w:t>
-      </w:r>
-    </w:p>
-    <w:p>
-      <w:pPr>
-        <w:keepNext/>
-        <w:spacing w:before="240" w:after="120"/>
-        <w:rPr>
-          <w:b/>
-        </w:rPr>
-      </w:pPr>
-      <w:r>
-        <w:rPr>
-          <w:b/>
-        </w:rPr>
-        <w:t>1. Responsables de la prueba</w:t>
+        <w:t>Prueba de funcionamiento del videojuego educativo «Algoritmia»</w:t>
       </w:r>
     </w:p>
     <w:tbl>
@@ -29853,7 +31087,7 @@
               <w:rPr>
                 <w:sz w:val="22"/>
               </w:rPr>
-              <w:t>Trabajo de grado «Desarrollo de un prototipo de videojuego educativo como herramienta tecnológica didáctica para incentivar el pensamiento computacional en estudiantes de grado cuarto de primaria del Colegio El Libertador IED»</w:t>
+              <w:t>Trabajo de grado «Desarrollo de un prototipo de videojuego educativo como herramienta tecnológica didáctica para incentivar el pensamiento computacional en estudiantes de grado quinto de primaria del Colegio El Libertador IED»</w:t>
             </w:r>
           </w:p>
         </w:tc>
@@ -29880,7 +31114,7 @@
                 <w:b/>
                 <w:sz w:val="22"/>
               </w:rPr>
-              <w:t>Universidad</w:t>
+              <w:t>Institución</w:t>
             </w:r>
           </w:p>
         </w:tc>
@@ -29900,7 +31134,7 @@
               <w:rPr>
                 <w:sz w:val="22"/>
               </w:rPr>
-              <w:t>Universidad Católica de Colombia, Facultad de Ingeniería, Programa de Ingeniería de Sistemas y Computación, Bogotá D.C.</w:t>
+              <w:t>Universidad Católica de Colombia, Facultad de Ingeniería, Programa de Ingeniería de Sistemas y Computación</w:t>
             </w:r>
           </w:p>
         </w:tc>
@@ -29927,7 +31161,7 @@
                 <w:b/>
                 <w:sz w:val="22"/>
               </w:rPr>
-              <w:t>Estudiantes responsables</w:t>
+              <w:t>Responsables de la prueba</w:t>
             </w:r>
           </w:p>
         </w:tc>
@@ -29947,7 +31181,7 @@
               <w:rPr>
                 <w:sz w:val="22"/>
               </w:rPr>
-              <w:t>Santiago Benavides Rey y Santiago Valdiri García</w:t>
+              <w:t>Santiago Benavides Rey y Santiago Valdiri García, estudiantes. Bibiana Patricia Rey Barrote, docente.</w:t>
             </w:r>
           </w:p>
         </w:tc>
@@ -29974,7 +31208,7 @@
                 <w:b/>
                 <w:sz w:val="22"/>
               </w:rPr>
-              <w:t>Docente del trabajo de grado</w:t>
+              <w:t>Director del trabajo de grado</w:t>
             </w:r>
           </w:p>
         </w:tc>
@@ -29994,7 +31228,7 @@
               <w:rPr>
                 <w:sz w:val="22"/>
               </w:rPr>
-              <w:t>Juan Carlos Navarro Beltrán, M.Sc. en Ingeniería de Telecomunicaciones</w:t>
+              <w:t xml:space="preserve">Juan Carlos Navarro Beltrán, M.Sc. </w:t>
             </w:r>
           </w:p>
         </w:tc>
@@ -30021,7 +31255,7 @@
                 <w:b/>
                 <w:sz w:val="22"/>
               </w:rPr>
-              <w:t>Colegio</w:t>
+              <w:t>Responsable del tratamiento de datos</w:t>
             </w:r>
           </w:p>
         </w:tc>
@@ -30041,7 +31275,7 @@
               <w:rPr>
                 <w:sz w:val="22"/>
               </w:rPr>
-              <w:t>Colegio El Libertador IED, localidad Rafael Uribe Uribe. Sede: ________________________ Jornada: ____________ Docente del curso: ________________________</w:t>
+              <w:t>Santiago Benavides Rey y Santiago Valdiri Garcia</w:t>
             </w:r>
           </w:p>
         </w:tc>
@@ -30068,7 +31302,7 @@
                 <w:b/>
                 <w:sz w:val="22"/>
               </w:rPr>
-              <w:t>Responsables del tratamiento de los datos</w:t>
+              <w:t>Política de tratamiento de datos</w:t>
             </w:r>
           </w:p>
         </w:tc>
@@ -30088,593 +31322,7 @@
               <w:rPr>
                 <w:sz w:val="22"/>
               </w:rPr>
-              <w:t>Santiago Benavides Rey y Santiago Valdiri García. Otra entidad responsable, si la hay: ________________________</w:t>
-            </w:r>
-          </w:p>
-        </w:tc>
-      </w:tr>
-    </w:tbl>
-    <w:p>
-      <w:pPr>
-        <w:keepNext/>
-        <w:spacing w:before="240" w:after="120"/>
-        <w:rPr>
-          <w:b/>
-        </w:rPr>
-      </w:pPr>
-      <w:r>
-        <w:rPr>
-          <w:b/>
-        </w:rPr>
-        <w:t>2. Finalidad de la prueba</w:t>
-      </w:r>
-    </w:p>
-    <w:p>
-      <w:pPr>
-        <w:spacing w:after="120"/>
-      </w:pPr>
-      <w:r>
-        <w:t>«Algoritmia» es un videojuego para computador desarrollado en este trabajo de grado. Una familia de la prehistoria avanza por tres niveles, desde encender el fuego en una cueva hasta cruzar un río en una balsa. Cada reto practica una forma de resolver problemas por pasos, que se conoce como pensamiento computacional.</w:t>
-      </w:r>
-    </w:p>
-    <w:p>
-      <w:pPr>
-        <w:spacing w:after="120"/>
-      </w:pPr>
-      <w:r>
-        <w:t>La prueba busca comprobar dos cosas: si las instrucciones y los controles se entienden, y si el juego se puede terminar sin que se bloquee. Lo observado en el primer nivel sirve además para ajustar su dificultad. La prueba no mide lo que su hijo o hija sabe ni cuenta para sus notas, y los datos se usan solo con fines académicos dentro de este trabajo de grado.</w:t>
-      </w:r>
-    </w:p>
-    <w:p>
-      <w:pPr>
-        <w:keepNext/>
-        <w:spacing w:before="240" w:after="120"/>
-        <w:rPr>
-          <w:b/>
-        </w:rPr>
-      </w:pPr>
-      <w:r>
-        <w:rPr>
-          <w:b/>
-        </w:rPr>
-        <w:t>3. Participación y duración</w:t>
-      </w:r>
-    </w:p>
-    <w:p>
-      <w:pPr>
-        <w:pStyle w:val="Prrafodelista"/>
-        <w:numPr>
-          <w:ilvl w:val="0"/>
-          <w:numId w:val="51"/>
-        </w:numPr>
-        <w:spacing w:after="80"/>
-        <w:jc w:val="left"/>
-      </w:pPr>
-      <w:r>
-        <w:t>Una sesión de 20 a 40 minutos en la sala de sistemas del colegio, en horario de clase. La docente o el docente del curso estará presente. Fecha de la sesión: ____ / ____ / 2026. Número de sesiones: ____</w:t>
-      </w:r>
-    </w:p>
-    <w:p>
-      <w:pPr>
-        <w:pStyle w:val="Prrafodelista"/>
-        <w:numPr>
-          <w:ilvl w:val="0"/>
-          <w:numId w:val="51"/>
-        </w:numPr>
-        <w:spacing w:after="80"/>
-      </w:pPr>
-      <w:r>
-        <w:t>Cada estudiante juega solo en un computador, con el ratón, usando clic y clic sostenido.</w:t>
-      </w:r>
-    </w:p>
-    <w:p>
-      <w:pPr>
-        <w:pStyle w:val="Prrafodelista"/>
-        <w:numPr>
-          <w:ilvl w:val="0"/>
-          <w:numId w:val="51"/>
-        </w:numPr>
-        <w:spacing w:after="80"/>
-      </w:pPr>
-      <w:r>
-        <w:t>Los estudiantes de la Universidad observan y anotan en papel qué partes resultaron fáciles o difíciles. Las notas llevan un código (E1, E2…) en lugar del nombre del estudiante.</w:t>
-      </w:r>
-    </w:p>
-    <w:p>
-      <w:pPr>
-        <w:pStyle w:val="Prrafodelista"/>
-        <w:numPr>
-          <w:ilvl w:val="0"/>
-          <w:numId w:val="51"/>
-        </w:numPr>
-        <w:spacing w:after="80"/>
-      </w:pPr>
-      <w:r>
-        <w:t>Al final se le pueden hacer dos preguntas sobre el juego, por ejemplo qué fue lo más difícil de manejar. Responderlas es voluntario.</w:t>
-      </w:r>
-    </w:p>
-    <w:p>
-      <w:pPr>
-        <w:pStyle w:val="Prrafodelista"/>
-        <w:numPr>
-          <w:ilvl w:val="0"/>
-          <w:numId w:val="51"/>
-        </w:numPr>
-        <w:spacing w:after="80"/>
-      </w:pPr>
-      <w:r>
-        <w:lastRenderedPageBreak/>
-        <w:t>No se toman fotografías ni grabaciones de los estudiantes.</w:t>
-      </w:r>
-    </w:p>
-    <w:p>
-      <w:pPr>
-        <w:pStyle w:val="Prrafodelista"/>
-        <w:numPr>
-          <w:ilvl w:val="0"/>
-          <w:numId w:val="51"/>
-        </w:numPr>
-        <w:spacing w:after="80"/>
-        <w:jc w:val="left"/>
-      </w:pPr>
-      <w:r>
-        <w:t>Mientras dura la sesión, los estudiantes que no participen realizan esta actividad dispuesta por el colegio: ________________________</w:t>
-      </w:r>
-    </w:p>
-    <w:p>
-      <w:pPr>
-        <w:keepNext/>
-        <w:spacing w:before="240" w:after="120"/>
-        <w:rPr>
-          <w:b/>
-        </w:rPr>
-      </w:pPr>
-      <w:r>
-        <w:rPr>
-          <w:b/>
-        </w:rPr>
-        <w:t>4. Datos que se guardan y lugar donde quedan</w:t>
-      </w:r>
-    </w:p>
-    <w:p>
-      <w:pPr>
-        <w:spacing w:after="120"/>
-      </w:pPr>
-      <w:r>
-        <w:t>El juego guarda, para cada jugador:</w:t>
-      </w:r>
-    </w:p>
-    <w:p>
-      <w:pPr>
-        <w:pStyle w:val="Prrafodelista"/>
-        <w:numPr>
-          <w:ilvl w:val="0"/>
-          <w:numId w:val="50"/>
-        </w:numPr>
-        <w:spacing w:after="80"/>
-      </w:pPr>
-      <w:r>
-        <w:t>el nombre del perfil, que será el código de la hoja (E1, E2…) o un apodo elegido por el estudiante, sin necesidad de su nombre real;</w:t>
-      </w:r>
-    </w:p>
-    <w:p>
-      <w:pPr>
-        <w:pStyle w:val="Prrafodelista"/>
-        <w:numPr>
-          <w:ilvl w:val="0"/>
-          <w:numId w:val="50"/>
-        </w:numPr>
-        <w:spacing w:after="80"/>
-      </w:pPr>
-      <w:r>
-        <w:t>su avance: el nivel al que llegó y las fases que terminó;</w:t>
-      </w:r>
-    </w:p>
-    <w:p>
-      <w:pPr>
-        <w:pStyle w:val="Prrafodelista"/>
-        <w:numPr>
-          <w:ilvl w:val="0"/>
-          <w:numId w:val="50"/>
-        </w:numPr>
-        <w:spacing w:after="80"/>
-      </w:pPr>
-      <w:r>
-        <w:t>cuatro indicadores por fase: intentos, errores corregidos, pasos utilizados y tiempo de resolución.</w:t>
-      </w:r>
-    </w:p>
-    <w:p>
-      <w:pPr>
-        <w:spacing w:after="120"/>
-      </w:pPr>
-      <w:r>
-        <w:t>El juego no pide apellidos, documento de identidad, edad, curso, fotografía, ubicación ni datos de contacto, y no recoge datos sensibles. La información queda en un archivo dentro del mismo computador del colegio. El juego funciona sin internet y no envía datos a ningún lugar.</w:t>
-      </w:r>
-    </w:p>
-    <w:p>
-      <w:pPr>
-        <w:spacing w:after="120"/>
-      </w:pPr>
-      <w:r>
-        <w:t>Los estudiantes de la Universidad y la docente consultan estos datos en la pantalla «Progreso del equipo» del juego. Esa pantalla no tiene contraseña, así que mientras los datos existan cualquier persona que abra el juego en ese computador podría verlos. Por eso se usan códigos o apodos y todo se borra al terminar las pruebas (punto 8).</w:t>
-      </w:r>
-    </w:p>
-    <w:p>
-      <w:pPr>
-        <w:keepNext/>
-        <w:spacing w:before="240" w:after="120"/>
-        <w:rPr>
-          <w:b/>
-        </w:rPr>
-      </w:pPr>
-      <w:r>
-        <w:rPr>
-          <w:b/>
-        </w:rPr>
-        <w:t>5. Participación voluntaria y retiro</w:t>
-      </w:r>
-    </w:p>
-    <w:p>
-      <w:pPr>
-        <w:pStyle w:val="Prrafodelista"/>
-        <w:numPr>
-          <w:ilvl w:val="0"/>
-          <w:numId w:val="49"/>
-        </w:numPr>
-        <w:spacing w:after="80"/>
-      </w:pPr>
-      <w:r>
-        <w:t>Participar es voluntario. Si no autoriza, o si autoriza y después cambia de opinión, su hijo o hija no tendrá ninguna consecuencia en sus notas ni en el colegio.</w:t>
-      </w:r>
-    </w:p>
-    <w:p>
-      <w:pPr>
-        <w:pStyle w:val="Prrafodelista"/>
-        <w:numPr>
-          <w:ilvl w:val="0"/>
-          <w:numId w:val="49"/>
-        </w:numPr>
-        <w:spacing w:after="80"/>
-      </w:pPr>
-      <w:r>
-        <w:t>Puede retirar la autorización en cualquier momento, incluso durante la sesión o después de ella, sin explicar el motivo. Basta con avisar a la docente o escribir a los contactos del punto 9.</w:t>
-      </w:r>
-    </w:p>
-    <w:p>
-      <w:pPr>
-        <w:pStyle w:val="Prrafodelista"/>
-        <w:numPr>
-          <w:ilvl w:val="0"/>
-          <w:numId w:val="49"/>
-        </w:numPr>
-        <w:spacing w:after="80"/>
-      </w:pPr>
-      <w:r>
-        <w:t>Su hijo o hija también decide. Antes de empezar se le explica la prueba con palabras sencillas y se le pregunta si quiere jugar (página de asentimiento). Puede decir que no o dejar de jugar cuando quiera.</w:t>
-      </w:r>
-    </w:p>
-    <w:p>
-      <w:pPr>
-        <w:pStyle w:val="Prrafodelista"/>
-        <w:numPr>
-          <w:ilvl w:val="0"/>
-          <w:numId w:val="49"/>
-        </w:numPr>
-        <w:spacing w:after="80"/>
-      </w:pPr>
-      <w:r>
-        <w:t>Si retira la autorización, el perfil de su hijo o hija se borra del juego de inmediato. Si lo hace durante la sesión, también se descartan sus notas. Después de la sesión ya no es posible separarlas de las demás, porque no tienen ningún dato que permita saber de quién son.</w:t>
-      </w:r>
-    </w:p>
-    <w:p>
-      <w:pPr>
-        <w:keepNext/>
-        <w:spacing w:before="240" w:after="120"/>
-        <w:rPr>
-          <w:b/>
-        </w:rPr>
-      </w:pPr>
-      <w:r>
-        <w:rPr>
-          <w:b/>
-        </w:rPr>
-        <w:t>6. Derechos sobre los datos</w:t>
-      </w:r>
-    </w:p>
-    <w:p>
-      <w:pPr>
-        <w:spacing w:after="120"/>
-      </w:pPr>
-      <w:r>
-        <w:t>Como representante de su hijo o hija, y según el artículo 8 de la Ley 1581 de 2012, usted puede:</w:t>
-      </w:r>
-    </w:p>
-    <w:p>
-      <w:pPr>
-        <w:pStyle w:val="Prrafodelista"/>
-        <w:numPr>
-          <w:ilvl w:val="0"/>
-          <w:numId w:val="48"/>
-        </w:numPr>
-        <w:spacing w:after="80"/>
-      </w:pPr>
-      <w:r>
-        <w:t>conocer los datos y consultarlos sin costo, y pedir que se actualicen o corrijan;</w:t>
-      </w:r>
-    </w:p>
-    <w:p>
-      <w:pPr>
-        <w:pStyle w:val="Prrafodelista"/>
-        <w:numPr>
-          <w:ilvl w:val="0"/>
-          <w:numId w:val="48"/>
-        </w:numPr>
-        <w:spacing w:after="80"/>
-      </w:pPr>
-      <w:r>
-        <w:t>pedir prueba de esta autorización y saber para qué se usaron los datos;</w:t>
-      </w:r>
-    </w:p>
-    <w:p>
-      <w:pPr>
-        <w:pStyle w:val="Prrafodelista"/>
-        <w:numPr>
-          <w:ilvl w:val="0"/>
-          <w:numId w:val="48"/>
-        </w:numPr>
-        <w:spacing w:after="80"/>
-      </w:pPr>
-      <w:r>
-        <w:t>revocar la autorización y pedir que se borren los datos, algo que el artículo 9 del Decreto 1377 de 2013 permite en todo momento;</w:t>
-      </w:r>
-    </w:p>
-    <w:p>
-      <w:pPr>
-        <w:pStyle w:val="Prrafodelista"/>
-        <w:numPr>
-          <w:ilvl w:val="0"/>
-          <w:numId w:val="48"/>
-        </w:numPr>
-        <w:spacing w:after="80"/>
-      </w:pPr>
-      <w:r>
-        <w:t>presentar una queja ante la Superintendencia de Industria y Comercio si considera que no se respetaron estos derechos, después de haberse dirigido primero a los responsables (Ley 1581 de 2012, artículo 16).</w:t>
-      </w:r>
-    </w:p>
-    <w:p>
-      <w:pPr>
-        <w:spacing w:after="120"/>
-      </w:pPr>
-      <w:r>
-        <w:t xml:space="preserve">Las consultas y los reclamos se responden dentro de los plazos de los artículos 14 y 15 de la Ley 1581 de 2012. Una petición de borrado se atiende con la función de borrado del propio </w:t>
-      </w:r>
-      <w:r>
-        <w:lastRenderedPageBreak/>
-        <w:t>juego, sin esperar al final de las pruebas.</w:t>
-      </w:r>
-    </w:p>
-    <w:p>
-      <w:pPr>
-        <w:keepNext/>
-        <w:spacing w:before="240" w:after="120"/>
-        <w:rPr>
-          <w:b/>
-        </w:rPr>
-      </w:pPr>
-      <w:r>
-        <w:rPr>
-          <w:b/>
-        </w:rPr>
-        <w:t>7. Marco legal sobre los datos de niños y niñas</w:t>
-      </w:r>
-    </w:p>
-    <w:p>
-      <w:pPr>
-        <w:pStyle w:val="Prrafodelista"/>
-        <w:numPr>
-          <w:ilvl w:val="0"/>
-          <w:numId w:val="47"/>
-        </w:numPr>
-        <w:spacing w:after="80"/>
-      </w:pPr>
-      <w:r>
-        <w:t>La Constitución Política protege la intimidad y el derecho a conocer, actualizar y rectificar la información personal (artículo 15), y da prevalencia a los derechos de los niños (artículo 44).</w:t>
-      </w:r>
-    </w:p>
-    <w:p>
-      <w:pPr>
-        <w:pStyle w:val="Prrafodelista"/>
-        <w:numPr>
-          <w:ilvl w:val="0"/>
-          <w:numId w:val="47"/>
-        </w:numPr>
-        <w:spacing w:after="80"/>
-      </w:pPr>
-      <w:r>
-        <w:t>La Ley 1581 de 2012 (artículo 7, en la lectura de la Corte Constitucional en la Sentencia C-748 de 2011) y el Decreto 1377 de 2013 (artículo 12) solo permiten tratar datos de niños y niñas cuando el tratamiento responde a su interés superior y respeta sus derechos. Autoriza su representante legal, después de escuchar al niño o la niña, cuya opinión se valora según su madurez. Por eso este formato incluye una página para el estudiante.</w:t>
-      </w:r>
-    </w:p>
-    <w:p>
-      <w:pPr>
-        <w:pStyle w:val="Prrafodelista"/>
-        <w:numPr>
-          <w:ilvl w:val="0"/>
-          <w:numId w:val="47"/>
-        </w:numPr>
-        <w:spacing w:after="80"/>
-      </w:pPr>
-      <w:r>
-        <w:t>La Ley 1098 de 2006, Código de la Infancia y la Adolescencia, define en su artículo 8 el interés superior del niño como la obligación de todas las personas de garantizar sus derechos de manera integral y simultánea.</w:t>
-      </w:r>
-    </w:p>
-    <w:p>
-      <w:pPr>
-        <w:pStyle w:val="Prrafodelista"/>
-        <w:numPr>
-          <w:ilvl w:val="0"/>
-          <w:numId w:val="47"/>
-        </w:numPr>
-        <w:spacing w:after="80"/>
-        <w:jc w:val="left"/>
-      </w:pPr>
-      <w:r>
-        <w:t>La autorización se otorga antes del tratamiento, después de recibir esta información, y debe quedar en un medio que se pueda consultar más adelante (Ley 1581 de 2012, artículos 9 y 12). Este formato firmado es esa prueba. Lo conserva: ________________________ hasta el ____ / ____ / ______.</w:t>
-      </w:r>
-    </w:p>
-    <w:p>
-      <w:pPr>
-        <w:keepNext/>
-        <w:spacing w:before="240" w:after="120"/>
-        <w:rPr>
-          <w:b/>
-        </w:rPr>
-      </w:pPr>
-      <w:r>
-        <w:rPr>
-          <w:b/>
-        </w:rPr>
-        <w:t>8. Riesgos, beneficios, confidencialidad y borrado</w:t>
-      </w:r>
-    </w:p>
-    <w:p>
-      <w:pPr>
-        <w:spacing w:after="120"/>
-      </w:pPr>
-      <w:r>
-        <w:rPr>
-          <w:b/>
-        </w:rPr>
-        <w:t>Riesgos.</w:t>
-      </w:r>
-      <w:r>
-        <w:t xml:space="preserve"> Son mínimos y parecidos a los de usar un computador en clase: algo de cansancio, o frustración si un reto no sale a la primera. En el juego equivocarse no tiene castigo, así que no hay pantallas de derrota ni límite de intentos. Tampoco hay destellos rápidos, violencia, publicidad, compras ni enlaces a internet. Si su hijo o hija se cansa o se siente incómodo, deja de jugar en ese momento. Si tiene alguna condición que le dificulte usar una pantalla durante 40 minutos, usted puede no autorizar sin dar explicaciones.</w:t>
-      </w:r>
-    </w:p>
-    <w:p>
-      <w:pPr>
-        <w:spacing w:after="120"/>
-      </w:pPr>
-      <w:r>
-        <w:rPr>
-          <w:b/>
-        </w:rPr>
-        <w:t>Beneficios.</w:t>
-      </w:r>
-      <w:r>
-        <w:t xml:space="preserve"> La participación no tiene pago ni costo. Su hijo o hija juega un videojuego pensado para practicar la resolución de problemas, y lo observado ayuda a mejorar una herramienta hecha para estudiantes del colegio.</w:t>
-      </w:r>
-    </w:p>
-    <w:p>
-      <w:pPr>
-        <w:spacing w:after="120"/>
-        <w:jc w:val="left"/>
-      </w:pPr>
-      <w:r>
-        <w:rPr>
-          <w:b/>
-        </w:rPr>
-        <w:t>Confidencialidad.</w:t>
-      </w:r>
-      <w:r>
-        <w:t xml:space="preserve"> En el trabajo de grado y en sus presentaciones no aparece ningún nombre, apodo ni código que permita saber quién jugó; los resultados se reportan para el grupo. Los datos no se comparten con terceros y no salen del computador del colegio. Las notas en papel las guardan los estudiantes responsables en ________________________ hasta el ____ / ____ / ______, y luego se destruyen mediante ________________________.</w:t>
-      </w:r>
-    </w:p>
-    <w:p>
-      <w:pPr>
-        <w:spacing w:after="120"/>
-        <w:jc w:val="left"/>
-      </w:pPr>
-      <w:r>
-        <w:rPr>
-          <w:b/>
-        </w:rPr>
-        <w:t>Borrado.</w:t>
-      </w:r>
-      <w:r>
-        <w:t xml:space="preserve"> A más tardar el ____ / ____ / 2026, al terminar las pruebas, cada perfil se borra con la función «Eliminar datos» del juego, que elimina de forma definitiva el perfil y todos sus datos, y se comprueba que en el computador no quede rastro. Los datos solo se conservan el tiempo necesario para la finalidad de la prueba (Decreto 1377 de 2013, artículo 11).</w:t>
-      </w:r>
-    </w:p>
-    <w:p>
-      <w:pPr>
-        <w:keepNext/>
-        <w:spacing w:before="240" w:after="120"/>
-        <w:rPr>
-          <w:b/>
-        </w:rPr>
-      </w:pPr>
-      <w:r>
-        <w:rPr>
-          <w:b/>
-        </w:rPr>
-        <w:t>9. Contacto</w:t>
-      </w:r>
-    </w:p>
-    <w:tbl>
-      <w:tblPr>
-        <w:tblW w:w="5005" w:type="pct"/>
-        <w:tblInd w:w="-5" w:type="dxa"/>
-        <w:tblBorders>
-          <w:top w:val="single" w:sz="4" w:space="0" w:color="auto"/>
-          <w:left w:val="single" w:sz="4" w:space="0" w:color="auto"/>
-          <w:bottom w:val="single" w:sz="4" w:space="0" w:color="auto"/>
-          <w:right w:val="single" w:sz="4" w:space="0" w:color="auto"/>
-          <w:insideH w:val="single" w:sz="4" w:space="0" w:color="auto"/>
-          <w:insideV w:val="single" w:sz="4" w:space="0" w:color="auto"/>
-        </w:tblBorders>
-        <w:tblLayout w:type="fixed"/>
-        <w:tblCellMar>
-          <w:left w:w="70" w:type="dxa"/>
-          <w:right w:w="70" w:type="dxa"/>
-        </w:tblCellMar>
-        <w:tblLook w:val="0000" w:firstRow="0" w:lastRow="0" w:firstColumn="0" w:lastColumn="0" w:noHBand="0" w:noVBand="0"/>
-      </w:tblPr>
-      <w:tblGrid>
-        <w:gridCol w:w="2992"/>
-        <w:gridCol w:w="6982"/>
-      </w:tblGrid>
-      <w:tr>
-        <w:trPr>
-          <w:cantSplit/>
-        </w:trPr>
-        <w:tc>
-          <w:tcPr>
-            <w:tcW w:w="1500" w:type="pct"/>
-            <w:shd w:val="clear" w:color="auto" w:fill="auto"/>
-          </w:tcPr>
-          <w:p>
-            <w:pPr>
-              <w:jc w:val="left"/>
-              <w:rPr>
-                <w:b/>
-                <w:sz w:val="22"/>
-              </w:rPr>
-            </w:pPr>
-            <w:r>
-              <w:rPr>
-                <w:b/>
-                <w:sz w:val="22"/>
-              </w:rPr>
-              <w:t>Santiago Benavides Rey</w:t>
-            </w:r>
-          </w:p>
-        </w:tc>
-        <w:tc>
-          <w:tcPr>
-            <w:tcW w:w="3500" w:type="pct"/>
-            <w:shd w:val="clear" w:color="auto" w:fill="auto"/>
-          </w:tcPr>
-          <w:p>
-            <w:pPr>
-              <w:jc w:val="left"/>
-              <w:rPr>
-                <w:sz w:val="22"/>
-              </w:rPr>
-            </w:pPr>
-            <w:r>
-              <w:rPr>
-                <w:sz w:val="22"/>
-              </w:rPr>
-              <w:t>sbenavides12@ucatolica.edu.co · Teléfono: ________________</w:t>
+              <w:t>[por completar: enlace o lugar donde se consulta]</w:t>
             </w:r>
           </w:p>
         </w:tc>
@@ -30701,7 +31349,7 @@
                 <w:b/>
                 <w:sz w:val="22"/>
               </w:rPr>
-              <w:t>Santiago Valdiri García</w:t>
+              <w:t>Sede donde se realiza</w:t>
             </w:r>
           </w:p>
         </w:tc>
@@ -30721,7 +31369,7 @@
               <w:rPr>
                 <w:sz w:val="22"/>
               </w:rPr>
-              <w:t>svaldiri55@ucatolica.edu.co · Teléfono: ________________</w:t>
+              <w:t>Colegio El Libertador IED sede B, jornada única</w:t>
             </w:r>
           </w:p>
         </w:tc>
@@ -30748,7 +31396,7 @@
                 <w:b/>
                 <w:sz w:val="22"/>
               </w:rPr>
-              <w:t>Juan Carlos Navarro Beltrán (docente)</w:t>
+              <w:t>Participantes</w:t>
             </w:r>
           </w:p>
         </w:tc>
@@ -30768,102 +31416,7 @@
               <w:rPr>
                 <w:sz w:val="22"/>
               </w:rPr>
-              <w:t>jcnavarro@ucatolica.edu.co</w:t>
-            </w:r>
-          </w:p>
-        </w:tc>
-      </w:tr>
-      <w:tr>
-        <w:trPr>
-          <w:cantSplit/>
-        </w:trPr>
-        <w:tc>
-          <w:tcPr>
-            <w:tcW w:w="1500" w:type="pct"/>
-            <w:shd w:val="clear" w:color="auto" w:fill="auto"/>
-          </w:tcPr>
-          <w:p>
-            <w:pPr>
-              <w:jc w:val="left"/>
-              <w:rPr>
-                <w:b/>
-                <w:sz w:val="22"/>
-              </w:rPr>
-            </w:pPr>
-            <w:r>
-              <w:rPr>
-                <w:b/>
-                <w:sz w:val="22"/>
-              </w:rPr>
-              <w:lastRenderedPageBreak/>
-              <w:t>Universidad Católica de Colombia, Facultad de Ingeniería</w:t>
-            </w:r>
-          </w:p>
-        </w:tc>
-        <w:tc>
-          <w:tcPr>
-            <w:tcW w:w="3500" w:type="pct"/>
-            <w:shd w:val="clear" w:color="auto" w:fill="auto"/>
-          </w:tcPr>
-          <w:p>
-            <w:pPr>
-              <w:jc w:val="left"/>
-              <w:rPr>
-                <w:sz w:val="22"/>
-              </w:rPr>
-            </w:pPr>
-            <w:r>
-              <w:rPr>
-                <w:sz w:val="22"/>
-              </w:rPr>
-              <w:t>Dirección: ________________________ Teléfono: ________________</w:t>
-            </w:r>
-          </w:p>
-        </w:tc>
-      </w:tr>
-      <w:tr>
-        <w:trPr>
-          <w:cantSplit/>
-        </w:trPr>
-        <w:tc>
-          <w:tcPr>
-            <w:tcW w:w="1500" w:type="pct"/>
-            <w:shd w:val="clear" w:color="auto" w:fill="auto"/>
-          </w:tcPr>
-          <w:p>
-            <w:pPr>
-              <w:jc w:val="left"/>
-              <w:rPr>
-                <w:b/>
-                <w:sz w:val="22"/>
-              </w:rPr>
-            </w:pPr>
-            <w:r>
-              <w:rPr>
-                <w:b/>
-                <w:sz w:val="22"/>
-              </w:rPr>
-              <w:t>Colegio El Libertador IED</w:t>
-            </w:r>
-          </w:p>
-        </w:tc>
-        <w:tc>
-          <w:tcPr>
-            <w:tcW w:w="3500" w:type="pct"/>
-            <w:shd w:val="clear" w:color="auto" w:fill="auto"/>
-          </w:tcPr>
-          <w:p>
-            <w:pPr>
-              <w:jc w:val="left"/>
-              <w:rPr>
-                <w:sz w:val="22"/>
-              </w:rPr>
-            </w:pPr>
-            <w:r>
-              <w:rPr>
-                <w:sz w:val="22"/>
-              </w:rPr>
-              <w:t>Contacto (docente del curso o coordinación): ________________________ Teléfono: ________________</w:t>
+              <w:t>Estudiantes de grado quinto, grupo 0502, con autorización de su madre, padre o representante legal</w:t>
             </w:r>
           </w:p>
         </w:tc>
@@ -30871,6 +31424,23 @@
     </w:tbl>
     <w:p>
       <w:pPr>
+        <w:spacing w:after="120"/>
+        <w:jc w:val="left"/>
+      </w:pPr>
+      <w:r>
+        <w:t>Bogotá D.C., 18 de Septiembre de 2026</w:t>
+      </w:r>
+    </w:p>
+    <w:p>
+      <w:pPr>
+        <w:spacing w:after="120"/>
+      </w:pPr>
+      <w:r>
+        <w:t>Se invita a su hijo o hija a participar en una prueba del videojuego «Algoritmia». Antes de decidir, lea este documento y pregunte lo que quiera. Usted decide con total libertad. Si acepta, firme al final; se firman dos copias y una queda con usted.</w:t>
+      </w:r>
+    </w:p>
+    <w:p>
+      <w:pPr>
         <w:keepNext/>
         <w:spacing w:before="240" w:after="120"/>
         <w:rPr>
@@ -30881,7 +31451,7 @@
         <w:rPr>
           <w:b/>
         </w:rPr>
-        <w:t>10. Autorización</w:t>
+        <w:t>Justificación</w:t>
       </w:r>
     </w:p>
     <w:p>
@@ -30889,7 +31459,627 @@
         <w:spacing w:after="120"/>
       </w:pPr>
       <w:r>
-        <w:t>Se firman dos copias: una queda con la familia, junto con los contactos del punto 9, y otra con los responsables.</w:t>
+        <w:t>«Algoritmia» es un videojuego para computador desarrollado en este trabajo de grado. En él, una familia de la prehistoria enciende el fuego, descubre la rueda y construye una balsa para cruzar un río. Cada reto practica el pensamiento computacional: resolver problemas por pasos. Antes de usarlo en clase hay que comprobar con estudiantes reales que funciona bien y que se entiende.</w:t>
+      </w:r>
+    </w:p>
+    <w:p>
+      <w:pPr>
+        <w:keepNext/>
+        <w:spacing w:before="240" w:after="120"/>
+        <w:rPr>
+          <w:b/>
+        </w:rPr>
+      </w:pPr>
+      <w:r>
+        <w:rPr>
+          <w:b/>
+        </w:rPr>
+        <w:t>Objetivo de la prueba</w:t>
+      </w:r>
+    </w:p>
+    <w:p>
+      <w:pPr>
+        <w:spacing w:after="120"/>
+      </w:pPr>
+      <w:r>
+        <w:t xml:space="preserve">Comprobar el funcionamiento del juego: que las instrucciones y los controles se entiendan, que el juego se pueda terminar sin errores y que la dificultad del primer nivel sea adecuada para grado </w:t>
+      </w:r>
+      <w:r>
+        <w:t>quin</w:t>
+      </w:r>
+      <w:r>
+        <w:t>to.</w:t>
+      </w:r>
+    </w:p>
+    <w:p>
+      <w:pPr>
+        <w:spacing w:after="120"/>
+      </w:pPr>
+      <w:r>
+        <w:rPr>
+          <w:b/>
+        </w:rPr>
+        <w:t>La prueba no evalúa a su hijo o hija</w:t>
+      </w:r>
+      <w:r>
+        <w:t>, no mide lo que sabe, no aplica cuestionarios y no cuenta para sus notas. Lo que se evalúa es el juego. Esta prueba es independiente de otras investigaciones que se realicen en el colegio.</w:t>
+      </w:r>
+    </w:p>
+    <w:p>
+      <w:pPr>
+        <w:keepNext/>
+        <w:spacing w:before="240" w:after="120"/>
+        <w:rPr>
+          <w:b/>
+        </w:rPr>
+      </w:pPr>
+      <w:r>
+        <w:rPr>
+          <w:b/>
+        </w:rPr>
+        <w:t>Beneficios</w:t>
+      </w:r>
+    </w:p>
+    <w:p>
+      <w:pPr>
+        <w:spacing w:after="120"/>
+      </w:pPr>
+      <w:r>
+        <w:t>No hay pago ni costo. Su hijo o hija juega un videojuego pensado para practicar la resolución de problemas, y sus comentarios ayudan a mejorar una herramienta hecha para estudiantes del colegio.</w:t>
+      </w:r>
+    </w:p>
+    <w:p>
+      <w:pPr>
+        <w:keepNext/>
+        <w:spacing w:before="240" w:after="120"/>
+        <w:rPr>
+          <w:b/>
+        </w:rPr>
+      </w:pPr>
+      <w:r>
+        <w:rPr>
+          <w:b/>
+        </w:rPr>
+        <w:t>Procedimientos</w:t>
+      </w:r>
+    </w:p>
+    <w:p>
+      <w:pPr>
+        <w:pStyle w:val="Prrafodelista"/>
+        <w:numPr>
+          <w:ilvl w:val="0"/>
+          <w:numId w:val="51"/>
+        </w:numPr>
+        <w:spacing w:after="80"/>
+        <w:jc w:val="left"/>
+      </w:pPr>
+      <w:r>
+        <w:t xml:space="preserve">Una sesión de 20 a 40 minutos en la sala de sistemas, en horario de clase y con la </w:t>
+      </w:r>
+      <w:r>
+        <w:lastRenderedPageBreak/>
+        <w:t>docente del curso presente.</w:t>
+      </w:r>
+    </w:p>
+    <w:p>
+      <w:pPr>
+        <w:pStyle w:val="Prrafodelista"/>
+        <w:numPr>
+          <w:ilvl w:val="0"/>
+          <w:numId w:val="51"/>
+        </w:numPr>
+        <w:spacing w:after="80"/>
+        <w:jc w:val="left"/>
+      </w:pPr>
+      <w:r>
+        <w:t>Cada estudiante juega solo en un computador, usando el ratón.</w:t>
+      </w:r>
+    </w:p>
+    <w:p>
+      <w:pPr>
+        <w:pStyle w:val="Prrafodelista"/>
+        <w:numPr>
+          <w:ilvl w:val="0"/>
+          <w:numId w:val="51"/>
+        </w:numPr>
+        <w:spacing w:after="80"/>
+        <w:jc w:val="left"/>
+      </w:pPr>
+      <w:r>
+        <w:t>Los estudiantes de la Universidad observan y anotan en papel qué partes resultaron fáciles o difíciles. Las notas llevan solo un código (E1, E2…), nunca el nombre.</w:t>
+      </w:r>
+    </w:p>
+    <w:p>
+      <w:pPr>
+        <w:pStyle w:val="Prrafodelista"/>
+        <w:numPr>
+          <w:ilvl w:val="0"/>
+          <w:numId w:val="51"/>
+        </w:numPr>
+        <w:spacing w:after="80"/>
+        <w:jc w:val="left"/>
+      </w:pPr>
+      <w:r>
+        <w:t>Al final se pueden hacer dos preguntas sobre el juego (por ejemplo, qué fue lo más difícil de manejar). Contestarlas es voluntario.</w:t>
+      </w:r>
+    </w:p>
+    <w:p>
+      <w:pPr>
+        <w:pStyle w:val="Prrafodelista"/>
+        <w:numPr>
+          <w:ilvl w:val="0"/>
+          <w:numId w:val="51"/>
+        </w:numPr>
+        <w:spacing w:after="80"/>
+        <w:jc w:val="left"/>
+      </w:pPr>
+      <w:r>
+        <w:t>No hay entrevistas, exámenes, fotografías, videos ni grabaciones de voz.</w:t>
+      </w:r>
+    </w:p>
+    <w:p>
+      <w:pPr>
+        <w:pStyle w:val="Prrafodelista"/>
+        <w:numPr>
+          <w:ilvl w:val="0"/>
+          <w:numId w:val="51"/>
+        </w:numPr>
+        <w:spacing w:after="80"/>
+        <w:jc w:val="left"/>
+      </w:pPr>
+      <w:r>
+        <w:t>Los estudiantes que no participen [por completar: actividad que disponga el colegio].</w:t>
+      </w:r>
+    </w:p>
+    <w:p>
+      <w:pPr>
+        <w:keepNext/>
+        <w:spacing w:before="240" w:after="120"/>
+        <w:rPr>
+          <w:b/>
+        </w:rPr>
+      </w:pPr>
+      <w:r>
+        <w:rPr>
+          <w:b/>
+        </w:rPr>
+        <w:t>Datos que se guardan</w:t>
+      </w:r>
+    </w:p>
+    <w:p>
+      <w:pPr>
+        <w:spacing w:after="120"/>
+      </w:pPr>
+      <w:r>
+        <w:t>El juego guarda, de cada jugador:</w:t>
+      </w:r>
+    </w:p>
+    <w:p>
+      <w:pPr>
+        <w:pStyle w:val="Prrafodelista"/>
+        <w:numPr>
+          <w:ilvl w:val="0"/>
+          <w:numId w:val="51"/>
+        </w:numPr>
+        <w:spacing w:after="80"/>
+        <w:jc w:val="left"/>
+      </w:pPr>
+      <w:r>
+        <w:t>el nombre del perfil: un código (E1, E2…) o un apodo que elija el estudiante, nunca su nombre real;</w:t>
+      </w:r>
+    </w:p>
+    <w:p>
+      <w:pPr>
+        <w:pStyle w:val="Prrafodelista"/>
+        <w:numPr>
+          <w:ilvl w:val="0"/>
+          <w:numId w:val="51"/>
+        </w:numPr>
+        <w:spacing w:after="80"/>
+        <w:jc w:val="left"/>
+      </w:pPr>
+      <w:r>
+        <w:t>hasta qué nivel llegó y qué fases terminó;</w:t>
+      </w:r>
+    </w:p>
+    <w:p>
+      <w:pPr>
+        <w:pStyle w:val="Prrafodelista"/>
+        <w:numPr>
+          <w:ilvl w:val="0"/>
+          <w:numId w:val="51"/>
+        </w:numPr>
+        <w:spacing w:after="80"/>
+        <w:jc w:val="left"/>
+      </w:pPr>
+      <w:r>
+        <w:t>intentos, errores corregidos, pasos utilizados y tiempo de cada fase.</w:t>
+      </w:r>
+    </w:p>
+    <w:p>
+      <w:pPr>
+        <w:spacing w:after="120"/>
+      </w:pPr>
+      <w:r>
+        <w:t>No se piden apellidos, documento, edad, foto, ubicación ni datos de contacto, y no se recogen datos sensibles. No se lleva ninguna lista que relacione los códigos con los nombres. Todo queda en el computador del colegio: el juego funciona sin internet y no envía información a ninguna parte.</w:t>
+      </w:r>
+    </w:p>
+    <w:p>
+      <w:pPr>
+        <w:spacing w:after="120"/>
+      </w:pPr>
+      <w:r>
+        <w:t xml:space="preserve">Los datos se ven en la pantalla «Progreso del equipo», que no tiene contraseña. Por eso </w:t>
+      </w:r>
+      <w:r>
+        <w:rPr>
+          <w:b/>
+        </w:rPr>
+        <w:t>los perfiles se borran al final de cada sesión</w:t>
+      </w:r>
+      <w:r>
+        <w:t>, con la función «Eliminar datos» del juego, antes de que otra persona use el computador. Las anotaciones en papel las guardan los estudiantes responsables, se escanean y se guardan como anexo y se destruyen al entregar el trabajo de grado en diciembre de 2026.</w:t>
+      </w:r>
+    </w:p>
+    <w:p>
+      <w:pPr>
+        <w:keepNext/>
+        <w:spacing w:before="240" w:after="120"/>
+        <w:rPr>
+          <w:b/>
+        </w:rPr>
+      </w:pPr>
+      <w:r>
+        <w:rPr>
+          <w:b/>
+        </w:rPr>
+        <w:t>Riesgos</w:t>
+      </w:r>
+    </w:p>
+    <w:p>
+      <w:pPr>
+        <w:spacing w:after="120"/>
+      </w:pPr>
+      <w:r>
+        <w:t>La prueba es de riesgo mínimo, similar a usar un computador en clase: puede haber cansancio leve o frustración pasajera si un reto no sale a la primera. El juego no castiga los errores, no tiene pantallas de derrota ni límite de intentos, y no tiene destellos rápidos, violencia, publicidad, compras ni enlaces a internet. Si su hijo o hija se cansa o se siente incómodo, deja de jugar en ese momento.</w:t>
+      </w:r>
+    </w:p>
+    <w:p>
+      <w:pPr>
+        <w:keepNext/>
+        <w:spacing w:before="240" w:after="120"/>
+        <w:rPr>
+          <w:b/>
+        </w:rPr>
+      </w:pPr>
+      <w:r>
+        <w:rPr>
+          <w:b/>
+        </w:rPr>
+        <w:t>Aclaraciones</w:t>
+      </w:r>
+    </w:p>
+    <w:p>
+      <w:pPr>
+        <w:pStyle w:val="Prrafodelista"/>
+        <w:numPr>
+          <w:ilvl w:val="0"/>
+          <w:numId w:val="51"/>
+        </w:numPr>
+        <w:spacing w:after="80"/>
+        <w:jc w:val="left"/>
+      </w:pPr>
+      <w:r>
+        <w:t>Su decisión es completamente voluntaria. Si no acepta, no habrá ninguna consecuencia para usted ni para su hijo o hija, en sus notas ni en el colegio.</w:t>
+      </w:r>
+    </w:p>
+    <w:p>
+      <w:pPr>
+        <w:pStyle w:val="Prrafodelista"/>
+        <w:numPr>
+          <w:ilvl w:val="0"/>
+          <w:numId w:val="51"/>
+        </w:numPr>
+        <w:spacing w:after="80"/>
+        <w:jc w:val="left"/>
+      </w:pPr>
+      <w:r>
+        <w:t xml:space="preserve">Puede retirar la autorización en cualquier momento, antes, durante o después de la sesión, </w:t>
+      </w:r>
+      <w:r>
+        <w:rPr>
+          <w:b/>
+        </w:rPr>
+        <w:t>sin dar explicaciones</w:t>
+      </w:r>
+      <w:r>
+        <w:t>, avisando a la docente o a los responsables. Si se retira, se borra de inmediato su perfil y, si es durante la sesión, sus anotaciones.</w:t>
+      </w:r>
+    </w:p>
+    <w:p>
+      <w:pPr>
+        <w:pStyle w:val="Prrafodelista"/>
+        <w:numPr>
+          <w:ilvl w:val="0"/>
+          <w:numId w:val="51"/>
+        </w:numPr>
+        <w:spacing w:after="80"/>
+        <w:jc w:val="left"/>
+      </w:pPr>
+      <w:r>
+        <w:t>Su hijo o hija también decide: antes de empezar se le explica la prueba y se le pregunta si quiere jugar (página de asentimiento). Puede decir que no o parar cuando quiera.</w:t>
+      </w:r>
+    </w:p>
+    <w:p>
+      <w:pPr>
+        <w:pStyle w:val="Prrafodelista"/>
+        <w:numPr>
+          <w:ilvl w:val="0"/>
+          <w:numId w:val="51"/>
+        </w:numPr>
+        <w:spacing w:after="80"/>
+        <w:jc w:val="left"/>
+      </w:pPr>
+      <w:r>
+        <w:t>No tendrá ningún gasto y no recibirá pago.</w:t>
+      </w:r>
+    </w:p>
+    <w:p>
+      <w:pPr>
+        <w:pStyle w:val="Prrafodelista"/>
+        <w:numPr>
+          <w:ilvl w:val="0"/>
+          <w:numId w:val="51"/>
+        </w:numPr>
+        <w:spacing w:after="80"/>
+        <w:jc w:val="left"/>
+      </w:pPr>
+      <w:r>
+        <w:t>En el trabajo de grado y sus presentaciones no aparece ningún nombre, apodo ni código: los resultados se reportan del grupo. La información se usa solo con fines académicos y no se comparte con nadie más.</w:t>
+      </w:r>
+    </w:p>
+    <w:p>
+      <w:pPr>
+        <w:keepNext/>
+        <w:spacing w:before="240" w:after="120"/>
+        <w:rPr>
+          <w:b/>
+        </w:rPr>
+      </w:pPr>
+      <w:r>
+        <w:rPr>
+          <w:b/>
+        </w:rPr>
+        <w:lastRenderedPageBreak/>
+        <w:t>Sus derechos sobre los datos (Ley 1581 de 2012)</w:t>
+      </w:r>
+    </w:p>
+    <w:p>
+      <w:pPr>
+        <w:spacing w:after="120"/>
+      </w:pPr>
+      <w:r>
+        <w:t>Como madre, padre o representante legal, usted puede:</w:t>
+      </w:r>
+    </w:p>
+    <w:p>
+      <w:pPr>
+        <w:pStyle w:val="Prrafodelista"/>
+        <w:numPr>
+          <w:ilvl w:val="0"/>
+          <w:numId w:val="51"/>
+        </w:numPr>
+        <w:spacing w:after="80"/>
+        <w:jc w:val="left"/>
+      </w:pPr>
+      <w:r>
+        <w:t>conocer, actualizar y corregir los datos de su hijo o hija, sin costo;</w:t>
+      </w:r>
+    </w:p>
+    <w:p>
+      <w:pPr>
+        <w:pStyle w:val="Prrafodelista"/>
+        <w:numPr>
+          <w:ilvl w:val="0"/>
+          <w:numId w:val="51"/>
+        </w:numPr>
+        <w:spacing w:after="80"/>
+        <w:jc w:val="left"/>
+      </w:pPr>
+      <w:r>
+        <w:t>pedir prueba de esta autorización y saber cómo se usaron los datos;</w:t>
+      </w:r>
+    </w:p>
+    <w:p>
+      <w:pPr>
+        <w:pStyle w:val="Prrafodelista"/>
+        <w:numPr>
+          <w:ilvl w:val="0"/>
+          <w:numId w:val="51"/>
+        </w:numPr>
+        <w:spacing w:after="80"/>
+        <w:jc w:val="left"/>
+      </w:pPr>
+      <w:r>
+        <w:t>revocar la autorización y pedir que se borren en cualquier momento (Decreto 1377 de 2013, art. 9);</w:t>
+      </w:r>
+    </w:p>
+    <w:p>
+      <w:pPr>
+        <w:pStyle w:val="Prrafodelista"/>
+        <w:numPr>
+          <w:ilvl w:val="0"/>
+          <w:numId w:val="51"/>
+        </w:numPr>
+        <w:spacing w:after="80"/>
+        <w:jc w:val="left"/>
+      </w:pPr>
+      <w:r>
+        <w:t>presentar una queja ante la Superintendencia de Industria y Comercio, después de haberse dirigido primero a los responsables (Ley 1581, art. 16).</w:t>
+      </w:r>
+    </w:p>
+    <w:p>
+      <w:pPr>
+        <w:spacing w:after="120"/>
+      </w:pPr>
+      <w:r>
+        <w:t xml:space="preserve">Las consultas se responden en máximo </w:t>
+      </w:r>
+      <w:r>
+        <w:rPr>
+          <w:b/>
+        </w:rPr>
+        <w:t xml:space="preserve">10 días hábiles </w:t>
+      </w:r>
+      <w:r>
+        <w:t xml:space="preserve">y los reclamos en máximo </w:t>
+      </w:r>
+      <w:r>
+        <w:rPr>
+          <w:b/>
+        </w:rPr>
+        <w:t xml:space="preserve">15 días hábiles </w:t>
+      </w:r>
+      <w:r>
+        <w:t>(Ley 1581, arts. 14 y 15).</w:t>
+      </w:r>
+    </w:p>
+    <w:p>
+      <w:pPr>
+        <w:spacing w:after="120"/>
+      </w:pPr>
+      <w:r>
+        <w:t>Los datos de niños y niñas solo se tratan si responden a su interés superior y respetan sus derechos fundamentales; la autorización la da su representante legal, después de escuchar la opinión del niño o la niña (Constitución, arts. 15 y 44; Ley 1581, art. 7; Decreto 1377, art. 12; Ley 1098 de 2006, art. 8).</w:t>
+      </w:r>
+    </w:p>
+    <w:p>
+      <w:pPr>
+        <w:keepNext/>
+        <w:spacing w:before="240" w:after="120"/>
+        <w:rPr>
+          <w:b/>
+        </w:rPr>
+      </w:pPr>
+      <w:r>
+        <w:rPr>
+          <w:b/>
+        </w:rPr>
+        <w:t>Contacto</w:t>
+      </w:r>
+    </w:p>
+    <w:p>
+      <w:pPr>
+        <w:pStyle w:val="Prrafodelista"/>
+        <w:numPr>
+          <w:ilvl w:val="0"/>
+          <w:numId w:val="51"/>
+        </w:numPr>
+        <w:spacing w:after="80"/>
+        <w:jc w:val="left"/>
+      </w:pPr>
+      <w:r>
+        <w:rPr>
+          <w:b/>
+        </w:rPr>
+        <w:t xml:space="preserve">Santiago Benavides Rey: </w:t>
+      </w:r>
+      <w:r>
+        <w:t>sbenavides12@ucatolica.edu.co · 3196559388</w:t>
+      </w:r>
+    </w:p>
+    <w:p>
+      <w:pPr>
+        <w:pStyle w:val="Prrafodelista"/>
+        <w:numPr>
+          <w:ilvl w:val="0"/>
+          <w:numId w:val="51"/>
+        </w:numPr>
+        <w:spacing w:after="80"/>
+        <w:jc w:val="left"/>
+      </w:pPr>
+      <w:r>
+        <w:rPr>
+          <w:b/>
+        </w:rPr>
+        <w:t xml:space="preserve">Santiago Valdiri García: </w:t>
+      </w:r>
+      <w:r>
+        <w:t>svaldiri55@ucatolica.edu.co · 3173132420</w:t>
+      </w:r>
+    </w:p>
+    <w:p>
+      <w:pPr>
+        <w:pStyle w:val="Prrafodelista"/>
+        <w:numPr>
+          <w:ilvl w:val="0"/>
+          <w:numId w:val="51"/>
+        </w:numPr>
+        <w:spacing w:after="80"/>
+        <w:jc w:val="left"/>
+      </w:pPr>
+      <w:r>
+        <w:rPr>
+          <w:b/>
+        </w:rPr>
+        <w:t xml:space="preserve">Juan Carlos Navarro Beltrán (docente): </w:t>
+      </w:r>
+      <w:r>
+        <w:t>jcnavarro@ucatolica.edu.co</w:t>
+      </w:r>
+    </w:p>
+    <w:p>
+      <w:pPr>
+        <w:pStyle w:val="Prrafodelista"/>
+        <w:numPr>
+          <w:ilvl w:val="0"/>
+          <w:numId w:val="51"/>
+        </w:numPr>
+        <w:spacing w:after="80"/>
+        <w:jc w:val="left"/>
+      </w:pPr>
+      <w:r>
+        <w:rPr>
+          <w:b/>
+        </w:rPr>
+        <w:t xml:space="preserve">Universidad Católica de Colombia, Facultad de Ingeniería: </w:t>
+      </w:r>
+      <w:r>
+        <w:t>Dg. 46a #15-10, Teusaquillo, Bogotá, Cundinamarca · (601) 4433700</w:t>
+      </w:r>
+    </w:p>
+    <w:p>
+      <w:pPr>
+        <w:pStyle w:val="Prrafodelista"/>
+        <w:numPr>
+          <w:ilvl w:val="0"/>
+          <w:numId w:val="51"/>
+        </w:numPr>
+        <w:spacing w:after="80"/>
+        <w:jc w:val="left"/>
+      </w:pPr>
+      <w:r>
+        <w:rPr>
+          <w:b/>
+        </w:rPr>
+        <w:t xml:space="preserve">Docente del Colegio El Libertador IED: </w:t>
+      </w:r>
+      <w:r>
+        <w:t>Bibiana Patricia Rey Barrote 3502014769</w:t>
+      </w:r>
+    </w:p>
+    <w:p>
+      <w:pPr>
+        <w:keepNext/>
+        <w:spacing w:before="240" w:after="120"/>
+        <w:rPr>
+          <w:b/>
+        </w:rPr>
+      </w:pPr>
+      <w:r>
+        <w:rPr>
+          <w:b/>
+        </w:rPr>
+        <w:t>Autorización</w:t>
       </w:r>
     </w:p>
     <w:p>
@@ -30898,82 +32088,7 @@
         <w:jc w:val="left"/>
       </w:pPr>
       <w:r>
-        <w:t xml:space="preserve">Yo, ________________________________________, con documento de identidad tipo ______ número ____________________, en calidad de </w:t>
-      </w:r>
-      <w:r>
-        <w:rPr>
-          <w:rFonts w:ascii="Segoe UI Symbol" w:hAnsi="Segoe UI Symbol" w:cs="Segoe UI Symbol"/>
-        </w:rPr>
-        <w:t>☐</w:t>
-      </w:r>
-      <w:r>
-        <w:t xml:space="preserve"> madre </w:t>
-      </w:r>
-      <w:r>
-        <w:rPr>
-          <w:rFonts w:ascii="Segoe UI Symbol" w:hAnsi="Segoe UI Symbol" w:cs="Segoe UI Symbol"/>
-        </w:rPr>
-        <w:t>☐</w:t>
-      </w:r>
-      <w:r>
-        <w:t xml:space="preserve"> padre </w:t>
-      </w:r>
-      <w:r>
-        <w:rPr>
-          <w:rFonts w:ascii="Segoe UI Symbol" w:hAnsi="Segoe UI Symbol" w:cs="Segoe UI Symbol"/>
-        </w:rPr>
-        <w:t>☐</w:t>
-      </w:r>
-      <w:r>
-        <w:t xml:space="preserve"> representante legal </w:t>
-      </w:r>
-      <w:r>
-        <w:rPr>
-          <w:rFonts w:ascii="Segoe UI Symbol" w:hAnsi="Segoe UI Symbol" w:cs="Segoe UI Symbol"/>
-        </w:rPr>
-        <w:t>☐</w:t>
-      </w:r>
-      <w:r>
-        <w:t xml:space="preserve"> acudiente con facultad para autorizar, del estudiante ________________________________________ del curso ______, declaro que leí este documento o me fue leído, que entendí para qué es la prueba, qué datos se guardan, cómo se protegen y cuáles son mis derechos, y que pude hacer preguntas.</w:t>
-      </w:r>
-    </w:p>
-    <w:p>
-      <w:pPr>
-        <w:spacing w:after="120"/>
-      </w:pPr>
-      <w:r>
-        <w:rPr>
-          <w:rFonts w:ascii="Segoe UI Symbol" w:hAnsi="Segoe UI Symbol" w:cs="Segoe UI Symbol"/>
-          <w:b/>
-        </w:rPr>
-        <w:t>☐</w:t>
-      </w:r>
-      <w:r>
-        <w:rPr>
-          <w:b/>
-        </w:rPr>
-        <w:t xml:space="preserve"> Sí autorizo</w:t>
-      </w:r>
-      <w:r>
-        <w:t xml:space="preserve"> la participación de mi hijo o hija en la prueba de «Algoritmia» y el tratamiento de sus datos en los términos de este documento.</w:t>
-      </w:r>
-    </w:p>
-    <w:p>
-      <w:pPr>
-        <w:spacing w:after="120"/>
-      </w:pPr>
-      <w:r>
-        <w:rPr>
-          <w:rFonts w:ascii="Segoe UI Symbol" w:hAnsi="Segoe UI Symbol" w:cs="Segoe UI Symbol"/>
-          <w:b/>
-        </w:rPr>
-        <w:t>☐</w:t>
-      </w:r>
-      <w:r>
-        <w:rPr>
-          <w:b/>
-        </w:rPr>
-        <w:t xml:space="preserve"> No autorizo.</w:t>
+        <w:t>Yo, ________________________________________, con documento de identidad tipo ______ número ____________________, en calidad de [ ] madre [ ] padre [ ] representante legal del estudiante ________________________________________ del curso ______, declaro que leí este documento o me fue leído, que entendí su contenido y que pude hacer preguntas.</w:t>
       </w:r>
     </w:p>
     <w:p>
@@ -30982,16 +32097,61 @@
         <w:jc w:val="left"/>
       </w:pPr>
       <w:r>
-        <w:t>Firma: ________________________________ Fecha: ____ / ____ / 2026</w:t>
+        <w:t xml:space="preserve">[ ] </w:t>
+      </w:r>
+      <w:r>
+        <w:rPr>
+          <w:b/>
+        </w:rPr>
+        <w:t xml:space="preserve">Sí autorizo </w:t>
+      </w:r>
+      <w:r>
+        <w:t>la participación de mi hijo o hija en la prueba de «Algoritmia» y el tratamiento de sus datos en los términos de este documento.</w:t>
       </w:r>
     </w:p>
     <w:p>
       <w:pPr>
         <w:spacing w:after="120"/>
         <w:jc w:val="left"/>
-      </w:pPr>
-      <w:r>
-        <w:t>Explicó el formato (estudiante de la Universidad): ______________________________ Firma: ________________________ Fecha: ____ / ____ / 2026</w:t>
+        <w:rPr>
+          <w:b/>
+        </w:rPr>
+      </w:pPr>
+      <w:r>
+        <w:t xml:space="preserve">[ ] </w:t>
+      </w:r>
+      <w:r>
+        <w:rPr>
+          <w:b/>
+        </w:rPr>
+        <w:t>No autorizo.</w:t>
+      </w:r>
+    </w:p>
+    <w:p>
+      <w:pPr>
+        <w:spacing w:after="120"/>
+        <w:jc w:val="left"/>
+      </w:pPr>
+      <w:r>
+        <w:t>Firma: ________________________________ Fecha: ____ / ____ / 2026</w:t>
+      </w:r>
+    </w:p>
+    <w:p>
+      <w:pPr>
+        <w:spacing w:after="120"/>
+        <w:jc w:val="left"/>
+      </w:pPr>
+      <w:r>
+        <w:t>Explicó el formato (estudiante de la Universidad): ______________________________</w:t>
+      </w:r>
+    </w:p>
+    <w:p>
+      <w:pPr>
+        <w:spacing w:after="120"/>
+        <w:jc w:val="left"/>
+      </w:pPr>
+      <w:r>
+        <w:t>Firma: ________________________ Fecha: ____ / ____ / 2026</w:t>
       </w:r>
     </w:p>
     <w:p>
@@ -31013,20 +32173,6 @@
     </w:p>
     <w:p>
       <w:pPr>
-        <w:spacing w:after="120"/>
-        <w:rPr>
-          <w:i/>
-        </w:rPr>
-      </w:pPr>
-      <w:r>
-        <w:rPr>
-          <w:i/>
-        </w:rPr>
-        <w:t>Se lee en voz alta con el estudiante antes de empezar, cuando su familia ya autorizó. El estudiante marca su respuesta.</w:t>
-      </w:r>
-    </w:p>
-    <w:p>
-      <w:pPr>
         <w:keepNext/>
         <w:spacing w:before="240" w:after="120"/>
         <w:rPr>
@@ -31045,7 +32191,7 @@
         <w:spacing w:after="120"/>
       </w:pPr>
       <w:r>
-        <w:t>¡Hola! Somos Santiago y Santiago, estudiantes de la Universidad Católica de Colombia.</w:t>
+        <w:t>¡Hola! Somos Santiago y Santiago y estudiamos en la Universidad Católica de Colombia.</w:t>
       </w:r>
     </w:p>
     <w:p>
@@ -31053,15 +32199,16 @@
         <w:spacing w:after="120"/>
       </w:pPr>
       <w:r>
-        <w:t>Hicimos un videojuego que se llama Algoritmia. En el juego, una familia de hace muchísimo tiempo aprende a hacer fuego y al final cruza un río en una balsa.</w:t>
-      </w:r>
-    </w:p>
-    <w:p>
-      <w:pPr>
-        <w:spacing w:after="120"/>
-      </w:pPr>
-      <w:r>
-        <w:t>Queremos saber si el juego se entiende y si funciona bien. Tu familia ya nos dio permiso. Ahora te preguntamos a ti.</w:t>
+        <w:t xml:space="preserve">Hicimos un videojuego que se llama </w:t>
+      </w:r>
+      <w:r>
+        <w:rPr>
+          <w:b/>
+        </w:rPr>
+        <w:t>Algoritmia</w:t>
+      </w:r>
+      <w:r>
+        <w:t>. En él, una familia de hace muchísimo tiempo enciende fuego, descubre la rueda y cruza un río. Queremos saber si el juego se entiende y si funciona bien. Tu familia ya nos dio permiso; ahora te preguntamos a ti.</w:t>
       </w:r>
     </w:p>
     <w:p>
@@ -31069,12 +32216,13 @@
         <w:pStyle w:val="Prrafodelista"/>
         <w:numPr>
           <w:ilvl w:val="0"/>
-          <w:numId w:val="46"/>
+          <w:numId w:val="51"/>
         </w:numPr>
         <w:spacing w:after="80"/>
-      </w:pPr>
-      <w:r>
-        <w:t>No es un examen. No tiene nota.</w:t>
+        <w:jc w:val="left"/>
+      </w:pPr>
+      <w:r>
+        <w:t>No es un examen y no tiene nota. Estamos probando el juego, no a ti.</w:t>
       </w:r>
     </w:p>
     <w:p>
@@ -31082,9 +32230,10 @@
         <w:pStyle w:val="Prrafodelista"/>
         <w:numPr>
           <w:ilvl w:val="0"/>
-          <w:numId w:val="46"/>
+          <w:numId w:val="51"/>
         </w:numPr>
         <w:spacing w:after="80"/>
+        <w:jc w:val="left"/>
       </w:pPr>
       <w:r>
         <w:t>Si algo no te sale, no pasa nada. Puedes intentarlo otra vez.</w:t>
@@ -31095,9 +32244,10 @@
         <w:pStyle w:val="Prrafodelista"/>
         <w:numPr>
           <w:ilvl w:val="0"/>
-          <w:numId w:val="46"/>
+          <w:numId w:val="51"/>
         </w:numPr>
         <w:spacing w:after="80"/>
+        <w:jc w:val="left"/>
       </w:pPr>
       <w:r>
         <w:t>Vas a jugar en un computador del colegio, más o menos lo que dura una clase.</w:t>
@@ -31108,12 +32258,13 @@
         <w:pStyle w:val="Prrafodelista"/>
         <w:numPr>
           <w:ilvl w:val="0"/>
-          <w:numId w:val="46"/>
+          <w:numId w:val="51"/>
         </w:numPr>
         <w:spacing w:after="80"/>
-      </w:pPr>
-      <w:r>
-        <w:t>Nosotros miramos cómo juegas y anotamos qué fue fácil y qué fue difícil.</w:t>
+        <w:jc w:val="left"/>
+      </w:pPr>
+      <w:r>
+        <w:t>Miramos cómo juegas y anotamos qué fue fácil y qué fue difícil. No anotamos tu nombre.</w:t>
       </w:r>
     </w:p>
     <w:p>
@@ -31121,12 +32272,13 @@
         <w:pStyle w:val="Prrafodelista"/>
         <w:numPr>
           <w:ilvl w:val="0"/>
-          <w:numId w:val="46"/>
+          <w:numId w:val="51"/>
         </w:numPr>
         <w:spacing w:after="80"/>
-      </w:pPr>
-      <w:r>
-        <w:t>En nuestras notas no va tu nombre. No te tomamos fotos ni videos.</w:t>
+        <w:jc w:val="left"/>
+      </w:pPr>
+      <w:r>
+        <w:t>No te tomamos fotos ni videos.</w:t>
       </w:r>
     </w:p>
     <w:p>
@@ -31134,12 +32286,13 @@
         <w:pStyle w:val="Prrafodelista"/>
         <w:numPr>
           <w:ilvl w:val="0"/>
-          <w:numId w:val="46"/>
+          <w:numId w:val="51"/>
         </w:numPr>
         <w:spacing w:after="80"/>
-      </w:pPr>
-      <w:r>
-        <w:t>El juego te pide un nombre para tu perfil. Te damos un código, o puedes usar un apodo.</w:t>
+        <w:jc w:val="left"/>
+      </w:pPr>
+      <w:r>
+        <w:t>El juego te pide un nombre para tu perfil: te damos un código o puedes usar un apodo.</w:t>
       </w:r>
     </w:p>
     <w:p>
@@ -31147,12 +32300,13 @@
         <w:pStyle w:val="Prrafodelista"/>
         <w:numPr>
           <w:ilvl w:val="0"/>
-          <w:numId w:val="46"/>
+          <w:numId w:val="51"/>
         </w:numPr>
         <w:spacing w:after="80"/>
-      </w:pPr>
-      <w:r>
-        <w:t>El juego guarda ese código y cómo te fue. Todo se queda en ese computador.</w:t>
+        <w:jc w:val="left"/>
+      </w:pPr>
+      <w:r>
+        <w:t>Cuando termine la clase, borramos lo que guardó el juego.</w:t>
       </w:r>
     </w:p>
     <w:p>
@@ -31160,12 +32314,13 @@
         <w:pStyle w:val="Prrafodelista"/>
         <w:numPr>
           <w:ilvl w:val="0"/>
-          <w:numId w:val="46"/>
+          <w:numId w:val="51"/>
         </w:numPr>
         <w:spacing w:after="80"/>
-      </w:pPr>
-      <w:r>
-        <w:t>Cuando terminemos las pruebas, borramos lo que guardó el juego.</w:t>
+        <w:jc w:val="left"/>
+      </w:pPr>
+      <w:r>
+        <w:t>Al final te podemos hacer dos preguntas. Si no quieres, no las contestas.</w:t>
       </w:r>
     </w:p>
     <w:p>
@@ -31173,38 +32328,13 @@
         <w:pStyle w:val="Prrafodelista"/>
         <w:numPr>
           <w:ilvl w:val="0"/>
-          <w:numId w:val="46"/>
+          <w:numId w:val="51"/>
         </w:numPr>
         <w:spacing w:after="80"/>
-      </w:pPr>
-      <w:r>
-        <w:t>Al final te podemos hacer dos preguntas. Si no quieres, no las contestas.</w:t>
-      </w:r>
-    </w:p>
-    <w:p>
-      <w:pPr>
-        <w:pStyle w:val="Prrafodelista"/>
-        <w:numPr>
-          <w:ilvl w:val="0"/>
-          <w:numId w:val="46"/>
-        </w:numPr>
-        <w:spacing w:after="80"/>
-      </w:pPr>
-      <w:r>
-        <w:t>Puedes decir que no quieres jugar. También puedes parar cuando quieras. Nadie se va a enojar.</w:t>
-      </w:r>
-    </w:p>
-    <w:p>
-      <w:pPr>
-        <w:pStyle w:val="Prrafodelista"/>
-        <w:numPr>
-          <w:ilvl w:val="0"/>
-          <w:numId w:val="46"/>
-        </w:numPr>
-        <w:spacing w:after="80"/>
-      </w:pPr>
-      <w:r>
-        <w:t>Si tienes una pregunta, hazla cuando quieras.</w:t>
+        <w:jc w:val="left"/>
+      </w:pPr>
+      <w:r>
+        <w:t>Puedes decir que no quieres jugar, o parar cuando quieras. Nadie se va a enojar.</w:t>
       </w:r>
     </w:p>
     <w:p>
@@ -31216,29 +32346,6 @@
           <w:b/>
         </w:rPr>
         <w:t>Marca tu respuesta:</w:t>
-      </w:r>
-    </w:p>
-    <w:p>
-      <w:pPr>
-        <w:spacing w:after="120"/>
-      </w:pPr>
-      <w:r>
-        <w:rPr>
-          <w:rFonts w:ascii="Segoe UI Symbol" w:hAnsi="Segoe UI Symbol" w:cs="Segoe UI Symbol"/>
-        </w:rPr>
-        <w:t>☐</w:t>
-      </w:r>
-      <w:r>
-        <w:t xml:space="preserve"> Sí, quiero jugar.     </w:t>
-      </w:r>
-      <w:r>
-        <w:rPr>
-          <w:rFonts w:ascii="Segoe UI Symbol" w:hAnsi="Segoe UI Symbol" w:cs="Segoe UI Symbol"/>
-        </w:rPr>
-        <w:t>☐</w:t>
-      </w:r>
-      <w:r>
-        <w:t xml:space="preserve"> No, no quiero jugar.</w:t>
       </w:r>
     </w:p>
     <w:p>
@@ -31247,7 +32354,7 @@
         <w:jc w:val="left"/>
       </w:pPr>
       <w:r>
-        <w:t>Mi nombre: ________________________________ Fecha: ____ / ____ / 2026</w:t>
+        <w:t>[ ] Sí, quiero jugar.      [ ] No, no quiero jugar.</w:t>
       </w:r>
     </w:p>
     <w:p>
@@ -31256,22 +32363,16 @@
         <w:jc w:val="left"/>
       </w:pPr>
       <w:r>
-        <w:rPr>
-          <w:rFonts w:ascii="Segoe UI Symbol" w:hAnsi="Segoe UI Symbol" w:cs="Segoe UI Symbol"/>
-        </w:rPr>
-        <w:t>☐</w:t>
-      </w:r>
-      <w:r>
-        <w:t xml:space="preserve"> Lo leí yo.     </w:t>
-      </w:r>
-      <w:r>
-        <w:rPr>
-          <w:rFonts w:ascii="Segoe UI Symbol" w:hAnsi="Segoe UI Symbol" w:cs="Segoe UI Symbol"/>
-        </w:rPr>
-        <w:t>☐</w:t>
-      </w:r>
-      <w:r>
-        <w:t xml:space="preserve"> Me lo leyó: ________________________________</w:t>
+        <w:t>Mi nombre: ________________________________ Fecha: ____ / ____ / 2026</w:t>
+      </w:r>
+    </w:p>
+    <w:p>
+      <w:pPr>
+        <w:spacing w:after="120"/>
+        <w:jc w:val="left"/>
+      </w:pPr>
+      <w:r>
+        <w:t>[ ] Lo leí yo.      [ ] Me lo leyó: ________________________________</w:t>
       </w:r>
     </w:p>
     <w:p>

--- a/docs/Trabajo_de_Grado_Entrega_Plantilla_28jul.docx
+++ b/docs/Trabajo_de_Grado_Entrega_Plantilla_28jul.docx
@@ -1101,7 +1101,7 @@
           <w:r>
             <w:fldChar w:fldCharType="separate"/>
           </w:r>
-          <w:hyperlink w:anchor="_Toc242806693" w:history="1">
+          <w:hyperlink w:anchor="_Toc242809326" w:history="1">
             <w:r>
               <w:rPr>
                 <w:rStyle w:val="Hipervnculo"/>
@@ -1131,7 +1131,7 @@
                 <w:noProof/>
                 <w:webHidden/>
               </w:rPr>
-              <w:instrText xml:space="preserve"> PAGEREF _Toc242806693 \h </w:instrText>
+              <w:instrText xml:space="preserve"> PAGEREF _Toc242809326 \h </w:instrText>
             </w:r>
             <w:r>
               <w:rPr>
@@ -1173,7 +1173,7 @@
               <w14:ligatures w14:val="standardContextual"/>
             </w:rPr>
           </w:pPr>
-          <w:hyperlink w:anchor="_Toc242806694" w:history="1">
+          <w:hyperlink w:anchor="_Toc242809327" w:history="1">
             <w:r>
               <w:rPr>
                 <w:rStyle w:val="Hipervnculo"/>
@@ -1203,7 +1203,7 @@
                 <w:noProof/>
                 <w:webHidden/>
               </w:rPr>
-              <w:instrText xml:space="preserve"> PAGEREF _Toc242806694 \h </w:instrText>
+              <w:instrText xml:space="preserve"> PAGEREF _Toc242809327 \h </w:instrText>
             </w:r>
             <w:r>
               <w:rPr>
@@ -1248,7 +1248,7 @@
               <w14:ligatures w14:val="standardContextual"/>
             </w:rPr>
           </w:pPr>
-          <w:hyperlink w:anchor="_Toc242806695" w:history="1">
+          <w:hyperlink w:anchor="_Toc242809328" w:history="1">
             <w:r>
               <w:rPr>
                 <w:rStyle w:val="Hipervnculo"/>
@@ -1275,7 +1275,7 @@
                 <w:noProof/>
                 <w:webHidden/>
               </w:rPr>
-              <w:instrText xml:space="preserve"> PAGEREF _Toc242806695 \h </w:instrText>
+              <w:instrText xml:space="preserve"> PAGEREF _Toc242809328 \h </w:instrText>
             </w:r>
             <w:r>
               <w:rPr>
@@ -1320,7 +1320,7 @@
               <w14:ligatures w14:val="standardContextual"/>
             </w:rPr>
           </w:pPr>
-          <w:hyperlink w:anchor="_Toc242806696" w:history="1">
+          <w:hyperlink w:anchor="_Toc242809329" w:history="1">
             <w:r>
               <w:rPr>
                 <w:rStyle w:val="Hipervnculo"/>
@@ -1347,7 +1347,7 @@
                 <w:noProof/>
                 <w:webHidden/>
               </w:rPr>
-              <w:instrText xml:space="preserve"> PAGEREF _Toc242806696 \h </w:instrText>
+              <w:instrText xml:space="preserve"> PAGEREF _Toc242809329 \h </w:instrText>
             </w:r>
             <w:r>
               <w:rPr>
@@ -1392,7 +1392,7 @@
               <w14:ligatures w14:val="standardContextual"/>
             </w:rPr>
           </w:pPr>
-          <w:hyperlink w:anchor="_Toc242806697" w:history="1">
+          <w:hyperlink w:anchor="_Toc242809330" w:history="1">
             <w:r>
               <w:rPr>
                 <w:rStyle w:val="Hipervnculo"/>
@@ -1419,7 +1419,7 @@
                 <w:noProof/>
                 <w:webHidden/>
               </w:rPr>
-              <w:instrText xml:space="preserve"> PAGEREF _Toc242806697 \h </w:instrText>
+              <w:instrText xml:space="preserve"> PAGEREF _Toc242809330 \h </w:instrText>
             </w:r>
             <w:r>
               <w:rPr>
@@ -1464,7 +1464,7 @@
               <w14:ligatures w14:val="standardContextual"/>
             </w:rPr>
           </w:pPr>
-          <w:hyperlink w:anchor="_Toc242806698" w:history="1">
+          <w:hyperlink w:anchor="_Toc242809331" w:history="1">
             <w:r>
               <w:rPr>
                 <w:rStyle w:val="Hipervnculo"/>
@@ -1491,7 +1491,7 @@
                 <w:noProof/>
                 <w:webHidden/>
               </w:rPr>
-              <w:instrText xml:space="preserve"> PAGEREF _Toc242806698 \h </w:instrText>
+              <w:instrText xml:space="preserve"> PAGEREF _Toc242809331 \h </w:instrText>
             </w:r>
             <w:r>
               <w:rPr>
@@ -1533,7 +1533,7 @@
               <w14:ligatures w14:val="standardContextual"/>
             </w:rPr>
           </w:pPr>
-          <w:hyperlink w:anchor="_Toc242806699" w:history="1">
+          <w:hyperlink w:anchor="_Toc242809332" w:history="1">
             <w:r>
               <w:rPr>
                 <w:rStyle w:val="Hipervnculo"/>
@@ -1563,7 +1563,7 @@
                 <w:noProof/>
                 <w:webHidden/>
               </w:rPr>
-              <w:instrText xml:space="preserve"> PAGEREF _Toc242806699 \h </w:instrText>
+              <w:instrText xml:space="preserve"> PAGEREF _Toc242809332 \h </w:instrText>
             </w:r>
             <w:r>
               <w:rPr>
@@ -1608,7 +1608,7 @@
               <w14:ligatures w14:val="standardContextual"/>
             </w:rPr>
           </w:pPr>
-          <w:hyperlink w:anchor="_Toc242806700" w:history="1">
+          <w:hyperlink w:anchor="_Toc242809333" w:history="1">
             <w:r>
               <w:rPr>
                 <w:rStyle w:val="Hipervnculo"/>
@@ -1635,7 +1635,7 @@
                 <w:noProof/>
                 <w:webHidden/>
               </w:rPr>
-              <w:instrText xml:space="preserve"> PAGEREF _Toc242806700 \h </w:instrText>
+              <w:instrText xml:space="preserve"> PAGEREF _Toc242809333 \h </w:instrText>
             </w:r>
             <w:r>
               <w:rPr>
@@ -1680,7 +1680,7 @@
               <w14:ligatures w14:val="standardContextual"/>
             </w:rPr>
           </w:pPr>
-          <w:hyperlink w:anchor="_Toc242806701" w:history="1">
+          <w:hyperlink w:anchor="_Toc242809334" w:history="1">
             <w:r>
               <w:rPr>
                 <w:rStyle w:val="Hipervnculo"/>
@@ -1707,7 +1707,7 @@
                 <w:noProof/>
                 <w:webHidden/>
               </w:rPr>
-              <w:instrText xml:space="preserve"> PAGEREF _Toc242806701 \h </w:instrText>
+              <w:instrText xml:space="preserve"> PAGEREF _Toc242809334 \h </w:instrText>
             </w:r>
             <w:r>
               <w:rPr>
@@ -1749,7 +1749,7 @@
               <w14:ligatures w14:val="standardContextual"/>
             </w:rPr>
           </w:pPr>
-          <w:hyperlink w:anchor="_Toc242806702" w:history="1">
+          <w:hyperlink w:anchor="_Toc242809335" w:history="1">
             <w:r>
               <w:rPr>
                 <w:rStyle w:val="Hipervnculo"/>
@@ -1779,7 +1779,7 @@
                 <w:noProof/>
                 <w:webHidden/>
               </w:rPr>
-              <w:instrText xml:space="preserve"> PAGEREF _Toc242806702 \h </w:instrText>
+              <w:instrText xml:space="preserve"> PAGEREF _Toc242809335 \h </w:instrText>
             </w:r>
             <w:r>
               <w:rPr>
@@ -1824,7 +1824,7 @@
               <w14:ligatures w14:val="standardContextual"/>
             </w:rPr>
           </w:pPr>
-          <w:hyperlink w:anchor="_Toc242806703" w:history="1">
+          <w:hyperlink w:anchor="_Toc242809336" w:history="1">
             <w:r>
               <w:rPr>
                 <w:rStyle w:val="Hipervnculo"/>
@@ -1851,7 +1851,7 @@
                 <w:noProof/>
                 <w:webHidden/>
               </w:rPr>
-              <w:instrText xml:space="preserve"> PAGEREF _Toc242806703 \h </w:instrText>
+              <w:instrText xml:space="preserve"> PAGEREF _Toc242809336 \h </w:instrText>
             </w:r>
             <w:r>
               <w:rPr>
@@ -1893,7 +1893,7 @@
               <w14:ligatures w14:val="standardContextual"/>
             </w:rPr>
           </w:pPr>
-          <w:hyperlink w:anchor="_Toc242806704" w:history="1">
+          <w:hyperlink w:anchor="_Toc242809337" w:history="1">
             <w:r>
               <w:rPr>
                 <w:rStyle w:val="Hipervnculo"/>
@@ -1920,7 +1920,7 @@
                 <w:noProof/>
                 <w:webHidden/>
               </w:rPr>
-              <w:instrText xml:space="preserve"> PAGEREF _Toc242806704 \h </w:instrText>
+              <w:instrText xml:space="preserve"> PAGEREF _Toc242809337 \h </w:instrText>
             </w:r>
             <w:r>
               <w:rPr>
@@ -1962,7 +1962,7 @@
               <w14:ligatures w14:val="standardContextual"/>
             </w:rPr>
           </w:pPr>
-          <w:hyperlink w:anchor="_Toc242806705" w:history="1">
+          <w:hyperlink w:anchor="_Toc242809338" w:history="1">
             <w:r>
               <w:rPr>
                 <w:rStyle w:val="Hipervnculo"/>
@@ -1989,7 +1989,7 @@
                 <w:noProof/>
                 <w:webHidden/>
               </w:rPr>
-              <w:instrText xml:space="preserve"> PAGEREF _Toc242806705 \h </w:instrText>
+              <w:instrText xml:space="preserve"> PAGEREF _Toc242809338 \h </w:instrText>
             </w:r>
             <w:r>
               <w:rPr>
@@ -2031,7 +2031,7 @@
               <w14:ligatures w14:val="standardContextual"/>
             </w:rPr>
           </w:pPr>
-          <w:hyperlink w:anchor="_Toc242806706" w:history="1">
+          <w:hyperlink w:anchor="_Toc242809339" w:history="1">
             <w:r>
               <w:rPr>
                 <w:rStyle w:val="Hipervnculo"/>
@@ -2058,7 +2058,7 @@
                 <w:noProof/>
                 <w:webHidden/>
               </w:rPr>
-              <w:instrText xml:space="preserve"> PAGEREF _Toc242806706 \h </w:instrText>
+              <w:instrText xml:space="preserve"> PAGEREF _Toc242809339 \h </w:instrText>
             </w:r>
             <w:r>
               <w:rPr>
@@ -2100,7 +2100,7 @@
               <w14:ligatures w14:val="standardContextual"/>
             </w:rPr>
           </w:pPr>
-          <w:hyperlink w:anchor="_Toc242806707" w:history="1">
+          <w:hyperlink w:anchor="_Toc242809340" w:history="1">
             <w:r>
               <w:rPr>
                 <w:rStyle w:val="Hipervnculo"/>
@@ -2127,7 +2127,7 @@
                 <w:noProof/>
                 <w:webHidden/>
               </w:rPr>
-              <w:instrText xml:space="preserve"> PAGEREF _Toc242806707 \h </w:instrText>
+              <w:instrText xml:space="preserve"> PAGEREF _Toc242809340 \h </w:instrText>
             </w:r>
             <w:r>
               <w:rPr>
@@ -2169,7 +2169,7 @@
               <w14:ligatures w14:val="standardContextual"/>
             </w:rPr>
           </w:pPr>
-          <w:hyperlink w:anchor="_Toc242806708" w:history="1">
+          <w:hyperlink w:anchor="_Toc242809341" w:history="1">
             <w:r>
               <w:rPr>
                 <w:rStyle w:val="Hipervnculo"/>
@@ -2196,7 +2196,7 @@
                 <w:noProof/>
                 <w:webHidden/>
               </w:rPr>
-              <w:instrText xml:space="preserve"> PAGEREF _Toc242806708 \h </w:instrText>
+              <w:instrText xml:space="preserve"> PAGEREF _Toc242809341 \h </w:instrText>
             </w:r>
             <w:r>
               <w:rPr>
@@ -2238,7 +2238,7 @@
               <w14:ligatures w14:val="standardContextual"/>
             </w:rPr>
           </w:pPr>
-          <w:hyperlink w:anchor="_Toc242806709" w:history="1">
+          <w:hyperlink w:anchor="_Toc242809342" w:history="1">
             <w:r>
               <w:rPr>
                 <w:rStyle w:val="Hipervnculo"/>
@@ -2265,7 +2265,7 @@
                 <w:noProof/>
                 <w:webHidden/>
               </w:rPr>
-              <w:instrText xml:space="preserve"> PAGEREF _Toc242806709 \h </w:instrText>
+              <w:instrText xml:space="preserve"> PAGEREF _Toc242809342 \h </w:instrText>
             </w:r>
             <w:r>
               <w:rPr>
@@ -2310,7 +2310,7 @@
               <w14:ligatures w14:val="standardContextual"/>
             </w:rPr>
           </w:pPr>
-          <w:hyperlink w:anchor="_Toc242806710" w:history="1">
+          <w:hyperlink w:anchor="_Toc242809343" w:history="1">
             <w:r>
               <w:rPr>
                 <w:rStyle w:val="Hipervnculo"/>
@@ -2337,7 +2337,7 @@
                 <w:noProof/>
                 <w:webHidden/>
               </w:rPr>
-              <w:instrText xml:space="preserve"> PAGEREF _Toc242806710 \h </w:instrText>
+              <w:instrText xml:space="preserve"> PAGEREF _Toc242809343 \h </w:instrText>
             </w:r>
             <w:r>
               <w:rPr>
@@ -2379,7 +2379,7 @@
               <w14:ligatures w14:val="standardContextual"/>
             </w:rPr>
           </w:pPr>
-          <w:hyperlink w:anchor="_Toc242806711" w:history="1">
+          <w:hyperlink w:anchor="_Toc242809344" w:history="1">
             <w:r>
               <w:rPr>
                 <w:rStyle w:val="Hipervnculo"/>
@@ -2406,7 +2406,7 @@
                 <w:noProof/>
                 <w:webHidden/>
               </w:rPr>
-              <w:instrText xml:space="preserve"> PAGEREF _Toc242806711 \h </w:instrText>
+              <w:instrText xml:space="preserve"> PAGEREF _Toc242809344 \h </w:instrText>
             </w:r>
             <w:r>
               <w:rPr>
@@ -2448,7 +2448,7 @@
               <w14:ligatures w14:val="standardContextual"/>
             </w:rPr>
           </w:pPr>
-          <w:hyperlink w:anchor="_Toc242806712" w:history="1">
+          <w:hyperlink w:anchor="_Toc242809345" w:history="1">
             <w:r>
               <w:rPr>
                 <w:rStyle w:val="Hipervnculo"/>
@@ -2475,7 +2475,7 @@
                 <w:noProof/>
                 <w:webHidden/>
               </w:rPr>
-              <w:instrText xml:space="preserve"> PAGEREF _Toc242806712 \h </w:instrText>
+              <w:instrText xml:space="preserve"> PAGEREF _Toc242809345 \h </w:instrText>
             </w:r>
             <w:r>
               <w:rPr>
@@ -2517,7 +2517,7 @@
               <w14:ligatures w14:val="standardContextual"/>
             </w:rPr>
           </w:pPr>
-          <w:hyperlink w:anchor="_Toc242806713" w:history="1">
+          <w:hyperlink w:anchor="_Toc242809346" w:history="1">
             <w:r>
               <w:rPr>
                 <w:rStyle w:val="Hipervnculo"/>
@@ -2544,7 +2544,7 @@
                 <w:noProof/>
                 <w:webHidden/>
               </w:rPr>
-              <w:instrText xml:space="preserve"> PAGEREF _Toc242806713 \h </w:instrText>
+              <w:instrText xml:space="preserve"> PAGEREF _Toc242809346 \h </w:instrText>
             </w:r>
             <w:r>
               <w:rPr>
@@ -2586,7 +2586,7 @@
               <w14:ligatures w14:val="standardContextual"/>
             </w:rPr>
           </w:pPr>
-          <w:hyperlink w:anchor="_Toc242806714" w:history="1">
+          <w:hyperlink w:anchor="_Toc242809347" w:history="1">
             <w:r>
               <w:rPr>
                 <w:rStyle w:val="Hipervnculo"/>
@@ -2613,7 +2613,7 @@
                 <w:noProof/>
                 <w:webHidden/>
               </w:rPr>
-              <w:instrText xml:space="preserve"> PAGEREF _Toc242806714 \h </w:instrText>
+              <w:instrText xml:space="preserve"> PAGEREF _Toc242809347 \h </w:instrText>
             </w:r>
             <w:r>
               <w:rPr>
@@ -2655,7 +2655,7 @@
               <w14:ligatures w14:val="standardContextual"/>
             </w:rPr>
           </w:pPr>
-          <w:hyperlink w:anchor="_Toc242806715" w:history="1">
+          <w:hyperlink w:anchor="_Toc242809348" w:history="1">
             <w:r>
               <w:rPr>
                 <w:rStyle w:val="Hipervnculo"/>
@@ -2682,7 +2682,7 @@
                 <w:noProof/>
                 <w:webHidden/>
               </w:rPr>
-              <w:instrText xml:space="preserve"> PAGEREF _Toc242806715 \h </w:instrText>
+              <w:instrText xml:space="preserve"> PAGEREF _Toc242809348 \h </w:instrText>
             </w:r>
             <w:r>
               <w:rPr>
@@ -2724,7 +2724,7 @@
               <w14:ligatures w14:val="standardContextual"/>
             </w:rPr>
           </w:pPr>
-          <w:hyperlink w:anchor="_Toc242806716" w:history="1">
+          <w:hyperlink w:anchor="_Toc242809349" w:history="1">
             <w:r>
               <w:rPr>
                 <w:rStyle w:val="Hipervnculo"/>
@@ -2751,7 +2751,7 @@
                 <w:noProof/>
                 <w:webHidden/>
               </w:rPr>
-              <w:instrText xml:space="preserve"> PAGEREF _Toc242806716 \h </w:instrText>
+              <w:instrText xml:space="preserve"> PAGEREF _Toc242809349 \h </w:instrText>
             </w:r>
             <w:r>
               <w:rPr>
@@ -2793,7 +2793,7 @@
               <w14:ligatures w14:val="standardContextual"/>
             </w:rPr>
           </w:pPr>
-          <w:hyperlink w:anchor="_Toc242806717" w:history="1">
+          <w:hyperlink w:anchor="_Toc242809350" w:history="1">
             <w:r>
               <w:rPr>
                 <w:rStyle w:val="Hipervnculo"/>
@@ -2820,7 +2820,7 @@
                 <w:noProof/>
                 <w:webHidden/>
               </w:rPr>
-              <w:instrText xml:space="preserve"> PAGEREF _Toc242806717 \h </w:instrText>
+              <w:instrText xml:space="preserve"> PAGEREF _Toc242809350 \h </w:instrText>
             </w:r>
             <w:r>
               <w:rPr>
@@ -2865,7 +2865,7 @@
               <w14:ligatures w14:val="standardContextual"/>
             </w:rPr>
           </w:pPr>
-          <w:hyperlink w:anchor="_Toc242806718" w:history="1">
+          <w:hyperlink w:anchor="_Toc242809351" w:history="1">
             <w:r>
               <w:rPr>
                 <w:rStyle w:val="Hipervnculo"/>
@@ -2892,7 +2892,7 @@
                 <w:noProof/>
                 <w:webHidden/>
               </w:rPr>
-              <w:instrText xml:space="preserve"> PAGEREF _Toc242806718 \h </w:instrText>
+              <w:instrText xml:space="preserve"> PAGEREF _Toc242809351 \h </w:instrText>
             </w:r>
             <w:r>
               <w:rPr>
@@ -2934,7 +2934,7 @@
               <w14:ligatures w14:val="standardContextual"/>
             </w:rPr>
           </w:pPr>
-          <w:hyperlink w:anchor="_Toc242806719" w:history="1">
+          <w:hyperlink w:anchor="_Toc242809352" w:history="1">
             <w:r>
               <w:rPr>
                 <w:rStyle w:val="Hipervnculo"/>
@@ -2961,7 +2961,7 @@
                 <w:noProof/>
                 <w:webHidden/>
               </w:rPr>
-              <w:instrText xml:space="preserve"> PAGEREF _Toc242806719 \h </w:instrText>
+              <w:instrText xml:space="preserve"> PAGEREF _Toc242809352 \h </w:instrText>
             </w:r>
             <w:r>
               <w:rPr>
@@ -3003,7 +3003,7 @@
               <w14:ligatures w14:val="standardContextual"/>
             </w:rPr>
           </w:pPr>
-          <w:hyperlink w:anchor="_Toc242806720" w:history="1">
+          <w:hyperlink w:anchor="_Toc242809353" w:history="1">
             <w:r>
               <w:rPr>
                 <w:rStyle w:val="Hipervnculo"/>
@@ -3030,7 +3030,7 @@
                 <w:noProof/>
                 <w:webHidden/>
               </w:rPr>
-              <w:instrText xml:space="preserve"> PAGEREF _Toc242806720 \h </w:instrText>
+              <w:instrText xml:space="preserve"> PAGEREF _Toc242809353 \h </w:instrText>
             </w:r>
             <w:r>
               <w:rPr>
@@ -3075,7 +3075,7 @@
               <w14:ligatures w14:val="standardContextual"/>
             </w:rPr>
           </w:pPr>
-          <w:hyperlink w:anchor="_Toc242806721" w:history="1">
+          <w:hyperlink w:anchor="_Toc242809354" w:history="1">
             <w:r>
               <w:rPr>
                 <w:rStyle w:val="Hipervnculo"/>
@@ -3102,7 +3102,7 @@
                 <w:noProof/>
                 <w:webHidden/>
               </w:rPr>
-              <w:instrText xml:space="preserve"> PAGEREF _Toc242806721 \h </w:instrText>
+              <w:instrText xml:space="preserve"> PAGEREF _Toc242809354 \h </w:instrText>
             </w:r>
             <w:r>
               <w:rPr>
@@ -3144,7 +3144,7 @@
               <w14:ligatures w14:val="standardContextual"/>
             </w:rPr>
           </w:pPr>
-          <w:hyperlink w:anchor="_Toc242806722" w:history="1">
+          <w:hyperlink w:anchor="_Toc242809355" w:history="1">
             <w:r>
               <w:rPr>
                 <w:rStyle w:val="Hipervnculo"/>
@@ -3174,7 +3174,7 @@
                 <w:noProof/>
                 <w:webHidden/>
               </w:rPr>
-              <w:instrText xml:space="preserve"> PAGEREF _Toc242806722 \h </w:instrText>
+              <w:instrText xml:space="preserve"> PAGEREF _Toc242809355 \h </w:instrText>
             </w:r>
             <w:r>
               <w:rPr>
@@ -3216,7 +3216,7 @@
               <w14:ligatures w14:val="standardContextual"/>
             </w:rPr>
           </w:pPr>
-          <w:hyperlink w:anchor="_Toc242806723" w:history="1">
+          <w:hyperlink w:anchor="_Toc242809356" w:history="1">
             <w:r>
               <w:rPr>
                 <w:rStyle w:val="Hipervnculo"/>
@@ -3246,7 +3246,7 @@
                 <w:noProof/>
                 <w:webHidden/>
               </w:rPr>
-              <w:instrText xml:space="preserve"> PAGEREF _Toc242806723 \h </w:instrText>
+              <w:instrText xml:space="preserve"> PAGEREF _Toc242809356 \h </w:instrText>
             </w:r>
             <w:r>
               <w:rPr>
@@ -3291,7 +3291,7 @@
               <w14:ligatures w14:val="standardContextual"/>
             </w:rPr>
           </w:pPr>
-          <w:hyperlink w:anchor="_Toc242806724" w:history="1">
+          <w:hyperlink w:anchor="_Toc242809357" w:history="1">
             <w:r>
               <w:rPr>
                 <w:rStyle w:val="Hipervnculo"/>
@@ -3318,7 +3318,7 @@
                 <w:noProof/>
                 <w:webHidden/>
               </w:rPr>
-              <w:instrText xml:space="preserve"> PAGEREF _Toc242806724 \h </w:instrText>
+              <w:instrText xml:space="preserve"> PAGEREF _Toc242809357 \h </w:instrText>
             </w:r>
             <w:r>
               <w:rPr>
@@ -3360,7 +3360,7 @@
               <w14:ligatures w14:val="standardContextual"/>
             </w:rPr>
           </w:pPr>
-          <w:hyperlink w:anchor="_Toc242806725" w:history="1">
+          <w:hyperlink w:anchor="_Toc242809358" w:history="1">
             <w:r>
               <w:rPr>
                 <w:rStyle w:val="Hipervnculo"/>
@@ -3387,7 +3387,7 @@
                 <w:noProof/>
                 <w:webHidden/>
               </w:rPr>
-              <w:instrText xml:space="preserve"> PAGEREF _Toc242806725 \h </w:instrText>
+              <w:instrText xml:space="preserve"> PAGEREF _Toc242809358 \h </w:instrText>
             </w:r>
             <w:r>
               <w:rPr>
@@ -3429,7 +3429,7 @@
               <w14:ligatures w14:val="standardContextual"/>
             </w:rPr>
           </w:pPr>
-          <w:hyperlink w:anchor="_Toc242806726" w:history="1">
+          <w:hyperlink w:anchor="_Toc242809359" w:history="1">
             <w:r>
               <w:rPr>
                 <w:rStyle w:val="Hipervnculo"/>
@@ -3456,7 +3456,7 @@
                 <w:noProof/>
                 <w:webHidden/>
               </w:rPr>
-              <w:instrText xml:space="preserve"> PAGEREF _Toc242806726 \h </w:instrText>
+              <w:instrText xml:space="preserve"> PAGEREF _Toc242809359 \h </w:instrText>
             </w:r>
             <w:r>
               <w:rPr>
@@ -3498,7 +3498,7 @@
               <w14:ligatures w14:val="standardContextual"/>
             </w:rPr>
           </w:pPr>
-          <w:hyperlink w:anchor="_Toc242806727" w:history="1">
+          <w:hyperlink w:anchor="_Toc242809360" w:history="1">
             <w:r>
               <w:rPr>
                 <w:rStyle w:val="Hipervnculo"/>
@@ -3525,7 +3525,7 @@
                 <w:noProof/>
                 <w:webHidden/>
               </w:rPr>
-              <w:instrText xml:space="preserve"> PAGEREF _Toc242806727 \h </w:instrText>
+              <w:instrText xml:space="preserve"> PAGEREF _Toc242809360 \h </w:instrText>
             </w:r>
             <w:r>
               <w:rPr>
@@ -3567,7 +3567,7 @@
               <w14:ligatures w14:val="standardContextual"/>
             </w:rPr>
           </w:pPr>
-          <w:hyperlink w:anchor="_Toc242806728" w:history="1">
+          <w:hyperlink w:anchor="_Toc242809361" w:history="1">
             <w:r>
               <w:rPr>
                 <w:rStyle w:val="Hipervnculo"/>
@@ -3594,7 +3594,7 @@
                 <w:noProof/>
                 <w:webHidden/>
               </w:rPr>
-              <w:instrText xml:space="preserve"> PAGEREF _Toc242806728 \h </w:instrText>
+              <w:instrText xml:space="preserve"> PAGEREF _Toc242809361 \h </w:instrText>
             </w:r>
             <w:r>
               <w:rPr>
@@ -3636,7 +3636,7 @@
               <w14:ligatures w14:val="standardContextual"/>
             </w:rPr>
           </w:pPr>
-          <w:hyperlink w:anchor="_Toc242806729" w:history="1">
+          <w:hyperlink w:anchor="_Toc242809362" w:history="1">
             <w:r>
               <w:rPr>
                 <w:rStyle w:val="Hipervnculo"/>
@@ -3663,7 +3663,7 @@
                 <w:noProof/>
                 <w:webHidden/>
               </w:rPr>
-              <w:instrText xml:space="preserve"> PAGEREF _Toc242806729 \h </w:instrText>
+              <w:instrText xml:space="preserve"> PAGEREF _Toc242809362 \h </w:instrText>
             </w:r>
             <w:r>
               <w:rPr>
@@ -3705,7 +3705,7 @@
               <w14:ligatures w14:val="standardContextual"/>
             </w:rPr>
           </w:pPr>
-          <w:hyperlink w:anchor="_Toc242806730" w:history="1">
+          <w:hyperlink w:anchor="_Toc242809363" w:history="1">
             <w:r>
               <w:rPr>
                 <w:rStyle w:val="Hipervnculo"/>
@@ -3732,7 +3732,7 @@
                 <w:noProof/>
                 <w:webHidden/>
               </w:rPr>
-              <w:instrText xml:space="preserve"> PAGEREF _Toc242806730 \h </w:instrText>
+              <w:instrText xml:space="preserve"> PAGEREF _Toc242809363 \h </w:instrText>
             </w:r>
             <w:r>
               <w:rPr>
@@ -3777,7 +3777,7 @@
               <w14:ligatures w14:val="standardContextual"/>
             </w:rPr>
           </w:pPr>
-          <w:hyperlink w:anchor="_Toc242806731" w:history="1">
+          <w:hyperlink w:anchor="_Toc242809364" w:history="1">
             <w:r>
               <w:rPr>
                 <w:rStyle w:val="Hipervnculo"/>
@@ -3804,7 +3804,7 @@
                 <w:noProof/>
                 <w:webHidden/>
               </w:rPr>
-              <w:instrText xml:space="preserve"> PAGEREF _Toc242806731 \h </w:instrText>
+              <w:instrText xml:space="preserve"> PAGEREF _Toc242809364 \h </w:instrText>
             </w:r>
             <w:r>
               <w:rPr>
@@ -3849,7 +3849,7 @@
               <w14:ligatures w14:val="standardContextual"/>
             </w:rPr>
           </w:pPr>
-          <w:hyperlink w:anchor="_Toc242806732" w:history="1">
+          <w:hyperlink w:anchor="_Toc242809365" w:history="1">
             <w:r>
               <w:rPr>
                 <w:rStyle w:val="Hipervnculo"/>
@@ -3876,7 +3876,7 @@
                 <w:noProof/>
                 <w:webHidden/>
               </w:rPr>
-              <w:instrText xml:space="preserve"> PAGEREF _Toc242806732 \h </w:instrText>
+              <w:instrText xml:space="preserve"> PAGEREF _Toc242809365 \h </w:instrText>
             </w:r>
             <w:r>
               <w:rPr>
@@ -3918,7 +3918,7 @@
               <w14:ligatures w14:val="standardContextual"/>
             </w:rPr>
           </w:pPr>
-          <w:hyperlink w:anchor="_Toc242806733" w:history="1">
+          <w:hyperlink w:anchor="_Toc242809366" w:history="1">
             <w:r>
               <w:rPr>
                 <w:rStyle w:val="Hipervnculo"/>
@@ -3947,7 +3947,7 @@
                 <w:noProof/>
                 <w:webHidden/>
               </w:rPr>
-              <w:instrText xml:space="preserve"> PAGEREF _Toc242806733 \h </w:instrText>
+              <w:instrText xml:space="preserve"> PAGEREF _Toc242809366 \h </w:instrText>
             </w:r>
             <w:r>
               <w:rPr>
@@ -3992,7 +3992,7 @@
               <w14:ligatures w14:val="standardContextual"/>
             </w:rPr>
           </w:pPr>
-          <w:hyperlink w:anchor="_Toc242806734" w:history="1">
+          <w:hyperlink w:anchor="_Toc242809367" w:history="1">
             <w:r>
               <w:rPr>
                 <w:rStyle w:val="Hipervnculo"/>
@@ -4019,7 +4019,7 @@
                 <w:noProof/>
                 <w:webHidden/>
               </w:rPr>
-              <w:instrText xml:space="preserve"> PAGEREF _Toc242806734 \h </w:instrText>
+              <w:instrText xml:space="preserve"> PAGEREF _Toc242809367 \h </w:instrText>
             </w:r>
             <w:r>
               <w:rPr>
@@ -4061,7 +4061,7 @@
               <w14:ligatures w14:val="standardContextual"/>
             </w:rPr>
           </w:pPr>
-          <w:hyperlink w:anchor="_Toc242806735" w:history="1">
+          <w:hyperlink w:anchor="_Toc242809368" w:history="1">
             <w:r>
               <w:rPr>
                 <w:rStyle w:val="Hipervnculo"/>
@@ -4089,7 +4089,7 @@
                 <w:noProof/>
                 <w:webHidden/>
               </w:rPr>
-              <w:instrText xml:space="preserve"> PAGEREF _Toc242806735 \h </w:instrText>
+              <w:instrText xml:space="preserve"> PAGEREF _Toc242809368 \h </w:instrText>
             </w:r>
             <w:r>
               <w:rPr>
@@ -4131,7 +4131,7 @@
               <w14:ligatures w14:val="standardContextual"/>
             </w:rPr>
           </w:pPr>
-          <w:hyperlink w:anchor="_Toc242806736" w:history="1">
+          <w:hyperlink w:anchor="_Toc242809369" w:history="1">
             <w:r>
               <w:rPr>
                 <w:rStyle w:val="Hipervnculo"/>
@@ -4159,7 +4159,7 @@
                 <w:noProof/>
                 <w:webHidden/>
               </w:rPr>
-              <w:instrText xml:space="preserve"> PAGEREF _Toc242806736 \h </w:instrText>
+              <w:instrText xml:space="preserve"> PAGEREF _Toc242809369 \h </w:instrText>
             </w:r>
             <w:r>
               <w:rPr>
@@ -4201,7 +4201,7 @@
               <w14:ligatures w14:val="standardContextual"/>
             </w:rPr>
           </w:pPr>
-          <w:hyperlink w:anchor="_Toc242806737" w:history="1">
+          <w:hyperlink w:anchor="_Toc242809370" w:history="1">
             <w:r>
               <w:rPr>
                 <w:rStyle w:val="Hipervnculo"/>
@@ -4229,7 +4229,7 @@
                 <w:noProof/>
                 <w:webHidden/>
               </w:rPr>
-              <w:instrText xml:space="preserve"> PAGEREF _Toc242806737 \h </w:instrText>
+              <w:instrText xml:space="preserve"> PAGEREF _Toc242809370 \h </w:instrText>
             </w:r>
             <w:r>
               <w:rPr>
@@ -4274,7 +4274,7 @@
               <w14:ligatures w14:val="standardContextual"/>
             </w:rPr>
           </w:pPr>
-          <w:hyperlink w:anchor="_Toc242806738" w:history="1">
+          <w:hyperlink w:anchor="_Toc242809371" w:history="1">
             <w:r>
               <w:rPr>
                 <w:rStyle w:val="Hipervnculo"/>
@@ -4301,7 +4301,7 @@
                 <w:noProof/>
                 <w:webHidden/>
               </w:rPr>
-              <w:instrText xml:space="preserve"> PAGEREF _Toc242806738 \h </w:instrText>
+              <w:instrText xml:space="preserve"> PAGEREF _Toc242809371 \h </w:instrText>
             </w:r>
             <w:r>
               <w:rPr>
@@ -4346,7 +4346,7 @@
               <w14:ligatures w14:val="standardContextual"/>
             </w:rPr>
           </w:pPr>
-          <w:hyperlink w:anchor="_Toc242806739" w:history="1">
+          <w:hyperlink w:anchor="_Toc242809372" w:history="1">
             <w:r>
               <w:rPr>
                 <w:rStyle w:val="Hipervnculo"/>
@@ -4373,7 +4373,7 @@
                 <w:noProof/>
                 <w:webHidden/>
               </w:rPr>
-              <w:instrText xml:space="preserve"> PAGEREF _Toc242806739 \h </w:instrText>
+              <w:instrText xml:space="preserve"> PAGEREF _Toc242809372 \h </w:instrText>
             </w:r>
             <w:r>
               <w:rPr>
@@ -4415,7 +4415,7 @@
               <w14:ligatures w14:val="standardContextual"/>
             </w:rPr>
           </w:pPr>
-          <w:hyperlink w:anchor="_Toc242806740" w:history="1">
+          <w:hyperlink w:anchor="_Toc242809373" w:history="1">
             <w:r>
               <w:rPr>
                 <w:rStyle w:val="Hipervnculo"/>
@@ -4444,7 +4444,7 @@
                 <w:noProof/>
                 <w:webHidden/>
               </w:rPr>
-              <w:instrText xml:space="preserve"> PAGEREF _Toc242806740 \h </w:instrText>
+              <w:instrText xml:space="preserve"> PAGEREF _Toc242809373 \h </w:instrText>
             </w:r>
             <w:r>
               <w:rPr>
@@ -4489,7 +4489,7 @@
               <w14:ligatures w14:val="standardContextual"/>
             </w:rPr>
           </w:pPr>
-          <w:hyperlink w:anchor="_Toc242806741" w:history="1">
+          <w:hyperlink w:anchor="_Toc242809374" w:history="1">
             <w:r>
               <w:rPr>
                 <w:rStyle w:val="Hipervnculo"/>
@@ -4516,7 +4516,7 @@
                 <w:noProof/>
                 <w:webHidden/>
               </w:rPr>
-              <w:instrText xml:space="preserve"> PAGEREF _Toc242806741 \h </w:instrText>
+              <w:instrText xml:space="preserve"> PAGEREF _Toc242809374 \h </w:instrText>
             </w:r>
             <w:r>
               <w:rPr>
@@ -4558,7 +4558,7 @@
               <w14:ligatures w14:val="standardContextual"/>
             </w:rPr>
           </w:pPr>
-          <w:hyperlink w:anchor="_Toc242806742" w:history="1">
+          <w:hyperlink w:anchor="_Toc242809375" w:history="1">
             <w:r>
               <w:rPr>
                 <w:rStyle w:val="Hipervnculo"/>
@@ -4586,7 +4586,7 @@
                 <w:noProof/>
                 <w:webHidden/>
               </w:rPr>
-              <w:instrText xml:space="preserve"> PAGEREF _Toc242806742 \h </w:instrText>
+              <w:instrText xml:space="preserve"> PAGEREF _Toc242809375 \h </w:instrText>
             </w:r>
             <w:r>
               <w:rPr>
@@ -4628,7 +4628,7 @@
               <w14:ligatures w14:val="standardContextual"/>
             </w:rPr>
           </w:pPr>
-          <w:hyperlink w:anchor="_Toc242806743" w:history="1">
+          <w:hyperlink w:anchor="_Toc242809376" w:history="1">
             <w:r>
               <w:rPr>
                 <w:rStyle w:val="Hipervnculo"/>
@@ -4656,7 +4656,7 @@
                 <w:noProof/>
                 <w:webHidden/>
               </w:rPr>
-              <w:instrText xml:space="preserve"> PAGEREF _Toc242806743 \h </w:instrText>
+              <w:instrText xml:space="preserve"> PAGEREF _Toc242809376 \h </w:instrText>
             </w:r>
             <w:r>
               <w:rPr>
@@ -4698,7 +4698,7 @@
               <w14:ligatures w14:val="standardContextual"/>
             </w:rPr>
           </w:pPr>
-          <w:hyperlink w:anchor="_Toc242806744" w:history="1">
+          <w:hyperlink w:anchor="_Toc242809377" w:history="1">
             <w:r>
               <w:rPr>
                 <w:rStyle w:val="Hipervnculo"/>
@@ -4726,7 +4726,7 @@
                 <w:noProof/>
                 <w:webHidden/>
               </w:rPr>
-              <w:instrText xml:space="preserve"> PAGEREF _Toc242806744 \h </w:instrText>
+              <w:instrText xml:space="preserve"> PAGEREF _Toc242809377 \h </w:instrText>
             </w:r>
             <w:r>
               <w:rPr>
@@ -4768,7 +4768,7 @@
               <w14:ligatures w14:val="standardContextual"/>
             </w:rPr>
           </w:pPr>
-          <w:hyperlink w:anchor="_Toc242806745" w:history="1">
+          <w:hyperlink w:anchor="_Toc242809378" w:history="1">
             <w:r>
               <w:rPr>
                 <w:rStyle w:val="Hipervnculo"/>
@@ -4796,7 +4796,7 @@
                 <w:noProof/>
                 <w:webHidden/>
               </w:rPr>
-              <w:instrText xml:space="preserve"> PAGEREF _Toc242806745 \h </w:instrText>
+              <w:instrText xml:space="preserve"> PAGEREF _Toc242809378 \h </w:instrText>
             </w:r>
             <w:r>
               <w:rPr>
@@ -4841,7 +4841,7 @@
               <w14:ligatures w14:val="standardContextual"/>
             </w:rPr>
           </w:pPr>
-          <w:hyperlink w:anchor="_Toc242806746" w:history="1">
+          <w:hyperlink w:anchor="_Toc242809379" w:history="1">
             <w:r>
               <w:rPr>
                 <w:rStyle w:val="Hipervnculo"/>
@@ -4868,7 +4868,7 @@
                 <w:noProof/>
                 <w:webHidden/>
               </w:rPr>
-              <w:instrText xml:space="preserve"> PAGEREF _Toc242806746 \h </w:instrText>
+              <w:instrText xml:space="preserve"> PAGEREF _Toc242809379 \h </w:instrText>
             </w:r>
             <w:r>
               <w:rPr>
@@ -4913,7 +4913,7 @@
               <w14:ligatures w14:val="standardContextual"/>
             </w:rPr>
           </w:pPr>
-          <w:hyperlink w:anchor="_Toc242806747" w:history="1">
+          <w:hyperlink w:anchor="_Toc242809380" w:history="1">
             <w:r>
               <w:rPr>
                 <w:rStyle w:val="Hipervnculo"/>
@@ -4940,7 +4940,7 @@
                 <w:noProof/>
                 <w:webHidden/>
               </w:rPr>
-              <w:instrText xml:space="preserve"> PAGEREF _Toc242806747 \h </w:instrText>
+              <w:instrText xml:space="preserve"> PAGEREF _Toc242809380 \h </w:instrText>
             </w:r>
             <w:r>
               <w:rPr>
@@ -4982,7 +4982,7 @@
               <w14:ligatures w14:val="standardContextual"/>
             </w:rPr>
           </w:pPr>
-          <w:hyperlink w:anchor="_Toc242806748" w:history="1">
+          <w:hyperlink w:anchor="_Toc242809381" w:history="1">
             <w:r>
               <w:rPr>
                 <w:rStyle w:val="Hipervnculo"/>
@@ -5011,7 +5011,7 @@
                 <w:noProof/>
                 <w:webHidden/>
               </w:rPr>
-              <w:instrText xml:space="preserve"> PAGEREF _Toc242806748 \h </w:instrText>
+              <w:instrText xml:space="preserve"> PAGEREF _Toc242809381 \h </w:instrText>
             </w:r>
             <w:r>
               <w:rPr>
@@ -5056,7 +5056,7 @@
               <w14:ligatures w14:val="standardContextual"/>
             </w:rPr>
           </w:pPr>
-          <w:hyperlink w:anchor="_Toc242806749" w:history="1">
+          <w:hyperlink w:anchor="_Toc242809382" w:history="1">
             <w:r>
               <w:rPr>
                 <w:rStyle w:val="Hipervnculo"/>
@@ -5083,7 +5083,7 @@
                 <w:noProof/>
                 <w:webHidden/>
               </w:rPr>
-              <w:instrText xml:space="preserve"> PAGEREF _Toc242806749 \h </w:instrText>
+              <w:instrText xml:space="preserve"> PAGEREF _Toc242809382 \h </w:instrText>
             </w:r>
             <w:r>
               <w:rPr>
@@ -5125,7 +5125,7 @@
               <w14:ligatures w14:val="standardContextual"/>
             </w:rPr>
           </w:pPr>
-          <w:hyperlink w:anchor="_Toc242806750" w:history="1">
+          <w:hyperlink w:anchor="_Toc242809383" w:history="1">
             <w:r>
               <w:rPr>
                 <w:rStyle w:val="Hipervnculo"/>
@@ -5153,7 +5153,7 @@
                 <w:noProof/>
                 <w:webHidden/>
               </w:rPr>
-              <w:instrText xml:space="preserve"> PAGEREF _Toc242806750 \h </w:instrText>
+              <w:instrText xml:space="preserve"> PAGEREF _Toc242809383 \h </w:instrText>
             </w:r>
             <w:r>
               <w:rPr>
@@ -5195,7 +5195,7 @@
               <w14:ligatures w14:val="standardContextual"/>
             </w:rPr>
           </w:pPr>
-          <w:hyperlink w:anchor="_Toc242806751" w:history="1">
+          <w:hyperlink w:anchor="_Toc242809384" w:history="1">
             <w:r>
               <w:rPr>
                 <w:rStyle w:val="Hipervnculo"/>
@@ -5223,7 +5223,7 @@
                 <w:noProof/>
                 <w:webHidden/>
               </w:rPr>
-              <w:instrText xml:space="preserve"> PAGEREF _Toc242806751 \h </w:instrText>
+              <w:instrText xml:space="preserve"> PAGEREF _Toc242809384 \h </w:instrText>
             </w:r>
             <w:r>
               <w:rPr>
@@ -5265,7 +5265,7 @@
               <w14:ligatures w14:val="standardContextual"/>
             </w:rPr>
           </w:pPr>
-          <w:hyperlink w:anchor="_Toc242806752" w:history="1">
+          <w:hyperlink w:anchor="_Toc242809385" w:history="1">
             <w:r>
               <w:rPr>
                 <w:rStyle w:val="Hipervnculo"/>
@@ -5293,7 +5293,7 @@
                 <w:noProof/>
                 <w:webHidden/>
               </w:rPr>
-              <w:instrText xml:space="preserve"> PAGEREF _Toc242806752 \h </w:instrText>
+              <w:instrText xml:space="preserve"> PAGEREF _Toc242809385 \h </w:instrText>
             </w:r>
             <w:r>
               <w:rPr>
@@ -5335,7 +5335,7 @@
               <w14:ligatures w14:val="standardContextual"/>
             </w:rPr>
           </w:pPr>
-          <w:hyperlink w:anchor="_Toc242806753" w:history="1">
+          <w:hyperlink w:anchor="_Toc242809386" w:history="1">
             <w:r>
               <w:rPr>
                 <w:rStyle w:val="Hipervnculo"/>
@@ -5363,7 +5363,7 @@
                 <w:noProof/>
                 <w:webHidden/>
               </w:rPr>
-              <w:instrText xml:space="preserve"> PAGEREF _Toc242806753 \h </w:instrText>
+              <w:instrText xml:space="preserve"> PAGEREF _Toc242809386 \h </w:instrText>
             </w:r>
             <w:r>
               <w:rPr>
@@ -5408,7 +5408,7 @@
               <w14:ligatures w14:val="standardContextual"/>
             </w:rPr>
           </w:pPr>
-          <w:hyperlink w:anchor="_Toc242806754" w:history="1">
+          <w:hyperlink w:anchor="_Toc242809387" w:history="1">
             <w:r>
               <w:rPr>
                 <w:rStyle w:val="Hipervnculo"/>
@@ -5435,7 +5435,7 @@
                 <w:noProof/>
                 <w:webHidden/>
               </w:rPr>
-              <w:instrText xml:space="preserve"> PAGEREF _Toc242806754 \h </w:instrText>
+              <w:instrText xml:space="preserve"> PAGEREF _Toc242809387 \h </w:instrText>
             </w:r>
             <w:r>
               <w:rPr>
@@ -5480,7 +5480,7 @@
               <w14:ligatures w14:val="standardContextual"/>
             </w:rPr>
           </w:pPr>
-          <w:hyperlink w:anchor="_Toc242806755" w:history="1">
+          <w:hyperlink w:anchor="_Toc242809388" w:history="1">
             <w:r>
               <w:rPr>
                 <w:rStyle w:val="Hipervnculo"/>
@@ -5507,7 +5507,7 @@
                 <w:noProof/>
                 <w:webHidden/>
               </w:rPr>
-              <w:instrText xml:space="preserve"> PAGEREF _Toc242806755 \h </w:instrText>
+              <w:instrText xml:space="preserve"> PAGEREF _Toc242809388 \h </w:instrText>
             </w:r>
             <w:r>
               <w:rPr>
@@ -5549,7 +5549,7 @@
               <w14:ligatures w14:val="standardContextual"/>
             </w:rPr>
           </w:pPr>
-          <w:hyperlink w:anchor="_Toc242806756" w:history="1">
+          <w:hyperlink w:anchor="_Toc242809389" w:history="1">
             <w:r>
               <w:rPr>
                 <w:rStyle w:val="Hipervnculo"/>
@@ -5577,7 +5577,7 @@
                 <w:noProof/>
                 <w:webHidden/>
               </w:rPr>
-              <w:instrText xml:space="preserve"> PAGEREF _Toc242806756 \h </w:instrText>
+              <w:instrText xml:space="preserve"> PAGEREF _Toc242809389 \h </w:instrText>
             </w:r>
             <w:r>
               <w:rPr>
@@ -5622,7 +5622,7 @@
               <w14:ligatures w14:val="standardContextual"/>
             </w:rPr>
           </w:pPr>
-          <w:hyperlink w:anchor="_Toc242806757" w:history="1">
+          <w:hyperlink w:anchor="_Toc242809390" w:history="1">
             <w:r>
               <w:rPr>
                 <w:rStyle w:val="Hipervnculo"/>
@@ -5649,7 +5649,7 @@
                 <w:noProof/>
                 <w:webHidden/>
               </w:rPr>
-              <w:instrText xml:space="preserve"> PAGEREF _Toc242806757 \h </w:instrText>
+              <w:instrText xml:space="preserve"> PAGEREF _Toc242809390 \h </w:instrText>
             </w:r>
             <w:r>
               <w:rPr>
@@ -5691,7 +5691,7 @@
               <w14:ligatures w14:val="standardContextual"/>
             </w:rPr>
           </w:pPr>
-          <w:hyperlink w:anchor="_Toc242806758" w:history="1">
+          <w:hyperlink w:anchor="_Toc242809391" w:history="1">
             <w:r>
               <w:rPr>
                 <w:rStyle w:val="Hipervnculo"/>
@@ -5719,7 +5719,7 @@
                 <w:noProof/>
                 <w:webHidden/>
               </w:rPr>
-              <w:instrText xml:space="preserve"> PAGEREF _Toc242806758 \h </w:instrText>
+              <w:instrText xml:space="preserve"> PAGEREF _Toc242809391 \h </w:instrText>
             </w:r>
             <w:r>
               <w:rPr>
@@ -5761,7 +5761,7 @@
               <w14:ligatures w14:val="standardContextual"/>
             </w:rPr>
           </w:pPr>
-          <w:hyperlink w:anchor="_Toc242806759" w:history="1">
+          <w:hyperlink w:anchor="_Toc242809392" w:history="1">
             <w:r>
               <w:rPr>
                 <w:rStyle w:val="Hipervnculo"/>
@@ -5789,7 +5789,7 @@
                 <w:noProof/>
                 <w:webHidden/>
               </w:rPr>
-              <w:instrText xml:space="preserve"> PAGEREF _Toc242806759 \h </w:instrText>
+              <w:instrText xml:space="preserve"> PAGEREF _Toc242809392 \h </w:instrText>
             </w:r>
             <w:r>
               <w:rPr>
@@ -5831,7 +5831,7 @@
               <w14:ligatures w14:val="standardContextual"/>
             </w:rPr>
           </w:pPr>
-          <w:hyperlink w:anchor="_Toc242806760" w:history="1">
+          <w:hyperlink w:anchor="_Toc242809393" w:history="1">
             <w:r>
               <w:rPr>
                 <w:rStyle w:val="Hipervnculo"/>
@@ -5859,7 +5859,7 @@
                 <w:noProof/>
                 <w:webHidden/>
               </w:rPr>
-              <w:instrText xml:space="preserve"> PAGEREF _Toc242806760 \h </w:instrText>
+              <w:instrText xml:space="preserve"> PAGEREF _Toc242809393 \h </w:instrText>
             </w:r>
             <w:r>
               <w:rPr>
@@ -5901,7 +5901,7 @@
               <w14:ligatures w14:val="standardContextual"/>
             </w:rPr>
           </w:pPr>
-          <w:hyperlink w:anchor="_Toc242806761" w:history="1">
+          <w:hyperlink w:anchor="_Toc242809394" w:history="1">
             <w:r>
               <w:rPr>
                 <w:rStyle w:val="Hipervnculo"/>
@@ -5929,7 +5929,7 @@
                 <w:noProof/>
                 <w:webHidden/>
               </w:rPr>
-              <w:instrText xml:space="preserve"> PAGEREF _Toc242806761 \h </w:instrText>
+              <w:instrText xml:space="preserve"> PAGEREF _Toc242809394 \h </w:instrText>
             </w:r>
             <w:r>
               <w:rPr>
@@ -5974,7 +5974,7 @@
               <w14:ligatures w14:val="standardContextual"/>
             </w:rPr>
           </w:pPr>
-          <w:hyperlink w:anchor="_Toc242806762" w:history="1">
+          <w:hyperlink w:anchor="_Toc242809395" w:history="1">
             <w:r>
               <w:rPr>
                 <w:rStyle w:val="Hipervnculo"/>
@@ -6001,7 +6001,7 @@
                 <w:noProof/>
                 <w:webHidden/>
               </w:rPr>
-              <w:instrText xml:space="preserve"> PAGEREF _Toc242806762 \h </w:instrText>
+              <w:instrText xml:space="preserve"> PAGEREF _Toc242809395 \h </w:instrText>
             </w:r>
             <w:r>
               <w:rPr>
@@ -6046,7 +6046,7 @@
               <w14:ligatures w14:val="standardContextual"/>
             </w:rPr>
           </w:pPr>
-          <w:hyperlink w:anchor="_Toc242806763" w:history="1">
+          <w:hyperlink w:anchor="_Toc242809396" w:history="1">
             <w:r>
               <w:rPr>
                 <w:rStyle w:val="Hipervnculo"/>
@@ -6073,7 +6073,7 @@
                 <w:noProof/>
                 <w:webHidden/>
               </w:rPr>
-              <w:instrText xml:space="preserve"> PAGEREF _Toc242806763 \h </w:instrText>
+              <w:instrText xml:space="preserve"> PAGEREF _Toc242809396 \h </w:instrText>
             </w:r>
             <w:r>
               <w:rPr>
@@ -6115,7 +6115,7 @@
               <w14:ligatures w14:val="standardContextual"/>
             </w:rPr>
           </w:pPr>
-          <w:hyperlink w:anchor="_Toc242806764" w:history="1">
+          <w:hyperlink w:anchor="_Toc242809397" w:history="1">
             <w:r>
               <w:rPr>
                 <w:rStyle w:val="Hipervnculo"/>
@@ -6143,7 +6143,7 @@
                 <w:noProof/>
                 <w:webHidden/>
               </w:rPr>
-              <w:instrText xml:space="preserve"> PAGEREF _Toc242806764 \h </w:instrText>
+              <w:instrText xml:space="preserve"> PAGEREF _Toc242809397 \h </w:instrText>
             </w:r>
             <w:r>
               <w:rPr>
@@ -6185,7 +6185,7 @@
               <w14:ligatures w14:val="standardContextual"/>
             </w:rPr>
           </w:pPr>
-          <w:hyperlink w:anchor="_Toc242806765" w:history="1">
+          <w:hyperlink w:anchor="_Toc242809398" w:history="1">
             <w:r>
               <w:rPr>
                 <w:rStyle w:val="Hipervnculo"/>
@@ -6215,7 +6215,7 @@
                 <w:noProof/>
                 <w:webHidden/>
               </w:rPr>
-              <w:instrText xml:space="preserve"> PAGEREF _Toc242806765 \h </w:instrText>
+              <w:instrText xml:space="preserve"> PAGEREF _Toc242809398 \h </w:instrText>
             </w:r>
             <w:r>
               <w:rPr>
@@ -6235,7 +6235,7 @@
                 <w:noProof/>
                 <w:webHidden/>
               </w:rPr>
-              <w:t>76</w:t>
+              <w:t>77</w:t>
             </w:r>
             <w:r>
               <w:rPr>
@@ -6376,7 +6376,7 @@
         </w:rPr>
         <w:fldChar w:fldCharType="separate"/>
       </w:r>
-      <w:hyperlink w:anchor="_Toc242806766" w:history="1">
+      <w:hyperlink w:anchor="_Toc242809399" w:history="1">
         <w:r>
           <w:rPr>
             <w:rStyle w:val="Hipervnculo"/>
@@ -6404,7 +6404,7 @@
             <w:noProof/>
             <w:webHidden/>
           </w:rPr>
-          <w:instrText xml:space="preserve"> PAGEREF _Toc242806766 \h </w:instrText>
+          <w:instrText xml:space="preserve"> PAGEREF _Toc242809399 \h </w:instrText>
         </w:r>
         <w:r>
           <w:rPr>
@@ -6452,7 +6452,7 @@
           <w14:ligatures w14:val="standardContextual"/>
         </w:rPr>
       </w:pPr>
-      <w:hyperlink w:anchor="_Toc242806767" w:history="1">
+      <w:hyperlink w:anchor="_Toc242809400" w:history="1">
         <w:r>
           <w:rPr>
             <w:rStyle w:val="Hipervnculo"/>
@@ -6480,7 +6480,7 @@
             <w:noProof/>
             <w:webHidden/>
           </w:rPr>
-          <w:instrText xml:space="preserve"> PAGEREF _Toc242806767 \h </w:instrText>
+          <w:instrText xml:space="preserve"> PAGEREF _Toc242809400 \h </w:instrText>
         </w:r>
         <w:r>
           <w:rPr>
@@ -6528,7 +6528,7 @@
           <w14:ligatures w14:val="standardContextual"/>
         </w:rPr>
       </w:pPr>
-      <w:hyperlink w:anchor="_Toc242806768" w:history="1">
+      <w:hyperlink w:anchor="_Toc242809401" w:history="1">
         <w:r>
           <w:rPr>
             <w:rStyle w:val="Hipervnculo"/>
@@ -6556,7 +6556,7 @@
             <w:noProof/>
             <w:webHidden/>
           </w:rPr>
-          <w:instrText xml:space="preserve"> PAGEREF _Toc242806768 \h </w:instrText>
+          <w:instrText xml:space="preserve"> PAGEREF _Toc242809401 \h </w:instrText>
         </w:r>
         <w:r>
           <w:rPr>
@@ -6604,7 +6604,7 @@
           <w14:ligatures w14:val="standardContextual"/>
         </w:rPr>
       </w:pPr>
-      <w:hyperlink w:anchor="_Toc242806769" w:history="1">
+      <w:hyperlink w:anchor="_Toc242809402" w:history="1">
         <w:r>
           <w:rPr>
             <w:rStyle w:val="Hipervnculo"/>
@@ -6632,7 +6632,7 @@
             <w:noProof/>
             <w:webHidden/>
           </w:rPr>
-          <w:instrText xml:space="preserve"> PAGEREF _Toc242806769 \h </w:instrText>
+          <w:instrText xml:space="preserve"> PAGEREF _Toc242809402 \h </w:instrText>
         </w:r>
         <w:r>
           <w:rPr>
@@ -6680,7 +6680,7 @@
           <w14:ligatures w14:val="standardContextual"/>
         </w:rPr>
       </w:pPr>
-      <w:hyperlink w:anchor="_Toc242806770" w:history="1">
+      <w:hyperlink w:anchor="_Toc242809403" w:history="1">
         <w:r>
           <w:rPr>
             <w:rStyle w:val="Hipervnculo"/>
@@ -6708,7 +6708,7 @@
             <w:noProof/>
             <w:webHidden/>
           </w:rPr>
-          <w:instrText xml:space="preserve"> PAGEREF _Toc242806770 \h </w:instrText>
+          <w:instrText xml:space="preserve"> PAGEREF _Toc242809403 \h </w:instrText>
         </w:r>
         <w:r>
           <w:rPr>
@@ -6756,7 +6756,7 @@
           <w14:ligatures w14:val="standardContextual"/>
         </w:rPr>
       </w:pPr>
-      <w:hyperlink w:anchor="_Toc242806771" w:history="1">
+      <w:hyperlink w:anchor="_Toc242809404" w:history="1">
         <w:r>
           <w:rPr>
             <w:rStyle w:val="Hipervnculo"/>
@@ -6784,7 +6784,7 @@
             <w:noProof/>
             <w:webHidden/>
           </w:rPr>
-          <w:instrText xml:space="preserve"> PAGEREF _Toc242806771 \h </w:instrText>
+          <w:instrText xml:space="preserve"> PAGEREF _Toc242809404 \h </w:instrText>
         </w:r>
         <w:r>
           <w:rPr>
@@ -6832,7 +6832,7 @@
           <w14:ligatures w14:val="standardContextual"/>
         </w:rPr>
       </w:pPr>
-      <w:hyperlink w:anchor="_Toc242806772" w:history="1">
+      <w:hyperlink w:anchor="_Toc242809405" w:history="1">
         <w:r>
           <w:rPr>
             <w:rStyle w:val="Hipervnculo"/>
@@ -6860,7 +6860,7 @@
             <w:noProof/>
             <w:webHidden/>
           </w:rPr>
-          <w:instrText xml:space="preserve"> PAGEREF _Toc242806772 \h </w:instrText>
+          <w:instrText xml:space="preserve"> PAGEREF _Toc242809405 \h </w:instrText>
         </w:r>
         <w:r>
           <w:rPr>
@@ -6908,7 +6908,7 @@
           <w14:ligatures w14:val="standardContextual"/>
         </w:rPr>
       </w:pPr>
-      <w:hyperlink w:anchor="_Toc242806773" w:history="1">
+      <w:hyperlink w:anchor="_Toc242809406" w:history="1">
         <w:r>
           <w:rPr>
             <w:rStyle w:val="Hipervnculo"/>
@@ -6936,7 +6936,7 @@
             <w:noProof/>
             <w:webHidden/>
           </w:rPr>
-          <w:instrText xml:space="preserve"> PAGEREF _Toc242806773 \h </w:instrText>
+          <w:instrText xml:space="preserve"> PAGEREF _Toc242809406 \h </w:instrText>
         </w:r>
         <w:r>
           <w:rPr>
@@ -6984,7 +6984,7 @@
           <w14:ligatures w14:val="standardContextual"/>
         </w:rPr>
       </w:pPr>
-      <w:hyperlink w:anchor="_Toc242806774" w:history="1">
+      <w:hyperlink w:anchor="_Toc242809407" w:history="1">
         <w:r>
           <w:rPr>
             <w:rStyle w:val="Hipervnculo"/>
@@ -7012,7 +7012,7 @@
             <w:noProof/>
             <w:webHidden/>
           </w:rPr>
-          <w:instrText xml:space="preserve"> PAGEREF _Toc242806774 \h </w:instrText>
+          <w:instrText xml:space="preserve"> PAGEREF _Toc242809407 \h </w:instrText>
         </w:r>
         <w:r>
           <w:rPr>
@@ -7060,7 +7060,7 @@
           <w14:ligatures w14:val="standardContextual"/>
         </w:rPr>
       </w:pPr>
-      <w:hyperlink w:anchor="_Toc242806775" w:history="1">
+      <w:hyperlink w:anchor="_Toc242809408" w:history="1">
         <w:r>
           <w:rPr>
             <w:rStyle w:val="Hipervnculo"/>
@@ -7088,7 +7088,7 @@
             <w:noProof/>
             <w:webHidden/>
           </w:rPr>
-          <w:instrText xml:space="preserve"> PAGEREF _Toc242806775 \h </w:instrText>
+          <w:instrText xml:space="preserve"> PAGEREF _Toc242809408 \h </w:instrText>
         </w:r>
         <w:r>
           <w:rPr>
@@ -7136,7 +7136,7 @@
           <w14:ligatures w14:val="standardContextual"/>
         </w:rPr>
       </w:pPr>
-      <w:hyperlink w:anchor="_Toc242806776" w:history="1">
+      <w:hyperlink w:anchor="_Toc242809409" w:history="1">
         <w:r>
           <w:rPr>
             <w:rStyle w:val="Hipervnculo"/>
@@ -7164,7 +7164,7 @@
             <w:noProof/>
             <w:webHidden/>
           </w:rPr>
-          <w:instrText xml:space="preserve"> PAGEREF _Toc242806776 \h </w:instrText>
+          <w:instrText xml:space="preserve"> PAGEREF _Toc242809409 \h </w:instrText>
         </w:r>
         <w:r>
           <w:rPr>
@@ -7212,7 +7212,7 @@
           <w14:ligatures w14:val="standardContextual"/>
         </w:rPr>
       </w:pPr>
-      <w:hyperlink w:anchor="_Toc242806777" w:history="1">
+      <w:hyperlink w:anchor="_Toc242809410" w:history="1">
         <w:r>
           <w:rPr>
             <w:rStyle w:val="Hipervnculo"/>
@@ -7240,7 +7240,7 @@
             <w:noProof/>
             <w:webHidden/>
           </w:rPr>
-          <w:instrText xml:space="preserve"> PAGEREF _Toc242806777 \h </w:instrText>
+          <w:instrText xml:space="preserve"> PAGEREF _Toc242809410 \h </w:instrText>
         </w:r>
         <w:r>
           <w:rPr>
@@ -7288,7 +7288,7 @@
           <w14:ligatures w14:val="standardContextual"/>
         </w:rPr>
       </w:pPr>
-      <w:hyperlink w:anchor="_Toc242806778" w:history="1">
+      <w:hyperlink w:anchor="_Toc242809411" w:history="1">
         <w:r>
           <w:rPr>
             <w:rStyle w:val="Hipervnculo"/>
@@ -7316,7 +7316,7 @@
             <w:noProof/>
             <w:webHidden/>
           </w:rPr>
-          <w:instrText xml:space="preserve"> PAGEREF _Toc242806778 \h </w:instrText>
+          <w:instrText xml:space="preserve"> PAGEREF _Toc242809411 \h </w:instrText>
         </w:r>
         <w:r>
           <w:rPr>
@@ -7364,7 +7364,7 @@
           <w14:ligatures w14:val="standardContextual"/>
         </w:rPr>
       </w:pPr>
-      <w:hyperlink w:anchor="_Toc242806779" w:history="1">
+      <w:hyperlink w:anchor="_Toc242809412" w:history="1">
         <w:r>
           <w:rPr>
             <w:rStyle w:val="Hipervnculo"/>
@@ -7392,7 +7392,7 @@
             <w:noProof/>
             <w:webHidden/>
           </w:rPr>
-          <w:instrText xml:space="preserve"> PAGEREF _Toc242806779 \h </w:instrText>
+          <w:instrText xml:space="preserve"> PAGEREF _Toc242809412 \h </w:instrText>
         </w:r>
         <w:r>
           <w:rPr>
@@ -7440,7 +7440,7 @@
           <w14:ligatures w14:val="standardContextual"/>
         </w:rPr>
       </w:pPr>
-      <w:hyperlink w:anchor="_Toc242806780" w:history="1">
+      <w:hyperlink w:anchor="_Toc242809413" w:history="1">
         <w:r>
           <w:rPr>
             <w:rStyle w:val="Hipervnculo"/>
@@ -7468,7 +7468,7 @@
             <w:noProof/>
             <w:webHidden/>
           </w:rPr>
-          <w:instrText xml:space="preserve"> PAGEREF _Toc242806780 \h </w:instrText>
+          <w:instrText xml:space="preserve"> PAGEREF _Toc242809413 \h </w:instrText>
         </w:r>
         <w:r>
           <w:rPr>
@@ -7516,7 +7516,7 @@
           <w14:ligatures w14:val="standardContextual"/>
         </w:rPr>
       </w:pPr>
-      <w:hyperlink w:anchor="_Toc242806781" w:history="1">
+      <w:hyperlink w:anchor="_Toc242809414" w:history="1">
         <w:r>
           <w:rPr>
             <w:rStyle w:val="Hipervnculo"/>
@@ -7544,7 +7544,7 @@
             <w:noProof/>
             <w:webHidden/>
           </w:rPr>
-          <w:instrText xml:space="preserve"> PAGEREF _Toc242806781 \h </w:instrText>
+          <w:instrText xml:space="preserve"> PAGEREF _Toc242809414 \h </w:instrText>
         </w:r>
         <w:r>
           <w:rPr>
@@ -7592,7 +7592,7 @@
           <w14:ligatures w14:val="standardContextual"/>
         </w:rPr>
       </w:pPr>
-      <w:hyperlink w:anchor="_Toc242806782" w:history="1">
+      <w:hyperlink w:anchor="_Toc242809415" w:history="1">
         <w:r>
           <w:rPr>
             <w:rStyle w:val="Hipervnculo"/>
@@ -7620,7 +7620,7 @@
             <w:noProof/>
             <w:webHidden/>
           </w:rPr>
-          <w:instrText xml:space="preserve"> PAGEREF _Toc242806782 \h </w:instrText>
+          <w:instrText xml:space="preserve"> PAGEREF _Toc242809415 \h </w:instrText>
         </w:r>
         <w:r>
           <w:rPr>
@@ -7859,7 +7859,7 @@
         </w:rPr>
         <w:fldChar w:fldCharType="separate"/>
       </w:r>
-      <w:hyperlink w:anchor="_Toc242806783" w:history="1">
+      <w:hyperlink w:anchor="_Toc242809416" w:history="1">
         <w:r>
           <w:rPr>
             <w:rStyle w:val="Hipervnculo"/>
@@ -7887,7 +7887,7 @@
             <w:noProof/>
             <w:webHidden/>
           </w:rPr>
-          <w:instrText xml:space="preserve"> PAGEREF _Toc242806783 \h </w:instrText>
+          <w:instrText xml:space="preserve"> PAGEREF _Toc242809416 \h </w:instrText>
         </w:r>
         <w:r>
           <w:rPr>
@@ -7935,7 +7935,7 @@
           <w14:ligatures w14:val="standardContextual"/>
         </w:rPr>
       </w:pPr>
-      <w:hyperlink w:anchor="_Toc242806784" w:history="1">
+      <w:hyperlink w:anchor="_Toc242809417" w:history="1">
         <w:r>
           <w:rPr>
             <w:rStyle w:val="Hipervnculo"/>
@@ -7963,7 +7963,7 @@
             <w:noProof/>
             <w:webHidden/>
           </w:rPr>
-          <w:instrText xml:space="preserve"> PAGEREF _Toc242806784 \h </w:instrText>
+          <w:instrText xml:space="preserve"> PAGEREF _Toc242809417 \h </w:instrText>
         </w:r>
         <w:r>
           <w:rPr>
@@ -8011,7 +8011,7 @@
           <w14:ligatures w14:val="standardContextual"/>
         </w:rPr>
       </w:pPr>
-      <w:hyperlink w:anchor="_Toc242806785" w:history="1">
+      <w:hyperlink w:anchor="_Toc242809418" w:history="1">
         <w:r>
           <w:rPr>
             <w:rStyle w:val="Hipervnculo"/>
@@ -8047,7 +8047,7 @@
             <w:noProof/>
             <w:webHidden/>
           </w:rPr>
-          <w:instrText xml:space="preserve"> PAGEREF _Toc242806785 \h </w:instrText>
+          <w:instrText xml:space="preserve"> PAGEREF _Toc242809418 \h </w:instrText>
         </w:r>
         <w:r>
           <w:rPr>
@@ -8095,7 +8095,7 @@
           <w14:ligatures w14:val="standardContextual"/>
         </w:rPr>
       </w:pPr>
-      <w:hyperlink w:anchor="_Toc242806786" w:history="1">
+      <w:hyperlink w:anchor="_Toc242809419" w:history="1">
         <w:r>
           <w:rPr>
             <w:rStyle w:val="Hipervnculo"/>
@@ -8131,7 +8131,7 @@
             <w:noProof/>
             <w:webHidden/>
           </w:rPr>
-          <w:instrText xml:space="preserve"> PAGEREF _Toc242806786 \h </w:instrText>
+          <w:instrText xml:space="preserve"> PAGEREF _Toc242809419 \h </w:instrText>
         </w:r>
         <w:r>
           <w:rPr>
@@ -8179,7 +8179,7 @@
           <w14:ligatures w14:val="standardContextual"/>
         </w:rPr>
       </w:pPr>
-      <w:hyperlink w:anchor="_Toc242806787" w:history="1">
+      <w:hyperlink w:anchor="_Toc242809420" w:history="1">
         <w:r>
           <w:rPr>
             <w:rStyle w:val="Hipervnculo"/>
@@ -8207,7 +8207,7 @@
             <w:noProof/>
             <w:webHidden/>
           </w:rPr>
-          <w:instrText xml:space="preserve"> PAGEREF _Toc242806787 \h </w:instrText>
+          <w:instrText xml:space="preserve"> PAGEREF _Toc242809420 \h </w:instrText>
         </w:r>
         <w:r>
           <w:rPr>
@@ -8255,7 +8255,7 @@
           <w14:ligatures w14:val="standardContextual"/>
         </w:rPr>
       </w:pPr>
-      <w:hyperlink w:anchor="_Toc242806788" w:history="1">
+      <w:hyperlink w:anchor="_Toc242809421" w:history="1">
         <w:r>
           <w:rPr>
             <w:rStyle w:val="Hipervnculo"/>
@@ -8283,7 +8283,7 @@
             <w:noProof/>
             <w:webHidden/>
           </w:rPr>
-          <w:instrText xml:space="preserve"> PAGEREF _Toc242806788 \h </w:instrText>
+          <w:instrText xml:space="preserve"> PAGEREF _Toc242809421 \h </w:instrText>
         </w:r>
         <w:r>
           <w:rPr>
@@ -8331,7 +8331,7 @@
           <w14:ligatures w14:val="standardContextual"/>
         </w:rPr>
       </w:pPr>
-      <w:hyperlink w:anchor="_Toc242806789" w:history="1">
+      <w:hyperlink w:anchor="_Toc242809422" w:history="1">
         <w:r>
           <w:rPr>
             <w:rStyle w:val="Hipervnculo"/>
@@ -8359,7 +8359,7 @@
             <w:noProof/>
             <w:webHidden/>
           </w:rPr>
-          <w:instrText xml:space="preserve"> PAGEREF _Toc242806789 \h </w:instrText>
+          <w:instrText xml:space="preserve"> PAGEREF _Toc242809422 \h </w:instrText>
         </w:r>
         <w:r>
           <w:rPr>
@@ -8407,7 +8407,7 @@
           <w14:ligatures w14:val="standardContextual"/>
         </w:rPr>
       </w:pPr>
-      <w:hyperlink w:anchor="_Toc242806790" w:history="1">
+      <w:hyperlink w:anchor="_Toc242809423" w:history="1">
         <w:r>
           <w:rPr>
             <w:rStyle w:val="Hipervnculo"/>
@@ -8435,7 +8435,7 @@
             <w:noProof/>
             <w:webHidden/>
           </w:rPr>
-          <w:instrText xml:space="preserve"> PAGEREF _Toc242806790 \h </w:instrText>
+          <w:instrText xml:space="preserve"> PAGEREF _Toc242809423 \h </w:instrText>
         </w:r>
         <w:r>
           <w:rPr>
@@ -9652,7 +9652,7 @@
       </w:pPr>
       <w:bookmarkStart w:id="3" w:name="_Toc475112151"/>
       <w:bookmarkStart w:id="4" w:name="_Toc475115507"/>
-      <w:bookmarkStart w:id="5" w:name="_Toc242806693"/>
+      <w:bookmarkStart w:id="5" w:name="_Toc242809326"/>
       <w:r>
         <w:rPr>
           <w:rFonts w:cs="Arial"/>
@@ -9840,7 +9840,7 @@
           <w:caps w:val="0"/>
         </w:rPr>
       </w:pPr>
-      <w:bookmarkStart w:id="6" w:name="_Toc242806694"/>
+      <w:bookmarkStart w:id="6" w:name="_Toc242809327"/>
       <w:r>
         <w:rPr>
           <w:rFonts w:cs="Arial"/>
@@ -9889,7 +9889,7 @@
       </w:pPr>
       <w:bookmarkStart w:id="7" w:name="_Toc475112154"/>
       <w:bookmarkStart w:id="8" w:name="_Toc475115510"/>
-      <w:bookmarkStart w:id="9" w:name="_Toc242806695"/>
+      <w:bookmarkStart w:id="9" w:name="_Toc242809328"/>
       <w:r>
         <w:t>1.1 Planteamiento del problema</w:t>
       </w:r>
@@ -9946,7 +9946,7 @@
           <w:iCs w:val="0"/>
         </w:rPr>
       </w:pPr>
-      <w:bookmarkStart w:id="10" w:name="_Toc242806783"/>
+      <w:bookmarkStart w:id="10" w:name="_Toc242809416"/>
       <w:r>
         <w:rPr>
           <w:rFonts w:cs="Arial"/>
@@ -10167,7 +10167,7 @@
           <w:iCs w:val="0"/>
         </w:rPr>
       </w:pPr>
-      <w:bookmarkStart w:id="11" w:name="_Toc242806784"/>
+      <w:bookmarkStart w:id="11" w:name="_Toc242809417"/>
       <w:r>
         <w:rPr>
           <w:rFonts w:cs="Arial"/>
@@ -10315,7 +10315,7 @@
           <w:rFonts w:eastAsia="Arial" w:cs="Arial"/>
         </w:rPr>
       </w:pPr>
-      <w:bookmarkStart w:id="12" w:name="_Toc242806785"/>
+      <w:bookmarkStart w:id="12" w:name="_Toc242809418"/>
       <w:r>
         <w:rPr>
           <w:rFonts w:cs="Arial"/>
@@ -10578,7 +10578,7 @@
       </w:pPr>
       <w:bookmarkStart w:id="13" w:name="_Toc475112156"/>
       <w:bookmarkStart w:id="14" w:name="_Toc475115512"/>
-      <w:bookmarkStart w:id="15" w:name="_Toc242806696"/>
+      <w:bookmarkStart w:id="15" w:name="_Toc242809329"/>
       <w:r>
         <w:t>1.2 Pregunta de investigación</w:t>
       </w:r>
@@ -10641,7 +10641,7 @@
       <w:pPr>
         <w:pStyle w:val="Ttulo2"/>
       </w:pPr>
-      <w:bookmarkStart w:id="16" w:name="_Toc242806697"/>
+      <w:bookmarkStart w:id="16" w:name="_Toc242809330"/>
       <w:r>
         <w:t>1.3 Justificación</w:t>
       </w:r>
@@ -10782,7 +10782,7 @@
           <w:iCs w:val="0"/>
         </w:rPr>
       </w:pPr>
-      <w:bookmarkStart w:id="17" w:name="_Toc242806786"/>
+      <w:bookmarkStart w:id="17" w:name="_Toc242809419"/>
       <w:r>
         <w:rPr>
           <w:rFonts w:cs="Arial"/>
@@ -10969,7 +10969,7 @@
       </w:pPr>
       <w:bookmarkStart w:id="18" w:name="_Toc475112155"/>
       <w:bookmarkStart w:id="19" w:name="_Toc475115511"/>
-      <w:bookmarkStart w:id="20" w:name="_Toc242806698"/>
+      <w:bookmarkStart w:id="20" w:name="_Toc242809331"/>
       <w:r>
         <w:t>1.4 Antecedentes del</w:t>
       </w:r>
@@ -11123,7 +11123,7 @@
           <w:caps w:val="0"/>
         </w:rPr>
       </w:pPr>
-      <w:bookmarkStart w:id="21" w:name="_Toc242806699"/>
+      <w:bookmarkStart w:id="21" w:name="_Toc242809332"/>
       <w:r>
         <w:rPr>
           <w:rFonts w:cs="Arial"/>
@@ -11164,7 +11164,7 @@
       </w:pPr>
       <w:bookmarkStart w:id="22" w:name="_Toc475112161"/>
       <w:bookmarkStart w:id="23" w:name="_Toc475115517"/>
-      <w:bookmarkStart w:id="24" w:name="_Toc242806700"/>
+      <w:bookmarkStart w:id="24" w:name="_Toc242809333"/>
       <w:r>
         <w:t>2.1 Objetivo general</w:t>
       </w:r>
@@ -11235,7 +11235,7 @@
         <w:pStyle w:val="Ttulo2"/>
         <w:ind w:left="567" w:hanging="576"/>
       </w:pPr>
-      <w:bookmarkStart w:id="27" w:name="_Toc242806701"/>
+      <w:bookmarkStart w:id="27" w:name="_Toc242809334"/>
       <w:r>
         <w:t>2.2 Objetivos específicos</w:t>
       </w:r>
@@ -11361,7 +11361,7 @@
       </w:pPr>
       <w:bookmarkStart w:id="28" w:name="_Toc475112165"/>
       <w:bookmarkStart w:id="29" w:name="_Toc475115521"/>
-      <w:bookmarkStart w:id="30" w:name="_Toc242806702"/>
+      <w:bookmarkStart w:id="30" w:name="_Toc242809335"/>
       <w:r>
         <w:rPr>
           <w:rFonts w:cs="Arial"/>
@@ -11390,7 +11390,7 @@
       </w:pPr>
       <w:bookmarkStart w:id="31" w:name="_Toc475112166"/>
       <w:bookmarkStart w:id="32" w:name="_Toc475115522"/>
-      <w:bookmarkStart w:id="33" w:name="_Toc242806703"/>
+      <w:bookmarkStart w:id="33" w:name="_Toc242809336"/>
       <w:r>
         <w:t>3.1 Marco conceptual</w:t>
       </w:r>
@@ -11412,7 +11412,7 @@
           <w:rFonts w:cs="Arial"/>
         </w:rPr>
       </w:pPr>
-      <w:bookmarkStart w:id="34" w:name="_Toc242806704"/>
+      <w:bookmarkStart w:id="34" w:name="_Toc242809337"/>
       <w:r>
         <w:t>3.1.1 El pensamiento computacional (PC):</w:t>
       </w:r>
@@ -11705,7 +11705,7 @@
           <w:bCs/>
         </w:rPr>
       </w:pPr>
-      <w:bookmarkStart w:id="35" w:name="_Toc242806705"/>
+      <w:bookmarkStart w:id="35" w:name="_Toc242809338"/>
       <w:r>
         <w:t>3.1.2. Pruebas Bebras:</w:t>
       </w:r>
@@ -11741,7 +11741,7 @@
           <w:rFonts w:cs="Arial"/>
         </w:rPr>
       </w:pPr>
-      <w:bookmarkStart w:id="36" w:name="_Toc242806706"/>
+      <w:bookmarkStart w:id="36" w:name="_Toc242809339"/>
       <w:r>
         <w:t>3.1.3. teoría del flujo</w:t>
       </w:r>
@@ -11763,7 +11763,7 @@
           <w:iCs w:val="0"/>
         </w:rPr>
       </w:pPr>
-      <w:bookmarkStart w:id="37" w:name="_Toc242806787"/>
+      <w:bookmarkStart w:id="37" w:name="_Toc242809420"/>
       <w:r>
         <w:rPr>
           <w:rFonts w:cs="Arial"/>
@@ -11909,7 +11909,7 @@
       <w:pPr>
         <w:pStyle w:val="Ttulo3"/>
       </w:pPr>
-      <w:bookmarkStart w:id="38" w:name="_Toc242806707"/>
+      <w:bookmarkStart w:id="38" w:name="_Toc242809340"/>
       <w:r>
         <w:t>3.1.4. Teoría de la Autodeterminación</w:t>
       </w:r>
@@ -12409,7 +12409,7 @@
           <w:rFonts w:eastAsia="Arial" w:cs="Arial"/>
         </w:rPr>
       </w:pPr>
-      <w:bookmarkStart w:id="39" w:name="_Toc242806708"/>
+      <w:bookmarkStart w:id="39" w:name="_Toc242809341"/>
       <w:r>
         <w:t>3.1.6 GOLDEN PATH</w:t>
       </w:r>
@@ -12450,7 +12450,7 @@
           <w:rFonts w:eastAsia="Arial" w:cs="Arial"/>
         </w:rPr>
       </w:pPr>
-      <w:bookmarkStart w:id="40" w:name="_Toc242806709"/>
+      <w:bookmarkStart w:id="40" w:name="_Toc242809342"/>
       <w:r>
         <w:t>3.1.7 Gamificación</w:t>
       </w:r>
@@ -12508,7 +12508,7 @@
       </w:pPr>
       <w:bookmarkStart w:id="41" w:name="_Toc475112167"/>
       <w:bookmarkStart w:id="42" w:name="_Toc475115523"/>
-      <w:bookmarkStart w:id="43" w:name="_Toc242806710"/>
+      <w:bookmarkStart w:id="43" w:name="_Toc242809343"/>
       <w:r>
         <w:t>3.2 Marco teórico</w:t>
       </w:r>
@@ -12530,7 +12530,7 @@
           <w:rFonts w:cs="Arial"/>
         </w:rPr>
       </w:pPr>
-      <w:bookmarkStart w:id="44" w:name="_Toc242806711"/>
+      <w:bookmarkStart w:id="44" w:name="_Toc242809344"/>
       <w:r>
         <w:t>3.2.1 Aprendizaje basado en juegos (ABJ)</w:t>
       </w:r>
@@ -12748,7 +12748,7 @@
           <w:caps w:val="0"/>
         </w:rPr>
       </w:pPr>
-      <w:bookmarkStart w:id="45" w:name="_Toc242806712"/>
+      <w:bookmarkStart w:id="45" w:name="_Toc242809345"/>
       <w:r>
         <w:t xml:space="preserve">3.2.2. </w:t>
       </w:r>
@@ -12793,7 +12793,7 @@
           <w:caps w:val="0"/>
         </w:rPr>
       </w:pPr>
-      <w:bookmarkStart w:id="46" w:name="_Toc242806713"/>
+      <w:bookmarkStart w:id="46" w:name="_Toc242809346"/>
       <w:r>
         <w:t xml:space="preserve">3.2.3 </w:t>
       </w:r>
@@ -13156,7 +13156,7 @@
       <w:pPr>
         <w:pStyle w:val="Ttulo3"/>
       </w:pPr>
-      <w:bookmarkStart w:id="47" w:name="_Toc242806714"/>
+      <w:bookmarkStart w:id="47" w:name="_Toc242809347"/>
       <w:r>
         <w:t>3.2.</w:t>
       </w:r>
@@ -13310,7 +13310,7 @@
           <w:bCs/>
         </w:rPr>
       </w:pPr>
-      <w:bookmarkStart w:id="48" w:name="_Toc242806715"/>
+      <w:bookmarkStart w:id="48" w:name="_Toc242809348"/>
       <w:r>
         <w:t>3.2.</w:t>
       </w:r>
@@ -13435,7 +13435,7 @@
           <w:rFonts w:cs="Arial"/>
         </w:rPr>
       </w:pPr>
-      <w:bookmarkStart w:id="49" w:name="_Toc242806716"/>
+      <w:bookmarkStart w:id="49" w:name="_Toc242809349"/>
       <w:r>
         <w:t>3.2.</w:t>
       </w:r>
@@ -13554,7 +13554,7 @@
           <w:rFonts w:cs="Arial"/>
         </w:rPr>
       </w:pPr>
-      <w:bookmarkStart w:id="50" w:name="_Toc242806717"/>
+      <w:bookmarkStart w:id="50" w:name="_Toc242809350"/>
       <w:r>
         <w:t>3.2.</w:t>
       </w:r>
@@ -13620,7 +13620,7 @@
       </w:pPr>
       <w:bookmarkStart w:id="51" w:name="_Toc475112168"/>
       <w:bookmarkStart w:id="52" w:name="_Toc475115524"/>
-      <w:bookmarkStart w:id="53" w:name="_Toc242806718"/>
+      <w:bookmarkStart w:id="53" w:name="_Toc242809351"/>
       <w:r>
         <w:t>3.3 Marco jurídico</w:t>
       </w:r>
@@ -13651,7 +13651,7 @@
           <w:rFonts w:cs="Arial"/>
         </w:rPr>
       </w:pPr>
-      <w:bookmarkStart w:id="54" w:name="_Toc242806719"/>
+      <w:bookmarkStart w:id="54" w:name="_Toc242809352"/>
       <w:r>
         <w:t>3.3.1. Tratamiento de datos personales y régimen de habeas data</w:t>
       </w:r>
@@ -14028,7 +14028,7 @@
       <w:pPr>
         <w:pStyle w:val="Ttulo3"/>
       </w:pPr>
-      <w:bookmarkStart w:id="55" w:name="_Toc242806720"/>
+      <w:bookmarkStart w:id="55" w:name="_Toc242809353"/>
       <w:r>
         <w:t>3.3.2. Derechos de autor sobre los personajes utilizados</w:t>
       </w:r>
@@ -14279,7 +14279,7 @@
       </w:pPr>
       <w:bookmarkStart w:id="56" w:name="_Toc475112170"/>
       <w:bookmarkStart w:id="57" w:name="_Toc475115526"/>
-      <w:bookmarkStart w:id="58" w:name="_Toc242806721"/>
+      <w:bookmarkStart w:id="58" w:name="_Toc242809354"/>
       <w:r>
         <w:rPr>
           <w:color w:val="auto"/>
@@ -14377,7 +14377,7 @@
           <w:caps w:val="0"/>
         </w:rPr>
       </w:pPr>
-      <w:bookmarkStart w:id="61" w:name="_Toc242806722"/>
+      <w:bookmarkStart w:id="61" w:name="_Toc242809355"/>
       <w:r>
         <w:rPr>
           <w:rFonts w:cs="Arial"/>
@@ -14804,7 +14804,7 @@
       </w:pPr>
       <w:bookmarkStart w:id="62" w:name="_Toc475112172"/>
       <w:bookmarkStart w:id="63" w:name="_Toc475115528"/>
-      <w:bookmarkStart w:id="64" w:name="_Toc242806723"/>
+      <w:bookmarkStart w:id="64" w:name="_Toc242809356"/>
       <w:r>
         <w:rPr>
           <w:rFonts w:cs="Arial"/>
@@ -14956,7 +14956,7 @@
         <w:pStyle w:val="Ttulo2"/>
         <w:ind w:left="567" w:hanging="576"/>
       </w:pPr>
-      <w:bookmarkStart w:id="65" w:name="_Toc242806724"/>
+      <w:bookmarkStart w:id="65" w:name="_Toc242809357"/>
       <w:r>
         <w:lastRenderedPageBreak/>
         <w:t>5.1 Fases del trabajo de grado</w:t>
@@ -15006,7 +15006,7 @@
         <w:pStyle w:val="Ttulo3"/>
         <w:spacing w:before="240"/>
       </w:pPr>
-      <w:bookmarkStart w:id="66" w:name="_Toc242806725"/>
+      <w:bookmarkStart w:id="66" w:name="_Toc242809358"/>
       <w:r>
         <w:t>5.1.1 Apertura del trabajo con Árcade y Kanban</w:t>
       </w:r>
@@ -15053,7 +15053,7 @@
         <w:pStyle w:val="Ttulo3"/>
         <w:spacing w:before="240"/>
       </w:pPr>
-      <w:bookmarkStart w:id="67" w:name="_Toc242806726"/>
+      <w:bookmarkStart w:id="67" w:name="_Toc242809359"/>
       <w:r>
         <w:t>5.1.2 Diseño del guion</w:t>
       </w:r>
@@ -15106,7 +15106,7 @@
         <w:pStyle w:val="Ttulo3"/>
         <w:spacing w:before="240"/>
       </w:pPr>
-      <w:bookmarkStart w:id="68" w:name="_Toc242806727"/>
+      <w:bookmarkStart w:id="68" w:name="_Toc242809360"/>
       <w:r>
         <w:t>5.1.3 Especificación de requerimientos (objetivo 1)</w:t>
       </w:r>
@@ -15169,7 +15169,7 @@
         <w:pStyle w:val="Ttulo3"/>
         <w:spacing w:before="240"/>
       </w:pPr>
-      <w:bookmarkStart w:id="69" w:name="_Toc242806728"/>
+      <w:bookmarkStart w:id="69" w:name="_Toc242809361"/>
       <w:r>
         <w:t>5.1.4 Diseño del videojuego (objetivo 2)</w:t>
       </w:r>
@@ -15241,7 +15241,7 @@
         <w:pStyle w:val="Ttulo3"/>
         <w:spacing w:before="240"/>
       </w:pPr>
-      <w:bookmarkStart w:id="70" w:name="_Toc242806729"/>
+      <w:bookmarkStart w:id="70" w:name="_Toc242809362"/>
       <w:r>
         <w:t>5.1.5 Ciclo Diseño ↔ Desarrollo ↔ Pruebas (objetivo 3)</w:t>
       </w:r>
@@ -15365,7 +15365,7 @@
         <w:pStyle w:val="Ttulo3"/>
         <w:spacing w:before="240"/>
       </w:pPr>
-      <w:bookmarkStart w:id="71" w:name="_Toc242806730"/>
+      <w:bookmarkStart w:id="71" w:name="_Toc242809363"/>
       <w:r>
         <w:lastRenderedPageBreak/>
         <w:t>5.1.6 Evaluación del prototipo (objetivo 4)</w:t>
@@ -15435,7 +15435,7 @@
       </w:pPr>
       <w:bookmarkStart w:id="72" w:name="_Toc475112174"/>
       <w:bookmarkStart w:id="73" w:name="_Toc475115530"/>
-      <w:bookmarkStart w:id="74" w:name="_Toc242806731"/>
+      <w:bookmarkStart w:id="74" w:name="_Toc242809364"/>
       <w:r>
         <w:t>5.</w:t>
       </w:r>
@@ -15704,7 +15704,7 @@
         <w:ind w:left="567" w:hanging="576"/>
       </w:pPr>
       <w:bookmarkStart w:id="75" w:name="_Toc475115531"/>
-      <w:bookmarkStart w:id="76" w:name="_Toc242806732"/>
+      <w:bookmarkStart w:id="76" w:name="_Toc242809365"/>
       <w:r>
         <w:t>5.</w:t>
       </w:r>
@@ -15829,7 +15829,7 @@
           <w:b/>
         </w:rPr>
       </w:pPr>
-      <w:bookmarkStart w:id="77" w:name="_Toc242806733"/>
+      <w:bookmarkStart w:id="77" w:name="_Toc242809366"/>
       <w:r>
         <w:rPr>
           <w:rFonts w:cs="Arial"/>
@@ -15864,7 +15864,7 @@
           <w:color w:val="auto"/>
         </w:rPr>
       </w:pPr>
-      <w:bookmarkStart w:id="78" w:name="_Toc242806734"/>
+      <w:bookmarkStart w:id="78" w:name="_Toc242809367"/>
       <w:r>
         <w:rPr>
           <w:color w:val="auto"/>
@@ -15881,7 +15881,7 @@
           <w:rFonts w:cs="Arial"/>
         </w:rPr>
       </w:pPr>
-      <w:bookmarkStart w:id="79" w:name="_Toc242806735"/>
+      <w:bookmarkStart w:id="79" w:name="_Toc242809368"/>
       <w:r>
         <w:rPr>
           <w:rFonts w:cs="Arial"/>
@@ -15933,7 +15933,7 @@
           <w:color w:val="auto"/>
         </w:rPr>
       </w:pPr>
-      <w:bookmarkStart w:id="80" w:name="_Toc242806766"/>
+      <w:bookmarkStart w:id="80" w:name="_Toc242809399"/>
       <w:r>
         <w:rPr>
           <w:rFonts w:cs="Arial"/>
@@ -16281,7 +16281,7 @@
           <w:rFonts w:cs="Arial"/>
         </w:rPr>
       </w:pPr>
-      <w:bookmarkStart w:id="81" w:name="_Toc242806736"/>
+      <w:bookmarkStart w:id="81" w:name="_Toc242809369"/>
       <w:r>
         <w:rPr>
           <w:rFonts w:cs="Arial"/>
@@ -16317,7 +16317,7 @@
           <w:color w:val="auto"/>
         </w:rPr>
       </w:pPr>
-      <w:bookmarkStart w:id="82" w:name="_Toc242806767"/>
+      <w:bookmarkStart w:id="82" w:name="_Toc242809400"/>
       <w:r>
         <w:rPr>
           <w:rFonts w:cs="Arial"/>
@@ -17023,7 +17023,7 @@
           <w:rFonts w:cs="Arial"/>
         </w:rPr>
       </w:pPr>
-      <w:bookmarkStart w:id="83" w:name="_Toc242806737"/>
+      <w:bookmarkStart w:id="83" w:name="_Toc242809370"/>
       <w:r>
         <w:rPr>
           <w:rFonts w:cs="Arial"/>
@@ -17099,7 +17099,7 @@
           <w:color w:val="auto"/>
         </w:rPr>
       </w:pPr>
-      <w:bookmarkStart w:id="84" w:name="_Toc242806738"/>
+      <w:bookmarkStart w:id="84" w:name="_Toc242809371"/>
       <w:r>
         <w:rPr>
           <w:color w:val="auto"/>
@@ -17135,7 +17135,7 @@
           <w:color w:val="auto"/>
         </w:rPr>
       </w:pPr>
-      <w:bookmarkStart w:id="85" w:name="_Toc242806768"/>
+      <w:bookmarkStart w:id="85" w:name="_Toc242809401"/>
       <w:r>
         <w:rPr>
           <w:rFonts w:cs="Arial"/>
@@ -17919,7 +17919,7 @@
           <w:color w:val="auto"/>
         </w:rPr>
       </w:pPr>
-      <w:bookmarkStart w:id="86" w:name="_Toc242806769"/>
+      <w:bookmarkStart w:id="86" w:name="_Toc242809402"/>
       <w:r>
         <w:rPr>
           <w:rFonts w:cs="Arial"/>
@@ -18269,7 +18269,7 @@
           <w:color w:val="auto"/>
         </w:rPr>
       </w:pPr>
-      <w:bookmarkStart w:id="87" w:name="_Toc242806739"/>
+      <w:bookmarkStart w:id="87" w:name="_Toc242809372"/>
       <w:r>
         <w:rPr>
           <w:color w:val="auto"/>
@@ -18368,7 +18368,7 @@
           <w:b/>
         </w:rPr>
       </w:pPr>
-      <w:bookmarkStart w:id="88" w:name="_Toc242806740"/>
+      <w:bookmarkStart w:id="88" w:name="_Toc242809373"/>
       <w:r>
         <w:rPr>
           <w:rFonts w:cs="Arial"/>
@@ -18403,7 +18403,7 @@
           <w:color w:val="auto"/>
         </w:rPr>
       </w:pPr>
-      <w:bookmarkStart w:id="89" w:name="_Toc242806741"/>
+      <w:bookmarkStart w:id="89" w:name="_Toc242809374"/>
       <w:r>
         <w:rPr>
           <w:color w:val="auto"/>
@@ -18420,7 +18420,7 @@
           <w:rFonts w:cs="Arial"/>
         </w:rPr>
       </w:pPr>
-      <w:bookmarkStart w:id="90" w:name="_Toc242806742"/>
+      <w:bookmarkStart w:id="90" w:name="_Toc242809375"/>
       <w:r>
         <w:rPr>
           <w:rFonts w:cs="Arial"/>
@@ -18531,7 +18531,7 @@
           <w:rFonts w:cs="Arial"/>
         </w:rPr>
       </w:pPr>
-      <w:bookmarkStart w:id="91" w:name="_Toc242806743"/>
+      <w:bookmarkStart w:id="91" w:name="_Toc242809376"/>
       <w:r>
         <w:rPr>
           <w:rFonts w:cs="Arial"/>
@@ -18567,7 +18567,7 @@
           <w:color w:val="auto"/>
         </w:rPr>
       </w:pPr>
-      <w:bookmarkStart w:id="92" w:name="_Toc242806770"/>
+      <w:bookmarkStart w:id="92" w:name="_Toc242809403"/>
       <w:r>
         <w:rPr>
           <w:rFonts w:cs="Arial"/>
@@ -19233,7 +19233,7 @@
           <w:rFonts w:cs="Arial"/>
         </w:rPr>
       </w:pPr>
-      <w:bookmarkStart w:id="93" w:name="_Toc242806744"/>
+      <w:bookmarkStart w:id="93" w:name="_Toc242809377"/>
       <w:r>
         <w:rPr>
           <w:rFonts w:cs="Arial"/>
@@ -19306,7 +19306,7 @@
           <w:rFonts w:cs="Arial"/>
         </w:rPr>
       </w:pPr>
-      <w:bookmarkStart w:id="94" w:name="_Toc242806745"/>
+      <w:bookmarkStart w:id="94" w:name="_Toc242809378"/>
       <w:r>
         <w:rPr>
           <w:rFonts w:cs="Arial"/>
@@ -19355,7 +19355,7 @@
           <w:color w:val="auto"/>
         </w:rPr>
       </w:pPr>
-      <w:bookmarkStart w:id="95" w:name="_Toc242806746"/>
+      <w:bookmarkStart w:id="95" w:name="_Toc242809379"/>
       <w:r>
         <w:rPr>
           <w:color w:val="auto"/>
@@ -19407,7 +19407,7 @@
           <w:color w:val="auto"/>
         </w:rPr>
       </w:pPr>
-      <w:bookmarkStart w:id="96" w:name="_Toc242806771"/>
+      <w:bookmarkStart w:id="96" w:name="_Toc242809404"/>
       <w:r>
         <w:rPr>
           <w:rFonts w:cs="Arial"/>
@@ -20078,7 +20078,7 @@
           <w:color w:val="auto"/>
         </w:rPr>
       </w:pPr>
-      <w:bookmarkStart w:id="97" w:name="_Toc242806772"/>
+      <w:bookmarkStart w:id="97" w:name="_Toc242809405"/>
       <w:r>
         <w:rPr>
           <w:rFonts w:cs="Arial"/>
@@ -20451,7 +20451,7 @@
           <w:color w:val="auto"/>
         </w:rPr>
       </w:pPr>
-      <w:bookmarkStart w:id="98" w:name="_Toc242806747"/>
+      <w:bookmarkStart w:id="98" w:name="_Toc242809380"/>
       <w:r>
         <w:rPr>
           <w:color w:val="auto"/>
@@ -20557,7 +20557,7 @@
           <w:b/>
         </w:rPr>
       </w:pPr>
-      <w:bookmarkStart w:id="99" w:name="_Toc242806748"/>
+      <w:bookmarkStart w:id="99" w:name="_Toc242809381"/>
       <w:r>
         <w:rPr>
           <w:rFonts w:cs="Arial"/>
@@ -20606,7 +20606,7 @@
           <w:color w:val="auto"/>
         </w:rPr>
       </w:pPr>
-      <w:bookmarkStart w:id="100" w:name="_Toc242806749"/>
+      <w:bookmarkStart w:id="100" w:name="_Toc242809382"/>
       <w:r>
         <w:rPr>
           <w:color w:val="auto"/>
@@ -20623,7 +20623,7 @@
           <w:rFonts w:cs="Arial"/>
         </w:rPr>
       </w:pPr>
-      <w:bookmarkStart w:id="101" w:name="_Toc242806750"/>
+      <w:bookmarkStart w:id="101" w:name="_Toc242809383"/>
       <w:r>
         <w:rPr>
           <w:rFonts w:cs="Arial"/>
@@ -20703,7 +20703,7 @@
           <w:color w:val="auto"/>
         </w:rPr>
       </w:pPr>
-      <w:bookmarkStart w:id="102" w:name="_Toc242806773"/>
+      <w:bookmarkStart w:id="102" w:name="_Toc242809406"/>
       <w:r>
         <w:rPr>
           <w:rFonts w:cs="Arial"/>
@@ -21436,7 +21436,7 @@
           <w:rFonts w:cs="Arial"/>
         </w:rPr>
       </w:pPr>
-      <w:bookmarkStart w:id="103" w:name="_Toc242806751"/>
+      <w:bookmarkStart w:id="103" w:name="_Toc242809384"/>
       <w:r>
         <w:rPr>
           <w:rFonts w:cs="Arial"/>
@@ -21565,7 +21565,7 @@
           <w:rFonts w:cs="Arial"/>
         </w:rPr>
       </w:pPr>
-      <w:bookmarkStart w:id="104" w:name="_Toc242806752"/>
+      <w:bookmarkStart w:id="104" w:name="_Toc242809385"/>
       <w:r>
         <w:rPr>
           <w:rFonts w:cs="Arial"/>
@@ -21629,7 +21629,7 @@
           <w:color w:val="auto"/>
         </w:rPr>
       </w:pPr>
-      <w:bookmarkStart w:id="105" w:name="_Toc242806788"/>
+      <w:bookmarkStart w:id="105" w:name="_Toc242809421"/>
       <w:r>
         <w:rPr>
           <w:rFonts w:cs="Arial"/>
@@ -21817,7 +21817,7 @@
           <w:color w:val="auto"/>
         </w:rPr>
       </w:pPr>
-      <w:bookmarkStart w:id="106" w:name="_Toc242806789"/>
+      <w:bookmarkStart w:id="106" w:name="_Toc242809422"/>
       <w:r>
         <w:rPr>
           <w:rFonts w:cs="Arial"/>
@@ -22014,7 +22014,7 @@
           <w:color w:val="auto"/>
         </w:rPr>
       </w:pPr>
-      <w:bookmarkStart w:id="107" w:name="_Toc242806790"/>
+      <w:bookmarkStart w:id="107" w:name="_Toc242809423"/>
       <w:r>
         <w:rPr>
           <w:rFonts w:cs="Arial"/>
@@ -22262,7 +22262,7 @@
           <w:rFonts w:cs="Arial"/>
         </w:rPr>
       </w:pPr>
-      <w:bookmarkStart w:id="108" w:name="_Toc242806753"/>
+      <w:bookmarkStart w:id="108" w:name="_Toc242809386"/>
       <w:r>
         <w:rPr>
           <w:rFonts w:cs="Arial"/>
@@ -22361,7 +22361,7 @@
           <w:color w:val="auto"/>
         </w:rPr>
       </w:pPr>
-      <w:bookmarkStart w:id="109" w:name="_Toc242806754"/>
+      <w:bookmarkStart w:id="109" w:name="_Toc242809387"/>
       <w:r>
         <w:rPr>
           <w:color w:val="auto"/>
@@ -22593,7 +22593,7 @@
           <w:color w:val="auto"/>
         </w:rPr>
       </w:pPr>
-      <w:bookmarkStart w:id="110" w:name="_Toc242806774"/>
+      <w:bookmarkStart w:id="110" w:name="_Toc242809407"/>
       <w:r>
         <w:rPr>
           <w:rFonts w:cs="Arial"/>
@@ -23027,7 +23027,7 @@
           <w:color w:val="auto"/>
         </w:rPr>
       </w:pPr>
-      <w:bookmarkStart w:id="111" w:name="_Toc242806775"/>
+      <w:bookmarkStart w:id="111" w:name="_Toc242809408"/>
       <w:r>
         <w:rPr>
           <w:rFonts w:cs="Arial"/>
@@ -23764,7 +23764,7 @@
           <w:color w:val="auto"/>
         </w:rPr>
       </w:pPr>
-      <w:bookmarkStart w:id="112" w:name="_Toc242806776"/>
+      <w:bookmarkStart w:id="112" w:name="_Toc242809409"/>
       <w:r>
         <w:rPr>
           <w:rFonts w:cs="Arial"/>
@@ -24523,7 +24523,7 @@
           <w:color w:val="auto"/>
         </w:rPr>
       </w:pPr>
-      <w:bookmarkStart w:id="113" w:name="_Toc242806755"/>
+      <w:bookmarkStart w:id="113" w:name="_Toc242809388"/>
       <w:r>
         <w:rPr>
           <w:color w:val="auto"/>
@@ -24681,7 +24681,7 @@
         <w:pStyle w:val="Ttulo1"/>
         <w:spacing w:after="240"/>
       </w:pPr>
-      <w:bookmarkStart w:id="114" w:name="_Toc242806756"/>
+      <w:bookmarkStart w:id="114" w:name="_Toc242809389"/>
       <w:r>
         <w:rPr>
           <w:rFonts w:cs="Arial"/>
@@ -24714,7 +24714,7 @@
         <w:pStyle w:val="Ttulo2"/>
         <w:spacing w:before="240"/>
       </w:pPr>
-      <w:bookmarkStart w:id="115" w:name="_Toc242806757"/>
+      <w:bookmarkStart w:id="115" w:name="_Toc242809390"/>
       <w:r>
         <w:rPr>
           <w:b w:val="0"/>
@@ -24729,7 +24729,7 @@
         <w:pStyle w:val="Ttulo3"/>
         <w:spacing w:before="240"/>
       </w:pPr>
-      <w:bookmarkStart w:id="116" w:name="_Toc242806758"/>
+      <w:bookmarkStart w:id="116" w:name="_Toc242809391"/>
       <w:r>
         <w:rPr>
           <w:rFonts w:cs="Arial"/>
@@ -24775,7 +24775,7 @@
         <w:pStyle w:val="Ttulo3"/>
         <w:spacing w:before="240"/>
       </w:pPr>
-      <w:bookmarkStart w:id="117" w:name="_Toc242806759"/>
+      <w:bookmarkStart w:id="117" w:name="_Toc242809392"/>
       <w:r>
         <w:rPr>
           <w:rFonts w:cs="Arial"/>
@@ -24827,7 +24827,7 @@
         <w:pStyle w:val="Ttulo3"/>
         <w:spacing w:before="240"/>
       </w:pPr>
-      <w:bookmarkStart w:id="118" w:name="_Toc242806760"/>
+      <w:bookmarkStart w:id="118" w:name="_Toc242809393"/>
       <w:r>
         <w:rPr>
           <w:rFonts w:cs="Arial"/>
@@ -24873,7 +24873,7 @@
         <w:pStyle w:val="Ttulo3"/>
         <w:spacing w:before="240"/>
       </w:pPr>
-      <w:bookmarkStart w:id="119" w:name="_Toc242806761"/>
+      <w:bookmarkStart w:id="119" w:name="_Toc242809394"/>
       <w:r>
         <w:rPr>
           <w:rFonts w:cs="Arial"/>
@@ -24951,7 +24951,7 @@
         <w:pStyle w:val="Ttulo2"/>
         <w:spacing w:before="240"/>
       </w:pPr>
-      <w:bookmarkStart w:id="120" w:name="_Toc242806762"/>
+      <w:bookmarkStart w:id="120" w:name="_Toc242809395"/>
       <w:r>
         <w:rPr>
           <w:b w:val="0"/>
@@ -24984,7 +24984,7 @@
           <w:color w:val="auto"/>
         </w:rPr>
       </w:pPr>
-      <w:bookmarkStart w:id="121" w:name="_Toc242806777"/>
+      <w:bookmarkStart w:id="121" w:name="_Toc242809410"/>
       <w:r>
         <w:rPr>
           <w:rFonts w:cs="Arial"/>
@@ -25556,7 +25556,7 @@
           <w:color w:val="auto"/>
         </w:rPr>
       </w:pPr>
-      <w:bookmarkStart w:id="122" w:name="_Toc242806778"/>
+      <w:bookmarkStart w:id="122" w:name="_Toc242809411"/>
       <w:r>
         <w:rPr>
           <w:rFonts w:cs="Arial"/>
@@ -26907,7 +26907,7 @@
           <w:color w:val="auto"/>
         </w:rPr>
       </w:pPr>
-      <w:bookmarkStart w:id="123" w:name="_Toc242806779"/>
+      <w:bookmarkStart w:id="123" w:name="_Toc242809412"/>
       <w:r>
         <w:rPr>
           <w:rFonts w:cs="Arial"/>
@@ -27601,7 +27601,7 @@
           <w:color w:val="auto"/>
         </w:rPr>
       </w:pPr>
-      <w:bookmarkStart w:id="124" w:name="_Toc242806780"/>
+      <w:bookmarkStart w:id="124" w:name="_Toc242809413"/>
       <w:r>
         <w:rPr>
           <w:rFonts w:cs="Arial"/>
@@ -28283,7 +28283,7 @@
           <w:color w:val="auto"/>
         </w:rPr>
       </w:pPr>
-      <w:bookmarkStart w:id="125" w:name="_Toc242806781"/>
+      <w:bookmarkStart w:id="125" w:name="_Toc242809414"/>
       <w:r>
         <w:rPr>
           <w:rFonts w:cs="Arial"/>
@@ -29162,7 +29162,7 @@
           <w:color w:val="auto"/>
         </w:rPr>
       </w:pPr>
-      <w:bookmarkStart w:id="126" w:name="_Toc242806782"/>
+      <w:bookmarkStart w:id="126" w:name="_Toc242809415"/>
       <w:r>
         <w:rPr>
           <w:rFonts w:cs="Arial"/>
@@ -29735,7 +29735,7 @@
         <w:pStyle w:val="Ttulo2"/>
         <w:spacing w:before="240"/>
       </w:pPr>
-      <w:bookmarkStart w:id="127" w:name="_Toc242806763"/>
+      <w:bookmarkStart w:id="127" w:name="_Toc242809396"/>
       <w:r>
         <w:rPr>
           <w:b w:val="0"/>
@@ -29819,10 +29819,22 @@
     </w:p>
     <w:p>
       <w:pPr>
+        <w:spacing w:before="240" w:after="240"/>
+      </w:pPr>
+      <w:r>
+        <w:rPr>
+          <w:rFonts w:cs="Arial"/>
+          <w:color w:val="auto"/>
+        </w:rPr>
+        <w:t>Las correcciones que dejó la sesión del 13 de octubre (luz del Nivel 1, caminata, abrazo y sueño de perfil, troncos del bosque, flechas de «Girar», vocabulario, aviso del botón de ayuda, pausa de cinco botones y botón «Atrás» del diálogo) entraron en el candidato rc4, que pesa 426,9 MB frente al tope de 500 MB de RNF-06 (13/10/2026). La suite completa dio EditMode 785 de 786, con una omitida por entorno, y PlayMode 427 de 427. Los estudiantes jugaron rc3 y rc4 no se volvió a probar con ellos; las cifras de carga y memoria de este capítulo (RNF-04 y RNF-05) son las de rc3.</w:t>
+      </w:r>
+    </w:p>
+    <w:p>
+      <w:pPr>
         <w:pStyle w:val="Ttulo3"/>
         <w:spacing w:before="240"/>
       </w:pPr>
-      <w:bookmarkStart w:id="128" w:name="_Toc242806764"/>
+      <w:bookmarkStart w:id="128" w:name="_Toc242809397"/>
       <w:r>
         <w:rPr>
           <w:rFonts w:cs="Arial"/>
@@ -29871,7 +29883,15 @@
           <w:rFonts w:cs="Arial"/>
           <w:color w:val="auto"/>
         </w:rPr>
-        <w:t>n el residuo que el motor escribe en el registro de Windows (DEF-RC2-01) y la música, el sonido del diálogo, el ambiente nocturno del Nivel 2 y el silencio de la escena final, del carril de sonido. Cuatro observaciones piden corregir el documento de casos y no el juego (DEF-RC3-02, 04, 06 y 07).</w:t>
+        <w:t xml:space="preserve">n el residuo que el motor escribe en el registro de Windows (DEF-RC2-01) y la música, el sonido del diálogo, el ambiente nocturno del Nivel 2 y el silencio </w:t>
+      </w:r>
+      <w:r>
+        <w:rPr>
+          <w:rFonts w:cs="Arial"/>
+          <w:color w:val="auto"/>
+        </w:rPr>
+        <w:lastRenderedPageBreak/>
+        <w:t>de la escena final, del carril de sonido. Cuatro observaciones piden corregir el documento de casos y no el juego (DEF-RC3-02, 04, 06 y 07).</w:t>
       </w:r>
     </w:p>
     <w:p>
@@ -29890,7 +29910,7 @@
         </w:rPr>
       </w:pPr>
       <w:bookmarkStart w:id="129" w:name="_Toc379905744"/>
-      <w:bookmarkStart w:id="130" w:name="_Toc242806765"/>
+      <w:bookmarkStart w:id="130" w:name="_Toc242809398"/>
       <w:r>
         <w:rPr>
           <w:rFonts w:cs="Arial"/>
@@ -40013,6 +40033,10 @@
 </file>
 
 <file path=customXml/item1.xml><?xml version="1.0" encoding="utf-8"?>
+<b:Sources xmlns:b="http://schemas.openxmlformats.org/officeDocument/2006/bibliography" xmlns="http://schemas.openxmlformats.org/officeDocument/2006/bibliography" SelectedStyle="\IEEE2006OfficeOnline.xsl" StyleName="IEEE" Version="2006"/>
+</file>
+
+<file path=customXml/item2.xml><?xml version="1.0" encoding="utf-8"?>
 <PERRLA xmlns="PERRLAReferences" id="1" gen="1772897757446_fz0nj9rbg">
   <References>
     <Reference>
@@ -42405,22 +42429,18 @@
 </PERRLA>
 </file>
 
-<file path=customXml/item2.xml><?xml version="1.0" encoding="utf-8"?>
-<b:Sources xmlns:b="http://schemas.openxmlformats.org/officeDocument/2006/bibliography" xmlns="http://schemas.openxmlformats.org/officeDocument/2006/bibliography" SelectedStyle="\IEEE2006OfficeOnline.xsl" StyleName="IEEE" Version="2006"/>
+<file path=customXml/itemProps1.xml><?xml version="1.0" encoding="utf-8"?>
+<ds:datastoreItem xmlns:ds="http://schemas.openxmlformats.org/officeDocument/2006/customXml" ds:itemID="{5C672598-A095-4690-A035-71B3EC7C3A93}">
+  <ds:schemaRefs>
+    <ds:schemaRef ds:uri="http://schemas.openxmlformats.org/officeDocument/2006/bibliography"/>
+  </ds:schemaRefs>
+</ds:datastoreItem>
 </file>
 
-<file path=customXml/itemProps1.xml><?xml version="1.0" encoding="utf-8"?>
+<file path=customXml/itemProps2.xml><?xml version="1.0" encoding="utf-8"?>
 <ds:datastoreItem xmlns:ds="http://schemas.openxmlformats.org/officeDocument/2006/customXml" ds:itemID="{75E55BB1-1658-473A-8BA5-374477F37E7C}">
   <ds:schemaRefs>
     <ds:schemaRef ds:uri="PERRLAReferences"/>
   </ds:schemaRefs>
 </ds:datastoreItem>
-</file>
-
-<file path=customXml/itemProps2.xml><?xml version="1.0" encoding="utf-8"?>
-<ds:datastoreItem xmlns:ds="http://schemas.openxmlformats.org/officeDocument/2006/customXml" ds:itemID="{5C672598-A095-4690-A035-71B3EC7C3A93}">
-  <ds:schemaRefs>
-    <ds:schemaRef ds:uri="http://schemas.openxmlformats.org/officeDocument/2006/bibliography"/>
-  </ds:schemaRefs>
-</ds:datastoreItem>
 </file>
--- a/docs/Trabajo_de_Grado_Entrega_Plantilla_28jul.docx
+++ b/docs/Trabajo_de_Grado_Entrega_Plantilla_28jul.docx
@@ -1101,7 +1101,7 @@
           <w:r>
             <w:fldChar w:fldCharType="separate"/>
           </w:r>
-          <w:hyperlink w:anchor="_Toc242809326" w:history="1">
+          <w:hyperlink w:anchor="_Toc242811684" w:history="1">
             <w:r>
               <w:rPr>
                 <w:rStyle w:val="Hipervnculo"/>
@@ -1131,7 +1131,7 @@
                 <w:noProof/>
                 <w:webHidden/>
               </w:rPr>
-              <w:instrText xml:space="preserve"> PAGEREF _Toc242809326 \h </w:instrText>
+              <w:instrText xml:space="preserve"> PAGEREF _Toc242811684 \h </w:instrText>
             </w:r>
             <w:r>
               <w:rPr>
@@ -1173,7 +1173,7 @@
               <w14:ligatures w14:val="standardContextual"/>
             </w:rPr>
           </w:pPr>
-          <w:hyperlink w:anchor="_Toc242809327" w:history="1">
+          <w:hyperlink w:anchor="_Toc242811685" w:history="1">
             <w:r>
               <w:rPr>
                 <w:rStyle w:val="Hipervnculo"/>
@@ -1203,7 +1203,7 @@
                 <w:noProof/>
                 <w:webHidden/>
               </w:rPr>
-              <w:instrText xml:space="preserve"> PAGEREF _Toc242809327 \h </w:instrText>
+              <w:instrText xml:space="preserve"> PAGEREF _Toc242811685 \h </w:instrText>
             </w:r>
             <w:r>
               <w:rPr>
@@ -1248,7 +1248,7 @@
               <w14:ligatures w14:val="standardContextual"/>
             </w:rPr>
           </w:pPr>
-          <w:hyperlink w:anchor="_Toc242809328" w:history="1">
+          <w:hyperlink w:anchor="_Toc242811686" w:history="1">
             <w:r>
               <w:rPr>
                 <w:rStyle w:val="Hipervnculo"/>
@@ -1275,7 +1275,7 @@
                 <w:noProof/>
                 <w:webHidden/>
               </w:rPr>
-              <w:instrText xml:space="preserve"> PAGEREF _Toc242809328 \h </w:instrText>
+              <w:instrText xml:space="preserve"> PAGEREF _Toc242811686 \h </w:instrText>
             </w:r>
             <w:r>
               <w:rPr>
@@ -1320,7 +1320,7 @@
               <w14:ligatures w14:val="standardContextual"/>
             </w:rPr>
           </w:pPr>
-          <w:hyperlink w:anchor="_Toc242809329" w:history="1">
+          <w:hyperlink w:anchor="_Toc242811687" w:history="1">
             <w:r>
               <w:rPr>
                 <w:rStyle w:val="Hipervnculo"/>
@@ -1347,7 +1347,7 @@
                 <w:noProof/>
                 <w:webHidden/>
               </w:rPr>
-              <w:instrText xml:space="preserve"> PAGEREF _Toc242809329 \h </w:instrText>
+              <w:instrText xml:space="preserve"> PAGEREF _Toc242811687 \h </w:instrText>
             </w:r>
             <w:r>
               <w:rPr>
@@ -1392,7 +1392,7 @@
               <w14:ligatures w14:val="standardContextual"/>
             </w:rPr>
           </w:pPr>
-          <w:hyperlink w:anchor="_Toc242809330" w:history="1">
+          <w:hyperlink w:anchor="_Toc242811688" w:history="1">
             <w:r>
               <w:rPr>
                 <w:rStyle w:val="Hipervnculo"/>
@@ -1419,7 +1419,7 @@
                 <w:noProof/>
                 <w:webHidden/>
               </w:rPr>
-              <w:instrText xml:space="preserve"> PAGEREF _Toc242809330 \h </w:instrText>
+              <w:instrText xml:space="preserve"> PAGEREF _Toc242811688 \h </w:instrText>
             </w:r>
             <w:r>
               <w:rPr>
@@ -1464,7 +1464,7 @@
               <w14:ligatures w14:val="standardContextual"/>
             </w:rPr>
           </w:pPr>
-          <w:hyperlink w:anchor="_Toc242809331" w:history="1">
+          <w:hyperlink w:anchor="_Toc242811689" w:history="1">
             <w:r>
               <w:rPr>
                 <w:rStyle w:val="Hipervnculo"/>
@@ -1491,7 +1491,7 @@
                 <w:noProof/>
                 <w:webHidden/>
               </w:rPr>
-              <w:instrText xml:space="preserve"> PAGEREF _Toc242809331 \h </w:instrText>
+              <w:instrText xml:space="preserve"> PAGEREF _Toc242811689 \h </w:instrText>
             </w:r>
             <w:r>
               <w:rPr>
@@ -1533,7 +1533,7 @@
               <w14:ligatures w14:val="standardContextual"/>
             </w:rPr>
           </w:pPr>
-          <w:hyperlink w:anchor="_Toc242809332" w:history="1">
+          <w:hyperlink w:anchor="_Toc242811690" w:history="1">
             <w:r>
               <w:rPr>
                 <w:rStyle w:val="Hipervnculo"/>
@@ -1563,7 +1563,7 @@
                 <w:noProof/>
                 <w:webHidden/>
               </w:rPr>
-              <w:instrText xml:space="preserve"> PAGEREF _Toc242809332 \h </w:instrText>
+              <w:instrText xml:space="preserve"> PAGEREF _Toc242811690 \h </w:instrText>
             </w:r>
             <w:r>
               <w:rPr>
@@ -1608,7 +1608,7 @@
               <w14:ligatures w14:val="standardContextual"/>
             </w:rPr>
           </w:pPr>
-          <w:hyperlink w:anchor="_Toc242809333" w:history="1">
+          <w:hyperlink w:anchor="_Toc242811691" w:history="1">
             <w:r>
               <w:rPr>
                 <w:rStyle w:val="Hipervnculo"/>
@@ -1635,7 +1635,7 @@
                 <w:noProof/>
                 <w:webHidden/>
               </w:rPr>
-              <w:instrText xml:space="preserve"> PAGEREF _Toc242809333 \h </w:instrText>
+              <w:instrText xml:space="preserve"> PAGEREF _Toc242811691 \h </w:instrText>
             </w:r>
             <w:r>
               <w:rPr>
@@ -1680,7 +1680,7 @@
               <w14:ligatures w14:val="standardContextual"/>
             </w:rPr>
           </w:pPr>
-          <w:hyperlink w:anchor="_Toc242809334" w:history="1">
+          <w:hyperlink w:anchor="_Toc242811692" w:history="1">
             <w:r>
               <w:rPr>
                 <w:rStyle w:val="Hipervnculo"/>
@@ -1707,7 +1707,7 @@
                 <w:noProof/>
                 <w:webHidden/>
               </w:rPr>
-              <w:instrText xml:space="preserve"> PAGEREF _Toc242809334 \h </w:instrText>
+              <w:instrText xml:space="preserve"> PAGEREF _Toc242811692 \h </w:instrText>
             </w:r>
             <w:r>
               <w:rPr>
@@ -1749,7 +1749,7 @@
               <w14:ligatures w14:val="standardContextual"/>
             </w:rPr>
           </w:pPr>
-          <w:hyperlink w:anchor="_Toc242809335" w:history="1">
+          <w:hyperlink w:anchor="_Toc242811693" w:history="1">
             <w:r>
               <w:rPr>
                 <w:rStyle w:val="Hipervnculo"/>
@@ -1779,7 +1779,7 @@
                 <w:noProof/>
                 <w:webHidden/>
               </w:rPr>
-              <w:instrText xml:space="preserve"> PAGEREF _Toc242809335 \h </w:instrText>
+              <w:instrText xml:space="preserve"> PAGEREF _Toc242811693 \h </w:instrText>
             </w:r>
             <w:r>
               <w:rPr>
@@ -1824,7 +1824,7 @@
               <w14:ligatures w14:val="standardContextual"/>
             </w:rPr>
           </w:pPr>
-          <w:hyperlink w:anchor="_Toc242809336" w:history="1">
+          <w:hyperlink w:anchor="_Toc242811694" w:history="1">
             <w:r>
               <w:rPr>
                 <w:rStyle w:val="Hipervnculo"/>
@@ -1851,7 +1851,7 @@
                 <w:noProof/>
                 <w:webHidden/>
               </w:rPr>
-              <w:instrText xml:space="preserve"> PAGEREF _Toc242809336 \h </w:instrText>
+              <w:instrText xml:space="preserve"> PAGEREF _Toc242811694 \h </w:instrText>
             </w:r>
             <w:r>
               <w:rPr>
@@ -1893,7 +1893,7 @@
               <w14:ligatures w14:val="standardContextual"/>
             </w:rPr>
           </w:pPr>
-          <w:hyperlink w:anchor="_Toc242809337" w:history="1">
+          <w:hyperlink w:anchor="_Toc242811695" w:history="1">
             <w:r>
               <w:rPr>
                 <w:rStyle w:val="Hipervnculo"/>
@@ -1920,7 +1920,7 @@
                 <w:noProof/>
                 <w:webHidden/>
               </w:rPr>
-              <w:instrText xml:space="preserve"> PAGEREF _Toc242809337 \h </w:instrText>
+              <w:instrText xml:space="preserve"> PAGEREF _Toc242811695 \h </w:instrText>
             </w:r>
             <w:r>
               <w:rPr>
@@ -1962,7 +1962,7 @@
               <w14:ligatures w14:val="standardContextual"/>
             </w:rPr>
           </w:pPr>
-          <w:hyperlink w:anchor="_Toc242809338" w:history="1">
+          <w:hyperlink w:anchor="_Toc242811696" w:history="1">
             <w:r>
               <w:rPr>
                 <w:rStyle w:val="Hipervnculo"/>
@@ -1989,7 +1989,7 @@
                 <w:noProof/>
                 <w:webHidden/>
               </w:rPr>
-              <w:instrText xml:space="preserve"> PAGEREF _Toc242809338 \h </w:instrText>
+              <w:instrText xml:space="preserve"> PAGEREF _Toc242811696 \h </w:instrText>
             </w:r>
             <w:r>
               <w:rPr>
@@ -2031,7 +2031,7 @@
               <w14:ligatures w14:val="standardContextual"/>
             </w:rPr>
           </w:pPr>
-          <w:hyperlink w:anchor="_Toc242809339" w:history="1">
+          <w:hyperlink w:anchor="_Toc242811697" w:history="1">
             <w:r>
               <w:rPr>
                 <w:rStyle w:val="Hipervnculo"/>
@@ -2058,7 +2058,7 @@
                 <w:noProof/>
                 <w:webHidden/>
               </w:rPr>
-              <w:instrText xml:space="preserve"> PAGEREF _Toc242809339 \h </w:instrText>
+              <w:instrText xml:space="preserve"> PAGEREF _Toc242811697 \h </w:instrText>
             </w:r>
             <w:r>
               <w:rPr>
@@ -2100,7 +2100,7 @@
               <w14:ligatures w14:val="standardContextual"/>
             </w:rPr>
           </w:pPr>
-          <w:hyperlink w:anchor="_Toc242809340" w:history="1">
+          <w:hyperlink w:anchor="_Toc242811698" w:history="1">
             <w:r>
               <w:rPr>
                 <w:rStyle w:val="Hipervnculo"/>
@@ -2127,7 +2127,7 @@
                 <w:noProof/>
                 <w:webHidden/>
               </w:rPr>
-              <w:instrText xml:space="preserve"> PAGEREF _Toc242809340 \h </w:instrText>
+              <w:instrText xml:space="preserve"> PAGEREF _Toc242811698 \h </w:instrText>
             </w:r>
             <w:r>
               <w:rPr>
@@ -2169,7 +2169,7 @@
               <w14:ligatures w14:val="standardContextual"/>
             </w:rPr>
           </w:pPr>
-          <w:hyperlink w:anchor="_Toc242809341" w:history="1">
+          <w:hyperlink w:anchor="_Toc242811699" w:history="1">
             <w:r>
               <w:rPr>
                 <w:rStyle w:val="Hipervnculo"/>
@@ -2196,7 +2196,7 @@
                 <w:noProof/>
                 <w:webHidden/>
               </w:rPr>
-              <w:instrText xml:space="preserve"> PAGEREF _Toc242809341 \h </w:instrText>
+              <w:instrText xml:space="preserve"> PAGEREF _Toc242811699 \h </w:instrText>
             </w:r>
             <w:r>
               <w:rPr>
@@ -2238,7 +2238,7 @@
               <w14:ligatures w14:val="standardContextual"/>
             </w:rPr>
           </w:pPr>
-          <w:hyperlink w:anchor="_Toc242809342" w:history="1">
+          <w:hyperlink w:anchor="_Toc242811700" w:history="1">
             <w:r>
               <w:rPr>
                 <w:rStyle w:val="Hipervnculo"/>
@@ -2265,7 +2265,7 @@
                 <w:noProof/>
                 <w:webHidden/>
               </w:rPr>
-              <w:instrText xml:space="preserve"> PAGEREF _Toc242809342 \h </w:instrText>
+              <w:instrText xml:space="preserve"> PAGEREF _Toc242811700 \h </w:instrText>
             </w:r>
             <w:r>
               <w:rPr>
@@ -2310,7 +2310,7 @@
               <w14:ligatures w14:val="standardContextual"/>
             </w:rPr>
           </w:pPr>
-          <w:hyperlink w:anchor="_Toc242809343" w:history="1">
+          <w:hyperlink w:anchor="_Toc242811701" w:history="1">
             <w:r>
               <w:rPr>
                 <w:rStyle w:val="Hipervnculo"/>
@@ -2337,7 +2337,7 @@
                 <w:noProof/>
                 <w:webHidden/>
               </w:rPr>
-              <w:instrText xml:space="preserve"> PAGEREF _Toc242809343 \h </w:instrText>
+              <w:instrText xml:space="preserve"> PAGEREF _Toc242811701 \h </w:instrText>
             </w:r>
             <w:r>
               <w:rPr>
@@ -2379,7 +2379,7 @@
               <w14:ligatures w14:val="standardContextual"/>
             </w:rPr>
           </w:pPr>
-          <w:hyperlink w:anchor="_Toc242809344" w:history="1">
+          <w:hyperlink w:anchor="_Toc242811702" w:history="1">
             <w:r>
               <w:rPr>
                 <w:rStyle w:val="Hipervnculo"/>
@@ -2406,7 +2406,7 @@
                 <w:noProof/>
                 <w:webHidden/>
               </w:rPr>
-              <w:instrText xml:space="preserve"> PAGEREF _Toc242809344 \h </w:instrText>
+              <w:instrText xml:space="preserve"> PAGEREF _Toc242811702 \h </w:instrText>
             </w:r>
             <w:r>
               <w:rPr>
@@ -2448,7 +2448,7 @@
               <w14:ligatures w14:val="standardContextual"/>
             </w:rPr>
           </w:pPr>
-          <w:hyperlink w:anchor="_Toc242809345" w:history="1">
+          <w:hyperlink w:anchor="_Toc242811703" w:history="1">
             <w:r>
               <w:rPr>
                 <w:rStyle w:val="Hipervnculo"/>
@@ -2475,7 +2475,7 @@
                 <w:noProof/>
                 <w:webHidden/>
               </w:rPr>
-              <w:instrText xml:space="preserve"> PAGEREF _Toc242809345 \h </w:instrText>
+              <w:instrText xml:space="preserve"> PAGEREF _Toc242811703 \h </w:instrText>
             </w:r>
             <w:r>
               <w:rPr>
@@ -2517,7 +2517,7 @@
               <w14:ligatures w14:val="standardContextual"/>
             </w:rPr>
           </w:pPr>
-          <w:hyperlink w:anchor="_Toc242809346" w:history="1">
+          <w:hyperlink w:anchor="_Toc242811704" w:history="1">
             <w:r>
               <w:rPr>
                 <w:rStyle w:val="Hipervnculo"/>
@@ -2544,7 +2544,7 @@
                 <w:noProof/>
                 <w:webHidden/>
               </w:rPr>
-              <w:instrText xml:space="preserve"> PAGEREF _Toc242809346 \h </w:instrText>
+              <w:instrText xml:space="preserve"> PAGEREF _Toc242811704 \h </w:instrText>
             </w:r>
             <w:r>
               <w:rPr>
@@ -2586,7 +2586,7 @@
               <w14:ligatures w14:val="standardContextual"/>
             </w:rPr>
           </w:pPr>
-          <w:hyperlink w:anchor="_Toc242809347" w:history="1">
+          <w:hyperlink w:anchor="_Toc242811705" w:history="1">
             <w:r>
               <w:rPr>
                 <w:rStyle w:val="Hipervnculo"/>
@@ -2613,7 +2613,7 @@
                 <w:noProof/>
                 <w:webHidden/>
               </w:rPr>
-              <w:instrText xml:space="preserve"> PAGEREF _Toc242809347 \h </w:instrText>
+              <w:instrText xml:space="preserve"> PAGEREF _Toc242811705 \h </w:instrText>
             </w:r>
             <w:r>
               <w:rPr>
@@ -2655,7 +2655,7 @@
               <w14:ligatures w14:val="standardContextual"/>
             </w:rPr>
           </w:pPr>
-          <w:hyperlink w:anchor="_Toc242809348" w:history="1">
+          <w:hyperlink w:anchor="_Toc242811706" w:history="1">
             <w:r>
               <w:rPr>
                 <w:rStyle w:val="Hipervnculo"/>
@@ -2682,7 +2682,7 @@
                 <w:noProof/>
                 <w:webHidden/>
               </w:rPr>
-              <w:instrText xml:space="preserve"> PAGEREF _Toc242809348 \h </w:instrText>
+              <w:instrText xml:space="preserve"> PAGEREF _Toc242811706 \h </w:instrText>
             </w:r>
             <w:r>
               <w:rPr>
@@ -2724,7 +2724,7 @@
               <w14:ligatures w14:val="standardContextual"/>
             </w:rPr>
           </w:pPr>
-          <w:hyperlink w:anchor="_Toc242809349" w:history="1">
+          <w:hyperlink w:anchor="_Toc242811707" w:history="1">
             <w:r>
               <w:rPr>
                 <w:rStyle w:val="Hipervnculo"/>
@@ -2751,7 +2751,7 @@
                 <w:noProof/>
                 <w:webHidden/>
               </w:rPr>
-              <w:instrText xml:space="preserve"> PAGEREF _Toc242809349 \h </w:instrText>
+              <w:instrText xml:space="preserve"> PAGEREF _Toc242811707 \h </w:instrText>
             </w:r>
             <w:r>
               <w:rPr>
@@ -2793,7 +2793,7 @@
               <w14:ligatures w14:val="standardContextual"/>
             </w:rPr>
           </w:pPr>
-          <w:hyperlink w:anchor="_Toc242809350" w:history="1">
+          <w:hyperlink w:anchor="_Toc242811708" w:history="1">
             <w:r>
               <w:rPr>
                 <w:rStyle w:val="Hipervnculo"/>
@@ -2820,7 +2820,7 @@
                 <w:noProof/>
                 <w:webHidden/>
               </w:rPr>
-              <w:instrText xml:space="preserve"> PAGEREF _Toc242809350 \h </w:instrText>
+              <w:instrText xml:space="preserve"> PAGEREF _Toc242811708 \h </w:instrText>
             </w:r>
             <w:r>
               <w:rPr>
@@ -2865,7 +2865,7 @@
               <w14:ligatures w14:val="standardContextual"/>
             </w:rPr>
           </w:pPr>
-          <w:hyperlink w:anchor="_Toc242809351" w:history="1">
+          <w:hyperlink w:anchor="_Toc242811709" w:history="1">
             <w:r>
               <w:rPr>
                 <w:rStyle w:val="Hipervnculo"/>
@@ -2892,7 +2892,7 @@
                 <w:noProof/>
                 <w:webHidden/>
               </w:rPr>
-              <w:instrText xml:space="preserve"> PAGEREF _Toc242809351 \h </w:instrText>
+              <w:instrText xml:space="preserve"> PAGEREF _Toc242811709 \h </w:instrText>
             </w:r>
             <w:r>
               <w:rPr>
@@ -2934,7 +2934,7 @@
               <w14:ligatures w14:val="standardContextual"/>
             </w:rPr>
           </w:pPr>
-          <w:hyperlink w:anchor="_Toc242809352" w:history="1">
+          <w:hyperlink w:anchor="_Toc242811710" w:history="1">
             <w:r>
               <w:rPr>
                 <w:rStyle w:val="Hipervnculo"/>
@@ -2961,7 +2961,7 @@
                 <w:noProof/>
                 <w:webHidden/>
               </w:rPr>
-              <w:instrText xml:space="preserve"> PAGEREF _Toc242809352 \h </w:instrText>
+              <w:instrText xml:space="preserve"> PAGEREF _Toc242811710 \h </w:instrText>
             </w:r>
             <w:r>
               <w:rPr>
@@ -3003,7 +3003,7 @@
               <w14:ligatures w14:val="standardContextual"/>
             </w:rPr>
           </w:pPr>
-          <w:hyperlink w:anchor="_Toc242809353" w:history="1">
+          <w:hyperlink w:anchor="_Toc242811711" w:history="1">
             <w:r>
               <w:rPr>
                 <w:rStyle w:val="Hipervnculo"/>
@@ -3030,7 +3030,7 @@
                 <w:noProof/>
                 <w:webHidden/>
               </w:rPr>
-              <w:instrText xml:space="preserve"> PAGEREF _Toc242809353 \h </w:instrText>
+              <w:instrText xml:space="preserve"> PAGEREF _Toc242811711 \h </w:instrText>
             </w:r>
             <w:r>
               <w:rPr>
@@ -3075,7 +3075,7 @@
               <w14:ligatures w14:val="standardContextual"/>
             </w:rPr>
           </w:pPr>
-          <w:hyperlink w:anchor="_Toc242809354" w:history="1">
+          <w:hyperlink w:anchor="_Toc242811712" w:history="1">
             <w:r>
               <w:rPr>
                 <w:rStyle w:val="Hipervnculo"/>
@@ -3102,7 +3102,7 @@
                 <w:noProof/>
                 <w:webHidden/>
               </w:rPr>
-              <w:instrText xml:space="preserve"> PAGEREF _Toc242809354 \h </w:instrText>
+              <w:instrText xml:space="preserve"> PAGEREF _Toc242811712 \h </w:instrText>
             </w:r>
             <w:r>
               <w:rPr>
@@ -3144,7 +3144,7 @@
               <w14:ligatures w14:val="standardContextual"/>
             </w:rPr>
           </w:pPr>
-          <w:hyperlink w:anchor="_Toc242809355" w:history="1">
+          <w:hyperlink w:anchor="_Toc242811713" w:history="1">
             <w:r>
               <w:rPr>
                 <w:rStyle w:val="Hipervnculo"/>
@@ -3174,7 +3174,7 @@
                 <w:noProof/>
                 <w:webHidden/>
               </w:rPr>
-              <w:instrText xml:space="preserve"> PAGEREF _Toc242809355 \h </w:instrText>
+              <w:instrText xml:space="preserve"> PAGEREF _Toc242811713 \h </w:instrText>
             </w:r>
             <w:r>
               <w:rPr>
@@ -3216,7 +3216,7 @@
               <w14:ligatures w14:val="standardContextual"/>
             </w:rPr>
           </w:pPr>
-          <w:hyperlink w:anchor="_Toc242809356" w:history="1">
+          <w:hyperlink w:anchor="_Toc242811714" w:history="1">
             <w:r>
               <w:rPr>
                 <w:rStyle w:val="Hipervnculo"/>
@@ -3246,7 +3246,7 @@
                 <w:noProof/>
                 <w:webHidden/>
               </w:rPr>
-              <w:instrText xml:space="preserve"> PAGEREF _Toc242809356 \h </w:instrText>
+              <w:instrText xml:space="preserve"> PAGEREF _Toc242811714 \h </w:instrText>
             </w:r>
             <w:r>
               <w:rPr>
@@ -3291,7 +3291,7 @@
               <w14:ligatures w14:val="standardContextual"/>
             </w:rPr>
           </w:pPr>
-          <w:hyperlink w:anchor="_Toc242809357" w:history="1">
+          <w:hyperlink w:anchor="_Toc242811715" w:history="1">
             <w:r>
               <w:rPr>
                 <w:rStyle w:val="Hipervnculo"/>
@@ -3318,7 +3318,7 @@
                 <w:noProof/>
                 <w:webHidden/>
               </w:rPr>
-              <w:instrText xml:space="preserve"> PAGEREF _Toc242809357 \h </w:instrText>
+              <w:instrText xml:space="preserve"> PAGEREF _Toc242811715 \h </w:instrText>
             </w:r>
             <w:r>
               <w:rPr>
@@ -3360,7 +3360,7 @@
               <w14:ligatures w14:val="standardContextual"/>
             </w:rPr>
           </w:pPr>
-          <w:hyperlink w:anchor="_Toc242809358" w:history="1">
+          <w:hyperlink w:anchor="_Toc242811716" w:history="1">
             <w:r>
               <w:rPr>
                 <w:rStyle w:val="Hipervnculo"/>
@@ -3387,7 +3387,7 @@
                 <w:noProof/>
                 <w:webHidden/>
               </w:rPr>
-              <w:instrText xml:space="preserve"> PAGEREF _Toc242809358 \h </w:instrText>
+              <w:instrText xml:space="preserve"> PAGEREF _Toc242811716 \h </w:instrText>
             </w:r>
             <w:r>
               <w:rPr>
@@ -3429,7 +3429,7 @@
               <w14:ligatures w14:val="standardContextual"/>
             </w:rPr>
           </w:pPr>
-          <w:hyperlink w:anchor="_Toc242809359" w:history="1">
+          <w:hyperlink w:anchor="_Toc242811717" w:history="1">
             <w:r>
               <w:rPr>
                 <w:rStyle w:val="Hipervnculo"/>
@@ -3456,7 +3456,7 @@
                 <w:noProof/>
                 <w:webHidden/>
               </w:rPr>
-              <w:instrText xml:space="preserve"> PAGEREF _Toc242809359 \h </w:instrText>
+              <w:instrText xml:space="preserve"> PAGEREF _Toc242811717 \h </w:instrText>
             </w:r>
             <w:r>
               <w:rPr>
@@ -3498,7 +3498,7 @@
               <w14:ligatures w14:val="standardContextual"/>
             </w:rPr>
           </w:pPr>
-          <w:hyperlink w:anchor="_Toc242809360" w:history="1">
+          <w:hyperlink w:anchor="_Toc242811718" w:history="1">
             <w:r>
               <w:rPr>
                 <w:rStyle w:val="Hipervnculo"/>
@@ -3525,7 +3525,7 @@
                 <w:noProof/>
                 <w:webHidden/>
               </w:rPr>
-              <w:instrText xml:space="preserve"> PAGEREF _Toc242809360 \h </w:instrText>
+              <w:instrText xml:space="preserve"> PAGEREF _Toc242811718 \h </w:instrText>
             </w:r>
             <w:r>
               <w:rPr>
@@ -3567,7 +3567,7 @@
               <w14:ligatures w14:val="standardContextual"/>
             </w:rPr>
           </w:pPr>
-          <w:hyperlink w:anchor="_Toc242809361" w:history="1">
+          <w:hyperlink w:anchor="_Toc242811719" w:history="1">
             <w:r>
               <w:rPr>
                 <w:rStyle w:val="Hipervnculo"/>
@@ -3594,7 +3594,7 @@
                 <w:noProof/>
                 <w:webHidden/>
               </w:rPr>
-              <w:instrText xml:space="preserve"> PAGEREF _Toc242809361 \h </w:instrText>
+              <w:instrText xml:space="preserve"> PAGEREF _Toc242811719 \h </w:instrText>
             </w:r>
             <w:r>
               <w:rPr>
@@ -3636,7 +3636,7 @@
               <w14:ligatures w14:val="standardContextual"/>
             </w:rPr>
           </w:pPr>
-          <w:hyperlink w:anchor="_Toc242809362" w:history="1">
+          <w:hyperlink w:anchor="_Toc242811720" w:history="1">
             <w:r>
               <w:rPr>
                 <w:rStyle w:val="Hipervnculo"/>
@@ -3663,7 +3663,7 @@
                 <w:noProof/>
                 <w:webHidden/>
               </w:rPr>
-              <w:instrText xml:space="preserve"> PAGEREF _Toc242809362 \h </w:instrText>
+              <w:instrText xml:space="preserve"> PAGEREF _Toc242811720 \h </w:instrText>
             </w:r>
             <w:r>
               <w:rPr>
@@ -3705,7 +3705,7 @@
               <w14:ligatures w14:val="standardContextual"/>
             </w:rPr>
           </w:pPr>
-          <w:hyperlink w:anchor="_Toc242809363" w:history="1">
+          <w:hyperlink w:anchor="_Toc242811721" w:history="1">
             <w:r>
               <w:rPr>
                 <w:rStyle w:val="Hipervnculo"/>
@@ -3732,7 +3732,7 @@
                 <w:noProof/>
                 <w:webHidden/>
               </w:rPr>
-              <w:instrText xml:space="preserve"> PAGEREF _Toc242809363 \h </w:instrText>
+              <w:instrText xml:space="preserve"> PAGEREF _Toc242811721 \h </w:instrText>
             </w:r>
             <w:r>
               <w:rPr>
@@ -3777,7 +3777,7 @@
               <w14:ligatures w14:val="standardContextual"/>
             </w:rPr>
           </w:pPr>
-          <w:hyperlink w:anchor="_Toc242809364" w:history="1">
+          <w:hyperlink w:anchor="_Toc242811722" w:history="1">
             <w:r>
               <w:rPr>
                 <w:rStyle w:val="Hipervnculo"/>
@@ -3804,7 +3804,7 @@
                 <w:noProof/>
                 <w:webHidden/>
               </w:rPr>
-              <w:instrText xml:space="preserve"> PAGEREF _Toc242809364 \h </w:instrText>
+              <w:instrText xml:space="preserve"> PAGEREF _Toc242811722 \h </w:instrText>
             </w:r>
             <w:r>
               <w:rPr>
@@ -3849,7 +3849,7 @@
               <w14:ligatures w14:val="standardContextual"/>
             </w:rPr>
           </w:pPr>
-          <w:hyperlink w:anchor="_Toc242809365" w:history="1">
+          <w:hyperlink w:anchor="_Toc242811723" w:history="1">
             <w:r>
               <w:rPr>
                 <w:rStyle w:val="Hipervnculo"/>
@@ -3876,7 +3876,7 @@
                 <w:noProof/>
                 <w:webHidden/>
               </w:rPr>
-              <w:instrText xml:space="preserve"> PAGEREF _Toc242809365 \h </w:instrText>
+              <w:instrText xml:space="preserve"> PAGEREF _Toc242811723 \h </w:instrText>
             </w:r>
             <w:r>
               <w:rPr>
@@ -3918,7 +3918,7 @@
               <w14:ligatures w14:val="standardContextual"/>
             </w:rPr>
           </w:pPr>
-          <w:hyperlink w:anchor="_Toc242809366" w:history="1">
+          <w:hyperlink w:anchor="_Toc242811724" w:history="1">
             <w:r>
               <w:rPr>
                 <w:rStyle w:val="Hipervnculo"/>
@@ -3947,7 +3947,7 @@
                 <w:noProof/>
                 <w:webHidden/>
               </w:rPr>
-              <w:instrText xml:space="preserve"> PAGEREF _Toc242809366 \h </w:instrText>
+              <w:instrText xml:space="preserve"> PAGEREF _Toc242811724 \h </w:instrText>
             </w:r>
             <w:r>
               <w:rPr>
@@ -3992,7 +3992,7 @@
               <w14:ligatures w14:val="standardContextual"/>
             </w:rPr>
           </w:pPr>
-          <w:hyperlink w:anchor="_Toc242809367" w:history="1">
+          <w:hyperlink w:anchor="_Toc242811725" w:history="1">
             <w:r>
               <w:rPr>
                 <w:rStyle w:val="Hipervnculo"/>
@@ -4019,7 +4019,7 @@
                 <w:noProof/>
                 <w:webHidden/>
               </w:rPr>
-              <w:instrText xml:space="preserve"> PAGEREF _Toc242809367 \h </w:instrText>
+              <w:instrText xml:space="preserve"> PAGEREF _Toc242811725 \h </w:instrText>
             </w:r>
             <w:r>
               <w:rPr>
@@ -4061,7 +4061,7 @@
               <w14:ligatures w14:val="standardContextual"/>
             </w:rPr>
           </w:pPr>
-          <w:hyperlink w:anchor="_Toc242809368" w:history="1">
+          <w:hyperlink w:anchor="_Toc242811726" w:history="1">
             <w:r>
               <w:rPr>
                 <w:rStyle w:val="Hipervnculo"/>
@@ -4089,7 +4089,7 @@
                 <w:noProof/>
                 <w:webHidden/>
               </w:rPr>
-              <w:instrText xml:space="preserve"> PAGEREF _Toc242809368 \h </w:instrText>
+              <w:instrText xml:space="preserve"> PAGEREF _Toc242811726 \h </w:instrText>
             </w:r>
             <w:r>
               <w:rPr>
@@ -4131,7 +4131,7 @@
               <w14:ligatures w14:val="standardContextual"/>
             </w:rPr>
           </w:pPr>
-          <w:hyperlink w:anchor="_Toc242809369" w:history="1">
+          <w:hyperlink w:anchor="_Toc242811727" w:history="1">
             <w:r>
               <w:rPr>
                 <w:rStyle w:val="Hipervnculo"/>
@@ -4159,7 +4159,7 @@
                 <w:noProof/>
                 <w:webHidden/>
               </w:rPr>
-              <w:instrText xml:space="preserve"> PAGEREF _Toc242809369 \h </w:instrText>
+              <w:instrText xml:space="preserve"> PAGEREF _Toc242811727 \h </w:instrText>
             </w:r>
             <w:r>
               <w:rPr>
@@ -4201,7 +4201,7 @@
               <w14:ligatures w14:val="standardContextual"/>
             </w:rPr>
           </w:pPr>
-          <w:hyperlink w:anchor="_Toc242809370" w:history="1">
+          <w:hyperlink w:anchor="_Toc242811728" w:history="1">
             <w:r>
               <w:rPr>
                 <w:rStyle w:val="Hipervnculo"/>
@@ -4229,7 +4229,7 @@
                 <w:noProof/>
                 <w:webHidden/>
               </w:rPr>
-              <w:instrText xml:space="preserve"> PAGEREF _Toc242809370 \h </w:instrText>
+              <w:instrText xml:space="preserve"> PAGEREF _Toc242811728 \h </w:instrText>
             </w:r>
             <w:r>
               <w:rPr>
@@ -4274,7 +4274,7 @@
               <w14:ligatures w14:val="standardContextual"/>
             </w:rPr>
           </w:pPr>
-          <w:hyperlink w:anchor="_Toc242809371" w:history="1">
+          <w:hyperlink w:anchor="_Toc242811729" w:history="1">
             <w:r>
               <w:rPr>
                 <w:rStyle w:val="Hipervnculo"/>
@@ -4301,7 +4301,7 @@
                 <w:noProof/>
                 <w:webHidden/>
               </w:rPr>
-              <w:instrText xml:space="preserve"> PAGEREF _Toc242809371 \h </w:instrText>
+              <w:instrText xml:space="preserve"> PAGEREF _Toc242811729 \h </w:instrText>
             </w:r>
             <w:r>
               <w:rPr>
@@ -4346,7 +4346,7 @@
               <w14:ligatures w14:val="standardContextual"/>
             </w:rPr>
           </w:pPr>
-          <w:hyperlink w:anchor="_Toc242809372" w:history="1">
+          <w:hyperlink w:anchor="_Toc242811730" w:history="1">
             <w:r>
               <w:rPr>
                 <w:rStyle w:val="Hipervnculo"/>
@@ -4373,7 +4373,7 @@
                 <w:noProof/>
                 <w:webHidden/>
               </w:rPr>
-              <w:instrText xml:space="preserve"> PAGEREF _Toc242809372 \h </w:instrText>
+              <w:instrText xml:space="preserve"> PAGEREF _Toc242811730 \h </w:instrText>
             </w:r>
             <w:r>
               <w:rPr>
@@ -4415,7 +4415,7 @@
               <w14:ligatures w14:val="standardContextual"/>
             </w:rPr>
           </w:pPr>
-          <w:hyperlink w:anchor="_Toc242809373" w:history="1">
+          <w:hyperlink w:anchor="_Toc242811731" w:history="1">
             <w:r>
               <w:rPr>
                 <w:rStyle w:val="Hipervnculo"/>
@@ -4444,7 +4444,7 @@
                 <w:noProof/>
                 <w:webHidden/>
               </w:rPr>
-              <w:instrText xml:space="preserve"> PAGEREF _Toc242809373 \h </w:instrText>
+              <w:instrText xml:space="preserve"> PAGEREF _Toc242811731 \h </w:instrText>
             </w:r>
             <w:r>
               <w:rPr>
@@ -4489,7 +4489,7 @@
               <w14:ligatures w14:val="standardContextual"/>
             </w:rPr>
           </w:pPr>
-          <w:hyperlink w:anchor="_Toc242809374" w:history="1">
+          <w:hyperlink w:anchor="_Toc242811732" w:history="1">
             <w:r>
               <w:rPr>
                 <w:rStyle w:val="Hipervnculo"/>
@@ -4516,7 +4516,7 @@
                 <w:noProof/>
                 <w:webHidden/>
               </w:rPr>
-              <w:instrText xml:space="preserve"> PAGEREF _Toc242809374 \h </w:instrText>
+              <w:instrText xml:space="preserve"> PAGEREF _Toc242811732 \h </w:instrText>
             </w:r>
             <w:r>
               <w:rPr>
@@ -4558,7 +4558,7 @@
               <w14:ligatures w14:val="standardContextual"/>
             </w:rPr>
           </w:pPr>
-          <w:hyperlink w:anchor="_Toc242809375" w:history="1">
+          <w:hyperlink w:anchor="_Toc242811733" w:history="1">
             <w:r>
               <w:rPr>
                 <w:rStyle w:val="Hipervnculo"/>
@@ -4586,7 +4586,7 @@
                 <w:noProof/>
                 <w:webHidden/>
               </w:rPr>
-              <w:instrText xml:space="preserve"> PAGEREF _Toc242809375 \h </w:instrText>
+              <w:instrText xml:space="preserve"> PAGEREF _Toc242811733 \h </w:instrText>
             </w:r>
             <w:r>
               <w:rPr>
@@ -4628,7 +4628,7 @@
               <w14:ligatures w14:val="standardContextual"/>
             </w:rPr>
           </w:pPr>
-          <w:hyperlink w:anchor="_Toc242809376" w:history="1">
+          <w:hyperlink w:anchor="_Toc242811734" w:history="1">
             <w:r>
               <w:rPr>
                 <w:rStyle w:val="Hipervnculo"/>
@@ -4656,7 +4656,7 @@
                 <w:noProof/>
                 <w:webHidden/>
               </w:rPr>
-              <w:instrText xml:space="preserve"> PAGEREF _Toc242809376 \h </w:instrText>
+              <w:instrText xml:space="preserve"> PAGEREF _Toc242811734 \h </w:instrText>
             </w:r>
             <w:r>
               <w:rPr>
@@ -4698,7 +4698,7 @@
               <w14:ligatures w14:val="standardContextual"/>
             </w:rPr>
           </w:pPr>
-          <w:hyperlink w:anchor="_Toc242809377" w:history="1">
+          <w:hyperlink w:anchor="_Toc242811735" w:history="1">
             <w:r>
               <w:rPr>
                 <w:rStyle w:val="Hipervnculo"/>
@@ -4726,7 +4726,7 @@
                 <w:noProof/>
                 <w:webHidden/>
               </w:rPr>
-              <w:instrText xml:space="preserve"> PAGEREF _Toc242809377 \h </w:instrText>
+              <w:instrText xml:space="preserve"> PAGEREF _Toc242811735 \h </w:instrText>
             </w:r>
             <w:r>
               <w:rPr>
@@ -4768,7 +4768,7 @@
               <w14:ligatures w14:val="standardContextual"/>
             </w:rPr>
           </w:pPr>
-          <w:hyperlink w:anchor="_Toc242809378" w:history="1">
+          <w:hyperlink w:anchor="_Toc242811736" w:history="1">
             <w:r>
               <w:rPr>
                 <w:rStyle w:val="Hipervnculo"/>
@@ -4796,7 +4796,7 @@
                 <w:noProof/>
                 <w:webHidden/>
               </w:rPr>
-              <w:instrText xml:space="preserve"> PAGEREF _Toc242809378 \h </w:instrText>
+              <w:instrText xml:space="preserve"> PAGEREF _Toc242811736 \h </w:instrText>
             </w:r>
             <w:r>
               <w:rPr>
@@ -4841,7 +4841,7 @@
               <w14:ligatures w14:val="standardContextual"/>
             </w:rPr>
           </w:pPr>
-          <w:hyperlink w:anchor="_Toc242809379" w:history="1">
+          <w:hyperlink w:anchor="_Toc242811737" w:history="1">
             <w:r>
               <w:rPr>
                 <w:rStyle w:val="Hipervnculo"/>
@@ -4868,7 +4868,7 @@
                 <w:noProof/>
                 <w:webHidden/>
               </w:rPr>
-              <w:instrText xml:space="preserve"> PAGEREF _Toc242809379 \h </w:instrText>
+              <w:instrText xml:space="preserve"> PAGEREF _Toc242811737 \h </w:instrText>
             </w:r>
             <w:r>
               <w:rPr>
@@ -4913,7 +4913,7 @@
               <w14:ligatures w14:val="standardContextual"/>
             </w:rPr>
           </w:pPr>
-          <w:hyperlink w:anchor="_Toc242809380" w:history="1">
+          <w:hyperlink w:anchor="_Toc242811738" w:history="1">
             <w:r>
               <w:rPr>
                 <w:rStyle w:val="Hipervnculo"/>
@@ -4940,7 +4940,7 @@
                 <w:noProof/>
                 <w:webHidden/>
               </w:rPr>
-              <w:instrText xml:space="preserve"> PAGEREF _Toc242809380 \h </w:instrText>
+              <w:instrText xml:space="preserve"> PAGEREF _Toc242811738 \h </w:instrText>
             </w:r>
             <w:r>
               <w:rPr>
@@ -4982,7 +4982,7 @@
               <w14:ligatures w14:val="standardContextual"/>
             </w:rPr>
           </w:pPr>
-          <w:hyperlink w:anchor="_Toc242809381" w:history="1">
+          <w:hyperlink w:anchor="_Toc242811739" w:history="1">
             <w:r>
               <w:rPr>
                 <w:rStyle w:val="Hipervnculo"/>
@@ -5011,7 +5011,7 @@
                 <w:noProof/>
                 <w:webHidden/>
               </w:rPr>
-              <w:instrText xml:space="preserve"> PAGEREF _Toc242809381 \h </w:instrText>
+              <w:instrText xml:space="preserve"> PAGEREF _Toc242811739 \h </w:instrText>
             </w:r>
             <w:r>
               <w:rPr>
@@ -5056,7 +5056,7 @@
               <w14:ligatures w14:val="standardContextual"/>
             </w:rPr>
           </w:pPr>
-          <w:hyperlink w:anchor="_Toc242809382" w:history="1">
+          <w:hyperlink w:anchor="_Toc242811740" w:history="1">
             <w:r>
               <w:rPr>
                 <w:rStyle w:val="Hipervnculo"/>
@@ -5083,7 +5083,7 @@
                 <w:noProof/>
                 <w:webHidden/>
               </w:rPr>
-              <w:instrText xml:space="preserve"> PAGEREF _Toc242809382 \h </w:instrText>
+              <w:instrText xml:space="preserve"> PAGEREF _Toc242811740 \h </w:instrText>
             </w:r>
             <w:r>
               <w:rPr>
@@ -5125,7 +5125,7 @@
               <w14:ligatures w14:val="standardContextual"/>
             </w:rPr>
           </w:pPr>
-          <w:hyperlink w:anchor="_Toc242809383" w:history="1">
+          <w:hyperlink w:anchor="_Toc242811741" w:history="1">
             <w:r>
               <w:rPr>
                 <w:rStyle w:val="Hipervnculo"/>
@@ -5153,7 +5153,7 @@
                 <w:noProof/>
                 <w:webHidden/>
               </w:rPr>
-              <w:instrText xml:space="preserve"> PAGEREF _Toc242809383 \h </w:instrText>
+              <w:instrText xml:space="preserve"> PAGEREF _Toc242811741 \h </w:instrText>
             </w:r>
             <w:r>
               <w:rPr>
@@ -5195,7 +5195,7 @@
               <w14:ligatures w14:val="standardContextual"/>
             </w:rPr>
           </w:pPr>
-          <w:hyperlink w:anchor="_Toc242809384" w:history="1">
+          <w:hyperlink w:anchor="_Toc242811742" w:history="1">
             <w:r>
               <w:rPr>
                 <w:rStyle w:val="Hipervnculo"/>
@@ -5223,7 +5223,7 @@
                 <w:noProof/>
                 <w:webHidden/>
               </w:rPr>
-              <w:instrText xml:space="preserve"> PAGEREF _Toc242809384 \h </w:instrText>
+              <w:instrText xml:space="preserve"> PAGEREF _Toc242811742 \h </w:instrText>
             </w:r>
             <w:r>
               <w:rPr>
@@ -5265,7 +5265,7 @@
               <w14:ligatures w14:val="standardContextual"/>
             </w:rPr>
           </w:pPr>
-          <w:hyperlink w:anchor="_Toc242809385" w:history="1">
+          <w:hyperlink w:anchor="_Toc242811743" w:history="1">
             <w:r>
               <w:rPr>
                 <w:rStyle w:val="Hipervnculo"/>
@@ -5293,7 +5293,7 @@
                 <w:noProof/>
                 <w:webHidden/>
               </w:rPr>
-              <w:instrText xml:space="preserve"> PAGEREF _Toc242809385 \h </w:instrText>
+              <w:instrText xml:space="preserve"> PAGEREF _Toc242811743 \h </w:instrText>
             </w:r>
             <w:r>
               <w:rPr>
@@ -5335,7 +5335,7 @@
               <w14:ligatures w14:val="standardContextual"/>
             </w:rPr>
           </w:pPr>
-          <w:hyperlink w:anchor="_Toc242809386" w:history="1">
+          <w:hyperlink w:anchor="_Toc242811744" w:history="1">
             <w:r>
               <w:rPr>
                 <w:rStyle w:val="Hipervnculo"/>
@@ -5363,7 +5363,7 @@
                 <w:noProof/>
                 <w:webHidden/>
               </w:rPr>
-              <w:instrText xml:space="preserve"> PAGEREF _Toc242809386 \h </w:instrText>
+              <w:instrText xml:space="preserve"> PAGEREF _Toc242811744 \h </w:instrText>
             </w:r>
             <w:r>
               <w:rPr>
@@ -5408,7 +5408,7 @@
               <w14:ligatures w14:val="standardContextual"/>
             </w:rPr>
           </w:pPr>
-          <w:hyperlink w:anchor="_Toc242809387" w:history="1">
+          <w:hyperlink w:anchor="_Toc242811745" w:history="1">
             <w:r>
               <w:rPr>
                 <w:rStyle w:val="Hipervnculo"/>
@@ -5435,7 +5435,7 @@
                 <w:noProof/>
                 <w:webHidden/>
               </w:rPr>
-              <w:instrText xml:space="preserve"> PAGEREF _Toc242809387 \h </w:instrText>
+              <w:instrText xml:space="preserve"> PAGEREF _Toc242811745 \h </w:instrText>
             </w:r>
             <w:r>
               <w:rPr>
@@ -5480,7 +5480,7 @@
               <w14:ligatures w14:val="standardContextual"/>
             </w:rPr>
           </w:pPr>
-          <w:hyperlink w:anchor="_Toc242809388" w:history="1">
+          <w:hyperlink w:anchor="_Toc242811746" w:history="1">
             <w:r>
               <w:rPr>
                 <w:rStyle w:val="Hipervnculo"/>
@@ -5507,7 +5507,7 @@
                 <w:noProof/>
                 <w:webHidden/>
               </w:rPr>
-              <w:instrText xml:space="preserve"> PAGEREF _Toc242809388 \h </w:instrText>
+              <w:instrText xml:space="preserve"> PAGEREF _Toc242811746 \h </w:instrText>
             </w:r>
             <w:r>
               <w:rPr>
@@ -5549,7 +5549,7 @@
               <w14:ligatures w14:val="standardContextual"/>
             </w:rPr>
           </w:pPr>
-          <w:hyperlink w:anchor="_Toc242809389" w:history="1">
+          <w:hyperlink w:anchor="_Toc242811747" w:history="1">
             <w:r>
               <w:rPr>
                 <w:rStyle w:val="Hipervnculo"/>
@@ -5577,7 +5577,7 @@
                 <w:noProof/>
                 <w:webHidden/>
               </w:rPr>
-              <w:instrText xml:space="preserve"> PAGEREF _Toc242809389 \h </w:instrText>
+              <w:instrText xml:space="preserve"> PAGEREF _Toc242811747 \h </w:instrText>
             </w:r>
             <w:r>
               <w:rPr>
@@ -5622,7 +5622,7 @@
               <w14:ligatures w14:val="standardContextual"/>
             </w:rPr>
           </w:pPr>
-          <w:hyperlink w:anchor="_Toc242809390" w:history="1">
+          <w:hyperlink w:anchor="_Toc242811748" w:history="1">
             <w:r>
               <w:rPr>
                 <w:rStyle w:val="Hipervnculo"/>
@@ -5649,7 +5649,7 @@
                 <w:noProof/>
                 <w:webHidden/>
               </w:rPr>
-              <w:instrText xml:space="preserve"> PAGEREF _Toc242809390 \h </w:instrText>
+              <w:instrText xml:space="preserve"> PAGEREF _Toc242811748 \h </w:instrText>
             </w:r>
             <w:r>
               <w:rPr>
@@ -5691,7 +5691,7 @@
               <w14:ligatures w14:val="standardContextual"/>
             </w:rPr>
           </w:pPr>
-          <w:hyperlink w:anchor="_Toc242809391" w:history="1">
+          <w:hyperlink w:anchor="_Toc242811749" w:history="1">
             <w:r>
               <w:rPr>
                 <w:rStyle w:val="Hipervnculo"/>
@@ -5719,7 +5719,7 @@
                 <w:noProof/>
                 <w:webHidden/>
               </w:rPr>
-              <w:instrText xml:space="preserve"> PAGEREF _Toc242809391 \h </w:instrText>
+              <w:instrText xml:space="preserve"> PAGEREF _Toc242811749 \h </w:instrText>
             </w:r>
             <w:r>
               <w:rPr>
@@ -5761,7 +5761,7 @@
               <w14:ligatures w14:val="standardContextual"/>
             </w:rPr>
           </w:pPr>
-          <w:hyperlink w:anchor="_Toc242809392" w:history="1">
+          <w:hyperlink w:anchor="_Toc242811750" w:history="1">
             <w:r>
               <w:rPr>
                 <w:rStyle w:val="Hipervnculo"/>
@@ -5789,7 +5789,7 @@
                 <w:noProof/>
                 <w:webHidden/>
               </w:rPr>
-              <w:instrText xml:space="preserve"> PAGEREF _Toc242809392 \h </w:instrText>
+              <w:instrText xml:space="preserve"> PAGEREF _Toc242811750 \h </w:instrText>
             </w:r>
             <w:r>
               <w:rPr>
@@ -5831,7 +5831,7 @@
               <w14:ligatures w14:val="standardContextual"/>
             </w:rPr>
           </w:pPr>
-          <w:hyperlink w:anchor="_Toc242809393" w:history="1">
+          <w:hyperlink w:anchor="_Toc242811751" w:history="1">
             <w:r>
               <w:rPr>
                 <w:rStyle w:val="Hipervnculo"/>
@@ -5859,7 +5859,7 @@
                 <w:noProof/>
                 <w:webHidden/>
               </w:rPr>
-              <w:instrText xml:space="preserve"> PAGEREF _Toc242809393 \h </w:instrText>
+              <w:instrText xml:space="preserve"> PAGEREF _Toc242811751 \h </w:instrText>
             </w:r>
             <w:r>
               <w:rPr>
@@ -5901,7 +5901,7 @@
               <w14:ligatures w14:val="standardContextual"/>
             </w:rPr>
           </w:pPr>
-          <w:hyperlink w:anchor="_Toc242809394" w:history="1">
+          <w:hyperlink w:anchor="_Toc242811752" w:history="1">
             <w:r>
               <w:rPr>
                 <w:rStyle w:val="Hipervnculo"/>
@@ -5929,7 +5929,7 @@
                 <w:noProof/>
                 <w:webHidden/>
               </w:rPr>
-              <w:instrText xml:space="preserve"> PAGEREF _Toc242809394 \h </w:instrText>
+              <w:instrText xml:space="preserve"> PAGEREF _Toc242811752 \h </w:instrText>
             </w:r>
             <w:r>
               <w:rPr>
@@ -5974,7 +5974,7 @@
               <w14:ligatures w14:val="standardContextual"/>
             </w:rPr>
           </w:pPr>
-          <w:hyperlink w:anchor="_Toc242809395" w:history="1">
+          <w:hyperlink w:anchor="_Toc242811753" w:history="1">
             <w:r>
               <w:rPr>
                 <w:rStyle w:val="Hipervnculo"/>
@@ -6001,7 +6001,7 @@
                 <w:noProof/>
                 <w:webHidden/>
               </w:rPr>
-              <w:instrText xml:space="preserve"> PAGEREF _Toc242809395 \h </w:instrText>
+              <w:instrText xml:space="preserve"> PAGEREF _Toc242811753 \h </w:instrText>
             </w:r>
             <w:r>
               <w:rPr>
@@ -6046,7 +6046,7 @@
               <w14:ligatures w14:val="standardContextual"/>
             </w:rPr>
           </w:pPr>
-          <w:hyperlink w:anchor="_Toc242809396" w:history="1">
+          <w:hyperlink w:anchor="_Toc242811754" w:history="1">
             <w:r>
               <w:rPr>
                 <w:rStyle w:val="Hipervnculo"/>
@@ -6073,7 +6073,7 @@
                 <w:noProof/>
                 <w:webHidden/>
               </w:rPr>
-              <w:instrText xml:space="preserve"> PAGEREF _Toc242809396 \h </w:instrText>
+              <w:instrText xml:space="preserve"> PAGEREF _Toc242811754 \h </w:instrText>
             </w:r>
             <w:r>
               <w:rPr>
@@ -6115,7 +6115,7 @@
               <w14:ligatures w14:val="standardContextual"/>
             </w:rPr>
           </w:pPr>
-          <w:hyperlink w:anchor="_Toc242809397" w:history="1">
+          <w:hyperlink w:anchor="_Toc242811755" w:history="1">
             <w:r>
               <w:rPr>
                 <w:rStyle w:val="Hipervnculo"/>
@@ -6143,7 +6143,7 @@
                 <w:noProof/>
                 <w:webHidden/>
               </w:rPr>
-              <w:instrText xml:space="preserve"> PAGEREF _Toc242809397 \h </w:instrText>
+              <w:instrText xml:space="preserve"> PAGEREF _Toc242811755 \h </w:instrText>
             </w:r>
             <w:r>
               <w:rPr>
@@ -6185,7 +6185,147 @@
               <w14:ligatures w14:val="standardContextual"/>
             </w:rPr>
           </w:pPr>
-          <w:hyperlink w:anchor="_Toc242809398" w:history="1">
+          <w:hyperlink w:anchor="_Toc242811756" w:history="1">
+            <w:r>
+              <w:rPr>
+                <w:rStyle w:val="Hipervnculo"/>
+                <w:rFonts w:cs="Arial"/>
+                <w:noProof/>
+              </w:rPr>
+              <w:t>10. CONCLUSIONES</w:t>
+            </w:r>
+            <w:r>
+              <w:rPr>
+                <w:noProof/>
+                <w:webHidden/>
+              </w:rPr>
+              <w:tab/>
+            </w:r>
+            <w:r>
+              <w:rPr>
+                <w:noProof/>
+                <w:webHidden/>
+              </w:rPr>
+              <w:fldChar w:fldCharType="begin"/>
+            </w:r>
+            <w:r>
+              <w:rPr>
+                <w:noProof/>
+                <w:webHidden/>
+              </w:rPr>
+              <w:instrText xml:space="preserve"> PAGEREF _Toc242811756 \h </w:instrText>
+            </w:r>
+            <w:r>
+              <w:rPr>
+                <w:noProof/>
+                <w:webHidden/>
+              </w:rPr>
+            </w:r>
+            <w:r>
+              <w:rPr>
+                <w:noProof/>
+                <w:webHidden/>
+              </w:rPr>
+              <w:fldChar w:fldCharType="separate"/>
+            </w:r>
+            <w:r>
+              <w:rPr>
+                <w:noProof/>
+                <w:webHidden/>
+              </w:rPr>
+              <w:t>76</w:t>
+            </w:r>
+            <w:r>
+              <w:rPr>
+                <w:noProof/>
+                <w:webHidden/>
+              </w:rPr>
+              <w:fldChar w:fldCharType="end"/>
+            </w:r>
+          </w:hyperlink>
+        </w:p>
+        <w:p>
+          <w:pPr>
+            <w:pStyle w:val="TDC1"/>
+            <w:rPr>
+              <w:rFonts w:asciiTheme="minorHAnsi" w:eastAsiaTheme="minorEastAsia" w:hAnsiTheme="minorHAnsi" w:cstheme="minorBidi"/>
+              <w:noProof/>
+              <w:color w:val="auto"/>
+              <w:kern w:val="2"/>
+              <w14:ligatures w14:val="standardContextual"/>
+            </w:rPr>
+          </w:pPr>
+          <w:hyperlink w:anchor="_Toc242811757" w:history="1">
+            <w:r>
+              <w:rPr>
+                <w:rStyle w:val="Hipervnculo"/>
+                <w:rFonts w:cs="Arial"/>
+                <w:noProof/>
+              </w:rPr>
+              <w:t>11. RECOMENDACIONES</w:t>
+            </w:r>
+            <w:r>
+              <w:rPr>
+                <w:noProof/>
+                <w:webHidden/>
+              </w:rPr>
+              <w:tab/>
+            </w:r>
+            <w:r>
+              <w:rPr>
+                <w:noProof/>
+                <w:webHidden/>
+              </w:rPr>
+              <w:fldChar w:fldCharType="begin"/>
+            </w:r>
+            <w:r>
+              <w:rPr>
+                <w:noProof/>
+                <w:webHidden/>
+              </w:rPr>
+              <w:instrText xml:space="preserve"> PAGEREF _Toc242811757 \h </w:instrText>
+            </w:r>
+            <w:r>
+              <w:rPr>
+                <w:noProof/>
+                <w:webHidden/>
+              </w:rPr>
+            </w:r>
+            <w:r>
+              <w:rPr>
+                <w:noProof/>
+                <w:webHidden/>
+              </w:rPr>
+              <w:fldChar w:fldCharType="separate"/>
+            </w:r>
+            <w:r>
+              <w:rPr>
+                <w:noProof/>
+                <w:webHidden/>
+              </w:rPr>
+              <w:t>77</w:t>
+            </w:r>
+            <w:r>
+              <w:rPr>
+                <w:noProof/>
+                <w:webHidden/>
+              </w:rPr>
+              <w:fldChar w:fldCharType="end"/>
+            </w:r>
+          </w:hyperlink>
+        </w:p>
+        <w:p>
+          <w:pPr>
+            <w:pStyle w:val="TDC1"/>
+            <w:rPr>
+              <w:rFonts w:asciiTheme="minorHAnsi" w:eastAsiaTheme="minorEastAsia" w:hAnsiTheme="minorHAnsi" w:cstheme="minorBidi"/>
+              <w:noProof/>
+              <w:color w:val="auto"/>
+              <w:kern w:val="2"/>
+              <w14:ligatures w14:val="standardContextual"/>
+            </w:rPr>
+          </w:pPr>
+          <w:hyperlink w:anchor="_Toc242811758" w:history="1">
             <w:r>
               <w:rPr>
                 <w:rStyle w:val="Hipervnculo"/>
@@ -6215,7 +6355,7 @@
                 <w:noProof/>
                 <w:webHidden/>
               </w:rPr>
-              <w:instrText xml:space="preserve"> PAGEREF _Toc242809398 \h </w:instrText>
+              <w:instrText xml:space="preserve"> PAGEREF _Toc242811758 \h </w:instrText>
             </w:r>
             <w:r>
               <w:rPr>
@@ -6235,7 +6375,7 @@
                 <w:noProof/>
                 <w:webHidden/>
               </w:rPr>
-              <w:t>77</w:t>
+              <w:t>78</w:t>
             </w:r>
             <w:r>
               <w:rPr>
@@ -6376,7 +6516,7 @@
         </w:rPr>
         <w:fldChar w:fldCharType="separate"/>
       </w:r>
-      <w:hyperlink w:anchor="_Toc242809399" w:history="1">
+      <w:hyperlink w:anchor="_Toc242811759" w:history="1">
         <w:r>
           <w:rPr>
             <w:rStyle w:val="Hipervnculo"/>
@@ -6404,7 +6544,7 @@
             <w:noProof/>
             <w:webHidden/>
           </w:rPr>
-          <w:instrText xml:space="preserve"> PAGEREF _Toc242809399 \h </w:instrText>
+          <w:instrText xml:space="preserve"> PAGEREF _Toc242811759 \h </w:instrText>
         </w:r>
         <w:r>
           <w:rPr>
@@ -6452,7 +6592,7 @@
           <w14:ligatures w14:val="standardContextual"/>
         </w:rPr>
       </w:pPr>
-      <w:hyperlink w:anchor="_Toc242809400" w:history="1">
+      <w:hyperlink w:anchor="_Toc242811760" w:history="1">
         <w:r>
           <w:rPr>
             <w:rStyle w:val="Hipervnculo"/>
@@ -6480,7 +6620,7 @@
             <w:noProof/>
             <w:webHidden/>
           </w:rPr>
-          <w:instrText xml:space="preserve"> PAGEREF _Toc242809400 \h </w:instrText>
+          <w:instrText xml:space="preserve"> PAGEREF _Toc242811760 \h </w:instrText>
         </w:r>
         <w:r>
           <w:rPr>
@@ -6528,7 +6668,7 @@
           <w14:ligatures w14:val="standardContextual"/>
         </w:rPr>
       </w:pPr>
-      <w:hyperlink w:anchor="_Toc242809401" w:history="1">
+      <w:hyperlink w:anchor="_Toc242811761" w:history="1">
         <w:r>
           <w:rPr>
             <w:rStyle w:val="Hipervnculo"/>
@@ -6556,7 +6696,7 @@
             <w:noProof/>
             <w:webHidden/>
           </w:rPr>
-          <w:instrText xml:space="preserve"> PAGEREF _Toc242809401 \h </w:instrText>
+          <w:instrText xml:space="preserve"> PAGEREF _Toc242811761 \h </w:instrText>
         </w:r>
         <w:r>
           <w:rPr>
@@ -6604,7 +6744,7 @@
           <w14:ligatures w14:val="standardContextual"/>
         </w:rPr>
       </w:pPr>
-      <w:hyperlink w:anchor="_Toc242809402" w:history="1">
+      <w:hyperlink w:anchor="_Toc242811762" w:history="1">
         <w:r>
           <w:rPr>
             <w:rStyle w:val="Hipervnculo"/>
@@ -6632,7 +6772,7 @@
             <w:noProof/>
             <w:webHidden/>
           </w:rPr>
-          <w:instrText xml:space="preserve"> PAGEREF _Toc242809402 \h </w:instrText>
+          <w:instrText xml:space="preserve"> PAGEREF _Toc242811762 \h </w:instrText>
         </w:r>
         <w:r>
           <w:rPr>
@@ -6680,7 +6820,7 @@
           <w14:ligatures w14:val="standardContextual"/>
         </w:rPr>
       </w:pPr>
-      <w:hyperlink w:anchor="_Toc242809403" w:history="1">
+      <w:hyperlink w:anchor="_Toc242811763" w:history="1">
         <w:r>
           <w:rPr>
             <w:rStyle w:val="Hipervnculo"/>
@@ -6708,7 +6848,7 @@
             <w:noProof/>
             <w:webHidden/>
           </w:rPr>
-          <w:instrText xml:space="preserve"> PAGEREF _Toc242809403 \h </w:instrText>
+          <w:instrText xml:space="preserve"> PAGEREF _Toc242811763 \h </w:instrText>
         </w:r>
         <w:r>
           <w:rPr>
@@ -6756,7 +6896,7 @@
           <w14:ligatures w14:val="standardContextual"/>
         </w:rPr>
       </w:pPr>
-      <w:hyperlink w:anchor="_Toc242809404" w:history="1">
+      <w:hyperlink w:anchor="_Toc242811764" w:history="1">
         <w:r>
           <w:rPr>
             <w:rStyle w:val="Hipervnculo"/>
@@ -6784,7 +6924,7 @@
             <w:noProof/>
             <w:webHidden/>
           </w:rPr>
-          <w:instrText xml:space="preserve"> PAGEREF _Toc242809404 \h </w:instrText>
+          <w:instrText xml:space="preserve"> PAGEREF _Toc242811764 \h </w:instrText>
         </w:r>
         <w:r>
           <w:rPr>
@@ -6832,7 +6972,7 @@
           <w14:ligatures w14:val="standardContextual"/>
         </w:rPr>
       </w:pPr>
-      <w:hyperlink w:anchor="_Toc242809405" w:history="1">
+      <w:hyperlink w:anchor="_Toc242811765" w:history="1">
         <w:r>
           <w:rPr>
             <w:rStyle w:val="Hipervnculo"/>
@@ -6860,7 +7000,7 @@
             <w:noProof/>
             <w:webHidden/>
           </w:rPr>
-          <w:instrText xml:space="preserve"> PAGEREF _Toc242809405 \h </w:instrText>
+          <w:instrText xml:space="preserve"> PAGEREF _Toc242811765 \h </w:instrText>
         </w:r>
         <w:r>
           <w:rPr>
@@ -6908,7 +7048,7 @@
           <w14:ligatures w14:val="standardContextual"/>
         </w:rPr>
       </w:pPr>
-      <w:hyperlink w:anchor="_Toc242809406" w:history="1">
+      <w:hyperlink w:anchor="_Toc242811766" w:history="1">
         <w:r>
           <w:rPr>
             <w:rStyle w:val="Hipervnculo"/>
@@ -6936,7 +7076,7 @@
             <w:noProof/>
             <w:webHidden/>
           </w:rPr>
-          <w:instrText xml:space="preserve"> PAGEREF _Toc242809406 \h </w:instrText>
+          <w:instrText xml:space="preserve"> PAGEREF _Toc242811766 \h </w:instrText>
         </w:r>
         <w:r>
           <w:rPr>
@@ -6984,7 +7124,7 @@
           <w14:ligatures w14:val="standardContextual"/>
         </w:rPr>
       </w:pPr>
-      <w:hyperlink w:anchor="_Toc242809407" w:history="1">
+      <w:hyperlink w:anchor="_Toc242811767" w:history="1">
         <w:r>
           <w:rPr>
             <w:rStyle w:val="Hipervnculo"/>
@@ -7012,7 +7152,7 @@
             <w:noProof/>
             <w:webHidden/>
           </w:rPr>
-          <w:instrText xml:space="preserve"> PAGEREF _Toc242809407 \h </w:instrText>
+          <w:instrText xml:space="preserve"> PAGEREF _Toc242811767 \h </w:instrText>
         </w:r>
         <w:r>
           <w:rPr>
@@ -7060,7 +7200,7 @@
           <w14:ligatures w14:val="standardContextual"/>
         </w:rPr>
       </w:pPr>
-      <w:hyperlink w:anchor="_Toc242809408" w:history="1">
+      <w:hyperlink w:anchor="_Toc242811768" w:history="1">
         <w:r>
           <w:rPr>
             <w:rStyle w:val="Hipervnculo"/>
@@ -7088,7 +7228,7 @@
             <w:noProof/>
             <w:webHidden/>
           </w:rPr>
-          <w:instrText xml:space="preserve"> PAGEREF _Toc242809408 \h </w:instrText>
+          <w:instrText xml:space="preserve"> PAGEREF _Toc242811768 \h </w:instrText>
         </w:r>
         <w:r>
           <w:rPr>
@@ -7136,7 +7276,7 @@
           <w14:ligatures w14:val="standardContextual"/>
         </w:rPr>
       </w:pPr>
-      <w:hyperlink w:anchor="_Toc242809409" w:history="1">
+      <w:hyperlink w:anchor="_Toc242811769" w:history="1">
         <w:r>
           <w:rPr>
             <w:rStyle w:val="Hipervnculo"/>
@@ -7164,7 +7304,7 @@
             <w:noProof/>
             <w:webHidden/>
           </w:rPr>
-          <w:instrText xml:space="preserve"> PAGEREF _Toc242809409 \h </w:instrText>
+          <w:instrText xml:space="preserve"> PAGEREF _Toc242811769 \h </w:instrText>
         </w:r>
         <w:r>
           <w:rPr>
@@ -7212,7 +7352,7 @@
           <w14:ligatures w14:val="standardContextual"/>
         </w:rPr>
       </w:pPr>
-      <w:hyperlink w:anchor="_Toc242809410" w:history="1">
+      <w:hyperlink w:anchor="_Toc242811770" w:history="1">
         <w:r>
           <w:rPr>
             <w:rStyle w:val="Hipervnculo"/>
@@ -7240,7 +7380,7 @@
             <w:noProof/>
             <w:webHidden/>
           </w:rPr>
-          <w:instrText xml:space="preserve"> PAGEREF _Toc242809410 \h </w:instrText>
+          <w:instrText xml:space="preserve"> PAGEREF _Toc242811770 \h </w:instrText>
         </w:r>
         <w:r>
           <w:rPr>
@@ -7288,7 +7428,7 @@
           <w14:ligatures w14:val="standardContextual"/>
         </w:rPr>
       </w:pPr>
-      <w:hyperlink w:anchor="_Toc242809411" w:history="1">
+      <w:hyperlink w:anchor="_Toc242811771" w:history="1">
         <w:r>
           <w:rPr>
             <w:rStyle w:val="Hipervnculo"/>
@@ -7316,7 +7456,7 @@
             <w:noProof/>
             <w:webHidden/>
           </w:rPr>
-          <w:instrText xml:space="preserve"> PAGEREF _Toc242809411 \h </w:instrText>
+          <w:instrText xml:space="preserve"> PAGEREF _Toc242811771 \h </w:instrText>
         </w:r>
         <w:r>
           <w:rPr>
@@ -7364,7 +7504,7 @@
           <w14:ligatures w14:val="standardContextual"/>
         </w:rPr>
       </w:pPr>
-      <w:hyperlink w:anchor="_Toc242809412" w:history="1">
+      <w:hyperlink w:anchor="_Toc242811772" w:history="1">
         <w:r>
           <w:rPr>
             <w:rStyle w:val="Hipervnculo"/>
@@ -7392,7 +7532,7 @@
             <w:noProof/>
             <w:webHidden/>
           </w:rPr>
-          <w:instrText xml:space="preserve"> PAGEREF _Toc242809412 \h </w:instrText>
+          <w:instrText xml:space="preserve"> PAGEREF _Toc242811772 \h </w:instrText>
         </w:r>
         <w:r>
           <w:rPr>
@@ -7440,7 +7580,7 @@
           <w14:ligatures w14:val="standardContextual"/>
         </w:rPr>
       </w:pPr>
-      <w:hyperlink w:anchor="_Toc242809413" w:history="1">
+      <w:hyperlink w:anchor="_Toc242811773" w:history="1">
         <w:r>
           <w:rPr>
             <w:rStyle w:val="Hipervnculo"/>
@@ -7468,7 +7608,7 @@
             <w:noProof/>
             <w:webHidden/>
           </w:rPr>
-          <w:instrText xml:space="preserve"> PAGEREF _Toc242809413 \h </w:instrText>
+          <w:instrText xml:space="preserve"> PAGEREF _Toc242811773 \h </w:instrText>
         </w:r>
         <w:r>
           <w:rPr>
@@ -7516,7 +7656,7 @@
           <w14:ligatures w14:val="standardContextual"/>
         </w:rPr>
       </w:pPr>
-      <w:hyperlink w:anchor="_Toc242809414" w:history="1">
+      <w:hyperlink w:anchor="_Toc242811774" w:history="1">
         <w:r>
           <w:rPr>
             <w:rStyle w:val="Hipervnculo"/>
@@ -7544,7 +7684,7 @@
             <w:noProof/>
             <w:webHidden/>
           </w:rPr>
-          <w:instrText xml:space="preserve"> PAGEREF _Toc242809414 \h </w:instrText>
+          <w:instrText xml:space="preserve"> PAGEREF _Toc242811774 \h </w:instrText>
         </w:r>
         <w:r>
           <w:rPr>
@@ -7592,7 +7732,7 @@
           <w14:ligatures w14:val="standardContextual"/>
         </w:rPr>
       </w:pPr>
-      <w:hyperlink w:anchor="_Toc242809415" w:history="1">
+      <w:hyperlink w:anchor="_Toc242811775" w:history="1">
         <w:r>
           <w:rPr>
             <w:rStyle w:val="Hipervnculo"/>
@@ -7620,7 +7760,7 @@
             <w:noProof/>
             <w:webHidden/>
           </w:rPr>
-          <w:instrText xml:space="preserve"> PAGEREF _Toc242809415 \h </w:instrText>
+          <w:instrText xml:space="preserve"> PAGEREF _Toc242811775 \h </w:instrText>
         </w:r>
         <w:r>
           <w:rPr>
@@ -7770,7 +7910,6 @@
           <w:b/>
           <w:bCs/>
         </w:rPr>
-        <w:lastRenderedPageBreak/>
         <w:t>LISTA DE FIGURAS</w:t>
       </w:r>
     </w:p>
@@ -7859,7 +7998,7 @@
         </w:rPr>
         <w:fldChar w:fldCharType="separate"/>
       </w:r>
-      <w:hyperlink w:anchor="_Toc242809416" w:history="1">
+      <w:hyperlink w:anchor="_Toc242811776" w:history="1">
         <w:r>
           <w:rPr>
             <w:rStyle w:val="Hipervnculo"/>
@@ -7887,7 +8026,7 @@
             <w:noProof/>
             <w:webHidden/>
           </w:rPr>
-          <w:instrText xml:space="preserve"> PAGEREF _Toc242809416 \h </w:instrText>
+          <w:instrText xml:space="preserve"> PAGEREF _Toc242811776 \h </w:instrText>
         </w:r>
         <w:r>
           <w:rPr>
@@ -7935,7 +8074,7 @@
           <w14:ligatures w14:val="standardContextual"/>
         </w:rPr>
       </w:pPr>
-      <w:hyperlink w:anchor="_Toc242809417" w:history="1">
+      <w:hyperlink w:anchor="_Toc242811777" w:history="1">
         <w:r>
           <w:rPr>
             <w:rStyle w:val="Hipervnculo"/>
@@ -7963,7 +8102,7 @@
             <w:noProof/>
             <w:webHidden/>
           </w:rPr>
-          <w:instrText xml:space="preserve"> PAGEREF _Toc242809417 \h </w:instrText>
+          <w:instrText xml:space="preserve"> PAGEREF _Toc242811777 \h </w:instrText>
         </w:r>
         <w:r>
           <w:rPr>
@@ -8011,7 +8150,7 @@
           <w14:ligatures w14:val="standardContextual"/>
         </w:rPr>
       </w:pPr>
-      <w:hyperlink w:anchor="_Toc242809418" w:history="1">
+      <w:hyperlink w:anchor="_Toc242811778" w:history="1">
         <w:r>
           <w:rPr>
             <w:rStyle w:val="Hipervnculo"/>
@@ -8047,7 +8186,7 @@
             <w:noProof/>
             <w:webHidden/>
           </w:rPr>
-          <w:instrText xml:space="preserve"> PAGEREF _Toc242809418 \h </w:instrText>
+          <w:instrText xml:space="preserve"> PAGEREF _Toc242811778 \h </w:instrText>
         </w:r>
         <w:r>
           <w:rPr>
@@ -8095,7 +8234,7 @@
           <w14:ligatures w14:val="standardContextual"/>
         </w:rPr>
       </w:pPr>
-      <w:hyperlink w:anchor="_Toc242809419" w:history="1">
+      <w:hyperlink w:anchor="_Toc242811779" w:history="1">
         <w:r>
           <w:rPr>
             <w:rStyle w:val="Hipervnculo"/>
@@ -8131,7 +8270,7 @@
             <w:noProof/>
             <w:webHidden/>
           </w:rPr>
-          <w:instrText xml:space="preserve"> PAGEREF _Toc242809419 \h </w:instrText>
+          <w:instrText xml:space="preserve"> PAGEREF _Toc242811779 \h </w:instrText>
         </w:r>
         <w:r>
           <w:rPr>
@@ -8179,7 +8318,7 @@
           <w14:ligatures w14:val="standardContextual"/>
         </w:rPr>
       </w:pPr>
-      <w:hyperlink w:anchor="_Toc242809420" w:history="1">
+      <w:hyperlink w:anchor="_Toc242811780" w:history="1">
         <w:r>
           <w:rPr>
             <w:rStyle w:val="Hipervnculo"/>
@@ -8207,7 +8346,7 @@
             <w:noProof/>
             <w:webHidden/>
           </w:rPr>
-          <w:instrText xml:space="preserve"> PAGEREF _Toc242809420 \h </w:instrText>
+          <w:instrText xml:space="preserve"> PAGEREF _Toc242811780 \h </w:instrText>
         </w:r>
         <w:r>
           <w:rPr>
@@ -8255,7 +8394,7 @@
           <w14:ligatures w14:val="standardContextual"/>
         </w:rPr>
       </w:pPr>
-      <w:hyperlink w:anchor="_Toc242809421" w:history="1">
+      <w:hyperlink w:anchor="_Toc242811781" w:history="1">
         <w:r>
           <w:rPr>
             <w:rStyle w:val="Hipervnculo"/>
@@ -8283,7 +8422,7 @@
             <w:noProof/>
             <w:webHidden/>
           </w:rPr>
-          <w:instrText xml:space="preserve"> PAGEREF _Toc242809421 \h </w:instrText>
+          <w:instrText xml:space="preserve"> PAGEREF _Toc242811781 \h </w:instrText>
         </w:r>
         <w:r>
           <w:rPr>
@@ -8331,7 +8470,7 @@
           <w14:ligatures w14:val="standardContextual"/>
         </w:rPr>
       </w:pPr>
-      <w:hyperlink w:anchor="_Toc242809422" w:history="1">
+      <w:hyperlink w:anchor="_Toc242811782" w:history="1">
         <w:r>
           <w:rPr>
             <w:rStyle w:val="Hipervnculo"/>
@@ -8359,7 +8498,7 @@
             <w:noProof/>
             <w:webHidden/>
           </w:rPr>
-          <w:instrText xml:space="preserve"> PAGEREF _Toc242809422 \h </w:instrText>
+          <w:instrText xml:space="preserve"> PAGEREF _Toc242811782 \h </w:instrText>
         </w:r>
         <w:r>
           <w:rPr>
@@ -8407,7 +8546,7 @@
           <w14:ligatures w14:val="standardContextual"/>
         </w:rPr>
       </w:pPr>
-      <w:hyperlink w:anchor="_Toc242809423" w:history="1">
+      <w:hyperlink w:anchor="_Toc242811783" w:history="1">
         <w:r>
           <w:rPr>
             <w:rStyle w:val="Hipervnculo"/>
@@ -8435,7 +8574,7 @@
             <w:noProof/>
             <w:webHidden/>
           </w:rPr>
-          <w:instrText xml:space="preserve"> PAGEREF _Toc242809423 \h </w:instrText>
+          <w:instrText xml:space="preserve"> PAGEREF _Toc242811783 \h </w:instrText>
         </w:r>
         <w:r>
           <w:rPr>
@@ -9046,7 +9185,6 @@
           <w:b/>
           <w:bCs/>
         </w:rPr>
-        <w:lastRenderedPageBreak/>
         <w:t>HABEAS DATA:</w:t>
       </w:r>
       <w:r>
@@ -9294,7 +9432,6 @@
           <w:sz w:val="24"/>
           <w:szCs w:val="24"/>
         </w:rPr>
-        <w:lastRenderedPageBreak/>
         <w:t>RESUMEN</w:t>
       </w:r>
     </w:p>
@@ -9510,7 +9647,6 @@
           <w:bCs/>
           <w:lang w:val="en-US"/>
         </w:rPr>
-        <w:lastRenderedPageBreak/>
         <w:t>ABSTRACT</w:t>
       </w:r>
     </w:p>
@@ -9652,7 +9788,7 @@
       </w:pPr>
       <w:bookmarkStart w:id="3" w:name="_Toc475112151"/>
       <w:bookmarkStart w:id="4" w:name="_Toc475115507"/>
-      <w:bookmarkStart w:id="5" w:name="_Toc242809326"/>
+      <w:bookmarkStart w:id="5" w:name="_Toc242811684"/>
       <w:r>
         <w:rPr>
           <w:rFonts w:cs="Arial"/>
@@ -9660,7 +9796,6 @@
           <w:bCs/>
           <w:caps w:val="0"/>
         </w:rPr>
-        <w:lastRenderedPageBreak/>
         <w:t>INTRODUCCIÓN</w:t>
       </w:r>
       <w:bookmarkEnd w:id="3"/>
@@ -9767,14 +9902,7 @@
         <w:rPr>
           <w:rFonts w:eastAsia="Arial" w:cs="Arial"/>
         </w:rPr>
-        <w:t xml:space="preserve"> busca que los estudiantes se identifiquen con contenidos digitales </w:t>
-      </w:r>
-      <w:r>
-        <w:rPr>
-          <w:rFonts w:eastAsia="Arial" w:cs="Arial"/>
-        </w:rPr>
-        <w:lastRenderedPageBreak/>
-        <w:t xml:space="preserve">cercanos a su contexto. Y en lo ambiental, al ser una herramienta completamente digital, prescinde de materiales físicos desechables que suelen acompañar los recursos didácticos tradicionales. </w:t>
+        <w:t xml:space="preserve"> busca que los estudiantes se identifiquen con contenidos digitales cercanos a su contexto. Y en lo ambiental, al ser una herramienta completamente digital, prescinde de materiales físicos desechables que suelen acompañar los recursos didácticos tradicionales. </w:t>
       </w:r>
     </w:p>
     <w:p>
@@ -9840,7 +9968,7 @@
           <w:caps w:val="0"/>
         </w:rPr>
       </w:pPr>
-      <w:bookmarkStart w:id="6" w:name="_Toc242809327"/>
+      <w:bookmarkStart w:id="6" w:name="_Toc242811685"/>
       <w:r>
         <w:rPr>
           <w:rFonts w:cs="Arial"/>
@@ -9848,7 +9976,6 @@
           <w:bCs/>
           <w:caps w:val="0"/>
         </w:rPr>
-        <w:lastRenderedPageBreak/>
         <w:t>1. CONTEXTO DEL PROYECTO</w:t>
       </w:r>
       <w:bookmarkEnd w:id="6"/>
@@ -9889,7 +10016,7 @@
       </w:pPr>
       <w:bookmarkStart w:id="7" w:name="_Toc475112154"/>
       <w:bookmarkStart w:id="8" w:name="_Toc475115510"/>
-      <w:bookmarkStart w:id="9" w:name="_Toc242809328"/>
+      <w:bookmarkStart w:id="9" w:name="_Toc242811686"/>
       <w:r>
         <w:t>1.1 Planteamiento del problema</w:t>
       </w:r>
@@ -9946,7 +10073,7 @@
           <w:iCs w:val="0"/>
         </w:rPr>
       </w:pPr>
-      <w:bookmarkStart w:id="10" w:name="_Toc242809416"/>
+      <w:bookmarkStart w:id="10" w:name="_Toc242811776"/>
       <w:r>
         <w:rPr>
           <w:rFonts w:cs="Arial"/>
@@ -10010,7 +10137,6 @@
         <w:rPr>
           <w:noProof/>
         </w:rPr>
-        <w:lastRenderedPageBreak/>
         <w:drawing>
           <wp:inline distT="0" distB="0" distL="0" distR="0" wp14:anchorId="466F839D" wp14:editId="77C20EEE">
             <wp:extent cx="4648200" cy="2371370"/>
@@ -10167,7 +10293,7 @@
           <w:iCs w:val="0"/>
         </w:rPr>
       </w:pPr>
-      <w:bookmarkStart w:id="11" w:name="_Toc242809417"/>
+      <w:bookmarkStart w:id="11" w:name="_Toc242811777"/>
       <w:r>
         <w:rPr>
           <w:rFonts w:cs="Arial"/>
@@ -10315,7 +10441,7 @@
           <w:rFonts w:eastAsia="Arial" w:cs="Arial"/>
         </w:rPr>
       </w:pPr>
-      <w:bookmarkStart w:id="12" w:name="_Toc242809418"/>
+      <w:bookmarkStart w:id="12" w:name="_Toc242811778"/>
       <w:r>
         <w:rPr>
           <w:rFonts w:cs="Arial"/>
@@ -10380,7 +10506,6 @@
         <w:rPr>
           <w:noProof/>
         </w:rPr>
-        <w:lastRenderedPageBreak/>
         <w:drawing>
           <wp:inline distT="0" distB="0" distL="0" distR="0" wp14:anchorId="034C6FAC" wp14:editId="63729E26">
             <wp:extent cx="3253817" cy="2365836"/>
@@ -10507,14 +10632,7 @@
         <w:rPr>
           <w:rFonts w:eastAsia="Arial" w:cs="Arial"/>
         </w:rPr>
-        <w:t xml:space="preserve"> [11]son ejemplos de cómo esto puede verse en la práctica. El estudiante no recibe el concepto de algoritmo como definición; lo vive tomando decisiones dentro de una narrativa que avanza o se traba según sus elecciones. La retroalimentación es inmediata, lo que Prieto [12] destaca como uno de los elementos más </w:t>
-      </w:r>
-      <w:r>
-        <w:rPr>
-          <w:rFonts w:eastAsia="Arial" w:cs="Arial"/>
-        </w:rPr>
-        <w:lastRenderedPageBreak/>
-        <w:t>valiosos: el error no llega marcado en rojo días después, aparece en el momento y el estudiante puede ajustar su razonamiento ahí mismo.</w:t>
+        <w:t xml:space="preserve"> [11]son ejemplos de cómo esto puede verse en la práctica. El estudiante no recibe el concepto de algoritmo como definición; lo vive tomando decisiones dentro de una narrativa que avanza o se traba según sus elecciones. La retroalimentación es inmediata, lo que Prieto [12] destaca como uno de los elementos más valiosos: el error no llega marcado en rojo días después, aparece en el momento y el estudiante puede ajustar su razonamiento ahí mismo.</w:t>
       </w:r>
     </w:p>
     <w:p>
@@ -10578,7 +10696,7 @@
       </w:pPr>
       <w:bookmarkStart w:id="13" w:name="_Toc475112156"/>
       <w:bookmarkStart w:id="14" w:name="_Toc475115512"/>
-      <w:bookmarkStart w:id="15" w:name="_Toc242809329"/>
+      <w:bookmarkStart w:id="15" w:name="_Toc242811687"/>
       <w:r>
         <w:t>1.2 Pregunta de investigación</w:t>
       </w:r>
@@ -10641,7 +10759,7 @@
       <w:pPr>
         <w:pStyle w:val="Ttulo2"/>
       </w:pPr>
-      <w:bookmarkStart w:id="16" w:name="_Toc242809330"/>
+      <w:bookmarkStart w:id="16" w:name="_Toc242811688"/>
       <w:r>
         <w:t>1.3 Justificación</w:t>
       </w:r>
@@ -10679,14 +10797,7 @@
         <w:rPr>
           <w:rFonts w:cs="Arial"/>
         </w:rPr>
-        <w:t xml:space="preserve">En el contexto del Colegio El Libertador IED, ubicado en la localidad Rafael Uribe Uribe, </w:t>
-      </w:r>
-      <w:r>
-        <w:rPr>
-          <w:rFonts w:cs="Arial"/>
-        </w:rPr>
-        <w:lastRenderedPageBreak/>
-        <w:t xml:space="preserve">profesores han identificado que los estudiantes de grado </w:t>
+        <w:t xml:space="preserve">En el contexto del Colegio El Libertador IED, ubicado en la localidad Rafael Uribe Uribe, profesores han identificado que los estudiantes de grado </w:t>
       </w:r>
       <w:r>
         <w:rPr>
@@ -10782,7 +10893,7 @@
           <w:iCs w:val="0"/>
         </w:rPr>
       </w:pPr>
-      <w:bookmarkStart w:id="17" w:name="_Toc242809419"/>
+      <w:bookmarkStart w:id="17" w:name="_Toc242811779"/>
       <w:r>
         <w:rPr>
           <w:rFonts w:cs="Arial"/>
@@ -10853,7 +10964,6 @@
         <w:rPr>
           <w:noProof/>
         </w:rPr>
-        <w:lastRenderedPageBreak/>
         <w:drawing>
           <wp:inline distT="0" distB="0" distL="0" distR="0" wp14:anchorId="0388DB65" wp14:editId="20594068">
             <wp:extent cx="3508558" cy="2473830"/>
@@ -10969,7 +11079,7 @@
       </w:pPr>
       <w:bookmarkStart w:id="18" w:name="_Toc475112155"/>
       <w:bookmarkStart w:id="19" w:name="_Toc475115511"/>
-      <w:bookmarkStart w:id="20" w:name="_Toc242809331"/>
+      <w:bookmarkStart w:id="20" w:name="_Toc242811689"/>
       <w:r>
         <w:t>1.4 Antecedentes del</w:t>
       </w:r>
@@ -11038,15 +11148,7 @@
           <w:rFonts w:eastAsia="Arial" w:cs="Arial"/>
           <w:color w:val="000000" w:themeColor="text1"/>
         </w:rPr>
-        <w:t xml:space="preserve">CARAPÁS REVELO et al. [4], por otro lado, compartieron sus hallazgos sobre cómo aplicaron el aprendizaje basado en juegos en matemáticas. Sus resultados revelaron que el cien por cien de los alumnos que utilizaron juegos educativos llegaron al nivel de aprendizaje esperado, </w:t>
-      </w:r>
-      <w:r>
-        <w:rPr>
-          <w:rFonts w:eastAsia="Arial" w:cs="Arial"/>
-          <w:color w:val="000000" w:themeColor="text1"/>
-        </w:rPr>
-        <w:lastRenderedPageBreak/>
-        <w:t>a diferencia de poco más del cincuenta y cuatro por cien que no lo consiguieron con las técnicas de siempre. Esta investigación ofrece datos reales sobre la eficacia del ABJ y sirve de guía para crear los desafíos graduales de nuestro prototipo.</w:t>
+        <w:t>CARAPÁS REVELO et al. [4], por otro lado, compartieron sus hallazgos sobre cómo aplicaron el aprendizaje basado en juegos en matemáticas. Sus resultados revelaron que el cien por cien de los alumnos que utilizaron juegos educativos llegaron al nivel de aprendizaje esperado, a diferencia de poco más del cincuenta y cuatro por cien que no lo consiguieron con las técnicas de siempre. Esta investigación ofrece datos reales sobre la eficacia del ABJ y sirve de guía para crear los desafíos graduales de nuestro prototipo.</w:t>
       </w:r>
     </w:p>
     <w:p>
@@ -11123,7 +11225,7 @@
           <w:caps w:val="0"/>
         </w:rPr>
       </w:pPr>
-      <w:bookmarkStart w:id="21" w:name="_Toc242809332"/>
+      <w:bookmarkStart w:id="21" w:name="_Toc242811690"/>
       <w:r>
         <w:rPr>
           <w:rFonts w:cs="Arial"/>
@@ -11131,7 +11233,6 @@
           <w:bCs/>
           <w:caps w:val="0"/>
         </w:rPr>
-        <w:lastRenderedPageBreak/>
         <w:t>2. OBJETIVOS</w:t>
       </w:r>
       <w:bookmarkEnd w:id="21"/>
@@ -11164,7 +11265,7 @@
       </w:pPr>
       <w:bookmarkStart w:id="22" w:name="_Toc475112161"/>
       <w:bookmarkStart w:id="23" w:name="_Toc475115517"/>
-      <w:bookmarkStart w:id="24" w:name="_Toc242809333"/>
+      <w:bookmarkStart w:id="24" w:name="_Toc242811691"/>
       <w:r>
         <w:t>2.1 Objetivo general</w:t>
       </w:r>
@@ -11235,7 +11336,7 @@
         <w:pStyle w:val="Ttulo2"/>
         <w:ind w:left="567" w:hanging="576"/>
       </w:pPr>
-      <w:bookmarkStart w:id="27" w:name="_Toc242809334"/>
+      <w:bookmarkStart w:id="27" w:name="_Toc242811692"/>
       <w:r>
         <w:t>2.2 Objetivos específicos</w:t>
       </w:r>
@@ -11361,7 +11462,7 @@
       </w:pPr>
       <w:bookmarkStart w:id="28" w:name="_Toc475112165"/>
       <w:bookmarkStart w:id="29" w:name="_Toc475115521"/>
-      <w:bookmarkStart w:id="30" w:name="_Toc242809335"/>
+      <w:bookmarkStart w:id="30" w:name="_Toc242811693"/>
       <w:r>
         <w:rPr>
           <w:rFonts w:cs="Arial"/>
@@ -11369,7 +11470,6 @@
           <w:bCs/>
           <w:caps w:val="0"/>
         </w:rPr>
-        <w:lastRenderedPageBreak/>
         <w:t>3. MARCOS DE REFERENCIA</w:t>
       </w:r>
       <w:bookmarkEnd w:id="28"/>
@@ -11390,7 +11490,7 @@
       </w:pPr>
       <w:bookmarkStart w:id="31" w:name="_Toc475112166"/>
       <w:bookmarkStart w:id="32" w:name="_Toc475115522"/>
-      <w:bookmarkStart w:id="33" w:name="_Toc242809336"/>
+      <w:bookmarkStart w:id="33" w:name="_Toc242811694"/>
       <w:r>
         <w:t>3.1 Marco conceptual</w:t>
       </w:r>
@@ -11412,7 +11512,7 @@
           <w:rFonts w:cs="Arial"/>
         </w:rPr>
       </w:pPr>
-      <w:bookmarkStart w:id="34" w:name="_Toc242809337"/>
+      <w:bookmarkStart w:id="34" w:name="_Toc242811695"/>
       <w:r>
         <w:t>3.1.1 El pensamiento computacional (PC):</w:t>
       </w:r>
@@ -11630,14 +11730,7 @@
         <w:rPr>
           <w:rFonts w:cs="Arial"/>
         </w:rPr>
-        <w:t xml:space="preserve">Creación en el ciberespacio: El pensamiento computacional permite construir mundos </w:t>
-      </w:r>
-      <w:r>
-        <w:rPr>
-          <w:rFonts w:cs="Arial"/>
-        </w:rPr>
-        <w:lastRenderedPageBreak/>
-        <w:t>virtuales en el ciberespacio que no están restringidos por la realidad física, lo que otorga una libertad creativa donde el único límite es la imaginación.</w:t>
+        <w:t>Creación en el ciberespacio: El pensamiento computacional permite construir mundos virtuales en el ciberespacio que no están restringidos por la realidad física, lo que otorga una libertad creativa donde el único límite es la imaginación.</w:t>
       </w:r>
     </w:p>
     <w:p>
@@ -11705,7 +11798,7 @@
           <w:bCs/>
         </w:rPr>
       </w:pPr>
-      <w:bookmarkStart w:id="35" w:name="_Toc242809338"/>
+      <w:bookmarkStart w:id="35" w:name="_Toc242811696"/>
       <w:r>
         <w:t>3.1.2. Pruebas Bebras:</w:t>
       </w:r>
@@ -11741,7 +11834,7 @@
           <w:rFonts w:cs="Arial"/>
         </w:rPr>
       </w:pPr>
-      <w:bookmarkStart w:id="36" w:name="_Toc242809339"/>
+      <w:bookmarkStart w:id="36" w:name="_Toc242811697"/>
       <w:r>
         <w:t>3.1.3. teoría del flujo</w:t>
       </w:r>
@@ -11763,7 +11856,7 @@
           <w:iCs w:val="0"/>
         </w:rPr>
       </w:pPr>
-      <w:bookmarkStart w:id="37" w:name="_Toc242809420"/>
+      <w:bookmarkStart w:id="37" w:name="_Toc242811780"/>
       <w:r>
         <w:rPr>
           <w:rFonts w:cs="Arial"/>
@@ -11820,7 +11913,6 @@
         <w:rPr>
           <w:noProof/>
         </w:rPr>
-        <w:lastRenderedPageBreak/>
         <w:drawing>
           <wp:inline distT="0" distB="0" distL="0" distR="0" wp14:anchorId="14A18E35" wp14:editId="1CCC0B41">
             <wp:extent cx="3964673" cy="2620716"/>
@@ -11909,7 +12001,7 @@
       <w:pPr>
         <w:pStyle w:val="Ttulo3"/>
       </w:pPr>
-      <w:bookmarkStart w:id="38" w:name="_Toc242809340"/>
+      <w:bookmarkStart w:id="38" w:name="_Toc242811698"/>
       <w:r>
         <w:t>3.1.4. Teoría de la Autodeterminación</w:t>
       </w:r>
@@ -12104,14 +12196,7 @@
         <w:rPr>
           <w:rFonts w:eastAsia="Arial" w:cs="Arial"/>
         </w:rPr>
-        <w:t xml:space="preserve">Internalización de la Conducta (Teoría de la Integración Orgánica) Este concepto explica </w:t>
-      </w:r>
-      <w:r>
-        <w:rPr>
-          <w:rFonts w:eastAsia="Arial" w:cs="Arial"/>
-        </w:rPr>
-        <w:lastRenderedPageBreak/>
-        <w:t>cómo la motivación extrínseca puede volverse más autónoma a través de cuatro tipos de regulación:</w:t>
+        <w:t>Internalización de la Conducta (Teoría de la Integración Orgánica) Este concepto explica cómo la motivación extrínseca puede volverse más autónoma a través de cuatro tipos de regulación:</w:t>
       </w:r>
     </w:p>
     <w:p>
@@ -12409,7 +12494,7 @@
           <w:rFonts w:eastAsia="Arial" w:cs="Arial"/>
         </w:rPr>
       </w:pPr>
-      <w:bookmarkStart w:id="39" w:name="_Toc242809341"/>
+      <w:bookmarkStart w:id="39" w:name="_Toc242811699"/>
       <w:r>
         <w:t>3.1.6 GOLDEN PATH</w:t>
       </w:r>
@@ -12434,7 +12519,6 @@
         <w:pStyle w:val="Prrafodelista"/>
       </w:pPr>
       <w:r>
-        <w:lastRenderedPageBreak/>
         <w:t>Dicho de otra forma, el golden path es el camino "perfecto" que el diseñador tiene en mente cuando construye la experiencia: aquel en el que el jugador entiende las mecánicas, avanza por los niveles sin frustrarse y logra los aprendizajes esperados sin desviarse demasiado. No significa que el jugador esté obligado a seguirlo al pie de la letra, sino que el diseño del juego está pensado para que ese camino sea el más natural e intuitivo. [18]</w:t>
       </w:r>
     </w:p>
@@ -12450,7 +12534,7 @@
           <w:rFonts w:eastAsia="Arial" w:cs="Arial"/>
         </w:rPr>
       </w:pPr>
-      <w:bookmarkStart w:id="40" w:name="_Toc242809342"/>
+      <w:bookmarkStart w:id="40" w:name="_Toc242811700"/>
       <w:r>
         <w:t>3.1.7 Gamificación</w:t>
       </w:r>
@@ -12508,7 +12592,7 @@
       </w:pPr>
       <w:bookmarkStart w:id="41" w:name="_Toc475112167"/>
       <w:bookmarkStart w:id="42" w:name="_Toc475115523"/>
-      <w:bookmarkStart w:id="43" w:name="_Toc242809343"/>
+      <w:bookmarkStart w:id="43" w:name="_Toc242811701"/>
       <w:r>
         <w:t>3.2 Marco teórico</w:t>
       </w:r>
@@ -12530,7 +12614,7 @@
           <w:rFonts w:cs="Arial"/>
         </w:rPr>
       </w:pPr>
-      <w:bookmarkStart w:id="44" w:name="_Toc242809344"/>
+      <w:bookmarkStart w:id="44" w:name="_Toc242811702"/>
       <w:r>
         <w:t>3.2.1 Aprendizaje basado en juegos (ABJ)</w:t>
       </w:r>
@@ -12661,14 +12745,7 @@
         <w:rPr>
           <w:rFonts w:eastAsia="Arial" w:cs="Arial"/>
         </w:rPr>
-        <w:t xml:space="preserve">La implementación del ABJ ha demostrado ser una estrategia eficaz para mejorar la calidad del proceso educativo [21]. Estudios experimentales han revelado que los estudiantes que utilizan plataformas de aprendizaje basadas en juegos logran un rendimiento académico superior, alcanzando promedios notablemente más altos en comparación con grupos que siguen métodos pedagógicos convencionales [13]. Específicamente, se ha constatado un incremento significativo en la motivación académica y una mejora en la comprensión de </w:t>
-      </w:r>
-      <w:r>
-        <w:rPr>
-          <w:rFonts w:eastAsia="Arial" w:cs="Arial"/>
-        </w:rPr>
-        <w:lastRenderedPageBreak/>
-        <w:t>contenidos, especialmente en áreas que tradicionalmente presentan mayores dificultades de aprendizaje [21].</w:t>
+        <w:t>La implementación del ABJ ha demostrado ser una estrategia eficaz para mejorar la calidad del proceso educativo [21]. Estudios experimentales han revelado que los estudiantes que utilizan plataformas de aprendizaje basadas en juegos logran un rendimiento académico superior, alcanzando promedios notablemente más altos en comparación con grupos que siguen métodos pedagógicos convencionales [13]. Específicamente, se ha constatado un incremento significativo en la motivación académica y una mejora en la comprensión de contenidos, especialmente en áreas que tradicionalmente presentan mayores dificultades de aprendizaje [21].</w:t>
       </w:r>
     </w:p>
     <w:p>
@@ -12748,7 +12825,7 @@
           <w:caps w:val="0"/>
         </w:rPr>
       </w:pPr>
-      <w:bookmarkStart w:id="45" w:name="_Toc242809345"/>
+      <w:bookmarkStart w:id="45" w:name="_Toc242811703"/>
       <w:r>
         <w:t xml:space="preserve">3.2.2. </w:t>
       </w:r>
@@ -12793,7 +12870,7 @@
           <w:caps w:val="0"/>
         </w:rPr>
       </w:pPr>
-      <w:bookmarkStart w:id="46" w:name="_Toc242809346"/>
+      <w:bookmarkStart w:id="46" w:name="_Toc242811704"/>
       <w:r>
         <w:t xml:space="preserve">3.2.3 </w:t>
       </w:r>
@@ -12892,15 +12969,7 @@
           <w:rFonts w:cs="Arial"/>
           <w:color w:val="auto"/>
         </w:rPr>
-        <w:t xml:space="preserve">Kanban se adapta de manera efectiva a equipos reducidos, debido a su flexibilidad y </w:t>
-      </w:r>
-      <w:r>
-        <w:rPr>
-          <w:rFonts w:cs="Arial"/>
-          <w:color w:val="auto"/>
-        </w:rPr>
-        <w:lastRenderedPageBreak/>
-        <w:t>simplicidad en la gestión integral de tareas. El enfoque iterativo que maneja permite que las fases de desarrollo se ejecuten de forma paralela y correctamente retroalimentada, favoreciendo la creación de prototipos y mejora continua del producto.</w:t>
+        <w:t>Kanban se adapta de manera efectiva a equipos reducidos, debido a su flexibilidad y simplicidad en la gestión integral de tareas. El enfoque iterativo que maneja permite que las fases de desarrollo se ejecuten de forma paralela y correctamente retroalimentada, favoreciendo la creación de prototipos y mejora continua del producto.</w:t>
       </w:r>
     </w:p>
     <w:p>
@@ -13072,7 +13141,6 @@
           <w:rFonts w:cs="Arial"/>
           <w:color w:val="auto"/>
         </w:rPr>
-        <w:lastRenderedPageBreak/>
         <w:t>La metodología Árcade no entra en contradicción con los marcos de trabajo ágil; por el contrario, su carácter iterativo y su orientación a equipos pequeños la hacen particularmente compatible con Kanban [6, p. 58]. Kanban, cuyo nombre proviene del japonés y significa señal visual o tarjeta de signos, organiza el trabajo mediante un tablero dividido en columnas que representan el estado de cada tarea, comúnmente etiquetadas como por hacer, en proceso y terminado [26].</w:t>
       </w:r>
     </w:p>
@@ -13156,7 +13224,7 @@
       <w:pPr>
         <w:pStyle w:val="Ttulo3"/>
       </w:pPr>
-      <w:bookmarkStart w:id="47" w:name="_Toc242809347"/>
+      <w:bookmarkStart w:id="47" w:name="_Toc242811705"/>
       <w:r>
         <w:t>3.2.</w:t>
       </w:r>
@@ -13275,15 +13343,7 @@
           <w:rFonts w:cs="Arial"/>
           <w:color w:val="auto"/>
         </w:rPr>
-        <w:t xml:space="preserve">to, </w:t>
-      </w:r>
-      <w:r>
-        <w:rPr>
-          <w:rFonts w:cs="Arial"/>
-          <w:color w:val="auto"/>
-        </w:rPr>
-        <w:lastRenderedPageBreak/>
-        <w:t>de 9 a 11 años, mantengan la ubicación espacial y el orden lógico de las actividades. En el prototipo, cada nivel se habilita al completar el anterior y las escenas narrativas avanzan con un clic</w:t>
+        <w:t>to, de 9 a 11 años, mantengan la ubicación espacial y el orden lógico de las actividades. En el prototipo, cada nivel se habilita al completar el anterior y las escenas narrativas avanzan con un clic</w:t>
       </w:r>
       <w:r>
         <w:rPr>
@@ -13310,7 +13370,7 @@
           <w:bCs/>
         </w:rPr>
       </w:pPr>
-      <w:bookmarkStart w:id="48" w:name="_Toc242809348"/>
+      <w:bookmarkStart w:id="48" w:name="_Toc242811706"/>
       <w:r>
         <w:t>3.2.</w:t>
       </w:r>
@@ -13435,7 +13495,7 @@
           <w:rFonts w:cs="Arial"/>
         </w:rPr>
       </w:pPr>
-      <w:bookmarkStart w:id="49" w:name="_Toc242809349"/>
+      <w:bookmarkStart w:id="49" w:name="_Toc242811707"/>
       <w:r>
         <w:t>3.2.</w:t>
       </w:r>
@@ -13554,7 +13614,7 @@
           <w:rFonts w:cs="Arial"/>
         </w:rPr>
       </w:pPr>
-      <w:bookmarkStart w:id="50" w:name="_Toc242809350"/>
+      <w:bookmarkStart w:id="50" w:name="_Toc242811708"/>
       <w:r>
         <w:t>3.2.</w:t>
       </w:r>
@@ -13586,15 +13646,7 @@
           <w:rFonts w:cs="Arial"/>
           <w:color w:val="auto"/>
         </w:rPr>
-        <w:t xml:space="preserve">Es un enfoque fundamental en el desarrollo de software y videojuegos, que consiste en la creación de versiones preliminares y funcionales del producto con el fin de validar conceptos, mecánicas y funcionalidades aplicadas antes de la implementación final. En el contexto de </w:t>
-      </w:r>
-      <w:r>
-        <w:rPr>
-          <w:rFonts w:cs="Arial"/>
-          <w:color w:val="auto"/>
-        </w:rPr>
-        <w:lastRenderedPageBreak/>
-        <w:t>proyectos educativos, los prototipos permiten evaluar de manera temprana la eficacia de los contenidos pedagógicos, la interacción del usuario y la experiencia general del juego [29].</w:t>
+        <w:t>Es un enfoque fundamental en el desarrollo de software y videojuegos, que consiste en la creación de versiones preliminares y funcionales del producto con el fin de validar conceptos, mecánicas y funcionalidades aplicadas antes de la implementación final. En el contexto de proyectos educativos, los prototipos permiten evaluar de manera temprana la eficacia de los contenidos pedagógicos, la interacción del usuario y la experiencia general del juego [29].</w:t>
       </w:r>
     </w:p>
     <w:p>
@@ -13620,7 +13672,7 @@
       </w:pPr>
       <w:bookmarkStart w:id="51" w:name="_Toc475112168"/>
       <w:bookmarkStart w:id="52" w:name="_Toc475115524"/>
-      <w:bookmarkStart w:id="53" w:name="_Toc242809351"/>
+      <w:bookmarkStart w:id="53" w:name="_Toc242811709"/>
       <w:r>
         <w:t>3.3 Marco jurídico</w:t>
       </w:r>
@@ -13651,7 +13703,7 @@
           <w:rFonts w:cs="Arial"/>
         </w:rPr>
       </w:pPr>
-      <w:bookmarkStart w:id="54" w:name="_Toc242809352"/>
+      <w:bookmarkStart w:id="54" w:name="_Toc242811710"/>
       <w:r>
         <w:t>3.3.1. Tratamiento de datos personales y régimen de habeas data</w:t>
       </w:r>
@@ -13805,14 +13857,7 @@
         <w:rPr>
           <w:rFonts w:eastAsia="Arial" w:cs="Arial"/>
         </w:rPr>
-        <w:t xml:space="preserve">La Ley 1098 de 2006, denominada Código de la Infancia y la Adolescencia, establece el </w:t>
-      </w:r>
-      <w:r>
-        <w:rPr>
-          <w:rFonts w:eastAsia="Arial" w:cs="Arial"/>
-        </w:rPr>
-        <w:lastRenderedPageBreak/>
-        <w:t>principio del interés superior del menor y obliga a asegurar su protección integral en cualquier actuación que los involucre, incluyendo el tratamiento de su información personal [34].</w:t>
+        <w:t>La Ley 1098 de 2006, denominada Código de la Infancia y la Adolescencia, establece el principio del interés superior del menor y obliga a asegurar su protección integral en cualquier actuación que los involucre, incluyendo el tratamiento de su información personal [34].</w:t>
       </w:r>
     </w:p>
     <w:p>
@@ -14028,7 +14073,7 @@
       <w:pPr>
         <w:pStyle w:val="Ttulo3"/>
       </w:pPr>
-      <w:bookmarkStart w:id="55" w:name="_Toc242809353"/>
+      <w:bookmarkStart w:id="55" w:name="_Toc242811711"/>
       <w:r>
         <w:t>3.3.2. Derechos de autor sobre los personajes utilizados</w:t>
       </w:r>
@@ -14225,11 +14270,7 @@
         <w:spacing w:before="240" w:after="240"/>
       </w:pPr>
       <w:r>
-        <w:t xml:space="preserve">La suscripción de una licencia o autorización de uso en la que se especifique el alcance de la utilización, el contexto académico del proyecto, la ausencia de explotación comercial del prototipo y el compromiso de respetar los derechos morales de los autores, incluyendo el reconocimiento expreso de su autoría en los créditos del </w:t>
-      </w:r>
-      <w:r>
-        <w:lastRenderedPageBreak/>
-        <w:t>videojuego.</w:t>
+        <w:t>La suscripción de una licencia o autorización de uso en la que se especifique el alcance de la utilización, el contexto académico del proyecto, la ausencia de explotación comercial del prototipo y el compromiso de respetar los derechos morales de los autores, incluyendo el reconocimiento expreso de su autoría en los créditos del videojuego.</w:t>
       </w:r>
     </w:p>
     <w:p>
@@ -14279,7 +14320,7 @@
       </w:pPr>
       <w:bookmarkStart w:id="56" w:name="_Toc475112170"/>
       <w:bookmarkStart w:id="57" w:name="_Toc475115526"/>
-      <w:bookmarkStart w:id="58" w:name="_Toc242809354"/>
+      <w:bookmarkStart w:id="58" w:name="_Toc242811712"/>
       <w:r>
         <w:rPr>
           <w:color w:val="auto"/>
@@ -14377,7 +14418,7 @@
           <w:caps w:val="0"/>
         </w:rPr>
       </w:pPr>
-      <w:bookmarkStart w:id="61" w:name="_Toc242809355"/>
+      <w:bookmarkStart w:id="61" w:name="_Toc242811713"/>
       <w:r>
         <w:rPr>
           <w:rFonts w:cs="Arial"/>
@@ -14385,7 +14426,6 @@
           <w:bCs/>
           <w:caps w:val="0"/>
         </w:rPr>
-        <w:lastRenderedPageBreak/>
         <w:t>4. ESTADO DEL ARTE</w:t>
       </w:r>
       <w:bookmarkEnd w:id="59"/>
@@ -14494,14 +14534,7 @@
         <w:rPr>
           <w:rFonts w:eastAsia="Arial" w:cs="Arial"/>
         </w:rPr>
-        <w:t xml:space="preserve"> un trabajo dedicado a la evaluación implícita del pensamiento computacional mediante un videojuego serio de puzzles lógicos. La investigación demuestra que el comportamiento del jugador dentro del juego ya es, en sí mismo, una fuente válida de información sobre las habilidades adquiridas. Para el proyecto esto abre una vía interesante: el seguimiento del progreso del estudiante </w:t>
-      </w:r>
-      <w:r>
-        <w:rPr>
-          <w:rFonts w:eastAsia="Arial" w:cs="Arial"/>
-        </w:rPr>
-        <w:lastRenderedPageBreak/>
-        <w:t>puede integrarse al propio diseño del videojuego, sin necesidad de aplicar tests externos [48].</w:t>
+        <w:t xml:space="preserve"> un trabajo dedicado a la evaluación implícita del pensamiento computacional mediante un videojuego serio de puzzles lógicos. La investigación demuestra que el comportamiento del jugador dentro del juego ya es, en sí mismo, una fuente válida de información sobre las habilidades adquiridas. Para el proyecto esto abre una vía interesante: el seguimiento del progreso del estudiante puede integrarse al propio diseño del videojuego, sin necesidad de aplicar tests externos [48].</w:t>
       </w:r>
     </w:p>
     <w:p>
@@ -14613,14 +14646,7 @@
         <w:rPr>
           <w:rFonts w:eastAsia="Arial" w:cs="Arial"/>
         </w:rPr>
-        <w:t xml:space="preserve">13. Carapás Revelo y colaboradores publicaron en 2025 un estudio aplicado en el que documentaron cómo el aprendizaje basado en juegos y la gamificación lograron que el 100% de los estudiantes alcanzara los niveles esperados en ecuaciones de primer grado, frente a un </w:t>
-      </w:r>
-      <w:r>
-        <w:rPr>
-          <w:rFonts w:eastAsia="Arial" w:cs="Arial"/>
-        </w:rPr>
-        <w:lastRenderedPageBreak/>
-        <w:t>54% que lo había logrado con materiales tradicionales. Aunque la temática es matemática, el contraste numérico entre ambas estrategias es contundente y permite argumentar el valor del ABJ frente a la enseñanza convencional [4].</w:t>
+        <w:t>13. Carapás Revelo y colaboradores publicaron en 2025 un estudio aplicado en el que documentaron cómo el aprendizaje basado en juegos y la gamificación lograron que el 100% de los estudiantes alcanzara los niveles esperados en ecuaciones de primer grado, frente a un 54% que lo había logrado con materiales tradicionales. Aunque la temática es matemática, el contraste numérico entre ambas estrategias es contundente y permite argumentar el valor del ABJ frente a la enseñanza convencional [4].</w:t>
       </w:r>
     </w:p>
     <w:p>
@@ -14756,14 +14782,7 @@
         <w:rPr>
           <w:rFonts w:eastAsia="Arial" w:cs="Arial"/>
         </w:rPr>
-        <w:t xml:space="preserve">20. Chamba Gomes y colaboradores, en un trabajo de 2025, abordaron la gamificación y el ABJ como estrategias para aumentar la motivación y el compromiso en el aula. Su análisis confirma que estas metodologías producen un cambio favorable en la disposición de los estudiantes hacia el aprendizaje, hallazgo que conecta con uno de los argumentos centrales </w:t>
-      </w:r>
-      <w:r>
-        <w:rPr>
-          <w:rFonts w:eastAsia="Arial" w:cs="Arial"/>
-        </w:rPr>
-        <w:lastRenderedPageBreak/>
-        <w:t>del presente trabajo: ofrecer a los estudiantes del Colegio El Libertador IED una experiencia que combine aprendizaje y disfrute [13].</w:t>
+        <w:t>20. Chamba Gomes y colaboradores, en un trabajo de 2025, abordaron la gamificación y el ABJ como estrategias para aumentar la motivación y el compromiso en el aula. Su análisis confirma que estas metodologías producen un cambio favorable en la disposición de los estudiantes hacia el aprendizaje, hallazgo que conecta con uno de los argumentos centrales del presente trabajo: ofrecer a los estudiantes del Colegio El Libertador IED una experiencia que combine aprendizaje y disfrute [13].</w:t>
       </w:r>
     </w:p>
     <w:p>
@@ -14804,7 +14823,7 @@
       </w:pPr>
       <w:bookmarkStart w:id="62" w:name="_Toc475112172"/>
       <w:bookmarkStart w:id="63" w:name="_Toc475115528"/>
-      <w:bookmarkStart w:id="64" w:name="_Toc242809356"/>
+      <w:bookmarkStart w:id="64" w:name="_Toc242811714"/>
       <w:r>
         <w:rPr>
           <w:rFonts w:cs="Arial"/>
@@ -14812,7 +14831,6 @@
           <w:bCs/>
           <w:caps w:val="0"/>
         </w:rPr>
-        <w:lastRenderedPageBreak/>
         <w:t xml:space="preserve">5. </w:t>
       </w:r>
       <w:bookmarkEnd w:id="62"/>
@@ -14956,9 +14974,8 @@
         <w:pStyle w:val="Ttulo2"/>
         <w:ind w:left="567" w:hanging="576"/>
       </w:pPr>
-      <w:bookmarkStart w:id="65" w:name="_Toc242809357"/>
-      <w:r>
-        <w:lastRenderedPageBreak/>
+      <w:bookmarkStart w:id="65" w:name="_Toc242811715"/>
+      <w:r>
         <w:t>5.1 Fases del trabajo de grado</w:t>
       </w:r>
       <w:bookmarkEnd w:id="65"/>
@@ -15006,7 +15023,7 @@
         <w:pStyle w:val="Ttulo3"/>
         <w:spacing w:before="240"/>
       </w:pPr>
-      <w:bookmarkStart w:id="66" w:name="_Toc242809358"/>
+      <w:bookmarkStart w:id="66" w:name="_Toc242811716"/>
       <w:r>
         <w:t>5.1.1 Apertura del trabajo con Árcade y Kanban</w:t>
       </w:r>
@@ -15025,11 +15042,7 @@
         <w:spacing w:before="240" w:after="240"/>
       </w:pPr>
       <w:r>
-        <w:t xml:space="preserve">Lo decidido en esa acta es especificación. El problema es que el pensamiento computacional se practica y no se explica, por lo que el guion tenía que ser una historia en la que resolver el reto fuera usar la habilidad. Se evaluaron tres formatos: un juego de destreza se descartó porque premia el reflejo y no deja rastro del razonamiento, y un cuestionario ilustrado porque convierte el reto en una pregunta con respuesta correcta. Se adoptó una aventura narrativa con puzles, para un jugador, de 9 a 11 años y de 20 a 40 minutos. La docente observó que un contexto escolar haría leer el reto como tarea, y los estudiantes propusieron una familia </w:t>
-      </w:r>
-      <w:r>
-        <w:lastRenderedPageBreak/>
-        <w:t>prehistórica, aceptada como premisa de trabajo.</w:t>
+        <w:t>Lo decidido en esa acta es especificación. El problema es que el pensamiento computacional se practica y no se explica, por lo que el guion tenía que ser una historia en la que resolver el reto fuera usar la habilidad. Se evaluaron tres formatos: un juego de destreza se descartó porque premia el reflejo y no deja rastro del razonamiento, y un cuestionario ilustrado porque convierte el reto en una pregunta con respuesta correcta. Se adoptó una aventura narrativa con puzles, para un jugador, de 9 a 11 años y de 20 a 40 minutos. La docente observó que un contexto escolar haría leer el reto como tarea, y los estudiantes propusieron una familia prehistórica, aceptada como premisa de trabajo.</w:t>
       </w:r>
     </w:p>
     <w:p>
@@ -15053,7 +15066,7 @@
         <w:pStyle w:val="Ttulo3"/>
         <w:spacing w:before="240"/>
       </w:pPr>
-      <w:bookmarkStart w:id="67" w:name="_Toc242809359"/>
+      <w:bookmarkStart w:id="67" w:name="_Toc242811717"/>
       <w:r>
         <w:t>5.1.2 Diseño del guion</w:t>
       </w:r>
@@ -15080,11 +15093,7 @@
         <w:spacing w:before="240" w:after="240"/>
       </w:pPr>
       <w:r>
-        <w:t xml:space="preserve">La 09 (05/06/2026) leyó seguidos los tres cierres reflexivos y el final para comprobar que siguieran una misma fórmula, y excluyó del guion un nivel avanzado con presión de tiempo porque contradecía el tratamiento del error; quedó escrito como propuesta de trabajo futuro, con su razón. La 10 (12/06/2026) leyó el guion completo y lo dio por consolidado. Aplicó tres ajustes que se habían acordado en sesiones anteriores (el guía permanece como brasa viva al cierre del nivel 1, el golpe desde una posición incorrecta produce chispas visibles y la escena </w:t>
-      </w:r>
-      <w:r>
-        <w:lastRenderedPageBreak/>
-        <w:t>del primer fallo del nivel 3 solo se reproduce si la prueba falla) y registró cinco puntos abiertos: el título, el nombre del guía, la homogeneidad del esquema de control entre niveles, los valores de configuración del nivel 1 y la autorización de uso de los personajes. Dos de ellos reaparecen en el acta D10 (30/09/2026) como PG-05 y PG-06, que exig</w:t>
+        <w:t>La 09 (05/06/2026) leyó seguidos los tres cierres reflexivos y el final para comprobar que siguieran una misma fórmula, y excluyó del guion un nivel avanzado con presión de tiempo porque contradecía el tratamiento del error; quedó escrito como propuesta de trabajo futuro, con su razón. La 10 (12/06/2026) leyó el guion completo y lo dio por consolidado. Aplicó tres ajustes que se habían acordado en sesiones anteriores (el guía permanece como brasa viva al cierre del nivel 1, el golpe desde una posición incorrecta produce chispas visibles y la escena del primer fallo del nivel 3 solo se reproduce si la prueba falla) y registró cinco puntos abiertos: el título, el nombre del guía, la homogeneidad del esquema de control entre niveles, los valores de configuración del nivel 1 y la autorización de uso de los personajes. Dos de ellos reaparecen en el acta D10 (30/09/2026) como PG-05 y PG-06, que exig</w:t>
       </w:r>
       <w:r>
         <w:t>ían observar a estudiantes jugando y se cerraron en la sesión del 13/10/2026 (apartado 9.2)</w:t>
@@ -15106,7 +15115,7 @@
         <w:pStyle w:val="Ttulo3"/>
         <w:spacing w:before="240"/>
       </w:pPr>
-      <w:bookmarkStart w:id="68" w:name="_Toc242809360"/>
+      <w:bookmarkStart w:id="68" w:name="_Toc242811718"/>
       <w:r>
         <w:t>5.1.3 Especificación de requerimientos (objetivo 1)</w:t>
       </w:r>
@@ -15141,11 +15150,7 @@
         <w:spacing w:before="240" w:after="240"/>
       </w:pPr>
       <w:r>
-        <w:t xml:space="preserve">La R08 (01/08/2026) exigió que ningún requerimiento no funcional entrara sin su criterio de </w:t>
-      </w:r>
-      <w:r>
-        <w:lastRenderedPageBreak/>
-        <w:t>verificación, construyó la matriz que vincula cada faceta del pensamiento computacional con su nivel y sus requerimientos, y dio por completo el documento con 47 RF y 23 RNF. La R09 (15/08/2026), rotulada «Especificación» (refinamiento del entregable), releyó el borrador en voz alta con cuatro preguntas por requerimiento (si se entiende sin el guion, si describe una sola capacidad, si puede comprobarse y si tiene origen). Con ellas unificó la redacción, suprimió tres requerimientos por solaparse o contradecir un lineamiento, fusionó las fases de mástil y vela del ensamblaje e incorporó tres que faltaban: la salida con guardado previo, la consulta del progreso por el docente y la eliminación definitiva de datos. La R10 (16/08/2026) renumeró, verificó el origen de cada requerimiento y cerró el entregable con 47 RF y 22 RNF, con la primera entrega fechada el 17/08/2026.</w:t>
+        <w:t>La R08 (01/08/2026) exigió que ningún requerimiento no funcional entrara sin su criterio de verificación, construyó la matriz que vincula cada faceta del pensamiento computacional con su nivel y sus requerimientos, y dio por completo el documento con 47 RF y 23 RNF. La R09 (15/08/2026), rotulada «Especificación» (refinamiento del entregable), releyó el borrador en voz alta con cuatro preguntas por requerimiento (si se entiende sin el guion, si describe una sola capacidad, si puede comprobarse y si tiene origen). Con ellas unificó la redacción, suprimió tres requerimientos por solaparse o contradecir un lineamiento, fusionó las fases de mástil y vela del ensamblaje e incorporó tres que faltaban: la salida con guardado previo, la consulta del progreso por el docente y la eliminación definitiva de datos. La R10 (16/08/2026) renumeró, verificó el origen de cada requerimiento y cerró el entregable con 47 RF y 22 RNF, con la primera entrega fechada el 17/08/2026.</w:t>
       </w:r>
     </w:p>
     <w:p>
@@ -15169,7 +15174,7 @@
         <w:pStyle w:val="Ttulo3"/>
         <w:spacing w:before="240"/>
       </w:pPr>
-      <w:bookmarkStart w:id="69" w:name="_Toc242809361"/>
+      <w:bookmarkStart w:id="69" w:name="_Toc242811719"/>
       <w:r>
         <w:t>5.1.4 Diseño del videojuego (objetivo 2)</w:t>
       </w:r>
@@ -15196,7 +15201,6 @@
         <w:spacing w:before="240" w:after="240"/>
       </w:pPr>
       <w:r>
-        <w:lastRenderedPageBreak/>
         <w:t>La O03 (30/08/2026) aplicó el segundo lote de correcciones y dio por cerrado el entregable del objetivo: comprobó que los tres niveles tuvieran dificultad ascendente, que el desbloqueo dependiera del nivel anterior y no del tiempo ni de una cifra, y que todo reto que hace avanzar la historia exigiera una acción de pensamiento computacional, con una meta de más del 85 % que el acta declara cumplida. Esa misma sesión planteó la arquitectura. Descartó un controlador central único, porque impediría verificar la independencia entre niveles, y un bus de eventos global, porque oculta quién escucha qué; fijó una máquina de estados sin estado de derrota y mapeó los módulos contra el tablero Kanban «de modo que cada tarjeta corresponda a una porción identificable del sistema».</w:t>
       </w:r>
     </w:p>
@@ -15241,7 +15245,7 @@
         <w:pStyle w:val="Ttulo3"/>
         <w:spacing w:before="240"/>
       </w:pPr>
-      <w:bookmarkStart w:id="70" w:name="_Toc242809362"/>
+      <w:bookmarkStart w:id="70" w:name="_Toc242811720"/>
       <w:r>
         <w:t>5.1.5 Ciclo Diseño ↔ Desarrollo ↔ Pruebas (objetivo 3)</w:t>
       </w:r>
@@ -15260,11 +15264,7 @@
         <w:spacing w:before="240" w:after="240"/>
       </w:pPr>
       <w:r>
-        <w:t xml:space="preserve">La D02 retomó la planeación en cuatro incrementos de la O05, la contrastó con los 47 RF y revisó la fase de cimientos del primer slice, ya ejecutada a partir de la tarjeta O03-3 del 30/08/2026: 23 pruebas de lógica y 3 de integración superadas, con el tiempo de carga declarado como no verificado porque la ejecución por lotes no sirve para medirlo. Resolvió dos puntos que ningún documento fijaba. Reconfirmar una fase no sobrescribe el registro anterior, porque acumular inflaría los pasos utilizados, y se rechaza el nombre de perfil que no sirva como nombre de archivo, porque un nombre con separadores de ruta escribiría fuera de la carpeta portable. De las cuatro tareas de la fase siguiente (T05 a T08) se comprometieron solo </w:t>
-      </w:r>
-      <w:r>
-        <w:lastRenderedPageBreak/>
-        <w:t>las dos primeras, que se sostienen mutuamente y obligan a conectar por primera vez la persistencia con el disco.</w:t>
+        <w:t>La D02 retomó la planeación en cuatro incrementos de la O05, la contrastó con los 47 RF y revisó la fase de cimientos del primer slice, ya ejecutada a partir de la tarjeta O03-3 del 30/08/2026: 23 pruebas de lógica y 3 de integración superadas, con el tiempo de carga declarado como no verificado porque la ejecución por lotes no sirve para medirlo. Resolvió dos puntos que ningún documento fijaba. Reconfirmar una fase no sobrescribe el registro anterior, porque acumular inflaría los pasos utilizados, y se rechaza el nombre de perfil que no sirva como nombre de archivo, porque un nombre con separadores de ruta escribiría fuera de la carpeta portable. De las cuatro tareas de la fase siguiente (T05 a T08) se comprometieron solo las dos primeras, que se sostienen mutuamente y obligan a conectar por primera vez la persistencia con el disco.</w:t>
       </w:r>
     </w:p>
     <w:p>
@@ -15318,7 +15318,6 @@
         <w:spacing w:before="240" w:after="240"/>
       </w:pPr>
       <w:r>
-        <w:lastRenderedPageBreak/>
         <w:t>La D08 (23/09/2026) se adelantó a la sesión prevista del 27/09 porque el slice 3 cerró el 21/09, seis días antes del plazo de su tarjeta D07-1, y el carril de arte y sonido quedó integrado a la rama principal el mismo 23/09. Aprobó que el nivel 2 transcurra del amanecer a la noche con luz aplicada sobre la ilustración y no con un dibujo por hora, de modo que el encargo de arte no crece, y que la pantalla funda a negro, a cuatro décimas de segundo por mitad, entre narrativa y juego. Abrió el slice 4 con un módulo de informe que depende solo del núcleo. Repartió lo que quedaba: un autor lleva el slice 4 y el otro los sprites y sonidos. La D09 (24/09/2026) presentó a la colaboradora el juego con corte al último commit, con el slice 4 cerrado y fusionado (RF-01 a RF-47 implementados, 321 de 321 pruebas de edición según su documento de resultados) y los personajes animados en las 18 secuencias narrativas y las cinco escenas jugables, y acordó que los troncos del nivel 2 rodaran en el motor y no como secuencia de cuadros.</w:t>
       </w:r>
     </w:p>
@@ -15365,9 +15364,8 @@
         <w:pStyle w:val="Ttulo3"/>
         <w:spacing w:before="240"/>
       </w:pPr>
-      <w:bookmarkStart w:id="71" w:name="_Toc242809363"/>
-      <w:r>
-        <w:lastRenderedPageBreak/>
+      <w:bookmarkStart w:id="71" w:name="_Toc242811721"/>
+      <w:r>
         <w:t>5.1.6 Evaluación del prototipo (objetivo 4)</w:t>
       </w:r>
       <w:bookmarkEnd w:id="71"/>
@@ -15435,7 +15433,7 @@
       </w:pPr>
       <w:bookmarkStart w:id="72" w:name="_Toc475112174"/>
       <w:bookmarkStart w:id="73" w:name="_Toc475115530"/>
-      <w:bookmarkStart w:id="74" w:name="_Toc242809364"/>
+      <w:bookmarkStart w:id="74" w:name="_Toc242811722"/>
       <w:r>
         <w:t>5.</w:t>
       </w:r>
@@ -15572,14 +15570,7 @@
         <w:rPr>
           <w:rFonts w:eastAsia="Arial" w:cs="Arial"/>
         </w:rPr>
-        <w:t xml:space="preserve">, el paquete de entrada de Unity, gestionará los controles del juego, </w:t>
-      </w:r>
-      <w:r>
-        <w:rPr>
-          <w:rFonts w:eastAsia="Arial" w:cs="Arial"/>
-        </w:rPr>
-        <w:lastRenderedPageBreak/>
-        <w:t>limitados a clic y clic sostenido; la única excepción es escribir el nombre o alias al crear un perfil.</w:t>
+        <w:t>, el paquete de entrada de Unity, gestionará los controles del juego, limitados a clic y clic sostenido; la única excepción es escribir el nombre o alias al crear un perfil.</w:t>
       </w:r>
     </w:p>
     <w:p>
@@ -15704,7 +15695,7 @@
         <w:ind w:left="567" w:hanging="576"/>
       </w:pPr>
       <w:bookmarkStart w:id="75" w:name="_Toc475115531"/>
-      <w:bookmarkStart w:id="76" w:name="_Toc242809365"/>
+      <w:bookmarkStart w:id="76" w:name="_Toc242811723"/>
       <w:r>
         <w:t>5.</w:t>
       </w:r>
@@ -15776,31 +15767,19 @@
         <w:rPr>
           <w:rFonts w:eastAsia="Arial" w:cs="Arial"/>
         </w:rPr>
-        <w:t xml:space="preserve">La muestra estará compuesta por un grupo de estudiantes de grado </w:t>
+        <w:t>La muestra est</w:t>
       </w:r>
       <w:r>
         <w:rPr>
           <w:rFonts w:eastAsia="Arial" w:cs="Arial"/>
         </w:rPr>
-        <w:t>quin</w:t>
+        <w:t>uvo compuesta por 4 estudiantes de grado quinto de primaria del Colegio El Libertador IED, sede A, que participaron en la sesión de prueba del prototipo el 13/10/2026 y se seleccionaron según criterios de accesibilidad y disposición de la institución educativa. La sesión tuvo carácter de verificación funcional y de usabilidad del prototipo: permitió observar si la interfaz resultaba comprensible y si la ruta principal se completaba sin bloqueos. No constituyó una medición del efecto del videojuego sobre el desarrollo del pensamiento computacional. Este enfoque dio retroalimentación cualitativa sobre la experiencia de usuari</w:t>
       </w:r>
       <w:r>
         <w:rPr>
           <w:rFonts w:eastAsia="Arial" w:cs="Arial"/>
         </w:rPr>
-        <w:t>to de primaria disponibles para participar en las sesiones de prueba del prototipo, seleccionados según criterios de accesibilidad y disposición de la institución educativa</w:t>
-      </w:r>
-      <w:r>
-        <w:rPr>
-          <w:rFonts w:eastAsia="Arial" w:cs="Arial"/>
-        </w:rPr>
-        <w:t>, las sesiones con estudiantes tienen carácter de verificación funcional y de usabilidad del prototipo: permiten observar si la interfaz resulta comprensible y si la ruta principal se completa sin bloqueos. No constituyen una medición del efecto del videojuego sobre el desarrollo del pensamiento computacional</w:t>
-      </w:r>
-      <w:r>
-        <w:rPr>
-          <w:rFonts w:eastAsia="Arial" w:cs="Arial"/>
-        </w:rPr>
-        <w:t>. Este enfoque permite obtener retroalimentación cualitativa y cuantitativa relevante sobre la experiencia de usuario y el cumplimiento de los objetivos pedagógicos del videojuego, sin comprometer la validez del proceso investigativo.</w:t>
+        <w:t>o, sin comprometer la validez del proceso investigativo.</w:t>
       </w:r>
     </w:p>
     <w:p>
@@ -15829,13 +15808,12 @@
           <w:b/>
         </w:rPr>
       </w:pPr>
-      <w:bookmarkStart w:id="77" w:name="_Toc242809366"/>
+      <w:bookmarkStart w:id="77" w:name="_Toc242811724"/>
       <w:r>
         <w:rPr>
           <w:rFonts w:cs="Arial"/>
           <w:b/>
         </w:rPr>
-        <w:lastRenderedPageBreak/>
         <w:t>6. LINEAMIENTOS Y REQUERIMIENTOS DEL VIDEOJUEGO</w:t>
       </w:r>
       <w:bookmarkEnd w:id="77"/>
@@ -15864,7 +15842,7 @@
           <w:color w:val="auto"/>
         </w:rPr>
       </w:pPr>
-      <w:bookmarkStart w:id="78" w:name="_Toc242809367"/>
+      <w:bookmarkStart w:id="78" w:name="_Toc242811725"/>
       <w:r>
         <w:rPr>
           <w:color w:val="auto"/>
@@ -15881,7 +15859,7 @@
           <w:rFonts w:cs="Arial"/>
         </w:rPr>
       </w:pPr>
-      <w:bookmarkStart w:id="79" w:name="_Toc242809368"/>
+      <w:bookmarkStart w:id="79" w:name="_Toc242811726"/>
       <w:r>
         <w:rPr>
           <w:rFonts w:cs="Arial"/>
@@ -15933,7 +15911,7 @@
           <w:color w:val="auto"/>
         </w:rPr>
       </w:pPr>
-      <w:bookmarkStart w:id="80" w:name="_Toc242809399"/>
+      <w:bookmarkStart w:id="80" w:name="_Toc242811759"/>
       <w:r>
         <w:rPr>
           <w:rFonts w:cs="Arial"/>
@@ -16262,15 +16240,7 @@
           <w:rFonts w:cs="Arial"/>
           <w:color w:val="auto"/>
         </w:rPr>
-        <w:t xml:space="preserve">CP-02, CP-03 y CP-06 están redactados como prohibiciones. El primero impide que un intento fallido produzca pantalla de derrota, pérdida de progreso o penalización; el segundo, que la respuesta del sistema use puntajes en lugar de lenguaje narrativo, y el tercero, que el guía entregue la solución, aunque puede preguntar y descomponer el objetivo. Escritos de esa forma, después pudieron convertirse en pruebas automáticas, algo que un enunciado general sobre la motivación del estudiante no habría permitido. En lo técnico, CT-02 exigía que el juego </w:t>
-      </w:r>
-      <w:r>
-        <w:rPr>
-          <w:rFonts w:cs="Arial"/>
-          <w:color w:val="auto"/>
-        </w:rPr>
-        <w:lastRenderedPageBreak/>
-        <w:t>corriera en los equipos de la institución sin tarjeta gráfica dedicada, y CT-03, que se entregara como una carpeta ejecutable que no se instala ni necesita internet.</w:t>
+        <w:t>CP-02, CP-03 y CP-06 están redactados como prohibiciones. El primero impide que un intento fallido produzca pantalla de derrota, pérdida de progreso o penalización; el segundo, que la respuesta del sistema use puntajes en lugar de lenguaje narrativo, y el tercero, que el guía entregue la solución, aunque puede preguntar y descomponer el objetivo. Escritos de esa forma, después pudieron convertirse en pruebas automáticas, algo que un enunciado general sobre la motivación del estudiante no habría permitido. En lo técnico, CT-02 exigía que el juego corriera en los equipos de la institución sin tarjeta gráfica dedicada, y CT-03, que se entregara como una carpeta ejecutable que no se instala ni necesita internet.</w:t>
       </w:r>
     </w:p>
     <w:p>
@@ -16281,7 +16251,7 @@
           <w:rFonts w:cs="Arial"/>
         </w:rPr>
       </w:pPr>
-      <w:bookmarkStart w:id="81" w:name="_Toc242809369"/>
+      <w:bookmarkStart w:id="81" w:name="_Toc242811727"/>
       <w:r>
         <w:rPr>
           <w:rFonts w:cs="Arial"/>
@@ -16317,7 +16287,7 @@
           <w:color w:val="auto"/>
         </w:rPr>
       </w:pPr>
-      <w:bookmarkStart w:id="82" w:name="_Toc242809400"/>
+      <w:bookmarkStart w:id="82" w:name="_Toc242811760"/>
       <w:r>
         <w:rPr>
           <w:rFonts w:cs="Arial"/>
@@ -17023,12 +16993,11 @@
           <w:rFonts w:cs="Arial"/>
         </w:rPr>
       </w:pPr>
-      <w:bookmarkStart w:id="83" w:name="_Toc242809370"/>
-      <w:r>
-        <w:rPr>
-          <w:rFonts w:cs="Arial"/>
-        </w:rPr>
-        <w:lastRenderedPageBreak/>
+      <w:bookmarkStart w:id="83" w:name="_Toc242811728"/>
+      <w:r>
+        <w:rPr>
+          <w:rFonts w:cs="Arial"/>
+        </w:rPr>
         <w:t>6.1.3 Un documento que se corrigió con el juego</w:t>
       </w:r>
       <w:bookmarkEnd w:id="83"/>
@@ -17099,7 +17068,7 @@
           <w:color w:val="auto"/>
         </w:rPr>
       </w:pPr>
-      <w:bookmarkStart w:id="84" w:name="_Toc242809371"/>
+      <w:bookmarkStart w:id="84" w:name="_Toc242811729"/>
       <w:r>
         <w:rPr>
           <w:color w:val="auto"/>
@@ -17135,7 +17104,7 @@
           <w:color w:val="auto"/>
         </w:rPr>
       </w:pPr>
-      <w:bookmarkStart w:id="85" w:name="_Toc242809401"/>
+      <w:bookmarkStart w:id="85" w:name="_Toc242811761"/>
       <w:r>
         <w:rPr>
           <w:rFonts w:cs="Arial"/>
@@ -17881,15 +17850,7 @@
           <w:rFonts w:cs="Arial"/>
           <w:color w:val="auto"/>
         </w:rPr>
-        <w:t xml:space="preserve">La propuesta fijó dos metas para este objetivo (Tabla 4). La primera era que el 100 % de los requerimientos estuviera alineado con el pensamiento computacional. Como el resultado cambia según cómo se lea esa alineación, se reportan las dos lecturas. Con la regla que el documento se impuso, que cada requerimiento se justifique en algún lineamiento, la meta se cumple: las matrices de criterios del diseño (Anexo D, apartados 3.2 a 3.4) trazan los 47 requerimientos funcionales a un criterio pedagógico, técnico o narrativo, o al marco jurídico. De los no funcionales quedan por fuera RNF-15, sobre la convención de nombres del código, y RNF-22, sobre contenido sin violencia ni publicidad. Si en cambio se exige un vínculo directo con una faceta, la matriz de la Tabla 3 cubre 34 de los 47 requerimientos funcionales, un 72 %. Ahí están todos los de mecánica de juego, 31 de 31, y tres de soporte (RF-10, RF-12 y RF-45). Los otros trece tratan de navegación, perfiles, ayuda y consulta del docente, y por sí </w:t>
-      </w:r>
-      <w:r>
-        <w:rPr>
-          <w:rFonts w:cs="Arial"/>
-          <w:color w:val="auto"/>
-        </w:rPr>
-        <w:lastRenderedPageBreak/>
-        <w:t>mismos no ejercitan ninguna faceta.</w:t>
+        <w:t>La propuesta fijó dos metas para este objetivo (Tabla 4). La primera era que el 100 % de los requerimientos estuviera alineado con el pensamiento computacional. Como el resultado cambia según cómo se lea esa alineación, se reportan las dos lecturas. Con la regla que el documento se impuso, que cada requerimiento se justifique en algún lineamiento, la meta se cumple: las matrices de criterios del diseño (Anexo D, apartados 3.2 a 3.4) trazan los 47 requerimientos funcionales a un criterio pedagógico, técnico o narrativo, o al marco jurídico. De los no funcionales quedan por fuera RNF-15, sobre la convención de nombres del código, y RNF-22, sobre contenido sin violencia ni publicidad. Si en cambio se exige un vínculo directo con una faceta, la matriz de la Tabla 3 cubre 34 de los 47 requerimientos funcionales, un 72 %. Ahí están todos los de mecánica de juego, 31 de 31, y tres de soporte (RF-10, RF-12 y RF-45). Los otros trece tratan de navegación, perfiles, ayuda y consulta del docente, y por sí mismos no ejercitan ninguna faceta.</w:t>
       </w:r>
     </w:p>
     <w:p>
@@ -17919,7 +17880,7 @@
           <w:color w:val="auto"/>
         </w:rPr>
       </w:pPr>
-      <w:bookmarkStart w:id="86" w:name="_Toc242809402"/>
+      <w:bookmarkStart w:id="86" w:name="_Toc242811762"/>
       <w:r>
         <w:rPr>
           <w:rFonts w:cs="Arial"/>
@@ -18269,7 +18230,7 @@
           <w:color w:val="auto"/>
         </w:rPr>
       </w:pPr>
-      <w:bookmarkStart w:id="87" w:name="_Toc242809372"/>
+      <w:bookmarkStart w:id="87" w:name="_Toc242811730"/>
       <w:r>
         <w:rPr>
           <w:color w:val="auto"/>
@@ -18368,13 +18329,12 @@
           <w:b/>
         </w:rPr>
       </w:pPr>
-      <w:bookmarkStart w:id="88" w:name="_Toc242809373"/>
+      <w:bookmarkStart w:id="88" w:name="_Toc242811731"/>
       <w:r>
         <w:rPr>
           <w:rFonts w:cs="Arial"/>
           <w:b/>
         </w:rPr>
-        <w:lastRenderedPageBreak/>
         <w:t>7. DISEÑO PEDAGÓGICO Y NARRATIVO DEL VIDEOJUEGO</w:t>
       </w:r>
       <w:bookmarkEnd w:id="88"/>
@@ -18403,7 +18363,7 @@
           <w:color w:val="auto"/>
         </w:rPr>
       </w:pPr>
-      <w:bookmarkStart w:id="89" w:name="_Toc242809374"/>
+      <w:bookmarkStart w:id="89" w:name="_Toc242811732"/>
       <w:r>
         <w:rPr>
           <w:color w:val="auto"/>
@@ -18420,7 +18380,7 @@
           <w:rFonts w:cs="Arial"/>
         </w:rPr>
       </w:pPr>
-      <w:bookmarkStart w:id="90" w:name="_Toc242809375"/>
+      <w:bookmarkStart w:id="90" w:name="_Toc242811733"/>
       <w:r>
         <w:rPr>
           <w:rFonts w:cs="Arial"/>
@@ -18531,7 +18491,7 @@
           <w:rFonts w:cs="Arial"/>
         </w:rPr>
       </w:pPr>
-      <w:bookmarkStart w:id="91" w:name="_Toc242809376"/>
+      <w:bookmarkStart w:id="91" w:name="_Toc242811734"/>
       <w:r>
         <w:rPr>
           <w:rFonts w:cs="Arial"/>
@@ -18567,13 +18527,12 @@
           <w:color w:val="auto"/>
         </w:rPr>
       </w:pPr>
-      <w:bookmarkStart w:id="92" w:name="_Toc242809403"/>
-      <w:r>
-        <w:rPr>
-          <w:rFonts w:cs="Arial"/>
-          <w:color w:val="auto"/>
-        </w:rPr>
-        <w:lastRenderedPageBreak/>
+      <w:bookmarkStart w:id="92" w:name="_Toc242811763"/>
+      <w:r>
+        <w:rPr>
+          <w:rFonts w:cs="Arial"/>
+          <w:color w:val="auto"/>
+        </w:rPr>
         <w:t xml:space="preserve">Tabla </w:t>
       </w:r>
       <w:r>
@@ -19233,7 +19192,7 @@
           <w:rFonts w:cs="Arial"/>
         </w:rPr>
       </w:pPr>
-      <w:bookmarkStart w:id="93" w:name="_Toc242809377"/>
+      <w:bookmarkStart w:id="93" w:name="_Toc242811735"/>
       <w:r>
         <w:rPr>
           <w:rFonts w:cs="Arial"/>
@@ -19271,15 +19230,7 @@
           <w:rFonts w:cs="Arial"/>
           <w:color w:val="auto"/>
         </w:rPr>
-        <w:t xml:space="preserve">RF-11 exige que cada acción tenga, en menos de un segundo, una respuesta visible y un mensaje narrativo que describa lo ocurrido sin calificarlo. Los intentos son ilimitados, no existe </w:t>
-      </w:r>
-      <w:r>
-        <w:rPr>
-          <w:rFonts w:cs="Arial"/>
-          <w:color w:val="auto"/>
-        </w:rPr>
-        <w:lastRenderedPageBreak/>
-        <w:t>pantalla de derrota y lo aprobado no se pierde con un fallo posterior (RF-18, RF-41 y RF-43). Al terminar cada nivel el estudiante ve un resumen de lo que hizo, redactado sin cifras.</w:t>
+        <w:t>RF-11 exige que cada acción tenga, en menos de un segundo, una respuesta visible y un mensaje narrativo que describa lo ocurrido sin calificarlo. Los intentos son ilimitados, no existe pantalla de derrota y lo aprobado no se pierde con un fallo posterior (RF-18, RF-41 y RF-43). Al terminar cada nivel el estudiante ve un resumen de lo que hizo, redactado sin cifras.</w:t>
       </w:r>
     </w:p>
     <w:p>
@@ -19306,7 +19257,7 @@
           <w:rFonts w:cs="Arial"/>
         </w:rPr>
       </w:pPr>
-      <w:bookmarkStart w:id="94" w:name="_Toc242809378"/>
+      <w:bookmarkStart w:id="94" w:name="_Toc242811736"/>
       <w:r>
         <w:rPr>
           <w:rFonts w:cs="Arial"/>
@@ -19355,7 +19306,7 @@
           <w:color w:val="auto"/>
         </w:rPr>
       </w:pPr>
-      <w:bookmarkStart w:id="95" w:name="_Toc242809379"/>
+      <w:bookmarkStart w:id="95" w:name="_Toc242811737"/>
       <w:r>
         <w:rPr>
           <w:color w:val="auto"/>
@@ -19407,7 +19358,7 @@
           <w:color w:val="auto"/>
         </w:rPr>
       </w:pPr>
-      <w:bookmarkStart w:id="96" w:name="_Toc242809404"/>
+      <w:bookmarkStart w:id="96" w:name="_Toc242811764"/>
       <w:r>
         <w:rPr>
           <w:rFonts w:cs="Arial"/>
@@ -19982,16 +19933,7 @@
                 <w:color w:val="auto"/>
                 <w:sz w:val="20"/>
               </w:rPr>
-              <w:t xml:space="preserve">Un mensaje por objeto o por paso; en el laberinto, </w:t>
-            </w:r>
-            <w:r>
-              <w:rPr>
-                <w:rFonts w:cs="Arial"/>
-                <w:color w:val="auto"/>
-                <w:sz w:val="20"/>
-              </w:rPr>
-              <w:lastRenderedPageBreak/>
-              <w:t>el bloque donde se detuvo la carretilla</w:t>
+              <w:t>Un mensaje por objeto o por paso; en el laberinto, el bloque donde se detuvo la carretilla</w:t>
             </w:r>
           </w:p>
         </w:tc>
@@ -20016,17 +19958,7 @@
                 <w:color w:val="auto"/>
                 <w:sz w:val="20"/>
               </w:rPr>
-              <w:lastRenderedPageBreak/>
-              <w:t xml:space="preserve">Queda señalado el espacio exacto y solo </w:t>
-            </w:r>
-            <w:r>
-              <w:rPr>
-                <w:rFonts w:cs="Arial"/>
-                <w:color w:val="auto"/>
-                <w:sz w:val="20"/>
-              </w:rPr>
-              <w:lastRenderedPageBreak/>
-              <w:t>vuelve lo mal puesto</w:t>
+              <w:t>Queda señalado el espacio exacto y solo vuelve lo mal puesto</w:t>
             </w:r>
           </w:p>
         </w:tc>
@@ -20047,7 +19979,6 @@
           <w:color w:val="auto"/>
           <w:sz w:val="18"/>
         </w:rPr>
-        <w:lastRenderedPageBreak/>
         <w:t>Fuente: elaboración propia a partir del guion (Anexo D) y de la síntesis de dificultad del tercer objetivo (Anexo E, tabla 4.12).</w:t>
       </w:r>
     </w:p>
@@ -20078,7 +20009,7 @@
           <w:color w:val="auto"/>
         </w:rPr>
       </w:pPr>
-      <w:bookmarkStart w:id="97" w:name="_Toc242809405"/>
+      <w:bookmarkStart w:id="97" w:name="_Toc242811765"/>
       <w:r>
         <w:rPr>
           <w:rFonts w:cs="Arial"/>
@@ -20451,7 +20382,7 @@
           <w:color w:val="auto"/>
         </w:rPr>
       </w:pPr>
-      <w:bookmarkStart w:id="98" w:name="_Toc242809380"/>
+      <w:bookmarkStart w:id="98" w:name="_Toc242811738"/>
       <w:r>
         <w:rPr>
           <w:color w:val="auto"/>
@@ -20557,13 +20488,12 @@
           <w:b/>
         </w:rPr>
       </w:pPr>
-      <w:bookmarkStart w:id="99" w:name="_Toc242809381"/>
+      <w:bookmarkStart w:id="99" w:name="_Toc242811739"/>
       <w:r>
         <w:rPr>
           <w:rFonts w:cs="Arial"/>
           <w:b/>
         </w:rPr>
-        <w:lastRenderedPageBreak/>
         <w:t>8. DESARROLLO DEL PROTOTIPO FUNCIONAL</w:t>
       </w:r>
       <w:bookmarkEnd w:id="99"/>
@@ -20606,7 +20536,7 @@
           <w:color w:val="auto"/>
         </w:rPr>
       </w:pPr>
-      <w:bookmarkStart w:id="100" w:name="_Toc242809382"/>
+      <w:bookmarkStart w:id="100" w:name="_Toc242811740"/>
       <w:r>
         <w:rPr>
           <w:color w:val="auto"/>
@@ -20623,7 +20553,7 @@
           <w:rFonts w:cs="Arial"/>
         </w:rPr>
       </w:pPr>
-      <w:bookmarkStart w:id="101" w:name="_Toc242809383"/>
+      <w:bookmarkStart w:id="101" w:name="_Toc242811741"/>
       <w:r>
         <w:rPr>
           <w:rFonts w:cs="Arial"/>
@@ -20703,7 +20633,7 @@
           <w:color w:val="auto"/>
         </w:rPr>
       </w:pPr>
-      <w:bookmarkStart w:id="102" w:name="_Toc242809406"/>
+      <w:bookmarkStart w:id="102" w:name="_Toc242811766"/>
       <w:r>
         <w:rPr>
           <w:rFonts w:cs="Arial"/>
@@ -21380,7 +21310,6 @@
           <w:rFonts w:cs="Arial"/>
           <w:color w:val="auto"/>
         </w:rPr>
-        <w:lastRenderedPageBreak/>
         <w:t>La colaboradora es Sofía Valentina Giraldo Segovia, vinculada el 2 de septiembre de 2026 (acta D01) para el diseño y la asesoría gráfica de los sprites, que dibujó con CLIP Studio. Cada sprite pasó por cinco pasos. Empezaba con una búsqueda de inspiración en equipo, una lluvia de ideas a partir de la dirección de arte. De ahí salía el boceto, y del boceto la limpieza de la línea, seguida de la aplicación del color y las sombras, que el acta D04 pidió planas y de un solo tono, sin degradado, para no romper el sombreado del resto del juego. El quinto paso era la entrega y las correcciones: en la sesión de los miércoles, que corrió hasta el 30 de septiembre, los autores revisaban cómo se leía la pieza en pantalla y cómo entraba en el motor, en tamaño, capas y nomenclatura, y ningún boceto pasaba a arte final sin resolver las dos cosas. Como las piezas llevan el nombre que fija la dirección de arte, mientras la composición se conserve la versión corregida entra sustituyendo el archivo, sin tocar código ni escenas.</w:t>
       </w:r>
     </w:p>
@@ -21436,7 +21365,7 @@
           <w:rFonts w:cs="Arial"/>
         </w:rPr>
       </w:pPr>
-      <w:bookmarkStart w:id="103" w:name="_Toc242809384"/>
+      <w:bookmarkStart w:id="103" w:name="_Toc242811742"/>
       <w:r>
         <w:rPr>
           <w:rFonts w:cs="Arial"/>
@@ -21525,15 +21454,7 @@
           <w:rFonts w:cs="Arial"/>
           <w:color w:val="auto"/>
         </w:rPr>
-        <w:t xml:space="preserve"> Cada guardado escribe primero un archivo temporal y después lo pone en el lugar del perfil, de modo </w:t>
-      </w:r>
-      <w:r>
-        <w:rPr>
-          <w:rFonts w:cs="Arial"/>
-          <w:color w:val="auto"/>
-        </w:rPr>
-        <w:lastRenderedPageBreak/>
-        <w:t>que un cierre forzado al guardar no deja un perfil truncado. Si un perfil no se puede leer, el juego lo avisa sin cerrarse y permite borrarlo. El panel de perfiles los presenta de tres en tres, con flechas para pasar de página.</w:t>
+        <w:t xml:space="preserve"> Cada guardado escribe primero un archivo temporal y después lo pone en el lugar del perfil, de modo que un cierre forzado al guardar no deja un perfil truncado. Si un perfil no se puede leer, el juego lo avisa sin cerrarse y permite borrarlo. El panel de perfiles los presenta de tres en tres, con flechas para pasar de página.</w:t>
       </w:r>
       <w:r>
         <w:rPr>
@@ -21565,7 +21486,7 @@
           <w:rFonts w:cs="Arial"/>
         </w:rPr>
       </w:pPr>
-      <w:bookmarkStart w:id="104" w:name="_Toc242809385"/>
+      <w:bookmarkStart w:id="104" w:name="_Toc242811743"/>
       <w:r>
         <w:rPr>
           <w:rFonts w:cs="Arial"/>
@@ -21629,7 +21550,7 @@
           <w:color w:val="auto"/>
         </w:rPr>
       </w:pPr>
-      <w:bookmarkStart w:id="105" w:name="_Toc242809421"/>
+      <w:bookmarkStart w:id="105" w:name="_Toc242811781"/>
       <w:r>
         <w:rPr>
           <w:rFonts w:cs="Arial"/>
@@ -21817,13 +21738,12 @@
           <w:color w:val="auto"/>
         </w:rPr>
       </w:pPr>
-      <w:bookmarkStart w:id="106" w:name="_Toc242809422"/>
-      <w:r>
-        <w:rPr>
-          <w:rFonts w:cs="Arial"/>
-          <w:color w:val="auto"/>
-        </w:rPr>
-        <w:lastRenderedPageBreak/>
+      <w:bookmarkStart w:id="106" w:name="_Toc242811782"/>
+      <w:r>
+        <w:rPr>
+          <w:rFonts w:cs="Arial"/>
+          <w:color w:val="auto"/>
+        </w:rPr>
         <w:t xml:space="preserve">Figura </w:t>
       </w:r>
       <w:r>
@@ -22014,7 +21934,7 @@
           <w:color w:val="auto"/>
         </w:rPr>
       </w:pPr>
-      <w:bookmarkStart w:id="107" w:name="_Toc242809423"/>
+      <w:bookmarkStart w:id="107" w:name="_Toc242811783"/>
       <w:r>
         <w:rPr>
           <w:rFonts w:cs="Arial"/>
@@ -22170,15 +22090,7 @@
           <w:rFonts w:cs="Arial"/>
           <w:color w:val="auto"/>
         </w:rPr>
-        <w:t xml:space="preserve">Una ronda de ajustes de diseño, decidida por los autores el 8 de octubre, cambió después del corte la presentación de varias pantallas sin tocar las mecánicas. La portada del menú es ahora la mitad izquierda del bosque del Nivel 2 con los cinco personajes en reposo, cada uno en un punto distinto de su ciclo para que no respiren al unísono; el título, blanco de 112 px con contorno de 4 px, quedó encima de una tarjeta que se redujo de 280 a 120 px y conserva solo el lema. En el laberinto, el entorno y la tarjeta comparten un único fondo ámbar (#E8A33D) y </w:t>
-      </w:r>
-      <w:r>
-        <w:rPr>
-          <w:rFonts w:cs="Arial"/>
-          <w:color w:val="auto"/>
-        </w:rPr>
-        <w:lastRenderedPageBreak/>
-        <w:t xml:space="preserve">un marco redondeado de 8 px; la Figura 7 muestra el </w:t>
+        <w:t xml:space="preserve">Una ronda de ajustes de diseño, decidida por los autores el 8 de octubre, cambió después del corte la presentación de varias pantallas sin tocar las mecánicas. La portada del menú es ahora la mitad izquierda del bosque del Nivel 2 con los cinco personajes en reposo, cada uno en un punto distinto de su ciclo para que no respiren al unísono; el título, blanco de 112 px con contorno de 4 px, quedó encima de una tarjeta que se redujo de 280 a 120 px y conserva solo el lema. En el laberinto, el entorno y la tarjeta comparten un único fondo ámbar (#E8A33D) y un marco redondeado de 8 px; la Figura 7 muestra el </w:t>
       </w:r>
       <w:r>
         <w:rPr>
@@ -22262,7 +22174,7 @@
           <w:rFonts w:cs="Arial"/>
         </w:rPr>
       </w:pPr>
-      <w:bookmarkStart w:id="108" w:name="_Toc242809386"/>
+      <w:bookmarkStart w:id="108" w:name="_Toc242811744"/>
       <w:r>
         <w:rPr>
           <w:rFonts w:cs="Arial"/>
@@ -22314,7 +22226,6 @@
           <w:rFonts w:cs="Arial"/>
           <w:color w:val="auto"/>
         </w:rPr>
-        <w:lastRenderedPageBreak/>
         <w:t>Importar el arte sin comprimir tiene un costo en memoria. Se aceptó porque, comprimidas, las ilustraciones planas mostraban una rejilla de bloques que la capa de oscuridad del Nivel 1 hacía todavía más visible.</w:t>
       </w:r>
       <w:r>
@@ -22361,7 +22272,7 @@
           <w:color w:val="auto"/>
         </w:rPr>
       </w:pPr>
-      <w:bookmarkStart w:id="109" w:name="_Toc242809387"/>
+      <w:bookmarkStart w:id="109" w:name="_Toc242811745"/>
       <w:r>
         <w:rPr>
           <w:color w:val="auto"/>
@@ -22499,7 +22410,6 @@
           <w:rFonts w:cs="Arial"/>
           <w:color w:val="auto"/>
         </w:rPr>
-        <w:lastRenderedPageBreak/>
         <w:t xml:space="preserve">El segundo pedía una ruta principal sin bloqueos en los tres niveles. </w:t>
       </w:r>
       <w:r>
@@ -22593,7 +22503,7 @@
           <w:color w:val="auto"/>
         </w:rPr>
       </w:pPr>
-      <w:bookmarkStart w:id="110" w:name="_Toc242809407"/>
+      <w:bookmarkStart w:id="110" w:name="_Toc242811767"/>
       <w:r>
         <w:rPr>
           <w:rFonts w:cs="Arial"/>
@@ -23027,13 +22937,12 @@
           <w:color w:val="auto"/>
         </w:rPr>
       </w:pPr>
-      <w:bookmarkStart w:id="111" w:name="_Toc242809408"/>
-      <w:r>
-        <w:rPr>
-          <w:rFonts w:cs="Arial"/>
-          <w:color w:val="auto"/>
-        </w:rPr>
-        <w:lastRenderedPageBreak/>
+      <w:bookmarkStart w:id="111" w:name="_Toc242811768"/>
+      <w:r>
+        <w:rPr>
+          <w:rFonts w:cs="Arial"/>
+          <w:color w:val="auto"/>
+        </w:rPr>
         <w:t xml:space="preserve">Tabla </w:t>
       </w:r>
       <w:r>
@@ -23764,7 +23673,7 @@
           <w:color w:val="auto"/>
         </w:rPr>
       </w:pPr>
-      <w:bookmarkStart w:id="112" w:name="_Toc242809409"/>
+      <w:bookmarkStart w:id="112" w:name="_Toc242811769"/>
       <w:r>
         <w:rPr>
           <w:rFonts w:cs="Arial"/>
@@ -24523,7 +24432,7 @@
           <w:color w:val="auto"/>
         </w:rPr>
       </w:pPr>
-      <w:bookmarkStart w:id="113" w:name="_Toc242809388"/>
+      <w:bookmarkStart w:id="113" w:name="_Toc242811746"/>
       <w:r>
         <w:rPr>
           <w:color w:val="auto"/>
@@ -24545,15 +24454,7 @@
           <w:rFonts w:cs="Arial"/>
           <w:color w:val="auto"/>
         </w:rPr>
-        <w:t xml:space="preserve">El prototipo llevó a un programa el diseño de los dos primeros objetivos, con tres niveles cuyos </w:t>
-      </w:r>
-      <w:r>
-        <w:rPr>
-          <w:rFonts w:cs="Arial"/>
-          <w:color w:val="auto"/>
-        </w:rPr>
-        <w:lastRenderedPageBreak/>
-        <w:t>retos lógicos cambian de naturaleza de uno a otro. Los criterios pedagógicos quedaron fijados en pruebas automáticas: ninguna derrota, ninguna cifra ante el estudiante y pistas que no dan la respuesta.</w:t>
+        <w:t>El prototipo llevó a un programa el diseño de los dos primeros objetivos, con tres niveles cuyos retos lógicos cambian de naturaleza de uno a otro. Los criterios pedagógicos quedaron fijados en pruebas automáticas: ninguna derrota, ninguna cifra ante el estudiante y pistas que no dan la respuesta.</w:t>
       </w:r>
     </w:p>
     <w:p>
@@ -24680,11 +24581,15 @@
       <w:pPr>
         <w:pStyle w:val="Ttulo1"/>
         <w:spacing w:after="240"/>
-      </w:pPr>
-      <w:bookmarkStart w:id="114" w:name="_Toc242809389"/>
-      <w:r>
-        <w:rPr>
-          <w:rFonts w:cs="Arial"/>
+        <w:rPr>
+          <w:b/>
+        </w:rPr>
+      </w:pPr>
+      <w:bookmarkStart w:id="114" w:name="_Toc242811747"/>
+      <w:r>
+        <w:rPr>
+          <w:rFonts w:cs="Arial"/>
+          <w:b/>
         </w:rPr>
         <w:t>9. EVALUACIÓN DEL PROTOTIPO</w:t>
       </w:r>
@@ -24714,7 +24619,7 @@
         <w:pStyle w:val="Ttulo2"/>
         <w:spacing w:before="240"/>
       </w:pPr>
-      <w:bookmarkStart w:id="115" w:name="_Toc242809390"/>
+      <w:bookmarkStart w:id="115" w:name="_Toc242811748"/>
       <w:r>
         <w:rPr>
           <w:b w:val="0"/>
@@ -24729,7 +24634,7 @@
         <w:pStyle w:val="Ttulo3"/>
         <w:spacing w:before="240"/>
       </w:pPr>
-      <w:bookmarkStart w:id="116" w:name="_Toc242809391"/>
+      <w:bookmarkStart w:id="116" w:name="_Toc242811749"/>
       <w:r>
         <w:rPr>
           <w:rFonts w:cs="Arial"/>
@@ -24747,15 +24652,7 @@
           <w:rFonts w:cs="Arial"/>
           <w:color w:val="auto"/>
         </w:rPr>
-        <w:t xml:space="preserve">El plan de pruebas entró al proyecto el 29 de septiembre de 2026, con unos 120 casos y seis puntos de control, y el acta D10 lo recogió [53]. El resultado esperado de cada caso sale del requerimiento radicado, de los criterios de aceptación de la historia de usuario y del caso de </w:t>
-      </w:r>
-      <w:r>
-        <w:rPr>
-          <w:rFonts w:cs="Arial"/>
-          <w:color w:val="auto"/>
-        </w:rPr>
-        <w:lastRenderedPageBreak/>
-        <w:t>uso que lo trazan y, si un hallazgo de consistencia cambió el comportamiento, de la decisión de ese hallazgo; si un criterio vive solo en una historia y el juego no lo cumple, el caso falla igual.</w:t>
+        <w:t>El plan de pruebas entró al proyecto el 29 de septiembre de 2026, con unos 120 casos y seis puntos de control, y el acta D10 lo recogió [53]. El resultado esperado de cada caso sale del requerimiento radicado, de los criterios de aceptación de la historia de usuario y del caso de uso que lo trazan y, si un hallazgo de consistencia cambió el comportamiento, de la decisión de ese hallazgo; si un criterio vive solo en una historia y el juego no lo cumple, el caso falla igual.</w:t>
       </w:r>
     </w:p>
     <w:p>
@@ -24775,7 +24672,7 @@
         <w:pStyle w:val="Ttulo3"/>
         <w:spacing w:before="240"/>
       </w:pPr>
-      <w:bookmarkStart w:id="117" w:name="_Toc242809392"/>
+      <w:bookmarkStart w:id="117" w:name="_Toc242811750"/>
       <w:r>
         <w:rPr>
           <w:rFonts w:cs="Arial"/>
@@ -24827,7 +24724,7 @@
         <w:pStyle w:val="Ttulo3"/>
         <w:spacing w:before="240"/>
       </w:pPr>
-      <w:bookmarkStart w:id="118" w:name="_Toc242809393"/>
+      <w:bookmarkStart w:id="118" w:name="_Toc242811751"/>
       <w:r>
         <w:rPr>
           <w:rFonts w:cs="Arial"/>
@@ -24857,15 +24754,7 @@
           <w:rFonts w:cs="Arial"/>
           <w:color w:val="auto"/>
         </w:rPr>
-        <w:t xml:space="preserve">rc3 se compiló el 10 de octubre de 2026 en 1 min 39 s, desde el commit f49ccc9 de la rama feat/personajes-animados y con el árbol de trabajo limpio, lo que rc1 y rc2 no tuvieron. Algoritmia.exe es solo el lanzador y conserva la huella SHA-256 de los candidatos anteriores, así que cada uno se distingue por la huella del contenido de Algoritmia_Data (b8e30db6…). </w:t>
-      </w:r>
-      <w:r>
-        <w:rPr>
-          <w:rFonts w:cs="Arial"/>
-          <w:color w:val="auto"/>
-        </w:rPr>
-        <w:lastRenderedPageBreak/>
-        <w:t>La carpeta entregable tiene 253 archivos y pesa 426,6 MB frente a los 479,0 MB de rc2, aunque ya incluye el arte final de los personajes, porque cinco imágenes del Nivel 1 pasaron a importarse a 256 px (INC-146). Las sesiones corrieron en el equipo de desarrollo, un AMD Ryzen 5 7600X con 32 GB de RAM, una NVIDIA GeForce RTX 5070 Ti y Windows 11 Home de 64 bits, con la ventana a 1920 × 1080.</w:t>
+        <w:t>rc3 se compiló el 10 de octubre de 2026 en 1 min 39 s, desde el commit f49ccc9 de la rama feat/personajes-animados y con el árbol de trabajo limpio, lo que rc1 y rc2 no tuvieron. Algoritmia.exe es solo el lanzador y conserva la huella SHA-256 de los candidatos anteriores, así que cada uno se distingue por la huella del contenido de Algoritmia_Data (b8e30db6…). La carpeta entregable tiene 253 archivos y pesa 426,6 MB frente a los 479,0 MB de rc2, aunque ya incluye el arte final de los personajes, porque cinco imágenes del Nivel 1 pasaron a importarse a 256 px (INC-146). Las sesiones corrieron en el equipo de desarrollo, un AMD Ryzen 5 7600X con 32 GB de RAM, una NVIDIA GeForce RTX 5070 Ti y Windows 11 Home de 64 bits, con la ventana a 1920 × 1080.</w:t>
       </w:r>
     </w:p>
     <w:p>
@@ -24873,7 +24762,7 @@
         <w:pStyle w:val="Ttulo3"/>
         <w:spacing w:before="240"/>
       </w:pPr>
-      <w:bookmarkStart w:id="119" w:name="_Toc242809394"/>
+      <w:bookmarkStart w:id="119" w:name="_Toc242811752"/>
       <w:r>
         <w:rPr>
           <w:rFonts w:cs="Arial"/>
@@ -24951,7 +24840,7 @@
         <w:pStyle w:val="Ttulo2"/>
         <w:spacing w:before="240"/>
       </w:pPr>
-      <w:bookmarkStart w:id="120" w:name="_Toc242809395"/>
+      <w:bookmarkStart w:id="120" w:name="_Toc242811753"/>
       <w:r>
         <w:rPr>
           <w:b w:val="0"/>
@@ -24984,7 +24873,7 @@
           <w:color w:val="auto"/>
         </w:rPr>
       </w:pPr>
-      <w:bookmarkStart w:id="121" w:name="_Toc242809410"/>
+      <w:bookmarkStart w:id="121" w:name="_Toc242811770"/>
       <w:r>
         <w:rPr>
           <w:rFonts w:cs="Arial"/>
@@ -25515,7 +25404,6 @@
           <w:rFonts w:cs="Arial"/>
           <w:color w:val="auto"/>
         </w:rPr>
-        <w:lastRenderedPageBreak/>
         <w:t>Antes de la pasada se corrió la suite completa, el 10 de octubre: 1 167 pruebas, con 1 165 aprobadas, una omitida y una fallida. En EditMode pasan 748 de 749 (una omisión por entorno) y en PlayMode 417 de 418; el fallo es RiverLevel_RNF21, sensible al tiempo, que pasa corrida sola. Son 321 pruebas más que las 846 del 1 de octubre (Tabla 10). Se corrió sobre el commit 292b108 y no sobre el contenido exacto de rc3, que solo difiere en una escena reserializada y seis imágenes sin referencias (DEF-RC3-I04). Es evidencia de apoyo y no cuenta en los indicadores, porque los casos se juzgan sobre el ejecutable.</w:t>
       </w:r>
     </w:p>
@@ -25556,7 +25444,7 @@
           <w:color w:val="auto"/>
         </w:rPr>
       </w:pPr>
-      <w:bookmarkStart w:id="122" w:name="_Toc242809411"/>
+      <w:bookmarkStart w:id="122" w:name="_Toc242811771"/>
       <w:r>
         <w:rPr>
           <w:rFonts w:cs="Arial"/>
@@ -26873,15 +26761,7 @@
           <w:rFonts w:cs="Arial"/>
           <w:color w:val="auto"/>
         </w:rPr>
-        <w:t xml:space="preserve">. Cada nivel sí se jugó entero en su sesión, con </w:t>
-      </w:r>
-      <w:r>
-        <w:rPr>
-          <w:rFonts w:cs="Arial"/>
-          <w:color w:val="auto"/>
-        </w:rPr>
-        <w:lastRenderedPageBreak/>
-        <w:t>perfiles y semillas distintos: ninguno se bloqueó y el Player.log de todos los lanzamientos quedó sin Exception. La resolución del Nivel 1 con un perfil nuevo duró 225,84 s, y los tres recorridos completos de versiones anteriores, 87, 33 y 16 min (apartado 8.2).</w:t>
+        <w:t>. Cada nivel sí se jugó entero en su sesión, con perfiles y semillas distintos: ninguno se bloqueó y el Player.log de todos los lanzamientos quedó sin Exception. La resolución del Nivel 1 con un perfil nuevo duró 225,84 s, y los tres recorridos completos de versiones anteriores, 87, 33 y 16 min (apartado 8.2).</w:t>
       </w:r>
     </w:p>
     <w:p>
@@ -26907,7 +26787,7 @@
           <w:color w:val="auto"/>
         </w:rPr>
       </w:pPr>
-      <w:bookmarkStart w:id="123" w:name="_Toc242809412"/>
+      <w:bookmarkStart w:id="123" w:name="_Toc242811772"/>
       <w:r>
         <w:rPr>
           <w:rFonts w:cs="Arial"/>
@@ -27579,15 +27459,7 @@
           <w:rFonts w:cs="Arial"/>
           <w:color w:val="auto"/>
         </w:rPr>
-        <w:t xml:space="preserve">La pasada sobre rc3 registró 16 hallazgos, 7 Menores y 9 observaciones, ninguno Bloqueante ni Mayor y todos abiertos a la espera del triaje. De los Menores, tres tocan el juego: los iconos del informe docente montados sobre el texto de las cabeceras (DEF-RC3-05), la instrucción del bosque que se sale de su tablilla (DEF-RC3-10) y un doble clic en «Omitir» que lleva al menú de niveles sin mostrar el resumen, sin perder el progreso (DEF-RC3-09). Los otros cuatro vienen de la inspección: identificadores en español (DEF-RC3-I01), commits sin tarjeta (DEF-RC3-I02), un halo de croma en nueve imágenes de caras (DEF-RC3-I03) y una suite que no </w:t>
-      </w:r>
-      <w:r>
-        <w:rPr>
-          <w:rFonts w:cs="Arial"/>
-          <w:color w:val="auto"/>
-        </w:rPr>
-        <w:lastRenderedPageBreak/>
-        <w:t>corrió sobre el contenido exacto de rc3 (DEF-RC3-I04). Las nueve observaciones no incumplen ningún criterio: cuatro piden corregir el documento de casos, tres esperan una decisión de arte o de diseño, una es de disposición y una atañe a las pruebas de arquitectura.</w:t>
+        <w:t>La pasada sobre rc3 registró 16 hallazgos, 7 Menores y 9 observaciones, ninguno Bloqueante ni Mayor y todos abiertos a la espera del triaje. De los Menores, tres tocan el juego: los iconos del informe docente montados sobre el texto de las cabeceras (DEF-RC3-05), la instrucción del bosque que se sale de su tablilla (DEF-RC3-10) y un doble clic en «Omitir» que lleva al menú de niveles sin mostrar el resumen, sin perder el progreso (DEF-RC3-09). Los otros cuatro vienen de la inspección: identificadores en español (DEF-RC3-I01), commits sin tarjeta (DEF-RC3-I02), un halo de croma en nueve imágenes de caras (DEF-RC3-I03) y una suite que no corrió sobre el contenido exacto de rc3 (DEF-RC3-I04). Las nueve observaciones no incumplen ningún criterio: cuatro piden corregir el documento de casos, tres esperan una decisión de arte o de diseño, una es de disposición y una atañe a las pruebas de arquitectura.</w:t>
       </w:r>
     </w:p>
     <w:p>
@@ -27601,7 +27473,7 @@
           <w:color w:val="auto"/>
         </w:rPr>
       </w:pPr>
-      <w:bookmarkStart w:id="124" w:name="_Toc242809413"/>
+      <w:bookmarkStart w:id="124" w:name="_Toc242811773"/>
       <w:r>
         <w:rPr>
           <w:rFonts w:cs="Arial"/>
@@ -28269,7 +28141,21 @@
           <w:rFonts w:cs="Arial"/>
           <w:color w:val="auto"/>
         </w:rPr>
-        <w:t>La sesión tuvo dos autorizaciones. El colegio firmó el 17 de septiembre de 2026, por medio de su rector, Richard Maldonado, el Formato de autorización institucional, que permite la participación de estudiantes de grado quinto de primaria dentro de la investigación doctoral de la docente Bibiana Patricia Rey Barrote, contacto del equipo en el colegio, con la condición del consentimiento informado de padres o acudientes. Ese consentimiento, exigido por RNF-12 conforme a la Ley 1581 de 2012 [35], lo firma la madre, el padre o el acudiente que sea representante legal del estudiante. El firmante autoriza que el estudiante participe en una sesión de 20 a 40 minutos y que el juego guarde su perfil, su avance y los cuatro indicadores de cada fase; el perfil lleva un código o un apodo y no el nombre real. El formato prevé el retiro de la autorización en cualquier momento y el borrado de cada perfil con la función Eliminar datos del juego al terminar las pruebas. Los cuatro consentimientos firmados se custodian y no se anexan, porque traen nombres, documentos y firmas de menores y de sus familias; el formato en blanco es el Anexo F. Al terminar la sesión se borraron los perfiles y la carpeta Datos quedó vacía en los equipos. Esa autorización fija el grado de la evaluación: el grupo evaluado es de grado quinto, y este trabajo de grado habla de grado quinto en todo su texto; solo los documentos radicados del OE1 y del OE2 siguen diciendo grado cuarto.</w:t>
+        <w:t>La sesión tuvo dos autorizaciones. El colegio firmó el 17 de septiembre de 2026, por medio de su rector, Richard Maldonado, el Formato de autorización institucional, que permite la participación de estudiantes de grado quinto de primaria dentro de la investigación doctoral de la docente Bibiana Patricia Rey Barrote, contacto del equipo en el colegio, con la condición del consentimiento informado de padres o acudientes. Ese consentimiento, exigido por RNF-12 conforme a la Ley 1581 de 2012 [35], lo firma la madre, el padre o el acudiente que sea representante legal del estudiante. El firmante autoriza que el estudiante participe en una sesión de 20 a 40 minutos y que el juego guarde su perfil, su avance y los cuatro indicadores de cada fase; el perfil lleva un código o un apodo y no el nombre real. El formato prevé el retiro de la autorización en cualquier momento y el borrado de cada perfil con la función Eliminar datos del juego al terminar las pruebas. Los cuatro consentimientos firmados se custodian y no se anexan, porque traen nombres, documentos y firmas de menores y de sus familias; el formato en blanco es el Anexo F. Al terminar la sesión se borraron los perfiles y la carpeta Datos quedó vacía en los equipos. Esa autorización fija el grado de la evaluación: el grupo evaluado es de grado quinto, y este trabajo de grado habla de grado quinto en todo su texto</w:t>
+      </w:r>
+      <w:r>
+        <w:rPr>
+          <w:rFonts w:cs="Arial"/>
+          <w:color w:val="auto"/>
+        </w:rPr>
+        <w:t>. Los documentos radicados del OE1 y del OE2, las historias de usuario y la arquitectura se actualizaron a grado quinto el 13/10/2026 (INC-151)</w:t>
+      </w:r>
+      <w:r>
+        <w:rPr>
+          <w:rFonts w:cs="Arial"/>
+          <w:color w:val="auto"/>
+        </w:rPr>
+        <w:t>.</w:t>
       </w:r>
     </w:p>
     <w:p>
@@ -28283,7 +28169,7 @@
           <w:color w:val="auto"/>
         </w:rPr>
       </w:pPr>
-      <w:bookmarkStart w:id="125" w:name="_Toc242809414"/>
+      <w:bookmarkStart w:id="125" w:name="_Toc242811774"/>
       <w:r>
         <w:rPr>
           <w:rFonts w:cs="Arial"/>
@@ -28685,16 +28571,7 @@
                 <w:color w:val="auto"/>
                 <w:sz w:val="20"/>
               </w:rPr>
-              <w:t xml:space="preserve">Entre 40 y 45 min frente a la referencia de 20 a 40 min; supera el tope en hasta 5 min, sin </w:t>
-            </w:r>
-            <w:r>
-              <w:rPr>
-                <w:rFonts w:cs="Arial"/>
-                <w:color w:val="auto"/>
-                <w:sz w:val="20"/>
-              </w:rPr>
-              <w:lastRenderedPageBreak/>
-              <w:t>causa registrada</w:t>
+              <w:t>Entre 40 y 45 min frente a la referencia de 20 a 40 min; supera el tope en hasta 5 min, sin causa registrada</w:t>
             </w:r>
           </w:p>
         </w:tc>
@@ -28721,7 +28598,6 @@
                 <w:color w:val="auto"/>
                 <w:sz w:val="20"/>
               </w:rPr>
-              <w:lastRenderedPageBreak/>
               <w:t>Segundo equipo y equipo sin tarjeta gráfica dedicada</w:t>
             </w:r>
           </w:p>
@@ -29162,7 +29038,7 @@
           <w:color w:val="auto"/>
         </w:rPr>
       </w:pPr>
-      <w:bookmarkStart w:id="126" w:name="_Toc242809415"/>
+      <w:bookmarkStart w:id="126" w:name="_Toc242811775"/>
       <w:r>
         <w:rPr>
           <w:rFonts w:cs="Arial"/>
@@ -29735,7 +29611,7 @@
         <w:pStyle w:val="Ttulo2"/>
         <w:spacing w:before="240"/>
       </w:pPr>
-      <w:bookmarkStart w:id="127" w:name="_Toc242809396"/>
+      <w:bookmarkStart w:id="127" w:name="_Toc242811754"/>
       <w:r>
         <w:rPr>
           <w:b w:val="0"/>
@@ -29792,7 +29668,6 @@
           <w:rFonts w:cs="Arial"/>
           <w:color w:val="auto"/>
         </w:rPr>
-        <w:lastRenderedPageBreak/>
         <w:t>Lo que la evaluación no pudo observar tiene causa: el arnés no oye, no cronometra a un niño ni cambia de equipo, y PG-05 y PG-06 exigen estudiantes y el consentimiento de sus acudientes. Por eso RNF-07, RNF-08, CT-02, el sonido y la ruta de 20 a 40 min depend</w:t>
       </w:r>
       <w:r>
@@ -29834,7 +29709,7 @@
         <w:pStyle w:val="Ttulo3"/>
         <w:spacing w:before="240"/>
       </w:pPr>
-      <w:bookmarkStart w:id="128" w:name="_Toc242809397"/>
+      <w:bookmarkStart w:id="128" w:name="_Toc242811755"/>
       <w:r>
         <w:rPr>
           <w:rFonts w:cs="Arial"/>
@@ -29883,15 +29758,163 @@
           <w:rFonts w:cs="Arial"/>
           <w:color w:val="auto"/>
         </w:rPr>
-        <w:t xml:space="preserve">n el residuo que el motor escribe en el registro de Windows (DEF-RC2-01) y la música, el sonido del diálogo, el ambiente nocturno del Nivel 2 y el silencio </w:t>
-      </w:r>
-      <w:r>
-        <w:rPr>
-          <w:rFonts w:cs="Arial"/>
-          <w:color w:val="auto"/>
-        </w:rPr>
-        <w:lastRenderedPageBreak/>
-        <w:t>de la escena final, del carril de sonido. Cuatro observaciones piden corregir el documento de casos y no el juego (DEF-RC3-02, 04, 06 y 07).</w:t>
+        <w:t>n el residuo que el motor escribe en el registro de Windows (DEF-RC2-01) y la música, el sonido del diálogo, el ambiente nocturno del Nivel 2 y el silencio de la escena final, del carril de sonido. Cuatro observaciones piden corregir el documento de casos y no el juego (DEF-RC3-02, 04, 06 y 07).</w:t>
+      </w:r>
+    </w:p>
+    <w:p>
+      <w:pPr>
+        <w:pStyle w:val="Ttulo1"/>
+        <w:spacing w:after="240"/>
+        <w:rPr>
+          <w:b/>
+        </w:rPr>
+      </w:pPr>
+      <w:bookmarkStart w:id="129" w:name="_Toc242811756"/>
+      <w:r>
+        <w:rPr>
+          <w:rFonts w:cs="Arial"/>
+          <w:b/>
+        </w:rPr>
+        <w:t>10. CONCLUSIONES</w:t>
+      </w:r>
+      <w:bookmarkEnd w:id="129"/>
+    </w:p>
+    <w:p>
+      <w:pPr>
+        <w:spacing w:before="240" w:after="240"/>
+      </w:pPr>
+      <w:r>
+        <w:rPr>
+          <w:rFonts w:cs="Arial"/>
+          <w:color w:val="auto"/>
+        </w:rPr>
+        <w:t>La pregunta de investigación se respondió construyendo el videojuego en cuatro pasos encadenados, cada uno con un producto que se pudo medir. Primero se fijaron 26 lineamientos, de los que salieron 47 requerimientos funcionales y 23 no funcionales. Después se diseñaron tres niveles, cuyos retos con mecánica ejercitan siete facetas del pensamiento computacional. Luego se implementó un prototipo de 12 escenas que funciona sin instalación y sin conexión a internet, y por último se evaluó el ejecutable con 136 casos de prueba. El resultado es Algoritmia, un prototipo para estudiantes de grado quinto del Colegio El Libertador IED que cumplió los indicadores de los cuatro objetivos, con las salvedades que se dicen a continuación.</w:t>
+      </w:r>
+    </w:p>
+    <w:p>
+      <w:pPr>
+        <w:spacing w:before="240" w:after="240"/>
+      </w:pPr>
+      <w:r>
+        <w:rPr>
+          <w:rFonts w:cs="Arial"/>
+          <w:color w:val="auto"/>
+        </w:rPr>
+        <w:t>El objetivo general, desarrollar un prototipo que incorpore las facetas del pensamiento computacional, se cumplió en su construcción y en su funcionamiento: los 45 requerimientos de prioridad Alta quedaron implementados y la eficacia de las pruebas funcionales fue de 97,0 % (128 de 132 casos con veredicto) frente a la meta de 90 %, sobre rc3 y con las comprobaciones humanas del 13/10/2026 (Anexo G). No se midió si el juego mejora el pensamiento computacional. La sesión de ese día, con 4 estudiantes de grado quinto del Colegio El Libertador IED, sede A, comprobó que la interfaz se entiende y que la ruta principal se completa, no el efecto sobre el aprendizaje (apartado 5.3).</w:t>
+      </w:r>
+    </w:p>
+    <w:p>
+      <w:pPr>
+        <w:spacing w:before="240" w:after="240"/>
+      </w:pPr>
+      <w:r>
+        <w:rPr>
+          <w:rFonts w:cs="Arial"/>
+          <w:color w:val="auto"/>
+        </w:rPr>
+        <w:t>Primer objetivo. Los 47 requerimientos funcionales se justificaron en un lineamiento y los 10 criterios pedagógicos quedaron con al menos un requerimiento cada uno (100 %, con una meta de 80 %). Con una lectura más exigente, un vínculo directo con una faceta, la alineación fue de 34 de 47 (72 %), porque la matriz de facetas deja por fuera los módulos de soporte. La especificación se revisó cuatro veces después de radicarse, y la mayor parte de los cambios vino de probar la mecánica en el motor (apartado 6.3).</w:t>
+      </w:r>
+    </w:p>
+    <w:p>
+      <w:pPr>
+        <w:spacing w:before="240" w:after="240"/>
+      </w:pPr>
+      <w:r>
+        <w:rPr>
+          <w:rFonts w:cs="Arial"/>
+          <w:color w:val="auto"/>
+        </w:rPr>
+        <w:t>Segundo objetivo. El diseño quedó con tres niveles cuya dificultad crece porque cambia el tipo de problema y la precisión de la señal del error (Tabla 6). Los 12 retos con mecánica tuvieron una faceta asignada (100 %) y 16 de las 18 filas del guion también (89 %), frente a la meta de más del 85 %. La ausencia de derrota y de puntaje quedó fijada en pruebas, como GameFlow_CP02_NoExisteEstadoDeDerrota.</w:t>
+      </w:r>
+    </w:p>
+    <w:p>
+      <w:pPr>
+        <w:spacing w:before="240" w:after="240"/>
+      </w:pPr>
+      <w:r>
+        <w:rPr>
+          <w:rFonts w:cs="Arial"/>
+          <w:color w:val="auto"/>
+        </w:rPr>
+        <w:t>Tercer objetivo. El prototipo quedó con 12 escenas, 7 fases jugables y 18 secuencias narrativas, y los 47 requerimientos funcionales quedaron implementados. Se implementaron las 7 mecánicas que el guion especificaba, frente a una meta de al menos 3, y el arnés recorrió el juego de la pantalla de inicio a los créditos tres veces sin bloqueos (87 y 33 min sobre rc1, 16 min sobre rc2). La suite completa de rc4 pasó 785 de 786 pruebas de EditMode, con una omitida por entorno, y 427 de 427 de PlayMode el 13/10/2026; corrió antes del último cambio de disposición del diálogo (INC-160), y lo que ese cambio afecta se volvió a correr y pasó (Anexo G).</w:t>
+      </w:r>
+    </w:p>
+    <w:p>
+      <w:pPr>
+        <w:spacing w:before="240" w:after="240"/>
+      </w:pPr>
+      <w:r>
+        <w:rPr>
+          <w:rFonts w:cs="Arial"/>
+          <w:color w:val="auto"/>
+        </w:rPr>
+        <w:t>Cuarto objetivo. Los 136 casos se aplicaron al ejecutable y no al Editor: 128 aprobados, 4 fallidos y 4 pendientes, sin defectos Bloqueantes ni Mayores abiertos. Sobre rc3, la carga de escena más lenta duró 0,268 s (límite de 10 s), la memoria privada máxima fue de 1094 MiB (límite de 2 GB) y el paquete pesó 426,6 MB (límite de 500 MB); rc4 pesó 426,9 MB. PG-05 y PG-06, los dos puntos del guion que exigían observar a estudiantes jugando, dieron positivo con los 4 estudiantes del 13/10/2026. El recorrido completo cronometrado duró entre 40 y 45 min, hasta 5 min por encima de la referencia de 20 a 40 min del OE1, y no se registró la causa.</w:t>
+      </w:r>
+    </w:p>
+    <w:p>
+      <w:pPr>
+        <w:pStyle w:val="Ttulo1"/>
+        <w:spacing w:after="240"/>
+        <w:rPr>
+          <w:b/>
+        </w:rPr>
+      </w:pPr>
+      <w:bookmarkStart w:id="130" w:name="_Toc242811757"/>
+      <w:r>
+        <w:rPr>
+          <w:rFonts w:cs="Arial"/>
+          <w:b/>
+        </w:rPr>
+        <w:t>11. RECOMENDACIONES</w:t>
+      </w:r>
+      <w:bookmarkEnd w:id="130"/>
+    </w:p>
+    <w:p>
+      <w:pPr>
+        <w:spacing w:before="240" w:after="240"/>
+      </w:pPr>
+      <w:r>
+        <w:rPr>
+          <w:rFonts w:cs="Arial"/>
+          <w:color w:val="auto"/>
+        </w:rPr>
+        <w:t>La evidencia con estudiantes es limitada: 4 estudiantes de una sola sede, elegidos por conveniencia, sirven para comprobar que el juego se entiende y no para generalizar. Un trabajo posterior debería jugar con grupos completos de más de un curso y medir el efecto sobre el pensamiento computacional con un instrumento antes y después, por ejemplo una prueba Bebras, la misma que el planteamiento del problema toma como referencia (apartado 1.1). En esa sesión conviene también registrar dónde se gasta el tiempo del recorrido completo, que en H8 fue de 40 a 45 min contra los 20 a 40 min del OE1, y acortar el recorrido o corregir la referencia según lo que se observe.</w:t>
+      </w:r>
+    </w:p>
+    <w:p>
+      <w:pPr>
+        <w:spacing w:before="240" w:after="240"/>
+      </w:pPr>
+      <w:r>
+        <w:rPr>
+          <w:rFonts w:cs="Arial"/>
+          <w:color w:val="auto"/>
+        </w:rPr>
+        <w:t>Las mediciones de RNF-04 y RNF-05 son las de rc3 en el equipo de desarrollo, con 32 GB de RAM; rc4 solo se pesó y se probó con la suite automática, y sus veredictos de los 136 casos siguen siendo los de rc3. Antes de entregar rc4 hay que repetir los casos sobre ese ejecutable y medir la carga y la memoria en los equipos A y B de la Tabla 17, que tienen 4 GB de RAM y donde la comprobación H5 verificó que el juego ejecuta, pero no registró cifras. Tampoco se realizó H13, el clic tras cargar una escena, la papelera del laberinto y la octava fila del informe docente (PF-RNF02-01, PF-RF34-01 y PF-RF46-01), que necesita a una persona con el ratón.</w:t>
+      </w:r>
+    </w:p>
+    <w:p>
+      <w:pPr>
+        <w:spacing w:before="240" w:after="240"/>
+      </w:pPr>
+      <w:r>
+        <w:rPr>
+          <w:rFonts w:cs="Arial"/>
+          <w:color w:val="auto"/>
+        </w:rPr>
+        <w:t>Quedan por cerrar los 16 hallazgos de la pasada sobre rc3, entre ellos tres de interfaz (DEF-RC3-05, DEF-RC3-09 y DEF-RC3-10) y la distribución aleatoria de las siete piezas del Nivel 1, que impide comparar partidas (DEF-RC3-04). El abrazo de la línea 12, en que Papá no rodea a la Niña, y el solapamiento de Papá con Algoritm al llegar en la escena 1.1 siguen sin corregir. En el código, RNF-15 no se cumple en tres controladores del Nivel 2 con identificadores en español (DEF-RC3-I01), y en RNF-17 solo 9 de los 122 commits que tocan Assets llevan tarjeta (7,4 %), que no se corrige sin reescribir la historia y se evita desde ahora exigiendo la tarjeta en la plantilla del mensaje (DEF-RC3-I02).</w:t>
+      </w:r>
+    </w:p>
+    <w:p>
+      <w:pPr>
+        <w:spacing w:before="240" w:after="240"/>
+      </w:pPr>
+      <w:r>
+        <w:rPr>
+          <w:rFonts w:cs="Arial"/>
+          <w:color w:val="auto"/>
+        </w:rPr>
+        <w:t>PF-RNF22-01 y PF-RNF23-01 esperan el soporte escrito de la Familia Anonaky y de la colaboradora de arte. Los formatos de autorización se redactaron el 13/10/2026 (Autorizacion_Familia_Anonaky.docx y Autorizacion_Produccion_Arte.docx) y están sin firmar. Del carril de sonido quedan la música, el sonido del diálogo, el ambiente nocturno del Nivel 2 y el silencio de la escena final.</w:t>
       </w:r>
     </w:p>
     <w:p>
@@ -29909,8 +29932,8 @@
           <w:caps w:val="0"/>
         </w:rPr>
       </w:pPr>
-      <w:bookmarkStart w:id="129" w:name="_Toc379905744"/>
-      <w:bookmarkStart w:id="130" w:name="_Toc242809398"/>
+      <w:bookmarkStart w:id="131" w:name="_Toc379905744"/>
+      <w:bookmarkStart w:id="132" w:name="_Toc242811758"/>
       <w:r>
         <w:rPr>
           <w:rFonts w:cs="Arial"/>
@@ -29918,11 +29941,10 @@
           <w:bCs/>
           <w:caps w:val="0"/>
         </w:rPr>
-        <w:lastRenderedPageBreak/>
         <w:t>BIBLIOGRAFÍA</w:t>
       </w:r>
-      <w:bookmarkEnd w:id="129"/>
-      <w:bookmarkEnd w:id="130"/>
+      <w:bookmarkEnd w:id="131"/>
+      <w:bookmarkEnd w:id="132"/>
     </w:p>
     <w:p>
       <w:pPr>
@@ -30119,7 +30141,6 @@
         <w:rPr>
           <w:rFonts w:cs="Arial"/>
         </w:rPr>
-        <w:lastRenderedPageBreak/>
         <w:t>[12] F. Posada Prieto, «Pensamiento computacional y creación de videojuegos», canalTIC.com, s. f. [En línea]. Disponible en: https://canaltic.com/blog/?p=5278</w:t>
       </w:r>
     </w:p>
@@ -30374,15 +30395,7 @@
           <w:rFonts w:cs="Arial"/>
           <w:lang w:val="en-US"/>
         </w:rPr>
-        <w:t xml:space="preserve">[25] R. Hunicke, M. LeBlanc y R. Zubek, «MDA: a formal approach to game design and game research», en Proc. AAAI Workshop on Challenges in Game AI, San José, CA, EE. UU., </w:t>
-      </w:r>
-      <w:r>
-        <w:rPr>
-          <w:rFonts w:cs="Arial"/>
-          <w:lang w:val="en-US"/>
-        </w:rPr>
-        <w:lastRenderedPageBreak/>
-        <w:t xml:space="preserve">2004, pp. 1-5. </w:t>
+        <w:t xml:space="preserve">[25] R. Hunicke, M. LeBlanc y R. Zubek, «MDA: a formal approach to game design and game research», en Proc. AAAI Workshop on Challenges in Game AI, San José, CA, EE. UU., 2004, pp. 1-5. </w:t>
       </w:r>
       <w:r>
         <w:rPr>
@@ -30592,14 +30605,7 @@
         <w:rPr>
           <w:rFonts w:cs="Arial"/>
         </w:rPr>
-        <w:t xml:space="preserve">[38] Concejo de Bogotá, «Acuerdo 257 de 2006, por el cual se dictan normas básicas sobre la estructura, organización y funcionamiento de los organismos y de las entidades de Bogotá, Distrito Capital», Bogotá, Colombia, 30 de noviembre de 2006. [En línea]. </w:t>
-      </w:r>
-      <w:r>
-        <w:rPr>
-          <w:rFonts w:cs="Arial"/>
-        </w:rPr>
-        <w:lastRenderedPageBreak/>
-        <w:t>Disponible en: https://www.alcaldiabogota.gov.co/sisjur/normas/Norma1.jsp?i=22307</w:t>
+        <w:t>[38] Concejo de Bogotá, «Acuerdo 257 de 2006, por el cual se dictan normas básicas sobre la estructura, organización y funcionamiento de los organismos y de las entidades de Bogotá, Distrito Capital», Bogotá, Colombia, 30 de noviembre de 2006. [En línea]. Disponible en: https://www.alcaldiabogota.gov.co/sisjur/normas/Norma1.jsp?i=22307</w:t>
       </w:r>
     </w:p>
     <w:p>
@@ -30817,15 +30823,7 @@
           <w:rFonts w:cs="Arial"/>
           <w:lang w:val="en-US"/>
         </w:rPr>
-        <w:t xml:space="preserve">[50] Y.-M. Huang et al., «Effects of game-based learning integrated with different thinking-guided methods on computational thinking of elementary school students», Thinking </w:t>
-      </w:r>
-      <w:r>
-        <w:rPr>
-          <w:rFonts w:cs="Arial"/>
-          <w:lang w:val="en-US"/>
-        </w:rPr>
-        <w:lastRenderedPageBreak/>
-        <w:t xml:space="preserve">Skills and Creativity, 2025. </w:t>
+        <w:t xml:space="preserve">[50] Y.-M. Huang et al., «Effects of game-based learning integrated with different thinking-guided methods on computational thinking of elementary school students», Thinking Skills and Creativity, 2025. </w:t>
       </w:r>
       <w:r>
         <w:rPr>
@@ -31029,7 +31027,6 @@
         <w:rPr>
           <w:b/>
         </w:rPr>
-        <w:lastRenderedPageBreak/>
         <w:t>Consentimiento informado y autorización para el tratamiento de datos personales</w:t>
       </w:r>
     </w:p>
@@ -31574,11 +31571,7 @@
         <w:jc w:val="left"/>
       </w:pPr>
       <w:r>
-        <w:t xml:space="preserve">Una sesión de 20 a 40 minutos en la sala de sistemas, en horario de clase y con la </w:t>
-      </w:r>
-      <w:r>
-        <w:lastRenderedPageBreak/>
-        <w:t>docente del curso presente.</w:t>
+        <w:t>Una sesión de 20 a 40 minutos en la sala de sistemas, en horario de clase y con la docente del curso presente.</w:t>
       </w:r>
     </w:p>
     <w:p>
@@ -31870,7 +31863,6 @@
         <w:rPr>
           <w:b/>
         </w:rPr>
-        <w:lastRenderedPageBreak/>
         <w:t>Sus derechos sobre los datos (Ley 1581 de 2012)</w:t>
       </w:r>
     </w:p>
@@ -32187,7 +32179,6 @@
         <w:rPr>
           <w:b/>
         </w:rPr>
-        <w:lastRenderedPageBreak/>
         <w:t>Asentimiento del estudiante</w:t>
       </w:r>
     </w:p>
@@ -40033,10 +40024,6 @@
 </file>
 
 <file path=customXml/item1.xml><?xml version="1.0" encoding="utf-8"?>
-<b:Sources xmlns:b="http://schemas.openxmlformats.org/officeDocument/2006/bibliography" xmlns="http://schemas.openxmlformats.org/officeDocument/2006/bibliography" SelectedStyle="\IEEE2006OfficeOnline.xsl" StyleName="IEEE" Version="2006"/>
-</file>
-
-<file path=customXml/item2.xml><?xml version="1.0" encoding="utf-8"?>
 <PERRLA xmlns="PERRLAReferences" id="1" gen="1772897757446_fz0nj9rbg">
   <References>
     <Reference>
@@ -42429,18 +42416,22 @@
 </PERRLA>
 </file>
 
+<file path=customXml/item2.xml><?xml version="1.0" encoding="utf-8"?>
+<b:Sources xmlns:b="http://schemas.openxmlformats.org/officeDocument/2006/bibliography" xmlns="http://schemas.openxmlformats.org/officeDocument/2006/bibliography" SelectedStyle="\IEEE2006OfficeOnline.xsl" StyleName="IEEE" Version="2006"/>
+</file>
+
 <file path=customXml/itemProps1.xml><?xml version="1.0" encoding="utf-8"?>
+<ds:datastoreItem xmlns:ds="http://schemas.openxmlformats.org/officeDocument/2006/customXml" ds:itemID="{75E55BB1-1658-473A-8BA5-374477F37E7C}">
+  <ds:schemaRefs>
+    <ds:schemaRef ds:uri="PERRLAReferences"/>
+  </ds:schemaRefs>
+</ds:datastoreItem>
+</file>
+
+<file path=customXml/itemProps2.xml><?xml version="1.0" encoding="utf-8"?>
 <ds:datastoreItem xmlns:ds="http://schemas.openxmlformats.org/officeDocument/2006/customXml" ds:itemID="{5C672598-A095-4690-A035-71B3EC7C3A93}">
   <ds:schemaRefs>
     <ds:schemaRef ds:uri="http://schemas.openxmlformats.org/officeDocument/2006/bibliography"/>
   </ds:schemaRefs>
 </ds:datastoreItem>
-</file>
-
-<file path=customXml/itemProps2.xml><?xml version="1.0" encoding="utf-8"?>
-<ds:datastoreItem xmlns:ds="http://schemas.openxmlformats.org/officeDocument/2006/customXml" ds:itemID="{75E55BB1-1658-473A-8BA5-374477F37E7C}">
-  <ds:schemaRefs>
-    <ds:schemaRef ds:uri="PERRLAReferences"/>
-  </ds:schemaRefs>
-</ds:datastoreItem>
 </file>
--- a/docs/Trabajo_de_Grado_Entrega_Plantilla_28jul.docx
+++ b/docs/Trabajo_de_Grado_Entrega_Plantilla_28jul.docx
@@ -1101,7 +1101,7 @@
           <w:r>
             <w:fldChar w:fldCharType="separate"/>
           </w:r>
-          <w:hyperlink w:anchor="_Toc242811684" w:history="1">
+          <w:hyperlink w:anchor="_Toc242826766" w:history="1">
             <w:r>
               <w:rPr>
                 <w:rStyle w:val="Hipervnculo"/>
@@ -1131,7 +1131,7 @@
                 <w:noProof/>
                 <w:webHidden/>
               </w:rPr>
-              <w:instrText xml:space="preserve"> PAGEREF _Toc242811684 \h </w:instrText>
+              <w:instrText xml:space="preserve"> PAGEREF _Toc242826766 \h </w:instrText>
             </w:r>
             <w:r>
               <w:rPr>
@@ -1173,7 +1173,7 @@
               <w14:ligatures w14:val="standardContextual"/>
             </w:rPr>
           </w:pPr>
-          <w:hyperlink w:anchor="_Toc242811685" w:history="1">
+          <w:hyperlink w:anchor="_Toc242826767" w:history="1">
             <w:r>
               <w:rPr>
                 <w:rStyle w:val="Hipervnculo"/>
@@ -1203,7 +1203,7 @@
                 <w:noProof/>
                 <w:webHidden/>
               </w:rPr>
-              <w:instrText xml:space="preserve"> PAGEREF _Toc242811685 \h </w:instrText>
+              <w:instrText xml:space="preserve"> PAGEREF _Toc242826767 \h </w:instrText>
             </w:r>
             <w:r>
               <w:rPr>
@@ -1248,7 +1248,7 @@
               <w14:ligatures w14:val="standardContextual"/>
             </w:rPr>
           </w:pPr>
-          <w:hyperlink w:anchor="_Toc242811686" w:history="1">
+          <w:hyperlink w:anchor="_Toc242826768" w:history="1">
             <w:r>
               <w:rPr>
                 <w:rStyle w:val="Hipervnculo"/>
@@ -1275,7 +1275,7 @@
                 <w:noProof/>
                 <w:webHidden/>
               </w:rPr>
-              <w:instrText xml:space="preserve"> PAGEREF _Toc242811686 \h </w:instrText>
+              <w:instrText xml:space="preserve"> PAGEREF _Toc242826768 \h </w:instrText>
             </w:r>
             <w:r>
               <w:rPr>
@@ -1320,7 +1320,7 @@
               <w14:ligatures w14:val="standardContextual"/>
             </w:rPr>
           </w:pPr>
-          <w:hyperlink w:anchor="_Toc242811687" w:history="1">
+          <w:hyperlink w:anchor="_Toc242826769" w:history="1">
             <w:r>
               <w:rPr>
                 <w:rStyle w:val="Hipervnculo"/>
@@ -1347,7 +1347,7 @@
                 <w:noProof/>
                 <w:webHidden/>
               </w:rPr>
-              <w:instrText xml:space="preserve"> PAGEREF _Toc242811687 \h </w:instrText>
+              <w:instrText xml:space="preserve"> PAGEREF _Toc242826769 \h </w:instrText>
             </w:r>
             <w:r>
               <w:rPr>
@@ -1392,7 +1392,7 @@
               <w14:ligatures w14:val="standardContextual"/>
             </w:rPr>
           </w:pPr>
-          <w:hyperlink w:anchor="_Toc242811688" w:history="1">
+          <w:hyperlink w:anchor="_Toc242826770" w:history="1">
             <w:r>
               <w:rPr>
                 <w:rStyle w:val="Hipervnculo"/>
@@ -1419,7 +1419,7 @@
                 <w:noProof/>
                 <w:webHidden/>
               </w:rPr>
-              <w:instrText xml:space="preserve"> PAGEREF _Toc242811688 \h </w:instrText>
+              <w:instrText xml:space="preserve"> PAGEREF _Toc242826770 \h </w:instrText>
             </w:r>
             <w:r>
               <w:rPr>
@@ -1464,7 +1464,7 @@
               <w14:ligatures w14:val="standardContextual"/>
             </w:rPr>
           </w:pPr>
-          <w:hyperlink w:anchor="_Toc242811689" w:history="1">
+          <w:hyperlink w:anchor="_Toc242826771" w:history="1">
             <w:r>
               <w:rPr>
                 <w:rStyle w:val="Hipervnculo"/>
@@ -1491,7 +1491,7 @@
                 <w:noProof/>
                 <w:webHidden/>
               </w:rPr>
-              <w:instrText xml:space="preserve"> PAGEREF _Toc242811689 \h </w:instrText>
+              <w:instrText xml:space="preserve"> PAGEREF _Toc242826771 \h </w:instrText>
             </w:r>
             <w:r>
               <w:rPr>
@@ -1533,7 +1533,7 @@
               <w14:ligatures w14:val="standardContextual"/>
             </w:rPr>
           </w:pPr>
-          <w:hyperlink w:anchor="_Toc242811690" w:history="1">
+          <w:hyperlink w:anchor="_Toc242826772" w:history="1">
             <w:r>
               <w:rPr>
                 <w:rStyle w:val="Hipervnculo"/>
@@ -1563,7 +1563,7 @@
                 <w:noProof/>
                 <w:webHidden/>
               </w:rPr>
-              <w:instrText xml:space="preserve"> PAGEREF _Toc242811690 \h </w:instrText>
+              <w:instrText xml:space="preserve"> PAGEREF _Toc242826772 \h </w:instrText>
             </w:r>
             <w:r>
               <w:rPr>
@@ -1608,7 +1608,7 @@
               <w14:ligatures w14:val="standardContextual"/>
             </w:rPr>
           </w:pPr>
-          <w:hyperlink w:anchor="_Toc242811691" w:history="1">
+          <w:hyperlink w:anchor="_Toc242826773" w:history="1">
             <w:r>
               <w:rPr>
                 <w:rStyle w:val="Hipervnculo"/>
@@ -1635,7 +1635,7 @@
                 <w:noProof/>
                 <w:webHidden/>
               </w:rPr>
-              <w:instrText xml:space="preserve"> PAGEREF _Toc242811691 \h </w:instrText>
+              <w:instrText xml:space="preserve"> PAGEREF _Toc242826773 \h </w:instrText>
             </w:r>
             <w:r>
               <w:rPr>
@@ -1680,7 +1680,7 @@
               <w14:ligatures w14:val="standardContextual"/>
             </w:rPr>
           </w:pPr>
-          <w:hyperlink w:anchor="_Toc242811692" w:history="1">
+          <w:hyperlink w:anchor="_Toc242826774" w:history="1">
             <w:r>
               <w:rPr>
                 <w:rStyle w:val="Hipervnculo"/>
@@ -1707,7 +1707,7 @@
                 <w:noProof/>
                 <w:webHidden/>
               </w:rPr>
-              <w:instrText xml:space="preserve"> PAGEREF _Toc242811692 \h </w:instrText>
+              <w:instrText xml:space="preserve"> PAGEREF _Toc242826774 \h </w:instrText>
             </w:r>
             <w:r>
               <w:rPr>
@@ -1749,7 +1749,7 @@
               <w14:ligatures w14:val="standardContextual"/>
             </w:rPr>
           </w:pPr>
-          <w:hyperlink w:anchor="_Toc242811693" w:history="1">
+          <w:hyperlink w:anchor="_Toc242826775" w:history="1">
             <w:r>
               <w:rPr>
                 <w:rStyle w:val="Hipervnculo"/>
@@ -1779,7 +1779,7 @@
                 <w:noProof/>
                 <w:webHidden/>
               </w:rPr>
-              <w:instrText xml:space="preserve"> PAGEREF _Toc242811693 \h </w:instrText>
+              <w:instrText xml:space="preserve"> PAGEREF _Toc242826775 \h </w:instrText>
             </w:r>
             <w:r>
               <w:rPr>
@@ -1824,7 +1824,7 @@
               <w14:ligatures w14:val="standardContextual"/>
             </w:rPr>
           </w:pPr>
-          <w:hyperlink w:anchor="_Toc242811694" w:history="1">
+          <w:hyperlink w:anchor="_Toc242826776" w:history="1">
             <w:r>
               <w:rPr>
                 <w:rStyle w:val="Hipervnculo"/>
@@ -1851,7 +1851,7 @@
                 <w:noProof/>
                 <w:webHidden/>
               </w:rPr>
-              <w:instrText xml:space="preserve"> PAGEREF _Toc242811694 \h </w:instrText>
+              <w:instrText xml:space="preserve"> PAGEREF _Toc242826776 \h </w:instrText>
             </w:r>
             <w:r>
               <w:rPr>
@@ -1893,7 +1893,7 @@
               <w14:ligatures w14:val="standardContextual"/>
             </w:rPr>
           </w:pPr>
-          <w:hyperlink w:anchor="_Toc242811695" w:history="1">
+          <w:hyperlink w:anchor="_Toc242826777" w:history="1">
             <w:r>
               <w:rPr>
                 <w:rStyle w:val="Hipervnculo"/>
@@ -1920,7 +1920,7 @@
                 <w:noProof/>
                 <w:webHidden/>
               </w:rPr>
-              <w:instrText xml:space="preserve"> PAGEREF _Toc242811695 \h </w:instrText>
+              <w:instrText xml:space="preserve"> PAGEREF _Toc242826777 \h </w:instrText>
             </w:r>
             <w:r>
               <w:rPr>
@@ -1962,7 +1962,7 @@
               <w14:ligatures w14:val="standardContextual"/>
             </w:rPr>
           </w:pPr>
-          <w:hyperlink w:anchor="_Toc242811696" w:history="1">
+          <w:hyperlink w:anchor="_Toc242826778" w:history="1">
             <w:r>
               <w:rPr>
                 <w:rStyle w:val="Hipervnculo"/>
@@ -1989,7 +1989,7 @@
                 <w:noProof/>
                 <w:webHidden/>
               </w:rPr>
-              <w:instrText xml:space="preserve"> PAGEREF _Toc242811696 \h </w:instrText>
+              <w:instrText xml:space="preserve"> PAGEREF _Toc242826778 \h </w:instrText>
             </w:r>
             <w:r>
               <w:rPr>
@@ -2031,7 +2031,7 @@
               <w14:ligatures w14:val="standardContextual"/>
             </w:rPr>
           </w:pPr>
-          <w:hyperlink w:anchor="_Toc242811697" w:history="1">
+          <w:hyperlink w:anchor="_Toc242826779" w:history="1">
             <w:r>
               <w:rPr>
                 <w:rStyle w:val="Hipervnculo"/>
@@ -2058,7 +2058,7 @@
                 <w:noProof/>
                 <w:webHidden/>
               </w:rPr>
-              <w:instrText xml:space="preserve"> PAGEREF _Toc242811697 \h </w:instrText>
+              <w:instrText xml:space="preserve"> PAGEREF _Toc242826779 \h </w:instrText>
             </w:r>
             <w:r>
               <w:rPr>
@@ -2100,7 +2100,7 @@
               <w14:ligatures w14:val="standardContextual"/>
             </w:rPr>
           </w:pPr>
-          <w:hyperlink w:anchor="_Toc242811698" w:history="1">
+          <w:hyperlink w:anchor="_Toc242826780" w:history="1">
             <w:r>
               <w:rPr>
                 <w:rStyle w:val="Hipervnculo"/>
@@ -2127,7 +2127,7 @@
                 <w:noProof/>
                 <w:webHidden/>
               </w:rPr>
-              <w:instrText xml:space="preserve"> PAGEREF _Toc242811698 \h </w:instrText>
+              <w:instrText xml:space="preserve"> PAGEREF _Toc242826780 \h </w:instrText>
             </w:r>
             <w:r>
               <w:rPr>
@@ -2169,7 +2169,7 @@
               <w14:ligatures w14:val="standardContextual"/>
             </w:rPr>
           </w:pPr>
-          <w:hyperlink w:anchor="_Toc242811699" w:history="1">
+          <w:hyperlink w:anchor="_Toc242826781" w:history="1">
             <w:r>
               <w:rPr>
                 <w:rStyle w:val="Hipervnculo"/>
@@ -2196,7 +2196,7 @@
                 <w:noProof/>
                 <w:webHidden/>
               </w:rPr>
-              <w:instrText xml:space="preserve"> PAGEREF _Toc242811699 \h </w:instrText>
+              <w:instrText xml:space="preserve"> PAGEREF _Toc242826781 \h </w:instrText>
             </w:r>
             <w:r>
               <w:rPr>
@@ -2238,7 +2238,7 @@
               <w14:ligatures w14:val="standardContextual"/>
             </w:rPr>
           </w:pPr>
-          <w:hyperlink w:anchor="_Toc242811700" w:history="1">
+          <w:hyperlink w:anchor="_Toc242826782" w:history="1">
             <w:r>
               <w:rPr>
                 <w:rStyle w:val="Hipervnculo"/>
@@ -2265,7 +2265,7 @@
                 <w:noProof/>
                 <w:webHidden/>
               </w:rPr>
-              <w:instrText xml:space="preserve"> PAGEREF _Toc242811700 \h </w:instrText>
+              <w:instrText xml:space="preserve"> PAGEREF _Toc242826782 \h </w:instrText>
             </w:r>
             <w:r>
               <w:rPr>
@@ -2310,7 +2310,7 @@
               <w14:ligatures w14:val="standardContextual"/>
             </w:rPr>
           </w:pPr>
-          <w:hyperlink w:anchor="_Toc242811701" w:history="1">
+          <w:hyperlink w:anchor="_Toc242826783" w:history="1">
             <w:r>
               <w:rPr>
                 <w:rStyle w:val="Hipervnculo"/>
@@ -2337,7 +2337,7 @@
                 <w:noProof/>
                 <w:webHidden/>
               </w:rPr>
-              <w:instrText xml:space="preserve"> PAGEREF _Toc242811701 \h </w:instrText>
+              <w:instrText xml:space="preserve"> PAGEREF _Toc242826783 \h </w:instrText>
             </w:r>
             <w:r>
               <w:rPr>
@@ -2379,7 +2379,7 @@
               <w14:ligatures w14:val="standardContextual"/>
             </w:rPr>
           </w:pPr>
-          <w:hyperlink w:anchor="_Toc242811702" w:history="1">
+          <w:hyperlink w:anchor="_Toc242826784" w:history="1">
             <w:r>
               <w:rPr>
                 <w:rStyle w:val="Hipervnculo"/>
@@ -2406,7 +2406,7 @@
                 <w:noProof/>
                 <w:webHidden/>
               </w:rPr>
-              <w:instrText xml:space="preserve"> PAGEREF _Toc242811702 \h </w:instrText>
+              <w:instrText xml:space="preserve"> PAGEREF _Toc242826784 \h </w:instrText>
             </w:r>
             <w:r>
               <w:rPr>
@@ -2448,7 +2448,7 @@
               <w14:ligatures w14:val="standardContextual"/>
             </w:rPr>
           </w:pPr>
-          <w:hyperlink w:anchor="_Toc242811703" w:history="1">
+          <w:hyperlink w:anchor="_Toc242826785" w:history="1">
             <w:r>
               <w:rPr>
                 <w:rStyle w:val="Hipervnculo"/>
@@ -2475,7 +2475,7 @@
                 <w:noProof/>
                 <w:webHidden/>
               </w:rPr>
-              <w:instrText xml:space="preserve"> PAGEREF _Toc242811703 \h </w:instrText>
+              <w:instrText xml:space="preserve"> PAGEREF _Toc242826785 \h </w:instrText>
             </w:r>
             <w:r>
               <w:rPr>
@@ -2517,7 +2517,7 @@
               <w14:ligatures w14:val="standardContextual"/>
             </w:rPr>
           </w:pPr>
-          <w:hyperlink w:anchor="_Toc242811704" w:history="1">
+          <w:hyperlink w:anchor="_Toc242826786" w:history="1">
             <w:r>
               <w:rPr>
                 <w:rStyle w:val="Hipervnculo"/>
@@ -2544,7 +2544,7 @@
                 <w:noProof/>
                 <w:webHidden/>
               </w:rPr>
-              <w:instrText xml:space="preserve"> PAGEREF _Toc242811704 \h </w:instrText>
+              <w:instrText xml:space="preserve"> PAGEREF _Toc242826786 \h </w:instrText>
             </w:r>
             <w:r>
               <w:rPr>
@@ -2586,7 +2586,7 @@
               <w14:ligatures w14:val="standardContextual"/>
             </w:rPr>
           </w:pPr>
-          <w:hyperlink w:anchor="_Toc242811705" w:history="1">
+          <w:hyperlink w:anchor="_Toc242826787" w:history="1">
             <w:r>
               <w:rPr>
                 <w:rStyle w:val="Hipervnculo"/>
@@ -2613,7 +2613,7 @@
                 <w:noProof/>
                 <w:webHidden/>
               </w:rPr>
-              <w:instrText xml:space="preserve"> PAGEREF _Toc242811705 \h </w:instrText>
+              <w:instrText xml:space="preserve"> PAGEREF _Toc242826787 \h </w:instrText>
             </w:r>
             <w:r>
               <w:rPr>
@@ -2655,7 +2655,7 @@
               <w14:ligatures w14:val="standardContextual"/>
             </w:rPr>
           </w:pPr>
-          <w:hyperlink w:anchor="_Toc242811706" w:history="1">
+          <w:hyperlink w:anchor="_Toc242826788" w:history="1">
             <w:r>
               <w:rPr>
                 <w:rStyle w:val="Hipervnculo"/>
@@ -2682,7 +2682,7 @@
                 <w:noProof/>
                 <w:webHidden/>
               </w:rPr>
-              <w:instrText xml:space="preserve"> PAGEREF _Toc242811706 \h </w:instrText>
+              <w:instrText xml:space="preserve"> PAGEREF _Toc242826788 \h </w:instrText>
             </w:r>
             <w:r>
               <w:rPr>
@@ -2724,7 +2724,7 @@
               <w14:ligatures w14:val="standardContextual"/>
             </w:rPr>
           </w:pPr>
-          <w:hyperlink w:anchor="_Toc242811707" w:history="1">
+          <w:hyperlink w:anchor="_Toc242826789" w:history="1">
             <w:r>
               <w:rPr>
                 <w:rStyle w:val="Hipervnculo"/>
@@ -2751,7 +2751,7 @@
                 <w:noProof/>
                 <w:webHidden/>
               </w:rPr>
-              <w:instrText xml:space="preserve"> PAGEREF _Toc242811707 \h </w:instrText>
+              <w:instrText xml:space="preserve"> PAGEREF _Toc242826789 \h </w:instrText>
             </w:r>
             <w:r>
               <w:rPr>
@@ -2793,7 +2793,7 @@
               <w14:ligatures w14:val="standardContextual"/>
             </w:rPr>
           </w:pPr>
-          <w:hyperlink w:anchor="_Toc242811708" w:history="1">
+          <w:hyperlink w:anchor="_Toc242826790" w:history="1">
             <w:r>
               <w:rPr>
                 <w:rStyle w:val="Hipervnculo"/>
@@ -2820,7 +2820,7 @@
                 <w:noProof/>
                 <w:webHidden/>
               </w:rPr>
-              <w:instrText xml:space="preserve"> PAGEREF _Toc242811708 \h </w:instrText>
+              <w:instrText xml:space="preserve"> PAGEREF _Toc242826790 \h </w:instrText>
             </w:r>
             <w:r>
               <w:rPr>
@@ -2865,7 +2865,7 @@
               <w14:ligatures w14:val="standardContextual"/>
             </w:rPr>
           </w:pPr>
-          <w:hyperlink w:anchor="_Toc242811709" w:history="1">
+          <w:hyperlink w:anchor="_Toc242826791" w:history="1">
             <w:r>
               <w:rPr>
                 <w:rStyle w:val="Hipervnculo"/>
@@ -2892,7 +2892,7 @@
                 <w:noProof/>
                 <w:webHidden/>
               </w:rPr>
-              <w:instrText xml:space="preserve"> PAGEREF _Toc242811709 \h </w:instrText>
+              <w:instrText xml:space="preserve"> PAGEREF _Toc242826791 \h </w:instrText>
             </w:r>
             <w:r>
               <w:rPr>
@@ -2934,7 +2934,7 @@
               <w14:ligatures w14:val="standardContextual"/>
             </w:rPr>
           </w:pPr>
-          <w:hyperlink w:anchor="_Toc242811710" w:history="1">
+          <w:hyperlink w:anchor="_Toc242826792" w:history="1">
             <w:r>
               <w:rPr>
                 <w:rStyle w:val="Hipervnculo"/>
@@ -2961,7 +2961,7 @@
                 <w:noProof/>
                 <w:webHidden/>
               </w:rPr>
-              <w:instrText xml:space="preserve"> PAGEREF _Toc242811710 \h </w:instrText>
+              <w:instrText xml:space="preserve"> PAGEREF _Toc242826792 \h </w:instrText>
             </w:r>
             <w:r>
               <w:rPr>
@@ -3003,7 +3003,7 @@
               <w14:ligatures w14:val="standardContextual"/>
             </w:rPr>
           </w:pPr>
-          <w:hyperlink w:anchor="_Toc242811711" w:history="1">
+          <w:hyperlink w:anchor="_Toc242826793" w:history="1">
             <w:r>
               <w:rPr>
                 <w:rStyle w:val="Hipervnculo"/>
@@ -3030,7 +3030,7 @@
                 <w:noProof/>
                 <w:webHidden/>
               </w:rPr>
-              <w:instrText xml:space="preserve"> PAGEREF _Toc242811711 \h </w:instrText>
+              <w:instrText xml:space="preserve"> PAGEREF _Toc242826793 \h </w:instrText>
             </w:r>
             <w:r>
               <w:rPr>
@@ -3075,7 +3075,7 @@
               <w14:ligatures w14:val="standardContextual"/>
             </w:rPr>
           </w:pPr>
-          <w:hyperlink w:anchor="_Toc242811712" w:history="1">
+          <w:hyperlink w:anchor="_Toc242826794" w:history="1">
             <w:r>
               <w:rPr>
                 <w:rStyle w:val="Hipervnculo"/>
@@ -3102,7 +3102,7 @@
                 <w:noProof/>
                 <w:webHidden/>
               </w:rPr>
-              <w:instrText xml:space="preserve"> PAGEREF _Toc242811712 \h </w:instrText>
+              <w:instrText xml:space="preserve"> PAGEREF _Toc242826794 \h </w:instrText>
             </w:r>
             <w:r>
               <w:rPr>
@@ -3144,7 +3144,7 @@
               <w14:ligatures w14:val="standardContextual"/>
             </w:rPr>
           </w:pPr>
-          <w:hyperlink w:anchor="_Toc242811713" w:history="1">
+          <w:hyperlink w:anchor="_Toc242826795" w:history="1">
             <w:r>
               <w:rPr>
                 <w:rStyle w:val="Hipervnculo"/>
@@ -3174,7 +3174,7 @@
                 <w:noProof/>
                 <w:webHidden/>
               </w:rPr>
-              <w:instrText xml:space="preserve"> PAGEREF _Toc242811713 \h </w:instrText>
+              <w:instrText xml:space="preserve"> PAGEREF _Toc242826795 \h </w:instrText>
             </w:r>
             <w:r>
               <w:rPr>
@@ -3216,7 +3216,7 @@
               <w14:ligatures w14:val="standardContextual"/>
             </w:rPr>
           </w:pPr>
-          <w:hyperlink w:anchor="_Toc242811714" w:history="1">
+          <w:hyperlink w:anchor="_Toc242826796" w:history="1">
             <w:r>
               <w:rPr>
                 <w:rStyle w:val="Hipervnculo"/>
@@ -3246,7 +3246,7 @@
                 <w:noProof/>
                 <w:webHidden/>
               </w:rPr>
-              <w:instrText xml:space="preserve"> PAGEREF _Toc242811714 \h </w:instrText>
+              <w:instrText xml:space="preserve"> PAGEREF _Toc242826796 \h </w:instrText>
             </w:r>
             <w:r>
               <w:rPr>
@@ -3291,7 +3291,7 @@
               <w14:ligatures w14:val="standardContextual"/>
             </w:rPr>
           </w:pPr>
-          <w:hyperlink w:anchor="_Toc242811715" w:history="1">
+          <w:hyperlink w:anchor="_Toc242826797" w:history="1">
             <w:r>
               <w:rPr>
                 <w:rStyle w:val="Hipervnculo"/>
@@ -3318,7 +3318,7 @@
                 <w:noProof/>
                 <w:webHidden/>
               </w:rPr>
-              <w:instrText xml:space="preserve"> PAGEREF _Toc242811715 \h </w:instrText>
+              <w:instrText xml:space="preserve"> PAGEREF _Toc242826797 \h </w:instrText>
             </w:r>
             <w:r>
               <w:rPr>
@@ -3360,7 +3360,7 @@
               <w14:ligatures w14:val="standardContextual"/>
             </w:rPr>
           </w:pPr>
-          <w:hyperlink w:anchor="_Toc242811716" w:history="1">
+          <w:hyperlink w:anchor="_Toc242826798" w:history="1">
             <w:r>
               <w:rPr>
                 <w:rStyle w:val="Hipervnculo"/>
@@ -3387,7 +3387,7 @@
                 <w:noProof/>
                 <w:webHidden/>
               </w:rPr>
-              <w:instrText xml:space="preserve"> PAGEREF _Toc242811716 \h </w:instrText>
+              <w:instrText xml:space="preserve"> PAGEREF _Toc242826798 \h </w:instrText>
             </w:r>
             <w:r>
               <w:rPr>
@@ -3429,7 +3429,7 @@
               <w14:ligatures w14:val="standardContextual"/>
             </w:rPr>
           </w:pPr>
-          <w:hyperlink w:anchor="_Toc242811717" w:history="1">
+          <w:hyperlink w:anchor="_Toc242826799" w:history="1">
             <w:r>
               <w:rPr>
                 <w:rStyle w:val="Hipervnculo"/>
@@ -3456,7 +3456,7 @@
                 <w:noProof/>
                 <w:webHidden/>
               </w:rPr>
-              <w:instrText xml:space="preserve"> PAGEREF _Toc242811717 \h </w:instrText>
+              <w:instrText xml:space="preserve"> PAGEREF _Toc242826799 \h </w:instrText>
             </w:r>
             <w:r>
               <w:rPr>
@@ -3498,7 +3498,7 @@
               <w14:ligatures w14:val="standardContextual"/>
             </w:rPr>
           </w:pPr>
-          <w:hyperlink w:anchor="_Toc242811718" w:history="1">
+          <w:hyperlink w:anchor="_Toc242826800" w:history="1">
             <w:r>
               <w:rPr>
                 <w:rStyle w:val="Hipervnculo"/>
@@ -3525,7 +3525,7 @@
                 <w:noProof/>
                 <w:webHidden/>
               </w:rPr>
-              <w:instrText xml:space="preserve"> PAGEREF _Toc242811718 \h </w:instrText>
+              <w:instrText xml:space="preserve"> PAGEREF _Toc242826800 \h </w:instrText>
             </w:r>
             <w:r>
               <w:rPr>
@@ -3567,7 +3567,7 @@
               <w14:ligatures w14:val="standardContextual"/>
             </w:rPr>
           </w:pPr>
-          <w:hyperlink w:anchor="_Toc242811719" w:history="1">
+          <w:hyperlink w:anchor="_Toc242826801" w:history="1">
             <w:r>
               <w:rPr>
                 <w:rStyle w:val="Hipervnculo"/>
@@ -3594,7 +3594,7 @@
                 <w:noProof/>
                 <w:webHidden/>
               </w:rPr>
-              <w:instrText xml:space="preserve"> PAGEREF _Toc242811719 \h </w:instrText>
+              <w:instrText xml:space="preserve"> PAGEREF _Toc242826801 \h </w:instrText>
             </w:r>
             <w:r>
               <w:rPr>
@@ -3636,7 +3636,7 @@
               <w14:ligatures w14:val="standardContextual"/>
             </w:rPr>
           </w:pPr>
-          <w:hyperlink w:anchor="_Toc242811720" w:history="1">
+          <w:hyperlink w:anchor="_Toc242826802" w:history="1">
             <w:r>
               <w:rPr>
                 <w:rStyle w:val="Hipervnculo"/>
@@ -3663,7 +3663,7 @@
                 <w:noProof/>
                 <w:webHidden/>
               </w:rPr>
-              <w:instrText xml:space="preserve"> PAGEREF _Toc242811720 \h </w:instrText>
+              <w:instrText xml:space="preserve"> PAGEREF _Toc242826802 \h </w:instrText>
             </w:r>
             <w:r>
               <w:rPr>
@@ -3705,7 +3705,7 @@
               <w14:ligatures w14:val="standardContextual"/>
             </w:rPr>
           </w:pPr>
-          <w:hyperlink w:anchor="_Toc242811721" w:history="1">
+          <w:hyperlink w:anchor="_Toc242826803" w:history="1">
             <w:r>
               <w:rPr>
                 <w:rStyle w:val="Hipervnculo"/>
@@ -3732,7 +3732,7 @@
                 <w:noProof/>
                 <w:webHidden/>
               </w:rPr>
-              <w:instrText xml:space="preserve"> PAGEREF _Toc242811721 \h </w:instrText>
+              <w:instrText xml:space="preserve"> PAGEREF _Toc242826803 \h </w:instrText>
             </w:r>
             <w:r>
               <w:rPr>
@@ -3777,7 +3777,7 @@
               <w14:ligatures w14:val="standardContextual"/>
             </w:rPr>
           </w:pPr>
-          <w:hyperlink w:anchor="_Toc242811722" w:history="1">
+          <w:hyperlink w:anchor="_Toc242826804" w:history="1">
             <w:r>
               <w:rPr>
                 <w:rStyle w:val="Hipervnculo"/>
@@ -3804,7 +3804,7 @@
                 <w:noProof/>
                 <w:webHidden/>
               </w:rPr>
-              <w:instrText xml:space="preserve"> PAGEREF _Toc242811722 \h </w:instrText>
+              <w:instrText xml:space="preserve"> PAGEREF _Toc242826804 \h </w:instrText>
             </w:r>
             <w:r>
               <w:rPr>
@@ -3849,7 +3849,7 @@
               <w14:ligatures w14:val="standardContextual"/>
             </w:rPr>
           </w:pPr>
-          <w:hyperlink w:anchor="_Toc242811723" w:history="1">
+          <w:hyperlink w:anchor="_Toc242826805" w:history="1">
             <w:r>
               <w:rPr>
                 <w:rStyle w:val="Hipervnculo"/>
@@ -3876,7 +3876,7 @@
                 <w:noProof/>
                 <w:webHidden/>
               </w:rPr>
-              <w:instrText xml:space="preserve"> PAGEREF _Toc242811723 \h </w:instrText>
+              <w:instrText xml:space="preserve"> PAGEREF _Toc242826805 \h </w:instrText>
             </w:r>
             <w:r>
               <w:rPr>
@@ -3918,7 +3918,7 @@
               <w14:ligatures w14:val="standardContextual"/>
             </w:rPr>
           </w:pPr>
-          <w:hyperlink w:anchor="_Toc242811724" w:history="1">
+          <w:hyperlink w:anchor="_Toc242826806" w:history="1">
             <w:r>
               <w:rPr>
                 <w:rStyle w:val="Hipervnculo"/>
@@ -3947,7 +3947,7 @@
                 <w:noProof/>
                 <w:webHidden/>
               </w:rPr>
-              <w:instrText xml:space="preserve"> PAGEREF _Toc242811724 \h </w:instrText>
+              <w:instrText xml:space="preserve"> PAGEREF _Toc242826806 \h </w:instrText>
             </w:r>
             <w:r>
               <w:rPr>
@@ -3992,7 +3992,7 @@
               <w14:ligatures w14:val="standardContextual"/>
             </w:rPr>
           </w:pPr>
-          <w:hyperlink w:anchor="_Toc242811725" w:history="1">
+          <w:hyperlink w:anchor="_Toc242826807" w:history="1">
             <w:r>
               <w:rPr>
                 <w:rStyle w:val="Hipervnculo"/>
@@ -4019,7 +4019,7 @@
                 <w:noProof/>
                 <w:webHidden/>
               </w:rPr>
-              <w:instrText xml:space="preserve"> PAGEREF _Toc242811725 \h </w:instrText>
+              <w:instrText xml:space="preserve"> PAGEREF _Toc242826807 \h </w:instrText>
             </w:r>
             <w:r>
               <w:rPr>
@@ -4061,7 +4061,7 @@
               <w14:ligatures w14:val="standardContextual"/>
             </w:rPr>
           </w:pPr>
-          <w:hyperlink w:anchor="_Toc242811726" w:history="1">
+          <w:hyperlink w:anchor="_Toc242826808" w:history="1">
             <w:r>
               <w:rPr>
                 <w:rStyle w:val="Hipervnculo"/>
@@ -4089,7 +4089,7 @@
                 <w:noProof/>
                 <w:webHidden/>
               </w:rPr>
-              <w:instrText xml:space="preserve"> PAGEREF _Toc242811726 \h </w:instrText>
+              <w:instrText xml:space="preserve"> PAGEREF _Toc242826808 \h </w:instrText>
             </w:r>
             <w:r>
               <w:rPr>
@@ -4131,7 +4131,7 @@
               <w14:ligatures w14:val="standardContextual"/>
             </w:rPr>
           </w:pPr>
-          <w:hyperlink w:anchor="_Toc242811727" w:history="1">
+          <w:hyperlink w:anchor="_Toc242826809" w:history="1">
             <w:r>
               <w:rPr>
                 <w:rStyle w:val="Hipervnculo"/>
@@ -4159,7 +4159,7 @@
                 <w:noProof/>
                 <w:webHidden/>
               </w:rPr>
-              <w:instrText xml:space="preserve"> PAGEREF _Toc242811727 \h </w:instrText>
+              <w:instrText xml:space="preserve"> PAGEREF _Toc242826809 \h </w:instrText>
             </w:r>
             <w:r>
               <w:rPr>
@@ -4201,7 +4201,7 @@
               <w14:ligatures w14:val="standardContextual"/>
             </w:rPr>
           </w:pPr>
-          <w:hyperlink w:anchor="_Toc242811728" w:history="1">
+          <w:hyperlink w:anchor="_Toc242826810" w:history="1">
             <w:r>
               <w:rPr>
                 <w:rStyle w:val="Hipervnculo"/>
@@ -4229,7 +4229,7 @@
                 <w:noProof/>
                 <w:webHidden/>
               </w:rPr>
-              <w:instrText xml:space="preserve"> PAGEREF _Toc242811728 \h </w:instrText>
+              <w:instrText xml:space="preserve"> PAGEREF _Toc242826810 \h </w:instrText>
             </w:r>
             <w:r>
               <w:rPr>
@@ -4274,7 +4274,7 @@
               <w14:ligatures w14:val="standardContextual"/>
             </w:rPr>
           </w:pPr>
-          <w:hyperlink w:anchor="_Toc242811729" w:history="1">
+          <w:hyperlink w:anchor="_Toc242826811" w:history="1">
             <w:r>
               <w:rPr>
                 <w:rStyle w:val="Hipervnculo"/>
@@ -4301,7 +4301,7 @@
                 <w:noProof/>
                 <w:webHidden/>
               </w:rPr>
-              <w:instrText xml:space="preserve"> PAGEREF _Toc242811729 \h </w:instrText>
+              <w:instrText xml:space="preserve"> PAGEREF _Toc242826811 \h </w:instrText>
             </w:r>
             <w:r>
               <w:rPr>
@@ -4346,7 +4346,7 @@
               <w14:ligatures w14:val="standardContextual"/>
             </w:rPr>
           </w:pPr>
-          <w:hyperlink w:anchor="_Toc242811730" w:history="1">
+          <w:hyperlink w:anchor="_Toc242826812" w:history="1">
             <w:r>
               <w:rPr>
                 <w:rStyle w:val="Hipervnculo"/>
@@ -4373,7 +4373,7 @@
                 <w:noProof/>
                 <w:webHidden/>
               </w:rPr>
-              <w:instrText xml:space="preserve"> PAGEREF _Toc242811730 \h </w:instrText>
+              <w:instrText xml:space="preserve"> PAGEREF _Toc242826812 \h </w:instrText>
             </w:r>
             <w:r>
               <w:rPr>
@@ -4415,7 +4415,7 @@
               <w14:ligatures w14:val="standardContextual"/>
             </w:rPr>
           </w:pPr>
-          <w:hyperlink w:anchor="_Toc242811731" w:history="1">
+          <w:hyperlink w:anchor="_Toc242826813" w:history="1">
             <w:r>
               <w:rPr>
                 <w:rStyle w:val="Hipervnculo"/>
@@ -4444,7 +4444,7 @@
                 <w:noProof/>
                 <w:webHidden/>
               </w:rPr>
-              <w:instrText xml:space="preserve"> PAGEREF _Toc242811731 \h </w:instrText>
+              <w:instrText xml:space="preserve"> PAGEREF _Toc242826813 \h </w:instrText>
             </w:r>
             <w:r>
               <w:rPr>
@@ -4489,7 +4489,7 @@
               <w14:ligatures w14:val="standardContextual"/>
             </w:rPr>
           </w:pPr>
-          <w:hyperlink w:anchor="_Toc242811732" w:history="1">
+          <w:hyperlink w:anchor="_Toc242826814" w:history="1">
             <w:r>
               <w:rPr>
                 <w:rStyle w:val="Hipervnculo"/>
@@ -4516,7 +4516,7 @@
                 <w:noProof/>
                 <w:webHidden/>
               </w:rPr>
-              <w:instrText xml:space="preserve"> PAGEREF _Toc242811732 \h </w:instrText>
+              <w:instrText xml:space="preserve"> PAGEREF _Toc242826814 \h </w:instrText>
             </w:r>
             <w:r>
               <w:rPr>
@@ -4558,7 +4558,7 @@
               <w14:ligatures w14:val="standardContextual"/>
             </w:rPr>
           </w:pPr>
-          <w:hyperlink w:anchor="_Toc242811733" w:history="1">
+          <w:hyperlink w:anchor="_Toc242826815" w:history="1">
             <w:r>
               <w:rPr>
                 <w:rStyle w:val="Hipervnculo"/>
@@ -4586,7 +4586,7 @@
                 <w:noProof/>
                 <w:webHidden/>
               </w:rPr>
-              <w:instrText xml:space="preserve"> PAGEREF _Toc242811733 \h </w:instrText>
+              <w:instrText xml:space="preserve"> PAGEREF _Toc242826815 \h </w:instrText>
             </w:r>
             <w:r>
               <w:rPr>
@@ -4628,7 +4628,7 @@
               <w14:ligatures w14:val="standardContextual"/>
             </w:rPr>
           </w:pPr>
-          <w:hyperlink w:anchor="_Toc242811734" w:history="1">
+          <w:hyperlink w:anchor="_Toc242826816" w:history="1">
             <w:r>
               <w:rPr>
                 <w:rStyle w:val="Hipervnculo"/>
@@ -4656,7 +4656,7 @@
                 <w:noProof/>
                 <w:webHidden/>
               </w:rPr>
-              <w:instrText xml:space="preserve"> PAGEREF _Toc242811734 \h </w:instrText>
+              <w:instrText xml:space="preserve"> PAGEREF _Toc242826816 \h </w:instrText>
             </w:r>
             <w:r>
               <w:rPr>
@@ -4698,7 +4698,7 @@
               <w14:ligatures w14:val="standardContextual"/>
             </w:rPr>
           </w:pPr>
-          <w:hyperlink w:anchor="_Toc242811735" w:history="1">
+          <w:hyperlink w:anchor="_Toc242826817" w:history="1">
             <w:r>
               <w:rPr>
                 <w:rStyle w:val="Hipervnculo"/>
@@ -4726,7 +4726,7 @@
                 <w:noProof/>
                 <w:webHidden/>
               </w:rPr>
-              <w:instrText xml:space="preserve"> PAGEREF _Toc242811735 \h </w:instrText>
+              <w:instrText xml:space="preserve"> PAGEREF _Toc242826817 \h </w:instrText>
             </w:r>
             <w:r>
               <w:rPr>
@@ -4768,7 +4768,7 @@
               <w14:ligatures w14:val="standardContextual"/>
             </w:rPr>
           </w:pPr>
-          <w:hyperlink w:anchor="_Toc242811736" w:history="1">
+          <w:hyperlink w:anchor="_Toc242826818" w:history="1">
             <w:r>
               <w:rPr>
                 <w:rStyle w:val="Hipervnculo"/>
@@ -4796,7 +4796,7 @@
                 <w:noProof/>
                 <w:webHidden/>
               </w:rPr>
-              <w:instrText xml:space="preserve"> PAGEREF _Toc242811736 \h </w:instrText>
+              <w:instrText xml:space="preserve"> PAGEREF _Toc242826818 \h </w:instrText>
             </w:r>
             <w:r>
               <w:rPr>
@@ -4841,7 +4841,7 @@
               <w14:ligatures w14:val="standardContextual"/>
             </w:rPr>
           </w:pPr>
-          <w:hyperlink w:anchor="_Toc242811737" w:history="1">
+          <w:hyperlink w:anchor="_Toc242826819" w:history="1">
             <w:r>
               <w:rPr>
                 <w:rStyle w:val="Hipervnculo"/>
@@ -4868,7 +4868,7 @@
                 <w:noProof/>
                 <w:webHidden/>
               </w:rPr>
-              <w:instrText xml:space="preserve"> PAGEREF _Toc242811737 \h </w:instrText>
+              <w:instrText xml:space="preserve"> PAGEREF _Toc242826819 \h </w:instrText>
             </w:r>
             <w:r>
               <w:rPr>
@@ -4913,7 +4913,7 @@
               <w14:ligatures w14:val="standardContextual"/>
             </w:rPr>
           </w:pPr>
-          <w:hyperlink w:anchor="_Toc242811738" w:history="1">
+          <w:hyperlink w:anchor="_Toc242826820" w:history="1">
             <w:r>
               <w:rPr>
                 <w:rStyle w:val="Hipervnculo"/>
@@ -4940,7 +4940,7 @@
                 <w:noProof/>
                 <w:webHidden/>
               </w:rPr>
-              <w:instrText xml:space="preserve"> PAGEREF _Toc242811738 \h </w:instrText>
+              <w:instrText xml:space="preserve"> PAGEREF _Toc242826820 \h </w:instrText>
             </w:r>
             <w:r>
               <w:rPr>
@@ -4982,7 +4982,7 @@
               <w14:ligatures w14:val="standardContextual"/>
             </w:rPr>
           </w:pPr>
-          <w:hyperlink w:anchor="_Toc242811739" w:history="1">
+          <w:hyperlink w:anchor="_Toc242826821" w:history="1">
             <w:r>
               <w:rPr>
                 <w:rStyle w:val="Hipervnculo"/>
@@ -5011,7 +5011,7 @@
                 <w:noProof/>
                 <w:webHidden/>
               </w:rPr>
-              <w:instrText xml:space="preserve"> PAGEREF _Toc242811739 \h </w:instrText>
+              <w:instrText xml:space="preserve"> PAGEREF _Toc242826821 \h </w:instrText>
             </w:r>
             <w:r>
               <w:rPr>
@@ -5056,7 +5056,7 @@
               <w14:ligatures w14:val="standardContextual"/>
             </w:rPr>
           </w:pPr>
-          <w:hyperlink w:anchor="_Toc242811740" w:history="1">
+          <w:hyperlink w:anchor="_Toc242826822" w:history="1">
             <w:r>
               <w:rPr>
                 <w:rStyle w:val="Hipervnculo"/>
@@ -5083,7 +5083,7 @@
                 <w:noProof/>
                 <w:webHidden/>
               </w:rPr>
-              <w:instrText xml:space="preserve"> PAGEREF _Toc242811740 \h </w:instrText>
+              <w:instrText xml:space="preserve"> PAGEREF _Toc242826822 \h </w:instrText>
             </w:r>
             <w:r>
               <w:rPr>
@@ -5125,7 +5125,7 @@
               <w14:ligatures w14:val="standardContextual"/>
             </w:rPr>
           </w:pPr>
-          <w:hyperlink w:anchor="_Toc242811741" w:history="1">
+          <w:hyperlink w:anchor="_Toc242826823" w:history="1">
             <w:r>
               <w:rPr>
                 <w:rStyle w:val="Hipervnculo"/>
@@ -5153,7 +5153,7 @@
                 <w:noProof/>
                 <w:webHidden/>
               </w:rPr>
-              <w:instrText xml:space="preserve"> PAGEREF _Toc242811741 \h </w:instrText>
+              <w:instrText xml:space="preserve"> PAGEREF _Toc242826823 \h </w:instrText>
             </w:r>
             <w:r>
               <w:rPr>
@@ -5195,7 +5195,7 @@
               <w14:ligatures w14:val="standardContextual"/>
             </w:rPr>
           </w:pPr>
-          <w:hyperlink w:anchor="_Toc242811742" w:history="1">
+          <w:hyperlink w:anchor="_Toc242826824" w:history="1">
             <w:r>
               <w:rPr>
                 <w:rStyle w:val="Hipervnculo"/>
@@ -5223,7 +5223,7 @@
                 <w:noProof/>
                 <w:webHidden/>
               </w:rPr>
-              <w:instrText xml:space="preserve"> PAGEREF _Toc242811742 \h </w:instrText>
+              <w:instrText xml:space="preserve"> PAGEREF _Toc242826824 \h </w:instrText>
             </w:r>
             <w:r>
               <w:rPr>
@@ -5265,7 +5265,7 @@
               <w14:ligatures w14:val="standardContextual"/>
             </w:rPr>
           </w:pPr>
-          <w:hyperlink w:anchor="_Toc242811743" w:history="1">
+          <w:hyperlink w:anchor="_Toc242826825" w:history="1">
             <w:r>
               <w:rPr>
                 <w:rStyle w:val="Hipervnculo"/>
@@ -5293,7 +5293,7 @@
                 <w:noProof/>
                 <w:webHidden/>
               </w:rPr>
-              <w:instrText xml:space="preserve"> PAGEREF _Toc242811743 \h </w:instrText>
+              <w:instrText xml:space="preserve"> PAGEREF _Toc242826825 \h </w:instrText>
             </w:r>
             <w:r>
               <w:rPr>
@@ -5335,7 +5335,7 @@
               <w14:ligatures w14:val="standardContextual"/>
             </w:rPr>
           </w:pPr>
-          <w:hyperlink w:anchor="_Toc242811744" w:history="1">
+          <w:hyperlink w:anchor="_Toc242826826" w:history="1">
             <w:r>
               <w:rPr>
                 <w:rStyle w:val="Hipervnculo"/>
@@ -5363,7 +5363,7 @@
                 <w:noProof/>
                 <w:webHidden/>
               </w:rPr>
-              <w:instrText xml:space="preserve"> PAGEREF _Toc242811744 \h </w:instrText>
+              <w:instrText xml:space="preserve"> PAGEREF _Toc242826826 \h </w:instrText>
             </w:r>
             <w:r>
               <w:rPr>
@@ -5408,7 +5408,7 @@
               <w14:ligatures w14:val="standardContextual"/>
             </w:rPr>
           </w:pPr>
-          <w:hyperlink w:anchor="_Toc242811745" w:history="1">
+          <w:hyperlink w:anchor="_Toc242826827" w:history="1">
             <w:r>
               <w:rPr>
                 <w:rStyle w:val="Hipervnculo"/>
@@ -5435,7 +5435,7 @@
                 <w:noProof/>
                 <w:webHidden/>
               </w:rPr>
-              <w:instrText xml:space="preserve"> PAGEREF _Toc242811745 \h </w:instrText>
+              <w:instrText xml:space="preserve"> PAGEREF _Toc242826827 \h </w:instrText>
             </w:r>
             <w:r>
               <w:rPr>
@@ -5480,7 +5480,7 @@
               <w14:ligatures w14:val="standardContextual"/>
             </w:rPr>
           </w:pPr>
-          <w:hyperlink w:anchor="_Toc242811746" w:history="1">
+          <w:hyperlink w:anchor="_Toc242826828" w:history="1">
             <w:r>
               <w:rPr>
                 <w:rStyle w:val="Hipervnculo"/>
@@ -5507,7 +5507,7 @@
                 <w:noProof/>
                 <w:webHidden/>
               </w:rPr>
-              <w:instrText xml:space="preserve"> PAGEREF _Toc242811746 \h </w:instrText>
+              <w:instrText xml:space="preserve"> PAGEREF _Toc242826828 \h </w:instrText>
             </w:r>
             <w:r>
               <w:rPr>
@@ -5549,11 +5549,12 @@
               <w14:ligatures w14:val="standardContextual"/>
             </w:rPr>
           </w:pPr>
-          <w:hyperlink w:anchor="_Toc242811747" w:history="1">
+          <w:hyperlink w:anchor="_Toc242826829" w:history="1">
             <w:r>
               <w:rPr>
                 <w:rStyle w:val="Hipervnculo"/>
                 <w:rFonts w:cs="Arial"/>
+                <w:b/>
                 <w:noProof/>
               </w:rPr>
               <w:t>9. EVALUACIÓN DEL PROTOTIPO</w:t>
@@ -5577,7 +5578,7 @@
                 <w:noProof/>
                 <w:webHidden/>
               </w:rPr>
-              <w:instrText xml:space="preserve"> PAGEREF _Toc242811747 \h </w:instrText>
+              <w:instrText xml:space="preserve"> PAGEREF _Toc242826829 \h </w:instrText>
             </w:r>
             <w:r>
               <w:rPr>
@@ -5622,7 +5623,7 @@
               <w14:ligatures w14:val="standardContextual"/>
             </w:rPr>
           </w:pPr>
-          <w:hyperlink w:anchor="_Toc242811748" w:history="1">
+          <w:hyperlink w:anchor="_Toc242826830" w:history="1">
             <w:r>
               <w:rPr>
                 <w:rStyle w:val="Hipervnculo"/>
@@ -5649,7 +5650,7 @@
                 <w:noProof/>
                 <w:webHidden/>
               </w:rPr>
-              <w:instrText xml:space="preserve"> PAGEREF _Toc242811748 \h </w:instrText>
+              <w:instrText xml:space="preserve"> PAGEREF _Toc242826830 \h </w:instrText>
             </w:r>
             <w:r>
               <w:rPr>
@@ -5691,7 +5692,7 @@
               <w14:ligatures w14:val="standardContextual"/>
             </w:rPr>
           </w:pPr>
-          <w:hyperlink w:anchor="_Toc242811749" w:history="1">
+          <w:hyperlink w:anchor="_Toc242826831" w:history="1">
             <w:r>
               <w:rPr>
                 <w:rStyle w:val="Hipervnculo"/>
@@ -5719,7 +5720,7 @@
                 <w:noProof/>
                 <w:webHidden/>
               </w:rPr>
-              <w:instrText xml:space="preserve"> PAGEREF _Toc242811749 \h </w:instrText>
+              <w:instrText xml:space="preserve"> PAGEREF _Toc242826831 \h </w:instrText>
             </w:r>
             <w:r>
               <w:rPr>
@@ -5761,7 +5762,7 @@
               <w14:ligatures w14:val="standardContextual"/>
             </w:rPr>
           </w:pPr>
-          <w:hyperlink w:anchor="_Toc242811750" w:history="1">
+          <w:hyperlink w:anchor="_Toc242826832" w:history="1">
             <w:r>
               <w:rPr>
                 <w:rStyle w:val="Hipervnculo"/>
@@ -5789,7 +5790,7 @@
                 <w:noProof/>
                 <w:webHidden/>
               </w:rPr>
-              <w:instrText xml:space="preserve"> PAGEREF _Toc242811750 \h </w:instrText>
+              <w:instrText xml:space="preserve"> PAGEREF _Toc242826832 \h </w:instrText>
             </w:r>
             <w:r>
               <w:rPr>
@@ -5831,7 +5832,7 @@
               <w14:ligatures w14:val="standardContextual"/>
             </w:rPr>
           </w:pPr>
-          <w:hyperlink w:anchor="_Toc242811751" w:history="1">
+          <w:hyperlink w:anchor="_Toc242826833" w:history="1">
             <w:r>
               <w:rPr>
                 <w:rStyle w:val="Hipervnculo"/>
@@ -5859,7 +5860,7 @@
                 <w:noProof/>
                 <w:webHidden/>
               </w:rPr>
-              <w:instrText xml:space="preserve"> PAGEREF _Toc242811751 \h </w:instrText>
+              <w:instrText xml:space="preserve"> PAGEREF _Toc242826833 \h </w:instrText>
             </w:r>
             <w:r>
               <w:rPr>
@@ -5901,7 +5902,7 @@
               <w14:ligatures w14:val="standardContextual"/>
             </w:rPr>
           </w:pPr>
-          <w:hyperlink w:anchor="_Toc242811752" w:history="1">
+          <w:hyperlink w:anchor="_Toc242826834" w:history="1">
             <w:r>
               <w:rPr>
                 <w:rStyle w:val="Hipervnculo"/>
@@ -5929,7 +5930,7 @@
                 <w:noProof/>
                 <w:webHidden/>
               </w:rPr>
-              <w:instrText xml:space="preserve"> PAGEREF _Toc242811752 \h </w:instrText>
+              <w:instrText xml:space="preserve"> PAGEREF _Toc242826834 \h </w:instrText>
             </w:r>
             <w:r>
               <w:rPr>
@@ -5974,7 +5975,7 @@
               <w14:ligatures w14:val="standardContextual"/>
             </w:rPr>
           </w:pPr>
-          <w:hyperlink w:anchor="_Toc242811753" w:history="1">
+          <w:hyperlink w:anchor="_Toc242826835" w:history="1">
             <w:r>
               <w:rPr>
                 <w:rStyle w:val="Hipervnculo"/>
@@ -6001,7 +6002,7 @@
                 <w:noProof/>
                 <w:webHidden/>
               </w:rPr>
-              <w:instrText xml:space="preserve"> PAGEREF _Toc242811753 \h </w:instrText>
+              <w:instrText xml:space="preserve"> PAGEREF _Toc242826835 \h </w:instrText>
             </w:r>
             <w:r>
               <w:rPr>
@@ -6046,7 +6047,7 @@
               <w14:ligatures w14:val="standardContextual"/>
             </w:rPr>
           </w:pPr>
-          <w:hyperlink w:anchor="_Toc242811754" w:history="1">
+          <w:hyperlink w:anchor="_Toc242826836" w:history="1">
             <w:r>
               <w:rPr>
                 <w:rStyle w:val="Hipervnculo"/>
@@ -6073,7 +6074,7 @@
                 <w:noProof/>
                 <w:webHidden/>
               </w:rPr>
-              <w:instrText xml:space="preserve"> PAGEREF _Toc242811754 \h </w:instrText>
+              <w:instrText xml:space="preserve"> PAGEREF _Toc242826836 \h </w:instrText>
             </w:r>
             <w:r>
               <w:rPr>
@@ -6115,7 +6116,7 @@
               <w14:ligatures w14:val="standardContextual"/>
             </w:rPr>
           </w:pPr>
-          <w:hyperlink w:anchor="_Toc242811755" w:history="1">
+          <w:hyperlink w:anchor="_Toc242826837" w:history="1">
             <w:r>
               <w:rPr>
                 <w:rStyle w:val="Hipervnculo"/>
@@ -6143,7 +6144,7 @@
                 <w:noProof/>
                 <w:webHidden/>
               </w:rPr>
-              <w:instrText xml:space="preserve"> PAGEREF _Toc242811755 \h </w:instrText>
+              <w:instrText xml:space="preserve"> PAGEREF _Toc242826837 \h </w:instrText>
             </w:r>
             <w:r>
               <w:rPr>
@@ -6185,11 +6186,12 @@
               <w14:ligatures w14:val="standardContextual"/>
             </w:rPr>
           </w:pPr>
-          <w:hyperlink w:anchor="_Toc242811756" w:history="1">
+          <w:hyperlink w:anchor="_Toc242826838" w:history="1">
             <w:r>
               <w:rPr>
                 <w:rStyle w:val="Hipervnculo"/>
                 <w:rFonts w:cs="Arial"/>
+                <w:b/>
                 <w:noProof/>
               </w:rPr>
               <w:t>10. CONCLUSIONES</w:t>
@@ -6213,7 +6215,7 @@
                 <w:noProof/>
                 <w:webHidden/>
               </w:rPr>
-              <w:instrText xml:space="preserve"> PAGEREF _Toc242811756 \h </w:instrText>
+              <w:instrText xml:space="preserve"> PAGEREF _Toc242826838 \h </w:instrText>
             </w:r>
             <w:r>
               <w:rPr>
@@ -6255,11 +6257,12 @@
               <w14:ligatures w14:val="standardContextual"/>
             </w:rPr>
           </w:pPr>
-          <w:hyperlink w:anchor="_Toc242811757" w:history="1">
+          <w:hyperlink w:anchor="_Toc242826839" w:history="1">
             <w:r>
               <w:rPr>
                 <w:rStyle w:val="Hipervnculo"/>
                 <w:rFonts w:cs="Arial"/>
+                <w:b/>
                 <w:noProof/>
               </w:rPr>
               <w:t>11. RECOMENDACIONES</w:t>
@@ -6283,7 +6286,7 @@
                 <w:noProof/>
                 <w:webHidden/>
               </w:rPr>
-              <w:instrText xml:space="preserve"> PAGEREF _Toc242811757 \h </w:instrText>
+              <w:instrText xml:space="preserve"> PAGEREF _Toc242826839 \h </w:instrText>
             </w:r>
             <w:r>
               <w:rPr>
@@ -6325,7 +6328,7 @@
               <w14:ligatures w14:val="standardContextual"/>
             </w:rPr>
           </w:pPr>
-          <w:hyperlink w:anchor="_Toc242811758" w:history="1">
+          <w:hyperlink w:anchor="_Toc242826840" w:history="1">
             <w:r>
               <w:rPr>
                 <w:rStyle w:val="Hipervnculo"/>
@@ -6355,7 +6358,7 @@
                 <w:noProof/>
                 <w:webHidden/>
               </w:rPr>
-              <w:instrText xml:space="preserve"> PAGEREF _Toc242811758 \h </w:instrText>
+              <w:instrText xml:space="preserve"> PAGEREF _Toc242826840 \h </w:instrText>
             </w:r>
             <w:r>
               <w:rPr>
@@ -6375,7 +6378,7 @@
                 <w:noProof/>
                 <w:webHidden/>
               </w:rPr>
-              <w:t>78</w:t>
+              <w:t>79</w:t>
             </w:r>
             <w:r>
               <w:rPr>
@@ -6516,7 +6519,7 @@
         </w:rPr>
         <w:fldChar w:fldCharType="separate"/>
       </w:r>
-      <w:hyperlink w:anchor="_Toc242811759" w:history="1">
+      <w:hyperlink w:anchor="_Toc242826841" w:history="1">
         <w:r>
           <w:rPr>
             <w:rStyle w:val="Hipervnculo"/>
@@ -6544,7 +6547,7 @@
             <w:noProof/>
             <w:webHidden/>
           </w:rPr>
-          <w:instrText xml:space="preserve"> PAGEREF _Toc242811759 \h </w:instrText>
+          <w:instrText xml:space="preserve"> PAGEREF _Toc242826841 \h </w:instrText>
         </w:r>
         <w:r>
           <w:rPr>
@@ -6592,7 +6595,7 @@
           <w14:ligatures w14:val="standardContextual"/>
         </w:rPr>
       </w:pPr>
-      <w:hyperlink w:anchor="_Toc242811760" w:history="1">
+      <w:hyperlink w:anchor="_Toc242826842" w:history="1">
         <w:r>
           <w:rPr>
             <w:rStyle w:val="Hipervnculo"/>
@@ -6620,7 +6623,7 @@
             <w:noProof/>
             <w:webHidden/>
           </w:rPr>
-          <w:instrText xml:space="preserve"> PAGEREF _Toc242811760 \h </w:instrText>
+          <w:instrText xml:space="preserve"> PAGEREF _Toc242826842 \h </w:instrText>
         </w:r>
         <w:r>
           <w:rPr>
@@ -6668,7 +6671,7 @@
           <w14:ligatures w14:val="standardContextual"/>
         </w:rPr>
       </w:pPr>
-      <w:hyperlink w:anchor="_Toc242811761" w:history="1">
+      <w:hyperlink w:anchor="_Toc242826843" w:history="1">
         <w:r>
           <w:rPr>
             <w:rStyle w:val="Hipervnculo"/>
@@ -6696,7 +6699,7 @@
             <w:noProof/>
             <w:webHidden/>
           </w:rPr>
-          <w:instrText xml:space="preserve"> PAGEREF _Toc242811761 \h </w:instrText>
+          <w:instrText xml:space="preserve"> PAGEREF _Toc242826843 \h </w:instrText>
         </w:r>
         <w:r>
           <w:rPr>
@@ -6744,7 +6747,7 @@
           <w14:ligatures w14:val="standardContextual"/>
         </w:rPr>
       </w:pPr>
-      <w:hyperlink w:anchor="_Toc242811762" w:history="1">
+      <w:hyperlink w:anchor="_Toc242826844" w:history="1">
         <w:r>
           <w:rPr>
             <w:rStyle w:val="Hipervnculo"/>
@@ -6772,7 +6775,7 @@
             <w:noProof/>
             <w:webHidden/>
           </w:rPr>
-          <w:instrText xml:space="preserve"> PAGEREF _Toc242811762 \h </w:instrText>
+          <w:instrText xml:space="preserve"> PAGEREF _Toc242826844 \h </w:instrText>
         </w:r>
         <w:r>
           <w:rPr>
@@ -6820,7 +6823,7 @@
           <w14:ligatures w14:val="standardContextual"/>
         </w:rPr>
       </w:pPr>
-      <w:hyperlink w:anchor="_Toc242811763" w:history="1">
+      <w:hyperlink w:anchor="_Toc242826845" w:history="1">
         <w:r>
           <w:rPr>
             <w:rStyle w:val="Hipervnculo"/>
@@ -6848,7 +6851,7 @@
             <w:noProof/>
             <w:webHidden/>
           </w:rPr>
-          <w:instrText xml:space="preserve"> PAGEREF _Toc242811763 \h </w:instrText>
+          <w:instrText xml:space="preserve"> PAGEREF _Toc242826845 \h </w:instrText>
         </w:r>
         <w:r>
           <w:rPr>
@@ -6896,7 +6899,7 @@
           <w14:ligatures w14:val="standardContextual"/>
         </w:rPr>
       </w:pPr>
-      <w:hyperlink w:anchor="_Toc242811764" w:history="1">
+      <w:hyperlink w:anchor="_Toc242826846" w:history="1">
         <w:r>
           <w:rPr>
             <w:rStyle w:val="Hipervnculo"/>
@@ -6924,7 +6927,7 @@
             <w:noProof/>
             <w:webHidden/>
           </w:rPr>
-          <w:instrText xml:space="preserve"> PAGEREF _Toc242811764 \h </w:instrText>
+          <w:instrText xml:space="preserve"> PAGEREF _Toc242826846 \h </w:instrText>
         </w:r>
         <w:r>
           <w:rPr>
@@ -6972,7 +6975,7 @@
           <w14:ligatures w14:val="standardContextual"/>
         </w:rPr>
       </w:pPr>
-      <w:hyperlink w:anchor="_Toc242811765" w:history="1">
+      <w:hyperlink w:anchor="_Toc242826847" w:history="1">
         <w:r>
           <w:rPr>
             <w:rStyle w:val="Hipervnculo"/>
@@ -7000,7 +7003,7 @@
             <w:noProof/>
             <w:webHidden/>
           </w:rPr>
-          <w:instrText xml:space="preserve"> PAGEREF _Toc242811765 \h </w:instrText>
+          <w:instrText xml:space="preserve"> PAGEREF _Toc242826847 \h </w:instrText>
         </w:r>
         <w:r>
           <w:rPr>
@@ -7048,7 +7051,7 @@
           <w14:ligatures w14:val="standardContextual"/>
         </w:rPr>
       </w:pPr>
-      <w:hyperlink w:anchor="_Toc242811766" w:history="1">
+      <w:hyperlink w:anchor="_Toc242826848" w:history="1">
         <w:r>
           <w:rPr>
             <w:rStyle w:val="Hipervnculo"/>
@@ -7076,7 +7079,7 @@
             <w:noProof/>
             <w:webHidden/>
           </w:rPr>
-          <w:instrText xml:space="preserve"> PAGEREF _Toc242811766 \h </w:instrText>
+          <w:instrText xml:space="preserve"> PAGEREF _Toc242826848 \h </w:instrText>
         </w:r>
         <w:r>
           <w:rPr>
@@ -7124,7 +7127,7 @@
           <w14:ligatures w14:val="standardContextual"/>
         </w:rPr>
       </w:pPr>
-      <w:hyperlink w:anchor="_Toc242811767" w:history="1">
+      <w:hyperlink w:anchor="_Toc242826849" w:history="1">
         <w:r>
           <w:rPr>
             <w:rStyle w:val="Hipervnculo"/>
@@ -7152,7 +7155,7 @@
             <w:noProof/>
             <w:webHidden/>
           </w:rPr>
-          <w:instrText xml:space="preserve"> PAGEREF _Toc242811767 \h </w:instrText>
+          <w:instrText xml:space="preserve"> PAGEREF _Toc242826849 \h </w:instrText>
         </w:r>
         <w:r>
           <w:rPr>
@@ -7200,7 +7203,7 @@
           <w14:ligatures w14:val="standardContextual"/>
         </w:rPr>
       </w:pPr>
-      <w:hyperlink w:anchor="_Toc242811768" w:history="1">
+      <w:hyperlink w:anchor="_Toc242826850" w:history="1">
         <w:r>
           <w:rPr>
             <w:rStyle w:val="Hipervnculo"/>
@@ -7228,7 +7231,7 @@
             <w:noProof/>
             <w:webHidden/>
           </w:rPr>
-          <w:instrText xml:space="preserve"> PAGEREF _Toc242811768 \h </w:instrText>
+          <w:instrText xml:space="preserve"> PAGEREF _Toc242826850 \h </w:instrText>
         </w:r>
         <w:r>
           <w:rPr>
@@ -7276,7 +7279,7 @@
           <w14:ligatures w14:val="standardContextual"/>
         </w:rPr>
       </w:pPr>
-      <w:hyperlink w:anchor="_Toc242811769" w:history="1">
+      <w:hyperlink w:anchor="_Toc242826851" w:history="1">
         <w:r>
           <w:rPr>
             <w:rStyle w:val="Hipervnculo"/>
@@ -7304,7 +7307,7 @@
             <w:noProof/>
             <w:webHidden/>
           </w:rPr>
-          <w:instrText xml:space="preserve"> PAGEREF _Toc242811769 \h </w:instrText>
+          <w:instrText xml:space="preserve"> PAGEREF _Toc242826851 \h </w:instrText>
         </w:r>
         <w:r>
           <w:rPr>
@@ -7352,7 +7355,7 @@
           <w14:ligatures w14:val="standardContextual"/>
         </w:rPr>
       </w:pPr>
-      <w:hyperlink w:anchor="_Toc242811770" w:history="1">
+      <w:hyperlink w:anchor="_Toc242826852" w:history="1">
         <w:r>
           <w:rPr>
             <w:rStyle w:val="Hipervnculo"/>
@@ -7380,7 +7383,7 @@
             <w:noProof/>
             <w:webHidden/>
           </w:rPr>
-          <w:instrText xml:space="preserve"> PAGEREF _Toc242811770 \h </w:instrText>
+          <w:instrText xml:space="preserve"> PAGEREF _Toc242826852 \h </w:instrText>
         </w:r>
         <w:r>
           <w:rPr>
@@ -7428,7 +7431,7 @@
           <w14:ligatures w14:val="standardContextual"/>
         </w:rPr>
       </w:pPr>
-      <w:hyperlink w:anchor="_Toc242811771" w:history="1">
+      <w:hyperlink w:anchor="_Toc242826853" w:history="1">
         <w:r>
           <w:rPr>
             <w:rStyle w:val="Hipervnculo"/>
@@ -7456,7 +7459,7 @@
             <w:noProof/>
             <w:webHidden/>
           </w:rPr>
-          <w:instrText xml:space="preserve"> PAGEREF _Toc242811771 \h </w:instrText>
+          <w:instrText xml:space="preserve"> PAGEREF _Toc242826853 \h </w:instrText>
         </w:r>
         <w:r>
           <w:rPr>
@@ -7504,7 +7507,7 @@
           <w14:ligatures w14:val="standardContextual"/>
         </w:rPr>
       </w:pPr>
-      <w:hyperlink w:anchor="_Toc242811772" w:history="1">
+      <w:hyperlink w:anchor="_Toc242826854" w:history="1">
         <w:r>
           <w:rPr>
             <w:rStyle w:val="Hipervnculo"/>
@@ -7532,7 +7535,7 @@
             <w:noProof/>
             <w:webHidden/>
           </w:rPr>
-          <w:instrText xml:space="preserve"> PAGEREF _Toc242811772 \h </w:instrText>
+          <w:instrText xml:space="preserve"> PAGEREF _Toc242826854 \h </w:instrText>
         </w:r>
         <w:r>
           <w:rPr>
@@ -7580,7 +7583,7 @@
           <w14:ligatures w14:val="standardContextual"/>
         </w:rPr>
       </w:pPr>
-      <w:hyperlink w:anchor="_Toc242811773" w:history="1">
+      <w:hyperlink w:anchor="_Toc242826855" w:history="1">
         <w:r>
           <w:rPr>
             <w:rStyle w:val="Hipervnculo"/>
@@ -7608,7 +7611,7 @@
             <w:noProof/>
             <w:webHidden/>
           </w:rPr>
-          <w:instrText xml:space="preserve"> PAGEREF _Toc242811773 \h </w:instrText>
+          <w:instrText xml:space="preserve"> PAGEREF _Toc242826855 \h </w:instrText>
         </w:r>
         <w:r>
           <w:rPr>
@@ -7656,7 +7659,7 @@
           <w14:ligatures w14:val="standardContextual"/>
         </w:rPr>
       </w:pPr>
-      <w:hyperlink w:anchor="_Toc242811774" w:history="1">
+      <w:hyperlink w:anchor="_Toc242826856" w:history="1">
         <w:r>
           <w:rPr>
             <w:rStyle w:val="Hipervnculo"/>
@@ -7684,83 +7687,7 @@
             <w:noProof/>
             <w:webHidden/>
           </w:rPr>
-          <w:instrText xml:space="preserve"> PAGEREF _Toc242811774 \h </w:instrText>
-        </w:r>
-        <w:r>
-          <w:rPr>
-            <w:noProof/>
-            <w:webHidden/>
-          </w:rPr>
-        </w:r>
-        <w:r>
-          <w:rPr>
-            <w:noProof/>
-            <w:webHidden/>
-          </w:rPr>
-          <w:fldChar w:fldCharType="separate"/>
-        </w:r>
-        <w:r>
-          <w:rPr>
-            <w:noProof/>
-            <w:webHidden/>
-          </w:rPr>
-          <w:t>73</w:t>
-        </w:r>
-        <w:r>
-          <w:rPr>
-            <w:noProof/>
-            <w:webHidden/>
-          </w:rPr>
-          <w:fldChar w:fldCharType="end"/>
-        </w:r>
-      </w:hyperlink>
-    </w:p>
-    <w:p>
-      <w:pPr>
-        <w:pStyle w:val="Tabladeilustraciones"/>
-        <w:tabs>
-          <w:tab w:val="right" w:leader="dot" w:pos="9964"/>
-        </w:tabs>
-        <w:rPr>
-          <w:rFonts w:eastAsiaTheme="minorEastAsia" w:cstheme="minorBidi"/>
-          <w:smallCaps w:val="0"/>
-          <w:noProof/>
-          <w:color w:val="auto"/>
-          <w:kern w:val="2"/>
-          <w:sz w:val="24"/>
-          <w:szCs w:val="24"/>
-          <w14:ligatures w14:val="standardContextual"/>
-        </w:rPr>
-      </w:pPr>
-      <w:hyperlink w:anchor="_Toc242811775" w:history="1">
-        <w:r>
-          <w:rPr>
-            <w:rStyle w:val="Hipervnculo"/>
-            <w:rFonts w:cs="Arial"/>
-            <w:noProof/>
-          </w:rPr>
-          <w:t>Tabla 17. Equipos de la sesión del 13 de octubre de 2026</w:t>
-        </w:r>
-        <w:r>
-          <w:rPr>
-            <w:noProof/>
-            <w:webHidden/>
-          </w:rPr>
-          <w:tab/>
-        </w:r>
-        <w:r>
-          <w:rPr>
-            <w:noProof/>
-            <w:webHidden/>
-          </w:rPr>
-          <w:fldChar w:fldCharType="begin"/>
-        </w:r>
-        <w:r>
-          <w:rPr>
-            <w:noProof/>
-            <w:webHidden/>
-          </w:rPr>
-          <w:instrText xml:space="preserve"> PAGEREF _Toc242811775 \h </w:instrText>
+          <w:instrText xml:space="preserve"> PAGEREF _Toc242826856 \h </w:instrText>
         </w:r>
         <w:r>
           <w:rPr>
@@ -7793,170 +7720,6 @@
     </w:p>
     <w:p>
       <w:pPr>
-        <w:pStyle w:val="TDC1"/>
-        <w:rPr>
-          <w:rFonts w:eastAsia="Arial" w:cs="Arial"/>
-        </w:rPr>
-      </w:pPr>
-      <w:r>
-        <w:rPr>
-          <w:rStyle w:val="Hipervnculo"/>
-          <w:rFonts w:cs="Arial"/>
-          <w:noProof/>
-        </w:rPr>
-        <w:fldChar w:fldCharType="end"/>
-      </w:r>
-      <w:r>
-        <w:rPr>
-          <w:rFonts w:cs="Arial"/>
-        </w:rPr>
-        <w:t xml:space="preserve"> </w:t>
-      </w:r>
-    </w:p>
-    <w:p>
-      <w:pPr>
-        <w:ind w:firstLine="431"/>
-        <w:jc w:val="right"/>
-        <w:rPr>
-          <w:rFonts w:eastAsia="Arial" w:cs="Arial"/>
-        </w:rPr>
-      </w:pPr>
-    </w:p>
-    <w:p>
-      <w:pPr>
-        <w:ind w:firstLine="431"/>
-        <w:jc w:val="right"/>
-        <w:rPr>
-          <w:rFonts w:eastAsia="Arial" w:cs="Arial"/>
-        </w:rPr>
-      </w:pPr>
-    </w:p>
-    <w:p>
-      <w:pPr>
-        <w:spacing w:after="240"/>
-        <w:jc w:val="center"/>
-        <w:rPr>
-          <w:rFonts w:cs="Arial"/>
-          <w:b/>
-          <w:bCs/>
-        </w:rPr>
-      </w:pPr>
-      <w:r>
-        <w:rPr>
-          <w:rFonts w:cs="Arial"/>
-          <w:b/>
-          <w:bCs/>
-        </w:rPr>
-        <w:t>LISTA DE CUADROS</w:t>
-      </w:r>
-    </w:p>
-    <w:p>
-      <w:pPr>
-        <w:spacing w:after="240"/>
-        <w:jc w:val="right"/>
-        <w:rPr>
-          <w:rFonts w:cs="Arial"/>
-        </w:rPr>
-      </w:pPr>
-      <w:r>
-        <w:rPr>
-          <w:rFonts w:cs="Arial"/>
-        </w:rPr>
-        <w:t>Pág.</w:t>
-      </w:r>
-    </w:p>
-    <w:p>
-      <w:pPr>
-        <w:spacing w:after="240"/>
-        <w:jc w:val="left"/>
-        <w:rPr>
-          <w:rFonts w:cs="Arial"/>
-        </w:rPr>
-      </w:pPr>
-      <w:r>
-        <w:rPr>
-          <w:rFonts w:cs="Arial"/>
-        </w:rPr>
-        <w:t>El presente trabajo de grado no incluye cuadros.</w:t>
-      </w:r>
-    </w:p>
-    <w:p>
-      <w:pPr>
-        <w:spacing w:before="240" w:after="480"/>
-        <w:ind w:firstLine="709"/>
-        <w:rPr>
-          <w:rFonts w:cs="Arial"/>
-        </w:rPr>
-      </w:pPr>
-      <w:r>
-        <w:rPr>
-          <w:rFonts w:cs="Arial"/>
-        </w:rPr>
-        <w:br w:type="page"/>
-      </w:r>
-    </w:p>
-    <w:p>
-      <w:pPr>
-        <w:jc w:val="center"/>
-        <w:rPr>
-          <w:rFonts w:cs="Arial"/>
-          <w:b/>
-          <w:bCs/>
-        </w:rPr>
-      </w:pPr>
-      <w:r>
-        <w:rPr>
-          <w:rFonts w:cs="Arial"/>
-          <w:b/>
-          <w:bCs/>
-        </w:rPr>
-        <w:t>LISTA DE FIGURAS</w:t>
-      </w:r>
-    </w:p>
-    <w:p>
-      <w:pPr>
-        <w:ind w:firstLine="431"/>
-        <w:jc w:val="right"/>
-        <w:rPr>
-          <w:rFonts w:eastAsia="Arial" w:cs="Arial"/>
-        </w:rPr>
-      </w:pPr>
-    </w:p>
-    <w:p>
-      <w:pPr>
-        <w:ind w:firstLine="431"/>
-        <w:jc w:val="right"/>
-        <w:rPr>
-          <w:rFonts w:eastAsia="Arial" w:cs="Arial"/>
-        </w:rPr>
-      </w:pPr>
-    </w:p>
-    <w:p>
-      <w:pPr>
-        <w:ind w:firstLine="431"/>
-        <w:jc w:val="right"/>
-        <w:rPr>
-          <w:rFonts w:eastAsia="Arial" w:cs="Arial"/>
-        </w:rPr>
-      </w:pPr>
-      <w:r>
-        <w:rPr>
-          <w:rFonts w:eastAsia="Arial" w:cs="Arial"/>
-        </w:rPr>
-        <w:t>Pág.</w:t>
-      </w:r>
-    </w:p>
-    <w:p>
-      <w:pPr>
-        <w:ind w:firstLine="431"/>
-        <w:jc w:val="right"/>
-        <w:rPr>
-          <w:rFonts w:eastAsia="Arial" w:cs="Arial"/>
-        </w:rPr>
-      </w:pPr>
-    </w:p>
-    <w:p>
-      <w:pPr>
         <w:pStyle w:val="Tabladeilustraciones"/>
         <w:tabs>
           <w:tab w:val="right" w:leader="dot" w:pos="9964"/>
@@ -7972,6 +7735,247 @@
           <w14:ligatures w14:val="standardContextual"/>
         </w:rPr>
       </w:pPr>
+      <w:hyperlink w:anchor="_Toc242826857" w:history="1">
+        <w:r>
+          <w:rPr>
+            <w:rStyle w:val="Hipervnculo"/>
+            <w:rFonts w:cs="Arial"/>
+            <w:noProof/>
+          </w:rPr>
+          <w:t>Tabla 17. Equipos de la sesión del 13 de octubre de 2026</w:t>
+        </w:r>
+        <w:r>
+          <w:rPr>
+            <w:noProof/>
+            <w:webHidden/>
+          </w:rPr>
+          <w:tab/>
+        </w:r>
+        <w:r>
+          <w:rPr>
+            <w:noProof/>
+            <w:webHidden/>
+          </w:rPr>
+          <w:fldChar w:fldCharType="begin"/>
+        </w:r>
+        <w:r>
+          <w:rPr>
+            <w:noProof/>
+            <w:webHidden/>
+          </w:rPr>
+          <w:instrText xml:space="preserve"> PAGEREF _Toc242826857 \h </w:instrText>
+        </w:r>
+        <w:r>
+          <w:rPr>
+            <w:noProof/>
+            <w:webHidden/>
+          </w:rPr>
+        </w:r>
+        <w:r>
+          <w:rPr>
+            <w:noProof/>
+            <w:webHidden/>
+          </w:rPr>
+          <w:fldChar w:fldCharType="separate"/>
+        </w:r>
+        <w:r>
+          <w:rPr>
+            <w:noProof/>
+            <w:webHidden/>
+          </w:rPr>
+          <w:t>74</w:t>
+        </w:r>
+        <w:r>
+          <w:rPr>
+            <w:noProof/>
+            <w:webHidden/>
+          </w:rPr>
+          <w:fldChar w:fldCharType="end"/>
+        </w:r>
+      </w:hyperlink>
+    </w:p>
+    <w:p>
+      <w:pPr>
+        <w:pStyle w:val="TDC1"/>
+        <w:rPr>
+          <w:rFonts w:eastAsia="Arial" w:cs="Arial"/>
+        </w:rPr>
+      </w:pPr>
+      <w:r>
+        <w:rPr>
+          <w:rStyle w:val="Hipervnculo"/>
+          <w:rFonts w:cs="Arial"/>
+          <w:noProof/>
+        </w:rPr>
+        <w:fldChar w:fldCharType="end"/>
+      </w:r>
+      <w:r>
+        <w:rPr>
+          <w:rFonts w:cs="Arial"/>
+        </w:rPr>
+        <w:t xml:space="preserve"> </w:t>
+      </w:r>
+    </w:p>
+    <w:p>
+      <w:pPr>
+        <w:ind w:firstLine="431"/>
+        <w:jc w:val="right"/>
+        <w:rPr>
+          <w:rFonts w:eastAsia="Arial" w:cs="Arial"/>
+        </w:rPr>
+      </w:pPr>
+    </w:p>
+    <w:p>
+      <w:pPr>
+        <w:ind w:firstLine="431"/>
+        <w:jc w:val="right"/>
+        <w:rPr>
+          <w:rFonts w:eastAsia="Arial" w:cs="Arial"/>
+        </w:rPr>
+      </w:pPr>
+    </w:p>
+    <w:p>
+      <w:pPr>
+        <w:spacing w:after="240"/>
+        <w:jc w:val="center"/>
+        <w:rPr>
+          <w:rFonts w:cs="Arial"/>
+          <w:b/>
+          <w:bCs/>
+        </w:rPr>
+      </w:pPr>
+      <w:r>
+        <w:rPr>
+          <w:rFonts w:cs="Arial"/>
+          <w:b/>
+          <w:bCs/>
+        </w:rPr>
+        <w:t>LISTA DE CUADROS</w:t>
+      </w:r>
+    </w:p>
+    <w:p>
+      <w:pPr>
+        <w:spacing w:after="240"/>
+        <w:jc w:val="right"/>
+        <w:rPr>
+          <w:rFonts w:cs="Arial"/>
+        </w:rPr>
+      </w:pPr>
+      <w:r>
+        <w:rPr>
+          <w:rFonts w:cs="Arial"/>
+        </w:rPr>
+        <w:t>Pág.</w:t>
+      </w:r>
+    </w:p>
+    <w:p>
+      <w:pPr>
+        <w:spacing w:after="240"/>
+        <w:jc w:val="left"/>
+        <w:rPr>
+          <w:rFonts w:cs="Arial"/>
+        </w:rPr>
+      </w:pPr>
+      <w:r>
+        <w:rPr>
+          <w:rFonts w:cs="Arial"/>
+        </w:rPr>
+        <w:t>El presente trabajo de grado no incluye cuadros.</w:t>
+      </w:r>
+    </w:p>
+    <w:p>
+      <w:pPr>
+        <w:spacing w:before="240" w:after="480"/>
+        <w:ind w:firstLine="709"/>
+        <w:rPr>
+          <w:rFonts w:cs="Arial"/>
+        </w:rPr>
+      </w:pPr>
+      <w:r>
+        <w:rPr>
+          <w:rFonts w:cs="Arial"/>
+        </w:rPr>
+        <w:br w:type="page"/>
+      </w:r>
+    </w:p>
+    <w:p>
+      <w:pPr>
+        <w:jc w:val="center"/>
+        <w:rPr>
+          <w:rFonts w:cs="Arial"/>
+          <w:b/>
+          <w:bCs/>
+        </w:rPr>
+      </w:pPr>
+      <w:r>
+        <w:rPr>
+          <w:rFonts w:cs="Arial"/>
+          <w:b/>
+          <w:bCs/>
+        </w:rPr>
+        <w:lastRenderedPageBreak/>
+        <w:t>LISTA DE FIGURAS</w:t>
+      </w:r>
+    </w:p>
+    <w:p>
+      <w:pPr>
+        <w:ind w:firstLine="431"/>
+        <w:jc w:val="right"/>
+        <w:rPr>
+          <w:rFonts w:eastAsia="Arial" w:cs="Arial"/>
+        </w:rPr>
+      </w:pPr>
+    </w:p>
+    <w:p>
+      <w:pPr>
+        <w:ind w:firstLine="431"/>
+        <w:jc w:val="right"/>
+        <w:rPr>
+          <w:rFonts w:eastAsia="Arial" w:cs="Arial"/>
+        </w:rPr>
+      </w:pPr>
+    </w:p>
+    <w:p>
+      <w:pPr>
+        <w:ind w:firstLine="431"/>
+        <w:jc w:val="right"/>
+        <w:rPr>
+          <w:rFonts w:eastAsia="Arial" w:cs="Arial"/>
+        </w:rPr>
+      </w:pPr>
+      <w:r>
+        <w:rPr>
+          <w:rFonts w:eastAsia="Arial" w:cs="Arial"/>
+        </w:rPr>
+        <w:t>Pág.</w:t>
+      </w:r>
+    </w:p>
+    <w:p>
+      <w:pPr>
+        <w:ind w:firstLine="431"/>
+        <w:jc w:val="right"/>
+        <w:rPr>
+          <w:rFonts w:eastAsia="Arial" w:cs="Arial"/>
+        </w:rPr>
+      </w:pPr>
+    </w:p>
+    <w:p>
+      <w:pPr>
+        <w:pStyle w:val="Tabladeilustraciones"/>
+        <w:tabs>
+          <w:tab w:val="right" w:leader="dot" w:pos="9964"/>
+        </w:tabs>
+        <w:rPr>
+          <w:rFonts w:eastAsiaTheme="minorEastAsia" w:cstheme="minorBidi"/>
+          <w:smallCaps w:val="0"/>
+          <w:noProof/>
+          <w:color w:val="auto"/>
+          <w:kern w:val="2"/>
+          <w:sz w:val="24"/>
+          <w:szCs w:val="24"/>
+          <w14:ligatures w14:val="standardContextual"/>
+        </w:rPr>
+      </w:pPr>
       <w:r>
         <w:rPr>
           <w:rFonts w:cs="Arial"/>
@@ -7998,7 +8002,7 @@
         </w:rPr>
         <w:fldChar w:fldCharType="separate"/>
       </w:r>
-      <w:hyperlink w:anchor="_Toc242811776" w:history="1">
+      <w:hyperlink w:anchor="_Toc242826858" w:history="1">
         <w:r>
           <w:rPr>
             <w:rStyle w:val="Hipervnculo"/>
@@ -8026,7 +8030,7 @@
             <w:noProof/>
             <w:webHidden/>
           </w:rPr>
-          <w:instrText xml:space="preserve"> PAGEREF _Toc242811776 \h </w:instrText>
+          <w:instrText xml:space="preserve"> PAGEREF _Toc242826858 \h </w:instrText>
         </w:r>
         <w:r>
           <w:rPr>
@@ -8074,7 +8078,7 @@
           <w14:ligatures w14:val="standardContextual"/>
         </w:rPr>
       </w:pPr>
-      <w:hyperlink w:anchor="_Toc242811777" w:history="1">
+      <w:hyperlink w:anchor="_Toc242826859" w:history="1">
         <w:r>
           <w:rPr>
             <w:rStyle w:val="Hipervnculo"/>
@@ -8102,7 +8106,7 @@
             <w:noProof/>
             <w:webHidden/>
           </w:rPr>
-          <w:instrText xml:space="preserve"> PAGEREF _Toc242811777 \h </w:instrText>
+          <w:instrText xml:space="preserve"> PAGEREF _Toc242826859 \h </w:instrText>
         </w:r>
         <w:r>
           <w:rPr>
@@ -8150,7 +8154,7 @@
           <w14:ligatures w14:val="standardContextual"/>
         </w:rPr>
       </w:pPr>
-      <w:hyperlink w:anchor="_Toc242811778" w:history="1">
+      <w:hyperlink w:anchor="_Toc242826860" w:history="1">
         <w:r>
           <w:rPr>
             <w:rStyle w:val="Hipervnculo"/>
@@ -8186,7 +8190,7 @@
             <w:noProof/>
             <w:webHidden/>
           </w:rPr>
-          <w:instrText xml:space="preserve"> PAGEREF _Toc242811778 \h </w:instrText>
+          <w:instrText xml:space="preserve"> PAGEREF _Toc242826860 \h </w:instrText>
         </w:r>
         <w:r>
           <w:rPr>
@@ -8234,7 +8238,7 @@
           <w14:ligatures w14:val="standardContextual"/>
         </w:rPr>
       </w:pPr>
-      <w:hyperlink w:anchor="_Toc242811779" w:history="1">
+      <w:hyperlink w:anchor="_Toc242826861" w:history="1">
         <w:r>
           <w:rPr>
             <w:rStyle w:val="Hipervnculo"/>
@@ -8270,7 +8274,7 @@
             <w:noProof/>
             <w:webHidden/>
           </w:rPr>
-          <w:instrText xml:space="preserve"> PAGEREF _Toc242811779 \h </w:instrText>
+          <w:instrText xml:space="preserve"> PAGEREF _Toc242826861 \h </w:instrText>
         </w:r>
         <w:r>
           <w:rPr>
@@ -8318,7 +8322,7 @@
           <w14:ligatures w14:val="standardContextual"/>
         </w:rPr>
       </w:pPr>
-      <w:hyperlink w:anchor="_Toc242811780" w:history="1">
+      <w:hyperlink w:anchor="_Toc242826862" w:history="1">
         <w:r>
           <w:rPr>
             <w:rStyle w:val="Hipervnculo"/>
@@ -8346,7 +8350,7 @@
             <w:noProof/>
             <w:webHidden/>
           </w:rPr>
-          <w:instrText xml:space="preserve"> PAGEREF _Toc242811780 \h </w:instrText>
+          <w:instrText xml:space="preserve"> PAGEREF _Toc242826862 \h </w:instrText>
         </w:r>
         <w:r>
           <w:rPr>
@@ -8394,7 +8398,7 @@
           <w14:ligatures w14:val="standardContextual"/>
         </w:rPr>
       </w:pPr>
-      <w:hyperlink w:anchor="_Toc242811781" w:history="1">
+      <w:hyperlink w:anchor="_Toc242826863" w:history="1">
         <w:r>
           <w:rPr>
             <w:rStyle w:val="Hipervnculo"/>
@@ -8422,7 +8426,7 @@
             <w:noProof/>
             <w:webHidden/>
           </w:rPr>
-          <w:instrText xml:space="preserve"> PAGEREF _Toc242811781 \h </w:instrText>
+          <w:instrText xml:space="preserve"> PAGEREF _Toc242826863 \h </w:instrText>
         </w:r>
         <w:r>
           <w:rPr>
@@ -8470,7 +8474,7 @@
           <w14:ligatures w14:val="standardContextual"/>
         </w:rPr>
       </w:pPr>
-      <w:hyperlink w:anchor="_Toc242811782" w:history="1">
+      <w:hyperlink w:anchor="_Toc242826864" w:history="1">
         <w:r>
           <w:rPr>
             <w:rStyle w:val="Hipervnculo"/>
@@ -8498,7 +8502,7 @@
             <w:noProof/>
             <w:webHidden/>
           </w:rPr>
-          <w:instrText xml:space="preserve"> PAGEREF _Toc242811782 \h </w:instrText>
+          <w:instrText xml:space="preserve"> PAGEREF _Toc242826864 \h </w:instrText>
         </w:r>
         <w:r>
           <w:rPr>
@@ -8546,7 +8550,7 @@
           <w14:ligatures w14:val="standardContextual"/>
         </w:rPr>
       </w:pPr>
-      <w:hyperlink w:anchor="_Toc242811783" w:history="1">
+      <w:hyperlink w:anchor="_Toc242826865" w:history="1">
         <w:r>
           <w:rPr>
             <w:rStyle w:val="Hipervnculo"/>
@@ -8574,7 +8578,7 @@
             <w:noProof/>
             <w:webHidden/>
           </w:rPr>
-          <w:instrText xml:space="preserve"> PAGEREF _Toc242811783 \h </w:instrText>
+          <w:instrText xml:space="preserve"> PAGEREF _Toc242826865 \h </w:instrText>
         </w:r>
         <w:r>
           <w:rPr>
@@ -8772,6 +8776,38 @@
     </w:p>
     <w:p>
       <w:pPr>
+        <w:spacing w:after="240"/>
+        <w:jc w:val="left"/>
+        <w:rPr>
+          <w:rFonts w:eastAsia="Arial"/>
+        </w:rPr>
+      </w:pPr>
+      <w:r>
+        <w:rPr>
+          <w:rFonts w:eastAsia="Arial" w:cs="Arial"/>
+          <w:color w:val="auto"/>
+        </w:rPr>
+        <w:t>Anexo H. Autorización para el uso de los personajes de la Familia Anonaky (Autorizacion_Familia_Anonaky.docx), pendiente de firma</w:t>
+      </w:r>
+    </w:p>
+    <w:p>
+      <w:pPr>
+        <w:spacing w:after="240"/>
+        <w:jc w:val="left"/>
+        <w:rPr>
+          <w:rFonts w:eastAsia="Arial"/>
+        </w:rPr>
+      </w:pPr>
+      <w:r>
+        <w:rPr>
+          <w:rFonts w:eastAsia="Arial" w:cs="Arial"/>
+          <w:color w:val="auto"/>
+        </w:rPr>
+        <w:t>Anexo I. Autorización para el uso de las ilustraciones de la producción de arte (Autorizacion_Produccion_Arte.docx), pendiente de firma</w:t>
+      </w:r>
+    </w:p>
+    <w:p>
+      <w:pPr>
         <w:jc w:val="center"/>
         <w:rPr>
           <w:rFonts w:eastAsia="Arial" w:cs="Arial"/>
@@ -9153,6 +9189,7 @@
           <w:b/>
           <w:bCs/>
         </w:rPr>
+        <w:lastRenderedPageBreak/>
         <w:t>GAMIFICACIÓN:</w:t>
       </w:r>
       <w:r>
@@ -9432,6 +9469,7 @@
           <w:sz w:val="24"/>
           <w:szCs w:val="24"/>
         </w:rPr>
+        <w:lastRenderedPageBreak/>
         <w:t>RESUMEN</w:t>
       </w:r>
     </w:p>
@@ -9647,6 +9685,7 @@
           <w:bCs/>
           <w:lang w:val="en-US"/>
         </w:rPr>
+        <w:lastRenderedPageBreak/>
         <w:t>ABSTRACT</w:t>
       </w:r>
     </w:p>
@@ -9788,7 +9827,7 @@
       </w:pPr>
       <w:bookmarkStart w:id="3" w:name="_Toc475112151"/>
       <w:bookmarkStart w:id="4" w:name="_Toc475115507"/>
-      <w:bookmarkStart w:id="5" w:name="_Toc242811684"/>
+      <w:bookmarkStart w:id="5" w:name="_Toc242826766"/>
       <w:r>
         <w:rPr>
           <w:rFonts w:cs="Arial"/>
@@ -9796,6 +9835,7 @@
           <w:bCs/>
           <w:caps w:val="0"/>
         </w:rPr>
+        <w:lastRenderedPageBreak/>
         <w:t>INTRODUCCIÓN</w:t>
       </w:r>
       <w:bookmarkEnd w:id="3"/>
@@ -9902,7 +9942,14 @@
         <w:rPr>
           <w:rFonts w:eastAsia="Arial" w:cs="Arial"/>
         </w:rPr>
-        <w:t xml:space="preserve"> busca que los estudiantes se identifiquen con contenidos digitales cercanos a su contexto. Y en lo ambiental, al ser una herramienta completamente digital, prescinde de materiales físicos desechables que suelen acompañar los recursos didácticos tradicionales. </w:t>
+        <w:t xml:space="preserve"> busca que los estudiantes se identifiquen con contenidos digitales </w:t>
+      </w:r>
+      <w:r>
+        <w:rPr>
+          <w:rFonts w:eastAsia="Arial" w:cs="Arial"/>
+        </w:rPr>
+        <w:lastRenderedPageBreak/>
+        <w:t xml:space="preserve">cercanos a su contexto. Y en lo ambiental, al ser una herramienta completamente digital, prescinde de materiales físicos desechables que suelen acompañar los recursos didácticos tradicionales. </w:t>
       </w:r>
     </w:p>
     <w:p>
@@ -9968,7 +10015,7 @@
           <w:caps w:val="0"/>
         </w:rPr>
       </w:pPr>
-      <w:bookmarkStart w:id="6" w:name="_Toc242811685"/>
+      <w:bookmarkStart w:id="6" w:name="_Toc242826767"/>
       <w:r>
         <w:rPr>
           <w:rFonts w:cs="Arial"/>
@@ -9976,6 +10023,7 @@
           <w:bCs/>
           <w:caps w:val="0"/>
         </w:rPr>
+        <w:lastRenderedPageBreak/>
         <w:t>1. CONTEXTO DEL PROYECTO</w:t>
       </w:r>
       <w:bookmarkEnd w:id="6"/>
@@ -10016,7 +10064,7 @@
       </w:pPr>
       <w:bookmarkStart w:id="7" w:name="_Toc475112154"/>
       <w:bookmarkStart w:id="8" w:name="_Toc475115510"/>
-      <w:bookmarkStart w:id="9" w:name="_Toc242811686"/>
+      <w:bookmarkStart w:id="9" w:name="_Toc242826768"/>
       <w:r>
         <w:t>1.1 Planteamiento del problema</w:t>
       </w:r>
@@ -10073,7 +10121,7 @@
           <w:iCs w:val="0"/>
         </w:rPr>
       </w:pPr>
-      <w:bookmarkStart w:id="10" w:name="_Toc242811776"/>
+      <w:bookmarkStart w:id="10" w:name="_Toc242826858"/>
       <w:r>
         <w:rPr>
           <w:rFonts w:cs="Arial"/>
@@ -10137,6 +10185,7 @@
         <w:rPr>
           <w:noProof/>
         </w:rPr>
+        <w:lastRenderedPageBreak/>
         <w:drawing>
           <wp:inline distT="0" distB="0" distL="0" distR="0" wp14:anchorId="466F839D" wp14:editId="77C20EEE">
             <wp:extent cx="4648200" cy="2371370"/>
@@ -10293,7 +10342,7 @@
           <w:iCs w:val="0"/>
         </w:rPr>
       </w:pPr>
-      <w:bookmarkStart w:id="11" w:name="_Toc242811777"/>
+      <w:bookmarkStart w:id="11" w:name="_Toc242826859"/>
       <w:r>
         <w:rPr>
           <w:rFonts w:cs="Arial"/>
@@ -10441,7 +10490,7 @@
           <w:rFonts w:eastAsia="Arial" w:cs="Arial"/>
         </w:rPr>
       </w:pPr>
-      <w:bookmarkStart w:id="12" w:name="_Toc242811778"/>
+      <w:bookmarkStart w:id="12" w:name="_Toc242826860"/>
       <w:r>
         <w:rPr>
           <w:rFonts w:cs="Arial"/>
@@ -10506,6 +10555,7 @@
         <w:rPr>
           <w:noProof/>
         </w:rPr>
+        <w:lastRenderedPageBreak/>
         <w:drawing>
           <wp:inline distT="0" distB="0" distL="0" distR="0" wp14:anchorId="034C6FAC" wp14:editId="63729E26">
             <wp:extent cx="3253817" cy="2365836"/>
@@ -10632,7 +10682,14 @@
         <w:rPr>
           <w:rFonts w:eastAsia="Arial" w:cs="Arial"/>
         </w:rPr>
-        <w:t xml:space="preserve"> [11]son ejemplos de cómo esto puede verse en la práctica. El estudiante no recibe el concepto de algoritmo como definición; lo vive tomando decisiones dentro de una narrativa que avanza o se traba según sus elecciones. La retroalimentación es inmediata, lo que Prieto [12] destaca como uno de los elementos más valiosos: el error no llega marcado en rojo días después, aparece en el momento y el estudiante puede ajustar su razonamiento ahí mismo.</w:t>
+        <w:t xml:space="preserve"> [11]son ejemplos de cómo esto puede verse en la práctica. El estudiante no recibe el concepto de algoritmo como definición; lo vive tomando decisiones dentro de una narrativa que avanza o se traba según sus elecciones. La retroalimentación es inmediata, lo que Prieto [12] destaca como uno de los elementos más </w:t>
+      </w:r>
+      <w:r>
+        <w:rPr>
+          <w:rFonts w:eastAsia="Arial" w:cs="Arial"/>
+        </w:rPr>
+        <w:lastRenderedPageBreak/>
+        <w:t>valiosos: el error no llega marcado en rojo días después, aparece en el momento y el estudiante puede ajustar su razonamiento ahí mismo.</w:t>
       </w:r>
     </w:p>
     <w:p>
@@ -10696,7 +10753,7 @@
       </w:pPr>
       <w:bookmarkStart w:id="13" w:name="_Toc475112156"/>
       <w:bookmarkStart w:id="14" w:name="_Toc475115512"/>
-      <w:bookmarkStart w:id="15" w:name="_Toc242811687"/>
+      <w:bookmarkStart w:id="15" w:name="_Toc242826769"/>
       <w:r>
         <w:t>1.2 Pregunta de investigación</w:t>
       </w:r>
@@ -10759,7 +10816,7 @@
       <w:pPr>
         <w:pStyle w:val="Ttulo2"/>
       </w:pPr>
-      <w:bookmarkStart w:id="16" w:name="_Toc242811688"/>
+      <w:bookmarkStart w:id="16" w:name="_Toc242826770"/>
       <w:r>
         <w:t>1.3 Justificación</w:t>
       </w:r>
@@ -10797,7 +10854,14 @@
         <w:rPr>
           <w:rFonts w:cs="Arial"/>
         </w:rPr>
-        <w:t xml:space="preserve">En el contexto del Colegio El Libertador IED, ubicado en la localidad Rafael Uribe Uribe, profesores han identificado que los estudiantes de grado </w:t>
+        <w:t xml:space="preserve">En el contexto del Colegio El Libertador IED, ubicado en la localidad Rafael Uribe Uribe, </w:t>
+      </w:r>
+      <w:r>
+        <w:rPr>
+          <w:rFonts w:cs="Arial"/>
+        </w:rPr>
+        <w:lastRenderedPageBreak/>
+        <w:t xml:space="preserve">profesores han identificado que los estudiantes de grado </w:t>
       </w:r>
       <w:r>
         <w:rPr>
@@ -10893,7 +10957,7 @@
           <w:iCs w:val="0"/>
         </w:rPr>
       </w:pPr>
-      <w:bookmarkStart w:id="17" w:name="_Toc242811779"/>
+      <w:bookmarkStart w:id="17" w:name="_Toc242826861"/>
       <w:r>
         <w:rPr>
           <w:rFonts w:cs="Arial"/>
@@ -10964,6 +11028,7 @@
         <w:rPr>
           <w:noProof/>
         </w:rPr>
+        <w:lastRenderedPageBreak/>
         <w:drawing>
           <wp:inline distT="0" distB="0" distL="0" distR="0" wp14:anchorId="0388DB65" wp14:editId="20594068">
             <wp:extent cx="3508558" cy="2473830"/>
@@ -11079,7 +11144,7 @@
       </w:pPr>
       <w:bookmarkStart w:id="18" w:name="_Toc475112155"/>
       <w:bookmarkStart w:id="19" w:name="_Toc475115511"/>
-      <w:bookmarkStart w:id="20" w:name="_Toc242811689"/>
+      <w:bookmarkStart w:id="20" w:name="_Toc242826771"/>
       <w:r>
         <w:t>1.4 Antecedentes del</w:t>
       </w:r>
@@ -11148,7 +11213,15 @@
           <w:rFonts w:eastAsia="Arial" w:cs="Arial"/>
           <w:color w:val="000000" w:themeColor="text1"/>
         </w:rPr>
-        <w:t>CARAPÁS REVELO et al. [4], por otro lado, compartieron sus hallazgos sobre cómo aplicaron el aprendizaje basado en juegos en matemáticas. Sus resultados revelaron que el cien por cien de los alumnos que utilizaron juegos educativos llegaron al nivel de aprendizaje esperado, a diferencia de poco más del cincuenta y cuatro por cien que no lo consiguieron con las técnicas de siempre. Esta investigación ofrece datos reales sobre la eficacia del ABJ y sirve de guía para crear los desafíos graduales de nuestro prototipo.</w:t>
+        <w:t xml:space="preserve">CARAPÁS REVELO et al. [4], por otro lado, compartieron sus hallazgos sobre cómo aplicaron el aprendizaje basado en juegos en matemáticas. Sus resultados revelaron que el cien por cien de los alumnos que utilizaron juegos educativos llegaron al nivel de aprendizaje esperado, </w:t>
+      </w:r>
+      <w:r>
+        <w:rPr>
+          <w:rFonts w:eastAsia="Arial" w:cs="Arial"/>
+          <w:color w:val="000000" w:themeColor="text1"/>
+        </w:rPr>
+        <w:lastRenderedPageBreak/>
+        <w:t>a diferencia de poco más del cincuenta y cuatro por cien que no lo consiguieron con las técnicas de siempre. Esta investigación ofrece datos reales sobre la eficacia del ABJ y sirve de guía para crear los desafíos graduales de nuestro prototipo.</w:t>
       </w:r>
     </w:p>
     <w:p>
@@ -11225,7 +11298,7 @@
           <w:caps w:val="0"/>
         </w:rPr>
       </w:pPr>
-      <w:bookmarkStart w:id="21" w:name="_Toc242811690"/>
+      <w:bookmarkStart w:id="21" w:name="_Toc242826772"/>
       <w:r>
         <w:rPr>
           <w:rFonts w:cs="Arial"/>
@@ -11233,6 +11306,7 @@
           <w:bCs/>
           <w:caps w:val="0"/>
         </w:rPr>
+        <w:lastRenderedPageBreak/>
         <w:t>2. OBJETIVOS</w:t>
       </w:r>
       <w:bookmarkEnd w:id="21"/>
@@ -11265,7 +11339,7 @@
       </w:pPr>
       <w:bookmarkStart w:id="22" w:name="_Toc475112161"/>
       <w:bookmarkStart w:id="23" w:name="_Toc475115517"/>
-      <w:bookmarkStart w:id="24" w:name="_Toc242811691"/>
+      <w:bookmarkStart w:id="24" w:name="_Toc242826773"/>
       <w:r>
         <w:t>2.1 Objetivo general</w:t>
       </w:r>
@@ -11336,7 +11410,7 @@
         <w:pStyle w:val="Ttulo2"/>
         <w:ind w:left="567" w:hanging="576"/>
       </w:pPr>
-      <w:bookmarkStart w:id="27" w:name="_Toc242811692"/>
+      <w:bookmarkStart w:id="27" w:name="_Toc242826774"/>
       <w:r>
         <w:t>2.2 Objetivos específicos</w:t>
       </w:r>
@@ -11462,7 +11536,7 @@
       </w:pPr>
       <w:bookmarkStart w:id="28" w:name="_Toc475112165"/>
       <w:bookmarkStart w:id="29" w:name="_Toc475115521"/>
-      <w:bookmarkStart w:id="30" w:name="_Toc242811693"/>
+      <w:bookmarkStart w:id="30" w:name="_Toc242826775"/>
       <w:r>
         <w:rPr>
           <w:rFonts w:cs="Arial"/>
@@ -11470,6 +11544,7 @@
           <w:bCs/>
           <w:caps w:val="0"/>
         </w:rPr>
+        <w:lastRenderedPageBreak/>
         <w:t>3. MARCOS DE REFERENCIA</w:t>
       </w:r>
       <w:bookmarkEnd w:id="28"/>
@@ -11490,7 +11565,7 @@
       </w:pPr>
       <w:bookmarkStart w:id="31" w:name="_Toc475112166"/>
       <w:bookmarkStart w:id="32" w:name="_Toc475115522"/>
-      <w:bookmarkStart w:id="33" w:name="_Toc242811694"/>
+      <w:bookmarkStart w:id="33" w:name="_Toc242826776"/>
       <w:r>
         <w:t>3.1 Marco conceptual</w:t>
       </w:r>
@@ -11512,7 +11587,7 @@
           <w:rFonts w:cs="Arial"/>
         </w:rPr>
       </w:pPr>
-      <w:bookmarkStart w:id="34" w:name="_Toc242811695"/>
+      <w:bookmarkStart w:id="34" w:name="_Toc242826777"/>
       <w:r>
         <w:t>3.1.1 El pensamiento computacional (PC):</w:t>
       </w:r>
@@ -11730,7 +11805,14 @@
         <w:rPr>
           <w:rFonts w:cs="Arial"/>
         </w:rPr>
-        <w:t>Creación en el ciberespacio: El pensamiento computacional permite construir mundos virtuales en el ciberespacio que no están restringidos por la realidad física, lo que otorga una libertad creativa donde el único límite es la imaginación.</w:t>
+        <w:t xml:space="preserve">Creación en el ciberespacio: El pensamiento computacional permite construir mundos </w:t>
+      </w:r>
+      <w:r>
+        <w:rPr>
+          <w:rFonts w:cs="Arial"/>
+        </w:rPr>
+        <w:lastRenderedPageBreak/>
+        <w:t>virtuales en el ciberespacio que no están restringidos por la realidad física, lo que otorga una libertad creativa donde el único límite es la imaginación.</w:t>
       </w:r>
     </w:p>
     <w:p>
@@ -11798,7 +11880,7 @@
           <w:bCs/>
         </w:rPr>
       </w:pPr>
-      <w:bookmarkStart w:id="35" w:name="_Toc242811696"/>
+      <w:bookmarkStart w:id="35" w:name="_Toc242826778"/>
       <w:r>
         <w:t>3.1.2. Pruebas Bebras:</w:t>
       </w:r>
@@ -11834,7 +11916,7 @@
           <w:rFonts w:cs="Arial"/>
         </w:rPr>
       </w:pPr>
-      <w:bookmarkStart w:id="36" w:name="_Toc242811697"/>
+      <w:bookmarkStart w:id="36" w:name="_Toc242826779"/>
       <w:r>
         <w:t>3.1.3. teoría del flujo</w:t>
       </w:r>
@@ -11856,7 +11938,7 @@
           <w:iCs w:val="0"/>
         </w:rPr>
       </w:pPr>
-      <w:bookmarkStart w:id="37" w:name="_Toc242811780"/>
+      <w:bookmarkStart w:id="37" w:name="_Toc242826862"/>
       <w:r>
         <w:rPr>
           <w:rFonts w:cs="Arial"/>
@@ -11913,6 +11995,7 @@
         <w:rPr>
           <w:noProof/>
         </w:rPr>
+        <w:lastRenderedPageBreak/>
         <w:drawing>
           <wp:inline distT="0" distB="0" distL="0" distR="0" wp14:anchorId="14A18E35" wp14:editId="1CCC0B41">
             <wp:extent cx="3964673" cy="2620716"/>
@@ -12001,7 +12084,7 @@
       <w:pPr>
         <w:pStyle w:val="Ttulo3"/>
       </w:pPr>
-      <w:bookmarkStart w:id="38" w:name="_Toc242811698"/>
+      <w:bookmarkStart w:id="38" w:name="_Toc242826780"/>
       <w:r>
         <w:t>3.1.4. Teoría de la Autodeterminación</w:t>
       </w:r>
@@ -12196,7 +12279,14 @@
         <w:rPr>
           <w:rFonts w:eastAsia="Arial" w:cs="Arial"/>
         </w:rPr>
-        <w:t>Internalización de la Conducta (Teoría de la Integración Orgánica) Este concepto explica cómo la motivación extrínseca puede volverse más autónoma a través de cuatro tipos de regulación:</w:t>
+        <w:t xml:space="preserve">Internalización de la Conducta (Teoría de la Integración Orgánica) Este concepto explica </w:t>
+      </w:r>
+      <w:r>
+        <w:rPr>
+          <w:rFonts w:eastAsia="Arial" w:cs="Arial"/>
+        </w:rPr>
+        <w:lastRenderedPageBreak/>
+        <w:t>cómo la motivación extrínseca puede volverse más autónoma a través de cuatro tipos de regulación:</w:t>
       </w:r>
     </w:p>
     <w:p>
@@ -12494,7 +12584,7 @@
           <w:rFonts w:eastAsia="Arial" w:cs="Arial"/>
         </w:rPr>
       </w:pPr>
-      <w:bookmarkStart w:id="39" w:name="_Toc242811699"/>
+      <w:bookmarkStart w:id="39" w:name="_Toc242826781"/>
       <w:r>
         <w:t>3.1.6 GOLDEN PATH</w:t>
       </w:r>
@@ -12519,6 +12609,7 @@
         <w:pStyle w:val="Prrafodelista"/>
       </w:pPr>
       <w:r>
+        <w:lastRenderedPageBreak/>
         <w:t>Dicho de otra forma, el golden path es el camino "perfecto" que el diseñador tiene en mente cuando construye la experiencia: aquel en el que el jugador entiende las mecánicas, avanza por los niveles sin frustrarse y logra los aprendizajes esperados sin desviarse demasiado. No significa que el jugador esté obligado a seguirlo al pie de la letra, sino que el diseño del juego está pensado para que ese camino sea el más natural e intuitivo. [18]</w:t>
       </w:r>
     </w:p>
@@ -12534,7 +12625,7 @@
           <w:rFonts w:eastAsia="Arial" w:cs="Arial"/>
         </w:rPr>
       </w:pPr>
-      <w:bookmarkStart w:id="40" w:name="_Toc242811700"/>
+      <w:bookmarkStart w:id="40" w:name="_Toc242826782"/>
       <w:r>
         <w:t>3.1.7 Gamificación</w:t>
       </w:r>
@@ -12592,7 +12683,7 @@
       </w:pPr>
       <w:bookmarkStart w:id="41" w:name="_Toc475112167"/>
       <w:bookmarkStart w:id="42" w:name="_Toc475115523"/>
-      <w:bookmarkStart w:id="43" w:name="_Toc242811701"/>
+      <w:bookmarkStart w:id="43" w:name="_Toc242826783"/>
       <w:r>
         <w:t>3.2 Marco teórico</w:t>
       </w:r>
@@ -12614,7 +12705,7 @@
           <w:rFonts w:cs="Arial"/>
         </w:rPr>
       </w:pPr>
-      <w:bookmarkStart w:id="44" w:name="_Toc242811702"/>
+      <w:bookmarkStart w:id="44" w:name="_Toc242826784"/>
       <w:r>
         <w:t>3.2.1 Aprendizaje basado en juegos (ABJ)</w:t>
       </w:r>
@@ -12745,7 +12836,14 @@
         <w:rPr>
           <w:rFonts w:eastAsia="Arial" w:cs="Arial"/>
         </w:rPr>
-        <w:t>La implementación del ABJ ha demostrado ser una estrategia eficaz para mejorar la calidad del proceso educativo [21]. Estudios experimentales han revelado que los estudiantes que utilizan plataformas de aprendizaje basadas en juegos logran un rendimiento académico superior, alcanzando promedios notablemente más altos en comparación con grupos que siguen métodos pedagógicos convencionales [13]. Específicamente, se ha constatado un incremento significativo en la motivación académica y una mejora en la comprensión de contenidos, especialmente en áreas que tradicionalmente presentan mayores dificultades de aprendizaje [21].</w:t>
+        <w:t xml:space="preserve">La implementación del ABJ ha demostrado ser una estrategia eficaz para mejorar la calidad del proceso educativo [21]. Estudios experimentales han revelado que los estudiantes que utilizan plataformas de aprendizaje basadas en juegos logran un rendimiento académico superior, alcanzando promedios notablemente más altos en comparación con grupos que siguen métodos pedagógicos convencionales [13]. Específicamente, se ha constatado un incremento significativo en la motivación académica y una mejora en la comprensión de </w:t>
+      </w:r>
+      <w:r>
+        <w:rPr>
+          <w:rFonts w:eastAsia="Arial" w:cs="Arial"/>
+        </w:rPr>
+        <w:lastRenderedPageBreak/>
+        <w:t>contenidos, especialmente en áreas que tradicionalmente presentan mayores dificultades de aprendizaje [21].</w:t>
       </w:r>
     </w:p>
     <w:p>
@@ -12825,7 +12923,7 @@
           <w:caps w:val="0"/>
         </w:rPr>
       </w:pPr>
-      <w:bookmarkStart w:id="45" w:name="_Toc242811703"/>
+      <w:bookmarkStart w:id="45" w:name="_Toc242826785"/>
       <w:r>
         <w:t xml:space="preserve">3.2.2. </w:t>
       </w:r>
@@ -12870,7 +12968,7 @@
           <w:caps w:val="0"/>
         </w:rPr>
       </w:pPr>
-      <w:bookmarkStart w:id="46" w:name="_Toc242811704"/>
+      <w:bookmarkStart w:id="46" w:name="_Toc242826786"/>
       <w:r>
         <w:t xml:space="preserve">3.2.3 </w:t>
       </w:r>
@@ -12969,7 +13067,15 @@
           <w:rFonts w:cs="Arial"/>
           <w:color w:val="auto"/>
         </w:rPr>
-        <w:t>Kanban se adapta de manera efectiva a equipos reducidos, debido a su flexibilidad y simplicidad en la gestión integral de tareas. El enfoque iterativo que maneja permite que las fases de desarrollo se ejecuten de forma paralela y correctamente retroalimentada, favoreciendo la creación de prototipos y mejora continua del producto.</w:t>
+        <w:t xml:space="preserve">Kanban se adapta de manera efectiva a equipos reducidos, debido a su flexibilidad y </w:t>
+      </w:r>
+      <w:r>
+        <w:rPr>
+          <w:rFonts w:cs="Arial"/>
+          <w:color w:val="auto"/>
+        </w:rPr>
+        <w:lastRenderedPageBreak/>
+        <w:t>simplicidad en la gestión integral de tareas. El enfoque iterativo que maneja permite que las fases de desarrollo se ejecuten de forma paralela y correctamente retroalimentada, favoreciendo la creación de prototipos y mejora continua del producto.</w:t>
       </w:r>
     </w:p>
     <w:p>
@@ -13141,6 +13247,7 @@
           <w:rFonts w:cs="Arial"/>
           <w:color w:val="auto"/>
         </w:rPr>
+        <w:lastRenderedPageBreak/>
         <w:t>La metodología Árcade no entra en contradicción con los marcos de trabajo ágil; por el contrario, su carácter iterativo y su orientación a equipos pequeños la hacen particularmente compatible con Kanban [6, p. 58]. Kanban, cuyo nombre proviene del japonés y significa señal visual o tarjeta de signos, organiza el trabajo mediante un tablero dividido en columnas que representan el estado de cada tarea, comúnmente etiquetadas como por hacer, en proceso y terminado [26].</w:t>
       </w:r>
     </w:p>
@@ -13224,7 +13331,7 @@
       <w:pPr>
         <w:pStyle w:val="Ttulo3"/>
       </w:pPr>
-      <w:bookmarkStart w:id="47" w:name="_Toc242811705"/>
+      <w:bookmarkStart w:id="47" w:name="_Toc242826787"/>
       <w:r>
         <w:t>3.2.</w:t>
       </w:r>
@@ -13343,7 +13450,15 @@
           <w:rFonts w:cs="Arial"/>
           <w:color w:val="auto"/>
         </w:rPr>
-        <w:t>to, de 9 a 11 años, mantengan la ubicación espacial y el orden lógico de las actividades. En el prototipo, cada nivel se habilita al completar el anterior y las escenas narrativas avanzan con un clic</w:t>
+        <w:t xml:space="preserve">to, </w:t>
+      </w:r>
+      <w:r>
+        <w:rPr>
+          <w:rFonts w:cs="Arial"/>
+          <w:color w:val="auto"/>
+        </w:rPr>
+        <w:lastRenderedPageBreak/>
+        <w:t>de 9 a 11 años, mantengan la ubicación espacial y el orden lógico de las actividades. En el prototipo, cada nivel se habilita al completar el anterior y las escenas narrativas avanzan con un clic</w:t>
       </w:r>
       <w:r>
         <w:rPr>
@@ -13370,7 +13485,7 @@
           <w:bCs/>
         </w:rPr>
       </w:pPr>
-      <w:bookmarkStart w:id="48" w:name="_Toc242811706"/>
+      <w:bookmarkStart w:id="48" w:name="_Toc242826788"/>
       <w:r>
         <w:t>3.2.</w:t>
       </w:r>
@@ -13495,7 +13610,7 @@
           <w:rFonts w:cs="Arial"/>
         </w:rPr>
       </w:pPr>
-      <w:bookmarkStart w:id="49" w:name="_Toc242811707"/>
+      <w:bookmarkStart w:id="49" w:name="_Toc242826789"/>
       <w:r>
         <w:t>3.2.</w:t>
       </w:r>
@@ -13614,7 +13729,7 @@
           <w:rFonts w:cs="Arial"/>
         </w:rPr>
       </w:pPr>
-      <w:bookmarkStart w:id="50" w:name="_Toc242811708"/>
+      <w:bookmarkStart w:id="50" w:name="_Toc242826790"/>
       <w:r>
         <w:t>3.2.</w:t>
       </w:r>
@@ -13646,7 +13761,15 @@
           <w:rFonts w:cs="Arial"/>
           <w:color w:val="auto"/>
         </w:rPr>
-        <w:t>Es un enfoque fundamental en el desarrollo de software y videojuegos, que consiste en la creación de versiones preliminares y funcionales del producto con el fin de validar conceptos, mecánicas y funcionalidades aplicadas antes de la implementación final. En el contexto de proyectos educativos, los prototipos permiten evaluar de manera temprana la eficacia de los contenidos pedagógicos, la interacción del usuario y la experiencia general del juego [29].</w:t>
+        <w:t xml:space="preserve">Es un enfoque fundamental en el desarrollo de software y videojuegos, que consiste en la creación de versiones preliminares y funcionales del producto con el fin de validar conceptos, mecánicas y funcionalidades aplicadas antes de la implementación final. En el contexto de </w:t>
+      </w:r>
+      <w:r>
+        <w:rPr>
+          <w:rFonts w:cs="Arial"/>
+          <w:color w:val="auto"/>
+        </w:rPr>
+        <w:lastRenderedPageBreak/>
+        <w:t>proyectos educativos, los prototipos permiten evaluar de manera temprana la eficacia de los contenidos pedagógicos, la interacción del usuario y la experiencia general del juego [29].</w:t>
       </w:r>
     </w:p>
     <w:p>
@@ -13672,7 +13795,7 @@
       </w:pPr>
       <w:bookmarkStart w:id="51" w:name="_Toc475112168"/>
       <w:bookmarkStart w:id="52" w:name="_Toc475115524"/>
-      <w:bookmarkStart w:id="53" w:name="_Toc242811709"/>
+      <w:bookmarkStart w:id="53" w:name="_Toc242826791"/>
       <w:r>
         <w:t>3.3 Marco jurídico</w:t>
       </w:r>
@@ -13703,7 +13826,7 @@
           <w:rFonts w:cs="Arial"/>
         </w:rPr>
       </w:pPr>
-      <w:bookmarkStart w:id="54" w:name="_Toc242811710"/>
+      <w:bookmarkStart w:id="54" w:name="_Toc242826792"/>
       <w:r>
         <w:t>3.3.1. Tratamiento de datos personales y régimen de habeas data</w:t>
       </w:r>
@@ -13857,7 +13980,14 @@
         <w:rPr>
           <w:rFonts w:eastAsia="Arial" w:cs="Arial"/>
         </w:rPr>
-        <w:t>La Ley 1098 de 2006, denominada Código de la Infancia y la Adolescencia, establece el principio del interés superior del menor y obliga a asegurar su protección integral en cualquier actuación que los involucre, incluyendo el tratamiento de su información personal [34].</w:t>
+        <w:t xml:space="preserve">La Ley 1098 de 2006, denominada Código de la Infancia y la Adolescencia, establece el </w:t>
+      </w:r>
+      <w:r>
+        <w:rPr>
+          <w:rFonts w:eastAsia="Arial" w:cs="Arial"/>
+        </w:rPr>
+        <w:lastRenderedPageBreak/>
+        <w:t>principio del interés superior del menor y obliga a asegurar su protección integral en cualquier actuación que los involucre, incluyendo el tratamiento de su información personal [34].</w:t>
       </w:r>
     </w:p>
     <w:p>
@@ -14073,7 +14203,7 @@
       <w:pPr>
         <w:pStyle w:val="Ttulo3"/>
       </w:pPr>
-      <w:bookmarkStart w:id="55" w:name="_Toc242811711"/>
+      <w:bookmarkStart w:id="55" w:name="_Toc242826793"/>
       <w:r>
         <w:t>3.3.2. Derechos de autor sobre los personajes utilizados</w:t>
       </w:r>
@@ -14270,7 +14400,11 @@
         <w:spacing w:before="240" w:after="240"/>
       </w:pPr>
       <w:r>
-        <w:t>La suscripción de una licencia o autorización de uso en la que se especifique el alcance de la utilización, el contexto académico del proyecto, la ausencia de explotación comercial del prototipo y el compromiso de respetar los derechos morales de los autores, incluyendo el reconocimiento expreso de su autoría en los créditos del videojuego.</w:t>
+        <w:t xml:space="preserve">La suscripción de una licencia o autorización de uso en la que se especifique el alcance de la utilización, el contexto académico del proyecto, la ausencia de explotación comercial del prototipo y el compromiso de respetar los derechos morales de los autores, incluyendo el reconocimiento expreso de su autoría en los créditos del </w:t>
+      </w:r>
+      <w:r>
+        <w:lastRenderedPageBreak/>
+        <w:t>videojuego.</w:t>
       </w:r>
     </w:p>
     <w:p>
@@ -14320,7 +14454,7 @@
       </w:pPr>
       <w:bookmarkStart w:id="56" w:name="_Toc475112170"/>
       <w:bookmarkStart w:id="57" w:name="_Toc475115526"/>
-      <w:bookmarkStart w:id="58" w:name="_Toc242811712"/>
+      <w:bookmarkStart w:id="58" w:name="_Toc242826794"/>
       <w:r>
         <w:rPr>
           <w:color w:val="auto"/>
@@ -14418,7 +14552,7 @@
           <w:caps w:val="0"/>
         </w:rPr>
       </w:pPr>
-      <w:bookmarkStart w:id="61" w:name="_Toc242811713"/>
+      <w:bookmarkStart w:id="61" w:name="_Toc242826795"/>
       <w:r>
         <w:rPr>
           <w:rFonts w:cs="Arial"/>
@@ -14426,6 +14560,7 @@
           <w:bCs/>
           <w:caps w:val="0"/>
         </w:rPr>
+        <w:lastRenderedPageBreak/>
         <w:t>4. ESTADO DEL ARTE</w:t>
       </w:r>
       <w:bookmarkEnd w:id="59"/>
@@ -14534,7 +14669,14 @@
         <w:rPr>
           <w:rFonts w:eastAsia="Arial" w:cs="Arial"/>
         </w:rPr>
-        <w:t xml:space="preserve"> un trabajo dedicado a la evaluación implícita del pensamiento computacional mediante un videojuego serio de puzzles lógicos. La investigación demuestra que el comportamiento del jugador dentro del juego ya es, en sí mismo, una fuente válida de información sobre las habilidades adquiridas. Para el proyecto esto abre una vía interesante: el seguimiento del progreso del estudiante puede integrarse al propio diseño del videojuego, sin necesidad de aplicar tests externos [48].</w:t>
+        <w:t xml:space="preserve"> un trabajo dedicado a la evaluación implícita del pensamiento computacional mediante un videojuego serio de puzzles lógicos. La investigación demuestra que el comportamiento del jugador dentro del juego ya es, en sí mismo, una fuente válida de información sobre las habilidades adquiridas. Para el proyecto esto abre una vía interesante: el seguimiento del progreso del estudiante </w:t>
+      </w:r>
+      <w:r>
+        <w:rPr>
+          <w:rFonts w:eastAsia="Arial" w:cs="Arial"/>
+        </w:rPr>
+        <w:lastRenderedPageBreak/>
+        <w:t>puede integrarse al propio diseño del videojuego, sin necesidad de aplicar tests externos [48].</w:t>
       </w:r>
     </w:p>
     <w:p>
@@ -14646,7 +14788,14 @@
         <w:rPr>
           <w:rFonts w:eastAsia="Arial" w:cs="Arial"/>
         </w:rPr>
-        <w:t>13. Carapás Revelo y colaboradores publicaron en 2025 un estudio aplicado en el que documentaron cómo el aprendizaje basado en juegos y la gamificación lograron que el 100% de los estudiantes alcanzara los niveles esperados en ecuaciones de primer grado, frente a un 54% que lo había logrado con materiales tradicionales. Aunque la temática es matemática, el contraste numérico entre ambas estrategias es contundente y permite argumentar el valor del ABJ frente a la enseñanza convencional [4].</w:t>
+        <w:t xml:space="preserve">13. Carapás Revelo y colaboradores publicaron en 2025 un estudio aplicado en el que documentaron cómo el aprendizaje basado en juegos y la gamificación lograron que el 100% de los estudiantes alcanzara los niveles esperados en ecuaciones de primer grado, frente a un </w:t>
+      </w:r>
+      <w:r>
+        <w:rPr>
+          <w:rFonts w:eastAsia="Arial" w:cs="Arial"/>
+        </w:rPr>
+        <w:lastRenderedPageBreak/>
+        <w:t>54% que lo había logrado con materiales tradicionales. Aunque la temática es matemática, el contraste numérico entre ambas estrategias es contundente y permite argumentar el valor del ABJ frente a la enseñanza convencional [4].</w:t>
       </w:r>
     </w:p>
     <w:p>
@@ -14782,7 +14931,14 @@
         <w:rPr>
           <w:rFonts w:eastAsia="Arial" w:cs="Arial"/>
         </w:rPr>
-        <w:t>20. Chamba Gomes y colaboradores, en un trabajo de 2025, abordaron la gamificación y el ABJ como estrategias para aumentar la motivación y el compromiso en el aula. Su análisis confirma que estas metodologías producen un cambio favorable en la disposición de los estudiantes hacia el aprendizaje, hallazgo que conecta con uno de los argumentos centrales del presente trabajo: ofrecer a los estudiantes del Colegio El Libertador IED una experiencia que combine aprendizaje y disfrute [13].</w:t>
+        <w:t xml:space="preserve">20. Chamba Gomes y colaboradores, en un trabajo de 2025, abordaron la gamificación y el ABJ como estrategias para aumentar la motivación y el compromiso en el aula. Su análisis confirma que estas metodologías producen un cambio favorable en la disposición de los estudiantes hacia el aprendizaje, hallazgo que conecta con uno de los argumentos centrales </w:t>
+      </w:r>
+      <w:r>
+        <w:rPr>
+          <w:rFonts w:eastAsia="Arial" w:cs="Arial"/>
+        </w:rPr>
+        <w:lastRenderedPageBreak/>
+        <w:t>del presente trabajo: ofrecer a los estudiantes del Colegio El Libertador IED una experiencia que combine aprendizaje y disfrute [13].</w:t>
       </w:r>
     </w:p>
     <w:p>
@@ -14823,7 +14979,7 @@
       </w:pPr>
       <w:bookmarkStart w:id="62" w:name="_Toc475112172"/>
       <w:bookmarkStart w:id="63" w:name="_Toc475115528"/>
-      <w:bookmarkStart w:id="64" w:name="_Toc242811714"/>
+      <w:bookmarkStart w:id="64" w:name="_Toc242826796"/>
       <w:r>
         <w:rPr>
           <w:rFonts w:cs="Arial"/>
@@ -14831,6 +14987,7 @@
           <w:bCs/>
           <w:caps w:val="0"/>
         </w:rPr>
+        <w:lastRenderedPageBreak/>
         <w:t xml:space="preserve">5. </w:t>
       </w:r>
       <w:bookmarkEnd w:id="62"/>
@@ -14974,8 +15131,9 @@
         <w:pStyle w:val="Ttulo2"/>
         <w:ind w:left="567" w:hanging="576"/>
       </w:pPr>
-      <w:bookmarkStart w:id="65" w:name="_Toc242811715"/>
-      <w:r>
+      <w:bookmarkStart w:id="65" w:name="_Toc242826797"/>
+      <w:r>
+        <w:lastRenderedPageBreak/>
         <w:t>5.1 Fases del trabajo de grado</w:t>
       </w:r>
       <w:bookmarkEnd w:id="65"/>
@@ -15023,7 +15181,7 @@
         <w:pStyle w:val="Ttulo3"/>
         <w:spacing w:before="240"/>
       </w:pPr>
-      <w:bookmarkStart w:id="66" w:name="_Toc242811716"/>
+      <w:bookmarkStart w:id="66" w:name="_Toc242826798"/>
       <w:r>
         <w:t>5.1.1 Apertura del trabajo con Árcade y Kanban</w:t>
       </w:r>
@@ -15042,7 +15200,11 @@
         <w:spacing w:before="240" w:after="240"/>
       </w:pPr>
       <w:r>
-        <w:t>Lo decidido en esa acta es especificación. El problema es que el pensamiento computacional se practica y no se explica, por lo que el guion tenía que ser una historia en la que resolver el reto fuera usar la habilidad. Se evaluaron tres formatos: un juego de destreza se descartó porque premia el reflejo y no deja rastro del razonamiento, y un cuestionario ilustrado porque convierte el reto en una pregunta con respuesta correcta. Se adoptó una aventura narrativa con puzles, para un jugador, de 9 a 11 años y de 20 a 40 minutos. La docente observó que un contexto escolar haría leer el reto como tarea, y los estudiantes propusieron una familia prehistórica, aceptada como premisa de trabajo.</w:t>
+        <w:t xml:space="preserve">Lo decidido en esa acta es especificación. El problema es que el pensamiento computacional se practica y no se explica, por lo que el guion tenía que ser una historia en la que resolver el reto fuera usar la habilidad. Se evaluaron tres formatos: un juego de destreza se descartó porque premia el reflejo y no deja rastro del razonamiento, y un cuestionario ilustrado porque convierte el reto en una pregunta con respuesta correcta. Se adoptó una aventura narrativa con puzles, para un jugador, de 9 a 11 años y de 20 a 40 minutos. La docente observó que un contexto escolar haría leer el reto como tarea, y los estudiantes propusieron una familia </w:t>
+      </w:r>
+      <w:r>
+        <w:lastRenderedPageBreak/>
+        <w:t>prehistórica, aceptada como premisa de trabajo.</w:t>
       </w:r>
     </w:p>
     <w:p>
@@ -15066,7 +15228,7 @@
         <w:pStyle w:val="Ttulo3"/>
         <w:spacing w:before="240"/>
       </w:pPr>
-      <w:bookmarkStart w:id="67" w:name="_Toc242811717"/>
+      <w:bookmarkStart w:id="67" w:name="_Toc242826799"/>
       <w:r>
         <w:t>5.1.2 Diseño del guion</w:t>
       </w:r>
@@ -15093,7 +15255,11 @@
         <w:spacing w:before="240" w:after="240"/>
       </w:pPr>
       <w:r>
-        <w:t>La 09 (05/06/2026) leyó seguidos los tres cierres reflexivos y el final para comprobar que siguieran una misma fórmula, y excluyó del guion un nivel avanzado con presión de tiempo porque contradecía el tratamiento del error; quedó escrito como propuesta de trabajo futuro, con su razón. La 10 (12/06/2026) leyó el guion completo y lo dio por consolidado. Aplicó tres ajustes que se habían acordado en sesiones anteriores (el guía permanece como brasa viva al cierre del nivel 1, el golpe desde una posición incorrecta produce chispas visibles y la escena del primer fallo del nivel 3 solo se reproduce si la prueba falla) y registró cinco puntos abiertos: el título, el nombre del guía, la homogeneidad del esquema de control entre niveles, los valores de configuración del nivel 1 y la autorización de uso de los personajes. Dos de ellos reaparecen en el acta D10 (30/09/2026) como PG-05 y PG-06, que exig</w:t>
+        <w:t xml:space="preserve">La 09 (05/06/2026) leyó seguidos los tres cierres reflexivos y el final para comprobar que siguieran una misma fórmula, y excluyó del guion un nivel avanzado con presión de tiempo porque contradecía el tratamiento del error; quedó escrito como propuesta de trabajo futuro, con su razón. La 10 (12/06/2026) leyó el guion completo y lo dio por consolidado. Aplicó tres ajustes que se habían acordado en sesiones anteriores (el guía permanece como brasa viva al cierre del nivel 1, el golpe desde una posición incorrecta produce chispas visibles y la escena </w:t>
+      </w:r>
+      <w:r>
+        <w:lastRenderedPageBreak/>
+        <w:t>del primer fallo del nivel 3 solo se reproduce si la prueba falla) y registró cinco puntos abiertos: el título, el nombre del guía, la homogeneidad del esquema de control entre niveles, los valores de configuración del nivel 1 y la autorización de uso de los personajes. Dos de ellos reaparecen en el acta D10 (30/09/2026) como PG-05 y PG-06, que exig</w:t>
       </w:r>
       <w:r>
         <w:t>ían observar a estudiantes jugando y se cerraron en la sesión del 13/10/2026 (apartado 9.2)</w:t>
@@ -15115,7 +15281,7 @@
         <w:pStyle w:val="Ttulo3"/>
         <w:spacing w:before="240"/>
       </w:pPr>
-      <w:bookmarkStart w:id="68" w:name="_Toc242811718"/>
+      <w:bookmarkStart w:id="68" w:name="_Toc242826800"/>
       <w:r>
         <w:t>5.1.3 Especificación de requerimientos (objetivo 1)</w:t>
       </w:r>
@@ -15150,7 +15316,11 @@
         <w:spacing w:before="240" w:after="240"/>
       </w:pPr>
       <w:r>
-        <w:t>La R08 (01/08/2026) exigió que ningún requerimiento no funcional entrara sin su criterio de verificación, construyó la matriz que vincula cada faceta del pensamiento computacional con su nivel y sus requerimientos, y dio por completo el documento con 47 RF y 23 RNF. La R09 (15/08/2026), rotulada «Especificación» (refinamiento del entregable), releyó el borrador en voz alta con cuatro preguntas por requerimiento (si se entiende sin el guion, si describe una sola capacidad, si puede comprobarse y si tiene origen). Con ellas unificó la redacción, suprimió tres requerimientos por solaparse o contradecir un lineamiento, fusionó las fases de mástil y vela del ensamblaje e incorporó tres que faltaban: la salida con guardado previo, la consulta del progreso por el docente y la eliminación definitiva de datos. La R10 (16/08/2026) renumeró, verificó el origen de cada requerimiento y cerró el entregable con 47 RF y 22 RNF, con la primera entrega fechada el 17/08/2026.</w:t>
+        <w:t xml:space="preserve">La R08 (01/08/2026) exigió que ningún requerimiento no funcional entrara sin su criterio de </w:t>
+      </w:r>
+      <w:r>
+        <w:lastRenderedPageBreak/>
+        <w:t>verificación, construyó la matriz que vincula cada faceta del pensamiento computacional con su nivel y sus requerimientos, y dio por completo el documento con 47 RF y 23 RNF. La R09 (15/08/2026), rotulada «Especificación» (refinamiento del entregable), releyó el borrador en voz alta con cuatro preguntas por requerimiento (si se entiende sin el guion, si describe una sola capacidad, si puede comprobarse y si tiene origen). Con ellas unificó la redacción, suprimió tres requerimientos por solaparse o contradecir un lineamiento, fusionó las fases de mástil y vela del ensamblaje e incorporó tres que faltaban: la salida con guardado previo, la consulta del progreso por el docente y la eliminación definitiva de datos. La R10 (16/08/2026) renumeró, verificó el origen de cada requerimiento y cerró el entregable con 47 RF y 22 RNF, con la primera entrega fechada el 17/08/2026.</w:t>
       </w:r>
     </w:p>
     <w:p>
@@ -15174,7 +15344,7 @@
         <w:pStyle w:val="Ttulo3"/>
         <w:spacing w:before="240"/>
       </w:pPr>
-      <w:bookmarkStart w:id="69" w:name="_Toc242811719"/>
+      <w:bookmarkStart w:id="69" w:name="_Toc242826801"/>
       <w:r>
         <w:t>5.1.4 Diseño del videojuego (objetivo 2)</w:t>
       </w:r>
@@ -15201,6 +15371,7 @@
         <w:spacing w:before="240" w:after="240"/>
       </w:pPr>
       <w:r>
+        <w:lastRenderedPageBreak/>
         <w:t>La O03 (30/08/2026) aplicó el segundo lote de correcciones y dio por cerrado el entregable del objetivo: comprobó que los tres niveles tuvieran dificultad ascendente, que el desbloqueo dependiera del nivel anterior y no del tiempo ni de una cifra, y que todo reto que hace avanzar la historia exigiera una acción de pensamiento computacional, con una meta de más del 85 % que el acta declara cumplida. Esa misma sesión planteó la arquitectura. Descartó un controlador central único, porque impediría verificar la independencia entre niveles, y un bus de eventos global, porque oculta quién escucha qué; fijó una máquina de estados sin estado de derrota y mapeó los módulos contra el tablero Kanban «de modo que cada tarjeta corresponda a una porción identificable del sistema».</w:t>
       </w:r>
     </w:p>
@@ -15245,7 +15416,7 @@
         <w:pStyle w:val="Ttulo3"/>
         <w:spacing w:before="240"/>
       </w:pPr>
-      <w:bookmarkStart w:id="70" w:name="_Toc242811720"/>
+      <w:bookmarkStart w:id="70" w:name="_Toc242826802"/>
       <w:r>
         <w:t>5.1.5 Ciclo Diseño ↔ Desarrollo ↔ Pruebas (objetivo 3)</w:t>
       </w:r>
@@ -15264,7 +15435,11 @@
         <w:spacing w:before="240" w:after="240"/>
       </w:pPr>
       <w:r>
-        <w:t>La D02 retomó la planeación en cuatro incrementos de la O05, la contrastó con los 47 RF y revisó la fase de cimientos del primer slice, ya ejecutada a partir de la tarjeta O03-3 del 30/08/2026: 23 pruebas de lógica y 3 de integración superadas, con el tiempo de carga declarado como no verificado porque la ejecución por lotes no sirve para medirlo. Resolvió dos puntos que ningún documento fijaba. Reconfirmar una fase no sobrescribe el registro anterior, porque acumular inflaría los pasos utilizados, y se rechaza el nombre de perfil que no sirva como nombre de archivo, porque un nombre con separadores de ruta escribiría fuera de la carpeta portable. De las cuatro tareas de la fase siguiente (T05 a T08) se comprometieron solo las dos primeras, que se sostienen mutuamente y obligan a conectar por primera vez la persistencia con el disco.</w:t>
+        <w:t xml:space="preserve">La D02 retomó la planeación en cuatro incrementos de la O05, la contrastó con los 47 RF y revisó la fase de cimientos del primer slice, ya ejecutada a partir de la tarjeta O03-3 del 30/08/2026: 23 pruebas de lógica y 3 de integración superadas, con el tiempo de carga declarado como no verificado porque la ejecución por lotes no sirve para medirlo. Resolvió dos puntos que ningún documento fijaba. Reconfirmar una fase no sobrescribe el registro anterior, porque acumular inflaría los pasos utilizados, y se rechaza el nombre de perfil que no sirva como nombre de archivo, porque un nombre con separadores de ruta escribiría fuera de la carpeta portable. De las cuatro tareas de la fase siguiente (T05 a T08) se comprometieron solo </w:t>
+      </w:r>
+      <w:r>
+        <w:lastRenderedPageBreak/>
+        <w:t>las dos primeras, que se sostienen mutuamente y obligan a conectar por primera vez la persistencia con el disco.</w:t>
       </w:r>
     </w:p>
     <w:p>
@@ -15318,6 +15493,7 @@
         <w:spacing w:before="240" w:after="240"/>
       </w:pPr>
       <w:r>
+        <w:lastRenderedPageBreak/>
         <w:t>La D08 (23/09/2026) se adelantó a la sesión prevista del 27/09 porque el slice 3 cerró el 21/09, seis días antes del plazo de su tarjeta D07-1, y el carril de arte y sonido quedó integrado a la rama principal el mismo 23/09. Aprobó que el nivel 2 transcurra del amanecer a la noche con luz aplicada sobre la ilustración y no con un dibujo por hora, de modo que el encargo de arte no crece, y que la pantalla funda a negro, a cuatro décimas de segundo por mitad, entre narrativa y juego. Abrió el slice 4 con un módulo de informe que depende solo del núcleo. Repartió lo que quedaba: un autor lleva el slice 4 y el otro los sprites y sonidos. La D09 (24/09/2026) presentó a la colaboradora el juego con corte al último commit, con el slice 4 cerrado y fusionado (RF-01 a RF-47 implementados, 321 de 321 pruebas de edición según su documento de resultados) y los personajes animados en las 18 secuencias narrativas y las cinco escenas jugables, y acordó que los troncos del nivel 2 rodaran en el motor y no como secuencia de cuadros.</w:t>
       </w:r>
     </w:p>
@@ -15364,8 +15540,9 @@
         <w:pStyle w:val="Ttulo3"/>
         <w:spacing w:before="240"/>
       </w:pPr>
-      <w:bookmarkStart w:id="71" w:name="_Toc242811721"/>
-      <w:r>
+      <w:bookmarkStart w:id="71" w:name="_Toc242826803"/>
+      <w:r>
+        <w:lastRenderedPageBreak/>
         <w:t>5.1.6 Evaluación del prototipo (objetivo 4)</w:t>
       </w:r>
       <w:bookmarkEnd w:id="71"/>
@@ -15433,7 +15610,7 @@
       </w:pPr>
       <w:bookmarkStart w:id="72" w:name="_Toc475112174"/>
       <w:bookmarkStart w:id="73" w:name="_Toc475115530"/>
-      <w:bookmarkStart w:id="74" w:name="_Toc242811722"/>
+      <w:bookmarkStart w:id="74" w:name="_Toc242826804"/>
       <w:r>
         <w:t>5.</w:t>
       </w:r>
@@ -15570,7 +15747,14 @@
         <w:rPr>
           <w:rFonts w:eastAsia="Arial" w:cs="Arial"/>
         </w:rPr>
-        <w:t>, el paquete de entrada de Unity, gestionará los controles del juego, limitados a clic y clic sostenido; la única excepción es escribir el nombre o alias al crear un perfil.</w:t>
+        <w:t xml:space="preserve">, el paquete de entrada de Unity, gestionará los controles del juego, </w:t>
+      </w:r>
+      <w:r>
+        <w:rPr>
+          <w:rFonts w:eastAsia="Arial" w:cs="Arial"/>
+        </w:rPr>
+        <w:lastRenderedPageBreak/>
+        <w:t>limitados a clic y clic sostenido; la única excepción es escribir el nombre o alias al crear un perfil.</w:t>
       </w:r>
     </w:p>
     <w:p>
@@ -15695,7 +15879,7 @@
         <w:ind w:left="567" w:hanging="576"/>
       </w:pPr>
       <w:bookmarkStart w:id="75" w:name="_Toc475115531"/>
-      <w:bookmarkStart w:id="76" w:name="_Toc242811723"/>
+      <w:bookmarkStart w:id="76" w:name="_Toc242826805"/>
       <w:r>
         <w:t>5.</w:t>
       </w:r>
@@ -15742,7 +15926,13 @@
         <w:rPr>
           <w:rFonts w:eastAsia="Arial" w:cs="Arial"/>
         </w:rPr>
-        <w:t xml:space="preserve">Dado que el proyecto se encuentra en una fase de desarrollo y prototipado, y que no se cuenta con acceso a una población estudiantil delimitada y cuantificada formalmente, no es posible realizar un cálculo estadístico tradicional de muestra con margen de error, nivel de confianza y desviación estándar. Por esta razón, se opta por una </w:t>
+        <w:t>El acceso a la institución se consiguió con la autorización del rector del Colegio El Libertador IED del 17/09/2026, pero la población estudiantil disponible no estaba delimitada ni cuantificada formalmente, por lo que no fue posible realizar un cálculo estadístico tradicional de muestra con margen de error, nivel de confianza y desviación estándar. Por esta razón, se optó</w:t>
+      </w:r>
+      <w:r>
+        <w:rPr>
+          <w:rFonts w:eastAsia="Arial" w:cs="Arial"/>
+        </w:rPr>
+        <w:t xml:space="preserve"> por una </w:t>
       </w:r>
       <w:r>
         <w:rPr>
@@ -15808,12 +15998,13 @@
           <w:b/>
         </w:rPr>
       </w:pPr>
-      <w:bookmarkStart w:id="77" w:name="_Toc242811724"/>
+      <w:bookmarkStart w:id="77" w:name="_Toc242826806"/>
       <w:r>
         <w:rPr>
           <w:rFonts w:cs="Arial"/>
           <w:b/>
         </w:rPr>
+        <w:lastRenderedPageBreak/>
         <w:t>6. LINEAMIENTOS Y REQUERIMIENTOS DEL VIDEOJUEGO</w:t>
       </w:r>
       <w:bookmarkEnd w:id="77"/>
@@ -15842,7 +16033,7 @@
           <w:color w:val="auto"/>
         </w:rPr>
       </w:pPr>
-      <w:bookmarkStart w:id="78" w:name="_Toc242811725"/>
+      <w:bookmarkStart w:id="78" w:name="_Toc242826807"/>
       <w:r>
         <w:rPr>
           <w:color w:val="auto"/>
@@ -15859,7 +16050,7 @@
           <w:rFonts w:cs="Arial"/>
         </w:rPr>
       </w:pPr>
-      <w:bookmarkStart w:id="79" w:name="_Toc242811726"/>
+      <w:bookmarkStart w:id="79" w:name="_Toc242826808"/>
       <w:r>
         <w:rPr>
           <w:rFonts w:cs="Arial"/>
@@ -15911,7 +16102,7 @@
           <w:color w:val="auto"/>
         </w:rPr>
       </w:pPr>
-      <w:bookmarkStart w:id="80" w:name="_Toc242811759"/>
+      <w:bookmarkStart w:id="80" w:name="_Toc242826841"/>
       <w:r>
         <w:rPr>
           <w:rFonts w:cs="Arial"/>
@@ -16240,7 +16431,15 @@
           <w:rFonts w:cs="Arial"/>
           <w:color w:val="auto"/>
         </w:rPr>
-        <w:t>CP-02, CP-03 y CP-06 están redactados como prohibiciones. El primero impide que un intento fallido produzca pantalla de derrota, pérdida de progreso o penalización; el segundo, que la respuesta del sistema use puntajes en lugar de lenguaje narrativo, y el tercero, que el guía entregue la solución, aunque puede preguntar y descomponer el objetivo. Escritos de esa forma, después pudieron convertirse en pruebas automáticas, algo que un enunciado general sobre la motivación del estudiante no habría permitido. En lo técnico, CT-02 exigía que el juego corriera en los equipos de la institución sin tarjeta gráfica dedicada, y CT-03, que se entregara como una carpeta ejecutable que no se instala ni necesita internet.</w:t>
+        <w:t xml:space="preserve">CP-02, CP-03 y CP-06 están redactados como prohibiciones. El primero impide que un intento fallido produzca pantalla de derrota, pérdida de progreso o penalización; el segundo, que la respuesta del sistema use puntajes en lugar de lenguaje narrativo, y el tercero, que el guía entregue la solución, aunque puede preguntar y descomponer el objetivo. Escritos de esa forma, después pudieron convertirse en pruebas automáticas, algo que un enunciado general sobre la motivación del estudiante no habría permitido. En lo técnico, CT-02 exigía que el juego </w:t>
+      </w:r>
+      <w:r>
+        <w:rPr>
+          <w:rFonts w:cs="Arial"/>
+          <w:color w:val="auto"/>
+        </w:rPr>
+        <w:lastRenderedPageBreak/>
+        <w:t>corriera en los equipos de la institución sin tarjeta gráfica dedicada, y CT-03, que se entregara como una carpeta ejecutable que no se instala ni necesita internet.</w:t>
       </w:r>
     </w:p>
     <w:p>
@@ -16251,7 +16450,7 @@
           <w:rFonts w:cs="Arial"/>
         </w:rPr>
       </w:pPr>
-      <w:bookmarkStart w:id="81" w:name="_Toc242811727"/>
+      <w:bookmarkStart w:id="81" w:name="_Toc242826809"/>
       <w:r>
         <w:rPr>
           <w:rFonts w:cs="Arial"/>
@@ -16287,7 +16486,7 @@
           <w:color w:val="auto"/>
         </w:rPr>
       </w:pPr>
-      <w:bookmarkStart w:id="82" w:name="_Toc242811760"/>
+      <w:bookmarkStart w:id="82" w:name="_Toc242826842"/>
       <w:r>
         <w:rPr>
           <w:rFonts w:cs="Arial"/>
@@ -16993,11 +17192,12 @@
           <w:rFonts w:cs="Arial"/>
         </w:rPr>
       </w:pPr>
-      <w:bookmarkStart w:id="83" w:name="_Toc242811728"/>
-      <w:r>
-        <w:rPr>
-          <w:rFonts w:cs="Arial"/>
-        </w:rPr>
+      <w:bookmarkStart w:id="83" w:name="_Toc242826810"/>
+      <w:r>
+        <w:rPr>
+          <w:rFonts w:cs="Arial"/>
+        </w:rPr>
+        <w:lastRenderedPageBreak/>
         <w:t>6.1.3 Un documento que se corrigió con el juego</w:t>
       </w:r>
       <w:bookmarkEnd w:id="83"/>
@@ -17068,7 +17268,7 @@
           <w:color w:val="auto"/>
         </w:rPr>
       </w:pPr>
-      <w:bookmarkStart w:id="84" w:name="_Toc242811729"/>
+      <w:bookmarkStart w:id="84" w:name="_Toc242826811"/>
       <w:r>
         <w:rPr>
           <w:color w:val="auto"/>
@@ -17104,7 +17304,7 @@
           <w:color w:val="auto"/>
         </w:rPr>
       </w:pPr>
-      <w:bookmarkStart w:id="85" w:name="_Toc242811761"/>
+      <w:bookmarkStart w:id="85" w:name="_Toc242826843"/>
       <w:r>
         <w:rPr>
           <w:rFonts w:cs="Arial"/>
@@ -17850,7 +18050,15 @@
           <w:rFonts w:cs="Arial"/>
           <w:color w:val="auto"/>
         </w:rPr>
-        <w:t>La propuesta fijó dos metas para este objetivo (Tabla 4). La primera era que el 100 % de los requerimientos estuviera alineado con el pensamiento computacional. Como el resultado cambia según cómo se lea esa alineación, se reportan las dos lecturas. Con la regla que el documento se impuso, que cada requerimiento se justifique en algún lineamiento, la meta se cumple: las matrices de criterios del diseño (Anexo D, apartados 3.2 a 3.4) trazan los 47 requerimientos funcionales a un criterio pedagógico, técnico o narrativo, o al marco jurídico. De los no funcionales quedan por fuera RNF-15, sobre la convención de nombres del código, y RNF-22, sobre contenido sin violencia ni publicidad. Si en cambio se exige un vínculo directo con una faceta, la matriz de la Tabla 3 cubre 34 de los 47 requerimientos funcionales, un 72 %. Ahí están todos los de mecánica de juego, 31 de 31, y tres de soporte (RF-10, RF-12 y RF-45). Los otros trece tratan de navegación, perfiles, ayuda y consulta del docente, y por sí mismos no ejercitan ninguna faceta.</w:t>
+        <w:t xml:space="preserve">La propuesta fijó dos metas para este objetivo (Tabla 4). La primera era que el 100 % de los requerimientos estuviera alineado con el pensamiento computacional. Como el resultado cambia según cómo se lea esa alineación, se reportan las dos lecturas. Con la regla que el documento se impuso, que cada requerimiento se justifique en algún lineamiento, la meta se cumple: las matrices de criterios del diseño (Anexo D, apartados 3.2 a 3.4) trazan los 47 requerimientos funcionales a un criterio pedagógico, técnico o narrativo, o al marco jurídico. De los no funcionales quedan por fuera RNF-15, sobre la convención de nombres del código, y RNF-22, sobre contenido sin violencia ni publicidad. Si en cambio se exige un vínculo directo con una faceta, la matriz de la Tabla 3 cubre 34 de los 47 requerimientos funcionales, un 72 %. Ahí están todos los de mecánica de juego, 31 de 31, y tres de soporte (RF-10, RF-12 y RF-45). Los otros trece tratan de navegación, perfiles, ayuda y consulta del docente, y por sí </w:t>
+      </w:r>
+      <w:r>
+        <w:rPr>
+          <w:rFonts w:cs="Arial"/>
+          <w:color w:val="auto"/>
+        </w:rPr>
+        <w:lastRenderedPageBreak/>
+        <w:t>mismos no ejercitan ninguna faceta.</w:t>
       </w:r>
     </w:p>
     <w:p>
@@ -17880,7 +18088,7 @@
           <w:color w:val="auto"/>
         </w:rPr>
       </w:pPr>
-      <w:bookmarkStart w:id="86" w:name="_Toc242811762"/>
+      <w:bookmarkStart w:id="86" w:name="_Toc242826844"/>
       <w:r>
         <w:rPr>
           <w:rFonts w:cs="Arial"/>
@@ -18230,7 +18438,7 @@
           <w:color w:val="auto"/>
         </w:rPr>
       </w:pPr>
-      <w:bookmarkStart w:id="87" w:name="_Toc242811730"/>
+      <w:bookmarkStart w:id="87" w:name="_Toc242826812"/>
       <w:r>
         <w:rPr>
           <w:color w:val="auto"/>
@@ -18329,12 +18537,13 @@
           <w:b/>
         </w:rPr>
       </w:pPr>
-      <w:bookmarkStart w:id="88" w:name="_Toc242811731"/>
+      <w:bookmarkStart w:id="88" w:name="_Toc242826813"/>
       <w:r>
         <w:rPr>
           <w:rFonts w:cs="Arial"/>
           <w:b/>
         </w:rPr>
+        <w:lastRenderedPageBreak/>
         <w:t>7. DISEÑO PEDAGÓGICO Y NARRATIVO DEL VIDEOJUEGO</w:t>
       </w:r>
       <w:bookmarkEnd w:id="88"/>
@@ -18363,7 +18572,7 @@
           <w:color w:val="auto"/>
         </w:rPr>
       </w:pPr>
-      <w:bookmarkStart w:id="89" w:name="_Toc242811732"/>
+      <w:bookmarkStart w:id="89" w:name="_Toc242826814"/>
       <w:r>
         <w:rPr>
           <w:color w:val="auto"/>
@@ -18380,7 +18589,7 @@
           <w:rFonts w:cs="Arial"/>
         </w:rPr>
       </w:pPr>
-      <w:bookmarkStart w:id="90" w:name="_Toc242811733"/>
+      <w:bookmarkStart w:id="90" w:name="_Toc242826815"/>
       <w:r>
         <w:rPr>
           <w:rFonts w:cs="Arial"/>
@@ -18491,7 +18700,7 @@
           <w:rFonts w:cs="Arial"/>
         </w:rPr>
       </w:pPr>
-      <w:bookmarkStart w:id="91" w:name="_Toc242811734"/>
+      <w:bookmarkStart w:id="91" w:name="_Toc242826816"/>
       <w:r>
         <w:rPr>
           <w:rFonts w:cs="Arial"/>
@@ -18527,12 +18736,13 @@
           <w:color w:val="auto"/>
         </w:rPr>
       </w:pPr>
-      <w:bookmarkStart w:id="92" w:name="_Toc242811763"/>
-      <w:r>
-        <w:rPr>
-          <w:rFonts w:cs="Arial"/>
-          <w:color w:val="auto"/>
-        </w:rPr>
+      <w:bookmarkStart w:id="92" w:name="_Toc242826845"/>
+      <w:r>
+        <w:rPr>
+          <w:rFonts w:cs="Arial"/>
+          <w:color w:val="auto"/>
+        </w:rPr>
+        <w:lastRenderedPageBreak/>
         <w:t xml:space="preserve">Tabla </w:t>
       </w:r>
       <w:r>
@@ -19192,7 +19402,7 @@
           <w:rFonts w:cs="Arial"/>
         </w:rPr>
       </w:pPr>
-      <w:bookmarkStart w:id="93" w:name="_Toc242811735"/>
+      <w:bookmarkStart w:id="93" w:name="_Toc242826817"/>
       <w:r>
         <w:rPr>
           <w:rFonts w:cs="Arial"/>
@@ -19230,7 +19440,15 @@
           <w:rFonts w:cs="Arial"/>
           <w:color w:val="auto"/>
         </w:rPr>
-        <w:t>RF-11 exige que cada acción tenga, en menos de un segundo, una respuesta visible y un mensaje narrativo que describa lo ocurrido sin calificarlo. Los intentos son ilimitados, no existe pantalla de derrota y lo aprobado no se pierde con un fallo posterior (RF-18, RF-41 y RF-43). Al terminar cada nivel el estudiante ve un resumen de lo que hizo, redactado sin cifras.</w:t>
+        <w:t xml:space="preserve">RF-11 exige que cada acción tenga, en menos de un segundo, una respuesta visible y un mensaje narrativo que describa lo ocurrido sin calificarlo. Los intentos son ilimitados, no existe </w:t>
+      </w:r>
+      <w:r>
+        <w:rPr>
+          <w:rFonts w:cs="Arial"/>
+          <w:color w:val="auto"/>
+        </w:rPr>
+        <w:lastRenderedPageBreak/>
+        <w:t>pantalla de derrota y lo aprobado no se pierde con un fallo posterior (RF-18, RF-41 y RF-43). Al terminar cada nivel el estudiante ve un resumen de lo que hizo, redactado sin cifras.</w:t>
       </w:r>
     </w:p>
     <w:p>
@@ -19257,7 +19475,7 @@
           <w:rFonts w:cs="Arial"/>
         </w:rPr>
       </w:pPr>
-      <w:bookmarkStart w:id="94" w:name="_Toc242811736"/>
+      <w:bookmarkStart w:id="94" w:name="_Toc242826818"/>
       <w:r>
         <w:rPr>
           <w:rFonts w:cs="Arial"/>
@@ -19306,7 +19524,7 @@
           <w:color w:val="auto"/>
         </w:rPr>
       </w:pPr>
-      <w:bookmarkStart w:id="95" w:name="_Toc242811737"/>
+      <w:bookmarkStart w:id="95" w:name="_Toc242826819"/>
       <w:r>
         <w:rPr>
           <w:color w:val="auto"/>
@@ -19358,7 +19576,7 @@
           <w:color w:val="auto"/>
         </w:rPr>
       </w:pPr>
-      <w:bookmarkStart w:id="96" w:name="_Toc242811764"/>
+      <w:bookmarkStart w:id="96" w:name="_Toc242826846"/>
       <w:r>
         <w:rPr>
           <w:rFonts w:cs="Arial"/>
@@ -19933,7 +20151,16 @@
                 <w:color w:val="auto"/>
                 <w:sz w:val="20"/>
               </w:rPr>
-              <w:t>Un mensaje por objeto o por paso; en el laberinto, el bloque donde se detuvo la carretilla</w:t>
+              <w:t xml:space="preserve">Un mensaje por objeto o por paso; en el laberinto, </w:t>
+            </w:r>
+            <w:r>
+              <w:rPr>
+                <w:rFonts w:cs="Arial"/>
+                <w:color w:val="auto"/>
+                <w:sz w:val="20"/>
+              </w:rPr>
+              <w:lastRenderedPageBreak/>
+              <w:t>el bloque donde se detuvo la carretilla</w:t>
             </w:r>
           </w:p>
         </w:tc>
@@ -19958,7 +20185,17 @@
                 <w:color w:val="auto"/>
                 <w:sz w:val="20"/>
               </w:rPr>
-              <w:t>Queda señalado el espacio exacto y solo vuelve lo mal puesto</w:t>
+              <w:lastRenderedPageBreak/>
+              <w:t xml:space="preserve">Queda señalado el espacio exacto y solo </w:t>
+            </w:r>
+            <w:r>
+              <w:rPr>
+                <w:rFonts w:cs="Arial"/>
+                <w:color w:val="auto"/>
+                <w:sz w:val="20"/>
+              </w:rPr>
+              <w:lastRenderedPageBreak/>
+              <w:t>vuelve lo mal puesto</w:t>
             </w:r>
           </w:p>
         </w:tc>
@@ -19979,6 +20216,7 @@
           <w:color w:val="auto"/>
           <w:sz w:val="18"/>
         </w:rPr>
+        <w:lastRenderedPageBreak/>
         <w:t>Fuente: elaboración propia a partir del guion (Anexo D) y de la síntesis de dificultad del tercer objetivo (Anexo E, tabla 4.12).</w:t>
       </w:r>
     </w:p>
@@ -20009,7 +20247,7 @@
           <w:color w:val="auto"/>
         </w:rPr>
       </w:pPr>
-      <w:bookmarkStart w:id="97" w:name="_Toc242811765"/>
+      <w:bookmarkStart w:id="97" w:name="_Toc242826847"/>
       <w:r>
         <w:rPr>
           <w:rFonts w:cs="Arial"/>
@@ -20382,7 +20620,7 @@
           <w:color w:val="auto"/>
         </w:rPr>
       </w:pPr>
-      <w:bookmarkStart w:id="98" w:name="_Toc242811738"/>
+      <w:bookmarkStart w:id="98" w:name="_Toc242826820"/>
       <w:r>
         <w:rPr>
           <w:color w:val="auto"/>
@@ -20488,12 +20726,13 @@
           <w:b/>
         </w:rPr>
       </w:pPr>
-      <w:bookmarkStart w:id="99" w:name="_Toc242811739"/>
+      <w:bookmarkStart w:id="99" w:name="_Toc242826821"/>
       <w:r>
         <w:rPr>
           <w:rFonts w:cs="Arial"/>
           <w:b/>
         </w:rPr>
+        <w:lastRenderedPageBreak/>
         <w:t>8. DESARROLLO DEL PROTOTIPO FUNCIONAL</w:t>
       </w:r>
       <w:bookmarkEnd w:id="99"/>
@@ -20536,7 +20775,7 @@
           <w:color w:val="auto"/>
         </w:rPr>
       </w:pPr>
-      <w:bookmarkStart w:id="100" w:name="_Toc242811740"/>
+      <w:bookmarkStart w:id="100" w:name="_Toc242826822"/>
       <w:r>
         <w:rPr>
           <w:color w:val="auto"/>
@@ -20553,7 +20792,7 @@
           <w:rFonts w:cs="Arial"/>
         </w:rPr>
       </w:pPr>
-      <w:bookmarkStart w:id="101" w:name="_Toc242811741"/>
+      <w:bookmarkStart w:id="101" w:name="_Toc242826823"/>
       <w:r>
         <w:rPr>
           <w:rFonts w:cs="Arial"/>
@@ -20633,7 +20872,7 @@
           <w:color w:val="auto"/>
         </w:rPr>
       </w:pPr>
-      <w:bookmarkStart w:id="102" w:name="_Toc242811766"/>
+      <w:bookmarkStart w:id="102" w:name="_Toc242826848"/>
       <w:r>
         <w:rPr>
           <w:rFonts w:cs="Arial"/>
@@ -21310,6 +21549,7 @@
           <w:rFonts w:cs="Arial"/>
           <w:color w:val="auto"/>
         </w:rPr>
+        <w:lastRenderedPageBreak/>
         <w:t>La colaboradora es Sofía Valentina Giraldo Segovia, vinculada el 2 de septiembre de 2026 (acta D01) para el diseño y la asesoría gráfica de los sprites, que dibujó con CLIP Studio. Cada sprite pasó por cinco pasos. Empezaba con una búsqueda de inspiración en equipo, una lluvia de ideas a partir de la dirección de arte. De ahí salía el boceto, y del boceto la limpieza de la línea, seguida de la aplicación del color y las sombras, que el acta D04 pidió planas y de un solo tono, sin degradado, para no romper el sombreado del resto del juego. El quinto paso era la entrega y las correcciones: en la sesión de los miércoles, que corrió hasta el 30 de septiembre, los autores revisaban cómo se leía la pieza en pantalla y cómo entraba en el motor, en tamaño, capas y nomenclatura, y ningún boceto pasaba a arte final sin resolver las dos cosas. Como las piezas llevan el nombre que fija la dirección de arte, mientras la composición se conserve la versión corregida entra sustituyendo el archivo, sin tocar código ni escenas.</w:t>
       </w:r>
     </w:p>
@@ -21365,7 +21605,7 @@
           <w:rFonts w:cs="Arial"/>
         </w:rPr>
       </w:pPr>
-      <w:bookmarkStart w:id="103" w:name="_Toc242811742"/>
+      <w:bookmarkStart w:id="103" w:name="_Toc242826824"/>
       <w:r>
         <w:rPr>
           <w:rFonts w:cs="Arial"/>
@@ -21454,7 +21694,15 @@
           <w:rFonts w:cs="Arial"/>
           <w:color w:val="auto"/>
         </w:rPr>
-        <w:t xml:space="preserve"> Cada guardado escribe primero un archivo temporal y después lo pone en el lugar del perfil, de modo que un cierre forzado al guardar no deja un perfil truncado. Si un perfil no se puede leer, el juego lo avisa sin cerrarse y permite borrarlo. El panel de perfiles los presenta de tres en tres, con flechas para pasar de página.</w:t>
+        <w:t xml:space="preserve"> Cada guardado escribe primero un archivo temporal y después lo pone en el lugar del perfil, de modo </w:t>
+      </w:r>
+      <w:r>
+        <w:rPr>
+          <w:rFonts w:cs="Arial"/>
+          <w:color w:val="auto"/>
+        </w:rPr>
+        <w:lastRenderedPageBreak/>
+        <w:t>que un cierre forzado al guardar no deja un perfil truncado. Si un perfil no se puede leer, el juego lo avisa sin cerrarse y permite borrarlo. El panel de perfiles los presenta de tres en tres, con flechas para pasar de página.</w:t>
       </w:r>
       <w:r>
         <w:rPr>
@@ -21486,7 +21734,7 @@
           <w:rFonts w:cs="Arial"/>
         </w:rPr>
       </w:pPr>
-      <w:bookmarkStart w:id="104" w:name="_Toc242811743"/>
+      <w:bookmarkStart w:id="104" w:name="_Toc242826825"/>
       <w:r>
         <w:rPr>
           <w:rFonts w:cs="Arial"/>
@@ -21550,7 +21798,7 @@
           <w:color w:val="auto"/>
         </w:rPr>
       </w:pPr>
-      <w:bookmarkStart w:id="105" w:name="_Toc242811781"/>
+      <w:bookmarkStart w:id="105" w:name="_Toc242826863"/>
       <w:r>
         <w:rPr>
           <w:rFonts w:cs="Arial"/>
@@ -21738,12 +21986,13 @@
           <w:color w:val="auto"/>
         </w:rPr>
       </w:pPr>
-      <w:bookmarkStart w:id="106" w:name="_Toc242811782"/>
-      <w:r>
-        <w:rPr>
-          <w:rFonts w:cs="Arial"/>
-          <w:color w:val="auto"/>
-        </w:rPr>
+      <w:bookmarkStart w:id="106" w:name="_Toc242826864"/>
+      <w:r>
+        <w:rPr>
+          <w:rFonts w:cs="Arial"/>
+          <w:color w:val="auto"/>
+        </w:rPr>
+        <w:lastRenderedPageBreak/>
         <w:t xml:space="preserve">Figura </w:t>
       </w:r>
       <w:r>
@@ -21934,7 +22183,7 @@
           <w:color w:val="auto"/>
         </w:rPr>
       </w:pPr>
-      <w:bookmarkStart w:id="107" w:name="_Toc242811783"/>
+      <w:bookmarkStart w:id="107" w:name="_Toc242826865"/>
       <w:r>
         <w:rPr>
           <w:rFonts w:cs="Arial"/>
@@ -22090,7 +22339,15 @@
           <w:rFonts w:cs="Arial"/>
           <w:color w:val="auto"/>
         </w:rPr>
-        <w:t xml:space="preserve">Una ronda de ajustes de diseño, decidida por los autores el 8 de octubre, cambió después del corte la presentación de varias pantallas sin tocar las mecánicas. La portada del menú es ahora la mitad izquierda del bosque del Nivel 2 con los cinco personajes en reposo, cada uno en un punto distinto de su ciclo para que no respiren al unísono; el título, blanco de 112 px con contorno de 4 px, quedó encima de una tarjeta que se redujo de 280 a 120 px y conserva solo el lema. En el laberinto, el entorno y la tarjeta comparten un único fondo ámbar (#E8A33D) y un marco redondeado de 8 px; la Figura 7 muestra el </w:t>
+        <w:t xml:space="preserve">Una ronda de ajustes de diseño, decidida por los autores el 8 de octubre, cambió después del corte la presentación de varias pantallas sin tocar las mecánicas. La portada del menú es ahora la mitad izquierda del bosque del Nivel 2 con los cinco personajes en reposo, cada uno en un punto distinto de su ciclo para que no respiren al unísono; el título, blanco de 112 px con contorno de 4 px, quedó encima de una tarjeta que se redujo de 280 a 120 px y conserva solo el lema. En el laberinto, el entorno y la tarjeta comparten un único fondo ámbar (#E8A33D) y </w:t>
+      </w:r>
+      <w:r>
+        <w:rPr>
+          <w:rFonts w:cs="Arial"/>
+          <w:color w:val="auto"/>
+        </w:rPr>
+        <w:lastRenderedPageBreak/>
+        <w:t xml:space="preserve">un marco redondeado de 8 px; la Figura 7 muestra el </w:t>
       </w:r>
       <w:r>
         <w:rPr>
@@ -22174,7 +22431,7 @@
           <w:rFonts w:cs="Arial"/>
         </w:rPr>
       </w:pPr>
-      <w:bookmarkStart w:id="108" w:name="_Toc242811744"/>
+      <w:bookmarkStart w:id="108" w:name="_Toc242826826"/>
       <w:r>
         <w:rPr>
           <w:rFonts w:cs="Arial"/>
@@ -22226,6 +22483,7 @@
           <w:rFonts w:cs="Arial"/>
           <w:color w:val="auto"/>
         </w:rPr>
+        <w:lastRenderedPageBreak/>
         <w:t>Importar el arte sin comprimir tiene un costo en memoria. Se aceptó porque, comprimidas, las ilustraciones planas mostraban una rejilla de bloques que la capa de oscuridad del Nivel 1 hacía todavía más visible.</w:t>
       </w:r>
       <w:r>
@@ -22272,7 +22530,7 @@
           <w:color w:val="auto"/>
         </w:rPr>
       </w:pPr>
-      <w:bookmarkStart w:id="109" w:name="_Toc242811745"/>
+      <w:bookmarkStart w:id="109" w:name="_Toc242826827"/>
       <w:r>
         <w:rPr>
           <w:color w:val="auto"/>
@@ -22410,6 +22668,7 @@
           <w:rFonts w:cs="Arial"/>
           <w:color w:val="auto"/>
         </w:rPr>
+        <w:lastRenderedPageBreak/>
         <w:t xml:space="preserve">El segundo pedía una ruta principal sin bloqueos en los tres niveles. </w:t>
       </w:r>
       <w:r>
@@ -22503,7 +22762,7 @@
           <w:color w:val="auto"/>
         </w:rPr>
       </w:pPr>
-      <w:bookmarkStart w:id="110" w:name="_Toc242811767"/>
+      <w:bookmarkStart w:id="110" w:name="_Toc242826849"/>
       <w:r>
         <w:rPr>
           <w:rFonts w:cs="Arial"/>
@@ -22937,12 +23196,13 @@
           <w:color w:val="auto"/>
         </w:rPr>
       </w:pPr>
-      <w:bookmarkStart w:id="111" w:name="_Toc242811768"/>
-      <w:r>
-        <w:rPr>
-          <w:rFonts w:cs="Arial"/>
-          <w:color w:val="auto"/>
-        </w:rPr>
+      <w:bookmarkStart w:id="111" w:name="_Toc242826850"/>
+      <w:r>
+        <w:rPr>
+          <w:rFonts w:cs="Arial"/>
+          <w:color w:val="auto"/>
+        </w:rPr>
+        <w:lastRenderedPageBreak/>
         <w:t xml:space="preserve">Tabla </w:t>
       </w:r>
       <w:r>
@@ -23673,7 +23933,7 @@
           <w:color w:val="auto"/>
         </w:rPr>
       </w:pPr>
-      <w:bookmarkStart w:id="112" w:name="_Toc242811769"/>
+      <w:bookmarkStart w:id="112" w:name="_Toc242826851"/>
       <w:r>
         <w:rPr>
           <w:rFonts w:cs="Arial"/>
@@ -24432,7 +24692,7 @@
           <w:color w:val="auto"/>
         </w:rPr>
       </w:pPr>
-      <w:bookmarkStart w:id="113" w:name="_Toc242811746"/>
+      <w:bookmarkStart w:id="113" w:name="_Toc242826828"/>
       <w:r>
         <w:rPr>
           <w:color w:val="auto"/>
@@ -24454,7 +24714,15 @@
           <w:rFonts w:cs="Arial"/>
           <w:color w:val="auto"/>
         </w:rPr>
-        <w:t>El prototipo llevó a un programa el diseño de los dos primeros objetivos, con tres niveles cuyos retos lógicos cambian de naturaleza de uno a otro. Los criterios pedagógicos quedaron fijados en pruebas automáticas: ninguna derrota, ninguna cifra ante el estudiante y pistas que no dan la respuesta.</w:t>
+        <w:t xml:space="preserve">El prototipo llevó a un programa el diseño de los dos primeros objetivos, con tres niveles cuyos </w:t>
+      </w:r>
+      <w:r>
+        <w:rPr>
+          <w:rFonts w:cs="Arial"/>
+          <w:color w:val="auto"/>
+        </w:rPr>
+        <w:lastRenderedPageBreak/>
+        <w:t>retos lógicos cambian de naturaleza de uno a otro. Los criterios pedagógicos quedaron fijados en pruebas automáticas: ninguna derrota, ninguna cifra ante el estudiante y pistas que no dan la respuesta.</w:t>
       </w:r>
     </w:p>
     <w:p>
@@ -24585,7 +24853,7 @@
           <w:b/>
         </w:rPr>
       </w:pPr>
-      <w:bookmarkStart w:id="114" w:name="_Toc242811747"/>
+      <w:bookmarkStart w:id="114" w:name="_Toc242826829"/>
       <w:r>
         <w:rPr>
           <w:rFonts w:cs="Arial"/>
@@ -24619,7 +24887,7 @@
         <w:pStyle w:val="Ttulo2"/>
         <w:spacing w:before="240"/>
       </w:pPr>
-      <w:bookmarkStart w:id="115" w:name="_Toc242811748"/>
+      <w:bookmarkStart w:id="115" w:name="_Toc242826830"/>
       <w:r>
         <w:rPr>
           <w:b w:val="0"/>
@@ -24634,7 +24902,7 @@
         <w:pStyle w:val="Ttulo3"/>
         <w:spacing w:before="240"/>
       </w:pPr>
-      <w:bookmarkStart w:id="116" w:name="_Toc242811749"/>
+      <w:bookmarkStart w:id="116" w:name="_Toc242826831"/>
       <w:r>
         <w:rPr>
           <w:rFonts w:cs="Arial"/>
@@ -24652,7 +24920,15 @@
           <w:rFonts w:cs="Arial"/>
           <w:color w:val="auto"/>
         </w:rPr>
-        <w:t>El plan de pruebas entró al proyecto el 29 de septiembre de 2026, con unos 120 casos y seis puntos de control, y el acta D10 lo recogió [53]. El resultado esperado de cada caso sale del requerimiento radicado, de los criterios de aceptación de la historia de usuario y del caso de uso que lo trazan y, si un hallazgo de consistencia cambió el comportamiento, de la decisión de ese hallazgo; si un criterio vive solo en una historia y el juego no lo cumple, el caso falla igual.</w:t>
+        <w:t xml:space="preserve">El plan de pruebas entró al proyecto el 29 de septiembre de 2026, con unos 120 casos y seis puntos de control, y el acta D10 lo recogió [53]. El resultado esperado de cada caso sale del requerimiento radicado, de los criterios de aceptación de la historia de usuario y del caso de </w:t>
+      </w:r>
+      <w:r>
+        <w:rPr>
+          <w:rFonts w:cs="Arial"/>
+          <w:color w:val="auto"/>
+        </w:rPr>
+        <w:lastRenderedPageBreak/>
+        <w:t>uso que lo trazan y, si un hallazgo de consistencia cambió el comportamiento, de la decisión de ese hallazgo; si un criterio vive solo en una historia y el juego no lo cumple, el caso falla igual.</w:t>
       </w:r>
     </w:p>
     <w:p>
@@ -24672,7 +24948,7 @@
         <w:pStyle w:val="Ttulo3"/>
         <w:spacing w:before="240"/>
       </w:pPr>
-      <w:bookmarkStart w:id="117" w:name="_Toc242811750"/>
+      <w:bookmarkStart w:id="117" w:name="_Toc242826832"/>
       <w:r>
         <w:rPr>
           <w:rFonts w:cs="Arial"/>
@@ -24724,7 +25000,7 @@
         <w:pStyle w:val="Ttulo3"/>
         <w:spacing w:before="240"/>
       </w:pPr>
-      <w:bookmarkStart w:id="118" w:name="_Toc242811751"/>
+      <w:bookmarkStart w:id="118" w:name="_Toc242826833"/>
       <w:r>
         <w:rPr>
           <w:rFonts w:cs="Arial"/>
@@ -24754,7 +25030,15 @@
           <w:rFonts w:cs="Arial"/>
           <w:color w:val="auto"/>
         </w:rPr>
-        <w:t>rc3 se compiló el 10 de octubre de 2026 en 1 min 39 s, desde el commit f49ccc9 de la rama feat/personajes-animados y con el árbol de trabajo limpio, lo que rc1 y rc2 no tuvieron. Algoritmia.exe es solo el lanzador y conserva la huella SHA-256 de los candidatos anteriores, así que cada uno se distingue por la huella del contenido de Algoritmia_Data (b8e30db6…). La carpeta entregable tiene 253 archivos y pesa 426,6 MB frente a los 479,0 MB de rc2, aunque ya incluye el arte final de los personajes, porque cinco imágenes del Nivel 1 pasaron a importarse a 256 px (INC-146). Las sesiones corrieron en el equipo de desarrollo, un AMD Ryzen 5 7600X con 32 GB de RAM, una NVIDIA GeForce RTX 5070 Ti y Windows 11 Home de 64 bits, con la ventana a 1920 × 1080.</w:t>
+        <w:t xml:space="preserve">rc3 se compiló el 10 de octubre de 2026 en 1 min 39 s, desde el commit f49ccc9 de la rama feat/personajes-animados y con el árbol de trabajo limpio, lo que rc1 y rc2 no tuvieron. Algoritmia.exe es solo el lanzador y conserva la huella SHA-256 de los candidatos anteriores, así que cada uno se distingue por la huella del contenido de Algoritmia_Data (b8e30db6…). </w:t>
+      </w:r>
+      <w:r>
+        <w:rPr>
+          <w:rFonts w:cs="Arial"/>
+          <w:color w:val="auto"/>
+        </w:rPr>
+        <w:lastRenderedPageBreak/>
+        <w:t>La carpeta entregable tiene 253 archivos y pesa 426,6 MB frente a los 479,0 MB de rc2, aunque ya incluye el arte final de los personajes, porque cinco imágenes del Nivel 1 pasaron a importarse a 256 px (INC-146). Las sesiones corrieron en el equipo de desarrollo, un AMD Ryzen 5 7600X con 32 GB de RAM, una NVIDIA GeForce RTX 5070 Ti y Windows 11 Home de 64 bits, con la ventana a 1920 × 1080.</w:t>
       </w:r>
     </w:p>
     <w:p>
@@ -24762,7 +25046,7 @@
         <w:pStyle w:val="Ttulo3"/>
         <w:spacing w:before="240"/>
       </w:pPr>
-      <w:bookmarkStart w:id="119" w:name="_Toc242811752"/>
+      <w:bookmarkStart w:id="119" w:name="_Toc242826834"/>
       <w:r>
         <w:rPr>
           <w:rFonts w:cs="Arial"/>
@@ -24840,7 +25124,7 @@
         <w:pStyle w:val="Ttulo2"/>
         <w:spacing w:before="240"/>
       </w:pPr>
-      <w:bookmarkStart w:id="120" w:name="_Toc242811753"/>
+      <w:bookmarkStart w:id="120" w:name="_Toc242826835"/>
       <w:r>
         <w:rPr>
           <w:b w:val="0"/>
@@ -24873,7 +25157,7 @@
           <w:color w:val="auto"/>
         </w:rPr>
       </w:pPr>
-      <w:bookmarkStart w:id="121" w:name="_Toc242811770"/>
+      <w:bookmarkStart w:id="121" w:name="_Toc242826852"/>
       <w:r>
         <w:rPr>
           <w:rFonts w:cs="Arial"/>
@@ -25121,7 +25405,23 @@
                 <w:color w:val="auto"/>
                 <w:sz w:val="20"/>
               </w:rPr>
-              <w:t>7,0 % (128 de 132 casos con veredicto; 96,8 %, 122 de 126, en el corte del 10 de octubre</w:t>
+              <w:t>7,0 % (12</w:t>
+            </w:r>
+            <w:r>
+              <w:rPr>
+                <w:rFonts w:cs="Arial"/>
+                <w:color w:val="auto"/>
+                <w:sz w:val="20"/>
+              </w:rPr>
+              <w:t>9 de 133</w:t>
+            </w:r>
+            <w:r>
+              <w:rPr>
+                <w:rFonts w:cs="Arial"/>
+                <w:color w:val="auto"/>
+                <w:sz w:val="20"/>
+              </w:rPr>
+              <w:t xml:space="preserve"> casos con veredicto; 96,8 %, 122 de 126, en el corte del 10 de octubre</w:t>
             </w:r>
             <w:r>
               <w:rPr>
@@ -25404,6 +25704,7 @@
           <w:rFonts w:cs="Arial"/>
           <w:color w:val="auto"/>
         </w:rPr>
+        <w:lastRenderedPageBreak/>
         <w:t>Antes de la pasada se corrió la suite completa, el 10 de octubre: 1 167 pruebas, con 1 165 aprobadas, una omitida y una fallida. En EditMode pasan 748 de 749 (una omisión por entorno) y en PlayMode 417 de 418; el fallo es RiverLevel_RNF21, sensible al tiempo, que pasa corrida sola. Son 321 pruebas más que las 846 del 1 de octubre (Tabla 10). Se corrió sobre el commit 292b108 y no sobre el contenido exacto de rc3, que solo difiere en una escena reserializada y seis imágenes sin referencias (DEF-RC3-I04). Es evidencia de apoyo y no cuenta en los indicadores, porque los casos se juzgan sobre el ejecutable.</w:t>
       </w:r>
     </w:p>
@@ -25423,7 +25724,14 @@
           <w:rFonts w:cs="Arial"/>
           <w:color w:val="auto"/>
         </w:rPr>
-        <w:t>8 terminaron en P, 4 en F y 4 siguen pendientes (PF-RNF12-01, PF-RNF13-01, PF-RNF22-01 y PF-RNF23-01), sin PD, B ni NA (Tabla 13). Seis de los 128 P salen de la hoja de comprobaciones humanas, que se ejecutó el 13 de octubre en una sesión manual sobre rc3 y no con el arnés: PF-RNF07-02 (H3), PF-RNF08-01 (H4), PF-CT02-01 (H5) y PF-SON-01 a PF-SON-03 (H12, con H6 y H7). En el corte del 10 de octubre eran 122 P, 4 F y 10 pendientes</w:t>
+        <w:t>9 terminaron en P, 4 en F y 3 siguen pendientes (PF-RNF13-01, PF-RNF22-01 y PF-RNF23-01), sin PD, B ni NA (Tabla 13). Seis de los 129 P salen de la hoja de comprobaciones humanas, que se ejecutó el 13 de octubre en una sesión manual sobre rc3 y no con el arnés: PF-RNF07-02 (H3), PF-RNF08-01 (H4), PF-CT02-01 (H5) y PF-SON-01 a PF-SON-03 (H12, con H6 y H7). El séptimo caso que dejó de estar pendiente, PF-RNF12-01, pasó a P con el formato de consentimiento informado (Anexo F) y los 4 consentimientos firmados de esa misma sesión</w:t>
+      </w:r>
+      <w:r>
+        <w:rPr>
+          <w:rFonts w:cs="Arial"/>
+          <w:color w:val="auto"/>
+        </w:rPr>
+        <w:t>. En el corte del 10 de octubre eran 122 P, 4 F y 10 pendientes</w:t>
       </w:r>
       <w:r>
         <w:rPr>
@@ -25444,7 +25752,7 @@
           <w:color w:val="auto"/>
         </w:rPr>
       </w:pPr>
-      <w:bookmarkStart w:id="122" w:name="_Toc242811771"/>
+      <w:bookmarkStart w:id="122" w:name="_Toc242826853"/>
       <w:r>
         <w:rPr>
           <w:rFonts w:cs="Arial"/>
@@ -26531,7 +26839,7 @@
                 <w:color w:val="auto"/>
                 <w:sz w:val="20"/>
               </w:rPr>
-              <w:t>7 · 3 · 3</w:t>
+              <w:t>8 · 3 · 2</w:t>
             </w:r>
           </w:p>
         </w:tc>
@@ -26693,7 +27001,7 @@
                 <w:color w:val="auto"/>
                 <w:sz w:val="20"/>
               </w:rPr>
-              <w:t>8 · 4 · 4</w:t>
+              <w:t>9 · 4 · 3</w:t>
             </w:r>
           </w:p>
         </w:tc>
@@ -26728,7 +27036,21 @@
           <w:rFonts w:cs="Arial"/>
           <w:color w:val="auto"/>
         </w:rPr>
-        <w:t>queda en 100 % (3 de 3), porque sus tres casos son de oído y los aprobó una persona el 13 de octubre, lo que es un juicio y no una medición; RNF queda en 82,4 % (14 de 17) por los tres fallidos de la inspección, frente a 78,6 % (11 de 14) en el corte del 10 de octubre</w:t>
+        <w:t>queda en 100 % (3 de 3), porque sus tres casos son de oído y los aprobó una persona el 13 de octubre, lo que es un juicio y no una medición; RNF queda en 8</w:t>
+      </w:r>
+      <w:r>
+        <w:rPr>
+          <w:rFonts w:cs="Arial"/>
+          <w:color w:val="auto"/>
+        </w:rPr>
+        <w:t>3,3 % (15 de 18</w:t>
+      </w:r>
+      <w:r>
+        <w:rPr>
+          <w:rFonts w:cs="Arial"/>
+          <w:color w:val="auto"/>
+        </w:rPr>
+        <w:t>) por los tres fallidos de la inspección, frente a 78,6 % (11 de 14) en el corte del 10 de octubre</w:t>
       </w:r>
       <w:r>
         <w:rPr>
@@ -26754,7 +27076,15 @@
           <w:rFonts w:cs="Arial"/>
           <w:color w:val="auto"/>
         </w:rPr>
-        <w:t>la comprobación H8, con cronómetro, dio el 13 de octubre entre 40 y 45 min, hasta 5 min por encima de la referencia de 20 a 40 min del OE1; no se registró la causa</w:t>
+        <w:t xml:space="preserve">la comprobación H8, con </w:t>
+      </w:r>
+      <w:r>
+        <w:rPr>
+          <w:rFonts w:cs="Arial"/>
+          <w:color w:val="auto"/>
+        </w:rPr>
+        <w:lastRenderedPageBreak/>
+        <w:t>cronómetro, dio el 13 de octubre entre 40 y 45 min, hasta 5 min por encima de la referencia de 20 a 40 min del OE1; no se registró la causa</w:t>
       </w:r>
       <w:r>
         <w:rPr>
@@ -26774,6 +27104,13 @@
           <w:color w:val="auto"/>
         </w:rPr>
         <w:t>Los tres presupuestos duros se miden sobre el ejecutable (Tabla 14). La carga sale de la línea RNF-04 del Player.log y mide la carga, no el primer cuadro visible; la peor fue la de una escena narrativa, con 0,268 s, las demás cargaron en 0,13 s o menos y el arranque, de Boot al menú, tarda cerca de 3,4 s. La memoria privada máxima fue de 1094 MiB, en la cueva del Nivel 1, y la de trabajo de 438 MiB, sobre 4 213 muestras de todas las sesiones. En RNF-10, 4 516 muestras de red tomadas cada 2 s no registraron ninguna conexión TCP ni UDP del proceso, y el ejecutable no nombra los servidores de Unity. Las cifras de rc2 no se heredan, porque el arte de perfil, las caras y los retratos entraron después.</w:t>
+      </w:r>
+      <w:r>
+        <w:rPr>
+          <w:rFonts w:cs="Arial"/>
+          <w:color w:val="auto"/>
+        </w:rPr>
+        <w:t xml:space="preserve"> En rc4, recompilado el 13 de octubre desde el commit 0405eba, la peor carga fue de 0,403 s, también en una escena narrativa, sobre 46 cargas en 4 lanzamientos, y la memoria privada máxima, de 1083,3 MiB (1,06 GiB), en la cueva del Nivel 1. Son una o dos cargas por escena, menos de las tres que pide PF-RNF04-01, así que la Tabla 14 conserva las cifras de rc3 y las de rc4 las confirman.</w:t>
       </w:r>
     </w:p>
     <w:p>
@@ -26787,7 +27124,7 @@
           <w:color w:val="auto"/>
         </w:rPr>
       </w:pPr>
-      <w:bookmarkStart w:id="123" w:name="_Toc242811772"/>
+      <w:bookmarkStart w:id="123" w:name="_Toc242826854"/>
       <w:r>
         <w:rPr>
           <w:rFonts w:cs="Arial"/>
@@ -27459,7 +27796,29 @@
           <w:rFonts w:cs="Arial"/>
           <w:color w:val="auto"/>
         </w:rPr>
-        <w:t>La pasada sobre rc3 registró 16 hallazgos, 7 Menores y 9 observaciones, ninguno Bloqueante ni Mayor y todos abiertos a la espera del triaje. De los Menores, tres tocan el juego: los iconos del informe docente montados sobre el texto de las cabeceras (DEF-RC3-05), la instrucción del bosque que se sale de su tablilla (DEF-RC3-10) y un doble clic en «Omitir» que lleva al menú de niveles sin mostrar el resumen, sin perder el progreso (DEF-RC3-09). Los otros cuatro vienen de la inspección: identificadores en español (DEF-RC3-I01), commits sin tarjeta (DEF-RC3-I02), un halo de croma en nueve imágenes de caras (DEF-RC3-I03) y una suite que no corrió sobre el contenido exacto de rc3 (DEF-RC3-I04). Las nueve observaciones no incumplen ningún criterio: cuatro piden corregir el documento de casos, tres esperan una decisión de arte o de diseño, una es de disposición y una atañe a las pruebas de arquitectura.</w:t>
+        <w:t xml:space="preserve">La pasada sobre rc3 registró 16 hallazgos, 7 Menores y 9 observaciones, ninguno Bloqueante </w:t>
+      </w:r>
+      <w:r>
+        <w:rPr>
+          <w:rFonts w:cs="Arial"/>
+          <w:color w:val="auto"/>
+        </w:rPr>
+        <w:lastRenderedPageBreak/>
+        <w:t>ni Mayor y todos abiertos a</w:t>
+      </w:r>
+      <w:r>
+        <w:rPr>
+          <w:rFonts w:cs="Arial"/>
+          <w:color w:val="auto"/>
+        </w:rPr>
+        <w:t>l cierre de la pasada. El 13 de octubre de 2026 se decidió el destino de cada uno, sin que ninguno quedara corregido en rc3; cuatro (DEF-RC3-05, 09, 10 y 11) se corrigieron después en el código, en el commit 0405eba, y entraron en rc4</w:t>
+      </w:r>
+      <w:r>
+        <w:rPr>
+          <w:rFonts w:cs="Arial"/>
+          <w:color w:val="auto"/>
+        </w:rPr>
+        <w:t>. De los Menores, tres tocan el juego: los iconos del informe docente montados sobre el texto de las cabeceras (DEF-RC3-05), la instrucción del bosque que se sale de su tablilla (DEF-RC3-10) y un doble clic en «Omitir» que lleva al menú de niveles sin mostrar el resumen, sin perder el progreso (DEF-RC3-09). Los otros cuatro vienen de la inspección: identificadores en español (DEF-RC3-I01), commits sin tarjeta (DEF-RC3-I02), un halo de croma en nueve imágenes de caras (DEF-RC3-I03) y una suite que no corrió sobre el contenido exacto de rc3 (DEF-RC3-I04). Las nueve observaciones no incumplen ningún criterio: cuatro piden corregir el documento de casos, tres esperan una decisión de arte o de diseño, una es de disposición y una atañe a las pruebas de arquitectura.</w:t>
       </w:r>
     </w:p>
     <w:p>
@@ -27473,7 +27832,7 @@
           <w:color w:val="auto"/>
         </w:rPr>
       </w:pPr>
-      <w:bookmarkStart w:id="124" w:name="_Toc242811773"/>
+      <w:bookmarkStart w:id="124" w:name="_Toc242826855"/>
       <w:r>
         <w:rPr>
           <w:rFonts w:cs="Arial"/>
@@ -28169,13 +28528,14 @@
           <w:color w:val="auto"/>
         </w:rPr>
       </w:pPr>
-      <w:bookmarkStart w:id="125" w:name="_Toc242811774"/>
+      <w:bookmarkStart w:id="125" w:name="_Toc242826856"/>
       <w:r>
         <w:rPr>
           <w:rFonts w:cs="Arial"/>
           <w:i w:val="0"/>
           <w:color w:val="auto"/>
         </w:rPr>
+        <w:lastRenderedPageBreak/>
         <w:t xml:space="preserve">Tabla </w:t>
       </w:r>
       <w:r>
@@ -29038,7 +29398,7 @@
           <w:color w:val="auto"/>
         </w:rPr>
       </w:pPr>
-      <w:bookmarkStart w:id="126" w:name="_Toc242811775"/>
+      <w:bookmarkStart w:id="126" w:name="_Toc242826857"/>
       <w:r>
         <w:rPr>
           <w:rFonts w:cs="Arial"/>
@@ -29611,7 +29971,7 @@
         <w:pStyle w:val="Ttulo2"/>
         <w:spacing w:before="240"/>
       </w:pPr>
-      <w:bookmarkStart w:id="127" w:name="_Toc242811754"/>
+      <w:bookmarkStart w:id="127" w:name="_Toc242826836"/>
       <w:r>
         <w:rPr>
           <w:b w:val="0"/>
@@ -29637,7 +29997,22 @@
           <w:rFonts w:cs="Arial"/>
           <w:color w:val="auto"/>
         </w:rPr>
-        <w:t>8 terminan en P, 4 en F y 4 siguen pendientes. La eficacia es de 97,0 % (128 de 132) frente a la meta de 90 % (96,8 % en el corte del 10 de octubre), y los 45 RF de prioridad Alta están implementados, porque ninguno tiene un defecto Bloqueante o Mayor; el único fallido que toca uno de ellos, PF-RF45-05, es Menor. De las etiquetas que el indicador nombra, NAV (94,1 %), BOT (100 %) y SON (100 %, tres casos de oído aprobados el 13 de octubre en H6, H7 y H12) superan la meta; la más baja es RNF, con 82,4 %, por textos e iconos fuera de su caja (PF-RNF03-01), identificadores en español (PF-RNF15-01) y commits sin tarjeta (PF-RNF17-01). Los dos indicadores se cumplen; el de sonidos descansa en un juicio de oído y no en una medición</w:t>
+        <w:t>9 terminan en P, 4 en F y 3 siguen pendientes. La eficacia es de 97,0 % (129 de 133) frente a la meta de 90 % (96,8 % en el corte del 10 de octubre), y los 45 RF de prioridad Alta están implementados, porque ninguno tiene un defecto Bloqueante o Mayor; el único fallido que toca uno de ellos, PF-RF45-05, es Menor. De las etiquetas que el indicador nombra, NAV (94,1 %), BOT (100 %) y SON (100 %, tres casos de oído aprobados el 13 de octubre en H6, H7 y H12) superan la meta; la más baja es RNF, con 83,3</w:t>
+      </w:r>
+      <w:r>
+        <w:rPr>
+          <w:rFonts w:cs="Arial"/>
+          <w:color w:val="auto"/>
+        </w:rPr>
+        <w:t xml:space="preserve"> %, por textos e iconos fuera de su caja (PF-RNF03-01), identificadores en español (PF-RNF15-01) y commits sin </w:t>
+      </w:r>
+      <w:r>
+        <w:rPr>
+          <w:rFonts w:cs="Arial"/>
+          <w:color w:val="auto"/>
+        </w:rPr>
+        <w:lastRenderedPageBreak/>
+        <w:t>tarjeta (PF-RNF17-01). Los dos indicadores se cumplen; el de sonidos descansa en un juicio de oído y no en una medición</w:t>
       </w:r>
       <w:r>
         <w:rPr>
@@ -29682,7 +30057,21 @@
           <w:rFonts w:cs="Arial"/>
           <w:color w:val="auto"/>
         </w:rPr>
-        <w:t>Seis de los diez casos pasaron a P con esa sesión. Los cuatro que siguen pendientes quedan fuera del denominador: PF-RNF13-01, porque los dos recorridos del arnés sobre rc3 no se ejecutaron y H8 no cubre los tres recorridos que el caso pide; PF-RNF12-01, que ninguna comprobación de la hoja cubre; y PF-RNF22-01 y PF-RNF23-01, que esperan la confirmación del contenido y el soporte escrito de la Familia Anonaky y de la colaboradora de arte. Si los cuatro fallaran, la eficacia sería 94,1 % (128 de 136)</w:t>
+        <w:t>S</w:t>
+      </w:r>
+      <w:r>
+        <w:rPr>
+          <w:rFonts w:cs="Arial"/>
+          <w:color w:val="auto"/>
+        </w:rPr>
+        <w:t>iete de los diez casos pasaron a P ese día: seis con la hoja de comprobaciones y PF-RNF12-01 con el formato de consentimiento y los 4 consentimientos firmados. Los tres que siguen pendientes quedan fuera del denominador: PF-RNF13-01, porque los dos recorridos del arnés sobre rc3 no se ejecutaron y H8 no cubre los tres recorridos que el caso pide; y PF-RNF22-01 y PF-RNF23-01, que esperan la confirmación del contenido y el soporte escrito de la Familia Anonaky y de la colaboradora de arte. Si los tres fallaran, la eficacia sería 94,9 % (129</w:t>
+      </w:r>
+      <w:r>
+        <w:rPr>
+          <w:rFonts w:cs="Arial"/>
+          <w:color w:val="auto"/>
+        </w:rPr>
+        <w:t xml:space="preserve"> de 136)</w:t>
       </w:r>
       <w:r>
         <w:rPr>
@@ -29701,7 +30090,21 @@
           <w:rFonts w:cs="Arial"/>
           <w:color w:val="auto"/>
         </w:rPr>
-        <w:t>Las correcciones que dejó la sesión del 13 de octubre (luz del Nivel 1, caminata, abrazo y sueño de perfil, troncos del bosque, flechas de «Girar», vocabulario, aviso del botón de ayuda, pausa de cinco botones y botón «Atrás» del diálogo) entraron en el candidato rc4, que pesa 426,9 MB frente al tope de 500 MB de RNF-06 (13/10/2026). La suite completa dio EditMode 785 de 786, con una omitida por entorno, y PlayMode 427 de 427. Los estudiantes jugaron rc3 y rc4 no se volvió a probar con ellos; las cifras de carga y memoria de este capítulo (RNF-04 y RNF-05) son las de rc3.</w:t>
+        <w:t xml:space="preserve">Las correcciones que dejó la sesión del 13 de octubre (luz del Nivel 1, caminata, abrazo y sueño de perfil, troncos del bosque, flechas de «Girar», vocabulario, aviso del botón de ayuda, pausa de cinco botones y botón «Atrás» del diálogo) entraron en el candidato rc4, </w:t>
+      </w:r>
+      <w:r>
+        <w:rPr>
+          <w:rFonts w:cs="Arial"/>
+          <w:color w:val="auto"/>
+        </w:rPr>
+        <w:t>recompilado el 13 de octubre desde el commit 0405eba, que corrige además en el código los defectos DEF-RC3-05, 09, 10 y 11. rc4 pesa 426,9 MB frente al tope de 500 MB de RNF-06, con 73,1 MB de margen; su peor carga de escena fue de 0,403 s y su memoria privada máxima, de 1083,3 MiB. La suite completa corrió sobre ese mismo commit: EditMode 792 de 793, con una omitida por entorno, y PlayMode 435 de 435, con las 1 228 pruebas listadas ejecutadas. Los estudiantes jugaron rc3 y rc4 no se volvió a probar con ellos; los veredictos de los 136 casos son lo</w:t>
+      </w:r>
+      <w:r>
+        <w:rPr>
+          <w:rFonts w:cs="Arial"/>
+          <w:color w:val="auto"/>
+        </w:rPr>
+        <w:t>s de rc3.</w:t>
       </w:r>
     </w:p>
     <w:p>
@@ -29709,7 +30112,7 @@
         <w:pStyle w:val="Ttulo3"/>
         <w:spacing w:before="240"/>
       </w:pPr>
-      <w:bookmarkStart w:id="128" w:name="_Toc242811755"/>
+      <w:bookmarkStart w:id="128" w:name="_Toc242826837"/>
       <w:r>
         <w:rPr>
           <w:rFonts w:cs="Arial"/>
@@ -29727,7 +30130,21 @@
           <w:rFonts w:cs="Arial"/>
           <w:color w:val="auto"/>
         </w:rPr>
-        <w:t>Las oportunidades salen de los defectos abiertos, de las observaciones y de lo que quedó sin medir, y se ordenan por su efecto en el estudiante y en el docente. En la interfaz, la instrucción de tres líneas del bosque se sale de su tablilla (DEF-RC3-10); el informe docente necesita una altura propia para los iconos de la cabecera y un botón «Volver al menú» más ancho (DEF-RC3-05), y «Eliminar datos» parte su texto en dos líneas (DEF-RC3-11); el resumen de nivel muestra a Algoritm como un círculo con su nombre y no con su diseño final (DEF-RC3-01). En la mecánica, ignorar la entrada unos 300 ms tras cargar el resumen evita que un doble clic en «Omitir» llegue a «Volver al menú de niveles» (DEF-RC3-09), y una evaluación con estudiantes que pida partidas comparables exige fijar la distribución de las siete piezas del Nivel 1, hoy aleatoria (DEF-RC3-04).</w:t>
+        <w:t>Las oportunidades salen de los defectos abiertos, de las observaciones y de lo que quedó sin medir, y se ordenan por su efecto en el estudiante y en el docente. En la interfaz</w:t>
+      </w:r>
+      <w:r>
+        <w:rPr>
+          <w:rFonts w:cs="Arial"/>
+          <w:color w:val="auto"/>
+        </w:rPr>
+        <w:t xml:space="preserve"> queda el resumen de nivel, que muestra a Algoritm como un círculo con su nombre y no con su diseño final (DEF-RC3-01). Los otros defectos de interfaz y de mecánica de rc3 ya están corregidos en el código y en rc4: la instrucción de tres líneas del bosque (DEF-RC3-10), los iconos de la cabecera del informe docente (DEF-RC3-05), el texto partido de «Eliminar datos» (DEF-RC3-11) y el doble clic en «Omitir», que ahora se ignora durante 0,3 s tras cada carga de escena (DEF-RC3-09). U</w:t>
+      </w:r>
+      <w:r>
+        <w:rPr>
+          <w:rFonts w:cs="Arial"/>
+          <w:color w:val="auto"/>
+        </w:rPr>
+        <w:t>na evaluación con estudiantes que pida partidas comparables exige fijar la distribución de las siete piezas del Nivel 1, hoy aleatoria (DEF-RC3-04).</w:t>
       </w:r>
     </w:p>
     <w:p>
@@ -29739,7 +30156,15 @@
           <w:rFonts w:cs="Arial"/>
           <w:color w:val="auto"/>
         </w:rPr>
-        <w:t>La inspección del código y del historial halló tres. RNF-15 no se cumple en ForestSceneController, WorkshopSceneController y MazeSceneController, del Nivel 2, que conservan identificadores en español (DEF-RC3-I01). La trazabilidad entre commit y tarjeta del tablero (RNF-17) es débil: 9 de los 122 commits que tocan Assets llevan tarjeta (7,4 %), frente al 100 % que pide el criterio; no se corrige sin reescribir la historia, pero se evita desde ahora exigiéndola en la plantilla del mensaje (DEF-RC3-I02). Y nueve imágenes de caras conservan un halo tenue de croma (DEF-RC3-I03), que se limpia con la herramienta arte_check.py y copia de respaldo. Las pruebas de arquitectura deberían tolerar un nivel ausente para que RNF-16 pueda declarar cero fallos de acoplamiento (DEF-RC3-12), el laberinto debe correrse en PlayMode sobre el commit que se entregue (DEF-RC3-I04) y el paquete trae DirectML.dll, la carpeta D3D12 y módulos de red de Unity que nada del juego llama.</w:t>
+        <w:t xml:space="preserve">La inspección del código y del historial halló tres. RNF-15 no se cumple en ForestSceneController, WorkshopSceneController y MazeSceneController, del Nivel 2, que conservan identificadores en español (DEF-RC3-I01). La trazabilidad entre commit y tarjeta del </w:t>
+      </w:r>
+      <w:r>
+        <w:rPr>
+          <w:rFonts w:cs="Arial"/>
+          <w:color w:val="auto"/>
+        </w:rPr>
+        <w:lastRenderedPageBreak/>
+        <w:t>tablero (RNF-17) es débil: 9 de los 122 commits que tocan Assets llevan tarjeta (7,4 %), frente al 100 % que pide el criterio; no se corrige sin reescribir la historia, pero se evita desde ahora exigiéndola en la plantilla del mensaje (DEF-RC3-I02). Y nueve imágenes de caras conservan un halo tenue de croma (DEF-RC3-I03), que se limpia con la herramienta arte_check.py y copia de respaldo. Las pruebas de arquitectura deberían tolerar un nivel ausente para que RNF-16 pueda declarar cero fallos de acoplamiento (DEF-RC3-12), el laberinto debe correrse en PlayMode sobre el commit que se entregue (DEF-RC3-I04) y el paquete trae DirectML.dll, la carpeta D3D12 y módulos de red de Unity que nada del juego llama.</w:t>
       </w:r>
     </w:p>
     <w:p>
@@ -29758,7 +30183,21 @@
           <w:rFonts w:cs="Arial"/>
           <w:color w:val="auto"/>
         </w:rPr>
-        <w:t>n el residuo que el motor escribe en el registro de Windows (DEF-RC2-01) y la música, el sonido del diálogo, el ambiente nocturno del Nivel 2 y el silencio de la escena final, del carril de sonido. Cuatro observaciones piden corregir el documento de casos y no el juego (DEF-RC3-02, 04, 06 y 07).</w:t>
+        <w:t xml:space="preserve">n el residuo que el motor escribe en el registro de Windows (DEF-RC2-01) y la música, el sonido del diálogo, el ambiente nocturno del Nivel 2 y el silencio de la escena final, del carril de sonido. </w:t>
+      </w:r>
+      <w:r>
+        <w:rPr>
+          <w:rFonts w:cs="Arial"/>
+          <w:color w:val="auto"/>
+        </w:rPr>
+        <w:t>El triaje del 13 de octubre de 2026 repartió los 16 defectos en tres destinos. Se corrigen en el documento de casos DEF-RC3-02, 04, 06, 07 y 12 (la portada descrita como es, sin coordenadas fijas de las siete piezas del Nivel 1, el paso 21 de S-N3 como se reproduce, ±1 en los colores medidos por píxel y las cinco pruebas de arquitectura listadas como esperadas al retirar un nivel); la corrección ya está en el documento. Se corrigieron en el código DEF-RC3-05, 09, 10 y 11, en el commit 0405eba del 13 de octubre, y entraron en rc4; pruebas nuevas los vigilan, y los casos no se repitieron sobre rc4, así que los F que venían de ellos conservan el veredicto de rc3. Pasan a trabajo futuro DEF-RC3-01 (el círculo con el nombre de Algoritm en el resumen de nivel), DEF-RC3-03 (el gesto del Niño en reposo frente al criterio de la cara no tapada), DEF-RC3-08 (la forma de Algoritm en las secuencias puente), DEF-RC3-I01 (identificadores en español), DEF-RC3-I02 (commits sin tarjeta, que no se corrige sin reescribir la historia), DEF-RC3-I03 (el halo de croma de nueve caras) y DEF-RC3-I04 (la suite que no corrió sobre el contenido exacto de rc3</w:t>
+      </w:r>
+      <w:r>
+        <w:rPr>
+          <w:rFonts w:cs="Arial"/>
+          <w:color w:val="auto"/>
+        </w:rPr>
+        <w:t>).</w:t>
       </w:r>
     </w:p>
     <w:p>
@@ -29769,7 +30208,7 @@
           <w:b/>
         </w:rPr>
       </w:pPr>
-      <w:bookmarkStart w:id="129" w:name="_Toc242811756"/>
+      <w:bookmarkStart w:id="129" w:name="_Toc242826838"/>
       <w:r>
         <w:rPr>
           <w:rFonts w:cs="Arial"/>
@@ -29800,7 +30239,21 @@
           <w:rFonts w:cs="Arial"/>
           <w:color w:val="auto"/>
         </w:rPr>
-        <w:t>El objetivo general, desarrollar un prototipo que incorpore las facetas del pensamiento computacional, se cumplió en su construcción y en su funcionamiento: los 45 requerimientos de prioridad Alta quedaron implementados y la eficacia de las pruebas funcionales fue de 97,0 % (128 de 132 casos con veredicto) frente a la meta de 90 %, sobre rc3 y con las comprobaciones humanas del 13/10/2026 (Anexo G). No se midió si el juego mejora el pensamiento computacional. La sesión de ese día, con 4 estudiantes de grado quinto del Colegio El Libertador IED, sede A, comprobó que la interfaz se entiende y que la ruta principal se completa, no el efecto sobre el aprendizaje (apartado 5.3).</w:t>
+        <w:t>El objetivo general, desarrollar un prototipo que incorpore las facetas del pensamiento computacional, se cumplió en su construcción y en su funcionamiento: los 45 requerimientos de prioridad Alta quedaron implementados y la eficacia de las pruebas funcionales fue de 97,0 % (12</w:t>
+      </w:r>
+      <w:r>
+        <w:rPr>
+          <w:rFonts w:cs="Arial"/>
+          <w:color w:val="auto"/>
+        </w:rPr>
+        <w:t>9 de 133</w:t>
+      </w:r>
+      <w:r>
+        <w:rPr>
+          <w:rFonts w:cs="Arial"/>
+          <w:color w:val="auto"/>
+        </w:rPr>
+        <w:t xml:space="preserve"> casos con veredicto) frente a la meta de 90 %, sobre rc3 y con las comprobaciones humanas del 13/10/2026 (Anexo G). No se midió si el juego mejora el pensamiento computacional. La sesión de ese día, con 4 estudiantes de grado quinto del Colegio El Libertador IED, sede A, comprobó que la interfaz se entiende y que la ruta principal se completa, no el efecto sobre el aprendizaje (apartado 5.3).</w:t>
       </w:r>
     </w:p>
     <w:p>
@@ -29812,7 +30265,15 @@
           <w:rFonts w:cs="Arial"/>
           <w:color w:val="auto"/>
         </w:rPr>
-        <w:t>Primer objetivo. Los 47 requerimientos funcionales se justificaron en un lineamiento y los 10 criterios pedagógicos quedaron con al menos un requerimiento cada uno (100 %, con una meta de 80 %). Con una lectura más exigente, un vínculo directo con una faceta, la alineación fue de 34 de 47 (72 %), porque la matriz de facetas deja por fuera los módulos de soporte. La especificación se revisó cuatro veces después de radicarse, y la mayor parte de los cambios vino de probar la mecánica en el motor (apartado 6.3).</w:t>
+        <w:t xml:space="preserve">Primer objetivo. Los 47 requerimientos funcionales se justificaron en un lineamiento y los 10 </w:t>
+      </w:r>
+      <w:r>
+        <w:rPr>
+          <w:rFonts w:cs="Arial"/>
+          <w:color w:val="auto"/>
+        </w:rPr>
+        <w:lastRenderedPageBreak/>
+        <w:t>criterios pedagógicos quedaron con al menos un requerimiento cada uno (100 %, con una meta de 80 %). Con una lectura más exigente, un vínculo directo con una faceta, la alineación fue de 34 de 47 (72 %), porque la matriz de facetas deja por fuera los módulos de soporte. La especificación se revisó cuatro veces después de radicarse, y la mayor parte de los cambios vino de probar la mecánica en el motor (apartado 6.3).</w:t>
       </w:r>
     </w:p>
     <w:p>
@@ -29836,7 +30297,21 @@
           <w:rFonts w:cs="Arial"/>
           <w:color w:val="auto"/>
         </w:rPr>
-        <w:t>Tercer objetivo. El prototipo quedó con 12 escenas, 7 fases jugables y 18 secuencias narrativas, y los 47 requerimientos funcionales quedaron implementados. Se implementaron las 7 mecánicas que el guion especificaba, frente a una meta de al menos 3, y el arnés recorrió el juego de la pantalla de inicio a los créditos tres veces sin bloqueos (87 y 33 min sobre rc1, 16 min sobre rc2). La suite completa de rc4 pasó 785 de 786 pruebas de EditMode, con una omitida por entorno, y 427 de 427 de PlayMode el 13/10/2026; corrió antes del último cambio de disposición del diálogo (INC-160), y lo que ese cambio afecta se volvió a correr y pasó (Anexo G).</w:t>
+        <w:t>Tercer objetivo. El prototipo quedó con 12 escenas, 7 fases jugables y 18 secuencias narrativas, y los 47 requerimientos funcionales quedaron implementados. Se implementaron las 7 mecánicas que el guion especificaba, frente a una meta de al menos 3, y el arnés recorrió el juego de la pantalla de inicio a los créditos tres veces sin bloqueos (87 y 33 min sobre rc1, 16 min sobre rc2). La suite completa de rc4</w:t>
+      </w:r>
+      <w:r>
+        <w:rPr>
+          <w:rFonts w:cs="Arial"/>
+          <w:color w:val="auto"/>
+        </w:rPr>
+        <w:t>, sobre el commit 0405eba, pasó 792 de 793 pruebas de EditMode, con una omitida por entorno, y 435 de 435 de PlayMode el 13/10/2026</w:t>
+      </w:r>
+      <w:r>
+        <w:rPr>
+          <w:rFonts w:cs="Arial"/>
+          <w:color w:val="auto"/>
+        </w:rPr>
+        <w:t xml:space="preserve"> (Anexo G).</w:t>
       </w:r>
     </w:p>
     <w:p>
@@ -29848,7 +30323,21 @@
           <w:rFonts w:cs="Arial"/>
           <w:color w:val="auto"/>
         </w:rPr>
-        <w:t>Cuarto objetivo. Los 136 casos se aplicaron al ejecutable y no al Editor: 128 aprobados, 4 fallidos y 4 pendientes, sin defectos Bloqueantes ni Mayores abiertos. Sobre rc3, la carga de escena más lenta duró 0,268 s (límite de 10 s), la memoria privada máxima fue de 1094 MiB (límite de 2 GB) y el paquete pesó 426,6 MB (límite de 500 MB); rc4 pesó 426,9 MB. PG-05 y PG-06, los dos puntos del guion que exigían observar a estudiantes jugando, dieron positivo con los 4 estudiantes del 13/10/2026. El recorrido completo cronometrado duró entre 40 y 45 min, hasta 5 min por encima de la referencia de 20 a 40 min del OE1, y no se registró la causa.</w:t>
+        <w:t>Cuarto objetivo. Los 136 casos se aplicaron al ejecutable y no al Editor: 12</w:t>
+      </w:r>
+      <w:r>
+        <w:rPr>
+          <w:rFonts w:cs="Arial"/>
+          <w:color w:val="auto"/>
+        </w:rPr>
+        <w:t>9 aprobados, 4 fallidos y 3 pendientes, sin defectos Bloqueantes ni Mayores abiertos. Sobre rc3, la carga de escena más lenta duró 0,268 s (límite de 10 s), la memoria privada máxima fue de 1094 MiB (límite de 2 GB) y el paquete pesó 426,6 MB (límite de 500 MB); rc4 pesó 426,9 MB, su carga más lenta duró 0,403 s y su memoria privada máxima fue de 1083,3 Mi</w:t>
+      </w:r>
+      <w:r>
+        <w:rPr>
+          <w:rFonts w:cs="Arial"/>
+          <w:color w:val="auto"/>
+        </w:rPr>
+        <w:t>B. PG-05 y PG-06, los dos puntos del guion que exigían observar a estudiantes jugando, dieron positivo con los 4 estudiantes del 13/10/2026. El recorrido completo cronometrado duró entre 40 y 45 min, hasta 5 min por encima de la referencia de 20 a 40 min del OE1, y no se registró la causa.</w:t>
       </w:r>
     </w:p>
     <w:p>
@@ -29859,7 +30348,7 @@
           <w:b/>
         </w:rPr>
       </w:pPr>
-      <w:bookmarkStart w:id="130" w:name="_Toc242811757"/>
+      <w:bookmarkStart w:id="130" w:name="_Toc242826839"/>
       <w:r>
         <w:rPr>
           <w:rFonts w:cs="Arial"/>
@@ -29890,7 +30379,21 @@
           <w:rFonts w:cs="Arial"/>
           <w:color w:val="auto"/>
         </w:rPr>
-        <w:t>Las mediciones de RNF-04 y RNF-05 son las de rc3 en el equipo de desarrollo, con 32 GB de RAM; rc4 solo se pesó y se probó con la suite automática, y sus veredictos de los 136 casos siguen siendo los de rc3. Antes de entregar rc4 hay que repetir los casos sobre ese ejecutable y medir la carga y la memoria en los equipos A y B de la Tabla 17, que tienen 4 GB de RAM y donde la comprobación H5 verificó que el juego ejecuta, pero no registró cifras. Tampoco se realizó H13, el clic tras cargar una escena, la papelera del laberinto y la octava fila del informe docente (PF-RNF02-01, PF-RF34-01 y PF-RF46-01), que necesita a una persona con el ratón.</w:t>
+        <w:t xml:space="preserve">Las mediciones de RNF-04 y RNF-05 </w:t>
+      </w:r>
+      <w:r>
+        <w:rPr>
+          <w:rFonts w:cs="Arial"/>
+          <w:color w:val="auto"/>
+        </w:rPr>
+        <w:t>de rc4 (0,403 s y 1083,3 MiB) se tomaron en el equipo de desarrollo, con 32 GB de RAM, y reúnen una o dos cargas por escena;</w:t>
+      </w:r>
+      <w:r>
+        <w:rPr>
+          <w:rFonts w:cs="Arial"/>
+          <w:color w:val="auto"/>
+        </w:rPr>
+        <w:t xml:space="preserve"> sus veredictos de los 136 casos siguen siendo los de rc3. Antes de entregar rc4 hay que repetir los casos sobre ese ejecutable y medir la carga y la memoria en los equipos A y B de la Tabla 17, que tienen 4 GB de RAM y donde la comprobación H5 verificó que el juego ejecuta, pero no registró cifras. Tampoco se realizó H13, el clic tras cargar una escena, la papelera del laberinto y la octava fila del informe docente (PF-RNF02-01, PF-RF34-01 y PF-RF46-01), que necesita a una persona con el ratón.</w:t>
       </w:r>
     </w:p>
     <w:p>
@@ -29902,7 +30405,15 @@
           <w:rFonts w:cs="Arial"/>
           <w:color w:val="auto"/>
         </w:rPr>
-        <w:t>Quedan por cerrar los 16 hallazgos de la pasada sobre rc3, entre ellos tres de interfaz (DEF-RC3-05, DEF-RC3-09 y DEF-RC3-10) y la distribución aleatoria de las siete piezas del Nivel 1, que impide comparar partidas (DEF-RC3-04). El abrazo de la línea 12, en que Papá no rodea a la Niña, y el solapamiento de Papá con Algoritm al llegar en la escena 1.1 siguen sin corregir. En el código, RNF-15 no se cumple en tres controladores del Nivel 2 con identificadores en español (DEF-RC3-I01), y en RNF-17 solo 9 de los 122 commits que tocan Assets llevan tarjeta (7,4 %), que no se corrige sin reescribir la historia y se evita desde ahora exigiendo la tarjeta en la plantilla del mensaje (DEF-RC3-I02).</w:t>
+        <w:lastRenderedPageBreak/>
+        <w:t>De los 16 hallazgos de la pasada sobre rc3, cuatro se corrigieron en el código y entraron en rc4 (DEF-RC3-05, 09, 10 y 11), cinco en el documento de casos y siete pasan a trabajo futuro, entre ellos el círculo con el nombre de Algoritm en el resumen de nivel (DEF-RC3-01). La distribución aleatoria de las siete piezas del Nivel 1 impide comparar partidas (DEF-RC3-04). El retoque del abrazo de la línea 12 y del solapamiento de Papá con Algoritm en la escena 1.1, hecho en el commit 0405eba, no tiene revisión visual registrada</w:t>
+      </w:r>
+      <w:r>
+        <w:rPr>
+          <w:rFonts w:cs="Arial"/>
+          <w:color w:val="auto"/>
+        </w:rPr>
+        <w:t>. En el código, RNF-15 no se cumple en tres controladores del Nivel 2 con identificadores en español (DEF-RC3-I01), y en RNF-17 solo 9 de los 122 commits que tocan Assets llevan tarjeta (7,4 %), que no se corrige sin reescribir la historia y se evita desde ahora exigiendo la tarjeta en la plantilla del mensaje (DEF-RC3-I02).</w:t>
       </w:r>
     </w:p>
     <w:p>
@@ -29933,7 +30444,7 @@
         </w:rPr>
       </w:pPr>
       <w:bookmarkStart w:id="131" w:name="_Toc379905744"/>
-      <w:bookmarkStart w:id="132" w:name="_Toc242811758"/>
+      <w:bookmarkStart w:id="132" w:name="_Toc242826840"/>
       <w:r>
         <w:rPr>
           <w:rFonts w:cs="Arial"/>
@@ -29941,6 +30452,7 @@
           <w:bCs/>
           <w:caps w:val="0"/>
         </w:rPr>
+        <w:lastRenderedPageBreak/>
         <w:t>BIBLIOGRAFÍA</w:t>
       </w:r>
       <w:bookmarkEnd w:id="131"/>
@@ -30141,6 +30653,7 @@
         <w:rPr>
           <w:rFonts w:cs="Arial"/>
         </w:rPr>
+        <w:lastRenderedPageBreak/>
         <w:t>[12] F. Posada Prieto, «Pensamiento computacional y creación de videojuegos», canalTIC.com, s. f. [En línea]. Disponible en: https://canaltic.com/blog/?p=5278</w:t>
       </w:r>
     </w:p>
@@ -30395,7 +30908,15 @@
           <w:rFonts w:cs="Arial"/>
           <w:lang w:val="en-US"/>
         </w:rPr>
-        <w:t xml:space="preserve">[25] R. Hunicke, M. LeBlanc y R. Zubek, «MDA: a formal approach to game design and game research», en Proc. AAAI Workshop on Challenges in Game AI, San José, CA, EE. UU., 2004, pp. 1-5. </w:t>
+        <w:t xml:space="preserve">[25] R. Hunicke, M. LeBlanc y R. Zubek, «MDA: a formal approach to game design and game research», en Proc. AAAI Workshop on Challenges in Game AI, San José, CA, EE. UU., </w:t>
+      </w:r>
+      <w:r>
+        <w:rPr>
+          <w:rFonts w:cs="Arial"/>
+          <w:lang w:val="en-US"/>
+        </w:rPr>
+        <w:lastRenderedPageBreak/>
+        <w:t xml:space="preserve">2004, pp. 1-5. </w:t>
       </w:r>
       <w:r>
         <w:rPr>
@@ -30605,7 +31126,14 @@
         <w:rPr>
           <w:rFonts w:cs="Arial"/>
         </w:rPr>
-        <w:t>[38] Concejo de Bogotá, «Acuerdo 257 de 2006, por el cual se dictan normas básicas sobre la estructura, organización y funcionamiento de los organismos y de las entidades de Bogotá, Distrito Capital», Bogotá, Colombia, 30 de noviembre de 2006. [En línea]. Disponible en: https://www.alcaldiabogota.gov.co/sisjur/normas/Norma1.jsp?i=22307</w:t>
+        <w:t xml:space="preserve">[38] Concejo de Bogotá, «Acuerdo 257 de 2006, por el cual se dictan normas básicas sobre la estructura, organización y funcionamiento de los organismos y de las entidades de Bogotá, Distrito Capital», Bogotá, Colombia, 30 de noviembre de 2006. [En línea]. </w:t>
+      </w:r>
+      <w:r>
+        <w:rPr>
+          <w:rFonts w:cs="Arial"/>
+        </w:rPr>
+        <w:lastRenderedPageBreak/>
+        <w:t>Disponible en: https://www.alcaldiabogota.gov.co/sisjur/normas/Norma1.jsp?i=22307</w:t>
       </w:r>
     </w:p>
     <w:p>
@@ -30823,7 +31351,15 @@
           <w:rFonts w:cs="Arial"/>
           <w:lang w:val="en-US"/>
         </w:rPr>
-        <w:t xml:space="preserve">[50] Y.-M. Huang et al., «Effects of game-based learning integrated with different thinking-guided methods on computational thinking of elementary school students», Thinking Skills and Creativity, 2025. </w:t>
+        <w:t xml:space="preserve">[50] Y.-M. Huang et al., «Effects of game-based learning integrated with different thinking-guided methods on computational thinking of elementary school students», Thinking </w:t>
+      </w:r>
+      <w:r>
+        <w:rPr>
+          <w:rFonts w:cs="Arial"/>
+          <w:lang w:val="en-US"/>
+        </w:rPr>
+        <w:lastRenderedPageBreak/>
+        <w:t xml:space="preserve">Skills and Creativity, 2025. </w:t>
       </w:r>
       <w:r>
         <w:rPr>
@@ -31027,6 +31563,7 @@
         <w:rPr>
           <w:b/>
         </w:rPr>
+        <w:lastRenderedPageBreak/>
         <w:t>Consentimiento informado y autorización para el tratamiento de datos personales</w:t>
       </w:r>
     </w:p>
@@ -31571,7 +32108,11 @@
         <w:jc w:val="left"/>
       </w:pPr>
       <w:r>
-        <w:t>Una sesión de 20 a 40 minutos en la sala de sistemas, en horario de clase y con la docente del curso presente.</w:t>
+        <w:t xml:space="preserve">Una sesión de 20 a 40 minutos en la sala de sistemas, en horario de clase y con la </w:t>
+      </w:r>
+      <w:r>
+        <w:lastRenderedPageBreak/>
+        <w:t>docente del curso presente.</w:t>
       </w:r>
     </w:p>
     <w:p>
@@ -31863,6 +32404,7 @@
         <w:rPr>
           <w:b/>
         </w:rPr>
+        <w:lastRenderedPageBreak/>
         <w:t>Sus derechos sobre los datos (Ley 1581 de 2012)</w:t>
       </w:r>
     </w:p>
@@ -32179,6 +32721,7 @@
         <w:rPr>
           <w:b/>
         </w:rPr>
+        <w:lastRenderedPageBreak/>
         <w:t>Asentimiento del estudiante</w:t>
       </w:r>
     </w:p>
@@ -32393,6 +32936,24 @@
           <w:color w:val="auto"/>
         </w:rPr>
         <w:t>Anexo G. Solución del cuarto objetivo específico: evaluación del prototipo (Solucion_OE4_Evaluacion_prototipo.docx)</w:t>
+      </w:r>
+    </w:p>
+    <w:p>
+      <w:r>
+        <w:rPr>
+          <w:rFonts w:cs="Arial"/>
+          <w:color w:val="auto"/>
+        </w:rPr>
+        <w:t>Anexo H. Autorización para el uso de los personajes de la Familia Anonaky (Autorizacion_Familia_Anonaky.docx), pendiente de firma</w:t>
+      </w:r>
+    </w:p>
+    <w:p>
+      <w:r>
+        <w:rPr>
+          <w:rFonts w:cs="Arial"/>
+          <w:color w:val="auto"/>
+        </w:rPr>
+        <w:t>Anexo I. Autorización para el uso de las ilustraciones de la producción de arte (Autorizacion_Produccion_Arte.docx), pendiente de firma</w:t>
       </w:r>
     </w:p>
     <w:p/>

--- a/docs/Trabajo_de_Grado_Entrega_Plantilla_28jul.docx
+++ b/docs/Trabajo_de_Grado_Entrega_Plantilla_28jul.docx
@@ -1101,7 +1101,7 @@
           <w:r>
             <w:fldChar w:fldCharType="separate"/>
           </w:r>
-          <w:hyperlink w:anchor="_Toc242826766" w:history="1">
+          <w:hyperlink w:anchor="_Toc242868944" w:history="1">
             <w:r>
               <w:rPr>
                 <w:rStyle w:val="Hipervnculo"/>
@@ -1131,7 +1131,7 @@
                 <w:noProof/>
                 <w:webHidden/>
               </w:rPr>
-              <w:instrText xml:space="preserve"> PAGEREF _Toc242826766 \h </w:instrText>
+              <w:instrText xml:space="preserve"> PAGEREF _Toc242868944 \h </w:instrText>
             </w:r>
             <w:r>
               <w:rPr>
@@ -1173,7 +1173,7 @@
               <w14:ligatures w14:val="standardContextual"/>
             </w:rPr>
           </w:pPr>
-          <w:hyperlink w:anchor="_Toc242826767" w:history="1">
+          <w:hyperlink w:anchor="_Toc242868945" w:history="1">
             <w:r>
               <w:rPr>
                 <w:rStyle w:val="Hipervnculo"/>
@@ -1203,7 +1203,7 @@
                 <w:noProof/>
                 <w:webHidden/>
               </w:rPr>
-              <w:instrText xml:space="preserve"> PAGEREF _Toc242826767 \h </w:instrText>
+              <w:instrText xml:space="preserve"> PAGEREF _Toc242868945 \h </w:instrText>
             </w:r>
             <w:r>
               <w:rPr>
@@ -1248,7 +1248,7 @@
               <w14:ligatures w14:val="standardContextual"/>
             </w:rPr>
           </w:pPr>
-          <w:hyperlink w:anchor="_Toc242826768" w:history="1">
+          <w:hyperlink w:anchor="_Toc242868946" w:history="1">
             <w:r>
               <w:rPr>
                 <w:rStyle w:val="Hipervnculo"/>
@@ -1275,7 +1275,7 @@
                 <w:noProof/>
                 <w:webHidden/>
               </w:rPr>
-              <w:instrText xml:space="preserve"> PAGEREF _Toc242826768 \h </w:instrText>
+              <w:instrText xml:space="preserve"> PAGEREF _Toc242868946 \h </w:instrText>
             </w:r>
             <w:r>
               <w:rPr>
@@ -1320,7 +1320,7 @@
               <w14:ligatures w14:val="standardContextual"/>
             </w:rPr>
           </w:pPr>
-          <w:hyperlink w:anchor="_Toc242826769" w:history="1">
+          <w:hyperlink w:anchor="_Toc242868947" w:history="1">
             <w:r>
               <w:rPr>
                 <w:rStyle w:val="Hipervnculo"/>
@@ -1347,7 +1347,7 @@
                 <w:noProof/>
                 <w:webHidden/>
               </w:rPr>
-              <w:instrText xml:space="preserve"> PAGEREF _Toc242826769 \h </w:instrText>
+              <w:instrText xml:space="preserve"> PAGEREF _Toc242868947 \h </w:instrText>
             </w:r>
             <w:r>
               <w:rPr>
@@ -1392,7 +1392,7 @@
               <w14:ligatures w14:val="standardContextual"/>
             </w:rPr>
           </w:pPr>
-          <w:hyperlink w:anchor="_Toc242826770" w:history="1">
+          <w:hyperlink w:anchor="_Toc242868948" w:history="1">
             <w:r>
               <w:rPr>
                 <w:rStyle w:val="Hipervnculo"/>
@@ -1419,7 +1419,7 @@
                 <w:noProof/>
                 <w:webHidden/>
               </w:rPr>
-              <w:instrText xml:space="preserve"> PAGEREF _Toc242826770 \h </w:instrText>
+              <w:instrText xml:space="preserve"> PAGEREF _Toc242868948 \h </w:instrText>
             </w:r>
             <w:r>
               <w:rPr>
@@ -1464,7 +1464,7 @@
               <w14:ligatures w14:val="standardContextual"/>
             </w:rPr>
           </w:pPr>
-          <w:hyperlink w:anchor="_Toc242826771" w:history="1">
+          <w:hyperlink w:anchor="_Toc242868949" w:history="1">
             <w:r>
               <w:rPr>
                 <w:rStyle w:val="Hipervnculo"/>
@@ -1491,7 +1491,7 @@
                 <w:noProof/>
                 <w:webHidden/>
               </w:rPr>
-              <w:instrText xml:space="preserve"> PAGEREF _Toc242826771 \h </w:instrText>
+              <w:instrText xml:space="preserve"> PAGEREF _Toc242868949 \h </w:instrText>
             </w:r>
             <w:r>
               <w:rPr>
@@ -1533,7 +1533,7 @@
               <w14:ligatures w14:val="standardContextual"/>
             </w:rPr>
           </w:pPr>
-          <w:hyperlink w:anchor="_Toc242826772" w:history="1">
+          <w:hyperlink w:anchor="_Toc242868950" w:history="1">
             <w:r>
               <w:rPr>
                 <w:rStyle w:val="Hipervnculo"/>
@@ -1563,7 +1563,7 @@
                 <w:noProof/>
                 <w:webHidden/>
               </w:rPr>
-              <w:instrText xml:space="preserve"> PAGEREF _Toc242826772 \h </w:instrText>
+              <w:instrText xml:space="preserve"> PAGEREF _Toc242868950 \h </w:instrText>
             </w:r>
             <w:r>
               <w:rPr>
@@ -1608,7 +1608,7 @@
               <w14:ligatures w14:val="standardContextual"/>
             </w:rPr>
           </w:pPr>
-          <w:hyperlink w:anchor="_Toc242826773" w:history="1">
+          <w:hyperlink w:anchor="_Toc242868951" w:history="1">
             <w:r>
               <w:rPr>
                 <w:rStyle w:val="Hipervnculo"/>
@@ -1635,7 +1635,7 @@
                 <w:noProof/>
                 <w:webHidden/>
               </w:rPr>
-              <w:instrText xml:space="preserve"> PAGEREF _Toc242826773 \h </w:instrText>
+              <w:instrText xml:space="preserve"> PAGEREF _Toc242868951 \h </w:instrText>
             </w:r>
             <w:r>
               <w:rPr>
@@ -1680,7 +1680,7 @@
               <w14:ligatures w14:val="standardContextual"/>
             </w:rPr>
           </w:pPr>
-          <w:hyperlink w:anchor="_Toc242826774" w:history="1">
+          <w:hyperlink w:anchor="_Toc242868952" w:history="1">
             <w:r>
               <w:rPr>
                 <w:rStyle w:val="Hipervnculo"/>
@@ -1707,7 +1707,7 @@
                 <w:noProof/>
                 <w:webHidden/>
               </w:rPr>
-              <w:instrText xml:space="preserve"> PAGEREF _Toc242826774 \h </w:instrText>
+              <w:instrText xml:space="preserve"> PAGEREF _Toc242868952 \h </w:instrText>
             </w:r>
             <w:r>
               <w:rPr>
@@ -1749,7 +1749,7 @@
               <w14:ligatures w14:val="standardContextual"/>
             </w:rPr>
           </w:pPr>
-          <w:hyperlink w:anchor="_Toc242826775" w:history="1">
+          <w:hyperlink w:anchor="_Toc242868953" w:history="1">
             <w:r>
               <w:rPr>
                 <w:rStyle w:val="Hipervnculo"/>
@@ -1779,7 +1779,7 @@
                 <w:noProof/>
                 <w:webHidden/>
               </w:rPr>
-              <w:instrText xml:space="preserve"> PAGEREF _Toc242826775 \h </w:instrText>
+              <w:instrText xml:space="preserve"> PAGEREF _Toc242868953 \h </w:instrText>
             </w:r>
             <w:r>
               <w:rPr>
@@ -1824,7 +1824,7 @@
               <w14:ligatures w14:val="standardContextual"/>
             </w:rPr>
           </w:pPr>
-          <w:hyperlink w:anchor="_Toc242826776" w:history="1">
+          <w:hyperlink w:anchor="_Toc242868954" w:history="1">
             <w:r>
               <w:rPr>
                 <w:rStyle w:val="Hipervnculo"/>
@@ -1851,7 +1851,7 @@
                 <w:noProof/>
                 <w:webHidden/>
               </w:rPr>
-              <w:instrText xml:space="preserve"> PAGEREF _Toc242826776 \h </w:instrText>
+              <w:instrText xml:space="preserve"> PAGEREF _Toc242868954 \h </w:instrText>
             </w:r>
             <w:r>
               <w:rPr>
@@ -1893,7 +1893,7 @@
               <w14:ligatures w14:val="standardContextual"/>
             </w:rPr>
           </w:pPr>
-          <w:hyperlink w:anchor="_Toc242826777" w:history="1">
+          <w:hyperlink w:anchor="_Toc242868955" w:history="1">
             <w:r>
               <w:rPr>
                 <w:rStyle w:val="Hipervnculo"/>
@@ -1920,7 +1920,7 @@
                 <w:noProof/>
                 <w:webHidden/>
               </w:rPr>
-              <w:instrText xml:space="preserve"> PAGEREF _Toc242826777 \h </w:instrText>
+              <w:instrText xml:space="preserve"> PAGEREF _Toc242868955 \h </w:instrText>
             </w:r>
             <w:r>
               <w:rPr>
@@ -1962,7 +1962,7 @@
               <w14:ligatures w14:val="standardContextual"/>
             </w:rPr>
           </w:pPr>
-          <w:hyperlink w:anchor="_Toc242826778" w:history="1">
+          <w:hyperlink w:anchor="_Toc242868956" w:history="1">
             <w:r>
               <w:rPr>
                 <w:rStyle w:val="Hipervnculo"/>
@@ -1989,7 +1989,7 @@
                 <w:noProof/>
                 <w:webHidden/>
               </w:rPr>
-              <w:instrText xml:space="preserve"> PAGEREF _Toc242826778 \h </w:instrText>
+              <w:instrText xml:space="preserve"> PAGEREF _Toc242868956 \h </w:instrText>
             </w:r>
             <w:r>
               <w:rPr>
@@ -2031,7 +2031,7 @@
               <w14:ligatures w14:val="standardContextual"/>
             </w:rPr>
           </w:pPr>
-          <w:hyperlink w:anchor="_Toc242826779" w:history="1">
+          <w:hyperlink w:anchor="_Toc242868957" w:history="1">
             <w:r>
               <w:rPr>
                 <w:rStyle w:val="Hipervnculo"/>
@@ -2058,7 +2058,7 @@
                 <w:noProof/>
                 <w:webHidden/>
               </w:rPr>
-              <w:instrText xml:space="preserve"> PAGEREF _Toc242826779 \h </w:instrText>
+              <w:instrText xml:space="preserve"> PAGEREF _Toc242868957 \h </w:instrText>
             </w:r>
             <w:r>
               <w:rPr>
@@ -2100,7 +2100,7 @@
               <w14:ligatures w14:val="standardContextual"/>
             </w:rPr>
           </w:pPr>
-          <w:hyperlink w:anchor="_Toc242826780" w:history="1">
+          <w:hyperlink w:anchor="_Toc242868958" w:history="1">
             <w:r>
               <w:rPr>
                 <w:rStyle w:val="Hipervnculo"/>
@@ -2127,7 +2127,7 @@
                 <w:noProof/>
                 <w:webHidden/>
               </w:rPr>
-              <w:instrText xml:space="preserve"> PAGEREF _Toc242826780 \h </w:instrText>
+              <w:instrText xml:space="preserve"> PAGEREF _Toc242868958 \h </w:instrText>
             </w:r>
             <w:r>
               <w:rPr>
@@ -2169,7 +2169,7 @@
               <w14:ligatures w14:val="standardContextual"/>
             </w:rPr>
           </w:pPr>
-          <w:hyperlink w:anchor="_Toc242826781" w:history="1">
+          <w:hyperlink w:anchor="_Toc242868959" w:history="1">
             <w:r>
               <w:rPr>
                 <w:rStyle w:val="Hipervnculo"/>
@@ -2196,7 +2196,7 @@
                 <w:noProof/>
                 <w:webHidden/>
               </w:rPr>
-              <w:instrText xml:space="preserve"> PAGEREF _Toc242826781 \h </w:instrText>
+              <w:instrText xml:space="preserve"> PAGEREF _Toc242868959 \h </w:instrText>
             </w:r>
             <w:r>
               <w:rPr>
@@ -2238,7 +2238,7 @@
               <w14:ligatures w14:val="standardContextual"/>
             </w:rPr>
           </w:pPr>
-          <w:hyperlink w:anchor="_Toc242826782" w:history="1">
+          <w:hyperlink w:anchor="_Toc242868960" w:history="1">
             <w:r>
               <w:rPr>
                 <w:rStyle w:val="Hipervnculo"/>
@@ -2265,7 +2265,7 @@
                 <w:noProof/>
                 <w:webHidden/>
               </w:rPr>
-              <w:instrText xml:space="preserve"> PAGEREF _Toc242826782 \h </w:instrText>
+              <w:instrText xml:space="preserve"> PAGEREF _Toc242868960 \h </w:instrText>
             </w:r>
             <w:r>
               <w:rPr>
@@ -2310,7 +2310,7 @@
               <w14:ligatures w14:val="standardContextual"/>
             </w:rPr>
           </w:pPr>
-          <w:hyperlink w:anchor="_Toc242826783" w:history="1">
+          <w:hyperlink w:anchor="_Toc242868961" w:history="1">
             <w:r>
               <w:rPr>
                 <w:rStyle w:val="Hipervnculo"/>
@@ -2337,7 +2337,7 @@
                 <w:noProof/>
                 <w:webHidden/>
               </w:rPr>
-              <w:instrText xml:space="preserve"> PAGEREF _Toc242826783 \h </w:instrText>
+              <w:instrText xml:space="preserve"> PAGEREF _Toc242868961 \h </w:instrText>
             </w:r>
             <w:r>
               <w:rPr>
@@ -2379,7 +2379,7 @@
               <w14:ligatures w14:val="standardContextual"/>
             </w:rPr>
           </w:pPr>
-          <w:hyperlink w:anchor="_Toc242826784" w:history="1">
+          <w:hyperlink w:anchor="_Toc242868962" w:history="1">
             <w:r>
               <w:rPr>
                 <w:rStyle w:val="Hipervnculo"/>
@@ -2406,7 +2406,7 @@
                 <w:noProof/>
                 <w:webHidden/>
               </w:rPr>
-              <w:instrText xml:space="preserve"> PAGEREF _Toc242826784 \h </w:instrText>
+              <w:instrText xml:space="preserve"> PAGEREF _Toc242868962 \h </w:instrText>
             </w:r>
             <w:r>
               <w:rPr>
@@ -2448,7 +2448,7 @@
               <w14:ligatures w14:val="standardContextual"/>
             </w:rPr>
           </w:pPr>
-          <w:hyperlink w:anchor="_Toc242826785" w:history="1">
+          <w:hyperlink w:anchor="_Toc242868963" w:history="1">
             <w:r>
               <w:rPr>
                 <w:rStyle w:val="Hipervnculo"/>
@@ -2475,7 +2475,7 @@
                 <w:noProof/>
                 <w:webHidden/>
               </w:rPr>
-              <w:instrText xml:space="preserve"> PAGEREF _Toc242826785 \h </w:instrText>
+              <w:instrText xml:space="preserve"> PAGEREF _Toc242868963 \h </w:instrText>
             </w:r>
             <w:r>
               <w:rPr>
@@ -2517,7 +2517,7 @@
               <w14:ligatures w14:val="standardContextual"/>
             </w:rPr>
           </w:pPr>
-          <w:hyperlink w:anchor="_Toc242826786" w:history="1">
+          <w:hyperlink w:anchor="_Toc242868964" w:history="1">
             <w:r>
               <w:rPr>
                 <w:rStyle w:val="Hipervnculo"/>
@@ -2544,7 +2544,7 @@
                 <w:noProof/>
                 <w:webHidden/>
               </w:rPr>
-              <w:instrText xml:space="preserve"> PAGEREF _Toc242826786 \h </w:instrText>
+              <w:instrText xml:space="preserve"> PAGEREF _Toc242868964 \h </w:instrText>
             </w:r>
             <w:r>
               <w:rPr>
@@ -2586,7 +2586,7 @@
               <w14:ligatures w14:val="standardContextual"/>
             </w:rPr>
           </w:pPr>
-          <w:hyperlink w:anchor="_Toc242826787" w:history="1">
+          <w:hyperlink w:anchor="_Toc242868965" w:history="1">
             <w:r>
               <w:rPr>
                 <w:rStyle w:val="Hipervnculo"/>
@@ -2613,7 +2613,7 @@
                 <w:noProof/>
                 <w:webHidden/>
               </w:rPr>
-              <w:instrText xml:space="preserve"> PAGEREF _Toc242826787 \h </w:instrText>
+              <w:instrText xml:space="preserve"> PAGEREF _Toc242868965 \h </w:instrText>
             </w:r>
             <w:r>
               <w:rPr>
@@ -2655,7 +2655,7 @@
               <w14:ligatures w14:val="standardContextual"/>
             </w:rPr>
           </w:pPr>
-          <w:hyperlink w:anchor="_Toc242826788" w:history="1">
+          <w:hyperlink w:anchor="_Toc242868966" w:history="1">
             <w:r>
               <w:rPr>
                 <w:rStyle w:val="Hipervnculo"/>
@@ -2682,7 +2682,7 @@
                 <w:noProof/>
                 <w:webHidden/>
               </w:rPr>
-              <w:instrText xml:space="preserve"> PAGEREF _Toc242826788 \h </w:instrText>
+              <w:instrText xml:space="preserve"> PAGEREF _Toc242868966 \h </w:instrText>
             </w:r>
             <w:r>
               <w:rPr>
@@ -2724,7 +2724,7 @@
               <w14:ligatures w14:val="standardContextual"/>
             </w:rPr>
           </w:pPr>
-          <w:hyperlink w:anchor="_Toc242826789" w:history="1">
+          <w:hyperlink w:anchor="_Toc242868967" w:history="1">
             <w:r>
               <w:rPr>
                 <w:rStyle w:val="Hipervnculo"/>
@@ -2751,7 +2751,7 @@
                 <w:noProof/>
                 <w:webHidden/>
               </w:rPr>
-              <w:instrText xml:space="preserve"> PAGEREF _Toc242826789 \h </w:instrText>
+              <w:instrText xml:space="preserve"> PAGEREF _Toc242868967 \h </w:instrText>
             </w:r>
             <w:r>
               <w:rPr>
@@ -2793,7 +2793,7 @@
               <w14:ligatures w14:val="standardContextual"/>
             </w:rPr>
           </w:pPr>
-          <w:hyperlink w:anchor="_Toc242826790" w:history="1">
+          <w:hyperlink w:anchor="_Toc242868968" w:history="1">
             <w:r>
               <w:rPr>
                 <w:rStyle w:val="Hipervnculo"/>
@@ -2820,7 +2820,7 @@
                 <w:noProof/>
                 <w:webHidden/>
               </w:rPr>
-              <w:instrText xml:space="preserve"> PAGEREF _Toc242826790 \h </w:instrText>
+              <w:instrText xml:space="preserve"> PAGEREF _Toc242868968 \h </w:instrText>
             </w:r>
             <w:r>
               <w:rPr>
@@ -2865,7 +2865,7 @@
               <w14:ligatures w14:val="standardContextual"/>
             </w:rPr>
           </w:pPr>
-          <w:hyperlink w:anchor="_Toc242826791" w:history="1">
+          <w:hyperlink w:anchor="_Toc242868969" w:history="1">
             <w:r>
               <w:rPr>
                 <w:rStyle w:val="Hipervnculo"/>
@@ -2892,7 +2892,7 @@
                 <w:noProof/>
                 <w:webHidden/>
               </w:rPr>
-              <w:instrText xml:space="preserve"> PAGEREF _Toc242826791 \h </w:instrText>
+              <w:instrText xml:space="preserve"> PAGEREF _Toc242868969 \h </w:instrText>
             </w:r>
             <w:r>
               <w:rPr>
@@ -2934,7 +2934,7 @@
               <w14:ligatures w14:val="standardContextual"/>
             </w:rPr>
           </w:pPr>
-          <w:hyperlink w:anchor="_Toc242826792" w:history="1">
+          <w:hyperlink w:anchor="_Toc242868970" w:history="1">
             <w:r>
               <w:rPr>
                 <w:rStyle w:val="Hipervnculo"/>
@@ -2961,7 +2961,7 @@
                 <w:noProof/>
                 <w:webHidden/>
               </w:rPr>
-              <w:instrText xml:space="preserve"> PAGEREF _Toc242826792 \h </w:instrText>
+              <w:instrText xml:space="preserve"> PAGEREF _Toc242868970 \h </w:instrText>
             </w:r>
             <w:r>
               <w:rPr>
@@ -3003,7 +3003,7 @@
               <w14:ligatures w14:val="standardContextual"/>
             </w:rPr>
           </w:pPr>
-          <w:hyperlink w:anchor="_Toc242826793" w:history="1">
+          <w:hyperlink w:anchor="_Toc242868971" w:history="1">
             <w:r>
               <w:rPr>
                 <w:rStyle w:val="Hipervnculo"/>
@@ -3030,7 +3030,7 @@
                 <w:noProof/>
                 <w:webHidden/>
               </w:rPr>
-              <w:instrText xml:space="preserve"> PAGEREF _Toc242826793 \h </w:instrText>
+              <w:instrText xml:space="preserve"> PAGEREF _Toc242868971 \h </w:instrText>
             </w:r>
             <w:r>
               <w:rPr>
@@ -3075,7 +3075,7 @@
               <w14:ligatures w14:val="standardContextual"/>
             </w:rPr>
           </w:pPr>
-          <w:hyperlink w:anchor="_Toc242826794" w:history="1">
+          <w:hyperlink w:anchor="_Toc242868972" w:history="1">
             <w:r>
               <w:rPr>
                 <w:rStyle w:val="Hipervnculo"/>
@@ -3102,7 +3102,7 @@
                 <w:noProof/>
                 <w:webHidden/>
               </w:rPr>
-              <w:instrText xml:space="preserve"> PAGEREF _Toc242826794 \h </w:instrText>
+              <w:instrText xml:space="preserve"> PAGEREF _Toc242868972 \h </w:instrText>
             </w:r>
             <w:r>
               <w:rPr>
@@ -3144,7 +3144,7 @@
               <w14:ligatures w14:val="standardContextual"/>
             </w:rPr>
           </w:pPr>
-          <w:hyperlink w:anchor="_Toc242826795" w:history="1">
+          <w:hyperlink w:anchor="_Toc242868973" w:history="1">
             <w:r>
               <w:rPr>
                 <w:rStyle w:val="Hipervnculo"/>
@@ -3174,7 +3174,7 @@
                 <w:noProof/>
                 <w:webHidden/>
               </w:rPr>
-              <w:instrText xml:space="preserve"> PAGEREF _Toc242826795 \h </w:instrText>
+              <w:instrText xml:space="preserve"> PAGEREF _Toc242868973 \h </w:instrText>
             </w:r>
             <w:r>
               <w:rPr>
@@ -3216,7 +3216,7 @@
               <w14:ligatures w14:val="standardContextual"/>
             </w:rPr>
           </w:pPr>
-          <w:hyperlink w:anchor="_Toc242826796" w:history="1">
+          <w:hyperlink w:anchor="_Toc242868974" w:history="1">
             <w:r>
               <w:rPr>
                 <w:rStyle w:val="Hipervnculo"/>
@@ -3246,7 +3246,7 @@
                 <w:noProof/>
                 <w:webHidden/>
               </w:rPr>
-              <w:instrText xml:space="preserve"> PAGEREF _Toc242826796 \h </w:instrText>
+              <w:instrText xml:space="preserve"> PAGEREF _Toc242868974 \h </w:instrText>
             </w:r>
             <w:r>
               <w:rPr>
@@ -3291,7 +3291,7 @@
               <w14:ligatures w14:val="standardContextual"/>
             </w:rPr>
           </w:pPr>
-          <w:hyperlink w:anchor="_Toc242826797" w:history="1">
+          <w:hyperlink w:anchor="_Toc242868975" w:history="1">
             <w:r>
               <w:rPr>
                 <w:rStyle w:val="Hipervnculo"/>
@@ -3318,7 +3318,7 @@
                 <w:noProof/>
                 <w:webHidden/>
               </w:rPr>
-              <w:instrText xml:space="preserve"> PAGEREF _Toc242826797 \h </w:instrText>
+              <w:instrText xml:space="preserve"> PAGEREF _Toc242868975 \h </w:instrText>
             </w:r>
             <w:r>
               <w:rPr>
@@ -3360,7 +3360,7 @@
               <w14:ligatures w14:val="standardContextual"/>
             </w:rPr>
           </w:pPr>
-          <w:hyperlink w:anchor="_Toc242826798" w:history="1">
+          <w:hyperlink w:anchor="_Toc242868976" w:history="1">
             <w:r>
               <w:rPr>
                 <w:rStyle w:val="Hipervnculo"/>
@@ -3387,7 +3387,7 @@
                 <w:noProof/>
                 <w:webHidden/>
               </w:rPr>
-              <w:instrText xml:space="preserve"> PAGEREF _Toc242826798 \h </w:instrText>
+              <w:instrText xml:space="preserve"> PAGEREF _Toc242868976 \h </w:instrText>
             </w:r>
             <w:r>
               <w:rPr>
@@ -3429,7 +3429,7 @@
               <w14:ligatures w14:val="standardContextual"/>
             </w:rPr>
           </w:pPr>
-          <w:hyperlink w:anchor="_Toc242826799" w:history="1">
+          <w:hyperlink w:anchor="_Toc242868977" w:history="1">
             <w:r>
               <w:rPr>
                 <w:rStyle w:val="Hipervnculo"/>
@@ -3456,7 +3456,7 @@
                 <w:noProof/>
                 <w:webHidden/>
               </w:rPr>
-              <w:instrText xml:space="preserve"> PAGEREF _Toc242826799 \h </w:instrText>
+              <w:instrText xml:space="preserve"> PAGEREF _Toc242868977 \h </w:instrText>
             </w:r>
             <w:r>
               <w:rPr>
@@ -3498,7 +3498,7 @@
               <w14:ligatures w14:val="standardContextual"/>
             </w:rPr>
           </w:pPr>
-          <w:hyperlink w:anchor="_Toc242826800" w:history="1">
+          <w:hyperlink w:anchor="_Toc242868978" w:history="1">
             <w:r>
               <w:rPr>
                 <w:rStyle w:val="Hipervnculo"/>
@@ -3525,7 +3525,7 @@
                 <w:noProof/>
                 <w:webHidden/>
               </w:rPr>
-              <w:instrText xml:space="preserve"> PAGEREF _Toc242826800 \h </w:instrText>
+              <w:instrText xml:space="preserve"> PAGEREF _Toc242868978 \h </w:instrText>
             </w:r>
             <w:r>
               <w:rPr>
@@ -3567,7 +3567,7 @@
               <w14:ligatures w14:val="standardContextual"/>
             </w:rPr>
           </w:pPr>
-          <w:hyperlink w:anchor="_Toc242826801" w:history="1">
+          <w:hyperlink w:anchor="_Toc242868979" w:history="1">
             <w:r>
               <w:rPr>
                 <w:rStyle w:val="Hipervnculo"/>
@@ -3594,7 +3594,7 @@
                 <w:noProof/>
                 <w:webHidden/>
               </w:rPr>
-              <w:instrText xml:space="preserve"> PAGEREF _Toc242826801 \h </w:instrText>
+              <w:instrText xml:space="preserve"> PAGEREF _Toc242868979 \h </w:instrText>
             </w:r>
             <w:r>
               <w:rPr>
@@ -3636,7 +3636,7 @@
               <w14:ligatures w14:val="standardContextual"/>
             </w:rPr>
           </w:pPr>
-          <w:hyperlink w:anchor="_Toc242826802" w:history="1">
+          <w:hyperlink w:anchor="_Toc242868980" w:history="1">
             <w:r>
               <w:rPr>
                 <w:rStyle w:val="Hipervnculo"/>
@@ -3663,7 +3663,7 @@
                 <w:noProof/>
                 <w:webHidden/>
               </w:rPr>
-              <w:instrText xml:space="preserve"> PAGEREF _Toc242826802 \h </w:instrText>
+              <w:instrText xml:space="preserve"> PAGEREF _Toc242868980 \h </w:instrText>
             </w:r>
             <w:r>
               <w:rPr>
@@ -3705,7 +3705,7 @@
               <w14:ligatures w14:val="standardContextual"/>
             </w:rPr>
           </w:pPr>
-          <w:hyperlink w:anchor="_Toc242826803" w:history="1">
+          <w:hyperlink w:anchor="_Toc242868981" w:history="1">
             <w:r>
               <w:rPr>
                 <w:rStyle w:val="Hipervnculo"/>
@@ -3732,7 +3732,7 @@
                 <w:noProof/>
                 <w:webHidden/>
               </w:rPr>
-              <w:instrText xml:space="preserve"> PAGEREF _Toc242826803 \h </w:instrText>
+              <w:instrText xml:space="preserve"> PAGEREF _Toc242868981 \h </w:instrText>
             </w:r>
             <w:r>
               <w:rPr>
@@ -3777,7 +3777,7 @@
               <w14:ligatures w14:val="standardContextual"/>
             </w:rPr>
           </w:pPr>
-          <w:hyperlink w:anchor="_Toc242826804" w:history="1">
+          <w:hyperlink w:anchor="_Toc242868982" w:history="1">
             <w:r>
               <w:rPr>
                 <w:rStyle w:val="Hipervnculo"/>
@@ -3804,7 +3804,7 @@
                 <w:noProof/>
                 <w:webHidden/>
               </w:rPr>
-              <w:instrText xml:space="preserve"> PAGEREF _Toc242826804 \h </w:instrText>
+              <w:instrText xml:space="preserve"> PAGEREF _Toc242868982 \h </w:instrText>
             </w:r>
             <w:r>
               <w:rPr>
@@ -3849,7 +3849,7 @@
               <w14:ligatures w14:val="standardContextual"/>
             </w:rPr>
           </w:pPr>
-          <w:hyperlink w:anchor="_Toc242826805" w:history="1">
+          <w:hyperlink w:anchor="_Toc242868983" w:history="1">
             <w:r>
               <w:rPr>
                 <w:rStyle w:val="Hipervnculo"/>
@@ -3876,7 +3876,7 @@
                 <w:noProof/>
                 <w:webHidden/>
               </w:rPr>
-              <w:instrText xml:space="preserve"> PAGEREF _Toc242826805 \h </w:instrText>
+              <w:instrText xml:space="preserve"> PAGEREF _Toc242868983 \h </w:instrText>
             </w:r>
             <w:r>
               <w:rPr>
@@ -3918,7 +3918,7 @@
               <w14:ligatures w14:val="standardContextual"/>
             </w:rPr>
           </w:pPr>
-          <w:hyperlink w:anchor="_Toc242826806" w:history="1">
+          <w:hyperlink w:anchor="_Toc242868984" w:history="1">
             <w:r>
               <w:rPr>
                 <w:rStyle w:val="Hipervnculo"/>
@@ -3947,7 +3947,7 @@
                 <w:noProof/>
                 <w:webHidden/>
               </w:rPr>
-              <w:instrText xml:space="preserve"> PAGEREF _Toc242826806 \h </w:instrText>
+              <w:instrText xml:space="preserve"> PAGEREF _Toc242868984 \h </w:instrText>
             </w:r>
             <w:r>
               <w:rPr>
@@ -3992,7 +3992,7 @@
               <w14:ligatures w14:val="standardContextual"/>
             </w:rPr>
           </w:pPr>
-          <w:hyperlink w:anchor="_Toc242826807" w:history="1">
+          <w:hyperlink w:anchor="_Toc242868985" w:history="1">
             <w:r>
               <w:rPr>
                 <w:rStyle w:val="Hipervnculo"/>
@@ -4019,7 +4019,7 @@
                 <w:noProof/>
                 <w:webHidden/>
               </w:rPr>
-              <w:instrText xml:space="preserve"> PAGEREF _Toc242826807 \h </w:instrText>
+              <w:instrText xml:space="preserve"> PAGEREF _Toc242868985 \h </w:instrText>
             </w:r>
             <w:r>
               <w:rPr>
@@ -4061,7 +4061,7 @@
               <w14:ligatures w14:val="standardContextual"/>
             </w:rPr>
           </w:pPr>
-          <w:hyperlink w:anchor="_Toc242826808" w:history="1">
+          <w:hyperlink w:anchor="_Toc242868986" w:history="1">
             <w:r>
               <w:rPr>
                 <w:rStyle w:val="Hipervnculo"/>
@@ -4089,7 +4089,7 @@
                 <w:noProof/>
                 <w:webHidden/>
               </w:rPr>
-              <w:instrText xml:space="preserve"> PAGEREF _Toc242826808 \h </w:instrText>
+              <w:instrText xml:space="preserve"> PAGEREF _Toc242868986 \h </w:instrText>
             </w:r>
             <w:r>
               <w:rPr>
@@ -4131,7 +4131,7 @@
               <w14:ligatures w14:val="standardContextual"/>
             </w:rPr>
           </w:pPr>
-          <w:hyperlink w:anchor="_Toc242826809" w:history="1">
+          <w:hyperlink w:anchor="_Toc242868987" w:history="1">
             <w:r>
               <w:rPr>
                 <w:rStyle w:val="Hipervnculo"/>
@@ -4159,7 +4159,7 @@
                 <w:noProof/>
                 <w:webHidden/>
               </w:rPr>
-              <w:instrText xml:space="preserve"> PAGEREF _Toc242826809 \h </w:instrText>
+              <w:instrText xml:space="preserve"> PAGEREF _Toc242868987 \h </w:instrText>
             </w:r>
             <w:r>
               <w:rPr>
@@ -4201,7 +4201,7 @@
               <w14:ligatures w14:val="standardContextual"/>
             </w:rPr>
           </w:pPr>
-          <w:hyperlink w:anchor="_Toc242826810" w:history="1">
+          <w:hyperlink w:anchor="_Toc242868988" w:history="1">
             <w:r>
               <w:rPr>
                 <w:rStyle w:val="Hipervnculo"/>
@@ -4229,7 +4229,7 @@
                 <w:noProof/>
                 <w:webHidden/>
               </w:rPr>
-              <w:instrText xml:space="preserve"> PAGEREF _Toc242826810 \h </w:instrText>
+              <w:instrText xml:space="preserve"> PAGEREF _Toc242868988 \h </w:instrText>
             </w:r>
             <w:r>
               <w:rPr>
@@ -4274,7 +4274,7 @@
               <w14:ligatures w14:val="standardContextual"/>
             </w:rPr>
           </w:pPr>
-          <w:hyperlink w:anchor="_Toc242826811" w:history="1">
+          <w:hyperlink w:anchor="_Toc242868989" w:history="1">
             <w:r>
               <w:rPr>
                 <w:rStyle w:val="Hipervnculo"/>
@@ -4301,7 +4301,7 @@
                 <w:noProof/>
                 <w:webHidden/>
               </w:rPr>
-              <w:instrText xml:space="preserve"> PAGEREF _Toc242826811 \h </w:instrText>
+              <w:instrText xml:space="preserve"> PAGEREF _Toc242868989 \h </w:instrText>
             </w:r>
             <w:r>
               <w:rPr>
@@ -4346,7 +4346,7 @@
               <w14:ligatures w14:val="standardContextual"/>
             </w:rPr>
           </w:pPr>
-          <w:hyperlink w:anchor="_Toc242826812" w:history="1">
+          <w:hyperlink w:anchor="_Toc242868990" w:history="1">
             <w:r>
               <w:rPr>
                 <w:rStyle w:val="Hipervnculo"/>
@@ -4373,7 +4373,7 @@
                 <w:noProof/>
                 <w:webHidden/>
               </w:rPr>
-              <w:instrText xml:space="preserve"> PAGEREF _Toc242826812 \h </w:instrText>
+              <w:instrText xml:space="preserve"> PAGEREF _Toc242868990 \h </w:instrText>
             </w:r>
             <w:r>
               <w:rPr>
@@ -4415,7 +4415,7 @@
               <w14:ligatures w14:val="standardContextual"/>
             </w:rPr>
           </w:pPr>
-          <w:hyperlink w:anchor="_Toc242826813" w:history="1">
+          <w:hyperlink w:anchor="_Toc242868991" w:history="1">
             <w:r>
               <w:rPr>
                 <w:rStyle w:val="Hipervnculo"/>
@@ -4444,7 +4444,7 @@
                 <w:noProof/>
                 <w:webHidden/>
               </w:rPr>
-              <w:instrText xml:space="preserve"> PAGEREF _Toc242826813 \h </w:instrText>
+              <w:instrText xml:space="preserve"> PAGEREF _Toc242868991 \h </w:instrText>
             </w:r>
             <w:r>
               <w:rPr>
@@ -4489,7 +4489,7 @@
               <w14:ligatures w14:val="standardContextual"/>
             </w:rPr>
           </w:pPr>
-          <w:hyperlink w:anchor="_Toc242826814" w:history="1">
+          <w:hyperlink w:anchor="_Toc242868992" w:history="1">
             <w:r>
               <w:rPr>
                 <w:rStyle w:val="Hipervnculo"/>
@@ -4516,7 +4516,7 @@
                 <w:noProof/>
                 <w:webHidden/>
               </w:rPr>
-              <w:instrText xml:space="preserve"> PAGEREF _Toc242826814 \h </w:instrText>
+              <w:instrText xml:space="preserve"> PAGEREF _Toc242868992 \h </w:instrText>
             </w:r>
             <w:r>
               <w:rPr>
@@ -4558,7 +4558,7 @@
               <w14:ligatures w14:val="standardContextual"/>
             </w:rPr>
           </w:pPr>
-          <w:hyperlink w:anchor="_Toc242826815" w:history="1">
+          <w:hyperlink w:anchor="_Toc242868993" w:history="1">
             <w:r>
               <w:rPr>
                 <w:rStyle w:val="Hipervnculo"/>
@@ -4586,7 +4586,7 @@
                 <w:noProof/>
                 <w:webHidden/>
               </w:rPr>
-              <w:instrText xml:space="preserve"> PAGEREF _Toc242826815 \h </w:instrText>
+              <w:instrText xml:space="preserve"> PAGEREF _Toc242868993 \h </w:instrText>
             </w:r>
             <w:r>
               <w:rPr>
@@ -4628,7 +4628,7 @@
               <w14:ligatures w14:val="standardContextual"/>
             </w:rPr>
           </w:pPr>
-          <w:hyperlink w:anchor="_Toc242826816" w:history="1">
+          <w:hyperlink w:anchor="_Toc242868994" w:history="1">
             <w:r>
               <w:rPr>
                 <w:rStyle w:val="Hipervnculo"/>
@@ -4656,7 +4656,7 @@
                 <w:noProof/>
                 <w:webHidden/>
               </w:rPr>
-              <w:instrText xml:space="preserve"> PAGEREF _Toc242826816 \h </w:instrText>
+              <w:instrText xml:space="preserve"> PAGEREF _Toc242868994 \h </w:instrText>
             </w:r>
             <w:r>
               <w:rPr>
@@ -4698,7 +4698,7 @@
               <w14:ligatures w14:val="standardContextual"/>
             </w:rPr>
           </w:pPr>
-          <w:hyperlink w:anchor="_Toc242826817" w:history="1">
+          <w:hyperlink w:anchor="_Toc242868995" w:history="1">
             <w:r>
               <w:rPr>
                 <w:rStyle w:val="Hipervnculo"/>
@@ -4726,7 +4726,7 @@
                 <w:noProof/>
                 <w:webHidden/>
               </w:rPr>
-              <w:instrText xml:space="preserve"> PAGEREF _Toc242826817 \h </w:instrText>
+              <w:instrText xml:space="preserve"> PAGEREF _Toc242868995 \h </w:instrText>
             </w:r>
             <w:r>
               <w:rPr>
@@ -4768,7 +4768,7 @@
               <w14:ligatures w14:val="standardContextual"/>
             </w:rPr>
           </w:pPr>
-          <w:hyperlink w:anchor="_Toc242826818" w:history="1">
+          <w:hyperlink w:anchor="_Toc242868996" w:history="1">
             <w:r>
               <w:rPr>
                 <w:rStyle w:val="Hipervnculo"/>
@@ -4796,7 +4796,7 @@
                 <w:noProof/>
                 <w:webHidden/>
               </w:rPr>
-              <w:instrText xml:space="preserve"> PAGEREF _Toc242826818 \h </w:instrText>
+              <w:instrText xml:space="preserve"> PAGEREF _Toc242868996 \h </w:instrText>
             </w:r>
             <w:r>
               <w:rPr>
@@ -4841,7 +4841,7 @@
               <w14:ligatures w14:val="standardContextual"/>
             </w:rPr>
           </w:pPr>
-          <w:hyperlink w:anchor="_Toc242826819" w:history="1">
+          <w:hyperlink w:anchor="_Toc242868997" w:history="1">
             <w:r>
               <w:rPr>
                 <w:rStyle w:val="Hipervnculo"/>
@@ -4868,7 +4868,7 @@
                 <w:noProof/>
                 <w:webHidden/>
               </w:rPr>
-              <w:instrText xml:space="preserve"> PAGEREF _Toc242826819 \h </w:instrText>
+              <w:instrText xml:space="preserve"> PAGEREF _Toc242868997 \h </w:instrText>
             </w:r>
             <w:r>
               <w:rPr>
@@ -4913,7 +4913,7 @@
               <w14:ligatures w14:val="standardContextual"/>
             </w:rPr>
           </w:pPr>
-          <w:hyperlink w:anchor="_Toc242826820" w:history="1">
+          <w:hyperlink w:anchor="_Toc242868998" w:history="1">
             <w:r>
               <w:rPr>
                 <w:rStyle w:val="Hipervnculo"/>
@@ -4940,7 +4940,7 @@
                 <w:noProof/>
                 <w:webHidden/>
               </w:rPr>
-              <w:instrText xml:space="preserve"> PAGEREF _Toc242826820 \h </w:instrText>
+              <w:instrText xml:space="preserve"> PAGEREF _Toc242868998 \h </w:instrText>
             </w:r>
             <w:r>
               <w:rPr>
@@ -4982,7 +4982,7 @@
               <w14:ligatures w14:val="standardContextual"/>
             </w:rPr>
           </w:pPr>
-          <w:hyperlink w:anchor="_Toc242826821" w:history="1">
+          <w:hyperlink w:anchor="_Toc242868999" w:history="1">
             <w:r>
               <w:rPr>
                 <w:rStyle w:val="Hipervnculo"/>
@@ -5011,7 +5011,7 @@
                 <w:noProof/>
                 <w:webHidden/>
               </w:rPr>
-              <w:instrText xml:space="preserve"> PAGEREF _Toc242826821 \h </w:instrText>
+              <w:instrText xml:space="preserve"> PAGEREF _Toc242868999 \h </w:instrText>
             </w:r>
             <w:r>
               <w:rPr>
@@ -5056,7 +5056,7 @@
               <w14:ligatures w14:val="standardContextual"/>
             </w:rPr>
           </w:pPr>
-          <w:hyperlink w:anchor="_Toc242826822" w:history="1">
+          <w:hyperlink w:anchor="_Toc242869000" w:history="1">
             <w:r>
               <w:rPr>
                 <w:rStyle w:val="Hipervnculo"/>
@@ -5083,7 +5083,7 @@
                 <w:noProof/>
                 <w:webHidden/>
               </w:rPr>
-              <w:instrText xml:space="preserve"> PAGEREF _Toc242826822 \h </w:instrText>
+              <w:instrText xml:space="preserve"> PAGEREF _Toc242869000 \h </w:instrText>
             </w:r>
             <w:r>
               <w:rPr>
@@ -5125,7 +5125,7 @@
               <w14:ligatures w14:val="standardContextual"/>
             </w:rPr>
           </w:pPr>
-          <w:hyperlink w:anchor="_Toc242826823" w:history="1">
+          <w:hyperlink w:anchor="_Toc242869001" w:history="1">
             <w:r>
               <w:rPr>
                 <w:rStyle w:val="Hipervnculo"/>
@@ -5153,7 +5153,7 @@
                 <w:noProof/>
                 <w:webHidden/>
               </w:rPr>
-              <w:instrText xml:space="preserve"> PAGEREF _Toc242826823 \h </w:instrText>
+              <w:instrText xml:space="preserve"> PAGEREF _Toc242869001 \h </w:instrText>
             </w:r>
             <w:r>
               <w:rPr>
@@ -5195,7 +5195,7 @@
               <w14:ligatures w14:val="standardContextual"/>
             </w:rPr>
           </w:pPr>
-          <w:hyperlink w:anchor="_Toc242826824" w:history="1">
+          <w:hyperlink w:anchor="_Toc242869002" w:history="1">
             <w:r>
               <w:rPr>
                 <w:rStyle w:val="Hipervnculo"/>
@@ -5223,7 +5223,7 @@
                 <w:noProof/>
                 <w:webHidden/>
               </w:rPr>
-              <w:instrText xml:space="preserve"> PAGEREF _Toc242826824 \h </w:instrText>
+              <w:instrText xml:space="preserve"> PAGEREF _Toc242869002 \h </w:instrText>
             </w:r>
             <w:r>
               <w:rPr>
@@ -5265,7 +5265,7 @@
               <w14:ligatures w14:val="standardContextual"/>
             </w:rPr>
           </w:pPr>
-          <w:hyperlink w:anchor="_Toc242826825" w:history="1">
+          <w:hyperlink w:anchor="_Toc242869003" w:history="1">
             <w:r>
               <w:rPr>
                 <w:rStyle w:val="Hipervnculo"/>
@@ -5293,7 +5293,7 @@
                 <w:noProof/>
                 <w:webHidden/>
               </w:rPr>
-              <w:instrText xml:space="preserve"> PAGEREF _Toc242826825 \h </w:instrText>
+              <w:instrText xml:space="preserve"> PAGEREF _Toc242869003 \h </w:instrText>
             </w:r>
             <w:r>
               <w:rPr>
@@ -5335,7 +5335,7 @@
               <w14:ligatures w14:val="standardContextual"/>
             </w:rPr>
           </w:pPr>
-          <w:hyperlink w:anchor="_Toc242826826" w:history="1">
+          <w:hyperlink w:anchor="_Toc242869004" w:history="1">
             <w:r>
               <w:rPr>
                 <w:rStyle w:val="Hipervnculo"/>
@@ -5363,7 +5363,7 @@
                 <w:noProof/>
                 <w:webHidden/>
               </w:rPr>
-              <w:instrText xml:space="preserve"> PAGEREF _Toc242826826 \h </w:instrText>
+              <w:instrText xml:space="preserve"> PAGEREF _Toc242869004 \h </w:instrText>
             </w:r>
             <w:r>
               <w:rPr>
@@ -5408,7 +5408,7 @@
               <w14:ligatures w14:val="standardContextual"/>
             </w:rPr>
           </w:pPr>
-          <w:hyperlink w:anchor="_Toc242826827" w:history="1">
+          <w:hyperlink w:anchor="_Toc242869005" w:history="1">
             <w:r>
               <w:rPr>
                 <w:rStyle w:val="Hipervnculo"/>
@@ -5435,7 +5435,7 @@
                 <w:noProof/>
                 <w:webHidden/>
               </w:rPr>
-              <w:instrText xml:space="preserve"> PAGEREF _Toc242826827 \h </w:instrText>
+              <w:instrText xml:space="preserve"> PAGEREF _Toc242869005 \h </w:instrText>
             </w:r>
             <w:r>
               <w:rPr>
@@ -5480,7 +5480,7 @@
               <w14:ligatures w14:val="standardContextual"/>
             </w:rPr>
           </w:pPr>
-          <w:hyperlink w:anchor="_Toc242826828" w:history="1">
+          <w:hyperlink w:anchor="_Toc242869006" w:history="1">
             <w:r>
               <w:rPr>
                 <w:rStyle w:val="Hipervnculo"/>
@@ -5507,7 +5507,7 @@
                 <w:noProof/>
                 <w:webHidden/>
               </w:rPr>
-              <w:instrText xml:space="preserve"> PAGEREF _Toc242826828 \h </w:instrText>
+              <w:instrText xml:space="preserve"> PAGEREF _Toc242869006 \h </w:instrText>
             </w:r>
             <w:r>
               <w:rPr>
@@ -5549,7 +5549,7 @@
               <w14:ligatures w14:val="standardContextual"/>
             </w:rPr>
           </w:pPr>
-          <w:hyperlink w:anchor="_Toc242826829" w:history="1">
+          <w:hyperlink w:anchor="_Toc242869007" w:history="1">
             <w:r>
               <w:rPr>
                 <w:rStyle w:val="Hipervnculo"/>
@@ -5578,7 +5578,7 @@
                 <w:noProof/>
                 <w:webHidden/>
               </w:rPr>
-              <w:instrText xml:space="preserve"> PAGEREF _Toc242826829 \h </w:instrText>
+              <w:instrText xml:space="preserve"> PAGEREF _Toc242869007 \h </w:instrText>
             </w:r>
             <w:r>
               <w:rPr>
@@ -5623,7 +5623,7 @@
               <w14:ligatures w14:val="standardContextual"/>
             </w:rPr>
           </w:pPr>
-          <w:hyperlink w:anchor="_Toc242826830" w:history="1">
+          <w:hyperlink w:anchor="_Toc242869008" w:history="1">
             <w:r>
               <w:rPr>
                 <w:rStyle w:val="Hipervnculo"/>
@@ -5650,7 +5650,7 @@
                 <w:noProof/>
                 <w:webHidden/>
               </w:rPr>
-              <w:instrText xml:space="preserve"> PAGEREF _Toc242826830 \h </w:instrText>
+              <w:instrText xml:space="preserve"> PAGEREF _Toc242869008 \h </w:instrText>
             </w:r>
             <w:r>
               <w:rPr>
@@ -5692,7 +5692,7 @@
               <w14:ligatures w14:val="standardContextual"/>
             </w:rPr>
           </w:pPr>
-          <w:hyperlink w:anchor="_Toc242826831" w:history="1">
+          <w:hyperlink w:anchor="_Toc242869009" w:history="1">
             <w:r>
               <w:rPr>
                 <w:rStyle w:val="Hipervnculo"/>
@@ -5720,7 +5720,7 @@
                 <w:noProof/>
                 <w:webHidden/>
               </w:rPr>
-              <w:instrText xml:space="preserve"> PAGEREF _Toc242826831 \h </w:instrText>
+              <w:instrText xml:space="preserve"> PAGEREF _Toc242869009 \h </w:instrText>
             </w:r>
             <w:r>
               <w:rPr>
@@ -5762,7 +5762,7 @@
               <w14:ligatures w14:val="standardContextual"/>
             </w:rPr>
           </w:pPr>
-          <w:hyperlink w:anchor="_Toc242826832" w:history="1">
+          <w:hyperlink w:anchor="_Toc242869010" w:history="1">
             <w:r>
               <w:rPr>
                 <w:rStyle w:val="Hipervnculo"/>
@@ -5790,7 +5790,7 @@
                 <w:noProof/>
                 <w:webHidden/>
               </w:rPr>
-              <w:instrText xml:space="preserve"> PAGEREF _Toc242826832 \h </w:instrText>
+              <w:instrText xml:space="preserve"> PAGEREF _Toc242869010 \h </w:instrText>
             </w:r>
             <w:r>
               <w:rPr>
@@ -5832,7 +5832,7 @@
               <w14:ligatures w14:val="standardContextual"/>
             </w:rPr>
           </w:pPr>
-          <w:hyperlink w:anchor="_Toc242826833" w:history="1">
+          <w:hyperlink w:anchor="_Toc242869011" w:history="1">
             <w:r>
               <w:rPr>
                 <w:rStyle w:val="Hipervnculo"/>
@@ -5860,7 +5860,7 @@
                 <w:noProof/>
                 <w:webHidden/>
               </w:rPr>
-              <w:instrText xml:space="preserve"> PAGEREF _Toc242826833 \h </w:instrText>
+              <w:instrText xml:space="preserve"> PAGEREF _Toc242869011 \h </w:instrText>
             </w:r>
             <w:r>
               <w:rPr>
@@ -5902,7 +5902,7 @@
               <w14:ligatures w14:val="standardContextual"/>
             </w:rPr>
           </w:pPr>
-          <w:hyperlink w:anchor="_Toc242826834" w:history="1">
+          <w:hyperlink w:anchor="_Toc242869012" w:history="1">
             <w:r>
               <w:rPr>
                 <w:rStyle w:val="Hipervnculo"/>
@@ -5930,7 +5930,7 @@
                 <w:noProof/>
                 <w:webHidden/>
               </w:rPr>
-              <w:instrText xml:space="preserve"> PAGEREF _Toc242826834 \h </w:instrText>
+              <w:instrText xml:space="preserve"> PAGEREF _Toc242869012 \h </w:instrText>
             </w:r>
             <w:r>
               <w:rPr>
@@ -5975,7 +5975,7 @@
               <w14:ligatures w14:val="standardContextual"/>
             </w:rPr>
           </w:pPr>
-          <w:hyperlink w:anchor="_Toc242826835" w:history="1">
+          <w:hyperlink w:anchor="_Toc242869013" w:history="1">
             <w:r>
               <w:rPr>
                 <w:rStyle w:val="Hipervnculo"/>
@@ -6002,7 +6002,7 @@
                 <w:noProof/>
                 <w:webHidden/>
               </w:rPr>
-              <w:instrText xml:space="preserve"> PAGEREF _Toc242826835 \h </w:instrText>
+              <w:instrText xml:space="preserve"> PAGEREF _Toc242869013 \h </w:instrText>
             </w:r>
             <w:r>
               <w:rPr>
@@ -6047,7 +6047,7 @@
               <w14:ligatures w14:val="standardContextual"/>
             </w:rPr>
           </w:pPr>
-          <w:hyperlink w:anchor="_Toc242826836" w:history="1">
+          <w:hyperlink w:anchor="_Toc242869014" w:history="1">
             <w:r>
               <w:rPr>
                 <w:rStyle w:val="Hipervnculo"/>
@@ -6074,7 +6074,7 @@
                 <w:noProof/>
                 <w:webHidden/>
               </w:rPr>
-              <w:instrText xml:space="preserve"> PAGEREF _Toc242826836 \h </w:instrText>
+              <w:instrText xml:space="preserve"> PAGEREF _Toc242869014 \h </w:instrText>
             </w:r>
             <w:r>
               <w:rPr>
@@ -6116,7 +6116,7 @@
               <w14:ligatures w14:val="standardContextual"/>
             </w:rPr>
           </w:pPr>
-          <w:hyperlink w:anchor="_Toc242826837" w:history="1">
+          <w:hyperlink w:anchor="_Toc242869015" w:history="1">
             <w:r>
               <w:rPr>
                 <w:rStyle w:val="Hipervnculo"/>
@@ -6144,7 +6144,7 @@
                 <w:noProof/>
                 <w:webHidden/>
               </w:rPr>
-              <w:instrText xml:space="preserve"> PAGEREF _Toc242826837 \h </w:instrText>
+              <w:instrText xml:space="preserve"> PAGEREF _Toc242869015 \h </w:instrText>
             </w:r>
             <w:r>
               <w:rPr>
@@ -6186,7 +6186,7 @@
               <w14:ligatures w14:val="standardContextual"/>
             </w:rPr>
           </w:pPr>
-          <w:hyperlink w:anchor="_Toc242826838" w:history="1">
+          <w:hyperlink w:anchor="_Toc242869016" w:history="1">
             <w:r>
               <w:rPr>
                 <w:rStyle w:val="Hipervnculo"/>
@@ -6215,7 +6215,7 @@
                 <w:noProof/>
                 <w:webHidden/>
               </w:rPr>
-              <w:instrText xml:space="preserve"> PAGEREF _Toc242826838 \h </w:instrText>
+              <w:instrText xml:space="preserve"> PAGEREF _Toc242869016 \h </w:instrText>
             </w:r>
             <w:r>
               <w:rPr>
@@ -6257,7 +6257,7 @@
               <w14:ligatures w14:val="standardContextual"/>
             </w:rPr>
           </w:pPr>
-          <w:hyperlink w:anchor="_Toc242826839" w:history="1">
+          <w:hyperlink w:anchor="_Toc242869017" w:history="1">
             <w:r>
               <w:rPr>
                 <w:rStyle w:val="Hipervnculo"/>
@@ -6286,7 +6286,7 @@
                 <w:noProof/>
                 <w:webHidden/>
               </w:rPr>
-              <w:instrText xml:space="preserve"> PAGEREF _Toc242826839 \h </w:instrText>
+              <w:instrText xml:space="preserve"> PAGEREF _Toc242869017 \h </w:instrText>
             </w:r>
             <w:r>
               <w:rPr>
@@ -6328,7 +6328,7 @@
               <w14:ligatures w14:val="standardContextual"/>
             </w:rPr>
           </w:pPr>
-          <w:hyperlink w:anchor="_Toc242826840" w:history="1">
+          <w:hyperlink w:anchor="_Toc242869018" w:history="1">
             <w:r>
               <w:rPr>
                 <w:rStyle w:val="Hipervnculo"/>
@@ -6358,7 +6358,7 @@
                 <w:noProof/>
                 <w:webHidden/>
               </w:rPr>
-              <w:instrText xml:space="preserve"> PAGEREF _Toc242826840 \h </w:instrText>
+              <w:instrText xml:space="preserve"> PAGEREF _Toc242869018 \h </w:instrText>
             </w:r>
             <w:r>
               <w:rPr>
@@ -6519,7 +6519,7 @@
         </w:rPr>
         <w:fldChar w:fldCharType="separate"/>
       </w:r>
-      <w:hyperlink w:anchor="_Toc242826841" w:history="1">
+      <w:hyperlink w:anchor="_Toc242869019" w:history="1">
         <w:r>
           <w:rPr>
             <w:rStyle w:val="Hipervnculo"/>
@@ -6547,7 +6547,7 @@
             <w:noProof/>
             <w:webHidden/>
           </w:rPr>
-          <w:instrText xml:space="preserve"> PAGEREF _Toc242826841 \h </w:instrText>
+          <w:instrText xml:space="preserve"> PAGEREF _Toc242869019 \h </w:instrText>
         </w:r>
         <w:r>
           <w:rPr>
@@ -6595,7 +6595,7 @@
           <w14:ligatures w14:val="standardContextual"/>
         </w:rPr>
       </w:pPr>
-      <w:hyperlink w:anchor="_Toc242826842" w:history="1">
+      <w:hyperlink w:anchor="_Toc242869020" w:history="1">
         <w:r>
           <w:rPr>
             <w:rStyle w:val="Hipervnculo"/>
@@ -6623,7 +6623,7 @@
             <w:noProof/>
             <w:webHidden/>
           </w:rPr>
-          <w:instrText xml:space="preserve"> PAGEREF _Toc242826842 \h </w:instrText>
+          <w:instrText xml:space="preserve"> PAGEREF _Toc242869020 \h </w:instrText>
         </w:r>
         <w:r>
           <w:rPr>
@@ -6671,7 +6671,7 @@
           <w14:ligatures w14:val="standardContextual"/>
         </w:rPr>
       </w:pPr>
-      <w:hyperlink w:anchor="_Toc242826843" w:history="1">
+      <w:hyperlink w:anchor="_Toc242869021" w:history="1">
         <w:r>
           <w:rPr>
             <w:rStyle w:val="Hipervnculo"/>
@@ -6699,7 +6699,7 @@
             <w:noProof/>
             <w:webHidden/>
           </w:rPr>
-          <w:instrText xml:space="preserve"> PAGEREF _Toc242826843 \h </w:instrText>
+          <w:instrText xml:space="preserve"> PAGEREF _Toc242869021 \h </w:instrText>
         </w:r>
         <w:r>
           <w:rPr>
@@ -6747,7 +6747,7 @@
           <w14:ligatures w14:val="standardContextual"/>
         </w:rPr>
       </w:pPr>
-      <w:hyperlink w:anchor="_Toc242826844" w:history="1">
+      <w:hyperlink w:anchor="_Toc242869022" w:history="1">
         <w:r>
           <w:rPr>
             <w:rStyle w:val="Hipervnculo"/>
@@ -6775,7 +6775,7 @@
             <w:noProof/>
             <w:webHidden/>
           </w:rPr>
-          <w:instrText xml:space="preserve"> PAGEREF _Toc242826844 \h </w:instrText>
+          <w:instrText xml:space="preserve"> PAGEREF _Toc242869022 \h </w:instrText>
         </w:r>
         <w:r>
           <w:rPr>
@@ -6823,7 +6823,7 @@
           <w14:ligatures w14:val="standardContextual"/>
         </w:rPr>
       </w:pPr>
-      <w:hyperlink w:anchor="_Toc242826845" w:history="1">
+      <w:hyperlink w:anchor="_Toc242869023" w:history="1">
         <w:r>
           <w:rPr>
             <w:rStyle w:val="Hipervnculo"/>
@@ -6851,7 +6851,7 @@
             <w:noProof/>
             <w:webHidden/>
           </w:rPr>
-          <w:instrText xml:space="preserve"> PAGEREF _Toc242826845 \h </w:instrText>
+          <w:instrText xml:space="preserve"> PAGEREF _Toc242869023 \h </w:instrText>
         </w:r>
         <w:r>
           <w:rPr>
@@ -6899,7 +6899,7 @@
           <w14:ligatures w14:val="standardContextual"/>
         </w:rPr>
       </w:pPr>
-      <w:hyperlink w:anchor="_Toc242826846" w:history="1">
+      <w:hyperlink w:anchor="_Toc242869024" w:history="1">
         <w:r>
           <w:rPr>
             <w:rStyle w:val="Hipervnculo"/>
@@ -6927,7 +6927,7 @@
             <w:noProof/>
             <w:webHidden/>
           </w:rPr>
-          <w:instrText xml:space="preserve"> PAGEREF _Toc242826846 \h </w:instrText>
+          <w:instrText xml:space="preserve"> PAGEREF _Toc242869024 \h </w:instrText>
         </w:r>
         <w:r>
           <w:rPr>
@@ -6975,7 +6975,7 @@
           <w14:ligatures w14:val="standardContextual"/>
         </w:rPr>
       </w:pPr>
-      <w:hyperlink w:anchor="_Toc242826847" w:history="1">
+      <w:hyperlink w:anchor="_Toc242869025" w:history="1">
         <w:r>
           <w:rPr>
             <w:rStyle w:val="Hipervnculo"/>
@@ -7003,7 +7003,7 @@
             <w:noProof/>
             <w:webHidden/>
           </w:rPr>
-          <w:instrText xml:space="preserve"> PAGEREF _Toc242826847 \h </w:instrText>
+          <w:instrText xml:space="preserve"> PAGEREF _Toc242869025 \h </w:instrText>
         </w:r>
         <w:r>
           <w:rPr>
@@ -7051,7 +7051,7 @@
           <w14:ligatures w14:val="standardContextual"/>
         </w:rPr>
       </w:pPr>
-      <w:hyperlink w:anchor="_Toc242826848" w:history="1">
+      <w:hyperlink w:anchor="_Toc242869026" w:history="1">
         <w:r>
           <w:rPr>
             <w:rStyle w:val="Hipervnculo"/>
@@ -7079,7 +7079,7 @@
             <w:noProof/>
             <w:webHidden/>
           </w:rPr>
-          <w:instrText xml:space="preserve"> PAGEREF _Toc242826848 \h </w:instrText>
+          <w:instrText xml:space="preserve"> PAGEREF _Toc242869026 \h </w:instrText>
         </w:r>
         <w:r>
           <w:rPr>
@@ -7127,7 +7127,7 @@
           <w14:ligatures w14:val="standardContextual"/>
         </w:rPr>
       </w:pPr>
-      <w:hyperlink w:anchor="_Toc242826849" w:history="1">
+      <w:hyperlink w:anchor="_Toc242869027" w:history="1">
         <w:r>
           <w:rPr>
             <w:rStyle w:val="Hipervnculo"/>
@@ -7155,7 +7155,7 @@
             <w:noProof/>
             <w:webHidden/>
           </w:rPr>
-          <w:instrText xml:space="preserve"> PAGEREF _Toc242826849 \h </w:instrText>
+          <w:instrText xml:space="preserve"> PAGEREF _Toc242869027 \h </w:instrText>
         </w:r>
         <w:r>
           <w:rPr>
@@ -7203,7 +7203,7 @@
           <w14:ligatures w14:val="standardContextual"/>
         </w:rPr>
       </w:pPr>
-      <w:hyperlink w:anchor="_Toc242826850" w:history="1">
+      <w:hyperlink w:anchor="_Toc242869028" w:history="1">
         <w:r>
           <w:rPr>
             <w:rStyle w:val="Hipervnculo"/>
@@ -7231,7 +7231,7 @@
             <w:noProof/>
             <w:webHidden/>
           </w:rPr>
-          <w:instrText xml:space="preserve"> PAGEREF _Toc242826850 \h </w:instrText>
+          <w:instrText xml:space="preserve"> PAGEREF _Toc242869028 \h </w:instrText>
         </w:r>
         <w:r>
           <w:rPr>
@@ -7279,7 +7279,7 @@
           <w14:ligatures w14:val="standardContextual"/>
         </w:rPr>
       </w:pPr>
-      <w:hyperlink w:anchor="_Toc242826851" w:history="1">
+      <w:hyperlink w:anchor="_Toc242869029" w:history="1">
         <w:r>
           <w:rPr>
             <w:rStyle w:val="Hipervnculo"/>
@@ -7307,7 +7307,7 @@
             <w:noProof/>
             <w:webHidden/>
           </w:rPr>
-          <w:instrText xml:space="preserve"> PAGEREF _Toc242826851 \h </w:instrText>
+          <w:instrText xml:space="preserve"> PAGEREF _Toc242869029 \h </w:instrText>
         </w:r>
         <w:r>
           <w:rPr>
@@ -7355,7 +7355,7 @@
           <w14:ligatures w14:val="standardContextual"/>
         </w:rPr>
       </w:pPr>
-      <w:hyperlink w:anchor="_Toc242826852" w:history="1">
+      <w:hyperlink w:anchor="_Toc242869030" w:history="1">
         <w:r>
           <w:rPr>
             <w:rStyle w:val="Hipervnculo"/>
@@ -7383,7 +7383,7 @@
             <w:noProof/>
             <w:webHidden/>
           </w:rPr>
-          <w:instrText xml:space="preserve"> PAGEREF _Toc242826852 \h </w:instrText>
+          <w:instrText xml:space="preserve"> PAGEREF _Toc242869030 \h </w:instrText>
         </w:r>
         <w:r>
           <w:rPr>
@@ -7431,7 +7431,7 @@
           <w14:ligatures w14:val="standardContextual"/>
         </w:rPr>
       </w:pPr>
-      <w:hyperlink w:anchor="_Toc242826853" w:history="1">
+      <w:hyperlink w:anchor="_Toc242869031" w:history="1">
         <w:r>
           <w:rPr>
             <w:rStyle w:val="Hipervnculo"/>
@@ -7459,7 +7459,7 @@
             <w:noProof/>
             <w:webHidden/>
           </w:rPr>
-          <w:instrText xml:space="preserve"> PAGEREF _Toc242826853 \h </w:instrText>
+          <w:instrText xml:space="preserve"> PAGEREF _Toc242869031 \h </w:instrText>
         </w:r>
         <w:r>
           <w:rPr>
@@ -7507,7 +7507,7 @@
           <w14:ligatures w14:val="standardContextual"/>
         </w:rPr>
       </w:pPr>
-      <w:hyperlink w:anchor="_Toc242826854" w:history="1">
+      <w:hyperlink w:anchor="_Toc242869032" w:history="1">
         <w:r>
           <w:rPr>
             <w:rStyle w:val="Hipervnculo"/>
@@ -7535,7 +7535,7 @@
             <w:noProof/>
             <w:webHidden/>
           </w:rPr>
-          <w:instrText xml:space="preserve"> PAGEREF _Toc242826854 \h </w:instrText>
+          <w:instrText xml:space="preserve"> PAGEREF _Toc242869032 \h </w:instrText>
         </w:r>
         <w:r>
           <w:rPr>
@@ -7583,7 +7583,7 @@
           <w14:ligatures w14:val="standardContextual"/>
         </w:rPr>
       </w:pPr>
-      <w:hyperlink w:anchor="_Toc242826855" w:history="1">
+      <w:hyperlink w:anchor="_Toc242869033" w:history="1">
         <w:r>
           <w:rPr>
             <w:rStyle w:val="Hipervnculo"/>
@@ -7611,7 +7611,7 @@
             <w:noProof/>
             <w:webHidden/>
           </w:rPr>
-          <w:instrText xml:space="preserve"> PAGEREF _Toc242826855 \h </w:instrText>
+          <w:instrText xml:space="preserve"> PAGEREF _Toc242869033 \h </w:instrText>
         </w:r>
         <w:r>
           <w:rPr>
@@ -7659,7 +7659,7 @@
           <w14:ligatures w14:val="standardContextual"/>
         </w:rPr>
       </w:pPr>
-      <w:hyperlink w:anchor="_Toc242826856" w:history="1">
+      <w:hyperlink w:anchor="_Toc242869034" w:history="1">
         <w:r>
           <w:rPr>
             <w:rStyle w:val="Hipervnculo"/>
@@ -7687,7 +7687,7 @@
             <w:noProof/>
             <w:webHidden/>
           </w:rPr>
-          <w:instrText xml:space="preserve"> PAGEREF _Toc242826856 \h </w:instrText>
+          <w:instrText xml:space="preserve"> PAGEREF _Toc242869034 \h </w:instrText>
         </w:r>
         <w:r>
           <w:rPr>
@@ -7735,7 +7735,7 @@
           <w14:ligatures w14:val="standardContextual"/>
         </w:rPr>
       </w:pPr>
-      <w:hyperlink w:anchor="_Toc242826857" w:history="1">
+      <w:hyperlink w:anchor="_Toc242869035" w:history="1">
         <w:r>
           <w:rPr>
             <w:rStyle w:val="Hipervnculo"/>
@@ -7763,7 +7763,7 @@
             <w:noProof/>
             <w:webHidden/>
           </w:rPr>
-          <w:instrText xml:space="preserve"> PAGEREF _Toc242826857 \h </w:instrText>
+          <w:instrText xml:space="preserve"> PAGEREF _Toc242869035 \h </w:instrText>
         </w:r>
         <w:r>
           <w:rPr>
@@ -8002,7 +8002,7 @@
         </w:rPr>
         <w:fldChar w:fldCharType="separate"/>
       </w:r>
-      <w:hyperlink w:anchor="_Toc242826858" w:history="1">
+      <w:hyperlink w:anchor="_Toc242869036" w:history="1">
         <w:r>
           <w:rPr>
             <w:rStyle w:val="Hipervnculo"/>
@@ -8030,7 +8030,7 @@
             <w:noProof/>
             <w:webHidden/>
           </w:rPr>
-          <w:instrText xml:space="preserve"> PAGEREF _Toc242826858 \h </w:instrText>
+          <w:instrText xml:space="preserve"> PAGEREF _Toc242869036 \h </w:instrText>
         </w:r>
         <w:r>
           <w:rPr>
@@ -8078,7 +8078,7 @@
           <w14:ligatures w14:val="standardContextual"/>
         </w:rPr>
       </w:pPr>
-      <w:hyperlink w:anchor="_Toc242826859" w:history="1">
+      <w:hyperlink w:anchor="_Toc242869037" w:history="1">
         <w:r>
           <w:rPr>
             <w:rStyle w:val="Hipervnculo"/>
@@ -8106,7 +8106,7 @@
             <w:noProof/>
             <w:webHidden/>
           </w:rPr>
-          <w:instrText xml:space="preserve"> PAGEREF _Toc242826859 \h </w:instrText>
+          <w:instrText xml:space="preserve"> PAGEREF _Toc242869037 \h </w:instrText>
         </w:r>
         <w:r>
           <w:rPr>
@@ -8154,7 +8154,7 @@
           <w14:ligatures w14:val="standardContextual"/>
         </w:rPr>
       </w:pPr>
-      <w:hyperlink w:anchor="_Toc242826860" w:history="1">
+      <w:hyperlink w:anchor="_Toc242869038" w:history="1">
         <w:r>
           <w:rPr>
             <w:rStyle w:val="Hipervnculo"/>
@@ -8190,7 +8190,7 @@
             <w:noProof/>
             <w:webHidden/>
           </w:rPr>
-          <w:instrText xml:space="preserve"> PAGEREF _Toc242826860 \h </w:instrText>
+          <w:instrText xml:space="preserve"> PAGEREF _Toc242869038 \h </w:instrText>
         </w:r>
         <w:r>
           <w:rPr>
@@ -8238,7 +8238,7 @@
           <w14:ligatures w14:val="standardContextual"/>
         </w:rPr>
       </w:pPr>
-      <w:hyperlink w:anchor="_Toc242826861" w:history="1">
+      <w:hyperlink w:anchor="_Toc242869039" w:history="1">
         <w:r>
           <w:rPr>
             <w:rStyle w:val="Hipervnculo"/>
@@ -8274,7 +8274,7 @@
             <w:noProof/>
             <w:webHidden/>
           </w:rPr>
-          <w:instrText xml:space="preserve"> PAGEREF _Toc242826861 \h </w:instrText>
+          <w:instrText xml:space="preserve"> PAGEREF _Toc242869039 \h </w:instrText>
         </w:r>
         <w:r>
           <w:rPr>
@@ -8322,7 +8322,7 @@
           <w14:ligatures w14:val="standardContextual"/>
         </w:rPr>
       </w:pPr>
-      <w:hyperlink w:anchor="_Toc242826862" w:history="1">
+      <w:hyperlink w:anchor="_Toc242869040" w:history="1">
         <w:r>
           <w:rPr>
             <w:rStyle w:val="Hipervnculo"/>
@@ -8350,7 +8350,7 @@
             <w:noProof/>
             <w:webHidden/>
           </w:rPr>
-          <w:instrText xml:space="preserve"> PAGEREF _Toc242826862 \h </w:instrText>
+          <w:instrText xml:space="preserve"> PAGEREF _Toc242869040 \h </w:instrText>
         </w:r>
         <w:r>
           <w:rPr>
@@ -8398,7 +8398,7 @@
           <w14:ligatures w14:val="standardContextual"/>
         </w:rPr>
       </w:pPr>
-      <w:hyperlink w:anchor="_Toc242826863" w:history="1">
+      <w:hyperlink w:anchor="_Toc242869041" w:history="1">
         <w:r>
           <w:rPr>
             <w:rStyle w:val="Hipervnculo"/>
@@ -8426,7 +8426,7 @@
             <w:noProof/>
             <w:webHidden/>
           </w:rPr>
-          <w:instrText xml:space="preserve"> PAGEREF _Toc242826863 \h </w:instrText>
+          <w:instrText xml:space="preserve"> PAGEREF _Toc242869041 \h </w:instrText>
         </w:r>
         <w:r>
           <w:rPr>
@@ -8474,7 +8474,7 @@
           <w14:ligatures w14:val="standardContextual"/>
         </w:rPr>
       </w:pPr>
-      <w:hyperlink w:anchor="_Toc242826864" w:history="1">
+      <w:hyperlink w:anchor="_Toc242869042" w:history="1">
         <w:r>
           <w:rPr>
             <w:rStyle w:val="Hipervnculo"/>
@@ -8502,7 +8502,7 @@
             <w:noProof/>
             <w:webHidden/>
           </w:rPr>
-          <w:instrText xml:space="preserve"> PAGEREF _Toc242826864 \h </w:instrText>
+          <w:instrText xml:space="preserve"> PAGEREF _Toc242869042 \h </w:instrText>
         </w:r>
         <w:r>
           <w:rPr>
@@ -8550,7 +8550,7 @@
           <w14:ligatures w14:val="standardContextual"/>
         </w:rPr>
       </w:pPr>
-      <w:hyperlink w:anchor="_Toc242826865" w:history="1">
+      <w:hyperlink w:anchor="_Toc242869043" w:history="1">
         <w:r>
           <w:rPr>
             <w:rStyle w:val="Hipervnculo"/>
@@ -8578,7 +8578,7 @@
             <w:noProof/>
             <w:webHidden/>
           </w:rPr>
-          <w:instrText xml:space="preserve"> PAGEREF _Toc242826865 \h </w:instrText>
+          <w:instrText xml:space="preserve"> PAGEREF _Toc242869043 \h </w:instrText>
         </w:r>
         <w:r>
           <w:rPr>
@@ -9827,7 +9827,7 @@
       </w:pPr>
       <w:bookmarkStart w:id="3" w:name="_Toc475112151"/>
       <w:bookmarkStart w:id="4" w:name="_Toc475115507"/>
-      <w:bookmarkStart w:id="5" w:name="_Toc242826766"/>
+      <w:bookmarkStart w:id="5" w:name="_Toc242868944"/>
       <w:r>
         <w:rPr>
           <w:rFonts w:cs="Arial"/>
@@ -10015,7 +10015,7 @@
           <w:caps w:val="0"/>
         </w:rPr>
       </w:pPr>
-      <w:bookmarkStart w:id="6" w:name="_Toc242826767"/>
+      <w:bookmarkStart w:id="6" w:name="_Toc242868945"/>
       <w:r>
         <w:rPr>
           <w:rFonts w:cs="Arial"/>
@@ -10064,7 +10064,7 @@
       </w:pPr>
       <w:bookmarkStart w:id="7" w:name="_Toc475112154"/>
       <w:bookmarkStart w:id="8" w:name="_Toc475115510"/>
-      <w:bookmarkStart w:id="9" w:name="_Toc242826768"/>
+      <w:bookmarkStart w:id="9" w:name="_Toc242868946"/>
       <w:r>
         <w:t>1.1 Planteamiento del problema</w:t>
       </w:r>
@@ -10121,7 +10121,7 @@
           <w:iCs w:val="0"/>
         </w:rPr>
       </w:pPr>
-      <w:bookmarkStart w:id="10" w:name="_Toc242826858"/>
+      <w:bookmarkStart w:id="10" w:name="_Toc242869036"/>
       <w:r>
         <w:rPr>
           <w:rFonts w:cs="Arial"/>
@@ -10342,7 +10342,7 @@
           <w:iCs w:val="0"/>
         </w:rPr>
       </w:pPr>
-      <w:bookmarkStart w:id="11" w:name="_Toc242826859"/>
+      <w:bookmarkStart w:id="11" w:name="_Toc242869037"/>
       <w:r>
         <w:rPr>
           <w:rFonts w:cs="Arial"/>
@@ -10490,7 +10490,7 @@
           <w:rFonts w:eastAsia="Arial" w:cs="Arial"/>
         </w:rPr>
       </w:pPr>
-      <w:bookmarkStart w:id="12" w:name="_Toc242826860"/>
+      <w:bookmarkStart w:id="12" w:name="_Toc242869038"/>
       <w:r>
         <w:rPr>
           <w:rFonts w:cs="Arial"/>
@@ -10753,7 +10753,7 @@
       </w:pPr>
       <w:bookmarkStart w:id="13" w:name="_Toc475112156"/>
       <w:bookmarkStart w:id="14" w:name="_Toc475115512"/>
-      <w:bookmarkStart w:id="15" w:name="_Toc242826769"/>
+      <w:bookmarkStart w:id="15" w:name="_Toc242868947"/>
       <w:r>
         <w:t>1.2 Pregunta de investigación</w:t>
       </w:r>
@@ -10816,7 +10816,7 @@
       <w:pPr>
         <w:pStyle w:val="Ttulo2"/>
       </w:pPr>
-      <w:bookmarkStart w:id="16" w:name="_Toc242826770"/>
+      <w:bookmarkStart w:id="16" w:name="_Toc242868948"/>
       <w:r>
         <w:t>1.3 Justificación</w:t>
       </w:r>
@@ -10957,7 +10957,7 @@
           <w:iCs w:val="0"/>
         </w:rPr>
       </w:pPr>
-      <w:bookmarkStart w:id="17" w:name="_Toc242826861"/>
+      <w:bookmarkStart w:id="17" w:name="_Toc242869039"/>
       <w:r>
         <w:rPr>
           <w:rFonts w:cs="Arial"/>
@@ -11144,7 +11144,7 @@
       </w:pPr>
       <w:bookmarkStart w:id="18" w:name="_Toc475112155"/>
       <w:bookmarkStart w:id="19" w:name="_Toc475115511"/>
-      <w:bookmarkStart w:id="20" w:name="_Toc242826771"/>
+      <w:bookmarkStart w:id="20" w:name="_Toc242868949"/>
       <w:r>
         <w:t>1.4 Antecedentes del</w:t>
       </w:r>
@@ -11298,7 +11298,7 @@
           <w:caps w:val="0"/>
         </w:rPr>
       </w:pPr>
-      <w:bookmarkStart w:id="21" w:name="_Toc242826772"/>
+      <w:bookmarkStart w:id="21" w:name="_Toc242868950"/>
       <w:r>
         <w:rPr>
           <w:rFonts w:cs="Arial"/>
@@ -11339,7 +11339,7 @@
       </w:pPr>
       <w:bookmarkStart w:id="22" w:name="_Toc475112161"/>
       <w:bookmarkStart w:id="23" w:name="_Toc475115517"/>
-      <w:bookmarkStart w:id="24" w:name="_Toc242826773"/>
+      <w:bookmarkStart w:id="24" w:name="_Toc242868951"/>
       <w:r>
         <w:t>2.1 Objetivo general</w:t>
       </w:r>
@@ -11410,7 +11410,7 @@
         <w:pStyle w:val="Ttulo2"/>
         <w:ind w:left="567" w:hanging="576"/>
       </w:pPr>
-      <w:bookmarkStart w:id="27" w:name="_Toc242826774"/>
+      <w:bookmarkStart w:id="27" w:name="_Toc242868952"/>
       <w:r>
         <w:t>2.2 Objetivos específicos</w:t>
       </w:r>
@@ -11536,7 +11536,7 @@
       </w:pPr>
       <w:bookmarkStart w:id="28" w:name="_Toc475112165"/>
       <w:bookmarkStart w:id="29" w:name="_Toc475115521"/>
-      <w:bookmarkStart w:id="30" w:name="_Toc242826775"/>
+      <w:bookmarkStart w:id="30" w:name="_Toc242868953"/>
       <w:r>
         <w:rPr>
           <w:rFonts w:cs="Arial"/>
@@ -11565,7 +11565,7 @@
       </w:pPr>
       <w:bookmarkStart w:id="31" w:name="_Toc475112166"/>
       <w:bookmarkStart w:id="32" w:name="_Toc475115522"/>
-      <w:bookmarkStart w:id="33" w:name="_Toc242826776"/>
+      <w:bookmarkStart w:id="33" w:name="_Toc242868954"/>
       <w:r>
         <w:t>3.1 Marco conceptual</w:t>
       </w:r>
@@ -11587,7 +11587,7 @@
           <w:rFonts w:cs="Arial"/>
         </w:rPr>
       </w:pPr>
-      <w:bookmarkStart w:id="34" w:name="_Toc242826777"/>
+      <w:bookmarkStart w:id="34" w:name="_Toc242868955"/>
       <w:r>
         <w:t>3.1.1 El pensamiento computacional (PC):</w:t>
       </w:r>
@@ -11880,7 +11880,7 @@
           <w:bCs/>
         </w:rPr>
       </w:pPr>
-      <w:bookmarkStart w:id="35" w:name="_Toc242826778"/>
+      <w:bookmarkStart w:id="35" w:name="_Toc242868956"/>
       <w:r>
         <w:t>3.1.2. Pruebas Bebras:</w:t>
       </w:r>
@@ -11916,7 +11916,7 @@
           <w:rFonts w:cs="Arial"/>
         </w:rPr>
       </w:pPr>
-      <w:bookmarkStart w:id="36" w:name="_Toc242826779"/>
+      <w:bookmarkStart w:id="36" w:name="_Toc242868957"/>
       <w:r>
         <w:t>3.1.3. teoría del flujo</w:t>
       </w:r>
@@ -11938,7 +11938,7 @@
           <w:iCs w:val="0"/>
         </w:rPr>
       </w:pPr>
-      <w:bookmarkStart w:id="37" w:name="_Toc242826862"/>
+      <w:bookmarkStart w:id="37" w:name="_Toc242869040"/>
       <w:r>
         <w:rPr>
           <w:rFonts w:cs="Arial"/>
@@ -12084,7 +12084,7 @@
       <w:pPr>
         <w:pStyle w:val="Ttulo3"/>
       </w:pPr>
-      <w:bookmarkStart w:id="38" w:name="_Toc242826780"/>
+      <w:bookmarkStart w:id="38" w:name="_Toc242868958"/>
       <w:r>
         <w:t>3.1.4. Teoría de la Autodeterminación</w:t>
       </w:r>
@@ -12584,7 +12584,7 @@
           <w:rFonts w:eastAsia="Arial" w:cs="Arial"/>
         </w:rPr>
       </w:pPr>
-      <w:bookmarkStart w:id="39" w:name="_Toc242826781"/>
+      <w:bookmarkStart w:id="39" w:name="_Toc242868959"/>
       <w:r>
         <w:t>3.1.6 GOLDEN PATH</w:t>
       </w:r>
@@ -12625,7 +12625,7 @@
           <w:rFonts w:eastAsia="Arial" w:cs="Arial"/>
         </w:rPr>
       </w:pPr>
-      <w:bookmarkStart w:id="40" w:name="_Toc242826782"/>
+      <w:bookmarkStart w:id="40" w:name="_Toc242868960"/>
       <w:r>
         <w:t>3.1.7 Gamificación</w:t>
       </w:r>
@@ -12683,7 +12683,7 @@
       </w:pPr>
       <w:bookmarkStart w:id="41" w:name="_Toc475112167"/>
       <w:bookmarkStart w:id="42" w:name="_Toc475115523"/>
-      <w:bookmarkStart w:id="43" w:name="_Toc242826783"/>
+      <w:bookmarkStart w:id="43" w:name="_Toc242868961"/>
       <w:r>
         <w:t>3.2 Marco teórico</w:t>
       </w:r>
@@ -12705,7 +12705,7 @@
           <w:rFonts w:cs="Arial"/>
         </w:rPr>
       </w:pPr>
-      <w:bookmarkStart w:id="44" w:name="_Toc242826784"/>
+      <w:bookmarkStart w:id="44" w:name="_Toc242868962"/>
       <w:r>
         <w:t>3.2.1 Aprendizaje basado en juegos (ABJ)</w:t>
       </w:r>
@@ -12923,7 +12923,7 @@
           <w:caps w:val="0"/>
         </w:rPr>
       </w:pPr>
-      <w:bookmarkStart w:id="45" w:name="_Toc242826785"/>
+      <w:bookmarkStart w:id="45" w:name="_Toc242868963"/>
       <w:r>
         <w:t xml:space="preserve">3.2.2. </w:t>
       </w:r>
@@ -12968,7 +12968,7 @@
           <w:caps w:val="0"/>
         </w:rPr>
       </w:pPr>
-      <w:bookmarkStart w:id="46" w:name="_Toc242826786"/>
+      <w:bookmarkStart w:id="46" w:name="_Toc242868964"/>
       <w:r>
         <w:t xml:space="preserve">3.2.3 </w:t>
       </w:r>
@@ -13331,7 +13331,7 @@
       <w:pPr>
         <w:pStyle w:val="Ttulo3"/>
       </w:pPr>
-      <w:bookmarkStart w:id="47" w:name="_Toc242826787"/>
+      <w:bookmarkStart w:id="47" w:name="_Toc242868965"/>
       <w:r>
         <w:t>3.2.</w:t>
       </w:r>
@@ -13485,7 +13485,7 @@
           <w:bCs/>
         </w:rPr>
       </w:pPr>
-      <w:bookmarkStart w:id="48" w:name="_Toc242826788"/>
+      <w:bookmarkStart w:id="48" w:name="_Toc242868966"/>
       <w:r>
         <w:t>3.2.</w:t>
       </w:r>
@@ -13610,7 +13610,7 @@
           <w:rFonts w:cs="Arial"/>
         </w:rPr>
       </w:pPr>
-      <w:bookmarkStart w:id="49" w:name="_Toc242826789"/>
+      <w:bookmarkStart w:id="49" w:name="_Toc242868967"/>
       <w:r>
         <w:t>3.2.</w:t>
       </w:r>
@@ -13729,7 +13729,7 @@
           <w:rFonts w:cs="Arial"/>
         </w:rPr>
       </w:pPr>
-      <w:bookmarkStart w:id="50" w:name="_Toc242826790"/>
+      <w:bookmarkStart w:id="50" w:name="_Toc242868968"/>
       <w:r>
         <w:t>3.2.</w:t>
       </w:r>
@@ -13795,7 +13795,7 @@
       </w:pPr>
       <w:bookmarkStart w:id="51" w:name="_Toc475112168"/>
       <w:bookmarkStart w:id="52" w:name="_Toc475115524"/>
-      <w:bookmarkStart w:id="53" w:name="_Toc242826791"/>
+      <w:bookmarkStart w:id="53" w:name="_Toc242868969"/>
       <w:r>
         <w:t>3.3 Marco jurídico</w:t>
       </w:r>
@@ -13826,7 +13826,7 @@
           <w:rFonts w:cs="Arial"/>
         </w:rPr>
       </w:pPr>
-      <w:bookmarkStart w:id="54" w:name="_Toc242826792"/>
+      <w:bookmarkStart w:id="54" w:name="_Toc242868970"/>
       <w:r>
         <w:t>3.3.1. Tratamiento de datos personales y régimen de habeas data</w:t>
       </w:r>
@@ -14203,7 +14203,7 @@
       <w:pPr>
         <w:pStyle w:val="Ttulo3"/>
       </w:pPr>
-      <w:bookmarkStart w:id="55" w:name="_Toc242826793"/>
+      <w:bookmarkStart w:id="55" w:name="_Toc242868971"/>
       <w:r>
         <w:t>3.3.2. Derechos de autor sobre los personajes utilizados</w:t>
       </w:r>
@@ -14454,7 +14454,7 @@
       </w:pPr>
       <w:bookmarkStart w:id="56" w:name="_Toc475112170"/>
       <w:bookmarkStart w:id="57" w:name="_Toc475115526"/>
-      <w:bookmarkStart w:id="58" w:name="_Toc242826794"/>
+      <w:bookmarkStart w:id="58" w:name="_Toc242868972"/>
       <w:r>
         <w:rPr>
           <w:color w:val="auto"/>
@@ -14552,7 +14552,7 @@
           <w:caps w:val="0"/>
         </w:rPr>
       </w:pPr>
-      <w:bookmarkStart w:id="61" w:name="_Toc242826795"/>
+      <w:bookmarkStart w:id="61" w:name="_Toc242868973"/>
       <w:r>
         <w:rPr>
           <w:rFonts w:cs="Arial"/>
@@ -14979,7 +14979,7 @@
       </w:pPr>
       <w:bookmarkStart w:id="62" w:name="_Toc475112172"/>
       <w:bookmarkStart w:id="63" w:name="_Toc475115528"/>
-      <w:bookmarkStart w:id="64" w:name="_Toc242826796"/>
+      <w:bookmarkStart w:id="64" w:name="_Toc242868974"/>
       <w:r>
         <w:rPr>
           <w:rFonts w:cs="Arial"/>
@@ -15131,7 +15131,7 @@
         <w:pStyle w:val="Ttulo2"/>
         <w:ind w:left="567" w:hanging="576"/>
       </w:pPr>
-      <w:bookmarkStart w:id="65" w:name="_Toc242826797"/>
+      <w:bookmarkStart w:id="65" w:name="_Toc242868975"/>
       <w:r>
         <w:lastRenderedPageBreak/>
         <w:t>5.1 Fases del trabajo de grado</w:t>
@@ -15181,7 +15181,7 @@
         <w:pStyle w:val="Ttulo3"/>
         <w:spacing w:before="240"/>
       </w:pPr>
-      <w:bookmarkStart w:id="66" w:name="_Toc242826798"/>
+      <w:bookmarkStart w:id="66" w:name="_Toc242868976"/>
       <w:r>
         <w:t>5.1.1 Apertura del trabajo con Árcade y Kanban</w:t>
       </w:r>
@@ -15228,7 +15228,7 @@
         <w:pStyle w:val="Ttulo3"/>
         <w:spacing w:before="240"/>
       </w:pPr>
-      <w:bookmarkStart w:id="67" w:name="_Toc242826799"/>
+      <w:bookmarkStart w:id="67" w:name="_Toc242868977"/>
       <w:r>
         <w:t>5.1.2 Diseño del guion</w:t>
       </w:r>
@@ -15281,7 +15281,7 @@
         <w:pStyle w:val="Ttulo3"/>
         <w:spacing w:before="240"/>
       </w:pPr>
-      <w:bookmarkStart w:id="68" w:name="_Toc242826800"/>
+      <w:bookmarkStart w:id="68" w:name="_Toc242868978"/>
       <w:r>
         <w:t>5.1.3 Especificación de requerimientos (objetivo 1)</w:t>
       </w:r>
@@ -15344,7 +15344,7 @@
         <w:pStyle w:val="Ttulo3"/>
         <w:spacing w:before="240"/>
       </w:pPr>
-      <w:bookmarkStart w:id="69" w:name="_Toc242826801"/>
+      <w:bookmarkStart w:id="69" w:name="_Toc242868979"/>
       <w:r>
         <w:t>5.1.4 Diseño del videojuego (objetivo 2)</w:t>
       </w:r>
@@ -15416,7 +15416,7 @@
         <w:pStyle w:val="Ttulo3"/>
         <w:spacing w:before="240"/>
       </w:pPr>
-      <w:bookmarkStart w:id="70" w:name="_Toc242826802"/>
+      <w:bookmarkStart w:id="70" w:name="_Toc242868980"/>
       <w:r>
         <w:t>5.1.5 Ciclo Diseño ↔ Desarrollo ↔ Pruebas (objetivo 3)</w:t>
       </w:r>
@@ -15540,7 +15540,7 @@
         <w:pStyle w:val="Ttulo3"/>
         <w:spacing w:before="240"/>
       </w:pPr>
-      <w:bookmarkStart w:id="71" w:name="_Toc242826803"/>
+      <w:bookmarkStart w:id="71" w:name="_Toc242868981"/>
       <w:r>
         <w:lastRenderedPageBreak/>
         <w:t>5.1.6 Evaluación del prototipo (objetivo 4)</w:t>
@@ -15610,7 +15610,7 @@
       </w:pPr>
       <w:bookmarkStart w:id="72" w:name="_Toc475112174"/>
       <w:bookmarkStart w:id="73" w:name="_Toc475115530"/>
-      <w:bookmarkStart w:id="74" w:name="_Toc242826804"/>
+      <w:bookmarkStart w:id="74" w:name="_Toc242868982"/>
       <w:r>
         <w:t>5.</w:t>
       </w:r>
@@ -15879,7 +15879,7 @@
         <w:ind w:left="567" w:hanging="576"/>
       </w:pPr>
       <w:bookmarkStart w:id="75" w:name="_Toc475115531"/>
-      <w:bookmarkStart w:id="76" w:name="_Toc242826805"/>
+      <w:bookmarkStart w:id="76" w:name="_Toc242868983"/>
       <w:r>
         <w:t>5.</w:t>
       </w:r>
@@ -15998,7 +15998,7 @@
           <w:b/>
         </w:rPr>
       </w:pPr>
-      <w:bookmarkStart w:id="77" w:name="_Toc242826806"/>
+      <w:bookmarkStart w:id="77" w:name="_Toc242868984"/>
       <w:r>
         <w:rPr>
           <w:rFonts w:cs="Arial"/>
@@ -16033,7 +16033,7 @@
           <w:color w:val="auto"/>
         </w:rPr>
       </w:pPr>
-      <w:bookmarkStart w:id="78" w:name="_Toc242826807"/>
+      <w:bookmarkStart w:id="78" w:name="_Toc242868985"/>
       <w:r>
         <w:rPr>
           <w:color w:val="auto"/>
@@ -16050,7 +16050,7 @@
           <w:rFonts w:cs="Arial"/>
         </w:rPr>
       </w:pPr>
-      <w:bookmarkStart w:id="79" w:name="_Toc242826808"/>
+      <w:bookmarkStart w:id="79" w:name="_Toc242868986"/>
       <w:r>
         <w:rPr>
           <w:rFonts w:cs="Arial"/>
@@ -16102,7 +16102,7 @@
           <w:color w:val="auto"/>
         </w:rPr>
       </w:pPr>
-      <w:bookmarkStart w:id="80" w:name="_Toc242826841"/>
+      <w:bookmarkStart w:id="80" w:name="_Toc242869019"/>
       <w:r>
         <w:rPr>
           <w:rFonts w:cs="Arial"/>
@@ -16450,7 +16450,7 @@
           <w:rFonts w:cs="Arial"/>
         </w:rPr>
       </w:pPr>
-      <w:bookmarkStart w:id="81" w:name="_Toc242826809"/>
+      <w:bookmarkStart w:id="81" w:name="_Toc242868987"/>
       <w:r>
         <w:rPr>
           <w:rFonts w:cs="Arial"/>
@@ -16486,7 +16486,7 @@
           <w:color w:val="auto"/>
         </w:rPr>
       </w:pPr>
-      <w:bookmarkStart w:id="82" w:name="_Toc242826842"/>
+      <w:bookmarkStart w:id="82" w:name="_Toc242869020"/>
       <w:r>
         <w:rPr>
           <w:rFonts w:cs="Arial"/>
@@ -17192,7 +17192,7 @@
           <w:rFonts w:cs="Arial"/>
         </w:rPr>
       </w:pPr>
-      <w:bookmarkStart w:id="83" w:name="_Toc242826810"/>
+      <w:bookmarkStart w:id="83" w:name="_Toc242868988"/>
       <w:r>
         <w:rPr>
           <w:rFonts w:cs="Arial"/>
@@ -17268,7 +17268,7 @@
           <w:color w:val="auto"/>
         </w:rPr>
       </w:pPr>
-      <w:bookmarkStart w:id="84" w:name="_Toc242826811"/>
+      <w:bookmarkStart w:id="84" w:name="_Toc242868989"/>
       <w:r>
         <w:rPr>
           <w:color w:val="auto"/>
@@ -17304,7 +17304,7 @@
           <w:color w:val="auto"/>
         </w:rPr>
       </w:pPr>
-      <w:bookmarkStart w:id="85" w:name="_Toc242826843"/>
+      <w:bookmarkStart w:id="85" w:name="_Toc242869021"/>
       <w:r>
         <w:rPr>
           <w:rFonts w:cs="Arial"/>
@@ -18088,7 +18088,7 @@
           <w:color w:val="auto"/>
         </w:rPr>
       </w:pPr>
-      <w:bookmarkStart w:id="86" w:name="_Toc242826844"/>
+      <w:bookmarkStart w:id="86" w:name="_Toc242869022"/>
       <w:r>
         <w:rPr>
           <w:rFonts w:cs="Arial"/>
@@ -18438,7 +18438,7 @@
           <w:color w:val="auto"/>
         </w:rPr>
       </w:pPr>
-      <w:bookmarkStart w:id="87" w:name="_Toc242826812"/>
+      <w:bookmarkStart w:id="87" w:name="_Toc242868990"/>
       <w:r>
         <w:rPr>
           <w:color w:val="auto"/>
@@ -18537,7 +18537,7 @@
           <w:b/>
         </w:rPr>
       </w:pPr>
-      <w:bookmarkStart w:id="88" w:name="_Toc242826813"/>
+      <w:bookmarkStart w:id="88" w:name="_Toc242868991"/>
       <w:r>
         <w:rPr>
           <w:rFonts w:cs="Arial"/>
@@ -18572,7 +18572,7 @@
           <w:color w:val="auto"/>
         </w:rPr>
       </w:pPr>
-      <w:bookmarkStart w:id="89" w:name="_Toc242826814"/>
+      <w:bookmarkStart w:id="89" w:name="_Toc242868992"/>
       <w:r>
         <w:rPr>
           <w:color w:val="auto"/>
@@ -18589,7 +18589,7 @@
           <w:rFonts w:cs="Arial"/>
         </w:rPr>
       </w:pPr>
-      <w:bookmarkStart w:id="90" w:name="_Toc242826815"/>
+      <w:bookmarkStart w:id="90" w:name="_Toc242868993"/>
       <w:r>
         <w:rPr>
           <w:rFonts w:cs="Arial"/>
@@ -18700,7 +18700,7 @@
           <w:rFonts w:cs="Arial"/>
         </w:rPr>
       </w:pPr>
-      <w:bookmarkStart w:id="91" w:name="_Toc242826816"/>
+      <w:bookmarkStart w:id="91" w:name="_Toc242868994"/>
       <w:r>
         <w:rPr>
           <w:rFonts w:cs="Arial"/>
@@ -18736,7 +18736,7 @@
           <w:color w:val="auto"/>
         </w:rPr>
       </w:pPr>
-      <w:bookmarkStart w:id="92" w:name="_Toc242826845"/>
+      <w:bookmarkStart w:id="92" w:name="_Toc242869023"/>
       <w:r>
         <w:rPr>
           <w:rFonts w:cs="Arial"/>
@@ -19402,7 +19402,7 @@
           <w:rFonts w:cs="Arial"/>
         </w:rPr>
       </w:pPr>
-      <w:bookmarkStart w:id="93" w:name="_Toc242826817"/>
+      <w:bookmarkStart w:id="93" w:name="_Toc242868995"/>
       <w:r>
         <w:rPr>
           <w:rFonts w:cs="Arial"/>
@@ -19475,7 +19475,7 @@
           <w:rFonts w:cs="Arial"/>
         </w:rPr>
       </w:pPr>
-      <w:bookmarkStart w:id="94" w:name="_Toc242826818"/>
+      <w:bookmarkStart w:id="94" w:name="_Toc242868996"/>
       <w:r>
         <w:rPr>
           <w:rFonts w:cs="Arial"/>
@@ -19524,7 +19524,7 @@
           <w:color w:val="auto"/>
         </w:rPr>
       </w:pPr>
-      <w:bookmarkStart w:id="95" w:name="_Toc242826819"/>
+      <w:bookmarkStart w:id="95" w:name="_Toc242868997"/>
       <w:r>
         <w:rPr>
           <w:color w:val="auto"/>
@@ -19576,7 +19576,7 @@
           <w:color w:val="auto"/>
         </w:rPr>
       </w:pPr>
-      <w:bookmarkStart w:id="96" w:name="_Toc242826846"/>
+      <w:bookmarkStart w:id="96" w:name="_Toc242869024"/>
       <w:r>
         <w:rPr>
           <w:rFonts w:cs="Arial"/>
@@ -20247,7 +20247,7 @@
           <w:color w:val="auto"/>
         </w:rPr>
       </w:pPr>
-      <w:bookmarkStart w:id="97" w:name="_Toc242826847"/>
+      <w:bookmarkStart w:id="97" w:name="_Toc242869025"/>
       <w:r>
         <w:rPr>
           <w:rFonts w:cs="Arial"/>
@@ -20620,7 +20620,7 @@
           <w:color w:val="auto"/>
         </w:rPr>
       </w:pPr>
-      <w:bookmarkStart w:id="98" w:name="_Toc242826820"/>
+      <w:bookmarkStart w:id="98" w:name="_Toc242868998"/>
       <w:r>
         <w:rPr>
           <w:color w:val="auto"/>
@@ -20726,7 +20726,7 @@
           <w:b/>
         </w:rPr>
       </w:pPr>
-      <w:bookmarkStart w:id="99" w:name="_Toc242826821"/>
+      <w:bookmarkStart w:id="99" w:name="_Toc242868999"/>
       <w:r>
         <w:rPr>
           <w:rFonts w:cs="Arial"/>
@@ -20775,7 +20775,7 @@
           <w:color w:val="auto"/>
         </w:rPr>
       </w:pPr>
-      <w:bookmarkStart w:id="100" w:name="_Toc242826822"/>
+      <w:bookmarkStart w:id="100" w:name="_Toc242869000"/>
       <w:r>
         <w:rPr>
           <w:color w:val="auto"/>
@@ -20792,7 +20792,7 @@
           <w:rFonts w:cs="Arial"/>
         </w:rPr>
       </w:pPr>
-      <w:bookmarkStart w:id="101" w:name="_Toc242826823"/>
+      <w:bookmarkStart w:id="101" w:name="_Toc242869001"/>
       <w:r>
         <w:rPr>
           <w:rFonts w:cs="Arial"/>
@@ -20872,7 +20872,7 @@
           <w:color w:val="auto"/>
         </w:rPr>
       </w:pPr>
-      <w:bookmarkStart w:id="102" w:name="_Toc242826848"/>
+      <w:bookmarkStart w:id="102" w:name="_Toc242869026"/>
       <w:r>
         <w:rPr>
           <w:rFonts w:cs="Arial"/>
@@ -21605,7 +21605,7 @@
           <w:rFonts w:cs="Arial"/>
         </w:rPr>
       </w:pPr>
-      <w:bookmarkStart w:id="103" w:name="_Toc242826824"/>
+      <w:bookmarkStart w:id="103" w:name="_Toc242869002"/>
       <w:r>
         <w:rPr>
           <w:rFonts w:cs="Arial"/>
@@ -21734,7 +21734,7 @@
           <w:rFonts w:cs="Arial"/>
         </w:rPr>
       </w:pPr>
-      <w:bookmarkStart w:id="104" w:name="_Toc242826825"/>
+      <w:bookmarkStart w:id="104" w:name="_Toc242869003"/>
       <w:r>
         <w:rPr>
           <w:rFonts w:cs="Arial"/>
@@ -21798,7 +21798,7 @@
           <w:color w:val="auto"/>
         </w:rPr>
       </w:pPr>
-      <w:bookmarkStart w:id="105" w:name="_Toc242826863"/>
+      <w:bookmarkStart w:id="105" w:name="_Toc242869041"/>
       <w:r>
         <w:rPr>
           <w:rFonts w:cs="Arial"/>
@@ -21986,7 +21986,7 @@
           <w:color w:val="auto"/>
         </w:rPr>
       </w:pPr>
-      <w:bookmarkStart w:id="106" w:name="_Toc242826864"/>
+      <w:bookmarkStart w:id="106" w:name="_Toc242869042"/>
       <w:r>
         <w:rPr>
           <w:rFonts w:cs="Arial"/>
@@ -22183,7 +22183,7 @@
           <w:color w:val="auto"/>
         </w:rPr>
       </w:pPr>
-      <w:bookmarkStart w:id="107" w:name="_Toc242826865"/>
+      <w:bookmarkStart w:id="107" w:name="_Toc242869043"/>
       <w:r>
         <w:rPr>
           <w:rFonts w:cs="Arial"/>
@@ -22431,7 +22431,7 @@
           <w:rFonts w:cs="Arial"/>
         </w:rPr>
       </w:pPr>
-      <w:bookmarkStart w:id="108" w:name="_Toc242826826"/>
+      <w:bookmarkStart w:id="108" w:name="_Toc242869004"/>
       <w:r>
         <w:rPr>
           <w:rFonts w:cs="Arial"/>
@@ -22530,7 +22530,7 @@
           <w:color w:val="auto"/>
         </w:rPr>
       </w:pPr>
-      <w:bookmarkStart w:id="109" w:name="_Toc242826827"/>
+      <w:bookmarkStart w:id="109" w:name="_Toc242869005"/>
       <w:r>
         <w:rPr>
           <w:color w:val="auto"/>
@@ -22762,7 +22762,7 @@
           <w:color w:val="auto"/>
         </w:rPr>
       </w:pPr>
-      <w:bookmarkStart w:id="110" w:name="_Toc242826849"/>
+      <w:bookmarkStart w:id="110" w:name="_Toc242869027"/>
       <w:r>
         <w:rPr>
           <w:rFonts w:cs="Arial"/>
@@ -23196,7 +23196,7 @@
           <w:color w:val="auto"/>
         </w:rPr>
       </w:pPr>
-      <w:bookmarkStart w:id="111" w:name="_Toc242826850"/>
+      <w:bookmarkStart w:id="111" w:name="_Toc242869028"/>
       <w:r>
         <w:rPr>
           <w:rFonts w:cs="Arial"/>
@@ -23933,7 +23933,7 @@
           <w:color w:val="auto"/>
         </w:rPr>
       </w:pPr>
-      <w:bookmarkStart w:id="112" w:name="_Toc242826851"/>
+      <w:bookmarkStart w:id="112" w:name="_Toc242869029"/>
       <w:r>
         <w:rPr>
           <w:rFonts w:cs="Arial"/>
@@ -24692,7 +24692,7 @@
           <w:color w:val="auto"/>
         </w:rPr>
       </w:pPr>
-      <w:bookmarkStart w:id="113" w:name="_Toc242826828"/>
+      <w:bookmarkStart w:id="113" w:name="_Toc242869006"/>
       <w:r>
         <w:rPr>
           <w:color w:val="auto"/>
@@ -24853,7 +24853,7 @@
           <w:b/>
         </w:rPr>
       </w:pPr>
-      <w:bookmarkStart w:id="114" w:name="_Toc242826829"/>
+      <w:bookmarkStart w:id="114" w:name="_Toc242869007"/>
       <w:r>
         <w:rPr>
           <w:rFonts w:cs="Arial"/>
@@ -24887,7 +24887,7 @@
         <w:pStyle w:val="Ttulo2"/>
         <w:spacing w:before="240"/>
       </w:pPr>
-      <w:bookmarkStart w:id="115" w:name="_Toc242826830"/>
+      <w:bookmarkStart w:id="115" w:name="_Toc242869008"/>
       <w:r>
         <w:rPr>
           <w:b w:val="0"/>
@@ -24902,7 +24902,7 @@
         <w:pStyle w:val="Ttulo3"/>
         <w:spacing w:before="240"/>
       </w:pPr>
-      <w:bookmarkStart w:id="116" w:name="_Toc242826831"/>
+      <w:bookmarkStart w:id="116" w:name="_Toc242869009"/>
       <w:r>
         <w:rPr>
           <w:rFonts w:cs="Arial"/>
@@ -24948,7 +24948,7 @@
         <w:pStyle w:val="Ttulo3"/>
         <w:spacing w:before="240"/>
       </w:pPr>
-      <w:bookmarkStart w:id="117" w:name="_Toc242826832"/>
+      <w:bookmarkStart w:id="117" w:name="_Toc242869010"/>
       <w:r>
         <w:rPr>
           <w:rFonts w:cs="Arial"/>
@@ -25000,7 +25000,7 @@
         <w:pStyle w:val="Ttulo3"/>
         <w:spacing w:before="240"/>
       </w:pPr>
-      <w:bookmarkStart w:id="118" w:name="_Toc242826833"/>
+      <w:bookmarkStart w:id="118" w:name="_Toc242869011"/>
       <w:r>
         <w:rPr>
           <w:rFonts w:cs="Arial"/>
@@ -25046,7 +25046,7 @@
         <w:pStyle w:val="Ttulo3"/>
         <w:spacing w:before="240"/>
       </w:pPr>
-      <w:bookmarkStart w:id="119" w:name="_Toc242826834"/>
+      <w:bookmarkStart w:id="119" w:name="_Toc242869012"/>
       <w:r>
         <w:rPr>
           <w:rFonts w:cs="Arial"/>
@@ -25124,7 +25124,7 @@
         <w:pStyle w:val="Ttulo2"/>
         <w:spacing w:before="240"/>
       </w:pPr>
-      <w:bookmarkStart w:id="120" w:name="_Toc242826835"/>
+      <w:bookmarkStart w:id="120" w:name="_Toc242869013"/>
       <w:r>
         <w:rPr>
           <w:b w:val="0"/>
@@ -25157,7 +25157,7 @@
           <w:color w:val="auto"/>
         </w:rPr>
       </w:pPr>
-      <w:bookmarkStart w:id="121" w:name="_Toc242826852"/>
+      <w:bookmarkStart w:id="121" w:name="_Toc242869030"/>
       <w:r>
         <w:rPr>
           <w:rFonts w:cs="Arial"/>
@@ -25752,7 +25752,7 @@
           <w:color w:val="auto"/>
         </w:rPr>
       </w:pPr>
-      <w:bookmarkStart w:id="122" w:name="_Toc242826853"/>
+      <w:bookmarkStart w:id="122" w:name="_Toc242869031"/>
       <w:r>
         <w:rPr>
           <w:rFonts w:cs="Arial"/>
@@ -27124,7 +27124,7 @@
           <w:color w:val="auto"/>
         </w:rPr>
       </w:pPr>
-      <w:bookmarkStart w:id="123" w:name="_Toc242826854"/>
+      <w:bookmarkStart w:id="123" w:name="_Toc242869032"/>
       <w:r>
         <w:rPr>
           <w:rFonts w:cs="Arial"/>
@@ -27832,7 +27832,7 @@
           <w:color w:val="auto"/>
         </w:rPr>
       </w:pPr>
-      <w:bookmarkStart w:id="124" w:name="_Toc242826855"/>
+      <w:bookmarkStart w:id="124" w:name="_Toc242869033"/>
       <w:r>
         <w:rPr>
           <w:rFonts w:cs="Arial"/>
@@ -28528,7 +28528,7 @@
           <w:color w:val="auto"/>
         </w:rPr>
       </w:pPr>
-      <w:bookmarkStart w:id="125" w:name="_Toc242826856"/>
+      <w:bookmarkStart w:id="125" w:name="_Toc242869034"/>
       <w:r>
         <w:rPr>
           <w:rFonts w:cs="Arial"/>
@@ -29398,7 +29398,7 @@
           <w:color w:val="auto"/>
         </w:rPr>
       </w:pPr>
-      <w:bookmarkStart w:id="126" w:name="_Toc242826857"/>
+      <w:bookmarkStart w:id="126" w:name="_Toc242869035"/>
       <w:r>
         <w:rPr>
           <w:rFonts w:cs="Arial"/>
@@ -29971,7 +29971,7 @@
         <w:pStyle w:val="Ttulo2"/>
         <w:spacing w:before="240"/>
       </w:pPr>
-      <w:bookmarkStart w:id="127" w:name="_Toc242826836"/>
+      <w:bookmarkStart w:id="127" w:name="_Toc242869014"/>
       <w:r>
         <w:rPr>
           <w:b w:val="0"/>
@@ -30112,7 +30112,7 @@
         <w:pStyle w:val="Ttulo3"/>
         <w:spacing w:before="240"/>
       </w:pPr>
-      <w:bookmarkStart w:id="128" w:name="_Toc242826837"/>
+      <w:bookmarkStart w:id="128" w:name="_Toc242869015"/>
       <w:r>
         <w:rPr>
           <w:rFonts w:cs="Arial"/>
@@ -30137,7 +30137,14 @@
           <w:rFonts w:cs="Arial"/>
           <w:color w:val="auto"/>
         </w:rPr>
-        <w:t xml:space="preserve"> queda el resumen de nivel, que muestra a Algoritm como un círculo con su nombre y no con su diseño final (DEF-RC3-01). Los otros defectos de interfaz y de mecánica de rc3 ya están corregidos en el código y en rc4: la instrucción de tres líneas del bosque (DEF-RC3-10), los iconos de la cabecera del informe docente (DEF-RC3-05), el texto partido de «Eliminar datos» (DEF-RC3-11) y el doble clic en «Omitir», que ahora se ignora durante 0,3 s tras cada carga de escena (DEF-RC3-09). U</w:t>
+        <w:t>, el resumen de nivel mostraba a Algoritm como un círculo con su nombre y no con su diseño final (DEF-RC3-01); el defecto se corrigió en el código el 14 de octubre de 2026, después de rc4, y el ejecutable rc4 todavía lo muestra</w:t>
+      </w:r>
+      <w:r>
+        <w:rPr>
+          <w:rFonts w:cs="Arial"/>
+          <w:color w:val="auto"/>
+        </w:rPr>
+        <w:t>. Los otros defectos de interfaz y de mecánica de rc3 ya están corregidos en el código y en rc4: la instrucción de tres líneas del bosque (DEF-RC3-10), los iconos de la cabecera del informe docente (DEF-RC3-05), el texto partido de «Eliminar datos» (DEF-RC3-11) y el doble clic en «Omitir», que ahora se ignora durante 0,3 s tras cada carga de escena (DEF-RC3-09). U</w:t>
       </w:r>
       <w:r>
         <w:rPr>
@@ -30156,7 +30163,7 @@
           <w:rFonts w:cs="Arial"/>
           <w:color w:val="auto"/>
         </w:rPr>
-        <w:t xml:space="preserve">La inspección del código y del historial halló tres. RNF-15 no se cumple en ForestSceneController, WorkshopSceneController y MazeSceneController, del Nivel 2, que conservan identificadores en español (DEF-RC3-I01). La trazabilidad entre commit y tarjeta del </w:t>
+        <w:t xml:space="preserve">La inspección del código y del historial halló tres. RNF-15 no se cumple en ForestSceneController, WorkshopSceneController y MazeSceneController, del Nivel 2, que </w:t>
       </w:r>
       <w:r>
         <w:rPr>
@@ -30164,7 +30171,7 @@
           <w:color w:val="auto"/>
         </w:rPr>
         <w:lastRenderedPageBreak/>
-        <w:t>tablero (RNF-17) es débil: 9 de los 122 commits que tocan Assets llevan tarjeta (7,4 %), frente al 100 % que pide el criterio; no se corrige sin reescribir la historia, pero se evita desde ahora exigiéndola en la plantilla del mensaje (DEF-RC3-I02). Y nueve imágenes de caras conservan un halo tenue de croma (DEF-RC3-I03), que se limpia con la herramienta arte_check.py y copia de respaldo. Las pruebas de arquitectura deberían tolerar un nivel ausente para que RNF-16 pueda declarar cero fallos de acoplamiento (DEF-RC3-12), el laberinto debe correrse en PlayMode sobre el commit que se entregue (DEF-RC3-I04) y el paquete trae DirectML.dll, la carpeta D3D12 y módulos de red de Unity que nada del juego llama.</w:t>
+        <w:t>conservan identificadores en español (DEF-RC3-I01). La trazabilidad entre commit y tarjeta del tablero (RNF-17) es débil: 9 de los 122 commits que tocan Assets llevan tarjeta (7,4 %), frente al 100 % que pide el criterio; no se corrige sin reescribir la historia, pero se evita desde ahora exigiéndola en la plantilla del mensaje (DEF-RC3-I02). Y nueve imágenes de caras conservan un halo tenue de croma (DEF-RC3-I03), que se limpia con la herramienta arte_check.py y copia de respaldo. Las pruebas de arquitectura deberían tolerar un nivel ausente para que RNF-16 pueda declarar cero fallos de acoplamiento (DEF-RC3-12), el laberinto debe correrse en PlayMode sobre el commit que se entregue (DEF-RC3-I04) y el paquete trae DirectML.dll, la carpeta D3D12 y módulos de red de Unity que nada del juego llama.</w:t>
       </w:r>
     </w:p>
     <w:p>
@@ -30190,7 +30197,21 @@
           <w:rFonts w:cs="Arial"/>
           <w:color w:val="auto"/>
         </w:rPr>
-        <w:t>El triaje del 13 de octubre de 2026 repartió los 16 defectos en tres destinos. Se corrigen en el documento de casos DEF-RC3-02, 04, 06, 07 y 12 (la portada descrita como es, sin coordenadas fijas de las siete piezas del Nivel 1, el paso 21 de S-N3 como se reproduce, ±1 en los colores medidos por píxel y las cinco pruebas de arquitectura listadas como esperadas al retirar un nivel); la corrección ya está en el documento. Se corrigieron en el código DEF-RC3-05, 09, 10 y 11, en el commit 0405eba del 13 de octubre, y entraron en rc4; pruebas nuevas los vigilan, y los casos no se repitieron sobre rc4, así que los F que venían de ellos conservan el veredicto de rc3. Pasan a trabajo futuro DEF-RC3-01 (el círculo con el nombre de Algoritm en el resumen de nivel), DEF-RC3-03 (el gesto del Niño en reposo frente al criterio de la cara no tapada), DEF-RC3-08 (la forma de Algoritm en las secuencias puente), DEF-RC3-I01 (identificadores en español), DEF-RC3-I02 (commits sin tarjeta, que no se corrige sin reescribir la historia), DEF-RC3-I03 (el halo de croma de nueve caras) y DEF-RC3-I04 (la suite que no corrió sobre el contenido exacto de rc3</w:t>
+        <w:t>El triaje del 13 de octubre de 2026 repartió los 16 defectos en tres destinos. Se corrigen en el documento de casos DEF-RC3-02, 04, 06, 07 y 12 (la portada descrita como es, sin coordenadas fijas de las siete piezas del Nivel 1, el paso 21 de S-N3 como se reproduce, ±1 en los colores medidos por píxel y las cinco pruebas de arquitectura listadas como esperadas al retirar un nivel); la corrección ya está en el documento. Se corrigieron en el código DEF-RC3-05, 09, 10 y 11, en el commit 0405eba del 13 de octubre, y entraron en rc4; pruebas nuevas los vigilan, y los casos no se repitieron sobre rc4, así que los F que venían de ellos conservan el veredicto de rc3. Pasan a trabajo futuro DEF-RC3-01 (el círculo con el nombre de Algoritm en el resumen de nivel</w:t>
+      </w:r>
+      <w:r>
+        <w:rPr>
+          <w:rFonts w:cs="Arial"/>
+          <w:color w:val="auto"/>
+        </w:rPr>
+        <w:t>; el 14 de octubre se corrigió en el código, con posterioridad a rc4</w:t>
+      </w:r>
+      <w:r>
+        <w:rPr>
+          <w:rFonts w:cs="Arial"/>
+          <w:color w:val="auto"/>
+        </w:rPr>
+        <w:t>), DEF-RC3-03 (el gesto del Niño en reposo frente al criterio de la cara no tapada), DEF-RC3-08 (la forma de Algoritm en las secuencias puente), DEF-RC3-I01 (identificadores en español), DEF-RC3-I02 (commits sin tarjeta, que no se corrige sin reescribir la historia), DEF-RC3-I03 (el halo de croma de nueve caras) y DEF-RC3-I04 (la suite que no corrió sobre el contenido exacto de rc3</w:t>
       </w:r>
       <w:r>
         <w:rPr>
@@ -30208,7 +30229,7 @@
           <w:b/>
         </w:rPr>
       </w:pPr>
-      <w:bookmarkStart w:id="129" w:name="_Toc242826838"/>
+      <w:bookmarkStart w:id="129" w:name="_Toc242869016"/>
       <w:r>
         <w:rPr>
           <w:rFonts w:cs="Arial"/>
@@ -30253,7 +30274,15 @@
           <w:rFonts w:cs="Arial"/>
           <w:color w:val="auto"/>
         </w:rPr>
-        <w:t xml:space="preserve"> casos con veredicto) frente a la meta de 90 %, sobre rc3 y con las comprobaciones humanas del 13/10/2026 (Anexo G). No se midió si el juego mejora el pensamiento computacional. La sesión de ese día, con 4 estudiantes de grado quinto del Colegio El Libertador IED, sede A, comprobó que la interfaz se entiende y que la ruta principal se completa, no el efecto sobre el aprendizaje (apartado 5.3).</w:t>
+        <w:t xml:space="preserve"> casos con veredicto) frente a la meta de 90 %, sobre rc3 y con las comprobaciones humanas del 13/10/2026 (Anexo G). No se midió si el juego mejora el pensamiento computacional. La sesión de ese día, con 4 estudiantes de grado quinto del Colegio El Libertador IED, sede A, comprobó que la interfaz se entiende y que la ruta principal </w:t>
+      </w:r>
+      <w:r>
+        <w:rPr>
+          <w:rFonts w:cs="Arial"/>
+          <w:color w:val="auto"/>
+        </w:rPr>
+        <w:lastRenderedPageBreak/>
+        <w:t>se completa, no el efecto sobre el aprendizaje (apartado 5.3).</w:t>
       </w:r>
     </w:p>
     <w:p>
@@ -30265,15 +30294,7 @@
           <w:rFonts w:cs="Arial"/>
           <w:color w:val="auto"/>
         </w:rPr>
-        <w:t xml:space="preserve">Primer objetivo. Los 47 requerimientos funcionales se justificaron en un lineamiento y los 10 </w:t>
-      </w:r>
-      <w:r>
-        <w:rPr>
-          <w:rFonts w:cs="Arial"/>
-          <w:color w:val="auto"/>
-        </w:rPr>
-        <w:lastRenderedPageBreak/>
-        <w:t>criterios pedagógicos quedaron con al menos un requerimiento cada uno (100 %, con una meta de 80 %). Con una lectura más exigente, un vínculo directo con una faceta, la alineación fue de 34 de 47 (72 %), porque la matriz de facetas deja por fuera los módulos de soporte. La especificación se revisó cuatro veces después de radicarse, y la mayor parte de los cambios vino de probar la mecánica en el motor (apartado 6.3).</w:t>
+        <w:t>Primer objetivo. Los 47 requerimientos funcionales se justificaron en un lineamiento y los 10 criterios pedagógicos quedaron con al menos un requerimiento cada uno (100 %, con una meta de 80 %). Con una lectura más exigente, un vínculo directo con una faceta, la alineación fue de 34 de 47 (72 %), porque la matriz de facetas deja por fuera los módulos de soporte. La especificación se revisó cuatro veces después de radicarse, y la mayor parte de los cambios vino de probar la mecánica en el motor (apartado 6.3).</w:t>
       </w:r>
     </w:p>
     <w:p>
@@ -30348,7 +30369,7 @@
           <w:b/>
         </w:rPr>
       </w:pPr>
-      <w:bookmarkStart w:id="130" w:name="_Toc242826839"/>
+      <w:bookmarkStart w:id="130" w:name="_Toc242869017"/>
       <w:r>
         <w:rPr>
           <w:rFonts w:cs="Arial"/>
@@ -30393,7 +30414,15 @@
           <w:rFonts w:cs="Arial"/>
           <w:color w:val="auto"/>
         </w:rPr>
-        <w:t xml:space="preserve"> sus veredictos de los 136 casos siguen siendo los de rc3. Antes de entregar rc4 hay que repetir los casos sobre ese ejecutable y medir la carga y la memoria en los equipos A y B de la Tabla 17, que tienen 4 GB de RAM y donde la comprobación H5 verificó que el juego ejecuta, pero no registró cifras. Tampoco se realizó H13, el clic tras cargar una escena, la papelera del laberinto y la octava fila del informe docente (PF-RNF02-01, PF-RF34-01 y PF-RF46-01), que necesita a una persona con el ratón.</w:t>
+        <w:t xml:space="preserve"> sus veredictos de los 136 casos siguen siendo los de rc3. Antes de entregar rc4 hay que repetir los casos sobre ese ejecutable y medir la carga y la memoria en los equipos A y B de la Tabla 17, que tienen 4 GB de RAM y donde la comprobación H5 verificó que el juego ejecuta, pero no registró cifras. Tampoco se realizó H13, el clic tras cargar una escena, la papelera del laberinto y la octava </w:t>
+      </w:r>
+      <w:r>
+        <w:rPr>
+          <w:rFonts w:cs="Arial"/>
+          <w:color w:val="auto"/>
+        </w:rPr>
+        <w:lastRenderedPageBreak/>
+        <w:t>fila del informe docente (PF-RNF02-01, PF-RF34-01 y PF-RF46-01), que necesita a una persona con el ratón.</w:t>
       </w:r>
     </w:p>
     <w:p>
@@ -30405,8 +30434,21 @@
           <w:rFonts w:cs="Arial"/>
           <w:color w:val="auto"/>
         </w:rPr>
-        <w:lastRenderedPageBreak/>
-        <w:t>De los 16 hallazgos de la pasada sobre rc3, cuatro se corrigieron en el código y entraron en rc4 (DEF-RC3-05, 09, 10 y 11), cinco en el documento de casos y siete pasan a trabajo futuro, entre ellos el círculo con el nombre de Algoritm en el resumen de nivel (DEF-RC3-01). La distribución aleatoria de las siete piezas del Nivel 1 impide comparar partidas (DEF-RC3-04). El retoque del abrazo de la línea 12 y del solapamiento de Papá con Algoritm en la escena 1.1, hecho en el commit 0405eba, no tiene revisión visual registrada</w:t>
+        <w:t>De los 16 hallazgos de la pasada sobre rc3, cuatro se corrigieron en el código y entraron en rc4 (DEF-RC3-05, 09, 10 y 11), cinco en el documento de casos y siete pasan a trabajo futuro, entre ellos el círculo con el nombre de Algoritm en el resumen de nivel (DEF-RC3-01)</w:t>
+      </w:r>
+      <w:r>
+        <w:rPr>
+          <w:rFonts w:cs="Arial"/>
+          <w:color w:val="auto"/>
+        </w:rPr>
+        <w:t>, corregido en el código el 14 de octubre, después de rc4</w:t>
+      </w:r>
+      <w:r>
+        <w:rPr>
+          <w:rFonts w:cs="Arial"/>
+          <w:color w:val="auto"/>
+        </w:rPr>
+        <w:t>. La distribución aleatoria de las siete piezas del Nivel 1 impide comparar partidas (DEF-RC3-04). El retoque del abrazo de la línea 12 y del solapamiento de Papá con Algoritm en la escena 1.1, hecho en el commit 0405eba, no tiene revisión visual registrada</w:t>
       </w:r>
       <w:r>
         <w:rPr>
@@ -30444,7 +30486,7 @@
         </w:rPr>
       </w:pPr>
       <w:bookmarkStart w:id="131" w:name="_Toc379905744"/>
-      <w:bookmarkStart w:id="132" w:name="_Toc242826840"/>
+      <w:bookmarkStart w:id="132" w:name="_Toc242869018"/>
       <w:r>
         <w:rPr>
           <w:rFonts w:cs="Arial"/>
@@ -40585,6 +40627,10 @@
 </file>
 
 <file path=customXml/item1.xml><?xml version="1.0" encoding="utf-8"?>
+<b:Sources xmlns:b="http://schemas.openxmlformats.org/officeDocument/2006/bibliography" xmlns="http://schemas.openxmlformats.org/officeDocument/2006/bibliography" SelectedStyle="\IEEE2006OfficeOnline.xsl" StyleName="IEEE" Version="2006"/>
+</file>
+
+<file path=customXml/item2.xml><?xml version="1.0" encoding="utf-8"?>
 <PERRLA xmlns="PERRLAReferences" id="1" gen="1772897757446_fz0nj9rbg">
   <References>
     <Reference>
@@ -42977,22 +43023,18 @@
 </PERRLA>
 </file>
 
-<file path=customXml/item2.xml><?xml version="1.0" encoding="utf-8"?>
-<b:Sources xmlns:b="http://schemas.openxmlformats.org/officeDocument/2006/bibliography" xmlns="http://schemas.openxmlformats.org/officeDocument/2006/bibliography" SelectedStyle="\IEEE2006OfficeOnline.xsl" StyleName="IEEE" Version="2006"/>
+<file path=customXml/itemProps1.xml><?xml version="1.0" encoding="utf-8"?>
+<ds:datastoreItem xmlns:ds="http://schemas.openxmlformats.org/officeDocument/2006/customXml" ds:itemID="{5C672598-A095-4690-A035-71B3EC7C3A93}">
+  <ds:schemaRefs>
+    <ds:schemaRef ds:uri="http://schemas.openxmlformats.org/officeDocument/2006/bibliography"/>
+  </ds:schemaRefs>
+</ds:datastoreItem>
 </file>
 
-<file path=customXml/itemProps1.xml><?xml version="1.0" encoding="utf-8"?>
+<file path=customXml/itemProps2.xml><?xml version="1.0" encoding="utf-8"?>
 <ds:datastoreItem xmlns:ds="http://schemas.openxmlformats.org/officeDocument/2006/customXml" ds:itemID="{75E55BB1-1658-473A-8BA5-374477F37E7C}">
   <ds:schemaRefs>
     <ds:schemaRef ds:uri="PERRLAReferences"/>
   </ds:schemaRefs>
 </ds:datastoreItem>
-</file>
-
-<file path=customXml/itemProps2.xml><?xml version="1.0" encoding="utf-8"?>
-<ds:datastoreItem xmlns:ds="http://schemas.openxmlformats.org/officeDocument/2006/customXml" ds:itemID="{5C672598-A095-4690-A035-71B3EC7C3A93}">
-  <ds:schemaRefs>
-    <ds:schemaRef ds:uri="http://schemas.openxmlformats.org/officeDocument/2006/bibliography"/>
-  </ds:schemaRefs>
-</ds:datastoreItem>
 </file>
--- a/docs/Trabajo_de_Grado_Entrega_Plantilla_28jul.docx
+++ b/docs/Trabajo_de_Grado_Entrega_Plantilla_28jul.docx
@@ -1101,7 +1101,7 @@
           <w:r>
             <w:fldChar w:fldCharType="separate"/>
           </w:r>
-          <w:hyperlink w:anchor="_Toc242868944" w:history="1">
+          <w:hyperlink w:anchor="_Toc242890108" w:history="1">
             <w:r>
               <w:rPr>
                 <w:rStyle w:val="Hipervnculo"/>
@@ -1131,7 +1131,7 @@
                 <w:noProof/>
                 <w:webHidden/>
               </w:rPr>
-              <w:instrText xml:space="preserve"> PAGEREF _Toc242868944 \h </w:instrText>
+              <w:instrText xml:space="preserve"> PAGEREF _Toc242890108 \h </w:instrText>
             </w:r>
             <w:r>
               <w:rPr>
@@ -1173,7 +1173,7 @@
               <w14:ligatures w14:val="standardContextual"/>
             </w:rPr>
           </w:pPr>
-          <w:hyperlink w:anchor="_Toc242868945" w:history="1">
+          <w:hyperlink w:anchor="_Toc242890109" w:history="1">
             <w:r>
               <w:rPr>
                 <w:rStyle w:val="Hipervnculo"/>
@@ -1203,7 +1203,7 @@
                 <w:noProof/>
                 <w:webHidden/>
               </w:rPr>
-              <w:instrText xml:space="preserve"> PAGEREF _Toc242868945 \h </w:instrText>
+              <w:instrText xml:space="preserve"> PAGEREF _Toc242890109 \h </w:instrText>
             </w:r>
             <w:r>
               <w:rPr>
@@ -1248,7 +1248,7 @@
               <w14:ligatures w14:val="standardContextual"/>
             </w:rPr>
           </w:pPr>
-          <w:hyperlink w:anchor="_Toc242868946" w:history="1">
+          <w:hyperlink w:anchor="_Toc242890110" w:history="1">
             <w:r>
               <w:rPr>
                 <w:rStyle w:val="Hipervnculo"/>
@@ -1275,7 +1275,7 @@
                 <w:noProof/>
                 <w:webHidden/>
               </w:rPr>
-              <w:instrText xml:space="preserve"> PAGEREF _Toc242868946 \h </w:instrText>
+              <w:instrText xml:space="preserve"> PAGEREF _Toc242890110 \h </w:instrText>
             </w:r>
             <w:r>
               <w:rPr>
@@ -1320,7 +1320,7 @@
               <w14:ligatures w14:val="standardContextual"/>
             </w:rPr>
           </w:pPr>
-          <w:hyperlink w:anchor="_Toc242868947" w:history="1">
+          <w:hyperlink w:anchor="_Toc242890111" w:history="1">
             <w:r>
               <w:rPr>
                 <w:rStyle w:val="Hipervnculo"/>
@@ -1347,7 +1347,7 @@
                 <w:noProof/>
                 <w:webHidden/>
               </w:rPr>
-              <w:instrText xml:space="preserve"> PAGEREF _Toc242868947 \h </w:instrText>
+              <w:instrText xml:space="preserve"> PAGEREF _Toc242890111 \h </w:instrText>
             </w:r>
             <w:r>
               <w:rPr>
@@ -1392,7 +1392,7 @@
               <w14:ligatures w14:val="standardContextual"/>
             </w:rPr>
           </w:pPr>
-          <w:hyperlink w:anchor="_Toc242868948" w:history="1">
+          <w:hyperlink w:anchor="_Toc242890112" w:history="1">
             <w:r>
               <w:rPr>
                 <w:rStyle w:val="Hipervnculo"/>
@@ -1419,7 +1419,7 @@
                 <w:noProof/>
                 <w:webHidden/>
               </w:rPr>
-              <w:instrText xml:space="preserve"> PAGEREF _Toc242868948 \h </w:instrText>
+              <w:instrText xml:space="preserve"> PAGEREF _Toc242890112 \h </w:instrText>
             </w:r>
             <w:r>
               <w:rPr>
@@ -1464,7 +1464,7 @@
               <w14:ligatures w14:val="standardContextual"/>
             </w:rPr>
           </w:pPr>
-          <w:hyperlink w:anchor="_Toc242868949" w:history="1">
+          <w:hyperlink w:anchor="_Toc242890113" w:history="1">
             <w:r>
               <w:rPr>
                 <w:rStyle w:val="Hipervnculo"/>
@@ -1491,7 +1491,7 @@
                 <w:noProof/>
                 <w:webHidden/>
               </w:rPr>
-              <w:instrText xml:space="preserve"> PAGEREF _Toc242868949 \h </w:instrText>
+              <w:instrText xml:space="preserve"> PAGEREF _Toc242890113 \h </w:instrText>
             </w:r>
             <w:r>
               <w:rPr>
@@ -1533,7 +1533,7 @@
               <w14:ligatures w14:val="standardContextual"/>
             </w:rPr>
           </w:pPr>
-          <w:hyperlink w:anchor="_Toc242868950" w:history="1">
+          <w:hyperlink w:anchor="_Toc242890114" w:history="1">
             <w:r>
               <w:rPr>
                 <w:rStyle w:val="Hipervnculo"/>
@@ -1563,7 +1563,7 @@
                 <w:noProof/>
                 <w:webHidden/>
               </w:rPr>
-              <w:instrText xml:space="preserve"> PAGEREF _Toc242868950 \h </w:instrText>
+              <w:instrText xml:space="preserve"> PAGEREF _Toc242890114 \h </w:instrText>
             </w:r>
             <w:r>
               <w:rPr>
@@ -1608,7 +1608,7 @@
               <w14:ligatures w14:val="standardContextual"/>
             </w:rPr>
           </w:pPr>
-          <w:hyperlink w:anchor="_Toc242868951" w:history="1">
+          <w:hyperlink w:anchor="_Toc242890115" w:history="1">
             <w:r>
               <w:rPr>
                 <w:rStyle w:val="Hipervnculo"/>
@@ -1635,7 +1635,7 @@
                 <w:noProof/>
                 <w:webHidden/>
               </w:rPr>
-              <w:instrText xml:space="preserve"> PAGEREF _Toc242868951 \h </w:instrText>
+              <w:instrText xml:space="preserve"> PAGEREF _Toc242890115 \h </w:instrText>
             </w:r>
             <w:r>
               <w:rPr>
@@ -1680,7 +1680,7 @@
               <w14:ligatures w14:val="standardContextual"/>
             </w:rPr>
           </w:pPr>
-          <w:hyperlink w:anchor="_Toc242868952" w:history="1">
+          <w:hyperlink w:anchor="_Toc242890116" w:history="1">
             <w:r>
               <w:rPr>
                 <w:rStyle w:val="Hipervnculo"/>
@@ -1707,7 +1707,7 @@
                 <w:noProof/>
                 <w:webHidden/>
               </w:rPr>
-              <w:instrText xml:space="preserve"> PAGEREF _Toc242868952 \h </w:instrText>
+              <w:instrText xml:space="preserve"> PAGEREF _Toc242890116 \h </w:instrText>
             </w:r>
             <w:r>
               <w:rPr>
@@ -1749,7 +1749,7 @@
               <w14:ligatures w14:val="standardContextual"/>
             </w:rPr>
           </w:pPr>
-          <w:hyperlink w:anchor="_Toc242868953" w:history="1">
+          <w:hyperlink w:anchor="_Toc242890117" w:history="1">
             <w:r>
               <w:rPr>
                 <w:rStyle w:val="Hipervnculo"/>
@@ -1779,7 +1779,7 @@
                 <w:noProof/>
                 <w:webHidden/>
               </w:rPr>
-              <w:instrText xml:space="preserve"> PAGEREF _Toc242868953 \h </w:instrText>
+              <w:instrText xml:space="preserve"> PAGEREF _Toc242890117 \h </w:instrText>
             </w:r>
             <w:r>
               <w:rPr>
@@ -1824,7 +1824,7 @@
               <w14:ligatures w14:val="standardContextual"/>
             </w:rPr>
           </w:pPr>
-          <w:hyperlink w:anchor="_Toc242868954" w:history="1">
+          <w:hyperlink w:anchor="_Toc242890118" w:history="1">
             <w:r>
               <w:rPr>
                 <w:rStyle w:val="Hipervnculo"/>
@@ -1851,7 +1851,7 @@
                 <w:noProof/>
                 <w:webHidden/>
               </w:rPr>
-              <w:instrText xml:space="preserve"> PAGEREF _Toc242868954 \h </w:instrText>
+              <w:instrText xml:space="preserve"> PAGEREF _Toc242890118 \h </w:instrText>
             </w:r>
             <w:r>
               <w:rPr>
@@ -1893,7 +1893,7 @@
               <w14:ligatures w14:val="standardContextual"/>
             </w:rPr>
           </w:pPr>
-          <w:hyperlink w:anchor="_Toc242868955" w:history="1">
+          <w:hyperlink w:anchor="_Toc242890119" w:history="1">
             <w:r>
               <w:rPr>
                 <w:rStyle w:val="Hipervnculo"/>
@@ -1920,7 +1920,7 @@
                 <w:noProof/>
                 <w:webHidden/>
               </w:rPr>
-              <w:instrText xml:space="preserve"> PAGEREF _Toc242868955 \h </w:instrText>
+              <w:instrText xml:space="preserve"> PAGEREF _Toc242890119 \h </w:instrText>
             </w:r>
             <w:r>
               <w:rPr>
@@ -1962,7 +1962,7 @@
               <w14:ligatures w14:val="standardContextual"/>
             </w:rPr>
           </w:pPr>
-          <w:hyperlink w:anchor="_Toc242868956" w:history="1">
+          <w:hyperlink w:anchor="_Toc242890120" w:history="1">
             <w:r>
               <w:rPr>
                 <w:rStyle w:val="Hipervnculo"/>
@@ -1989,7 +1989,7 @@
                 <w:noProof/>
                 <w:webHidden/>
               </w:rPr>
-              <w:instrText xml:space="preserve"> PAGEREF _Toc242868956 \h </w:instrText>
+              <w:instrText xml:space="preserve"> PAGEREF _Toc242890120 \h </w:instrText>
             </w:r>
             <w:r>
               <w:rPr>
@@ -2031,7 +2031,7 @@
               <w14:ligatures w14:val="standardContextual"/>
             </w:rPr>
           </w:pPr>
-          <w:hyperlink w:anchor="_Toc242868957" w:history="1">
+          <w:hyperlink w:anchor="_Toc242890121" w:history="1">
             <w:r>
               <w:rPr>
                 <w:rStyle w:val="Hipervnculo"/>
@@ -2058,7 +2058,7 @@
                 <w:noProof/>
                 <w:webHidden/>
               </w:rPr>
-              <w:instrText xml:space="preserve"> PAGEREF _Toc242868957 \h </w:instrText>
+              <w:instrText xml:space="preserve"> PAGEREF _Toc242890121 \h </w:instrText>
             </w:r>
             <w:r>
               <w:rPr>
@@ -2100,7 +2100,7 @@
               <w14:ligatures w14:val="standardContextual"/>
             </w:rPr>
           </w:pPr>
-          <w:hyperlink w:anchor="_Toc242868958" w:history="1">
+          <w:hyperlink w:anchor="_Toc242890122" w:history="1">
             <w:r>
               <w:rPr>
                 <w:rStyle w:val="Hipervnculo"/>
@@ -2127,7 +2127,7 @@
                 <w:noProof/>
                 <w:webHidden/>
               </w:rPr>
-              <w:instrText xml:space="preserve"> PAGEREF _Toc242868958 \h </w:instrText>
+              <w:instrText xml:space="preserve"> PAGEREF _Toc242890122 \h </w:instrText>
             </w:r>
             <w:r>
               <w:rPr>
@@ -2169,7 +2169,7 @@
               <w14:ligatures w14:val="standardContextual"/>
             </w:rPr>
           </w:pPr>
-          <w:hyperlink w:anchor="_Toc242868959" w:history="1">
+          <w:hyperlink w:anchor="_Toc242890123" w:history="1">
             <w:r>
               <w:rPr>
                 <w:rStyle w:val="Hipervnculo"/>
@@ -2196,7 +2196,7 @@
                 <w:noProof/>
                 <w:webHidden/>
               </w:rPr>
-              <w:instrText xml:space="preserve"> PAGEREF _Toc242868959 \h </w:instrText>
+              <w:instrText xml:space="preserve"> PAGEREF _Toc242890123 \h </w:instrText>
             </w:r>
             <w:r>
               <w:rPr>
@@ -2238,7 +2238,7 @@
               <w14:ligatures w14:val="standardContextual"/>
             </w:rPr>
           </w:pPr>
-          <w:hyperlink w:anchor="_Toc242868960" w:history="1">
+          <w:hyperlink w:anchor="_Toc242890124" w:history="1">
             <w:r>
               <w:rPr>
                 <w:rStyle w:val="Hipervnculo"/>
@@ -2265,7 +2265,7 @@
                 <w:noProof/>
                 <w:webHidden/>
               </w:rPr>
-              <w:instrText xml:space="preserve"> PAGEREF _Toc242868960 \h </w:instrText>
+              <w:instrText xml:space="preserve"> PAGEREF _Toc242890124 \h </w:instrText>
             </w:r>
             <w:r>
               <w:rPr>
@@ -2310,7 +2310,7 @@
               <w14:ligatures w14:val="standardContextual"/>
             </w:rPr>
           </w:pPr>
-          <w:hyperlink w:anchor="_Toc242868961" w:history="1">
+          <w:hyperlink w:anchor="_Toc242890125" w:history="1">
             <w:r>
               <w:rPr>
                 <w:rStyle w:val="Hipervnculo"/>
@@ -2337,7 +2337,7 @@
                 <w:noProof/>
                 <w:webHidden/>
               </w:rPr>
-              <w:instrText xml:space="preserve"> PAGEREF _Toc242868961 \h </w:instrText>
+              <w:instrText xml:space="preserve"> PAGEREF _Toc242890125 \h </w:instrText>
             </w:r>
             <w:r>
               <w:rPr>
@@ -2379,7 +2379,7 @@
               <w14:ligatures w14:val="standardContextual"/>
             </w:rPr>
           </w:pPr>
-          <w:hyperlink w:anchor="_Toc242868962" w:history="1">
+          <w:hyperlink w:anchor="_Toc242890126" w:history="1">
             <w:r>
               <w:rPr>
                 <w:rStyle w:val="Hipervnculo"/>
@@ -2406,7 +2406,7 @@
                 <w:noProof/>
                 <w:webHidden/>
               </w:rPr>
-              <w:instrText xml:space="preserve"> PAGEREF _Toc242868962 \h </w:instrText>
+              <w:instrText xml:space="preserve"> PAGEREF _Toc242890126 \h </w:instrText>
             </w:r>
             <w:r>
               <w:rPr>
@@ -2448,7 +2448,7 @@
               <w14:ligatures w14:val="standardContextual"/>
             </w:rPr>
           </w:pPr>
-          <w:hyperlink w:anchor="_Toc242868963" w:history="1">
+          <w:hyperlink w:anchor="_Toc242890127" w:history="1">
             <w:r>
               <w:rPr>
                 <w:rStyle w:val="Hipervnculo"/>
@@ -2475,7 +2475,7 @@
                 <w:noProof/>
                 <w:webHidden/>
               </w:rPr>
-              <w:instrText xml:space="preserve"> PAGEREF _Toc242868963 \h </w:instrText>
+              <w:instrText xml:space="preserve"> PAGEREF _Toc242890127 \h </w:instrText>
             </w:r>
             <w:r>
               <w:rPr>
@@ -2517,7 +2517,7 @@
               <w14:ligatures w14:val="standardContextual"/>
             </w:rPr>
           </w:pPr>
-          <w:hyperlink w:anchor="_Toc242868964" w:history="1">
+          <w:hyperlink w:anchor="_Toc242890128" w:history="1">
             <w:r>
               <w:rPr>
                 <w:rStyle w:val="Hipervnculo"/>
@@ -2544,7 +2544,7 @@
                 <w:noProof/>
                 <w:webHidden/>
               </w:rPr>
-              <w:instrText xml:space="preserve"> PAGEREF _Toc242868964 \h </w:instrText>
+              <w:instrText xml:space="preserve"> PAGEREF _Toc242890128 \h </w:instrText>
             </w:r>
             <w:r>
               <w:rPr>
@@ -2586,7 +2586,7 @@
               <w14:ligatures w14:val="standardContextual"/>
             </w:rPr>
           </w:pPr>
-          <w:hyperlink w:anchor="_Toc242868965" w:history="1">
+          <w:hyperlink w:anchor="_Toc242890129" w:history="1">
             <w:r>
               <w:rPr>
                 <w:rStyle w:val="Hipervnculo"/>
@@ -2613,7 +2613,7 @@
                 <w:noProof/>
                 <w:webHidden/>
               </w:rPr>
-              <w:instrText xml:space="preserve"> PAGEREF _Toc242868965 \h </w:instrText>
+              <w:instrText xml:space="preserve"> PAGEREF _Toc242890129 \h </w:instrText>
             </w:r>
             <w:r>
               <w:rPr>
@@ -2655,7 +2655,7 @@
               <w14:ligatures w14:val="standardContextual"/>
             </w:rPr>
           </w:pPr>
-          <w:hyperlink w:anchor="_Toc242868966" w:history="1">
+          <w:hyperlink w:anchor="_Toc242890130" w:history="1">
             <w:r>
               <w:rPr>
                 <w:rStyle w:val="Hipervnculo"/>
@@ -2682,7 +2682,7 @@
                 <w:noProof/>
                 <w:webHidden/>
               </w:rPr>
-              <w:instrText xml:space="preserve"> PAGEREF _Toc242868966 \h </w:instrText>
+              <w:instrText xml:space="preserve"> PAGEREF _Toc242890130 \h </w:instrText>
             </w:r>
             <w:r>
               <w:rPr>
@@ -2724,7 +2724,7 @@
               <w14:ligatures w14:val="standardContextual"/>
             </w:rPr>
           </w:pPr>
-          <w:hyperlink w:anchor="_Toc242868967" w:history="1">
+          <w:hyperlink w:anchor="_Toc242890131" w:history="1">
             <w:r>
               <w:rPr>
                 <w:rStyle w:val="Hipervnculo"/>
@@ -2751,7 +2751,7 @@
                 <w:noProof/>
                 <w:webHidden/>
               </w:rPr>
-              <w:instrText xml:space="preserve"> PAGEREF _Toc242868967 \h </w:instrText>
+              <w:instrText xml:space="preserve"> PAGEREF _Toc242890131 \h </w:instrText>
             </w:r>
             <w:r>
               <w:rPr>
@@ -2793,7 +2793,7 @@
               <w14:ligatures w14:val="standardContextual"/>
             </w:rPr>
           </w:pPr>
-          <w:hyperlink w:anchor="_Toc242868968" w:history="1">
+          <w:hyperlink w:anchor="_Toc242890132" w:history="1">
             <w:r>
               <w:rPr>
                 <w:rStyle w:val="Hipervnculo"/>
@@ -2820,7 +2820,7 @@
                 <w:noProof/>
                 <w:webHidden/>
               </w:rPr>
-              <w:instrText xml:space="preserve"> PAGEREF _Toc242868968 \h </w:instrText>
+              <w:instrText xml:space="preserve"> PAGEREF _Toc242890132 \h </w:instrText>
             </w:r>
             <w:r>
               <w:rPr>
@@ -2865,7 +2865,7 @@
               <w14:ligatures w14:val="standardContextual"/>
             </w:rPr>
           </w:pPr>
-          <w:hyperlink w:anchor="_Toc242868969" w:history="1">
+          <w:hyperlink w:anchor="_Toc242890133" w:history="1">
             <w:r>
               <w:rPr>
                 <w:rStyle w:val="Hipervnculo"/>
@@ -2892,7 +2892,7 @@
                 <w:noProof/>
                 <w:webHidden/>
               </w:rPr>
-              <w:instrText xml:space="preserve"> PAGEREF _Toc242868969 \h </w:instrText>
+              <w:instrText xml:space="preserve"> PAGEREF _Toc242890133 \h </w:instrText>
             </w:r>
             <w:r>
               <w:rPr>
@@ -2934,7 +2934,7 @@
               <w14:ligatures w14:val="standardContextual"/>
             </w:rPr>
           </w:pPr>
-          <w:hyperlink w:anchor="_Toc242868970" w:history="1">
+          <w:hyperlink w:anchor="_Toc242890134" w:history="1">
             <w:r>
               <w:rPr>
                 <w:rStyle w:val="Hipervnculo"/>
@@ -2961,7 +2961,7 @@
                 <w:noProof/>
                 <w:webHidden/>
               </w:rPr>
-              <w:instrText xml:space="preserve"> PAGEREF _Toc242868970 \h </w:instrText>
+              <w:instrText xml:space="preserve"> PAGEREF _Toc242890134 \h </w:instrText>
             </w:r>
             <w:r>
               <w:rPr>
@@ -3003,7 +3003,7 @@
               <w14:ligatures w14:val="standardContextual"/>
             </w:rPr>
           </w:pPr>
-          <w:hyperlink w:anchor="_Toc242868971" w:history="1">
+          <w:hyperlink w:anchor="_Toc242890135" w:history="1">
             <w:r>
               <w:rPr>
                 <w:rStyle w:val="Hipervnculo"/>
@@ -3030,7 +3030,7 @@
                 <w:noProof/>
                 <w:webHidden/>
               </w:rPr>
-              <w:instrText xml:space="preserve"> PAGEREF _Toc242868971 \h </w:instrText>
+              <w:instrText xml:space="preserve"> PAGEREF _Toc242890135 \h </w:instrText>
             </w:r>
             <w:r>
               <w:rPr>
@@ -3075,7 +3075,7 @@
               <w14:ligatures w14:val="standardContextual"/>
             </w:rPr>
           </w:pPr>
-          <w:hyperlink w:anchor="_Toc242868972" w:history="1">
+          <w:hyperlink w:anchor="_Toc242890136" w:history="1">
             <w:r>
               <w:rPr>
                 <w:rStyle w:val="Hipervnculo"/>
@@ -3102,7 +3102,7 @@
                 <w:noProof/>
                 <w:webHidden/>
               </w:rPr>
-              <w:instrText xml:space="preserve"> PAGEREF _Toc242868972 \h </w:instrText>
+              <w:instrText xml:space="preserve"> PAGEREF _Toc242890136 \h </w:instrText>
             </w:r>
             <w:r>
               <w:rPr>
@@ -3144,7 +3144,7 @@
               <w14:ligatures w14:val="standardContextual"/>
             </w:rPr>
           </w:pPr>
-          <w:hyperlink w:anchor="_Toc242868973" w:history="1">
+          <w:hyperlink w:anchor="_Toc242890137" w:history="1">
             <w:r>
               <w:rPr>
                 <w:rStyle w:val="Hipervnculo"/>
@@ -3174,7 +3174,7 @@
                 <w:noProof/>
                 <w:webHidden/>
               </w:rPr>
-              <w:instrText xml:space="preserve"> PAGEREF _Toc242868973 \h </w:instrText>
+              <w:instrText xml:space="preserve"> PAGEREF _Toc242890137 \h </w:instrText>
             </w:r>
             <w:r>
               <w:rPr>
@@ -3216,7 +3216,7 @@
               <w14:ligatures w14:val="standardContextual"/>
             </w:rPr>
           </w:pPr>
-          <w:hyperlink w:anchor="_Toc242868974" w:history="1">
+          <w:hyperlink w:anchor="_Toc242890138" w:history="1">
             <w:r>
               <w:rPr>
                 <w:rStyle w:val="Hipervnculo"/>
@@ -3246,7 +3246,7 @@
                 <w:noProof/>
                 <w:webHidden/>
               </w:rPr>
-              <w:instrText xml:space="preserve"> PAGEREF _Toc242868974 \h </w:instrText>
+              <w:instrText xml:space="preserve"> PAGEREF _Toc242890138 \h </w:instrText>
             </w:r>
             <w:r>
               <w:rPr>
@@ -3291,7 +3291,7 @@
               <w14:ligatures w14:val="standardContextual"/>
             </w:rPr>
           </w:pPr>
-          <w:hyperlink w:anchor="_Toc242868975" w:history="1">
+          <w:hyperlink w:anchor="_Toc242890139" w:history="1">
             <w:r>
               <w:rPr>
                 <w:rStyle w:val="Hipervnculo"/>
@@ -3318,7 +3318,7 @@
                 <w:noProof/>
                 <w:webHidden/>
               </w:rPr>
-              <w:instrText xml:space="preserve"> PAGEREF _Toc242868975 \h </w:instrText>
+              <w:instrText xml:space="preserve"> PAGEREF _Toc242890139 \h </w:instrText>
             </w:r>
             <w:r>
               <w:rPr>
@@ -3360,7 +3360,7 @@
               <w14:ligatures w14:val="standardContextual"/>
             </w:rPr>
           </w:pPr>
-          <w:hyperlink w:anchor="_Toc242868976" w:history="1">
+          <w:hyperlink w:anchor="_Toc242890140" w:history="1">
             <w:r>
               <w:rPr>
                 <w:rStyle w:val="Hipervnculo"/>
@@ -3387,7 +3387,7 @@
                 <w:noProof/>
                 <w:webHidden/>
               </w:rPr>
-              <w:instrText xml:space="preserve"> PAGEREF _Toc242868976 \h </w:instrText>
+              <w:instrText xml:space="preserve"> PAGEREF _Toc242890140 \h </w:instrText>
             </w:r>
             <w:r>
               <w:rPr>
@@ -3429,7 +3429,7 @@
               <w14:ligatures w14:val="standardContextual"/>
             </w:rPr>
           </w:pPr>
-          <w:hyperlink w:anchor="_Toc242868977" w:history="1">
+          <w:hyperlink w:anchor="_Toc242890141" w:history="1">
             <w:r>
               <w:rPr>
                 <w:rStyle w:val="Hipervnculo"/>
@@ -3456,7 +3456,7 @@
                 <w:noProof/>
                 <w:webHidden/>
               </w:rPr>
-              <w:instrText xml:space="preserve"> PAGEREF _Toc242868977 \h </w:instrText>
+              <w:instrText xml:space="preserve"> PAGEREF _Toc242890141 \h </w:instrText>
             </w:r>
             <w:r>
               <w:rPr>
@@ -3498,7 +3498,7 @@
               <w14:ligatures w14:val="standardContextual"/>
             </w:rPr>
           </w:pPr>
-          <w:hyperlink w:anchor="_Toc242868978" w:history="1">
+          <w:hyperlink w:anchor="_Toc242890142" w:history="1">
             <w:r>
               <w:rPr>
                 <w:rStyle w:val="Hipervnculo"/>
@@ -3525,7 +3525,7 @@
                 <w:noProof/>
                 <w:webHidden/>
               </w:rPr>
-              <w:instrText xml:space="preserve"> PAGEREF _Toc242868978 \h </w:instrText>
+              <w:instrText xml:space="preserve"> PAGEREF _Toc242890142 \h </w:instrText>
             </w:r>
             <w:r>
               <w:rPr>
@@ -3567,7 +3567,7 @@
               <w14:ligatures w14:val="standardContextual"/>
             </w:rPr>
           </w:pPr>
-          <w:hyperlink w:anchor="_Toc242868979" w:history="1">
+          <w:hyperlink w:anchor="_Toc242890143" w:history="1">
             <w:r>
               <w:rPr>
                 <w:rStyle w:val="Hipervnculo"/>
@@ -3594,7 +3594,7 @@
                 <w:noProof/>
                 <w:webHidden/>
               </w:rPr>
-              <w:instrText xml:space="preserve"> PAGEREF _Toc242868979 \h </w:instrText>
+              <w:instrText xml:space="preserve"> PAGEREF _Toc242890143 \h </w:instrText>
             </w:r>
             <w:r>
               <w:rPr>
@@ -3636,7 +3636,7 @@
               <w14:ligatures w14:val="standardContextual"/>
             </w:rPr>
           </w:pPr>
-          <w:hyperlink w:anchor="_Toc242868980" w:history="1">
+          <w:hyperlink w:anchor="_Toc242890144" w:history="1">
             <w:r>
               <w:rPr>
                 <w:rStyle w:val="Hipervnculo"/>
@@ -3663,7 +3663,7 @@
                 <w:noProof/>
                 <w:webHidden/>
               </w:rPr>
-              <w:instrText xml:space="preserve"> PAGEREF _Toc242868980 \h </w:instrText>
+              <w:instrText xml:space="preserve"> PAGEREF _Toc242890144 \h </w:instrText>
             </w:r>
             <w:r>
               <w:rPr>
@@ -3705,7 +3705,7 @@
               <w14:ligatures w14:val="standardContextual"/>
             </w:rPr>
           </w:pPr>
-          <w:hyperlink w:anchor="_Toc242868981" w:history="1">
+          <w:hyperlink w:anchor="_Toc242890145" w:history="1">
             <w:r>
               <w:rPr>
                 <w:rStyle w:val="Hipervnculo"/>
@@ -3732,7 +3732,7 @@
                 <w:noProof/>
                 <w:webHidden/>
               </w:rPr>
-              <w:instrText xml:space="preserve"> PAGEREF _Toc242868981 \h </w:instrText>
+              <w:instrText xml:space="preserve"> PAGEREF _Toc242890145 \h </w:instrText>
             </w:r>
             <w:r>
               <w:rPr>
@@ -3777,7 +3777,7 @@
               <w14:ligatures w14:val="standardContextual"/>
             </w:rPr>
           </w:pPr>
-          <w:hyperlink w:anchor="_Toc242868982" w:history="1">
+          <w:hyperlink w:anchor="_Toc242890146" w:history="1">
             <w:r>
               <w:rPr>
                 <w:rStyle w:val="Hipervnculo"/>
@@ -3804,7 +3804,7 @@
                 <w:noProof/>
                 <w:webHidden/>
               </w:rPr>
-              <w:instrText xml:space="preserve"> PAGEREF _Toc242868982 \h </w:instrText>
+              <w:instrText xml:space="preserve"> PAGEREF _Toc242890146 \h </w:instrText>
             </w:r>
             <w:r>
               <w:rPr>
@@ -3849,7 +3849,7 @@
               <w14:ligatures w14:val="standardContextual"/>
             </w:rPr>
           </w:pPr>
-          <w:hyperlink w:anchor="_Toc242868983" w:history="1">
+          <w:hyperlink w:anchor="_Toc242890147" w:history="1">
             <w:r>
               <w:rPr>
                 <w:rStyle w:val="Hipervnculo"/>
@@ -3876,7 +3876,7 @@
                 <w:noProof/>
                 <w:webHidden/>
               </w:rPr>
-              <w:instrText xml:space="preserve"> PAGEREF _Toc242868983 \h </w:instrText>
+              <w:instrText xml:space="preserve"> PAGEREF _Toc242890147 \h </w:instrText>
             </w:r>
             <w:r>
               <w:rPr>
@@ -3918,7 +3918,7 @@
               <w14:ligatures w14:val="standardContextual"/>
             </w:rPr>
           </w:pPr>
-          <w:hyperlink w:anchor="_Toc242868984" w:history="1">
+          <w:hyperlink w:anchor="_Toc242890148" w:history="1">
             <w:r>
               <w:rPr>
                 <w:rStyle w:val="Hipervnculo"/>
@@ -3947,7 +3947,7 @@
                 <w:noProof/>
                 <w:webHidden/>
               </w:rPr>
-              <w:instrText xml:space="preserve"> PAGEREF _Toc242868984 \h </w:instrText>
+              <w:instrText xml:space="preserve"> PAGEREF _Toc242890148 \h </w:instrText>
             </w:r>
             <w:r>
               <w:rPr>
@@ -3992,7 +3992,7 @@
               <w14:ligatures w14:val="standardContextual"/>
             </w:rPr>
           </w:pPr>
-          <w:hyperlink w:anchor="_Toc242868985" w:history="1">
+          <w:hyperlink w:anchor="_Toc242890149" w:history="1">
             <w:r>
               <w:rPr>
                 <w:rStyle w:val="Hipervnculo"/>
@@ -4019,7 +4019,7 @@
                 <w:noProof/>
                 <w:webHidden/>
               </w:rPr>
-              <w:instrText xml:space="preserve"> PAGEREF _Toc242868985 \h </w:instrText>
+              <w:instrText xml:space="preserve"> PAGEREF _Toc242890149 \h </w:instrText>
             </w:r>
             <w:r>
               <w:rPr>
@@ -4061,7 +4061,7 @@
               <w14:ligatures w14:val="standardContextual"/>
             </w:rPr>
           </w:pPr>
-          <w:hyperlink w:anchor="_Toc242868986" w:history="1">
+          <w:hyperlink w:anchor="_Toc242890150" w:history="1">
             <w:r>
               <w:rPr>
                 <w:rStyle w:val="Hipervnculo"/>
@@ -4089,7 +4089,7 @@
                 <w:noProof/>
                 <w:webHidden/>
               </w:rPr>
-              <w:instrText xml:space="preserve"> PAGEREF _Toc242868986 \h </w:instrText>
+              <w:instrText xml:space="preserve"> PAGEREF _Toc242890150 \h </w:instrText>
             </w:r>
             <w:r>
               <w:rPr>
@@ -4131,7 +4131,7 @@
               <w14:ligatures w14:val="standardContextual"/>
             </w:rPr>
           </w:pPr>
-          <w:hyperlink w:anchor="_Toc242868987" w:history="1">
+          <w:hyperlink w:anchor="_Toc242890151" w:history="1">
             <w:r>
               <w:rPr>
                 <w:rStyle w:val="Hipervnculo"/>
@@ -4159,7 +4159,7 @@
                 <w:noProof/>
                 <w:webHidden/>
               </w:rPr>
-              <w:instrText xml:space="preserve"> PAGEREF _Toc242868987 \h </w:instrText>
+              <w:instrText xml:space="preserve"> PAGEREF _Toc242890151 \h </w:instrText>
             </w:r>
             <w:r>
               <w:rPr>
@@ -4201,7 +4201,7 @@
               <w14:ligatures w14:val="standardContextual"/>
             </w:rPr>
           </w:pPr>
-          <w:hyperlink w:anchor="_Toc242868988" w:history="1">
+          <w:hyperlink w:anchor="_Toc242890152" w:history="1">
             <w:r>
               <w:rPr>
                 <w:rStyle w:val="Hipervnculo"/>
@@ -4229,7 +4229,7 @@
                 <w:noProof/>
                 <w:webHidden/>
               </w:rPr>
-              <w:instrText xml:space="preserve"> PAGEREF _Toc242868988 \h </w:instrText>
+              <w:instrText xml:space="preserve"> PAGEREF _Toc242890152 \h </w:instrText>
             </w:r>
             <w:r>
               <w:rPr>
@@ -4274,7 +4274,7 @@
               <w14:ligatures w14:val="standardContextual"/>
             </w:rPr>
           </w:pPr>
-          <w:hyperlink w:anchor="_Toc242868989" w:history="1">
+          <w:hyperlink w:anchor="_Toc242890153" w:history="1">
             <w:r>
               <w:rPr>
                 <w:rStyle w:val="Hipervnculo"/>
@@ -4301,7 +4301,7 @@
                 <w:noProof/>
                 <w:webHidden/>
               </w:rPr>
-              <w:instrText xml:space="preserve"> PAGEREF _Toc242868989 \h </w:instrText>
+              <w:instrText xml:space="preserve"> PAGEREF _Toc242890153 \h </w:instrText>
             </w:r>
             <w:r>
               <w:rPr>
@@ -4346,7 +4346,7 @@
               <w14:ligatures w14:val="standardContextual"/>
             </w:rPr>
           </w:pPr>
-          <w:hyperlink w:anchor="_Toc242868990" w:history="1">
+          <w:hyperlink w:anchor="_Toc242890154" w:history="1">
             <w:r>
               <w:rPr>
                 <w:rStyle w:val="Hipervnculo"/>
@@ -4373,7 +4373,7 @@
                 <w:noProof/>
                 <w:webHidden/>
               </w:rPr>
-              <w:instrText xml:space="preserve"> PAGEREF _Toc242868990 \h </w:instrText>
+              <w:instrText xml:space="preserve"> PAGEREF _Toc242890154 \h </w:instrText>
             </w:r>
             <w:r>
               <w:rPr>
@@ -4415,7 +4415,7 @@
               <w14:ligatures w14:val="standardContextual"/>
             </w:rPr>
           </w:pPr>
-          <w:hyperlink w:anchor="_Toc242868991" w:history="1">
+          <w:hyperlink w:anchor="_Toc242890155" w:history="1">
             <w:r>
               <w:rPr>
                 <w:rStyle w:val="Hipervnculo"/>
@@ -4444,7 +4444,7 @@
                 <w:noProof/>
                 <w:webHidden/>
               </w:rPr>
-              <w:instrText xml:space="preserve"> PAGEREF _Toc242868991 \h </w:instrText>
+              <w:instrText xml:space="preserve"> PAGEREF _Toc242890155 \h </w:instrText>
             </w:r>
             <w:r>
               <w:rPr>
@@ -4489,7 +4489,7 @@
               <w14:ligatures w14:val="standardContextual"/>
             </w:rPr>
           </w:pPr>
-          <w:hyperlink w:anchor="_Toc242868992" w:history="1">
+          <w:hyperlink w:anchor="_Toc242890156" w:history="1">
             <w:r>
               <w:rPr>
                 <w:rStyle w:val="Hipervnculo"/>
@@ -4516,7 +4516,7 @@
                 <w:noProof/>
                 <w:webHidden/>
               </w:rPr>
-              <w:instrText xml:space="preserve"> PAGEREF _Toc242868992 \h </w:instrText>
+              <w:instrText xml:space="preserve"> PAGEREF _Toc242890156 \h </w:instrText>
             </w:r>
             <w:r>
               <w:rPr>
@@ -4558,7 +4558,7 @@
               <w14:ligatures w14:val="standardContextual"/>
             </w:rPr>
           </w:pPr>
-          <w:hyperlink w:anchor="_Toc242868993" w:history="1">
+          <w:hyperlink w:anchor="_Toc242890157" w:history="1">
             <w:r>
               <w:rPr>
                 <w:rStyle w:val="Hipervnculo"/>
@@ -4586,7 +4586,7 @@
                 <w:noProof/>
                 <w:webHidden/>
               </w:rPr>
-              <w:instrText xml:space="preserve"> PAGEREF _Toc242868993 \h </w:instrText>
+              <w:instrText xml:space="preserve"> PAGEREF _Toc242890157 \h </w:instrText>
             </w:r>
             <w:r>
               <w:rPr>
@@ -4628,7 +4628,7 @@
               <w14:ligatures w14:val="standardContextual"/>
             </w:rPr>
           </w:pPr>
-          <w:hyperlink w:anchor="_Toc242868994" w:history="1">
+          <w:hyperlink w:anchor="_Toc242890158" w:history="1">
             <w:r>
               <w:rPr>
                 <w:rStyle w:val="Hipervnculo"/>
@@ -4656,7 +4656,7 @@
                 <w:noProof/>
                 <w:webHidden/>
               </w:rPr>
-              <w:instrText xml:space="preserve"> PAGEREF _Toc242868994 \h </w:instrText>
+              <w:instrText xml:space="preserve"> PAGEREF _Toc242890158 \h </w:instrText>
             </w:r>
             <w:r>
               <w:rPr>
@@ -4698,7 +4698,7 @@
               <w14:ligatures w14:val="standardContextual"/>
             </w:rPr>
           </w:pPr>
-          <w:hyperlink w:anchor="_Toc242868995" w:history="1">
+          <w:hyperlink w:anchor="_Toc242890159" w:history="1">
             <w:r>
               <w:rPr>
                 <w:rStyle w:val="Hipervnculo"/>
@@ -4726,7 +4726,7 @@
                 <w:noProof/>
                 <w:webHidden/>
               </w:rPr>
-              <w:instrText xml:space="preserve"> PAGEREF _Toc242868995 \h </w:instrText>
+              <w:instrText xml:space="preserve"> PAGEREF _Toc242890159 \h </w:instrText>
             </w:r>
             <w:r>
               <w:rPr>
@@ -4768,7 +4768,7 @@
               <w14:ligatures w14:val="standardContextual"/>
             </w:rPr>
           </w:pPr>
-          <w:hyperlink w:anchor="_Toc242868996" w:history="1">
+          <w:hyperlink w:anchor="_Toc242890160" w:history="1">
             <w:r>
               <w:rPr>
                 <w:rStyle w:val="Hipervnculo"/>
@@ -4796,7 +4796,7 @@
                 <w:noProof/>
                 <w:webHidden/>
               </w:rPr>
-              <w:instrText xml:space="preserve"> PAGEREF _Toc242868996 \h </w:instrText>
+              <w:instrText xml:space="preserve"> PAGEREF _Toc242890160 \h </w:instrText>
             </w:r>
             <w:r>
               <w:rPr>
@@ -4841,7 +4841,7 @@
               <w14:ligatures w14:val="standardContextual"/>
             </w:rPr>
           </w:pPr>
-          <w:hyperlink w:anchor="_Toc242868997" w:history="1">
+          <w:hyperlink w:anchor="_Toc242890161" w:history="1">
             <w:r>
               <w:rPr>
                 <w:rStyle w:val="Hipervnculo"/>
@@ -4868,7 +4868,7 @@
                 <w:noProof/>
                 <w:webHidden/>
               </w:rPr>
-              <w:instrText xml:space="preserve"> PAGEREF _Toc242868997 \h </w:instrText>
+              <w:instrText xml:space="preserve"> PAGEREF _Toc242890161 \h </w:instrText>
             </w:r>
             <w:r>
               <w:rPr>
@@ -4913,7 +4913,7 @@
               <w14:ligatures w14:val="standardContextual"/>
             </w:rPr>
           </w:pPr>
-          <w:hyperlink w:anchor="_Toc242868998" w:history="1">
+          <w:hyperlink w:anchor="_Toc242890162" w:history="1">
             <w:r>
               <w:rPr>
                 <w:rStyle w:val="Hipervnculo"/>
@@ -4940,7 +4940,7 @@
                 <w:noProof/>
                 <w:webHidden/>
               </w:rPr>
-              <w:instrText xml:space="preserve"> PAGEREF _Toc242868998 \h </w:instrText>
+              <w:instrText xml:space="preserve"> PAGEREF _Toc242890162 \h </w:instrText>
             </w:r>
             <w:r>
               <w:rPr>
@@ -4982,7 +4982,7 @@
               <w14:ligatures w14:val="standardContextual"/>
             </w:rPr>
           </w:pPr>
-          <w:hyperlink w:anchor="_Toc242868999" w:history="1">
+          <w:hyperlink w:anchor="_Toc242890163" w:history="1">
             <w:r>
               <w:rPr>
                 <w:rStyle w:val="Hipervnculo"/>
@@ -5011,7 +5011,7 @@
                 <w:noProof/>
                 <w:webHidden/>
               </w:rPr>
-              <w:instrText xml:space="preserve"> PAGEREF _Toc242868999 \h </w:instrText>
+              <w:instrText xml:space="preserve"> PAGEREF _Toc242890163 \h </w:instrText>
             </w:r>
             <w:r>
               <w:rPr>
@@ -5056,7 +5056,7 @@
               <w14:ligatures w14:val="standardContextual"/>
             </w:rPr>
           </w:pPr>
-          <w:hyperlink w:anchor="_Toc242869000" w:history="1">
+          <w:hyperlink w:anchor="_Toc242890164" w:history="1">
             <w:r>
               <w:rPr>
                 <w:rStyle w:val="Hipervnculo"/>
@@ -5083,7 +5083,7 @@
                 <w:noProof/>
                 <w:webHidden/>
               </w:rPr>
-              <w:instrText xml:space="preserve"> PAGEREF _Toc242869000 \h </w:instrText>
+              <w:instrText xml:space="preserve"> PAGEREF _Toc242890164 \h </w:instrText>
             </w:r>
             <w:r>
               <w:rPr>
@@ -5125,7 +5125,7 @@
               <w14:ligatures w14:val="standardContextual"/>
             </w:rPr>
           </w:pPr>
-          <w:hyperlink w:anchor="_Toc242869001" w:history="1">
+          <w:hyperlink w:anchor="_Toc242890165" w:history="1">
             <w:r>
               <w:rPr>
                 <w:rStyle w:val="Hipervnculo"/>
@@ -5153,7 +5153,7 @@
                 <w:noProof/>
                 <w:webHidden/>
               </w:rPr>
-              <w:instrText xml:space="preserve"> PAGEREF _Toc242869001 \h </w:instrText>
+              <w:instrText xml:space="preserve"> PAGEREF _Toc242890165 \h </w:instrText>
             </w:r>
             <w:r>
               <w:rPr>
@@ -5195,7 +5195,7 @@
               <w14:ligatures w14:val="standardContextual"/>
             </w:rPr>
           </w:pPr>
-          <w:hyperlink w:anchor="_Toc242869002" w:history="1">
+          <w:hyperlink w:anchor="_Toc242890166" w:history="1">
             <w:r>
               <w:rPr>
                 <w:rStyle w:val="Hipervnculo"/>
@@ -5223,7 +5223,7 @@
                 <w:noProof/>
                 <w:webHidden/>
               </w:rPr>
-              <w:instrText xml:space="preserve"> PAGEREF _Toc242869002 \h </w:instrText>
+              <w:instrText xml:space="preserve"> PAGEREF _Toc242890166 \h </w:instrText>
             </w:r>
             <w:r>
               <w:rPr>
@@ -5265,7 +5265,7 @@
               <w14:ligatures w14:val="standardContextual"/>
             </w:rPr>
           </w:pPr>
-          <w:hyperlink w:anchor="_Toc242869003" w:history="1">
+          <w:hyperlink w:anchor="_Toc242890167" w:history="1">
             <w:r>
               <w:rPr>
                 <w:rStyle w:val="Hipervnculo"/>
@@ -5293,7 +5293,7 @@
                 <w:noProof/>
                 <w:webHidden/>
               </w:rPr>
-              <w:instrText xml:space="preserve"> PAGEREF _Toc242869003 \h </w:instrText>
+              <w:instrText xml:space="preserve"> PAGEREF _Toc242890167 \h </w:instrText>
             </w:r>
             <w:r>
               <w:rPr>
@@ -5335,7 +5335,7 @@
               <w14:ligatures w14:val="standardContextual"/>
             </w:rPr>
           </w:pPr>
-          <w:hyperlink w:anchor="_Toc242869004" w:history="1">
+          <w:hyperlink w:anchor="_Toc242890168" w:history="1">
             <w:r>
               <w:rPr>
                 <w:rStyle w:val="Hipervnculo"/>
@@ -5363,7 +5363,7 @@
                 <w:noProof/>
                 <w:webHidden/>
               </w:rPr>
-              <w:instrText xml:space="preserve"> PAGEREF _Toc242869004 \h </w:instrText>
+              <w:instrText xml:space="preserve"> PAGEREF _Toc242890168 \h </w:instrText>
             </w:r>
             <w:r>
               <w:rPr>
@@ -5408,7 +5408,7 @@
               <w14:ligatures w14:val="standardContextual"/>
             </w:rPr>
           </w:pPr>
-          <w:hyperlink w:anchor="_Toc242869005" w:history="1">
+          <w:hyperlink w:anchor="_Toc242890169" w:history="1">
             <w:r>
               <w:rPr>
                 <w:rStyle w:val="Hipervnculo"/>
@@ -5435,7 +5435,7 @@
                 <w:noProof/>
                 <w:webHidden/>
               </w:rPr>
-              <w:instrText xml:space="preserve"> PAGEREF _Toc242869005 \h </w:instrText>
+              <w:instrText xml:space="preserve"> PAGEREF _Toc242890169 \h </w:instrText>
             </w:r>
             <w:r>
               <w:rPr>
@@ -5480,7 +5480,7 @@
               <w14:ligatures w14:val="standardContextual"/>
             </w:rPr>
           </w:pPr>
-          <w:hyperlink w:anchor="_Toc242869006" w:history="1">
+          <w:hyperlink w:anchor="_Toc242890170" w:history="1">
             <w:r>
               <w:rPr>
                 <w:rStyle w:val="Hipervnculo"/>
@@ -5507,7 +5507,7 @@
                 <w:noProof/>
                 <w:webHidden/>
               </w:rPr>
-              <w:instrText xml:space="preserve"> PAGEREF _Toc242869006 \h </w:instrText>
+              <w:instrText xml:space="preserve"> PAGEREF _Toc242890170 \h </w:instrText>
             </w:r>
             <w:r>
               <w:rPr>
@@ -5549,7 +5549,7 @@
               <w14:ligatures w14:val="standardContextual"/>
             </w:rPr>
           </w:pPr>
-          <w:hyperlink w:anchor="_Toc242869007" w:history="1">
+          <w:hyperlink w:anchor="_Toc242890171" w:history="1">
             <w:r>
               <w:rPr>
                 <w:rStyle w:val="Hipervnculo"/>
@@ -5578,7 +5578,7 @@
                 <w:noProof/>
                 <w:webHidden/>
               </w:rPr>
-              <w:instrText xml:space="preserve"> PAGEREF _Toc242869007 \h </w:instrText>
+              <w:instrText xml:space="preserve"> PAGEREF _Toc242890171 \h </w:instrText>
             </w:r>
             <w:r>
               <w:rPr>
@@ -5623,7 +5623,7 @@
               <w14:ligatures w14:val="standardContextual"/>
             </w:rPr>
           </w:pPr>
-          <w:hyperlink w:anchor="_Toc242869008" w:history="1">
+          <w:hyperlink w:anchor="_Toc242890172" w:history="1">
             <w:r>
               <w:rPr>
                 <w:rStyle w:val="Hipervnculo"/>
@@ -5650,7 +5650,7 @@
                 <w:noProof/>
                 <w:webHidden/>
               </w:rPr>
-              <w:instrText xml:space="preserve"> PAGEREF _Toc242869008 \h </w:instrText>
+              <w:instrText xml:space="preserve"> PAGEREF _Toc242890172 \h </w:instrText>
             </w:r>
             <w:r>
               <w:rPr>
@@ -5692,7 +5692,7 @@
               <w14:ligatures w14:val="standardContextual"/>
             </w:rPr>
           </w:pPr>
-          <w:hyperlink w:anchor="_Toc242869009" w:history="1">
+          <w:hyperlink w:anchor="_Toc242890173" w:history="1">
             <w:r>
               <w:rPr>
                 <w:rStyle w:val="Hipervnculo"/>
@@ -5720,7 +5720,7 @@
                 <w:noProof/>
                 <w:webHidden/>
               </w:rPr>
-              <w:instrText xml:space="preserve"> PAGEREF _Toc242869009 \h </w:instrText>
+              <w:instrText xml:space="preserve"> PAGEREF _Toc242890173 \h </w:instrText>
             </w:r>
             <w:r>
               <w:rPr>
@@ -5762,7 +5762,7 @@
               <w14:ligatures w14:val="standardContextual"/>
             </w:rPr>
           </w:pPr>
-          <w:hyperlink w:anchor="_Toc242869010" w:history="1">
+          <w:hyperlink w:anchor="_Toc242890174" w:history="1">
             <w:r>
               <w:rPr>
                 <w:rStyle w:val="Hipervnculo"/>
@@ -5790,7 +5790,7 @@
                 <w:noProof/>
                 <w:webHidden/>
               </w:rPr>
-              <w:instrText xml:space="preserve"> PAGEREF _Toc242869010 \h </w:instrText>
+              <w:instrText xml:space="preserve"> PAGEREF _Toc242890174 \h </w:instrText>
             </w:r>
             <w:r>
               <w:rPr>
@@ -5832,7 +5832,7 @@
               <w14:ligatures w14:val="standardContextual"/>
             </w:rPr>
           </w:pPr>
-          <w:hyperlink w:anchor="_Toc242869011" w:history="1">
+          <w:hyperlink w:anchor="_Toc242890175" w:history="1">
             <w:r>
               <w:rPr>
                 <w:rStyle w:val="Hipervnculo"/>
@@ -5860,7 +5860,7 @@
                 <w:noProof/>
                 <w:webHidden/>
               </w:rPr>
-              <w:instrText xml:space="preserve"> PAGEREF _Toc242869011 \h </w:instrText>
+              <w:instrText xml:space="preserve"> PAGEREF _Toc242890175 \h </w:instrText>
             </w:r>
             <w:r>
               <w:rPr>
@@ -5902,7 +5902,7 @@
               <w14:ligatures w14:val="standardContextual"/>
             </w:rPr>
           </w:pPr>
-          <w:hyperlink w:anchor="_Toc242869012" w:history="1">
+          <w:hyperlink w:anchor="_Toc242890176" w:history="1">
             <w:r>
               <w:rPr>
                 <w:rStyle w:val="Hipervnculo"/>
@@ -5930,7 +5930,7 @@
                 <w:noProof/>
                 <w:webHidden/>
               </w:rPr>
-              <w:instrText xml:space="preserve"> PAGEREF _Toc242869012 \h </w:instrText>
+              <w:instrText xml:space="preserve"> PAGEREF _Toc242890176 \h </w:instrText>
             </w:r>
             <w:r>
               <w:rPr>
@@ -5975,7 +5975,7 @@
               <w14:ligatures w14:val="standardContextual"/>
             </w:rPr>
           </w:pPr>
-          <w:hyperlink w:anchor="_Toc242869013" w:history="1">
+          <w:hyperlink w:anchor="_Toc242890177" w:history="1">
             <w:r>
               <w:rPr>
                 <w:rStyle w:val="Hipervnculo"/>
@@ -6002,7 +6002,7 @@
                 <w:noProof/>
                 <w:webHidden/>
               </w:rPr>
-              <w:instrText xml:space="preserve"> PAGEREF _Toc242869013 \h </w:instrText>
+              <w:instrText xml:space="preserve"> PAGEREF _Toc242890177 \h </w:instrText>
             </w:r>
             <w:r>
               <w:rPr>
@@ -6047,7 +6047,7 @@
               <w14:ligatures w14:val="standardContextual"/>
             </w:rPr>
           </w:pPr>
-          <w:hyperlink w:anchor="_Toc242869014" w:history="1">
+          <w:hyperlink w:anchor="_Toc242890178" w:history="1">
             <w:r>
               <w:rPr>
                 <w:rStyle w:val="Hipervnculo"/>
@@ -6074,7 +6074,7 @@
                 <w:noProof/>
                 <w:webHidden/>
               </w:rPr>
-              <w:instrText xml:space="preserve"> PAGEREF _Toc242869014 \h </w:instrText>
+              <w:instrText xml:space="preserve"> PAGEREF _Toc242890178 \h </w:instrText>
             </w:r>
             <w:r>
               <w:rPr>
@@ -6116,7 +6116,7 @@
               <w14:ligatures w14:val="standardContextual"/>
             </w:rPr>
           </w:pPr>
-          <w:hyperlink w:anchor="_Toc242869015" w:history="1">
+          <w:hyperlink w:anchor="_Toc242890179" w:history="1">
             <w:r>
               <w:rPr>
                 <w:rStyle w:val="Hipervnculo"/>
@@ -6144,7 +6144,7 @@
                 <w:noProof/>
                 <w:webHidden/>
               </w:rPr>
-              <w:instrText xml:space="preserve"> PAGEREF _Toc242869015 \h </w:instrText>
+              <w:instrText xml:space="preserve"> PAGEREF _Toc242890179 \h </w:instrText>
             </w:r>
             <w:r>
               <w:rPr>
@@ -6186,7 +6186,7 @@
               <w14:ligatures w14:val="standardContextual"/>
             </w:rPr>
           </w:pPr>
-          <w:hyperlink w:anchor="_Toc242869016" w:history="1">
+          <w:hyperlink w:anchor="_Toc242890180" w:history="1">
             <w:r>
               <w:rPr>
                 <w:rStyle w:val="Hipervnculo"/>
@@ -6215,7 +6215,7 @@
                 <w:noProof/>
                 <w:webHidden/>
               </w:rPr>
-              <w:instrText xml:space="preserve"> PAGEREF _Toc242869016 \h </w:instrText>
+              <w:instrText xml:space="preserve"> PAGEREF _Toc242890180 \h </w:instrText>
             </w:r>
             <w:r>
               <w:rPr>
@@ -6257,7 +6257,7 @@
               <w14:ligatures w14:val="standardContextual"/>
             </w:rPr>
           </w:pPr>
-          <w:hyperlink w:anchor="_Toc242869017" w:history="1">
+          <w:hyperlink w:anchor="_Toc242890181" w:history="1">
             <w:r>
               <w:rPr>
                 <w:rStyle w:val="Hipervnculo"/>
@@ -6286,7 +6286,7 @@
                 <w:noProof/>
                 <w:webHidden/>
               </w:rPr>
-              <w:instrText xml:space="preserve"> PAGEREF _Toc242869017 \h </w:instrText>
+              <w:instrText xml:space="preserve"> PAGEREF _Toc242890181 \h </w:instrText>
             </w:r>
             <w:r>
               <w:rPr>
@@ -6328,7 +6328,7 @@
               <w14:ligatures w14:val="standardContextual"/>
             </w:rPr>
           </w:pPr>
-          <w:hyperlink w:anchor="_Toc242869018" w:history="1">
+          <w:hyperlink w:anchor="_Toc242890182" w:history="1">
             <w:r>
               <w:rPr>
                 <w:rStyle w:val="Hipervnculo"/>
@@ -6358,7 +6358,7 @@
                 <w:noProof/>
                 <w:webHidden/>
               </w:rPr>
-              <w:instrText xml:space="preserve"> PAGEREF _Toc242869018 \h </w:instrText>
+              <w:instrText xml:space="preserve"> PAGEREF _Toc242890182 \h </w:instrText>
             </w:r>
             <w:r>
               <w:rPr>
@@ -6519,7 +6519,7 @@
         </w:rPr>
         <w:fldChar w:fldCharType="separate"/>
       </w:r>
-      <w:hyperlink w:anchor="_Toc242869019" w:history="1">
+      <w:hyperlink w:anchor="_Toc242890183" w:history="1">
         <w:r>
           <w:rPr>
             <w:rStyle w:val="Hipervnculo"/>
@@ -6547,7 +6547,7 @@
             <w:noProof/>
             <w:webHidden/>
           </w:rPr>
-          <w:instrText xml:space="preserve"> PAGEREF _Toc242869019 \h </w:instrText>
+          <w:instrText xml:space="preserve"> PAGEREF _Toc242890183 \h </w:instrText>
         </w:r>
         <w:r>
           <w:rPr>
@@ -6595,7 +6595,7 @@
           <w14:ligatures w14:val="standardContextual"/>
         </w:rPr>
       </w:pPr>
-      <w:hyperlink w:anchor="_Toc242869020" w:history="1">
+      <w:hyperlink w:anchor="_Toc242890184" w:history="1">
         <w:r>
           <w:rPr>
             <w:rStyle w:val="Hipervnculo"/>
@@ -6623,7 +6623,7 @@
             <w:noProof/>
             <w:webHidden/>
           </w:rPr>
-          <w:instrText xml:space="preserve"> PAGEREF _Toc242869020 \h </w:instrText>
+          <w:instrText xml:space="preserve"> PAGEREF _Toc242890184 \h </w:instrText>
         </w:r>
         <w:r>
           <w:rPr>
@@ -6671,7 +6671,7 @@
           <w14:ligatures w14:val="standardContextual"/>
         </w:rPr>
       </w:pPr>
-      <w:hyperlink w:anchor="_Toc242869021" w:history="1">
+      <w:hyperlink w:anchor="_Toc242890185" w:history="1">
         <w:r>
           <w:rPr>
             <w:rStyle w:val="Hipervnculo"/>
@@ -6699,7 +6699,7 @@
             <w:noProof/>
             <w:webHidden/>
           </w:rPr>
-          <w:instrText xml:space="preserve"> PAGEREF _Toc242869021 \h </w:instrText>
+          <w:instrText xml:space="preserve"> PAGEREF _Toc242890185 \h </w:instrText>
         </w:r>
         <w:r>
           <w:rPr>
@@ -6747,7 +6747,7 @@
           <w14:ligatures w14:val="standardContextual"/>
         </w:rPr>
       </w:pPr>
-      <w:hyperlink w:anchor="_Toc242869022" w:history="1">
+      <w:hyperlink w:anchor="_Toc242890186" w:history="1">
         <w:r>
           <w:rPr>
             <w:rStyle w:val="Hipervnculo"/>
@@ -6775,7 +6775,7 @@
             <w:noProof/>
             <w:webHidden/>
           </w:rPr>
-          <w:instrText xml:space="preserve"> PAGEREF _Toc242869022 \h </w:instrText>
+          <w:instrText xml:space="preserve"> PAGEREF _Toc242890186 \h </w:instrText>
         </w:r>
         <w:r>
           <w:rPr>
@@ -6823,7 +6823,7 @@
           <w14:ligatures w14:val="standardContextual"/>
         </w:rPr>
       </w:pPr>
-      <w:hyperlink w:anchor="_Toc242869023" w:history="1">
+      <w:hyperlink w:anchor="_Toc242890187" w:history="1">
         <w:r>
           <w:rPr>
             <w:rStyle w:val="Hipervnculo"/>
@@ -6851,7 +6851,7 @@
             <w:noProof/>
             <w:webHidden/>
           </w:rPr>
-          <w:instrText xml:space="preserve"> PAGEREF _Toc242869023 \h </w:instrText>
+          <w:instrText xml:space="preserve"> PAGEREF _Toc242890187 \h </w:instrText>
         </w:r>
         <w:r>
           <w:rPr>
@@ -6899,7 +6899,7 @@
           <w14:ligatures w14:val="standardContextual"/>
         </w:rPr>
       </w:pPr>
-      <w:hyperlink w:anchor="_Toc242869024" w:history="1">
+      <w:hyperlink w:anchor="_Toc242890188" w:history="1">
         <w:r>
           <w:rPr>
             <w:rStyle w:val="Hipervnculo"/>
@@ -6927,7 +6927,7 @@
             <w:noProof/>
             <w:webHidden/>
           </w:rPr>
-          <w:instrText xml:space="preserve"> PAGEREF _Toc242869024 \h </w:instrText>
+          <w:instrText xml:space="preserve"> PAGEREF _Toc242890188 \h </w:instrText>
         </w:r>
         <w:r>
           <w:rPr>
@@ -6975,7 +6975,7 @@
           <w14:ligatures w14:val="standardContextual"/>
         </w:rPr>
       </w:pPr>
-      <w:hyperlink w:anchor="_Toc242869025" w:history="1">
+      <w:hyperlink w:anchor="_Toc242890189" w:history="1">
         <w:r>
           <w:rPr>
             <w:rStyle w:val="Hipervnculo"/>
@@ -7003,7 +7003,7 @@
             <w:noProof/>
             <w:webHidden/>
           </w:rPr>
-          <w:instrText xml:space="preserve"> PAGEREF _Toc242869025 \h </w:instrText>
+          <w:instrText xml:space="preserve"> PAGEREF _Toc242890189 \h </w:instrText>
         </w:r>
         <w:r>
           <w:rPr>
@@ -7051,7 +7051,7 @@
           <w14:ligatures w14:val="standardContextual"/>
         </w:rPr>
       </w:pPr>
-      <w:hyperlink w:anchor="_Toc242869026" w:history="1">
+      <w:hyperlink w:anchor="_Toc242890190" w:history="1">
         <w:r>
           <w:rPr>
             <w:rStyle w:val="Hipervnculo"/>
@@ -7079,7 +7079,7 @@
             <w:noProof/>
             <w:webHidden/>
           </w:rPr>
-          <w:instrText xml:space="preserve"> PAGEREF _Toc242869026 \h </w:instrText>
+          <w:instrText xml:space="preserve"> PAGEREF _Toc242890190 \h </w:instrText>
         </w:r>
         <w:r>
           <w:rPr>
@@ -7127,7 +7127,7 @@
           <w14:ligatures w14:val="standardContextual"/>
         </w:rPr>
       </w:pPr>
-      <w:hyperlink w:anchor="_Toc242869027" w:history="1">
+      <w:hyperlink w:anchor="_Toc242890191" w:history="1">
         <w:r>
           <w:rPr>
             <w:rStyle w:val="Hipervnculo"/>
@@ -7155,7 +7155,7 @@
             <w:noProof/>
             <w:webHidden/>
           </w:rPr>
-          <w:instrText xml:space="preserve"> PAGEREF _Toc242869027 \h </w:instrText>
+          <w:instrText xml:space="preserve"> PAGEREF _Toc242890191 \h </w:instrText>
         </w:r>
         <w:r>
           <w:rPr>
@@ -7203,7 +7203,7 @@
           <w14:ligatures w14:val="standardContextual"/>
         </w:rPr>
       </w:pPr>
-      <w:hyperlink w:anchor="_Toc242869028" w:history="1">
+      <w:hyperlink w:anchor="_Toc242890192" w:history="1">
         <w:r>
           <w:rPr>
             <w:rStyle w:val="Hipervnculo"/>
@@ -7231,7 +7231,7 @@
             <w:noProof/>
             <w:webHidden/>
           </w:rPr>
-          <w:instrText xml:space="preserve"> PAGEREF _Toc242869028 \h </w:instrText>
+          <w:instrText xml:space="preserve"> PAGEREF _Toc242890192 \h </w:instrText>
         </w:r>
         <w:r>
           <w:rPr>
@@ -7279,7 +7279,7 @@
           <w14:ligatures w14:val="standardContextual"/>
         </w:rPr>
       </w:pPr>
-      <w:hyperlink w:anchor="_Toc242869029" w:history="1">
+      <w:hyperlink w:anchor="_Toc242890193" w:history="1">
         <w:r>
           <w:rPr>
             <w:rStyle w:val="Hipervnculo"/>
@@ -7307,7 +7307,7 @@
             <w:noProof/>
             <w:webHidden/>
           </w:rPr>
-          <w:instrText xml:space="preserve"> PAGEREF _Toc242869029 \h </w:instrText>
+          <w:instrText xml:space="preserve"> PAGEREF _Toc242890193 \h </w:instrText>
         </w:r>
         <w:r>
           <w:rPr>
@@ -7355,7 +7355,7 @@
           <w14:ligatures w14:val="standardContextual"/>
         </w:rPr>
       </w:pPr>
-      <w:hyperlink w:anchor="_Toc242869030" w:history="1">
+      <w:hyperlink w:anchor="_Toc242890194" w:history="1">
         <w:r>
           <w:rPr>
             <w:rStyle w:val="Hipervnculo"/>
@@ -7383,7 +7383,7 @@
             <w:noProof/>
             <w:webHidden/>
           </w:rPr>
-          <w:instrText xml:space="preserve"> PAGEREF _Toc242869030 \h </w:instrText>
+          <w:instrText xml:space="preserve"> PAGEREF _Toc242890194 \h </w:instrText>
         </w:r>
         <w:r>
           <w:rPr>
@@ -7431,7 +7431,7 @@
           <w14:ligatures w14:val="standardContextual"/>
         </w:rPr>
       </w:pPr>
-      <w:hyperlink w:anchor="_Toc242869031" w:history="1">
+      <w:hyperlink w:anchor="_Toc242890195" w:history="1">
         <w:r>
           <w:rPr>
             <w:rStyle w:val="Hipervnculo"/>
@@ -7459,7 +7459,7 @@
             <w:noProof/>
             <w:webHidden/>
           </w:rPr>
-          <w:instrText xml:space="preserve"> PAGEREF _Toc242869031 \h </w:instrText>
+          <w:instrText xml:space="preserve"> PAGEREF _Toc242890195 \h </w:instrText>
         </w:r>
         <w:r>
           <w:rPr>
@@ -7507,7 +7507,7 @@
           <w14:ligatures w14:val="standardContextual"/>
         </w:rPr>
       </w:pPr>
-      <w:hyperlink w:anchor="_Toc242869032" w:history="1">
+      <w:hyperlink w:anchor="_Toc242890196" w:history="1">
         <w:r>
           <w:rPr>
             <w:rStyle w:val="Hipervnculo"/>
@@ -7535,7 +7535,7 @@
             <w:noProof/>
             <w:webHidden/>
           </w:rPr>
-          <w:instrText xml:space="preserve"> PAGEREF _Toc242869032 \h </w:instrText>
+          <w:instrText xml:space="preserve"> PAGEREF _Toc242890196 \h </w:instrText>
         </w:r>
         <w:r>
           <w:rPr>
@@ -7583,7 +7583,7 @@
           <w14:ligatures w14:val="standardContextual"/>
         </w:rPr>
       </w:pPr>
-      <w:hyperlink w:anchor="_Toc242869033" w:history="1">
+      <w:hyperlink w:anchor="_Toc242890197" w:history="1">
         <w:r>
           <w:rPr>
             <w:rStyle w:val="Hipervnculo"/>
@@ -7611,7 +7611,7 @@
             <w:noProof/>
             <w:webHidden/>
           </w:rPr>
-          <w:instrText xml:space="preserve"> PAGEREF _Toc242869033 \h </w:instrText>
+          <w:instrText xml:space="preserve"> PAGEREF _Toc242890197 \h </w:instrText>
         </w:r>
         <w:r>
           <w:rPr>
@@ -7659,7 +7659,7 @@
           <w14:ligatures w14:val="standardContextual"/>
         </w:rPr>
       </w:pPr>
-      <w:hyperlink w:anchor="_Toc242869034" w:history="1">
+      <w:hyperlink w:anchor="_Toc242890198" w:history="1">
         <w:r>
           <w:rPr>
             <w:rStyle w:val="Hipervnculo"/>
@@ -7687,7 +7687,7 @@
             <w:noProof/>
             <w:webHidden/>
           </w:rPr>
-          <w:instrText xml:space="preserve"> PAGEREF _Toc242869034 \h </w:instrText>
+          <w:instrText xml:space="preserve"> PAGEREF _Toc242890198 \h </w:instrText>
         </w:r>
         <w:r>
           <w:rPr>
@@ -7735,7 +7735,7 @@
           <w14:ligatures w14:val="standardContextual"/>
         </w:rPr>
       </w:pPr>
-      <w:hyperlink w:anchor="_Toc242869035" w:history="1">
+      <w:hyperlink w:anchor="_Toc242890199" w:history="1">
         <w:r>
           <w:rPr>
             <w:rStyle w:val="Hipervnculo"/>
@@ -7763,7 +7763,7 @@
             <w:noProof/>
             <w:webHidden/>
           </w:rPr>
-          <w:instrText xml:space="preserve"> PAGEREF _Toc242869035 \h </w:instrText>
+          <w:instrText xml:space="preserve"> PAGEREF _Toc242890199 \h </w:instrText>
         </w:r>
         <w:r>
           <w:rPr>
@@ -8002,7 +8002,7 @@
         </w:rPr>
         <w:fldChar w:fldCharType="separate"/>
       </w:r>
-      <w:hyperlink w:anchor="_Toc242869036" w:history="1">
+      <w:hyperlink w:anchor="_Toc242890200" w:history="1">
         <w:r>
           <w:rPr>
             <w:rStyle w:val="Hipervnculo"/>
@@ -8030,7 +8030,7 @@
             <w:noProof/>
             <w:webHidden/>
           </w:rPr>
-          <w:instrText xml:space="preserve"> PAGEREF _Toc242869036 \h </w:instrText>
+          <w:instrText xml:space="preserve"> PAGEREF _Toc242890200 \h </w:instrText>
         </w:r>
         <w:r>
           <w:rPr>
@@ -8078,7 +8078,7 @@
           <w14:ligatures w14:val="standardContextual"/>
         </w:rPr>
       </w:pPr>
-      <w:hyperlink w:anchor="_Toc242869037" w:history="1">
+      <w:hyperlink w:anchor="_Toc242890201" w:history="1">
         <w:r>
           <w:rPr>
             <w:rStyle w:val="Hipervnculo"/>
@@ -8106,7 +8106,7 @@
             <w:noProof/>
             <w:webHidden/>
           </w:rPr>
-          <w:instrText xml:space="preserve"> PAGEREF _Toc242869037 \h </w:instrText>
+          <w:instrText xml:space="preserve"> PAGEREF _Toc242890201 \h </w:instrText>
         </w:r>
         <w:r>
           <w:rPr>
@@ -8154,7 +8154,7 @@
           <w14:ligatures w14:val="standardContextual"/>
         </w:rPr>
       </w:pPr>
-      <w:hyperlink w:anchor="_Toc242869038" w:history="1">
+      <w:hyperlink w:anchor="_Toc242890202" w:history="1">
         <w:r>
           <w:rPr>
             <w:rStyle w:val="Hipervnculo"/>
@@ -8190,7 +8190,7 @@
             <w:noProof/>
             <w:webHidden/>
           </w:rPr>
-          <w:instrText xml:space="preserve"> PAGEREF _Toc242869038 \h </w:instrText>
+          <w:instrText xml:space="preserve"> PAGEREF _Toc242890202 \h </w:instrText>
         </w:r>
         <w:r>
           <w:rPr>
@@ -8238,7 +8238,7 @@
           <w14:ligatures w14:val="standardContextual"/>
         </w:rPr>
       </w:pPr>
-      <w:hyperlink w:anchor="_Toc242869039" w:history="1">
+      <w:hyperlink w:anchor="_Toc242890203" w:history="1">
         <w:r>
           <w:rPr>
             <w:rStyle w:val="Hipervnculo"/>
@@ -8274,7 +8274,7 @@
             <w:noProof/>
             <w:webHidden/>
           </w:rPr>
-          <w:instrText xml:space="preserve"> PAGEREF _Toc242869039 \h </w:instrText>
+          <w:instrText xml:space="preserve"> PAGEREF _Toc242890203 \h </w:instrText>
         </w:r>
         <w:r>
           <w:rPr>
@@ -8322,7 +8322,7 @@
           <w14:ligatures w14:val="standardContextual"/>
         </w:rPr>
       </w:pPr>
-      <w:hyperlink w:anchor="_Toc242869040" w:history="1">
+      <w:hyperlink w:anchor="_Toc242890204" w:history="1">
         <w:r>
           <w:rPr>
             <w:rStyle w:val="Hipervnculo"/>
@@ -8350,7 +8350,7 @@
             <w:noProof/>
             <w:webHidden/>
           </w:rPr>
-          <w:instrText xml:space="preserve"> PAGEREF _Toc242869040 \h </w:instrText>
+          <w:instrText xml:space="preserve"> PAGEREF _Toc242890204 \h </w:instrText>
         </w:r>
         <w:r>
           <w:rPr>
@@ -8398,7 +8398,7 @@
           <w14:ligatures w14:val="standardContextual"/>
         </w:rPr>
       </w:pPr>
-      <w:hyperlink w:anchor="_Toc242869041" w:history="1">
+      <w:hyperlink w:anchor="_Toc242890205" w:history="1">
         <w:r>
           <w:rPr>
             <w:rStyle w:val="Hipervnculo"/>
@@ -8426,7 +8426,7 @@
             <w:noProof/>
             <w:webHidden/>
           </w:rPr>
-          <w:instrText xml:space="preserve"> PAGEREF _Toc242869041 \h </w:instrText>
+          <w:instrText xml:space="preserve"> PAGEREF _Toc242890205 \h </w:instrText>
         </w:r>
         <w:r>
           <w:rPr>
@@ -8474,7 +8474,7 @@
           <w14:ligatures w14:val="standardContextual"/>
         </w:rPr>
       </w:pPr>
-      <w:hyperlink w:anchor="_Toc242869042" w:history="1">
+      <w:hyperlink w:anchor="_Toc242890206" w:history="1">
         <w:r>
           <w:rPr>
             <w:rStyle w:val="Hipervnculo"/>
@@ -8502,7 +8502,7 @@
             <w:noProof/>
             <w:webHidden/>
           </w:rPr>
-          <w:instrText xml:space="preserve"> PAGEREF _Toc242869042 \h </w:instrText>
+          <w:instrText xml:space="preserve"> PAGEREF _Toc242890206 \h </w:instrText>
         </w:r>
         <w:r>
           <w:rPr>
@@ -8550,7 +8550,7 @@
           <w14:ligatures w14:val="standardContextual"/>
         </w:rPr>
       </w:pPr>
-      <w:hyperlink w:anchor="_Toc242869043" w:history="1">
+      <w:hyperlink w:anchor="_Toc242890207" w:history="1">
         <w:r>
           <w:rPr>
             <w:rStyle w:val="Hipervnculo"/>
@@ -8578,7 +8578,7 @@
             <w:noProof/>
             <w:webHidden/>
           </w:rPr>
-          <w:instrText xml:space="preserve"> PAGEREF _Toc242869043 \h </w:instrText>
+          <w:instrText xml:space="preserve"> PAGEREF _Toc242890207 \h </w:instrText>
         </w:r>
         <w:r>
           <w:rPr>
@@ -9481,19 +9481,19 @@
         <w:rPr>
           <w:rFonts w:eastAsia="Arial" w:cs="Arial"/>
         </w:rPr>
-        <w:t xml:space="preserve">En Colombia, muchos estudiantes de primaria llegan a grados superiores sin haber desarrollado habilidades básicas de razonamiento lógico y resolución estructurada de problemas, no porque les falte capacidad, sino porque pocas veces han tenido acceso a herramientas que trabajen estas competencias de forma deliberada en el aula. En el Colegio El Libertador IED, los docentes de grado </w:t>
+        <w:t xml:space="preserve">En </w:t>
       </w:r>
       <w:r>
         <w:rPr>
           <w:rFonts w:eastAsia="Arial" w:cs="Arial"/>
         </w:rPr>
-        <w:t>quin</w:t>
+        <w:t>la prueba Bebras Colombia de 2025 los estudiantes de grado cuarto obtuvieron en promedio 4,57 puntos sobre 15. En el Colegio El Libertador IED, los docentes de grado quinto ven en sus estudiantes dificultades para analizar información, reconocer patrones y plantear soluciones paso a paso, y las notan en las evaluaciones internas y en las pruebas externas. El colegio tiene computadores y herramientas como Scratch, pero no las usa para trabajar estas habilidades de forma deliberada</w:t>
       </w:r>
       <w:r>
         <w:rPr>
           <w:rFonts w:eastAsia="Arial" w:cs="Arial"/>
         </w:rPr>
-        <w:t>to han identificado precisamente esta situación: sus estudiantes presentan dificultades para analizar información, reconocer patrones y plantear soluciones paso a paso, lo que se refleja en su desempeño tanto en evaluaciones internas como en pruebas externas. Frente a eso, seguir haciendo lo mismo no parece una opción suficiente.</w:t>
+        <w:t>.</w:t>
       </w:r>
     </w:p>
     <w:p>
@@ -9504,36 +9504,36 @@
         <w:rPr>
           <w:rFonts w:eastAsia="Arial" w:cs="Arial"/>
         </w:rPr>
-        <w:t xml:space="preserve">Por esa razón, este trabajo propone construir un prototipo de videojuego educativo en 2D que ponga a los estudiantes frente a retos progresivos diseñados para desarrollar habilidades del pensamiento computacional como la descomposición, la abstracción, el reconocimiento de patrones y el pensamiento algorítmico. El videojuego se desarrolla en Unity con C#, utiliza personajes </w:t>
+        <w:t>Este trabajo desarrolló Algoritmia, un prototipo de videojuego en 2D hecho en Unity con C#. En sus tres niveles una familia prehistórica enciende el fuego, descubre la rueda y arma una balsa, y el estudiante practica la descomposición, la abstracción, el reconocimiento de patrones, el pensamiento algorítmico, la depuración y la iteración. Los personajes se basan en la Familia Anonaky, con autorización escrita de sus autores. El proceso siguió la metodología Árcade con un tablero Kanban y dejó 47 requerimientos funcionales, 23 no funcionales y dieciocho secuencias narrativ</w:t>
       </w:r>
       <w:r>
         <w:rPr>
           <w:rFonts w:eastAsia="Arial" w:cs="Arial"/>
         </w:rPr>
-        <w:t>basados en la Familia Anonaky, con autorización escrita de sus autores,</w:t>
-      </w:r>
+        <w:t>as.</w:t>
+      </w:r>
+    </w:p>
+    <w:p>
+      <w:pPr>
+        <w:spacing w:before="240" w:after="240"/>
+      </w:pPr>
       <w:r>
         <w:rPr>
           <w:rFonts w:eastAsia="Arial" w:cs="Arial"/>
         </w:rPr>
-        <w:t xml:space="preserve"> </w:t>
+        <w:t xml:space="preserve">El </w:t>
       </w:r>
       <w:r>
         <w:rPr>
           <w:rFonts w:eastAsia="Arial" w:cs="Arial"/>
         </w:rPr>
-        <w:t>y se gestiona mediante la metodología Árcade complementada con Kanban, lo que permite trabajar de forma organizada e iterativa con un equipo pequeño y en un tiempo acotado de catorce semanas.</w:t>
-      </w:r>
-    </w:p>
-    <w:p>
-      <w:pPr>
-        <w:spacing w:before="240" w:after="240"/>
-      </w:pPr>
+        <w:t>ejecutable portable para Windows, que no se instala ni usa internet, se evaluó con 136 casos de prueba funcional. La eficacia fue de 97,0 % (129 de 133 casos con veredicto) frente a una meta de 90 %, y los 45 requerimientos de prioridad alta quedaron implementados. El 13 de octubre de 2026, 4 estudiantes de grado quinto jugaron el prototipo: la sesión mostró que entienden la interfaz y completan la ruta principal, pero no midió el efecto sobre su aprendizaje</w:t>
+      </w:r>
       <w:r>
         <w:rPr>
           <w:rFonts w:eastAsia="Arial" w:cs="Arial"/>
         </w:rPr>
-        <w:t>El resultado esperado es un prototipo funcional, documentado y evaluado mediante pruebas técnicas que verifiquen el cumplimiento de los requerimientos definidos. Más allá del producto en sí, se espera que esta propuesta demuestre que es posible diseñar herramientas educativas accesibles, motivadoras y pedagógicamente sólidas para contextos escolares como el de El Libertador, y que pueda servir de referente para otras instituciones que quieran dar ese mismo paso.</w:t>
+        <w:t>.</w:t>
       </w:r>
     </w:p>
     <w:p>
@@ -9702,7 +9702,21 @@
           <w:rFonts w:cs="Arial"/>
           <w:lang w:val="en-US"/>
         </w:rPr>
-        <w:t>In Colombia, many primary school students reach higher grades without having developed basic logical reasoning and structured problem-solving skills, not because they lack the ability, but because they have rarely had access to tools that work on these competencies deliberately in the classroom. At Colegio El Libertador IED, fourth-grade teachers have identified precisely this situation: their students show difficulties in analysing information, recognising patterns and formulating step-by-step solutions, which is reflected in their performance in both internal assessments and external tests. Faced with this, continuing to do the same does not seem a sufficient option.</w:t>
+        <w:t xml:space="preserve">In </w:t>
+      </w:r>
+      <w:r>
+        <w:rPr>
+          <w:rFonts w:cs="Arial"/>
+          <w:lang w:val="en-US"/>
+        </w:rPr>
+        <w:t>the 2025 Bebras Colombia test, fourth-grade students averaged 4.57 points out of 15. At Colegio El Libertador IED, fifth-grade teachers see their students struggle to analyse information, recognise patterns and plan step-by-step solutions, both in internal assessments and in external tests. The school has computers and tools such as Scratch, but does not use them to work on these skills deliberately</w:t>
+      </w:r>
+      <w:r>
+        <w:rPr>
+          <w:rFonts w:cs="Arial"/>
+          <w:lang w:val="en-US"/>
+        </w:rPr>
+        <w:t>.</w:t>
       </w:r>
     </w:p>
     <w:p>
@@ -9718,44 +9732,44 @@
           <w:rFonts w:cs="Arial"/>
           <w:lang w:val="en-US"/>
         </w:rPr>
-        <w:t>For this reason, this work proposes building a prototype of a 2D educational video game that places students before progressive challenges designed to develop computational thinking skills such as decomposition, abstraction, pattern recognition and algorithmic thinking. T</w:t>
+        <w:t>This work developed Algoritmia, a 2D video game prototype built in Unity with C#. In its three levels a prehistoric family lights a fire, discovers the wheel and builds a raft, while the student practises decomposition, abstraction, pattern recognition, algorithmic thinking, debugging and iteration. The characters are based on the Anonaky Family, with the written permission of their creators. The process followed the Árcade methodology with a Kanban board and produced 47 functional requirements, 23 non-functional requirements and eighteen narrative sequence</w:t>
       </w:r>
       <w:r>
         <w:rPr>
           <w:rFonts w:cs="Arial"/>
           <w:lang w:val="en-US"/>
         </w:rPr>
-        <w:t xml:space="preserve">he video game is developed in Unity using C# and features characters </w:t>
-      </w:r>
-      <w:r>
+        <w:t>s.</w:t>
+      </w:r>
+    </w:p>
+    <w:p>
+      <w:pPr>
+        <w:spacing w:after="240"/>
         <w:rPr>
           <w:rFonts w:cs="Arial"/>
           <w:lang w:val="en-US"/>
         </w:rPr>
-        <w:t>based on the Anonaky Family, used with the written permission of their creators,</w:t>
-      </w:r>
+      </w:pPr>
       <w:r>
         <w:rPr>
           <w:rFonts w:cs="Arial"/>
           <w:lang w:val="en-US"/>
         </w:rPr>
-        <w:t xml:space="preserve"> and is managed through the Árcade methodology complemented with Kanban, which makes it possible to work in an organised and iterative way with a small team within a limited time frame of fourteen weeks.</w:t>
-      </w:r>
-    </w:p>
-    <w:p>
-      <w:pPr>
-        <w:spacing w:after="240"/>
+        <w:t xml:space="preserve">The </w:t>
+      </w:r>
+      <w:r>
         <w:rPr>
           <w:rFonts w:cs="Arial"/>
           <w:lang w:val="en-US"/>
         </w:rPr>
-      </w:pPr>
+        <w:t>portable Windows executable, which needs no installation or internet, was evaluated with 136 functional test cases. Efficacy was 97.0 % (129 of 133 cases with a verdict) against a 90 % target, and the 45 high-priority requirements were implemented. On 13 October 2026, 4 fifth-grade students played the prototype: the session showed that they understand the interface and complete the main path, but it did not measure the effect on their learning</w:t>
+      </w:r>
       <w:r>
         <w:rPr>
           <w:rFonts w:cs="Arial"/>
           <w:lang w:val="en-US"/>
         </w:rPr>
-        <w:t>The expected result is a functional prototype, documented and evaluated through technical tests that verify compliance with the defined requirements. Beyond the product itself, this proposal is expected to demonstrate that it is possible to design accessible, motivating and pedagogically sound educational tools for school contexts such as that of El Libertador, and that it may serve as a reference for other institutions wishing to take the same step.</w:t>
+        <w:t>.</w:t>
       </w:r>
     </w:p>
     <w:p>
@@ -9827,7 +9841,7 @@
       </w:pPr>
       <w:bookmarkStart w:id="3" w:name="_Toc475112151"/>
       <w:bookmarkStart w:id="4" w:name="_Toc475115507"/>
-      <w:bookmarkStart w:id="5" w:name="_Toc242868944"/>
+      <w:bookmarkStart w:id="5" w:name="_Toc242890108"/>
       <w:r>
         <w:rPr>
           <w:rFonts w:cs="Arial"/>
@@ -10015,7 +10029,7 @@
           <w:caps w:val="0"/>
         </w:rPr>
       </w:pPr>
-      <w:bookmarkStart w:id="6" w:name="_Toc242868945"/>
+      <w:bookmarkStart w:id="6" w:name="_Toc242890109"/>
       <w:r>
         <w:rPr>
           <w:rFonts w:cs="Arial"/>
@@ -10064,7 +10078,7 @@
       </w:pPr>
       <w:bookmarkStart w:id="7" w:name="_Toc475112154"/>
       <w:bookmarkStart w:id="8" w:name="_Toc475115510"/>
-      <w:bookmarkStart w:id="9" w:name="_Toc242868946"/>
+      <w:bookmarkStart w:id="9" w:name="_Toc242890110"/>
       <w:r>
         <w:t>1.1 Planteamiento del problema</w:t>
       </w:r>
@@ -10121,7 +10135,7 @@
           <w:iCs w:val="0"/>
         </w:rPr>
       </w:pPr>
-      <w:bookmarkStart w:id="10" w:name="_Toc242869036"/>
+      <w:bookmarkStart w:id="10" w:name="_Toc242890200"/>
       <w:r>
         <w:rPr>
           <w:rFonts w:cs="Arial"/>
@@ -10342,7 +10356,7 @@
           <w:iCs w:val="0"/>
         </w:rPr>
       </w:pPr>
-      <w:bookmarkStart w:id="11" w:name="_Toc242869037"/>
+      <w:bookmarkStart w:id="11" w:name="_Toc242890201"/>
       <w:r>
         <w:rPr>
           <w:rFonts w:cs="Arial"/>
@@ -10490,7 +10504,7 @@
           <w:rFonts w:eastAsia="Arial" w:cs="Arial"/>
         </w:rPr>
       </w:pPr>
-      <w:bookmarkStart w:id="12" w:name="_Toc242869038"/>
+      <w:bookmarkStart w:id="12" w:name="_Toc242890202"/>
       <w:r>
         <w:rPr>
           <w:rFonts w:cs="Arial"/>
@@ -10753,7 +10767,7 @@
       </w:pPr>
       <w:bookmarkStart w:id="13" w:name="_Toc475112156"/>
       <w:bookmarkStart w:id="14" w:name="_Toc475115512"/>
-      <w:bookmarkStart w:id="15" w:name="_Toc242868947"/>
+      <w:bookmarkStart w:id="15" w:name="_Toc242890111"/>
       <w:r>
         <w:t>1.2 Pregunta de investigación</w:t>
       </w:r>
@@ -10816,7 +10830,7 @@
       <w:pPr>
         <w:pStyle w:val="Ttulo2"/>
       </w:pPr>
-      <w:bookmarkStart w:id="16" w:name="_Toc242868948"/>
+      <w:bookmarkStart w:id="16" w:name="_Toc242890112"/>
       <w:r>
         <w:t>1.3 Justificación</w:t>
       </w:r>
@@ -10957,7 +10971,7 @@
           <w:iCs w:val="0"/>
         </w:rPr>
       </w:pPr>
-      <w:bookmarkStart w:id="17" w:name="_Toc242869039"/>
+      <w:bookmarkStart w:id="17" w:name="_Toc242890203"/>
       <w:r>
         <w:rPr>
           <w:rFonts w:cs="Arial"/>
@@ -11144,7 +11158,7 @@
       </w:pPr>
       <w:bookmarkStart w:id="18" w:name="_Toc475112155"/>
       <w:bookmarkStart w:id="19" w:name="_Toc475115511"/>
-      <w:bookmarkStart w:id="20" w:name="_Toc242868949"/>
+      <w:bookmarkStart w:id="20" w:name="_Toc242890113"/>
       <w:r>
         <w:t>1.4 Antecedentes del</w:t>
       </w:r>
@@ -11298,7 +11312,7 @@
           <w:caps w:val="0"/>
         </w:rPr>
       </w:pPr>
-      <w:bookmarkStart w:id="21" w:name="_Toc242868950"/>
+      <w:bookmarkStart w:id="21" w:name="_Toc242890114"/>
       <w:r>
         <w:rPr>
           <w:rFonts w:cs="Arial"/>
@@ -11339,7 +11353,7 @@
       </w:pPr>
       <w:bookmarkStart w:id="22" w:name="_Toc475112161"/>
       <w:bookmarkStart w:id="23" w:name="_Toc475115517"/>
-      <w:bookmarkStart w:id="24" w:name="_Toc242868951"/>
+      <w:bookmarkStart w:id="24" w:name="_Toc242890115"/>
       <w:r>
         <w:t>2.1 Objetivo general</w:t>
       </w:r>
@@ -11410,7 +11424,7 @@
         <w:pStyle w:val="Ttulo2"/>
         <w:ind w:left="567" w:hanging="576"/>
       </w:pPr>
-      <w:bookmarkStart w:id="27" w:name="_Toc242868952"/>
+      <w:bookmarkStart w:id="27" w:name="_Toc242890116"/>
       <w:r>
         <w:t>2.2 Objetivos específicos</w:t>
       </w:r>
@@ -11536,7 +11550,7 @@
       </w:pPr>
       <w:bookmarkStart w:id="28" w:name="_Toc475112165"/>
       <w:bookmarkStart w:id="29" w:name="_Toc475115521"/>
-      <w:bookmarkStart w:id="30" w:name="_Toc242868953"/>
+      <w:bookmarkStart w:id="30" w:name="_Toc242890117"/>
       <w:r>
         <w:rPr>
           <w:rFonts w:cs="Arial"/>
@@ -11565,7 +11579,7 @@
       </w:pPr>
       <w:bookmarkStart w:id="31" w:name="_Toc475112166"/>
       <w:bookmarkStart w:id="32" w:name="_Toc475115522"/>
-      <w:bookmarkStart w:id="33" w:name="_Toc242868954"/>
+      <w:bookmarkStart w:id="33" w:name="_Toc242890118"/>
       <w:r>
         <w:t>3.1 Marco conceptual</w:t>
       </w:r>
@@ -11587,7 +11601,7 @@
           <w:rFonts w:cs="Arial"/>
         </w:rPr>
       </w:pPr>
-      <w:bookmarkStart w:id="34" w:name="_Toc242868955"/>
+      <w:bookmarkStart w:id="34" w:name="_Toc242890119"/>
       <w:r>
         <w:t>3.1.1 El pensamiento computacional (PC):</w:t>
       </w:r>
@@ -11880,7 +11894,7 @@
           <w:bCs/>
         </w:rPr>
       </w:pPr>
-      <w:bookmarkStart w:id="35" w:name="_Toc242868956"/>
+      <w:bookmarkStart w:id="35" w:name="_Toc242890120"/>
       <w:r>
         <w:t>3.1.2. Pruebas Bebras:</w:t>
       </w:r>
@@ -11916,7 +11930,7 @@
           <w:rFonts w:cs="Arial"/>
         </w:rPr>
       </w:pPr>
-      <w:bookmarkStart w:id="36" w:name="_Toc242868957"/>
+      <w:bookmarkStart w:id="36" w:name="_Toc242890121"/>
       <w:r>
         <w:t>3.1.3. teoría del flujo</w:t>
       </w:r>
@@ -11938,7 +11952,7 @@
           <w:iCs w:val="0"/>
         </w:rPr>
       </w:pPr>
-      <w:bookmarkStart w:id="37" w:name="_Toc242869040"/>
+      <w:bookmarkStart w:id="37" w:name="_Toc242890204"/>
       <w:r>
         <w:rPr>
           <w:rFonts w:cs="Arial"/>
@@ -12084,7 +12098,7 @@
       <w:pPr>
         <w:pStyle w:val="Ttulo3"/>
       </w:pPr>
-      <w:bookmarkStart w:id="38" w:name="_Toc242868958"/>
+      <w:bookmarkStart w:id="38" w:name="_Toc242890122"/>
       <w:r>
         <w:t>3.1.4. Teoría de la Autodeterminación</w:t>
       </w:r>
@@ -12584,7 +12598,7 @@
           <w:rFonts w:eastAsia="Arial" w:cs="Arial"/>
         </w:rPr>
       </w:pPr>
-      <w:bookmarkStart w:id="39" w:name="_Toc242868959"/>
+      <w:bookmarkStart w:id="39" w:name="_Toc242890123"/>
       <w:r>
         <w:t>3.1.6 GOLDEN PATH</w:t>
       </w:r>
@@ -12625,7 +12639,7 @@
           <w:rFonts w:eastAsia="Arial" w:cs="Arial"/>
         </w:rPr>
       </w:pPr>
-      <w:bookmarkStart w:id="40" w:name="_Toc242868960"/>
+      <w:bookmarkStart w:id="40" w:name="_Toc242890124"/>
       <w:r>
         <w:t>3.1.7 Gamificación</w:t>
       </w:r>
@@ -12683,7 +12697,7 @@
       </w:pPr>
       <w:bookmarkStart w:id="41" w:name="_Toc475112167"/>
       <w:bookmarkStart w:id="42" w:name="_Toc475115523"/>
-      <w:bookmarkStart w:id="43" w:name="_Toc242868961"/>
+      <w:bookmarkStart w:id="43" w:name="_Toc242890125"/>
       <w:r>
         <w:t>3.2 Marco teórico</w:t>
       </w:r>
@@ -12705,7 +12719,7 @@
           <w:rFonts w:cs="Arial"/>
         </w:rPr>
       </w:pPr>
-      <w:bookmarkStart w:id="44" w:name="_Toc242868962"/>
+      <w:bookmarkStart w:id="44" w:name="_Toc242890126"/>
       <w:r>
         <w:t>3.2.1 Aprendizaje basado en juegos (ABJ)</w:t>
       </w:r>
@@ -12923,7 +12937,7 @@
           <w:caps w:val="0"/>
         </w:rPr>
       </w:pPr>
-      <w:bookmarkStart w:id="45" w:name="_Toc242868963"/>
+      <w:bookmarkStart w:id="45" w:name="_Toc242890127"/>
       <w:r>
         <w:t xml:space="preserve">3.2.2. </w:t>
       </w:r>
@@ -12968,7 +12982,7 @@
           <w:caps w:val="0"/>
         </w:rPr>
       </w:pPr>
-      <w:bookmarkStart w:id="46" w:name="_Toc242868964"/>
+      <w:bookmarkStart w:id="46" w:name="_Toc242890128"/>
       <w:r>
         <w:t xml:space="preserve">3.2.3 </w:t>
       </w:r>
@@ -13331,7 +13345,7 @@
       <w:pPr>
         <w:pStyle w:val="Ttulo3"/>
       </w:pPr>
-      <w:bookmarkStart w:id="47" w:name="_Toc242868965"/>
+      <w:bookmarkStart w:id="47" w:name="_Toc242890129"/>
       <w:r>
         <w:t>3.2.</w:t>
       </w:r>
@@ -13485,7 +13499,7 @@
           <w:bCs/>
         </w:rPr>
       </w:pPr>
-      <w:bookmarkStart w:id="48" w:name="_Toc242868966"/>
+      <w:bookmarkStart w:id="48" w:name="_Toc242890130"/>
       <w:r>
         <w:t>3.2.</w:t>
       </w:r>
@@ -13610,7 +13624,7 @@
           <w:rFonts w:cs="Arial"/>
         </w:rPr>
       </w:pPr>
-      <w:bookmarkStart w:id="49" w:name="_Toc242868967"/>
+      <w:bookmarkStart w:id="49" w:name="_Toc242890131"/>
       <w:r>
         <w:t>3.2.</w:t>
       </w:r>
@@ -13729,7 +13743,7 @@
           <w:rFonts w:cs="Arial"/>
         </w:rPr>
       </w:pPr>
-      <w:bookmarkStart w:id="50" w:name="_Toc242868968"/>
+      <w:bookmarkStart w:id="50" w:name="_Toc242890132"/>
       <w:r>
         <w:t>3.2.</w:t>
       </w:r>
@@ -13795,7 +13809,7 @@
       </w:pPr>
       <w:bookmarkStart w:id="51" w:name="_Toc475112168"/>
       <w:bookmarkStart w:id="52" w:name="_Toc475115524"/>
-      <w:bookmarkStart w:id="53" w:name="_Toc242868969"/>
+      <w:bookmarkStart w:id="53" w:name="_Toc242890133"/>
       <w:r>
         <w:t>3.3 Marco jurídico</w:t>
       </w:r>
@@ -13826,7 +13840,7 @@
           <w:rFonts w:cs="Arial"/>
         </w:rPr>
       </w:pPr>
-      <w:bookmarkStart w:id="54" w:name="_Toc242868970"/>
+      <w:bookmarkStart w:id="54" w:name="_Toc242890134"/>
       <w:r>
         <w:t>3.3.1. Tratamiento de datos personales y régimen de habeas data</w:t>
       </w:r>
@@ -14203,7 +14217,7 @@
       <w:pPr>
         <w:pStyle w:val="Ttulo3"/>
       </w:pPr>
-      <w:bookmarkStart w:id="55" w:name="_Toc242868971"/>
+      <w:bookmarkStart w:id="55" w:name="_Toc242890135"/>
       <w:r>
         <w:t>3.3.2. Derechos de autor sobre los personajes utilizados</w:t>
       </w:r>
@@ -14454,7 +14468,7 @@
       </w:pPr>
       <w:bookmarkStart w:id="56" w:name="_Toc475112170"/>
       <w:bookmarkStart w:id="57" w:name="_Toc475115526"/>
-      <w:bookmarkStart w:id="58" w:name="_Toc242868972"/>
+      <w:bookmarkStart w:id="58" w:name="_Toc242890136"/>
       <w:r>
         <w:rPr>
           <w:color w:val="auto"/>
@@ -14552,7 +14566,7 @@
           <w:caps w:val="0"/>
         </w:rPr>
       </w:pPr>
-      <w:bookmarkStart w:id="61" w:name="_Toc242868973"/>
+      <w:bookmarkStart w:id="61" w:name="_Toc242890137"/>
       <w:r>
         <w:rPr>
           <w:rFonts w:cs="Arial"/>
@@ -14979,7 +14993,7 @@
       </w:pPr>
       <w:bookmarkStart w:id="62" w:name="_Toc475112172"/>
       <w:bookmarkStart w:id="63" w:name="_Toc475115528"/>
-      <w:bookmarkStart w:id="64" w:name="_Toc242868974"/>
+      <w:bookmarkStart w:id="64" w:name="_Toc242890138"/>
       <w:r>
         <w:rPr>
           <w:rFonts w:cs="Arial"/>
@@ -15131,7 +15145,7 @@
         <w:pStyle w:val="Ttulo2"/>
         <w:ind w:left="567" w:hanging="576"/>
       </w:pPr>
-      <w:bookmarkStart w:id="65" w:name="_Toc242868975"/>
+      <w:bookmarkStart w:id="65" w:name="_Toc242890139"/>
       <w:r>
         <w:lastRenderedPageBreak/>
         <w:t>5.1 Fases del trabajo de grado</w:t>
@@ -15181,7 +15195,7 @@
         <w:pStyle w:val="Ttulo3"/>
         <w:spacing w:before="240"/>
       </w:pPr>
-      <w:bookmarkStart w:id="66" w:name="_Toc242868976"/>
+      <w:bookmarkStart w:id="66" w:name="_Toc242890140"/>
       <w:r>
         <w:t>5.1.1 Apertura del trabajo con Árcade y Kanban</w:t>
       </w:r>
@@ -15228,7 +15242,7 @@
         <w:pStyle w:val="Ttulo3"/>
         <w:spacing w:before="240"/>
       </w:pPr>
-      <w:bookmarkStart w:id="67" w:name="_Toc242868977"/>
+      <w:bookmarkStart w:id="67" w:name="_Toc242890141"/>
       <w:r>
         <w:t>5.1.2 Diseño del guion</w:t>
       </w:r>
@@ -15255,17 +15269,17 @@
         <w:spacing w:before="240" w:after="240"/>
       </w:pPr>
       <w:r>
-        <w:t xml:space="preserve">La 09 (05/06/2026) leyó seguidos los tres cierres reflexivos y el final para comprobar que siguieran una misma fórmula, y excluyó del guion un nivel avanzado con presión de tiempo porque contradecía el tratamiento del error; quedó escrito como propuesta de trabajo futuro, con su razón. La 10 (12/06/2026) leyó el guion completo y lo dio por consolidado. Aplicó tres ajustes que se habían acordado en sesiones anteriores (el guía permanece como brasa viva al cierre del nivel 1, el golpe desde una posición incorrecta produce chispas visibles y la escena </w:t>
+        <w:t xml:space="preserve">La 09 (05/06/2026) leyó seguidos los tres cierres reflexivos y el final para comprobar que siguieran una misma fórmula, y excluyó del guion un nivel avanzado con presión de tiempo porque contradecía el tratamiento del error; quedó escrito como propuesta de trabajo futuro, con su razón. La 10 (12/06/2026) leyó el guion completo y lo dio por consolidado. Aplicó tres ajustes </w:t>
+      </w:r>
+      <w:r>
+        <w:t xml:space="preserve">acordados antes (el guía permanece como brasa viva al cierre del nivel 1, el golpe desde una posición incorrecta produce chispas visibles y la escena del primer fallo del nivel 3 </w:t>
       </w:r>
       <w:r>
         <w:lastRenderedPageBreak/>
-        <w:t>del primer fallo del nivel 3 solo se reproduce si la prueba falla) y registró cinco puntos abiertos: el título, el nombre del guía, la homogeneidad del esquema de control entre niveles, los valores de configuración del nivel 1 y la autorización de uso de los personajes. Dos de ellos reaparecen en el acta D10 (30/09/2026) como PG-05 y PG-06, que exig</w:t>
-      </w:r>
-      <w:r>
-        <w:t>ían observar a estudiantes jugando y se cerraron en la sesión del 13/10/2026 (apartado 9.2)</w:t>
-      </w:r>
-      <w:r>
-        <w:t>, y el de la autorización sigue pendiente de un dato de uno de los autores. El título se fijó con carácter provisional en el acta D03 (06/09/2026).</w:t>
+        <w:t>solo se reproduce si la prueba falla) y registró cinco puntos abiertos: el título, el nombre del guía, la homogeneidad del esquema de control entre niveles, los valores de configuración del nivel 1 y la autorización de uso de los personajes. Dos de ellos reaparecen en el acta D10 (30/09/2026) como PG-05 y PG-06, que exigían observar a estudiantes jugando y se cerraron en la sesión del 13/10/2026 (apartado 9.2), y el de la autorización tiene su formato redactado y pendiente de firma (Anexo H)</w:t>
+      </w:r>
+      <w:r>
+        <w:t>. El título se fijó con carácter provisional en el acta D03 (06/09/2026).</w:t>
       </w:r>
     </w:p>
     <w:p>
@@ -15281,7 +15295,7 @@
         <w:pStyle w:val="Ttulo3"/>
         <w:spacing w:before="240"/>
       </w:pPr>
-      <w:bookmarkStart w:id="68" w:name="_Toc242868978"/>
+      <w:bookmarkStart w:id="68" w:name="_Toc242890142"/>
       <w:r>
         <w:t>5.1.3 Especificación de requerimientos (objetivo 1)</w:t>
       </w:r>
@@ -15344,7 +15358,7 @@
         <w:pStyle w:val="Ttulo3"/>
         <w:spacing w:before="240"/>
       </w:pPr>
-      <w:bookmarkStart w:id="69" w:name="_Toc242868979"/>
+      <w:bookmarkStart w:id="69" w:name="_Toc242890143"/>
       <w:r>
         <w:t>5.1.4 Diseño del videojuego (objetivo 2)</w:t>
       </w:r>
@@ -15416,7 +15430,7 @@
         <w:pStyle w:val="Ttulo3"/>
         <w:spacing w:before="240"/>
       </w:pPr>
-      <w:bookmarkStart w:id="70" w:name="_Toc242868980"/>
+      <w:bookmarkStart w:id="70" w:name="_Toc242890144"/>
       <w:r>
         <w:t>5.1.5 Ciclo Diseño ↔ Desarrollo ↔ Pruebas (objetivo 3)</w:t>
       </w:r>
@@ -15540,7 +15554,7 @@
         <w:pStyle w:val="Ttulo3"/>
         <w:spacing w:before="240"/>
       </w:pPr>
-      <w:bookmarkStart w:id="71" w:name="_Toc242868981"/>
+      <w:bookmarkStart w:id="71" w:name="_Toc242890145"/>
       <w:r>
         <w:lastRenderedPageBreak/>
         <w:t>5.1.6 Evaluación del prototipo (objetivo 4)</w:t>
@@ -15563,7 +15577,13 @@
         <w:t>La D10 recoge que el 29/09/2026 entró el plan de pruebas, con unos 120 casos y seis puntos de control, y fija cómo se ejecuta: sobre el ejecutable compilado y con un arnés que lo maneja como caja negra, e incluye dos recorridos completos de la ruta principal, cierres forzados en seis momentos, borrado de un perfil, comprobación de residuos fuera de la carpeta de datos, ejecución desde una ruta con espacios, tres mediciones de la carga de cada escena y la prueba de exclusión de RNF-16. La D10 preveía un segundo candidato si la primera pasada hallaba un defecto bloqueante o mayor, y la adenda registra que esa pasada, sobre el candidato rc1, halló defectos que se corrigieron antes de la entrega: entre ellos, las conexiones de red de los servicios de Unity, que ahora se apagan al compilar. El primer ejecutable de doce escenas pesaba 866,7 MB y quedó en 479,0 MB. El segundo candidato, rc2, se reverificó con un tercer recorrido completo</w:t>
       </w:r>
       <w:r>
-        <w:t>. El 10/10/2026 una tercera versión, rc3, compilada desde el commit f49ccc9 con el arte final de los personajes y un paquete de 426,6 MB, recibió los 136 casos del catálogo: 126 tienen veredicto, con 122 aprobados y 4 fallidos de severidad Menor, y 10 esperan a uno de los autores, entre ellos todos los de verificación manual. El capítulo 9 presenta esos resultados</w:t>
+        <w:t xml:space="preserve">. El 10/10/2026 una tercera versión, rc3, compilada desde el commit f49ccc9 con el arte final de los personajes y un paquete de 426,6 MB, recibió los 136 casos del catálogo: </w:t>
+      </w:r>
+      <w:r>
+        <w:t>con la sesión del 13/10/2026 quedaron 129 aprobados, 4 fallidos de severidad Menor y 3 pendientes; rc4 y rc5, del 13 y el 14/10/2026, recogen las correcciones posteriores</w:t>
+      </w:r>
+      <w:r>
+        <w:t>. El capítulo 9 presenta esos resultados</w:t>
       </w:r>
       <w:r>
         <w:t>.</w:t>
@@ -15574,13 +15594,13 @@
         <w:spacing w:before="240" w:after="240"/>
       </w:pPr>
       <w:r>
-        <w:t>En el tablero, la D10 cerró los cuatro tableros de slices salvo ocho casillas que dependen de uno de los autores: la observación de estudiantes jugando (PG-05 y PG-06) y tres ejecuciones: en un segundo equipo (RNF-07), con el adaptador de red deshabilitado (RNF-08) y en un equipo sin tarjeta gráfica dedicada (CT-02). Se marcar</w:t>
-      </w:r>
-      <w:r>
-        <w:t>on con los resultados del 13/10/2026 y no pasaro</w:t>
-      </w:r>
-      <w:r>
-        <w:t>n a trabajos futuros. Para la sesión con estudiantes (apartado 5.3) tiene un guion y el formato de consentimiento informado (RNF-12). En términos de Árcade, esa sesión es la parte del ciclo que el marco teórico asigna a la técnica Thinking Aloud (apartado 3.2.3.2)</w:t>
+        <w:t xml:space="preserve">En el tablero, la D10 cerró los cuatro tableros de slices salvo ocho casillas </w:t>
+      </w:r>
+      <w:r>
+        <w:t>pendientes de ejecución: la observación de estudiantes jugando (PG-05 y PG-06) y tres ejecuciones: en un segundo equipo (RNF-07), con el adaptador de red deshabilitado (RNF-08) y en un equipo sin tarjeta gráfica dedicada (CT-02). Se marcaron con los resultados del 13/10/2026 y no pasaron a trabajos futuros. Para la sesión con estudiantes (apartado 5.3) se preparó</w:t>
+      </w:r>
+      <w:r>
+        <w:t xml:space="preserve"> un guion y el formato de consentimiento informado (RNF-12). En términos de Árcade, esa sesión es la parte del ciclo que el marco teórico asigna a la técnica Thinking Aloud (apartado 3.2.3.2)</w:t>
       </w:r>
       <w:r>
         <w:t xml:space="preserve">; </w:t>
@@ -15610,7 +15630,7 @@
       </w:pPr>
       <w:bookmarkStart w:id="72" w:name="_Toc475112174"/>
       <w:bookmarkStart w:id="73" w:name="_Toc475115530"/>
-      <w:bookmarkStart w:id="74" w:name="_Toc242868982"/>
+      <w:bookmarkStart w:id="74" w:name="_Toc242890146"/>
       <w:r>
         <w:t>5.</w:t>
       </w:r>
@@ -15641,7 +15661,19 @@
         <w:rPr>
           <w:rFonts w:eastAsia="Arial" w:cs="Arial"/>
         </w:rPr>
-        <w:t>Para el desarrollo del presente proyecto se emplearán las siguientes herramientas tecnológicas y recursos de apoyo:</w:t>
+        <w:t>Para el desarrollo del presente proyecto se emplear</w:t>
+      </w:r>
+      <w:r>
+        <w:rPr>
+          <w:rFonts w:eastAsia="Arial" w:cs="Arial"/>
+        </w:rPr>
+        <w:t>o</w:t>
+      </w:r>
+      <w:r>
+        <w:rPr>
+          <w:rFonts w:eastAsia="Arial" w:cs="Arial"/>
+        </w:rPr>
+        <w:t>n las siguientes herramientas tecnológicas y recursos de apoyo:</w:t>
       </w:r>
     </w:p>
     <w:p>
@@ -15668,7 +15700,19 @@
         <w:rPr>
           <w:rFonts w:eastAsia="Arial" w:cs="Arial"/>
         </w:rPr>
-        <w:t xml:space="preserve"> se utilizará como motor principal de desarrollo del videojuego, dado que permite la creación de experiencias interactivas de manera eficiente y cuenta con una amplia comunidad de soporte y documentación accesible.</w:t>
+        <w:t xml:space="preserve"> se utiliz</w:t>
+      </w:r>
+      <w:r>
+        <w:rPr>
+          <w:rFonts w:eastAsia="Arial" w:cs="Arial"/>
+        </w:rPr>
+        <w:t>ó</w:t>
+      </w:r>
+      <w:r>
+        <w:rPr>
+          <w:rFonts w:eastAsia="Arial" w:cs="Arial"/>
+        </w:rPr>
+        <w:t xml:space="preserve"> como motor principal de desarrollo del videojuego, dado que permite la creación de experiencias interactivas de manera eficiente y cuenta con una amplia comunidad de soporte y documentación accesible.</w:t>
       </w:r>
     </w:p>
     <w:p>
@@ -15695,7 +15739,19 @@
         <w:rPr>
           <w:rFonts w:eastAsia="Arial" w:cs="Arial"/>
         </w:rPr>
-        <w:t xml:space="preserve"> será el lenguaje de programación empleado para la implementación de la lógica del juego, la gestión de los niveles y el comportamiento de los elementos interactivos dentro del entorno de Unity.</w:t>
+        <w:t xml:space="preserve"> </w:t>
+      </w:r>
+      <w:r>
+        <w:rPr>
+          <w:rFonts w:eastAsia="Arial" w:cs="Arial"/>
+        </w:rPr>
+        <w:t>fue</w:t>
+      </w:r>
+      <w:r>
+        <w:rPr>
+          <w:rFonts w:eastAsia="Arial" w:cs="Arial"/>
+        </w:rPr>
+        <w:t xml:space="preserve"> el lenguaje de programación empleado para la implementación de la lógica del juego, la gestión de los niveles y el comportamiento de los elementos interactivos dentro del entorno de Unity.</w:t>
       </w:r>
     </w:p>
     <w:p>
@@ -15721,7 +15777,19 @@
         <w:rPr>
           <w:rFonts w:eastAsia="Arial" w:cs="Arial"/>
         </w:rPr>
-        <w:t xml:space="preserve"> se utilizará para las pruebas automatizadas en modo edición y en modo juego. Cada prueba lleva en su nombre el identificador del requerimiento o criterio que comprueba, de modo que cada requerimiento se puede rastrear hasta sus pruebas.</w:t>
+        <w:t xml:space="preserve"> se utiliz</w:t>
+      </w:r>
+      <w:r>
+        <w:rPr>
+          <w:rFonts w:eastAsia="Arial" w:cs="Arial"/>
+        </w:rPr>
+        <w:t>ó</w:t>
+      </w:r>
+      <w:r>
+        <w:rPr>
+          <w:rFonts w:eastAsia="Arial" w:cs="Arial"/>
+        </w:rPr>
+        <w:t xml:space="preserve"> para las pruebas automatizadas en modo edición y en modo juego. Cada prueba lleva en su nombre el identificador del requerimiento o criterio que comprueba, de modo que cada requerimiento se puede rastrear hasta sus pruebas.</w:t>
       </w:r>
     </w:p>
     <w:p>
@@ -15747,14 +15815,26 @@
         <w:rPr>
           <w:rFonts w:eastAsia="Arial" w:cs="Arial"/>
         </w:rPr>
-        <w:t xml:space="preserve">, el paquete de entrada de Unity, gestionará los controles del juego, </w:t>
+        <w:t>, el paquete de entrada de Unity, gestion</w:t>
       </w:r>
       <w:r>
         <w:rPr>
           <w:rFonts w:eastAsia="Arial" w:cs="Arial"/>
         </w:rPr>
+        <w:t>ó</w:t>
+      </w:r>
+      <w:r>
+        <w:rPr>
+          <w:rFonts w:eastAsia="Arial" w:cs="Arial"/>
+        </w:rPr>
+        <w:t xml:space="preserve"> los controles del juego, limitados a clic y clic sostenido; la única excepción es escribir el nombre o alias al crear </w:t>
+      </w:r>
+      <w:r>
+        <w:rPr>
+          <w:rFonts w:eastAsia="Arial" w:cs="Arial"/>
+        </w:rPr>
         <w:lastRenderedPageBreak/>
-        <w:t>limitados a clic y clic sostenido; la única excepción es escribir el nombre o alias al crear un perfil.</w:t>
+        <w:t>un perfil.</w:t>
       </w:r>
     </w:p>
     <w:p>
@@ -15780,7 +15860,19 @@
         <w:rPr>
           <w:rFonts w:eastAsia="Arial" w:cs="Arial"/>
         </w:rPr>
-        <w:t>, con un repositorio en GitHub, se usará para el control de versiones del código y de la documentación.</w:t>
+        <w:t>, con un repositorio en GitHub, se us</w:t>
+      </w:r>
+      <w:r>
+        <w:rPr>
+          <w:rFonts w:eastAsia="Arial" w:cs="Arial"/>
+        </w:rPr>
+        <w:t>ó</w:t>
+      </w:r>
+      <w:r>
+        <w:rPr>
+          <w:rFonts w:eastAsia="Arial" w:cs="Arial"/>
+        </w:rPr>
+        <w:t xml:space="preserve"> para el control de versiones del código y de la documentación.</w:t>
       </w:r>
     </w:p>
     <w:p>
@@ -15806,7 +15898,19 @@
         <w:rPr>
           <w:rFonts w:eastAsia="Arial" w:cs="Arial"/>
         </w:rPr>
-        <w:t xml:space="preserve"> (Anthropic) servirá como asistente de programación con inteligencia artificial para escribir código y documentación, bajo la revisión de los autores, que responden por lo que entra al proyecto.</w:t>
+        <w:t xml:space="preserve"> (Anthropic) s</w:t>
+      </w:r>
+      <w:r>
+        <w:rPr>
+          <w:rFonts w:eastAsia="Arial" w:cs="Arial"/>
+        </w:rPr>
+        <w:t>irvió</w:t>
+      </w:r>
+      <w:r>
+        <w:rPr>
+          <w:rFonts w:eastAsia="Arial" w:cs="Arial"/>
+        </w:rPr>
+        <w:t xml:space="preserve"> como asistente de programación con inteligencia artificial para escribir código y documentación, bajo la revisión de los autores, que responden por lo que entra al proyecto.</w:t>
       </w:r>
     </w:p>
     <w:p>
@@ -15825,10 +15929,16 @@
         <w:rPr>
           <w:rFonts w:eastAsia="Arial" w:cs="Arial"/>
         </w:rPr>
-        <w:t xml:space="preserve">, se hará uso del libro “Tecnología Para niños”, </w:t>
-      </w:r>
-      <w:r>
-        <w:t>cuyos personajes e ilustraciones servirán como base para el diseño visual de los personajes del videojuego</w:t>
+        <w:t xml:space="preserve">, se </w:t>
+      </w:r>
+      <w:r>
+        <w:rPr>
+          <w:rFonts w:eastAsia="Arial" w:cs="Arial"/>
+        </w:rPr>
+        <w:t>usó el libro “Tecnología Para niños”, cuyos personajes e ilustraciones sirvieron de</w:t>
+      </w:r>
+      <w:r>
+        <w:t xml:space="preserve"> base para el diseño visual de los personajes del videojuego</w:t>
       </w:r>
       <w:r>
         <w:t>, con la autorización escrita de sus autores (3.3.2)</w:t>
@@ -15860,7 +15970,19 @@
         <w:rPr>
           <w:bCs/>
         </w:rPr>
-        <w:t xml:space="preserve"> se empleará para ilustrar los sprites del videojuego, incluyendo personajes, fondos e interfaces visuales, con los cinco pasos que describe el apartado 8.1.1 y una identidad visual coherente con la dirección de arte</w:t>
+        <w:t xml:space="preserve"> se emple</w:t>
+      </w:r>
+      <w:r>
+        <w:rPr>
+          <w:bCs/>
+        </w:rPr>
+        <w:t>ó</w:t>
+      </w:r>
+      <w:r>
+        <w:rPr>
+          <w:bCs/>
+        </w:rPr>
+        <w:t xml:space="preserve"> para ilustrar los sprites del videojuego, incluyendo personajes, fondos e interfaces visuales, con los cinco pasos que describe el apartado 8.1.1 y una identidad visual coherente con la dirección de arte</w:t>
       </w:r>
       <w:r>
         <w:t>.</w:t>
@@ -15879,7 +16001,7 @@
         <w:ind w:left="567" w:hanging="576"/>
       </w:pPr>
       <w:bookmarkStart w:id="75" w:name="_Toc475115531"/>
-      <w:bookmarkStart w:id="76" w:name="_Toc242868983"/>
+      <w:bookmarkStart w:id="76" w:name="_Toc242890147"/>
       <w:r>
         <w:t>5.</w:t>
       </w:r>
@@ -15998,7 +16120,7 @@
           <w:b/>
         </w:rPr>
       </w:pPr>
-      <w:bookmarkStart w:id="77" w:name="_Toc242868984"/>
+      <w:bookmarkStart w:id="77" w:name="_Toc242890148"/>
       <w:r>
         <w:rPr>
           <w:rFonts w:cs="Arial"/>
@@ -16033,7 +16155,7 @@
           <w:color w:val="auto"/>
         </w:rPr>
       </w:pPr>
-      <w:bookmarkStart w:id="78" w:name="_Toc242868985"/>
+      <w:bookmarkStart w:id="78" w:name="_Toc242890149"/>
       <w:r>
         <w:rPr>
           <w:color w:val="auto"/>
@@ -16050,7 +16172,7 @@
           <w:rFonts w:cs="Arial"/>
         </w:rPr>
       </w:pPr>
-      <w:bookmarkStart w:id="79" w:name="_Toc242868986"/>
+      <w:bookmarkStart w:id="79" w:name="_Toc242890150"/>
       <w:r>
         <w:rPr>
           <w:rFonts w:cs="Arial"/>
@@ -16102,7 +16224,7 @@
           <w:color w:val="auto"/>
         </w:rPr>
       </w:pPr>
-      <w:bookmarkStart w:id="80" w:name="_Toc242869019"/>
+      <w:bookmarkStart w:id="80" w:name="_Toc242890183"/>
       <w:r>
         <w:rPr>
           <w:rFonts w:cs="Arial"/>
@@ -16450,7 +16572,7 @@
           <w:rFonts w:cs="Arial"/>
         </w:rPr>
       </w:pPr>
-      <w:bookmarkStart w:id="81" w:name="_Toc242868987"/>
+      <w:bookmarkStart w:id="81" w:name="_Toc242890151"/>
       <w:r>
         <w:rPr>
           <w:rFonts w:cs="Arial"/>
@@ -16486,7 +16608,7 @@
           <w:color w:val="auto"/>
         </w:rPr>
       </w:pPr>
-      <w:bookmarkStart w:id="82" w:name="_Toc242869020"/>
+      <w:bookmarkStart w:id="82" w:name="_Toc242890184"/>
       <w:r>
         <w:rPr>
           <w:rFonts w:cs="Arial"/>
@@ -17192,7 +17314,7 @@
           <w:rFonts w:cs="Arial"/>
         </w:rPr>
       </w:pPr>
-      <w:bookmarkStart w:id="83" w:name="_Toc242868988"/>
+      <w:bookmarkStart w:id="83" w:name="_Toc242890152"/>
       <w:r>
         <w:rPr>
           <w:rFonts w:cs="Arial"/>
@@ -17215,49 +17337,21 @@
           <w:rFonts w:cs="Arial"/>
           <w:color w:val="auto"/>
         </w:rPr>
-        <w:t>La especificación se radicó el 17 de agosto de 2026 y tuvo c</w:t>
-      </w:r>
-      <w:r>
-        <w:rPr>
-          <w:rFonts w:cs="Arial"/>
-          <w:color w:val="auto"/>
-        </w:rPr>
-        <w:t>inc</w:t>
-      </w:r>
-      <w:r>
-        <w:rPr>
-          <w:rFonts w:cs="Arial"/>
-          <w:color w:val="auto"/>
-        </w:rPr>
-        <w:t>o revisiones más. La del 24 de agosto renumeró los requerimientos y agregó RNF-18, sobre la parametrización de contenidos. El 30 de agosto se resolvieron contradicciones entre los documentos fuente, y e</w:t>
-      </w:r>
-      <w:r>
-        <w:rPr>
-          <w:rFonts w:cs="Arial"/>
-          <w:color w:val="auto"/>
-        </w:rPr>
-        <w:t>ntre el 29 de septiembre y el 1 de octu</w:t>
-      </w:r>
-      <w:r>
-        <w:rPr>
-          <w:rFonts w:cs="Arial"/>
-          <w:color w:val="auto"/>
-        </w:rPr>
-        <w:t>bre la especificación se alineó con el prototipo ya construido. La revisión del 29 de septiembre, la más extensa, cerró veintiocho hallazgos que tocaban este documento. El proyecto llevaba un registro de inconsistencias con un orden de precedencia entre documentos, y cada vez que el código y un documento no coincidían se abría un hallazgo y se decidía cuál de los dos cambiaba. El caso más visible fue el Nivel 1. El guion pedía un deslizante de posición y el equipo terminó midiendo la fuerza del golpe y la cercanía de las piedras (INC-47), lo que obligó a reescribir RF-14 a RF-16. Según la revisión 1</w:t>
-      </w:r>
-      <w:r>
-        <w:rPr>
-          <w:rFonts w:cs="Arial"/>
-          <w:color w:val="auto"/>
-        </w:rPr>
-        <w:t>6 del registro, al 1 de octubre todos los hallazgos, de INC-01 a INC-130</w:t>
-      </w:r>
-      <w:r>
-        <w:rPr>
-          <w:rFonts w:cs="Arial"/>
-          <w:color w:val="auto"/>
-        </w:rPr>
-        <w:t>, estaban cerrados.</w:t>
+        <w:t xml:space="preserve">La especificación se radicó el 17 de agosto de 2026 y tuvo </w:t>
+      </w:r>
+      <w:r>
+        <w:rPr>
+          <w:rFonts w:cs="Arial"/>
+          <w:color w:val="auto"/>
+        </w:rPr>
+        <w:t>seis revisiones más. La del 24 de agosto renumeró los requerimientos y agregó RNF-18, sobre la parametrización de contenidos. El 30 de agosto se resolvieron contradicciones entre los documentos fuente; entre el 29 de septiembre y el 1 de octubre la especificación se alineó con el prototipo, y el 13 de octubre pasó a grado quinto (INC-151). La revisión del 29 de septiembre, la más extensa, cerró veintiocho hallazgos que tocaban este documento. El proyecto llevaba un registro de inconsistencias con un orden de precedencia entre documentos, y cada vez que el código y un documento no coincidían se abría un hallazgo y se decidía cuál de los dos cambiaba. El caso más visible fue el Nivel 1. El guion pedía un deslizante de posición y el equipo terminó midiendo la fuerza del golpe y la cercanía de las piedras (INC-47), lo que obligó a reescribir RF-14 a RF-16. Al 13 de octubre (revisión 26 del registro) estaban cerrados todos los hallazgos, de INC-01 a INC-160</w:t>
+      </w:r>
+      <w:r>
+        <w:rPr>
+          <w:rFonts w:cs="Arial"/>
+          <w:color w:val="auto"/>
+        </w:rPr>
+        <w:t>.</w:t>
       </w:r>
     </w:p>
     <w:p>
@@ -17268,7 +17362,7 @@
           <w:color w:val="auto"/>
         </w:rPr>
       </w:pPr>
-      <w:bookmarkStart w:id="84" w:name="_Toc242868989"/>
+      <w:bookmarkStart w:id="84" w:name="_Toc242890153"/>
       <w:r>
         <w:rPr>
           <w:color w:val="auto"/>
@@ -17304,7 +17398,7 @@
           <w:color w:val="auto"/>
         </w:rPr>
       </w:pPr>
-      <w:bookmarkStart w:id="85" w:name="_Toc242869021"/>
+      <w:bookmarkStart w:id="85" w:name="_Toc242890185"/>
       <w:r>
         <w:rPr>
           <w:rFonts w:cs="Arial"/>
@@ -18050,7 +18144,7 @@
           <w:rFonts w:cs="Arial"/>
           <w:color w:val="auto"/>
         </w:rPr>
-        <w:t xml:space="preserve">La propuesta fijó dos metas para este objetivo (Tabla 4). La primera era que el 100 % de los requerimientos estuviera alineado con el pensamiento computacional. Como el resultado cambia según cómo se lea esa alineación, se reportan las dos lecturas. Con la regla que el documento se impuso, que cada requerimiento se justifique en algún lineamiento, la meta se cumple: las matrices de criterios del diseño (Anexo D, apartados 3.2 a 3.4) trazan los 47 requerimientos funcionales a un criterio pedagógico, técnico o narrativo, o al marco jurídico. De los no funcionales quedan por fuera RNF-15, sobre la convención de nombres del código, y RNF-22, sobre contenido sin violencia ni publicidad. Si en cambio se exige un vínculo directo con una faceta, la matriz de la Tabla 3 cubre 34 de los 47 requerimientos funcionales, un 72 %. Ahí están todos los de mecánica de juego, 31 de 31, y tres de soporte (RF-10, RF-12 y RF-45). Los otros trece tratan de navegación, perfiles, ayuda y consulta del docente, y por sí </w:t>
+        <w:t>La propuesta fijó dos metas para este objetivo (Tabla 4). La primera era que el 100 % de los requerimientos estuviera alineado con el pensamiento computacional. Como el resultado cambia según cómo se lea esa alineación, se reportan las dos lecturas. Con la regla que el documento se impuso, que cada requerimiento se justifique en algún lineamiento, la meta se cumple: las matrices de criterios del diseño (Anexo D, apartados 3.2 a 3.4) trazan los 47 requerimientos funcionales a un criterio pedagógico, técnico o narrativo, o al marco jurídico. De los no funcionales quedan por fuera RNF-15, sobre la convención de nombres del código, y RNF-22, sobre contenido sin violencia ni publicidad. Si en cambio se exige un vínculo directo con una faceta, la matriz de la Tabla 3 cubre 34 de los 47 requerimientos funcionales, un 72 %. Ahí están todos los de mecánica de juego, 31 de 31, y tres de soporte (RF-10, RF-12 y RF-</w:t>
       </w:r>
       <w:r>
         <w:rPr>
@@ -18058,7 +18152,7 @@
           <w:color w:val="auto"/>
         </w:rPr>
         <w:lastRenderedPageBreak/>
-        <w:t>mismos no ejercitan ninguna faceta.</w:t>
+        <w:t>45). Los otros trece tratan de navegación, perfiles, ayuda y consulta del docente, y por sí mismos no ejercitan ninguna faceta.</w:t>
       </w:r>
     </w:p>
     <w:p>
@@ -18088,7 +18182,7 @@
           <w:color w:val="auto"/>
         </w:rPr>
       </w:pPr>
-      <w:bookmarkStart w:id="86" w:name="_Toc242869022"/>
+      <w:bookmarkStart w:id="86" w:name="_Toc242890186"/>
       <w:r>
         <w:rPr>
           <w:rFonts w:cs="Arial"/>
@@ -18438,7 +18532,7 @@
           <w:color w:val="auto"/>
         </w:rPr>
       </w:pPr>
-      <w:bookmarkStart w:id="87" w:name="_Toc242868990"/>
+      <w:bookmarkStart w:id="87" w:name="_Toc242890154"/>
       <w:r>
         <w:rPr>
           <w:color w:val="auto"/>
@@ -18492,7 +18586,21 @@
           <w:rFonts w:cs="Arial"/>
           <w:color w:val="auto"/>
         </w:rPr>
-        <w:t>La especificación tampoco quedó cerrada en una sola entrega. Después de radicarse se revisó cuatro veces, y la mayor parte de los cambios vino del prototipo. RF-14 a RF-16 y RF-26, entre otros, se reescribieron cuando la mecánica ya existía y el equipo pudo probarla en el motor.</w:t>
+        <w:t xml:space="preserve">La especificación tampoco quedó cerrada en una sola entrega. Después de radicarse se revisó </w:t>
+      </w:r>
+      <w:r>
+        <w:rPr>
+          <w:rFonts w:cs="Arial"/>
+          <w:color w:val="auto"/>
+        </w:rPr>
+        <w:t>seis</w:t>
+      </w:r>
+      <w:r>
+        <w:rPr>
+          <w:rFonts w:cs="Arial"/>
+          <w:color w:val="auto"/>
+        </w:rPr>
+        <w:t xml:space="preserve"> veces, y la mayor parte de los cambios vino del prototipo. RF-14 a RF-16 y RF-26, entre otros, se reescribieron cuando la mecánica ya existía y el equipo pudo probarla en el motor.</w:t>
       </w:r>
     </w:p>
     <w:p>
@@ -18537,7 +18645,7 @@
           <w:b/>
         </w:rPr>
       </w:pPr>
-      <w:bookmarkStart w:id="88" w:name="_Toc242868991"/>
+      <w:bookmarkStart w:id="88" w:name="_Toc242890155"/>
       <w:r>
         <w:rPr>
           <w:rFonts w:cs="Arial"/>
@@ -18572,7 +18680,7 @@
           <w:color w:val="auto"/>
         </w:rPr>
       </w:pPr>
-      <w:bookmarkStart w:id="89" w:name="_Toc242868992"/>
+      <w:bookmarkStart w:id="89" w:name="_Toc242890156"/>
       <w:r>
         <w:rPr>
           <w:color w:val="auto"/>
@@ -18589,7 +18697,7 @@
           <w:rFonts w:cs="Arial"/>
         </w:rPr>
       </w:pPr>
-      <w:bookmarkStart w:id="90" w:name="_Toc242868993"/>
+      <w:bookmarkStart w:id="90" w:name="_Toc242890157"/>
       <w:r>
         <w:rPr>
           <w:rFonts w:cs="Arial"/>
@@ -18700,7 +18808,7 @@
           <w:rFonts w:cs="Arial"/>
         </w:rPr>
       </w:pPr>
-      <w:bookmarkStart w:id="91" w:name="_Toc242868994"/>
+      <w:bookmarkStart w:id="91" w:name="_Toc242890158"/>
       <w:r>
         <w:rPr>
           <w:rFonts w:cs="Arial"/>
@@ -18736,7 +18844,7 @@
           <w:color w:val="auto"/>
         </w:rPr>
       </w:pPr>
-      <w:bookmarkStart w:id="92" w:name="_Toc242869023"/>
+      <w:bookmarkStart w:id="92" w:name="_Toc242890187"/>
       <w:r>
         <w:rPr>
           <w:rFonts w:cs="Arial"/>
@@ -19402,7 +19510,7 @@
           <w:rFonts w:cs="Arial"/>
         </w:rPr>
       </w:pPr>
-      <w:bookmarkStart w:id="93" w:name="_Toc242868995"/>
+      <w:bookmarkStart w:id="93" w:name="_Toc242890159"/>
       <w:r>
         <w:rPr>
           <w:rFonts w:cs="Arial"/>
@@ -19424,7 +19532,21 @@
           <w:rFonts w:cs="Arial"/>
           <w:color w:val="auto"/>
         </w:rPr>
-        <w:t>La ayuda sigue el mismo esquema en los tres niveles. En todas las escenas jugables hay un botón visible que repite la instrucción de la tarea activa sin cambiar nada del juego (RF-13). Si el estudiante falla tres veces seguidas en la misma tarea, Algoritm añade una pista en forma de pregunta. Ese número es un parámetro guardado fuera del código, como el resto de los valores ajustables (CT-05). La pista orienta sin resolver; en el Nivel 1, por ejemplo, nunca dice qué fuerza ni qué cercanía funcionan.</w:t>
+        <w:t>La ayuda sigue el mismo esquema en los tres niveles. En todas las escenas jugables hay un botón visible que repite la instrucción de la tarea activa sin cambiar nada del juego (RF-13)</w:t>
+      </w:r>
+      <w:r>
+        <w:rPr>
+          <w:rFonts w:cs="Arial"/>
+          <w:color w:val="auto"/>
+        </w:rPr>
+        <w:t>; la primera vez que se juega el Nivel 1, un aviso lo presenta (INC-158). Si el estudiante falla tres veces seguidas en la misma tarea, Algoritm añade una pista en forma de pregunta. Ese número se ajusta fuera del código, como los demás parámetro</w:t>
+      </w:r>
+      <w:r>
+        <w:rPr>
+          <w:rFonts w:cs="Arial"/>
+          <w:color w:val="auto"/>
+        </w:rPr>
+        <w:t>s (CT-05). La pista orienta sin resolver; en el Nivel 1, por ejemplo, nunca dice qué fuerza ni qué cercanía funcionan.</w:t>
       </w:r>
     </w:p>
     <w:p>
@@ -19475,7 +19597,7 @@
           <w:rFonts w:cs="Arial"/>
         </w:rPr>
       </w:pPr>
-      <w:bookmarkStart w:id="94" w:name="_Toc242868996"/>
+      <w:bookmarkStart w:id="94" w:name="_Toc242890160"/>
       <w:r>
         <w:rPr>
           <w:rFonts w:cs="Arial"/>
@@ -19524,7 +19646,7 @@
           <w:color w:val="auto"/>
         </w:rPr>
       </w:pPr>
-      <w:bookmarkStart w:id="95" w:name="_Toc242868997"/>
+      <w:bookmarkStart w:id="95" w:name="_Toc242890161"/>
       <w:r>
         <w:rPr>
           <w:color w:val="auto"/>
@@ -19576,7 +19698,7 @@
           <w:color w:val="auto"/>
         </w:rPr>
       </w:pPr>
-      <w:bookmarkStart w:id="96" w:name="_Toc242869024"/>
+      <w:bookmarkStart w:id="96" w:name="_Toc242890188"/>
       <w:r>
         <w:rPr>
           <w:rFonts w:cs="Arial"/>
@@ -20247,7 +20369,7 @@
           <w:color w:val="auto"/>
         </w:rPr>
       </w:pPr>
-      <w:bookmarkStart w:id="97" w:name="_Toc242869025"/>
+      <w:bookmarkStart w:id="97" w:name="_Toc242890189"/>
       <w:r>
         <w:rPr>
           <w:rFonts w:cs="Arial"/>
@@ -20620,7 +20742,7 @@
           <w:color w:val="auto"/>
         </w:rPr>
       </w:pPr>
-      <w:bookmarkStart w:id="98" w:name="_Toc242868998"/>
+      <w:bookmarkStart w:id="98" w:name="_Toc242890162"/>
       <w:r>
         <w:rPr>
           <w:color w:val="auto"/>
@@ -20726,7 +20848,7 @@
           <w:b/>
         </w:rPr>
       </w:pPr>
-      <w:bookmarkStart w:id="99" w:name="_Toc242868999"/>
+      <w:bookmarkStart w:id="99" w:name="_Toc242890163"/>
       <w:r>
         <w:rPr>
           <w:rFonts w:cs="Arial"/>
@@ -20757,7 +20879,21 @@
           <w:rFonts w:cs="Arial"/>
           <w:color w:val="auto"/>
         </w:rPr>
-        <w:t>presenta el prototipo tal como estaba el 1 de octubre de 2026, día del corte del que salió el ejecutable vigente, y lo acompañan siete anexos en documentos aparte: la matriz de trazabilidad, uno por cada incremento, uno del carril de arte y sonido y otro de los personajes animados. Las actas de seguimiento no van anexas y se citan por su códig</w:t>
+        <w:t xml:space="preserve">presenta el prototipo tal como estaba el 1 de octubre de 2026, día del corte del que salió el </w:t>
+      </w:r>
+      <w:r>
+        <w:rPr>
+          <w:rFonts w:cs="Arial"/>
+          <w:color w:val="auto"/>
+        </w:rPr>
+        <w:t>candidato rc2</w:t>
+      </w:r>
+      <w:r>
+        <w:rPr>
+          <w:rFonts w:cs="Arial"/>
+          <w:color w:val="auto"/>
+        </w:rPr>
+        <w:t>, y lo acompañan siete anexos en documentos aparte: la matriz de trazabilidad, uno por cada incremento, uno del carril de arte y sonido y otro de los personajes animados. Las actas de seguimiento no van anexas y se citan por su códig</w:t>
       </w:r>
       <w:r>
         <w:rPr>
@@ -20775,7 +20911,7 @@
           <w:color w:val="auto"/>
         </w:rPr>
       </w:pPr>
-      <w:bookmarkStart w:id="100" w:name="_Toc242869000"/>
+      <w:bookmarkStart w:id="100" w:name="_Toc242890164"/>
       <w:r>
         <w:rPr>
           <w:color w:val="auto"/>
@@ -20792,7 +20928,7 @@
           <w:rFonts w:cs="Arial"/>
         </w:rPr>
       </w:pPr>
-      <w:bookmarkStart w:id="101" w:name="_Toc242869001"/>
+      <w:bookmarkStart w:id="101" w:name="_Toc242890165"/>
       <w:r>
         <w:rPr>
           <w:rFonts w:cs="Arial"/>
@@ -20828,14 +20964,14 @@
           <w:rFonts w:cs="Arial"/>
           <w:color w:val="auto"/>
         </w:rPr>
-        <w:t xml:space="preserve">bre de 2026, dentro del ciclo de diseño, desarrollo y pruebas de la metodología Árcade [6]. El seguimiento quedó en </w:t>
-      </w:r>
-      <w:r>
-        <w:rPr>
-          <w:rFonts w:cs="Arial"/>
-          <w:color w:val="auto"/>
-        </w:rPr>
-        <w:t>diez actas, de la D01 a la D10, fechadas entre el 2 y el 30 de septiembre; la última organizó el cierre, con las correcciones de los tres niveles, la compilación del ejecutable y su medición</w:t>
+        <w:t xml:space="preserve">bre de 2026, </w:t>
+      </w:r>
+      <w:r>
+        <w:rPr>
+          <w:rFonts w:cs="Arial"/>
+          <w:color w:val="auto"/>
+        </w:rPr>
+        <w:t>con ajustes hasta el 14 de octubre, dentro del ciclo de diseño, desarrollo y pruebas de la metodología Árcade [6]. El seguimiento quedó en diez actas, de la D01 a la D10, fechadas entre el 2 y el 30 de septiembre; la última organizó el cierre y la compilación del ejecutable</w:t>
       </w:r>
       <w:r>
         <w:rPr>
@@ -20872,7 +21008,7 @@
           <w:color w:val="auto"/>
         </w:rPr>
       </w:pPr>
-      <w:bookmarkStart w:id="102" w:name="_Toc242869026"/>
+      <w:bookmarkStart w:id="102" w:name="_Toc242890190"/>
       <w:r>
         <w:rPr>
           <w:rFonts w:cs="Arial"/>
@@ -21605,7 +21741,7 @@
           <w:rFonts w:cs="Arial"/>
         </w:rPr>
       </w:pPr>
-      <w:bookmarkStart w:id="103" w:name="_Toc242869002"/>
+      <w:bookmarkStart w:id="103" w:name="_Toc242890166"/>
       <w:r>
         <w:rPr>
           <w:rFonts w:cs="Arial"/>
@@ -21734,7 +21870,7 @@
           <w:rFonts w:cs="Arial"/>
         </w:rPr>
       </w:pPr>
-      <w:bookmarkStart w:id="104" w:name="_Toc242869003"/>
+      <w:bookmarkStart w:id="104" w:name="_Toc242890167"/>
       <w:r>
         <w:rPr>
           <w:rFonts w:cs="Arial"/>
@@ -21798,7 +21934,7 @@
           <w:color w:val="auto"/>
         </w:rPr>
       </w:pPr>
-      <w:bookmarkStart w:id="105" w:name="_Toc242869041"/>
+      <w:bookmarkStart w:id="105" w:name="_Toc242890205"/>
       <w:r>
         <w:rPr>
           <w:rFonts w:cs="Arial"/>
@@ -21926,7 +22062,7 @@
           <w:color w:val="auto"/>
           <w:sz w:val="18"/>
         </w:rPr>
-        <w:t xml:space="preserve">Fuente: captura del prototipo, </w:t>
+        <w:t>Fuente: captura del prototipo</w:t>
       </w:r>
       <w:r>
         <w:rPr>
@@ -21934,7 +22070,7 @@
           <w:color w:val="auto"/>
           <w:sz w:val="18"/>
         </w:rPr>
-        <w:t>01/10/2026 (Anexo E, figura 4.2)</w:t>
+        <w:t xml:space="preserve"> (rc5), 14</w:t>
       </w:r>
       <w:r>
         <w:rPr>
@@ -21942,6 +22078,14 @@
           <w:color w:val="auto"/>
           <w:sz w:val="18"/>
         </w:rPr>
+        <w:t>/10/2026 (Anexo E, figura 4.2)</w:t>
+      </w:r>
+      <w:r>
+        <w:rPr>
+          <w:rFonts w:cs="Arial"/>
+          <w:color w:val="auto"/>
+          <w:sz w:val="18"/>
+        </w:rPr>
         <w:t>.</w:t>
       </w:r>
     </w:p>
@@ -21958,7 +22102,7 @@
           <w:rFonts w:cs="Arial"/>
           <w:color w:val="auto"/>
         </w:rPr>
-        <w:t>El Nivel 2 se juega en tres escenas. En el bosque hay catorce objetos, cinco troncos redondos y nueve distractores, y el estudiante tiene que elegir los que ruedan. Si el cursor pasa cerca, lo redondo rueda lejos y lo anguloso vuelca y se detiene, una pista visual del patrón que no selecciona nada. En el taller se arma la carretilla con siete piezas en orden, y un paso anticipado se rechaza con un mensaje que dice qué falta antes, como «La cuerda todavía no tiene nada que sujetar». El laberinto (Figura 7) es una cuadrícula de 16 por 11 casillas, contando el seto que la rodea, con hasta 24 casillas de obstáculo que cambian en cada partida; una búsqueda en anchura asegura que siempre haya camino. La ruta se escribe con tres bloques que se interpretan según hacia dónde mira la carretilla: avanzar y retroceder de una a nueve casillas, y girar a la izquierda o a la derecha. Luego se ejecuta completa</w:t>
+        <w:t>El Nivel 2 se juega en tres escenas. En el bosque hay catorce objetos, cinco troncos redondos y nueve distractores, y el estudiante tiene que elegir los que ruedan. Si el cursor pasa cerca, lo redondo rueda y lo anguloso vuelca y se detiene, una pista visual del patrón que no selecciona nada. En el taller se arma la carretilla con siete piezas en orden, y un paso anticipado se rechaza con un mensaje que dice qué falta antes, como «La cuerda todavía no tiene nada que sujetar». El laberinto (Figura 7) es una cuadrícula de 16 por 11 casillas, contando el seto que la rodea, con hasta 24 casillas de obstáculo que cambian en cada partida; una búsqueda en anchura asegura que siempre haya camino. La ruta se escribe con tres bloques que se interpretan según hacia dónde mira la carretilla: avanzar y retroceder de una a nueve casillas, y girar a la izquierda o a la derecha. Luego se ejecuta completa</w:t>
       </w:r>
       <w:r>
         <w:rPr>
@@ -21986,7 +22130,7 @@
           <w:color w:val="auto"/>
         </w:rPr>
       </w:pPr>
-      <w:bookmarkStart w:id="106" w:name="_Toc242869042"/>
+      <w:bookmarkStart w:id="106" w:name="_Toc242890206"/>
       <w:r>
         <w:rPr>
           <w:rFonts w:cs="Arial"/>
@@ -22123,7 +22267,7 @@
           <w:color w:val="auto"/>
           <w:sz w:val="18"/>
         </w:rPr>
-        <w:t>Editor, 08</w:t>
+        <w:t>prototipo (rc5), 14</w:t>
       </w:r>
       <w:r>
         <w:rPr>
@@ -22155,7 +22299,21 @@
           <w:rFonts w:cs="Arial"/>
           <w:color w:val="auto"/>
         </w:rPr>
-        <w:t>El Nivel 3 empieza en la orilla del río (Figura 8). Mamá se mueve con cuatro flechas en pantalla que responden al clic sostenido y recoge ocho materiales, que el inventario agrupa en cuatro casillas, mientras una lista de cuatro tareas marca lo que ya se hizo. Después la balsa se arma sobre el agua, en diecisiete espacios repartidos en tres fases que se habilitan en orden: base, amarre, y mástil con vela. Colocar una pieza no la valida, y el veredicto llega al pulsar «Listo» o «Probar balsa». Entre los troncos hay uno más largo, el mástil, puesto a propósito como trampa para la base. Cuando la balsa falla, el juego señala el espacio exacto</w:t>
+        <w:t xml:space="preserve">El Nivel 3 empieza en la orilla del río (Figura 8). Mamá se mueve con cuatro flechas en pantalla que responden al clic sostenido y recoge ocho materiales, que </w:t>
+      </w:r>
+      <w:r>
+        <w:rPr>
+          <w:rFonts w:cs="Arial"/>
+          <w:color w:val="auto"/>
+        </w:rPr>
+        <w:t>se guardan</w:t>
+      </w:r>
+      <w:r>
+        <w:rPr>
+          <w:rFonts w:cs="Arial"/>
+          <w:color w:val="auto"/>
+        </w:rPr>
+        <w:t xml:space="preserve"> en cuatro casillas, mientras una lista de cuatro tareas marca lo que ya se hizo. Después la balsa se arma sobre el agua, en diecisiete espacios repartidos en tres fases que se habilitan en orden: base, amarre, y mástil con vela. Colocar una pieza no la valida, y el veredicto llega al pulsar «Listo» o «Probar balsa». Entre los troncos hay uno más largo, el mástil, puesto a propósito como trampa para la base. Cuando la balsa falla, el juego señala el espacio exacto</w:t>
       </w:r>
       <w:r>
         <w:rPr>
@@ -22183,7 +22341,7 @@
           <w:color w:val="auto"/>
         </w:rPr>
       </w:pPr>
-      <w:bookmarkStart w:id="107" w:name="_Toc242869043"/>
+      <w:bookmarkStart w:id="107" w:name="_Toc242890207"/>
       <w:r>
         <w:rPr>
           <w:rFonts w:cs="Arial"/>
@@ -22311,7 +22469,7 @@
           <w:color w:val="auto"/>
           <w:sz w:val="18"/>
         </w:rPr>
-        <w:t xml:space="preserve">Fuente: captura del prototipo, </w:t>
+        <w:t>Fuente: captura del prototipo</w:t>
       </w:r>
       <w:r>
         <w:rPr>
@@ -22319,7 +22477,7 @@
           <w:color w:val="auto"/>
           <w:sz w:val="18"/>
         </w:rPr>
-        <w:t>01/10/2026 (Anexo E, figura 4.8)</w:t>
+        <w:t xml:space="preserve"> (rc5), 14</w:t>
       </w:r>
       <w:r>
         <w:rPr>
@@ -22327,6 +22485,14 @@
           <w:color w:val="auto"/>
           <w:sz w:val="18"/>
         </w:rPr>
+        <w:t>/10/2026 (Anexo E, figura 4.8)</w:t>
+      </w:r>
+      <w:r>
+        <w:rPr>
+          <w:rFonts w:cs="Arial"/>
+          <w:color w:val="auto"/>
+          <w:sz w:val="18"/>
+        </w:rPr>
         <w:t>.</w:t>
       </w:r>
     </w:p>
@@ -22339,7 +22505,14 @@
           <w:rFonts w:cs="Arial"/>
           <w:color w:val="auto"/>
         </w:rPr>
-        <w:t xml:space="preserve">Una ronda de ajustes de diseño, decidida por los autores el 8 de octubre, cambió después del corte la presentación de varias pantallas sin tocar las mecánicas. La portada del menú es ahora la mitad izquierda del bosque del Nivel 2 con los cinco personajes en reposo, cada uno en un punto distinto de su ciclo para que no respiren al unísono; el título, blanco de 112 px con contorno de 4 px, quedó encima de una tarjeta que se redujo de 280 a 120 px y conserva solo el lema. En el laberinto, el entorno y la tarjeta comparten un único fondo ámbar (#E8A33D) y </w:t>
+        <w:t>Una ronda de ajustes de diseño</w:t>
+      </w:r>
+      <w:r>
+        <w:rPr>
+          <w:rFonts w:cs="Arial"/>
+          <w:color w:val="auto"/>
+        </w:rPr>
+        <w:t xml:space="preserve"> del 8 de octubre cambió después del corte la presentación de varias pantallas sin tocar las mecánicas. La portada del menú es ahora la mitad izquierda del bosque del Nivel 2 con los cinco personajes en reposo, cada uno en un punto distinto de su ciclo para que no respiren al unísono; el título, blanco de 112 px con contorno de 4 px, quedó encima de una tarjeta que se redujo de 280 a 120 px y conserva solo el lema. En el laberinto, el entorno y la tarjeta comparten un único fondo ámbar, #C4A882 desde el 10 de octubre, y un </w:t>
       </w:r>
       <w:r>
         <w:rPr>
@@ -22347,21 +22520,14 @@
           <w:color w:val="auto"/>
         </w:rPr>
         <w:lastRenderedPageBreak/>
-        <w:t xml:space="preserve">un marco redondeado de 8 px; la Figura 7 muestra el </w:t>
-      </w:r>
-      <w:r>
-        <w:rPr>
-          <w:rFonts w:cs="Arial"/>
-          <w:color w:val="auto"/>
-        </w:rPr>
-        <w:t>laberinto con ese fondo y esos marcos</w:t>
-      </w:r>
-      <w:r>
-        <w:rPr>
-          <w:rFonts w:cs="Arial"/>
-          <w:color w:val="auto"/>
-        </w:rPr>
-        <w:t>. El texto del cuadro de diálogo pasó de 26 a 30 px y a un tono más oscuro, y el cuadro de 180 a 216 px de alto, todavía dentro del cuarto inferior de la pantalla: la más alta de las 139 líneas mide 131 px en una caja de 137. En el cruce del Nivel 3 la cámara sigue a la balsa, que antes terminaba 204 px fuera del encuadre, y las nueve llamas de las escenas narrativas y la cenital del Nivel 1 tienen un halo naranja tenue que late cada 2 s, sin destellos (RNF-21).</w:t>
+        <w:t>marco redondeado de 8 px en #6A5A44, que muestra la Figura 7. El texto del cuadro de diálogo pasó de 26 a 30 px y a un tono más oscuro, y el cuadro de 180 a 216 px de alto, todavía dentro del cuarto inferior de la pantalla: la más alta de las 139 líneas mide 131 px en una caja de 137, y el 13 de octubre ganó el botón «Atrás» (INC-160)</w:t>
+      </w:r>
+      <w:r>
+        <w:rPr>
+          <w:rFonts w:cs="Arial"/>
+          <w:color w:val="auto"/>
+        </w:rPr>
+        <w:t>. En el cruce del Nivel 3 la cámara sigue a la balsa, que antes terminaba 204 px fuera del encuadre, y las nueve llamas de las escenas narrativas y la cenital del Nivel 1 tienen un halo naranja tenue que late cada 2 s, sin destellos (RNF-21).</w:t>
       </w:r>
     </w:p>
     <w:p>
@@ -22406,14 +22572,14 @@
           <w:rFonts w:cs="Arial"/>
           <w:color w:val="auto"/>
         </w:rPr>
-        <w:t>se decidió cómo entraban al juego (INC-134 a INC-136 e INC-147). La familia se ve de perfil mientras camina, corre, carga, empuja, recoge, se arrodilla o sopla, y de frente en reposo y en los demás gestos. El lado lo da el rumbo, a la izquierda si va a la izquierda o hacia arriba y a la derecha si va a la derecha o hacia abajo, y las dos piernas se dibujan siempre detrás del torso. El parpadeo es de dos cuadros, ojos abiertos y ojos cerrados. Algoritm es ahora una llama, un disco de madera y una gota con pantaloneta de cuadros, en siete piezas por forma en lugar de nueve, y sus brazos van detrás de todo el cuerpo para que ninguna mano le tape la cara. El 10 de octubre llegaron de la colaboradora las expresiones de frente de los cinco personajes (neutra, concentración, preocupación y sorpresa, una boca de hablar y los ojos cerrados) y la cara final de Algoritm, y se tomaron</w:t>
-      </w:r>
-      <w:r>
-        <w:rPr>
-          <w:rFonts w:cs="Arial"/>
-          <w:color w:val="auto"/>
-        </w:rPr>
-        <w:t xml:space="preserve"> tres decisiones (INC-148 a INC-150). Cada línea de las dieciocho secuencias narrativas se dice con la expresión que pide el guion, y el retrato del cuadro de diálogo pasó de una imagen fija a una cara que cambia de expresión según la línea, parpadea y mueve la boca mientras la línea está en pantalla. Con los ojos cerrados de frente la familia parpadea también de frente, y Algoritm parpadea y habla como ella. Las caras y los retratos se importan recortados y a 256 píxeles como máximo. Además, Papá, Mamá y la Niña dejaron de dar la espalda a la fogata en dos secuencias, porque el rumbo de esos pasos se fijó en los datos. De la colaboradora faltan la alegría y el sueño de los cinco personajes: por ahora los momentos alegres se ven con la cara neutra y el sueño, con los ojos cerrados. La carga y la memoria con el arte nuevo no se han medido sobre un ejecutable</w:t>
+        <w:t>se decidió cómo entraban al juego (INC-134 a INC-136 e INC-147). La familia se ve de perfil mientras camina, corre, carga, empuja, recoge, se arrodilla o sopla, y de</w:t>
+      </w:r>
+      <w:r>
+        <w:rPr>
+          <w:rFonts w:cs="Arial"/>
+          <w:color w:val="auto"/>
+        </w:rPr>
+        <w:t>sde el 13 de octubre al abrazar y al dormir (INC-154); de frente, en reposo y en los demás gestos. El lado lo da el rumbo, a la izquierda si va a la izquierda o hacia arriba y a la derecha si va a la derecha o hacia abajo, y las dos piernas se dibujan siempre detrás del torso. El parpadeo es de dos cuadros, ojos abiertos y ojos cerrados. Algoritm es ahora una llama, un disco de madera y una gota con pantaloneta de cuadros, en siete piezas por forma en lugar de nueve, y sus brazos van detrás de todo el cuerpo para que ninguna mano le tape la cara. El 10 de octubre llegaron de la colaboradora las expresiones de frente de los cinco personajes (neutra, concentración, preocupación y sorpresa, una boca de hablar y los ojos cerrados) y la cara final de Algoritm, y se tomaron tres decisiones (INC-148 a INC-150). Cada línea de las dieciocho secuencias narrativas se dice con la expresión que pide el guion, y el retrato del cuadro de diálogo pasó de una imagen fija a una cara que cambia de expresión según la línea, parpadea y mueve la boca mientras la línea está en pantalla. Co